--- a/api/Templates/PGT.docx
+++ b/api/Templates/PGT.docx
@@ -312,29 +312,459 @@
     </w:p>
     <w:p>
       <w:pPr>
+        <w:spacing w:before="29" w:line="264" w:lineRule="auto"/>
+        <w:ind w:left="288"/>
+        <w:rPr>
+          <w:rFonts w:ascii="Segoe UI" w:hAnsi="Segoe UI" w:eastAsia="Segoe UI" w:cs="Segoe UI"/>
+          <w:b w:val="0"/>
+          <w:bCs w:val="0"/>
+          <w:i w:val="0"/>
+          <w:iCs w:val="0"/>
+          <w:caps w:val="0"/>
+          <w:smallCaps w:val="0"/>
+          <w:noProof w:val="0"/>
+          <w:color w:val="000000" w:themeColor="text1" w:themeTint="FF" w:themeShade="FF"/>
+          <w:sz w:val="22"/>
+          <w:szCs w:val="22"/>
+          <w:lang w:val="en-US"/>
+        </w:rPr>
+      </w:pPr>
+      <w:r>
+        <w:rPr>
+          <w:color w:val="313131"/>
+          <w:sz w:val="20"/>
+          <w:szCs w:val="20"/>
+        </w:rPr>
+        <w:t xml:space="preserve">I, </w:t>
+      </w:r>
+      <w:r>
+        <w:rPr>
+          <w:b w:val="1"/>
+          <w:bCs w:val="1"/>
+          <w:u w:val="single"/>
+        </w:rPr>
+        <w:t xml:space="preserve">{</w:t>
+      </w:r>
+      <w:r>
+        <w:rPr>
+          <w:b w:val="1"/>
+          <w:bCs w:val="1"/>
+          <w:u w:val="single"/>
+        </w:rPr>
+        <w:t xml:space="preserve">d.applicant.applicantName</w:t>
+      </w:r>
+      <w:r>
+        <w:rPr>
+          <w:b w:val="1"/>
+          <w:bCs w:val="1"/>
+          <w:u w:val="single"/>
+        </w:rPr>
+        <w:t xml:space="preserve">}</w:t>
+      </w:r>
+      <w:r>
+        <w:rPr>
+          <w:b w:val="1"/>
+          <w:bCs w:val="1"/>
+        </w:rPr>
+        <w:t xml:space="preserve"> </w:t>
+      </w:r>
+      <w:r>
+        <w:rPr>
+          <w:color w:val="313131"/>
+          <w:sz w:val="20"/>
+          <w:szCs w:val="20"/>
+        </w:rPr>
+        <w:t>(</w:t>
+      </w:r>
+      <w:r>
+        <w:rPr>
+          <w:b w:val="1"/>
+          <w:bCs w:val="1"/>
+          <w:color w:val="313131"/>
+          <w:sz w:val="20"/>
+          <w:szCs w:val="20"/>
+          <w:u w:val="single"/>
+        </w:rPr>
+        <w:t xml:space="preserve">{</w:t>
+      </w:r>
+      <w:r>
+        <w:rPr>
+          <w:b w:val="1"/>
+          <w:bCs w:val="1"/>
+          <w:color w:val="313131"/>
+          <w:sz w:val="20"/>
+          <w:szCs w:val="20"/>
+          <w:u w:val="single"/>
+        </w:rPr>
+        <w:t xml:space="preserve">d.applicantRelationship</w:t>
+      </w:r>
+      <w:r>
+        <w:rPr>
+          <w:b w:val="1"/>
+          <w:bCs w:val="1"/>
+          <w:color w:val="313131"/>
+          <w:sz w:val="20"/>
+          <w:szCs w:val="20"/>
+          <w:u w:val="single"/>
+        </w:rPr>
+        <w:t xml:space="preserve">}</w:t>
+      </w:r>
+      <w:r>
+        <w:rPr>
+          <w:color w:val="313131"/>
+          <w:sz w:val="20"/>
+          <w:szCs w:val="20"/>
+        </w:rPr>
+        <w:t xml:space="preserve">'s </w:t>
+      </w:r>
+      <w:r>
+        <w:rPr>
+          <w:b w:val="1"/>
+          <w:bCs w:val="1"/>
+          <w:color w:val="313131"/>
+          <w:sz w:val="20"/>
+          <w:szCs w:val="20"/>
+          <w:u w:val="single"/>
+        </w:rPr>
+        <w:t xml:space="preserve">{</w:t>
+      </w:r>
+      <w:r>
+        <w:rPr>
+          <w:b w:val="1"/>
+          <w:bCs w:val="1"/>
+          <w:color w:val="313131"/>
+          <w:sz w:val="20"/>
+          <w:szCs w:val="20"/>
+          <w:u w:val="single"/>
+        </w:rPr>
+        <w:t xml:space="preserve">d.applicantRole</w:t>
+      </w:r>
+      <w:r>
+        <w:rPr>
+          <w:b w:val="1"/>
+          <w:bCs w:val="1"/>
+          <w:color w:val="313131"/>
+          <w:sz w:val="20"/>
+          <w:szCs w:val="20"/>
+          <w:u w:val="single"/>
+        </w:rPr>
+        <w:t xml:space="preserve">}</w:t>
+      </w:r>
+      <w:r>
+        <w:rPr>
+          <w:color w:val="313131"/>
+          <w:sz w:val="20"/>
+          <w:szCs w:val="20"/>
+        </w:rPr>
+        <w:t>), am requesting you review my application for a Representation</w:t>
+      </w:r>
+      <w:r>
+        <w:rPr>
+          <w:color w:val="313131"/>
+          <w:spacing w:val="-5"/>
+          <w:sz w:val="20"/>
+          <w:szCs w:val="20"/>
+        </w:rPr>
+        <w:t xml:space="preserve"> </w:t>
+      </w:r>
+      <w:r>
+        <w:rPr>
+          <w:color w:val="313131"/>
+          <w:sz w:val="20"/>
+          <w:szCs w:val="20"/>
+        </w:rPr>
+        <w:t>Grant</w:t>
+      </w:r>
+      <w:r>
+        <w:rPr>
+          <w:color w:val="313131"/>
+          <w:spacing w:val="-5"/>
+          <w:sz w:val="20"/>
+          <w:szCs w:val="20"/>
+        </w:rPr>
+        <w:t xml:space="preserve"> </w:t>
+      </w:r>
+      <w:r>
+        <w:rPr>
+          <w:color w:val="313131"/>
+          <w:sz w:val="20"/>
+          <w:szCs w:val="20"/>
+        </w:rPr>
+        <w:t>for</w:t>
+      </w:r>
+      <w:r>
+        <w:rPr>
+          <w:color w:val="313131"/>
+          <w:spacing w:val="-6"/>
+          <w:sz w:val="20"/>
+          <w:szCs w:val="20"/>
+        </w:rPr>
+        <w:t xml:space="preserve"> </w:t>
+      </w:r>
+      <w:r>
+        <w:rPr>
+          <w:b w:val="1"/>
+          <w:bCs w:val="1"/>
+          <w:u w:val="single"/>
+        </w:rPr>
+        <w:t xml:space="preserve">{</w:t>
+      </w:r>
+      <w:r>
+        <w:rPr>
+          <w:b w:val="1"/>
+          <w:bCs w:val="1"/>
+          <w:u w:val="single"/>
+        </w:rPr>
+        <w:t xml:space="preserve">d.deceasedName</w:t>
+      </w:r>
+      <w:r>
+        <w:rPr>
+          <w:b w:val="1"/>
+          <w:bCs w:val="1"/>
+          <w:u w:val="single"/>
+        </w:rPr>
+        <w:t xml:space="preserve">}</w:t>
+      </w:r>
+      <w:r>
+        <w:rPr>
+          <w:color w:val="313131"/>
+          <w:sz w:val="20"/>
+          <w:szCs w:val="20"/>
+        </w:rPr>
+        <w:t>,</w:t>
+      </w:r>
+      <w:r>
+        <w:rPr>
+          <w:color w:val="313131"/>
+          <w:spacing w:val="-5"/>
+          <w:sz w:val="20"/>
+          <w:szCs w:val="20"/>
+        </w:rPr>
+        <w:t xml:space="preserve"> </w:t>
+      </w:r>
+      <w:r>
+        <w:rPr>
+          <w:color w:val="313131"/>
+          <w:sz w:val="20"/>
+          <w:szCs w:val="20"/>
+        </w:rPr>
+        <w:t>of</w:t>
+      </w:r>
+      <w:r>
+        <w:rPr>
+          <w:color w:val="313131"/>
+          <w:spacing w:val="-5"/>
+          <w:sz w:val="20"/>
+          <w:szCs w:val="20"/>
+        </w:rPr>
+        <w:t xml:space="preserve"> </w:t>
+      </w:r>
+      <w:r>
+        <w:rPr>
+          <w:b w:val="1"/>
+          <w:bCs w:val="1"/>
+          <w:u w:val="single"/>
+        </w:rPr>
+        <w:t xml:space="preserve">{</w:t>
+      </w:r>
+      <w:r>
+        <w:rPr>
+          <w:b w:val="1"/>
+          <w:bCs w:val="1"/>
+          <w:u w:val="single"/>
+        </w:rPr>
+        <w:t xml:space="preserve">d.deceasedAddressStreet</w:t>
+      </w:r>
+      <w:r>
+        <w:rPr>
+          <w:b w:val="1"/>
+          <w:bCs w:val="1"/>
+          <w:u w:val="single"/>
+        </w:rPr>
+        <w:t xml:space="preserve">} {</w:t>
+      </w:r>
+      <w:r>
+        <w:rPr>
+          <w:b w:val="1"/>
+          <w:bCs w:val="1"/>
+          <w:u w:val="single"/>
+        </w:rPr>
+        <w:t xml:space="preserve">d.deceasedAddressCity</w:t>
+      </w:r>
+      <w:r>
+        <w:rPr>
+          <w:b w:val="1"/>
+          <w:bCs w:val="1"/>
+          <w:u w:val="single"/>
+        </w:rPr>
+        <w:t xml:space="preserve">}</w:t>
+      </w:r>
+      <w:r>
+        <w:rPr>
+          <w:b w:val="1"/>
+          <w:bCs w:val="1"/>
+          <w:u w:val="single"/>
+        </w:rPr>
+        <w:t xml:space="preserve">,</w:t>
+      </w:r>
+      <w:r>
+        <w:rPr>
+          <w:b w:val="1"/>
+          <w:bCs w:val="1"/>
+          <w:u w:val="single"/>
+        </w:rPr>
+        <w:t xml:space="preserve">{</w:t>
+      </w:r>
+      <w:r>
+        <w:rPr>
+          <w:b w:val="1"/>
+          <w:bCs w:val="1"/>
+          <w:u w:val="single"/>
+        </w:rPr>
+        <w:t xml:space="preserve">d.deceasedAddressProvince</w:t>
+      </w:r>
+      <w:r>
+        <w:rPr>
+          <w:b w:val="1"/>
+          <w:bCs w:val="1"/>
+          <w:u w:val="single"/>
+        </w:rPr>
+        <w:t xml:space="preserve">}</w:t>
+      </w:r>
+      <w:r>
+        <w:rPr>
+          <w:rFonts w:ascii="Segoe UI" w:hAnsi="Segoe UI" w:eastAsia="Segoe UI" w:cs="Segoe UI"/>
+          <w:b w:val="1"/>
+          <w:bCs w:val="1"/>
+          <w:i w:val="0"/>
+          <w:iCs w:val="0"/>
+          <w:caps w:val="0"/>
+          <w:smallCaps w:val="0"/>
+          <w:strike w:val="0"/>
+          <w:dstrike w:val="0"/>
+          <w:noProof w:val="0"/>
+          <w:color w:val="000000" w:themeColor="text1" w:themeTint="FF" w:themeShade="FF"/>
+          <w:sz w:val="22"/>
+          <w:szCs w:val="22"/>
+          <w:u w:val="single"/>
+          <w:lang w:val="fr-FR"/>
+        </w:rPr>
+        <w:t>, {</w:t>
+      </w:r>
+      <w:r>
+        <w:rPr>
+          <w:rFonts w:ascii="Segoe UI" w:hAnsi="Segoe UI" w:eastAsia="Segoe UI" w:cs="Segoe UI"/>
+          <w:b w:val="1"/>
+          <w:bCs w:val="1"/>
+          <w:i w:val="0"/>
+          <w:iCs w:val="0"/>
+          <w:caps w:val="0"/>
+          <w:smallCaps w:val="0"/>
+          <w:strike w:val="0"/>
+          <w:dstrike w:val="0"/>
+          <w:noProof w:val="0"/>
+          <w:color w:val="000000" w:themeColor="text1" w:themeTint="FF" w:themeShade="FF"/>
+          <w:sz w:val="22"/>
+          <w:szCs w:val="22"/>
+          <w:u w:val="single"/>
+          <w:lang w:val="fr-FR"/>
+        </w:rPr>
+        <w:t>d.deceasedAddressPostalCode</w:t>
+      </w:r>
+      <w:r>
+        <w:rPr>
+          <w:rFonts w:ascii="Segoe UI" w:hAnsi="Segoe UI" w:eastAsia="Segoe UI" w:cs="Segoe UI"/>
+          <w:b w:val="1"/>
+          <w:bCs w:val="1"/>
+          <w:i w:val="0"/>
+          <w:iCs w:val="0"/>
+          <w:caps w:val="0"/>
+          <w:smallCaps w:val="0"/>
+          <w:strike w:val="0"/>
+          <w:dstrike w:val="0"/>
+          <w:noProof w:val="0"/>
+          <w:color w:val="000000" w:themeColor="text1" w:themeTint="FF" w:themeShade="FF"/>
+          <w:sz w:val="22"/>
+          <w:szCs w:val="22"/>
+          <w:u w:val="single"/>
+          <w:lang w:val="fr-FR"/>
+        </w:rPr>
+        <w:t xml:space="preserve">} </w:t>
+      </w:r>
+      <w:r>
+        <w:rPr>
+          <w:rFonts w:ascii="Segoe UI" w:hAnsi="Segoe UI" w:eastAsia="Segoe UI" w:cs="Segoe UI"/>
+          <w:b w:val="1"/>
+          <w:bCs w:val="1"/>
+          <w:i w:val="0"/>
+          <w:iCs w:val="0"/>
+          <w:caps w:val="0"/>
+          <w:smallCaps w:val="0"/>
+          <w:strike w:val="0"/>
+          <w:dstrike w:val="0"/>
+          <w:noProof w:val="0"/>
+          <w:color w:val="000000" w:themeColor="text1" w:themeTint="FF" w:themeShade="FF"/>
+          <w:sz w:val="22"/>
+          <w:szCs w:val="22"/>
+          <w:u w:val="single"/>
+          <w:lang w:val="en-US"/>
+        </w:rPr>
+        <w:t>{</w:t>
+      </w:r>
+      <w:r>
+        <w:rPr>
+          <w:rFonts w:ascii="Segoe UI" w:hAnsi="Segoe UI" w:eastAsia="Segoe UI" w:cs="Segoe UI"/>
+          <w:b w:val="1"/>
+          <w:bCs w:val="1"/>
+          <w:i w:val="0"/>
+          <w:iCs w:val="0"/>
+          <w:caps w:val="0"/>
+          <w:smallCaps w:val="0"/>
+          <w:strike w:val="0"/>
+          <w:dstrike w:val="0"/>
+          <w:noProof w:val="0"/>
+          <w:color w:val="000000" w:themeColor="text1" w:themeTint="FF" w:themeShade="FF"/>
+          <w:sz w:val="22"/>
+          <w:szCs w:val="22"/>
+          <w:u w:val="single"/>
+          <w:lang w:val="en-US"/>
+        </w:rPr>
+        <w:t>d.deceasedAddressCountry</w:t>
+      </w:r>
+      <w:r>
+        <w:rPr>
+          <w:rFonts w:ascii="Segoe UI" w:hAnsi="Segoe UI" w:eastAsia="Segoe UI" w:cs="Segoe UI"/>
+          <w:b w:val="1"/>
+          <w:bCs w:val="1"/>
+          <w:i w:val="0"/>
+          <w:iCs w:val="0"/>
+          <w:caps w:val="0"/>
+          <w:smallCaps w:val="0"/>
+          <w:strike w:val="0"/>
+          <w:dstrike w:val="0"/>
+          <w:noProof w:val="0"/>
+          <w:color w:val="000000" w:themeColor="text1" w:themeTint="FF" w:themeShade="FF"/>
+          <w:sz w:val="22"/>
+          <w:szCs w:val="22"/>
+          <w:u w:val="single"/>
+          <w:lang w:val="en-US"/>
+        </w:rPr>
+        <w:t>}</w:t>
+      </w:r>
+    </w:p>
+    <w:p>
+      <w:pPr>
         <w:spacing w:before="269" w:line="264" w:lineRule="auto"/>
         <w:ind w:left="288" w:right="325"/>
         <w:rPr>
           <w:sz w:val="20"/>
-        </w:rPr>
-      </w:pPr>
-      <w:r>
-        <w:rPr>
-          <w:color w:val="313131"/>
-          <w:sz w:val="20"/>
-        </w:rPr>
-        <w:t xml:space="preserve">I, </w:t>
-      </w:r>
-      <w:r>
-        <w:rPr>
-          <w:b/>
-          <w:u w:val="single"/>
-        </w:rPr>
-        <w:t xml:space="preserve">{d.applicant.applicantName}</w:t>
-      </w:r>
-      <w:r>
-        <w:rPr>
-          <w:b/>
+          <w:szCs w:val="20"/>
+        </w:rPr>
+      </w:pPr>
+      <w:r>
+        <w:rPr>
+          <w:b w:val="1"/>
+          <w:bCs w:val="1"/>
         </w:rPr>
         <w:t xml:space="preserve"> </w:t>
       </w:r>
@@ -342,139 +772,14 @@
         <w:rPr>
           <w:color w:val="313131"/>
           <w:sz w:val="20"/>
-        </w:rPr>
-        <w:t>(</w:t>
-      </w:r>
-      <w:r>
-        <w:rPr>
-          <w:b/>
-          <w:color w:val="313131"/>
-          <w:sz w:val="20"/>
-          <w:u w:val="single"/>
-        </w:rPr>
-        <w:t xml:space="preserve">{d.applicantRelationship}</w:t>
-      </w:r>
-      <w:r>
-        <w:rPr>
-          <w:color w:val="313131"/>
-          <w:sz w:val="20"/>
-        </w:rPr>
-        <w:t xml:space="preserve">'s </w:t>
-      </w:r>
-      <w:r>
-        <w:rPr>
-          <w:b/>
-          <w:color w:val="313131"/>
-          <w:sz w:val="20"/>
-          <w:u w:val="single"/>
-        </w:rPr>
-        <w:t xml:space="preserve">{d.applicantRole}</w:t>
-      </w:r>
-      <w:r>
-        <w:rPr>
-          <w:color w:val="313131"/>
-          <w:sz w:val="20"/>
-        </w:rPr>
-        <w:t>), am requesting you review my application for a Representation</w:t>
-      </w:r>
-      <w:r>
-        <w:rPr>
-          <w:color w:val="313131"/>
-          <w:spacing w:val="-5"/>
-          <w:sz w:val="20"/>
-        </w:rPr>
-        <w:t xml:space="preserve"> </w:t>
-      </w:r>
-      <w:r>
-        <w:rPr>
-          <w:color w:val="313131"/>
-          <w:sz w:val="20"/>
-        </w:rPr>
-        <w:t>Grant</w:t>
-      </w:r>
-      <w:r>
-        <w:rPr>
-          <w:color w:val="313131"/>
-          <w:spacing w:val="-5"/>
-          <w:sz w:val="20"/>
-        </w:rPr>
-        <w:t xml:space="preserve"> </w:t>
-      </w:r>
-      <w:r>
-        <w:rPr>
-          <w:color w:val="313131"/>
-          <w:sz w:val="20"/>
-        </w:rPr>
-        <w:t>for</w:t>
-      </w:r>
-      <w:r>
-        <w:rPr>
-          <w:color w:val="313131"/>
-          <w:spacing w:val="-6"/>
-          <w:sz w:val="20"/>
-        </w:rPr>
-        <w:t xml:space="preserve"> </w:t>
-      </w:r>
-      <w:r>
-        <w:rPr>
-          <w:b/>
-          <w:u w:val="single"/>
-        </w:rPr>
-        <w:t xml:space="preserve">{d.deceasedName}</w:t>
-      </w:r>
-      <w:r>
-        <w:rPr>
-          <w:color w:val="313131"/>
-          <w:sz w:val="20"/>
-        </w:rPr>
-        <w:t>,</w:t>
-      </w:r>
-      <w:r>
-        <w:rPr>
-          <w:color w:val="313131"/>
-          <w:spacing w:val="-5"/>
-          <w:sz w:val="20"/>
-        </w:rPr>
-        <w:t xml:space="preserve"> </w:t>
-      </w:r>
-      <w:r>
-        <w:rPr>
-          <w:color w:val="313131"/>
-          <w:sz w:val="20"/>
-        </w:rPr>
-        <w:t>of</w:t>
-      </w:r>
-      <w:r>
-        <w:rPr>
-          <w:color w:val="313131"/>
-          <w:spacing w:val="-5"/>
-          <w:sz w:val="20"/>
-        </w:rPr>
-        <w:t xml:space="preserve"> </w:t>
-      </w:r>
-      <w:r>
-        <w:rPr>
-          <w:b/>
-          <w:u w:val="single"/>
-        </w:rPr>
-        <w:t xml:space="preserve">{d.deceasedAddressStreet} {d.deceasedAddressCity}, {d.deceasedAddressProvince}</w:t>
-      </w:r>
-      <w:r>
-        <w:rPr>
-          <w:b/>
-        </w:rPr>
-        <w:t xml:space="preserve"> </w:t>
-      </w:r>
-      <w:r>
-        <w:rPr>
-          <w:color w:val="313131"/>
-          <w:sz w:val="20"/>
+          <w:szCs w:val="20"/>
         </w:rPr>
         <w:t xml:space="preserve">who died on </w:t>
       </w:r>
       <w:r>
         <w:rPr>
-          <w:b/>
+          <w:b w:val="1"/>
+          <w:bCs w:val="1"/>
           <w:u w:val="single"/>
         </w:rPr>
         <w:t xml:space="preserve">{d.deceasedDateOfDeathPlus4}</w:t>
@@ -483,6 +788,7 @@
         <w:rPr>
           <w:color w:val="313131"/>
           <w:sz w:val="20"/>
+          <w:szCs w:val="20"/>
         </w:rPr>
         <w:t>.</w:t>
       </w:r>
@@ -493,6 +799,12 @@
         <w:spacing w:before="240"/>
         <w:ind w:left="288"/>
       </w:pPr>
+      <w:r>
+        <w:rPr>
+          <w:color w:val="313131"/>
+        </w:rPr>
+        <w:t xml:space="preserve">{d.hasMinors:ifEQ(true):showBegin} </w:t>
+      </w:r>
       <w:r>
         <w:rPr>
           <w:color w:val="313131"/>
@@ -533,13 +845,16 @@
         <w:spacing w:before="29"/>
         <w:ind w:left="887" w:hanging="127"/>
         <w:rPr>
-          <w:sz w:val="20"/>
-        </w:rPr>
-      </w:pPr>
-      <w:r>
-        <w:rPr>
-          <w:color w:val="313131"/>
-          <w:sz w:val="20"/>
+          <w:color w:val="313131"/>
+          <w:sz w:val="20"/>
+          <w:szCs w:val="20"/>
+        </w:rPr>
+      </w:pPr>
+      <w:r>
+        <w:rPr>
+          <w:color w:val="313131"/>
+          <w:sz w:val="20"/>
+          <w:szCs w:val="20"/>
         </w:rPr>
         <w:t>Minor:</w:t>
       </w:r>
@@ -548,71 +863,163 @@
           <w:color w:val="313131"/>
           <w:spacing w:val="-5"/>
           <w:sz w:val="20"/>
+          <w:szCs w:val="20"/>
         </w:rPr>
         <w:t xml:space="preserve"> </w:t>
       </w:r>
       <w:r>
         <w:rPr>
-          <w:b/>
-          <w:u w:val="single"/>
-        </w:rPr>
-        <w:t xml:space="preserve">{d.minorName}</w:t>
-      </w:r>
-      <w:r>
-        <w:rPr>
-          <w:b/>
-          <w:spacing w:val="-7"/>
-        </w:rPr>
-        <w:t xml:space="preserve"> </w:t>
-      </w:r>
-      <w:r>
-        <w:rPr>
-          <w:color w:val="313131"/>
-          <w:sz w:val="20"/>
-        </w:rPr>
-        <w:t>(</w:t>
-      </w:r>
-      <w:r>
-        <w:rPr>
-          <w:b/>
-          <w:color w:val="313131"/>
-          <w:sz w:val="20"/>
-          <w:u w:val="single"/>
-        </w:rPr>
-        <w:t xml:space="preserve">{d.minorRelationship}</w:t>
-      </w:r>
-      <w:r>
-        <w:rPr>
-          <w:color w:val="313131"/>
-          <w:sz w:val="20"/>
-        </w:rPr>
-        <w:t>'s</w:t>
-      </w:r>
-      <w:r>
-        <w:rPr>
-          <w:color w:val="313131"/>
-          <w:spacing w:val="-1"/>
-          <w:sz w:val="20"/>
-        </w:rPr>
-        <w:t xml:space="preserve"> </w:t>
-      </w:r>
-      <w:r>
-        <w:rPr>
-          <w:b/>
-          <w:color w:val="313131"/>
-          <w:spacing w:val="-2"/>
-          <w:sz w:val="20"/>
-          <w:u w:val="single"/>
-        </w:rPr>
-        <w:t xml:space="preserve">{d.minorRole}</w:t>
-      </w:r>
-      <w:r>
-        <w:rPr>
-          <w:color w:val="313131"/>
-          <w:spacing w:val="-2"/>
-          <w:sz w:val="20"/>
-        </w:rPr>
-        <w:t>)</w:t>
+          <w:b w:val="1"/>
+          <w:bCs w:val="1"/>
+          <w:sz w:val="20"/>
+          <w:szCs w:val="20"/>
+        </w:rPr>
+        <w:t>{</w:t>
+      </w:r>
+      <w:r>
+        <w:rPr>
+          <w:b w:val="1"/>
+          <w:bCs w:val="1"/>
+          <w:sz w:val="20"/>
+          <w:szCs w:val="20"/>
+        </w:rPr>
+        <w:t>d.computedMinors</w:t>
+      </w:r>
+      <w:r>
+        <w:rPr>
+          <w:b w:val="1"/>
+          <w:bCs w:val="1"/>
+          <w:sz w:val="20"/>
+          <w:szCs w:val="20"/>
+        </w:rPr>
+        <w:t>[</w:t>
+      </w:r>
+      <w:r>
+        <w:rPr>
+          <w:b w:val="1"/>
+          <w:bCs w:val="1"/>
+          <w:sz w:val="20"/>
+          <w:szCs w:val="20"/>
+        </w:rPr>
+        <w:t>i</w:t>
+      </w:r>
+      <w:r>
+        <w:rPr>
+          <w:b w:val="1"/>
+          <w:bCs w:val="1"/>
+          <w:sz w:val="20"/>
+          <w:szCs w:val="20"/>
+        </w:rPr>
+        <w:t>].</w:t>
+      </w:r>
+      <w:r>
+        <w:rPr>
+          <w:b w:val="1"/>
+          <w:bCs w:val="1"/>
+          <w:sz w:val="20"/>
+          <w:szCs w:val="20"/>
+        </w:rPr>
+        <w:t>minorName</w:t>
+      </w:r>
+      <w:r>
+        <w:rPr>
+          <w:b w:val="1"/>
+          <w:bCs w:val="1"/>
+          <w:sz w:val="20"/>
+          <w:szCs w:val="20"/>
+        </w:rPr>
+        <w:t>}</w:t>
+      </w:r>
+      <w:r>
+        <w:rPr>
+          <w:sz w:val="20"/>
+          <w:szCs w:val="20"/>
+        </w:rPr>
+        <w:t xml:space="preserve"> ({</w:t>
+      </w:r>
+      <w:r>
+        <w:rPr>
+          <w:sz w:val="20"/>
+          <w:szCs w:val="20"/>
+        </w:rPr>
+        <w:t>d.computedMinors</w:t>
+      </w:r>
+      <w:r>
+        <w:rPr>
+          <w:sz w:val="20"/>
+          <w:szCs w:val="20"/>
+        </w:rPr>
+        <w:t>[</w:t>
+      </w:r>
+      <w:r>
+        <w:rPr>
+          <w:sz w:val="20"/>
+          <w:szCs w:val="20"/>
+        </w:rPr>
+        <w:t>i</w:t>
+      </w:r>
+      <w:r>
+        <w:rPr>
+          <w:sz w:val="20"/>
+          <w:szCs w:val="20"/>
+        </w:rPr>
+        <w:t>].</w:t>
+      </w:r>
+      <w:r>
+        <w:rPr>
+          <w:sz w:val="20"/>
+          <w:szCs w:val="20"/>
+        </w:rPr>
+        <w:t>minorRelationship</w:t>
+      </w:r>
+      <w:r>
+        <w:rPr>
+          <w:sz w:val="20"/>
+          <w:szCs w:val="20"/>
+        </w:rPr>
+        <w:t>}'s {</w:t>
+      </w:r>
+      <w:r>
+        <w:rPr>
+          <w:sz w:val="20"/>
+          <w:szCs w:val="20"/>
+        </w:rPr>
+        <w:t>d.computedMinors</w:t>
+      </w:r>
+      <w:r>
+        <w:rPr>
+          <w:sz w:val="20"/>
+          <w:szCs w:val="20"/>
+        </w:rPr>
+        <w:t>[</w:t>
+      </w:r>
+      <w:r>
+        <w:rPr>
+          <w:sz w:val="20"/>
+          <w:szCs w:val="20"/>
+        </w:rPr>
+        <w:t>i</w:t>
+      </w:r>
+      <w:r>
+        <w:rPr>
+          <w:sz w:val="20"/>
+          <w:szCs w:val="20"/>
+        </w:rPr>
+        <w:t>].</w:t>
+      </w:r>
+      <w:r>
+        <w:rPr>
+          <w:sz w:val="20"/>
+          <w:szCs w:val="20"/>
+        </w:rPr>
+        <w:t>minorRole</w:t>
+      </w:r>
+      <w:r>
+        <w:rPr>
+          <w:sz w:val="20"/>
+          <w:szCs w:val="20"/>
+        </w:rPr>
+        <w:t>})</w:t>
       </w:r>
     </w:p>
     <w:p>
@@ -628,13 +1035,15 @@
         <w:spacing w:before="31"/>
         <w:ind w:left="1487" w:hanging="109"/>
         <w:rPr>
-          <w:b/>
-        </w:rPr>
-      </w:pPr>
-      <w:r>
-        <w:rPr>
-          <w:color w:val="313131"/>
-          <w:sz w:val="20"/>
+          <w:b w:val="1"/>
+          <w:bCs w:val="1"/>
+        </w:rPr>
+      </w:pPr>
+      <w:r>
+        <w:rPr>
+          <w:color w:val="313131"/>
+          <w:sz w:val="20"/>
+          <w:szCs w:val="20"/>
         </w:rPr>
         <w:t>Date of Birth:</w:t>
       </w:r>
@@ -643,15 +1052,86 @@
           <w:color w:val="313131"/>
           <w:spacing w:val="-1"/>
           <w:sz w:val="20"/>
+          <w:szCs w:val="20"/>
         </w:rPr>
         <w:t xml:space="preserve"> </w:t>
       </w:r>
       <w:r>
         <w:rPr>
-          <w:b/>
-          <w:u w:val="single"/>
-        </w:rPr>
-        <w:t xml:space="preserve">{d.minorDOB}</w:t>
+          <w:b w:val="1"/>
+          <w:bCs w:val="1"/>
+          <w:u w:val="single"/>
+        </w:rPr>
+        <w:t xml:space="preserve">{</w:t>
+      </w:r>
+      <w:r>
+        <w:rPr>
+          <w:b w:val="1"/>
+          <w:bCs w:val="1"/>
+          <w:u w:val="single"/>
+        </w:rPr>
+        <w:t xml:space="preserve">d.</w:t>
+      </w:r>
+      <w:r>
+        <w:rPr>
+          <w:b w:val="1"/>
+          <w:bCs w:val="1"/>
+          <w:sz w:val="20"/>
+          <w:szCs w:val="20"/>
+        </w:rPr>
+        <w:t>computedMinors</w:t>
+      </w:r>
+      <w:r>
+        <w:rPr>
+          <w:b w:val="1"/>
+          <w:bCs w:val="1"/>
+          <w:sz w:val="20"/>
+          <w:szCs w:val="20"/>
+        </w:rPr>
+        <w:t>[</w:t>
+      </w:r>
+      <w:r>
+        <w:rPr>
+          <w:b w:val="1"/>
+          <w:bCs w:val="1"/>
+          <w:sz w:val="20"/>
+          <w:szCs w:val="20"/>
+        </w:rPr>
+        <w:t>i</w:t>
+      </w:r>
+      <w:r>
+        <w:rPr>
+          <w:b w:val="1"/>
+          <w:bCs w:val="1"/>
+          <w:sz w:val="20"/>
+          <w:szCs w:val="20"/>
+        </w:rPr>
+        <w:t>]</w:t>
+      </w:r>
+      <w:r>
+        <w:rPr>
+          <w:b w:val="1"/>
+          <w:bCs w:val="1"/>
+          <w:sz w:val="20"/>
+          <w:szCs w:val="20"/>
+        </w:rPr>
+        <w:t>.</w:t>
+      </w:r>
+      <w:r>
+        <w:rPr>
+          <w:b w:val="1"/>
+          <w:bCs w:val="1"/>
+          <w:u w:val="single"/>
+        </w:rPr>
+        <w:t xml:space="preserve">minorDOB</w:t>
+      </w:r>
+      <w:r>
+        <w:rPr>
+          <w:b w:val="1"/>
+          <w:bCs w:val="1"/>
+          <w:u w:val="single"/>
+        </w:rPr>
+        <w:t xml:space="preserve">}</w:t>
       </w:r>
     </w:p>
     <w:p>
@@ -666,13 +1146,16 @@
         </w:tabs>
         <w:ind w:left="1487" w:hanging="109"/>
         <w:rPr>
-          <w:b/>
-        </w:rPr>
-      </w:pPr>
-      <w:r>
-        <w:rPr>
-          <w:color w:val="313131"/>
-          <w:sz w:val="20"/>
+          <w:b w:val="1"/>
+          <w:bCs w:val="1"/>
+          <w:u w:val="single"/>
+        </w:rPr>
+      </w:pPr>
+      <w:r>
+        <w:rPr>
+          <w:color w:val="313131"/>
+          <w:sz w:val="20"/>
+          <w:szCs w:val="20"/>
         </w:rPr>
         <w:t>Residential</w:t>
       </w:r>
@@ -681,6 +1164,7 @@
           <w:color w:val="313131"/>
           <w:spacing w:val="-3"/>
           <w:sz w:val="20"/>
+          <w:szCs w:val="20"/>
         </w:rPr>
         <w:t xml:space="preserve"> </w:t>
       </w:r>
@@ -688,6 +1172,7 @@
         <w:rPr>
           <w:color w:val="313131"/>
           <w:sz w:val="20"/>
+          <w:szCs w:val="20"/>
         </w:rPr>
         <w:t>Address:</w:t>
       </w:r>
@@ -696,15 +1181,85 @@
           <w:color w:val="313131"/>
           <w:spacing w:val="-3"/>
           <w:sz w:val="20"/>
+          <w:szCs w:val="20"/>
         </w:rPr>
         <w:t xml:space="preserve"> </w:t>
       </w:r>
       <w:r>
         <w:rPr>
-          <w:b/>
-          <w:u w:val="single"/>
-        </w:rPr>
-        <w:t xml:space="preserve">{d.minorResStreet} {d.minorResCity}</w:t>
+          <w:b w:val="1"/>
+          <w:bCs w:val="1"/>
+          <w:u w:val="single"/>
+        </w:rPr>
+        <w:t xml:space="preserve">{</w:t>
+      </w:r>
+      <w:r>
+        <w:rPr>
+          <w:b w:val="1"/>
+          <w:bCs w:val="1"/>
+          <w:u w:val="single"/>
+        </w:rPr>
+        <w:t xml:space="preserve">d.</w:t>
+      </w:r>
+      <w:r>
+        <w:rPr>
+          <w:b w:val="1"/>
+          <w:bCs w:val="1"/>
+          <w:sz w:val="20"/>
+          <w:szCs w:val="20"/>
+        </w:rPr>
+        <w:t>computedMinors</w:t>
+      </w:r>
+      <w:r>
+        <w:rPr>
+          <w:b w:val="1"/>
+          <w:bCs w:val="1"/>
+          <w:sz w:val="20"/>
+          <w:szCs w:val="20"/>
+        </w:rPr>
+        <w:t>[</w:t>
+      </w:r>
+      <w:r>
+        <w:rPr>
+          <w:b w:val="1"/>
+          <w:bCs w:val="1"/>
+          <w:sz w:val="20"/>
+          <w:szCs w:val="20"/>
+        </w:rPr>
+        <w:t>i</w:t>
+      </w:r>
+      <w:r>
+        <w:rPr>
+          <w:b w:val="1"/>
+          <w:bCs w:val="1"/>
+          <w:sz w:val="20"/>
+          <w:szCs w:val="20"/>
+        </w:rPr>
+        <w:t>].</w:t>
+      </w:r>
+      <w:r>
+        <w:rPr>
+          <w:b w:val="1"/>
+          <w:bCs w:val="1"/>
+          <w:u w:val="single"/>
+        </w:rPr>
+        <w:t xml:space="preserve">minorRes</w:t>
+      </w:r>
+      <w:r>
+        <w:rPr>
+          <w:b w:val="1"/>
+          <w:bCs w:val="1"/>
+          <w:u w:val="single"/>
+        </w:rPr>
+        <w:t xml:space="preserve">Address</w:t>
+      </w:r>
+      <w:r>
+        <w:rPr>
+          <w:b w:val="1"/>
+          <w:bCs w:val="1"/>
+          <w:u w:val="single"/>
+        </w:rPr>
+        <w:t xml:space="preserve">}</w:t>
       </w:r>
     </w:p>
     <w:p>
@@ -719,13 +1274,15 @@
         </w:tabs>
         <w:ind w:left="1487" w:hanging="109"/>
         <w:rPr>
-          <w:b/>
-        </w:rPr>
-      </w:pPr>
-      <w:r>
-        <w:rPr>
-          <w:color w:val="313131"/>
-          <w:sz w:val="20"/>
+          <w:b w:val="1"/>
+          <w:bCs w:val="1"/>
+        </w:rPr>
+      </w:pPr>
+      <w:r>
+        <w:rPr>
+          <w:color w:val="313131"/>
+          <w:sz w:val="20"/>
+          <w:szCs w:val="20"/>
         </w:rPr>
         <w:t>Postal</w:t>
       </w:r>
@@ -734,6 +1291,7 @@
           <w:color w:val="313131"/>
           <w:spacing w:val="-1"/>
           <w:sz w:val="20"/>
+          <w:szCs w:val="20"/>
         </w:rPr>
         <w:t xml:space="preserve"> </w:t>
       </w:r>
@@ -741,6 +1299,7 @@
         <w:rPr>
           <w:color w:val="313131"/>
           <w:sz w:val="20"/>
+          <w:szCs w:val="20"/>
         </w:rPr>
         <w:t>Address:</w:t>
       </w:r>
@@ -749,15 +1308,69 @@
           <w:color w:val="313131"/>
           <w:spacing w:val="-2"/>
           <w:sz w:val="20"/>
+          <w:szCs w:val="20"/>
         </w:rPr>
         <w:t xml:space="preserve"> </w:t>
       </w:r>
       <w:r>
         <w:rPr>
-          <w:b/>
-          <w:u w:val="single"/>
-        </w:rPr>
-        <w:t xml:space="preserve">{d.minorPostalAddress}</w:t>
+          <w:b w:val="1"/>
+          <w:bCs w:val="1"/>
+          <w:u w:val="single"/>
+        </w:rPr>
+        <w:t xml:space="preserve">{</w:t>
+      </w:r>
+      <w:r>
+        <w:rPr>
+          <w:b w:val="1"/>
+          <w:bCs w:val="1"/>
+          <w:u w:val="single"/>
+        </w:rPr>
+        <w:t xml:space="preserve">d.</w:t>
+      </w:r>
+      <w:r>
+        <w:rPr>
+          <w:b w:val="1"/>
+          <w:bCs w:val="1"/>
+          <w:sz w:val="20"/>
+          <w:szCs w:val="20"/>
+        </w:rPr>
+        <w:t>computedMinors</w:t>
+      </w:r>
+      <w:r>
+        <w:rPr>
+          <w:b w:val="1"/>
+          <w:bCs w:val="1"/>
+          <w:sz w:val="20"/>
+          <w:szCs w:val="20"/>
+        </w:rPr>
+        <w:t>[</w:t>
+      </w:r>
+      <w:r>
+        <w:rPr>
+          <w:b w:val="1"/>
+          <w:bCs w:val="1"/>
+          <w:sz w:val="20"/>
+          <w:szCs w:val="20"/>
+        </w:rPr>
+        <w:t>i</w:t>
+      </w:r>
+      <w:r>
+        <w:rPr>
+          <w:b w:val="1"/>
+          <w:bCs w:val="1"/>
+          <w:sz w:val="20"/>
+          <w:szCs w:val="20"/>
+        </w:rPr>
+        <w:t>].</w:t>
+      </w:r>
+      <w:r>
+        <w:rPr>
+          <w:b w:val="1"/>
+          <w:bCs w:val="1"/>
+          <w:u w:val="single"/>
+        </w:rPr>
+        <w:t xml:space="preserve">minorPostalAddress}</w:t>
       </w:r>
     </w:p>
     <w:p>
@@ -773,13 +1386,15 @@
         <w:spacing w:before="31"/>
         <w:ind w:left="1487" w:hanging="109"/>
         <w:rPr>
-          <w:b/>
-        </w:rPr>
-      </w:pPr>
-      <w:r>
-        <w:rPr>
-          <w:color w:val="313131"/>
-          <w:sz w:val="20"/>
+          <w:b w:val="1"/>
+          <w:bCs w:val="1"/>
+        </w:rPr>
+      </w:pPr>
+      <w:r>
+        <w:rPr>
+          <w:color w:val="313131"/>
+          <w:sz w:val="20"/>
+          <w:szCs w:val="20"/>
         </w:rPr>
         <w:t>Email:</w:t>
       </w:r>
@@ -788,15 +1403,69 @@
           <w:color w:val="313131"/>
           <w:spacing w:val="-3"/>
           <w:sz w:val="20"/>
+          <w:szCs w:val="20"/>
         </w:rPr>
         <w:t xml:space="preserve"> </w:t>
       </w:r>
       <w:r>
         <w:rPr>
-          <w:b/>
-          <w:u w:val="single"/>
-        </w:rPr>
-        <w:t xml:space="preserve">{d.minorEmail}</w:t>
+          <w:b w:val="1"/>
+          <w:bCs w:val="1"/>
+          <w:u w:val="single"/>
+        </w:rPr>
+        <w:t xml:space="preserve">{</w:t>
+      </w:r>
+      <w:r>
+        <w:rPr>
+          <w:b w:val="1"/>
+          <w:bCs w:val="1"/>
+          <w:u w:val="single"/>
+        </w:rPr>
+        <w:t xml:space="preserve">d.</w:t>
+      </w:r>
+      <w:r>
+        <w:rPr>
+          <w:b w:val="1"/>
+          <w:bCs w:val="1"/>
+          <w:sz w:val="20"/>
+          <w:szCs w:val="20"/>
+        </w:rPr>
+        <w:t>computedMinors</w:t>
+      </w:r>
+      <w:r>
+        <w:rPr>
+          <w:b w:val="1"/>
+          <w:bCs w:val="1"/>
+          <w:sz w:val="20"/>
+          <w:szCs w:val="20"/>
+        </w:rPr>
+        <w:t>[</w:t>
+      </w:r>
+      <w:r>
+        <w:rPr>
+          <w:b w:val="1"/>
+          <w:bCs w:val="1"/>
+          <w:sz w:val="20"/>
+          <w:szCs w:val="20"/>
+        </w:rPr>
+        <w:t>i</w:t>
+      </w:r>
+      <w:r>
+        <w:rPr>
+          <w:b w:val="1"/>
+          <w:bCs w:val="1"/>
+          <w:sz w:val="20"/>
+          <w:szCs w:val="20"/>
+        </w:rPr>
+        <w:t>].</w:t>
+      </w:r>
+      <w:r>
+        <w:rPr>
+          <w:b w:val="1"/>
+          <w:bCs w:val="1"/>
+          <w:u w:val="single"/>
+        </w:rPr>
+        <w:t xml:space="preserve">minorEmail}</w:t>
       </w:r>
     </w:p>
     <w:p>
@@ -811,13 +1480,15 @@
         </w:tabs>
         <w:ind w:left="1487" w:hanging="109"/>
         <w:rPr>
-          <w:b/>
-        </w:rPr>
-      </w:pPr>
-      <w:r>
-        <w:rPr>
-          <w:color w:val="313131"/>
-          <w:sz w:val="20"/>
+          <w:b w:val="1"/>
+          <w:bCs w:val="1"/>
+        </w:rPr>
+      </w:pPr>
+      <w:r>
+        <w:rPr>
+          <w:color w:val="313131"/>
+          <w:sz w:val="20"/>
+          <w:szCs w:val="20"/>
         </w:rPr>
         <w:t>Fax:</w:t>
       </w:r>
@@ -826,16 +1497,72 @@
           <w:color w:val="313131"/>
           <w:spacing w:val="-1"/>
           <w:sz w:val="20"/>
+          <w:szCs w:val="20"/>
         </w:rPr>
         <w:t xml:space="preserve"> </w:t>
       </w:r>
       <w:r>
         <w:rPr>
-          <w:b/>
+          <w:b w:val="1"/>
+          <w:bCs w:val="1"/>
           <w:spacing w:val="-2"/>
           <w:u w:val="single"/>
         </w:rPr>
-        <w:t xml:space="preserve">{d.minorFax}</w:t>
+        <w:t xml:space="preserve">{</w:t>
+      </w:r>
+      <w:r>
+        <w:rPr>
+          <w:b w:val="1"/>
+          <w:bCs w:val="1"/>
+          <w:spacing w:val="-2"/>
+          <w:u w:val="single"/>
+        </w:rPr>
+        <w:t xml:space="preserve">d.</w:t>
+      </w:r>
+      <w:r>
+        <w:rPr>
+          <w:b w:val="1"/>
+          <w:bCs w:val="1"/>
+          <w:sz w:val="20"/>
+          <w:szCs w:val="20"/>
+        </w:rPr>
+        <w:t>computedMinors</w:t>
+      </w:r>
+      <w:r>
+        <w:rPr>
+          <w:b w:val="1"/>
+          <w:bCs w:val="1"/>
+          <w:sz w:val="20"/>
+          <w:szCs w:val="20"/>
+        </w:rPr>
+        <w:t>[</w:t>
+      </w:r>
+      <w:r>
+        <w:rPr>
+          <w:b w:val="1"/>
+          <w:bCs w:val="1"/>
+          <w:sz w:val="20"/>
+          <w:szCs w:val="20"/>
+        </w:rPr>
+        <w:t>i</w:t>
+      </w:r>
+      <w:r>
+        <w:rPr>
+          <w:b w:val="1"/>
+          <w:bCs w:val="1"/>
+          <w:sz w:val="20"/>
+          <w:szCs w:val="20"/>
+        </w:rPr>
+        <w:t>].</w:t>
+      </w:r>
+      <w:r>
+        <w:rPr>
+          <w:b w:val="1"/>
+          <w:bCs w:val="1"/>
+          <w:spacing w:val="-2"/>
+          <w:u w:val="single"/>
+        </w:rPr>
+        <w:t xml:space="preserve">minorFax}</w:t>
       </w:r>
     </w:p>
     <w:p>
@@ -850,13 +1577,15 @@
         </w:tabs>
         <w:ind w:left="1487" w:hanging="109"/>
         <w:rPr>
-          <w:b/>
-        </w:rPr>
-      </w:pPr>
-      <w:r>
-        <w:rPr>
-          <w:color w:val="313131"/>
-          <w:sz w:val="20"/>
+          <w:b w:val="1"/>
+          <w:bCs w:val="1"/>
+        </w:rPr>
+      </w:pPr>
+      <w:r>
+        <w:rPr>
+          <w:color w:val="313131"/>
+          <w:sz w:val="20"/>
+          <w:szCs w:val="20"/>
         </w:rPr>
         <w:t>Guardian:</w:t>
       </w:r>
@@ -865,15 +1594,69 @@
           <w:color w:val="313131"/>
           <w:spacing w:val="-3"/>
           <w:sz w:val="20"/>
+          <w:szCs w:val="20"/>
         </w:rPr>
         <w:t xml:space="preserve"> </w:t>
       </w:r>
       <w:r>
         <w:rPr>
-          <w:b/>
-          <w:u w:val="single"/>
-        </w:rPr>
-        <w:t xml:space="preserve">{d.minorGuardianName}</w:t>
+          <w:b w:val="1"/>
+          <w:bCs w:val="1"/>
+          <w:u w:val="single"/>
+        </w:rPr>
+        <w:t xml:space="preserve">{</w:t>
+      </w:r>
+      <w:r>
+        <w:rPr>
+          <w:b w:val="1"/>
+          <w:bCs w:val="1"/>
+          <w:u w:val="single"/>
+        </w:rPr>
+        <w:t xml:space="preserve">d.</w:t>
+      </w:r>
+      <w:r>
+        <w:rPr>
+          <w:b w:val="1"/>
+          <w:bCs w:val="1"/>
+          <w:sz w:val="20"/>
+          <w:szCs w:val="20"/>
+        </w:rPr>
+        <w:t>computedMinors</w:t>
+      </w:r>
+      <w:r>
+        <w:rPr>
+          <w:b w:val="1"/>
+          <w:bCs w:val="1"/>
+          <w:sz w:val="20"/>
+          <w:szCs w:val="20"/>
+        </w:rPr>
+        <w:t>[</w:t>
+      </w:r>
+      <w:r>
+        <w:rPr>
+          <w:b w:val="1"/>
+          <w:bCs w:val="1"/>
+          <w:sz w:val="20"/>
+          <w:szCs w:val="20"/>
+        </w:rPr>
+        <w:t>i</w:t>
+      </w:r>
+      <w:r>
+        <w:rPr>
+          <w:b w:val="1"/>
+          <w:bCs w:val="1"/>
+          <w:sz w:val="20"/>
+          <w:szCs w:val="20"/>
+        </w:rPr>
+        <w:t>].</w:t>
+      </w:r>
+      <w:r>
+        <w:rPr>
+          <w:b w:val="1"/>
+          <w:bCs w:val="1"/>
+          <w:u w:val="single"/>
+        </w:rPr>
+        <w:t xml:space="preserve">minorGuardianName}</w:t>
       </w:r>
     </w:p>
     <w:p>
@@ -890,13 +1673,16 @@
         <w:spacing w:before="31" w:line="264" w:lineRule="auto"/>
         <w:ind w:left="2087" w:right="512"/>
         <w:rPr>
-          <w:b/>
-        </w:rPr>
-      </w:pPr>
-      <w:r>
-        <w:rPr>
-          <w:color w:val="313131"/>
-          <w:sz w:val="20"/>
+          <w:b w:val="1"/>
+          <w:bCs w:val="1"/>
+          <w:u w:val="single"/>
+        </w:rPr>
+      </w:pPr>
+      <w:r>
+        <w:rPr>
+          <w:color w:val="313131"/>
+          <w:sz w:val="20"/>
+          <w:szCs w:val="20"/>
         </w:rPr>
         <w:t>Residential</w:t>
       </w:r>
@@ -905,6 +1691,7 @@
           <w:color w:val="313131"/>
           <w:spacing w:val="-6"/>
           <w:sz w:val="20"/>
+          <w:szCs w:val="20"/>
         </w:rPr>
         <w:t xml:space="preserve"> </w:t>
       </w:r>
@@ -912,6 +1699,7 @@
         <w:rPr>
           <w:color w:val="313131"/>
           <w:sz w:val="20"/>
+          <w:szCs w:val="20"/>
         </w:rPr>
         <w:t>Address:</w:t>
       </w:r>
@@ -920,15 +1708,85 @@
           <w:color w:val="313131"/>
           <w:spacing w:val="-7"/>
           <w:sz w:val="20"/>
+          <w:szCs w:val="20"/>
         </w:rPr>
         <w:t xml:space="preserve"> </w:t>
       </w:r>
       <w:r>
         <w:rPr>
-          <w:b/>
-          <w:u w:val="single"/>
-        </w:rPr>
-        <w:t xml:space="preserve">{d.minorGuardianResStreet} {d.minorGuardianResCity}</w:t>
+          <w:b w:val="1"/>
+          <w:bCs w:val="1"/>
+          <w:u w:val="single"/>
+        </w:rPr>
+        <w:t xml:space="preserve">{</w:t>
+      </w:r>
+      <w:r>
+        <w:rPr>
+          <w:b w:val="1"/>
+          <w:bCs w:val="1"/>
+          <w:u w:val="single"/>
+        </w:rPr>
+        <w:t xml:space="preserve">d.</w:t>
+      </w:r>
+      <w:r>
+        <w:rPr>
+          <w:b w:val="1"/>
+          <w:bCs w:val="1"/>
+          <w:sz w:val="20"/>
+          <w:szCs w:val="20"/>
+        </w:rPr>
+        <w:t>computedMinors</w:t>
+      </w:r>
+      <w:r>
+        <w:rPr>
+          <w:b w:val="1"/>
+          <w:bCs w:val="1"/>
+          <w:sz w:val="20"/>
+          <w:szCs w:val="20"/>
+        </w:rPr>
+        <w:t>[</w:t>
+      </w:r>
+      <w:r>
+        <w:rPr>
+          <w:b w:val="1"/>
+          <w:bCs w:val="1"/>
+          <w:sz w:val="20"/>
+          <w:szCs w:val="20"/>
+        </w:rPr>
+        <w:t>i</w:t>
+      </w:r>
+      <w:r>
+        <w:rPr>
+          <w:b w:val="1"/>
+          <w:bCs w:val="1"/>
+          <w:sz w:val="20"/>
+          <w:szCs w:val="20"/>
+        </w:rPr>
+        <w:t>].</w:t>
+      </w:r>
+      <w:r>
+        <w:rPr>
+          <w:b w:val="1"/>
+          <w:bCs w:val="1"/>
+          <w:u w:val="single"/>
+        </w:rPr>
+        <w:t xml:space="preserve">minorGuardianRe</w:t>
+      </w:r>
+      <w:r>
+        <w:rPr>
+          <w:b w:val="1"/>
+          <w:bCs w:val="1"/>
+          <w:u w:val="single"/>
+        </w:rPr>
+        <w:t xml:space="preserve">sAddress</w:t>
+      </w:r>
+      <w:r>
+        <w:rPr>
+          <w:b w:val="1"/>
+          <w:bCs w:val="1"/>
+          <w:u w:val="single"/>
+        </w:rPr>
+        <w:t xml:space="preserve">}</w:t>
       </w:r>
     </w:p>
     <w:p>
@@ -945,13 +1803,15 @@
         <w:spacing w:before="1" w:line="264" w:lineRule="auto"/>
         <w:ind w:left="2087" w:right="451"/>
         <w:rPr>
-          <w:b/>
-        </w:rPr>
-      </w:pPr>
-      <w:r>
-        <w:rPr>
-          <w:color w:val="313131"/>
-          <w:sz w:val="20"/>
+          <w:b w:val="1"/>
+          <w:bCs w:val="1"/>
+        </w:rPr>
+      </w:pPr>
+      <w:r>
+        <w:rPr>
+          <w:color w:val="313131"/>
+          <w:sz w:val="20"/>
+          <w:szCs w:val="20"/>
         </w:rPr>
         <w:t>Postal</w:t>
       </w:r>
@@ -960,6 +1820,7 @@
           <w:color w:val="313131"/>
           <w:spacing w:val="-5"/>
           <w:sz w:val="20"/>
+          <w:szCs w:val="20"/>
         </w:rPr>
         <w:t xml:space="preserve"> </w:t>
       </w:r>
@@ -967,6 +1828,7 @@
         <w:rPr>
           <w:color w:val="313131"/>
           <w:sz w:val="20"/>
+          <w:szCs w:val="20"/>
         </w:rPr>
         <w:t>Address:</w:t>
       </w:r>
@@ -975,15 +1837,69 @@
           <w:color w:val="313131"/>
           <w:spacing w:val="-6"/>
           <w:sz w:val="20"/>
+          <w:szCs w:val="20"/>
         </w:rPr>
         <w:t xml:space="preserve"> </w:t>
       </w:r>
       <w:r>
         <w:rPr>
-          <w:b/>
-          <w:u w:val="single"/>
-        </w:rPr>
-        <w:t xml:space="preserve">{d.minorGuardianPostalAddress}</w:t>
+          <w:b w:val="1"/>
+          <w:bCs w:val="1"/>
+          <w:u w:val="single"/>
+        </w:rPr>
+        <w:t xml:space="preserve">{</w:t>
+      </w:r>
+      <w:r>
+        <w:rPr>
+          <w:b w:val="1"/>
+          <w:bCs w:val="1"/>
+          <w:u w:val="single"/>
+        </w:rPr>
+        <w:t xml:space="preserve">d.</w:t>
+      </w:r>
+      <w:r>
+        <w:rPr>
+          <w:b w:val="1"/>
+          <w:bCs w:val="1"/>
+          <w:sz w:val="20"/>
+          <w:szCs w:val="20"/>
+        </w:rPr>
+        <w:t>computedMinors</w:t>
+      </w:r>
+      <w:r>
+        <w:rPr>
+          <w:b w:val="1"/>
+          <w:bCs w:val="1"/>
+          <w:sz w:val="20"/>
+          <w:szCs w:val="20"/>
+        </w:rPr>
+        <w:t>[</w:t>
+      </w:r>
+      <w:r>
+        <w:rPr>
+          <w:b w:val="1"/>
+          <w:bCs w:val="1"/>
+          <w:sz w:val="20"/>
+          <w:szCs w:val="20"/>
+        </w:rPr>
+        <w:t>i</w:t>
+      </w:r>
+      <w:r>
+        <w:rPr>
+          <w:b w:val="1"/>
+          <w:bCs w:val="1"/>
+          <w:sz w:val="20"/>
+          <w:szCs w:val="20"/>
+        </w:rPr>
+        <w:t>].</w:t>
+      </w:r>
+      <w:r>
+        <w:rPr>
+          <w:b w:val="1"/>
+          <w:bCs w:val="1"/>
+          <w:u w:val="single"/>
+        </w:rPr>
+        <w:t xml:space="preserve">minorGuardianPostalAddress}</w:t>
       </w:r>
     </w:p>
     <w:p>
@@ -999,13 +1915,15 @@
         <w:spacing w:before="0"/>
         <w:ind w:left="2086" w:hanging="151"/>
         <w:rPr>
-          <w:b/>
-        </w:rPr>
-      </w:pPr>
-      <w:r>
-        <w:rPr>
-          <w:color w:val="313131"/>
-          <w:sz w:val="20"/>
+          <w:b w:val="1"/>
+          <w:bCs w:val="1"/>
+        </w:rPr>
+      </w:pPr>
+      <w:r>
+        <w:rPr>
+          <w:color w:val="313131"/>
+          <w:sz w:val="20"/>
+          <w:szCs w:val="20"/>
         </w:rPr>
         <w:t>Email:</w:t>
       </w:r>
@@ -1014,15 +1932,34 @@
           <w:color w:val="313131"/>
           <w:spacing w:val="-1"/>
           <w:sz w:val="20"/>
+          <w:szCs w:val="20"/>
         </w:rPr>
         <w:t xml:space="preserve"> </w:t>
       </w:r>
       <w:r>
         <w:rPr>
-          <w:b/>
-          <w:u w:val="single"/>
-        </w:rPr>
-        <w:t xml:space="preserve">{d.minorGuardianEmail}</w:t>
+          <w:b w:val="1"/>
+          <w:bCs w:val="1"/>
+          <w:u w:val="single"/>
+        </w:rPr>
+        <w:t xml:space="preserve">{d.</w:t>
+      </w:r>
+      <w:r>
+        <w:rPr>
+          <w:b w:val="1"/>
+          <w:bCs w:val="1"/>
+          <w:sz w:val="20"/>
+          <w:szCs w:val="20"/>
+        </w:rPr>
+        <w:t>computedMinors[i].</w:t>
+      </w:r>
+      <w:r>
+        <w:rPr>
+          <w:b w:val="1"/>
+          <w:bCs w:val="1"/>
+          <w:u w:val="single"/>
+        </w:rPr>
+        <w:t xml:space="preserve">minorGuardianEmail}</w:t>
       </w:r>
     </w:p>
     <w:p>
@@ -1038,13 +1975,15 @@
         <w:spacing w:before="31"/>
         <w:ind w:left="2086" w:hanging="151"/>
         <w:rPr>
-          <w:b/>
-        </w:rPr>
-      </w:pPr>
-      <w:r>
-        <w:rPr>
-          <w:color w:val="313131"/>
-          <w:sz w:val="20"/>
+          <w:b w:val="1"/>
+          <w:bCs w:val="1"/>
+        </w:rPr>
+      </w:pPr>
+      <w:r>
+        <w:rPr>
+          <w:color w:val="313131"/>
+          <w:sz w:val="20"/>
+          <w:szCs w:val="20"/>
         </w:rPr>
         <w:t>Fax:</w:t>
       </w:r>
@@ -1053,16 +1992,81 @@
           <w:color w:val="313131"/>
           <w:spacing w:val="-1"/>
           <w:sz w:val="20"/>
+          <w:szCs w:val="20"/>
         </w:rPr>
         <w:t xml:space="preserve"> </w:t>
       </w:r>
       <w:r>
         <w:rPr>
-          <w:b/>
+          <w:b w:val="1"/>
+          <w:bCs w:val="1"/>
           <w:spacing w:val="-2"/>
           <w:u w:val="single"/>
         </w:rPr>
-        <w:t xml:space="preserve">{d.minorGuardianFax}</w:t>
+        <w:t xml:space="preserve">{</w:t>
+      </w:r>
+      <w:r>
+        <w:rPr>
+          <w:b w:val="1"/>
+          <w:bCs w:val="1"/>
+          <w:spacing w:val="-2"/>
+          <w:u w:val="single"/>
+        </w:rPr>
+        <w:t xml:space="preserve">d.</w:t>
+      </w:r>
+      <w:r>
+        <w:rPr>
+          <w:b w:val="1"/>
+          <w:bCs w:val="1"/>
+          <w:sz w:val="20"/>
+          <w:szCs w:val="20"/>
+        </w:rPr>
+        <w:t>computedMinors</w:t>
+      </w:r>
+      <w:r>
+        <w:rPr>
+          <w:b w:val="1"/>
+          <w:bCs w:val="1"/>
+          <w:sz w:val="20"/>
+          <w:szCs w:val="20"/>
+        </w:rPr>
+        <w:t>[</w:t>
+      </w:r>
+      <w:r>
+        <w:rPr>
+          <w:b w:val="1"/>
+          <w:bCs w:val="1"/>
+          <w:sz w:val="20"/>
+          <w:szCs w:val="20"/>
+        </w:rPr>
+        <w:t>i+1</w:t>
+      </w:r>
+      <w:r>
+        <w:rPr>
+          <w:b w:val="1"/>
+          <w:bCs w:val="1"/>
+          <w:sz w:val="20"/>
+          <w:szCs w:val="20"/>
+        </w:rPr>
+        <w:t>].</w:t>
+      </w:r>
+      <w:r>
+        <w:rPr>
+          <w:b w:val="1"/>
+          <w:bCs w:val="1"/>
+          <w:spacing w:val="-2"/>
+          <w:u w:val="single"/>
+        </w:rPr>
+        <w:t xml:space="preserve">minorGuardianFax</w:t>
+      </w:r>
+      <w:r>
+        <w:rPr>
+          <w:b w:val="1"/>
+          <w:bCs w:val="1"/>
+          <w:spacing w:val="-2"/>
+          <w:u w:val="single"/>
+        </w:rPr>
+        <w:t xml:space="preserve">}</w:t>
       </w:r>
     </w:p>
     <w:p>
@@ -1071,6 +2075,75 @@
         <w:spacing w:before="269"/>
         <w:ind w:left="288"/>
       </w:pPr>
+      <w:r>
+        <w:rPr>
+          <w:color w:val="313131"/>
+        </w:rPr>
+        <w:t>{</w:t>
+      </w:r>
+      <w:r>
+        <w:rPr>
+          <w:color w:val="313131"/>
+        </w:rPr>
+        <w:t>d.hasMinors:ifEQ</w:t>
+      </w:r>
+      <w:r>
+        <w:rPr>
+          <w:color w:val="313131"/>
+        </w:rPr>
+        <w:t>(true):</w:t>
+      </w:r>
+      <w:r>
+        <w:rPr>
+          <w:color w:val="313131"/>
+        </w:rPr>
+        <w:t>showEnd</w:t>
+      </w:r>
+      <w:r>
+        <w:rPr>
+          <w:color w:val="313131"/>
+        </w:rPr>
+        <w:t>}</w:t>
+      </w:r>
+      <w:r>
+        <w:br/>
+      </w:r>
+      <w:r>
+        <w:rPr>
+          <w:color w:val="313131"/>
+        </w:rPr>
+        <w:t>{</w:t>
+      </w:r>
+      <w:r>
+        <w:rPr>
+          <w:color w:val="313131"/>
+        </w:rPr>
+        <w:t>d.</w:t>
+      </w:r>
+      <w:r>
+        <w:rPr>
+          <w:color w:val="313131"/>
+        </w:rPr>
+        <w:t>hasIncapableAdults:ifEQ</w:t>
+      </w:r>
+      <w:r>
+        <w:rPr>
+          <w:color w:val="313131"/>
+        </w:rPr>
+        <w:t>(true):</w:t>
+      </w:r>
+      <w:r>
+        <w:rPr>
+          <w:color w:val="313131"/>
+        </w:rPr>
+        <w:t>showBegin</w:t>
+      </w:r>
+      <w:r>
+        <w:rPr>
+          <w:color w:val="313131"/>
+        </w:rPr>
+        <w:t>}</w:t>
+      </w:r>
       <w:r>
         <w:rPr>
           <w:color w:val="313131"/>
@@ -1098,13 +2171,16 @@
         <w:spacing w:before="29"/>
         <w:ind w:left="887" w:hanging="127"/>
         <w:rPr>
-          <w:sz w:val="20"/>
-        </w:rPr>
-      </w:pPr>
-      <w:r>
-        <w:rPr>
-          <w:color w:val="313131"/>
-          <w:sz w:val="20"/>
+          <w:color w:val="313131"/>
+          <w:sz w:val="20"/>
+          <w:szCs w:val="20"/>
+        </w:rPr>
+      </w:pPr>
+      <w:r>
+        <w:rPr>
+          <w:color w:val="313131"/>
+          <w:sz w:val="20"/>
+          <w:szCs w:val="20"/>
         </w:rPr>
         <w:t>Incapable</w:t>
       </w:r>
@@ -1113,6 +2189,7 @@
           <w:color w:val="313131"/>
           <w:spacing w:val="-3"/>
           <w:sz w:val="20"/>
+          <w:szCs w:val="20"/>
         </w:rPr>
         <w:t xml:space="preserve"> </w:t>
       </w:r>
@@ -1120,71 +2197,171 @@
         <w:rPr>
           <w:color w:val="313131"/>
           <w:sz w:val="20"/>
-        </w:rPr>
-        <w:t>Adult:</w:t>
-      </w:r>
-      <w:r>
-        <w:rPr>
-          <w:color w:val="313131"/>
-          <w:spacing w:val="-2"/>
-          <w:sz w:val="20"/>
-        </w:rPr>
-        <w:t xml:space="preserve"> </w:t>
-      </w:r>
-      <w:r>
-        <w:rPr>
-          <w:b/>
-          <w:u w:val="single"/>
-        </w:rPr>
-        <w:t xml:space="preserve">{d.incapableAdultName}</w:t>
-      </w:r>
-      <w:r>
-        <w:rPr>
-          <w:b/>
-          <w:spacing w:val="-7"/>
-        </w:rPr>
-        <w:t xml:space="preserve"> </w:t>
-      </w:r>
-      <w:r>
-        <w:rPr>
-          <w:color w:val="313131"/>
-          <w:sz w:val="20"/>
-        </w:rPr>
-        <w:t>(</w:t>
-      </w:r>
-      <w:r>
-        <w:rPr>
-          <w:b/>
-          <w:color w:val="313131"/>
-          <w:sz w:val="20"/>
-          <w:u w:val="single"/>
-        </w:rPr>
-        <w:t xml:space="preserve">{d.incapableAdultRelationship}</w:t>
-      </w:r>
-      <w:r>
-        <w:rPr>
-          <w:color w:val="313131"/>
-          <w:sz w:val="20"/>
-        </w:rPr>
-        <w:t xml:space="preserve">'s </w:t>
-      </w:r>
-      <w:r>
-        <w:rPr>
-          <w:b/>
-          <w:color w:val="313131"/>
-          <w:spacing w:val="-2"/>
-          <w:sz w:val="20"/>
-          <w:u w:val="single"/>
-        </w:rPr>
-        <w:t xml:space="preserve">{d.incapableAdultRole}</w:t>
-      </w:r>
-      <w:r>
-        <w:rPr>
-          <w:color w:val="313131"/>
-          <w:spacing w:val="-2"/>
-          <w:sz w:val="20"/>
-        </w:rPr>
-        <w:t>)</w:t>
+          <w:szCs w:val="20"/>
+        </w:rPr>
+        <w:t>Adult</w:t>
+      </w:r>
+      <w:r>
+        <w:rPr>
+          <w:color w:val="313131"/>
+          <w:sz w:val="20"/>
+          <w:szCs w:val="20"/>
+        </w:rPr>
+        <w:t xml:space="preserve">: </w:t>
+      </w:r>
+      <w:r>
+        <w:rPr>
+          <w:b w:val="1"/>
+          <w:bCs w:val="1"/>
+          <w:sz w:val="20"/>
+          <w:szCs w:val="20"/>
+        </w:rPr>
+        <w:t>{</w:t>
+      </w:r>
+      <w:r>
+        <w:rPr>
+          <w:b w:val="1"/>
+          <w:bCs w:val="1"/>
+          <w:sz w:val="20"/>
+          <w:szCs w:val="20"/>
+        </w:rPr>
+        <w:t>d.computedIncapableAdults</w:t>
+      </w:r>
+      <w:r>
+        <w:rPr>
+          <w:b w:val="1"/>
+          <w:bCs w:val="1"/>
+          <w:sz w:val="20"/>
+          <w:szCs w:val="20"/>
+        </w:rPr>
+        <w:t>[</w:t>
+      </w:r>
+      <w:r>
+        <w:rPr>
+          <w:b w:val="1"/>
+          <w:bCs w:val="1"/>
+          <w:sz w:val="20"/>
+          <w:szCs w:val="20"/>
+        </w:rPr>
+        <w:t>i</w:t>
+      </w:r>
+      <w:r>
+        <w:rPr>
+          <w:b w:val="1"/>
+          <w:bCs w:val="1"/>
+          <w:sz w:val="20"/>
+          <w:szCs w:val="20"/>
+        </w:rPr>
+        <w:t>].</w:t>
+      </w:r>
+      <w:r>
+        <w:rPr>
+          <w:b w:val="1"/>
+          <w:bCs w:val="1"/>
+          <w:sz w:val="20"/>
+          <w:szCs w:val="20"/>
+        </w:rPr>
+        <w:t>incapableAdultName</w:t>
+      </w:r>
+      <w:r>
+        <w:rPr>
+          <w:b w:val="1"/>
+          <w:bCs w:val="1"/>
+          <w:sz w:val="20"/>
+          <w:szCs w:val="20"/>
+        </w:rPr>
+        <w:t>}</w:t>
+      </w:r>
+      <w:r>
+        <w:rPr>
+          <w:sz w:val="20"/>
+          <w:szCs w:val="20"/>
+        </w:rPr>
+        <w:t xml:space="preserve"> ({</w:t>
+      </w:r>
+      <w:r>
+        <w:rPr>
+          <w:sz w:val="20"/>
+          <w:szCs w:val="20"/>
+        </w:rPr>
+        <w:t>d.computedIncapableAdults</w:t>
+      </w:r>
+      <w:r>
+        <w:rPr>
+          <w:sz w:val="20"/>
+          <w:szCs w:val="20"/>
+        </w:rPr>
+        <w:t>[</w:t>
+      </w:r>
+      <w:r>
+        <w:rPr>
+          <w:sz w:val="20"/>
+          <w:szCs w:val="20"/>
+        </w:rPr>
+        <w:t>i</w:t>
+      </w:r>
+      <w:r>
+        <w:rPr>
+          <w:sz w:val="20"/>
+          <w:szCs w:val="20"/>
+        </w:rPr>
+        <w:t>].</w:t>
+      </w:r>
+      <w:r>
+        <w:rPr>
+          <w:sz w:val="20"/>
+          <w:szCs w:val="20"/>
+        </w:rPr>
+        <w:t>incapableAdultRelationship</w:t>
+      </w:r>
+      <w:r>
+        <w:rPr>
+          <w:sz w:val="20"/>
+          <w:szCs w:val="20"/>
+        </w:rPr>
+        <w:t>}'s {</w:t>
+      </w:r>
+      <w:r>
+        <w:rPr>
+          <w:sz w:val="20"/>
+          <w:szCs w:val="20"/>
+        </w:rPr>
+        <w:t>d.computedIncapableAdults</w:t>
+      </w:r>
+      <w:r>
+        <w:rPr>
+          <w:sz w:val="20"/>
+          <w:szCs w:val="20"/>
+        </w:rPr>
+        <w:t>[</w:t>
+      </w:r>
+      <w:r>
+        <w:rPr>
+          <w:sz w:val="20"/>
+          <w:szCs w:val="20"/>
+        </w:rPr>
+        <w:t>i</w:t>
+      </w:r>
+      <w:r>
+        <w:rPr>
+          <w:sz w:val="20"/>
+          <w:szCs w:val="20"/>
+        </w:rPr>
+        <w:t>].</w:t>
+      </w:r>
+      <w:r>
+        <w:rPr>
+          <w:sz w:val="20"/>
+          <w:szCs w:val="20"/>
+        </w:rPr>
+        <w:t>incapableAdultRole</w:t>
+      </w:r>
+      <w:r>
+        <w:rPr>
+          <w:sz w:val="20"/>
+          <w:szCs w:val="20"/>
+        </w:rPr>
+        <w:t>})</w:t>
       </w:r>
     </w:p>
     <w:p>
@@ -1195,34 +2372,82 @@
           <w:numId w:val="2"/>
         </w:numPr>
         <w:tabs>
-          <w:tab w:val="left" w:pos="1487"/>
+          <w:tab w:val="left" w:leader="none" w:pos="1487"/>
         </w:tabs>
-        <w:ind w:left="1487" w:hanging="109"/>
-        <w:rPr>
-          <w:b/>
-        </w:rPr>
-      </w:pPr>
-      <w:r>
-        <w:rPr>
-          <w:color w:val="313131"/>
-          <w:sz w:val="20"/>
-        </w:rPr>
-        <w:t>Date of Birth:</w:t>
-      </w:r>
-      <w:r>
-        <w:rPr>
-          <w:color w:val="313131"/>
-          <w:spacing w:val="-1"/>
-          <w:sz w:val="20"/>
-        </w:rPr>
-        <w:t xml:space="preserve"> </w:t>
-      </w:r>
-      <w:r>
-        <w:rPr>
-          <w:b/>
-          <w:u w:val="single"/>
-        </w:rPr>
-        <w:t xml:space="preserve">{d.incapableAdultDOB}</w:t>
+        <w:spacing w:before="31"/>
+        <w:ind/>
+        <w:rPr>
+          <w:b w:val="1"/>
+          <w:bCs w:val="1"/>
+        </w:rPr>
+      </w:pPr>
+      <w:r>
+        <w:rPr>
+          <w:color w:val="313131"/>
+          <w:sz w:val="20"/>
+          <w:szCs w:val="20"/>
+        </w:rPr>
+        <w:t xml:space="preserve">Date of Birth: </w:t>
+      </w:r>
+      <w:r>
+        <w:rPr>
+          <w:b w:val="1"/>
+          <w:bCs w:val="1"/>
+          <w:u w:val="single"/>
+        </w:rPr>
+        <w:t>{</w:t>
+      </w:r>
+      <w:r>
+        <w:rPr>
+          <w:b w:val="1"/>
+          <w:bCs w:val="1"/>
+          <w:u w:val="single"/>
+        </w:rPr>
+        <w:t>d.computedIncapableAdults</w:t>
+      </w:r>
+      <w:r>
+        <w:rPr>
+          <w:b w:val="1"/>
+          <w:bCs w:val="1"/>
+          <w:sz w:val="20"/>
+          <w:szCs w:val="20"/>
+        </w:rPr>
+        <w:t>[</w:t>
+      </w:r>
+      <w:r>
+        <w:rPr>
+          <w:b w:val="1"/>
+          <w:bCs w:val="1"/>
+          <w:sz w:val="20"/>
+          <w:szCs w:val="20"/>
+        </w:rPr>
+        <w:t>i</w:t>
+      </w:r>
+      <w:r>
+        <w:rPr>
+          <w:b w:val="1"/>
+          <w:bCs w:val="1"/>
+          <w:sz w:val="20"/>
+          <w:szCs w:val="20"/>
+        </w:rPr>
+        <w:t>].</w:t>
+      </w:r>
+      <w:r>
+        <w:rPr>
+          <w:b w:val="1"/>
+          <w:bCs w:val="1"/>
+          <w:sz w:val="20"/>
+          <w:szCs w:val="20"/>
+        </w:rPr>
+        <w:t>incapableAdultDOB</w:t>
+      </w:r>
+      <w:r>
+        <w:rPr>
+          <w:b w:val="1"/>
+          <w:bCs w:val="1"/>
+          <w:u w:val="single"/>
+        </w:rPr>
+        <w:t>}</w:t>
       </w:r>
     </w:p>
     <w:p>
@@ -1233,49 +2458,83 @@
           <w:numId w:val="2"/>
         </w:numPr>
         <w:tabs>
-          <w:tab w:val="left" w:pos="1487"/>
+          <w:tab w:val="left" w:leader="none" w:pos="1487"/>
         </w:tabs>
-        <w:ind w:left="1487" w:hanging="109"/>
-        <w:rPr>
-          <w:b/>
-        </w:rPr>
-      </w:pPr>
-      <w:r>
-        <w:rPr>
-          <w:color w:val="313131"/>
-          <w:sz w:val="20"/>
-        </w:rPr>
-        <w:t>Residential</w:t>
-      </w:r>
-      <w:r>
-        <w:rPr>
-          <w:color w:val="313131"/>
-          <w:spacing w:val="-1"/>
-          <w:sz w:val="20"/>
-        </w:rPr>
-        <w:t xml:space="preserve"> </w:t>
-      </w:r>
-      <w:r>
-        <w:rPr>
-          <w:color w:val="313131"/>
-          <w:sz w:val="20"/>
-        </w:rPr>
-        <w:t>Address:</w:t>
-      </w:r>
-      <w:r>
-        <w:rPr>
-          <w:color w:val="313131"/>
-          <w:spacing w:val="-2"/>
-          <w:sz w:val="20"/>
-        </w:rPr>
-        <w:t xml:space="preserve"> </w:t>
-      </w:r>
-      <w:r>
-        <w:rPr>
-          <w:b/>
-          <w:u w:val="single"/>
-        </w:rPr>
-        <w:t xml:space="preserve">{d.incapableAdultResStreet} {d.incapableAdultResCity}</w:t>
+        <w:spacing w:before="29"/>
+        <w:ind/>
+        <w:rPr>
+          <w:b w:val="1"/>
+          <w:bCs w:val="1"/>
+          <w:u w:val="single"/>
+        </w:rPr>
+      </w:pPr>
+      <w:r>
+        <w:rPr>
+          <w:color w:val="313131"/>
+          <w:sz w:val="20"/>
+          <w:szCs w:val="20"/>
+        </w:rPr>
+        <w:t xml:space="preserve">Residential Address: </w:t>
+      </w:r>
+      <w:r>
+        <w:rPr>
+          <w:b w:val="1"/>
+          <w:bCs w:val="1"/>
+          <w:u w:val="single"/>
+        </w:rPr>
+        <w:t>{</w:t>
+      </w:r>
+      <w:r>
+        <w:rPr>
+          <w:b w:val="1"/>
+          <w:bCs w:val="1"/>
+          <w:u w:val="single"/>
+        </w:rPr>
+        <w:t>d.computedIncapableAdults</w:t>
+      </w:r>
+      <w:r>
+        <w:rPr>
+          <w:b w:val="1"/>
+          <w:bCs w:val="1"/>
+          <w:sz w:val="20"/>
+          <w:szCs w:val="20"/>
+        </w:rPr>
+        <w:t>[</w:t>
+      </w:r>
+      <w:r>
+        <w:rPr>
+          <w:b w:val="1"/>
+          <w:bCs w:val="1"/>
+          <w:sz w:val="20"/>
+          <w:szCs w:val="20"/>
+        </w:rPr>
+        <w:t>i</w:t>
+      </w:r>
+      <w:r>
+        <w:rPr>
+          <w:b w:val="1"/>
+          <w:bCs w:val="1"/>
+          <w:sz w:val="20"/>
+          <w:szCs w:val="20"/>
+        </w:rPr>
+        <w:t>].</w:t>
+      </w:r>
+      <w:r>
+        <w:rPr>
+          <w:b w:val="1"/>
+          <w:bCs w:val="1"/>
+          <w:sz w:val="20"/>
+          <w:szCs w:val="20"/>
+        </w:rPr>
+        <w:t>incapableAdultResAddress</w:t>
+      </w:r>
+      <w:r>
+        <w:rPr>
+          <w:b w:val="1"/>
+          <w:bCs w:val="1"/>
+          <w:u w:val="single"/>
+        </w:rPr>
+        <w:t>}</w:t>
       </w:r>
     </w:p>
     <w:p>
@@ -1286,50 +2545,90 @@
           <w:numId w:val="2"/>
         </w:numPr>
         <w:tabs>
-          <w:tab w:val="left" w:pos="1487"/>
+          <w:tab w:val="left" w:leader="none" w:pos="1487"/>
         </w:tabs>
-        <w:spacing w:before="31"/>
-        <w:ind w:left="1487" w:hanging="109"/>
-        <w:rPr>
-          <w:b/>
-        </w:rPr>
-      </w:pPr>
-      <w:r>
-        <w:rPr>
-          <w:color w:val="313131"/>
-          <w:sz w:val="20"/>
-        </w:rPr>
-        <w:t>Postal</w:t>
-      </w:r>
-      <w:r>
-        <w:rPr>
-          <w:color w:val="313131"/>
-          <w:spacing w:val="-1"/>
-          <w:sz w:val="20"/>
-        </w:rPr>
-        <w:t xml:space="preserve"> </w:t>
-      </w:r>
-      <w:r>
-        <w:rPr>
-          <w:color w:val="313131"/>
-          <w:sz w:val="20"/>
-        </w:rPr>
-        <w:t>Address:</w:t>
-      </w:r>
-      <w:r>
-        <w:rPr>
-          <w:color w:val="313131"/>
-          <w:spacing w:val="-2"/>
-          <w:sz w:val="20"/>
-        </w:rPr>
-        <w:t xml:space="preserve"> </w:t>
-      </w:r>
-      <w:r>
-        <w:rPr>
-          <w:b/>
-          <w:u w:val="single"/>
-        </w:rPr>
-        <w:t xml:space="preserve">{d.incapableAdultPostalAddress}</w:t>
+        <w:spacing w:before="29"/>
+        <w:ind/>
+        <w:rPr>
+          <w:b w:val="1"/>
+          <w:bCs w:val="1"/>
+        </w:rPr>
+      </w:pPr>
+      <w:r>
+        <w:rPr>
+          <w:color w:val="313131"/>
+          <w:sz w:val="20"/>
+          <w:szCs w:val="20"/>
+        </w:rPr>
+        <w:t xml:space="preserve">Postal Address: </w:t>
+      </w:r>
+      <w:r>
+        <w:rPr>
+          <w:b w:val="1"/>
+          <w:bCs w:val="1"/>
+          <w:u w:val="single"/>
+        </w:rPr>
+        <w:t>{</w:t>
+      </w:r>
+      <w:r>
+        <w:rPr>
+          <w:b w:val="1"/>
+          <w:bCs w:val="1"/>
+          <w:u w:val="single"/>
+        </w:rPr>
+        <w:t>d.computedIncapableAdults</w:t>
+      </w:r>
+      <w:r>
+        <w:rPr>
+          <w:b w:val="1"/>
+          <w:bCs w:val="1"/>
+          <w:sz w:val="20"/>
+          <w:szCs w:val="20"/>
+        </w:rPr>
+        <w:t>[</w:t>
+      </w:r>
+      <w:r>
+        <w:rPr>
+          <w:b w:val="1"/>
+          <w:bCs w:val="1"/>
+          <w:sz w:val="20"/>
+          <w:szCs w:val="20"/>
+        </w:rPr>
+        <w:t>i</w:t>
+      </w:r>
+      <w:r>
+        <w:rPr>
+          <w:b w:val="1"/>
+          <w:bCs w:val="1"/>
+          <w:sz w:val="20"/>
+          <w:szCs w:val="20"/>
+        </w:rPr>
+        <w:t>]</w:t>
+      </w:r>
+      <w:r>
+        <w:rPr>
+          <w:b w:val="1"/>
+          <w:bCs w:val="1"/>
+          <w:sz w:val="20"/>
+          <w:szCs w:val="20"/>
+        </w:rPr>
+        <w:t>.incapableAdult</w:t>
+      </w:r>
+      <w:r>
+        <w:rPr>
+          <w:b w:val="1"/>
+          <w:bCs w:val="1"/>
+          <w:u w:val="single"/>
+        </w:rPr>
+        <w:t>PostalAddress</w:t>
+      </w:r>
+      <w:r>
+        <w:rPr>
+          <w:b w:val="1"/>
+          <w:bCs w:val="1"/>
+          <w:u w:val="single"/>
+        </w:rPr>
+        <w:t>}</w:t>
       </w:r>
     </w:p>
     <w:p>
@@ -1340,35 +2639,82 @@
           <w:numId w:val="2"/>
         </w:numPr>
         <w:tabs>
-          <w:tab w:val="left" w:pos="1487"/>
+          <w:tab w:val="left" w:leader="none" w:pos="1487"/>
         </w:tabs>
-        <w:ind w:left="1487" w:hanging="109"/>
-        <w:rPr>
-          <w:b/>
-        </w:rPr>
-      </w:pPr>
-      <w:r>
-        <w:rPr>
-          <w:color w:val="313131"/>
-          <w:sz w:val="20"/>
-        </w:rPr>
-        <w:t>Email:</w:t>
-      </w:r>
-      <w:r>
-        <w:rPr>
-          <w:color w:val="313131"/>
-          <w:spacing w:val="-3"/>
-          <w:sz w:val="20"/>
-        </w:rPr>
-        <w:t xml:space="preserve"> </w:t>
-      </w:r>
-      <w:r>
-        <w:rPr>
-          <w:b/>
-          <w:spacing w:val="-4"/>
-          <w:u w:val="single"/>
-        </w:rPr>
-        <w:t xml:space="preserve">{d.incapableAdultEmail}</w:t>
+        <w:spacing w:before="31"/>
+        <w:ind/>
+        <w:rPr>
+          <w:b w:val="1"/>
+          <w:bCs w:val="1"/>
+        </w:rPr>
+      </w:pPr>
+      <w:r>
+        <w:rPr>
+          <w:color w:val="313131"/>
+          <w:sz w:val="20"/>
+          <w:szCs w:val="20"/>
+        </w:rPr>
+        <w:t xml:space="preserve">Email: </w:t>
+      </w:r>
+      <w:r>
+        <w:rPr>
+          <w:b w:val="1"/>
+          <w:bCs w:val="1"/>
+          <w:u w:val="single"/>
+        </w:rPr>
+        <w:t>{</w:t>
+      </w:r>
+      <w:r>
+        <w:rPr>
+          <w:b w:val="1"/>
+          <w:bCs w:val="1"/>
+          <w:u w:val="single"/>
+        </w:rPr>
+        <w:t>d.computedIncapableAdults</w:t>
+      </w:r>
+      <w:r>
+        <w:rPr>
+          <w:b w:val="1"/>
+          <w:bCs w:val="1"/>
+          <w:sz w:val="20"/>
+          <w:szCs w:val="20"/>
+        </w:rPr>
+        <w:t>[</w:t>
+      </w:r>
+      <w:r>
+        <w:rPr>
+          <w:b w:val="1"/>
+          <w:bCs w:val="1"/>
+          <w:sz w:val="20"/>
+          <w:szCs w:val="20"/>
+        </w:rPr>
+        <w:t>i</w:t>
+      </w:r>
+      <w:r>
+        <w:rPr>
+          <w:b w:val="1"/>
+          <w:bCs w:val="1"/>
+          <w:sz w:val="20"/>
+          <w:szCs w:val="20"/>
+        </w:rPr>
+        <w:t>].</w:t>
+      </w:r>
+      <w:r>
+        <w:rPr>
+          <w:b w:val="1"/>
+          <w:bCs w:val="1"/>
+          <w:sz w:val="20"/>
+          <w:szCs w:val="20"/>
+        </w:rPr>
+        <w:t>incapableAdult</w:t>
+      </w:r>
+      <w:r>
+        <w:rPr>
+          <w:b w:val="1"/>
+          <w:bCs w:val="1"/>
+          <w:u w:val="single"/>
+        </w:rPr>
+        <w:t>Email}</w:t>
       </w:r>
     </w:p>
     <w:p>
@@ -1379,35 +2725,82 @@
           <w:numId w:val="2"/>
         </w:numPr>
         <w:tabs>
-          <w:tab w:val="left" w:pos="1487"/>
+          <w:tab w:val="left" w:leader="none" w:pos="1487"/>
         </w:tabs>
-        <w:ind w:left="1487" w:hanging="109"/>
-        <w:rPr>
-          <w:b/>
-        </w:rPr>
-      </w:pPr>
-      <w:r>
-        <w:rPr>
-          <w:color w:val="313131"/>
-          <w:sz w:val="20"/>
-        </w:rPr>
-        <w:t>Fax:</w:t>
-      </w:r>
-      <w:r>
-        <w:rPr>
-          <w:color w:val="313131"/>
-          <w:spacing w:val="-1"/>
-          <w:sz w:val="20"/>
-        </w:rPr>
-        <w:t xml:space="preserve"> </w:t>
-      </w:r>
-      <w:r>
-        <w:rPr>
-          <w:b/>
-          <w:spacing w:val="-4"/>
-          <w:u w:val="single"/>
-        </w:rPr>
-        <w:t xml:space="preserve">{d.incapableAdultFax}</w:t>
+        <w:spacing w:before="29"/>
+        <w:ind/>
+        <w:rPr>
+          <w:b w:val="1"/>
+          <w:bCs w:val="1"/>
+        </w:rPr>
+      </w:pPr>
+      <w:r>
+        <w:rPr>
+          <w:color w:val="313131"/>
+          <w:sz w:val="20"/>
+          <w:szCs w:val="20"/>
+        </w:rPr>
+        <w:t xml:space="preserve">Fax: </w:t>
+      </w:r>
+      <w:r>
+        <w:rPr>
+          <w:b w:val="1"/>
+          <w:bCs w:val="1"/>
+          <w:u w:val="single"/>
+        </w:rPr>
+        <w:t>{</w:t>
+      </w:r>
+      <w:r>
+        <w:rPr>
+          <w:b w:val="1"/>
+          <w:bCs w:val="1"/>
+          <w:u w:val="single"/>
+        </w:rPr>
+        <w:t>d.computedIncapableAdults</w:t>
+      </w:r>
+      <w:r>
+        <w:rPr>
+          <w:b w:val="1"/>
+          <w:bCs w:val="1"/>
+          <w:sz w:val="20"/>
+          <w:szCs w:val="20"/>
+        </w:rPr>
+        <w:t>[</w:t>
+      </w:r>
+      <w:r>
+        <w:rPr>
+          <w:b w:val="1"/>
+          <w:bCs w:val="1"/>
+          <w:sz w:val="20"/>
+          <w:szCs w:val="20"/>
+        </w:rPr>
+        <w:t>i</w:t>
+      </w:r>
+      <w:r>
+        <w:rPr>
+          <w:b w:val="1"/>
+          <w:bCs w:val="1"/>
+          <w:sz w:val="20"/>
+          <w:szCs w:val="20"/>
+        </w:rPr>
+        <w:t>].</w:t>
+      </w:r>
+      <w:r>
+        <w:rPr>
+          <w:b w:val="1"/>
+          <w:bCs w:val="1"/>
+          <w:sz w:val="20"/>
+          <w:szCs w:val="20"/>
+        </w:rPr>
+        <w:t>incapableAdult</w:t>
+      </w:r>
+      <w:r>
+        <w:rPr>
+          <w:b w:val="1"/>
+          <w:bCs w:val="1"/>
+          <w:u w:val="single"/>
+        </w:rPr>
+        <w:t>Fax}</w:t>
       </w:r>
     </w:p>
     <w:p>
@@ -1418,36 +2811,447 @@
           <w:numId w:val="2"/>
         </w:numPr>
         <w:tabs>
-          <w:tab w:val="left" w:pos="1487"/>
+          <w:tab w:val="left" w:leader="none" w:pos="1487"/>
+        </w:tabs>
+        <w:spacing w:before="29"/>
+        <w:ind/>
+        <w:rPr>
+          <w:b w:val="1"/>
+          <w:bCs w:val="1"/>
+        </w:rPr>
+      </w:pPr>
+      <w:r>
+        <w:rPr>
+          <w:color w:val="313131"/>
+          <w:sz w:val="20"/>
+          <w:szCs w:val="20"/>
+        </w:rPr>
+        <w:t xml:space="preserve">Guardian: </w:t>
+      </w:r>
+      <w:r>
+        <w:rPr>
+          <w:b w:val="1"/>
+          <w:bCs w:val="1"/>
+          <w:u w:val="single"/>
+        </w:rPr>
+        <w:t>{</w:t>
+      </w:r>
+      <w:r>
+        <w:rPr>
+          <w:b w:val="1"/>
+          <w:bCs w:val="1"/>
+          <w:u w:val="single"/>
+        </w:rPr>
+        <w:t>d.computedIncapableAdults</w:t>
+      </w:r>
+      <w:r>
+        <w:rPr>
+          <w:b w:val="1"/>
+          <w:bCs w:val="1"/>
+          <w:sz w:val="20"/>
+          <w:szCs w:val="20"/>
+        </w:rPr>
+        <w:t>[</w:t>
+      </w:r>
+      <w:r>
+        <w:rPr>
+          <w:b w:val="1"/>
+          <w:bCs w:val="1"/>
+          <w:sz w:val="20"/>
+          <w:szCs w:val="20"/>
+        </w:rPr>
+        <w:t>i</w:t>
+      </w:r>
+      <w:r>
+        <w:rPr>
+          <w:b w:val="1"/>
+          <w:bCs w:val="1"/>
+          <w:sz w:val="20"/>
+          <w:szCs w:val="20"/>
+        </w:rPr>
+        <w:t>].</w:t>
+      </w:r>
+      <w:r>
+        <w:rPr>
+          <w:b w:val="1"/>
+          <w:bCs w:val="1"/>
+          <w:sz w:val="20"/>
+          <w:szCs w:val="20"/>
+        </w:rPr>
+        <w:t>incapableAdultNomineeName</w:t>
+      </w:r>
+      <w:r>
+        <w:rPr>
+          <w:b w:val="1"/>
+          <w:bCs w:val="1"/>
+          <w:u w:val="single"/>
+        </w:rPr>
+        <w:t>}</w:t>
+      </w:r>
+    </w:p>
+    <w:p>
+      <w:pPr>
+        <w:pStyle w:val="ListParagraph"/>
+        <w:numPr>
+          <w:ilvl w:val="2"/>
+          <w:numId w:val="2"/>
+        </w:numPr>
+        <w:tabs>
+          <w:tab w:val="left" w:leader="none" w:pos="2085"/>
+          <w:tab w:val="left" w:leader="none" w:pos="2087"/>
+        </w:tabs>
+        <w:spacing w:before="31" w:line="264" w:lineRule="auto"/>
+        <w:ind w:right="512"/>
+        <w:rPr>
+          <w:b w:val="1"/>
+          <w:bCs w:val="1"/>
+          <w:u w:val="single"/>
+        </w:rPr>
+      </w:pPr>
+      <w:r>
+        <w:rPr>
+          <w:color w:val="313131"/>
+          <w:sz w:val="20"/>
+          <w:szCs w:val="20"/>
+        </w:rPr>
+        <w:t xml:space="preserve">Residential Address: </w:t>
+      </w:r>
+      <w:r>
+        <w:rPr>
+          <w:b w:val="1"/>
+          <w:bCs w:val="1"/>
+          <w:u w:val="single"/>
+        </w:rPr>
+        <w:t>{</w:t>
+      </w:r>
+      <w:r>
+        <w:rPr>
+          <w:b w:val="1"/>
+          <w:bCs w:val="1"/>
+          <w:u w:val="single"/>
+        </w:rPr>
+        <w:t>d.computedIncapableAdults</w:t>
+      </w:r>
+      <w:r>
+        <w:rPr>
+          <w:b w:val="1"/>
+          <w:bCs w:val="1"/>
+          <w:sz w:val="20"/>
+          <w:szCs w:val="20"/>
+        </w:rPr>
+        <w:t>[</w:t>
+      </w:r>
+      <w:r>
+        <w:rPr>
+          <w:b w:val="1"/>
+          <w:bCs w:val="1"/>
+          <w:sz w:val="20"/>
+          <w:szCs w:val="20"/>
+        </w:rPr>
+        <w:t>i</w:t>
+      </w:r>
+      <w:r>
+        <w:rPr>
+          <w:b w:val="1"/>
+          <w:bCs w:val="1"/>
+          <w:sz w:val="20"/>
+          <w:szCs w:val="20"/>
+        </w:rPr>
+        <w:t>].</w:t>
+      </w:r>
+      <w:r>
+        <w:rPr>
+          <w:b w:val="1"/>
+          <w:bCs w:val="1"/>
+          <w:sz w:val="20"/>
+          <w:szCs w:val="20"/>
+        </w:rPr>
+        <w:t>incapableAdu</w:t>
+      </w:r>
+      <w:r>
+        <w:rPr>
+          <w:b w:val="1"/>
+          <w:bCs w:val="1"/>
+          <w:sz w:val="20"/>
+          <w:szCs w:val="20"/>
+        </w:rPr>
+        <w:t>ltNominee</w:t>
+      </w:r>
+      <w:r>
+        <w:rPr>
+          <w:b w:val="1"/>
+          <w:bCs w:val="1"/>
+          <w:u w:val="single"/>
+        </w:rPr>
+        <w:t>ResAddress}</w:t>
+      </w:r>
+    </w:p>
+    <w:p>
+      <w:pPr>
+        <w:pStyle w:val="ListParagraph"/>
+        <w:numPr>
+          <w:ilvl w:val="2"/>
+          <w:numId w:val="2"/>
+        </w:numPr>
+        <w:tabs>
+          <w:tab w:val="left" w:leader="none" w:pos="2085"/>
+          <w:tab w:val="left" w:leader="none" w:pos="2087"/>
+        </w:tabs>
+        <w:spacing w:before="1" w:line="264" w:lineRule="auto"/>
+        <w:ind w:right="451"/>
+        <w:rPr>
+          <w:b w:val="1"/>
+          <w:bCs w:val="1"/>
+        </w:rPr>
+      </w:pPr>
+      <w:r>
+        <w:rPr>
+          <w:color w:val="313131"/>
+          <w:sz w:val="20"/>
+          <w:szCs w:val="20"/>
+        </w:rPr>
+        <w:t xml:space="preserve">Postal Address: </w:t>
+      </w:r>
+      <w:r>
+        <w:rPr>
+          <w:b w:val="1"/>
+          <w:bCs w:val="1"/>
+          <w:u w:val="single"/>
+        </w:rPr>
+        <w:t>{</w:t>
+      </w:r>
+      <w:r>
+        <w:rPr>
+          <w:b w:val="1"/>
+          <w:bCs w:val="1"/>
+          <w:u w:val="single"/>
+        </w:rPr>
+        <w:t>d.computedIncapableAdults</w:t>
+      </w:r>
+      <w:r>
+        <w:rPr>
+          <w:b w:val="1"/>
+          <w:bCs w:val="1"/>
+          <w:sz w:val="20"/>
+          <w:szCs w:val="20"/>
+        </w:rPr>
+        <w:t>[</w:t>
+      </w:r>
+      <w:r>
+        <w:rPr>
+          <w:b w:val="1"/>
+          <w:bCs w:val="1"/>
+          <w:sz w:val="20"/>
+          <w:szCs w:val="20"/>
+        </w:rPr>
+        <w:t>i</w:t>
+      </w:r>
+      <w:r>
+        <w:rPr>
+          <w:b w:val="1"/>
+          <w:bCs w:val="1"/>
+          <w:sz w:val="20"/>
+          <w:szCs w:val="20"/>
+        </w:rPr>
+        <w:t>].</w:t>
+      </w:r>
+      <w:r>
+        <w:rPr>
+          <w:b w:val="1"/>
+          <w:bCs w:val="1"/>
+          <w:sz w:val="20"/>
+          <w:szCs w:val="20"/>
+        </w:rPr>
+        <w:t>incapableAdult</w:t>
+      </w:r>
+      <w:r>
+        <w:rPr>
+          <w:b w:val="1"/>
+          <w:bCs w:val="1"/>
+          <w:sz w:val="20"/>
+          <w:szCs w:val="20"/>
+        </w:rPr>
+        <w:t>Nominee</w:t>
+      </w:r>
+      <w:r>
+        <w:rPr>
+          <w:b w:val="1"/>
+          <w:bCs w:val="1"/>
+          <w:u w:val="single"/>
+        </w:rPr>
+        <w:t>PostalAddress}</w:t>
+      </w:r>
+    </w:p>
+    <w:p>
+      <w:pPr>
+        <w:pStyle w:val="ListParagraph"/>
+        <w:numPr>
+          <w:ilvl w:val="2"/>
+          <w:numId w:val="2"/>
+        </w:numPr>
+        <w:tabs>
+          <w:tab w:val="left" w:leader="none" w:pos="2086"/>
+        </w:tabs>
+        <w:spacing w:before="0"/>
+        <w:ind/>
+        <w:rPr>
+          <w:b w:val="1"/>
+          <w:bCs w:val="1"/>
+        </w:rPr>
+      </w:pPr>
+      <w:r>
+        <w:rPr>
+          <w:color w:val="313131"/>
+          <w:sz w:val="20"/>
+          <w:szCs w:val="20"/>
+        </w:rPr>
+        <w:t xml:space="preserve">Email: </w:t>
+      </w:r>
+      <w:r>
+        <w:rPr>
+          <w:b w:val="1"/>
+          <w:bCs w:val="1"/>
+          <w:u w:val="single"/>
+        </w:rPr>
+        <w:t>{</w:t>
+      </w:r>
+      <w:r>
+        <w:rPr>
+          <w:b w:val="1"/>
+          <w:bCs w:val="1"/>
+          <w:u w:val="single"/>
+        </w:rPr>
+        <w:t>d.computedIncapableAdults</w:t>
+      </w:r>
+      <w:r>
+        <w:rPr>
+          <w:b w:val="1"/>
+          <w:bCs w:val="1"/>
+          <w:sz w:val="20"/>
+          <w:szCs w:val="20"/>
+        </w:rPr>
+        <w:t>[</w:t>
+      </w:r>
+      <w:r>
+        <w:rPr>
+          <w:b w:val="1"/>
+          <w:bCs w:val="1"/>
+          <w:sz w:val="20"/>
+          <w:szCs w:val="20"/>
+        </w:rPr>
+        <w:t>i</w:t>
+      </w:r>
+      <w:r>
+        <w:rPr>
+          <w:b w:val="1"/>
+          <w:bCs w:val="1"/>
+          <w:sz w:val="20"/>
+          <w:szCs w:val="20"/>
+        </w:rPr>
+        <w:t>].</w:t>
+      </w:r>
+      <w:r>
+        <w:rPr>
+          <w:b w:val="1"/>
+          <w:bCs w:val="1"/>
+          <w:sz w:val="20"/>
+          <w:szCs w:val="20"/>
+        </w:rPr>
+        <w:t>incapableAdult</w:t>
+      </w:r>
+      <w:r>
+        <w:rPr>
+          <w:b w:val="1"/>
+          <w:bCs w:val="1"/>
+          <w:sz w:val="20"/>
+          <w:szCs w:val="20"/>
+        </w:rPr>
+        <w:t>Nominee</w:t>
+      </w:r>
+      <w:r>
+        <w:rPr>
+          <w:b w:val="1"/>
+          <w:bCs w:val="1"/>
+          <w:u w:val="single"/>
+        </w:rPr>
+        <w:t>Email}</w:t>
+      </w:r>
+    </w:p>
+    <w:p>
+      <w:pPr>
+        <w:pStyle w:val="ListParagraph"/>
+        <w:numPr>
+          <w:ilvl w:val="2"/>
+          <w:numId w:val="2"/>
+        </w:numPr>
+        <w:tabs>
+          <w:tab w:val="left" w:leader="none" w:pos="2086"/>
         </w:tabs>
         <w:spacing w:before="31"/>
-        <w:ind w:left="1487" w:hanging="109"/>
-        <w:rPr>
-          <w:b/>
-        </w:rPr>
-      </w:pPr>
-      <w:r>
-        <w:rPr>
-          <w:color w:val="313131"/>
-          <w:sz w:val="20"/>
-        </w:rPr>
-        <w:t>Nominee:</w:t>
-      </w:r>
-      <w:r>
-        <w:rPr>
-          <w:color w:val="313131"/>
-          <w:spacing w:val="-1"/>
-          <w:sz w:val="20"/>
-        </w:rPr>
-        <w:t xml:space="preserve"> </w:t>
-      </w:r>
-      <w:r>
-        <w:rPr>
-          <w:b/>
-          <w:spacing w:val="-4"/>
-          <w:u w:val="single"/>
-        </w:rPr>
-        <w:t xml:space="preserve">{d.incapableAdultNomineeName}</w:t>
+        <w:ind/>
+        <w:rPr>
+          <w:b w:val="1"/>
+          <w:bCs w:val="1"/>
+        </w:rPr>
+      </w:pPr>
+      <w:r>
+        <w:rPr>
+          <w:color w:val="313131"/>
+          <w:sz w:val="20"/>
+          <w:szCs w:val="20"/>
+        </w:rPr>
+        <w:t xml:space="preserve">Fax: </w:t>
+      </w:r>
+      <w:r>
+        <w:rPr>
+          <w:b w:val="1"/>
+          <w:bCs w:val="1"/>
+          <w:u w:val="single"/>
+        </w:rPr>
+        <w:t>{</w:t>
+      </w:r>
+      <w:r>
+        <w:rPr>
+          <w:b w:val="1"/>
+          <w:bCs w:val="1"/>
+          <w:u w:val="single"/>
+        </w:rPr>
+        <w:t>d.computedIncapableAdults</w:t>
+      </w:r>
+      <w:r>
+        <w:rPr>
+          <w:b w:val="1"/>
+          <w:bCs w:val="1"/>
+          <w:sz w:val="20"/>
+          <w:szCs w:val="20"/>
+        </w:rPr>
+        <w:t>[i+1].</w:t>
+      </w:r>
+      <w:r>
+        <w:rPr>
+          <w:b w:val="1"/>
+          <w:bCs w:val="1"/>
+          <w:sz w:val="20"/>
+          <w:szCs w:val="20"/>
+        </w:rPr>
+        <w:t>incapableAdult</w:t>
+      </w:r>
+      <w:r>
+        <w:rPr>
+          <w:b w:val="1"/>
+          <w:bCs w:val="1"/>
+          <w:sz w:val="20"/>
+          <w:szCs w:val="20"/>
+        </w:rPr>
+        <w:t>Nominee</w:t>
+      </w:r>
+      <w:r>
+        <w:rPr>
+          <w:b w:val="1"/>
+          <w:bCs w:val="1"/>
+          <w:u w:val="single"/>
+        </w:rPr>
+        <w:t>Fax}</w:t>
       </w:r>
     </w:p>
     <w:p>
@@ -1455,7 +3259,76 @@
         <w:pStyle w:val="BodyText"/>
         <w:spacing w:before="269"/>
         <w:ind w:left="288"/>
-      </w:pPr>
+        <w:rPr>
+          <w:color w:val="313131"/>
+        </w:rPr>
+      </w:pPr>
+      <w:r>
+        <w:rPr>
+          <w:color w:val="313131"/>
+        </w:rPr>
+        <w:t>{d.</w:t>
+      </w:r>
+      <w:r>
+        <w:rPr>
+          <w:color w:val="313131"/>
+        </w:rPr>
+        <w:t>hasIncapableAdults:ifEQ</w:t>
+      </w:r>
+      <w:r>
+        <w:rPr>
+          <w:color w:val="313131"/>
+        </w:rPr>
+        <w:t>(true):</w:t>
+      </w:r>
+      <w:r>
+        <w:rPr>
+          <w:color w:val="313131"/>
+        </w:rPr>
+        <w:t>showEnd</w:t>
+      </w:r>
+      <w:r>
+        <w:rPr>
+          <w:color w:val="313131"/>
+        </w:rPr>
+        <w:t>}</w:t>
+      </w:r>
+      <w:r>
+        <w:br/>
+      </w:r>
+      <w:r>
+        <w:br/>
+      </w:r>
+      <w:r>
+        <w:br/>
+      </w:r>
+      <w:r>
+        <w:br/>
+      </w:r>
+      <w:r>
+        <w:br/>
+      </w:r>
+      <w:r>
+        <w:br/>
+      </w:r>
+      <w:r>
+        <w:br/>
+      </w:r>
+      <w:r>
+        <w:br/>
+      </w:r>
+      <w:r>
+        <w:br/>
+      </w:r>
+      <w:r>
+        <w:br/>
+      </w:r>
+      <w:r>
+        <w:br/>
+      </w:r>
+      <w:r>
+        <w:br/>
+      </w:r>
       <w:r>
         <w:rPr>
           <w:color w:val="313131"/>
@@ -1473,72 +3346,516 @@
     <w:p>
       <w:pPr>
         <w:pStyle w:val="ListParagraph"/>
-        <w:numPr>
-          <w:ilvl w:val="0"/>
-          <w:numId w:val="2"/>
-        </w:numPr>
         <w:tabs>
-          <w:tab w:val="left" w:pos="887"/>
-        </w:tabs>
-        <w:spacing w:before="29"/>
-        <w:ind w:left="887" w:hanging="127"/>
-        <w:rPr>
-          <w:b/>
-        </w:rPr>
-      </w:pPr>
-      <w:r>
-        <w:rPr>
-          <w:b/>
-          <w:u w:val="single"/>
-        </w:rPr>
-        <w:t xml:space="preserve">{d.applicant.applicantServicePhone}</w:t>
-      </w:r>
-    </w:p>
-    <w:p>
-      <w:pPr>
-        <w:pStyle w:val="ListParagraph"/>
-        <w:numPr>
-          <w:ilvl w:val="0"/>
-          <w:numId w:val="2"/>
-        </w:numPr>
-        <w:tabs>
-          <w:tab w:val="left" w:pos="887"/>
-        </w:tabs>
-        <w:ind w:left="887" w:hanging="127"/>
-        <w:rPr>
-          <w:b/>
-        </w:rPr>
-      </w:pPr>
-      <w:r>
-        <w:rPr>
-          <w:b/>
-          <w:u w:val="single"/>
-        </w:rPr>
-        <w:t xml:space="preserve">{d.applicant.applicantServiceEmail}</w:t>
-      </w:r>
-    </w:p>
-    <w:p>
-      <w:pPr>
-        <w:pStyle w:val="ListParagraph"/>
-        <w:numPr>
-          <w:ilvl w:val="0"/>
-          <w:numId w:val="2"/>
-        </w:numPr>
-        <w:tabs>
-          <w:tab w:val="left" w:pos="887"/>
+          <w:tab w:val="left" w:leader="none" w:pos="887"/>
         </w:tabs>
         <w:spacing w:before="31"/>
         <w:ind w:left="887" w:hanging="127"/>
         <w:rPr>
-          <w:b/>
-        </w:rPr>
-      </w:pPr>
-      <w:r>
-        <w:rPr>
-          <w:b/>
-          <w:u w:val="single"/>
-        </w:rPr>
-        <w:t xml:space="preserve">{d.applicant.applicantServiceFax}</w:t>
+          <w:rFonts w:ascii="Segoe UI" w:hAnsi="Segoe UI" w:eastAsia="Segoe UI" w:cs="Segoe UI"/>
+          <w:b w:val="1"/>
+          <w:bCs w:val="1"/>
+          <w:i w:val="0"/>
+          <w:iCs w:val="0"/>
+          <w:caps w:val="0"/>
+          <w:smallCaps w:val="0"/>
+          <w:noProof w:val="0"/>
+          <w:color w:val="000000" w:themeColor="text1" w:themeTint="FF" w:themeShade="FF"/>
+          <w:sz w:val="22"/>
+          <w:szCs w:val="22"/>
+          <w:lang w:val="en-US"/>
+        </w:rPr>
+      </w:pPr>
+      <w:r>
+        <w:rPr>
+          <w:rFonts w:ascii="Segoe UI" w:hAnsi="Segoe UI" w:eastAsia="Segoe UI" w:cs="Segoe UI"/>
+          <w:b w:val="0"/>
+          <w:bCs w:val="0"/>
+          <w:i w:val="0"/>
+          <w:iCs w:val="0"/>
+          <w:caps w:val="0"/>
+          <w:smallCaps w:val="0"/>
+          <w:noProof w:val="0"/>
+          <w:color w:val="313131"/>
+          <w:sz w:val="20"/>
+          <w:szCs w:val="20"/>
+          <w:lang w:val="en-US"/>
+        </w:rPr>
+        <w:t xml:space="preserve">Street address: </w:t>
+      </w:r>
+      <w:r>
+        <w:rPr>
+          <w:rFonts w:ascii="Segoe UI" w:hAnsi="Segoe UI" w:eastAsia="Segoe UI" w:cs="Segoe UI"/>
+          <w:b w:val="1"/>
+          <w:bCs w:val="1"/>
+          <w:i w:val="0"/>
+          <w:iCs w:val="0"/>
+          <w:caps w:val="0"/>
+          <w:smallCaps w:val="0"/>
+          <w:strike w:val="0"/>
+          <w:dstrike w:val="0"/>
+          <w:noProof w:val="0"/>
+          <w:color w:val="000000" w:themeColor="text1" w:themeTint="FF" w:themeShade="FF"/>
+          <w:sz w:val="22"/>
+          <w:szCs w:val="22"/>
+          <w:u w:val="single"/>
+          <w:lang w:val="en-US"/>
+        </w:rPr>
+        <w:t>{d.applicant.applicantServiceAddressStreet}, {d.applicant.applicantServiceAddressCity}, {d.applicant.applicantServiceAddressProvince} {d.applicant.applicantServiceAddressState}, {d.applicant.applicantServiceAddressPostalCode}, {d.applicant.applicantServiceAddressCountry}</w:t>
+      </w:r>
+    </w:p>
+    <w:p>
+      <w:pPr>
+        <w:pStyle w:val="ListParagraph"/>
+        <w:spacing w:before="54"/>
+        <w:ind w:left="888"/>
+        <w:rPr>
+          <w:rFonts w:ascii="Segoe UI" w:hAnsi="Segoe UI" w:eastAsia="Segoe UI" w:cs="Segoe UI"/>
+          <w:b w:val="0"/>
+          <w:bCs w:val="0"/>
+          <w:i w:val="0"/>
+          <w:iCs w:val="0"/>
+          <w:caps w:val="0"/>
+          <w:smallCaps w:val="0"/>
+          <w:noProof w:val="0"/>
+          <w:color w:val="000000" w:themeColor="text1" w:themeTint="FF" w:themeShade="FF"/>
+          <w:sz w:val="22"/>
+          <w:szCs w:val="22"/>
+          <w:lang w:val="en-US"/>
+        </w:rPr>
+      </w:pPr>
+      <w:r>
+        <w:rPr>
+          <w:rFonts w:ascii="Segoe UI" w:hAnsi="Segoe UI" w:eastAsia="Segoe UI" w:cs="Segoe UI"/>
+          <w:b w:val="0"/>
+          <w:bCs w:val="0"/>
+          <w:i w:val="0"/>
+          <w:iCs w:val="0"/>
+          <w:caps w:val="0"/>
+          <w:smallCaps w:val="0"/>
+          <w:noProof w:val="0"/>
+          <w:color w:val="313131"/>
+          <w:sz w:val="20"/>
+          <w:szCs w:val="20"/>
+          <w:lang w:val="en-US"/>
+        </w:rPr>
+        <w:t xml:space="preserve">Telephone number: </w:t>
+      </w:r>
+      <w:r>
+        <w:rPr>
+          <w:rFonts w:ascii="Segoe UI" w:hAnsi="Segoe UI" w:eastAsia="Segoe UI" w:cs="Segoe UI"/>
+          <w:b w:val="1"/>
+          <w:bCs w:val="1"/>
+          <w:i w:val="0"/>
+          <w:iCs w:val="0"/>
+          <w:caps w:val="0"/>
+          <w:smallCaps w:val="0"/>
+          <w:strike w:val="0"/>
+          <w:dstrike w:val="0"/>
+          <w:noProof w:val="0"/>
+          <w:color w:val="000000" w:themeColor="text1" w:themeTint="FF" w:themeShade="FF"/>
+          <w:sz w:val="22"/>
+          <w:szCs w:val="22"/>
+          <w:u w:val="single"/>
+          <w:lang w:val="en-US"/>
+        </w:rPr>
+        <w:t>{d.applicant.applicantServicePhone}</w:t>
+      </w:r>
+    </w:p>
+    <w:p>
+      <w:pPr>
+        <w:pStyle w:val="ListParagraph"/>
+        <w:spacing w:before="54"/>
+        <w:ind w:left="888"/>
+        <w:rPr>
+          <w:rFonts w:ascii="Segoe UI" w:hAnsi="Segoe UI" w:eastAsia="Segoe UI" w:cs="Segoe UI"/>
+          <w:b w:val="0"/>
+          <w:bCs w:val="0"/>
+          <w:i w:val="0"/>
+          <w:iCs w:val="0"/>
+          <w:caps w:val="0"/>
+          <w:smallCaps w:val="0"/>
+          <w:noProof w:val="0"/>
+          <w:color w:val="000000" w:themeColor="text1" w:themeTint="FF" w:themeShade="FF"/>
+          <w:sz w:val="22"/>
+          <w:szCs w:val="22"/>
+          <w:lang w:val="en-US"/>
+        </w:rPr>
+      </w:pPr>
+      <w:r>
+        <w:rPr>
+          <w:rFonts w:ascii="Segoe UI" w:hAnsi="Segoe UI" w:eastAsia="Segoe UI" w:cs="Segoe UI"/>
+          <w:b w:val="0"/>
+          <w:bCs w:val="0"/>
+          <w:i w:val="0"/>
+          <w:iCs w:val="0"/>
+          <w:caps w:val="0"/>
+          <w:smallCaps w:val="0"/>
+          <w:noProof w:val="0"/>
+          <w:color w:val="313131"/>
+          <w:sz w:val="20"/>
+          <w:szCs w:val="20"/>
+          <w:lang w:val="en-US"/>
+        </w:rPr>
+        <w:t xml:space="preserve">E-mail address: </w:t>
+      </w:r>
+      <w:r>
+        <w:rPr>
+          <w:rFonts w:ascii="Segoe UI" w:hAnsi="Segoe UI" w:eastAsia="Segoe UI" w:cs="Segoe UI"/>
+          <w:b w:val="1"/>
+          <w:bCs w:val="1"/>
+          <w:i w:val="0"/>
+          <w:iCs w:val="0"/>
+          <w:caps w:val="0"/>
+          <w:smallCaps w:val="0"/>
+          <w:strike w:val="0"/>
+          <w:dstrike w:val="0"/>
+          <w:noProof w:val="0"/>
+          <w:color w:val="000000" w:themeColor="text1" w:themeTint="FF" w:themeShade="FF"/>
+          <w:sz w:val="22"/>
+          <w:szCs w:val="22"/>
+          <w:u w:val="single"/>
+          <w:lang w:val="en-US"/>
+        </w:rPr>
+        <w:t>{</w:t>
+      </w:r>
+      <w:r>
+        <w:rPr>
+          <w:rFonts w:ascii="Segoe UI" w:hAnsi="Segoe UI" w:eastAsia="Segoe UI" w:cs="Segoe UI"/>
+          <w:b w:val="1"/>
+          <w:bCs w:val="1"/>
+          <w:i w:val="0"/>
+          <w:iCs w:val="0"/>
+          <w:caps w:val="0"/>
+          <w:smallCaps w:val="0"/>
+          <w:strike w:val="0"/>
+          <w:dstrike w:val="0"/>
+          <w:noProof w:val="0"/>
+          <w:color w:val="000000" w:themeColor="text1" w:themeTint="FF" w:themeShade="FF"/>
+          <w:sz w:val="22"/>
+          <w:szCs w:val="22"/>
+          <w:u w:val="single"/>
+          <w:lang w:val="en-US"/>
+        </w:rPr>
+        <w:t>d.applicant.applicantServiceEmail</w:t>
+      </w:r>
+      <w:r>
+        <w:rPr>
+          <w:rFonts w:ascii="Segoe UI" w:hAnsi="Segoe UI" w:eastAsia="Segoe UI" w:cs="Segoe UI"/>
+          <w:b w:val="1"/>
+          <w:bCs w:val="1"/>
+          <w:i w:val="0"/>
+          <w:iCs w:val="0"/>
+          <w:caps w:val="0"/>
+          <w:smallCaps w:val="0"/>
+          <w:strike w:val="0"/>
+          <w:dstrike w:val="0"/>
+          <w:noProof w:val="0"/>
+          <w:color w:val="000000" w:themeColor="text1" w:themeTint="FF" w:themeShade="FF"/>
+          <w:sz w:val="22"/>
+          <w:szCs w:val="22"/>
+          <w:u w:val="single"/>
+          <w:lang w:val="en-US"/>
+        </w:rPr>
+        <w:t>}</w:t>
+      </w:r>
+    </w:p>
+    <w:p>
+      <w:pPr>
+        <w:pStyle w:val="ListParagraph"/>
+        <w:spacing w:before="54"/>
+        <w:ind w:left="888"/>
+        <w:rPr>
+          <w:rFonts w:ascii="Segoe UI" w:hAnsi="Segoe UI" w:eastAsia="Segoe UI" w:cs="Segoe UI"/>
+          <w:b w:val="0"/>
+          <w:bCs w:val="0"/>
+          <w:i w:val="0"/>
+          <w:iCs w:val="0"/>
+          <w:caps w:val="0"/>
+          <w:smallCaps w:val="0"/>
+          <w:noProof w:val="0"/>
+          <w:color w:val="000000" w:themeColor="text1" w:themeTint="FF" w:themeShade="FF"/>
+          <w:sz w:val="22"/>
+          <w:szCs w:val="22"/>
+          <w:lang w:val="en-US"/>
+        </w:rPr>
+      </w:pPr>
+      <w:r>
+        <w:rPr>
+          <w:rFonts w:ascii="Segoe UI" w:hAnsi="Segoe UI" w:eastAsia="Segoe UI" w:cs="Segoe UI"/>
+          <w:b w:val="1"/>
+          <w:bCs w:val="1"/>
+          <w:i w:val="0"/>
+          <w:iCs w:val="0"/>
+          <w:caps w:val="0"/>
+          <w:smallCaps w:val="0"/>
+          <w:strike w:val="0"/>
+          <w:dstrike w:val="0"/>
+          <w:noProof w:val="0"/>
+          <w:color w:val="000000" w:themeColor="text1" w:themeTint="FF" w:themeShade="FF"/>
+          <w:sz w:val="22"/>
+          <w:szCs w:val="22"/>
+          <w:u w:val="single"/>
+          <w:lang w:val="en-US"/>
+        </w:rPr>
+        <w:t>{</w:t>
+      </w:r>
+      <w:r>
+        <w:rPr>
+          <w:rFonts w:ascii="Segoe UI" w:hAnsi="Segoe UI" w:eastAsia="Segoe UI" w:cs="Segoe UI"/>
+          <w:b w:val="1"/>
+          <w:bCs w:val="1"/>
+          <w:i w:val="0"/>
+          <w:iCs w:val="0"/>
+          <w:caps w:val="0"/>
+          <w:smallCaps w:val="0"/>
+          <w:strike w:val="0"/>
+          <w:dstrike w:val="0"/>
+          <w:noProof w:val="0"/>
+          <w:color w:val="000000" w:themeColor="text1" w:themeTint="FF" w:themeShade="FF"/>
+          <w:sz w:val="22"/>
+          <w:szCs w:val="22"/>
+          <w:u w:val="single"/>
+          <w:lang w:val="en-US"/>
+        </w:rPr>
+        <w:t>d.applicant.applicantHasFax:ifEQ</w:t>
+      </w:r>
+      <w:r>
+        <w:rPr>
+          <w:rFonts w:ascii="Segoe UI" w:hAnsi="Segoe UI" w:eastAsia="Segoe UI" w:cs="Segoe UI"/>
+          <w:b w:val="1"/>
+          <w:bCs w:val="1"/>
+          <w:i w:val="0"/>
+          <w:iCs w:val="0"/>
+          <w:caps w:val="0"/>
+          <w:smallCaps w:val="0"/>
+          <w:strike w:val="0"/>
+          <w:dstrike w:val="0"/>
+          <w:noProof w:val="0"/>
+          <w:color w:val="000000" w:themeColor="text1" w:themeTint="FF" w:themeShade="FF"/>
+          <w:sz w:val="22"/>
+          <w:szCs w:val="22"/>
+          <w:u w:val="single"/>
+          <w:lang w:val="en-US"/>
+        </w:rPr>
+        <w:t>('</w:t>
+      </w:r>
+      <w:r>
+        <w:rPr>
+          <w:rFonts w:ascii="Segoe UI" w:hAnsi="Segoe UI" w:eastAsia="Segoe UI" w:cs="Segoe UI"/>
+          <w:b w:val="1"/>
+          <w:bCs w:val="1"/>
+          <w:i w:val="0"/>
+          <w:iCs w:val="0"/>
+          <w:caps w:val="0"/>
+          <w:smallCaps w:val="0"/>
+          <w:strike w:val="0"/>
+          <w:dstrike w:val="0"/>
+          <w:noProof w:val="0"/>
+          <w:color w:val="000000" w:themeColor="text1" w:themeTint="FF" w:themeShade="FF"/>
+          <w:sz w:val="22"/>
+          <w:szCs w:val="22"/>
+          <w:u w:val="single"/>
+          <w:lang w:val="en-US"/>
+        </w:rPr>
+        <w:t>yes'</w:t>
+      </w:r>
+      <w:r>
+        <w:rPr>
+          <w:rFonts w:ascii="Segoe UI" w:hAnsi="Segoe UI" w:eastAsia="Segoe UI" w:cs="Segoe UI"/>
+          <w:b w:val="1"/>
+          <w:bCs w:val="1"/>
+          <w:i w:val="0"/>
+          <w:iCs w:val="0"/>
+          <w:caps w:val="0"/>
+          <w:smallCaps w:val="0"/>
+          <w:strike w:val="0"/>
+          <w:dstrike w:val="0"/>
+          <w:noProof w:val="0"/>
+          <w:color w:val="000000" w:themeColor="text1" w:themeTint="FF" w:themeShade="FF"/>
+          <w:sz w:val="22"/>
+          <w:szCs w:val="22"/>
+          <w:u w:val="single"/>
+          <w:lang w:val="en-US"/>
+        </w:rPr>
+        <w:t>):</w:t>
+      </w:r>
+      <w:r>
+        <w:rPr>
+          <w:rFonts w:ascii="Segoe UI" w:hAnsi="Segoe UI" w:eastAsia="Segoe UI" w:cs="Segoe UI"/>
+          <w:b w:val="1"/>
+          <w:bCs w:val="1"/>
+          <w:i w:val="0"/>
+          <w:iCs w:val="0"/>
+          <w:caps w:val="0"/>
+          <w:smallCaps w:val="0"/>
+          <w:strike w:val="0"/>
+          <w:dstrike w:val="0"/>
+          <w:noProof w:val="0"/>
+          <w:color w:val="000000" w:themeColor="text1" w:themeTint="FF" w:themeShade="FF"/>
+          <w:sz w:val="22"/>
+          <w:szCs w:val="22"/>
+          <w:u w:val="single"/>
+          <w:lang w:val="en-US"/>
+        </w:rPr>
+        <w:t>showBegin</w:t>
+      </w:r>
+      <w:r>
+        <w:rPr>
+          <w:rFonts w:ascii="Segoe UI" w:hAnsi="Segoe UI" w:eastAsia="Segoe UI" w:cs="Segoe UI"/>
+          <w:b w:val="1"/>
+          <w:bCs w:val="1"/>
+          <w:i w:val="0"/>
+          <w:iCs w:val="0"/>
+          <w:caps w:val="0"/>
+          <w:smallCaps w:val="0"/>
+          <w:strike w:val="0"/>
+          <w:dstrike w:val="0"/>
+          <w:noProof w:val="0"/>
+          <w:color w:val="000000" w:themeColor="text1" w:themeTint="FF" w:themeShade="FF"/>
+          <w:sz w:val="22"/>
+          <w:szCs w:val="22"/>
+          <w:u w:val="single"/>
+          <w:lang w:val="en-US"/>
+        </w:rPr>
+        <w:t>}</w:t>
+      </w:r>
+      <w:r>
+        <w:rPr>
+          <w:rFonts w:ascii="Segoe UI" w:hAnsi="Segoe UI" w:eastAsia="Segoe UI" w:cs="Segoe UI"/>
+          <w:b w:val="0"/>
+          <w:bCs w:val="0"/>
+          <w:i w:val="0"/>
+          <w:iCs w:val="0"/>
+          <w:caps w:val="0"/>
+          <w:smallCaps w:val="0"/>
+          <w:noProof w:val="0"/>
+          <w:color w:val="313131"/>
+          <w:sz w:val="20"/>
+          <w:szCs w:val="20"/>
+          <w:lang w:val="en-US"/>
+        </w:rPr>
+        <w:t xml:space="preserve">Fax number: </w:t>
+      </w:r>
+      <w:r>
+        <w:rPr>
+          <w:rFonts w:ascii="Segoe UI" w:hAnsi="Segoe UI" w:eastAsia="Segoe UI" w:cs="Segoe UI"/>
+          <w:b w:val="1"/>
+          <w:bCs w:val="1"/>
+          <w:i w:val="0"/>
+          <w:iCs w:val="0"/>
+          <w:caps w:val="0"/>
+          <w:smallCaps w:val="0"/>
+          <w:strike w:val="0"/>
+          <w:dstrike w:val="0"/>
+          <w:noProof w:val="0"/>
+          <w:color w:val="000000" w:themeColor="text1" w:themeTint="FF" w:themeShade="FF"/>
+          <w:sz w:val="22"/>
+          <w:szCs w:val="22"/>
+          <w:u w:val="single"/>
+          <w:lang w:val="en-US"/>
+        </w:rPr>
+        <w:t>{</w:t>
+      </w:r>
+      <w:r>
+        <w:rPr>
+          <w:rFonts w:ascii="Segoe UI" w:hAnsi="Segoe UI" w:eastAsia="Segoe UI" w:cs="Segoe UI"/>
+          <w:b w:val="1"/>
+          <w:bCs w:val="1"/>
+          <w:i w:val="0"/>
+          <w:iCs w:val="0"/>
+          <w:caps w:val="0"/>
+          <w:smallCaps w:val="0"/>
+          <w:strike w:val="0"/>
+          <w:dstrike w:val="0"/>
+          <w:noProof w:val="0"/>
+          <w:color w:val="000000" w:themeColor="text1" w:themeTint="FF" w:themeShade="FF"/>
+          <w:sz w:val="22"/>
+          <w:szCs w:val="22"/>
+          <w:u w:val="single"/>
+          <w:lang w:val="en-US"/>
+        </w:rPr>
+        <w:t>d.applicant.applicantServiceFax</w:t>
+      </w:r>
+      <w:r>
+        <w:rPr>
+          <w:rFonts w:ascii="Segoe UI" w:hAnsi="Segoe UI" w:eastAsia="Segoe UI" w:cs="Segoe UI"/>
+          <w:b w:val="1"/>
+          <w:bCs w:val="1"/>
+          <w:i w:val="0"/>
+          <w:iCs w:val="0"/>
+          <w:caps w:val="0"/>
+          <w:smallCaps w:val="0"/>
+          <w:strike w:val="0"/>
+          <w:dstrike w:val="0"/>
+          <w:noProof w:val="0"/>
+          <w:color w:val="000000" w:themeColor="text1" w:themeTint="FF" w:themeShade="FF"/>
+          <w:sz w:val="22"/>
+          <w:szCs w:val="22"/>
+          <w:u w:val="single"/>
+          <w:lang w:val="en-US"/>
+        </w:rPr>
+        <w:t>}</w:t>
+      </w:r>
+      <w:r>
+        <w:rPr>
+          <w:rFonts w:ascii="Segoe UI" w:hAnsi="Segoe UI" w:eastAsia="Segoe UI" w:cs="Segoe UI"/>
+          <w:b w:val="1"/>
+          <w:bCs w:val="1"/>
+          <w:i w:val="0"/>
+          <w:iCs w:val="0"/>
+          <w:caps w:val="0"/>
+          <w:smallCaps w:val="0"/>
+          <w:strike w:val="0"/>
+          <w:dstrike w:val="0"/>
+          <w:noProof w:val="0"/>
+          <w:color w:val="000000" w:themeColor="text1" w:themeTint="FF" w:themeShade="FF"/>
+          <w:sz w:val="22"/>
+          <w:szCs w:val="22"/>
+          <w:u w:val="single"/>
+          <w:lang w:val="en-US"/>
+        </w:rPr>
+        <w:t>{</w:t>
+      </w:r>
+      <w:r>
+        <w:rPr>
+          <w:rFonts w:ascii="Segoe UI" w:hAnsi="Segoe UI" w:eastAsia="Segoe UI" w:cs="Segoe UI"/>
+          <w:b w:val="1"/>
+          <w:bCs w:val="1"/>
+          <w:i w:val="0"/>
+          <w:iCs w:val="0"/>
+          <w:caps w:val="0"/>
+          <w:smallCaps w:val="0"/>
+          <w:strike w:val="0"/>
+          <w:dstrike w:val="0"/>
+          <w:noProof w:val="0"/>
+          <w:color w:val="000000" w:themeColor="text1" w:themeTint="FF" w:themeShade="FF"/>
+          <w:sz w:val="22"/>
+          <w:szCs w:val="22"/>
+          <w:u w:val="single"/>
+          <w:lang w:val="en-US"/>
+        </w:rPr>
+        <w:t>d.applicant.applicantHasFax:showEnd</w:t>
+      </w:r>
+      <w:r>
+        <w:rPr>
+          <w:rFonts w:ascii="Segoe UI" w:hAnsi="Segoe UI" w:eastAsia="Segoe UI" w:cs="Segoe UI"/>
+          <w:b w:val="1"/>
+          <w:bCs w:val="1"/>
+          <w:i w:val="0"/>
+          <w:iCs w:val="0"/>
+          <w:caps w:val="0"/>
+          <w:smallCaps w:val="0"/>
+          <w:strike w:val="0"/>
+          <w:dstrike w:val="0"/>
+          <w:noProof w:val="0"/>
+          <w:color w:val="000000" w:themeColor="text1" w:themeTint="FF" w:themeShade="FF"/>
+          <w:sz w:val="22"/>
+          <w:szCs w:val="22"/>
+          <w:u w:val="single"/>
+          <w:lang w:val="en-US"/>
+        </w:rPr>
+        <w:t>}</w:t>
       </w:r>
     </w:p>
     <w:p>
@@ -1603,20 +3920,19 @@
         <w:rPr>
           <w:u w:val="single"/>
         </w:rPr>
-        <w:t xml:space="preserve">{d.applicant.applicantName}</w:t>
-      </w:r>
-    </w:p>
-    <w:p>
-      <w:pPr>
-        <w:pStyle w:val="BodyText"/>
-        <w:spacing w:before="29"/>
-        <w:ind w:left="288"/>
-      </w:pPr>
-      <w:r>
-        <w:rPr>
-          <w:color w:val="313131"/>
-        </w:rPr>
-        <w:t>___________________</w:t>
+        <w:t xml:space="preserve">{</w:t>
+      </w:r>
+      <w:r>
+        <w:rPr>
+          <w:u w:val="single"/>
+        </w:rPr>
+        <w:t xml:space="preserve">d.applicant.applicantName</w:t>
+      </w:r>
+      <w:r>
+        <w:rPr>
+          <w:u w:val="single"/>
+        </w:rPr>
+        <w:t xml:space="preserve">}</w:t>
       </w:r>
     </w:p>
     <w:p>
@@ -1625,7 +3941,7 @@
         <w:sectPr>
           <w:footerReference w:type="default" r:id="rId7"/>
           <w:type w:val="continuous"/>
-          <w:pgSz w:w="12240" w:h="15840"/>
+          <w:pgSz w:w="12240" w:h="15840" w:orient="portrait"/>
           <w:pgMar w:top="320" w:right="720" w:bottom="740" w:left="720" w:header="0" w:footer="543" w:gutter="0"/>
           <w:pgNumType w:start="1"/>
           <w:cols w:space="720"/>
@@ -1638,165 +3954,110 @@
         <w:ind w:right="21"/>
         <w:jc w:val="center"/>
         <w:rPr>
+          <w:rFonts w:ascii="Segoe UI" w:hAnsi="Segoe UI" w:eastAsia="Segoe UI" w:cs="Segoe UI"/>
+          <w:b w:val="0"/>
+          <w:bCs w:val="0"/>
+          <w:i w:val="0"/>
+          <w:iCs w:val="0"/>
+          <w:caps w:val="0"/>
+          <w:smallCaps w:val="0"/>
+          <w:noProof w:val="0"/>
+          <w:color w:val="313131"/>
           <w:sz w:val="21"/>
-        </w:rPr>
-      </w:pPr>
-      <w:r>
-        <w:rPr>
-          <w:b/>
+          <w:szCs w:val="21"/>
+          <w:lang w:val="en-US"/>
+        </w:rPr>
+      </w:pPr>
+      <w:r>
+        <w:rPr>
+          <w:rFonts w:ascii="Segoe UI" w:hAnsi="Segoe UI" w:eastAsia="Segoe UI" w:cs="Segoe UI"/>
+          <w:b w:val="1"/>
+          <w:bCs w:val="1"/>
+          <w:i w:val="0"/>
+          <w:iCs w:val="0"/>
+          <w:caps w:val="0"/>
+          <w:smallCaps w:val="0"/>
+          <w:noProof w:val="0"/>
           <w:color w:val="313131"/>
           <w:sz w:val="21"/>
-        </w:rPr>
-        <w:lastRenderedPageBreak/>
-        <w:t>FORM P1</w:t>
-      </w:r>
-      <w:r>
-        <w:rPr>
-          <w:b/>
-          <w:color w:val="313131"/>
-          <w:spacing w:val="-1"/>
+          <w:szCs w:val="21"/>
+          <w:lang w:val="en-US"/>
+        </w:rPr>
+        <w:t xml:space="preserve">FORM P1 </w:t>
+      </w:r>
+      <w:r>
+        <w:rPr>
+          <w:rFonts w:ascii="Segoe UI" w:hAnsi="Segoe UI" w:eastAsia="Segoe UI" w:cs="Segoe UI"/>
+          <w:b w:val="0"/>
+          <w:bCs w:val="0"/>
+          <w:i w:val="0"/>
+          <w:iCs w:val="0"/>
+          <w:caps w:val="0"/>
+          <w:smallCaps w:val="0"/>
+          <w:noProof w:val="0"/>
+          <w:color w:val="313131"/>
           <w:sz w:val="21"/>
-        </w:rPr>
-        <w:t xml:space="preserve"> </w:t>
-      </w:r>
-      <w:r>
-        <w:rPr>
-          <w:color w:val="313131"/>
-          <w:sz w:val="21"/>
-        </w:rPr>
-        <w:t>(RULE 25-2 (3</w:t>
-      </w:r>
-      <w:proofErr w:type="gramStart"/>
-      <w:r>
-        <w:rPr>
-          <w:color w:val="313131"/>
-          <w:sz w:val="21"/>
-        </w:rPr>
-        <w:t xml:space="preserve">) </w:t>
-      </w:r>
-      <w:r>
-        <w:rPr>
-          <w:color w:val="313131"/>
-          <w:spacing w:val="-10"/>
-          <w:sz w:val="21"/>
-        </w:rPr>
-        <w:t>)</w:t>
-      </w:r>
-      <w:proofErr w:type="gramEnd"/>
+          <w:szCs w:val="21"/>
+          <w:lang w:val="en-US"/>
+        </w:rPr>
+        <w:t>(RULE 25-2 (3))</w:t>
+      </w:r>
     </w:p>
     <w:p>
       <w:pPr>
-        <w:pStyle w:val="Heading3"/>
+        <w:pStyle w:val="Heading4"/>
         <w:spacing w:before="269"/>
         <w:ind w:right="21"/>
         <w:jc w:val="center"/>
-      </w:pPr>
-      <w:r>
-        <w:rPr>
-          <w:color w:val="313131"/>
-        </w:rPr>
-        <w:t>NOTICE</w:t>
-      </w:r>
-      <w:r>
-        <w:rPr>
-          <w:color w:val="313131"/>
-          <w:spacing w:val="-6"/>
-        </w:rPr>
-        <w:t xml:space="preserve"> </w:t>
-      </w:r>
-      <w:r>
-        <w:rPr>
-          <w:color w:val="313131"/>
-        </w:rPr>
-        <w:t>OF</w:t>
-      </w:r>
-      <w:r>
-        <w:rPr>
-          <w:color w:val="313131"/>
-          <w:spacing w:val="-6"/>
-        </w:rPr>
-        <w:t xml:space="preserve"> </w:t>
-      </w:r>
-      <w:r>
-        <w:rPr>
-          <w:color w:val="313131"/>
-        </w:rPr>
-        <w:t>PROPOSED</w:t>
-      </w:r>
-      <w:r>
-        <w:rPr>
-          <w:color w:val="313131"/>
-          <w:spacing w:val="-6"/>
-        </w:rPr>
-        <w:t xml:space="preserve"> </w:t>
-      </w:r>
-      <w:r>
-        <w:rPr>
-          <w:color w:val="313131"/>
-        </w:rPr>
-        <w:t>APPLICATION</w:t>
-      </w:r>
-      <w:r>
-        <w:rPr>
-          <w:color w:val="313131"/>
-          <w:spacing w:val="-6"/>
-        </w:rPr>
-        <w:t xml:space="preserve"> </w:t>
-      </w:r>
-      <w:r>
-        <w:rPr>
-          <w:color w:val="313131"/>
-        </w:rPr>
-        <w:t>IN</w:t>
-      </w:r>
-      <w:r>
-        <w:rPr>
-          <w:color w:val="313131"/>
-          <w:spacing w:val="-6"/>
-        </w:rPr>
-        <w:t xml:space="preserve"> </w:t>
-      </w:r>
-      <w:r>
-        <w:rPr>
-          <w:color w:val="313131"/>
-        </w:rPr>
-        <w:t>RELATION</w:t>
-      </w:r>
-      <w:r>
-        <w:rPr>
-          <w:color w:val="313131"/>
-          <w:spacing w:val="-6"/>
-        </w:rPr>
-        <w:t xml:space="preserve"> </w:t>
-      </w:r>
-      <w:r>
-        <w:rPr>
-          <w:color w:val="313131"/>
-        </w:rPr>
-        <w:t>TO</w:t>
-      </w:r>
-      <w:r>
-        <w:rPr>
-          <w:color w:val="313131"/>
-          <w:spacing w:val="-5"/>
-        </w:rPr>
-        <w:t xml:space="preserve"> </w:t>
-      </w:r>
-      <w:r>
-        <w:rPr>
-          <w:color w:val="313131"/>
-          <w:spacing w:val="-2"/>
-        </w:rPr>
-        <w:t>ESTATE</w:t>
+        <w:rPr>
+          <w:rFonts w:ascii="Segoe UI" w:hAnsi="Segoe UI" w:eastAsia="Segoe UI" w:cs="Segoe UI"/>
+          <w:b w:val="1"/>
+          <w:bCs w:val="1"/>
+          <w:i w:val="0"/>
+          <w:iCs w:val="0"/>
+          <w:caps w:val="0"/>
+          <w:smallCaps w:val="0"/>
+          <w:noProof w:val="0"/>
+          <w:color w:val="313131"/>
+          <w:sz w:val="21"/>
+          <w:szCs w:val="21"/>
+          <w:lang w:val="en-US"/>
+        </w:rPr>
+      </w:pPr>
+      <w:r>
+        <w:rPr>
+          <w:rFonts w:ascii="Segoe UI" w:hAnsi="Segoe UI" w:eastAsia="Segoe UI" w:cs="Segoe UI"/>
+          <w:b w:val="1"/>
+          <w:bCs w:val="1"/>
+          <w:i w:val="0"/>
+          <w:iCs w:val="0"/>
+          <w:caps w:val="0"/>
+          <w:smallCaps w:val="0"/>
+          <w:noProof w:val="0"/>
+          <w:color w:val="313131"/>
+          <w:sz w:val="21"/>
+          <w:szCs w:val="21"/>
+          <w:lang w:val="en-US"/>
+        </w:rPr>
+        <w:t>NOTICE OF PROPOSED APPLICATION IN RELATION TO ESTATE</w:t>
       </w:r>
     </w:p>
     <w:p>
       <w:pPr>
-        <w:pStyle w:val="BodyText"/>
         <w:spacing w:before="103"/>
         <w:rPr>
-          <w:b/>
+          <w:rFonts w:ascii="Segoe UI" w:hAnsi="Segoe UI" w:eastAsia="Segoe UI" w:cs="Segoe UI"/>
+          <w:b w:val="0"/>
+          <w:bCs w:val="0"/>
+          <w:i w:val="0"/>
+          <w:iCs w:val="0"/>
+          <w:caps w:val="0"/>
+          <w:smallCaps w:val="0"/>
+          <w:noProof w:val="0"/>
+          <w:color w:val="000000" w:themeColor="text1" w:themeTint="FF" w:themeShade="FF"/>
           <w:sz w:val="21"/>
+          <w:szCs w:val="21"/>
+          <w:lang w:val="en-US"/>
         </w:rPr>
       </w:pPr>
     </w:p>
@@ -1804,52 +4065,36 @@
       <w:pPr>
         <w:ind w:left="288"/>
         <w:rPr>
-          <w:b/>
+          <w:rFonts w:ascii="Segoe UI" w:hAnsi="Segoe UI" w:eastAsia="Segoe UI" w:cs="Segoe UI"/>
+          <w:b w:val="0"/>
+          <w:bCs w:val="0"/>
+          <w:i w:val="0"/>
+          <w:iCs w:val="0"/>
+          <w:caps w:val="0"/>
+          <w:smallCaps w:val="0"/>
+          <w:noProof w:val="0"/>
+          <w:color w:val="313131"/>
           <w:sz w:val="21"/>
-        </w:rPr>
-      </w:pPr>
-      <w:r>
-        <w:rPr>
-          <w:b/>
+          <w:szCs w:val="21"/>
+          <w:lang w:val="en-US"/>
+        </w:rPr>
+      </w:pPr>
+      <w:r>
+        <w:rPr>
+          <w:rFonts w:ascii="Segoe UI" w:hAnsi="Segoe UI" w:eastAsia="Segoe UI" w:cs="Segoe UI"/>
+          <w:b w:val="1"/>
+          <w:bCs w:val="1"/>
+          <w:i w:val="0"/>
+          <w:iCs w:val="0"/>
+          <w:caps w:val="0"/>
+          <w:smallCaps w:val="0"/>
+          <w:noProof w:val="0"/>
           <w:color w:val="313131"/>
           <w:sz w:val="21"/>
-        </w:rPr>
-        <w:t>TAKE</w:t>
-      </w:r>
-      <w:r>
-        <w:rPr>
-          <w:b/>
-          <w:color w:val="313131"/>
-          <w:spacing w:val="-11"/>
-          <w:sz w:val="21"/>
-        </w:rPr>
-        <w:t xml:space="preserve"> </w:t>
-      </w:r>
-      <w:r>
-        <w:rPr>
-          <w:b/>
-          <w:color w:val="313131"/>
-          <w:sz w:val="21"/>
-        </w:rPr>
-        <w:t>NOTICE</w:t>
-      </w:r>
-      <w:r>
-        <w:rPr>
-          <w:b/>
-          <w:color w:val="313131"/>
-          <w:spacing w:val="-11"/>
-          <w:sz w:val="21"/>
-        </w:rPr>
-        <w:t xml:space="preserve"> </w:t>
-      </w:r>
-      <w:r>
-        <w:rPr>
-          <w:b/>
-          <w:color w:val="313131"/>
-          <w:spacing w:val="-2"/>
-          <w:sz w:val="21"/>
-        </w:rPr>
-        <w:t>THAT:</w:t>
+          <w:szCs w:val="21"/>
+          <w:lang w:val="en-US"/>
+        </w:rPr>
+        <w:t>TAKE NOTICE THAT:</w:t>
       </w:r>
     </w:p>
     <w:p>
@@ -1857,224 +4102,213 @@
         <w:spacing w:before="270" w:line="264" w:lineRule="auto"/>
         <w:ind w:left="288" w:right="325"/>
         <w:rPr>
-          <w:sz w:val="20"/>
-        </w:rPr>
-      </w:pPr>
-      <w:r>
-        <w:rPr>
-          <w:color w:val="313131"/>
-          <w:sz w:val="20"/>
-        </w:rPr>
-        <w:t>The</w:t>
-      </w:r>
-      <w:r>
-        <w:rPr>
-          <w:color w:val="313131"/>
-          <w:spacing w:val="-5"/>
-          <w:sz w:val="20"/>
+          <w:rFonts w:ascii="Segoe UI" w:hAnsi="Segoe UI" w:eastAsia="Segoe UI" w:cs="Segoe UI"/>
+          <w:b w:val="0"/>
+          <w:bCs w:val="0"/>
+          <w:i w:val="0"/>
+          <w:iCs w:val="0"/>
+          <w:caps w:val="0"/>
+          <w:smallCaps w:val="0"/>
+          <w:noProof w:val="0"/>
+          <w:color w:val="313131"/>
+          <w:sz w:val="20"/>
+          <w:szCs w:val="20"/>
+          <w:lang w:val="en-US"/>
+        </w:rPr>
+      </w:pPr>
+      <w:r>
+        <w:rPr>
+          <w:rFonts w:ascii="Segoe UI" w:hAnsi="Segoe UI" w:eastAsia="Segoe UI" w:cs="Segoe UI"/>
+          <w:b w:val="0"/>
+          <w:bCs w:val="0"/>
+          <w:i w:val="0"/>
+          <w:iCs w:val="0"/>
+          <w:caps w:val="0"/>
+          <w:smallCaps w:val="0"/>
+          <w:noProof w:val="0"/>
+          <w:color w:val="313131"/>
+          <w:sz w:val="20"/>
+          <w:szCs w:val="20"/>
+          <w:lang w:val="en-US"/>
+        </w:rPr>
+        <w:t xml:space="preserve">The applicant </w:t>
+      </w:r>
+      <w:r>
+        <w:rPr>
+          <w:rFonts w:ascii="Segoe UI" w:hAnsi="Segoe UI" w:eastAsia="Segoe UI" w:cs="Segoe UI"/>
+          <w:b w:val="1"/>
+          <w:bCs w:val="1"/>
+          <w:i w:val="0"/>
+          <w:iCs w:val="0"/>
+          <w:caps w:val="0"/>
+          <w:smallCaps w:val="0"/>
+          <w:strike w:val="0"/>
+          <w:dstrike w:val="0"/>
+          <w:noProof w:val="0"/>
+          <w:color w:val="000000" w:themeColor="text1" w:themeTint="FF" w:themeShade="FF"/>
+          <w:sz w:val="22"/>
+          <w:szCs w:val="22"/>
+          <w:u w:val="single"/>
+          <w:lang w:val="en-US"/>
+        </w:rPr>
+        <w:t>{d.applicant.applicantName}</w:t>
+      </w:r>
+      <w:r>
+        <w:rPr>
+          <w:rFonts w:ascii="Segoe UI" w:hAnsi="Segoe UI" w:eastAsia="Segoe UI" w:cs="Segoe UI"/>
+          <w:b w:val="1"/>
+          <w:bCs w:val="1"/>
+          <w:i w:val="0"/>
+          <w:iCs w:val="0"/>
+          <w:caps w:val="0"/>
+          <w:smallCaps w:val="0"/>
+          <w:noProof w:val="0"/>
+          <w:color w:val="000000" w:themeColor="text1" w:themeTint="FF" w:themeShade="FF"/>
+          <w:sz w:val="22"/>
+          <w:szCs w:val="22"/>
+          <w:lang w:val="en-US"/>
         </w:rPr>
         <w:t xml:space="preserve"> </w:t>
       </w:r>
       <w:r>
         <w:rPr>
-          <w:color w:val="313131"/>
-          <w:sz w:val="20"/>
-        </w:rPr>
-        <w:t>applicant</w:t>
-      </w:r>
-      <w:r>
-        <w:rPr>
-          <w:color w:val="313131"/>
-          <w:spacing w:val="-5"/>
-          <w:sz w:val="20"/>
+          <w:rFonts w:ascii="Segoe UI" w:hAnsi="Segoe UI" w:eastAsia="Segoe UI" w:cs="Segoe UI"/>
+          <w:b w:val="0"/>
+          <w:bCs w:val="0"/>
+          <w:i w:val="0"/>
+          <w:iCs w:val="0"/>
+          <w:caps w:val="0"/>
+          <w:smallCaps w:val="0"/>
+          <w:noProof w:val="0"/>
+          <w:color w:val="313131"/>
+          <w:sz w:val="20"/>
+          <w:szCs w:val="20"/>
+          <w:lang w:val="en-US"/>
+        </w:rPr>
+        <w:t xml:space="preserve">proposes to apply, in the </w:t>
+      </w:r>
+      <w:r>
+        <w:rPr>
+          <w:rFonts w:ascii="Segoe UI" w:hAnsi="Segoe UI" w:eastAsia="Segoe UI" w:cs="Segoe UI"/>
+          <w:b w:val="1"/>
+          <w:bCs w:val="1"/>
+          <w:i w:val="0"/>
+          <w:iCs w:val="0"/>
+          <w:caps w:val="0"/>
+          <w:smallCaps w:val="0"/>
+          <w:strike w:val="0"/>
+          <w:dstrike w:val="0"/>
+          <w:noProof w:val="0"/>
+          <w:color w:val="000000" w:themeColor="text1" w:themeTint="FF" w:themeShade="FF"/>
+          <w:sz w:val="22"/>
+          <w:szCs w:val="22"/>
+          <w:u w:val="single"/>
+          <w:lang w:val="en-US"/>
+        </w:rPr>
+        <w:t>{d.applicant.applicantCourthouseName}</w:t>
+      </w:r>
+      <w:r>
+        <w:rPr>
+          <w:rFonts w:ascii="Segoe UI" w:hAnsi="Segoe UI" w:eastAsia="Segoe UI" w:cs="Segoe UI"/>
+          <w:b w:val="1"/>
+          <w:bCs w:val="1"/>
+          <w:i w:val="0"/>
+          <w:iCs w:val="0"/>
+          <w:caps w:val="0"/>
+          <w:smallCaps w:val="0"/>
+          <w:noProof w:val="0"/>
+          <w:color w:val="000000" w:themeColor="text1" w:themeTint="FF" w:themeShade="FF"/>
+          <w:sz w:val="22"/>
+          <w:szCs w:val="22"/>
+          <w:lang w:val="en-US"/>
         </w:rPr>
         <w:t xml:space="preserve"> </w:t>
       </w:r>
       <w:r>
         <w:rPr>
-          <w:b/>
-          <w:u w:val="single"/>
-        </w:rPr>
-        <w:t xml:space="preserve">{d.applicant.applicantName}</w:t>
-      </w:r>
-      <w:r>
-        <w:rPr>
-          <w:b/>
-          <w:spacing w:val="-10"/>
-        </w:rPr>
-        <w:t xml:space="preserve"> </w:t>
-      </w:r>
-      <w:r>
-        <w:rPr>
-          <w:color w:val="313131"/>
-          <w:sz w:val="20"/>
-        </w:rPr>
-        <w:t>proposes</w:t>
-      </w:r>
-      <w:r>
-        <w:rPr>
-          <w:color w:val="313131"/>
-          <w:spacing w:val="-5"/>
-          <w:sz w:val="20"/>
-        </w:rPr>
-        <w:t xml:space="preserve"> </w:t>
-      </w:r>
-      <w:r>
-        <w:rPr>
-          <w:color w:val="313131"/>
-          <w:sz w:val="20"/>
-        </w:rPr>
-        <w:t>to</w:t>
-      </w:r>
-      <w:r>
-        <w:rPr>
-          <w:color w:val="313131"/>
-          <w:spacing w:val="-5"/>
-          <w:sz w:val="20"/>
-        </w:rPr>
-        <w:t xml:space="preserve"> </w:t>
-      </w:r>
-      <w:r>
-        <w:rPr>
-          <w:color w:val="313131"/>
-          <w:sz w:val="20"/>
-        </w:rPr>
-        <w:t>apply,</w:t>
-      </w:r>
-      <w:r>
-        <w:rPr>
-          <w:color w:val="313131"/>
-          <w:spacing w:val="-5"/>
-          <w:sz w:val="20"/>
-        </w:rPr>
-        <w:t xml:space="preserve"> </w:t>
-      </w:r>
-      <w:r>
-        <w:rPr>
-          <w:color w:val="313131"/>
-          <w:sz w:val="20"/>
-        </w:rPr>
-        <w:t>in</w:t>
-      </w:r>
-      <w:r>
-        <w:rPr>
-          <w:color w:val="313131"/>
-          <w:spacing w:val="-5"/>
-          <w:sz w:val="20"/>
-        </w:rPr>
-        <w:t xml:space="preserve"> </w:t>
-      </w:r>
-      <w:r>
-        <w:rPr>
-          <w:color w:val="313131"/>
-          <w:sz w:val="20"/>
-        </w:rPr>
-        <w:t>the</w:t>
-      </w:r>
-      <w:r>
-        <w:rPr>
-          <w:color w:val="313131"/>
-          <w:spacing w:val="-5"/>
-          <w:sz w:val="20"/>
-        </w:rPr>
-        <w:t xml:space="preserve"> </w:t>
-      </w:r>
-      <w:r>
-        <w:rPr>
-          <w:b/>
-          <w:u w:val="single"/>
-        </w:rPr>
-        <w:t xml:space="preserve">{d.applicant.applicantCourthouse}</w:t>
-      </w:r>
-      <w:r>
-        <w:rPr>
-          <w:b/>
-          <w:spacing w:val="-10"/>
-        </w:rPr>
-        <w:t xml:space="preserve"> </w:t>
-      </w:r>
-      <w:r>
-        <w:rPr>
-          <w:color w:val="313131"/>
-          <w:sz w:val="20"/>
-        </w:rPr>
-        <w:t>registry,</w:t>
-      </w:r>
-      <w:r>
-        <w:rPr>
-          <w:color w:val="313131"/>
-          <w:spacing w:val="-5"/>
-          <w:sz w:val="20"/>
-        </w:rPr>
-        <w:t xml:space="preserve"> </w:t>
-      </w:r>
-      <w:r>
-        <w:rPr>
-          <w:color w:val="313131"/>
-          <w:sz w:val="20"/>
-        </w:rPr>
-        <w:t>for</w:t>
-      </w:r>
-      <w:r>
-        <w:rPr>
-          <w:color w:val="313131"/>
-          <w:spacing w:val="-5"/>
-          <w:sz w:val="20"/>
-        </w:rPr>
-        <w:t xml:space="preserve"> </w:t>
-      </w:r>
-      <w:r>
-        <w:rPr>
-          <w:color w:val="313131"/>
-          <w:sz w:val="20"/>
-        </w:rPr>
-        <w:t>a</w:t>
-      </w:r>
-      <w:r>
-        <w:rPr>
-          <w:color w:val="313131"/>
-          <w:spacing w:val="-5"/>
-          <w:sz w:val="20"/>
-        </w:rPr>
-        <w:t xml:space="preserve"> </w:t>
-      </w:r>
-      <w:r>
-        <w:rPr>
-          <w:b/>
-        </w:rPr>
-        <w:t>Grant</w:t>
-      </w:r>
-      <w:r>
-        <w:rPr>
-          <w:b/>
-          <w:spacing w:val="-5"/>
-        </w:rPr>
-        <w:t xml:space="preserve"> </w:t>
-      </w:r>
-      <w:r>
-        <w:rPr>
-          <w:b/>
-        </w:rPr>
-        <w:t xml:space="preserve">of Administration Without Will Annexed </w:t>
-      </w:r>
-      <w:r>
-        <w:rPr>
-          <w:color w:val="313131"/>
-          <w:sz w:val="20"/>
+          <w:rFonts w:ascii="Segoe UI" w:hAnsi="Segoe UI" w:eastAsia="Segoe UI" w:cs="Segoe UI"/>
+          <w:b w:val="0"/>
+          <w:bCs w:val="0"/>
+          <w:i w:val="0"/>
+          <w:iCs w:val="0"/>
+          <w:caps w:val="0"/>
+          <w:smallCaps w:val="0"/>
+          <w:noProof w:val="0"/>
+          <w:color w:val="313131"/>
+          <w:sz w:val="20"/>
+          <w:szCs w:val="20"/>
+          <w:lang w:val="en-US"/>
+        </w:rPr>
+        <w:t xml:space="preserve">registry, for a </w:t>
+      </w:r>
+      <w:r>
+        <w:rPr>
+          <w:rFonts w:ascii="Segoe UI" w:hAnsi="Segoe UI" w:eastAsia="Segoe UI" w:cs="Segoe UI"/>
+          <w:b w:val="1"/>
+          <w:bCs w:val="1"/>
+          <w:i w:val="0"/>
+          <w:iCs w:val="0"/>
+          <w:caps w:val="0"/>
+          <w:smallCaps w:val="0"/>
+          <w:noProof w:val="0"/>
+          <w:color w:val="000000" w:themeColor="text1" w:themeTint="FF" w:themeShade="FF"/>
+          <w:sz w:val="22"/>
+          <w:szCs w:val="22"/>
+          <w:lang w:val="en-US"/>
+        </w:rPr>
+        <w:t xml:space="preserve">Grant of Administration Without Will Annexed </w:t>
+      </w:r>
+      <w:r>
+        <w:rPr>
+          <w:rFonts w:ascii="Segoe UI" w:hAnsi="Segoe UI" w:eastAsia="Segoe UI" w:cs="Segoe UI"/>
+          <w:b w:val="0"/>
+          <w:bCs w:val="0"/>
+          <w:i w:val="0"/>
+          <w:iCs w:val="0"/>
+          <w:caps w:val="0"/>
+          <w:smallCaps w:val="0"/>
+          <w:noProof w:val="0"/>
+          <w:color w:val="313131"/>
+          <w:sz w:val="20"/>
+          <w:szCs w:val="20"/>
+          <w:lang w:val="en-US"/>
         </w:rPr>
         <w:t xml:space="preserve">in relation to the estate of the deceased described below who died on </w:t>
       </w:r>
       <w:r>
         <w:rPr>
-          <w:b/>
-          <w:u w:val="single"/>
-        </w:rPr>
-        <w:t xml:space="preserve">{d.deceasedDateOfDeathPlus4}</w:t>
-      </w:r>
-      <w:r>
-        <w:rPr>
-          <w:color w:val="313131"/>
-          <w:sz w:val="20"/>
+          <w:rFonts w:ascii="Segoe UI" w:hAnsi="Segoe UI" w:eastAsia="Segoe UI" w:cs="Segoe UI"/>
+          <w:b w:val="1"/>
+          <w:bCs w:val="1"/>
+          <w:i w:val="0"/>
+          <w:iCs w:val="0"/>
+          <w:caps w:val="0"/>
+          <w:smallCaps w:val="0"/>
+          <w:strike w:val="0"/>
+          <w:dstrike w:val="0"/>
+          <w:noProof w:val="0"/>
+          <w:color w:val="000000" w:themeColor="text1" w:themeTint="FF" w:themeShade="FF"/>
+          <w:sz w:val="22"/>
+          <w:szCs w:val="22"/>
+          <w:u w:val="single"/>
+          <w:lang w:val="en-US"/>
+        </w:rPr>
+        <w:t>{d.deceasedDeathDate}</w:t>
+      </w:r>
+      <w:r>
+        <w:rPr>
+          <w:rFonts w:ascii="Segoe UI" w:hAnsi="Segoe UI" w:eastAsia="Segoe UI" w:cs="Segoe UI"/>
+          <w:b w:val="0"/>
+          <w:bCs w:val="0"/>
+          <w:i w:val="0"/>
+          <w:iCs w:val="0"/>
+          <w:caps w:val="0"/>
+          <w:smallCaps w:val="0"/>
+          <w:noProof w:val="0"/>
+          <w:color w:val="313131"/>
+          <w:sz w:val="20"/>
+          <w:szCs w:val="20"/>
+          <w:lang w:val="en-US"/>
         </w:rPr>
         <w:t>.</w:t>
       </w:r>
@@ -2084,44 +4318,96 @@
         <w:pStyle w:val="BodyText"/>
         <w:spacing w:before="240"/>
         <w:ind w:left="288"/>
-      </w:pPr>
-      <w:r>
-        <w:rPr>
-          <w:color w:val="313131"/>
-        </w:rPr>
-        <w:t xml:space="preserve">Full legal name of </w:t>
-      </w:r>
-      <w:r>
-        <w:rPr>
-          <w:color w:val="313131"/>
-          <w:spacing w:val="-2"/>
-        </w:rPr>
-        <w:t>deceased:</w:t>
+        <w:rPr>
+          <w:rFonts w:ascii="Segoe UI" w:hAnsi="Segoe UI" w:eastAsia="Segoe UI" w:cs="Segoe UI"/>
+          <w:b w:val="0"/>
+          <w:bCs w:val="0"/>
+          <w:i w:val="0"/>
+          <w:iCs w:val="0"/>
+          <w:caps w:val="0"/>
+          <w:smallCaps w:val="0"/>
+          <w:noProof w:val="0"/>
+          <w:color w:val="313131"/>
+          <w:sz w:val="20"/>
+          <w:szCs w:val="20"/>
+          <w:lang w:val="en-US"/>
+        </w:rPr>
+      </w:pPr>
+      <w:r>
+        <w:rPr>
+          <w:rFonts w:ascii="Segoe UI" w:hAnsi="Segoe UI" w:eastAsia="Segoe UI" w:cs="Segoe UI"/>
+          <w:b w:val="0"/>
+          <w:bCs w:val="0"/>
+          <w:i w:val="0"/>
+          <w:iCs w:val="0"/>
+          <w:caps w:val="0"/>
+          <w:smallCaps w:val="0"/>
+          <w:noProof w:val="0"/>
+          <w:color w:val="313131"/>
+          <w:sz w:val="20"/>
+          <w:szCs w:val="20"/>
+          <w:lang w:val="en-US"/>
+        </w:rPr>
+        <w:t>Full legal name of deceased:</w:t>
       </w:r>
     </w:p>
     <w:p>
       <w:pPr>
+        <w:pStyle w:val="Heading3"/>
         <w:spacing w:before="29"/>
         <w:ind w:left="288"/>
         <w:rPr>
-          <w:b/>
-        </w:rPr>
-      </w:pPr>
-      <w:r>
-        <w:rPr>
-          <w:b/>
-          <w:u w:val="single"/>
-        </w:rPr>
-        <w:t xml:space="preserve">{d.deceasedName}</w:t>
+          <w:rFonts w:ascii="Segoe UI" w:hAnsi="Segoe UI" w:eastAsia="Segoe UI" w:cs="Segoe UI"/>
+          <w:b w:val="1"/>
+          <w:bCs w:val="1"/>
+          <w:i w:val="0"/>
+          <w:iCs w:val="0"/>
+          <w:caps w:val="0"/>
+          <w:smallCaps w:val="0"/>
+          <w:noProof w:val="0"/>
+          <w:color w:val="000000" w:themeColor="text1" w:themeTint="FF" w:themeShade="FF"/>
+          <w:sz w:val="22"/>
+          <w:szCs w:val="22"/>
+          <w:lang w:val="en-US"/>
+        </w:rPr>
+      </w:pPr>
+      <w:r>
+        <w:rPr>
+          <w:rFonts w:ascii="Segoe UI" w:hAnsi="Segoe UI" w:eastAsia="Segoe UI" w:cs="Segoe UI"/>
+          <w:b w:val="1"/>
+          <w:bCs w:val="1"/>
+          <w:i w:val="0"/>
+          <w:iCs w:val="0"/>
+          <w:caps w:val="0"/>
+          <w:smallCaps w:val="0"/>
+          <w:strike w:val="0"/>
+          <w:dstrike w:val="0"/>
+          <w:noProof w:val="0"/>
+          <w:color w:val="000000" w:themeColor="text1" w:themeTint="FF" w:themeShade="FF"/>
+          <w:sz w:val="22"/>
+          <w:szCs w:val="22"/>
+          <w:u w:val="single"/>
+          <w:lang w:val="fr-FR"/>
+        </w:rPr>
+        <w:t>{d.firstNameGivenName} {d.middleNameS} {d.lastNameFamilyNameOrSurname}</w:t>
       </w:r>
     </w:p>
     <w:p>
       <w:pPr>
-        <w:pStyle w:val="BodyText"/>
         <w:spacing w:before="89"/>
         <w:rPr>
-          <w:b/>
+          <w:rFonts w:ascii="Segoe UI" w:hAnsi="Segoe UI" w:eastAsia="Segoe UI" w:cs="Segoe UI"/>
+          <w:b w:val="0"/>
+          <w:bCs w:val="0"/>
+          <w:i w:val="0"/>
+          <w:iCs w:val="0"/>
+          <w:caps w:val="0"/>
+          <w:smallCaps w:val="0"/>
+          <w:noProof w:val="0"/>
+          <w:color w:val="000000" w:themeColor="text1" w:themeTint="FF" w:themeShade="FF"/>
           <w:sz w:val="22"/>
+          <w:szCs w:val="22"/>
+          <w:lang w:val="en-US"/>
         </w:rPr>
       </w:pPr>
     </w:p>
@@ -2129,78 +4415,37 @@
       <w:pPr>
         <w:pStyle w:val="BodyText"/>
         <w:ind w:left="288"/>
-      </w:pPr>
-      <w:r>
-        <w:rPr>
-          <w:color w:val="313131"/>
-        </w:rPr>
-        <w:t>Last</w:t>
-      </w:r>
-      <w:r>
-        <w:rPr>
-          <w:color w:val="313131"/>
-          <w:spacing w:val="-4"/>
-        </w:rPr>
-        <w:t xml:space="preserve"> </w:t>
-      </w:r>
-      <w:r>
-        <w:rPr>
-          <w:color w:val="313131"/>
-        </w:rPr>
-        <w:t>residential</w:t>
-      </w:r>
-      <w:r>
-        <w:rPr>
-          <w:color w:val="313131"/>
-          <w:spacing w:val="-2"/>
-        </w:rPr>
-        <w:t xml:space="preserve"> </w:t>
-      </w:r>
-      <w:r>
-        <w:rPr>
-          <w:color w:val="313131"/>
-        </w:rPr>
-        <w:t>address</w:t>
-      </w:r>
-      <w:r>
-        <w:rPr>
-          <w:color w:val="313131"/>
-          <w:spacing w:val="-1"/>
-        </w:rPr>
-        <w:t xml:space="preserve"> </w:t>
-      </w:r>
-      <w:r>
-        <w:rPr>
-          <w:color w:val="313131"/>
-        </w:rPr>
-        <w:t>of</w:t>
-      </w:r>
-      <w:r>
-        <w:rPr>
-          <w:color w:val="313131"/>
-          <w:spacing w:val="-2"/>
-        </w:rPr>
-        <w:t xml:space="preserve"> </w:t>
-      </w:r>
-      <w:r>
-        <w:rPr>
-          <w:color w:val="313131"/>
-        </w:rPr>
-        <w:t>the</w:t>
-      </w:r>
-      <w:r>
-        <w:rPr>
-          <w:color w:val="313131"/>
-          <w:spacing w:val="-1"/>
-        </w:rPr>
-        <w:t xml:space="preserve"> </w:t>
-      </w:r>
-      <w:r>
-        <w:rPr>
-          <w:color w:val="313131"/>
-          <w:spacing w:val="-2"/>
-        </w:rPr>
-        <w:t>deceased:</w:t>
+        <w:rPr>
+          <w:rFonts w:ascii="Segoe UI" w:hAnsi="Segoe UI" w:eastAsia="Segoe UI" w:cs="Segoe UI"/>
+          <w:b w:val="0"/>
+          <w:bCs w:val="0"/>
+          <w:i w:val="0"/>
+          <w:iCs w:val="0"/>
+          <w:caps w:val="0"/>
+          <w:smallCaps w:val="0"/>
+          <w:noProof w:val="0"/>
+          <w:color w:val="313131"/>
+          <w:sz w:val="20"/>
+          <w:szCs w:val="20"/>
+          <w:lang w:val="en-US"/>
+        </w:rPr>
+      </w:pPr>
+      <w:r>
+        <w:rPr>
+          <w:rFonts w:ascii="Segoe UI" w:hAnsi="Segoe UI" w:eastAsia="Segoe UI" w:cs="Segoe UI"/>
+          <w:b w:val="0"/>
+          <w:bCs w:val="0"/>
+          <w:i w:val="0"/>
+          <w:iCs w:val="0"/>
+          <w:caps w:val="0"/>
+          <w:smallCaps w:val="0"/>
+          <w:noProof w:val="0"/>
+          <w:color w:val="313131"/>
+          <w:sz w:val="20"/>
+          <w:szCs w:val="20"/>
+          <w:lang w:val="en-US"/>
+        </w:rPr>
+        <w:t>Last residential address of the deceased:</w:t>
       </w:r>
     </w:p>
     <w:p>
@@ -2208,24 +4453,77 @@
         <w:spacing w:before="29"/>
         <w:ind w:left="288"/>
         <w:rPr>
-          <w:b/>
-        </w:rPr>
-      </w:pPr>
-      <w:r>
-        <w:rPr>
-          <w:b/>
-          <w:u w:val="single"/>
-        </w:rPr>
-        <w:t xml:space="preserve">{d.deceasedAddressStreet} {d.deceasedAddressCity}, {d.deceasedAddressProvince}</w:t>
+          <w:rFonts w:ascii="Segoe UI" w:hAnsi="Segoe UI" w:eastAsia="Segoe UI" w:cs="Segoe UI"/>
+          <w:b w:val="0"/>
+          <w:bCs w:val="0"/>
+          <w:i w:val="0"/>
+          <w:iCs w:val="0"/>
+          <w:caps w:val="0"/>
+          <w:smallCaps w:val="0"/>
+          <w:noProof w:val="0"/>
+          <w:color w:val="000000" w:themeColor="text1" w:themeTint="FF" w:themeShade="FF"/>
+          <w:sz w:val="22"/>
+          <w:szCs w:val="22"/>
+          <w:lang w:val="en-US"/>
+        </w:rPr>
+      </w:pPr>
+      <w:r>
+        <w:rPr>
+          <w:rFonts w:ascii="Segoe UI" w:hAnsi="Segoe UI" w:eastAsia="Segoe UI" w:cs="Segoe UI"/>
+          <w:b w:val="1"/>
+          <w:bCs w:val="1"/>
+          <w:i w:val="0"/>
+          <w:iCs w:val="0"/>
+          <w:caps w:val="0"/>
+          <w:smallCaps w:val="0"/>
+          <w:strike w:val="0"/>
+          <w:dstrike w:val="0"/>
+          <w:noProof w:val="0"/>
+          <w:color w:val="000000" w:themeColor="text1" w:themeTint="FF" w:themeShade="FF"/>
+          <w:sz w:val="22"/>
+          <w:szCs w:val="22"/>
+          <w:u w:val="single"/>
+          <w:lang w:val="fr-FR"/>
+        </w:rPr>
+        <w:t xml:space="preserve">{d.deceasedAddressStreet}, {d.deceasedAddressCity}, {d.deceasedAddressProvince}, {d.deceasedAddressPostalCode} </w:t>
+      </w:r>
+      <w:r>
+        <w:rPr>
+          <w:rFonts w:ascii="Segoe UI" w:hAnsi="Segoe UI" w:eastAsia="Segoe UI" w:cs="Segoe UI"/>
+          <w:b w:val="1"/>
+          <w:bCs w:val="1"/>
+          <w:i w:val="0"/>
+          <w:iCs w:val="0"/>
+          <w:caps w:val="0"/>
+          <w:smallCaps w:val="0"/>
+          <w:strike w:val="0"/>
+          <w:dstrike w:val="0"/>
+          <w:noProof w:val="0"/>
+          <w:color w:val="000000" w:themeColor="text1" w:themeTint="FF" w:themeShade="FF"/>
+          <w:sz w:val="22"/>
+          <w:szCs w:val="22"/>
+          <w:u w:val="single"/>
+          <w:lang w:val="en-US"/>
+        </w:rPr>
+        <w:t>{d.deceasedAddressCountry}</w:t>
       </w:r>
     </w:p>
     <w:p>
       <w:pPr>
-        <w:pStyle w:val="BodyText"/>
         <w:spacing w:before="90"/>
         <w:rPr>
-          <w:b/>
+          <w:rFonts w:ascii="Segoe UI" w:hAnsi="Segoe UI" w:eastAsia="Segoe UI" w:cs="Segoe UI"/>
+          <w:b w:val="0"/>
+          <w:bCs w:val="0"/>
+          <w:i w:val="0"/>
+          <w:iCs w:val="0"/>
+          <w:caps w:val="0"/>
+          <w:smallCaps w:val="0"/>
+          <w:noProof w:val="0"/>
+          <w:color w:val="000000" w:themeColor="text1" w:themeTint="FF" w:themeShade="FF"/>
           <w:sz w:val="22"/>
+          <w:szCs w:val="22"/>
+          <w:lang w:val="en-US"/>
         </w:rPr>
       </w:pPr>
     </w:p>
@@ -2234,221 +4532,110 @@
         <w:spacing w:before="1"/>
         <w:ind w:left="288"/>
         <w:rPr>
-          <w:b/>
-        </w:rPr>
-      </w:pPr>
-      <w:r>
-        <w:rPr>
-          <w:b/>
-        </w:rPr>
-        <w:t>This</w:t>
-      </w:r>
-      <w:r>
-        <w:rPr>
-          <w:b/>
-          <w:spacing w:val="-1"/>
-        </w:rPr>
-        <w:t xml:space="preserve"> </w:t>
-      </w:r>
-      <w:r>
-        <w:rPr>
-          <w:b/>
-        </w:rPr>
-        <w:t>application</w:t>
-      </w:r>
-      <w:r>
-        <w:rPr>
-          <w:b/>
-          <w:spacing w:val="-1"/>
-        </w:rPr>
-        <w:t xml:space="preserve"> </w:t>
-      </w:r>
-      <w:r>
-        <w:rPr>
-          <w:b/>
-        </w:rPr>
-        <w:t>does</w:t>
-      </w:r>
-      <w:r>
-        <w:rPr>
-          <w:b/>
-          <w:spacing w:val="-1"/>
-        </w:rPr>
-        <w:t xml:space="preserve"> </w:t>
-      </w:r>
-      <w:r>
-        <w:rPr>
-          <w:b/>
-        </w:rPr>
-        <w:t>not</w:t>
-      </w:r>
-      <w:r>
-        <w:rPr>
-          <w:b/>
-          <w:spacing w:val="-1"/>
-        </w:rPr>
-        <w:t xml:space="preserve"> </w:t>
-      </w:r>
-      <w:r>
-        <w:rPr>
-          <w:b/>
-        </w:rPr>
-        <w:t>relate</w:t>
-      </w:r>
-      <w:r>
-        <w:rPr>
-          <w:b/>
-          <w:spacing w:val="-1"/>
-        </w:rPr>
-        <w:t xml:space="preserve"> </w:t>
-      </w:r>
-      <w:r>
-        <w:rPr>
-          <w:b/>
-        </w:rPr>
-        <w:t>to</w:t>
-      </w:r>
-      <w:r>
-        <w:rPr>
-          <w:b/>
-          <w:spacing w:val="-1"/>
-        </w:rPr>
-        <w:t xml:space="preserve"> </w:t>
-      </w:r>
-      <w:r>
-        <w:rPr>
-          <w:b/>
-        </w:rPr>
-        <w:t>a</w:t>
-      </w:r>
-      <w:r>
-        <w:rPr>
-          <w:b/>
-          <w:spacing w:val="-1"/>
-        </w:rPr>
-        <w:t xml:space="preserve"> </w:t>
-      </w:r>
-      <w:r>
-        <w:rPr>
-          <w:b/>
-        </w:rPr>
-        <w:t>will</w:t>
-      </w:r>
-      <w:r>
-        <w:rPr>
-          <w:b/>
-          <w:spacing w:val="-1"/>
-        </w:rPr>
-        <w:t xml:space="preserve"> </w:t>
-      </w:r>
-      <w:r>
-        <w:rPr>
-          <w:b/>
-        </w:rPr>
-        <w:t>or</w:t>
-      </w:r>
-      <w:r>
-        <w:rPr>
-          <w:b/>
-          <w:spacing w:val="-1"/>
-        </w:rPr>
-        <w:t xml:space="preserve"> </w:t>
-      </w:r>
-      <w:r>
-        <w:rPr>
-          <w:b/>
-        </w:rPr>
-        <w:t>a</w:t>
-      </w:r>
-      <w:r>
-        <w:rPr>
-          <w:b/>
-          <w:spacing w:val="-1"/>
-        </w:rPr>
-        <w:t xml:space="preserve"> </w:t>
-      </w:r>
-      <w:r>
-        <w:rPr>
-          <w:b/>
-        </w:rPr>
-        <w:t xml:space="preserve">foreign </w:t>
-      </w:r>
-      <w:r>
-        <w:rPr>
-          <w:b/>
-          <w:spacing w:val="-2"/>
-        </w:rPr>
-        <w:t>grant.</w:t>
+          <w:rFonts w:ascii="Segoe UI" w:hAnsi="Segoe UI" w:eastAsia="Segoe UI" w:cs="Segoe UI"/>
+          <w:b w:val="0"/>
+          <w:bCs w:val="0"/>
+          <w:i w:val="0"/>
+          <w:iCs w:val="0"/>
+          <w:caps w:val="0"/>
+          <w:smallCaps w:val="0"/>
+          <w:noProof w:val="0"/>
+          <w:color w:val="000000" w:themeColor="text1" w:themeTint="FF" w:themeShade="FF"/>
+          <w:sz w:val="22"/>
+          <w:szCs w:val="22"/>
+          <w:lang w:val="en-US"/>
+        </w:rPr>
+      </w:pPr>
+      <w:r>
+        <w:rPr>
+          <w:rFonts w:ascii="Segoe UI" w:hAnsi="Segoe UI" w:eastAsia="Segoe UI" w:cs="Segoe UI"/>
+          <w:b w:val="1"/>
+          <w:bCs w:val="1"/>
+          <w:i w:val="0"/>
+          <w:iCs w:val="0"/>
+          <w:caps w:val="0"/>
+          <w:smallCaps w:val="0"/>
+          <w:noProof w:val="0"/>
+          <w:color w:val="000000" w:themeColor="text1" w:themeTint="FF" w:themeShade="FF"/>
+          <w:sz w:val="22"/>
+          <w:szCs w:val="22"/>
+          <w:lang w:val="en-US"/>
+        </w:rPr>
+        <w:t>This application does not relate to a will or a foreign grant.</w:t>
       </w:r>
     </w:p>
     <w:p>
       <w:pPr>
-        <w:pStyle w:val="BodyText"/>
-        <w:rPr>
-          <w:b/>
+        <w:rPr>
+          <w:rFonts w:ascii="Segoe UI" w:hAnsi="Segoe UI" w:eastAsia="Segoe UI" w:cs="Segoe UI"/>
+          <w:b w:val="0"/>
+          <w:bCs w:val="0"/>
+          <w:i w:val="0"/>
+          <w:iCs w:val="0"/>
+          <w:caps w:val="0"/>
+          <w:smallCaps w:val="0"/>
+          <w:noProof w:val="0"/>
+          <w:color w:val="000000" w:themeColor="text1" w:themeTint="FF" w:themeShade="FF"/>
           <w:sz w:val="22"/>
+          <w:szCs w:val="22"/>
+          <w:lang w:val="en-US"/>
         </w:rPr>
       </w:pPr>
     </w:p>
     <w:p>
       <w:pPr>
-        <w:pStyle w:val="BodyText"/>
         <w:spacing w:before="154"/>
         <w:rPr>
-          <w:b/>
+          <w:rFonts w:ascii="Segoe UI" w:hAnsi="Segoe UI" w:eastAsia="Segoe UI" w:cs="Segoe UI"/>
+          <w:b w:val="0"/>
+          <w:bCs w:val="0"/>
+          <w:i w:val="0"/>
+          <w:iCs w:val="0"/>
+          <w:caps w:val="0"/>
+          <w:smallCaps w:val="0"/>
+          <w:noProof w:val="0"/>
+          <w:color w:val="000000" w:themeColor="text1" w:themeTint="FF" w:themeShade="FF"/>
           <w:sz w:val="22"/>
+          <w:szCs w:val="22"/>
+          <w:lang w:val="en-US"/>
         </w:rPr>
       </w:pPr>
     </w:p>
     <w:p>
       <w:pPr>
         <w:pStyle w:val="Heading1"/>
-      </w:pPr>
-      <w:r>
-        <w:rPr>
-          <w:color w:val="313131"/>
-        </w:rPr>
-        <w:t>AND</w:t>
-      </w:r>
-      <w:r>
-        <w:rPr>
-          <w:color w:val="313131"/>
-          <w:spacing w:val="-9"/>
-        </w:rPr>
-        <w:t xml:space="preserve"> </w:t>
-      </w:r>
-      <w:r>
-        <w:rPr>
-          <w:color w:val="313131"/>
-        </w:rPr>
-        <w:t>TAKE</w:t>
-      </w:r>
-      <w:r>
-        <w:rPr>
-          <w:color w:val="313131"/>
-          <w:spacing w:val="-9"/>
-        </w:rPr>
-        <w:t xml:space="preserve"> </w:t>
-      </w:r>
-      <w:r>
-        <w:rPr>
-          <w:color w:val="313131"/>
-        </w:rPr>
-        <w:t>NOTICE</w:t>
-      </w:r>
-      <w:r>
-        <w:rPr>
-          <w:color w:val="313131"/>
-          <w:spacing w:val="-9"/>
-        </w:rPr>
-        <w:t xml:space="preserve"> </w:t>
-      </w:r>
-      <w:r>
-        <w:rPr>
-          <w:color w:val="313131"/>
-          <w:spacing w:val="-4"/>
-        </w:rPr>
-        <w:t>THAT:</w:t>
+        <w:ind w:left="288"/>
+        <w:rPr>
+          <w:rFonts w:ascii="Segoe UI" w:hAnsi="Segoe UI" w:eastAsia="Segoe UI" w:cs="Segoe UI"/>
+          <w:b w:val="1"/>
+          <w:bCs w:val="1"/>
+          <w:i w:val="0"/>
+          <w:iCs w:val="0"/>
+          <w:caps w:val="0"/>
+          <w:smallCaps w:val="0"/>
+          <w:noProof w:val="0"/>
+          <w:color w:val="313131"/>
+          <w:sz w:val="27"/>
+          <w:szCs w:val="27"/>
+          <w:lang w:val="en-US"/>
+        </w:rPr>
+      </w:pPr>
+      <w:r>
+        <w:rPr>
+          <w:rFonts w:ascii="Segoe UI" w:hAnsi="Segoe UI" w:eastAsia="Segoe UI" w:cs="Segoe UI"/>
+          <w:b w:val="1"/>
+          <w:bCs w:val="1"/>
+          <w:i w:val="0"/>
+          <w:iCs w:val="0"/>
+          <w:caps w:val="0"/>
+          <w:smallCaps w:val="0"/>
+          <w:noProof w:val="0"/>
+          <w:color w:val="313131"/>
+          <w:sz w:val="27"/>
+          <w:szCs w:val="27"/>
+          <w:lang w:val="en-US"/>
+        </w:rPr>
+        <w:t>AND TAKE NOTICE THAT:</w:t>
       </w:r>
     </w:p>
     <w:p>
@@ -2456,23 +4643,44 @@
         <w:pStyle w:val="ListParagraph"/>
         <w:numPr>
           <w:ilvl w:val="0"/>
-          <w:numId w:val="1"/>
+          <w:numId w:val="5"/>
         </w:numPr>
         <w:tabs>
-          <w:tab w:val="left" w:pos="888"/>
-          <w:tab w:val="left" w:pos="898"/>
+          <w:tab w:val="left" w:leader="none" w:pos="888"/>
+          <w:tab w:val="left" w:leader="none" w:pos="898"/>
         </w:tabs>
         <w:spacing w:before="273" w:line="264" w:lineRule="auto"/>
         <w:ind w:right="310" w:hanging="300"/>
         <w:jc w:val="both"/>
         <w:rPr>
-          <w:sz w:val="20"/>
-        </w:rPr>
-      </w:pPr>
-      <w:r>
-        <w:rPr>
-          <w:color w:val="313131"/>
-          <w:sz w:val="20"/>
+          <w:rFonts w:ascii="Segoe UI" w:hAnsi="Segoe UI" w:eastAsia="Segoe UI" w:cs="Segoe UI"/>
+          <w:b w:val="0"/>
+          <w:bCs w:val="0"/>
+          <w:i w:val="0"/>
+          <w:iCs w:val="0"/>
+          <w:caps w:val="0"/>
+          <w:smallCaps w:val="0"/>
+          <w:noProof w:val="0"/>
+          <w:color w:val="313131"/>
+          <w:sz w:val="20"/>
+          <w:szCs w:val="20"/>
+          <w:lang w:val="en-US"/>
+        </w:rPr>
+      </w:pPr>
+      <w:r>
+        <w:rPr>
+          <w:rFonts w:ascii="Segoe UI" w:hAnsi="Segoe UI" w:eastAsia="Segoe UI" w:cs="Segoe UI"/>
+          <w:b w:val="0"/>
+          <w:bCs w:val="0"/>
+          <w:i w:val="0"/>
+          <w:iCs w:val="0"/>
+          <w:caps w:val="0"/>
+          <w:smallCaps w:val="0"/>
+          <w:noProof w:val="0"/>
+          <w:color w:val="313131"/>
+          <w:sz w:val="20"/>
+          <w:szCs w:val="20"/>
+          <w:lang w:val="en-US"/>
         </w:rPr>
         <w:t>Before obtaining the foregoing grant, the applicant may be granted an authorization to obtain estate information in relation to that grant for the purposes of obtaining financial information in relation to the grant.</w:t>
       </w:r>
@@ -2482,295 +4690,46 @@
         <w:pStyle w:val="ListParagraph"/>
         <w:numPr>
           <w:ilvl w:val="0"/>
-          <w:numId w:val="1"/>
+          <w:numId w:val="5"/>
         </w:numPr>
         <w:tabs>
-          <w:tab w:val="left" w:pos="888"/>
-          <w:tab w:val="left" w:pos="891"/>
+          <w:tab w:val="left" w:leader="none" w:pos="888"/>
+          <w:tab w:val="left" w:leader="none" w:pos="891"/>
         </w:tabs>
         <w:spacing w:before="241" w:line="264" w:lineRule="auto"/>
         <w:ind w:right="311" w:hanging="300"/>
         <w:jc w:val="both"/>
         <w:rPr>
-          <w:sz w:val="20"/>
-        </w:rPr>
-      </w:pPr>
-      <w:r>
-        <w:rPr>
-          <w:color w:val="313131"/>
-          <w:sz w:val="20"/>
-        </w:rPr>
-        <w:t>You have</w:t>
-      </w:r>
-      <w:r>
-        <w:rPr>
-          <w:color w:val="313131"/>
-          <w:spacing w:val="-2"/>
-          <w:sz w:val="20"/>
-        </w:rPr>
-        <w:t xml:space="preserve"> </w:t>
-      </w:r>
-      <w:r>
-        <w:rPr>
-          <w:color w:val="313131"/>
-          <w:sz w:val="20"/>
-        </w:rPr>
-        <w:t>a</w:t>
-      </w:r>
-      <w:r>
-        <w:rPr>
-          <w:color w:val="313131"/>
-          <w:spacing w:val="-2"/>
-          <w:sz w:val="20"/>
-        </w:rPr>
-        <w:t xml:space="preserve"> </w:t>
-      </w:r>
-      <w:r>
-        <w:rPr>
-          <w:color w:val="313131"/>
-          <w:sz w:val="20"/>
-        </w:rPr>
-        <w:t>right</w:t>
-      </w:r>
-      <w:r>
-        <w:rPr>
-          <w:color w:val="313131"/>
-          <w:spacing w:val="-2"/>
-          <w:sz w:val="20"/>
-        </w:rPr>
-        <w:t xml:space="preserve"> </w:t>
-      </w:r>
-      <w:r>
-        <w:rPr>
-          <w:color w:val="313131"/>
-          <w:sz w:val="20"/>
-        </w:rPr>
-        <w:t>to</w:t>
-      </w:r>
-      <w:r>
-        <w:rPr>
-          <w:color w:val="313131"/>
-          <w:spacing w:val="-2"/>
-          <w:sz w:val="20"/>
-        </w:rPr>
-        <w:t xml:space="preserve"> </w:t>
-      </w:r>
-      <w:r>
-        <w:rPr>
-          <w:color w:val="313131"/>
-          <w:sz w:val="20"/>
-        </w:rPr>
-        <w:t>oppose,</w:t>
-      </w:r>
-      <w:r>
-        <w:rPr>
-          <w:color w:val="313131"/>
-          <w:spacing w:val="-2"/>
-          <w:sz w:val="20"/>
-        </w:rPr>
-        <w:t xml:space="preserve"> </w:t>
-      </w:r>
-      <w:r>
-        <w:rPr>
-          <w:color w:val="313131"/>
-          <w:sz w:val="20"/>
-        </w:rPr>
-        <w:t>by</w:t>
-      </w:r>
-      <w:r>
-        <w:rPr>
-          <w:color w:val="313131"/>
-          <w:spacing w:val="-2"/>
-          <w:sz w:val="20"/>
-        </w:rPr>
-        <w:t xml:space="preserve"> </w:t>
-      </w:r>
-      <w:r>
-        <w:rPr>
-          <w:color w:val="313131"/>
-          <w:sz w:val="20"/>
-        </w:rPr>
-        <w:t>filing</w:t>
-      </w:r>
-      <w:r>
-        <w:rPr>
-          <w:color w:val="313131"/>
-          <w:spacing w:val="-2"/>
-          <w:sz w:val="20"/>
-        </w:rPr>
-        <w:t xml:space="preserve"> </w:t>
-      </w:r>
-      <w:r>
-        <w:rPr>
-          <w:color w:val="313131"/>
-          <w:sz w:val="20"/>
-        </w:rPr>
-        <w:t>a</w:t>
-      </w:r>
-      <w:r>
-        <w:rPr>
-          <w:color w:val="313131"/>
-          <w:spacing w:val="-2"/>
-          <w:sz w:val="20"/>
-        </w:rPr>
-        <w:t xml:space="preserve"> </w:t>
-      </w:r>
-      <w:r>
-        <w:rPr>
-          <w:color w:val="313131"/>
-          <w:sz w:val="20"/>
-        </w:rPr>
-        <w:t>notice</w:t>
-      </w:r>
-      <w:r>
-        <w:rPr>
-          <w:color w:val="313131"/>
-          <w:spacing w:val="-2"/>
-          <w:sz w:val="20"/>
-        </w:rPr>
-        <w:t xml:space="preserve"> </w:t>
-      </w:r>
-      <w:r>
-        <w:rPr>
-          <w:color w:val="313131"/>
-          <w:sz w:val="20"/>
-        </w:rPr>
-        <w:t>of</w:t>
-      </w:r>
-      <w:r>
-        <w:rPr>
-          <w:color w:val="313131"/>
-          <w:spacing w:val="-2"/>
-          <w:sz w:val="20"/>
-        </w:rPr>
-        <w:t xml:space="preserve"> </w:t>
-      </w:r>
-      <w:r>
-        <w:rPr>
-          <w:color w:val="313131"/>
-          <w:sz w:val="20"/>
-        </w:rPr>
-        <w:t>dispute</w:t>
-      </w:r>
-      <w:r>
-        <w:rPr>
-          <w:color w:val="313131"/>
-          <w:spacing w:val="-2"/>
-          <w:sz w:val="20"/>
-        </w:rPr>
-        <w:t xml:space="preserve"> </w:t>
-      </w:r>
-      <w:r>
-        <w:rPr>
-          <w:color w:val="313131"/>
-          <w:sz w:val="20"/>
-        </w:rPr>
-        <w:t>in</w:t>
-      </w:r>
-      <w:r>
-        <w:rPr>
-          <w:color w:val="313131"/>
-          <w:spacing w:val="-2"/>
-          <w:sz w:val="20"/>
-        </w:rPr>
-        <w:t xml:space="preserve"> </w:t>
-      </w:r>
-      <w:r>
-        <w:rPr>
-          <w:color w:val="313131"/>
-          <w:sz w:val="20"/>
-        </w:rPr>
-        <w:t>accordance</w:t>
-      </w:r>
-      <w:r>
-        <w:rPr>
-          <w:color w:val="313131"/>
-          <w:spacing w:val="-2"/>
-          <w:sz w:val="20"/>
-        </w:rPr>
-        <w:t xml:space="preserve"> </w:t>
-      </w:r>
-      <w:r>
-        <w:rPr>
-          <w:color w:val="313131"/>
-          <w:sz w:val="20"/>
-        </w:rPr>
-        <w:t>with</w:t>
-      </w:r>
-      <w:r>
-        <w:rPr>
-          <w:color w:val="313131"/>
-          <w:spacing w:val="-2"/>
-          <w:sz w:val="20"/>
-        </w:rPr>
-        <w:t xml:space="preserve"> </w:t>
-      </w:r>
-      <w:r>
-        <w:rPr>
-          <w:color w:val="313131"/>
-          <w:sz w:val="20"/>
-        </w:rPr>
-        <w:t>Rule</w:t>
-      </w:r>
-      <w:r>
-        <w:rPr>
-          <w:color w:val="313131"/>
-          <w:spacing w:val="-2"/>
-          <w:sz w:val="20"/>
-        </w:rPr>
-        <w:t xml:space="preserve"> </w:t>
-      </w:r>
-      <w:r>
-        <w:rPr>
-          <w:color w:val="313131"/>
-          <w:sz w:val="20"/>
-        </w:rPr>
-        <w:t>25-10</w:t>
-      </w:r>
-      <w:r>
-        <w:rPr>
-          <w:color w:val="313131"/>
-          <w:spacing w:val="-2"/>
-          <w:sz w:val="20"/>
-        </w:rPr>
-        <w:t xml:space="preserve"> </w:t>
-      </w:r>
-      <w:r>
-        <w:rPr>
-          <w:color w:val="313131"/>
-          <w:sz w:val="20"/>
-        </w:rPr>
-        <w:t>(1),</w:t>
-      </w:r>
-      <w:r>
-        <w:rPr>
-          <w:color w:val="313131"/>
-          <w:spacing w:val="-2"/>
-          <w:sz w:val="20"/>
-        </w:rPr>
-        <w:t xml:space="preserve"> </w:t>
-      </w:r>
-      <w:r>
-        <w:rPr>
-          <w:color w:val="313131"/>
-          <w:sz w:val="20"/>
-        </w:rPr>
-        <w:t>the</w:t>
-      </w:r>
-      <w:r>
-        <w:rPr>
-          <w:color w:val="313131"/>
-          <w:spacing w:val="-2"/>
-          <w:sz w:val="20"/>
-        </w:rPr>
-        <w:t xml:space="preserve"> </w:t>
-      </w:r>
-      <w:r>
-        <w:rPr>
-          <w:color w:val="313131"/>
-          <w:sz w:val="20"/>
-        </w:rPr>
-        <w:t>granting of either or both of an authorization to obtain estate information and the estate grant.</w:t>
+          <w:rFonts w:ascii="Segoe UI" w:hAnsi="Segoe UI" w:eastAsia="Segoe UI" w:cs="Segoe UI"/>
+          <w:b w:val="0"/>
+          <w:bCs w:val="0"/>
+          <w:i w:val="0"/>
+          <w:iCs w:val="0"/>
+          <w:caps w:val="0"/>
+          <w:smallCaps w:val="0"/>
+          <w:noProof w:val="0"/>
+          <w:color w:val="313131"/>
+          <w:sz w:val="20"/>
+          <w:szCs w:val="20"/>
+          <w:lang w:val="en-US"/>
+        </w:rPr>
+      </w:pPr>
+      <w:r>
+        <w:rPr>
+          <w:rFonts w:ascii="Segoe UI" w:hAnsi="Segoe UI" w:eastAsia="Segoe UI" w:cs="Segoe UI"/>
+          <w:b w:val="0"/>
+          <w:bCs w:val="0"/>
+          <w:i w:val="0"/>
+          <w:iCs w:val="0"/>
+          <w:caps w:val="0"/>
+          <w:smallCaps w:val="0"/>
+          <w:noProof w:val="0"/>
+          <w:color w:val="313131"/>
+          <w:sz w:val="20"/>
+          <w:szCs w:val="20"/>
+          <w:lang w:val="en-US"/>
+        </w:rPr>
+        <w:t>You have a right to oppose, by filing a notice of dispute in accordance with Rule 25-10 (1), the granting of either or both of an authorization to obtain estate information and the estate grant.</w:t>
       </w:r>
     </w:p>
     <w:p>
@@ -2778,279 +4737,44 @@
         <w:pStyle w:val="ListParagraph"/>
         <w:numPr>
           <w:ilvl w:val="0"/>
-          <w:numId w:val="1"/>
+          <w:numId w:val="5"/>
         </w:numPr>
         <w:tabs>
-          <w:tab w:val="left" w:pos="890"/>
+          <w:tab w:val="left" w:leader="none" w:pos="890"/>
         </w:tabs>
         <w:spacing w:before="240"/>
         <w:ind w:left="890" w:hanging="302"/>
         <w:rPr>
-          <w:sz w:val="20"/>
-        </w:rPr>
-      </w:pPr>
-      <w:r>
-        <w:rPr>
-          <w:color w:val="313131"/>
-          <w:sz w:val="20"/>
-        </w:rPr>
-        <w:t>You</w:t>
-      </w:r>
-      <w:r>
-        <w:rPr>
-          <w:color w:val="313131"/>
-          <w:spacing w:val="-4"/>
-          <w:sz w:val="20"/>
-        </w:rPr>
-        <w:t xml:space="preserve"> </w:t>
-      </w:r>
-      <w:r>
-        <w:rPr>
-          <w:color w:val="313131"/>
-          <w:sz w:val="20"/>
-        </w:rPr>
-        <w:t>may</w:t>
-      </w:r>
-      <w:r>
-        <w:rPr>
-          <w:color w:val="313131"/>
-          <w:spacing w:val="-1"/>
-          <w:sz w:val="20"/>
-        </w:rPr>
-        <w:t xml:space="preserve"> </w:t>
-      </w:r>
-      <w:r>
-        <w:rPr>
-          <w:color w:val="313131"/>
-          <w:sz w:val="20"/>
-        </w:rPr>
-        <w:t>or</w:t>
-      </w:r>
-      <w:r>
-        <w:rPr>
-          <w:color w:val="313131"/>
-          <w:spacing w:val="-1"/>
-          <w:sz w:val="20"/>
-        </w:rPr>
-        <w:t xml:space="preserve"> </w:t>
-      </w:r>
-      <w:r>
-        <w:rPr>
-          <w:color w:val="313131"/>
-          <w:sz w:val="20"/>
-        </w:rPr>
-        <w:t>may</w:t>
-      </w:r>
-      <w:r>
-        <w:rPr>
-          <w:color w:val="313131"/>
-          <w:spacing w:val="-1"/>
-          <w:sz w:val="20"/>
-        </w:rPr>
-        <w:t xml:space="preserve"> </w:t>
-      </w:r>
-      <w:r>
-        <w:rPr>
-          <w:color w:val="313131"/>
-          <w:sz w:val="20"/>
-        </w:rPr>
-        <w:t>not</w:t>
-      </w:r>
-      <w:r>
-        <w:rPr>
-          <w:color w:val="313131"/>
-          <w:spacing w:val="-1"/>
-          <w:sz w:val="20"/>
-        </w:rPr>
-        <w:t xml:space="preserve"> </w:t>
-      </w:r>
-      <w:r>
-        <w:rPr>
-          <w:color w:val="313131"/>
-          <w:sz w:val="20"/>
-        </w:rPr>
-        <w:t>be</w:t>
-      </w:r>
-      <w:r>
-        <w:rPr>
-          <w:color w:val="313131"/>
-          <w:spacing w:val="-1"/>
-          <w:sz w:val="20"/>
-        </w:rPr>
-        <w:t xml:space="preserve"> </w:t>
-      </w:r>
-      <w:r>
-        <w:rPr>
-          <w:color w:val="313131"/>
-          <w:sz w:val="20"/>
-        </w:rPr>
-        <w:t>entitled</w:t>
-      </w:r>
-      <w:r>
-        <w:rPr>
-          <w:color w:val="313131"/>
-          <w:spacing w:val="-1"/>
-          <w:sz w:val="20"/>
-        </w:rPr>
-        <w:t xml:space="preserve"> </w:t>
-      </w:r>
-      <w:r>
-        <w:rPr>
-          <w:color w:val="313131"/>
-          <w:sz w:val="20"/>
-        </w:rPr>
-        <w:t>to</w:t>
-      </w:r>
-      <w:r>
-        <w:rPr>
-          <w:color w:val="313131"/>
-          <w:spacing w:val="-1"/>
-          <w:sz w:val="20"/>
-        </w:rPr>
-        <w:t xml:space="preserve"> </w:t>
-      </w:r>
-      <w:r>
-        <w:rPr>
-          <w:color w:val="313131"/>
-          <w:sz w:val="20"/>
-        </w:rPr>
-        <w:t>claim</w:t>
-      </w:r>
-      <w:r>
-        <w:rPr>
-          <w:color w:val="313131"/>
-          <w:spacing w:val="-1"/>
-          <w:sz w:val="20"/>
-        </w:rPr>
-        <w:t xml:space="preserve"> </w:t>
-      </w:r>
-      <w:r>
-        <w:rPr>
-          <w:color w:val="313131"/>
-          <w:sz w:val="20"/>
-        </w:rPr>
-        <w:t>against</w:t>
-      </w:r>
-      <w:r>
-        <w:rPr>
-          <w:color w:val="313131"/>
-          <w:spacing w:val="-1"/>
-          <w:sz w:val="20"/>
-        </w:rPr>
-        <w:t xml:space="preserve"> </w:t>
-      </w:r>
-      <w:r>
-        <w:rPr>
-          <w:color w:val="313131"/>
-          <w:sz w:val="20"/>
-        </w:rPr>
-        <w:t>the</w:t>
-      </w:r>
-      <w:r>
-        <w:rPr>
-          <w:color w:val="313131"/>
-          <w:spacing w:val="-1"/>
-          <w:sz w:val="20"/>
-        </w:rPr>
-        <w:t xml:space="preserve"> </w:t>
-      </w:r>
-      <w:r>
-        <w:rPr>
-          <w:color w:val="313131"/>
-          <w:sz w:val="20"/>
-        </w:rPr>
-        <w:t>estate</w:t>
-      </w:r>
-      <w:r>
-        <w:rPr>
-          <w:color w:val="313131"/>
-          <w:spacing w:val="-1"/>
-          <w:sz w:val="20"/>
-        </w:rPr>
-        <w:t xml:space="preserve"> </w:t>
-      </w:r>
-      <w:r>
-        <w:rPr>
-          <w:color w:val="313131"/>
-          <w:sz w:val="20"/>
-        </w:rPr>
-        <w:t>for</w:t>
-      </w:r>
-      <w:r>
-        <w:rPr>
-          <w:color w:val="313131"/>
-          <w:spacing w:val="-1"/>
-          <w:sz w:val="20"/>
-        </w:rPr>
-        <w:t xml:space="preserve"> </w:t>
-      </w:r>
-      <w:r>
-        <w:rPr>
-          <w:color w:val="313131"/>
-          <w:sz w:val="20"/>
-        </w:rPr>
-        <w:t>relief,</w:t>
-      </w:r>
-      <w:r>
-        <w:rPr>
-          <w:color w:val="313131"/>
-          <w:spacing w:val="-1"/>
-          <w:sz w:val="20"/>
-        </w:rPr>
-        <w:t xml:space="preserve"> </w:t>
-      </w:r>
-      <w:r>
-        <w:rPr>
-          <w:color w:val="313131"/>
-          <w:sz w:val="20"/>
-        </w:rPr>
-        <w:t>including</w:t>
-      </w:r>
-      <w:r>
-        <w:rPr>
-          <w:color w:val="313131"/>
-          <w:spacing w:val="-1"/>
-          <w:sz w:val="20"/>
-        </w:rPr>
-        <w:t xml:space="preserve"> </w:t>
-      </w:r>
-      <w:r>
-        <w:rPr>
-          <w:color w:val="313131"/>
-          <w:sz w:val="20"/>
-        </w:rPr>
-        <w:t>a</w:t>
-      </w:r>
-      <w:r>
-        <w:rPr>
-          <w:color w:val="313131"/>
-          <w:spacing w:val="-1"/>
-          <w:sz w:val="20"/>
-        </w:rPr>
-        <w:t xml:space="preserve"> </w:t>
-      </w:r>
-      <w:r>
-        <w:rPr>
-          <w:color w:val="313131"/>
-          <w:sz w:val="20"/>
-        </w:rPr>
-        <w:t>claim</w:t>
-      </w:r>
-      <w:r>
-        <w:rPr>
-          <w:color w:val="313131"/>
-          <w:spacing w:val="-1"/>
-          <w:sz w:val="20"/>
-        </w:rPr>
-        <w:t xml:space="preserve"> </w:t>
-      </w:r>
-      <w:r>
-        <w:rPr>
-          <w:color w:val="313131"/>
-          <w:spacing w:val="-4"/>
-          <w:sz w:val="20"/>
-        </w:rPr>
-        <w:t>under</w:t>
+          <w:rFonts w:ascii="Segoe UI" w:hAnsi="Segoe UI" w:eastAsia="Segoe UI" w:cs="Segoe UI"/>
+          <w:b w:val="0"/>
+          <w:bCs w:val="0"/>
+          <w:i w:val="0"/>
+          <w:iCs w:val="0"/>
+          <w:caps w:val="0"/>
+          <w:smallCaps w:val="0"/>
+          <w:noProof w:val="0"/>
+          <w:color w:val="313131"/>
+          <w:sz w:val="20"/>
+          <w:szCs w:val="20"/>
+          <w:lang w:val="en-US"/>
+        </w:rPr>
+      </w:pPr>
+      <w:r>
+        <w:rPr>
+          <w:rFonts w:ascii="Segoe UI" w:hAnsi="Segoe UI" w:eastAsia="Segoe UI" w:cs="Segoe UI"/>
+          <w:b w:val="0"/>
+          <w:bCs w:val="0"/>
+          <w:i w:val="0"/>
+          <w:iCs w:val="0"/>
+          <w:caps w:val="0"/>
+          <w:smallCaps w:val="0"/>
+          <w:noProof w:val="0"/>
+          <w:color w:val="313131"/>
+          <w:sz w:val="20"/>
+          <w:szCs w:val="20"/>
+          <w:lang w:val="en-US"/>
+        </w:rPr>
+        <w:t>You may or may not be entitled to claim against the estate for relief, including a claim under</w:t>
       </w:r>
     </w:p>
     <w:p>
@@ -3058,46 +4782,76 @@
         <w:pStyle w:val="ListParagraph"/>
         <w:numPr>
           <w:ilvl w:val="1"/>
-          <w:numId w:val="1"/>
+          <w:numId w:val="5"/>
         </w:numPr>
         <w:tabs>
-          <w:tab w:val="left" w:pos="1277"/>
+          <w:tab w:val="left" w:leader="none" w:pos="1277"/>
         </w:tabs>
         <w:spacing w:before="28"/>
         <w:ind w:left="1277" w:hanging="247"/>
         <w:rPr>
-          <w:sz w:val="20"/>
-        </w:rPr>
-      </w:pPr>
-      <w:r>
-        <w:rPr>
-          <w:color w:val="313131"/>
-          <w:sz w:val="20"/>
+          <w:rFonts w:ascii="Segoe UI" w:hAnsi="Segoe UI" w:eastAsia="Segoe UI" w:cs="Segoe UI"/>
+          <w:b w:val="0"/>
+          <w:bCs w:val="0"/>
+          <w:i w:val="0"/>
+          <w:iCs w:val="0"/>
+          <w:caps w:val="0"/>
+          <w:smallCaps w:val="0"/>
+          <w:noProof w:val="0"/>
+          <w:color w:val="313131"/>
+          <w:sz w:val="20"/>
+          <w:szCs w:val="20"/>
+          <w:lang w:val="en-US"/>
+        </w:rPr>
+      </w:pPr>
+      <w:r>
+        <w:rPr>
+          <w:rFonts w:ascii="Segoe UI" w:hAnsi="Segoe UI" w:eastAsia="Segoe UI" w:cs="Segoe UI"/>
+          <w:b w:val="0"/>
+          <w:bCs w:val="0"/>
+          <w:i w:val="0"/>
+          <w:iCs w:val="0"/>
+          <w:caps w:val="0"/>
+          <w:smallCaps w:val="0"/>
+          <w:noProof w:val="0"/>
+          <w:color w:val="313131"/>
+          <w:sz w:val="20"/>
+          <w:szCs w:val="20"/>
+          <w:lang w:val="en-US"/>
         </w:rPr>
         <w:t xml:space="preserve">the </w:t>
       </w:r>
       <w:r>
         <w:rPr>
-          <w:i/>
-          <w:color w:val="313131"/>
-          <w:sz w:val="20"/>
-        </w:rPr>
-        <w:t>Family Law Act,</w:t>
-      </w:r>
-      <w:r>
-        <w:rPr>
-          <w:i/>
-          <w:color w:val="313131"/>
-          <w:spacing w:val="-1"/>
-          <w:sz w:val="20"/>
-        </w:rPr>
-        <w:t xml:space="preserve"> </w:t>
-      </w:r>
-      <w:r>
-        <w:rPr>
-          <w:color w:val="313131"/>
-          <w:spacing w:val="-5"/>
-          <w:sz w:val="20"/>
+          <w:rFonts w:ascii="Segoe UI" w:hAnsi="Segoe UI" w:eastAsia="Segoe UI" w:cs="Segoe UI"/>
+          <w:b w:val="0"/>
+          <w:bCs w:val="0"/>
+          <w:i w:val="1"/>
+          <w:iCs w:val="1"/>
+          <w:caps w:val="0"/>
+          <w:smallCaps w:val="0"/>
+          <w:noProof w:val="0"/>
+          <w:color w:val="313131"/>
+          <w:sz w:val="20"/>
+          <w:szCs w:val="20"/>
+          <w:lang w:val="en-US"/>
+        </w:rPr>
+        <w:t xml:space="preserve">Family Law Act, </w:t>
+      </w:r>
+      <w:r>
+        <w:rPr>
+          <w:rFonts w:ascii="Segoe UI" w:hAnsi="Segoe UI" w:eastAsia="Segoe UI" w:cs="Segoe UI"/>
+          <w:b w:val="0"/>
+          <w:bCs w:val="0"/>
+          <w:i w:val="0"/>
+          <w:iCs w:val="0"/>
+          <w:caps w:val="0"/>
+          <w:smallCaps w:val="0"/>
+          <w:noProof w:val="0"/>
+          <w:color w:val="313131"/>
+          <w:sz w:val="20"/>
+          <w:szCs w:val="20"/>
+          <w:lang w:val="en-US"/>
         </w:rPr>
         <w:t>or</w:t>
       </w:r>
@@ -3107,41 +4861,61 @@
         <w:pStyle w:val="ListParagraph"/>
         <w:numPr>
           <w:ilvl w:val="1"/>
-          <w:numId w:val="1"/>
+          <w:numId w:val="5"/>
         </w:numPr>
         <w:tabs>
-          <w:tab w:val="left" w:pos="1277"/>
+          <w:tab w:val="left" w:leader="none" w:pos="1277"/>
         </w:tabs>
         <w:spacing w:before="28"/>
         <w:ind w:left="1277" w:hanging="258"/>
         <w:rPr>
-          <w:i/>
-          <w:sz w:val="20"/>
-        </w:rPr>
-      </w:pPr>
-      <w:r>
-        <w:rPr>
-          <w:color w:val="313131"/>
-          <w:sz w:val="20"/>
+          <w:rFonts w:ascii="Segoe UI" w:hAnsi="Segoe UI" w:eastAsia="Segoe UI" w:cs="Segoe UI"/>
+          <w:b w:val="0"/>
+          <w:bCs w:val="0"/>
+          <w:i w:val="0"/>
+          <w:iCs w:val="0"/>
+          <w:caps w:val="0"/>
+          <w:smallCaps w:val="0"/>
+          <w:noProof w:val="0"/>
+          <w:color w:val="313131"/>
+          <w:sz w:val="20"/>
+          <w:szCs w:val="20"/>
+          <w:lang w:val="en-US"/>
+        </w:rPr>
+      </w:pPr>
+      <w:r>
+        <w:rPr>
+          <w:rFonts w:ascii="Segoe UI" w:hAnsi="Segoe UI" w:eastAsia="Segoe UI" w:cs="Segoe UI"/>
+          <w:b w:val="0"/>
+          <w:bCs w:val="0"/>
+          <w:i w:val="0"/>
+          <w:iCs w:val="0"/>
+          <w:caps w:val="0"/>
+          <w:smallCaps w:val="0"/>
+          <w:noProof w:val="0"/>
+          <w:color w:val="313131"/>
+          <w:sz w:val="20"/>
+          <w:szCs w:val="20"/>
+          <w:lang w:val="en-US"/>
         </w:rPr>
         <w:t xml:space="preserve">Division 6 of Part 4 of the </w:t>
       </w:r>
       <w:r>
         <w:rPr>
-          <w:i/>
-          <w:color w:val="313131"/>
-          <w:sz w:val="20"/>
-        </w:rPr>
-        <w:t xml:space="preserve">Wills, Estates and Succession </w:t>
-      </w:r>
-      <w:r>
-        <w:rPr>
-          <w:i/>
-          <w:color w:val="313131"/>
-          <w:spacing w:val="-4"/>
-          <w:sz w:val="20"/>
-        </w:rPr>
-        <w:t>Act.</w:t>
+          <w:rFonts w:ascii="Segoe UI" w:hAnsi="Segoe UI" w:eastAsia="Segoe UI" w:cs="Segoe UI"/>
+          <w:b w:val="0"/>
+          <w:bCs w:val="0"/>
+          <w:i w:val="1"/>
+          <w:iCs w:val="1"/>
+          <w:caps w:val="0"/>
+          <w:smallCaps w:val="0"/>
+          <w:noProof w:val="0"/>
+          <w:color w:val="313131"/>
+          <w:sz w:val="20"/>
+          <w:szCs w:val="20"/>
+          <w:lang w:val="en-US"/>
+        </w:rPr>
+        <w:t>Wills, Estates and Succession Act.</w:t>
       </w:r>
     </w:p>
     <w:p>
@@ -3149,23 +4923,44 @@
         <w:pStyle w:val="ListParagraph"/>
         <w:numPr>
           <w:ilvl w:val="0"/>
-          <w:numId w:val="1"/>
+          <w:numId w:val="5"/>
         </w:numPr>
         <w:tabs>
-          <w:tab w:val="left" w:pos="888"/>
-          <w:tab w:val="left" w:pos="896"/>
+          <w:tab w:val="left" w:leader="none" w:pos="888"/>
+          <w:tab w:val="left" w:leader="none" w:pos="896"/>
         </w:tabs>
         <w:spacing w:before="267" w:line="264" w:lineRule="auto"/>
         <w:ind w:right="311" w:hanging="300"/>
         <w:jc w:val="both"/>
         <w:rPr>
-          <w:sz w:val="20"/>
-        </w:rPr>
-      </w:pPr>
-      <w:r>
-        <w:rPr>
-          <w:color w:val="313131"/>
-          <w:sz w:val="20"/>
+          <w:rFonts w:ascii="Segoe UI" w:hAnsi="Segoe UI" w:eastAsia="Segoe UI" w:cs="Segoe UI"/>
+          <w:b w:val="0"/>
+          <w:bCs w:val="0"/>
+          <w:i w:val="0"/>
+          <w:iCs w:val="0"/>
+          <w:caps w:val="0"/>
+          <w:smallCaps w:val="0"/>
+          <w:noProof w:val="0"/>
+          <w:color w:val="313131"/>
+          <w:sz w:val="20"/>
+          <w:szCs w:val="20"/>
+          <w:lang w:val="en-US"/>
+        </w:rPr>
+      </w:pPr>
+      <w:r>
+        <w:rPr>
+          <w:rFonts w:ascii="Segoe UI" w:hAnsi="Segoe UI" w:eastAsia="Segoe UI" w:cs="Segoe UI"/>
+          <w:b w:val="0"/>
+          <w:bCs w:val="0"/>
+          <w:i w:val="0"/>
+          <w:iCs w:val="0"/>
+          <w:caps w:val="0"/>
+          <w:smallCaps w:val="0"/>
+          <w:noProof w:val="0"/>
+          <w:color w:val="313131"/>
+          <w:sz w:val="20"/>
+          <w:szCs w:val="20"/>
+          <w:lang w:val="en-US"/>
         </w:rPr>
         <w:t>If you choose to take a step referred to in paragraph (2) or (3), you must do so within the time limited by any relevant rule of court or other enactment.</w:t>
       </w:r>
@@ -3175,251 +4970,44 @@
         <w:pStyle w:val="ListParagraph"/>
         <w:numPr>
           <w:ilvl w:val="0"/>
-          <w:numId w:val="1"/>
+          <w:numId w:val="5"/>
         </w:numPr>
         <w:tabs>
-          <w:tab w:val="left" w:pos="890"/>
+          <w:tab w:val="left" w:leader="none" w:pos="890"/>
         </w:tabs>
         <w:spacing w:before="241"/>
         <w:ind w:left="890" w:hanging="302"/>
         <w:rPr>
-          <w:sz w:val="20"/>
-        </w:rPr>
-      </w:pPr>
-      <w:r>
-        <w:rPr>
-          <w:color w:val="313131"/>
-          <w:sz w:val="20"/>
-        </w:rPr>
-        <w:t>You</w:t>
-      </w:r>
-      <w:r>
-        <w:rPr>
-          <w:color w:val="313131"/>
-          <w:spacing w:val="-1"/>
-          <w:sz w:val="20"/>
-        </w:rPr>
-        <w:t xml:space="preserve"> </w:t>
-      </w:r>
-      <w:r>
-        <w:rPr>
-          <w:color w:val="313131"/>
-          <w:sz w:val="20"/>
-        </w:rPr>
-        <w:t>may</w:t>
-      </w:r>
-      <w:r>
-        <w:rPr>
-          <w:color w:val="313131"/>
-          <w:spacing w:val="-1"/>
-          <w:sz w:val="20"/>
-        </w:rPr>
-        <w:t xml:space="preserve"> </w:t>
-      </w:r>
-      <w:r>
-        <w:rPr>
-          <w:color w:val="313131"/>
-          <w:sz w:val="20"/>
-        </w:rPr>
-        <w:t>consult</w:t>
-      </w:r>
-      <w:r>
-        <w:rPr>
-          <w:color w:val="313131"/>
-          <w:spacing w:val="-1"/>
-          <w:sz w:val="20"/>
-        </w:rPr>
-        <w:t xml:space="preserve"> </w:t>
-      </w:r>
-      <w:r>
-        <w:rPr>
-          <w:color w:val="313131"/>
-          <w:sz w:val="20"/>
-        </w:rPr>
-        <w:t>with</w:t>
-      </w:r>
-      <w:r>
-        <w:rPr>
-          <w:color w:val="313131"/>
-          <w:spacing w:val="-1"/>
-          <w:sz w:val="20"/>
-        </w:rPr>
-        <w:t xml:space="preserve"> </w:t>
-      </w:r>
-      <w:r>
-        <w:rPr>
-          <w:color w:val="313131"/>
-          <w:sz w:val="20"/>
-        </w:rPr>
-        <w:t>your</w:t>
-      </w:r>
-      <w:r>
-        <w:rPr>
-          <w:color w:val="313131"/>
-          <w:spacing w:val="-1"/>
-          <w:sz w:val="20"/>
-        </w:rPr>
-        <w:t xml:space="preserve"> </w:t>
-      </w:r>
-      <w:r>
-        <w:rPr>
-          <w:color w:val="313131"/>
-          <w:sz w:val="20"/>
-        </w:rPr>
-        <w:t>own</w:t>
-      </w:r>
-      <w:r>
-        <w:rPr>
-          <w:color w:val="313131"/>
-          <w:spacing w:val="-1"/>
-          <w:sz w:val="20"/>
-        </w:rPr>
-        <w:t xml:space="preserve"> </w:t>
-      </w:r>
-      <w:r>
-        <w:rPr>
-          <w:color w:val="313131"/>
-          <w:sz w:val="20"/>
-        </w:rPr>
-        <w:t>lawyer</w:t>
-      </w:r>
-      <w:r>
-        <w:rPr>
-          <w:color w:val="313131"/>
-          <w:spacing w:val="-1"/>
-          <w:sz w:val="20"/>
-        </w:rPr>
-        <w:t xml:space="preserve"> </w:t>
-      </w:r>
-      <w:r>
-        <w:rPr>
-          <w:color w:val="313131"/>
-          <w:sz w:val="20"/>
-        </w:rPr>
-        <w:t>concerning</w:t>
-      </w:r>
-      <w:r>
-        <w:rPr>
-          <w:color w:val="313131"/>
-          <w:spacing w:val="-1"/>
-          <w:sz w:val="20"/>
-        </w:rPr>
-        <w:t xml:space="preserve"> </w:t>
-      </w:r>
-      <w:r>
-        <w:rPr>
-          <w:color w:val="313131"/>
-          <w:sz w:val="20"/>
-        </w:rPr>
-        <w:t>your</w:t>
-      </w:r>
-      <w:r>
-        <w:rPr>
-          <w:color w:val="313131"/>
-          <w:spacing w:val="-1"/>
-          <w:sz w:val="20"/>
-        </w:rPr>
-        <w:t xml:space="preserve"> </w:t>
-      </w:r>
-      <w:r>
-        <w:rPr>
-          <w:color w:val="313131"/>
-          <w:sz w:val="20"/>
-        </w:rPr>
-        <w:t>interest</w:t>
-      </w:r>
-      <w:r>
-        <w:rPr>
-          <w:color w:val="313131"/>
-          <w:spacing w:val="-1"/>
-          <w:sz w:val="20"/>
-        </w:rPr>
-        <w:t xml:space="preserve"> </w:t>
-      </w:r>
-      <w:r>
-        <w:rPr>
-          <w:color w:val="313131"/>
-          <w:sz w:val="20"/>
-        </w:rPr>
-        <w:t>in,</w:t>
-      </w:r>
-      <w:r>
-        <w:rPr>
-          <w:color w:val="313131"/>
-          <w:spacing w:val="-1"/>
-          <w:sz w:val="20"/>
-        </w:rPr>
-        <w:t xml:space="preserve"> </w:t>
-      </w:r>
-      <w:r>
-        <w:rPr>
-          <w:color w:val="313131"/>
-          <w:sz w:val="20"/>
-        </w:rPr>
-        <w:t>or</w:t>
-      </w:r>
-      <w:r>
-        <w:rPr>
-          <w:color w:val="313131"/>
-          <w:spacing w:val="-1"/>
-          <w:sz w:val="20"/>
-        </w:rPr>
-        <w:t xml:space="preserve"> </w:t>
-      </w:r>
-      <w:r>
-        <w:rPr>
-          <w:color w:val="313131"/>
-          <w:sz w:val="20"/>
-        </w:rPr>
-        <w:t>rights</w:t>
-      </w:r>
-      <w:r>
-        <w:rPr>
-          <w:color w:val="313131"/>
-          <w:spacing w:val="-1"/>
-          <w:sz w:val="20"/>
-        </w:rPr>
-        <w:t xml:space="preserve"> </w:t>
-      </w:r>
-      <w:r>
-        <w:rPr>
-          <w:color w:val="313131"/>
-          <w:sz w:val="20"/>
-        </w:rPr>
-        <w:t>against,</w:t>
-      </w:r>
-      <w:r>
-        <w:rPr>
-          <w:color w:val="313131"/>
-          <w:spacing w:val="-1"/>
-          <w:sz w:val="20"/>
-        </w:rPr>
-        <w:t xml:space="preserve"> </w:t>
-      </w:r>
-      <w:r>
-        <w:rPr>
-          <w:color w:val="313131"/>
-          <w:sz w:val="20"/>
-        </w:rPr>
-        <w:t xml:space="preserve">the </w:t>
-      </w:r>
-      <w:proofErr w:type="gramStart"/>
-      <w:r>
-        <w:rPr>
-          <w:color w:val="313131"/>
-          <w:spacing w:val="-2"/>
-          <w:sz w:val="20"/>
-        </w:rPr>
-        <w:t>estate</w:t>
-      </w:r>
-      <w:proofErr w:type="gramEnd"/>
-      <w:r>
-        <w:rPr>
-          <w:color w:val="313131"/>
-          <w:spacing w:val="-2"/>
-          <w:sz w:val="20"/>
-        </w:rPr>
-        <w:t>.</w:t>
+          <w:rFonts w:ascii="Segoe UI" w:hAnsi="Segoe UI" w:eastAsia="Segoe UI" w:cs="Segoe UI"/>
+          <w:b w:val="0"/>
+          <w:bCs w:val="0"/>
+          <w:i w:val="0"/>
+          <w:iCs w:val="0"/>
+          <w:caps w:val="0"/>
+          <w:smallCaps w:val="0"/>
+          <w:noProof w:val="0"/>
+          <w:color w:val="313131"/>
+          <w:sz w:val="20"/>
+          <w:szCs w:val="20"/>
+          <w:lang w:val="en-US"/>
+        </w:rPr>
+      </w:pPr>
+      <w:r>
+        <w:rPr>
+          <w:rFonts w:ascii="Segoe UI" w:hAnsi="Segoe UI" w:eastAsia="Segoe UI" w:cs="Segoe UI"/>
+          <w:b w:val="0"/>
+          <w:bCs w:val="0"/>
+          <w:i w:val="0"/>
+          <w:iCs w:val="0"/>
+          <w:caps w:val="0"/>
+          <w:smallCaps w:val="0"/>
+          <w:noProof w:val="0"/>
+          <w:color w:val="313131"/>
+          <w:sz w:val="20"/>
+          <w:szCs w:val="20"/>
+          <w:lang w:val="en-US"/>
+        </w:rPr>
+        <w:t>You may consult with your own lawyer concerning your interest in, or rights against, the estate.</w:t>
       </w:r>
     </w:p>
     <w:p>
@@ -3427,33 +5015,46 @@
         <w:pStyle w:val="ListParagraph"/>
         <w:numPr>
           <w:ilvl w:val="0"/>
-          <w:numId w:val="1"/>
+          <w:numId w:val="5"/>
         </w:numPr>
         <w:tabs>
-          <w:tab w:val="left" w:pos="888"/>
-          <w:tab w:val="left" w:pos="905"/>
+          <w:tab w:val="left" w:leader="none" w:pos="888"/>
+          <w:tab w:val="left" w:leader="none" w:pos="905"/>
         </w:tabs>
         <w:spacing w:before="268" w:line="264" w:lineRule="auto"/>
         <w:ind w:right="310" w:hanging="300"/>
         <w:jc w:val="both"/>
         <w:rPr>
-          <w:sz w:val="20"/>
-        </w:rPr>
-      </w:pPr>
-      <w:r>
-        <w:rPr>
-          <w:color w:val="313131"/>
-          <w:sz w:val="20"/>
-        </w:rPr>
-        <w:t xml:space="preserve">After the applicant has filed a submission for estate grant, you may apply for an order requiring the applicant to provide security unless the applicant is the Public Guardian and Trustee. Filing a notice of dispute will prevent a grant from being issued before you are able to apply for the order requiring </w:t>
-      </w:r>
-      <w:r>
-        <w:rPr>
-          <w:color w:val="313131"/>
-          <w:spacing w:val="-2"/>
-          <w:sz w:val="20"/>
-        </w:rPr>
-        <w:t>security.</w:t>
+          <w:rFonts w:ascii="Segoe UI" w:hAnsi="Segoe UI" w:eastAsia="Segoe UI" w:cs="Segoe UI"/>
+          <w:b w:val="0"/>
+          <w:bCs w:val="0"/>
+          <w:i w:val="0"/>
+          <w:iCs w:val="0"/>
+          <w:caps w:val="0"/>
+          <w:smallCaps w:val="0"/>
+          <w:noProof w:val="0"/>
+          <w:color w:val="313131"/>
+          <w:sz w:val="20"/>
+          <w:szCs w:val="20"/>
+          <w:lang w:val="en-US"/>
+        </w:rPr>
+      </w:pPr>
+      <w:r>
+        <w:rPr>
+          <w:rFonts w:ascii="Segoe UI" w:hAnsi="Segoe UI" w:eastAsia="Segoe UI" w:cs="Segoe UI"/>
+          <w:b w:val="0"/>
+          <w:bCs w:val="0"/>
+          <w:i w:val="0"/>
+          <w:iCs w:val="0"/>
+          <w:caps w:val="0"/>
+          <w:smallCaps w:val="0"/>
+          <w:noProof w:val="0"/>
+          <w:color w:val="313131"/>
+          <w:sz w:val="20"/>
+          <w:szCs w:val="20"/>
+          <w:lang w:val="en-US"/>
+        </w:rPr>
+        <w:t>After the applicant has filed a submission for estate grant, you may apply for an order requiring the applicant to provide security unless the applicant is the Public Guardian and Trustee. Filing a notice of dispute will prevent a grant from being issued before you are able to apply for the order requiring security.</w:t>
       </w:r>
     </w:p>
     <w:p>
@@ -3461,367 +5062,122 @@
         <w:pStyle w:val="ListParagraph"/>
         <w:numPr>
           <w:ilvl w:val="0"/>
-          <w:numId w:val="1"/>
+          <w:numId w:val="5"/>
         </w:numPr>
         <w:tabs>
-          <w:tab w:val="left" w:pos="888"/>
-          <w:tab w:val="left" w:pos="892"/>
+          <w:tab w:val="left" w:leader="none" w:pos="888"/>
+          <w:tab w:val="left" w:leader="none" w:pos="892"/>
         </w:tabs>
         <w:spacing w:before="241" w:line="264" w:lineRule="auto"/>
         <w:ind w:right="310" w:hanging="300"/>
         <w:jc w:val="both"/>
         <w:rPr>
-          <w:sz w:val="20"/>
-        </w:rPr>
-      </w:pPr>
-      <w:r>
-        <w:rPr>
-          <w:color w:val="313131"/>
-          <w:sz w:val="20"/>
-        </w:rPr>
-        <w:t xml:space="preserve">An authorization to obtain estate information or a grant may </w:t>
-      </w:r>
-      <w:proofErr w:type="gramStart"/>
-      <w:r>
-        <w:rPr>
-          <w:color w:val="313131"/>
-          <w:sz w:val="20"/>
-        </w:rPr>
-        <w:t>issue</w:t>
-      </w:r>
-      <w:proofErr w:type="gramEnd"/>
-      <w:r>
-        <w:rPr>
-          <w:color w:val="313131"/>
-          <w:sz w:val="20"/>
-        </w:rPr>
-        <w:t xml:space="preserve"> to the applicant on any date that is at</w:t>
-      </w:r>
-      <w:r>
-        <w:rPr>
-          <w:color w:val="313131"/>
-          <w:spacing w:val="-1"/>
-          <w:sz w:val="20"/>
+          <w:rFonts w:ascii="Segoe UI" w:hAnsi="Segoe UI" w:eastAsia="Segoe UI" w:cs="Segoe UI"/>
+          <w:b w:val="0"/>
+          <w:bCs w:val="0"/>
+          <w:i w:val="0"/>
+          <w:iCs w:val="0"/>
+          <w:caps w:val="0"/>
+          <w:smallCaps w:val="0"/>
+          <w:noProof w:val="0"/>
+          <w:color w:val="313131"/>
+          <w:sz w:val="20"/>
+          <w:szCs w:val="20"/>
+          <w:lang w:val="en-US"/>
+        </w:rPr>
+      </w:pPr>
+      <w:r>
+        <w:rPr>
+          <w:rFonts w:ascii="Segoe UI" w:hAnsi="Segoe UI" w:eastAsia="Segoe UI" w:cs="Segoe UI"/>
+          <w:b w:val="0"/>
+          <w:bCs w:val="0"/>
+          <w:i w:val="0"/>
+          <w:iCs w:val="0"/>
+          <w:caps w:val="0"/>
+          <w:smallCaps w:val="0"/>
+          <w:noProof w:val="0"/>
+          <w:color w:val="313131"/>
+          <w:sz w:val="20"/>
+          <w:szCs w:val="20"/>
+          <w:lang w:val="en-US"/>
+        </w:rPr>
+        <w:t xml:space="preserve">An authorization to obtain estate information or a grant may issue to the applicant on any date that is at </w:t>
+      </w:r>
+      <w:r>
+        <w:rPr>
+          <w:rFonts w:ascii="Segoe UI" w:hAnsi="Segoe UI" w:eastAsia="Segoe UI" w:cs="Segoe UI"/>
+          <w:b w:val="0"/>
+          <w:bCs w:val="0"/>
+          <w:i w:val="1"/>
+          <w:iCs w:val="1"/>
+          <w:caps w:val="0"/>
+          <w:smallCaps w:val="0"/>
+          <w:strike w:val="0"/>
+          <w:dstrike w:val="0"/>
+          <w:noProof w:val="0"/>
+          <w:color w:val="313131"/>
+          <w:sz w:val="20"/>
+          <w:szCs w:val="20"/>
+          <w:u w:val="single"/>
+          <w:lang w:val="en-US"/>
+        </w:rPr>
+        <w:t>least 21 days</w:t>
+      </w:r>
+      <w:r>
+        <w:rPr>
+          <w:rFonts w:ascii="Segoe UI" w:hAnsi="Segoe UI" w:eastAsia="Segoe UI" w:cs="Segoe UI"/>
+          <w:b w:val="0"/>
+          <w:bCs w:val="0"/>
+          <w:i w:val="1"/>
+          <w:iCs w:val="1"/>
+          <w:caps w:val="0"/>
+          <w:smallCaps w:val="0"/>
+          <w:noProof w:val="0"/>
+          <w:color w:val="313131"/>
+          <w:sz w:val="20"/>
+          <w:szCs w:val="20"/>
+          <w:lang w:val="en-US"/>
         </w:rPr>
         <w:t xml:space="preserve"> </w:t>
       </w:r>
       <w:r>
         <w:rPr>
-          <w:i/>
-          <w:color w:val="313131"/>
-          <w:sz w:val="20"/>
-          <w:u w:val="single" w:color="313131"/>
-        </w:rPr>
-        <w:t>least</w:t>
-      </w:r>
-      <w:r>
-        <w:rPr>
-          <w:i/>
-          <w:color w:val="313131"/>
-          <w:spacing w:val="-1"/>
-          <w:sz w:val="20"/>
-          <w:u w:val="single" w:color="313131"/>
-        </w:rPr>
-        <w:t xml:space="preserve"> </w:t>
-      </w:r>
-      <w:r>
-        <w:rPr>
-          <w:i/>
-          <w:color w:val="313131"/>
-          <w:sz w:val="20"/>
-          <w:u w:val="single" w:color="313131"/>
-        </w:rPr>
-        <w:t>21</w:t>
-      </w:r>
-      <w:r>
-        <w:rPr>
-          <w:i/>
-          <w:color w:val="313131"/>
-          <w:spacing w:val="-1"/>
-          <w:sz w:val="20"/>
-          <w:u w:val="single" w:color="313131"/>
-        </w:rPr>
-        <w:t xml:space="preserve"> </w:t>
-      </w:r>
-      <w:r>
-        <w:rPr>
-          <w:i/>
-          <w:color w:val="313131"/>
-          <w:sz w:val="20"/>
-          <w:u w:val="single" w:color="313131"/>
-        </w:rPr>
-        <w:t>days</w:t>
-      </w:r>
-      <w:r>
-        <w:rPr>
-          <w:i/>
-          <w:color w:val="313131"/>
-          <w:sz w:val="20"/>
-        </w:rPr>
-        <w:t xml:space="preserve"> </w:t>
-      </w:r>
-      <w:r>
-        <w:rPr>
-          <w:color w:val="313131"/>
-          <w:sz w:val="20"/>
-        </w:rPr>
-        <w:t>after</w:t>
-      </w:r>
-      <w:r>
-        <w:rPr>
-          <w:color w:val="313131"/>
-          <w:spacing w:val="-1"/>
-          <w:sz w:val="20"/>
-        </w:rPr>
-        <w:t xml:space="preserve"> </w:t>
-      </w:r>
-      <w:r>
-        <w:rPr>
-          <w:color w:val="313131"/>
-          <w:sz w:val="20"/>
-        </w:rPr>
-        <w:t>the</w:t>
-      </w:r>
-      <w:r>
-        <w:rPr>
-          <w:color w:val="313131"/>
-          <w:spacing w:val="-1"/>
-          <w:sz w:val="20"/>
-        </w:rPr>
-        <w:t xml:space="preserve"> </w:t>
-      </w:r>
-      <w:r>
-        <w:rPr>
-          <w:color w:val="313131"/>
-          <w:sz w:val="20"/>
-        </w:rPr>
-        <w:t>date</w:t>
-      </w:r>
-      <w:r>
-        <w:rPr>
-          <w:color w:val="313131"/>
-          <w:spacing w:val="-1"/>
-          <w:sz w:val="20"/>
-        </w:rPr>
-        <w:t xml:space="preserve"> </w:t>
-      </w:r>
-      <w:r>
-        <w:rPr>
-          <w:color w:val="313131"/>
-          <w:sz w:val="20"/>
-        </w:rPr>
-        <w:t>on</w:t>
-      </w:r>
-      <w:r>
-        <w:rPr>
-          <w:color w:val="313131"/>
-          <w:spacing w:val="-1"/>
-          <w:sz w:val="20"/>
-        </w:rPr>
-        <w:t xml:space="preserve"> </w:t>
-      </w:r>
-      <w:r>
-        <w:rPr>
-          <w:color w:val="313131"/>
-          <w:sz w:val="20"/>
-        </w:rPr>
-        <w:t>which</w:t>
-      </w:r>
-      <w:r>
-        <w:rPr>
-          <w:color w:val="313131"/>
-          <w:spacing w:val="-1"/>
-          <w:sz w:val="20"/>
-        </w:rPr>
-        <w:t xml:space="preserve"> </w:t>
-      </w:r>
-      <w:r>
-        <w:rPr>
-          <w:color w:val="313131"/>
-          <w:sz w:val="20"/>
-        </w:rPr>
-        <w:t>this</w:t>
-      </w:r>
-      <w:r>
-        <w:rPr>
-          <w:color w:val="313131"/>
-          <w:spacing w:val="-1"/>
-          <w:sz w:val="20"/>
-        </w:rPr>
-        <w:t xml:space="preserve"> </w:t>
-      </w:r>
-      <w:r>
-        <w:rPr>
-          <w:color w:val="313131"/>
-          <w:sz w:val="20"/>
-        </w:rPr>
-        <w:t>notice</w:t>
-      </w:r>
-      <w:r>
-        <w:rPr>
-          <w:color w:val="313131"/>
-          <w:spacing w:val="-1"/>
-          <w:sz w:val="20"/>
-        </w:rPr>
-        <w:t xml:space="preserve"> </w:t>
-      </w:r>
-      <w:r>
-        <w:rPr>
-          <w:color w:val="313131"/>
-          <w:sz w:val="20"/>
-        </w:rPr>
-        <w:t>is</w:t>
-      </w:r>
-      <w:r>
-        <w:rPr>
-          <w:color w:val="313131"/>
-          <w:spacing w:val="-1"/>
-          <w:sz w:val="20"/>
-        </w:rPr>
-        <w:t xml:space="preserve"> </w:t>
-      </w:r>
-      <w:r>
-        <w:rPr>
-          <w:color w:val="313131"/>
-          <w:sz w:val="20"/>
-        </w:rPr>
-        <w:t>delivered</w:t>
-      </w:r>
-      <w:r>
-        <w:rPr>
-          <w:color w:val="313131"/>
-          <w:spacing w:val="-1"/>
-          <w:sz w:val="20"/>
-        </w:rPr>
-        <w:t xml:space="preserve"> </w:t>
-      </w:r>
-      <w:r>
-        <w:rPr>
-          <w:color w:val="313131"/>
-          <w:sz w:val="20"/>
-        </w:rPr>
-        <w:t>to</w:t>
-      </w:r>
-      <w:r>
-        <w:rPr>
-          <w:color w:val="313131"/>
-          <w:spacing w:val="-1"/>
-          <w:sz w:val="20"/>
-        </w:rPr>
-        <w:t xml:space="preserve"> </w:t>
-      </w:r>
-      <w:r>
-        <w:rPr>
-          <w:color w:val="313131"/>
-          <w:sz w:val="20"/>
-        </w:rPr>
-        <w:t>you</w:t>
-      </w:r>
-      <w:r>
-        <w:rPr>
-          <w:color w:val="313131"/>
-          <w:spacing w:val="-1"/>
-          <w:sz w:val="20"/>
-        </w:rPr>
-        <w:t xml:space="preserve"> </w:t>
-      </w:r>
-      <w:r>
-        <w:rPr>
-          <w:color w:val="313131"/>
-          <w:sz w:val="20"/>
-        </w:rPr>
-        <w:t>or</w:t>
-      </w:r>
-      <w:r>
-        <w:rPr>
-          <w:color w:val="313131"/>
-          <w:spacing w:val="-1"/>
-          <w:sz w:val="20"/>
-        </w:rPr>
-        <w:t xml:space="preserve"> </w:t>
-      </w:r>
-      <w:r>
-        <w:rPr>
-          <w:color w:val="313131"/>
-          <w:sz w:val="20"/>
-        </w:rPr>
-        <w:t>on</w:t>
-      </w:r>
-      <w:r>
-        <w:rPr>
-          <w:color w:val="313131"/>
-          <w:spacing w:val="-1"/>
-          <w:sz w:val="20"/>
-        </w:rPr>
-        <w:t xml:space="preserve"> </w:t>
-      </w:r>
-      <w:r>
-        <w:rPr>
-          <w:color w:val="313131"/>
-          <w:sz w:val="20"/>
-        </w:rPr>
-        <w:t>any</w:t>
-      </w:r>
-      <w:r>
-        <w:rPr>
-          <w:color w:val="313131"/>
-          <w:spacing w:val="-1"/>
-          <w:sz w:val="20"/>
-        </w:rPr>
-        <w:t xml:space="preserve"> </w:t>
-      </w:r>
-      <w:r>
-        <w:rPr>
-          <w:color w:val="313131"/>
-          <w:sz w:val="20"/>
-        </w:rPr>
-        <w:t>earlier</w:t>
-      </w:r>
-      <w:r>
-        <w:rPr>
-          <w:color w:val="313131"/>
-          <w:spacing w:val="-1"/>
-          <w:sz w:val="20"/>
-        </w:rPr>
-        <w:t xml:space="preserve"> </w:t>
-      </w:r>
-      <w:r>
-        <w:rPr>
-          <w:color w:val="313131"/>
-          <w:sz w:val="20"/>
-        </w:rPr>
-        <w:t>date</w:t>
-      </w:r>
-      <w:r>
-        <w:rPr>
-          <w:color w:val="313131"/>
-          <w:spacing w:val="-1"/>
-          <w:sz w:val="20"/>
-        </w:rPr>
-        <w:t xml:space="preserve"> </w:t>
-      </w:r>
-      <w:r>
-        <w:rPr>
-          <w:color w:val="313131"/>
-          <w:sz w:val="20"/>
-        </w:rPr>
-        <w:t>ordered</w:t>
-      </w:r>
-      <w:r>
-        <w:rPr>
-          <w:color w:val="313131"/>
-          <w:spacing w:val="-1"/>
-          <w:sz w:val="20"/>
-        </w:rPr>
-        <w:t xml:space="preserve"> </w:t>
-      </w:r>
-      <w:r>
-        <w:rPr>
-          <w:color w:val="313131"/>
-          <w:sz w:val="20"/>
-        </w:rPr>
-        <w:t>by the court.</w:t>
-      </w:r>
+          <w:rFonts w:ascii="Segoe UI" w:hAnsi="Segoe UI" w:eastAsia="Segoe UI" w:cs="Segoe UI"/>
+          <w:b w:val="0"/>
+          <w:bCs w:val="0"/>
+          <w:i w:val="0"/>
+          <w:iCs w:val="0"/>
+          <w:caps w:val="0"/>
+          <w:smallCaps w:val="0"/>
+          <w:noProof w:val="0"/>
+          <w:color w:val="313131"/>
+          <w:sz w:val="20"/>
+          <w:szCs w:val="20"/>
+          <w:lang w:val="en-US"/>
+        </w:rPr>
+        <w:t>after the date on which this notice is delivered to you or on any earlier date ordered by the court.</w:t>
+      </w:r>
+    </w:p>
+    <w:p>
+      <w:pPr>
+        <w:spacing w:before="241" w:line="264" w:lineRule="auto"/>
+        <w:ind w:left="888" w:hanging="300"/>
+        <w:jc w:val="both"/>
+        <w:rPr>
+          <w:rFonts w:ascii="Segoe UI" w:hAnsi="Segoe UI" w:eastAsia="Segoe UI" w:cs="Segoe UI"/>
+          <w:b w:val="0"/>
+          <w:bCs w:val="0"/>
+          <w:i w:val="0"/>
+          <w:iCs w:val="0"/>
+          <w:caps w:val="0"/>
+          <w:smallCaps w:val="0"/>
+          <w:noProof w:val="0"/>
+          <w:color w:val="000000" w:themeColor="text1" w:themeTint="FF" w:themeShade="FF"/>
+          <w:sz w:val="20"/>
+          <w:szCs w:val="20"/>
+          <w:lang w:val="en-US"/>
+        </w:rPr>
+      </w:pPr>
     </w:p>
     <w:p>
       <w:pPr>
@@ -3830,10 +5186,11 @@
         <w:jc w:val="both"/>
         <w:rPr>
           <w:sz w:val="20"/>
+          <w:szCs w:val="20"/>
         </w:rPr>
         <w:sectPr>
           <w:footerReference w:type="default" r:id="rId8"/>
-          <w:pgSz w:w="12240" w:h="15840"/>
+          <w:pgSz w:w="12240" w:h="15840" w:orient="portrait"/>
           <w:pgMar w:top="940" w:right="720" w:bottom="740" w:left="720" w:header="0" w:footer="543" w:gutter="0"/>
           <w:cols w:space="720"/>
         </w:sectPr>
@@ -3844,57 +5201,45 @@
         <w:pStyle w:val="ListParagraph"/>
         <w:numPr>
           <w:ilvl w:val="0"/>
-          <w:numId w:val="1"/>
+          <w:numId w:val="6"/>
         </w:numPr>
         <w:tabs>
-          <w:tab w:val="left" w:pos="888"/>
-          <w:tab w:val="left" w:pos="900"/>
+          <w:tab w:val="left" w:leader="none" w:pos="888"/>
+          <w:tab w:val="left" w:leader="none" w:pos="900"/>
         </w:tabs>
         <w:spacing w:before="82" w:line="264" w:lineRule="auto"/>
         <w:ind w:right="310" w:hanging="300"/>
         <w:rPr>
-          <w:sz w:val="20"/>
-        </w:rPr>
-      </w:pPr>
-      <w:r>
-        <w:rPr>
-          <w:color w:val="313131"/>
-          <w:sz w:val="20"/>
-        </w:rPr>
-        <w:lastRenderedPageBreak/>
-        <w:t xml:space="preserve">If an authorization </w:t>
-      </w:r>
-      <w:proofErr w:type="gramStart"/>
-      <w:r>
-        <w:rPr>
-          <w:color w:val="313131"/>
-          <w:sz w:val="20"/>
-        </w:rPr>
-        <w:t>to obtain</w:t>
-      </w:r>
-      <w:proofErr w:type="gramEnd"/>
-      <w:r>
-        <w:rPr>
-          <w:color w:val="313131"/>
-          <w:sz w:val="20"/>
-        </w:rPr>
-        <w:t xml:space="preserve"> estate information </w:t>
-      </w:r>
-      <w:proofErr w:type="gramStart"/>
-      <w:r>
-        <w:rPr>
-          <w:color w:val="313131"/>
-          <w:sz w:val="20"/>
-        </w:rPr>
-        <w:t>issues</w:t>
-      </w:r>
-      <w:proofErr w:type="gramEnd"/>
-      <w:r>
-        <w:rPr>
-          <w:color w:val="313131"/>
-          <w:sz w:val="20"/>
-        </w:rPr>
-        <w:t xml:space="preserve"> to the applicant, the applicant may apply for a grant without further notice.</w:t>
+          <w:rFonts w:ascii="Segoe UI" w:hAnsi="Segoe UI" w:eastAsia="Segoe UI" w:cs="Segoe UI"/>
+          <w:b w:val="0"/>
+          <w:bCs w:val="0"/>
+          <w:i w:val="0"/>
+          <w:iCs w:val="0"/>
+          <w:caps w:val="0"/>
+          <w:smallCaps w:val="0"/>
+          <w:noProof w:val="0"/>
+          <w:color w:val="313131"/>
+          <w:sz w:val="20"/>
+          <w:szCs w:val="20"/>
+          <w:lang w:val="en-US"/>
+        </w:rPr>
+      </w:pPr>
+      <w:r>
+        <w:rPr>
+          <w:rFonts w:ascii="Segoe UI" w:hAnsi="Segoe UI" w:eastAsia="Segoe UI" w:cs="Segoe UI"/>
+          <w:b w:val="0"/>
+          <w:bCs w:val="0"/>
+          <w:i w:val="0"/>
+          <w:iCs w:val="0"/>
+          <w:caps w:val="0"/>
+          <w:smallCaps w:val="0"/>
+          <w:noProof w:val="0"/>
+          <w:color w:val="313131"/>
+          <w:sz w:val="20"/>
+          <w:szCs w:val="20"/>
+          <w:lang w:val="en-US"/>
+        </w:rPr>
+        <w:t>If an authorization to obtain estate information issues to the applicant, the applicant may apply for a grant without further notice.</w:t>
       </w:r>
     </w:p>
     <w:p>
@@ -3902,97 +5247,101 @@
         <w:pStyle w:val="ListParagraph"/>
         <w:numPr>
           <w:ilvl w:val="0"/>
-          <w:numId w:val="1"/>
+          <w:numId w:val="6"/>
         </w:numPr>
         <w:tabs>
-          <w:tab w:val="left" w:pos="888"/>
-          <w:tab w:val="left" w:pos="897"/>
+          <w:tab w:val="left" w:leader="none" w:pos="888"/>
+          <w:tab w:val="left" w:leader="none" w:pos="897"/>
         </w:tabs>
         <w:spacing w:before="240" w:line="264" w:lineRule="auto"/>
         <w:ind w:right="309" w:hanging="300"/>
         <w:rPr>
-          <w:sz w:val="20"/>
-        </w:rPr>
-      </w:pPr>
-      <w:r>
-        <w:rPr>
-          <w:color w:val="313131"/>
-          <w:sz w:val="20"/>
-        </w:rPr>
-        <w:t xml:space="preserve">If a grant </w:t>
-      </w:r>
-      <w:proofErr w:type="gramStart"/>
-      <w:r>
-        <w:rPr>
-          <w:color w:val="313131"/>
-          <w:sz w:val="20"/>
-        </w:rPr>
-        <w:t>issues</w:t>
-      </w:r>
-      <w:proofErr w:type="gramEnd"/>
-      <w:r>
-        <w:rPr>
-          <w:color w:val="313131"/>
-          <w:sz w:val="20"/>
-        </w:rPr>
-        <w:t xml:space="preserve"> to the applicant, the applicant must provide, to intestate successors of the deceased, an accounting as to how the estate was administered and how the estate assets were distributed.</w:t>
+          <w:rFonts w:ascii="Segoe UI" w:hAnsi="Segoe UI" w:eastAsia="Segoe UI" w:cs="Segoe UI"/>
+          <w:b w:val="0"/>
+          <w:bCs w:val="0"/>
+          <w:i w:val="0"/>
+          <w:iCs w:val="0"/>
+          <w:caps w:val="0"/>
+          <w:smallCaps w:val="0"/>
+          <w:noProof w:val="0"/>
+          <w:color w:val="313131"/>
+          <w:sz w:val="20"/>
+          <w:szCs w:val="20"/>
+          <w:lang w:val="en-US"/>
+        </w:rPr>
+      </w:pPr>
+      <w:r>
+        <w:rPr>
+          <w:rFonts w:ascii="Segoe UI" w:hAnsi="Segoe UI" w:eastAsia="Segoe UI" w:cs="Segoe UI"/>
+          <w:b w:val="0"/>
+          <w:bCs w:val="0"/>
+          <w:i w:val="0"/>
+          <w:iCs w:val="0"/>
+          <w:caps w:val="0"/>
+          <w:smallCaps w:val="0"/>
+          <w:noProof w:val="0"/>
+          <w:color w:val="313131"/>
+          <w:sz w:val="20"/>
+          <w:szCs w:val="20"/>
+          <w:lang w:val="en-US"/>
+        </w:rPr>
+        <w:t>If a grant issues to the applicant, the applicant must provide, to intestate successors of the deceased, an accounting as to how the estate was administered and how the estate assets were distributed.</w:t>
       </w:r>
     </w:p>
     <w:p>
       <w:pPr>
-        <w:pStyle w:val="BodyText"/>
         <w:spacing w:before="211"/>
+        <w:rPr>
+          <w:rFonts w:ascii="Segoe UI" w:hAnsi="Segoe UI" w:eastAsia="Segoe UI" w:cs="Segoe UI"/>
+          <w:b w:val="0"/>
+          <w:bCs w:val="0"/>
+          <w:i w:val="0"/>
+          <w:iCs w:val="0"/>
+          <w:caps w:val="0"/>
+          <w:smallCaps w:val="0"/>
+          <w:noProof w:val="0"/>
+          <w:color w:val="000000" w:themeColor="text1" w:themeTint="FF" w:themeShade="FF"/>
+          <w:sz w:val="20"/>
+          <w:szCs w:val="20"/>
+          <w:lang w:val="en-US"/>
+        </w:rPr>
       </w:pPr>
     </w:p>
     <w:p>
       <w:pPr>
         <w:pStyle w:val="Heading2"/>
-      </w:pPr>
-      <w:r>
-        <w:rPr>
-          <w:color w:val="313131"/>
-        </w:rPr>
-        <w:t>INFORMATION</w:t>
-      </w:r>
-      <w:r>
-        <w:rPr>
-          <w:color w:val="313131"/>
-          <w:spacing w:val="-8"/>
-        </w:rPr>
-        <w:t xml:space="preserve"> </w:t>
-      </w:r>
-      <w:r>
-        <w:rPr>
-          <w:color w:val="313131"/>
-        </w:rPr>
-        <w:t>ABOUT</w:t>
-      </w:r>
-      <w:r>
-        <w:rPr>
-          <w:color w:val="313131"/>
-          <w:spacing w:val="-7"/>
-        </w:rPr>
-        <w:t xml:space="preserve"> </w:t>
-      </w:r>
-      <w:r>
-        <w:rPr>
-          <w:color w:val="313131"/>
-        </w:rPr>
-        <w:t>EACH</w:t>
-      </w:r>
-      <w:r>
-        <w:rPr>
-          <w:color w:val="313131"/>
-          <w:spacing w:val="-7"/>
-        </w:rPr>
-        <w:t xml:space="preserve"> </w:t>
-      </w:r>
-      <w:r>
-        <w:rPr>
-          <w:color w:val="313131"/>
-          <w:spacing w:val="-2"/>
-        </w:rPr>
-        <w:t>APPLICANT</w:t>
+        <w:ind w:left="288"/>
+        <w:rPr>
+          <w:rFonts w:ascii="Segoe UI" w:hAnsi="Segoe UI" w:eastAsia="Segoe UI" w:cs="Segoe UI"/>
+          <w:b w:val="1"/>
+          <w:bCs w:val="1"/>
+          <w:i w:val="0"/>
+          <w:iCs w:val="0"/>
+          <w:caps w:val="0"/>
+          <w:smallCaps w:val="0"/>
+          <w:noProof w:val="0"/>
+          <w:color w:val="313131"/>
+          <w:sz w:val="24"/>
+          <w:szCs w:val="24"/>
+          <w:lang w:val="en-US"/>
+        </w:rPr>
+      </w:pPr>
+      <w:r>
+        <w:rPr>
+          <w:rFonts w:ascii="Segoe UI" w:hAnsi="Segoe UI" w:eastAsia="Segoe UI" w:cs="Segoe UI"/>
+          <w:b w:val="1"/>
+          <w:bCs w:val="1"/>
+          <w:i w:val="0"/>
+          <w:iCs w:val="0"/>
+          <w:caps w:val="0"/>
+          <w:smallCaps w:val="0"/>
+          <w:noProof w:val="0"/>
+          <w:color w:val="313131"/>
+          <w:sz w:val="24"/>
+          <w:szCs w:val="24"/>
+          <w:lang w:val="en-US"/>
+        </w:rPr>
+        <w:t>INFORMATION ABOUT EACH APPLICANT</w:t>
       </w:r>
     </w:p>
     <w:p>
@@ -4000,293 +5349,344 @@
         <w:spacing w:before="272"/>
         <w:ind w:left="288"/>
         <w:rPr>
-          <w:b/>
-        </w:rPr>
-      </w:pPr>
-      <w:r>
-        <w:rPr>
-          <w:color w:val="313131"/>
-          <w:sz w:val="20"/>
-        </w:rPr>
-        <w:t>Name:</w:t>
-      </w:r>
-      <w:r>
-        <w:rPr>
-          <w:color w:val="313131"/>
-          <w:spacing w:val="-1"/>
-          <w:sz w:val="20"/>
-        </w:rPr>
-        <w:t xml:space="preserve"> </w:t>
-      </w:r>
-      <w:r>
-        <w:rPr>
-          <w:b/>
-          <w:u w:val="single"/>
-        </w:rPr>
-        <w:t xml:space="preserve">{d.applicant.applicantName}</w:t>
+          <w:rFonts w:ascii="Segoe UI" w:hAnsi="Segoe UI" w:eastAsia="Segoe UI" w:cs="Segoe UI"/>
+          <w:b w:val="0"/>
+          <w:bCs w:val="0"/>
+          <w:i w:val="0"/>
+          <w:iCs w:val="0"/>
+          <w:caps w:val="0"/>
+          <w:smallCaps w:val="0"/>
+          <w:noProof w:val="0"/>
+          <w:color w:val="000000" w:themeColor="text1" w:themeTint="FF" w:themeShade="FF"/>
+          <w:sz w:val="22"/>
+          <w:szCs w:val="22"/>
+          <w:lang w:val="en-US"/>
+        </w:rPr>
+      </w:pPr>
+      <w:r>
+        <w:rPr>
+          <w:rFonts w:ascii="Segoe UI" w:hAnsi="Segoe UI" w:eastAsia="Segoe UI" w:cs="Segoe UI"/>
+          <w:b w:val="0"/>
+          <w:bCs w:val="0"/>
+          <w:i w:val="0"/>
+          <w:iCs w:val="0"/>
+          <w:caps w:val="0"/>
+          <w:smallCaps w:val="0"/>
+          <w:noProof w:val="0"/>
+          <w:color w:val="313131"/>
+          <w:sz w:val="20"/>
+          <w:szCs w:val="20"/>
+          <w:lang w:val="en-US"/>
+        </w:rPr>
+        <w:t xml:space="preserve">Name: </w:t>
+      </w:r>
+      <w:r>
+        <w:rPr>
+          <w:rFonts w:ascii="Segoe UI" w:hAnsi="Segoe UI" w:eastAsia="Segoe UI" w:cs="Segoe UI"/>
+          <w:b w:val="1"/>
+          <w:bCs w:val="1"/>
+          <w:i w:val="0"/>
+          <w:iCs w:val="0"/>
+          <w:caps w:val="0"/>
+          <w:smallCaps w:val="0"/>
+          <w:strike w:val="0"/>
+          <w:dstrike w:val="0"/>
+          <w:noProof w:val="0"/>
+          <w:color w:val="000000" w:themeColor="text1" w:themeTint="FF" w:themeShade="FF"/>
+          <w:sz w:val="22"/>
+          <w:szCs w:val="22"/>
+          <w:u w:val="single"/>
+          <w:lang w:val="en-US"/>
+        </w:rPr>
+        <w:t>{d.applicant.applicantName}</w:t>
+      </w:r>
+      <w:r>
+        <w:br/>
+      </w:r>
+      <w:r>
+        <w:rPr>
+          <w:rFonts w:ascii="Segoe UI" w:hAnsi="Segoe UI" w:eastAsia="Segoe UI" w:cs="Segoe UI"/>
+          <w:b w:val="1"/>
+          <w:bCs w:val="1"/>
+          <w:i w:val="0"/>
+          <w:iCs w:val="0"/>
+          <w:caps w:val="0"/>
+          <w:smallCaps w:val="0"/>
+          <w:strike w:val="0"/>
+          <w:dstrike w:val="0"/>
+          <w:noProof w:val="0"/>
+          <w:color w:val="000000" w:themeColor="text1" w:themeTint="FF" w:themeShade="FF"/>
+          <w:sz w:val="22"/>
+          <w:szCs w:val="22"/>
+          <w:u w:val="single"/>
+          <w:lang w:val="en-US"/>
+        </w:rPr>
+        <w:t>{d.applicant.applicantOrdinaryAddressReceiveMail:ifEQ('yes'):showBegin}</w:t>
+      </w:r>
+      <w:r>
+        <w:rPr>
+          <w:rFonts w:ascii="Segoe UI" w:hAnsi="Segoe UI" w:eastAsia="Segoe UI" w:cs="Segoe UI"/>
+          <w:b w:val="0"/>
+          <w:bCs w:val="0"/>
+          <w:i w:val="0"/>
+          <w:iCs w:val="0"/>
+          <w:caps w:val="0"/>
+          <w:smallCaps w:val="0"/>
+          <w:noProof w:val="0"/>
+          <w:color w:val="313131"/>
+          <w:sz w:val="20"/>
+          <w:szCs w:val="20"/>
+          <w:lang w:val="en-US"/>
+        </w:rPr>
+        <w:t xml:space="preserve">Mailing address: </w:t>
+      </w:r>
+      <w:r>
+        <w:rPr>
+          <w:rFonts w:ascii="Segoe UI" w:hAnsi="Segoe UI" w:eastAsia="Segoe UI" w:cs="Segoe UI"/>
+          <w:b w:val="1"/>
+          <w:bCs w:val="1"/>
+          <w:i w:val="0"/>
+          <w:iCs w:val="0"/>
+          <w:caps w:val="0"/>
+          <w:smallCaps w:val="0"/>
+          <w:strike w:val="0"/>
+          <w:dstrike w:val="0"/>
+          <w:noProof w:val="0"/>
+          <w:color w:val="000000" w:themeColor="text1" w:themeTint="FF" w:themeShade="FF"/>
+          <w:sz w:val="22"/>
+          <w:szCs w:val="22"/>
+          <w:u w:val="single"/>
+          <w:lang w:val="en-US"/>
+        </w:rPr>
+        <w:t>{d.applicant.applicantOrdinaryAddressStreet}, {d.applicant.applicantOrdinaryAddressCity}, {d.applicant.applicantOrdinaryAddressProvince}{d.applicant.applicantOrdinaryAddressState} {d.applicant.applicantOrdinaryAddressPostalCode}, {d.applicant.applicantOrdinaryAddressCountry}</w:t>
       </w:r>
     </w:p>
     <w:p>
       <w:pPr>
-        <w:spacing w:before="54" w:line="264" w:lineRule="auto"/>
-        <w:ind w:left="288" w:right="325"/>
-        <w:rPr>
-          <w:b/>
-        </w:rPr>
-      </w:pPr>
-      <w:r>
-        <w:rPr>
-          <w:color w:val="313131"/>
-          <w:sz w:val="20"/>
-        </w:rPr>
-        <w:t>Mailing</w:t>
-      </w:r>
-      <w:r>
-        <w:rPr>
-          <w:color w:val="313131"/>
-          <w:spacing w:val="-5"/>
-          <w:sz w:val="20"/>
-        </w:rPr>
-        <w:t xml:space="preserve"> </w:t>
-      </w:r>
-      <w:r>
-        <w:rPr>
-          <w:color w:val="313131"/>
-          <w:sz w:val="20"/>
-        </w:rPr>
-        <w:t>address:</w:t>
-      </w:r>
-      <w:r>
-        <w:rPr>
-          <w:color w:val="313131"/>
-          <w:spacing w:val="-6"/>
-          <w:sz w:val="20"/>
-        </w:rPr>
-        <w:t xml:space="preserve"> </w:t>
-      </w:r>
-      <w:r>
-        <w:rPr>
-          <w:b/>
-          <w:color w:val="313131"/>
-          <w:spacing w:val="-6"/>
-          <w:sz w:val="20"/>
-          <w:u w:val="single"/>
-        </w:rPr>
-        <w:t xml:space="preserve">{d.applicant.applicantMailingAddressStreet} {d.applicant.applicantMailingAddressCity}</w:t>
+        <w:spacing w:before="54"/>
+        <w:ind w:left="288"/>
+        <w:rPr>
+          <w:rFonts w:ascii="Segoe UI" w:hAnsi="Segoe UI" w:eastAsia="Segoe UI" w:cs="Segoe UI"/>
+          <w:b w:val="0"/>
+          <w:bCs w:val="0"/>
+          <w:i w:val="0"/>
+          <w:iCs w:val="0"/>
+          <w:caps w:val="0"/>
+          <w:smallCaps w:val="0"/>
+          <w:noProof w:val="0"/>
+          <w:color w:val="000000" w:themeColor="text1" w:themeTint="FF" w:themeShade="FF"/>
+          <w:sz w:val="22"/>
+          <w:szCs w:val="22"/>
+          <w:lang w:val="en-US"/>
+        </w:rPr>
+      </w:pPr>
+      <w:r>
+        <w:rPr>
+          <w:rFonts w:ascii="Segoe UI" w:hAnsi="Segoe UI" w:eastAsia="Segoe UI" w:cs="Segoe UI"/>
+          <w:b w:val="1"/>
+          <w:bCs w:val="1"/>
+          <w:i w:val="0"/>
+          <w:iCs w:val="0"/>
+          <w:caps w:val="0"/>
+          <w:smallCaps w:val="0"/>
+          <w:strike w:val="0"/>
+          <w:dstrike w:val="0"/>
+          <w:noProof w:val="0"/>
+          <w:color w:val="000000" w:themeColor="text1" w:themeTint="FF" w:themeShade="FF"/>
+          <w:sz w:val="22"/>
+          <w:szCs w:val="22"/>
+          <w:u w:val="single"/>
+          <w:lang w:val="en-US"/>
+        </w:rPr>
+        <w:t>{d.applicant.applicantOrdinaryAddressReceiveMail:showEnd}{d.applicant.applicantOrdinaryAddressReceiveMail:ifEQ('yes'):hideBegin}</w:t>
+      </w:r>
+      <w:r>
+        <w:rPr>
+          <w:rFonts w:ascii="Segoe UI" w:hAnsi="Segoe UI" w:eastAsia="Segoe UI" w:cs="Segoe UI"/>
+          <w:b w:val="0"/>
+          <w:bCs w:val="0"/>
+          <w:i w:val="0"/>
+          <w:iCs w:val="0"/>
+          <w:caps w:val="0"/>
+          <w:smallCaps w:val="0"/>
+          <w:noProof w:val="0"/>
+          <w:color w:val="313131"/>
+          <w:sz w:val="20"/>
+          <w:szCs w:val="20"/>
+          <w:lang w:val="en-US"/>
+        </w:rPr>
+        <w:t xml:space="preserve">Mailing address: </w:t>
+      </w:r>
+      <w:r>
+        <w:rPr>
+          <w:rFonts w:ascii="Segoe UI" w:hAnsi="Segoe UI" w:eastAsia="Segoe UI" w:cs="Segoe UI"/>
+          <w:b w:val="1"/>
+          <w:bCs w:val="1"/>
+          <w:i w:val="0"/>
+          <w:iCs w:val="0"/>
+          <w:caps w:val="0"/>
+          <w:smallCaps w:val="0"/>
+          <w:strike w:val="0"/>
+          <w:dstrike w:val="0"/>
+          <w:noProof w:val="0"/>
+          <w:color w:val="000000" w:themeColor="text1" w:themeTint="FF" w:themeShade="FF"/>
+          <w:sz w:val="22"/>
+          <w:szCs w:val="22"/>
+          <w:u w:val="single"/>
+          <w:lang w:val="en-US"/>
+        </w:rPr>
+        <w:t>{d.applicant.applicantMailingAddressStreet}, {d.applicant.applicantMailingAddressCity}, {d.applicant.applicantMailingAddressProvince}{d.applicant.applicantMailingAddressState} {d.applicant.applicantMailingAddressPostalCode}, {d.applicant.applicantMailingAddressCountry}{d.applicant.applicantOrdinaryAddressReceiveMail:hideEnd}</w:t>
       </w:r>
     </w:p>
     <w:p>
       <w:pPr>
-        <w:pStyle w:val="BodyText"/>
-        <w:spacing w:before="24"/>
+        <w:spacing w:before="54"/>
         <w:ind w:left="288"/>
-      </w:pPr>
-      <w:r>
-        <w:rPr>
-          <w:color w:val="313131"/>
-        </w:rPr>
-        <w:t>This</w:t>
-      </w:r>
-      <w:r>
-        <w:rPr>
-          <w:color w:val="313131"/>
-          <w:spacing w:val="-3"/>
-        </w:rPr>
-        <w:t xml:space="preserve"> </w:t>
-      </w:r>
-      <w:r>
-        <w:rPr>
-          <w:color w:val="313131"/>
-        </w:rPr>
-        <w:t>applicant</w:t>
-      </w:r>
-      <w:r>
-        <w:rPr>
-          <w:color w:val="313131"/>
-          <w:spacing w:val="-1"/>
-        </w:rPr>
-        <w:t xml:space="preserve"> </w:t>
-      </w:r>
-      <w:r>
-        <w:rPr>
-          <w:color w:val="313131"/>
-        </w:rPr>
-        <w:t>is an</w:t>
-      </w:r>
-      <w:r>
-        <w:rPr>
-          <w:color w:val="313131"/>
-          <w:spacing w:val="-1"/>
-        </w:rPr>
-        <w:t xml:space="preserve"> </w:t>
-      </w:r>
-      <w:r>
-        <w:rPr>
-          <w:color w:val="313131"/>
-        </w:rPr>
-        <w:t>individual</w:t>
-      </w:r>
-      <w:r>
-        <w:rPr>
-          <w:color w:val="313131"/>
-          <w:spacing w:val="-1"/>
-        </w:rPr>
-        <w:t xml:space="preserve"> </w:t>
-      </w:r>
-      <w:r>
-        <w:rPr>
-          <w:color w:val="313131"/>
-        </w:rPr>
-        <w:t>and ordinarily</w:t>
-      </w:r>
-      <w:r>
-        <w:rPr>
-          <w:color w:val="313131"/>
-          <w:spacing w:val="-1"/>
-        </w:rPr>
-        <w:t xml:space="preserve"> </w:t>
-      </w:r>
-      <w:r>
-        <w:rPr>
-          <w:color w:val="313131"/>
-        </w:rPr>
-        <w:t>lives at</w:t>
-      </w:r>
-      <w:r>
-        <w:rPr>
-          <w:color w:val="313131"/>
-          <w:spacing w:val="-1"/>
-        </w:rPr>
-        <w:t xml:space="preserve"> </w:t>
-      </w:r>
-      <w:r>
-        <w:rPr>
-          <w:color w:val="313131"/>
-        </w:rPr>
-        <w:t>the</w:t>
-      </w:r>
-      <w:r>
-        <w:rPr>
-          <w:color w:val="313131"/>
-          <w:spacing w:val="-1"/>
-        </w:rPr>
-        <w:t xml:space="preserve"> </w:t>
-      </w:r>
-      <w:r>
-        <w:rPr>
-          <w:color w:val="313131"/>
-        </w:rPr>
-        <w:t>mailing address</w:t>
-      </w:r>
-      <w:r>
-        <w:rPr>
-          <w:color w:val="313131"/>
-          <w:spacing w:val="-1"/>
-        </w:rPr>
-        <w:t xml:space="preserve"> </w:t>
-      </w:r>
-      <w:r>
-        <w:rPr>
-          <w:color w:val="313131"/>
-        </w:rPr>
-        <w:t xml:space="preserve">noted </w:t>
-      </w:r>
-      <w:r>
-        <w:rPr>
-          <w:color w:val="313131"/>
-          <w:spacing w:val="-2"/>
-        </w:rPr>
-        <w:t>above.</w:t>
+        <w:rPr>
+          <w:rFonts w:ascii="Segoe UI" w:hAnsi="Segoe UI" w:eastAsia="Segoe UI" w:cs="Segoe UI"/>
+          <w:b w:val="0"/>
+          <w:bCs w:val="0"/>
+          <w:i w:val="0"/>
+          <w:iCs w:val="0"/>
+          <w:caps w:val="0"/>
+          <w:smallCaps w:val="0"/>
+          <w:noProof w:val="0"/>
+          <w:color w:val="313131"/>
+          <w:sz w:val="22"/>
+          <w:szCs w:val="22"/>
+          <w:lang w:val="en-US"/>
+        </w:rPr>
+      </w:pPr>
+      <w:r>
+        <w:rPr>
+          <w:rFonts w:ascii="Segoe UI" w:hAnsi="Segoe UI" w:eastAsia="Segoe UI" w:cs="Segoe UI"/>
+          <w:b w:val="0"/>
+          <w:bCs w:val="0"/>
+          <w:i w:val="0"/>
+          <w:iCs w:val="0"/>
+          <w:caps w:val="0"/>
+          <w:smallCaps w:val="0"/>
+          <w:noProof w:val="0"/>
+          <w:color w:val="313131"/>
+          <w:sz w:val="22"/>
+          <w:szCs w:val="22"/>
+          <w:lang w:val="en-US"/>
+        </w:rPr>
+        <w:t>This applicant is an individual and ordinarily lives at the mailing address noted above.</w:t>
       </w:r>
     </w:p>
     <w:p>
       <w:pPr>
-        <w:pStyle w:val="BodyText"/>
         <w:spacing w:before="238"/>
+        <w:rPr>
+          <w:rFonts w:ascii="Segoe UI" w:hAnsi="Segoe UI" w:eastAsia="Segoe UI" w:cs="Segoe UI"/>
+          <w:b w:val="0"/>
+          <w:bCs w:val="0"/>
+          <w:i w:val="0"/>
+          <w:iCs w:val="0"/>
+          <w:caps w:val="0"/>
+          <w:smallCaps w:val="0"/>
+          <w:noProof w:val="0"/>
+          <w:color w:val="000000" w:themeColor="text1" w:themeTint="FF" w:themeShade="FF"/>
+          <w:sz w:val="20"/>
+          <w:szCs w:val="20"/>
+          <w:lang w:val="en-US"/>
+        </w:rPr>
       </w:pPr>
     </w:p>
     <w:p>
       <w:pPr>
         <w:pStyle w:val="Heading2"/>
-      </w:pPr>
-      <w:r>
-        <w:rPr>
-          <w:color w:val="313131"/>
-        </w:rPr>
-        <w:t>INFORMATION</w:t>
-      </w:r>
-      <w:r>
-        <w:rPr>
-          <w:color w:val="313131"/>
-          <w:spacing w:val="-9"/>
-        </w:rPr>
-        <w:t xml:space="preserve"> </w:t>
-      </w:r>
-      <w:r>
-        <w:rPr>
-          <w:color w:val="313131"/>
-        </w:rPr>
-        <w:t>FOR</w:t>
-      </w:r>
-      <w:r>
-        <w:rPr>
-          <w:color w:val="313131"/>
-          <w:spacing w:val="-8"/>
-        </w:rPr>
-        <w:t xml:space="preserve"> </w:t>
-      </w:r>
-      <w:r>
-        <w:rPr>
-          <w:color w:val="313131"/>
-          <w:spacing w:val="-2"/>
-        </w:rPr>
-        <w:t>SERVICE</w:t>
+        <w:ind w:left="288"/>
+        <w:rPr>
+          <w:rFonts w:ascii="Segoe UI" w:hAnsi="Segoe UI" w:eastAsia="Segoe UI" w:cs="Segoe UI"/>
+          <w:b w:val="1"/>
+          <w:bCs w:val="1"/>
+          <w:i w:val="0"/>
+          <w:iCs w:val="0"/>
+          <w:caps w:val="0"/>
+          <w:smallCaps w:val="0"/>
+          <w:noProof w:val="0"/>
+          <w:color w:val="313131"/>
+          <w:sz w:val="24"/>
+          <w:szCs w:val="24"/>
+          <w:lang w:val="en-US"/>
+        </w:rPr>
+      </w:pPr>
+      <w:r>
+        <w:rPr>
+          <w:rFonts w:ascii="Segoe UI" w:hAnsi="Segoe UI" w:eastAsia="Segoe UI" w:cs="Segoe UI"/>
+          <w:b w:val="1"/>
+          <w:bCs w:val="1"/>
+          <w:i w:val="0"/>
+          <w:iCs w:val="0"/>
+          <w:caps w:val="0"/>
+          <w:smallCaps w:val="0"/>
+          <w:noProof w:val="0"/>
+          <w:color w:val="313131"/>
+          <w:sz w:val="24"/>
+          <w:szCs w:val="24"/>
+          <w:lang w:val="en-US"/>
+        </w:rPr>
+        <w:t>INFORMATION FOR SERVICE</w:t>
       </w:r>
     </w:p>
     <w:p>
       <w:pPr>
+        <w:pStyle w:val="Heading3"/>
         <w:spacing w:before="272"/>
         <w:ind w:left="288"/>
         <w:rPr>
-          <w:b/>
-        </w:rPr>
-      </w:pPr>
-      <w:r>
-        <w:rPr>
-          <w:color w:val="313131"/>
-          <w:sz w:val="20"/>
-        </w:rPr>
-        <w:t>Street</w:t>
-      </w:r>
-      <w:r>
-        <w:rPr>
-          <w:color w:val="313131"/>
-          <w:spacing w:val="-2"/>
-          <w:sz w:val="20"/>
-        </w:rPr>
-        <w:t xml:space="preserve"> </w:t>
-      </w:r>
-      <w:r>
-        <w:rPr>
-          <w:color w:val="313131"/>
-          <w:sz w:val="20"/>
-        </w:rPr>
-        <w:t>address:</w:t>
-      </w:r>
-      <w:r>
-        <w:rPr>
-          <w:color w:val="313131"/>
-          <w:spacing w:val="-3"/>
-          <w:sz w:val="20"/>
-        </w:rPr>
-        <w:t xml:space="preserve"> </w:t>
-      </w:r>
-      <w:r>
-        <w:rPr>
-          <w:b/>
-          <w:u w:val="single"/>
-        </w:rPr>
-        <w:t xml:space="preserve">{d.applicant.applicantServiceAddressStreet} {d.applicant.applicantServiceAddressCity}</w:t>
+          <w:rFonts w:ascii="Segoe UI" w:hAnsi="Segoe UI" w:eastAsia="Segoe UI" w:cs="Segoe UI"/>
+          <w:b w:val="1"/>
+          <w:bCs w:val="1"/>
+          <w:i w:val="0"/>
+          <w:iCs w:val="0"/>
+          <w:caps w:val="0"/>
+          <w:smallCaps w:val="0"/>
+          <w:noProof w:val="0"/>
+          <w:color w:val="000000" w:themeColor="text1" w:themeTint="FF" w:themeShade="FF"/>
+          <w:sz w:val="22"/>
+          <w:szCs w:val="22"/>
+          <w:lang w:val="en-US"/>
+        </w:rPr>
+      </w:pPr>
+      <w:r>
+        <w:rPr>
+          <w:rFonts w:ascii="Segoe UI" w:hAnsi="Segoe UI" w:eastAsia="Segoe UI" w:cs="Segoe UI"/>
+          <w:b w:val="0"/>
+          <w:bCs w:val="0"/>
+          <w:i w:val="0"/>
+          <w:iCs w:val="0"/>
+          <w:caps w:val="0"/>
+          <w:smallCaps w:val="0"/>
+          <w:noProof w:val="0"/>
+          <w:color w:val="313131"/>
+          <w:sz w:val="20"/>
+          <w:szCs w:val="20"/>
+          <w:lang w:val="en-US"/>
+        </w:rPr>
+        <w:t xml:space="preserve">Street address: </w:t>
+      </w:r>
+      <w:r>
+        <w:rPr>
+          <w:rFonts w:ascii="Segoe UI" w:hAnsi="Segoe UI" w:eastAsia="Segoe UI" w:cs="Segoe UI"/>
+          <w:b w:val="1"/>
+          <w:bCs w:val="1"/>
+          <w:i w:val="0"/>
+          <w:iCs w:val="0"/>
+          <w:caps w:val="0"/>
+          <w:smallCaps w:val="0"/>
+          <w:strike w:val="0"/>
+          <w:dstrike w:val="0"/>
+          <w:noProof w:val="0"/>
+          <w:color w:val="000000" w:themeColor="text1" w:themeTint="FF" w:themeShade="FF"/>
+          <w:sz w:val="22"/>
+          <w:szCs w:val="22"/>
+          <w:u w:val="single"/>
+          <w:lang w:val="en-US"/>
+        </w:rPr>
+        <w:t>{d.applicant.applicantServiceAddressStreet}, {d.applicant.applicantServiceAddressCity}, {d.applicant.applicantServiceAddressProvince} {d.applicant.applicantServiceAddressState}, {d.applicant.applicantServiceAddressPostalCode}, {d.applicant.applicantServiceAddressCountry}</w:t>
       </w:r>
     </w:p>
     <w:p>
@@ -4294,45 +5694,56 @@
         <w:spacing w:before="54"/>
         <w:ind w:left="288"/>
         <w:rPr>
-          <w:b/>
-        </w:rPr>
-      </w:pPr>
-      <w:r>
-        <w:rPr>
-          <w:color w:val="313131"/>
-          <w:sz w:val="20"/>
-        </w:rPr>
-        <w:t>Telephone</w:t>
-      </w:r>
-      <w:r>
-        <w:rPr>
-          <w:color w:val="313131"/>
-          <w:spacing w:val="-8"/>
-          <w:sz w:val="20"/>
-        </w:rPr>
-        <w:t xml:space="preserve"> </w:t>
-      </w:r>
-      <w:r>
-        <w:rPr>
-          <w:color w:val="313131"/>
-          <w:sz w:val="20"/>
-        </w:rPr>
-        <w:t>number:</w:t>
-      </w:r>
-      <w:r>
-        <w:rPr>
-          <w:color w:val="313131"/>
-          <w:spacing w:val="-7"/>
-          <w:sz w:val="20"/>
-        </w:rPr>
-        <w:t xml:space="preserve"> </w:t>
-      </w:r>
-      <w:r>
-        <w:rPr>
-          <w:b/>
-          <w:u w:val="single"/>
-        </w:rPr>
-        <w:t xml:space="preserve">{d.applicant.applicantServicePhone}</w:t>
+          <w:rFonts w:ascii="Segoe UI" w:hAnsi="Segoe UI" w:eastAsia="Segoe UI" w:cs="Segoe UI"/>
+          <w:b w:val="0"/>
+          <w:bCs w:val="0"/>
+          <w:i w:val="0"/>
+          <w:iCs w:val="0"/>
+          <w:caps w:val="0"/>
+          <w:smallCaps w:val="0"/>
+          <w:noProof w:val="0"/>
+          <w:color w:val="000000" w:themeColor="text1" w:themeTint="FF" w:themeShade="FF"/>
+          <w:sz w:val="22"/>
+          <w:szCs w:val="22"/>
+          <w:lang w:val="en-US"/>
+        </w:rPr>
+      </w:pPr>
+      <w:r>
+        <w:rPr>
+          <w:rFonts w:ascii="Segoe UI" w:hAnsi="Segoe UI" w:eastAsia="Segoe UI" w:cs="Segoe UI"/>
+          <w:b w:val="0"/>
+          <w:bCs w:val="0"/>
+          <w:i w:val="0"/>
+          <w:iCs w:val="0"/>
+          <w:caps w:val="0"/>
+          <w:smallCaps w:val="0"/>
+          <w:noProof w:val="0"/>
+          <w:color w:val="313131"/>
+          <w:sz w:val="20"/>
+          <w:szCs w:val="20"/>
+          <w:lang w:val="en-US"/>
+        </w:rPr>
+        <w:t xml:space="preserve">Telephone number: </w:t>
+      </w:r>
+      <w:r>
+        <w:rPr>
+          <w:rFonts w:ascii="Segoe UI" w:hAnsi="Segoe UI" w:eastAsia="Segoe UI" w:cs="Segoe UI"/>
+          <w:b w:val="1"/>
+          <w:bCs w:val="1"/>
+          <w:i w:val="0"/>
+          <w:iCs w:val="0"/>
+          <w:caps w:val="0"/>
+          <w:smallCaps w:val="0"/>
+          <w:strike w:val="0"/>
+          <w:dstrike w:val="0"/>
+          <w:noProof w:val="0"/>
+          <w:color w:val="000000" w:themeColor="text1" w:themeTint="FF" w:themeShade="FF"/>
+          <w:sz w:val="22"/>
+          <w:szCs w:val="22"/>
+          <w:u w:val="single"/>
+          <w:lang w:val="en-US"/>
+        </w:rPr>
+        <w:t>{d.applicant.applicantServicePhone}</w:t>
       </w:r>
     </w:p>
     <w:p>
@@ -4340,140 +5751,221 @@
         <w:spacing w:before="54"/>
         <w:ind w:left="288"/>
         <w:rPr>
-          <w:b/>
-        </w:rPr>
-      </w:pPr>
-      <w:r>
-        <w:rPr>
-          <w:color w:val="313131"/>
-          <w:sz w:val="20"/>
-        </w:rPr>
-        <w:t>E-mail</w:t>
-      </w:r>
-      <w:r>
-        <w:rPr>
-          <w:color w:val="313131"/>
-          <w:spacing w:val="-3"/>
-          <w:sz w:val="20"/>
-        </w:rPr>
-        <w:t xml:space="preserve"> </w:t>
-      </w:r>
-      <w:r>
-        <w:rPr>
-          <w:color w:val="313131"/>
-          <w:sz w:val="20"/>
-        </w:rPr>
-        <w:t>address:</w:t>
-      </w:r>
-      <w:r>
-        <w:rPr>
-          <w:color w:val="313131"/>
-          <w:spacing w:val="-2"/>
-          <w:sz w:val="20"/>
-        </w:rPr>
-        <w:t xml:space="preserve"> </w:t>
-      </w:r>
-      <w:r>
-        <w:rPr>
-          <w:b/>
-          <w:u w:val="single"/>
-        </w:rPr>
-        <w:t xml:space="preserve">{d.applicant.applicantServiceEmail}</w:t>
+          <w:rFonts w:ascii="Segoe UI" w:hAnsi="Segoe UI" w:eastAsia="Segoe UI" w:cs="Segoe UI"/>
+          <w:b w:val="0"/>
+          <w:bCs w:val="0"/>
+          <w:i w:val="0"/>
+          <w:iCs w:val="0"/>
+          <w:caps w:val="0"/>
+          <w:smallCaps w:val="0"/>
+          <w:noProof w:val="0"/>
+          <w:color w:val="000000" w:themeColor="text1" w:themeTint="FF" w:themeShade="FF"/>
+          <w:sz w:val="22"/>
+          <w:szCs w:val="22"/>
+          <w:lang w:val="en-US"/>
+        </w:rPr>
+      </w:pPr>
+      <w:r>
+        <w:rPr>
+          <w:rFonts w:ascii="Segoe UI" w:hAnsi="Segoe UI" w:eastAsia="Segoe UI" w:cs="Segoe UI"/>
+          <w:b w:val="0"/>
+          <w:bCs w:val="0"/>
+          <w:i w:val="0"/>
+          <w:iCs w:val="0"/>
+          <w:caps w:val="0"/>
+          <w:smallCaps w:val="0"/>
+          <w:noProof w:val="0"/>
+          <w:color w:val="313131"/>
+          <w:sz w:val="20"/>
+          <w:szCs w:val="20"/>
+          <w:lang w:val="en-US"/>
+        </w:rPr>
+        <w:t xml:space="preserve">E-mail address: </w:t>
+      </w:r>
+      <w:r>
+        <w:rPr>
+          <w:rFonts w:ascii="Segoe UI" w:hAnsi="Segoe UI" w:eastAsia="Segoe UI" w:cs="Segoe UI"/>
+          <w:b w:val="1"/>
+          <w:bCs w:val="1"/>
+          <w:i w:val="0"/>
+          <w:iCs w:val="0"/>
+          <w:caps w:val="0"/>
+          <w:smallCaps w:val="0"/>
+          <w:strike w:val="0"/>
+          <w:dstrike w:val="0"/>
+          <w:noProof w:val="0"/>
+          <w:color w:val="000000" w:themeColor="text1" w:themeTint="FF" w:themeShade="FF"/>
+          <w:sz w:val="22"/>
+          <w:szCs w:val="22"/>
+          <w:u w:val="single"/>
+          <w:lang w:val="en-US"/>
+        </w:rPr>
+        <w:t>{d.applicant.applicantServiceEmail}</w:t>
+      </w:r>
+      <w:r>
+        <w:br/>
+      </w:r>
+      <w:r>
+        <w:rPr>
+          <w:rFonts w:ascii="Segoe UI" w:hAnsi="Segoe UI" w:eastAsia="Segoe UI" w:cs="Segoe UI"/>
+          <w:b w:val="1"/>
+          <w:bCs w:val="1"/>
+          <w:i w:val="0"/>
+          <w:iCs w:val="0"/>
+          <w:caps w:val="0"/>
+          <w:smallCaps w:val="0"/>
+          <w:strike w:val="0"/>
+          <w:dstrike w:val="0"/>
+          <w:noProof w:val="0"/>
+          <w:color w:val="000000" w:themeColor="text1" w:themeTint="FF" w:themeShade="FF"/>
+          <w:sz w:val="22"/>
+          <w:szCs w:val="22"/>
+          <w:u w:val="single"/>
+          <w:lang w:val="en-US"/>
+        </w:rPr>
+        <w:t>{d.applicant.applicantHasFax:ifEQ('yes'):showBegin}</w:t>
+      </w:r>
+      <w:r>
+        <w:rPr>
+          <w:rFonts w:ascii="Segoe UI" w:hAnsi="Segoe UI" w:eastAsia="Segoe UI" w:cs="Segoe UI"/>
+          <w:b w:val="0"/>
+          <w:bCs w:val="0"/>
+          <w:i w:val="0"/>
+          <w:iCs w:val="0"/>
+          <w:caps w:val="0"/>
+          <w:smallCaps w:val="0"/>
+          <w:noProof w:val="0"/>
+          <w:color w:val="313131"/>
+          <w:sz w:val="20"/>
+          <w:szCs w:val="20"/>
+          <w:lang w:val="en-US"/>
+        </w:rPr>
+        <w:t xml:space="preserve">Fax number: </w:t>
+      </w:r>
+      <w:r>
+        <w:rPr>
+          <w:rFonts w:ascii="Segoe UI" w:hAnsi="Segoe UI" w:eastAsia="Segoe UI" w:cs="Segoe UI"/>
+          <w:b w:val="1"/>
+          <w:bCs w:val="1"/>
+          <w:i w:val="0"/>
+          <w:iCs w:val="0"/>
+          <w:caps w:val="0"/>
+          <w:smallCaps w:val="0"/>
+          <w:strike w:val="0"/>
+          <w:dstrike w:val="0"/>
+          <w:noProof w:val="0"/>
+          <w:color w:val="000000" w:themeColor="text1" w:themeTint="FF" w:themeShade="FF"/>
+          <w:sz w:val="22"/>
+          <w:szCs w:val="22"/>
+          <w:u w:val="single"/>
+          <w:lang w:val="en-US"/>
+        </w:rPr>
+        <w:t>{d.applicant.applicantServiceFax}</w:t>
+      </w:r>
+      <w:r>
+        <w:br/>
+      </w:r>
+      <w:r>
+        <w:rPr>
+          <w:rFonts w:ascii="Segoe UI" w:hAnsi="Segoe UI" w:eastAsia="Segoe UI" w:cs="Segoe UI"/>
+          <w:b w:val="1"/>
+          <w:bCs w:val="1"/>
+          <w:i w:val="0"/>
+          <w:iCs w:val="0"/>
+          <w:caps w:val="0"/>
+          <w:smallCaps w:val="0"/>
+          <w:strike w:val="0"/>
+          <w:dstrike w:val="0"/>
+          <w:noProof w:val="0"/>
+          <w:color w:val="000000" w:themeColor="text1" w:themeTint="FF" w:themeShade="FF"/>
+          <w:sz w:val="22"/>
+          <w:szCs w:val="22"/>
+          <w:u w:val="single"/>
+          <w:lang w:val="en-US"/>
+        </w:rPr>
+        <w:t>{d.applicant.applicantHasFax:showEnd}</w:t>
       </w:r>
     </w:p>
     <w:p>
       <w:pPr>
-        <w:pStyle w:val="BodyText"/>
-        <w:spacing w:before="212"/>
-        <w:rPr>
-          <w:b/>
-          <w:sz w:val="22"/>
-        </w:rPr>
-      </w:pPr>
-    </w:p>
-    <w:p>
-      <w:pPr>
         <w:tabs>
-          <w:tab w:val="left" w:pos="2939"/>
+          <w:tab w:val="left" w:leader="none" w:pos="2939"/>
         </w:tabs>
         <w:ind w:left="288"/>
         <w:rPr>
-          <w:b/>
-        </w:rPr>
-      </w:pPr>
-      <w:r>
-        <w:rPr>
-          <w:color w:val="313131"/>
-          <w:sz w:val="20"/>
-        </w:rPr>
-        <w:t>Date:</w:t>
-      </w:r>
-      <w:r>
-        <w:rPr>
-          <w:color w:val="313131"/>
-          <w:spacing w:val="63"/>
-          <w:sz w:val="20"/>
-        </w:rPr>
-        <w:t xml:space="preserve"> </w:t>
-      </w:r>
-      <w:r>
-        <w:rPr>
-          <w:b/>
-          <w:u w:val="single"/>
-        </w:rPr>
-        <w:t>______________</w:t>
-      </w:r>
-      <w:r>
-        <w:rPr>
-          <w:b/>
-          <w:u w:val="single"/>
-        </w:rPr>
-        <w:t>Signed</w:t>
-      </w:r>
-      <w:r>
-        <w:rPr>
-          <w:b/>
-          <w:spacing w:val="-2"/>
-          <w:u w:val="single"/>
-        </w:rPr>
-        <w:t xml:space="preserve"> </w:t>
-      </w:r>
-      <w:r>
-        <w:rPr>
-          <w:b/>
-          <w:u w:val="single"/>
-        </w:rPr>
-        <w:t>Electronically</w:t>
-      </w:r>
-      <w:r>
-        <w:rPr>
-          <w:b/>
-          <w:spacing w:val="-1"/>
-          <w:u w:val="single"/>
-        </w:rPr>
-        <w:t xml:space="preserve"> </w:t>
-      </w:r>
-      <w:r>
-        <w:rPr>
-          <w:b/>
-          <w:u w:val="single"/>
-        </w:rPr>
-        <w:t>by</w:t>
-      </w:r>
-      <w:r>
-        <w:rPr>
-          <w:b/>
-          <w:spacing w:val="-1"/>
-          <w:u w:val="single"/>
-        </w:rPr>
-        <w:t xml:space="preserve"> </w:t>
-      </w:r>
-      <w:r>
-        <w:rPr>
-          <w:b/>
-          <w:u w:val="single"/>
-        </w:rPr>
-        <w:t xml:space="preserve">{d.applicant.applicantName}</w:t>
+          <w:rFonts w:ascii="Segoe UI" w:hAnsi="Segoe UI" w:eastAsia="Segoe UI" w:cs="Segoe UI"/>
+          <w:b w:val="0"/>
+          <w:bCs w:val="0"/>
+          <w:i w:val="0"/>
+          <w:iCs w:val="0"/>
+          <w:caps w:val="0"/>
+          <w:smallCaps w:val="0"/>
+          <w:noProof w:val="0"/>
+          <w:color w:val="000000" w:themeColor="text1" w:themeTint="FF" w:themeShade="FF"/>
+          <w:sz w:val="22"/>
+          <w:szCs w:val="22"/>
+          <w:lang w:val="en-US"/>
+        </w:rPr>
+      </w:pPr>
+      <w:r>
+        <w:rPr>
+          <w:rFonts w:ascii="Segoe UI" w:hAnsi="Segoe UI" w:eastAsia="Segoe UI" w:cs="Segoe UI"/>
+          <w:b w:val="0"/>
+          <w:bCs w:val="0"/>
+          <w:i w:val="0"/>
+          <w:iCs w:val="0"/>
+          <w:caps w:val="0"/>
+          <w:smallCaps w:val="0"/>
+          <w:noProof w:val="0"/>
+          <w:color w:val="313131"/>
+          <w:sz w:val="20"/>
+          <w:szCs w:val="20"/>
+          <w:lang w:val="en-US"/>
+        </w:rPr>
+        <w:t xml:space="preserve">Date: </w:t>
+      </w:r>
+      <w:r>
+        <w:rPr>
+          <w:rFonts w:ascii="Segoe UI" w:hAnsi="Segoe UI" w:eastAsia="Segoe UI" w:cs="Segoe UI"/>
+          <w:b w:val="1"/>
+          <w:bCs w:val="1"/>
+          <w:i w:val="0"/>
+          <w:iCs w:val="0"/>
+          <w:caps w:val="0"/>
+          <w:smallCaps w:val="0"/>
+          <w:strike w:val="0"/>
+          <w:dstrike w:val="0"/>
+          <w:noProof w:val="0"/>
+          <w:color w:val="000000" w:themeColor="text1" w:themeTint="FF" w:themeShade="FF"/>
+          <w:sz w:val="22"/>
+          <w:szCs w:val="22"/>
+          <w:u w:val="single"/>
+          <w:lang w:val="en-US"/>
+        </w:rPr>
+        <w:t>{d.applicationDate}</w:t>
+      </w:r>
+      <w:r>
+        <w:tab/>
+      </w:r>
+      <w:r>
+        <w:rPr>
+          <w:rFonts w:ascii="Segoe UI" w:hAnsi="Segoe UI" w:eastAsia="Segoe UI" w:cs="Segoe UI"/>
+          <w:b w:val="1"/>
+          <w:bCs w:val="1"/>
+          <w:i w:val="0"/>
+          <w:iCs w:val="0"/>
+          <w:caps w:val="0"/>
+          <w:smallCaps w:val="0"/>
+          <w:strike w:val="0"/>
+          <w:dstrike w:val="0"/>
+          <w:noProof w:val="0"/>
+          <w:color w:val="000000" w:themeColor="text1" w:themeTint="FF" w:themeShade="FF"/>
+          <w:sz w:val="22"/>
+          <w:szCs w:val="22"/>
+          <w:u w:val="single"/>
+          <w:lang w:val="en-US"/>
+        </w:rPr>
+        <w:t>Signed Electronically by {d.applicant.applicantName}</w:t>
       </w:r>
     </w:p>
     <w:p>
@@ -4481,45 +5973,75 @@
         <w:pStyle w:val="BodyText"/>
         <w:spacing w:before="28"/>
         <w:ind w:left="2940"/>
-      </w:pPr>
-      <w:r>
-        <w:rPr>
-          <w:color w:val="313131"/>
-        </w:rPr>
-        <w:t>Signature</w:t>
-      </w:r>
-      <w:r>
-        <w:rPr>
-          <w:color w:val="313131"/>
-          <w:spacing w:val="-2"/>
-        </w:rPr>
-        <w:t xml:space="preserve"> </w:t>
-      </w:r>
-      <w:r>
-        <w:rPr>
-          <w:color w:val="313131"/>
-        </w:rPr>
-        <w:t>of</w:t>
-      </w:r>
-      <w:r>
-        <w:rPr>
-          <w:color w:val="313131"/>
-          <w:spacing w:val="-1"/>
-        </w:rPr>
-        <w:t xml:space="preserve"> </w:t>
-      </w:r>
-      <w:r>
-        <w:rPr>
-          <w:b/>
-          <w:color w:val="313131"/>
-          <w:u w:val="single"/>
-        </w:rPr>
-        <w:t xml:space="preserve">{d.applicant.applicantName}</w:t>
-      </w:r>
+        <w:rPr>
+          <w:rFonts w:ascii="Segoe UI" w:hAnsi="Segoe UI" w:eastAsia="Segoe UI" w:cs="Segoe UI"/>
+          <w:b w:val="0"/>
+          <w:bCs w:val="0"/>
+          <w:i w:val="0"/>
+          <w:iCs w:val="0"/>
+          <w:caps w:val="0"/>
+          <w:smallCaps w:val="0"/>
+          <w:noProof w:val="0"/>
+          <w:color w:val="313131"/>
+          <w:sz w:val="20"/>
+          <w:szCs w:val="20"/>
+          <w:lang w:val="en-US"/>
+        </w:rPr>
+      </w:pPr>
+      <w:r>
+        <w:rPr>
+          <w:rFonts w:ascii="Segoe UI" w:hAnsi="Segoe UI" w:eastAsia="Segoe UI" w:cs="Segoe UI"/>
+          <w:b w:val="0"/>
+          <w:bCs w:val="0"/>
+          <w:i w:val="0"/>
+          <w:iCs w:val="0"/>
+          <w:caps w:val="0"/>
+          <w:smallCaps w:val="0"/>
+          <w:noProof w:val="0"/>
+          <w:color w:val="313131"/>
+          <w:sz w:val="20"/>
+          <w:szCs w:val="20"/>
+          <w:lang w:val="en-US"/>
+        </w:rPr>
+        <w:t xml:space="preserve">Signature of </w:t>
+      </w:r>
+      <w:r>
+        <w:rPr>
+          <w:rFonts w:ascii="Segoe UI" w:hAnsi="Segoe UI" w:eastAsia="Segoe UI" w:cs="Segoe UI"/>
+          <w:b w:val="0"/>
+          <w:bCs w:val="0"/>
+          <w:i w:val="0"/>
+          <w:iCs w:val="0"/>
+          <w:caps w:val="0"/>
+          <w:smallCaps w:val="0"/>
+          <w:strike w:val="0"/>
+          <w:dstrike w:val="0"/>
+          <w:noProof w:val="0"/>
+          <w:color w:val="313131"/>
+          <w:sz w:val="20"/>
+          <w:szCs w:val="20"/>
+          <w:u w:val="single"/>
+          <w:lang w:val="en-US"/>
+        </w:rPr>
+        <w:t>{d.applicant.applicantName}</w:t>
+      </w:r>
+    </w:p>
+    <w:p>
+      <w:pPr>
+        <w:pStyle w:val="BodyText"/>
+        <w:spacing w:before="28"/>
+        <w:ind w:left="2940"/>
+        <w:rPr>
+          <w:b w:val="1"/>
+          <w:bCs w:val="1"/>
+          <w:color w:val="313131"/>
+          <w:u w:val="single"/>
+        </w:rPr>
+      </w:pPr>
     </w:p>
     <w:sectPr>
       <w:footerReference w:type="default" r:id="rId9"/>
-      <w:pgSz w:w="12240" w:h="15840"/>
+      <w:pgSz w:w="12240" w:h="15840" w:orient="portrait"/>
       <w:pgMar w:top="940" w:right="720" w:bottom="740" w:left="720" w:header="0" w:footer="543" w:gutter="0"/>
       <w:cols w:space="720"/>
     </w:sectPr>
@@ -4547,7 +6069,7 @@
 </file>
 
 <file path=word/footer1.xml><?xml version="1.0" encoding="utf-8"?>
-<w:ftr xmlns:wpc="http://schemas.microsoft.com/office/word/2010/wordprocessingCanvas" xmlns:cx="http://schemas.microsoft.com/office/drawing/2014/chartex" xmlns:cx1="http://schemas.microsoft.com/office/drawing/2015/9/8/chartex" xmlns:cx2="http://schemas.microsoft.com/office/drawing/2015/10/21/chartex" xmlns:cx3="http://schemas.microsoft.com/office/drawing/2016/5/9/chartex" xmlns:cx4="http://schemas.microsoft.com/office/drawing/2016/5/10/chartex" xmlns:cx5="http://schemas.microsoft.com/office/drawing/2016/5/11/chartex" xmlns:cx6="http://schemas.microsoft.com/office/drawing/2016/5/12/chartex" xmlns:cx7="http://schemas.microsoft.com/office/drawing/2016/5/13/chartex" xmlns:cx8="http://schemas.microsoft.com/office/drawing/2016/5/14/chartex" xmlns:mc="http://schemas.openxmlformats.org/markup-compatibility/2006" xmlns:aink="http://schemas.microsoft.com/office/drawing/2016/ink" xmlns:am3d="http://schemas.microsoft.com/office/drawing/2017/model3d" xmlns:o="urn:schemas-microsoft-com:office:office" xmlns:oel="http://schemas.microsoft.com/office/2019/extlst" xmlns:r="http://schemas.openxmlformats.org/officeDocument/2006/relationships" xmlns:m="http://schemas.openxmlformats.org/officeDocument/2006/math" xmlns:v="urn:schemas-microsoft-com:vml" xmlns:wp14="http://schemas.microsoft.com/office/word/2010/wordprocessingDrawing" xmlns:wp="http://schemas.openxmlformats.org/drawingml/2006/wordprocessingDrawing" xmlns:w10="urn:schemas-microsoft-com:office:word" xmlns:w="http://schemas.openxmlformats.org/wordprocessingml/2006/main" xmlns:w14="http://schemas.microsoft.com/office/word/2010/wordml" xmlns:w15="http://schemas.microsoft.com/office/word/2012/wordml" xmlns:w16cex="http://schemas.microsoft.com/office/word/2018/wordml/cex" xmlns:w16cid="http://schemas.microsoft.com/office/word/2016/wordml/cid" xmlns:w16="http://schemas.microsoft.com/office/word/2018/wordml" xmlns:w16du="http://schemas.microsoft.com/office/word/2023/wordml/word16du" xmlns:w16sdtdh="http://schemas.microsoft.com/office/word/2020/wordml/sdtdatahash" xmlns:w16sdtfl="http://schemas.microsoft.com/office/word/2024/wordml/sdtformatlock" xmlns:w16se="http://schemas.microsoft.com/office/word/2015/wordml/symex" xmlns:wpg="http://schemas.microsoft.com/office/word/2010/wordprocessingGroup" xmlns:wpi="http://schemas.microsoft.com/office/word/2010/wordprocessingInk" xmlns:wne="http://schemas.microsoft.com/office/word/2006/wordml" xmlns:wps="http://schemas.microsoft.com/office/word/2010/wordprocessingShape" mc:Ignorable="w14 w15 w16se w16cid w16 w16cex w16sdtdh w16sdtfl w16du wp14">
+<w:ftr xmlns:wpc="http://schemas.microsoft.com/office/word/2010/wordprocessingCanvas" xmlns:cx="http://schemas.microsoft.com/office/drawing/2014/chartex" xmlns:cx1="http://schemas.microsoft.com/office/drawing/2015/9/8/chartex" xmlns:cx2="http://schemas.microsoft.com/office/drawing/2015/10/21/chartex" xmlns:cx3="http://schemas.microsoft.com/office/drawing/2016/5/9/chartex" xmlns:cx4="http://schemas.microsoft.com/office/drawing/2016/5/10/chartex" xmlns:cx5="http://schemas.microsoft.com/office/drawing/2016/5/11/chartex" xmlns:cx6="http://schemas.microsoft.com/office/drawing/2016/5/12/chartex" xmlns:cx7="http://schemas.microsoft.com/office/drawing/2016/5/13/chartex" xmlns:cx8="http://schemas.microsoft.com/office/drawing/2016/5/14/chartex" xmlns:mc="http://schemas.openxmlformats.org/markup-compatibility/2006" xmlns:aink="http://schemas.microsoft.com/office/drawing/2016/ink" xmlns:am3d="http://schemas.microsoft.com/office/drawing/2017/model3d" xmlns:o="urn:schemas-microsoft-com:office:office" xmlns:oel="http://schemas.microsoft.com/office/2019/extlst" xmlns:r="http://schemas.openxmlformats.org/officeDocument/2006/relationships" xmlns:m="http://schemas.openxmlformats.org/officeDocument/2006/math" xmlns:v="urn:schemas-microsoft-com:vml" xmlns:wp14="http://schemas.microsoft.com/office/word/2010/wordprocessingDrawing" xmlns:wp="http://schemas.openxmlformats.org/drawingml/2006/wordprocessingDrawing" xmlns:w10="urn:schemas-microsoft-com:office:word" xmlns:w="http://schemas.openxmlformats.org/wordprocessingml/2006/main" xmlns:w14="http://schemas.microsoft.com/office/word/2010/wordml" xmlns:w15="http://schemas.microsoft.com/office/word/2012/wordml" xmlns:w16cex="http://schemas.microsoft.com/office/word/2018/wordml/cex" xmlns:w16cid="http://schemas.microsoft.com/office/word/2016/wordml/cid" xmlns:w16="http://schemas.microsoft.com/office/word/2018/wordml" xmlns:w16du="http://schemas.microsoft.com/office/word/2023/wordml/word16du" xmlns:w16sdtdh="http://schemas.microsoft.com/office/word/2020/wordml/sdtdatahash" xmlns:w16sdtfl="http://schemas.microsoft.com/office/word/2024/wordml/sdtformatlock" xmlns:w16se="http://schemas.microsoft.com/office/word/2015/wordml/symex" xmlns:wpg="http://schemas.microsoft.com/office/word/2010/wordprocessingGroup" xmlns:wpi="http://schemas.microsoft.com/office/word/2010/wordprocessingInk" xmlns:wne="http://schemas.microsoft.com/office/word/2006/wordml" xmlns:wps="http://schemas.microsoft.com/office/word/2010/wordprocessingShape" xmlns:a="http://schemas.openxmlformats.org/drawingml/2006/main" mc:Ignorable="w14 w15 w16se w16cid w16 w16cex w16sdtdh w16sdtfl w16du wp14">
   <w:p>
     <w:pPr>
       <w:pStyle w:val="BodyText"/>
@@ -4727,11 +6249,11 @@
         </mc:Choice>
         <mc:Fallback>
           <w:pict>
-            <v:shapetype w14:anchorId="4C74FA59" id="_x0000_t202" coordsize="21600,21600" o:spt="202" path="m,l,21600r21600,l21600,xe">
+            <v:shapetype id="_x0000_t202" coordsize="21600,21600" o:spt="202" path="m,l,21600r21600,l21600,xe" w14:anchorId="4C74FA59">
               <v:stroke joinstyle="miter"/>
               <v:path gradientshapeok="t" o:connecttype="rect"/>
             </v:shapetype>
-            <v:shape id="Textbox 1" o:spid="_x0000_s1026" type="#_x0000_t202" style="position:absolute;margin-left:49.4pt;margin-top:753.85pt;width:182.2pt;height:11.55pt;z-index:-15802368;visibility:visible;mso-wrap-style:square;mso-wrap-distance-left:0;mso-wrap-distance-top:0;mso-wrap-distance-right:0;mso-wrap-distance-bottom:0;mso-position-horizontal:absolute;mso-position-horizontal-relative:page;mso-position-vertical:absolute;mso-position-vertical-relative:page;v-text-anchor:top" o:gfxdata="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" filled="f" stroked="f">
+            <v:shape id="Textbox 1" style="position:absolute;margin-left:49.4pt;margin-top:753.85pt;width:182.2pt;height:11.55pt;z-index:-15802368;visibility:visible;mso-wrap-style:square;mso-wrap-distance-left:0;mso-wrap-distance-top:0;mso-wrap-distance-right:0;mso-wrap-distance-bottom:0;mso-position-horizontal:absolute;mso-position-horizontal-relative:page;mso-position-vertical:absolute;mso-position-vertical-relative:page;v-text-anchor:top" o:spid="_x0000_s1026" filled="f" stroked="f" type="#_x0000_t202" o:gfxdata="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">
               <v:textbox inset="0,0,0,0">
                 <w:txbxContent>
                   <w:p>
@@ -5030,7 +6552,7 @@
         </mc:Choice>
         <mc:Fallback>
           <w:pict>
-            <v:shape w14:anchorId="4C74FA5B" id="Textbox 2" o:spid="_x0000_s1027" type="#_x0000_t202" style="position:absolute;margin-left:485.9pt;margin-top:753.85pt;width:79.75pt;height:11.55pt;z-index:-15801856;visibility:visible;mso-wrap-style:square;mso-wrap-distance-left:0;mso-wrap-distance-top:0;mso-wrap-distance-right:0;mso-wrap-distance-bottom:0;mso-position-horizontal:absolute;mso-position-horizontal-relative:page;mso-position-vertical:absolute;mso-position-vertical-relative:page;v-text-anchor:top" o:gfxdata="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" filled="f" stroked="f">
+            <v:shape id="Textbox 2" style="position:absolute;margin-left:485.9pt;margin-top:753.85pt;width:79.75pt;height:11.55pt;z-index:-15801856;visibility:visible;mso-wrap-style:square;mso-wrap-distance-left:0;mso-wrap-distance-top:0;mso-wrap-distance-right:0;mso-wrap-distance-bottom:0;mso-position-horizontal:absolute;mso-position-horizontal-relative:page;mso-position-vertical:absolute;mso-position-vertical-relative:page;v-text-anchor:top" o:spid="_x0000_s1027" filled="f" stroked="f" type="#_x0000_t202" o:gfxdata="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" w14:anchorId="4C74FA5B">
               <v:textbox inset="0,0,0,0">
                 <w:txbxContent>
                   <w:p>
@@ -5160,7 +6682,7 @@
 </file>
 
 <file path=word/footer2.xml><?xml version="1.0" encoding="utf-8"?>
-<w:ftr xmlns:wpc="http://schemas.microsoft.com/office/word/2010/wordprocessingCanvas" xmlns:cx="http://schemas.microsoft.com/office/drawing/2014/chartex" xmlns:cx1="http://schemas.microsoft.com/office/drawing/2015/9/8/chartex" xmlns:cx2="http://schemas.microsoft.com/office/drawing/2015/10/21/chartex" xmlns:cx3="http://schemas.microsoft.com/office/drawing/2016/5/9/chartex" xmlns:cx4="http://schemas.microsoft.com/office/drawing/2016/5/10/chartex" xmlns:cx5="http://schemas.microsoft.com/office/drawing/2016/5/11/chartex" xmlns:cx6="http://schemas.microsoft.com/office/drawing/2016/5/12/chartex" xmlns:cx7="http://schemas.microsoft.com/office/drawing/2016/5/13/chartex" xmlns:cx8="http://schemas.microsoft.com/office/drawing/2016/5/14/chartex" xmlns:mc="http://schemas.openxmlformats.org/markup-compatibility/2006" xmlns:aink="http://schemas.microsoft.com/office/drawing/2016/ink" xmlns:am3d="http://schemas.microsoft.com/office/drawing/2017/model3d" xmlns:o="urn:schemas-microsoft-com:office:office" xmlns:oel="http://schemas.microsoft.com/office/2019/extlst" xmlns:r="http://schemas.openxmlformats.org/officeDocument/2006/relationships" xmlns:m="http://schemas.openxmlformats.org/officeDocument/2006/math" xmlns:v="urn:schemas-microsoft-com:vml" xmlns:wp14="http://schemas.microsoft.com/office/word/2010/wordprocessingDrawing" xmlns:wp="http://schemas.openxmlformats.org/drawingml/2006/wordprocessingDrawing" xmlns:w10="urn:schemas-microsoft-com:office:word" xmlns:w="http://schemas.openxmlformats.org/wordprocessingml/2006/main" xmlns:w14="http://schemas.microsoft.com/office/word/2010/wordml" xmlns:w15="http://schemas.microsoft.com/office/word/2012/wordml" xmlns:w16cex="http://schemas.microsoft.com/office/word/2018/wordml/cex" xmlns:w16cid="http://schemas.microsoft.com/office/word/2016/wordml/cid" xmlns:w16="http://schemas.microsoft.com/office/word/2018/wordml" xmlns:w16du="http://schemas.microsoft.com/office/word/2023/wordml/word16du" xmlns:w16sdtdh="http://schemas.microsoft.com/office/word/2020/wordml/sdtdatahash" xmlns:w16sdtfl="http://schemas.microsoft.com/office/word/2024/wordml/sdtformatlock" xmlns:w16se="http://schemas.microsoft.com/office/word/2015/wordml/symex" xmlns:wpg="http://schemas.microsoft.com/office/word/2010/wordprocessingGroup" xmlns:wpi="http://schemas.microsoft.com/office/word/2010/wordprocessingInk" xmlns:wne="http://schemas.microsoft.com/office/word/2006/wordml" xmlns:wps="http://schemas.microsoft.com/office/word/2010/wordprocessingShape" mc:Ignorable="w14 w15 w16se w16cid w16 w16cex w16sdtdh w16sdtfl w16du wp14">
+<w:ftr xmlns:wpc="http://schemas.microsoft.com/office/word/2010/wordprocessingCanvas" xmlns:cx="http://schemas.microsoft.com/office/drawing/2014/chartex" xmlns:cx1="http://schemas.microsoft.com/office/drawing/2015/9/8/chartex" xmlns:cx2="http://schemas.microsoft.com/office/drawing/2015/10/21/chartex" xmlns:cx3="http://schemas.microsoft.com/office/drawing/2016/5/9/chartex" xmlns:cx4="http://schemas.microsoft.com/office/drawing/2016/5/10/chartex" xmlns:cx5="http://schemas.microsoft.com/office/drawing/2016/5/11/chartex" xmlns:cx6="http://schemas.microsoft.com/office/drawing/2016/5/12/chartex" xmlns:cx7="http://schemas.microsoft.com/office/drawing/2016/5/13/chartex" xmlns:cx8="http://schemas.microsoft.com/office/drawing/2016/5/14/chartex" xmlns:mc="http://schemas.openxmlformats.org/markup-compatibility/2006" xmlns:aink="http://schemas.microsoft.com/office/drawing/2016/ink" xmlns:am3d="http://schemas.microsoft.com/office/drawing/2017/model3d" xmlns:o="urn:schemas-microsoft-com:office:office" xmlns:oel="http://schemas.microsoft.com/office/2019/extlst" xmlns:r="http://schemas.openxmlformats.org/officeDocument/2006/relationships" xmlns:m="http://schemas.openxmlformats.org/officeDocument/2006/math" xmlns:v="urn:schemas-microsoft-com:vml" xmlns:wp14="http://schemas.microsoft.com/office/word/2010/wordprocessingDrawing" xmlns:wp="http://schemas.openxmlformats.org/drawingml/2006/wordprocessingDrawing" xmlns:w10="urn:schemas-microsoft-com:office:word" xmlns:w="http://schemas.openxmlformats.org/wordprocessingml/2006/main" xmlns:w14="http://schemas.microsoft.com/office/word/2010/wordml" xmlns:w15="http://schemas.microsoft.com/office/word/2012/wordml" xmlns:w16cex="http://schemas.microsoft.com/office/word/2018/wordml/cex" xmlns:w16cid="http://schemas.microsoft.com/office/word/2016/wordml/cid" xmlns:w16="http://schemas.microsoft.com/office/word/2018/wordml" xmlns:w16du="http://schemas.microsoft.com/office/word/2023/wordml/word16du" xmlns:w16sdtdh="http://schemas.microsoft.com/office/word/2020/wordml/sdtdatahash" xmlns:w16sdtfl="http://schemas.microsoft.com/office/word/2024/wordml/sdtformatlock" xmlns:w16se="http://schemas.microsoft.com/office/word/2015/wordml/symex" xmlns:wpg="http://schemas.microsoft.com/office/word/2010/wordprocessingGroup" xmlns:wpi="http://schemas.microsoft.com/office/word/2010/wordprocessingInk" xmlns:wne="http://schemas.microsoft.com/office/word/2006/wordml" xmlns:wps="http://schemas.microsoft.com/office/word/2010/wordprocessingShape" xmlns:a="http://schemas.openxmlformats.org/drawingml/2006/main" mc:Ignorable="w14 w15 w16se w16cid w16 w16cex w16sdtdh w16sdtfl w16du wp14">
   <w:p>
     <w:pPr>
       <w:pStyle w:val="BodyText"/>
@@ -5341,11 +6863,11 @@
         </mc:Choice>
         <mc:Fallback>
           <w:pict>
-            <v:shapetype w14:anchorId="4C74FA5D" id="_x0000_t202" coordsize="21600,21600" o:spt="202" path="m,l,21600r21600,l21600,xe">
+            <v:shapetype id="_x0000_t202" coordsize="21600,21600" o:spt="202" path="m,l,21600r21600,l21600,xe" w14:anchorId="4C74FA5D">
               <v:stroke joinstyle="miter"/>
               <v:path gradientshapeok="t" o:connecttype="rect"/>
             </v:shapetype>
-            <v:shape id="Textbox 3" o:spid="_x0000_s1028" type="#_x0000_t202" style="position:absolute;margin-left:49.4pt;margin-top:753.85pt;width:182.2pt;height:11.55pt;z-index:-15801344;visibility:visible;mso-wrap-style:square;mso-wrap-distance-left:0;mso-wrap-distance-top:0;mso-wrap-distance-right:0;mso-wrap-distance-bottom:0;mso-position-horizontal:absolute;mso-position-horizontal-relative:page;mso-position-vertical:absolute;mso-position-vertical-relative:page;v-text-anchor:top" o:gfxdata="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" filled="f" stroked="f">
+            <v:shape id="Textbox 3" style="position:absolute;margin-left:49.4pt;margin-top:753.85pt;width:182.2pt;height:11.55pt;z-index:-15801344;visibility:visible;mso-wrap-style:square;mso-wrap-distance-left:0;mso-wrap-distance-top:0;mso-wrap-distance-right:0;mso-wrap-distance-bottom:0;mso-position-horizontal:absolute;mso-position-horizontal-relative:page;mso-position-vertical:absolute;mso-position-vertical-relative:page;v-text-anchor:top" o:spid="_x0000_s1028" filled="f" stroked="f" type="#_x0000_t202" o:gfxdata="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">
               <v:textbox inset="0,0,0,0">
                 <w:txbxContent>
                   <w:p>
@@ -5628,7 +7150,7 @@
         </mc:Choice>
         <mc:Fallback>
           <w:pict>
-            <v:shape w14:anchorId="4C74FA5F" id="Textbox 4" o:spid="_x0000_s1029" type="#_x0000_t202" style="position:absolute;margin-left:512.2pt;margin-top:753.85pt;width:53.45pt;height:11.55pt;z-index:-15800832;visibility:visible;mso-wrap-style:square;mso-wrap-distance-left:0;mso-wrap-distance-top:0;mso-wrap-distance-right:0;mso-wrap-distance-bottom:0;mso-position-horizontal:absolute;mso-position-horizontal-relative:page;mso-position-vertical:absolute;mso-position-vertical-relative:page;v-text-anchor:top" o:gfxdata="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" filled="f" stroked="f">
+            <v:shape id="Textbox 4" style="position:absolute;margin-left:512.2pt;margin-top:753.85pt;width:53.45pt;height:11.55pt;z-index:-15800832;visibility:visible;mso-wrap-style:square;mso-wrap-distance-left:0;mso-wrap-distance-top:0;mso-wrap-distance-right:0;mso-wrap-distance-bottom:0;mso-position-horizontal:absolute;mso-position-horizontal-relative:page;mso-position-vertical:absolute;mso-position-vertical-relative:page;v-text-anchor:top" o:spid="_x0000_s1029" filled="f" stroked="f" type="#_x0000_t202" o:gfxdata="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" w14:anchorId="4C74FA5F">
               <v:textbox inset="0,0,0,0">
                 <w:txbxContent>
                   <w:p>
@@ -5741,7 +7263,7 @@
 </file>
 
 <file path=word/footer3.xml><?xml version="1.0" encoding="utf-8"?>
-<w:ftr xmlns:wpc="http://schemas.microsoft.com/office/word/2010/wordprocessingCanvas" xmlns:cx="http://schemas.microsoft.com/office/drawing/2014/chartex" xmlns:cx1="http://schemas.microsoft.com/office/drawing/2015/9/8/chartex" xmlns:cx2="http://schemas.microsoft.com/office/drawing/2015/10/21/chartex" xmlns:cx3="http://schemas.microsoft.com/office/drawing/2016/5/9/chartex" xmlns:cx4="http://schemas.microsoft.com/office/drawing/2016/5/10/chartex" xmlns:cx5="http://schemas.microsoft.com/office/drawing/2016/5/11/chartex" xmlns:cx6="http://schemas.microsoft.com/office/drawing/2016/5/12/chartex" xmlns:cx7="http://schemas.microsoft.com/office/drawing/2016/5/13/chartex" xmlns:cx8="http://schemas.microsoft.com/office/drawing/2016/5/14/chartex" xmlns:mc="http://schemas.openxmlformats.org/markup-compatibility/2006" xmlns:aink="http://schemas.microsoft.com/office/drawing/2016/ink" xmlns:am3d="http://schemas.microsoft.com/office/drawing/2017/model3d" xmlns:o="urn:schemas-microsoft-com:office:office" xmlns:oel="http://schemas.microsoft.com/office/2019/extlst" xmlns:r="http://schemas.openxmlformats.org/officeDocument/2006/relationships" xmlns:m="http://schemas.openxmlformats.org/officeDocument/2006/math" xmlns:v="urn:schemas-microsoft-com:vml" xmlns:wp14="http://schemas.microsoft.com/office/word/2010/wordprocessingDrawing" xmlns:wp="http://schemas.openxmlformats.org/drawingml/2006/wordprocessingDrawing" xmlns:w10="urn:schemas-microsoft-com:office:word" xmlns:w="http://schemas.openxmlformats.org/wordprocessingml/2006/main" xmlns:w14="http://schemas.microsoft.com/office/word/2010/wordml" xmlns:w15="http://schemas.microsoft.com/office/word/2012/wordml" xmlns:w16cex="http://schemas.microsoft.com/office/word/2018/wordml/cex" xmlns:w16cid="http://schemas.microsoft.com/office/word/2016/wordml/cid" xmlns:w16="http://schemas.microsoft.com/office/word/2018/wordml" xmlns:w16du="http://schemas.microsoft.com/office/word/2023/wordml/word16du" xmlns:w16sdtdh="http://schemas.microsoft.com/office/word/2020/wordml/sdtdatahash" xmlns:w16sdtfl="http://schemas.microsoft.com/office/word/2024/wordml/sdtformatlock" xmlns:w16se="http://schemas.microsoft.com/office/word/2015/wordml/symex" xmlns:wpg="http://schemas.microsoft.com/office/word/2010/wordprocessingGroup" xmlns:wpi="http://schemas.microsoft.com/office/word/2010/wordprocessingInk" xmlns:wne="http://schemas.microsoft.com/office/word/2006/wordml" xmlns:wps="http://schemas.microsoft.com/office/word/2010/wordprocessingShape" mc:Ignorable="w14 w15 w16se w16cid w16 w16cex w16sdtdh w16sdtfl w16du wp14">
+<w:ftr xmlns:wpc="http://schemas.microsoft.com/office/word/2010/wordprocessingCanvas" xmlns:cx="http://schemas.microsoft.com/office/drawing/2014/chartex" xmlns:cx1="http://schemas.microsoft.com/office/drawing/2015/9/8/chartex" xmlns:cx2="http://schemas.microsoft.com/office/drawing/2015/10/21/chartex" xmlns:cx3="http://schemas.microsoft.com/office/drawing/2016/5/9/chartex" xmlns:cx4="http://schemas.microsoft.com/office/drawing/2016/5/10/chartex" xmlns:cx5="http://schemas.microsoft.com/office/drawing/2016/5/11/chartex" xmlns:cx6="http://schemas.microsoft.com/office/drawing/2016/5/12/chartex" xmlns:cx7="http://schemas.microsoft.com/office/drawing/2016/5/13/chartex" xmlns:cx8="http://schemas.microsoft.com/office/drawing/2016/5/14/chartex" xmlns:mc="http://schemas.openxmlformats.org/markup-compatibility/2006" xmlns:aink="http://schemas.microsoft.com/office/drawing/2016/ink" xmlns:am3d="http://schemas.microsoft.com/office/drawing/2017/model3d" xmlns:o="urn:schemas-microsoft-com:office:office" xmlns:oel="http://schemas.microsoft.com/office/2019/extlst" xmlns:r="http://schemas.openxmlformats.org/officeDocument/2006/relationships" xmlns:m="http://schemas.openxmlformats.org/officeDocument/2006/math" xmlns:v="urn:schemas-microsoft-com:vml" xmlns:wp14="http://schemas.microsoft.com/office/word/2010/wordprocessingDrawing" xmlns:wp="http://schemas.openxmlformats.org/drawingml/2006/wordprocessingDrawing" xmlns:w10="urn:schemas-microsoft-com:office:word" xmlns:w="http://schemas.openxmlformats.org/wordprocessingml/2006/main" xmlns:w14="http://schemas.microsoft.com/office/word/2010/wordml" xmlns:w15="http://schemas.microsoft.com/office/word/2012/wordml" xmlns:w16cex="http://schemas.microsoft.com/office/word/2018/wordml/cex" xmlns:w16cid="http://schemas.microsoft.com/office/word/2016/wordml/cid" xmlns:w16="http://schemas.microsoft.com/office/word/2018/wordml" xmlns:w16du="http://schemas.microsoft.com/office/word/2023/wordml/word16du" xmlns:w16sdtdh="http://schemas.microsoft.com/office/word/2020/wordml/sdtdatahash" xmlns:w16sdtfl="http://schemas.microsoft.com/office/word/2024/wordml/sdtformatlock" xmlns:w16se="http://schemas.microsoft.com/office/word/2015/wordml/symex" xmlns:wpg="http://schemas.microsoft.com/office/word/2010/wordprocessingGroup" xmlns:wpi="http://schemas.microsoft.com/office/word/2010/wordprocessingInk" xmlns:wne="http://schemas.microsoft.com/office/word/2006/wordml" xmlns:wps="http://schemas.microsoft.com/office/word/2010/wordprocessingShape" xmlns:a="http://schemas.openxmlformats.org/drawingml/2006/main" mc:Ignorable="w14 w15 w16se w16cid w16 w16cex w16sdtdh w16sdtfl w16du wp14">
   <w:p>
     <w:pPr>
       <w:pStyle w:val="BodyText"/>
@@ -5924,11 +7446,11 @@
         </mc:Choice>
         <mc:Fallback>
           <w:pict>
-            <v:shapetype w14:anchorId="4C74FA61" id="_x0000_t202" coordsize="21600,21600" o:spt="202" path="m,l,21600r21600,l21600,xe">
+            <v:shapetype id="_x0000_t202" coordsize="21600,21600" o:spt="202" path="m,l,21600r21600,l21600,xe" w14:anchorId="4C74FA61">
               <v:stroke joinstyle="miter"/>
               <v:path gradientshapeok="t" o:connecttype="rect"/>
             </v:shapetype>
-            <v:shape id="Textbox 5" o:spid="_x0000_s1030" type="#_x0000_t202" style="position:absolute;margin-left:49.4pt;margin-top:753.85pt;width:182.2pt;height:11.55pt;z-index:-15800320;visibility:visible;mso-wrap-style:square;mso-wrap-distance-left:0;mso-wrap-distance-top:0;mso-wrap-distance-right:0;mso-wrap-distance-bottom:0;mso-position-horizontal:absolute;mso-position-horizontal-relative:page;mso-position-vertical:absolute;mso-position-vertical-relative:page;v-text-anchor:top" o:gfxdata="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" filled="f" stroked="f">
+            <v:shape id="Textbox 5" style="position:absolute;margin-left:49.4pt;margin-top:753.85pt;width:182.2pt;height:11.55pt;z-index:-15800320;visibility:visible;mso-wrap-style:square;mso-wrap-distance-left:0;mso-wrap-distance-top:0;mso-wrap-distance-right:0;mso-wrap-distance-bottom:0;mso-position-horizontal:absolute;mso-position-horizontal-relative:page;mso-position-vertical:absolute;mso-position-vertical-relative:page;v-text-anchor:top" o:spid="_x0000_s1030" filled="f" stroked="f" type="#_x0000_t202" o:gfxdata="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">
               <v:textbox inset="0,0,0,0">
                 <w:txbxContent>
                   <w:p>
@@ -6177,7 +7699,7 @@
         </mc:Choice>
         <mc:Fallback>
           <w:pict>
-            <v:shape w14:anchorId="4C74FA63" id="Textbox 6" o:spid="_x0000_s1031" type="#_x0000_t202" style="position:absolute;margin-left:512.2pt;margin-top:753.85pt;width:50.45pt;height:11.55pt;z-index:-15799808;visibility:visible;mso-wrap-style:square;mso-wrap-distance-left:0;mso-wrap-distance-top:0;mso-wrap-distance-right:0;mso-wrap-distance-bottom:0;mso-position-horizontal:absolute;mso-position-horizontal-relative:page;mso-position-vertical:absolute;mso-position-vertical-relative:page;v-text-anchor:top" o:gfxdata="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" filled="f" stroked="f">
+            <v:shape id="Textbox 6" style="position:absolute;margin-left:512.2pt;margin-top:753.85pt;width:50.45pt;height:11.55pt;z-index:-15799808;visibility:visible;mso-wrap-style:square;mso-wrap-distance-left:0;mso-wrap-distance-top:0;mso-wrap-distance-right:0;mso-wrap-distance-bottom:0;mso-position-horizontal:absolute;mso-position-horizontal-relative:page;mso-position-vertical:absolute;mso-position-vertical-relative:page;v-text-anchor:top" o:spid="_x0000_s1031" filled="f" stroked="f" type="#_x0000_t202" o:gfxdata="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" w14:anchorId="4C74FA63">
               <v:textbox inset="0,0,0,0">
                 <w:txbxContent>
                   <w:p>
@@ -6274,11 +7796,358 @@
 
 <file path=word/numbering.xml><?xml version="1.0" encoding="utf-8"?>
 <w:numbering xmlns:wpc="http://schemas.microsoft.com/office/word/2010/wordprocessingCanvas" xmlns:cx="http://schemas.microsoft.com/office/drawing/2014/chartex" xmlns:cx1="http://schemas.microsoft.com/office/drawing/2015/9/8/chartex" xmlns:cx2="http://schemas.microsoft.com/office/drawing/2015/10/21/chartex" xmlns:cx3="http://schemas.microsoft.com/office/drawing/2016/5/9/chartex" xmlns:cx4="http://schemas.microsoft.com/office/drawing/2016/5/10/chartex" xmlns:cx5="http://schemas.microsoft.com/office/drawing/2016/5/11/chartex" xmlns:cx6="http://schemas.microsoft.com/office/drawing/2016/5/12/chartex" xmlns:cx7="http://schemas.microsoft.com/office/drawing/2016/5/13/chartex" xmlns:cx8="http://schemas.microsoft.com/office/drawing/2016/5/14/chartex" xmlns:mc="http://schemas.openxmlformats.org/markup-compatibility/2006" xmlns:aink="http://schemas.microsoft.com/office/drawing/2016/ink" xmlns:am3d="http://schemas.microsoft.com/office/drawing/2017/model3d" xmlns:o="urn:schemas-microsoft-com:office:office" xmlns:oel="http://schemas.microsoft.com/office/2019/extlst" xmlns:r="http://schemas.openxmlformats.org/officeDocument/2006/relationships" xmlns:m="http://schemas.openxmlformats.org/officeDocument/2006/math" xmlns:v="urn:schemas-microsoft-com:vml" xmlns:wp14="http://schemas.microsoft.com/office/word/2010/wordprocessingDrawing" xmlns:wp="http://schemas.openxmlformats.org/drawingml/2006/wordprocessingDrawing" xmlns:w10="urn:schemas-microsoft-com:office:word" xmlns:w="http://schemas.openxmlformats.org/wordprocessingml/2006/main" xmlns:w14="http://schemas.microsoft.com/office/word/2010/wordml" xmlns:w15="http://schemas.microsoft.com/office/word/2012/wordml" xmlns:w16cex="http://schemas.microsoft.com/office/word/2018/wordml/cex" xmlns:w16cid="http://schemas.microsoft.com/office/word/2016/wordml/cid" xmlns:w16="http://schemas.microsoft.com/office/word/2018/wordml" xmlns:w16du="http://schemas.microsoft.com/office/word/2023/wordml/word16du" xmlns:w16sdtdh="http://schemas.microsoft.com/office/word/2020/wordml/sdtdatahash" xmlns:w16sdtfl="http://schemas.microsoft.com/office/word/2024/wordml/sdtformatlock" xmlns:w16se="http://schemas.microsoft.com/office/word/2015/wordml/symex" xmlns:wpg="http://schemas.microsoft.com/office/word/2010/wordprocessingGroup" xmlns:wpi="http://schemas.microsoft.com/office/word/2010/wordprocessingInk" xmlns:wne="http://schemas.microsoft.com/office/word/2006/wordml" xmlns:wps="http://schemas.microsoft.com/office/word/2010/wordprocessingShape" mc:Ignorable="w14 w15 w16se w16cid w16 w16cex w16sdtdh w16sdtfl w16du wp14">
+  <w:abstractNum xmlns:w="http://schemas.openxmlformats.org/wordprocessingml/2006/main" w:abstractNumId="5">
+    <w:nsid w:val="4e07deee"/>
+    <w:multiLevelType xmlns:w="http://schemas.openxmlformats.org/wordprocessingml/2006/main" w:val="hybridMultilevel"/>
+    <w:lvl xmlns:w="http://schemas.openxmlformats.org/wordprocessingml/2006/main" w:ilvl="0">
+      <w:start w:val="8"/>
+      <w:numFmt w:val="decimal"/>
+      <w:lvlText w:val="(%1)"/>
+      <w:lvlJc w:val="left"/>
+      <w:pPr>
+        <w:ind w:left="888" w:hanging="311"/>
+      </w:pPr>
+      <w:rPr>
+        <w:rFonts w:hint="default" w:ascii="BC Sans" w:hAnsi="BC Sans"/>
+      </w:rPr>
+    </w:lvl>
+    <w:lvl xmlns:w="http://schemas.openxmlformats.org/wordprocessingml/2006/main" w:ilvl="1">
+      <w:start w:val="1"/>
+      <w:numFmt w:val="lowerLetter"/>
+      <w:lvlText w:val="%2."/>
+      <w:lvlJc w:val="left"/>
+      <w:pPr>
+        <w:ind w:left="1440" w:hanging="360"/>
+      </w:pPr>
+    </w:lvl>
+    <w:lvl xmlns:w="http://schemas.openxmlformats.org/wordprocessingml/2006/main" w:ilvl="2">
+      <w:start w:val="1"/>
+      <w:numFmt w:val="lowerRoman"/>
+      <w:lvlText w:val="%3."/>
+      <w:lvlJc w:val="right"/>
+      <w:pPr>
+        <w:ind w:left="2160" w:hanging="180"/>
+      </w:pPr>
+    </w:lvl>
+    <w:lvl xmlns:w="http://schemas.openxmlformats.org/wordprocessingml/2006/main" w:ilvl="3">
+      <w:start w:val="1"/>
+      <w:numFmt w:val="decimal"/>
+      <w:lvlText w:val="%4."/>
+      <w:lvlJc w:val="left"/>
+      <w:pPr>
+        <w:ind w:left="2880" w:hanging="360"/>
+      </w:pPr>
+    </w:lvl>
+    <w:lvl xmlns:w="http://schemas.openxmlformats.org/wordprocessingml/2006/main" w:ilvl="4">
+      <w:start w:val="1"/>
+      <w:numFmt w:val="lowerLetter"/>
+      <w:lvlText w:val="%5."/>
+      <w:lvlJc w:val="left"/>
+      <w:pPr>
+        <w:ind w:left="3600" w:hanging="360"/>
+      </w:pPr>
+    </w:lvl>
+    <w:lvl xmlns:w="http://schemas.openxmlformats.org/wordprocessingml/2006/main" w:ilvl="5">
+      <w:start w:val="1"/>
+      <w:numFmt w:val="lowerRoman"/>
+      <w:lvlText w:val="%6."/>
+      <w:lvlJc w:val="right"/>
+      <w:pPr>
+        <w:ind w:left="4320" w:hanging="180"/>
+      </w:pPr>
+    </w:lvl>
+    <w:lvl xmlns:w="http://schemas.openxmlformats.org/wordprocessingml/2006/main" w:ilvl="6">
+      <w:start w:val="1"/>
+      <w:numFmt w:val="decimal"/>
+      <w:lvlText w:val="%7."/>
+      <w:lvlJc w:val="left"/>
+      <w:pPr>
+        <w:ind w:left="5040" w:hanging="360"/>
+      </w:pPr>
+    </w:lvl>
+    <w:lvl xmlns:w="http://schemas.openxmlformats.org/wordprocessingml/2006/main" w:ilvl="7">
+      <w:start w:val="1"/>
+      <w:numFmt w:val="lowerLetter"/>
+      <w:lvlText w:val="%8."/>
+      <w:lvlJc w:val="left"/>
+      <w:pPr>
+        <w:ind w:left="5760" w:hanging="360"/>
+      </w:pPr>
+    </w:lvl>
+    <w:lvl xmlns:w="http://schemas.openxmlformats.org/wordprocessingml/2006/main" w:ilvl="8">
+      <w:start w:val="1"/>
+      <w:numFmt w:val="lowerRoman"/>
+      <w:lvlText w:val="%9."/>
+      <w:lvlJc w:val="right"/>
+      <w:pPr>
+        <w:ind w:left="6480" w:hanging="180"/>
+      </w:pPr>
+    </w:lvl>
+  </w:abstractNum>
+  <w:abstractNum xmlns:w="http://schemas.openxmlformats.org/wordprocessingml/2006/main" w:abstractNumId="4">
+    <w:nsid w:val="383e1e7a"/>
+    <w:multiLevelType xmlns:w="http://schemas.openxmlformats.org/wordprocessingml/2006/main" w:val="hybridMultilevel"/>
+    <w:lvl xmlns:w="http://schemas.openxmlformats.org/wordprocessingml/2006/main" w:ilvl="0">
+      <w:start w:val="1"/>
+      <w:numFmt w:val="decimal"/>
+      <w:lvlText w:val="(%1)"/>
+      <w:lvlJc w:val="left"/>
+      <w:pPr>
+        <w:ind w:left="888" w:hanging="311"/>
+      </w:pPr>
+    </w:lvl>
+    <w:lvl xmlns:w="http://schemas.openxmlformats.org/wordprocessingml/2006/main" w:ilvl="1">
+      <w:start w:val="1"/>
+      <w:numFmt w:val="lowerLetter"/>
+      <w:lvlText w:val="%2."/>
+      <w:lvlJc w:val="left"/>
+      <w:pPr>
+        <w:ind w:left="1278" w:hanging="248"/>
+      </w:pPr>
+    </w:lvl>
+    <w:lvl xmlns:w="http://schemas.openxmlformats.org/wordprocessingml/2006/main" w:ilvl="2">
+      <w:start w:val="1"/>
+      <w:numFmt w:val="lowerRoman"/>
+      <w:lvlText w:val="%3."/>
+      <w:lvlJc w:val="right"/>
+      <w:pPr>
+        <w:ind w:left="2160" w:hanging="180"/>
+      </w:pPr>
+    </w:lvl>
+    <w:lvl xmlns:w="http://schemas.openxmlformats.org/wordprocessingml/2006/main" w:ilvl="3">
+      <w:start w:val="1"/>
+      <w:numFmt w:val="decimal"/>
+      <w:lvlText w:val="%4."/>
+      <w:lvlJc w:val="left"/>
+      <w:pPr>
+        <w:ind w:left="2880" w:hanging="360"/>
+      </w:pPr>
+    </w:lvl>
+    <w:lvl xmlns:w="http://schemas.openxmlformats.org/wordprocessingml/2006/main" w:ilvl="4">
+      <w:start w:val="1"/>
+      <w:numFmt w:val="lowerLetter"/>
+      <w:lvlText w:val="%5."/>
+      <w:lvlJc w:val="left"/>
+      <w:pPr>
+        <w:ind w:left="3600" w:hanging="360"/>
+      </w:pPr>
+    </w:lvl>
+    <w:lvl xmlns:w="http://schemas.openxmlformats.org/wordprocessingml/2006/main" w:ilvl="5">
+      <w:start w:val="1"/>
+      <w:numFmt w:val="lowerRoman"/>
+      <w:lvlText w:val="%6."/>
+      <w:lvlJc w:val="right"/>
+      <w:pPr>
+        <w:ind w:left="4320" w:hanging="180"/>
+      </w:pPr>
+    </w:lvl>
+    <w:lvl xmlns:w="http://schemas.openxmlformats.org/wordprocessingml/2006/main" w:ilvl="6">
+      <w:start w:val="1"/>
+      <w:numFmt w:val="decimal"/>
+      <w:lvlText w:val="%7."/>
+      <w:lvlJc w:val="left"/>
+      <w:pPr>
+        <w:ind w:left="5040" w:hanging="360"/>
+      </w:pPr>
+    </w:lvl>
+    <w:lvl xmlns:w="http://schemas.openxmlformats.org/wordprocessingml/2006/main" w:ilvl="7">
+      <w:start w:val="1"/>
+      <w:numFmt w:val="lowerLetter"/>
+      <w:lvlText w:val="%8."/>
+      <w:lvlJc w:val="left"/>
+      <w:pPr>
+        <w:ind w:left="5760" w:hanging="360"/>
+      </w:pPr>
+    </w:lvl>
+    <w:lvl xmlns:w="http://schemas.openxmlformats.org/wordprocessingml/2006/main" w:ilvl="8">
+      <w:start w:val="1"/>
+      <w:numFmt w:val="lowerRoman"/>
+      <w:lvlText w:val="%9."/>
+      <w:lvlJc w:val="right"/>
+      <w:pPr>
+        <w:ind w:left="6480" w:hanging="180"/>
+      </w:pPr>
+    </w:lvl>
+  </w:abstractNum>
+  <w:abstractNum xmlns:w="http://schemas.openxmlformats.org/wordprocessingml/2006/main" w:abstractNumId="3">
+    <w:nsid w:val="262d27e8"/>
+    <w:multiLevelType xmlns:w="http://schemas.openxmlformats.org/wordprocessingml/2006/main" w:val="hybridMultilevel"/>
+    <w:lvl xmlns:w="http://schemas.openxmlformats.org/wordprocessingml/2006/main" w:ilvl="0">
+      <w:start w:val="8"/>
+      <w:numFmt w:val="decimal"/>
+      <w:lvlText w:val="(%1)"/>
+      <w:lvlJc w:val="left"/>
+      <w:pPr>
+        <w:ind w:left="888" w:hanging="311"/>
+      </w:pPr>
+      <w:rPr>
+        <w:rFonts w:hint="default" w:ascii="BC Sans" w:hAnsi="BC Sans"/>
+      </w:rPr>
+    </w:lvl>
+    <w:lvl xmlns:w="http://schemas.openxmlformats.org/wordprocessingml/2006/main" w:ilvl="1">
+      <w:start w:val="1"/>
+      <w:numFmt w:val="lowerLetter"/>
+      <w:lvlText w:val="%2."/>
+      <w:lvlJc w:val="left"/>
+      <w:pPr>
+        <w:ind w:left="1440" w:hanging="360"/>
+      </w:pPr>
+    </w:lvl>
+    <w:lvl xmlns:w="http://schemas.openxmlformats.org/wordprocessingml/2006/main" w:ilvl="2">
+      <w:start w:val="1"/>
+      <w:numFmt w:val="lowerRoman"/>
+      <w:lvlText w:val="%3."/>
+      <w:lvlJc w:val="right"/>
+      <w:pPr>
+        <w:ind w:left="2160" w:hanging="180"/>
+      </w:pPr>
+    </w:lvl>
+    <w:lvl xmlns:w="http://schemas.openxmlformats.org/wordprocessingml/2006/main" w:ilvl="3">
+      <w:start w:val="1"/>
+      <w:numFmt w:val="decimal"/>
+      <w:lvlText w:val="%4."/>
+      <w:lvlJc w:val="left"/>
+      <w:pPr>
+        <w:ind w:left="2880" w:hanging="360"/>
+      </w:pPr>
+    </w:lvl>
+    <w:lvl xmlns:w="http://schemas.openxmlformats.org/wordprocessingml/2006/main" w:ilvl="4">
+      <w:start w:val="1"/>
+      <w:numFmt w:val="lowerLetter"/>
+      <w:lvlText w:val="%5."/>
+      <w:lvlJc w:val="left"/>
+      <w:pPr>
+        <w:ind w:left="3600" w:hanging="360"/>
+      </w:pPr>
+    </w:lvl>
+    <w:lvl xmlns:w="http://schemas.openxmlformats.org/wordprocessingml/2006/main" w:ilvl="5">
+      <w:start w:val="1"/>
+      <w:numFmt w:val="lowerRoman"/>
+      <w:lvlText w:val="%6."/>
+      <w:lvlJc w:val="right"/>
+      <w:pPr>
+        <w:ind w:left="4320" w:hanging="180"/>
+      </w:pPr>
+    </w:lvl>
+    <w:lvl xmlns:w="http://schemas.openxmlformats.org/wordprocessingml/2006/main" w:ilvl="6">
+      <w:start w:val="1"/>
+      <w:numFmt w:val="decimal"/>
+      <w:lvlText w:val="%7."/>
+      <w:lvlJc w:val="left"/>
+      <w:pPr>
+        <w:ind w:left="5040" w:hanging="360"/>
+      </w:pPr>
+    </w:lvl>
+    <w:lvl xmlns:w="http://schemas.openxmlformats.org/wordprocessingml/2006/main" w:ilvl="7">
+      <w:start w:val="1"/>
+      <w:numFmt w:val="lowerLetter"/>
+      <w:lvlText w:val="%8."/>
+      <w:lvlJc w:val="left"/>
+      <w:pPr>
+        <w:ind w:left="5760" w:hanging="360"/>
+      </w:pPr>
+    </w:lvl>
+    <w:lvl xmlns:w="http://schemas.openxmlformats.org/wordprocessingml/2006/main" w:ilvl="8">
+      <w:start w:val="1"/>
+      <w:numFmt w:val="lowerRoman"/>
+      <w:lvlText w:val="%9."/>
+      <w:lvlJc w:val="right"/>
+      <w:pPr>
+        <w:ind w:left="6480" w:hanging="180"/>
+      </w:pPr>
+    </w:lvl>
+  </w:abstractNum>
+  <w:abstractNum xmlns:w="http://schemas.openxmlformats.org/wordprocessingml/2006/main" w:abstractNumId="2">
+    <w:nsid w:val="77e8574"/>
+    <w:multiLevelType xmlns:w="http://schemas.openxmlformats.org/wordprocessingml/2006/main" w:val="hybridMultilevel"/>
+    <w:lvl xmlns:w="http://schemas.openxmlformats.org/wordprocessingml/2006/main" w:ilvl="0">
+      <w:start w:val="1"/>
+      <w:numFmt w:val="decimal"/>
+      <w:lvlText w:val="(%1)"/>
+      <w:lvlJc w:val="left"/>
+      <w:pPr>
+        <w:ind w:left="888" w:hanging="311"/>
+      </w:pPr>
+    </w:lvl>
+    <w:lvl xmlns:w="http://schemas.openxmlformats.org/wordprocessingml/2006/main" w:ilvl="1">
+      <w:start w:val="1"/>
+      <w:numFmt w:val="lowerLetter"/>
+      <w:lvlText w:val="%2."/>
+      <w:lvlJc w:val="left"/>
+      <w:pPr>
+        <w:ind w:left="1278" w:hanging="248"/>
+      </w:pPr>
+    </w:lvl>
+    <w:lvl xmlns:w="http://schemas.openxmlformats.org/wordprocessingml/2006/main" w:ilvl="2">
+      <w:start w:val="1"/>
+      <w:numFmt w:val="lowerRoman"/>
+      <w:lvlText w:val="%3."/>
+      <w:lvlJc w:val="right"/>
+      <w:pPr>
+        <w:ind w:left="2160" w:hanging="180"/>
+      </w:pPr>
+    </w:lvl>
+    <w:lvl xmlns:w="http://schemas.openxmlformats.org/wordprocessingml/2006/main" w:ilvl="3">
+      <w:start w:val="1"/>
+      <w:numFmt w:val="decimal"/>
+      <w:lvlText w:val="%4."/>
+      <w:lvlJc w:val="left"/>
+      <w:pPr>
+        <w:ind w:left="2880" w:hanging="360"/>
+      </w:pPr>
+    </w:lvl>
+    <w:lvl xmlns:w="http://schemas.openxmlformats.org/wordprocessingml/2006/main" w:ilvl="4">
+      <w:start w:val="1"/>
+      <w:numFmt w:val="lowerLetter"/>
+      <w:lvlText w:val="%5."/>
+      <w:lvlJc w:val="left"/>
+      <w:pPr>
+        <w:ind w:left="3600" w:hanging="360"/>
+      </w:pPr>
+    </w:lvl>
+    <w:lvl xmlns:w="http://schemas.openxmlformats.org/wordprocessingml/2006/main" w:ilvl="5">
+      <w:start w:val="1"/>
+      <w:numFmt w:val="lowerRoman"/>
+      <w:lvlText w:val="%6."/>
+      <w:lvlJc w:val="right"/>
+      <w:pPr>
+        <w:ind w:left="4320" w:hanging="180"/>
+      </w:pPr>
+    </w:lvl>
+    <w:lvl xmlns:w="http://schemas.openxmlformats.org/wordprocessingml/2006/main" w:ilvl="6">
+      <w:start w:val="1"/>
+      <w:numFmt w:val="decimal"/>
+      <w:lvlText w:val="%7."/>
+      <w:lvlJc w:val="left"/>
+      <w:pPr>
+        <w:ind w:left="5040" w:hanging="360"/>
+      </w:pPr>
+    </w:lvl>
+    <w:lvl xmlns:w="http://schemas.openxmlformats.org/wordprocessingml/2006/main" w:ilvl="7">
+      <w:start w:val="1"/>
+      <w:numFmt w:val="lowerLetter"/>
+      <w:lvlText w:val="%8."/>
+      <w:lvlJc w:val="left"/>
+      <w:pPr>
+        <w:ind w:left="5760" w:hanging="360"/>
+      </w:pPr>
+    </w:lvl>
+    <w:lvl xmlns:w="http://schemas.openxmlformats.org/wordprocessingml/2006/main" w:ilvl="8">
+      <w:start w:val="1"/>
+      <w:numFmt w:val="lowerRoman"/>
+      <w:lvlText w:val="%9."/>
+      <w:lvlJc w:val="right"/>
+      <w:pPr>
+        <w:ind w:left="6480" w:hanging="180"/>
+      </w:pPr>
+    </w:lvl>
+  </w:abstractNum>
   <w:abstractNum w:abstractNumId="0" w15:restartNumberingAfterBreak="0">
     <w:nsid w:val="39E37AFC"/>
     <w:multiLevelType w:val="hybridMultilevel"/>
     <w:tmpl w:val="AB487CCC"/>
-    <w:lvl w:ilvl="0" w:tplc="18E676F8">
+    <w:lvl w:ilvl="0">
+      <w:start w:val="1"/>
       <w:numFmt w:val="bullet"/>
       <w:lvlText w:val="•"/>
       <w:lvlJc w:val="left"/>
@@ -6286,7 +8155,7 @@
         <w:ind w:left="888" w:hanging="128"/>
       </w:pPr>
       <w:rPr>
-        <w:rFonts w:ascii="BC Sans" w:eastAsia="BC Sans" w:hAnsi="BC Sans" w:cs="BC Sans" w:hint="default"/>
+        <w:rFonts w:hint="default" w:ascii="BC Sans" w:hAnsi="BC Sans"/>
         <w:b w:val="0"/>
         <w:bCs w:val="0"/>
         <w:i w:val="0"/>
@@ -6308,7 +8177,7 @@
         <w:ind w:left="1488" w:hanging="110"/>
       </w:pPr>
       <w:rPr>
-        <w:rFonts w:ascii="Arial" w:eastAsia="Arial" w:hAnsi="Arial" w:cs="Arial" w:hint="default"/>
+        <w:rFonts w:hint="default" w:ascii="Arial" w:hAnsi="Arial" w:eastAsia="Arial" w:cs="Arial"/>
         <w:b w:val="0"/>
         <w:bCs w:val="0"/>
         <w:i w:val="0"/>
@@ -6330,7 +8199,7 @@
         <w:ind w:left="2088" w:hanging="153"/>
       </w:pPr>
       <w:rPr>
-        <w:rFonts w:ascii="Arial" w:eastAsia="Arial" w:hAnsi="Arial" w:cs="Arial" w:hint="default"/>
+        <w:rFonts w:hint="default" w:ascii="Arial" w:hAnsi="Arial" w:eastAsia="Arial" w:cs="Arial"/>
         <w:b w:val="0"/>
         <w:bCs w:val="0"/>
         <w:i w:val="0"/>
@@ -6431,7 +8300,7 @@
         <w:jc w:val="left"/>
       </w:pPr>
       <w:rPr>
-        <w:rFonts w:ascii="BC Sans" w:eastAsia="BC Sans" w:hAnsi="BC Sans" w:cs="BC Sans" w:hint="default"/>
+        <w:rFonts w:hint="default" w:ascii="BC Sans" w:hAnsi="BC Sans" w:eastAsia="BC Sans" w:cs="BC Sans"/>
         <w:b/>
         <w:bCs/>
         <w:i w:val="0"/>
@@ -6454,7 +8323,7 @@
         <w:jc w:val="left"/>
       </w:pPr>
       <w:rPr>
-        <w:rFonts w:ascii="BC Sans" w:eastAsia="BC Sans" w:hAnsi="BC Sans" w:cs="BC Sans" w:hint="default"/>
+        <w:rFonts w:hint="default" w:ascii="BC Sans" w:hAnsi="BC Sans" w:eastAsia="BC Sans" w:cs="BC Sans"/>
         <w:b w:val="0"/>
         <w:bCs w:val="0"/>
         <w:i w:val="0"/>
@@ -6552,6 +8421,18 @@
       </w:rPr>
     </w:lvl>
   </w:abstractNum>
+  <w:num w:numId="6">
+    <w:abstractNumId w:val="5"/>
+  </w:num>
+  <w:num w:numId="5">
+    <w:abstractNumId w:val="4"/>
+  </w:num>
+  <w:num w:numId="4">
+    <w:abstractNumId w:val="3"/>
+  </w:num>
+  <w:num w:numId="3">
+    <w:abstractNumId w:val="2"/>
+  </w:num>
   <w:num w:numId="1" w16cid:durableId="1544175845">
     <w:abstractNumId w:val="1"/>
   </w:num>
@@ -6566,7 +8447,7 @@
   <w:docDefaults>
     <w:rPrDefault>
       <w:rPr>
-        <w:rFonts w:asciiTheme="minorHAnsi" w:eastAsiaTheme="minorHAnsi" w:hAnsiTheme="minorHAnsi" w:cstheme="minorBidi"/>
+        <w:rFonts w:asciiTheme="minorHAnsi" w:hAnsiTheme="minorHAnsi" w:eastAsiaTheme="minorHAnsi" w:cstheme="minorBidi"/>
         <w:sz w:val="22"/>
         <w:szCs w:val="22"/>
         <w:lang w:val="en-US" w:eastAsia="en-US" w:bidi="ar-SA"/>
@@ -6583,14 +8464,14 @@
   <w:latentStyles w:defLockedState="0" w:defUIPriority="99" w:defSemiHidden="0" w:defUnhideWhenUsed="0" w:defQFormat="0" w:count="376">
     <w:lsdException w:name="Normal" w:uiPriority="0" w:qFormat="1"/>
     <w:lsdException w:name="heading 1" w:uiPriority="9" w:qFormat="1"/>
-    <w:lsdException w:name="heading 2" w:semiHidden="1" w:uiPriority="9" w:unhideWhenUsed="1" w:qFormat="1"/>
-    <w:lsdException w:name="heading 3" w:semiHidden="1" w:uiPriority="9" w:unhideWhenUsed="1" w:qFormat="1"/>
-    <w:lsdException w:name="heading 4" w:semiHidden="1" w:uiPriority="9" w:unhideWhenUsed="1" w:qFormat="1"/>
-    <w:lsdException w:name="heading 5" w:semiHidden="1" w:uiPriority="9" w:unhideWhenUsed="1" w:qFormat="1"/>
-    <w:lsdException w:name="heading 6" w:semiHidden="1" w:uiPriority="9" w:unhideWhenUsed="1" w:qFormat="1"/>
-    <w:lsdException w:name="heading 7" w:semiHidden="1" w:uiPriority="9" w:unhideWhenUsed="1" w:qFormat="1"/>
-    <w:lsdException w:name="heading 8" w:semiHidden="1" w:uiPriority="9" w:unhideWhenUsed="1" w:qFormat="1"/>
-    <w:lsdException w:name="heading 9" w:semiHidden="1" w:uiPriority="9" w:unhideWhenUsed="1" w:qFormat="1"/>
+    <w:lsdException w:name="heading 2" w:uiPriority="9" w:semiHidden="1" w:unhideWhenUsed="1" w:qFormat="1"/>
+    <w:lsdException w:name="heading 3" w:uiPriority="9" w:semiHidden="1" w:unhideWhenUsed="1" w:qFormat="1"/>
+    <w:lsdException w:name="heading 4" w:uiPriority="9" w:semiHidden="1" w:unhideWhenUsed="1" w:qFormat="1"/>
+    <w:lsdException w:name="heading 5" w:uiPriority="9" w:semiHidden="1" w:unhideWhenUsed="1" w:qFormat="1"/>
+    <w:lsdException w:name="heading 6" w:uiPriority="9" w:semiHidden="1" w:unhideWhenUsed="1" w:qFormat="1"/>
+    <w:lsdException w:name="heading 7" w:uiPriority="9" w:semiHidden="1" w:unhideWhenUsed="1" w:qFormat="1"/>
+    <w:lsdException w:name="heading 8" w:uiPriority="9" w:semiHidden="1" w:unhideWhenUsed="1" w:qFormat="1"/>
+    <w:lsdException w:name="heading 9" w:uiPriority="9" w:semiHidden="1" w:unhideWhenUsed="1" w:qFormat="1"/>
     <w:lsdException w:name="index 1" w:semiHidden="1" w:unhideWhenUsed="1"/>
     <w:lsdException w:name="index 2" w:semiHidden="1" w:unhideWhenUsed="1"/>
     <w:lsdException w:name="index 3" w:semiHidden="1" w:unhideWhenUsed="1"/>
@@ -6600,22 +8481,22 @@
     <w:lsdException w:name="index 7" w:semiHidden="1" w:unhideWhenUsed="1"/>
     <w:lsdException w:name="index 8" w:semiHidden="1" w:unhideWhenUsed="1"/>
     <w:lsdException w:name="index 9" w:semiHidden="1" w:unhideWhenUsed="1"/>
-    <w:lsdException w:name="toc 1" w:semiHidden="1" w:uiPriority="39" w:unhideWhenUsed="1"/>
-    <w:lsdException w:name="toc 2" w:semiHidden="1" w:uiPriority="39" w:unhideWhenUsed="1"/>
-    <w:lsdException w:name="toc 3" w:semiHidden="1" w:uiPriority="39" w:unhideWhenUsed="1"/>
-    <w:lsdException w:name="toc 4" w:semiHidden="1" w:uiPriority="39" w:unhideWhenUsed="1"/>
-    <w:lsdException w:name="toc 5" w:semiHidden="1" w:uiPriority="39" w:unhideWhenUsed="1"/>
-    <w:lsdException w:name="toc 6" w:semiHidden="1" w:uiPriority="39" w:unhideWhenUsed="1"/>
-    <w:lsdException w:name="toc 7" w:semiHidden="1" w:uiPriority="39" w:unhideWhenUsed="1"/>
-    <w:lsdException w:name="toc 8" w:semiHidden="1" w:uiPriority="39" w:unhideWhenUsed="1"/>
-    <w:lsdException w:name="toc 9" w:semiHidden="1" w:uiPriority="39" w:unhideWhenUsed="1"/>
+    <w:lsdException w:name="toc 1" w:uiPriority="39" w:semiHidden="1" w:unhideWhenUsed="1"/>
+    <w:lsdException w:name="toc 2" w:uiPriority="39" w:semiHidden="1" w:unhideWhenUsed="1"/>
+    <w:lsdException w:name="toc 3" w:uiPriority="39" w:semiHidden="1" w:unhideWhenUsed="1"/>
+    <w:lsdException w:name="toc 4" w:uiPriority="39" w:semiHidden="1" w:unhideWhenUsed="1"/>
+    <w:lsdException w:name="toc 5" w:uiPriority="39" w:semiHidden="1" w:unhideWhenUsed="1"/>
+    <w:lsdException w:name="toc 6" w:uiPriority="39" w:semiHidden="1" w:unhideWhenUsed="1"/>
+    <w:lsdException w:name="toc 7" w:uiPriority="39" w:semiHidden="1" w:unhideWhenUsed="1"/>
+    <w:lsdException w:name="toc 8" w:uiPriority="39" w:semiHidden="1" w:unhideWhenUsed="1"/>
+    <w:lsdException w:name="toc 9" w:uiPriority="39" w:semiHidden="1" w:unhideWhenUsed="1"/>
     <w:lsdException w:name="Normal Indent" w:semiHidden="1" w:unhideWhenUsed="1"/>
     <w:lsdException w:name="footnote text" w:semiHidden="1" w:unhideWhenUsed="1"/>
     <w:lsdException w:name="annotation text" w:semiHidden="1" w:unhideWhenUsed="1"/>
     <w:lsdException w:name="header" w:semiHidden="1" w:unhideWhenUsed="1"/>
     <w:lsdException w:name="footer" w:semiHidden="1" w:unhideWhenUsed="1"/>
     <w:lsdException w:name="index heading" w:semiHidden="1" w:unhideWhenUsed="1"/>
-    <w:lsdException w:name="caption" w:semiHidden="1" w:uiPriority="35" w:unhideWhenUsed="1" w:qFormat="1"/>
+    <w:lsdException w:name="caption" w:uiPriority="35" w:semiHidden="1" w:unhideWhenUsed="1" w:qFormat="1"/>
     <w:lsdException w:name="table of figures" w:semiHidden="1" w:unhideWhenUsed="1"/>
     <w:lsdException w:name="envelope address" w:semiHidden="1" w:unhideWhenUsed="1"/>
     <w:lsdException w:name="envelope return" w:semiHidden="1" w:unhideWhenUsed="1"/>
@@ -6646,7 +8527,7 @@
     <w:lsdException w:name="Title" w:uiPriority="10" w:qFormat="1"/>
     <w:lsdException w:name="Closing" w:semiHidden="1" w:unhideWhenUsed="1"/>
     <w:lsdException w:name="Signature" w:semiHidden="1" w:unhideWhenUsed="1"/>
-    <w:lsdException w:name="Default Paragraph Font" w:semiHidden="1" w:uiPriority="1" w:unhideWhenUsed="1"/>
+    <w:lsdException w:name="Default Paragraph Font" w:uiPriority="1" w:semiHidden="1" w:unhideWhenUsed="1"/>
     <w:lsdException w:name="Body Text" w:semiHidden="1" w:unhideWhenUsed="1"/>
     <w:lsdException w:name="Body Text Indent" w:semiHidden="1" w:unhideWhenUsed="1"/>
     <w:lsdException w:name="List Continue" w:semiHidden="1" w:unhideWhenUsed="1"/>
@@ -6846,8 +8727,8 @@
     <w:lsdException w:name="Subtle Reference" w:uiPriority="31" w:qFormat="1"/>
     <w:lsdException w:name="Intense Reference" w:uiPriority="32" w:qFormat="1"/>
     <w:lsdException w:name="Book Title" w:uiPriority="33" w:qFormat="1"/>
-    <w:lsdException w:name="Bibliography" w:semiHidden="1" w:uiPriority="37" w:unhideWhenUsed="1"/>
-    <w:lsdException w:name="TOC Heading" w:semiHidden="1" w:uiPriority="39" w:unhideWhenUsed="1" w:qFormat="1"/>
+    <w:lsdException w:name="Bibliography" w:uiPriority="37" w:semiHidden="1" w:unhideWhenUsed="1"/>
+    <w:lsdException w:name="TOC Heading" w:uiPriority="39" w:semiHidden="1" w:unhideWhenUsed="1" w:qFormat="1"/>
     <w:lsdException w:name="Plain Table 1" w:uiPriority="41"/>
     <w:lsdException w:name="Plain Table 2" w:uiPriority="42"/>
     <w:lsdException w:name="Plain Table 3" w:uiPriority="43"/>
@@ -6958,11 +8839,11 @@
     <w:lsdException w:name="Unresolved Mention" w:semiHidden="1" w:unhideWhenUsed="1"/>
     <w:lsdException w:name="Smart Link" w:semiHidden="1" w:unhideWhenUsed="1"/>
   </w:latentStyles>
-  <w:style w:type="paragraph" w:default="1" w:styleId="Normal">
+  <w:style w:type="paragraph" w:styleId="Normal" w:default="1">
     <w:name w:val="Normal"/>
     <w:qFormat/>
     <w:rPr>
-      <w:rFonts w:ascii="BC Sans" w:eastAsia="BC Sans" w:hAnsi="BC Sans" w:cs="BC Sans"/>
+      <w:rFonts w:ascii="BC Sans" w:hAnsi="BC Sans" w:eastAsia="BC Sans" w:cs="BC Sans"/>
     </w:rPr>
   </w:style>
   <w:style w:type="paragraph" w:styleId="Heading1">
@@ -7014,12 +8895,12 @@
       <w:szCs w:val="21"/>
     </w:rPr>
   </w:style>
-  <w:style w:type="character" w:default="1" w:styleId="DefaultParagraphFont">
+  <w:style w:type="character" w:styleId="DefaultParagraphFont" w:default="1">
     <w:name w:val="Default Paragraph Font"/>
     <w:uiPriority w:val="1"/>
     <w:unhideWhenUsed/>
   </w:style>
-  <w:style w:type="table" w:default="1" w:styleId="TableNormal">
+  <w:style w:type="table" w:styleId="TableNormal" w:default="1">
     <w:name w:val="Normal Table"/>
     <w:uiPriority w:val="99"/>
     <w:semiHidden/>
@@ -7034,7 +8915,7 @@
       </w:tblCellMar>
     </w:tblPr>
   </w:style>
-  <w:style w:type="numbering" w:default="1" w:styleId="NoList">
+  <w:style w:type="numbering" w:styleId="NoList" w:default="1">
     <w:name w:val="No List"/>
     <w:uiPriority w:val="99"/>
     <w:semiHidden/>
@@ -7060,7 +8941,7 @@
       <w:ind w:left="1487" w:hanging="109"/>
     </w:pPr>
   </w:style>
-  <w:style w:type="paragraph" w:customStyle="1" w:styleId="TableParagraph">
+  <w:style w:type="paragraph" w:styleId="TableParagraph" w:customStyle="1">
     <w:name w:val="Table Paragraph"/>
     <w:basedOn w:val="Normal"/>
     <w:uiPriority w:val="1"/>
@@ -7103,14 +8984,14 @@
       </w:tabs>
     </w:pPr>
   </w:style>
-  <w:style w:type="character" w:customStyle="1" w:styleId="HeaderChar">
+  <w:style w:type="character" w:styleId="HeaderChar" w:customStyle="1">
     <w:name w:val="Header Char"/>
     <w:basedOn w:val="DefaultParagraphFont"/>
     <w:link w:val="Header"/>
     <w:uiPriority w:val="99"/>
     <w:rsid w:val="007E024F"/>
     <w:rPr>
-      <w:rFonts w:ascii="BC Sans" w:eastAsia="BC Sans" w:hAnsi="BC Sans" w:cs="BC Sans"/>
+      <w:rFonts w:ascii="BC Sans" w:hAnsi="BC Sans" w:eastAsia="BC Sans" w:cs="BC Sans"/>
     </w:rPr>
   </w:style>
   <w:style w:type="paragraph" w:styleId="Footer">
@@ -7127,15 +9008,36 @@
       </w:tabs>
     </w:pPr>
   </w:style>
-  <w:style w:type="character" w:customStyle="1" w:styleId="FooterChar">
+  <w:style w:type="character" w:styleId="FooterChar" w:customStyle="1">
     <w:name w:val="Footer Char"/>
     <w:basedOn w:val="DefaultParagraphFont"/>
     <w:link w:val="Footer"/>
     <w:uiPriority w:val="99"/>
     <w:rsid w:val="007E024F"/>
     <w:rPr>
-      <w:rFonts w:ascii="BC Sans" w:eastAsia="BC Sans" w:hAnsi="BC Sans" w:cs="BC Sans"/>
+      <w:rFonts w:ascii="BC Sans" w:hAnsi="BC Sans" w:eastAsia="BC Sans" w:cs="BC Sans"/>
     </w:rPr>
+  </w:style>
+  <w:style w:type="paragraph" w:styleId="Heading4">
+    <w:uiPriority w:val="9"/>
+    <w:name w:val="heading 4"/>
+    <w:basedOn w:val="Normal"/>
+    <w:next w:val="Normal"/>
+    <w:unhideWhenUsed/>
+    <w:qFormat/>
+    <w:rsid w:val="4EEADCE1"/>
+    <w:rPr>
+      <w:rFonts w:eastAsia="" w:cs="" w:eastAsiaTheme="majorEastAsia" w:cstheme="majorBidi"/>
+      <w:i w:val="1"/>
+      <w:iCs w:val="1"/>
+      <w:color w:val="365F91" w:themeColor="accent1" w:themeTint="FF" w:themeShade="BF"/>
+    </w:rPr>
+    <w:pPr>
+      <w:keepNext w:val="1"/>
+      <w:keepLines w:val="1"/>
+      <w:spacing w:before="80" w:after="40"/>
+      <w:outlineLvl w:val="3"/>
+    </w:pPr>
   </w:style>
 </w:styles>
 </file>

--- a/api/Templates/PGT.docx
+++ b/api/Templates/PGT.docx
@@ -344,12 +344,9 @@
     </w:p>
     <w:p>
       <w:pPr>
+        <w:pStyle w:val="Normal"/>
         <w:spacing w:before="29" w:line="264" w:lineRule="auto"/>
         <w:ind w:left="288"/>
-        <w:rPr>
-          <w:rFonts w:ascii="Segoe UI" w:eastAsia="Segoe UI" w:hAnsi="Segoe UI" w:cs="Segoe UI"/>
-          <w:color w:val="000000" w:themeColor="text1"/>
-        </w:rPr>
       </w:pPr>
       <w:r>
         <w:rPr>
@@ -361,16 +358,33 @@
       </w:r>
       <w:r>
         <w:rPr>
-          <w:b/>
-          <w:bCs/>
-          <w:u w:val="single"/>
-        </w:rPr>
-        <w:t>{d.applicant.applicantName}</w:t>
-      </w:r>
-      <w:r>
-        <w:rPr>
-          <w:b/>
-          <w:bCs/>
+          <w:b w:val="1"/>
+          <w:bCs w:val="1"/>
+          <w:u w:val="none"/>
+        </w:rPr>
+        <w:t>{</w:t>
+      </w:r>
+      <w:r>
+        <w:rPr>
+          <w:b w:val="1"/>
+          <w:bCs w:val="1"/>
+          <w:u w:val="none"/>
+        </w:rPr>
+        <w:t>d.applicant.applicantName</w:t>
+      </w:r>
+      <w:r>
+        <w:rPr>
+          <w:b w:val="1"/>
+          <w:bCs w:val="1"/>
+          <w:u w:val="none"/>
+        </w:rPr>
+        <w:t>}</w:t>
+      </w:r>
+      <w:r>
+        <w:rPr>
+          <w:b w:val="1"/>
+          <w:bCs w:val="1"/>
+          <w:u w:val="none"/>
         </w:rPr>
         <w:t xml:space="preserve"> </w:t>
       </w:r>
@@ -379,138 +393,320 @@
           <w:color w:val="313131"/>
           <w:sz w:val="20"/>
           <w:szCs w:val="20"/>
+          <w:u w:val="none"/>
         </w:rPr>
         <w:t>(</w:t>
       </w:r>
       <w:r>
         <w:rPr>
-          <w:b/>
-          <w:bCs/>
-          <w:color w:val="313131"/>
-          <w:sz w:val="20"/>
-          <w:szCs w:val="20"/>
-          <w:u w:val="single"/>
-        </w:rPr>
-        <w:t>{d.applicantRelationship}</w:t>
-      </w:r>
-      <w:r>
-        <w:rPr>
-          <w:color w:val="313131"/>
-          <w:sz w:val="20"/>
-          <w:szCs w:val="20"/>
+          <w:b w:val="1"/>
+          <w:bCs w:val="1"/>
+          <w:color w:val="313131"/>
+          <w:sz w:val="20"/>
+          <w:szCs w:val="20"/>
+          <w:u w:val="none"/>
+        </w:rPr>
+        <w:t>{</w:t>
+      </w:r>
+      <w:r>
+        <w:rPr>
+          <w:b w:val="1"/>
+          <w:bCs w:val="1"/>
+          <w:color w:val="313131"/>
+          <w:sz w:val="20"/>
+          <w:szCs w:val="20"/>
+          <w:u w:val="none"/>
+        </w:rPr>
+        <w:t>d.applicantRelationship</w:t>
+      </w:r>
+      <w:r>
+        <w:rPr>
+          <w:b w:val="1"/>
+          <w:bCs w:val="1"/>
+          <w:color w:val="313131"/>
+          <w:sz w:val="20"/>
+          <w:szCs w:val="20"/>
+          <w:u w:val="none"/>
+        </w:rPr>
+        <w:t>}</w:t>
+      </w:r>
+      <w:r>
+        <w:rPr>
+          <w:color w:val="313131"/>
+          <w:sz w:val="20"/>
+          <w:szCs w:val="20"/>
+          <w:u w:val="none"/>
         </w:rPr>
         <w:t xml:space="preserve">'s </w:t>
       </w:r>
       <w:r>
         <w:rPr>
-          <w:b/>
-          <w:bCs/>
-          <w:color w:val="313131"/>
-          <w:sz w:val="20"/>
-          <w:szCs w:val="20"/>
-          <w:u w:val="single"/>
-        </w:rPr>
-        <w:t>{d.applicantRole}</w:t>
-      </w:r>
-      <w:r>
-        <w:rPr>
-          <w:color w:val="313131"/>
-          <w:sz w:val="20"/>
-          <w:szCs w:val="20"/>
+          <w:b w:val="1"/>
+          <w:bCs w:val="1"/>
+          <w:color w:val="313131"/>
+          <w:sz w:val="20"/>
+          <w:szCs w:val="20"/>
+          <w:u w:val="none"/>
+        </w:rPr>
+        <w:t>{</w:t>
+      </w:r>
+      <w:r>
+        <w:rPr>
+          <w:b w:val="1"/>
+          <w:bCs w:val="1"/>
+          <w:color w:val="313131"/>
+          <w:sz w:val="20"/>
+          <w:szCs w:val="20"/>
+          <w:u w:val="none"/>
+        </w:rPr>
+        <w:t>d.applicantRole</w:t>
+      </w:r>
+      <w:r>
+        <w:rPr>
+          <w:b w:val="1"/>
+          <w:bCs w:val="1"/>
+          <w:color w:val="313131"/>
+          <w:sz w:val="20"/>
+          <w:szCs w:val="20"/>
+          <w:u w:val="none"/>
+        </w:rPr>
+        <w:t>}</w:t>
+      </w:r>
+      <w:r>
+        <w:rPr>
+          <w:color w:val="313131"/>
+          <w:sz w:val="20"/>
+          <w:szCs w:val="20"/>
+          <w:u w:val="none"/>
         </w:rPr>
         <w:t xml:space="preserve">), am requesting you review my application for a Representation Grant for </w:t>
       </w:r>
       <w:r>
         <w:rPr>
-          <w:b/>
-          <w:bCs/>
-          <w:u w:val="single"/>
-        </w:rPr>
-        <w:t>{d.deceasedName}</w:t>
-      </w:r>
-      <w:r>
-        <w:rPr>
-          <w:color w:val="313131"/>
-          <w:sz w:val="20"/>
-          <w:szCs w:val="20"/>
+          <w:b w:val="1"/>
+          <w:bCs w:val="1"/>
+          <w:u w:val="none"/>
+        </w:rPr>
+        <w:t>{</w:t>
+      </w:r>
+      <w:r>
+        <w:rPr>
+          <w:b w:val="1"/>
+          <w:bCs w:val="1"/>
+          <w:u w:val="none"/>
+        </w:rPr>
+        <w:t>d.deceasedName</w:t>
+      </w:r>
+      <w:r>
+        <w:rPr>
+          <w:b w:val="1"/>
+          <w:bCs w:val="1"/>
+          <w:u w:val="none"/>
+        </w:rPr>
+        <w:t>}</w:t>
+      </w:r>
+      <w:r>
+        <w:rPr>
+          <w:color w:val="313131"/>
+          <w:sz w:val="20"/>
+          <w:szCs w:val="20"/>
+          <w:u w:val="none"/>
         </w:rPr>
         <w:t xml:space="preserve">, of </w:t>
       </w:r>
       <w:r>
         <w:rPr>
-          <w:b/>
-          <w:bCs/>
-          <w:u w:val="single"/>
-        </w:rPr>
-        <w:t>{d.deceasedAddressStreet}</w:t>
-      </w:r>
-      <w:r>
-        <w:rPr>
-          <w:b/>
-          <w:bCs/>
-          <w:u w:val="single"/>
+          <w:b w:val="1"/>
+          <w:bCs w:val="1"/>
+          <w:u w:val="none"/>
+        </w:rPr>
+        <w:t>{</w:t>
+      </w:r>
+      <w:r>
+        <w:rPr>
+          <w:b w:val="1"/>
+          <w:bCs w:val="1"/>
+          <w:u w:val="none"/>
+        </w:rPr>
+        <w:t>d.deceasedAddressStreet</w:t>
+      </w:r>
+      <w:r>
+        <w:rPr>
+          <w:b w:val="1"/>
+          <w:bCs w:val="1"/>
+          <w:u w:val="none"/>
+        </w:rPr>
+        <w:t>}</w:t>
+      </w:r>
+      <w:r>
+        <w:rPr>
+          <w:b w:val="1"/>
+          <w:bCs w:val="1"/>
+          <w:u w:val="none"/>
         </w:rPr>
         <w:t>,</w:t>
       </w:r>
       <w:r>
         <w:rPr>
-          <w:b/>
-          <w:bCs/>
-          <w:u w:val="single"/>
-        </w:rPr>
-        <w:t xml:space="preserve"> {d.deceasedAddressCity</w:t>
-      </w:r>
-      <w:r>
-        <w:rPr>
-          <w:b/>
-          <w:bCs/>
-          <w:u w:val="single"/>
+          <w:b w:val="1"/>
+          <w:bCs w:val="1"/>
+          <w:u w:val="none"/>
+        </w:rPr>
+        <w:t xml:space="preserve"> {</w:t>
+      </w:r>
+      <w:r>
+        <w:rPr>
+          <w:b w:val="1"/>
+          <w:bCs w:val="1"/>
+          <w:u w:val="none"/>
+        </w:rPr>
+        <w:t>d.deceasedAddressCity</w:t>
+      </w:r>
+      <w:r>
+        <w:rPr>
+          <w:b w:val="1"/>
+          <w:bCs w:val="1"/>
+          <w:u w:val="none"/>
         </w:rPr>
         <w:t>}, {</w:t>
       </w:r>
       <w:r>
         <w:rPr>
-          <w:b/>
-          <w:bCs/>
-          <w:u w:val="single"/>
-        </w:rPr>
-        <w:t>d.deceasedAddressProvince}</w:t>
-      </w:r>
-      <w:r>
-        <w:rPr>
-          <w:rFonts w:ascii="Segoe UI" w:eastAsia="Segoe UI" w:hAnsi="Segoe UI" w:cs="Segoe UI"/>
-          <w:b/>
-          <w:bCs/>
-          <w:color w:val="000000" w:themeColor="text1"/>
-          <w:u w:val="single"/>
+          <w:b w:val="1"/>
+          <w:bCs w:val="1"/>
+          <w:u w:val="none"/>
+        </w:rPr>
+        <w:t>d.deceasedAddressProvince</w:t>
+      </w:r>
+      <w:r>
+        <w:rPr>
+          <w:b w:val="1"/>
+          <w:bCs w:val="1"/>
+          <w:u w:val="none"/>
+        </w:rPr>
+        <w:t>}</w:t>
+      </w:r>
+      <w:r>
+        <w:rPr>
+          <w:rFonts w:ascii="BC Sans" w:hAnsi="BC Sans" w:eastAsia="BC Sans" w:cs="BC Sans"/>
+          <w:b w:val="1"/>
+          <w:bCs w:val="1"/>
+          <w:i w:val="0"/>
+          <w:iCs w:val="0"/>
+          <w:caps w:val="0"/>
+          <w:smallCaps w:val="0"/>
+          <w:noProof w:val="0"/>
+          <w:color w:val="000000" w:themeColor="text1" w:themeTint="FF" w:themeShade="FF"/>
+          <w:sz w:val="22"/>
+          <w:szCs w:val="22"/>
+          <w:lang w:val="en-US"/>
+        </w:rPr>
+        <w:t xml:space="preserve"> {d.</w:t>
+      </w:r>
+      <w:r>
+        <w:rPr>
+          <w:rFonts w:ascii="BC Sans" w:hAnsi="BC Sans" w:eastAsia="BC Sans" w:cs="BC Sans"/>
+          <w:b w:val="1"/>
+          <w:bCs w:val="1"/>
+          <w:i w:val="0"/>
+          <w:iCs w:val="0"/>
+          <w:caps w:val="0"/>
+          <w:smallCaps w:val="0"/>
+          <w:noProof w:val="0"/>
+          <w:color w:val="000000" w:themeColor="text1" w:themeTint="FF" w:themeShade="FF"/>
+          <w:sz w:val="22"/>
+          <w:szCs w:val="22"/>
+          <w:lang w:val="en-US"/>
+        </w:rPr>
+        <w:t>deceasedAddressState</w:t>
+      </w:r>
+      <w:r>
+        <w:rPr>
+          <w:rFonts w:ascii="BC Sans" w:hAnsi="BC Sans" w:eastAsia="BC Sans" w:cs="BC Sans"/>
+          <w:b w:val="1"/>
+          <w:bCs w:val="1"/>
+          <w:i w:val="0"/>
+          <w:iCs w:val="0"/>
+          <w:caps w:val="0"/>
+          <w:smallCaps w:val="0"/>
+          <w:noProof w:val="0"/>
+          <w:color w:val="000000" w:themeColor="text1" w:themeTint="FF" w:themeShade="FF"/>
+          <w:sz w:val="22"/>
+          <w:szCs w:val="22"/>
+          <w:lang w:val="en-US"/>
+        </w:rPr>
+        <w:t>}</w:t>
+      </w:r>
+      <w:r>
+        <w:rPr>
+          <w:rFonts w:ascii="Segoe UI" w:hAnsi="Segoe UI" w:eastAsia="Segoe UI" w:cs="Segoe UI"/>
+          <w:b w:val="1"/>
+          <w:bCs w:val="1"/>
+          <w:color w:val="000000" w:themeColor="text1" w:themeTint="FF" w:themeShade="FF"/>
+          <w:u w:val="none"/>
           <w:lang w:val="fr-FR"/>
         </w:rPr>
-        <w:t xml:space="preserve">, {d.deceasedAddressPostalCode} </w:t>
-      </w:r>
-      <w:r>
-        <w:rPr>
-          <w:rFonts w:ascii="Segoe UI" w:eastAsia="Segoe UI" w:hAnsi="Segoe UI" w:cs="Segoe UI"/>
-          <w:b/>
-          <w:bCs/>
-          <w:color w:val="000000" w:themeColor="text1"/>
-          <w:u w:val="single"/>
-        </w:rPr>
-        <w:t>{d.deceasedAddressCountry}</w:t>
-      </w:r>
-    </w:p>
-    <w:p>
-      <w:pPr>
-        <w:spacing w:before="269" w:line="264" w:lineRule="auto"/>
-        <w:ind w:left="288" w:right="325"/>
-        <w:rPr>
-          <w:sz w:val="20"/>
-          <w:szCs w:val="20"/>
-        </w:rPr>
-      </w:pPr>
-      <w:r>
-        <w:rPr>
-          <w:b/>
-          <w:bCs/>
+        <w:t>, {</w:t>
+      </w:r>
+      <w:r>
+        <w:rPr>
+          <w:rFonts w:ascii="Segoe UI" w:hAnsi="Segoe UI" w:eastAsia="Segoe UI" w:cs="Segoe UI"/>
+          <w:b w:val="1"/>
+          <w:bCs w:val="1"/>
+          <w:color w:val="000000" w:themeColor="text1" w:themeTint="FF" w:themeShade="FF"/>
+          <w:u w:val="none"/>
+          <w:lang w:val="fr-FR"/>
+        </w:rPr>
+        <w:t>d.deceasedAddressPostalCode</w:t>
+      </w:r>
+      <w:r>
+        <w:rPr>
+          <w:rFonts w:ascii="Segoe UI" w:hAnsi="Segoe UI" w:eastAsia="Segoe UI" w:cs="Segoe UI"/>
+          <w:b w:val="1"/>
+          <w:bCs w:val="1"/>
+          <w:color w:val="000000" w:themeColor="text1" w:themeTint="FF" w:themeShade="FF"/>
+          <w:u w:val="none"/>
+          <w:lang w:val="fr-FR"/>
+        </w:rPr>
+        <w:t xml:space="preserve">} </w:t>
+      </w:r>
+      <w:r>
+        <w:rPr>
+          <w:rFonts w:ascii="Segoe UI" w:hAnsi="Segoe UI" w:eastAsia="Segoe UI" w:cs="Segoe UI"/>
+          <w:b w:val="1"/>
+          <w:bCs w:val="1"/>
+          <w:color w:val="000000" w:themeColor="text1" w:themeTint="FF" w:themeShade="FF"/>
+          <w:u w:val="none"/>
+        </w:rPr>
+        <w:t>{</w:t>
+      </w:r>
+      <w:r>
+        <w:rPr>
+          <w:rFonts w:ascii="Segoe UI" w:hAnsi="Segoe UI" w:eastAsia="Segoe UI" w:cs="Segoe UI"/>
+          <w:b w:val="1"/>
+          <w:bCs w:val="1"/>
+          <w:color w:val="000000" w:themeColor="text1" w:themeTint="FF" w:themeShade="FF"/>
+          <w:u w:val="none"/>
+        </w:rPr>
+        <w:t>d.deceasedAddressCountry</w:t>
+      </w:r>
+      <w:r>
+        <w:rPr>
+          <w:rFonts w:ascii="Segoe UI" w:hAnsi="Segoe UI" w:eastAsia="Segoe UI" w:cs="Segoe UI"/>
+          <w:b w:val="1"/>
+          <w:bCs w:val="1"/>
+          <w:color w:val="000000" w:themeColor="text1" w:themeTint="FF" w:themeShade="FF"/>
+          <w:u w:val="none"/>
+        </w:rPr>
+        <w:t>}</w:t>
+      </w:r>
+      <w:r>
+        <w:rPr>
+          <w:rFonts w:ascii="Segoe UI" w:hAnsi="Segoe UI" w:eastAsia="Segoe UI" w:cs="Segoe UI"/>
+          <w:b w:val="1"/>
+          <w:bCs w:val="1"/>
+          <w:color w:val="000000" w:themeColor="text1" w:themeTint="FF" w:themeShade="FF"/>
+          <w:u w:val="none"/>
         </w:rPr>
         <w:t xml:space="preserve"> </w:t>
       </w:r>
@@ -524,35 +720,27 @@
       </w:r>
       <w:r>
         <w:rPr>
-          <w:b/>
-          <w:bCs/>
-          <w:u w:val="single"/>
-        </w:rPr>
-        <w:t>{d.deceased</w:t>
-      </w:r>
-      <w:r>
-        <w:rPr>
-          <w:b/>
-          <w:bCs/>
-          <w:u w:val="single"/>
-        </w:rPr>
-        <w:t>DeathDate</w:t>
-      </w:r>
-      <w:r>
-        <w:rPr>
-          <w:b/>
-          <w:bCs/>
-          <w:u w:val="single"/>
-        </w:rPr>
-        <w:t>}</w:t>
-      </w:r>
-      <w:r>
-        <w:rPr>
-          <w:color w:val="313131"/>
-          <w:sz w:val="20"/>
-          <w:szCs w:val="20"/>
-        </w:rPr>
-        <w:t>.</w:t>
+          <w:color w:val="313131"/>
+          <w:sz w:val="20"/>
+          <w:szCs w:val="20"/>
+        </w:rPr>
+        <w:t>{</w:t>
+      </w:r>
+      <w:r>
+        <w:rPr>
+          <w:color w:val="313131"/>
+          <w:sz w:val="20"/>
+          <w:szCs w:val="20"/>
+        </w:rPr>
+        <w:t>d.deceasedDeathDate:formatD</w:t>
+      </w:r>
+      <w:r>
+        <w:rPr>
+          <w:color w:val="313131"/>
+          <w:sz w:val="20"/>
+          <w:szCs w:val="20"/>
+        </w:rPr>
+        <w:t>(LL)}.</w:t>
       </w:r>
     </w:p>
     <w:p>
@@ -659,8 +847,9 @@
         <w:spacing w:before="31"/>
         <w:ind w:left="1487" w:hanging="109"/>
         <w:rPr>
-          <w:b/>
-          <w:bCs/>
+          <w:b w:val="1"/>
+          <w:bCs w:val="1"/>
+          <w:u w:val="none"/>
         </w:rPr>
       </w:pPr>
       <w:r>
@@ -682,35 +871,53 @@
       </w:r>
       <w:r>
         <w:rPr>
-          <w:b/>
-          <w:bCs/>
-          <w:u w:val="single"/>
-        </w:rPr>
-        <w:t>{d.</w:t>
-      </w:r>
-      <w:r>
-        <w:rPr>
-          <w:b/>
-          <w:bCs/>
-          <w:sz w:val="20"/>
-          <w:szCs w:val="20"/>
+          <w:b w:val="1"/>
+          <w:bCs w:val="1"/>
+          <w:u w:val="none"/>
+        </w:rPr>
+        <w:t>{</w:t>
+      </w:r>
+      <w:r>
+        <w:rPr>
+          <w:b w:val="1"/>
+          <w:bCs w:val="1"/>
+          <w:u w:val="none"/>
+        </w:rPr>
+        <w:t>d</w:t>
+      </w:r>
+      <w:r>
+        <w:rPr>
+          <w:b w:val="1"/>
+          <w:bCs w:val="1"/>
+          <w:u w:val="none"/>
+        </w:rPr>
+        <w:t>.</w:t>
+      </w:r>
+      <w:r>
+        <w:rPr>
+          <w:b w:val="1"/>
+          <w:bCs w:val="1"/>
+          <w:sz w:val="20"/>
+          <w:szCs w:val="20"/>
+          <w:u w:val="none"/>
         </w:rPr>
         <w:t>computedMinors[i]</w:t>
       </w:r>
       <w:r>
         <w:rPr>
-          <w:b/>
-          <w:bCs/>
-          <w:sz w:val="20"/>
-          <w:szCs w:val="20"/>
+          <w:b w:val="1"/>
+          <w:bCs w:val="1"/>
+          <w:sz w:val="20"/>
+          <w:szCs w:val="20"/>
+          <w:u w:val="none"/>
         </w:rPr>
         <w:t>.</w:t>
       </w:r>
       <w:r>
         <w:rPr>
-          <w:b/>
-          <w:bCs/>
-          <w:u w:val="single"/>
+          <w:b w:val="1"/>
+          <w:bCs w:val="1"/>
+          <w:u w:val="none"/>
         </w:rPr>
         <w:t>minorDOB}</w:t>
       </w:r>
@@ -727,16 +934,17 @@
         </w:tabs>
         <w:ind w:left="1487" w:hanging="109"/>
         <w:rPr>
-          <w:b/>
-          <w:bCs/>
-          <w:u w:val="single"/>
-        </w:rPr>
-      </w:pPr>
-      <w:r>
-        <w:rPr>
-          <w:color w:val="313131"/>
-          <w:sz w:val="20"/>
-          <w:szCs w:val="20"/>
+          <w:b w:val="1"/>
+          <w:bCs w:val="1"/>
+          <w:u w:val="none"/>
+        </w:rPr>
+      </w:pPr>
+      <w:r>
+        <w:rPr>
+          <w:color w:val="313131"/>
+          <w:sz w:val="20"/>
+          <w:szCs w:val="20"/>
+          <w:u w:val="none"/>
         </w:rPr>
         <w:t>Residential</w:t>
       </w:r>
@@ -746,6 +954,7 @@
           <w:spacing w:val="-3"/>
           <w:sz w:val="20"/>
           <w:szCs w:val="20"/>
+          <w:u w:val="none"/>
         </w:rPr>
         <w:t xml:space="preserve"> </w:t>
       </w:r>
@@ -754,6 +963,7 @@
           <w:color w:val="313131"/>
           <w:sz w:val="20"/>
           <w:szCs w:val="20"/>
+          <w:u w:val="none"/>
         </w:rPr>
         <w:t>Address:</w:t>
       </w:r>
@@ -763,47 +973,49 @@
           <w:spacing w:val="-3"/>
           <w:sz w:val="20"/>
           <w:szCs w:val="20"/>
+          <w:u w:val="none"/>
         </w:rPr>
         <w:t xml:space="preserve"> </w:t>
       </w:r>
       <w:r>
         <w:rPr>
-          <w:b/>
-          <w:bCs/>
-          <w:u w:val="single"/>
+          <w:b w:val="1"/>
+          <w:bCs w:val="1"/>
+          <w:u w:val="none"/>
         </w:rPr>
         <w:t>{d.</w:t>
       </w:r>
       <w:r>
         <w:rPr>
-          <w:b/>
-          <w:bCs/>
-          <w:sz w:val="20"/>
-          <w:szCs w:val="20"/>
+          <w:b w:val="1"/>
+          <w:bCs w:val="1"/>
+          <w:sz w:val="20"/>
+          <w:szCs w:val="20"/>
+          <w:u w:val="none"/>
         </w:rPr>
         <w:t>computedMinors[i].</w:t>
       </w:r>
       <w:r>
         <w:rPr>
-          <w:b/>
-          <w:bCs/>
-          <w:u w:val="single"/>
+          <w:b w:val="1"/>
+          <w:bCs w:val="1"/>
+          <w:u w:val="none"/>
         </w:rPr>
         <w:t>minorRes</w:t>
       </w:r>
       <w:r>
         <w:rPr>
-          <w:b/>
-          <w:bCs/>
-          <w:u w:val="single"/>
+          <w:b w:val="1"/>
+          <w:bCs w:val="1"/>
+          <w:u w:val="none"/>
         </w:rPr>
         <w:t>Address</w:t>
       </w:r>
       <w:r>
         <w:rPr>
-          <w:b/>
-          <w:bCs/>
-          <w:u w:val="single"/>
+          <w:b w:val="1"/>
+          <w:bCs w:val="1"/>
+          <w:u w:val="none"/>
         </w:rPr>
         <w:t>}</w:t>
       </w:r>
@@ -820,15 +1032,17 @@
         </w:tabs>
         <w:ind w:left="1487" w:hanging="109"/>
         <w:rPr>
-          <w:b/>
-          <w:bCs/>
-        </w:rPr>
-      </w:pPr>
-      <w:r>
-        <w:rPr>
-          <w:color w:val="313131"/>
-          <w:sz w:val="20"/>
-          <w:szCs w:val="20"/>
+          <w:b w:val="1"/>
+          <w:bCs w:val="1"/>
+          <w:u w:val="none"/>
+        </w:rPr>
+      </w:pPr>
+      <w:r>
+        <w:rPr>
+          <w:color w:val="313131"/>
+          <w:sz w:val="20"/>
+          <w:szCs w:val="20"/>
+          <w:u w:val="none"/>
         </w:rPr>
         <w:t>Postal</w:t>
       </w:r>
@@ -838,6 +1052,7 @@
           <w:spacing w:val="-1"/>
           <w:sz w:val="20"/>
           <w:szCs w:val="20"/>
+          <w:u w:val="none"/>
         </w:rPr>
         <w:t xml:space="preserve"> </w:t>
       </w:r>
@@ -846,6 +1061,7 @@
           <w:color w:val="313131"/>
           <w:sz w:val="20"/>
           <w:szCs w:val="20"/>
+          <w:u w:val="none"/>
         </w:rPr>
         <w:t>Address:</w:t>
       </w:r>
@@ -855,31 +1071,33 @@
           <w:spacing w:val="-2"/>
           <w:sz w:val="20"/>
           <w:szCs w:val="20"/>
+          <w:u w:val="none"/>
         </w:rPr>
         <w:t xml:space="preserve"> </w:t>
       </w:r>
       <w:r>
         <w:rPr>
-          <w:b/>
-          <w:bCs/>
-          <w:u w:val="single"/>
+          <w:b w:val="1"/>
+          <w:bCs w:val="1"/>
+          <w:u w:val="none"/>
         </w:rPr>
         <w:t>{d.</w:t>
       </w:r>
       <w:r>
         <w:rPr>
-          <w:b/>
-          <w:bCs/>
-          <w:sz w:val="20"/>
-          <w:szCs w:val="20"/>
+          <w:b w:val="1"/>
+          <w:bCs w:val="1"/>
+          <w:sz w:val="20"/>
+          <w:szCs w:val="20"/>
+          <w:u w:val="none"/>
         </w:rPr>
         <w:t>computedMinors[i].</w:t>
       </w:r>
       <w:r>
         <w:rPr>
-          <w:b/>
-          <w:bCs/>
-          <w:u w:val="single"/>
+          <w:b w:val="1"/>
+          <w:bCs w:val="1"/>
+          <w:u w:val="none"/>
         </w:rPr>
         <w:t>minorPostalAddress}</w:t>
       </w:r>
@@ -897,15 +1115,17 @@
         <w:spacing w:before="31"/>
         <w:ind w:left="1487" w:hanging="109"/>
         <w:rPr>
-          <w:b/>
-          <w:bCs/>
-        </w:rPr>
-      </w:pPr>
-      <w:r>
-        <w:rPr>
-          <w:color w:val="313131"/>
-          <w:sz w:val="20"/>
-          <w:szCs w:val="20"/>
+          <w:b w:val="1"/>
+          <w:bCs w:val="1"/>
+          <w:u w:val="none"/>
+        </w:rPr>
+      </w:pPr>
+      <w:r>
+        <w:rPr>
+          <w:color w:val="313131"/>
+          <w:sz w:val="20"/>
+          <w:szCs w:val="20"/>
+          <w:u w:val="none"/>
         </w:rPr>
         <w:t>Email:</w:t>
       </w:r>
@@ -915,31 +1135,33 @@
           <w:spacing w:val="-3"/>
           <w:sz w:val="20"/>
           <w:szCs w:val="20"/>
+          <w:u w:val="none"/>
         </w:rPr>
         <w:t xml:space="preserve"> </w:t>
       </w:r>
       <w:r>
         <w:rPr>
-          <w:b/>
-          <w:bCs/>
-          <w:u w:val="single"/>
+          <w:b w:val="1"/>
+          <w:bCs w:val="1"/>
+          <w:u w:val="none"/>
         </w:rPr>
         <w:t>{d.</w:t>
       </w:r>
       <w:r>
         <w:rPr>
-          <w:b/>
-          <w:bCs/>
-          <w:sz w:val="20"/>
-          <w:szCs w:val="20"/>
+          <w:b w:val="1"/>
+          <w:bCs w:val="1"/>
+          <w:sz w:val="20"/>
+          <w:szCs w:val="20"/>
+          <w:u w:val="none"/>
         </w:rPr>
         <w:t>computedMinors[i].</w:t>
       </w:r>
       <w:r>
         <w:rPr>
-          <w:b/>
-          <w:bCs/>
-          <w:u w:val="single"/>
+          <w:b w:val="1"/>
+          <w:bCs w:val="1"/>
+          <w:u w:val="none"/>
         </w:rPr>
         <w:t>minorEmail}</w:t>
       </w:r>
@@ -956,15 +1178,17 @@
         </w:tabs>
         <w:ind w:left="1487" w:hanging="109"/>
         <w:rPr>
-          <w:b/>
-          <w:bCs/>
-        </w:rPr>
-      </w:pPr>
-      <w:r>
-        <w:rPr>
-          <w:color w:val="313131"/>
-          <w:sz w:val="20"/>
-          <w:szCs w:val="20"/>
+          <w:b w:val="1"/>
+          <w:bCs w:val="1"/>
+          <w:u w:val="none"/>
+        </w:rPr>
+      </w:pPr>
+      <w:r>
+        <w:rPr>
+          <w:color w:val="313131"/>
+          <w:sz w:val="20"/>
+          <w:szCs w:val="20"/>
+          <w:u w:val="none"/>
         </w:rPr>
         <w:t>Fax:</w:t>
       </w:r>
@@ -974,33 +1198,35 @@
           <w:spacing w:val="-1"/>
           <w:sz w:val="20"/>
           <w:szCs w:val="20"/>
+          <w:u w:val="none"/>
         </w:rPr>
         <w:t xml:space="preserve"> </w:t>
       </w:r>
       <w:r>
         <w:rPr>
-          <w:b/>
-          <w:bCs/>
+          <w:b w:val="1"/>
+          <w:bCs w:val="1"/>
           <w:spacing w:val="-2"/>
-          <w:u w:val="single"/>
+          <w:u w:val="none"/>
         </w:rPr>
         <w:t>{d.</w:t>
       </w:r>
       <w:r>
         <w:rPr>
-          <w:b/>
-          <w:bCs/>
-          <w:sz w:val="20"/>
-          <w:szCs w:val="20"/>
+          <w:b w:val="1"/>
+          <w:bCs w:val="1"/>
+          <w:sz w:val="20"/>
+          <w:szCs w:val="20"/>
+          <w:u w:val="none"/>
         </w:rPr>
         <w:t>computedMinors[i].</w:t>
       </w:r>
       <w:r>
         <w:rPr>
-          <w:b/>
-          <w:bCs/>
+          <w:b w:val="1"/>
+          <w:bCs w:val="1"/>
           <w:spacing w:val="-2"/>
-          <w:u w:val="single"/>
+          <w:u w:val="none"/>
         </w:rPr>
         <w:t>minorFax}</w:t>
       </w:r>
@@ -1017,15 +1243,17 @@
         </w:tabs>
         <w:ind w:left="1487" w:hanging="109"/>
         <w:rPr>
-          <w:b/>
-          <w:bCs/>
-        </w:rPr>
-      </w:pPr>
-      <w:r>
-        <w:rPr>
-          <w:color w:val="313131"/>
-          <w:sz w:val="20"/>
-          <w:szCs w:val="20"/>
+          <w:b w:val="1"/>
+          <w:bCs w:val="1"/>
+          <w:u w:val="none"/>
+        </w:rPr>
+      </w:pPr>
+      <w:r>
+        <w:rPr>
+          <w:color w:val="313131"/>
+          <w:sz w:val="20"/>
+          <w:szCs w:val="20"/>
+          <w:u w:val="none"/>
         </w:rPr>
         <w:t>Guardian:</w:t>
       </w:r>
@@ -1035,31 +1263,33 @@
           <w:spacing w:val="-3"/>
           <w:sz w:val="20"/>
           <w:szCs w:val="20"/>
+          <w:u w:val="none"/>
         </w:rPr>
         <w:t xml:space="preserve"> </w:t>
       </w:r>
       <w:r>
         <w:rPr>
-          <w:b/>
-          <w:bCs/>
-          <w:u w:val="single"/>
+          <w:b w:val="1"/>
+          <w:bCs w:val="1"/>
+          <w:u w:val="none"/>
         </w:rPr>
         <w:t>{d.</w:t>
       </w:r>
       <w:r>
         <w:rPr>
-          <w:b/>
-          <w:bCs/>
-          <w:sz w:val="20"/>
-          <w:szCs w:val="20"/>
+          <w:b w:val="1"/>
+          <w:bCs w:val="1"/>
+          <w:sz w:val="20"/>
+          <w:szCs w:val="20"/>
+          <w:u w:val="none"/>
         </w:rPr>
         <w:t>computedMinors[i].</w:t>
       </w:r>
       <w:r>
         <w:rPr>
-          <w:b/>
-          <w:bCs/>
-          <w:u w:val="single"/>
+          <w:b w:val="1"/>
+          <w:bCs w:val="1"/>
+          <w:u w:val="none"/>
         </w:rPr>
         <w:t>minorGuardianName}</w:t>
       </w:r>
@@ -1078,16 +1308,17 @@
         <w:spacing w:before="31" w:line="264" w:lineRule="auto"/>
         <w:ind w:left="2087" w:right="512"/>
         <w:rPr>
-          <w:b/>
-          <w:bCs/>
-          <w:u w:val="single"/>
-        </w:rPr>
-      </w:pPr>
-      <w:r>
-        <w:rPr>
-          <w:color w:val="313131"/>
-          <w:sz w:val="20"/>
-          <w:szCs w:val="20"/>
+          <w:b w:val="1"/>
+          <w:bCs w:val="1"/>
+          <w:u w:val="none"/>
+        </w:rPr>
+      </w:pPr>
+      <w:r>
+        <w:rPr>
+          <w:color w:val="313131"/>
+          <w:sz w:val="20"/>
+          <w:szCs w:val="20"/>
+          <w:u w:val="none"/>
         </w:rPr>
         <w:t>Residential</w:t>
       </w:r>
@@ -1097,6 +1328,7 @@
           <w:spacing w:val="-6"/>
           <w:sz w:val="20"/>
           <w:szCs w:val="20"/>
+          <w:u w:val="none"/>
         </w:rPr>
         <w:t xml:space="preserve"> </w:t>
       </w:r>
@@ -1105,6 +1337,7 @@
           <w:color w:val="313131"/>
           <w:sz w:val="20"/>
           <w:szCs w:val="20"/>
+          <w:u w:val="none"/>
         </w:rPr>
         <w:t>Address:</w:t>
       </w:r>
@@ -1114,47 +1347,49 @@
           <w:spacing w:val="-7"/>
           <w:sz w:val="20"/>
           <w:szCs w:val="20"/>
+          <w:u w:val="none"/>
         </w:rPr>
         <w:t xml:space="preserve"> </w:t>
       </w:r>
       <w:r>
         <w:rPr>
-          <w:b/>
-          <w:bCs/>
-          <w:u w:val="single"/>
+          <w:b w:val="1"/>
+          <w:bCs w:val="1"/>
+          <w:u w:val="none"/>
         </w:rPr>
         <w:t>{d.</w:t>
       </w:r>
       <w:r>
         <w:rPr>
-          <w:b/>
-          <w:bCs/>
-          <w:sz w:val="20"/>
-          <w:szCs w:val="20"/>
+          <w:b w:val="1"/>
+          <w:bCs w:val="1"/>
+          <w:sz w:val="20"/>
+          <w:szCs w:val="20"/>
+          <w:u w:val="none"/>
         </w:rPr>
         <w:t>computedMinors[i].</w:t>
       </w:r>
       <w:r>
         <w:rPr>
-          <w:b/>
-          <w:bCs/>
-          <w:u w:val="single"/>
+          <w:b w:val="1"/>
+          <w:bCs w:val="1"/>
+          <w:u w:val="none"/>
         </w:rPr>
         <w:t>minorGuardianRe</w:t>
       </w:r>
       <w:r>
         <w:rPr>
-          <w:b/>
-          <w:bCs/>
-          <w:u w:val="single"/>
+          <w:b w:val="1"/>
+          <w:bCs w:val="1"/>
+          <w:u w:val="none"/>
         </w:rPr>
         <w:t>sAddress</w:t>
       </w:r>
       <w:r>
         <w:rPr>
-          <w:b/>
-          <w:bCs/>
-          <w:u w:val="single"/>
+          <w:b w:val="1"/>
+          <w:bCs w:val="1"/>
+          <w:u w:val="none"/>
         </w:rPr>
         <w:t>}</w:t>
       </w:r>
@@ -1173,15 +1408,17 @@
         <w:spacing w:before="1" w:line="264" w:lineRule="auto"/>
         <w:ind w:left="2087" w:right="451"/>
         <w:rPr>
-          <w:b/>
-          <w:bCs/>
-        </w:rPr>
-      </w:pPr>
-      <w:r>
-        <w:rPr>
-          <w:color w:val="313131"/>
-          <w:sz w:val="20"/>
-          <w:szCs w:val="20"/>
+          <w:b w:val="1"/>
+          <w:bCs w:val="1"/>
+          <w:u w:val="none"/>
+        </w:rPr>
+      </w:pPr>
+      <w:r>
+        <w:rPr>
+          <w:color w:val="313131"/>
+          <w:sz w:val="20"/>
+          <w:szCs w:val="20"/>
+          <w:u w:val="none"/>
         </w:rPr>
         <w:t>Postal</w:t>
       </w:r>
@@ -1191,6 +1428,7 @@
           <w:spacing w:val="-5"/>
           <w:sz w:val="20"/>
           <w:szCs w:val="20"/>
+          <w:u w:val="none"/>
         </w:rPr>
         <w:t xml:space="preserve"> </w:t>
       </w:r>
@@ -1199,6 +1437,7 @@
           <w:color w:val="313131"/>
           <w:sz w:val="20"/>
           <w:szCs w:val="20"/>
+          <w:u w:val="none"/>
         </w:rPr>
         <w:t>Address:</w:t>
       </w:r>
@@ -1208,31 +1447,33 @@
           <w:spacing w:val="-6"/>
           <w:sz w:val="20"/>
           <w:szCs w:val="20"/>
+          <w:u w:val="none"/>
         </w:rPr>
         <w:t xml:space="preserve"> </w:t>
       </w:r>
       <w:r>
         <w:rPr>
-          <w:b/>
-          <w:bCs/>
-          <w:u w:val="single"/>
+          <w:b w:val="1"/>
+          <w:bCs w:val="1"/>
+          <w:u w:val="none"/>
         </w:rPr>
         <w:t>{d.</w:t>
       </w:r>
       <w:r>
         <w:rPr>
-          <w:b/>
-          <w:bCs/>
-          <w:sz w:val="20"/>
-          <w:szCs w:val="20"/>
+          <w:b w:val="1"/>
+          <w:bCs w:val="1"/>
+          <w:sz w:val="20"/>
+          <w:szCs w:val="20"/>
+          <w:u w:val="none"/>
         </w:rPr>
         <w:t>computedMinors[i].</w:t>
       </w:r>
       <w:r>
         <w:rPr>
-          <w:b/>
-          <w:bCs/>
-          <w:u w:val="single"/>
+          <w:b w:val="1"/>
+          <w:bCs w:val="1"/>
+          <w:u w:val="none"/>
         </w:rPr>
         <w:t>minorGuardianPostalAddress}</w:t>
       </w:r>
@@ -1250,15 +1491,17 @@
         <w:spacing w:before="0"/>
         <w:ind w:left="2086" w:hanging="151"/>
         <w:rPr>
-          <w:b/>
-          <w:bCs/>
-        </w:rPr>
-      </w:pPr>
-      <w:r>
-        <w:rPr>
-          <w:color w:val="313131"/>
-          <w:sz w:val="20"/>
-          <w:szCs w:val="20"/>
+          <w:b w:val="1"/>
+          <w:bCs w:val="1"/>
+          <w:u w:val="none"/>
+        </w:rPr>
+      </w:pPr>
+      <w:r>
+        <w:rPr>
+          <w:color w:val="313131"/>
+          <w:sz w:val="20"/>
+          <w:szCs w:val="20"/>
+          <w:u w:val="none"/>
         </w:rPr>
         <w:t>Email:</w:t>
       </w:r>
@@ -1268,31 +1511,33 @@
           <w:spacing w:val="-1"/>
           <w:sz w:val="20"/>
           <w:szCs w:val="20"/>
+          <w:u w:val="none"/>
         </w:rPr>
         <w:t xml:space="preserve"> </w:t>
       </w:r>
       <w:r>
         <w:rPr>
-          <w:b/>
-          <w:bCs/>
-          <w:u w:val="single"/>
+          <w:b w:val="1"/>
+          <w:bCs w:val="1"/>
+          <w:u w:val="none"/>
         </w:rPr>
         <w:t>{d.</w:t>
       </w:r>
       <w:r>
         <w:rPr>
-          <w:b/>
-          <w:bCs/>
-          <w:sz w:val="20"/>
-          <w:szCs w:val="20"/>
+          <w:b w:val="1"/>
+          <w:bCs w:val="1"/>
+          <w:sz w:val="20"/>
+          <w:szCs w:val="20"/>
+          <w:u w:val="none"/>
         </w:rPr>
         <w:t>computedMinors[i].</w:t>
       </w:r>
       <w:r>
         <w:rPr>
-          <w:b/>
-          <w:bCs/>
-          <w:u w:val="single"/>
+          <w:b w:val="1"/>
+          <w:bCs w:val="1"/>
+          <w:u w:val="none"/>
         </w:rPr>
         <w:t>minorGuardianEmail}</w:t>
       </w:r>
@@ -1310,15 +1555,17 @@
         <w:spacing w:before="31"/>
         <w:ind w:left="2086" w:hanging="151"/>
         <w:rPr>
-          <w:b/>
-          <w:bCs/>
-        </w:rPr>
-      </w:pPr>
-      <w:r>
-        <w:rPr>
-          <w:color w:val="313131"/>
-          <w:sz w:val="20"/>
-          <w:szCs w:val="20"/>
+          <w:b w:val="1"/>
+          <w:bCs w:val="1"/>
+          <w:u w:val="none"/>
+        </w:rPr>
+      </w:pPr>
+      <w:r>
+        <w:rPr>
+          <w:color w:val="313131"/>
+          <w:sz w:val="20"/>
+          <w:szCs w:val="20"/>
+          <w:u w:val="none"/>
         </w:rPr>
         <w:t>Fax:</w:t>
       </w:r>
@@ -1328,33 +1575,35 @@
           <w:spacing w:val="-1"/>
           <w:sz w:val="20"/>
           <w:szCs w:val="20"/>
+          <w:u w:val="none"/>
         </w:rPr>
         <w:t xml:space="preserve"> </w:t>
       </w:r>
       <w:r>
         <w:rPr>
-          <w:b/>
-          <w:bCs/>
+          <w:b w:val="1"/>
+          <w:bCs w:val="1"/>
           <w:spacing w:val="-2"/>
-          <w:u w:val="single"/>
+          <w:u w:val="none"/>
         </w:rPr>
         <w:t>{d.</w:t>
       </w:r>
       <w:r>
         <w:rPr>
-          <w:b/>
-          <w:bCs/>
-          <w:sz w:val="20"/>
-          <w:szCs w:val="20"/>
+          <w:b w:val="1"/>
+          <w:bCs w:val="1"/>
+          <w:sz w:val="20"/>
+          <w:szCs w:val="20"/>
+          <w:u w:val="none"/>
         </w:rPr>
         <w:t>computedMinors[i+1].</w:t>
       </w:r>
       <w:r>
         <w:rPr>
-          <w:b/>
-          <w:bCs/>
+          <w:b w:val="1"/>
+          <w:bCs w:val="1"/>
           <w:spacing w:val="-2"/>
-          <w:u w:val="single"/>
+          <w:u w:val="none"/>
         </w:rPr>
         <w:t>minorGuardianFax}</w:t>
       </w:r>
@@ -1369,7 +1618,31 @@
         <w:rPr>
           <w:color w:val="313131"/>
         </w:rPr>
-        <w:t>{d.hasMinors:ifEQ(true):showEnd}</w:t>
+        <w:t>{</w:t>
+      </w:r>
+      <w:r>
+        <w:rPr>
+          <w:color w:val="313131"/>
+        </w:rPr>
+        <w:t>d.hasMinors:ifEQ</w:t>
+      </w:r>
+      <w:r>
+        <w:rPr>
+          <w:color w:val="313131"/>
+        </w:rPr>
+        <w:t>(true):</w:t>
+      </w:r>
+      <w:r>
+        <w:rPr>
+          <w:color w:val="313131"/>
+        </w:rPr>
+        <w:t>showEnd</w:t>
+      </w:r>
+      <w:r>
+        <w:rPr>
+          <w:color w:val="313131"/>
+        </w:rPr>
+        <w:t>}</w:t>
       </w:r>
       <w:r>
         <w:br/>
@@ -1378,7 +1651,37 @@
         <w:rPr>
           <w:color w:val="313131"/>
         </w:rPr>
-        <w:t>{d.hasIncapableAdults:ifEQ(true):showBegin}</w:t>
+        <w:t>{</w:t>
+      </w:r>
+      <w:r>
+        <w:rPr>
+          <w:color w:val="313131"/>
+        </w:rPr>
+        <w:t>d.hasIncapableAdults:ifEQ</w:t>
+      </w:r>
+      <w:r>
+        <w:rPr>
+          <w:color w:val="313131"/>
+        </w:rPr>
+        <w:t>(true):</w:t>
+      </w:r>
+      <w:r>
+        <w:rPr>
+          <w:color w:val="313131"/>
+        </w:rPr>
+        <w:t>showBegin</w:t>
+      </w:r>
+      <w:r>
+        <w:rPr>
+          <w:color w:val="313131"/>
+        </w:rPr>
+        <w:t>}</w:t>
+      </w:r>
+      <w:r>
+        <w:rPr>
+          <w:color w:val="313131"/>
+        </w:rPr>
+        <w:t xml:space="preserve"> </w:t>
       </w:r>
       <w:r>
         <w:rPr>
@@ -1389,7 +1692,6 @@
       <w:r>
         <w:rPr>
           <w:color w:val="313131"/>
-          <w:spacing w:val="-2"/>
         </w:rPr>
         <w:t>adults:</w:t>
       </w:r>
@@ -1410,13 +1712,15 @@
           <w:color w:val="313131"/>
           <w:sz w:val="20"/>
           <w:szCs w:val="20"/>
-        </w:rPr>
-      </w:pPr>
-      <w:r>
-        <w:rPr>
-          <w:color w:val="313131"/>
-          <w:sz w:val="20"/>
-          <w:szCs w:val="20"/>
+          <w:u w:val="none"/>
+        </w:rPr>
+      </w:pPr>
+      <w:r>
+        <w:rPr>
+          <w:color w:val="313131"/>
+          <w:sz w:val="20"/>
+          <w:szCs w:val="20"/>
+          <w:u w:val="none"/>
         </w:rPr>
         <w:t>Incapable</w:t>
       </w:r>
@@ -1426,6 +1730,7 @@
           <w:spacing w:val="-3"/>
           <w:sz w:val="20"/>
           <w:szCs w:val="20"/>
+          <w:u w:val="none"/>
         </w:rPr>
         <w:t xml:space="preserve"> </w:t>
       </w:r>
@@ -1434,6 +1739,7 @@
           <w:color w:val="313131"/>
           <w:sz w:val="20"/>
           <w:szCs w:val="20"/>
+          <w:u w:val="none"/>
         </w:rPr>
         <w:t>Adult</w:t>
       </w:r>
@@ -1442,33 +1748,37 @@
           <w:color w:val="313131"/>
           <w:sz w:val="20"/>
           <w:szCs w:val="20"/>
+          <w:u w:val="none"/>
         </w:rPr>
         <w:t xml:space="preserve">: </w:t>
       </w:r>
       <w:r>
         <w:rPr>
-          <w:b/>
-          <w:bCs/>
-          <w:sz w:val="20"/>
-          <w:szCs w:val="20"/>
+          <w:b w:val="1"/>
+          <w:bCs w:val="1"/>
+          <w:sz w:val="20"/>
+          <w:szCs w:val="20"/>
+          <w:u w:val="none"/>
         </w:rPr>
         <w:t>{d.computedIncapableAdults[i].</w:t>
       </w:r>
       <w:r>
         <w:rPr>
-          <w:b/>
-          <w:bCs/>
-          <w:sz w:val="20"/>
-          <w:szCs w:val="20"/>
+          <w:b w:val="1"/>
+          <w:bCs w:val="1"/>
+          <w:sz w:val="20"/>
+          <w:szCs w:val="20"/>
+          <w:u w:val="none"/>
         </w:rPr>
         <w:t>incapableAdultName</w:t>
       </w:r>
       <w:r>
         <w:rPr>
-          <w:b/>
-          <w:bCs/>
-          <w:sz w:val="20"/>
-          <w:szCs w:val="20"/>
+          <w:b w:val="1"/>
+          <w:bCs w:val="1"/>
+          <w:sz w:val="20"/>
+          <w:szCs w:val="20"/>
+          <w:u w:val="none"/>
         </w:rPr>
         <w:t>}</w:t>
       </w:r>
@@ -1476,6 +1786,7 @@
         <w:rPr>
           <w:sz w:val="20"/>
           <w:szCs w:val="20"/>
+          <w:u w:val="none"/>
         </w:rPr>
         <w:t xml:space="preserve"> ({d.computedIncapableAdults[i].</w:t>
       </w:r>
@@ -1483,6 +1794,7 @@
         <w:rPr>
           <w:sz w:val="20"/>
           <w:szCs w:val="20"/>
+          <w:u w:val="none"/>
         </w:rPr>
         <w:t>incapableAdultRelationship</w:t>
       </w:r>
@@ -1490,6 +1802,7 @@
         <w:rPr>
           <w:sz w:val="20"/>
           <w:szCs w:val="20"/>
+          <w:u w:val="none"/>
         </w:rPr>
         <w:t>}'s {d.computedIncapableAdults[i].</w:t>
       </w:r>
@@ -1497,6 +1810,7 @@
         <w:rPr>
           <w:sz w:val="20"/>
           <w:szCs w:val="20"/>
+          <w:u w:val="none"/>
         </w:rPr>
         <w:t>incapableAdultRole</w:t>
       </w:r>
@@ -1504,6 +1818,7 @@
         <w:rPr>
           <w:sz w:val="20"/>
           <w:szCs w:val="20"/>
+          <w:u w:val="none"/>
         </w:rPr>
         <w:t>})</w:t>
       </w:r>
@@ -1520,49 +1835,53 @@
         </w:tabs>
         <w:spacing w:before="31"/>
         <w:rPr>
-          <w:b/>
-          <w:bCs/>
-        </w:rPr>
-      </w:pPr>
-      <w:r>
-        <w:rPr>
-          <w:color w:val="313131"/>
-          <w:sz w:val="20"/>
-          <w:szCs w:val="20"/>
+          <w:b w:val="1"/>
+          <w:bCs w:val="1"/>
+          <w:u w:val="none"/>
+        </w:rPr>
+      </w:pPr>
+      <w:r>
+        <w:rPr>
+          <w:color w:val="313131"/>
+          <w:sz w:val="20"/>
+          <w:szCs w:val="20"/>
+          <w:u w:val="none"/>
         </w:rPr>
         <w:t xml:space="preserve">Date of Birth: </w:t>
       </w:r>
       <w:r>
         <w:rPr>
-          <w:b/>
-          <w:bCs/>
-          <w:u w:val="single"/>
+          <w:b w:val="1"/>
+          <w:bCs w:val="1"/>
+          <w:u w:val="none"/>
         </w:rPr>
         <w:t>{d.computedIncapableAdults</w:t>
       </w:r>
       <w:r>
         <w:rPr>
-          <w:b/>
-          <w:bCs/>
-          <w:sz w:val="20"/>
-          <w:szCs w:val="20"/>
+          <w:b w:val="1"/>
+          <w:bCs w:val="1"/>
+          <w:sz w:val="20"/>
+          <w:szCs w:val="20"/>
+          <w:u w:val="none"/>
         </w:rPr>
         <w:t>[i].</w:t>
       </w:r>
       <w:r>
         <w:rPr>
-          <w:b/>
-          <w:bCs/>
-          <w:sz w:val="20"/>
-          <w:szCs w:val="20"/>
+          <w:b w:val="1"/>
+          <w:bCs w:val="1"/>
+          <w:sz w:val="20"/>
+          <w:szCs w:val="20"/>
+          <w:u w:val="none"/>
         </w:rPr>
         <w:t>incapableAdultDOB</w:t>
       </w:r>
       <w:r>
         <w:rPr>
-          <w:b/>
-          <w:bCs/>
-          <w:u w:val="single"/>
+          <w:b w:val="1"/>
+          <w:bCs w:val="1"/>
+          <w:u w:val="none"/>
         </w:rPr>
         <w:t>}</w:t>
       </w:r>
@@ -1579,50 +1898,53 @@
         </w:tabs>
         <w:spacing w:before="29"/>
         <w:rPr>
-          <w:b/>
-          <w:bCs/>
-          <w:u w:val="single"/>
-        </w:rPr>
-      </w:pPr>
-      <w:r>
-        <w:rPr>
-          <w:color w:val="313131"/>
-          <w:sz w:val="20"/>
-          <w:szCs w:val="20"/>
+          <w:b w:val="1"/>
+          <w:bCs w:val="1"/>
+          <w:u w:val="none"/>
+        </w:rPr>
+      </w:pPr>
+      <w:r>
+        <w:rPr>
+          <w:color w:val="313131"/>
+          <w:sz w:val="20"/>
+          <w:szCs w:val="20"/>
+          <w:u w:val="none"/>
         </w:rPr>
         <w:t xml:space="preserve">Residential Address: </w:t>
       </w:r>
       <w:r>
         <w:rPr>
-          <w:b/>
-          <w:bCs/>
-          <w:u w:val="single"/>
+          <w:b w:val="1"/>
+          <w:bCs w:val="1"/>
+          <w:u w:val="none"/>
         </w:rPr>
         <w:t>{d.computedIncapableAdults</w:t>
       </w:r>
       <w:r>
         <w:rPr>
-          <w:b/>
-          <w:bCs/>
-          <w:sz w:val="20"/>
-          <w:szCs w:val="20"/>
+          <w:b w:val="1"/>
+          <w:bCs w:val="1"/>
+          <w:sz w:val="20"/>
+          <w:szCs w:val="20"/>
+          <w:u w:val="none"/>
         </w:rPr>
         <w:t>[i].</w:t>
       </w:r>
       <w:r>
         <w:rPr>
-          <w:b/>
-          <w:bCs/>
-          <w:sz w:val="20"/>
-          <w:szCs w:val="20"/>
+          <w:b w:val="1"/>
+          <w:bCs w:val="1"/>
+          <w:sz w:val="20"/>
+          <w:szCs w:val="20"/>
+          <w:u w:val="none"/>
         </w:rPr>
         <w:t>incapableAdultResAddress</w:t>
       </w:r>
       <w:r>
         <w:rPr>
-          <w:b/>
-          <w:bCs/>
-          <w:u w:val="single"/>
+          <w:b w:val="1"/>
+          <w:bCs w:val="1"/>
+          <w:u w:val="none"/>
         </w:rPr>
         <w:t>}</w:t>
       </w:r>
@@ -1639,49 +1961,53 @@
         </w:tabs>
         <w:spacing w:before="29"/>
         <w:rPr>
-          <w:b/>
-          <w:bCs/>
-        </w:rPr>
-      </w:pPr>
-      <w:r>
-        <w:rPr>
-          <w:color w:val="313131"/>
-          <w:sz w:val="20"/>
-          <w:szCs w:val="20"/>
+          <w:b w:val="1"/>
+          <w:bCs w:val="1"/>
+          <w:u w:val="none"/>
+        </w:rPr>
+      </w:pPr>
+      <w:r>
+        <w:rPr>
+          <w:color w:val="313131"/>
+          <w:sz w:val="20"/>
+          <w:szCs w:val="20"/>
+          <w:u w:val="none"/>
         </w:rPr>
         <w:t xml:space="preserve">Postal Address: </w:t>
       </w:r>
       <w:r>
         <w:rPr>
-          <w:b/>
-          <w:bCs/>
-          <w:u w:val="single"/>
+          <w:b w:val="1"/>
+          <w:bCs w:val="1"/>
+          <w:u w:val="none"/>
         </w:rPr>
         <w:t>{d.computedIncapableAdults</w:t>
       </w:r>
       <w:r>
         <w:rPr>
-          <w:b/>
-          <w:bCs/>
-          <w:sz w:val="20"/>
-          <w:szCs w:val="20"/>
+          <w:b w:val="1"/>
+          <w:bCs w:val="1"/>
+          <w:sz w:val="20"/>
+          <w:szCs w:val="20"/>
+          <w:u w:val="none"/>
         </w:rPr>
         <w:t>[i]</w:t>
       </w:r>
       <w:r>
         <w:rPr>
-          <w:b/>
-          <w:bCs/>
-          <w:sz w:val="20"/>
-          <w:szCs w:val="20"/>
+          <w:b w:val="1"/>
+          <w:bCs w:val="1"/>
+          <w:sz w:val="20"/>
+          <w:szCs w:val="20"/>
+          <w:u w:val="none"/>
         </w:rPr>
         <w:t>.incapableAdult</w:t>
       </w:r>
       <w:r>
         <w:rPr>
-          <w:b/>
-          <w:bCs/>
-          <w:u w:val="single"/>
+          <w:b w:val="1"/>
+          <w:bCs w:val="1"/>
+          <w:u w:val="none"/>
         </w:rPr>
         <w:t>PostalAddress}</w:t>
       </w:r>
@@ -1698,49 +2024,53 @@
         </w:tabs>
         <w:spacing w:before="31"/>
         <w:rPr>
-          <w:b/>
-          <w:bCs/>
-        </w:rPr>
-      </w:pPr>
-      <w:r>
-        <w:rPr>
-          <w:color w:val="313131"/>
-          <w:sz w:val="20"/>
-          <w:szCs w:val="20"/>
+          <w:b w:val="1"/>
+          <w:bCs w:val="1"/>
+          <w:u w:val="none"/>
+        </w:rPr>
+      </w:pPr>
+      <w:r>
+        <w:rPr>
+          <w:color w:val="313131"/>
+          <w:sz w:val="20"/>
+          <w:szCs w:val="20"/>
+          <w:u w:val="none"/>
         </w:rPr>
         <w:t xml:space="preserve">Email: </w:t>
       </w:r>
       <w:r>
         <w:rPr>
-          <w:b/>
-          <w:bCs/>
-          <w:u w:val="single"/>
+          <w:b w:val="1"/>
+          <w:bCs w:val="1"/>
+          <w:u w:val="none"/>
         </w:rPr>
         <w:t>{d.computedIncapableAdults</w:t>
       </w:r>
       <w:r>
         <w:rPr>
-          <w:b/>
-          <w:bCs/>
-          <w:sz w:val="20"/>
-          <w:szCs w:val="20"/>
+          <w:b w:val="1"/>
+          <w:bCs w:val="1"/>
+          <w:sz w:val="20"/>
+          <w:szCs w:val="20"/>
+          <w:u w:val="none"/>
         </w:rPr>
         <w:t>[i].</w:t>
       </w:r>
       <w:r>
         <w:rPr>
-          <w:b/>
-          <w:bCs/>
-          <w:sz w:val="20"/>
-          <w:szCs w:val="20"/>
+          <w:b w:val="1"/>
+          <w:bCs w:val="1"/>
+          <w:sz w:val="20"/>
+          <w:szCs w:val="20"/>
+          <w:u w:val="none"/>
         </w:rPr>
         <w:t>incapableAdult</w:t>
       </w:r>
       <w:r>
         <w:rPr>
-          <w:b/>
-          <w:bCs/>
-          <w:u w:val="single"/>
+          <w:b w:val="1"/>
+          <w:bCs w:val="1"/>
+          <w:u w:val="none"/>
         </w:rPr>
         <w:t>Email}</w:t>
       </w:r>
@@ -1757,49 +2087,53 @@
         </w:tabs>
         <w:spacing w:before="29"/>
         <w:rPr>
-          <w:b/>
-          <w:bCs/>
-        </w:rPr>
-      </w:pPr>
-      <w:r>
-        <w:rPr>
-          <w:color w:val="313131"/>
-          <w:sz w:val="20"/>
-          <w:szCs w:val="20"/>
+          <w:b w:val="1"/>
+          <w:bCs w:val="1"/>
+          <w:u w:val="none"/>
+        </w:rPr>
+      </w:pPr>
+      <w:r>
+        <w:rPr>
+          <w:color w:val="313131"/>
+          <w:sz w:val="20"/>
+          <w:szCs w:val="20"/>
+          <w:u w:val="none"/>
         </w:rPr>
         <w:t xml:space="preserve">Fax: </w:t>
       </w:r>
       <w:r>
         <w:rPr>
-          <w:b/>
-          <w:bCs/>
-          <w:u w:val="single"/>
+          <w:b w:val="1"/>
+          <w:bCs w:val="1"/>
+          <w:u w:val="none"/>
         </w:rPr>
         <w:t>{d.computedIncapableAdults</w:t>
       </w:r>
       <w:r>
         <w:rPr>
-          <w:b/>
-          <w:bCs/>
-          <w:sz w:val="20"/>
-          <w:szCs w:val="20"/>
+          <w:b w:val="1"/>
+          <w:bCs w:val="1"/>
+          <w:sz w:val="20"/>
+          <w:szCs w:val="20"/>
+          <w:u w:val="none"/>
         </w:rPr>
         <w:t>[i].</w:t>
       </w:r>
       <w:r>
         <w:rPr>
-          <w:b/>
-          <w:bCs/>
-          <w:sz w:val="20"/>
-          <w:szCs w:val="20"/>
+          <w:b w:val="1"/>
+          <w:bCs w:val="1"/>
+          <w:sz w:val="20"/>
+          <w:szCs w:val="20"/>
+          <w:u w:val="none"/>
         </w:rPr>
         <w:t>incapableAdult</w:t>
       </w:r>
       <w:r>
         <w:rPr>
-          <w:b/>
-          <w:bCs/>
-          <w:u w:val="single"/>
+          <w:b w:val="1"/>
+          <w:bCs w:val="1"/>
+          <w:u w:val="none"/>
         </w:rPr>
         <w:t>Fax}</w:t>
       </w:r>
@@ -1816,49 +2150,53 @@
         </w:tabs>
         <w:spacing w:before="29"/>
         <w:rPr>
-          <w:b/>
-          <w:bCs/>
-        </w:rPr>
-      </w:pPr>
-      <w:r>
-        <w:rPr>
-          <w:color w:val="313131"/>
-          <w:sz w:val="20"/>
-          <w:szCs w:val="20"/>
+          <w:b w:val="1"/>
+          <w:bCs w:val="1"/>
+          <w:u w:val="none"/>
+        </w:rPr>
+      </w:pPr>
+      <w:r>
+        <w:rPr>
+          <w:color w:val="313131"/>
+          <w:sz w:val="20"/>
+          <w:szCs w:val="20"/>
+          <w:u w:val="none"/>
         </w:rPr>
         <w:t xml:space="preserve">Guardian: </w:t>
       </w:r>
       <w:r>
         <w:rPr>
-          <w:b/>
-          <w:bCs/>
-          <w:u w:val="single"/>
+          <w:b w:val="1"/>
+          <w:bCs w:val="1"/>
+          <w:u w:val="none"/>
         </w:rPr>
         <w:t>{d.computedIncapableAdults</w:t>
       </w:r>
       <w:r>
         <w:rPr>
-          <w:b/>
-          <w:bCs/>
-          <w:sz w:val="20"/>
-          <w:szCs w:val="20"/>
+          <w:b w:val="1"/>
+          <w:bCs w:val="1"/>
+          <w:sz w:val="20"/>
+          <w:szCs w:val="20"/>
+          <w:u w:val="none"/>
         </w:rPr>
         <w:t>[i].</w:t>
       </w:r>
       <w:r>
         <w:rPr>
-          <w:b/>
-          <w:bCs/>
-          <w:sz w:val="20"/>
-          <w:szCs w:val="20"/>
+          <w:b w:val="1"/>
+          <w:bCs w:val="1"/>
+          <w:sz w:val="20"/>
+          <w:szCs w:val="20"/>
+          <w:u w:val="none"/>
         </w:rPr>
         <w:t>incapableAdultNomineeName</w:t>
       </w:r>
       <w:r>
         <w:rPr>
-          <w:b/>
-          <w:bCs/>
-          <w:u w:val="single"/>
+          <w:b w:val="1"/>
+          <w:bCs w:val="1"/>
+          <w:u w:val="none"/>
         </w:rPr>
         <w:t>}</w:t>
       </w:r>
@@ -1877,59 +2215,63 @@
         <w:spacing w:before="31" w:line="264" w:lineRule="auto"/>
         <w:ind w:right="512"/>
         <w:rPr>
-          <w:b/>
-          <w:bCs/>
-          <w:u w:val="single"/>
-        </w:rPr>
-      </w:pPr>
-      <w:r>
-        <w:rPr>
-          <w:color w:val="313131"/>
-          <w:sz w:val="20"/>
-          <w:szCs w:val="20"/>
+          <w:b w:val="1"/>
+          <w:bCs w:val="1"/>
+          <w:u w:val="none"/>
+        </w:rPr>
+      </w:pPr>
+      <w:r>
+        <w:rPr>
+          <w:color w:val="313131"/>
+          <w:sz w:val="20"/>
+          <w:szCs w:val="20"/>
+          <w:u w:val="none"/>
         </w:rPr>
         <w:t xml:space="preserve">Residential Address: </w:t>
       </w:r>
       <w:r>
         <w:rPr>
-          <w:b/>
-          <w:bCs/>
-          <w:u w:val="single"/>
+          <w:b w:val="1"/>
+          <w:bCs w:val="1"/>
+          <w:u w:val="none"/>
         </w:rPr>
         <w:t>{d.computedIncapableAdults</w:t>
       </w:r>
       <w:r>
         <w:rPr>
-          <w:b/>
-          <w:bCs/>
-          <w:sz w:val="20"/>
-          <w:szCs w:val="20"/>
+          <w:b w:val="1"/>
+          <w:bCs w:val="1"/>
+          <w:sz w:val="20"/>
+          <w:szCs w:val="20"/>
+          <w:u w:val="none"/>
         </w:rPr>
         <w:t>[i].</w:t>
       </w:r>
       <w:r>
         <w:rPr>
-          <w:b/>
-          <w:bCs/>
-          <w:sz w:val="20"/>
-          <w:szCs w:val="20"/>
+          <w:b w:val="1"/>
+          <w:bCs w:val="1"/>
+          <w:sz w:val="20"/>
+          <w:szCs w:val="20"/>
+          <w:u w:val="none"/>
         </w:rPr>
         <w:t>incapableAdu</w:t>
       </w:r>
       <w:r>
         <w:rPr>
-          <w:b/>
-          <w:bCs/>
-          <w:sz w:val="20"/>
-          <w:szCs w:val="20"/>
+          <w:b w:val="1"/>
+          <w:bCs w:val="1"/>
+          <w:sz w:val="20"/>
+          <w:szCs w:val="20"/>
+          <w:u w:val="none"/>
         </w:rPr>
         <w:t>ltNominee</w:t>
       </w:r>
       <w:r>
         <w:rPr>
-          <w:b/>
-          <w:bCs/>
-          <w:u w:val="single"/>
+          <w:b w:val="1"/>
+          <w:bCs w:val="1"/>
+          <w:u w:val="none"/>
         </w:rPr>
         <w:t>ResAddress}</w:t>
       </w:r>
@@ -1948,58 +2290,63 @@
         <w:spacing w:before="1" w:line="264" w:lineRule="auto"/>
         <w:ind w:right="451"/>
         <w:rPr>
-          <w:b/>
-          <w:bCs/>
-        </w:rPr>
-      </w:pPr>
-      <w:r>
-        <w:rPr>
-          <w:color w:val="313131"/>
-          <w:sz w:val="20"/>
-          <w:szCs w:val="20"/>
+          <w:b w:val="1"/>
+          <w:bCs w:val="1"/>
+          <w:u w:val="none"/>
+        </w:rPr>
+      </w:pPr>
+      <w:r>
+        <w:rPr>
+          <w:color w:val="313131"/>
+          <w:sz w:val="20"/>
+          <w:szCs w:val="20"/>
+          <w:u w:val="none"/>
         </w:rPr>
         <w:t xml:space="preserve">Postal Address: </w:t>
       </w:r>
       <w:r>
         <w:rPr>
-          <w:b/>
-          <w:bCs/>
-          <w:u w:val="single"/>
+          <w:b w:val="1"/>
+          <w:bCs w:val="1"/>
+          <w:u w:val="none"/>
         </w:rPr>
         <w:t>{d.computedIncapableAdults</w:t>
       </w:r>
       <w:r>
         <w:rPr>
-          <w:b/>
-          <w:bCs/>
-          <w:sz w:val="20"/>
-          <w:szCs w:val="20"/>
+          <w:b w:val="1"/>
+          <w:bCs w:val="1"/>
+          <w:sz w:val="20"/>
+          <w:szCs w:val="20"/>
+          <w:u w:val="none"/>
         </w:rPr>
         <w:t>[i].</w:t>
       </w:r>
       <w:r>
         <w:rPr>
-          <w:b/>
-          <w:bCs/>
-          <w:sz w:val="20"/>
-          <w:szCs w:val="20"/>
+          <w:b w:val="1"/>
+          <w:bCs w:val="1"/>
+          <w:sz w:val="20"/>
+          <w:szCs w:val="20"/>
+          <w:u w:val="none"/>
         </w:rPr>
         <w:t>incapableAdult</w:t>
       </w:r>
       <w:r>
         <w:rPr>
-          <w:b/>
-          <w:bCs/>
-          <w:sz w:val="20"/>
-          <w:szCs w:val="20"/>
+          <w:b w:val="1"/>
+          <w:bCs w:val="1"/>
+          <w:sz w:val="20"/>
+          <w:szCs w:val="20"/>
+          <w:u w:val="none"/>
         </w:rPr>
         <w:t>Nominee</w:t>
       </w:r>
       <w:r>
         <w:rPr>
-          <w:b/>
-          <w:bCs/>
-          <w:u w:val="single"/>
+          <w:b w:val="1"/>
+          <w:bCs w:val="1"/>
+          <w:u w:val="none"/>
         </w:rPr>
         <w:t>PostalAddress}</w:t>
       </w:r>
@@ -2016,58 +2363,63 @@
         </w:tabs>
         <w:spacing w:before="0"/>
         <w:rPr>
-          <w:b/>
-          <w:bCs/>
-        </w:rPr>
-      </w:pPr>
-      <w:r>
-        <w:rPr>
-          <w:color w:val="313131"/>
-          <w:sz w:val="20"/>
-          <w:szCs w:val="20"/>
+          <w:b w:val="1"/>
+          <w:bCs w:val="1"/>
+          <w:u w:val="none"/>
+        </w:rPr>
+      </w:pPr>
+      <w:r>
+        <w:rPr>
+          <w:color w:val="313131"/>
+          <w:sz w:val="20"/>
+          <w:szCs w:val="20"/>
+          <w:u w:val="none"/>
         </w:rPr>
         <w:t xml:space="preserve">Email: </w:t>
       </w:r>
       <w:r>
         <w:rPr>
-          <w:b/>
-          <w:bCs/>
-          <w:u w:val="single"/>
+          <w:b w:val="1"/>
+          <w:bCs w:val="1"/>
+          <w:u w:val="none"/>
         </w:rPr>
         <w:t>{d.computedIncapableAdults</w:t>
       </w:r>
       <w:r>
         <w:rPr>
-          <w:b/>
-          <w:bCs/>
-          <w:sz w:val="20"/>
-          <w:szCs w:val="20"/>
+          <w:b w:val="1"/>
+          <w:bCs w:val="1"/>
+          <w:sz w:val="20"/>
+          <w:szCs w:val="20"/>
+          <w:u w:val="none"/>
         </w:rPr>
         <w:t>[i].</w:t>
       </w:r>
       <w:r>
         <w:rPr>
-          <w:b/>
-          <w:bCs/>
-          <w:sz w:val="20"/>
-          <w:szCs w:val="20"/>
+          <w:b w:val="1"/>
+          <w:bCs w:val="1"/>
+          <w:sz w:val="20"/>
+          <w:szCs w:val="20"/>
+          <w:u w:val="none"/>
         </w:rPr>
         <w:t>incapableAdult</w:t>
       </w:r>
       <w:r>
         <w:rPr>
-          <w:b/>
-          <w:bCs/>
-          <w:sz w:val="20"/>
-          <w:szCs w:val="20"/>
+          <w:b w:val="1"/>
+          <w:bCs w:val="1"/>
+          <w:sz w:val="20"/>
+          <w:szCs w:val="20"/>
+          <w:u w:val="none"/>
         </w:rPr>
         <w:t>Nominee</w:t>
       </w:r>
       <w:r>
         <w:rPr>
-          <w:b/>
-          <w:bCs/>
-          <w:u w:val="single"/>
+          <w:b w:val="1"/>
+          <w:bCs w:val="1"/>
+          <w:u w:val="none"/>
         </w:rPr>
         <w:t>Email}</w:t>
       </w:r>
@@ -2084,58 +2436,63 @@
         </w:tabs>
         <w:spacing w:before="31"/>
         <w:rPr>
-          <w:b/>
-          <w:bCs/>
-        </w:rPr>
-      </w:pPr>
-      <w:r>
-        <w:rPr>
-          <w:color w:val="313131"/>
-          <w:sz w:val="20"/>
-          <w:szCs w:val="20"/>
+          <w:b w:val="1"/>
+          <w:bCs w:val="1"/>
+          <w:u w:val="none"/>
+        </w:rPr>
+      </w:pPr>
+      <w:r>
+        <w:rPr>
+          <w:color w:val="313131"/>
+          <w:sz w:val="20"/>
+          <w:szCs w:val="20"/>
+          <w:u w:val="none"/>
         </w:rPr>
         <w:t xml:space="preserve">Fax: </w:t>
       </w:r>
       <w:r>
         <w:rPr>
-          <w:b/>
-          <w:bCs/>
-          <w:u w:val="single"/>
+          <w:b w:val="1"/>
+          <w:bCs w:val="1"/>
+          <w:u w:val="none"/>
         </w:rPr>
         <w:t>{d.computedIncapableAdults</w:t>
       </w:r>
       <w:r>
         <w:rPr>
-          <w:b/>
-          <w:bCs/>
-          <w:sz w:val="20"/>
-          <w:szCs w:val="20"/>
+          <w:b w:val="1"/>
+          <w:bCs w:val="1"/>
+          <w:sz w:val="20"/>
+          <w:szCs w:val="20"/>
+          <w:u w:val="none"/>
         </w:rPr>
         <w:t>[i+1].</w:t>
       </w:r>
       <w:r>
         <w:rPr>
-          <w:b/>
-          <w:bCs/>
-          <w:sz w:val="20"/>
-          <w:szCs w:val="20"/>
+          <w:b w:val="1"/>
+          <w:bCs w:val="1"/>
+          <w:sz w:val="20"/>
+          <w:szCs w:val="20"/>
+          <w:u w:val="none"/>
         </w:rPr>
         <w:t>incapableAdult</w:t>
       </w:r>
       <w:r>
         <w:rPr>
-          <w:b/>
-          <w:bCs/>
-          <w:sz w:val="20"/>
-          <w:szCs w:val="20"/>
+          <w:b w:val="1"/>
+          <w:bCs w:val="1"/>
+          <w:sz w:val="20"/>
+          <w:szCs w:val="20"/>
+          <w:u w:val="none"/>
         </w:rPr>
         <w:t>Nominee</w:t>
       </w:r>
       <w:r>
         <w:rPr>
-          <w:b/>
-          <w:bCs/>
-          <w:u w:val="single"/>
+          <w:b w:val="1"/>
+          <w:bCs w:val="1"/>
+          <w:u w:val="none"/>
         </w:rPr>
         <w:t>Fax}</w:t>
       </w:r>
@@ -2153,7 +2510,31 @@
         <w:rPr>
           <w:color w:val="313131"/>
         </w:rPr>
-        <w:t>{d.hasIncapableAdults:ifEQ(true):showEnd}</w:t>
+        <w:t>{</w:t>
+      </w:r>
+      <w:r>
+        <w:rPr>
+          <w:color w:val="313131"/>
+        </w:rPr>
+        <w:t>d.hasIncapableAdults:ifEQ</w:t>
+      </w:r>
+      <w:r>
+        <w:rPr>
+          <w:color w:val="313131"/>
+        </w:rPr>
+        <w:t>(true):</w:t>
+      </w:r>
+      <w:r>
+        <w:rPr>
+          <w:color w:val="313131"/>
+        </w:rPr>
+        <w:t>showEnd</w:t>
+      </w:r>
+      <w:r>
+        <w:rPr>
+          <w:color w:val="313131"/>
+        </w:rPr>
+        <w:t>}</w:t>
       </w:r>
       <w:r>
         <w:br/>
@@ -2162,36 +2543,6 @@
         <w:br/>
       </w:r>
       <w:r>
-        <w:br/>
-      </w:r>
-      <w:r>
-        <w:br/>
-      </w:r>
-      <w:r>
-        <w:br/>
-      </w:r>
-      <w:r>
-        <w:br/>
-      </w:r>
-      <w:r>
-        <w:br/>
-      </w:r>
-      <w:r>
-        <w:br/>
-      </w:r>
-      <w:r>
-        <w:br/>
-      </w:r>
-      <w:r>
-        <w:br/>
-      </w:r>
-      <w:r>
-        <w:br/>
-      </w:r>
-      <w:r>
-        <w:br/>
-      </w:r>
-      <w:r>
         <w:rPr>
           <w:color w:val="313131"/>
         </w:rPr>
@@ -2200,7 +2551,6 @@
       <w:r>
         <w:rPr>
           <w:color w:val="313131"/>
-          <w:spacing w:val="-2"/>
         </w:rPr>
         <w:t>following:</w:t>
       </w:r>
@@ -2209,165 +2559,409 @@
       <w:pPr>
         <w:pStyle w:val="ListParagraph"/>
         <w:tabs>
-          <w:tab w:val="left" w:pos="887"/>
+          <w:tab w:val="left" w:leader="none" w:pos="887"/>
         </w:tabs>
         <w:spacing w:before="31"/>
         <w:ind w:left="887" w:hanging="127"/>
         <w:rPr>
-          <w:rFonts w:ascii="Segoe UI" w:eastAsia="Segoe UI" w:hAnsi="Segoe UI" w:cs="Segoe UI"/>
-          <w:b/>
-          <w:bCs/>
+          <w:rFonts w:ascii="Segoe UI" w:hAnsi="Segoe UI" w:eastAsia="Segoe UI" w:cs="Segoe UI"/>
           <w:color w:val="000000" w:themeColor="text1"/>
-        </w:rPr>
-      </w:pPr>
-      <w:r>
-        <w:rPr>
-          <w:rFonts w:ascii="Segoe UI" w:eastAsia="Segoe UI" w:hAnsi="Segoe UI" w:cs="Segoe UI"/>
-          <w:color w:val="313131"/>
-          <w:sz w:val="20"/>
-          <w:szCs w:val="20"/>
-        </w:rPr>
-        <w:t xml:space="preserve">Street address: </w:t>
-      </w:r>
-      <w:r>
-        <w:rPr>
-          <w:rFonts w:ascii="Segoe UI" w:eastAsia="Segoe UI" w:hAnsi="Segoe UI" w:cs="Segoe UI"/>
-          <w:b/>
-          <w:bCs/>
-          <w:color w:val="000000" w:themeColor="text1"/>
-          <w:u w:val="single"/>
-        </w:rPr>
-        <w:t>{d.applicant.applicantServiceAddressStreet}, {d.applicant.applicantServiceAddressCity}, {d.applicant.applicantServiceAddressProvince} {d.applicant.applicantServiceAddressState}, {d.applicant.applicantServiceAddressPostalCode}, {d.applicant.applicantServiceAddressCountry}</w:t>
-      </w:r>
-    </w:p>
-    <w:p>
-      <w:pPr>
-        <w:pStyle w:val="ListParagraph"/>
-        <w:spacing w:before="54"/>
-        <w:ind w:left="888"/>
-        <w:rPr>
-          <w:rFonts w:ascii="Segoe UI" w:eastAsia="Segoe UI" w:hAnsi="Segoe UI" w:cs="Segoe UI"/>
-          <w:color w:val="000000" w:themeColor="text1"/>
-        </w:rPr>
-      </w:pPr>
-      <w:r>
-        <w:rPr>
-          <w:rFonts w:ascii="Segoe UI" w:eastAsia="Segoe UI" w:hAnsi="Segoe UI" w:cs="Segoe UI"/>
-          <w:color w:val="313131"/>
-          <w:sz w:val="20"/>
-          <w:szCs w:val="20"/>
+          <w:u w:val="none"/>
+        </w:rPr>
+      </w:pPr>
+      <w:r>
+        <w:rPr>
+          <w:rFonts w:ascii="Segoe UI" w:hAnsi="Segoe UI" w:eastAsia="Segoe UI" w:cs="Segoe UI"/>
+          <w:color w:val="313131"/>
+          <w:sz w:val="20"/>
+          <w:szCs w:val="20"/>
+        </w:rPr>
+        <w:t>Street address:</w:t>
+      </w:r>
+      <w:r>
+        <w:rPr>
+          <w:rFonts w:ascii="Segoe UI" w:hAnsi="Segoe UI" w:eastAsia="Segoe UI" w:cs="Segoe UI"/>
+          <w:color w:val="313131"/>
+          <w:sz w:val="20"/>
+          <w:szCs w:val="20"/>
+          <w:u w:val="none"/>
+        </w:rPr>
+        <w:t xml:space="preserve"> </w:t>
+      </w:r>
+      <w:r>
+        <w:rPr>
+          <w:rFonts w:ascii="Segoe UI" w:hAnsi="Segoe UI" w:eastAsia="Segoe UI" w:cs="Segoe UI"/>
+          <w:b w:val="1"/>
+          <w:bCs w:val="1"/>
+          <w:color w:val="000000" w:themeColor="text1" w:themeTint="FF" w:themeShade="FF"/>
+          <w:u w:val="none"/>
+        </w:rPr>
+        <w:t>{</w:t>
+      </w:r>
+      <w:r>
+        <w:rPr>
+          <w:rFonts w:ascii="Segoe UI" w:hAnsi="Segoe UI" w:eastAsia="Segoe UI" w:cs="Segoe UI"/>
+          <w:b w:val="1"/>
+          <w:bCs w:val="1"/>
+          <w:color w:val="000000" w:themeColor="text1" w:themeTint="FF" w:themeShade="FF"/>
+          <w:u w:val="none"/>
+        </w:rPr>
+        <w:t>d.applicant.applicantServiceAddressStreet</w:t>
+      </w:r>
+      <w:r>
+        <w:rPr>
+          <w:rFonts w:ascii="Segoe UI" w:hAnsi="Segoe UI" w:eastAsia="Segoe UI" w:cs="Segoe UI"/>
+          <w:b w:val="1"/>
+          <w:bCs w:val="1"/>
+          <w:color w:val="000000" w:themeColor="text1" w:themeTint="FF" w:themeShade="FF"/>
+          <w:u w:val="none"/>
+        </w:rPr>
+        <w:t>}, {</w:t>
+      </w:r>
+      <w:r>
+        <w:rPr>
+          <w:rFonts w:ascii="Segoe UI" w:hAnsi="Segoe UI" w:eastAsia="Segoe UI" w:cs="Segoe UI"/>
+          <w:b w:val="1"/>
+          <w:bCs w:val="1"/>
+          <w:color w:val="000000" w:themeColor="text1" w:themeTint="FF" w:themeShade="FF"/>
+          <w:u w:val="none"/>
+        </w:rPr>
+        <w:t>d.applicant.applicantServiceAddressCity</w:t>
+      </w:r>
+      <w:r>
+        <w:rPr>
+          <w:rFonts w:ascii="Segoe UI" w:hAnsi="Segoe UI" w:eastAsia="Segoe UI" w:cs="Segoe UI"/>
+          <w:b w:val="1"/>
+          <w:bCs w:val="1"/>
+          <w:color w:val="000000" w:themeColor="text1" w:themeTint="FF" w:themeShade="FF"/>
+          <w:u w:val="none"/>
+        </w:rPr>
+        <w:t>}, {</w:t>
+      </w:r>
+      <w:r>
+        <w:rPr>
+          <w:rFonts w:ascii="Segoe UI" w:hAnsi="Segoe UI" w:eastAsia="Segoe UI" w:cs="Segoe UI"/>
+          <w:b w:val="1"/>
+          <w:bCs w:val="1"/>
+          <w:color w:val="000000" w:themeColor="text1" w:themeTint="FF" w:themeShade="FF"/>
+          <w:u w:val="none"/>
+        </w:rPr>
+        <w:t>d.applicant.applicantServiceAddressProvince</w:t>
+      </w:r>
+      <w:r>
+        <w:rPr>
+          <w:rFonts w:ascii="Segoe UI" w:hAnsi="Segoe UI" w:eastAsia="Segoe UI" w:cs="Segoe UI"/>
+          <w:b w:val="1"/>
+          <w:bCs w:val="1"/>
+          <w:color w:val="000000" w:themeColor="text1" w:themeTint="FF" w:themeShade="FF"/>
+          <w:u w:val="none"/>
+        </w:rPr>
+        <w:t>}</w:t>
+      </w:r>
+      <w:r>
+        <w:rPr>
+          <w:rFonts w:ascii="Segoe UI" w:hAnsi="Segoe UI" w:eastAsia="Segoe UI" w:cs="Segoe UI"/>
+          <w:b w:val="1"/>
+          <w:bCs w:val="1"/>
+          <w:color w:val="000000" w:themeColor="text1" w:themeTint="FF" w:themeShade="FF"/>
+          <w:u w:val="none"/>
+        </w:rPr>
+        <w:t>{</w:t>
+      </w:r>
+      <w:r>
+        <w:rPr>
+          <w:rFonts w:ascii="Segoe UI" w:hAnsi="Segoe UI" w:eastAsia="Segoe UI" w:cs="Segoe UI"/>
+          <w:b w:val="1"/>
+          <w:bCs w:val="1"/>
+          <w:color w:val="000000" w:themeColor="text1" w:themeTint="FF" w:themeShade="FF"/>
+          <w:u w:val="none"/>
+        </w:rPr>
+        <w:t>d.applicant.applicantServiceAddressState</w:t>
+      </w:r>
+      <w:r>
+        <w:rPr>
+          <w:rFonts w:ascii="Segoe UI" w:hAnsi="Segoe UI" w:eastAsia="Segoe UI" w:cs="Segoe UI"/>
+          <w:b w:val="1"/>
+          <w:bCs w:val="1"/>
+          <w:color w:val="000000" w:themeColor="text1" w:themeTint="FF" w:themeShade="FF"/>
+          <w:u w:val="none"/>
+        </w:rPr>
+        <w:t>}, {</w:t>
+      </w:r>
+      <w:r>
+        <w:rPr>
+          <w:rFonts w:ascii="Segoe UI" w:hAnsi="Segoe UI" w:eastAsia="Segoe UI" w:cs="Segoe UI"/>
+          <w:b w:val="1"/>
+          <w:bCs w:val="1"/>
+          <w:color w:val="000000" w:themeColor="text1" w:themeTint="FF" w:themeShade="FF"/>
+          <w:u w:val="none"/>
+        </w:rPr>
+        <w:t>d.applicant.applicantServiceAddressPostalCode</w:t>
+      </w:r>
+      <w:r>
+        <w:rPr>
+          <w:rFonts w:ascii="Segoe UI" w:hAnsi="Segoe UI" w:eastAsia="Segoe UI" w:cs="Segoe UI"/>
+          <w:b w:val="1"/>
+          <w:bCs w:val="1"/>
+          <w:color w:val="000000" w:themeColor="text1" w:themeTint="FF" w:themeShade="FF"/>
+          <w:u w:val="none"/>
+        </w:rPr>
+        <w:t>}, {</w:t>
+      </w:r>
+      <w:r>
+        <w:rPr>
+          <w:rFonts w:ascii="Segoe UI" w:hAnsi="Segoe UI" w:eastAsia="Segoe UI" w:cs="Segoe UI"/>
+          <w:b w:val="1"/>
+          <w:bCs w:val="1"/>
+          <w:color w:val="000000" w:themeColor="text1" w:themeTint="FF" w:themeShade="FF"/>
+          <w:u w:val="none"/>
+        </w:rPr>
+        <w:t>d.applicant.applicantServiceAddressCountry</w:t>
+      </w:r>
+      <w:r>
+        <w:rPr>
+          <w:rFonts w:ascii="Segoe UI" w:hAnsi="Segoe UI" w:eastAsia="Segoe UI" w:cs="Segoe UI"/>
+          <w:b w:val="1"/>
+          <w:bCs w:val="1"/>
+          <w:color w:val="000000" w:themeColor="text1" w:themeTint="FF" w:themeShade="FF"/>
+          <w:u w:val="none"/>
+        </w:rPr>
+        <w:t>}</w:t>
+      </w:r>
+      <w:r>
+        <w:br/>
+      </w:r>
+      <w:r>
+        <w:br/>
+      </w:r>
+      <w:r>
+        <w:rPr>
+          <w:rFonts w:ascii="Segoe UI" w:hAnsi="Segoe UI" w:eastAsia="Segoe UI" w:cs="Segoe UI"/>
+          <w:color w:val="313131"/>
+          <w:sz w:val="20"/>
+          <w:szCs w:val="20"/>
+          <w:u w:val="none"/>
         </w:rPr>
         <w:t xml:space="preserve">Telephone number: </w:t>
       </w:r>
       <w:r>
         <w:rPr>
-          <w:rFonts w:ascii="Segoe UI" w:eastAsia="Segoe UI" w:hAnsi="Segoe UI" w:cs="Segoe UI"/>
-          <w:b/>
-          <w:bCs/>
-          <w:color w:val="000000" w:themeColor="text1"/>
-          <w:u w:val="single"/>
-        </w:rPr>
-        <w:t>{d.applicant.applicantServicePhone}</w:t>
-      </w:r>
-    </w:p>
-    <w:p>
-      <w:pPr>
-        <w:pStyle w:val="ListParagraph"/>
-        <w:spacing w:before="54"/>
-        <w:ind w:left="888"/>
-        <w:rPr>
-          <w:rFonts w:ascii="Segoe UI" w:eastAsia="Segoe UI" w:hAnsi="Segoe UI" w:cs="Segoe UI"/>
-          <w:color w:val="000000" w:themeColor="text1"/>
-        </w:rPr>
-      </w:pPr>
-      <w:r>
-        <w:rPr>
-          <w:rFonts w:ascii="Segoe UI" w:eastAsia="Segoe UI" w:hAnsi="Segoe UI" w:cs="Segoe UI"/>
-          <w:color w:val="313131"/>
-          <w:sz w:val="20"/>
-          <w:szCs w:val="20"/>
+          <w:rFonts w:ascii="Segoe UI" w:hAnsi="Segoe UI" w:eastAsia="Segoe UI" w:cs="Segoe UI"/>
+          <w:b w:val="1"/>
+          <w:bCs w:val="1"/>
+          <w:color w:val="000000" w:themeColor="text1" w:themeTint="FF" w:themeShade="FF"/>
+          <w:u w:val="none"/>
+        </w:rPr>
+        <w:t>{</w:t>
+      </w:r>
+      <w:r>
+        <w:rPr>
+          <w:rFonts w:ascii="Segoe UI" w:hAnsi="Segoe UI" w:eastAsia="Segoe UI" w:cs="Segoe UI"/>
+          <w:b w:val="1"/>
+          <w:bCs w:val="1"/>
+          <w:color w:val="000000" w:themeColor="text1" w:themeTint="FF" w:themeShade="FF"/>
+          <w:u w:val="none"/>
+        </w:rPr>
+        <w:t>d.applicant.applicantServicePhone</w:t>
+      </w:r>
+      <w:r>
+        <w:rPr>
+          <w:rFonts w:ascii="Segoe UI" w:hAnsi="Segoe UI" w:eastAsia="Segoe UI" w:cs="Segoe UI"/>
+          <w:b w:val="1"/>
+          <w:bCs w:val="1"/>
+          <w:color w:val="000000" w:themeColor="text1" w:themeTint="FF" w:themeShade="FF"/>
+          <w:u w:val="none"/>
+        </w:rPr>
+        <w:t>}</w:t>
+      </w:r>
+      <w:r>
+        <w:br/>
+      </w:r>
+      <w:r>
+        <w:rPr>
+          <w:rFonts w:ascii="Segoe UI" w:hAnsi="Segoe UI" w:eastAsia="Segoe UI" w:cs="Segoe UI"/>
+          <w:color w:val="313131"/>
+          <w:sz w:val="20"/>
+          <w:szCs w:val="20"/>
+          <w:u w:val="none"/>
         </w:rPr>
         <w:t xml:space="preserve">E-mail address: </w:t>
       </w:r>
       <w:r>
         <w:rPr>
-          <w:rFonts w:ascii="Segoe UI" w:eastAsia="Segoe UI" w:hAnsi="Segoe UI" w:cs="Segoe UI"/>
-          <w:b/>
-          <w:bCs/>
-          <w:color w:val="000000" w:themeColor="text1"/>
-          <w:u w:val="single"/>
-        </w:rPr>
-        <w:t>{d.applicant.applicantServiceEmail</w:t>
-      </w:r>
-      <w:r>
-        <w:rPr>
-          <w:rFonts w:ascii="Segoe UI" w:eastAsia="Segoe UI" w:hAnsi="Segoe UI" w:cs="Segoe UI"/>
-          <w:b/>
-          <w:bCs/>
-          <w:color w:val="000000" w:themeColor="text1"/>
-          <w:u w:val="single"/>
+          <w:rFonts w:ascii="Segoe UI" w:hAnsi="Segoe UI" w:eastAsia="Segoe UI" w:cs="Segoe UI"/>
+          <w:b w:val="1"/>
+          <w:bCs w:val="1"/>
+          <w:color w:val="000000" w:themeColor="text1" w:themeTint="FF" w:themeShade="FF"/>
+          <w:u w:val="none"/>
+        </w:rPr>
+        <w:t>{</w:t>
+      </w:r>
+      <w:r>
+        <w:rPr>
+          <w:rFonts w:ascii="Segoe UI" w:hAnsi="Segoe UI" w:eastAsia="Segoe UI" w:cs="Segoe UI"/>
+          <w:b w:val="1"/>
+          <w:bCs w:val="1"/>
+          <w:color w:val="000000" w:themeColor="text1" w:themeTint="FF" w:themeShade="FF"/>
+          <w:u w:val="none"/>
+        </w:rPr>
+        <w:t>d.applicant.applicantServiceEmail</w:t>
+      </w:r>
+      <w:r>
+        <w:rPr>
+          <w:rFonts w:ascii="Segoe UI" w:hAnsi="Segoe UI" w:eastAsia="Segoe UI" w:cs="Segoe UI"/>
+          <w:b w:val="1"/>
+          <w:bCs w:val="1"/>
+          <w:color w:val="000000" w:themeColor="text1" w:themeTint="FF" w:themeShade="FF"/>
+          <w:u w:val="none"/>
         </w:rPr>
         <w:t>}</w:t>
       </w:r>
-    </w:p>
-    <w:p>
-      <w:pPr>
-        <w:pStyle w:val="ListParagraph"/>
-        <w:spacing w:before="54"/>
-        <w:ind w:left="888"/>
-        <w:rPr>
-          <w:rFonts w:ascii="Segoe UI" w:eastAsia="Segoe UI" w:hAnsi="Segoe UI" w:cs="Segoe UI"/>
-          <w:color w:val="000000" w:themeColor="text1"/>
-        </w:rPr>
-      </w:pPr>
-      <w:r>
-        <w:rPr>
-          <w:rFonts w:ascii="Segoe UI" w:eastAsia="Segoe UI" w:hAnsi="Segoe UI" w:cs="Segoe UI"/>
-          <w:b/>
-          <w:bCs/>
-          <w:color w:val="000000" w:themeColor="text1"/>
-          <w:u w:val="single"/>
-        </w:rPr>
-        <w:t>{d.applicant.applicantHasFax:ifEQ('yes'):showBegin}</w:t>
-      </w:r>
-      <w:r>
-        <w:rPr>
-          <w:rFonts w:ascii="Segoe UI" w:eastAsia="Segoe UI" w:hAnsi="Segoe UI" w:cs="Segoe UI"/>
-          <w:color w:val="313131"/>
-          <w:sz w:val="20"/>
-          <w:szCs w:val="20"/>
+      <w:r>
+        <w:rPr>
+          <w:rFonts w:ascii="Segoe UI" w:hAnsi="Segoe UI" w:eastAsia="Segoe UI" w:cs="Segoe UI"/>
+          <w:b w:val="1"/>
+          <w:bCs w:val="1"/>
+          <w:color w:val="000000" w:themeColor="text1" w:themeTint="FF" w:themeShade="FF"/>
+          <w:u w:val="none"/>
+        </w:rPr>
+        <w:t>{</w:t>
+      </w:r>
+      <w:r>
+        <w:rPr>
+          <w:rFonts w:ascii="Segoe UI" w:hAnsi="Segoe UI" w:eastAsia="Segoe UI" w:cs="Segoe UI"/>
+          <w:b w:val="1"/>
+          <w:bCs w:val="1"/>
+          <w:color w:val="000000" w:themeColor="text1" w:themeTint="FF" w:themeShade="FF"/>
+          <w:u w:val="none"/>
+        </w:rPr>
+        <w:t>d.applicant.applicantHasFax:ifEQ</w:t>
+      </w:r>
+      <w:r>
+        <w:rPr>
+          <w:rFonts w:ascii="Segoe UI" w:hAnsi="Segoe UI" w:eastAsia="Segoe UI" w:cs="Segoe UI"/>
+          <w:b w:val="1"/>
+          <w:bCs w:val="1"/>
+          <w:color w:val="000000" w:themeColor="text1" w:themeTint="FF" w:themeShade="FF"/>
+          <w:u w:val="none"/>
+        </w:rPr>
+        <w:t>('</w:t>
+      </w:r>
+      <w:r>
+        <w:rPr>
+          <w:rFonts w:ascii="Segoe UI" w:hAnsi="Segoe UI" w:eastAsia="Segoe UI" w:cs="Segoe UI"/>
+          <w:b w:val="1"/>
+          <w:bCs w:val="1"/>
+          <w:color w:val="000000" w:themeColor="text1" w:themeTint="FF" w:themeShade="FF"/>
+          <w:u w:val="none"/>
+        </w:rPr>
+        <w:t>yes'</w:t>
+      </w:r>
+      <w:r>
+        <w:rPr>
+          <w:rFonts w:ascii="Segoe UI" w:hAnsi="Segoe UI" w:eastAsia="Segoe UI" w:cs="Segoe UI"/>
+          <w:b w:val="1"/>
+          <w:bCs w:val="1"/>
+          <w:color w:val="000000" w:themeColor="text1" w:themeTint="FF" w:themeShade="FF"/>
+          <w:u w:val="none"/>
+        </w:rPr>
+        <w:t>):</w:t>
+      </w:r>
+      <w:r>
+        <w:rPr>
+          <w:rFonts w:ascii="Segoe UI" w:hAnsi="Segoe UI" w:eastAsia="Segoe UI" w:cs="Segoe UI"/>
+          <w:b w:val="1"/>
+          <w:bCs w:val="1"/>
+          <w:color w:val="000000" w:themeColor="text1" w:themeTint="FF" w:themeShade="FF"/>
+          <w:u w:val="none"/>
+        </w:rPr>
+        <w:t>showBegin</w:t>
+      </w:r>
+      <w:r>
+        <w:rPr>
+          <w:rFonts w:ascii="Segoe UI" w:hAnsi="Segoe UI" w:eastAsia="Segoe UI" w:cs="Segoe UI"/>
+          <w:b w:val="1"/>
+          <w:bCs w:val="1"/>
+          <w:color w:val="000000" w:themeColor="text1" w:themeTint="FF" w:themeShade="FF"/>
+          <w:u w:val="none"/>
+        </w:rPr>
+        <w:t>}</w:t>
+      </w:r>
+      <w:r>
+        <w:br/>
+      </w:r>
+      <w:r>
+        <w:rPr>
+          <w:rFonts w:ascii="Segoe UI" w:hAnsi="Segoe UI" w:eastAsia="Segoe UI" w:cs="Segoe UI"/>
+          <w:color w:val="313131"/>
+          <w:sz w:val="20"/>
+          <w:szCs w:val="20"/>
+          <w:u w:val="none"/>
         </w:rPr>
         <w:t xml:space="preserve">Fax number: </w:t>
       </w:r>
       <w:r>
         <w:rPr>
-          <w:rFonts w:ascii="Segoe UI" w:eastAsia="Segoe UI" w:hAnsi="Segoe UI" w:cs="Segoe UI"/>
-          <w:b/>
-          <w:bCs/>
-          <w:color w:val="000000" w:themeColor="text1"/>
-          <w:u w:val="single"/>
-        </w:rPr>
-        <w:t>{d.applicant.applicantServiceFax</w:t>
-      </w:r>
-      <w:r>
-        <w:rPr>
-          <w:rFonts w:ascii="Segoe UI" w:eastAsia="Segoe UI" w:hAnsi="Segoe UI" w:cs="Segoe UI"/>
-          <w:b/>
-          <w:bCs/>
-          <w:color w:val="000000" w:themeColor="text1"/>
-          <w:u w:val="single"/>
+          <w:rFonts w:ascii="Segoe UI" w:hAnsi="Segoe UI" w:eastAsia="Segoe UI" w:cs="Segoe UI"/>
+          <w:b w:val="1"/>
+          <w:bCs w:val="1"/>
+          <w:color w:val="000000" w:themeColor="text1" w:themeTint="FF" w:themeShade="FF"/>
+          <w:u w:val="none"/>
+        </w:rPr>
+        <w:t>{</w:t>
+      </w:r>
+      <w:r>
+        <w:rPr>
+          <w:rFonts w:ascii="Segoe UI" w:hAnsi="Segoe UI" w:eastAsia="Segoe UI" w:cs="Segoe UI"/>
+          <w:b w:val="1"/>
+          <w:bCs w:val="1"/>
+          <w:color w:val="000000" w:themeColor="text1" w:themeTint="FF" w:themeShade="FF"/>
+          <w:u w:val="none"/>
+        </w:rPr>
+        <w:t>d.applicant.applicantServiceFax</w:t>
+      </w:r>
+      <w:r>
+        <w:rPr>
+          <w:rFonts w:ascii="Segoe UI" w:hAnsi="Segoe UI" w:eastAsia="Segoe UI" w:cs="Segoe UI"/>
+          <w:b w:val="1"/>
+          <w:bCs w:val="1"/>
+          <w:color w:val="000000" w:themeColor="text1" w:themeTint="FF" w:themeShade="FF"/>
+          <w:u w:val="none"/>
         </w:rPr>
         <w:t>}</w:t>
       </w:r>
       <w:r>
-        <w:rPr>
-          <w:rFonts w:ascii="Segoe UI" w:eastAsia="Segoe UI" w:hAnsi="Segoe UI" w:cs="Segoe UI"/>
-          <w:b/>
-          <w:bCs/>
-          <w:color w:val="000000" w:themeColor="text1"/>
-          <w:u w:val="single"/>
-        </w:rPr>
-        <w:t>{d.applicant.applicantHasFax:showEnd}</w:t>
+        <w:br/>
+      </w:r>
+      <w:r>
+        <w:rPr>
+          <w:rFonts w:ascii="Segoe UI" w:hAnsi="Segoe UI" w:eastAsia="Segoe UI" w:cs="Segoe UI"/>
+          <w:b w:val="1"/>
+          <w:bCs w:val="1"/>
+          <w:color w:val="000000" w:themeColor="text1" w:themeTint="FF" w:themeShade="FF"/>
+          <w:u w:val="none"/>
+        </w:rPr>
+        <w:t>{</w:t>
+      </w:r>
+      <w:r>
+        <w:rPr>
+          <w:rFonts w:ascii="Segoe UI" w:hAnsi="Segoe UI" w:eastAsia="Segoe UI" w:cs="Segoe UI"/>
+          <w:b w:val="1"/>
+          <w:bCs w:val="1"/>
+          <w:color w:val="000000" w:themeColor="text1" w:themeTint="FF" w:themeShade="FF"/>
+          <w:u w:val="none"/>
+        </w:rPr>
+        <w:t>d.applicant.applicantHasFax:showEnd</w:t>
+      </w:r>
+      <w:r>
+        <w:rPr>
+          <w:rFonts w:ascii="Segoe UI" w:hAnsi="Segoe UI" w:eastAsia="Segoe UI" w:cs="Segoe UI"/>
+          <w:b w:val="1"/>
+          <w:bCs w:val="1"/>
+          <w:color w:val="000000" w:themeColor="text1" w:themeTint="FF" w:themeShade="FF"/>
+          <w:u w:val="none"/>
+        </w:rPr>
+        <w:t>}</w:t>
       </w:r>
     </w:p>
     <w:p>
@@ -2411,10 +3005,11 @@
         <w:sectPr>
           <w:footerReference w:type="default" r:id="rId10"/>
           <w:type w:val="continuous"/>
-          <w:pgSz w:w="12240" w:h="15840"/>
+          <w:pgSz w:w="12240" w:h="15840" w:orient="portrait"/>
           <w:pgMar w:top="320" w:right="720" w:bottom="740" w:left="720" w:header="0" w:footer="543" w:gutter="0"/>
           <w:pgNumType w:start="1"/>
           <w:cols w:space="720"/>
+          <w:headerReference w:type="default" r:id="R0de1623981f34c64"/>
         </w:sectPr>
       </w:pPr>
     </w:p>
@@ -2424,29 +3019,51 @@
         <w:ind w:right="21"/>
         <w:jc w:val="center"/>
         <w:rPr>
-          <w:rFonts w:ascii="Segoe UI" w:eastAsia="Segoe UI" w:hAnsi="Segoe UI" w:cs="Segoe UI"/>
+          <w:rFonts w:ascii="Segoe UI" w:hAnsi="Segoe UI" w:eastAsia="Segoe UI" w:cs="Segoe UI"/>
+          <w:b w:val="0"/>
+          <w:bCs w:val="0"/>
+          <w:i w:val="0"/>
+          <w:iCs w:val="0"/>
+          <w:caps w:val="0"/>
+          <w:smallCaps w:val="0"/>
+          <w:noProof w:val="0"/>
           <w:color w:val="313131"/>
           <w:sz w:val="21"/>
           <w:szCs w:val="21"/>
-        </w:rPr>
-      </w:pPr>
-      <w:r>
-        <w:rPr>
-          <w:rFonts w:ascii="Segoe UI" w:eastAsia="Segoe UI" w:hAnsi="Segoe UI" w:cs="Segoe UI"/>
-          <w:b/>
-          <w:bCs/>
+          <w:lang w:val="en-US"/>
+        </w:rPr>
+      </w:pPr>
+      <w:r>
+        <w:rPr>
+          <w:rFonts w:ascii="Segoe UI" w:hAnsi="Segoe UI" w:eastAsia="Segoe UI" w:cs="Segoe UI"/>
+          <w:b w:val="1"/>
+          <w:bCs w:val="1"/>
+          <w:i w:val="0"/>
+          <w:iCs w:val="0"/>
+          <w:caps w:val="0"/>
+          <w:smallCaps w:val="0"/>
+          <w:noProof w:val="0"/>
           <w:color w:val="313131"/>
           <w:sz w:val="21"/>
           <w:szCs w:val="21"/>
+          <w:lang w:val="en-US"/>
         </w:rPr>
         <w:t xml:space="preserve">FORM P1 </w:t>
       </w:r>
       <w:r>
         <w:rPr>
-          <w:rFonts w:ascii="Segoe UI" w:eastAsia="Segoe UI" w:hAnsi="Segoe UI" w:cs="Segoe UI"/>
+          <w:rFonts w:ascii="Segoe UI" w:hAnsi="Segoe UI" w:eastAsia="Segoe UI" w:cs="Segoe UI"/>
+          <w:b w:val="0"/>
+          <w:bCs w:val="0"/>
+          <w:i w:val="0"/>
+          <w:iCs w:val="0"/>
+          <w:caps w:val="0"/>
+          <w:smallCaps w:val="0"/>
+          <w:noProof w:val="0"/>
           <w:color w:val="313131"/>
           <w:sz w:val="21"/>
           <w:szCs w:val="21"/>
+          <w:lang w:val="en-US"/>
         </w:rPr>
         <w:t>(RULE 25-2 (3))</w:t>
       </w:r>
@@ -2458,26 +3075,34 @@
         <w:ind w:right="21"/>
         <w:jc w:val="center"/>
         <w:rPr>
-          <w:rFonts w:ascii="Segoe UI" w:eastAsia="Segoe UI" w:hAnsi="Segoe UI" w:cs="Segoe UI"/>
-          <w:b/>
-          <w:bCs/>
-          <w:i w:val="0"/>
-          <w:iCs w:val="0"/>
+          <w:rFonts w:ascii="Segoe UI" w:hAnsi="Segoe UI" w:eastAsia="Segoe UI" w:cs="Segoe UI"/>
+          <w:b w:val="1"/>
+          <w:bCs w:val="1"/>
+          <w:i w:val="0"/>
+          <w:iCs w:val="0"/>
+          <w:caps w:val="0"/>
+          <w:smallCaps w:val="0"/>
+          <w:noProof w:val="0"/>
           <w:color w:val="313131"/>
           <w:sz w:val="21"/>
           <w:szCs w:val="21"/>
-        </w:rPr>
-      </w:pPr>
-      <w:r>
-        <w:rPr>
-          <w:rFonts w:ascii="Segoe UI" w:eastAsia="Segoe UI" w:hAnsi="Segoe UI" w:cs="Segoe UI"/>
-          <w:b/>
-          <w:bCs/>
-          <w:i w:val="0"/>
-          <w:iCs w:val="0"/>
+          <w:lang w:val="en-US"/>
+        </w:rPr>
+      </w:pPr>
+      <w:r>
+        <w:rPr>
+          <w:rFonts w:ascii="Segoe UI" w:hAnsi="Segoe UI" w:eastAsia="Segoe UI" w:cs="Segoe UI"/>
+          <w:b w:val="1"/>
+          <w:bCs w:val="1"/>
+          <w:i w:val="0"/>
+          <w:iCs w:val="0"/>
+          <w:caps w:val="0"/>
+          <w:smallCaps w:val="0"/>
+          <w:noProof w:val="0"/>
           <w:color w:val="313131"/>
           <w:sz w:val="21"/>
           <w:szCs w:val="21"/>
+          <w:lang w:val="en-US"/>
         </w:rPr>
         <w:t>NOTICE OF PROPOSED APPLICATION IN RELATION TO ESTATE</w:t>
       </w:r>
@@ -2486,10 +3111,18 @@
       <w:pPr>
         <w:spacing w:before="103"/>
         <w:rPr>
-          <w:rFonts w:ascii="Segoe UI" w:eastAsia="Segoe UI" w:hAnsi="Segoe UI" w:cs="Segoe UI"/>
-          <w:color w:val="000000" w:themeColor="text1"/>
+          <w:rFonts w:ascii="Segoe UI" w:hAnsi="Segoe UI" w:eastAsia="Segoe UI" w:cs="Segoe UI"/>
+          <w:b w:val="0"/>
+          <w:bCs w:val="0"/>
+          <w:i w:val="0"/>
+          <w:iCs w:val="0"/>
+          <w:caps w:val="0"/>
+          <w:smallCaps w:val="0"/>
+          <w:noProof w:val="0"/>
+          <w:color w:val="000000" w:themeColor="text1" w:themeTint="FF" w:themeShade="FF"/>
           <w:sz w:val="21"/>
           <w:szCs w:val="21"/>
+          <w:lang w:val="en-US"/>
         </w:rPr>
       </w:pPr>
     </w:p>
@@ -2497,20 +3130,34 @@
       <w:pPr>
         <w:ind w:left="288"/>
         <w:rPr>
-          <w:rFonts w:ascii="Segoe UI" w:eastAsia="Segoe UI" w:hAnsi="Segoe UI" w:cs="Segoe UI"/>
+          <w:rFonts w:ascii="Segoe UI" w:hAnsi="Segoe UI" w:eastAsia="Segoe UI" w:cs="Segoe UI"/>
+          <w:b w:val="0"/>
+          <w:bCs w:val="0"/>
+          <w:i w:val="0"/>
+          <w:iCs w:val="0"/>
+          <w:caps w:val="0"/>
+          <w:smallCaps w:val="0"/>
+          <w:noProof w:val="0"/>
           <w:color w:val="313131"/>
           <w:sz w:val="21"/>
           <w:szCs w:val="21"/>
-        </w:rPr>
-      </w:pPr>
-      <w:r>
-        <w:rPr>
-          <w:rFonts w:ascii="Segoe UI" w:eastAsia="Segoe UI" w:hAnsi="Segoe UI" w:cs="Segoe UI"/>
-          <w:b/>
-          <w:bCs/>
+          <w:lang w:val="en-US"/>
+        </w:rPr>
+      </w:pPr>
+      <w:r>
+        <w:rPr>
+          <w:rFonts w:ascii="Segoe UI" w:hAnsi="Segoe UI" w:eastAsia="Segoe UI" w:cs="Segoe UI"/>
+          <w:b w:val="1"/>
+          <w:bCs w:val="1"/>
+          <w:i w:val="0"/>
+          <w:iCs w:val="0"/>
+          <w:caps w:val="0"/>
+          <w:smallCaps w:val="0"/>
+          <w:noProof w:val="0"/>
           <w:color w:val="313131"/>
           <w:sz w:val="21"/>
           <w:szCs w:val="21"/>
+          <w:lang w:val="en-US"/>
         </w:rPr>
         <w:t>TAKE NOTICE THAT:</w:t>
       </w:r>
@@ -2520,113 +3167,178 @@
         <w:spacing w:before="270" w:line="264" w:lineRule="auto"/>
         <w:ind w:left="288" w:right="325"/>
         <w:rPr>
-          <w:rFonts w:ascii="Segoe UI" w:eastAsia="Segoe UI" w:hAnsi="Segoe UI" w:cs="Segoe UI"/>
-          <w:color w:val="313131"/>
-          <w:sz w:val="20"/>
-          <w:szCs w:val="20"/>
-        </w:rPr>
-      </w:pPr>
-      <w:r>
-        <w:rPr>
-          <w:rFonts w:ascii="Segoe UI" w:eastAsia="Segoe UI" w:hAnsi="Segoe UI" w:cs="Segoe UI"/>
-          <w:color w:val="313131"/>
-          <w:sz w:val="20"/>
-          <w:szCs w:val="20"/>
+          <w:rFonts w:ascii="Segoe UI" w:hAnsi="Segoe UI" w:eastAsia="Segoe UI" w:cs="Segoe UI"/>
+          <w:b w:val="0"/>
+          <w:bCs w:val="0"/>
+          <w:i w:val="0"/>
+          <w:iCs w:val="0"/>
+          <w:caps w:val="0"/>
+          <w:smallCaps w:val="0"/>
+          <w:noProof w:val="0"/>
+          <w:color w:val="313131"/>
+          <w:sz w:val="20"/>
+          <w:szCs w:val="20"/>
+          <w:lang w:val="en-US"/>
+        </w:rPr>
+      </w:pPr>
+      <w:r>
+        <w:rPr>
+          <w:rFonts w:ascii="Segoe UI" w:hAnsi="Segoe UI" w:eastAsia="Segoe UI" w:cs="Segoe UI"/>
+          <w:b w:val="0"/>
+          <w:bCs w:val="0"/>
+          <w:i w:val="0"/>
+          <w:iCs w:val="0"/>
+          <w:caps w:val="0"/>
+          <w:smallCaps w:val="0"/>
+          <w:noProof w:val="0"/>
+          <w:color w:val="313131"/>
+          <w:sz w:val="20"/>
+          <w:szCs w:val="20"/>
+          <w:lang w:val="en-US"/>
         </w:rPr>
         <w:t xml:space="preserve">The applicant </w:t>
       </w:r>
       <w:r>
         <w:rPr>
-          <w:rFonts w:ascii="Segoe UI" w:eastAsia="Segoe UI" w:hAnsi="Segoe UI" w:cs="Segoe UI"/>
-          <w:b/>
-          <w:bCs/>
-          <w:color w:val="000000" w:themeColor="text1"/>
-          <w:u w:val="single"/>
+          <w:rFonts w:ascii="Segoe UI" w:hAnsi="Segoe UI" w:eastAsia="Segoe UI" w:cs="Segoe UI"/>
+          <w:b w:val="1"/>
+          <w:bCs w:val="1"/>
+          <w:i w:val="0"/>
+          <w:iCs w:val="0"/>
+          <w:caps w:val="0"/>
+          <w:smallCaps w:val="0"/>
+          <w:strike w:val="0"/>
+          <w:dstrike w:val="0"/>
+          <w:noProof w:val="0"/>
+          <w:color w:val="000000" w:themeColor="text1" w:themeTint="FF" w:themeShade="FF"/>
+          <w:sz w:val="22"/>
+          <w:szCs w:val="22"/>
+          <w:u w:val="none"/>
+          <w:lang w:val="en-US"/>
         </w:rPr>
         <w:t>{d.applicant.applicantName}</w:t>
       </w:r>
       <w:r>
         <w:rPr>
-          <w:rFonts w:ascii="Segoe UI" w:eastAsia="Segoe UI" w:hAnsi="Segoe UI" w:cs="Segoe UI"/>
-          <w:b/>
-          <w:bCs/>
-          <w:color w:val="000000" w:themeColor="text1"/>
+          <w:rFonts w:ascii="Segoe UI" w:hAnsi="Segoe UI" w:eastAsia="Segoe UI" w:cs="Segoe UI"/>
+          <w:b w:val="1"/>
+          <w:bCs w:val="1"/>
+          <w:i w:val="0"/>
+          <w:iCs w:val="0"/>
+          <w:caps w:val="0"/>
+          <w:smallCaps w:val="0"/>
+          <w:noProof w:val="0"/>
+          <w:color w:val="000000" w:themeColor="text1" w:themeTint="FF" w:themeShade="FF"/>
+          <w:sz w:val="22"/>
+          <w:szCs w:val="22"/>
+          <w:lang w:val="en-US"/>
         </w:rPr>
         <w:t xml:space="preserve"> </w:t>
       </w:r>
       <w:r>
         <w:rPr>
-          <w:rFonts w:ascii="Segoe UI" w:eastAsia="Segoe UI" w:hAnsi="Segoe UI" w:cs="Segoe UI"/>
-          <w:color w:val="313131"/>
-          <w:sz w:val="20"/>
-          <w:szCs w:val="20"/>
+          <w:rFonts w:ascii="Segoe UI" w:hAnsi="Segoe UI" w:eastAsia="Segoe UI" w:cs="Segoe UI"/>
+          <w:b w:val="0"/>
+          <w:bCs w:val="0"/>
+          <w:i w:val="0"/>
+          <w:iCs w:val="0"/>
+          <w:caps w:val="0"/>
+          <w:smallCaps w:val="0"/>
+          <w:noProof w:val="0"/>
+          <w:color w:val="313131"/>
+          <w:sz w:val="20"/>
+          <w:szCs w:val="20"/>
+          <w:lang w:val="en-US"/>
         </w:rPr>
         <w:t xml:space="preserve">proposes to apply, in the </w:t>
       </w:r>
       <w:r>
         <w:rPr>
-          <w:rFonts w:ascii="Segoe UI" w:eastAsia="Segoe UI" w:hAnsi="Segoe UI" w:cs="Segoe UI"/>
-          <w:b/>
-          <w:bCs/>
-          <w:color w:val="000000" w:themeColor="text1"/>
-          <w:u w:val="single"/>
+          <w:rFonts w:ascii="Segoe UI" w:hAnsi="Segoe UI" w:eastAsia="Segoe UI" w:cs="Segoe UI"/>
+          <w:b w:val="1"/>
+          <w:bCs w:val="1"/>
+          <w:i w:val="0"/>
+          <w:iCs w:val="0"/>
+          <w:caps w:val="0"/>
+          <w:smallCaps w:val="0"/>
+          <w:strike w:val="0"/>
+          <w:dstrike w:val="0"/>
+          <w:noProof w:val="0"/>
+          <w:color w:val="000000" w:themeColor="text1" w:themeTint="FF" w:themeShade="FF"/>
+          <w:sz w:val="22"/>
+          <w:szCs w:val="22"/>
+          <w:u w:val="none"/>
+          <w:lang w:val="en-US"/>
         </w:rPr>
         <w:t>{d.applicant.applicantCourthouseName}</w:t>
       </w:r>
       <w:r>
         <w:rPr>
-          <w:rFonts w:ascii="Segoe UI" w:eastAsia="Segoe UI" w:hAnsi="Segoe UI" w:cs="Segoe UI"/>
-          <w:b/>
-          <w:bCs/>
-          <w:color w:val="000000" w:themeColor="text1"/>
+          <w:rFonts w:ascii="Segoe UI" w:hAnsi="Segoe UI" w:eastAsia="Segoe UI" w:cs="Segoe UI"/>
+          <w:b w:val="1"/>
+          <w:bCs w:val="1"/>
+          <w:i w:val="0"/>
+          <w:iCs w:val="0"/>
+          <w:caps w:val="0"/>
+          <w:smallCaps w:val="0"/>
+          <w:noProof w:val="0"/>
+          <w:color w:val="000000" w:themeColor="text1" w:themeTint="FF" w:themeShade="FF"/>
+          <w:sz w:val="22"/>
+          <w:szCs w:val="22"/>
+          <w:lang w:val="en-US"/>
         </w:rPr>
         <w:t xml:space="preserve"> </w:t>
       </w:r>
       <w:r>
         <w:rPr>
-          <w:rFonts w:ascii="Segoe UI" w:eastAsia="Segoe UI" w:hAnsi="Segoe UI" w:cs="Segoe UI"/>
-          <w:color w:val="313131"/>
-          <w:sz w:val="20"/>
-          <w:szCs w:val="20"/>
+          <w:rFonts w:ascii="Segoe UI" w:hAnsi="Segoe UI" w:eastAsia="Segoe UI" w:cs="Segoe UI"/>
+          <w:b w:val="0"/>
+          <w:bCs w:val="0"/>
+          <w:i w:val="0"/>
+          <w:iCs w:val="0"/>
+          <w:caps w:val="0"/>
+          <w:smallCaps w:val="0"/>
+          <w:noProof w:val="0"/>
+          <w:color w:val="313131"/>
+          <w:sz w:val="20"/>
+          <w:szCs w:val="20"/>
+          <w:lang w:val="en-US"/>
         </w:rPr>
         <w:t xml:space="preserve">registry, for a </w:t>
       </w:r>
       <w:r>
         <w:rPr>
-          <w:rFonts w:ascii="Segoe UI" w:eastAsia="Segoe UI" w:hAnsi="Segoe UI" w:cs="Segoe UI"/>
-          <w:b/>
-          <w:bCs/>
-          <w:color w:val="000000" w:themeColor="text1"/>
+          <w:rFonts w:ascii="Segoe UI" w:hAnsi="Segoe UI" w:eastAsia="Segoe UI" w:cs="Segoe UI"/>
+          <w:b w:val="1"/>
+          <w:bCs w:val="1"/>
+          <w:i w:val="0"/>
+          <w:iCs w:val="0"/>
+          <w:caps w:val="0"/>
+          <w:smallCaps w:val="0"/>
+          <w:noProof w:val="0"/>
+          <w:color w:val="000000" w:themeColor="text1" w:themeTint="FF" w:themeShade="FF"/>
+          <w:sz w:val="22"/>
+          <w:szCs w:val="22"/>
+          <w:lang w:val="en-US"/>
         </w:rPr>
         <w:t xml:space="preserve">Grant of Administration Without Will Annexed </w:t>
       </w:r>
       <w:r>
         <w:rPr>
-          <w:rFonts w:ascii="Segoe UI" w:eastAsia="Segoe UI" w:hAnsi="Segoe UI" w:cs="Segoe UI"/>
-          <w:color w:val="313131"/>
-          <w:sz w:val="20"/>
-          <w:szCs w:val="20"/>
-        </w:rPr>
-        <w:t xml:space="preserve">in relation to the estate of the deceased described below who died on </w:t>
-      </w:r>
-      <w:r>
-        <w:rPr>
-          <w:rFonts w:ascii="Segoe UI" w:eastAsia="Segoe UI" w:hAnsi="Segoe UI" w:cs="Segoe UI"/>
-          <w:b/>
-          <w:bCs/>
-          <w:color w:val="000000" w:themeColor="text1"/>
-          <w:u w:val="single"/>
-        </w:rPr>
-        <w:t>{d.deceasedDeathDate}</w:t>
-      </w:r>
-      <w:r>
-        <w:rPr>
-          <w:rFonts w:ascii="Segoe UI" w:eastAsia="Segoe UI" w:hAnsi="Segoe UI" w:cs="Segoe UI"/>
-          <w:color w:val="313131"/>
-          <w:sz w:val="20"/>
-          <w:szCs w:val="20"/>
-        </w:rPr>
-        <w:t>.</w:t>
+          <w:rFonts w:ascii="Segoe UI" w:hAnsi="Segoe UI" w:eastAsia="Segoe UI" w:cs="Segoe UI"/>
+          <w:b w:val="0"/>
+          <w:bCs w:val="0"/>
+          <w:i w:val="0"/>
+          <w:iCs w:val="0"/>
+          <w:caps w:val="0"/>
+          <w:smallCaps w:val="0"/>
+          <w:noProof w:val="0"/>
+          <w:color w:val="313131"/>
+          <w:sz w:val="20"/>
+          <w:szCs w:val="20"/>
+          <w:lang w:val="en-US"/>
+        </w:rPr>
+        <w:t>in relation to the estate of the deceased described below who died on {d.deceasedDeathDate:formatD(LL)}.</w:t>
       </w:r>
     </w:p>
     <w:p>
@@ -2635,14 +3347,34 @@
         <w:spacing w:before="240"/>
         <w:ind w:left="288"/>
         <w:rPr>
-          <w:rFonts w:ascii="Segoe UI" w:eastAsia="Segoe UI" w:hAnsi="Segoe UI" w:cs="Segoe UI"/>
-          <w:color w:val="313131"/>
-        </w:rPr>
-      </w:pPr>
-      <w:r>
-        <w:rPr>
-          <w:rFonts w:ascii="Segoe UI" w:eastAsia="Segoe UI" w:hAnsi="Segoe UI" w:cs="Segoe UI"/>
-          <w:color w:val="313131"/>
+          <w:rFonts w:ascii="Segoe UI" w:hAnsi="Segoe UI" w:eastAsia="Segoe UI" w:cs="Segoe UI"/>
+          <w:b w:val="0"/>
+          <w:bCs w:val="0"/>
+          <w:i w:val="0"/>
+          <w:iCs w:val="0"/>
+          <w:caps w:val="0"/>
+          <w:smallCaps w:val="0"/>
+          <w:noProof w:val="0"/>
+          <w:color w:val="313131"/>
+          <w:sz w:val="20"/>
+          <w:szCs w:val="20"/>
+          <w:lang w:val="en-US"/>
+        </w:rPr>
+      </w:pPr>
+      <w:r>
+        <w:rPr>
+          <w:rFonts w:ascii="Segoe UI" w:hAnsi="Segoe UI" w:eastAsia="Segoe UI" w:cs="Segoe UI"/>
+          <w:b w:val="0"/>
+          <w:bCs w:val="0"/>
+          <w:i w:val="0"/>
+          <w:iCs w:val="0"/>
+          <w:caps w:val="0"/>
+          <w:smallCaps w:val="0"/>
+          <w:noProof w:val="0"/>
+          <w:color w:val="313131"/>
+          <w:sz w:val="20"/>
+          <w:szCs w:val="20"/>
+          <w:lang w:val="en-US"/>
         </w:rPr>
         <w:t>Full legal name of deceased:</w:t>
       </w:r>
@@ -2653,19 +3385,36 @@
         <w:spacing w:before="29"/>
         <w:ind w:left="288"/>
         <w:rPr>
-          <w:rFonts w:ascii="Segoe UI" w:eastAsia="Segoe UI" w:hAnsi="Segoe UI" w:cs="Segoe UI"/>
-          <w:color w:val="000000" w:themeColor="text1"/>
+          <w:rFonts w:ascii="Segoe UI" w:hAnsi="Segoe UI" w:eastAsia="Segoe UI" w:cs="Segoe UI"/>
+          <w:b w:val="1"/>
+          <w:bCs w:val="1"/>
+          <w:i w:val="0"/>
+          <w:iCs w:val="0"/>
+          <w:caps w:val="0"/>
+          <w:smallCaps w:val="0"/>
+          <w:noProof w:val="0"/>
+          <w:color w:val="000000" w:themeColor="text1" w:themeTint="FF" w:themeShade="FF"/>
           <w:sz w:val="22"/>
           <w:szCs w:val="22"/>
-        </w:rPr>
-      </w:pPr>
-      <w:r>
-        <w:rPr>
-          <w:rFonts w:ascii="Segoe UI" w:eastAsia="Segoe UI" w:hAnsi="Segoe UI" w:cs="Segoe UI"/>
-          <w:color w:val="000000" w:themeColor="text1"/>
+          <w:lang w:val="en-US"/>
+        </w:rPr>
+      </w:pPr>
+      <w:r>
+        <w:rPr>
+          <w:rFonts w:ascii="Segoe UI" w:hAnsi="Segoe UI" w:eastAsia="Segoe UI" w:cs="Segoe UI"/>
+          <w:b w:val="1"/>
+          <w:bCs w:val="1"/>
+          <w:i w:val="0"/>
+          <w:iCs w:val="0"/>
+          <w:caps w:val="0"/>
+          <w:smallCaps w:val="0"/>
+          <w:strike w:val="0"/>
+          <w:dstrike w:val="0"/>
+          <w:noProof w:val="0"/>
+          <w:color w:val="000000" w:themeColor="text1" w:themeTint="FF" w:themeShade="FF"/>
           <w:sz w:val="22"/>
           <w:szCs w:val="22"/>
-          <w:u w:val="single"/>
+          <w:u w:val="none"/>
           <w:lang w:val="fr-FR"/>
         </w:rPr>
         <w:t>{d.firstNameGivenName} {d.middleNameS} {d.lastNameFamilyNameOrSurname}</w:t>
@@ -2675,8 +3424,18 @@
       <w:pPr>
         <w:spacing w:before="89"/>
         <w:rPr>
-          <w:rFonts w:ascii="Segoe UI" w:eastAsia="Segoe UI" w:hAnsi="Segoe UI" w:cs="Segoe UI"/>
-          <w:color w:val="000000" w:themeColor="text1"/>
+          <w:rFonts w:ascii="Segoe UI" w:hAnsi="Segoe UI" w:eastAsia="Segoe UI" w:cs="Segoe UI"/>
+          <w:b w:val="0"/>
+          <w:bCs w:val="0"/>
+          <w:i w:val="0"/>
+          <w:iCs w:val="0"/>
+          <w:caps w:val="0"/>
+          <w:smallCaps w:val="0"/>
+          <w:noProof w:val="0"/>
+          <w:color w:val="000000" w:themeColor="text1" w:themeTint="FF" w:themeShade="FF"/>
+          <w:sz w:val="22"/>
+          <w:szCs w:val="22"/>
+          <w:lang w:val="en-US"/>
         </w:rPr>
       </w:pPr>
     </w:p>
@@ -2685,14 +3444,34 @@
         <w:pStyle w:val="BodyText"/>
         <w:ind w:left="288"/>
         <w:rPr>
-          <w:rFonts w:ascii="Segoe UI" w:eastAsia="Segoe UI" w:hAnsi="Segoe UI" w:cs="Segoe UI"/>
-          <w:color w:val="313131"/>
-        </w:rPr>
-      </w:pPr>
-      <w:r>
-        <w:rPr>
-          <w:rFonts w:ascii="Segoe UI" w:eastAsia="Segoe UI" w:hAnsi="Segoe UI" w:cs="Segoe UI"/>
-          <w:color w:val="313131"/>
+          <w:rFonts w:ascii="Segoe UI" w:hAnsi="Segoe UI" w:eastAsia="Segoe UI" w:cs="Segoe UI"/>
+          <w:b w:val="0"/>
+          <w:bCs w:val="0"/>
+          <w:i w:val="0"/>
+          <w:iCs w:val="0"/>
+          <w:caps w:val="0"/>
+          <w:smallCaps w:val="0"/>
+          <w:noProof w:val="0"/>
+          <w:color w:val="313131"/>
+          <w:sz w:val="20"/>
+          <w:szCs w:val="20"/>
+          <w:lang w:val="en-US"/>
+        </w:rPr>
+      </w:pPr>
+      <w:r>
+        <w:rPr>
+          <w:rFonts w:ascii="Segoe UI" w:hAnsi="Segoe UI" w:eastAsia="Segoe UI" w:cs="Segoe UI"/>
+          <w:b w:val="0"/>
+          <w:bCs w:val="0"/>
+          <w:i w:val="0"/>
+          <w:iCs w:val="0"/>
+          <w:caps w:val="0"/>
+          <w:smallCaps w:val="0"/>
+          <w:noProof w:val="0"/>
+          <w:color w:val="313131"/>
+          <w:sz w:val="20"/>
+          <w:szCs w:val="20"/>
+          <w:lang w:val="en-US"/>
         </w:rPr>
         <w:t>Last residential address of the deceased:</w:t>
       </w:r>
@@ -2702,28 +3481,57 @@
         <w:spacing w:before="29"/>
         <w:ind w:left="288"/>
         <w:rPr>
-          <w:rFonts w:ascii="Segoe UI" w:eastAsia="Segoe UI" w:hAnsi="Segoe UI" w:cs="Segoe UI"/>
-          <w:color w:val="000000" w:themeColor="text1"/>
-        </w:rPr>
-      </w:pPr>
-      <w:r>
-        <w:rPr>
-          <w:rFonts w:ascii="Segoe UI" w:eastAsia="Segoe UI" w:hAnsi="Segoe UI" w:cs="Segoe UI"/>
-          <w:b/>
-          <w:bCs/>
-          <w:color w:val="000000" w:themeColor="text1"/>
-          <w:u w:val="single"/>
+          <w:rFonts w:ascii="Segoe UI" w:hAnsi="Segoe UI" w:eastAsia="Segoe UI" w:cs="Segoe UI"/>
+          <w:b w:val="0"/>
+          <w:bCs w:val="0"/>
+          <w:i w:val="0"/>
+          <w:iCs w:val="0"/>
+          <w:caps w:val="0"/>
+          <w:smallCaps w:val="0"/>
+          <w:noProof w:val="0"/>
+          <w:color w:val="000000" w:themeColor="text1" w:themeTint="FF" w:themeShade="FF"/>
+          <w:sz w:val="22"/>
+          <w:szCs w:val="22"/>
+          <w:lang w:val="en-US"/>
+        </w:rPr>
+      </w:pPr>
+      <w:r>
+        <w:rPr>
+          <w:rFonts w:ascii="Segoe UI" w:hAnsi="Segoe UI" w:eastAsia="Segoe UI" w:cs="Segoe UI"/>
+          <w:b w:val="1"/>
+          <w:bCs w:val="1"/>
+          <w:i w:val="0"/>
+          <w:iCs w:val="0"/>
+          <w:caps w:val="0"/>
+          <w:smallCaps w:val="0"/>
+          <w:strike w:val="0"/>
+          <w:dstrike w:val="0"/>
+          <w:noProof w:val="0"/>
+          <w:color w:val="000000" w:themeColor="text1" w:themeTint="FF" w:themeShade="FF"/>
+          <w:sz w:val="22"/>
+          <w:szCs w:val="22"/>
+          <w:u w:val="none"/>
           <w:lang w:val="fr-FR"/>
         </w:rPr>
-        <w:t xml:space="preserve">{d.deceasedAddressStreet}, {d.deceasedAddressCity}, {d.deceasedAddressProvince}, {d.deceasedAddressPostalCode} </w:t>
-      </w:r>
-      <w:r>
-        <w:rPr>
-          <w:rFonts w:ascii="Segoe UI" w:eastAsia="Segoe UI" w:hAnsi="Segoe UI" w:cs="Segoe UI"/>
-          <w:b/>
-          <w:bCs/>
-          <w:color w:val="000000" w:themeColor="text1"/>
-          <w:u w:val="single"/>
+        <w:t xml:space="preserve">{d.deceasedAddressStreet}, {d.deceasedAddressCity}, {d.deceasedAddressProvince} {d. deceasedAddressState}, {d.deceasedAddressPostalCode} </w:t>
+      </w:r>
+      <w:r>
+        <w:rPr>
+          <w:rFonts w:ascii="Segoe UI" w:hAnsi="Segoe UI" w:eastAsia="Segoe UI" w:cs="Segoe UI"/>
+          <w:b w:val="1"/>
+          <w:bCs w:val="1"/>
+          <w:i w:val="0"/>
+          <w:iCs w:val="0"/>
+          <w:caps w:val="0"/>
+          <w:smallCaps w:val="0"/>
+          <w:strike w:val="0"/>
+          <w:dstrike w:val="0"/>
+          <w:noProof w:val="0"/>
+          <w:color w:val="000000" w:themeColor="text1" w:themeTint="FF" w:themeShade="FF"/>
+          <w:sz w:val="22"/>
+          <w:szCs w:val="22"/>
+          <w:u w:val="none"/>
+          <w:lang w:val="en-US"/>
         </w:rPr>
         <w:t>{d.deceasedAddressCountry}</w:t>
       </w:r>
@@ -2732,8 +3540,18 @@
       <w:pPr>
         <w:spacing w:before="90"/>
         <w:rPr>
-          <w:rFonts w:ascii="Segoe UI" w:eastAsia="Segoe UI" w:hAnsi="Segoe UI" w:cs="Segoe UI"/>
-          <w:color w:val="000000" w:themeColor="text1"/>
+          <w:rFonts w:ascii="Segoe UI" w:hAnsi="Segoe UI" w:eastAsia="Segoe UI" w:cs="Segoe UI"/>
+          <w:b w:val="0"/>
+          <w:bCs w:val="0"/>
+          <w:i w:val="0"/>
+          <w:iCs w:val="0"/>
+          <w:caps w:val="0"/>
+          <w:smallCaps w:val="0"/>
+          <w:noProof w:val="0"/>
+          <w:color w:val="000000" w:themeColor="text1" w:themeTint="FF" w:themeShade="FF"/>
+          <w:sz w:val="22"/>
+          <w:szCs w:val="22"/>
+          <w:lang w:val="en-US"/>
         </w:rPr>
       </w:pPr>
     </w:p>
@@ -2742,16 +3560,34 @@
         <w:spacing w:before="1"/>
         <w:ind w:left="288"/>
         <w:rPr>
-          <w:rFonts w:ascii="Segoe UI" w:eastAsia="Segoe UI" w:hAnsi="Segoe UI" w:cs="Segoe UI"/>
-          <w:color w:val="000000" w:themeColor="text1"/>
-        </w:rPr>
-      </w:pPr>
-      <w:r>
-        <w:rPr>
-          <w:rFonts w:ascii="Segoe UI" w:eastAsia="Segoe UI" w:hAnsi="Segoe UI" w:cs="Segoe UI"/>
-          <w:b/>
-          <w:bCs/>
-          <w:color w:val="000000" w:themeColor="text1"/>
+          <w:rFonts w:ascii="Segoe UI" w:hAnsi="Segoe UI" w:eastAsia="Segoe UI" w:cs="Segoe UI"/>
+          <w:b w:val="0"/>
+          <w:bCs w:val="0"/>
+          <w:i w:val="0"/>
+          <w:iCs w:val="0"/>
+          <w:caps w:val="0"/>
+          <w:smallCaps w:val="0"/>
+          <w:noProof w:val="0"/>
+          <w:color w:val="000000" w:themeColor="text1" w:themeTint="FF" w:themeShade="FF"/>
+          <w:sz w:val="22"/>
+          <w:szCs w:val="22"/>
+          <w:lang w:val="en-US"/>
+        </w:rPr>
+      </w:pPr>
+      <w:r>
+        <w:rPr>
+          <w:rFonts w:ascii="Segoe UI" w:hAnsi="Segoe UI" w:eastAsia="Segoe UI" w:cs="Segoe UI"/>
+          <w:b w:val="1"/>
+          <w:bCs w:val="1"/>
+          <w:i w:val="0"/>
+          <w:iCs w:val="0"/>
+          <w:caps w:val="0"/>
+          <w:smallCaps w:val="0"/>
+          <w:noProof w:val="0"/>
+          <w:color w:val="000000" w:themeColor="text1" w:themeTint="FF" w:themeShade="FF"/>
+          <w:sz w:val="22"/>
+          <w:szCs w:val="22"/>
+          <w:lang w:val="en-US"/>
         </w:rPr>
         <w:t>This application does not relate to a will or a foreign grant.</w:t>
       </w:r>
@@ -2759,8 +3595,18 @@
     <w:p>
       <w:pPr>
         <w:rPr>
-          <w:rFonts w:ascii="Segoe UI" w:eastAsia="Segoe UI" w:hAnsi="Segoe UI" w:cs="Segoe UI"/>
-          <w:color w:val="000000" w:themeColor="text1"/>
+          <w:rFonts w:ascii="Segoe UI" w:hAnsi="Segoe UI" w:eastAsia="Segoe UI" w:cs="Segoe UI"/>
+          <w:b w:val="0"/>
+          <w:bCs w:val="0"/>
+          <w:i w:val="0"/>
+          <w:iCs w:val="0"/>
+          <w:caps w:val="0"/>
+          <w:smallCaps w:val="0"/>
+          <w:noProof w:val="0"/>
+          <w:color w:val="000000" w:themeColor="text1" w:themeTint="FF" w:themeShade="FF"/>
+          <w:sz w:val="22"/>
+          <w:szCs w:val="22"/>
+          <w:lang w:val="en-US"/>
         </w:rPr>
       </w:pPr>
     </w:p>
@@ -2768,23 +3614,54 @@
       <w:pPr>
         <w:spacing w:before="154"/>
         <w:rPr>
-          <w:rFonts w:ascii="Segoe UI" w:eastAsia="Segoe UI" w:hAnsi="Segoe UI" w:cs="Segoe UI"/>
-          <w:color w:val="000000" w:themeColor="text1"/>
+          <w:rFonts w:ascii="Segoe UI" w:hAnsi="Segoe UI" w:eastAsia="Segoe UI" w:cs="Segoe UI"/>
+          <w:b w:val="0"/>
+          <w:bCs w:val="0"/>
+          <w:i w:val="0"/>
+          <w:iCs w:val="0"/>
+          <w:caps w:val="0"/>
+          <w:smallCaps w:val="0"/>
+          <w:noProof w:val="0"/>
+          <w:color w:val="000000" w:themeColor="text1" w:themeTint="FF" w:themeShade="FF"/>
+          <w:sz w:val="22"/>
+          <w:szCs w:val="22"/>
+          <w:lang w:val="en-US"/>
         </w:rPr>
       </w:pPr>
     </w:p>
     <w:p>
       <w:pPr>
         <w:pStyle w:val="Heading1"/>
-        <w:rPr>
-          <w:rFonts w:ascii="Segoe UI" w:eastAsia="Segoe UI" w:hAnsi="Segoe UI" w:cs="Segoe UI"/>
-          <w:color w:val="313131"/>
-        </w:rPr>
-      </w:pPr>
-      <w:r>
-        <w:rPr>
-          <w:rFonts w:ascii="Segoe UI" w:eastAsia="Segoe UI" w:hAnsi="Segoe UI" w:cs="Segoe UI"/>
-          <w:color w:val="313131"/>
+        <w:ind w:left="288"/>
+        <w:rPr>
+          <w:rFonts w:ascii="Segoe UI" w:hAnsi="Segoe UI" w:eastAsia="Segoe UI" w:cs="Segoe UI"/>
+          <w:b w:val="1"/>
+          <w:bCs w:val="1"/>
+          <w:i w:val="0"/>
+          <w:iCs w:val="0"/>
+          <w:caps w:val="0"/>
+          <w:smallCaps w:val="0"/>
+          <w:noProof w:val="0"/>
+          <w:color w:val="313131"/>
+          <w:sz w:val="27"/>
+          <w:szCs w:val="27"/>
+          <w:lang w:val="en-US"/>
+        </w:rPr>
+      </w:pPr>
+      <w:r>
+        <w:rPr>
+          <w:rFonts w:ascii="Segoe UI" w:hAnsi="Segoe UI" w:eastAsia="Segoe UI" w:cs="Segoe UI"/>
+          <w:b w:val="1"/>
+          <w:bCs w:val="1"/>
+          <w:i w:val="0"/>
+          <w:iCs w:val="0"/>
+          <w:caps w:val="0"/>
+          <w:smallCaps w:val="0"/>
+          <w:noProof w:val="0"/>
+          <w:color w:val="313131"/>
+          <w:sz w:val="27"/>
+          <w:szCs w:val="27"/>
+          <w:lang w:val="en-US"/>
         </w:rPr>
         <w:t>AND TAKE NOTICE THAT:</w:t>
       </w:r>
@@ -2794,28 +3671,44 @@
         <w:pStyle w:val="ListParagraph"/>
         <w:numPr>
           <w:ilvl w:val="0"/>
-          <w:numId w:val="2"/>
+          <w:numId w:val="8"/>
         </w:numPr>
         <w:tabs>
-          <w:tab w:val="left" w:pos="888"/>
-          <w:tab w:val="left" w:pos="898"/>
+          <w:tab w:val="left" w:leader="none" w:pos="888"/>
+          <w:tab w:val="left" w:leader="none" w:pos="898"/>
         </w:tabs>
         <w:spacing w:before="273" w:line="264" w:lineRule="auto"/>
         <w:ind w:right="310" w:hanging="300"/>
         <w:jc w:val="both"/>
         <w:rPr>
-          <w:rFonts w:ascii="Segoe UI" w:eastAsia="Segoe UI" w:hAnsi="Segoe UI" w:cs="Segoe UI"/>
-          <w:color w:val="313131"/>
-          <w:sz w:val="20"/>
-          <w:szCs w:val="20"/>
-        </w:rPr>
-      </w:pPr>
-      <w:r>
-        <w:rPr>
-          <w:rFonts w:ascii="Segoe UI" w:eastAsia="Segoe UI" w:hAnsi="Segoe UI" w:cs="Segoe UI"/>
-          <w:color w:val="313131"/>
-          <w:sz w:val="20"/>
-          <w:szCs w:val="20"/>
+          <w:rFonts w:ascii="Segoe UI" w:hAnsi="Segoe UI" w:eastAsia="Segoe UI" w:cs="Segoe UI"/>
+          <w:b w:val="0"/>
+          <w:bCs w:val="0"/>
+          <w:i w:val="0"/>
+          <w:iCs w:val="0"/>
+          <w:caps w:val="0"/>
+          <w:smallCaps w:val="0"/>
+          <w:noProof w:val="0"/>
+          <w:color w:val="313131"/>
+          <w:sz w:val="20"/>
+          <w:szCs w:val="20"/>
+          <w:lang w:val="en-US"/>
+        </w:rPr>
+      </w:pPr>
+      <w:r>
+        <w:rPr>
+          <w:rFonts w:ascii="Segoe UI" w:hAnsi="Segoe UI" w:eastAsia="Segoe UI" w:cs="Segoe UI"/>
+          <w:b w:val="0"/>
+          <w:bCs w:val="0"/>
+          <w:i w:val="0"/>
+          <w:iCs w:val="0"/>
+          <w:caps w:val="0"/>
+          <w:smallCaps w:val="0"/>
+          <w:noProof w:val="0"/>
+          <w:color w:val="313131"/>
+          <w:sz w:val="20"/>
+          <w:szCs w:val="20"/>
+          <w:lang w:val="en-US"/>
         </w:rPr>
         <w:t>Before obtaining the foregoing grant, the applicant may be granted an authorization to obtain estate information in relation to that grant for the purposes of obtaining financial information in relation to the grant.</w:t>
       </w:r>
@@ -2825,28 +3718,44 @@
         <w:pStyle w:val="ListParagraph"/>
         <w:numPr>
           <w:ilvl w:val="0"/>
-          <w:numId w:val="2"/>
+          <w:numId w:val="8"/>
         </w:numPr>
         <w:tabs>
-          <w:tab w:val="left" w:pos="888"/>
-          <w:tab w:val="left" w:pos="891"/>
+          <w:tab w:val="left" w:leader="none" w:pos="888"/>
+          <w:tab w:val="left" w:leader="none" w:pos="891"/>
         </w:tabs>
         <w:spacing w:before="241" w:line="264" w:lineRule="auto"/>
         <w:ind w:right="311" w:hanging="300"/>
         <w:jc w:val="both"/>
         <w:rPr>
-          <w:rFonts w:ascii="Segoe UI" w:eastAsia="Segoe UI" w:hAnsi="Segoe UI" w:cs="Segoe UI"/>
-          <w:color w:val="313131"/>
-          <w:sz w:val="20"/>
-          <w:szCs w:val="20"/>
-        </w:rPr>
-      </w:pPr>
-      <w:r>
-        <w:rPr>
-          <w:rFonts w:ascii="Segoe UI" w:eastAsia="Segoe UI" w:hAnsi="Segoe UI" w:cs="Segoe UI"/>
-          <w:color w:val="313131"/>
-          <w:sz w:val="20"/>
-          <w:szCs w:val="20"/>
+          <w:rFonts w:ascii="Segoe UI" w:hAnsi="Segoe UI" w:eastAsia="Segoe UI" w:cs="Segoe UI"/>
+          <w:b w:val="0"/>
+          <w:bCs w:val="0"/>
+          <w:i w:val="0"/>
+          <w:iCs w:val="0"/>
+          <w:caps w:val="0"/>
+          <w:smallCaps w:val="0"/>
+          <w:noProof w:val="0"/>
+          <w:color w:val="313131"/>
+          <w:sz w:val="20"/>
+          <w:szCs w:val="20"/>
+          <w:lang w:val="en-US"/>
+        </w:rPr>
+      </w:pPr>
+      <w:r>
+        <w:rPr>
+          <w:rFonts w:ascii="Segoe UI" w:hAnsi="Segoe UI" w:eastAsia="Segoe UI" w:cs="Segoe UI"/>
+          <w:b w:val="0"/>
+          <w:bCs w:val="0"/>
+          <w:i w:val="0"/>
+          <w:iCs w:val="0"/>
+          <w:caps w:val="0"/>
+          <w:smallCaps w:val="0"/>
+          <w:noProof w:val="0"/>
+          <w:color w:val="313131"/>
+          <w:sz w:val="20"/>
+          <w:szCs w:val="20"/>
+          <w:lang w:val="en-US"/>
         </w:rPr>
         <w:t>You have a right to oppose, by filing a notice of dispute in accordance with Rule 25-10 (1), the granting of either or both of an authorization to obtain estate information and the estate grant.</w:t>
       </w:r>
@@ -2856,26 +3765,42 @@
         <w:pStyle w:val="ListParagraph"/>
         <w:numPr>
           <w:ilvl w:val="0"/>
-          <w:numId w:val="2"/>
+          <w:numId w:val="8"/>
         </w:numPr>
         <w:tabs>
-          <w:tab w:val="left" w:pos="890"/>
+          <w:tab w:val="left" w:leader="none" w:pos="890"/>
         </w:tabs>
         <w:spacing w:before="240"/>
         <w:ind w:left="890" w:hanging="302"/>
         <w:rPr>
-          <w:rFonts w:ascii="Segoe UI" w:eastAsia="Segoe UI" w:hAnsi="Segoe UI" w:cs="Segoe UI"/>
-          <w:color w:val="313131"/>
-          <w:sz w:val="20"/>
-          <w:szCs w:val="20"/>
-        </w:rPr>
-      </w:pPr>
-      <w:r>
-        <w:rPr>
-          <w:rFonts w:ascii="Segoe UI" w:eastAsia="Segoe UI" w:hAnsi="Segoe UI" w:cs="Segoe UI"/>
-          <w:color w:val="313131"/>
-          <w:sz w:val="20"/>
-          <w:szCs w:val="20"/>
+          <w:rFonts w:ascii="Segoe UI" w:hAnsi="Segoe UI" w:eastAsia="Segoe UI" w:cs="Segoe UI"/>
+          <w:b w:val="0"/>
+          <w:bCs w:val="0"/>
+          <w:i w:val="0"/>
+          <w:iCs w:val="0"/>
+          <w:caps w:val="0"/>
+          <w:smallCaps w:val="0"/>
+          <w:noProof w:val="0"/>
+          <w:color w:val="313131"/>
+          <w:sz w:val="20"/>
+          <w:szCs w:val="20"/>
+          <w:lang w:val="en-US"/>
+        </w:rPr>
+      </w:pPr>
+      <w:r>
+        <w:rPr>
+          <w:rFonts w:ascii="Segoe UI" w:hAnsi="Segoe UI" w:eastAsia="Segoe UI" w:cs="Segoe UI"/>
+          <w:b w:val="0"/>
+          <w:bCs w:val="0"/>
+          <w:i w:val="0"/>
+          <w:iCs w:val="0"/>
+          <w:caps w:val="0"/>
+          <w:smallCaps w:val="0"/>
+          <w:noProof w:val="0"/>
+          <w:color w:val="313131"/>
+          <w:sz w:val="20"/>
+          <w:szCs w:val="20"/>
+          <w:lang w:val="en-US"/>
         </w:rPr>
         <w:t>You may or may not be entitled to claim against the estate for relief, including a claim under</w:t>
       </w:r>
@@ -2885,46 +3810,76 @@
         <w:pStyle w:val="ListParagraph"/>
         <w:numPr>
           <w:ilvl w:val="1"/>
-          <w:numId w:val="2"/>
+          <w:numId w:val="8"/>
         </w:numPr>
         <w:tabs>
-          <w:tab w:val="left" w:pos="1277"/>
+          <w:tab w:val="left" w:leader="none" w:pos="1277"/>
         </w:tabs>
         <w:spacing w:before="28"/>
         <w:ind w:left="1277" w:hanging="247"/>
         <w:rPr>
-          <w:rFonts w:ascii="Segoe UI" w:eastAsia="Segoe UI" w:hAnsi="Segoe UI" w:cs="Segoe UI"/>
-          <w:color w:val="313131"/>
-          <w:sz w:val="20"/>
-          <w:szCs w:val="20"/>
-        </w:rPr>
-      </w:pPr>
-      <w:r>
-        <w:rPr>
-          <w:rFonts w:ascii="Segoe UI" w:eastAsia="Segoe UI" w:hAnsi="Segoe UI" w:cs="Segoe UI"/>
-          <w:color w:val="313131"/>
-          <w:sz w:val="20"/>
-          <w:szCs w:val="20"/>
+          <w:rFonts w:ascii="Segoe UI" w:hAnsi="Segoe UI" w:eastAsia="Segoe UI" w:cs="Segoe UI"/>
+          <w:b w:val="0"/>
+          <w:bCs w:val="0"/>
+          <w:i w:val="0"/>
+          <w:iCs w:val="0"/>
+          <w:caps w:val="0"/>
+          <w:smallCaps w:val="0"/>
+          <w:noProof w:val="0"/>
+          <w:color w:val="313131"/>
+          <w:sz w:val="20"/>
+          <w:szCs w:val="20"/>
+          <w:lang w:val="en-US"/>
+        </w:rPr>
+      </w:pPr>
+      <w:r>
+        <w:rPr>
+          <w:rFonts w:ascii="Segoe UI" w:hAnsi="Segoe UI" w:eastAsia="Segoe UI" w:cs="Segoe UI"/>
+          <w:b w:val="0"/>
+          <w:bCs w:val="0"/>
+          <w:i w:val="0"/>
+          <w:iCs w:val="0"/>
+          <w:caps w:val="0"/>
+          <w:smallCaps w:val="0"/>
+          <w:noProof w:val="0"/>
+          <w:color w:val="313131"/>
+          <w:sz w:val="20"/>
+          <w:szCs w:val="20"/>
+          <w:lang w:val="en-US"/>
         </w:rPr>
         <w:t xml:space="preserve">the </w:t>
       </w:r>
       <w:r>
         <w:rPr>
-          <w:rFonts w:ascii="Segoe UI" w:eastAsia="Segoe UI" w:hAnsi="Segoe UI" w:cs="Segoe UI"/>
-          <w:i/>
-          <w:iCs/>
-          <w:color w:val="313131"/>
-          <w:sz w:val="20"/>
-          <w:szCs w:val="20"/>
+          <w:rFonts w:ascii="Segoe UI" w:hAnsi="Segoe UI" w:eastAsia="Segoe UI" w:cs="Segoe UI"/>
+          <w:b w:val="0"/>
+          <w:bCs w:val="0"/>
+          <w:i w:val="1"/>
+          <w:iCs w:val="1"/>
+          <w:caps w:val="0"/>
+          <w:smallCaps w:val="0"/>
+          <w:noProof w:val="0"/>
+          <w:color w:val="313131"/>
+          <w:sz w:val="20"/>
+          <w:szCs w:val="20"/>
+          <w:lang w:val="en-US"/>
         </w:rPr>
         <w:t xml:space="preserve">Family Law Act, </w:t>
       </w:r>
       <w:r>
         <w:rPr>
-          <w:rFonts w:ascii="Segoe UI" w:eastAsia="Segoe UI" w:hAnsi="Segoe UI" w:cs="Segoe UI"/>
-          <w:color w:val="313131"/>
-          <w:sz w:val="20"/>
-          <w:szCs w:val="20"/>
+          <w:rFonts w:ascii="Segoe UI" w:hAnsi="Segoe UI" w:eastAsia="Segoe UI" w:cs="Segoe UI"/>
+          <w:b w:val="0"/>
+          <w:bCs w:val="0"/>
+          <w:i w:val="0"/>
+          <w:iCs w:val="0"/>
+          <w:caps w:val="0"/>
+          <w:smallCaps w:val="0"/>
+          <w:noProof w:val="0"/>
+          <w:color w:val="313131"/>
+          <w:sz w:val="20"/>
+          <w:szCs w:val="20"/>
+          <w:lang w:val="en-US"/>
         </w:rPr>
         <w:t>or</w:t>
       </w:r>
@@ -2934,37 +3889,59 @@
         <w:pStyle w:val="ListParagraph"/>
         <w:numPr>
           <w:ilvl w:val="1"/>
-          <w:numId w:val="2"/>
+          <w:numId w:val="8"/>
         </w:numPr>
         <w:tabs>
-          <w:tab w:val="left" w:pos="1277"/>
+          <w:tab w:val="left" w:leader="none" w:pos="1277"/>
         </w:tabs>
         <w:spacing w:before="28"/>
         <w:ind w:left="1277" w:hanging="258"/>
         <w:rPr>
-          <w:rFonts w:ascii="Segoe UI" w:eastAsia="Segoe UI" w:hAnsi="Segoe UI" w:cs="Segoe UI"/>
-          <w:color w:val="313131"/>
-          <w:sz w:val="20"/>
-          <w:szCs w:val="20"/>
-        </w:rPr>
-      </w:pPr>
-      <w:r>
-        <w:rPr>
-          <w:rFonts w:ascii="Segoe UI" w:eastAsia="Segoe UI" w:hAnsi="Segoe UI" w:cs="Segoe UI"/>
-          <w:color w:val="313131"/>
-          <w:sz w:val="20"/>
-          <w:szCs w:val="20"/>
+          <w:rFonts w:ascii="Segoe UI" w:hAnsi="Segoe UI" w:eastAsia="Segoe UI" w:cs="Segoe UI"/>
+          <w:b w:val="0"/>
+          <w:bCs w:val="0"/>
+          <w:i w:val="0"/>
+          <w:iCs w:val="0"/>
+          <w:caps w:val="0"/>
+          <w:smallCaps w:val="0"/>
+          <w:noProof w:val="0"/>
+          <w:color w:val="313131"/>
+          <w:sz w:val="20"/>
+          <w:szCs w:val="20"/>
+          <w:lang w:val="en-US"/>
+        </w:rPr>
+      </w:pPr>
+      <w:r>
+        <w:rPr>
+          <w:rFonts w:ascii="Segoe UI" w:hAnsi="Segoe UI" w:eastAsia="Segoe UI" w:cs="Segoe UI"/>
+          <w:b w:val="0"/>
+          <w:bCs w:val="0"/>
+          <w:i w:val="0"/>
+          <w:iCs w:val="0"/>
+          <w:caps w:val="0"/>
+          <w:smallCaps w:val="0"/>
+          <w:noProof w:val="0"/>
+          <w:color w:val="313131"/>
+          <w:sz w:val="20"/>
+          <w:szCs w:val="20"/>
+          <w:lang w:val="en-US"/>
         </w:rPr>
         <w:t xml:space="preserve">Division 6 of Part 4 of the </w:t>
       </w:r>
       <w:r>
         <w:rPr>
-          <w:rFonts w:ascii="Segoe UI" w:eastAsia="Segoe UI" w:hAnsi="Segoe UI" w:cs="Segoe UI"/>
-          <w:i/>
-          <w:iCs/>
-          <w:color w:val="313131"/>
-          <w:sz w:val="20"/>
-          <w:szCs w:val="20"/>
+          <w:rFonts w:ascii="Segoe UI" w:hAnsi="Segoe UI" w:eastAsia="Segoe UI" w:cs="Segoe UI"/>
+          <w:b w:val="0"/>
+          <w:bCs w:val="0"/>
+          <w:i w:val="1"/>
+          <w:iCs w:val="1"/>
+          <w:caps w:val="0"/>
+          <w:smallCaps w:val="0"/>
+          <w:noProof w:val="0"/>
+          <w:color w:val="313131"/>
+          <w:sz w:val="20"/>
+          <w:szCs w:val="20"/>
+          <w:lang w:val="en-US"/>
         </w:rPr>
         <w:t>Wills, Estates and Succession Act.</w:t>
       </w:r>
@@ -2974,28 +3951,44 @@
         <w:pStyle w:val="ListParagraph"/>
         <w:numPr>
           <w:ilvl w:val="0"/>
-          <w:numId w:val="2"/>
+          <w:numId w:val="8"/>
         </w:numPr>
         <w:tabs>
-          <w:tab w:val="left" w:pos="888"/>
-          <w:tab w:val="left" w:pos="896"/>
+          <w:tab w:val="left" w:leader="none" w:pos="888"/>
+          <w:tab w:val="left" w:leader="none" w:pos="896"/>
         </w:tabs>
         <w:spacing w:before="267" w:line="264" w:lineRule="auto"/>
         <w:ind w:right="311" w:hanging="300"/>
         <w:jc w:val="both"/>
         <w:rPr>
-          <w:rFonts w:ascii="Segoe UI" w:eastAsia="Segoe UI" w:hAnsi="Segoe UI" w:cs="Segoe UI"/>
-          <w:color w:val="313131"/>
-          <w:sz w:val="20"/>
-          <w:szCs w:val="20"/>
-        </w:rPr>
-      </w:pPr>
-      <w:r>
-        <w:rPr>
-          <w:rFonts w:ascii="Segoe UI" w:eastAsia="Segoe UI" w:hAnsi="Segoe UI" w:cs="Segoe UI"/>
-          <w:color w:val="313131"/>
-          <w:sz w:val="20"/>
-          <w:szCs w:val="20"/>
+          <w:rFonts w:ascii="Segoe UI" w:hAnsi="Segoe UI" w:eastAsia="Segoe UI" w:cs="Segoe UI"/>
+          <w:b w:val="0"/>
+          <w:bCs w:val="0"/>
+          <w:i w:val="0"/>
+          <w:iCs w:val="0"/>
+          <w:caps w:val="0"/>
+          <w:smallCaps w:val="0"/>
+          <w:noProof w:val="0"/>
+          <w:color w:val="313131"/>
+          <w:sz w:val="20"/>
+          <w:szCs w:val="20"/>
+          <w:lang w:val="en-US"/>
+        </w:rPr>
+      </w:pPr>
+      <w:r>
+        <w:rPr>
+          <w:rFonts w:ascii="Segoe UI" w:hAnsi="Segoe UI" w:eastAsia="Segoe UI" w:cs="Segoe UI"/>
+          <w:b w:val="0"/>
+          <w:bCs w:val="0"/>
+          <w:i w:val="0"/>
+          <w:iCs w:val="0"/>
+          <w:caps w:val="0"/>
+          <w:smallCaps w:val="0"/>
+          <w:noProof w:val="0"/>
+          <w:color w:val="313131"/>
+          <w:sz w:val="20"/>
+          <w:szCs w:val="20"/>
+          <w:lang w:val="en-US"/>
         </w:rPr>
         <w:t>If you choose to take a step referred to in paragraph (2) or (3), you must do so within the time limited by any relevant rule of court or other enactment.</w:t>
       </w:r>
@@ -3005,26 +3998,42 @@
         <w:pStyle w:val="ListParagraph"/>
         <w:numPr>
           <w:ilvl w:val="0"/>
-          <w:numId w:val="2"/>
+          <w:numId w:val="8"/>
         </w:numPr>
         <w:tabs>
-          <w:tab w:val="left" w:pos="890"/>
+          <w:tab w:val="left" w:leader="none" w:pos="890"/>
         </w:tabs>
         <w:spacing w:before="241"/>
         <w:ind w:left="890" w:hanging="302"/>
         <w:rPr>
-          <w:rFonts w:ascii="Segoe UI" w:eastAsia="Segoe UI" w:hAnsi="Segoe UI" w:cs="Segoe UI"/>
-          <w:color w:val="313131"/>
-          <w:sz w:val="20"/>
-          <w:szCs w:val="20"/>
-        </w:rPr>
-      </w:pPr>
-      <w:r>
-        <w:rPr>
-          <w:rFonts w:ascii="Segoe UI" w:eastAsia="Segoe UI" w:hAnsi="Segoe UI" w:cs="Segoe UI"/>
-          <w:color w:val="313131"/>
-          <w:sz w:val="20"/>
-          <w:szCs w:val="20"/>
+          <w:rFonts w:ascii="Segoe UI" w:hAnsi="Segoe UI" w:eastAsia="Segoe UI" w:cs="Segoe UI"/>
+          <w:b w:val="0"/>
+          <w:bCs w:val="0"/>
+          <w:i w:val="0"/>
+          <w:iCs w:val="0"/>
+          <w:caps w:val="0"/>
+          <w:smallCaps w:val="0"/>
+          <w:noProof w:val="0"/>
+          <w:color w:val="313131"/>
+          <w:sz w:val="20"/>
+          <w:szCs w:val="20"/>
+          <w:lang w:val="en-US"/>
+        </w:rPr>
+      </w:pPr>
+      <w:r>
+        <w:rPr>
+          <w:rFonts w:ascii="Segoe UI" w:hAnsi="Segoe UI" w:eastAsia="Segoe UI" w:cs="Segoe UI"/>
+          <w:b w:val="0"/>
+          <w:bCs w:val="0"/>
+          <w:i w:val="0"/>
+          <w:iCs w:val="0"/>
+          <w:caps w:val="0"/>
+          <w:smallCaps w:val="0"/>
+          <w:noProof w:val="0"/>
+          <w:color w:val="313131"/>
+          <w:sz w:val="20"/>
+          <w:szCs w:val="20"/>
+          <w:lang w:val="en-US"/>
         </w:rPr>
         <w:t>You may consult with your own lawyer concerning your interest in, or rights against, the estate.</w:t>
       </w:r>
@@ -3034,28 +4043,44 @@
         <w:pStyle w:val="ListParagraph"/>
         <w:numPr>
           <w:ilvl w:val="0"/>
-          <w:numId w:val="2"/>
+          <w:numId w:val="8"/>
         </w:numPr>
         <w:tabs>
-          <w:tab w:val="left" w:pos="888"/>
-          <w:tab w:val="left" w:pos="905"/>
+          <w:tab w:val="left" w:leader="none" w:pos="888"/>
+          <w:tab w:val="left" w:leader="none" w:pos="905"/>
         </w:tabs>
         <w:spacing w:before="268" w:line="264" w:lineRule="auto"/>
         <w:ind w:right="310" w:hanging="300"/>
         <w:jc w:val="both"/>
         <w:rPr>
-          <w:rFonts w:ascii="Segoe UI" w:eastAsia="Segoe UI" w:hAnsi="Segoe UI" w:cs="Segoe UI"/>
-          <w:color w:val="313131"/>
-          <w:sz w:val="20"/>
-          <w:szCs w:val="20"/>
-        </w:rPr>
-      </w:pPr>
-      <w:r>
-        <w:rPr>
-          <w:rFonts w:ascii="Segoe UI" w:eastAsia="Segoe UI" w:hAnsi="Segoe UI" w:cs="Segoe UI"/>
-          <w:color w:val="313131"/>
-          <w:sz w:val="20"/>
-          <w:szCs w:val="20"/>
+          <w:rFonts w:ascii="Segoe UI" w:hAnsi="Segoe UI" w:eastAsia="Segoe UI" w:cs="Segoe UI"/>
+          <w:b w:val="0"/>
+          <w:bCs w:val="0"/>
+          <w:i w:val="0"/>
+          <w:iCs w:val="0"/>
+          <w:caps w:val="0"/>
+          <w:smallCaps w:val="0"/>
+          <w:noProof w:val="0"/>
+          <w:color w:val="313131"/>
+          <w:sz w:val="20"/>
+          <w:szCs w:val="20"/>
+          <w:lang w:val="en-US"/>
+        </w:rPr>
+      </w:pPr>
+      <w:r>
+        <w:rPr>
+          <w:rFonts w:ascii="Segoe UI" w:hAnsi="Segoe UI" w:eastAsia="Segoe UI" w:cs="Segoe UI"/>
+          <w:b w:val="0"/>
+          <w:bCs w:val="0"/>
+          <w:i w:val="0"/>
+          <w:iCs w:val="0"/>
+          <w:caps w:val="0"/>
+          <w:smallCaps w:val="0"/>
+          <w:noProof w:val="0"/>
+          <w:color w:val="313131"/>
+          <w:sz w:val="20"/>
+          <w:szCs w:val="20"/>
+          <w:lang w:val="en-US"/>
         </w:rPr>
         <w:t>After the applicant has filed a submission for estate grant, you may apply for an order requiring the applicant to provide security unless the applicant is the Public Guardian and Trustee. Filing a notice of dispute will prevent a grant from being issued before you are able to apply for the order requiring security.</w:t>
       </w:r>
@@ -3065,60 +4090,98 @@
         <w:pStyle w:val="ListParagraph"/>
         <w:numPr>
           <w:ilvl w:val="0"/>
-          <w:numId w:val="2"/>
+          <w:numId w:val="8"/>
         </w:numPr>
         <w:tabs>
-          <w:tab w:val="left" w:pos="888"/>
-          <w:tab w:val="left" w:pos="892"/>
+          <w:tab w:val="left" w:leader="none" w:pos="888"/>
+          <w:tab w:val="left" w:leader="none" w:pos="892"/>
         </w:tabs>
         <w:spacing w:before="241" w:line="264" w:lineRule="auto"/>
         <w:ind w:right="310" w:hanging="300"/>
         <w:jc w:val="both"/>
         <w:rPr>
-          <w:rFonts w:ascii="Segoe UI" w:eastAsia="Segoe UI" w:hAnsi="Segoe UI" w:cs="Segoe UI"/>
-          <w:color w:val="313131"/>
-          <w:sz w:val="20"/>
-          <w:szCs w:val="20"/>
-        </w:rPr>
-      </w:pPr>
-      <w:r>
-        <w:rPr>
-          <w:rFonts w:ascii="Segoe UI" w:eastAsia="Segoe UI" w:hAnsi="Segoe UI" w:cs="Segoe UI"/>
-          <w:color w:val="313131"/>
-          <w:sz w:val="20"/>
-          <w:szCs w:val="20"/>
+          <w:rFonts w:ascii="Segoe UI" w:hAnsi="Segoe UI" w:eastAsia="Segoe UI" w:cs="Segoe UI"/>
+          <w:b w:val="0"/>
+          <w:bCs w:val="0"/>
+          <w:i w:val="0"/>
+          <w:iCs w:val="0"/>
+          <w:caps w:val="0"/>
+          <w:smallCaps w:val="0"/>
+          <w:noProof w:val="0"/>
+          <w:color w:val="313131"/>
+          <w:sz w:val="20"/>
+          <w:szCs w:val="20"/>
+          <w:lang w:val="en-US"/>
+        </w:rPr>
+      </w:pPr>
+      <w:r>
+        <w:rPr>
+          <w:rFonts w:ascii="Segoe UI" w:hAnsi="Segoe UI" w:eastAsia="Segoe UI" w:cs="Segoe UI"/>
+          <w:b w:val="0"/>
+          <w:bCs w:val="0"/>
+          <w:i w:val="0"/>
+          <w:iCs w:val="0"/>
+          <w:caps w:val="0"/>
+          <w:smallCaps w:val="0"/>
+          <w:noProof w:val="0"/>
+          <w:color w:val="313131"/>
+          <w:sz w:val="20"/>
+          <w:szCs w:val="20"/>
+          <w:lang w:val="en-US"/>
         </w:rPr>
         <w:t xml:space="preserve">An authorization to obtain estate information or a grant may issue to the applicant on any date that is at </w:t>
       </w:r>
       <w:r>
         <w:rPr>
-          <w:rFonts w:ascii="Segoe UI" w:eastAsia="Segoe UI" w:hAnsi="Segoe UI" w:cs="Segoe UI"/>
-          <w:i/>
-          <w:iCs/>
+          <w:rFonts w:ascii="Segoe UI" w:hAnsi="Segoe UI" w:eastAsia="Segoe UI" w:cs="Segoe UI"/>
+          <w:b w:val="0"/>
+          <w:bCs w:val="0"/>
+          <w:i w:val="1"/>
+          <w:iCs w:val="1"/>
+          <w:caps w:val="0"/>
+          <w:smallCaps w:val="0"/>
+          <w:strike w:val="0"/>
+          <w:dstrike w:val="0"/>
+          <w:noProof w:val="0"/>
           <w:color w:val="313131"/>
           <w:sz w:val="20"/>
           <w:szCs w:val="20"/>
           <w:u w:val="single"/>
+          <w:lang w:val="en-US"/>
         </w:rPr>
         <w:t>least 21 days</w:t>
       </w:r>
       <w:r>
         <w:rPr>
-          <w:rFonts w:ascii="Segoe UI" w:eastAsia="Segoe UI" w:hAnsi="Segoe UI" w:cs="Segoe UI"/>
-          <w:i/>
-          <w:iCs/>
-          <w:color w:val="313131"/>
-          <w:sz w:val="20"/>
-          <w:szCs w:val="20"/>
+          <w:rFonts w:ascii="Segoe UI" w:hAnsi="Segoe UI" w:eastAsia="Segoe UI" w:cs="Segoe UI"/>
+          <w:b w:val="0"/>
+          <w:bCs w:val="0"/>
+          <w:i w:val="1"/>
+          <w:iCs w:val="1"/>
+          <w:caps w:val="0"/>
+          <w:smallCaps w:val="0"/>
+          <w:noProof w:val="0"/>
+          <w:color w:val="313131"/>
+          <w:sz w:val="20"/>
+          <w:szCs w:val="20"/>
+          <w:lang w:val="en-US"/>
         </w:rPr>
         <w:t xml:space="preserve"> </w:t>
       </w:r>
       <w:r>
         <w:rPr>
-          <w:rFonts w:ascii="Segoe UI" w:eastAsia="Segoe UI" w:hAnsi="Segoe UI" w:cs="Segoe UI"/>
-          <w:color w:val="313131"/>
-          <w:sz w:val="20"/>
-          <w:szCs w:val="20"/>
+          <w:rFonts w:ascii="Segoe UI" w:hAnsi="Segoe UI" w:eastAsia="Segoe UI" w:cs="Segoe UI"/>
+          <w:b w:val="0"/>
+          <w:bCs w:val="0"/>
+          <w:i w:val="0"/>
+          <w:iCs w:val="0"/>
+          <w:caps w:val="0"/>
+          <w:smallCaps w:val="0"/>
+          <w:noProof w:val="0"/>
+          <w:color w:val="313131"/>
+          <w:sz w:val="20"/>
+          <w:szCs w:val="20"/>
+          <w:lang w:val="en-US"/>
         </w:rPr>
         <w:t>after the date on which this notice is delivered to you or on any earlier date ordered by the court.</w:t>
       </w:r>
@@ -3129,10 +4192,18 @@
         <w:ind w:left="888" w:hanging="300"/>
         <w:jc w:val="both"/>
         <w:rPr>
-          <w:rFonts w:ascii="Segoe UI" w:eastAsia="Segoe UI" w:hAnsi="Segoe UI" w:cs="Segoe UI"/>
-          <w:color w:val="000000" w:themeColor="text1"/>
-          <w:sz w:val="20"/>
-          <w:szCs w:val="20"/>
+          <w:rFonts w:ascii="Segoe UI" w:hAnsi="Segoe UI" w:eastAsia="Segoe UI" w:cs="Segoe UI"/>
+          <w:b w:val="0"/>
+          <w:bCs w:val="0"/>
+          <w:i w:val="0"/>
+          <w:iCs w:val="0"/>
+          <w:caps w:val="0"/>
+          <w:smallCaps w:val="0"/>
+          <w:noProof w:val="0"/>
+          <w:color w:val="000000" w:themeColor="text1" w:themeTint="FF" w:themeShade="FF"/>
+          <w:sz w:val="20"/>
+          <w:szCs w:val="20"/>
+          <w:lang w:val="en-US"/>
         </w:rPr>
       </w:pPr>
     </w:p>
@@ -3147,9 +4218,10 @@
         </w:rPr>
         <w:sectPr>
           <w:footerReference w:type="default" r:id="rId11"/>
-          <w:pgSz w:w="12240" w:h="15840"/>
+          <w:pgSz w:w="12240" w:h="15840" w:orient="portrait"/>
           <w:pgMar w:top="940" w:right="720" w:bottom="740" w:left="720" w:header="0" w:footer="543" w:gutter="0"/>
           <w:cols w:space="720"/>
+          <w:headerReference w:type="default" r:id="R21889d5c94a0440f"/>
         </w:sectPr>
       </w:pPr>
     </w:p>
@@ -3158,27 +4230,43 @@
         <w:pStyle w:val="ListParagraph"/>
         <w:numPr>
           <w:ilvl w:val="0"/>
-          <w:numId w:val="1"/>
+          <w:numId w:val="9"/>
         </w:numPr>
         <w:tabs>
-          <w:tab w:val="left" w:pos="888"/>
-          <w:tab w:val="left" w:pos="900"/>
+          <w:tab w:val="left" w:leader="none" w:pos="888"/>
+          <w:tab w:val="left" w:leader="none" w:pos="900"/>
         </w:tabs>
         <w:spacing w:before="82" w:line="264" w:lineRule="auto"/>
         <w:ind w:right="310" w:hanging="300"/>
         <w:rPr>
-          <w:rFonts w:ascii="Segoe UI" w:eastAsia="Segoe UI" w:hAnsi="Segoe UI" w:cs="Segoe UI"/>
-          <w:color w:val="313131"/>
-          <w:sz w:val="20"/>
-          <w:szCs w:val="20"/>
-        </w:rPr>
-      </w:pPr>
-      <w:r>
-        <w:rPr>
-          <w:rFonts w:ascii="Segoe UI" w:eastAsia="Segoe UI" w:hAnsi="Segoe UI" w:cs="Segoe UI"/>
-          <w:color w:val="313131"/>
-          <w:sz w:val="20"/>
-          <w:szCs w:val="20"/>
+          <w:rFonts w:ascii="Segoe UI" w:hAnsi="Segoe UI" w:eastAsia="Segoe UI" w:cs="Segoe UI"/>
+          <w:b w:val="0"/>
+          <w:bCs w:val="0"/>
+          <w:i w:val="0"/>
+          <w:iCs w:val="0"/>
+          <w:caps w:val="0"/>
+          <w:smallCaps w:val="0"/>
+          <w:noProof w:val="0"/>
+          <w:color w:val="313131"/>
+          <w:sz w:val="20"/>
+          <w:szCs w:val="20"/>
+          <w:lang w:val="en-US"/>
+        </w:rPr>
+      </w:pPr>
+      <w:r>
+        <w:rPr>
+          <w:rFonts w:ascii="Segoe UI" w:hAnsi="Segoe UI" w:eastAsia="Segoe UI" w:cs="Segoe UI"/>
+          <w:b w:val="0"/>
+          <w:bCs w:val="0"/>
+          <w:i w:val="0"/>
+          <w:iCs w:val="0"/>
+          <w:caps w:val="0"/>
+          <w:smallCaps w:val="0"/>
+          <w:noProof w:val="0"/>
+          <w:color w:val="313131"/>
+          <w:sz w:val="20"/>
+          <w:szCs w:val="20"/>
+          <w:lang w:val="en-US"/>
         </w:rPr>
         <w:t>If an authorization to obtain estate information issues to the applicant, the applicant may apply for a grant without further notice.</w:t>
       </w:r>
@@ -3188,27 +4276,43 @@
         <w:pStyle w:val="ListParagraph"/>
         <w:numPr>
           <w:ilvl w:val="0"/>
-          <w:numId w:val="1"/>
+          <w:numId w:val="9"/>
         </w:numPr>
         <w:tabs>
-          <w:tab w:val="left" w:pos="888"/>
-          <w:tab w:val="left" w:pos="897"/>
+          <w:tab w:val="left" w:leader="none" w:pos="888"/>
+          <w:tab w:val="left" w:leader="none" w:pos="897"/>
         </w:tabs>
         <w:spacing w:before="240" w:line="264" w:lineRule="auto"/>
         <w:ind w:right="309" w:hanging="300"/>
         <w:rPr>
-          <w:rFonts w:ascii="Segoe UI" w:eastAsia="Segoe UI" w:hAnsi="Segoe UI" w:cs="Segoe UI"/>
-          <w:color w:val="313131"/>
-          <w:sz w:val="20"/>
-          <w:szCs w:val="20"/>
-        </w:rPr>
-      </w:pPr>
-      <w:r>
-        <w:rPr>
-          <w:rFonts w:ascii="Segoe UI" w:eastAsia="Segoe UI" w:hAnsi="Segoe UI" w:cs="Segoe UI"/>
-          <w:color w:val="313131"/>
-          <w:sz w:val="20"/>
-          <w:szCs w:val="20"/>
+          <w:rFonts w:ascii="Segoe UI" w:hAnsi="Segoe UI" w:eastAsia="Segoe UI" w:cs="Segoe UI"/>
+          <w:b w:val="0"/>
+          <w:bCs w:val="0"/>
+          <w:i w:val="0"/>
+          <w:iCs w:val="0"/>
+          <w:caps w:val="0"/>
+          <w:smallCaps w:val="0"/>
+          <w:noProof w:val="0"/>
+          <w:color w:val="313131"/>
+          <w:sz w:val="20"/>
+          <w:szCs w:val="20"/>
+          <w:lang w:val="en-US"/>
+        </w:rPr>
+      </w:pPr>
+      <w:r>
+        <w:rPr>
+          <w:rFonts w:ascii="Segoe UI" w:hAnsi="Segoe UI" w:eastAsia="Segoe UI" w:cs="Segoe UI"/>
+          <w:b w:val="0"/>
+          <w:bCs w:val="0"/>
+          <w:i w:val="0"/>
+          <w:iCs w:val="0"/>
+          <w:caps w:val="0"/>
+          <w:smallCaps w:val="0"/>
+          <w:noProof w:val="0"/>
+          <w:color w:val="313131"/>
+          <w:sz w:val="20"/>
+          <w:szCs w:val="20"/>
+          <w:lang w:val="en-US"/>
         </w:rPr>
         <w:t>If a grant issues to the applicant, the applicant must provide, to intestate successors of the deceased, an accounting as to how the estate was administered and how the estate assets were distributed.</w:t>
       </w:r>
@@ -3217,25 +4321,54 @@
       <w:pPr>
         <w:spacing w:before="211"/>
         <w:rPr>
-          <w:rFonts w:ascii="Segoe UI" w:eastAsia="Segoe UI" w:hAnsi="Segoe UI" w:cs="Segoe UI"/>
-          <w:color w:val="000000" w:themeColor="text1"/>
-          <w:sz w:val="20"/>
-          <w:szCs w:val="20"/>
+          <w:rFonts w:ascii="Segoe UI" w:hAnsi="Segoe UI" w:eastAsia="Segoe UI" w:cs="Segoe UI"/>
+          <w:b w:val="0"/>
+          <w:bCs w:val="0"/>
+          <w:i w:val="0"/>
+          <w:iCs w:val="0"/>
+          <w:caps w:val="0"/>
+          <w:smallCaps w:val="0"/>
+          <w:noProof w:val="0"/>
+          <w:color w:val="000000" w:themeColor="text1" w:themeTint="FF" w:themeShade="FF"/>
+          <w:sz w:val="20"/>
+          <w:szCs w:val="20"/>
+          <w:lang w:val="en-US"/>
         </w:rPr>
       </w:pPr>
     </w:p>
     <w:p>
       <w:pPr>
         <w:pStyle w:val="Heading2"/>
-        <w:rPr>
-          <w:rFonts w:ascii="Segoe UI" w:eastAsia="Segoe UI" w:hAnsi="Segoe UI" w:cs="Segoe UI"/>
-          <w:color w:val="313131"/>
-        </w:rPr>
-      </w:pPr>
-      <w:r>
-        <w:rPr>
-          <w:rFonts w:ascii="Segoe UI" w:eastAsia="Segoe UI" w:hAnsi="Segoe UI" w:cs="Segoe UI"/>
-          <w:color w:val="313131"/>
+        <w:ind w:left="288"/>
+        <w:rPr>
+          <w:rFonts w:ascii="Segoe UI" w:hAnsi="Segoe UI" w:eastAsia="Segoe UI" w:cs="Segoe UI"/>
+          <w:b w:val="1"/>
+          <w:bCs w:val="1"/>
+          <w:i w:val="0"/>
+          <w:iCs w:val="0"/>
+          <w:caps w:val="0"/>
+          <w:smallCaps w:val="0"/>
+          <w:noProof w:val="0"/>
+          <w:color w:val="313131"/>
+          <w:sz w:val="24"/>
+          <w:szCs w:val="24"/>
+          <w:lang w:val="en-US"/>
+        </w:rPr>
+      </w:pPr>
+      <w:r>
+        <w:rPr>
+          <w:rFonts w:ascii="Segoe UI" w:hAnsi="Segoe UI" w:eastAsia="Segoe UI" w:cs="Segoe UI"/>
+          <w:b w:val="1"/>
+          <w:bCs w:val="1"/>
+          <w:i w:val="0"/>
+          <w:iCs w:val="0"/>
+          <w:caps w:val="0"/>
+          <w:smallCaps w:val="0"/>
+          <w:noProof w:val="0"/>
+          <w:color w:val="313131"/>
+          <w:sz w:val="24"/>
+          <w:szCs w:val="24"/>
+          <w:lang w:val="en-US"/>
         </w:rPr>
         <w:t>INFORMATION ABOUT EACH APPLICANT</w:t>
       </w:r>
@@ -3245,60 +4378,1031 @@
         <w:spacing w:before="272"/>
         <w:ind w:left="288"/>
         <w:rPr>
-          <w:rFonts w:ascii="Segoe UI" w:eastAsia="Segoe UI" w:hAnsi="Segoe UI" w:cs="Segoe UI"/>
-          <w:color w:val="000000" w:themeColor="text1"/>
-        </w:rPr>
-      </w:pPr>
-      <w:r>
-        <w:rPr>
-          <w:rFonts w:ascii="Segoe UI" w:eastAsia="Segoe UI" w:hAnsi="Segoe UI" w:cs="Segoe UI"/>
-          <w:color w:val="313131"/>
-          <w:sz w:val="20"/>
-          <w:szCs w:val="20"/>
+          <w:rFonts w:ascii="Segoe UI" w:hAnsi="Segoe UI" w:eastAsia="Segoe UI" w:cs="Segoe UI"/>
+          <w:b w:val="0"/>
+          <w:bCs w:val="0"/>
+          <w:i w:val="0"/>
+          <w:iCs w:val="0"/>
+          <w:caps w:val="0"/>
+          <w:smallCaps w:val="0"/>
+          <w:noProof w:val="0"/>
+          <w:color w:val="000000" w:themeColor="text1" w:themeTint="FF" w:themeShade="FF"/>
+          <w:sz w:val="22"/>
+          <w:szCs w:val="22"/>
+          <w:lang w:val="en-US"/>
+        </w:rPr>
+      </w:pPr>
+      <w:r>
+        <w:rPr>
+          <w:rFonts w:ascii="Segoe UI" w:hAnsi="Segoe UI" w:eastAsia="Segoe UI" w:cs="Segoe UI"/>
+          <w:b w:val="0"/>
+          <w:bCs w:val="0"/>
+          <w:i w:val="0"/>
+          <w:iCs w:val="0"/>
+          <w:caps w:val="0"/>
+          <w:smallCaps w:val="0"/>
+          <w:noProof w:val="0"/>
+          <w:color w:val="313131"/>
+          <w:sz w:val="20"/>
+          <w:szCs w:val="20"/>
+          <w:lang w:val="en-US"/>
         </w:rPr>
         <w:t xml:space="preserve">Name: </w:t>
       </w:r>
       <w:r>
         <w:rPr>
-          <w:rFonts w:ascii="Segoe UI" w:eastAsia="Segoe UI" w:hAnsi="Segoe UI" w:cs="Segoe UI"/>
-          <w:b/>
-          <w:bCs/>
-          <w:color w:val="000000" w:themeColor="text1"/>
-          <w:u w:val="single"/>
-        </w:rPr>
-        <w:t>{d.applicant.applicantName}</w:t>
+          <w:rFonts w:ascii="Segoe UI" w:hAnsi="Segoe UI" w:eastAsia="Segoe UI" w:cs="Segoe UI"/>
+          <w:b w:val="1"/>
+          <w:bCs w:val="1"/>
+          <w:i w:val="0"/>
+          <w:iCs w:val="0"/>
+          <w:caps w:val="0"/>
+          <w:smallCaps w:val="0"/>
+          <w:strike w:val="0"/>
+          <w:dstrike w:val="0"/>
+          <w:noProof w:val="0"/>
+          <w:color w:val="000000" w:themeColor="text1" w:themeTint="FF" w:themeShade="FF"/>
+          <w:sz w:val="22"/>
+          <w:szCs w:val="22"/>
+          <w:u w:val="none"/>
+          <w:lang w:val="en-US"/>
+        </w:rPr>
+        <w:t>{</w:t>
+      </w:r>
+      <w:r>
+        <w:rPr>
+          <w:rFonts w:ascii="Segoe UI" w:hAnsi="Segoe UI" w:eastAsia="Segoe UI" w:cs="Segoe UI"/>
+          <w:b w:val="1"/>
+          <w:bCs w:val="1"/>
+          <w:i w:val="0"/>
+          <w:iCs w:val="0"/>
+          <w:caps w:val="0"/>
+          <w:smallCaps w:val="0"/>
+          <w:strike w:val="0"/>
+          <w:dstrike w:val="0"/>
+          <w:noProof w:val="0"/>
+          <w:color w:val="000000" w:themeColor="text1" w:themeTint="FF" w:themeShade="FF"/>
+          <w:sz w:val="22"/>
+          <w:szCs w:val="22"/>
+          <w:u w:val="none"/>
+          <w:lang w:val="en-US"/>
+        </w:rPr>
+        <w:t>d.applicant.applicantName</w:t>
+      </w:r>
+      <w:r>
+        <w:rPr>
+          <w:rFonts w:ascii="Segoe UI" w:hAnsi="Segoe UI" w:eastAsia="Segoe UI" w:cs="Segoe UI"/>
+          <w:b w:val="1"/>
+          <w:bCs w:val="1"/>
+          <w:i w:val="0"/>
+          <w:iCs w:val="0"/>
+          <w:caps w:val="0"/>
+          <w:smallCaps w:val="0"/>
+          <w:strike w:val="0"/>
+          <w:dstrike w:val="0"/>
+          <w:noProof w:val="0"/>
+          <w:color w:val="000000" w:themeColor="text1" w:themeTint="FF" w:themeShade="FF"/>
+          <w:sz w:val="22"/>
+          <w:szCs w:val="22"/>
+          <w:u w:val="none"/>
+          <w:lang w:val="en-US"/>
+        </w:rPr>
+        <w:t>}</w:t>
       </w:r>
       <w:r>
         <w:br/>
       </w:r>
       <w:r>
         <w:rPr>
-          <w:rFonts w:ascii="Segoe UI" w:eastAsia="Segoe UI" w:hAnsi="Segoe UI" w:cs="Segoe UI"/>
-          <w:b/>
-          <w:bCs/>
-          <w:color w:val="000000" w:themeColor="text1"/>
-          <w:u w:val="single"/>
-        </w:rPr>
-        <w:t>{d.applicant.applicantOrdinaryAddressReceiveMail:ifEQ('yes'):showBegin}</w:t>
-      </w:r>
-      <w:r>
-        <w:rPr>
-          <w:rFonts w:ascii="Segoe UI" w:eastAsia="Segoe UI" w:hAnsi="Segoe UI" w:cs="Segoe UI"/>
-          <w:color w:val="313131"/>
-          <w:sz w:val="20"/>
-          <w:szCs w:val="20"/>
+          <w:rFonts w:ascii="Segoe UI" w:hAnsi="Segoe UI" w:eastAsia="Segoe UI" w:cs="Segoe UI"/>
+          <w:b w:val="1"/>
+          <w:bCs w:val="1"/>
+          <w:i w:val="0"/>
+          <w:iCs w:val="0"/>
+          <w:caps w:val="0"/>
+          <w:smallCaps w:val="0"/>
+          <w:strike w:val="0"/>
+          <w:dstrike w:val="0"/>
+          <w:noProof w:val="0"/>
+          <w:color w:val="000000" w:themeColor="text1" w:themeTint="FF" w:themeShade="FF"/>
+          <w:sz w:val="22"/>
+          <w:szCs w:val="22"/>
+          <w:u w:val="none"/>
+          <w:lang w:val="en-US"/>
+        </w:rPr>
+        <w:t>{</w:t>
+      </w:r>
+      <w:r>
+        <w:rPr>
+          <w:rFonts w:ascii="Segoe UI" w:hAnsi="Segoe UI" w:eastAsia="Segoe UI" w:cs="Segoe UI"/>
+          <w:b w:val="1"/>
+          <w:bCs w:val="1"/>
+          <w:i w:val="0"/>
+          <w:iCs w:val="0"/>
+          <w:caps w:val="0"/>
+          <w:smallCaps w:val="0"/>
+          <w:strike w:val="0"/>
+          <w:dstrike w:val="0"/>
+          <w:noProof w:val="0"/>
+          <w:color w:val="000000" w:themeColor="text1" w:themeTint="FF" w:themeShade="FF"/>
+          <w:sz w:val="22"/>
+          <w:szCs w:val="22"/>
+          <w:u w:val="none"/>
+          <w:lang w:val="en-US"/>
+        </w:rPr>
+        <w:t>d.applicant.applicantOrdinaryAddressReceiveMail:ifEQ</w:t>
+      </w:r>
+      <w:r>
+        <w:rPr>
+          <w:rFonts w:ascii="Segoe UI" w:hAnsi="Segoe UI" w:eastAsia="Segoe UI" w:cs="Segoe UI"/>
+          <w:b w:val="1"/>
+          <w:bCs w:val="1"/>
+          <w:i w:val="0"/>
+          <w:iCs w:val="0"/>
+          <w:caps w:val="0"/>
+          <w:smallCaps w:val="0"/>
+          <w:strike w:val="0"/>
+          <w:dstrike w:val="0"/>
+          <w:noProof w:val="0"/>
+          <w:color w:val="000000" w:themeColor="text1" w:themeTint="FF" w:themeShade="FF"/>
+          <w:sz w:val="22"/>
+          <w:szCs w:val="22"/>
+          <w:u w:val="none"/>
+          <w:lang w:val="en-US"/>
+        </w:rPr>
+        <w:t>('</w:t>
+      </w:r>
+      <w:r>
+        <w:rPr>
+          <w:rFonts w:ascii="Segoe UI" w:hAnsi="Segoe UI" w:eastAsia="Segoe UI" w:cs="Segoe UI"/>
+          <w:b w:val="1"/>
+          <w:bCs w:val="1"/>
+          <w:i w:val="0"/>
+          <w:iCs w:val="0"/>
+          <w:caps w:val="0"/>
+          <w:smallCaps w:val="0"/>
+          <w:strike w:val="0"/>
+          <w:dstrike w:val="0"/>
+          <w:noProof w:val="0"/>
+          <w:color w:val="000000" w:themeColor="text1" w:themeTint="FF" w:themeShade="FF"/>
+          <w:sz w:val="22"/>
+          <w:szCs w:val="22"/>
+          <w:u w:val="none"/>
+          <w:lang w:val="en-US"/>
+        </w:rPr>
+        <w:t>yes'</w:t>
+      </w:r>
+      <w:r>
+        <w:rPr>
+          <w:rFonts w:ascii="Segoe UI" w:hAnsi="Segoe UI" w:eastAsia="Segoe UI" w:cs="Segoe UI"/>
+          <w:b w:val="1"/>
+          <w:bCs w:val="1"/>
+          <w:i w:val="0"/>
+          <w:iCs w:val="0"/>
+          <w:caps w:val="0"/>
+          <w:smallCaps w:val="0"/>
+          <w:strike w:val="0"/>
+          <w:dstrike w:val="0"/>
+          <w:noProof w:val="0"/>
+          <w:color w:val="000000" w:themeColor="text1" w:themeTint="FF" w:themeShade="FF"/>
+          <w:sz w:val="22"/>
+          <w:szCs w:val="22"/>
+          <w:u w:val="none"/>
+          <w:lang w:val="en-US"/>
+        </w:rPr>
+        <w:t>):</w:t>
+      </w:r>
+      <w:r>
+        <w:rPr>
+          <w:rFonts w:ascii="Segoe UI" w:hAnsi="Segoe UI" w:eastAsia="Segoe UI" w:cs="Segoe UI"/>
+          <w:b w:val="1"/>
+          <w:bCs w:val="1"/>
+          <w:i w:val="0"/>
+          <w:iCs w:val="0"/>
+          <w:caps w:val="0"/>
+          <w:smallCaps w:val="0"/>
+          <w:strike w:val="0"/>
+          <w:dstrike w:val="0"/>
+          <w:noProof w:val="0"/>
+          <w:color w:val="000000" w:themeColor="text1" w:themeTint="FF" w:themeShade="FF"/>
+          <w:sz w:val="22"/>
+          <w:szCs w:val="22"/>
+          <w:u w:val="none"/>
+          <w:lang w:val="en-US"/>
+        </w:rPr>
+        <w:t>showBegin</w:t>
+      </w:r>
+      <w:r>
+        <w:rPr>
+          <w:rFonts w:ascii="Segoe UI" w:hAnsi="Segoe UI" w:eastAsia="Segoe UI" w:cs="Segoe UI"/>
+          <w:b w:val="1"/>
+          <w:bCs w:val="1"/>
+          <w:i w:val="0"/>
+          <w:iCs w:val="0"/>
+          <w:caps w:val="0"/>
+          <w:smallCaps w:val="0"/>
+          <w:strike w:val="0"/>
+          <w:dstrike w:val="0"/>
+          <w:noProof w:val="0"/>
+          <w:color w:val="000000" w:themeColor="text1" w:themeTint="FF" w:themeShade="FF"/>
+          <w:sz w:val="22"/>
+          <w:szCs w:val="22"/>
+          <w:u w:val="none"/>
+          <w:lang w:val="en-US"/>
+        </w:rPr>
+        <w:t>}</w:t>
+      </w:r>
+      <w:r>
+        <w:br/>
+      </w:r>
+      <w:r>
+        <w:rPr>
+          <w:rFonts w:ascii="Segoe UI" w:hAnsi="Segoe UI" w:eastAsia="Segoe UI" w:cs="Segoe UI"/>
+          <w:b w:val="0"/>
+          <w:bCs w:val="0"/>
+          <w:i w:val="0"/>
+          <w:iCs w:val="0"/>
+          <w:caps w:val="0"/>
+          <w:smallCaps w:val="0"/>
+          <w:strike w:val="0"/>
+          <w:dstrike w:val="0"/>
+          <w:noProof w:val="0"/>
+          <w:color w:val="313131"/>
+          <w:sz w:val="20"/>
+          <w:szCs w:val="20"/>
+          <w:u w:val="none"/>
+          <w:lang w:val="en-US"/>
         </w:rPr>
         <w:t xml:space="preserve">Mailing address: </w:t>
       </w:r>
       <w:r>
         <w:rPr>
-          <w:rFonts w:ascii="Segoe UI" w:eastAsia="Segoe UI" w:hAnsi="Segoe UI" w:cs="Segoe UI"/>
-          <w:b/>
-          <w:bCs/>
-          <w:color w:val="000000" w:themeColor="text1"/>
-          <w:u w:val="single"/>
-        </w:rPr>
-        <w:t>{d.applicant.applicantOrdinaryAddressStreet}, {d.applicant.applicantOrdinaryAddressCity}, {d.applicant.applicantOrdinaryAddressProvince}{d.applicant.applicantOrdinaryAddressState} {d.applicant.applicantOrdinaryAddressPostalCode}, {d.applicant.applicantOrdinaryAddressCountry}</w:t>
+          <w:rFonts w:ascii="Segoe UI" w:hAnsi="Segoe UI" w:eastAsia="Segoe UI" w:cs="Segoe UI"/>
+          <w:b w:val="1"/>
+          <w:bCs w:val="1"/>
+          <w:i w:val="0"/>
+          <w:iCs w:val="0"/>
+          <w:caps w:val="0"/>
+          <w:smallCaps w:val="0"/>
+          <w:strike w:val="0"/>
+          <w:dstrike w:val="0"/>
+          <w:noProof w:val="0"/>
+          <w:color w:val="000000" w:themeColor="text1" w:themeTint="FF" w:themeShade="FF"/>
+          <w:sz w:val="22"/>
+          <w:szCs w:val="22"/>
+          <w:u w:val="none"/>
+          <w:lang w:val="en-US"/>
+        </w:rPr>
+        <w:t>{</w:t>
+      </w:r>
+      <w:r>
+        <w:rPr>
+          <w:rFonts w:ascii="Segoe UI" w:hAnsi="Segoe UI" w:eastAsia="Segoe UI" w:cs="Segoe UI"/>
+          <w:b w:val="1"/>
+          <w:bCs w:val="1"/>
+          <w:i w:val="0"/>
+          <w:iCs w:val="0"/>
+          <w:caps w:val="0"/>
+          <w:smallCaps w:val="0"/>
+          <w:strike w:val="0"/>
+          <w:dstrike w:val="0"/>
+          <w:noProof w:val="0"/>
+          <w:color w:val="000000" w:themeColor="text1" w:themeTint="FF" w:themeShade="FF"/>
+          <w:sz w:val="22"/>
+          <w:szCs w:val="22"/>
+          <w:u w:val="none"/>
+          <w:lang w:val="en-US"/>
+        </w:rPr>
+        <w:t>d.applicant.applicantOrdinaryAddressStreet</w:t>
+      </w:r>
+      <w:r>
+        <w:rPr>
+          <w:rFonts w:ascii="Segoe UI" w:hAnsi="Segoe UI" w:eastAsia="Segoe UI" w:cs="Segoe UI"/>
+          <w:b w:val="1"/>
+          <w:bCs w:val="1"/>
+          <w:i w:val="0"/>
+          <w:iCs w:val="0"/>
+          <w:caps w:val="0"/>
+          <w:smallCaps w:val="0"/>
+          <w:strike w:val="0"/>
+          <w:dstrike w:val="0"/>
+          <w:noProof w:val="0"/>
+          <w:color w:val="000000" w:themeColor="text1" w:themeTint="FF" w:themeShade="FF"/>
+          <w:sz w:val="22"/>
+          <w:szCs w:val="22"/>
+          <w:u w:val="none"/>
+          <w:lang w:val="en-US"/>
+        </w:rPr>
+        <w:t>}, {</w:t>
+      </w:r>
+      <w:r>
+        <w:rPr>
+          <w:rFonts w:ascii="Segoe UI" w:hAnsi="Segoe UI" w:eastAsia="Segoe UI" w:cs="Segoe UI"/>
+          <w:b w:val="1"/>
+          <w:bCs w:val="1"/>
+          <w:i w:val="0"/>
+          <w:iCs w:val="0"/>
+          <w:caps w:val="0"/>
+          <w:smallCaps w:val="0"/>
+          <w:strike w:val="0"/>
+          <w:dstrike w:val="0"/>
+          <w:noProof w:val="0"/>
+          <w:color w:val="000000" w:themeColor="text1" w:themeTint="FF" w:themeShade="FF"/>
+          <w:sz w:val="22"/>
+          <w:szCs w:val="22"/>
+          <w:u w:val="none"/>
+          <w:lang w:val="en-US"/>
+        </w:rPr>
+        <w:t>d.applicant.applicantOrdinaryAddressCity</w:t>
+      </w:r>
+      <w:r>
+        <w:rPr>
+          <w:rFonts w:ascii="Segoe UI" w:hAnsi="Segoe UI" w:eastAsia="Segoe UI" w:cs="Segoe UI"/>
+          <w:b w:val="1"/>
+          <w:bCs w:val="1"/>
+          <w:i w:val="0"/>
+          <w:iCs w:val="0"/>
+          <w:caps w:val="0"/>
+          <w:smallCaps w:val="0"/>
+          <w:strike w:val="0"/>
+          <w:dstrike w:val="0"/>
+          <w:noProof w:val="0"/>
+          <w:color w:val="000000" w:themeColor="text1" w:themeTint="FF" w:themeShade="FF"/>
+          <w:sz w:val="22"/>
+          <w:szCs w:val="22"/>
+          <w:u w:val="none"/>
+          <w:lang w:val="en-US"/>
+        </w:rPr>
+        <w:t>}, {</w:t>
+      </w:r>
+      <w:r>
+        <w:rPr>
+          <w:rFonts w:ascii="Segoe UI" w:hAnsi="Segoe UI" w:eastAsia="Segoe UI" w:cs="Segoe UI"/>
+          <w:b w:val="1"/>
+          <w:bCs w:val="1"/>
+          <w:i w:val="0"/>
+          <w:iCs w:val="0"/>
+          <w:caps w:val="0"/>
+          <w:smallCaps w:val="0"/>
+          <w:strike w:val="0"/>
+          <w:dstrike w:val="0"/>
+          <w:noProof w:val="0"/>
+          <w:color w:val="000000" w:themeColor="text1" w:themeTint="FF" w:themeShade="FF"/>
+          <w:sz w:val="22"/>
+          <w:szCs w:val="22"/>
+          <w:u w:val="none"/>
+          <w:lang w:val="en-US"/>
+        </w:rPr>
+        <w:t>d.applicant.applicantOrdinaryAddressProvince</w:t>
+      </w:r>
+      <w:r>
+        <w:rPr>
+          <w:rFonts w:ascii="Segoe UI" w:hAnsi="Segoe UI" w:eastAsia="Segoe UI" w:cs="Segoe UI"/>
+          <w:b w:val="1"/>
+          <w:bCs w:val="1"/>
+          <w:i w:val="0"/>
+          <w:iCs w:val="0"/>
+          <w:caps w:val="0"/>
+          <w:smallCaps w:val="0"/>
+          <w:strike w:val="0"/>
+          <w:dstrike w:val="0"/>
+          <w:noProof w:val="0"/>
+          <w:color w:val="000000" w:themeColor="text1" w:themeTint="FF" w:themeShade="FF"/>
+          <w:sz w:val="22"/>
+          <w:szCs w:val="22"/>
+          <w:u w:val="none"/>
+          <w:lang w:val="en-US"/>
+        </w:rPr>
+        <w:t>}{</w:t>
+      </w:r>
+      <w:r>
+        <w:rPr>
+          <w:rFonts w:ascii="Segoe UI" w:hAnsi="Segoe UI" w:eastAsia="Segoe UI" w:cs="Segoe UI"/>
+          <w:b w:val="1"/>
+          <w:bCs w:val="1"/>
+          <w:i w:val="0"/>
+          <w:iCs w:val="0"/>
+          <w:caps w:val="0"/>
+          <w:smallCaps w:val="0"/>
+          <w:strike w:val="0"/>
+          <w:dstrike w:val="0"/>
+          <w:noProof w:val="0"/>
+          <w:color w:val="000000" w:themeColor="text1" w:themeTint="FF" w:themeShade="FF"/>
+          <w:sz w:val="22"/>
+          <w:szCs w:val="22"/>
+          <w:u w:val="none"/>
+          <w:lang w:val="en-US"/>
+        </w:rPr>
+        <w:t>d.applicant.applicantOrdinaryAddressState</w:t>
+      </w:r>
+      <w:r>
+        <w:rPr>
+          <w:rFonts w:ascii="Segoe UI" w:hAnsi="Segoe UI" w:eastAsia="Segoe UI" w:cs="Segoe UI"/>
+          <w:b w:val="1"/>
+          <w:bCs w:val="1"/>
+          <w:i w:val="0"/>
+          <w:iCs w:val="0"/>
+          <w:caps w:val="0"/>
+          <w:smallCaps w:val="0"/>
+          <w:strike w:val="0"/>
+          <w:dstrike w:val="0"/>
+          <w:noProof w:val="0"/>
+          <w:color w:val="000000" w:themeColor="text1" w:themeTint="FF" w:themeShade="FF"/>
+          <w:sz w:val="22"/>
+          <w:szCs w:val="22"/>
+          <w:u w:val="none"/>
+          <w:lang w:val="en-US"/>
+        </w:rPr>
+        <w:t>}, {</w:t>
+      </w:r>
+      <w:r>
+        <w:rPr>
+          <w:rFonts w:ascii="Segoe UI" w:hAnsi="Segoe UI" w:eastAsia="Segoe UI" w:cs="Segoe UI"/>
+          <w:b w:val="1"/>
+          <w:bCs w:val="1"/>
+          <w:i w:val="0"/>
+          <w:iCs w:val="0"/>
+          <w:caps w:val="0"/>
+          <w:smallCaps w:val="0"/>
+          <w:strike w:val="0"/>
+          <w:dstrike w:val="0"/>
+          <w:noProof w:val="0"/>
+          <w:color w:val="000000" w:themeColor="text1" w:themeTint="FF" w:themeShade="FF"/>
+          <w:sz w:val="22"/>
+          <w:szCs w:val="22"/>
+          <w:u w:val="none"/>
+          <w:lang w:val="en-US"/>
+        </w:rPr>
+        <w:t>d.applicant.applicantOrdinaryAddressPostalCode</w:t>
+      </w:r>
+      <w:r>
+        <w:rPr>
+          <w:rFonts w:ascii="Segoe UI" w:hAnsi="Segoe UI" w:eastAsia="Segoe UI" w:cs="Segoe UI"/>
+          <w:b w:val="1"/>
+          <w:bCs w:val="1"/>
+          <w:i w:val="0"/>
+          <w:iCs w:val="0"/>
+          <w:caps w:val="0"/>
+          <w:smallCaps w:val="0"/>
+          <w:strike w:val="0"/>
+          <w:dstrike w:val="0"/>
+          <w:noProof w:val="0"/>
+          <w:color w:val="000000" w:themeColor="text1" w:themeTint="FF" w:themeShade="FF"/>
+          <w:sz w:val="22"/>
+          <w:szCs w:val="22"/>
+          <w:u w:val="none"/>
+          <w:lang w:val="en-US"/>
+        </w:rPr>
+        <w:t>}, {</w:t>
+      </w:r>
+      <w:r>
+        <w:rPr>
+          <w:rFonts w:ascii="Segoe UI" w:hAnsi="Segoe UI" w:eastAsia="Segoe UI" w:cs="Segoe UI"/>
+          <w:b w:val="1"/>
+          <w:bCs w:val="1"/>
+          <w:i w:val="0"/>
+          <w:iCs w:val="0"/>
+          <w:caps w:val="0"/>
+          <w:smallCaps w:val="0"/>
+          <w:strike w:val="0"/>
+          <w:dstrike w:val="0"/>
+          <w:noProof w:val="0"/>
+          <w:color w:val="000000" w:themeColor="text1" w:themeTint="FF" w:themeShade="FF"/>
+          <w:sz w:val="22"/>
+          <w:szCs w:val="22"/>
+          <w:u w:val="none"/>
+          <w:lang w:val="en-US"/>
+        </w:rPr>
+        <w:t>d.applicant.applicantOrdinaryAddressCountry</w:t>
+      </w:r>
+      <w:r>
+        <w:rPr>
+          <w:rFonts w:ascii="Segoe UI" w:hAnsi="Segoe UI" w:eastAsia="Segoe UI" w:cs="Segoe UI"/>
+          <w:b w:val="1"/>
+          <w:bCs w:val="1"/>
+          <w:i w:val="0"/>
+          <w:iCs w:val="0"/>
+          <w:caps w:val="0"/>
+          <w:smallCaps w:val="0"/>
+          <w:strike w:val="0"/>
+          <w:dstrike w:val="0"/>
+          <w:noProof w:val="0"/>
+          <w:color w:val="000000" w:themeColor="text1" w:themeTint="FF" w:themeShade="FF"/>
+          <w:sz w:val="22"/>
+          <w:szCs w:val="22"/>
+          <w:u w:val="none"/>
+          <w:lang w:val="en-US"/>
+        </w:rPr>
+        <w:t>}{</w:t>
+      </w:r>
+      <w:r>
+        <w:rPr>
+          <w:rFonts w:ascii="Segoe UI" w:hAnsi="Segoe UI" w:eastAsia="Segoe UI" w:cs="Segoe UI"/>
+          <w:b w:val="1"/>
+          <w:bCs w:val="1"/>
+          <w:i w:val="0"/>
+          <w:iCs w:val="0"/>
+          <w:caps w:val="0"/>
+          <w:smallCaps w:val="0"/>
+          <w:strike w:val="0"/>
+          <w:dstrike w:val="0"/>
+          <w:noProof w:val="0"/>
+          <w:color w:val="000000" w:themeColor="text1" w:themeTint="FF" w:themeShade="FF"/>
+          <w:sz w:val="22"/>
+          <w:szCs w:val="22"/>
+          <w:u w:val="none"/>
+          <w:lang w:val="en-US"/>
+        </w:rPr>
+        <w:t>d.applicant.applicantOrdinaryAddressReceiveMail:showEnd</w:t>
+      </w:r>
+      <w:r>
+        <w:rPr>
+          <w:rFonts w:ascii="Segoe UI" w:hAnsi="Segoe UI" w:eastAsia="Segoe UI" w:cs="Segoe UI"/>
+          <w:b w:val="1"/>
+          <w:bCs w:val="1"/>
+          <w:i w:val="0"/>
+          <w:iCs w:val="0"/>
+          <w:caps w:val="0"/>
+          <w:smallCaps w:val="0"/>
+          <w:strike w:val="0"/>
+          <w:dstrike w:val="0"/>
+          <w:noProof w:val="0"/>
+          <w:color w:val="000000" w:themeColor="text1" w:themeTint="FF" w:themeShade="FF"/>
+          <w:sz w:val="22"/>
+          <w:szCs w:val="22"/>
+          <w:u w:val="none"/>
+          <w:lang w:val="en-US"/>
+        </w:rPr>
+        <w:t>}</w:t>
+      </w:r>
+      <w:r>
+        <w:br/>
+      </w:r>
+      <w:r>
+        <w:rPr>
+          <w:rFonts w:ascii="Segoe UI" w:hAnsi="Segoe UI" w:eastAsia="Segoe UI" w:cs="Segoe UI"/>
+          <w:b w:val="1"/>
+          <w:bCs w:val="1"/>
+          <w:i w:val="0"/>
+          <w:iCs w:val="0"/>
+          <w:caps w:val="0"/>
+          <w:smallCaps w:val="0"/>
+          <w:strike w:val="0"/>
+          <w:dstrike w:val="0"/>
+          <w:noProof w:val="0"/>
+          <w:color w:val="000000" w:themeColor="text1" w:themeTint="FF" w:themeShade="FF"/>
+          <w:sz w:val="22"/>
+          <w:szCs w:val="22"/>
+          <w:u w:val="none"/>
+          <w:lang w:val="en-US"/>
+        </w:rPr>
+        <w:t>{</w:t>
+      </w:r>
+      <w:r>
+        <w:rPr>
+          <w:rFonts w:ascii="Segoe UI" w:hAnsi="Segoe UI" w:eastAsia="Segoe UI" w:cs="Segoe UI"/>
+          <w:b w:val="1"/>
+          <w:bCs w:val="1"/>
+          <w:i w:val="0"/>
+          <w:iCs w:val="0"/>
+          <w:caps w:val="0"/>
+          <w:smallCaps w:val="0"/>
+          <w:strike w:val="0"/>
+          <w:dstrike w:val="0"/>
+          <w:noProof w:val="0"/>
+          <w:color w:val="000000" w:themeColor="text1" w:themeTint="FF" w:themeShade="FF"/>
+          <w:sz w:val="22"/>
+          <w:szCs w:val="22"/>
+          <w:u w:val="none"/>
+          <w:lang w:val="en-US"/>
+        </w:rPr>
+        <w:t>d.applicant.applicantOrdinaryAddressReceiveMail:ifEQ</w:t>
+      </w:r>
+      <w:r>
+        <w:rPr>
+          <w:rFonts w:ascii="Segoe UI" w:hAnsi="Segoe UI" w:eastAsia="Segoe UI" w:cs="Segoe UI"/>
+          <w:b w:val="1"/>
+          <w:bCs w:val="1"/>
+          <w:i w:val="0"/>
+          <w:iCs w:val="0"/>
+          <w:caps w:val="0"/>
+          <w:smallCaps w:val="0"/>
+          <w:strike w:val="0"/>
+          <w:dstrike w:val="0"/>
+          <w:noProof w:val="0"/>
+          <w:color w:val="000000" w:themeColor="text1" w:themeTint="FF" w:themeShade="FF"/>
+          <w:sz w:val="22"/>
+          <w:szCs w:val="22"/>
+          <w:u w:val="none"/>
+          <w:lang w:val="en-US"/>
+        </w:rPr>
+        <w:t>('</w:t>
+      </w:r>
+      <w:r>
+        <w:rPr>
+          <w:rFonts w:ascii="Segoe UI" w:hAnsi="Segoe UI" w:eastAsia="Segoe UI" w:cs="Segoe UI"/>
+          <w:b w:val="1"/>
+          <w:bCs w:val="1"/>
+          <w:i w:val="0"/>
+          <w:iCs w:val="0"/>
+          <w:caps w:val="0"/>
+          <w:smallCaps w:val="0"/>
+          <w:strike w:val="0"/>
+          <w:dstrike w:val="0"/>
+          <w:noProof w:val="0"/>
+          <w:color w:val="000000" w:themeColor="text1" w:themeTint="FF" w:themeShade="FF"/>
+          <w:sz w:val="22"/>
+          <w:szCs w:val="22"/>
+          <w:u w:val="none"/>
+          <w:lang w:val="en-US"/>
+        </w:rPr>
+        <w:t>yes'</w:t>
+      </w:r>
+      <w:r>
+        <w:rPr>
+          <w:rFonts w:ascii="Segoe UI" w:hAnsi="Segoe UI" w:eastAsia="Segoe UI" w:cs="Segoe UI"/>
+          <w:b w:val="1"/>
+          <w:bCs w:val="1"/>
+          <w:i w:val="0"/>
+          <w:iCs w:val="0"/>
+          <w:caps w:val="0"/>
+          <w:smallCaps w:val="0"/>
+          <w:strike w:val="0"/>
+          <w:dstrike w:val="0"/>
+          <w:noProof w:val="0"/>
+          <w:color w:val="000000" w:themeColor="text1" w:themeTint="FF" w:themeShade="FF"/>
+          <w:sz w:val="22"/>
+          <w:szCs w:val="22"/>
+          <w:u w:val="none"/>
+          <w:lang w:val="en-US"/>
+        </w:rPr>
+        <w:t>):</w:t>
+      </w:r>
+      <w:r>
+        <w:rPr>
+          <w:rFonts w:ascii="Segoe UI" w:hAnsi="Segoe UI" w:eastAsia="Segoe UI" w:cs="Segoe UI"/>
+          <w:b w:val="1"/>
+          <w:bCs w:val="1"/>
+          <w:i w:val="0"/>
+          <w:iCs w:val="0"/>
+          <w:caps w:val="0"/>
+          <w:smallCaps w:val="0"/>
+          <w:strike w:val="0"/>
+          <w:dstrike w:val="0"/>
+          <w:noProof w:val="0"/>
+          <w:color w:val="000000" w:themeColor="text1" w:themeTint="FF" w:themeShade="FF"/>
+          <w:sz w:val="22"/>
+          <w:szCs w:val="22"/>
+          <w:u w:val="none"/>
+          <w:lang w:val="en-US"/>
+        </w:rPr>
+        <w:t>hideBegin</w:t>
+      </w:r>
+      <w:r>
+        <w:rPr>
+          <w:rFonts w:ascii="Segoe UI" w:hAnsi="Segoe UI" w:eastAsia="Segoe UI" w:cs="Segoe UI"/>
+          <w:b w:val="1"/>
+          <w:bCs w:val="1"/>
+          <w:i w:val="0"/>
+          <w:iCs w:val="0"/>
+          <w:caps w:val="0"/>
+          <w:smallCaps w:val="0"/>
+          <w:strike w:val="0"/>
+          <w:dstrike w:val="0"/>
+          <w:noProof w:val="0"/>
+          <w:color w:val="000000" w:themeColor="text1" w:themeTint="FF" w:themeShade="FF"/>
+          <w:sz w:val="22"/>
+          <w:szCs w:val="22"/>
+          <w:u w:val="none"/>
+          <w:lang w:val="en-US"/>
+        </w:rPr>
+        <w:t>}</w:t>
+      </w:r>
+      <w:r>
+        <w:br/>
+      </w:r>
+      <w:r>
+        <w:rPr>
+          <w:rFonts w:ascii="Segoe UI" w:hAnsi="Segoe UI" w:eastAsia="Segoe UI" w:cs="Segoe UI"/>
+          <w:b w:val="0"/>
+          <w:bCs w:val="0"/>
+          <w:i w:val="0"/>
+          <w:iCs w:val="0"/>
+          <w:caps w:val="0"/>
+          <w:smallCaps w:val="0"/>
+          <w:strike w:val="0"/>
+          <w:dstrike w:val="0"/>
+          <w:noProof w:val="0"/>
+          <w:color w:val="313131"/>
+          <w:sz w:val="20"/>
+          <w:szCs w:val="20"/>
+          <w:u w:val="none"/>
+          <w:lang w:val="en-US"/>
+        </w:rPr>
+        <w:t xml:space="preserve">Mailing address: </w:t>
+      </w:r>
+      <w:r>
+        <w:rPr>
+          <w:rFonts w:ascii="Segoe UI" w:hAnsi="Segoe UI" w:eastAsia="Segoe UI" w:cs="Segoe UI"/>
+          <w:b w:val="1"/>
+          <w:bCs w:val="1"/>
+          <w:i w:val="0"/>
+          <w:iCs w:val="0"/>
+          <w:caps w:val="0"/>
+          <w:smallCaps w:val="0"/>
+          <w:strike w:val="0"/>
+          <w:dstrike w:val="0"/>
+          <w:noProof w:val="0"/>
+          <w:color w:val="000000" w:themeColor="text1" w:themeTint="FF" w:themeShade="FF"/>
+          <w:sz w:val="22"/>
+          <w:szCs w:val="22"/>
+          <w:u w:val="none"/>
+          <w:lang w:val="en-US"/>
+        </w:rPr>
+        <w:t>{</w:t>
+      </w:r>
+      <w:r>
+        <w:rPr>
+          <w:rFonts w:ascii="Segoe UI" w:hAnsi="Segoe UI" w:eastAsia="Segoe UI" w:cs="Segoe UI"/>
+          <w:b w:val="1"/>
+          <w:bCs w:val="1"/>
+          <w:i w:val="0"/>
+          <w:iCs w:val="0"/>
+          <w:caps w:val="0"/>
+          <w:smallCaps w:val="0"/>
+          <w:strike w:val="0"/>
+          <w:dstrike w:val="0"/>
+          <w:noProof w:val="0"/>
+          <w:color w:val="000000" w:themeColor="text1" w:themeTint="FF" w:themeShade="FF"/>
+          <w:sz w:val="22"/>
+          <w:szCs w:val="22"/>
+          <w:u w:val="none"/>
+          <w:lang w:val="en-US"/>
+        </w:rPr>
+        <w:t>d.applicant.applicantMailingAddressStreet</w:t>
+      </w:r>
+      <w:r>
+        <w:rPr>
+          <w:rFonts w:ascii="Segoe UI" w:hAnsi="Segoe UI" w:eastAsia="Segoe UI" w:cs="Segoe UI"/>
+          <w:b w:val="1"/>
+          <w:bCs w:val="1"/>
+          <w:i w:val="0"/>
+          <w:iCs w:val="0"/>
+          <w:caps w:val="0"/>
+          <w:smallCaps w:val="0"/>
+          <w:strike w:val="0"/>
+          <w:dstrike w:val="0"/>
+          <w:noProof w:val="0"/>
+          <w:color w:val="000000" w:themeColor="text1" w:themeTint="FF" w:themeShade="FF"/>
+          <w:sz w:val="22"/>
+          <w:szCs w:val="22"/>
+          <w:u w:val="none"/>
+          <w:lang w:val="en-US"/>
+        </w:rPr>
+        <w:t>}, {</w:t>
+      </w:r>
+      <w:r>
+        <w:rPr>
+          <w:rFonts w:ascii="Segoe UI" w:hAnsi="Segoe UI" w:eastAsia="Segoe UI" w:cs="Segoe UI"/>
+          <w:b w:val="1"/>
+          <w:bCs w:val="1"/>
+          <w:i w:val="0"/>
+          <w:iCs w:val="0"/>
+          <w:caps w:val="0"/>
+          <w:smallCaps w:val="0"/>
+          <w:strike w:val="0"/>
+          <w:dstrike w:val="0"/>
+          <w:noProof w:val="0"/>
+          <w:color w:val="000000" w:themeColor="text1" w:themeTint="FF" w:themeShade="FF"/>
+          <w:sz w:val="22"/>
+          <w:szCs w:val="22"/>
+          <w:u w:val="none"/>
+          <w:lang w:val="en-US"/>
+        </w:rPr>
+        <w:t>d.applicant.applicantMailingAddressCity</w:t>
+      </w:r>
+      <w:r>
+        <w:rPr>
+          <w:rFonts w:ascii="Segoe UI" w:hAnsi="Segoe UI" w:eastAsia="Segoe UI" w:cs="Segoe UI"/>
+          <w:b w:val="1"/>
+          <w:bCs w:val="1"/>
+          <w:i w:val="0"/>
+          <w:iCs w:val="0"/>
+          <w:caps w:val="0"/>
+          <w:smallCaps w:val="0"/>
+          <w:strike w:val="0"/>
+          <w:dstrike w:val="0"/>
+          <w:noProof w:val="0"/>
+          <w:color w:val="000000" w:themeColor="text1" w:themeTint="FF" w:themeShade="FF"/>
+          <w:sz w:val="22"/>
+          <w:szCs w:val="22"/>
+          <w:u w:val="none"/>
+          <w:lang w:val="en-US"/>
+        </w:rPr>
+        <w:t>}, {</w:t>
+      </w:r>
+      <w:r>
+        <w:rPr>
+          <w:rFonts w:ascii="Segoe UI" w:hAnsi="Segoe UI" w:eastAsia="Segoe UI" w:cs="Segoe UI"/>
+          <w:b w:val="1"/>
+          <w:bCs w:val="1"/>
+          <w:i w:val="0"/>
+          <w:iCs w:val="0"/>
+          <w:caps w:val="0"/>
+          <w:smallCaps w:val="0"/>
+          <w:strike w:val="0"/>
+          <w:dstrike w:val="0"/>
+          <w:noProof w:val="0"/>
+          <w:color w:val="000000" w:themeColor="text1" w:themeTint="FF" w:themeShade="FF"/>
+          <w:sz w:val="22"/>
+          <w:szCs w:val="22"/>
+          <w:u w:val="none"/>
+          <w:lang w:val="en-US"/>
+        </w:rPr>
+        <w:t>d.applicant.applicantMailingAddressProvince</w:t>
+      </w:r>
+      <w:r>
+        <w:rPr>
+          <w:rFonts w:ascii="Segoe UI" w:hAnsi="Segoe UI" w:eastAsia="Segoe UI" w:cs="Segoe UI"/>
+          <w:b w:val="1"/>
+          <w:bCs w:val="1"/>
+          <w:i w:val="0"/>
+          <w:iCs w:val="0"/>
+          <w:caps w:val="0"/>
+          <w:smallCaps w:val="0"/>
+          <w:strike w:val="0"/>
+          <w:dstrike w:val="0"/>
+          <w:noProof w:val="0"/>
+          <w:color w:val="000000" w:themeColor="text1" w:themeTint="FF" w:themeShade="FF"/>
+          <w:sz w:val="22"/>
+          <w:szCs w:val="22"/>
+          <w:u w:val="none"/>
+          <w:lang w:val="en-US"/>
+        </w:rPr>
+        <w:t>}{</w:t>
+      </w:r>
+      <w:r>
+        <w:rPr>
+          <w:rFonts w:ascii="Segoe UI" w:hAnsi="Segoe UI" w:eastAsia="Segoe UI" w:cs="Segoe UI"/>
+          <w:b w:val="1"/>
+          <w:bCs w:val="1"/>
+          <w:i w:val="0"/>
+          <w:iCs w:val="0"/>
+          <w:caps w:val="0"/>
+          <w:smallCaps w:val="0"/>
+          <w:strike w:val="0"/>
+          <w:dstrike w:val="0"/>
+          <w:noProof w:val="0"/>
+          <w:color w:val="000000" w:themeColor="text1" w:themeTint="FF" w:themeShade="FF"/>
+          <w:sz w:val="22"/>
+          <w:szCs w:val="22"/>
+          <w:u w:val="none"/>
+          <w:lang w:val="en-US"/>
+        </w:rPr>
+        <w:t>d.applicant.applicantMailingAddressState</w:t>
+      </w:r>
+      <w:r>
+        <w:rPr>
+          <w:rFonts w:ascii="Segoe UI" w:hAnsi="Segoe UI" w:eastAsia="Segoe UI" w:cs="Segoe UI"/>
+          <w:b w:val="1"/>
+          <w:bCs w:val="1"/>
+          <w:i w:val="0"/>
+          <w:iCs w:val="0"/>
+          <w:caps w:val="0"/>
+          <w:smallCaps w:val="0"/>
+          <w:strike w:val="0"/>
+          <w:dstrike w:val="0"/>
+          <w:noProof w:val="0"/>
+          <w:color w:val="000000" w:themeColor="text1" w:themeTint="FF" w:themeShade="FF"/>
+          <w:sz w:val="22"/>
+          <w:szCs w:val="22"/>
+          <w:u w:val="none"/>
+          <w:lang w:val="en-US"/>
+        </w:rPr>
+        <w:t>} {</w:t>
+      </w:r>
+      <w:r>
+        <w:rPr>
+          <w:rFonts w:ascii="Segoe UI" w:hAnsi="Segoe UI" w:eastAsia="Segoe UI" w:cs="Segoe UI"/>
+          <w:b w:val="1"/>
+          <w:bCs w:val="1"/>
+          <w:i w:val="0"/>
+          <w:iCs w:val="0"/>
+          <w:caps w:val="0"/>
+          <w:smallCaps w:val="0"/>
+          <w:strike w:val="0"/>
+          <w:dstrike w:val="0"/>
+          <w:noProof w:val="0"/>
+          <w:color w:val="000000" w:themeColor="text1" w:themeTint="FF" w:themeShade="FF"/>
+          <w:sz w:val="22"/>
+          <w:szCs w:val="22"/>
+          <w:u w:val="none"/>
+          <w:lang w:val="en-US"/>
+        </w:rPr>
+        <w:t>d.applicant.applicantMailingAddressPostalCode</w:t>
+      </w:r>
+      <w:r>
+        <w:rPr>
+          <w:rFonts w:ascii="Segoe UI" w:hAnsi="Segoe UI" w:eastAsia="Segoe UI" w:cs="Segoe UI"/>
+          <w:b w:val="1"/>
+          <w:bCs w:val="1"/>
+          <w:i w:val="0"/>
+          <w:iCs w:val="0"/>
+          <w:caps w:val="0"/>
+          <w:smallCaps w:val="0"/>
+          <w:strike w:val="0"/>
+          <w:dstrike w:val="0"/>
+          <w:noProof w:val="0"/>
+          <w:color w:val="000000" w:themeColor="text1" w:themeTint="FF" w:themeShade="FF"/>
+          <w:sz w:val="22"/>
+          <w:szCs w:val="22"/>
+          <w:u w:val="none"/>
+          <w:lang w:val="en-US"/>
+        </w:rPr>
+        <w:t>}, {</w:t>
+      </w:r>
+      <w:r>
+        <w:rPr>
+          <w:rFonts w:ascii="Segoe UI" w:hAnsi="Segoe UI" w:eastAsia="Segoe UI" w:cs="Segoe UI"/>
+          <w:b w:val="1"/>
+          <w:bCs w:val="1"/>
+          <w:i w:val="0"/>
+          <w:iCs w:val="0"/>
+          <w:caps w:val="0"/>
+          <w:smallCaps w:val="0"/>
+          <w:strike w:val="0"/>
+          <w:dstrike w:val="0"/>
+          <w:noProof w:val="0"/>
+          <w:color w:val="000000" w:themeColor="text1" w:themeTint="FF" w:themeShade="FF"/>
+          <w:sz w:val="22"/>
+          <w:szCs w:val="22"/>
+          <w:u w:val="none"/>
+          <w:lang w:val="en-US"/>
+        </w:rPr>
+        <w:t>d.applicant.applicantMailingAddressCountry</w:t>
+      </w:r>
+      <w:r>
+        <w:rPr>
+          <w:rFonts w:ascii="Segoe UI" w:hAnsi="Segoe UI" w:eastAsia="Segoe UI" w:cs="Segoe UI"/>
+          <w:b w:val="1"/>
+          <w:bCs w:val="1"/>
+          <w:i w:val="0"/>
+          <w:iCs w:val="0"/>
+          <w:caps w:val="0"/>
+          <w:smallCaps w:val="0"/>
+          <w:strike w:val="0"/>
+          <w:dstrike w:val="0"/>
+          <w:noProof w:val="0"/>
+          <w:color w:val="000000" w:themeColor="text1" w:themeTint="FF" w:themeShade="FF"/>
+          <w:sz w:val="22"/>
+          <w:szCs w:val="22"/>
+          <w:u w:val="none"/>
+          <w:lang w:val="en-US"/>
+        </w:rPr>
+        <w:t>}{</w:t>
+      </w:r>
+      <w:r>
+        <w:rPr>
+          <w:rFonts w:ascii="Segoe UI" w:hAnsi="Segoe UI" w:eastAsia="Segoe UI" w:cs="Segoe UI"/>
+          <w:b w:val="1"/>
+          <w:bCs w:val="1"/>
+          <w:i w:val="0"/>
+          <w:iCs w:val="0"/>
+          <w:caps w:val="0"/>
+          <w:smallCaps w:val="0"/>
+          <w:strike w:val="0"/>
+          <w:dstrike w:val="0"/>
+          <w:noProof w:val="0"/>
+          <w:color w:val="000000" w:themeColor="text1" w:themeTint="FF" w:themeShade="FF"/>
+          <w:sz w:val="22"/>
+          <w:szCs w:val="22"/>
+          <w:u w:val="none"/>
+          <w:lang w:val="en-US"/>
+        </w:rPr>
+        <w:t>d.applicant.applicantOrdinaryAddressReceiveMail:hideEnd</w:t>
+      </w:r>
+      <w:r>
+        <w:rPr>
+          <w:rFonts w:ascii="Segoe UI" w:hAnsi="Segoe UI" w:eastAsia="Segoe UI" w:cs="Segoe UI"/>
+          <w:b w:val="1"/>
+          <w:bCs w:val="1"/>
+          <w:i w:val="0"/>
+          <w:iCs w:val="0"/>
+          <w:caps w:val="0"/>
+          <w:smallCaps w:val="0"/>
+          <w:strike w:val="0"/>
+          <w:dstrike w:val="0"/>
+          <w:noProof w:val="0"/>
+          <w:color w:val="000000" w:themeColor="text1" w:themeTint="FF" w:themeShade="FF"/>
+          <w:sz w:val="22"/>
+          <w:szCs w:val="22"/>
+          <w:u w:val="none"/>
+          <w:lang w:val="en-US"/>
+        </w:rPr>
+        <w:t>}</w:t>
+      </w:r>
+      <w:r>
+        <w:br/>
       </w:r>
     </w:p>
     <w:p>
@@ -3306,80 +5410,150 @@
         <w:spacing w:before="54"/>
         <w:ind w:left="288"/>
         <w:rPr>
-          <w:rFonts w:ascii="Segoe UI" w:eastAsia="Segoe UI" w:hAnsi="Segoe UI" w:cs="Segoe UI"/>
-          <w:color w:val="000000" w:themeColor="text1"/>
-        </w:rPr>
-      </w:pPr>
-      <w:r>
-        <w:rPr>
-          <w:rFonts w:ascii="Segoe UI" w:eastAsia="Segoe UI" w:hAnsi="Segoe UI" w:cs="Segoe UI"/>
-          <w:b/>
-          <w:bCs/>
-          <w:color w:val="000000" w:themeColor="text1"/>
-          <w:u w:val="single"/>
-        </w:rPr>
-        <w:t>{d.applicant.applicantOrdinaryAddressReceiveMail:showEnd}{d.applicant.applicantOrdinaryAddressReceiveMail:ifEQ('yes'):hideBegin}</w:t>
-      </w:r>
-      <w:r>
-        <w:rPr>
-          <w:rFonts w:ascii="Segoe UI" w:eastAsia="Segoe UI" w:hAnsi="Segoe UI" w:cs="Segoe UI"/>
-          <w:color w:val="313131"/>
-          <w:sz w:val="20"/>
-          <w:szCs w:val="20"/>
-        </w:rPr>
-        <w:t xml:space="preserve">Mailing address: </w:t>
-      </w:r>
-      <w:r>
-        <w:rPr>
-          <w:rFonts w:ascii="Segoe UI" w:eastAsia="Segoe UI" w:hAnsi="Segoe UI" w:cs="Segoe UI"/>
-          <w:b/>
-          <w:bCs/>
-          <w:color w:val="000000" w:themeColor="text1"/>
-          <w:u w:val="single"/>
-        </w:rPr>
-        <w:t>{d.applicant.applicantMailingAddressStreet}, {d.applicant.applicantMailingAddressCity}, {d.applicant.applicantMailingAddressProvince}{d.applicant.applicantMailingAddressState} {d.applicant.applicantMailingAddressPostalCode}, {d.applicant.applicantMailingAddressCountry}{d.applicant.applicantOrdinaryAddressReceiveMail:hideEnd}</w:t>
+          <w:rFonts w:ascii="Segoe UI" w:hAnsi="Segoe UI" w:eastAsia="Segoe UI" w:cs="Segoe UI"/>
+          <w:b w:val="0"/>
+          <w:bCs w:val="0"/>
+          <w:i w:val="0"/>
+          <w:iCs w:val="0"/>
+          <w:caps w:val="0"/>
+          <w:smallCaps w:val="0"/>
+          <w:noProof w:val="0"/>
+          <w:color w:val="313131"/>
+          <w:sz w:val="22"/>
+          <w:szCs w:val="22"/>
+          <w:lang w:val="en-US"/>
+        </w:rPr>
+      </w:pPr>
+      <w:r>
+        <w:rPr>
+          <w:rFonts w:ascii="Segoe UI" w:hAnsi="Segoe UI" w:eastAsia="Segoe UI" w:cs="Segoe UI"/>
+          <w:b w:val="0"/>
+          <w:bCs w:val="0"/>
+          <w:i w:val="0"/>
+          <w:iCs w:val="0"/>
+          <w:caps w:val="0"/>
+          <w:smallCaps w:val="0"/>
+          <w:noProof w:val="0"/>
+          <w:color w:val="313131"/>
+          <w:sz w:val="22"/>
+          <w:szCs w:val="22"/>
+          <w:lang w:val="en-US"/>
+        </w:rPr>
+        <w:t>{d.isApplicantOrg:ifEQ('yes'):showBegin}This applicant is not an individual.{d.isApplicantOrg:showEnd}</w:t>
+      </w:r>
+      <w:r>
+        <w:br/>
+      </w:r>
+      <w:r>
+        <w:rPr>
+          <w:rFonts w:ascii="Segoe UI" w:hAnsi="Segoe UI" w:eastAsia="Segoe UI" w:cs="Segoe UI"/>
+          <w:b w:val="0"/>
+          <w:bCs w:val="0"/>
+          <w:i w:val="0"/>
+          <w:iCs w:val="0"/>
+          <w:caps w:val="0"/>
+          <w:smallCaps w:val="0"/>
+          <w:noProof w:val="0"/>
+          <w:color w:val="313131"/>
+          <w:sz w:val="22"/>
+          <w:szCs w:val="22"/>
+          <w:lang w:val="en-US"/>
+        </w:rPr>
+        <w:t>{d.isApplicantOrg:ifEQ('yes'):hideBegin}{d.applicant.applicantOrdinaryAddressReceiveMail:ifEQ('yes'):showBegin}This applicant is an individual and ordinarily lives at the mailing address noted above.{d.applicant.applicantOrdinaryAddressReceiveMail:showEnd}</w:t>
+      </w:r>
+      <w:r>
+        <w:br/>
+      </w:r>
+      <w:r>
+        <w:rPr>
+          <w:rFonts w:ascii="Segoe UI" w:hAnsi="Segoe UI" w:eastAsia="Segoe UI" w:cs="Segoe UI"/>
+          <w:b w:val="0"/>
+          <w:bCs w:val="0"/>
+          <w:i w:val="0"/>
+          <w:iCs w:val="0"/>
+          <w:caps w:val="0"/>
+          <w:smallCaps w:val="0"/>
+          <w:noProof w:val="0"/>
+          <w:color w:val="313131"/>
+          <w:sz w:val="22"/>
+          <w:szCs w:val="22"/>
+          <w:lang w:val="en-US"/>
+        </w:rPr>
+        <w:t>{d.applicant.applicantOrdinaryAddressReceiveMail:ifEQ('yes'):hideBegin}</w:t>
+      </w:r>
+      <w:r>
+        <w:br/>
+      </w:r>
+      <w:r>
+        <w:rPr>
+          <w:rFonts w:ascii="Segoe UI" w:hAnsi="Segoe UI" w:eastAsia="Segoe UI" w:cs="Segoe UI"/>
+          <w:b w:val="0"/>
+          <w:bCs w:val="0"/>
+          <w:i w:val="0"/>
+          <w:iCs w:val="0"/>
+          <w:caps w:val="0"/>
+          <w:smallCaps w:val="0"/>
+          <w:noProof w:val="0"/>
+          <w:color w:val="313131"/>
+          <w:sz w:val="22"/>
+          <w:szCs w:val="22"/>
+          <w:lang w:val="en-US"/>
+        </w:rPr>
+        <w:t>This applicant is an individual and lives in the following city and country: {d.applicant.applicantOrdinaryAddressCity}, {d.applicant.applicantOrdinaryAddressCountry}{d.applicant.applicantOrdinaryAddressReceiveMail:hideEnd}{d.isApplicantOrg:hideEnd}</w:t>
       </w:r>
     </w:p>
     <w:p>
       <w:pPr>
-        <w:spacing w:before="54"/>
-        <w:ind w:left="288"/>
-        <w:rPr>
-          <w:rFonts w:ascii="Segoe UI" w:eastAsia="Segoe UI" w:hAnsi="Segoe UI" w:cs="Segoe UI"/>
-          <w:color w:val="313131"/>
-        </w:rPr>
-      </w:pPr>
-      <w:r>
-        <w:rPr>
-          <w:rFonts w:ascii="Segoe UI" w:eastAsia="Segoe UI" w:hAnsi="Segoe UI" w:cs="Segoe UI"/>
-          <w:color w:val="313131"/>
-        </w:rPr>
-        <w:t>This applicant is an individual and ordinarily lives at the mailing address noted above.</w:t>
-      </w:r>
+        <w:spacing w:before="238"/>
+        <w:rPr>
+          <w:rFonts w:ascii="Segoe UI" w:hAnsi="Segoe UI" w:eastAsia="Segoe UI" w:cs="Segoe UI"/>
+          <w:b w:val="0"/>
+          <w:bCs w:val="0"/>
+          <w:i w:val="0"/>
+          <w:iCs w:val="0"/>
+          <w:caps w:val="0"/>
+          <w:smallCaps w:val="0"/>
+          <w:noProof w:val="0"/>
+          <w:color w:val="000000" w:themeColor="text1" w:themeTint="FF" w:themeShade="FF"/>
+          <w:sz w:val="20"/>
+          <w:szCs w:val="20"/>
+          <w:lang w:val="en-US"/>
+        </w:rPr>
+      </w:pPr>
     </w:p>
     <w:p>
       <w:pPr>
-        <w:spacing w:before="238"/>
-        <w:rPr>
-          <w:rFonts w:ascii="Segoe UI" w:eastAsia="Segoe UI" w:hAnsi="Segoe UI" w:cs="Segoe UI"/>
-          <w:color w:val="000000" w:themeColor="text1"/>
-          <w:sz w:val="20"/>
-          <w:szCs w:val="20"/>
-        </w:rPr>
-      </w:pPr>
-    </w:p>
-    <w:p>
-      <w:pPr>
         <w:pStyle w:val="Heading2"/>
-        <w:rPr>
-          <w:rFonts w:ascii="Segoe UI" w:eastAsia="Segoe UI" w:hAnsi="Segoe UI" w:cs="Segoe UI"/>
-          <w:color w:val="313131"/>
-        </w:rPr>
-      </w:pPr>
-      <w:r>
-        <w:rPr>
-          <w:rFonts w:ascii="Segoe UI" w:eastAsia="Segoe UI" w:hAnsi="Segoe UI" w:cs="Segoe UI"/>
-          <w:color w:val="313131"/>
+        <w:ind w:left="288"/>
+        <w:rPr>
+          <w:rFonts w:ascii="Segoe UI" w:hAnsi="Segoe UI" w:eastAsia="Segoe UI" w:cs="Segoe UI"/>
+          <w:b w:val="1"/>
+          <w:bCs w:val="1"/>
+          <w:i w:val="0"/>
+          <w:iCs w:val="0"/>
+          <w:caps w:val="0"/>
+          <w:smallCaps w:val="0"/>
+          <w:noProof w:val="0"/>
+          <w:color w:val="313131"/>
+          <w:sz w:val="24"/>
+          <w:szCs w:val="24"/>
+          <w:lang w:val="en-US"/>
+        </w:rPr>
+      </w:pPr>
+      <w:r>
+        <w:rPr>
+          <w:rFonts w:ascii="Segoe UI" w:hAnsi="Segoe UI" w:eastAsia="Segoe UI" w:cs="Segoe UI"/>
+          <w:b w:val="1"/>
+          <w:bCs w:val="1"/>
+          <w:i w:val="0"/>
+          <w:iCs w:val="0"/>
+          <w:caps w:val="0"/>
+          <w:smallCaps w:val="0"/>
+          <w:noProof w:val="0"/>
+          <w:color w:val="313131"/>
+          <w:sz w:val="24"/>
+          <w:szCs w:val="24"/>
+          <w:lang w:val="en-US"/>
         </w:rPr>
         <w:t>INFORMATION FOR SERVICE</w:t>
       </w:r>
@@ -3390,177 +5564,346 @@
         <w:spacing w:before="272"/>
         <w:ind w:left="288"/>
         <w:rPr>
-          <w:rFonts w:ascii="Segoe UI" w:eastAsia="Segoe UI" w:hAnsi="Segoe UI" w:cs="Segoe UI"/>
-          <w:color w:val="000000" w:themeColor="text1"/>
+          <w:rFonts w:ascii="Segoe UI" w:hAnsi="Segoe UI" w:eastAsia="Segoe UI" w:cs="Segoe UI"/>
+          <w:b w:val="1"/>
+          <w:bCs w:val="1"/>
+          <w:i w:val="0"/>
+          <w:iCs w:val="0"/>
+          <w:caps w:val="0"/>
+          <w:smallCaps w:val="0"/>
+          <w:noProof w:val="0"/>
+          <w:color w:val="000000" w:themeColor="text1" w:themeTint="FF" w:themeShade="FF"/>
           <w:sz w:val="22"/>
           <w:szCs w:val="22"/>
-        </w:rPr>
-      </w:pPr>
-      <w:r>
-        <w:rPr>
-          <w:rFonts w:ascii="Segoe UI" w:eastAsia="Segoe UI" w:hAnsi="Segoe UI" w:cs="Segoe UI"/>
+          <w:lang w:val="en-US"/>
+        </w:rPr>
+      </w:pPr>
+      <w:r>
+        <w:rPr>
+          <w:rFonts w:ascii="Segoe UI" w:hAnsi="Segoe UI" w:eastAsia="Segoe UI" w:cs="Segoe UI"/>
           <w:b w:val="0"/>
           <w:bCs w:val="0"/>
-          <w:color w:val="313131"/>
-          <w:sz w:val="20"/>
-          <w:szCs w:val="20"/>
-        </w:rPr>
-        <w:t xml:space="preserve">Street address: </w:t>
-      </w:r>
-      <w:r>
-        <w:rPr>
-          <w:rFonts w:ascii="Segoe UI" w:eastAsia="Segoe UI" w:hAnsi="Segoe UI" w:cs="Segoe UI"/>
-          <w:color w:val="000000" w:themeColor="text1"/>
+          <w:i w:val="0"/>
+          <w:iCs w:val="0"/>
+          <w:caps w:val="0"/>
+          <w:smallCaps w:val="0"/>
+          <w:noProof w:val="0"/>
+          <w:color w:val="313131"/>
+          <w:sz w:val="20"/>
+          <w:szCs w:val="20"/>
+          <w:lang w:val="en-US"/>
+        </w:rPr>
+        <w:t>Street address:</w:t>
+      </w:r>
+      <w:r>
+        <w:rPr>
+          <w:rFonts w:ascii="Segoe UI" w:hAnsi="Segoe UI" w:eastAsia="Segoe UI" w:cs="Segoe UI"/>
+          <w:b w:val="0"/>
+          <w:bCs w:val="0"/>
+          <w:i w:val="0"/>
+          <w:iCs w:val="0"/>
+          <w:caps w:val="0"/>
+          <w:smallCaps w:val="0"/>
+          <w:strike w:val="0"/>
+          <w:dstrike w:val="0"/>
+          <w:noProof w:val="0"/>
+          <w:color w:val="313131"/>
+          <w:sz w:val="20"/>
+          <w:szCs w:val="20"/>
+          <w:u w:val="none"/>
+          <w:lang w:val="en-US"/>
+        </w:rPr>
+        <w:t xml:space="preserve"> </w:t>
+      </w:r>
+      <w:r>
+        <w:rPr>
+          <w:rFonts w:ascii="Segoe UI" w:hAnsi="Segoe UI" w:eastAsia="Segoe UI" w:cs="Segoe UI"/>
+          <w:b w:val="1"/>
+          <w:bCs w:val="1"/>
+          <w:i w:val="0"/>
+          <w:iCs w:val="0"/>
+          <w:caps w:val="0"/>
+          <w:smallCaps w:val="0"/>
+          <w:strike w:val="0"/>
+          <w:dstrike w:val="0"/>
+          <w:noProof w:val="0"/>
+          <w:color w:val="000000" w:themeColor="text1" w:themeTint="FF" w:themeShade="FF"/>
+          <w:sz w:val="22"/>
+          <w:szCs w:val="22"/>
+          <w:u w:val="none"/>
+          <w:lang w:val="en-US"/>
+        </w:rPr>
+        <w:t>{d.applicant.applicantServiceAddressStreet}, {d.applicant.applicantServiceAddressCity}, {d.applicant.applicantServiceAddressProvince} {d.applicant.applicantServiceAddressState}, {d.applicant.applicantServiceAddressPostalCode}, {d.applicant.applicantServiceAddressCountry}</w:t>
+      </w:r>
+    </w:p>
+    <w:p>
+      <w:pPr>
+        <w:spacing w:before="54"/>
+        <w:ind w:left="288"/>
+        <w:rPr>
+          <w:rFonts w:ascii="Segoe UI" w:hAnsi="Segoe UI" w:eastAsia="Segoe UI" w:cs="Segoe UI"/>
+          <w:b w:val="0"/>
+          <w:bCs w:val="0"/>
+          <w:i w:val="0"/>
+          <w:iCs w:val="0"/>
+          <w:caps w:val="0"/>
+          <w:smallCaps w:val="0"/>
+          <w:noProof w:val="0"/>
+          <w:color w:val="000000" w:themeColor="text1" w:themeTint="FF" w:themeShade="FF"/>
+          <w:sz w:val="22"/>
+          <w:szCs w:val="22"/>
+          <w:lang w:val="en-US"/>
+        </w:rPr>
+      </w:pPr>
+      <w:r>
+        <w:rPr>
+          <w:rFonts w:ascii="Segoe UI" w:hAnsi="Segoe UI" w:eastAsia="Segoe UI" w:cs="Segoe UI"/>
+          <w:b w:val="0"/>
+          <w:bCs w:val="0"/>
+          <w:i w:val="0"/>
+          <w:iCs w:val="0"/>
+          <w:caps w:val="0"/>
+          <w:smallCaps w:val="0"/>
+          <w:strike w:val="0"/>
+          <w:dstrike w:val="0"/>
+          <w:noProof w:val="0"/>
+          <w:color w:val="313131"/>
+          <w:sz w:val="20"/>
+          <w:szCs w:val="20"/>
+          <w:u w:val="none"/>
+          <w:lang w:val="en-US"/>
+        </w:rPr>
+        <w:t xml:space="preserve">Telephone number: </w:t>
+      </w:r>
+      <w:r>
+        <w:rPr>
+          <w:rFonts w:ascii="Segoe UI" w:hAnsi="Segoe UI" w:eastAsia="Segoe UI" w:cs="Segoe UI"/>
+          <w:b w:val="1"/>
+          <w:bCs w:val="1"/>
+          <w:i w:val="0"/>
+          <w:iCs w:val="0"/>
+          <w:caps w:val="0"/>
+          <w:smallCaps w:val="0"/>
+          <w:strike w:val="0"/>
+          <w:dstrike w:val="0"/>
+          <w:noProof w:val="0"/>
+          <w:color w:val="000000" w:themeColor="text1" w:themeTint="FF" w:themeShade="FF"/>
+          <w:sz w:val="22"/>
+          <w:szCs w:val="22"/>
+          <w:u w:val="none"/>
+          <w:lang w:val="en-US"/>
+        </w:rPr>
+        <w:t>{d.applicant.applicantServicePhone}</w:t>
+      </w:r>
+    </w:p>
+    <w:p>
+      <w:pPr>
+        <w:spacing w:before="54"/>
+        <w:ind w:left="288"/>
+        <w:rPr>
+          <w:rFonts w:ascii="Segoe UI" w:hAnsi="Segoe UI" w:eastAsia="Segoe UI" w:cs="Segoe UI"/>
+          <w:b w:val="0"/>
+          <w:bCs w:val="0"/>
+          <w:i w:val="0"/>
+          <w:iCs w:val="0"/>
+          <w:caps w:val="0"/>
+          <w:smallCaps w:val="0"/>
+          <w:noProof w:val="0"/>
+          <w:color w:val="000000" w:themeColor="text1" w:themeTint="FF" w:themeShade="FF"/>
+          <w:sz w:val="22"/>
+          <w:szCs w:val="22"/>
+          <w:lang w:val="en-US"/>
+        </w:rPr>
+      </w:pPr>
+      <w:r>
+        <w:rPr>
+          <w:rFonts w:ascii="Segoe UI" w:hAnsi="Segoe UI" w:eastAsia="Segoe UI" w:cs="Segoe UI"/>
+          <w:b w:val="0"/>
+          <w:bCs w:val="0"/>
+          <w:i w:val="0"/>
+          <w:iCs w:val="0"/>
+          <w:caps w:val="0"/>
+          <w:smallCaps w:val="0"/>
+          <w:strike w:val="0"/>
+          <w:dstrike w:val="0"/>
+          <w:noProof w:val="0"/>
+          <w:color w:val="313131"/>
+          <w:sz w:val="20"/>
+          <w:szCs w:val="20"/>
+          <w:u w:val="none"/>
+          <w:lang w:val="en-US"/>
+        </w:rPr>
+        <w:t xml:space="preserve">E-mail address: </w:t>
+      </w:r>
+      <w:r>
+        <w:rPr>
+          <w:rFonts w:ascii="Segoe UI" w:hAnsi="Segoe UI" w:eastAsia="Segoe UI" w:cs="Segoe UI"/>
+          <w:b w:val="1"/>
+          <w:bCs w:val="1"/>
+          <w:i w:val="0"/>
+          <w:iCs w:val="0"/>
+          <w:caps w:val="0"/>
+          <w:smallCaps w:val="0"/>
+          <w:strike w:val="0"/>
+          <w:dstrike w:val="0"/>
+          <w:noProof w:val="0"/>
+          <w:color w:val="000000" w:themeColor="text1" w:themeTint="FF" w:themeShade="FF"/>
+          <w:sz w:val="22"/>
+          <w:szCs w:val="22"/>
+          <w:u w:val="none"/>
+          <w:lang w:val="en-US"/>
+        </w:rPr>
+        <w:t>{d.applicant.applicantServiceEmail}</w:t>
+      </w:r>
+      <w:r>
+        <w:br/>
+      </w:r>
+      <w:r>
+        <w:rPr>
+          <w:rFonts w:ascii="Segoe UI" w:hAnsi="Segoe UI" w:eastAsia="Segoe UI" w:cs="Segoe UI"/>
+          <w:b w:val="1"/>
+          <w:bCs w:val="1"/>
+          <w:i w:val="0"/>
+          <w:iCs w:val="0"/>
+          <w:caps w:val="0"/>
+          <w:smallCaps w:val="0"/>
+          <w:strike w:val="0"/>
+          <w:dstrike w:val="0"/>
+          <w:noProof w:val="0"/>
+          <w:color w:val="000000" w:themeColor="text1" w:themeTint="FF" w:themeShade="FF"/>
+          <w:sz w:val="22"/>
+          <w:szCs w:val="22"/>
+          <w:u w:val="none"/>
+          <w:lang w:val="en-US"/>
+        </w:rPr>
+        <w:t>{d.applicant.applicantHasFax:ifEQ('yes'):showBegin}</w:t>
+      </w:r>
+      <w:r>
+        <w:br/>
+      </w:r>
+      <w:r>
+        <w:rPr>
+          <w:rFonts w:ascii="Segoe UI" w:hAnsi="Segoe UI" w:eastAsia="Segoe UI" w:cs="Segoe UI"/>
+          <w:b w:val="0"/>
+          <w:bCs w:val="0"/>
+          <w:i w:val="0"/>
+          <w:iCs w:val="0"/>
+          <w:caps w:val="0"/>
+          <w:smallCaps w:val="0"/>
+          <w:strike w:val="0"/>
+          <w:dstrike w:val="0"/>
+          <w:noProof w:val="0"/>
+          <w:color w:val="313131"/>
+          <w:sz w:val="20"/>
+          <w:szCs w:val="20"/>
+          <w:u w:val="none"/>
+          <w:lang w:val="en-US"/>
+        </w:rPr>
+        <w:t xml:space="preserve">Fax number: </w:t>
+      </w:r>
+      <w:r>
+        <w:rPr>
+          <w:rFonts w:ascii="Segoe UI" w:hAnsi="Segoe UI" w:eastAsia="Segoe UI" w:cs="Segoe UI"/>
+          <w:b w:val="1"/>
+          <w:bCs w:val="1"/>
+          <w:i w:val="0"/>
+          <w:iCs w:val="0"/>
+          <w:caps w:val="0"/>
+          <w:smallCaps w:val="0"/>
+          <w:strike w:val="0"/>
+          <w:dstrike w:val="0"/>
+          <w:noProof w:val="0"/>
+          <w:color w:val="000000" w:themeColor="text1" w:themeTint="FF" w:themeShade="FF"/>
+          <w:sz w:val="22"/>
+          <w:szCs w:val="22"/>
+          <w:u w:val="none"/>
+          <w:lang w:val="en-US"/>
+        </w:rPr>
+        <w:t>{d.applicant.applicantServiceFax}</w:t>
+      </w:r>
+      <w:r>
+        <w:br/>
+      </w:r>
+      <w:r>
+        <w:rPr>
+          <w:rFonts w:ascii="Segoe UI" w:hAnsi="Segoe UI" w:eastAsia="Segoe UI" w:cs="Segoe UI"/>
+          <w:b w:val="1"/>
+          <w:bCs w:val="1"/>
+          <w:i w:val="0"/>
+          <w:iCs w:val="0"/>
+          <w:caps w:val="0"/>
+          <w:smallCaps w:val="0"/>
+          <w:strike w:val="0"/>
+          <w:dstrike w:val="0"/>
+          <w:noProof w:val="0"/>
+          <w:color w:val="000000" w:themeColor="text1" w:themeTint="FF" w:themeShade="FF"/>
+          <w:sz w:val="22"/>
+          <w:szCs w:val="22"/>
+          <w:u w:val="none"/>
+          <w:lang w:val="en-US"/>
+        </w:rPr>
+        <w:t>{d.applicant.applicantHasFax:showEnd}</w:t>
+      </w:r>
+      <w:r>
+        <w:br/>
+      </w:r>
+      <w:r>
+        <w:rPr>
+          <w:rFonts w:ascii="Segoe UI" w:hAnsi="Segoe UI" w:eastAsia="Segoe UI" w:cs="Segoe UI"/>
+          <w:b w:val="0"/>
+          <w:bCs w:val="0"/>
+          <w:i w:val="0"/>
+          <w:iCs w:val="0"/>
+          <w:caps w:val="0"/>
+          <w:smallCaps w:val="0"/>
+          <w:noProof w:val="0"/>
+          <w:color w:val="313131"/>
+          <w:sz w:val="20"/>
+          <w:szCs w:val="20"/>
+          <w:lang w:val="en-US"/>
+        </w:rPr>
+        <w:t xml:space="preserve">Date: </w:t>
+      </w:r>
+      <w:r>
+        <w:rPr>
+          <w:rFonts w:ascii="Segoe UI" w:hAnsi="Segoe UI" w:eastAsia="Segoe UI" w:cs="Segoe UI"/>
+          <w:b w:val="1"/>
+          <w:bCs w:val="1"/>
+          <w:i w:val="0"/>
+          <w:iCs w:val="0"/>
+          <w:caps w:val="0"/>
+          <w:smallCaps w:val="0"/>
+          <w:strike w:val="0"/>
+          <w:dstrike w:val="0"/>
+          <w:noProof w:val="0"/>
+          <w:color w:val="000000" w:themeColor="text1" w:themeTint="FF" w:themeShade="FF"/>
+          <w:sz w:val="22"/>
+          <w:szCs w:val="22"/>
+          <w:u w:val="none"/>
+          <w:lang w:val="en-US"/>
+        </w:rPr>
+        <w:t>{d.applicationDate}</w:t>
+      </w:r>
+      <w:r>
+        <w:tab/>
+      </w:r>
+      <w:r>
+        <w:rPr>
+          <w:rFonts w:ascii="Segoe UI" w:hAnsi="Segoe UI" w:eastAsia="Segoe UI" w:cs="Segoe UI"/>
+          <w:b w:val="1"/>
+          <w:bCs w:val="1"/>
+          <w:i w:val="0"/>
+          <w:iCs w:val="0"/>
+          <w:caps w:val="0"/>
+          <w:smallCaps w:val="0"/>
+          <w:strike w:val="0"/>
+          <w:dstrike w:val="0"/>
+          <w:noProof w:val="0"/>
+          <w:color w:val="000000" w:themeColor="text1" w:themeTint="FF" w:themeShade="FF"/>
           <w:sz w:val="22"/>
           <w:szCs w:val="22"/>
           <w:u w:val="single"/>
-        </w:rPr>
-        <w:t>{d.applicant.applicantServiceAddressStreet}, {d.applicant.applicantServiceAddressCity}, {d.applicant.applicantServiceAddressProvince} {d.applicant.applicantServiceAddressState}, {d.applicant.applicantServiceAddressPostalCode}, {d.applicant.applicantServiceAddressCountry}</w:t>
-      </w:r>
-    </w:p>
-    <w:p>
-      <w:pPr>
-        <w:spacing w:before="54"/>
-        <w:ind w:left="288"/>
-        <w:rPr>
-          <w:rFonts w:ascii="Segoe UI" w:eastAsia="Segoe UI" w:hAnsi="Segoe UI" w:cs="Segoe UI"/>
-          <w:color w:val="000000" w:themeColor="text1"/>
-        </w:rPr>
-      </w:pPr>
-      <w:r>
-        <w:rPr>
-          <w:rFonts w:ascii="Segoe UI" w:eastAsia="Segoe UI" w:hAnsi="Segoe UI" w:cs="Segoe UI"/>
-          <w:color w:val="313131"/>
-          <w:sz w:val="20"/>
-          <w:szCs w:val="20"/>
-        </w:rPr>
-        <w:t xml:space="preserve">Telephone number: </w:t>
-      </w:r>
-      <w:r>
-        <w:rPr>
-          <w:rFonts w:ascii="Segoe UI" w:eastAsia="Segoe UI" w:hAnsi="Segoe UI" w:cs="Segoe UI"/>
-          <w:b/>
-          <w:bCs/>
-          <w:color w:val="000000" w:themeColor="text1"/>
-          <w:u w:val="single"/>
-        </w:rPr>
-        <w:t>{d.applicant.applicantServicePhone}</w:t>
-      </w:r>
-    </w:p>
-    <w:p>
-      <w:pPr>
-        <w:spacing w:before="54"/>
-        <w:ind w:left="288"/>
-        <w:rPr>
-          <w:rFonts w:ascii="Segoe UI" w:eastAsia="Segoe UI" w:hAnsi="Segoe UI" w:cs="Segoe UI"/>
-          <w:color w:val="000000" w:themeColor="text1"/>
-        </w:rPr>
-      </w:pPr>
-      <w:r>
-        <w:rPr>
-          <w:rFonts w:ascii="Segoe UI" w:eastAsia="Segoe UI" w:hAnsi="Segoe UI" w:cs="Segoe UI"/>
-          <w:color w:val="313131"/>
-          <w:sz w:val="20"/>
-          <w:szCs w:val="20"/>
-        </w:rPr>
-        <w:t xml:space="preserve">E-mail address: </w:t>
-      </w:r>
-      <w:r>
-        <w:rPr>
-          <w:rFonts w:ascii="Segoe UI" w:eastAsia="Segoe UI" w:hAnsi="Segoe UI" w:cs="Segoe UI"/>
-          <w:b/>
-          <w:bCs/>
-          <w:color w:val="000000" w:themeColor="text1"/>
-          <w:u w:val="single"/>
-        </w:rPr>
-        <w:t>{d.applicant.applicantServiceEmail}</w:t>
-      </w:r>
-      <w:r>
-        <w:br/>
-      </w:r>
-      <w:r>
-        <w:rPr>
-          <w:rFonts w:ascii="Segoe UI" w:eastAsia="Segoe UI" w:hAnsi="Segoe UI" w:cs="Segoe UI"/>
-          <w:b/>
-          <w:bCs/>
-          <w:color w:val="000000" w:themeColor="text1"/>
-          <w:u w:val="single"/>
-        </w:rPr>
-        <w:t>{d.applicant.applicantHasFax:ifEQ('yes'):showBegin}</w:t>
-      </w:r>
-      <w:r>
-        <w:rPr>
-          <w:rFonts w:ascii="Segoe UI" w:eastAsia="Segoe UI" w:hAnsi="Segoe UI" w:cs="Segoe UI"/>
-          <w:color w:val="313131"/>
-          <w:sz w:val="20"/>
-          <w:szCs w:val="20"/>
-        </w:rPr>
-        <w:t xml:space="preserve">Fax number: </w:t>
-      </w:r>
-      <w:r>
-        <w:rPr>
-          <w:rFonts w:ascii="Segoe UI" w:eastAsia="Segoe UI" w:hAnsi="Segoe UI" w:cs="Segoe UI"/>
-          <w:b/>
-          <w:bCs/>
-          <w:color w:val="000000" w:themeColor="text1"/>
-          <w:u w:val="single"/>
-        </w:rPr>
-        <w:t>{d.applicant.applicantServiceFax}</w:t>
-      </w:r>
-      <w:r>
-        <w:br/>
-      </w:r>
-      <w:r>
-        <w:rPr>
-          <w:rFonts w:ascii="Segoe UI" w:eastAsia="Segoe UI" w:hAnsi="Segoe UI" w:cs="Segoe UI"/>
-          <w:b/>
-          <w:bCs/>
-          <w:color w:val="000000" w:themeColor="text1"/>
-          <w:u w:val="single"/>
-        </w:rPr>
-        <w:t>{d.applicant.applicantHasFax:showEnd}</w:t>
-      </w:r>
-    </w:p>
-    <w:p>
-      <w:pPr>
-        <w:tabs>
-          <w:tab w:val="left" w:pos="2939"/>
-        </w:tabs>
-        <w:ind w:left="288"/>
-        <w:rPr>
-          <w:rFonts w:ascii="Segoe UI" w:eastAsia="Segoe UI" w:hAnsi="Segoe UI" w:cs="Segoe UI"/>
-          <w:color w:val="000000" w:themeColor="text1"/>
-        </w:rPr>
-      </w:pPr>
-      <w:r>
-        <w:rPr>
-          <w:rFonts w:ascii="Segoe UI" w:eastAsia="Segoe UI" w:hAnsi="Segoe UI" w:cs="Segoe UI"/>
-          <w:color w:val="313131"/>
-          <w:sz w:val="20"/>
-          <w:szCs w:val="20"/>
-        </w:rPr>
-        <w:t xml:space="preserve">Date: </w:t>
-      </w:r>
-      <w:r>
-        <w:rPr>
-          <w:rFonts w:ascii="Segoe UI" w:eastAsia="Segoe UI" w:hAnsi="Segoe UI" w:cs="Segoe UI"/>
-          <w:b/>
-          <w:bCs/>
-          <w:color w:val="000000" w:themeColor="text1"/>
-          <w:u w:val="single"/>
-        </w:rPr>
-        <w:t>{d.applicationDate}</w:t>
-      </w:r>
-      <w:r>
-        <w:tab/>
-      </w:r>
-      <w:r>
-        <w:rPr>
-          <w:rFonts w:ascii="Segoe UI" w:eastAsia="Segoe UI" w:hAnsi="Segoe UI" w:cs="Segoe UI"/>
-          <w:b/>
-          <w:bCs/>
-          <w:color w:val="000000" w:themeColor="text1"/>
-          <w:u w:val="single"/>
+          <w:lang w:val="en-US"/>
         </w:rPr>
         <w:t>Signed Electronically by {d.applicant.applicantName}</w:t>
       </w:r>
@@ -3571,25 +5914,77 @@
         <w:spacing w:before="28"/>
         <w:ind w:left="2940"/>
         <w:rPr>
-          <w:rFonts w:ascii="Segoe UI" w:eastAsia="Segoe UI" w:hAnsi="Segoe UI" w:cs="Segoe UI"/>
-          <w:color w:val="313131"/>
-        </w:rPr>
-      </w:pPr>
-      <w:r>
-        <w:rPr>
-          <w:rFonts w:ascii="Segoe UI" w:eastAsia="Segoe UI" w:hAnsi="Segoe UI" w:cs="Segoe UI"/>
-          <w:color w:val="313131"/>
-        </w:rPr>
-        <w:t xml:space="preserve">Signature of </w:t>
-      </w:r>
-      <w:r>
-        <w:rPr>
-          <w:rFonts w:ascii="Segoe UI" w:eastAsia="Segoe UI" w:hAnsi="Segoe UI" w:cs="Segoe UI"/>
-          <w:color w:val="313131"/>
-          <w:u w:val="single"/>
-        </w:rPr>
-        <w:t>{d.applicant.applicantName}</w:t>
-      </w:r>
+          <w:rFonts w:ascii="Segoe UI" w:hAnsi="Segoe UI" w:eastAsia="Segoe UI" w:cs="Segoe UI"/>
+          <w:b w:val="0"/>
+          <w:bCs w:val="0"/>
+          <w:i w:val="0"/>
+          <w:iCs w:val="0"/>
+          <w:caps w:val="0"/>
+          <w:smallCaps w:val="0"/>
+          <w:noProof w:val="0"/>
+          <w:color w:val="313131"/>
+          <w:sz w:val="20"/>
+          <w:szCs w:val="20"/>
+          <w:lang w:val="en-US"/>
+        </w:rPr>
+      </w:pPr>
+      <w:r>
+        <w:rPr>
+          <w:rFonts w:ascii="Segoe UI" w:hAnsi="Segoe UI" w:eastAsia="Segoe UI" w:cs="Segoe UI"/>
+          <w:b w:val="0"/>
+          <w:bCs w:val="0"/>
+          <w:i w:val="0"/>
+          <w:iCs w:val="0"/>
+          <w:caps w:val="0"/>
+          <w:smallCaps w:val="0"/>
+          <w:noProof w:val="0"/>
+          <w:color w:val="313131"/>
+          <w:sz w:val="20"/>
+          <w:szCs w:val="20"/>
+          <w:lang w:val="en-US"/>
+        </w:rPr>
+        <w:t>Signature of</w:t>
+      </w:r>
+      <w:r>
+        <w:rPr>
+          <w:rFonts w:ascii="Segoe UI" w:hAnsi="Segoe UI" w:eastAsia="Segoe UI" w:cs="Segoe UI"/>
+          <w:b w:val="0"/>
+          <w:bCs w:val="0"/>
+          <w:i w:val="0"/>
+          <w:iCs w:val="0"/>
+          <w:caps w:val="0"/>
+          <w:smallCaps w:val="0"/>
+          <w:strike w:val="0"/>
+          <w:dstrike w:val="0"/>
+          <w:noProof w:val="0"/>
+          <w:color w:val="313131"/>
+          <w:sz w:val="20"/>
+          <w:szCs w:val="20"/>
+          <w:u w:val="none"/>
+          <w:lang w:val="en-US"/>
+        </w:rPr>
+        <w:t xml:space="preserve"> {d.applicant.applicantName}</w:t>
+      </w:r>
+    </w:p>
+    <w:p>
+      <w:pPr>
+        <w:spacing w:before="28"/>
+        <w:ind w:left="2940"/>
+        <w:rPr>
+          <w:rFonts w:ascii="Segoe UI" w:hAnsi="Segoe UI" w:eastAsia="Segoe UI" w:cs="Segoe UI"/>
+          <w:b w:val="0"/>
+          <w:bCs w:val="0"/>
+          <w:i w:val="0"/>
+          <w:iCs w:val="0"/>
+          <w:caps w:val="0"/>
+          <w:smallCaps w:val="0"/>
+          <w:noProof w:val="0"/>
+          <w:color w:val="313131"/>
+          <w:sz w:val="20"/>
+          <w:szCs w:val="20"/>
+          <w:lang w:val="en-US"/>
+        </w:rPr>
+      </w:pPr>
     </w:p>
     <w:p>
       <w:pPr>
@@ -3597,8 +5992,8 @@
         <w:spacing w:before="28"/>
         <w:ind w:left="2940"/>
         <w:rPr>
-          <w:b/>
-          <w:bCs/>
+          <w:b w:val="1"/>
+          <w:bCs w:val="1"/>
           <w:color w:val="313131"/>
           <w:u w:val="single"/>
         </w:rPr>
@@ -3606,9 +6001,10 @@
     </w:p>
     <w:sectPr>
       <w:footerReference w:type="default" r:id="rId12"/>
-      <w:pgSz w:w="12240" w:h="15840"/>
+      <w:pgSz w:w="12240" w:h="15840" w:orient="portrait"/>
       <w:pgMar w:top="940" w:right="720" w:bottom="740" w:left="720" w:header="0" w:footer="543" w:gutter="0"/>
       <w:cols w:space="720"/>
+      <w:headerReference w:type="default" r:id="Ra77576f75ebb41d7"/>
     </w:sectPr>
   </w:body>
 </w:document>
@@ -3634,1708 +6030,575 @@
 </file>
 
 <file path=word/footer1.xml><?xml version="1.0" encoding="utf-8"?>
-<w:ftr xmlns:wpc="http://schemas.microsoft.com/office/word/2010/wordprocessingCanvas" xmlns:cx="http://schemas.microsoft.com/office/drawing/2014/chartex" xmlns:cx1="http://schemas.microsoft.com/office/drawing/2015/9/8/chartex" xmlns:cx2="http://schemas.microsoft.com/office/drawing/2015/10/21/chartex" xmlns:cx3="http://schemas.microsoft.com/office/drawing/2016/5/9/chartex" xmlns:cx4="http://schemas.microsoft.com/office/drawing/2016/5/10/chartex" xmlns:cx5="http://schemas.microsoft.com/office/drawing/2016/5/11/chartex" xmlns:cx6="http://schemas.microsoft.com/office/drawing/2016/5/12/chartex" xmlns:cx7="http://schemas.microsoft.com/office/drawing/2016/5/13/chartex" xmlns:cx8="http://schemas.microsoft.com/office/drawing/2016/5/14/chartex" xmlns:mc="http://schemas.openxmlformats.org/markup-compatibility/2006" xmlns:aink="http://schemas.microsoft.com/office/drawing/2016/ink" xmlns:am3d="http://schemas.microsoft.com/office/drawing/2017/model3d" xmlns:o="urn:schemas-microsoft-com:office:office" xmlns:oel="http://schemas.microsoft.com/office/2019/extlst" xmlns:r="http://schemas.openxmlformats.org/officeDocument/2006/relationships" xmlns:m="http://schemas.openxmlformats.org/officeDocument/2006/math" xmlns:v="urn:schemas-microsoft-com:vml" xmlns:wp14="http://schemas.microsoft.com/office/word/2010/wordprocessingDrawing" xmlns:wp="http://schemas.openxmlformats.org/drawingml/2006/wordprocessingDrawing" xmlns:w10="urn:schemas-microsoft-com:office:word" xmlns:w="http://schemas.openxmlformats.org/wordprocessingml/2006/main" xmlns:w14="http://schemas.microsoft.com/office/word/2010/wordml" xmlns:w15="http://schemas.microsoft.com/office/word/2012/wordml" xmlns:w16cei="http://schemas.microsoft.com/office/word/2026/wordml/cei" xmlns:w16cex="http://schemas.microsoft.com/office/word/2018/wordml/cex" xmlns:w16cid="http://schemas.microsoft.com/office/word/2016/wordml/cid" xmlns:w16="http://schemas.microsoft.com/office/word/2018/wordml" xmlns:w16du="http://schemas.microsoft.com/office/word/2023/wordml/word16du" xmlns:w16sdtdh="http://schemas.microsoft.com/office/word/2020/wordml/sdtdatahash" xmlns:w16sdtfl="http://schemas.microsoft.com/office/word/2024/wordml/sdtformatlock" xmlns:w16se="http://schemas.microsoft.com/office/word/2015/wordml/symex" xmlns:wpg="http://schemas.microsoft.com/office/word/2010/wordprocessingGroup" xmlns:wpi="http://schemas.microsoft.com/office/word/2010/wordprocessingInk" xmlns:wne="http://schemas.microsoft.com/office/word/2006/wordml" xmlns:wps="http://schemas.microsoft.com/office/word/2010/wordprocessingShape" mc:Ignorable="w14 w15 w16se w16cid w16 w16cex w16sdtdh w16sdtfl w16du wp14">
+<w:ftr xmlns:wpc="http://schemas.microsoft.com/office/word/2010/wordprocessingCanvas" xmlns:cx="http://schemas.microsoft.com/office/drawing/2014/chartex" xmlns:cx1="http://schemas.microsoft.com/office/drawing/2015/9/8/chartex" xmlns:cx2="http://schemas.microsoft.com/office/drawing/2015/10/21/chartex" xmlns:cx3="http://schemas.microsoft.com/office/drawing/2016/5/9/chartex" xmlns:cx4="http://schemas.microsoft.com/office/drawing/2016/5/10/chartex" xmlns:cx5="http://schemas.microsoft.com/office/drawing/2016/5/11/chartex" xmlns:cx6="http://schemas.microsoft.com/office/drawing/2016/5/12/chartex" xmlns:cx7="http://schemas.microsoft.com/office/drawing/2016/5/13/chartex" xmlns:cx8="http://schemas.microsoft.com/office/drawing/2016/5/14/chartex" xmlns:mc="http://schemas.openxmlformats.org/markup-compatibility/2006" xmlns:aink="http://schemas.microsoft.com/office/drawing/2016/ink" xmlns:am3d="http://schemas.microsoft.com/office/drawing/2017/model3d" xmlns:o="urn:schemas-microsoft-com:office:office" xmlns:oel="http://schemas.microsoft.com/office/2019/extlst" xmlns:r="http://schemas.openxmlformats.org/officeDocument/2006/relationships" xmlns:m="http://schemas.openxmlformats.org/officeDocument/2006/math" xmlns:v="urn:schemas-microsoft-com:vml" xmlns:wp14="http://schemas.microsoft.com/office/word/2010/wordprocessingDrawing" xmlns:wp="http://schemas.openxmlformats.org/drawingml/2006/wordprocessingDrawing" xmlns:w10="urn:schemas-microsoft-com:office:word" xmlns:w="http://schemas.openxmlformats.org/wordprocessingml/2006/main" xmlns:w14="http://schemas.microsoft.com/office/word/2010/wordml" xmlns:w15="http://schemas.microsoft.com/office/word/2012/wordml" xmlns:w16cei="http://schemas.microsoft.com/office/word/2026/wordml/cei" xmlns:w16cex="http://schemas.microsoft.com/office/word/2018/wordml/cex" xmlns:w16cid="http://schemas.microsoft.com/office/word/2016/wordml/cid" xmlns:w16="http://schemas.microsoft.com/office/word/2018/wordml" xmlns:w16du="http://schemas.microsoft.com/office/word/2023/wordml/word16du" xmlns:w16sdtdh="http://schemas.microsoft.com/office/word/2020/wordml/sdtdatahash" xmlns:w16sdtfl="http://schemas.microsoft.com/office/word/2024/wordml/sdtformatlock" xmlns:w16se="http://schemas.microsoft.com/office/word/2015/wordml/symex" xmlns:wpg="http://schemas.microsoft.com/office/word/2010/wordprocessingGroup" xmlns:wpi="http://schemas.microsoft.com/office/word/2010/wordprocessingInk" xmlns:wne="http://schemas.microsoft.com/office/word/2006/wordml" xmlns:wps="http://schemas.microsoft.com/office/word/2010/wordprocessingShape" xmlns:a="http://schemas.openxmlformats.org/drawingml/2006/main" mc:Ignorable="w14 w15 w16se w16cid w16 w16cex w16sdtdh w16sdtfl w16du wp14">
+  <w:p>
+    <w:pPr>
+      <w:pStyle w:val="BodyText"/>
+      <w:spacing w:line="14" w:lineRule="auto"/>
+      <w:jc w:val="right"/>
+    </w:pPr>
+    <w:r>
+      <w:rPr>
+        <w:rFonts w:ascii="Segoe UI" w:hAnsi="Segoe UI" w:eastAsia="Segoe UI" w:cs="Segoe UI"/>
+        <w:b w:val="0"/>
+        <w:bCs w:val="0"/>
+        <w:i w:val="0"/>
+        <w:iCs w:val="0"/>
+        <w:caps w:val="0"/>
+        <w:smallCaps w:val="0"/>
+        <w:noProof w:val="0"/>
+        <w:color w:val="000000" w:themeColor="text1" w:themeTint="FF" w:themeShade="FF"/>
+        <w:sz w:val="16"/>
+        <w:szCs w:val="16"/>
+        <w:lang w:val="en-US"/>
+      </w:rPr>
+      <w:t xml:space="preserve">Generated </w:t>
+    </w:r>
+    <w:r>
+      <w:rPr>
+        <w:rFonts w:ascii="Segoe UI" w:hAnsi="Segoe UI" w:eastAsia="Segoe UI" w:cs="Segoe UI"/>
+        <w:b w:val="0"/>
+        <w:bCs w:val="0"/>
+        <w:i w:val="0"/>
+        <w:iCs w:val="0"/>
+        <w:caps w:val="0"/>
+        <w:smallCaps w:val="0"/>
+        <w:noProof w:val="0"/>
+        <w:color w:val="000000" w:themeColor="text1" w:themeTint="FF" w:themeShade="FF"/>
+        <w:sz w:val="16"/>
+        <w:szCs w:val="16"/>
+        <w:lang w:val="en-US"/>
+      </w:rPr>
+      <w:t>by ”Probate</w:t>
+    </w:r>
+    <w:r>
+      <w:rPr>
+        <w:rFonts w:ascii="Segoe UI" w:hAnsi="Segoe UI" w:eastAsia="Segoe UI" w:cs="Segoe UI"/>
+        <w:b w:val="0"/>
+        <w:bCs w:val="0"/>
+        <w:i w:val="0"/>
+        <w:iCs w:val="0"/>
+        <w:caps w:val="0"/>
+        <w:smallCaps w:val="0"/>
+        <w:noProof w:val="0"/>
+        <w:color w:val="000000" w:themeColor="text1" w:themeTint="FF" w:themeShade="FF"/>
+        <w:sz w:val="16"/>
+        <w:szCs w:val="16"/>
+        <w:lang w:val="en-US"/>
+      </w:rPr>
+      <w:t xml:space="preserve"> Application” on {</w:t>
+    </w:r>
+    <w:r>
+      <w:rPr>
+        <w:rFonts w:ascii="Segoe UI" w:hAnsi="Segoe UI" w:eastAsia="Segoe UI" w:cs="Segoe UI"/>
+        <w:b w:val="0"/>
+        <w:bCs w:val="0"/>
+        <w:i w:val="0"/>
+        <w:iCs w:val="0"/>
+        <w:caps w:val="0"/>
+        <w:smallCaps w:val="0"/>
+        <w:noProof w:val="0"/>
+        <w:color w:val="000000" w:themeColor="text1" w:themeTint="FF" w:themeShade="FF"/>
+        <w:sz w:val="16"/>
+        <w:szCs w:val="16"/>
+        <w:lang w:val="en-US"/>
+      </w:rPr>
+      <w:t>d.applicationDate</w:t>
+    </w:r>
+    <w:r>
+      <w:rPr>
+        <w:rFonts w:ascii="Segoe UI" w:hAnsi="Segoe UI" w:eastAsia="Segoe UI" w:cs="Segoe UI"/>
+        <w:b w:val="0"/>
+        <w:bCs w:val="0"/>
+        <w:i w:val="0"/>
+        <w:iCs w:val="0"/>
+        <w:caps w:val="0"/>
+        <w:smallCaps w:val="0"/>
+        <w:noProof w:val="0"/>
+        <w:color w:val="000000" w:themeColor="text1" w:themeTint="FF" w:themeShade="FF"/>
+        <w:sz w:val="16"/>
+        <w:szCs w:val="16"/>
+        <w:lang w:val="en-US"/>
+      </w:rPr>
+      <w:t>}</w:t>
+    </w:r>
+    <w:r>
+      <w:tab/>
+    </w:r>
+    <w:r>
+      <w:tab/>
+    </w:r>
+    <w:r>
+      <w:tab/>
+    </w:r>
+    <w:r>
+      <w:tab/>
+    </w:r>
+    <w:r>
+      <w:tab/>
+    </w:r>
+    <w:r>
+      <w:tab/>
+    </w:r>
+    <w:r>
+      <w:tab/>
+    </w:r>
+    <w:r>
+      <w:rPr>
+        <w:rFonts w:ascii="Segoe UI" w:hAnsi="Segoe UI" w:eastAsia="Segoe UI" w:cs="Segoe UI"/>
+        <w:b w:val="0"/>
+        <w:bCs w:val="0"/>
+        <w:i w:val="0"/>
+        <w:iCs w:val="0"/>
+        <w:caps w:val="0"/>
+        <w:smallCaps w:val="0"/>
+        <w:noProof w:val="0"/>
+        <w:color w:val="000000" w:themeColor="text1" w:themeTint="FF" w:themeShade="FF"/>
+        <w:sz w:val="16"/>
+        <w:szCs w:val="16"/>
+        <w:lang w:val="en-US"/>
+      </w:rPr>
+      <w:t xml:space="preserve">PGT Page </w:t>
+    </w:r>
+    <w:r>
+      <w:fldChar w:fldCharType="begin"/>
+    </w:r>
+    <w:r>
+      <w:instrText xml:space="preserve">PAGE</w:instrText>
+    </w:r>
+    <w:r>
+      <w:fldChar w:fldCharType="separate"/>
+    </w:r>
+    <w:r>
+      <w:fldChar w:fldCharType="end"/>
+    </w:r>
+    <w:r>
+      <w:rPr/>
+      <w:t xml:space="preserve"> of </w:t>
+    </w:r>
+    <w:r>
+      <w:fldChar w:fldCharType="begin"/>
+    </w:r>
+    <w:r>
+      <w:instrText xml:space="preserve">NUMPAGES</w:instrText>
+    </w:r>
+    <w:r>
+      <w:fldChar w:fldCharType="separate"/>
+    </w:r>
+    <w:r>
+      <w:fldChar w:fldCharType="end"/>
+    </w:r>
+  </w:p>
+  <w:p>
+    <w:pPr>
+      <w:spacing w:line="14" w:lineRule="auto"/>
+      <w:rPr>
+        <w:rFonts w:ascii="Segoe UI" w:hAnsi="Segoe UI" w:eastAsia="Segoe UI" w:cs="Segoe UI"/>
+        <w:b w:val="0"/>
+        <w:bCs w:val="0"/>
+        <w:i w:val="0"/>
+        <w:iCs w:val="0"/>
+        <w:caps w:val="0"/>
+        <w:smallCaps w:val="0"/>
+        <w:noProof w:val="0"/>
+        <w:color w:val="000000" w:themeColor="text1" w:themeTint="FF" w:themeShade="FF"/>
+        <w:sz w:val="16"/>
+        <w:szCs w:val="16"/>
+        <w:lang w:val="en-US"/>
+      </w:rPr>
+    </w:pPr>
+  </w:p>
   <w:p>
     <w:pPr>
       <w:pStyle w:val="BodyText"/>
       <w:spacing w:line="14" w:lineRule="auto"/>
     </w:pPr>
-    <w:r>
-      <w:rPr>
-        <w:noProof/>
-      </w:rPr>
-      <mc:AlternateContent>
-        <mc:Choice Requires="wps">
-          <w:drawing>
-            <wp:anchor distT="0" distB="0" distL="0" distR="0" simplePos="0" relativeHeight="251658240" behindDoc="1" locked="0" layoutInCell="1" allowOverlap="1" wp14:anchorId="4C74FA59" wp14:editId="4C74FA5A">
-              <wp:simplePos x="0" y="0"/>
-              <wp:positionH relativeFrom="page">
-                <wp:posOffset>627380</wp:posOffset>
-              </wp:positionH>
-              <wp:positionV relativeFrom="page">
-                <wp:posOffset>9573676</wp:posOffset>
-              </wp:positionV>
-              <wp:extent cx="2313940" cy="146685"/>
-              <wp:effectExtent l="0" t="0" r="0" b="0"/>
-              <wp:wrapNone/>
-              <wp:docPr id="1" name="Textbox 1"/>
-              <wp:cNvGraphicFramePr>
-                <a:graphicFrameLocks xmlns:a="http://schemas.openxmlformats.org/drawingml/2006/main"/>
-              </wp:cNvGraphicFramePr>
-              <a:graphic xmlns:a="http://schemas.openxmlformats.org/drawingml/2006/main">
-                <a:graphicData uri="http://schemas.microsoft.com/office/word/2010/wordprocessingShape">
-                  <wps:wsp>
-                    <wps:cNvSpPr txBox="1">
-                      <a:spLocks/>
-                    </wps:cNvSpPr>
-                    <wps:spPr>
-                      <a:xfrm>
-                        <a:off x="0" y="0"/>
-                        <a:ext cx="2313940" cy="146685"/>
-                      </a:xfrm>
-                      <a:prstGeom prst="rect">
-                        <a:avLst/>
-                      </a:prstGeom>
-                    </wps:spPr>
-                    <wps:txbx>
-                      <w:txbxContent>
-                        <w:p>
-                          <w:pPr>
-                            <w:spacing w:before="20"/>
-                            <w:ind w:left="20"/>
-                            <w:rPr>
-                              <w:rFonts w:ascii="Noto Sans" w:hAnsi="Noto Sans"/>
-                              <w:sz w:val="14"/>
-                            </w:rPr>
-                          </w:pPr>
-                          <w:r>
-                            <w:rPr>
-                              <w:rFonts w:ascii="Noto Sans" w:hAnsi="Noto Sans"/>
-                              <w:color w:val="606060"/>
-                              <w:sz w:val="14"/>
-                            </w:rPr>
-                            <w:t>Generated</w:t>
-                          </w:r>
-                          <w:r>
-                            <w:rPr>
-                              <w:rFonts w:ascii="Noto Sans" w:hAnsi="Noto Sans"/>
-                              <w:color w:val="606060"/>
-                              <w:spacing w:val="-10"/>
-                              <w:sz w:val="14"/>
-                            </w:rPr>
-                            <w:t xml:space="preserve"> </w:t>
-                          </w:r>
-                          <w:r>
-                            <w:rPr>
-                              <w:rFonts w:ascii="Noto Sans" w:hAnsi="Noto Sans"/>
-                              <w:color w:val="606060"/>
-                              <w:sz w:val="14"/>
-                            </w:rPr>
-                            <w:t>by</w:t>
-                          </w:r>
-                          <w:r>
-                            <w:rPr>
-                              <w:rFonts w:ascii="Noto Sans" w:hAnsi="Noto Sans"/>
-                              <w:color w:val="606060"/>
-                              <w:spacing w:val="-8"/>
-                              <w:sz w:val="14"/>
-                            </w:rPr>
-                            <w:t xml:space="preserve"> </w:t>
-                          </w:r>
-                          <w:r>
-                            <w:rPr>
-                              <w:rFonts w:ascii="Noto Sans" w:hAnsi="Noto Sans"/>
-                              <w:color w:val="606060"/>
-                              <w:sz w:val="14"/>
-                            </w:rPr>
-                            <w:t>“</w:t>
-                          </w:r>
-                          <w:r>
-                            <w:rPr>
-                              <w:rFonts w:ascii="Noto Sans" w:hAnsi="Noto Sans"/>
-                              <w:color w:val="606060"/>
-                              <w:sz w:val="14"/>
-                            </w:rPr>
-                            <w:t>Probate Application</w:t>
-                          </w:r>
-                          <w:r>
-                            <w:rPr>
-                              <w:rFonts w:ascii="Noto Sans" w:hAnsi="Noto Sans"/>
-                              <w:color w:val="606060"/>
-                              <w:sz w:val="14"/>
-                            </w:rPr>
-                            <w:t>”</w:t>
-                          </w:r>
-                          <w:r>
-                            <w:rPr>
-                              <w:rFonts w:ascii="Noto Sans" w:hAnsi="Noto Sans"/>
-                              <w:color w:val="606060"/>
-                              <w:spacing w:val="-9"/>
-                              <w:sz w:val="14"/>
-                            </w:rPr>
-                            <w:t xml:space="preserve"> </w:t>
-                          </w:r>
-                          <w:r>
-                            <w:rPr>
-                              <w:rFonts w:ascii="Noto Sans" w:hAnsi="Noto Sans"/>
-                              <w:color w:val="606060"/>
-                              <w:sz w:val="14"/>
-                            </w:rPr>
-                            <w:t>on</w:t>
-                          </w:r>
-                          <w:r>
-                            <w:rPr>
-                              <w:rFonts w:ascii="Noto Sans" w:hAnsi="Noto Sans"/>
-                              <w:color w:val="606060"/>
-                              <w:sz w:val="14"/>
-                            </w:rPr>
-                            <w:t xml:space="preserve"> </w:t>
-                          </w:r>
-                          <w:r>
-                            <w:rPr>
-                              <w:rFonts w:ascii="Noto Sans" w:hAnsi="Noto Sans"/>
-                              <w:b/>
-                              <w:color w:val="606060"/>
-                              <w:sz w:val="14"/>
-                              <w:u w:val="single"/>
-                            </w:rPr>
-                            <w:tab/>
-                          </w:r>
-                          <w:r>
-                            <w:rPr>
-                              <w:rFonts w:ascii="Noto Sans" w:hAnsi="Noto Sans"/>
-                              <w:b/>
-                              <w:color w:val="606060"/>
-                              <w:sz w:val="14"/>
-                              <w:u w:val="single"/>
-                            </w:rPr>
-                            <w:tab/>
-                          </w:r>
-                          <w:r>
-                            <w:rPr>
-                              <w:rFonts w:ascii="Noto Sans" w:hAnsi="Noto Sans"/>
-                              <w:color w:val="606060"/>
-                              <w:spacing w:val="-2"/>
-                              <w:sz w:val="14"/>
-                            </w:rPr>
-                            <w:t>.</w:t>
-                          </w:r>
-                        </w:p>
-                      </w:txbxContent>
-                    </wps:txbx>
-                    <wps:bodyPr wrap="square" lIns="0" tIns="0" rIns="0" bIns="0" rtlCol="0">
-                      <a:noAutofit/>
-                    </wps:bodyPr>
-                  </wps:wsp>
-                </a:graphicData>
-              </a:graphic>
-            </wp:anchor>
-          </w:drawing>
-        </mc:Choice>
-        <mc:Fallback xmlns:arto="http://schemas.microsoft.com/office/word/2006/arto" xmlns:a="http://schemas.openxmlformats.org/drawingml/2006/main">
-          <w:pict>
-            <v:shapetype id="_x0000_t202" coordsize="21600,21600" o:spt="202" path="m,l,21600r21600,l21600,xe" w14:anchorId="4C74FA59">
-              <v:stroke joinstyle="miter"/>
-              <v:path gradientshapeok="t" o:connecttype="rect"/>
-            </v:shapetype>
-            <v:shape id="Textbox 1" style="position:absolute;margin-left:49.4pt;margin-top:753.85pt;width:182.2pt;height:11.55pt;z-index:-251658240;visibility:visible;mso-wrap-style:square;mso-wrap-distance-left:0;mso-wrap-distance-top:0;mso-wrap-distance-right:0;mso-wrap-distance-bottom:0;mso-position-horizontal:absolute;mso-position-horizontal-relative:page;mso-position-vertical:absolute;mso-position-vertical-relative:page;v-text-anchor:top" o:spid="_x0000_s1026" filled="f" stroked="f" type="#_x0000_t202" o:gfxdata="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">
-              <v:textbox inset="0,0,0,0">
-                <w:txbxContent>
-                  <w:p>
-                    <w:pPr>
-                      <w:spacing w:before="20"/>
-                      <w:ind w:left="20"/>
-                      <w:rPr>
-                        <w:rFonts w:ascii="Noto Sans" w:hAnsi="Noto Sans"/>
-                        <w:sz w:val="14"/>
-                      </w:rPr>
-                    </w:pPr>
-                    <w:r>
-                      <w:rPr>
-                        <w:rFonts w:ascii="Noto Sans" w:hAnsi="Noto Sans"/>
-                        <w:color w:val="606060"/>
-                        <w:sz w:val="14"/>
-                      </w:rPr>
-                      <w:t>Generated</w:t>
-                    </w:r>
-                    <w:r>
-                      <w:rPr>
-                        <w:rFonts w:ascii="Noto Sans" w:hAnsi="Noto Sans"/>
-                        <w:color w:val="606060"/>
-                        <w:spacing w:val="-10"/>
-                        <w:sz w:val="14"/>
-                      </w:rPr>
-                      <w:t xml:space="preserve"> </w:t>
-                    </w:r>
-                    <w:r>
-                      <w:rPr>
-                        <w:rFonts w:ascii="Noto Sans" w:hAnsi="Noto Sans"/>
-                        <w:color w:val="606060"/>
-                        <w:sz w:val="14"/>
-                      </w:rPr>
-                      <w:t>by</w:t>
-                    </w:r>
-                    <w:r>
-                      <w:rPr>
-                        <w:rFonts w:ascii="Noto Sans" w:hAnsi="Noto Sans"/>
-                        <w:color w:val="606060"/>
-                        <w:spacing w:val="-8"/>
-                        <w:sz w:val="14"/>
-                      </w:rPr>
-                      <w:t xml:space="preserve"> </w:t>
-                    </w:r>
-                    <w:r>
-                      <w:rPr>
-                        <w:rFonts w:ascii="Noto Sans" w:hAnsi="Noto Sans"/>
-                        <w:color w:val="606060"/>
-                        <w:sz w:val="14"/>
-                      </w:rPr>
-                      <w:t>“</w:t>
-                    </w:r>
-                    <w:r>
-                      <w:rPr>
-                        <w:rFonts w:ascii="Noto Sans" w:hAnsi="Noto Sans"/>
-                        <w:color w:val="606060"/>
-                        <w:sz w:val="14"/>
-                      </w:rPr>
-                      <w:t>Probate Application</w:t>
-                    </w:r>
-                    <w:r>
-                      <w:rPr>
-                        <w:rFonts w:ascii="Noto Sans" w:hAnsi="Noto Sans"/>
-                        <w:color w:val="606060"/>
-                        <w:sz w:val="14"/>
-                      </w:rPr>
-                      <w:t>”</w:t>
-                    </w:r>
-                    <w:r>
-                      <w:rPr>
-                        <w:rFonts w:ascii="Noto Sans" w:hAnsi="Noto Sans"/>
-                        <w:color w:val="606060"/>
-                        <w:spacing w:val="-9"/>
-                        <w:sz w:val="14"/>
-                      </w:rPr>
-                      <w:t xml:space="preserve"> </w:t>
-                    </w:r>
-                    <w:r>
-                      <w:rPr>
-                        <w:rFonts w:ascii="Noto Sans" w:hAnsi="Noto Sans"/>
-                        <w:color w:val="606060"/>
-                        <w:sz w:val="14"/>
-                      </w:rPr>
-                      <w:t>on</w:t>
-                    </w:r>
-                    <w:r>
-                      <w:rPr>
-                        <w:rFonts w:ascii="Noto Sans" w:hAnsi="Noto Sans"/>
-                        <w:color w:val="606060"/>
-                        <w:sz w:val="14"/>
-                      </w:rPr>
-                      <w:t xml:space="preserve"> </w:t>
-                    </w:r>
-                    <w:r>
-                      <w:rPr>
-                        <w:rFonts w:ascii="Noto Sans" w:hAnsi="Noto Sans"/>
-                        <w:b/>
-                        <w:color w:val="606060"/>
-                        <w:sz w:val="14"/>
-                        <w:u w:val="single"/>
-                      </w:rPr>
-                      <w:tab/>
-                    </w:r>
-                    <w:r>
-                      <w:rPr>
-                        <w:rFonts w:ascii="Noto Sans" w:hAnsi="Noto Sans"/>
-                        <w:b/>
-                        <w:color w:val="606060"/>
-                        <w:sz w:val="14"/>
-                        <w:u w:val="single"/>
-                      </w:rPr>
-                      <w:tab/>
-                    </w:r>
-                    <w:r>
-                      <w:rPr>
-                        <w:rFonts w:ascii="Noto Sans" w:hAnsi="Noto Sans"/>
-                        <w:color w:val="606060"/>
-                        <w:spacing w:val="-2"/>
-                        <w:sz w:val="14"/>
-                      </w:rPr>
-                      <w:t>.</w:t>
-                    </w:r>
-                  </w:p>
-                </w:txbxContent>
-              </v:textbox>
-              <w10:wrap anchorx="page" anchory="page"/>
-            </v:shape>
-          </w:pict>
-        </mc:Fallback>
-      </mc:AlternateContent>
-    </w:r>
-    <w:r>
-      <w:rPr>
-        <w:noProof/>
-      </w:rPr>
-      <mc:AlternateContent>
-        <mc:Choice Requires="wps">
-          <w:drawing>
-            <wp:anchor distT="0" distB="0" distL="0" distR="0" simplePos="0" relativeHeight="251658241" behindDoc="1" locked="0" layoutInCell="1" allowOverlap="1" wp14:anchorId="4C74FA5B" wp14:editId="4C74FA5C">
-              <wp:simplePos x="0" y="0"/>
-              <wp:positionH relativeFrom="page">
-                <wp:posOffset>6170719</wp:posOffset>
-              </wp:positionH>
-              <wp:positionV relativeFrom="page">
-                <wp:posOffset>9573676</wp:posOffset>
-              </wp:positionV>
-              <wp:extent cx="1012825" cy="146685"/>
-              <wp:effectExtent l="0" t="0" r="0" b="0"/>
-              <wp:wrapNone/>
-              <wp:docPr id="2" name="Textbox 2"/>
-              <wp:cNvGraphicFramePr>
-                <a:graphicFrameLocks xmlns:a="http://schemas.openxmlformats.org/drawingml/2006/main"/>
-              </wp:cNvGraphicFramePr>
-              <a:graphic xmlns:a="http://schemas.openxmlformats.org/drawingml/2006/main">
-                <a:graphicData uri="http://schemas.microsoft.com/office/word/2010/wordprocessingShape">
-                  <wps:wsp>
-                    <wps:cNvSpPr txBox="1">
-                      <a:spLocks/>
-                    </wps:cNvSpPr>
-                    <wps:spPr>
-                      <a:xfrm>
-                        <a:off x="0" y="0"/>
-                        <a:ext cx="1012825" cy="146685"/>
-                      </a:xfrm>
-                      <a:prstGeom prst="rect">
-                        <a:avLst/>
-                      </a:prstGeom>
-                    </wps:spPr>
-                    <wps:txbx>
-                      <w:txbxContent>
-                        <w:p>
-                          <w:pPr>
-                            <w:spacing w:before="20"/>
-                            <w:ind w:left="20"/>
-                            <w:rPr>
-                              <w:rFonts w:ascii="Noto Sans"/>
-                              <w:sz w:val="14"/>
-                            </w:rPr>
-                          </w:pPr>
-                          <w:r>
-                            <w:rPr>
-                              <w:rFonts w:ascii="Noto Sans"/>
-                              <w:color w:val="606060"/>
-                              <w:sz w:val="14"/>
-                            </w:rPr>
-                            <w:t>PGT</w:t>
-                          </w:r>
-                          <w:r>
-                            <w:rPr>
-                              <w:rFonts w:ascii="Noto Sans"/>
-                              <w:color w:val="606060"/>
-                              <w:spacing w:val="-1"/>
-                              <w:sz w:val="14"/>
-                            </w:rPr>
-                            <w:t xml:space="preserve"> </w:t>
-                          </w:r>
-                          <w:r>
-                            <w:rPr>
-                              <w:rFonts w:ascii="Noto Sans"/>
-                              <w:color w:val="606060"/>
-                              <w:sz w:val="14"/>
-                            </w:rPr>
-                            <w:t>Letter</w:t>
-                          </w:r>
-                          <w:r>
-                            <w:rPr>
-                              <w:rFonts w:ascii="Noto Sans"/>
-                              <w:color w:val="606060"/>
-                              <w:spacing w:val="36"/>
-                              <w:sz w:val="14"/>
-                            </w:rPr>
-                            <w:t xml:space="preserve"> </w:t>
-                          </w:r>
-                          <w:r>
-                            <w:rPr>
-                              <w:rFonts w:ascii="Noto Sans"/>
-                              <w:color w:val="606060"/>
-                              <w:sz w:val="14"/>
-                            </w:rPr>
-                            <w:t>Page</w:t>
-                          </w:r>
-                          <w:r>
-                            <w:rPr>
-                              <w:rFonts w:ascii="Noto Sans"/>
-                              <w:color w:val="606060"/>
-                              <w:spacing w:val="-1"/>
-                              <w:sz w:val="14"/>
-                            </w:rPr>
-                            <w:t xml:space="preserve"> </w:t>
-                          </w:r>
-                          <w:r>
-                            <w:rPr>
-                              <w:rFonts w:ascii="Noto Sans"/>
-                              <w:color w:val="606060"/>
-                              <w:sz w:val="14"/>
-                            </w:rPr>
-                            <w:t xml:space="preserve">1 of </w:t>
-                          </w:r>
-                          <w:r>
-                            <w:rPr>
-                              <w:rFonts w:ascii="Noto Sans"/>
-                              <w:color w:val="606060"/>
-                              <w:spacing w:val="-10"/>
-                              <w:sz w:val="14"/>
-                            </w:rPr>
-                            <w:fldChar w:fldCharType="begin"/>
-                          </w:r>
-                          <w:r>
-                            <w:rPr>
-                              <w:rFonts w:ascii="Noto Sans"/>
-                              <w:color w:val="606060"/>
-                              <w:spacing w:val="-10"/>
-                              <w:sz w:val="14"/>
-                            </w:rPr>
-                            <w:instrText xml:space="preserve"> PAGE </w:instrText>
-                          </w:r>
-                          <w:r>
-                            <w:rPr>
-                              <w:rFonts w:ascii="Noto Sans"/>
-                              <w:color w:val="606060"/>
-                              <w:spacing w:val="-10"/>
-                              <w:sz w:val="14"/>
-                            </w:rPr>
-                            <w:fldChar w:fldCharType="separate"/>
-                          </w:r>
-                          <w:r>
-                            <w:rPr>
-                              <w:rFonts w:ascii="Noto Sans"/>
-                              <w:color w:val="606060"/>
-                              <w:spacing w:val="-10"/>
-                              <w:sz w:val="14"/>
-                            </w:rPr>
-                            <w:t>1</w:t>
-                          </w:r>
-                          <w:r>
-                            <w:rPr>
-                              <w:rFonts w:ascii="Noto Sans"/>
-                              <w:color w:val="606060"/>
-                              <w:spacing w:val="-10"/>
-                              <w:sz w:val="14"/>
-                            </w:rPr>
-                            <w:fldChar w:fldCharType="end"/>
-                          </w:r>
-                        </w:p>
-                      </w:txbxContent>
-                    </wps:txbx>
-                    <wps:bodyPr wrap="square" lIns="0" tIns="0" rIns="0" bIns="0" rtlCol="0">
-                      <a:noAutofit/>
-                    </wps:bodyPr>
-                  </wps:wsp>
-                </a:graphicData>
-              </a:graphic>
-            </wp:anchor>
-          </w:drawing>
-        </mc:Choice>
-        <mc:Fallback xmlns:arto="http://schemas.microsoft.com/office/word/2006/arto" xmlns:a="http://schemas.openxmlformats.org/drawingml/2006/main">
-          <w:pict>
-            <v:shape id="Textbox 2" style="position:absolute;margin-left:485.9pt;margin-top:753.85pt;width:79.75pt;height:11.55pt;z-index:-251658239;visibility:visible;mso-wrap-style:square;mso-wrap-distance-left:0;mso-wrap-distance-top:0;mso-wrap-distance-right:0;mso-wrap-distance-bottom:0;mso-position-horizontal:absolute;mso-position-horizontal-relative:page;mso-position-vertical:absolute;mso-position-vertical-relative:page;v-text-anchor:top" o:spid="_x0000_s1027" filled="f" stroked="f" type="#_x0000_t202" o:gfxdata="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" w14:anchorId="4C74FA5B">
-              <v:textbox inset="0,0,0,0">
-                <w:txbxContent>
-                  <w:p>
-                    <w:pPr>
-                      <w:spacing w:before="20"/>
-                      <w:ind w:left="20"/>
-                      <w:rPr>
-                        <w:rFonts w:ascii="Noto Sans"/>
-                        <w:sz w:val="14"/>
-                      </w:rPr>
-                    </w:pPr>
-                    <w:r>
-                      <w:rPr>
-                        <w:rFonts w:ascii="Noto Sans"/>
-                        <w:color w:val="606060"/>
-                        <w:sz w:val="14"/>
-                      </w:rPr>
-                      <w:t>PGT</w:t>
-                    </w:r>
-                    <w:r>
-                      <w:rPr>
-                        <w:rFonts w:ascii="Noto Sans"/>
-                        <w:color w:val="606060"/>
-                        <w:spacing w:val="-1"/>
-                        <w:sz w:val="14"/>
-                      </w:rPr>
-                      <w:t xml:space="preserve"> </w:t>
-                    </w:r>
-                    <w:r>
-                      <w:rPr>
-                        <w:rFonts w:ascii="Noto Sans"/>
-                        <w:color w:val="606060"/>
-                        <w:sz w:val="14"/>
-                      </w:rPr>
-                      <w:t>Letter</w:t>
-                    </w:r>
-                    <w:r>
-                      <w:rPr>
-                        <w:rFonts w:ascii="Noto Sans"/>
-                        <w:color w:val="606060"/>
-                        <w:spacing w:val="36"/>
-                        <w:sz w:val="14"/>
-                      </w:rPr>
-                      <w:t xml:space="preserve"> </w:t>
-                    </w:r>
-                    <w:r>
-                      <w:rPr>
-                        <w:rFonts w:ascii="Noto Sans"/>
-                        <w:color w:val="606060"/>
-                        <w:sz w:val="14"/>
-                      </w:rPr>
-                      <w:t>Page</w:t>
-                    </w:r>
-                    <w:r>
-                      <w:rPr>
-                        <w:rFonts w:ascii="Noto Sans"/>
-                        <w:color w:val="606060"/>
-                        <w:spacing w:val="-1"/>
-                        <w:sz w:val="14"/>
-                      </w:rPr>
-                      <w:t xml:space="preserve"> </w:t>
-                    </w:r>
-                    <w:r>
-                      <w:rPr>
-                        <w:rFonts w:ascii="Noto Sans"/>
-                        <w:color w:val="606060"/>
-                        <w:sz w:val="14"/>
-                      </w:rPr>
-                      <w:t xml:space="preserve">1 of </w:t>
-                    </w:r>
-                    <w:r>
-                      <w:rPr>
-                        <w:rFonts w:ascii="Noto Sans"/>
-                        <w:color w:val="606060"/>
-                        <w:spacing w:val="-10"/>
-                        <w:sz w:val="14"/>
-                      </w:rPr>
-                      <w:fldChar w:fldCharType="begin"/>
-                    </w:r>
-                    <w:r>
-                      <w:rPr>
-                        <w:rFonts w:ascii="Noto Sans"/>
-                        <w:color w:val="606060"/>
-                        <w:spacing w:val="-10"/>
-                        <w:sz w:val="14"/>
-                      </w:rPr>
-                      <w:instrText xml:space="preserve"> PAGE </w:instrText>
-                    </w:r>
-                    <w:r>
-                      <w:rPr>
-                        <w:rFonts w:ascii="Noto Sans"/>
-                        <w:color w:val="606060"/>
-                        <w:spacing w:val="-10"/>
-                        <w:sz w:val="14"/>
-                      </w:rPr>
-                      <w:fldChar w:fldCharType="separate"/>
-                    </w:r>
-                    <w:r>
-                      <w:rPr>
-                        <w:rFonts w:ascii="Noto Sans"/>
-                        <w:color w:val="606060"/>
-                        <w:spacing w:val="-10"/>
-                        <w:sz w:val="14"/>
-                      </w:rPr>
-                      <w:t>1</w:t>
-                    </w:r>
-                    <w:r>
-                      <w:rPr>
-                        <w:rFonts w:ascii="Noto Sans"/>
-                        <w:color w:val="606060"/>
-                        <w:spacing w:val="-10"/>
-                        <w:sz w:val="14"/>
-                      </w:rPr>
-                      <w:fldChar w:fldCharType="end"/>
-                    </w:r>
-                  </w:p>
-                </w:txbxContent>
-              </v:textbox>
-              <w10:wrap anchorx="page" anchory="page"/>
-            </v:shape>
-          </w:pict>
-        </mc:Fallback>
-      </mc:AlternateContent>
-    </w:r>
   </w:p>
 </w:ftr>
 </file>
 
 <file path=word/footer2.xml><?xml version="1.0" encoding="utf-8"?>
-<w:ftr xmlns:wpc="http://schemas.microsoft.com/office/word/2010/wordprocessingCanvas" xmlns:cx="http://schemas.microsoft.com/office/drawing/2014/chartex" xmlns:cx1="http://schemas.microsoft.com/office/drawing/2015/9/8/chartex" xmlns:cx2="http://schemas.microsoft.com/office/drawing/2015/10/21/chartex" xmlns:cx3="http://schemas.microsoft.com/office/drawing/2016/5/9/chartex" xmlns:cx4="http://schemas.microsoft.com/office/drawing/2016/5/10/chartex" xmlns:cx5="http://schemas.microsoft.com/office/drawing/2016/5/11/chartex" xmlns:cx6="http://schemas.microsoft.com/office/drawing/2016/5/12/chartex" xmlns:cx7="http://schemas.microsoft.com/office/drawing/2016/5/13/chartex" xmlns:cx8="http://schemas.microsoft.com/office/drawing/2016/5/14/chartex" xmlns:mc="http://schemas.openxmlformats.org/markup-compatibility/2006" xmlns:aink="http://schemas.microsoft.com/office/drawing/2016/ink" xmlns:am3d="http://schemas.microsoft.com/office/drawing/2017/model3d" xmlns:o="urn:schemas-microsoft-com:office:office" xmlns:oel="http://schemas.microsoft.com/office/2019/extlst" xmlns:r="http://schemas.openxmlformats.org/officeDocument/2006/relationships" xmlns:m="http://schemas.openxmlformats.org/officeDocument/2006/math" xmlns:v="urn:schemas-microsoft-com:vml" xmlns:wp14="http://schemas.microsoft.com/office/word/2010/wordprocessingDrawing" xmlns:wp="http://schemas.openxmlformats.org/drawingml/2006/wordprocessingDrawing" xmlns:w10="urn:schemas-microsoft-com:office:word" xmlns:w="http://schemas.openxmlformats.org/wordprocessingml/2006/main" xmlns:w14="http://schemas.microsoft.com/office/word/2010/wordml" xmlns:w15="http://schemas.microsoft.com/office/word/2012/wordml" xmlns:w16cei="http://schemas.microsoft.com/office/word/2026/wordml/cei" xmlns:w16cex="http://schemas.microsoft.com/office/word/2018/wordml/cex" xmlns:w16cid="http://schemas.microsoft.com/office/word/2016/wordml/cid" xmlns:w16="http://schemas.microsoft.com/office/word/2018/wordml" xmlns:w16du="http://schemas.microsoft.com/office/word/2023/wordml/word16du" xmlns:w16sdtdh="http://schemas.microsoft.com/office/word/2020/wordml/sdtdatahash" xmlns:w16sdtfl="http://schemas.microsoft.com/office/word/2024/wordml/sdtformatlock" xmlns:w16se="http://schemas.microsoft.com/office/word/2015/wordml/symex" xmlns:wpg="http://schemas.microsoft.com/office/word/2010/wordprocessingGroup" xmlns:wpi="http://schemas.microsoft.com/office/word/2010/wordprocessingInk" xmlns:wne="http://schemas.microsoft.com/office/word/2006/wordml" xmlns:wps="http://schemas.microsoft.com/office/word/2010/wordprocessingShape" mc:Ignorable="w14 w15 w16se w16cid w16 w16cex w16sdtdh w16sdtfl w16du wp14">
+<w:ftr xmlns:wpc="http://schemas.microsoft.com/office/word/2010/wordprocessingCanvas" xmlns:cx="http://schemas.microsoft.com/office/drawing/2014/chartex" xmlns:cx1="http://schemas.microsoft.com/office/drawing/2015/9/8/chartex" xmlns:cx2="http://schemas.microsoft.com/office/drawing/2015/10/21/chartex" xmlns:cx3="http://schemas.microsoft.com/office/drawing/2016/5/9/chartex" xmlns:cx4="http://schemas.microsoft.com/office/drawing/2016/5/10/chartex" xmlns:cx5="http://schemas.microsoft.com/office/drawing/2016/5/11/chartex" xmlns:cx6="http://schemas.microsoft.com/office/drawing/2016/5/12/chartex" xmlns:cx7="http://schemas.microsoft.com/office/drawing/2016/5/13/chartex" xmlns:cx8="http://schemas.microsoft.com/office/drawing/2016/5/14/chartex" xmlns:mc="http://schemas.openxmlformats.org/markup-compatibility/2006" xmlns:aink="http://schemas.microsoft.com/office/drawing/2016/ink" xmlns:am3d="http://schemas.microsoft.com/office/drawing/2017/model3d" xmlns:o="urn:schemas-microsoft-com:office:office" xmlns:oel="http://schemas.microsoft.com/office/2019/extlst" xmlns:r="http://schemas.openxmlformats.org/officeDocument/2006/relationships" xmlns:m="http://schemas.openxmlformats.org/officeDocument/2006/math" xmlns:v="urn:schemas-microsoft-com:vml" xmlns:wp14="http://schemas.microsoft.com/office/word/2010/wordprocessingDrawing" xmlns:wp="http://schemas.openxmlformats.org/drawingml/2006/wordprocessingDrawing" xmlns:w10="urn:schemas-microsoft-com:office:word" xmlns:w="http://schemas.openxmlformats.org/wordprocessingml/2006/main" xmlns:w14="http://schemas.microsoft.com/office/word/2010/wordml" xmlns:w15="http://schemas.microsoft.com/office/word/2012/wordml" xmlns:w16cei="http://schemas.microsoft.com/office/word/2026/wordml/cei" xmlns:w16cex="http://schemas.microsoft.com/office/word/2018/wordml/cex" xmlns:w16cid="http://schemas.microsoft.com/office/word/2016/wordml/cid" xmlns:w16="http://schemas.microsoft.com/office/word/2018/wordml" xmlns:w16du="http://schemas.microsoft.com/office/word/2023/wordml/word16du" xmlns:w16sdtdh="http://schemas.microsoft.com/office/word/2020/wordml/sdtdatahash" xmlns:w16sdtfl="http://schemas.microsoft.com/office/word/2024/wordml/sdtformatlock" xmlns:w16se="http://schemas.microsoft.com/office/word/2015/wordml/symex" xmlns:wpg="http://schemas.microsoft.com/office/word/2010/wordprocessingGroup" xmlns:wpi="http://schemas.microsoft.com/office/word/2010/wordprocessingInk" xmlns:wne="http://schemas.microsoft.com/office/word/2006/wordml" xmlns:wps="http://schemas.microsoft.com/office/word/2010/wordprocessingShape" xmlns:a="http://schemas.openxmlformats.org/drawingml/2006/main" mc:Ignorable="w14 w15 w16se w16cid w16 w16cex w16sdtdh w16sdtfl w16du wp14">
+  <w:p>
+    <w:pPr>
+      <w:pStyle w:val="BodyText"/>
+      <w:jc w:val="right"/>
+    </w:pPr>
+    <w:r>
+      <w:rPr>
+        <w:rFonts w:ascii="Segoe UI" w:hAnsi="Segoe UI" w:eastAsia="Segoe UI" w:cs="Segoe UI"/>
+        <w:b w:val="0"/>
+        <w:bCs w:val="0"/>
+        <w:i w:val="0"/>
+        <w:iCs w:val="0"/>
+        <w:caps w:val="0"/>
+        <w:smallCaps w:val="0"/>
+        <w:noProof w:val="0"/>
+        <w:color w:val="000000" w:themeColor="text1" w:themeTint="FF" w:themeShade="FF"/>
+        <w:sz w:val="16"/>
+        <w:szCs w:val="16"/>
+        <w:lang w:val="en-US"/>
+      </w:rPr>
+      <w:t xml:space="preserve">Generated </w:t>
+    </w:r>
+    <w:r>
+      <w:rPr>
+        <w:rFonts w:ascii="Segoe UI" w:hAnsi="Segoe UI" w:eastAsia="Segoe UI" w:cs="Segoe UI"/>
+        <w:b w:val="0"/>
+        <w:bCs w:val="0"/>
+        <w:i w:val="0"/>
+        <w:iCs w:val="0"/>
+        <w:caps w:val="0"/>
+        <w:smallCaps w:val="0"/>
+        <w:noProof w:val="0"/>
+        <w:color w:val="000000" w:themeColor="text1" w:themeTint="FF" w:themeShade="FF"/>
+        <w:sz w:val="16"/>
+        <w:szCs w:val="16"/>
+        <w:lang w:val="en-US"/>
+      </w:rPr>
+      <w:t>by ”Probate</w:t>
+    </w:r>
+    <w:r>
+      <w:rPr>
+        <w:rFonts w:ascii="Segoe UI" w:hAnsi="Segoe UI" w:eastAsia="Segoe UI" w:cs="Segoe UI"/>
+        <w:b w:val="0"/>
+        <w:bCs w:val="0"/>
+        <w:i w:val="0"/>
+        <w:iCs w:val="0"/>
+        <w:caps w:val="0"/>
+        <w:smallCaps w:val="0"/>
+        <w:noProof w:val="0"/>
+        <w:color w:val="000000" w:themeColor="text1" w:themeTint="FF" w:themeShade="FF"/>
+        <w:sz w:val="16"/>
+        <w:szCs w:val="16"/>
+        <w:lang w:val="en-US"/>
+      </w:rPr>
+      <w:t xml:space="preserve"> Application” on {</w:t>
+    </w:r>
+    <w:r>
+      <w:rPr>
+        <w:rFonts w:ascii="Segoe UI" w:hAnsi="Segoe UI" w:eastAsia="Segoe UI" w:cs="Segoe UI"/>
+        <w:b w:val="0"/>
+        <w:bCs w:val="0"/>
+        <w:i w:val="0"/>
+        <w:iCs w:val="0"/>
+        <w:caps w:val="0"/>
+        <w:smallCaps w:val="0"/>
+        <w:noProof w:val="0"/>
+        <w:color w:val="000000" w:themeColor="text1" w:themeTint="FF" w:themeShade="FF"/>
+        <w:sz w:val="16"/>
+        <w:szCs w:val="16"/>
+        <w:lang w:val="en-US"/>
+      </w:rPr>
+      <w:t>d.applicationDate</w:t>
+    </w:r>
+    <w:r>
+      <w:rPr>
+        <w:rFonts w:ascii="Segoe UI" w:hAnsi="Segoe UI" w:eastAsia="Segoe UI" w:cs="Segoe UI"/>
+        <w:b w:val="0"/>
+        <w:bCs w:val="0"/>
+        <w:i w:val="0"/>
+        <w:iCs w:val="0"/>
+        <w:caps w:val="0"/>
+        <w:smallCaps w:val="0"/>
+        <w:noProof w:val="0"/>
+        <w:color w:val="000000" w:themeColor="text1" w:themeTint="FF" w:themeShade="FF"/>
+        <w:sz w:val="16"/>
+        <w:szCs w:val="16"/>
+        <w:lang w:val="en-US"/>
+      </w:rPr>
+      <w:t>}</w:t>
+    </w:r>
+    <w:r>
+      <w:tab/>
+    </w:r>
+    <w:r>
+      <w:tab/>
+    </w:r>
+    <w:r>
+      <w:tab/>
+    </w:r>
+    <w:r>
+      <w:tab/>
+    </w:r>
+    <w:r>
+      <w:tab/>
+    </w:r>
+    <w:r>
+      <w:tab/>
+    </w:r>
+    <w:r>
+      <w:tab/>
+    </w:r>
+    <w:r>
+      <w:rPr>
+        <w:rFonts w:ascii="Segoe UI" w:hAnsi="Segoe UI" w:eastAsia="Segoe UI" w:cs="Segoe UI"/>
+        <w:b w:val="0"/>
+        <w:bCs w:val="0"/>
+        <w:i w:val="0"/>
+        <w:iCs w:val="0"/>
+        <w:caps w:val="0"/>
+        <w:smallCaps w:val="0"/>
+        <w:noProof w:val="0"/>
+        <w:color w:val="000000" w:themeColor="text1" w:themeTint="FF" w:themeShade="FF"/>
+        <w:sz w:val="16"/>
+        <w:szCs w:val="16"/>
+        <w:lang w:val="en-US"/>
+      </w:rPr>
+      <w:t xml:space="preserve">PGT Page </w:t>
+    </w:r>
+    <w:r>
+      <w:fldChar w:fldCharType="begin"/>
+    </w:r>
+    <w:r>
+      <w:instrText xml:space="preserve">PAGE</w:instrText>
+    </w:r>
+    <w:r>
+      <w:fldChar w:fldCharType="separate"/>
+    </w:r>
+    <w:r>
+      <w:fldChar w:fldCharType="end"/>
+    </w:r>
+    <w:r>
+      <w:rPr/>
+      <w:t xml:space="preserve"> of </w:t>
+    </w:r>
+    <w:r>
+      <w:fldChar w:fldCharType="begin"/>
+    </w:r>
+    <w:r>
+      <w:instrText xml:space="preserve">NUMPAGES</w:instrText>
+    </w:r>
+    <w:r>
+      <w:fldChar w:fldCharType="separate"/>
+    </w:r>
+    <w:r>
+      <w:fldChar w:fldCharType="end"/>
+    </w:r>
+  </w:p>
+  <w:p>
+    <w:pPr>
+      <w:spacing w:line="14" w:lineRule="auto"/>
+      <w:rPr>
+        <w:rFonts w:ascii="Segoe UI" w:hAnsi="Segoe UI" w:eastAsia="Segoe UI" w:cs="Segoe UI"/>
+        <w:b w:val="0"/>
+        <w:bCs w:val="0"/>
+        <w:i w:val="0"/>
+        <w:iCs w:val="0"/>
+        <w:caps w:val="0"/>
+        <w:smallCaps w:val="0"/>
+        <w:noProof w:val="0"/>
+        <w:color w:val="000000" w:themeColor="text1" w:themeTint="FF" w:themeShade="FF"/>
+        <w:sz w:val="16"/>
+        <w:szCs w:val="16"/>
+        <w:lang w:val="en-US"/>
+      </w:rPr>
+    </w:pPr>
+  </w:p>
   <w:p>
     <w:pPr>
       <w:pStyle w:val="BodyText"/>
       <w:spacing w:line="14" w:lineRule="auto"/>
     </w:pPr>
-    <w:r>
-      <w:rPr>
-        <w:noProof/>
-      </w:rPr>
-      <mc:AlternateContent>
-        <mc:Choice Requires="wps">
-          <w:drawing>
-            <wp:anchor distT="0" distB="0" distL="0" distR="0" simplePos="0" relativeHeight="251658242" behindDoc="1" locked="0" layoutInCell="1" allowOverlap="1" wp14:anchorId="4C74FA5D" wp14:editId="4C74FA5E">
-              <wp:simplePos x="0" y="0"/>
-              <wp:positionH relativeFrom="page">
-                <wp:posOffset>627380</wp:posOffset>
-              </wp:positionH>
-              <wp:positionV relativeFrom="page">
-                <wp:posOffset>9573676</wp:posOffset>
-              </wp:positionV>
-              <wp:extent cx="2313940" cy="146685"/>
-              <wp:effectExtent l="0" t="0" r="0" b="0"/>
-              <wp:wrapNone/>
-              <wp:docPr id="3" name="Textbox 3"/>
-              <wp:cNvGraphicFramePr>
-                <a:graphicFrameLocks xmlns:a="http://schemas.openxmlformats.org/drawingml/2006/main"/>
-              </wp:cNvGraphicFramePr>
-              <a:graphic xmlns:a="http://schemas.openxmlformats.org/drawingml/2006/main">
-                <a:graphicData uri="http://schemas.microsoft.com/office/word/2010/wordprocessingShape">
-                  <wps:wsp>
-                    <wps:cNvSpPr txBox="1">
-                      <a:spLocks/>
-                    </wps:cNvSpPr>
-                    <wps:spPr>
-                      <a:xfrm>
-                        <a:off x="0" y="0"/>
-                        <a:ext cx="2313940" cy="146685"/>
-                      </a:xfrm>
-                      <a:prstGeom prst="rect">
-                        <a:avLst/>
-                      </a:prstGeom>
-                    </wps:spPr>
-                    <wps:txbx>
-                      <w:txbxContent>
-                        <w:p>
-                          <w:pPr>
-                            <w:spacing w:before="20"/>
-                            <w:ind w:left="20"/>
-                            <w:rPr>
-                              <w:rFonts w:ascii="Noto Sans" w:hAnsi="Noto Sans"/>
-                              <w:sz w:val="14"/>
-                            </w:rPr>
-                          </w:pPr>
-                          <w:r>
-                            <w:rPr>
-                              <w:rFonts w:ascii="Noto Sans" w:hAnsi="Noto Sans"/>
-                              <w:color w:val="606060"/>
-                              <w:sz w:val="14"/>
-                            </w:rPr>
-                            <w:t>Generated</w:t>
-                          </w:r>
-                          <w:r>
-                            <w:rPr>
-                              <w:rFonts w:ascii="Noto Sans" w:hAnsi="Noto Sans"/>
-                              <w:color w:val="606060"/>
-                              <w:spacing w:val="-10"/>
-                              <w:sz w:val="14"/>
-                            </w:rPr>
-                            <w:t xml:space="preserve"> </w:t>
-                          </w:r>
-                          <w:r>
-                            <w:rPr>
-                              <w:rFonts w:ascii="Noto Sans" w:hAnsi="Noto Sans"/>
-                              <w:color w:val="606060"/>
-                              <w:sz w:val="14"/>
-                            </w:rPr>
-                            <w:t>by</w:t>
-                          </w:r>
-                          <w:r>
-                            <w:rPr>
-                              <w:rFonts w:ascii="Noto Sans" w:hAnsi="Noto Sans"/>
-                              <w:color w:val="606060"/>
-                              <w:spacing w:val="-8"/>
-                              <w:sz w:val="14"/>
-                            </w:rPr>
-                            <w:t xml:space="preserve"> </w:t>
-                          </w:r>
-                          <w:r>
-                            <w:rPr>
-                              <w:rFonts w:ascii="Noto Sans" w:hAnsi="Noto Sans"/>
-                              <w:color w:val="606060"/>
-                              <w:sz w:val="14"/>
-                            </w:rPr>
-                            <w:t>“</w:t>
-                          </w:r>
-                          <w:r>
-                            <w:rPr>
-                              <w:rFonts w:ascii="Noto Sans" w:hAnsi="Noto Sans"/>
-                              <w:color w:val="606060"/>
-                              <w:sz w:val="14"/>
-                            </w:rPr>
-                            <w:t>Probate Application</w:t>
-                          </w:r>
-                          <w:r>
-                            <w:rPr>
-                              <w:rFonts w:ascii="Noto Sans" w:hAnsi="Noto Sans"/>
-                              <w:color w:val="606060"/>
-                              <w:sz w:val="14"/>
-                            </w:rPr>
-                            <w:t>”</w:t>
-                          </w:r>
-                          <w:r>
-                            <w:rPr>
-                              <w:rFonts w:ascii="Noto Sans" w:hAnsi="Noto Sans"/>
-                              <w:color w:val="606060"/>
-                              <w:spacing w:val="-9"/>
-                              <w:sz w:val="14"/>
-                            </w:rPr>
-                            <w:t xml:space="preserve"> </w:t>
-                          </w:r>
-                          <w:r>
-                            <w:rPr>
-                              <w:rFonts w:ascii="Noto Sans" w:hAnsi="Noto Sans"/>
-                              <w:color w:val="606060"/>
-                              <w:sz w:val="14"/>
-                            </w:rPr>
-                            <w:t>on</w:t>
-                          </w:r>
-                          <w:r>
-                            <w:rPr>
-                              <w:rFonts w:ascii="Noto Sans" w:hAnsi="Noto Sans"/>
-                              <w:color w:val="606060"/>
-                              <w:spacing w:val="-9"/>
-                              <w:sz w:val="14"/>
-                            </w:rPr>
-                            <w:t xml:space="preserve"> </w:t>
-                          </w:r>
-                          <w:r>
-                            <w:rPr>
-                              <w:rFonts w:ascii="Noto Sans" w:hAnsi="Noto Sans"/>
-                              <w:b/>
-                              <w:color w:val="606060"/>
-                              <w:sz w:val="14"/>
-                              <w:u w:val="single"/>
-                            </w:rPr>
-                            <w:tab/>
-                          </w:r>
-                          <w:r>
-                            <w:rPr>
-                              <w:rFonts w:ascii="Noto Sans" w:hAnsi="Noto Sans"/>
-                              <w:b/>
-                              <w:color w:val="606060"/>
-                              <w:sz w:val="14"/>
-                              <w:u w:val="single"/>
-                            </w:rPr>
-                            <w:tab/>
-                          </w:r>
-                          <w:r>
-                            <w:rPr>
-                              <w:rFonts w:ascii="Noto Sans" w:hAnsi="Noto Sans"/>
-                              <w:color w:val="606060"/>
-                              <w:spacing w:val="-2"/>
-                              <w:sz w:val="14"/>
-                            </w:rPr>
-                            <w:t>.</w:t>
-                          </w:r>
-                        </w:p>
-                      </w:txbxContent>
-                    </wps:txbx>
-                    <wps:bodyPr wrap="square" lIns="0" tIns="0" rIns="0" bIns="0" rtlCol="0">
-                      <a:noAutofit/>
-                    </wps:bodyPr>
-                  </wps:wsp>
-                </a:graphicData>
-              </a:graphic>
-            </wp:anchor>
-          </w:drawing>
-        </mc:Choice>
-        <mc:Fallback xmlns:arto="http://schemas.microsoft.com/office/word/2006/arto" xmlns:a="http://schemas.openxmlformats.org/drawingml/2006/main">
-          <w:pict>
-            <v:shapetype id="_x0000_t202" coordsize="21600,21600" o:spt="202" path="m,l,21600r21600,l21600,xe" w14:anchorId="4C74FA5D">
-              <v:stroke joinstyle="miter"/>
-              <v:path gradientshapeok="t" o:connecttype="rect"/>
-            </v:shapetype>
-            <v:shape id="Textbox 3" style="position:absolute;margin-left:49.4pt;margin-top:753.85pt;width:182.2pt;height:11.55pt;z-index:-251658238;visibility:visible;mso-wrap-style:square;mso-wrap-distance-left:0;mso-wrap-distance-top:0;mso-wrap-distance-right:0;mso-wrap-distance-bottom:0;mso-position-horizontal:absolute;mso-position-horizontal-relative:page;mso-position-vertical:absolute;mso-position-vertical-relative:page;v-text-anchor:top" o:spid="_x0000_s1028" filled="f" stroked="f" type="#_x0000_t202" o:gfxdata="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">
-              <v:textbox inset="0,0,0,0">
-                <w:txbxContent>
-                  <w:p>
-                    <w:pPr>
-                      <w:spacing w:before="20"/>
-                      <w:ind w:left="20"/>
-                      <w:rPr>
-                        <w:rFonts w:ascii="Noto Sans" w:hAnsi="Noto Sans"/>
-                        <w:sz w:val="14"/>
-                      </w:rPr>
-                    </w:pPr>
-                    <w:r>
-                      <w:rPr>
-                        <w:rFonts w:ascii="Noto Sans" w:hAnsi="Noto Sans"/>
-                        <w:color w:val="606060"/>
-                        <w:sz w:val="14"/>
-                      </w:rPr>
-                      <w:t>Generated</w:t>
-                    </w:r>
-                    <w:r>
-                      <w:rPr>
-                        <w:rFonts w:ascii="Noto Sans" w:hAnsi="Noto Sans"/>
-                        <w:color w:val="606060"/>
-                        <w:spacing w:val="-10"/>
-                        <w:sz w:val="14"/>
-                      </w:rPr>
-                      <w:t xml:space="preserve"> </w:t>
-                    </w:r>
-                    <w:r>
-                      <w:rPr>
-                        <w:rFonts w:ascii="Noto Sans" w:hAnsi="Noto Sans"/>
-                        <w:color w:val="606060"/>
-                        <w:sz w:val="14"/>
-                      </w:rPr>
-                      <w:t>by</w:t>
-                    </w:r>
-                    <w:r>
-                      <w:rPr>
-                        <w:rFonts w:ascii="Noto Sans" w:hAnsi="Noto Sans"/>
-                        <w:color w:val="606060"/>
-                        <w:spacing w:val="-8"/>
-                        <w:sz w:val="14"/>
-                      </w:rPr>
-                      <w:t xml:space="preserve"> </w:t>
-                    </w:r>
-                    <w:r>
-                      <w:rPr>
-                        <w:rFonts w:ascii="Noto Sans" w:hAnsi="Noto Sans"/>
-                        <w:color w:val="606060"/>
-                        <w:sz w:val="14"/>
-                      </w:rPr>
-                      <w:t>“</w:t>
-                    </w:r>
-                    <w:r>
-                      <w:rPr>
-                        <w:rFonts w:ascii="Noto Sans" w:hAnsi="Noto Sans"/>
-                        <w:color w:val="606060"/>
-                        <w:sz w:val="14"/>
-                      </w:rPr>
-                      <w:t>Probate Application</w:t>
-                    </w:r>
-                    <w:r>
-                      <w:rPr>
-                        <w:rFonts w:ascii="Noto Sans" w:hAnsi="Noto Sans"/>
-                        <w:color w:val="606060"/>
-                        <w:sz w:val="14"/>
-                      </w:rPr>
-                      <w:t>”</w:t>
-                    </w:r>
-                    <w:r>
-                      <w:rPr>
-                        <w:rFonts w:ascii="Noto Sans" w:hAnsi="Noto Sans"/>
-                        <w:color w:val="606060"/>
-                        <w:spacing w:val="-9"/>
-                        <w:sz w:val="14"/>
-                      </w:rPr>
-                      <w:t xml:space="preserve"> </w:t>
-                    </w:r>
-                    <w:r>
-                      <w:rPr>
-                        <w:rFonts w:ascii="Noto Sans" w:hAnsi="Noto Sans"/>
-                        <w:color w:val="606060"/>
-                        <w:sz w:val="14"/>
-                      </w:rPr>
-                      <w:t>on</w:t>
-                    </w:r>
-                    <w:r>
-                      <w:rPr>
-                        <w:rFonts w:ascii="Noto Sans" w:hAnsi="Noto Sans"/>
-                        <w:color w:val="606060"/>
-                        <w:spacing w:val="-9"/>
-                        <w:sz w:val="14"/>
-                      </w:rPr>
-                      <w:t xml:space="preserve"> </w:t>
-                    </w:r>
-                    <w:r>
-                      <w:rPr>
-                        <w:rFonts w:ascii="Noto Sans" w:hAnsi="Noto Sans"/>
-                        <w:b/>
-                        <w:color w:val="606060"/>
-                        <w:sz w:val="14"/>
-                        <w:u w:val="single"/>
-                      </w:rPr>
-                      <w:tab/>
-                    </w:r>
-                    <w:r>
-                      <w:rPr>
-                        <w:rFonts w:ascii="Noto Sans" w:hAnsi="Noto Sans"/>
-                        <w:b/>
-                        <w:color w:val="606060"/>
-                        <w:sz w:val="14"/>
-                        <w:u w:val="single"/>
-                      </w:rPr>
-                      <w:tab/>
-                    </w:r>
-                    <w:r>
-                      <w:rPr>
-                        <w:rFonts w:ascii="Noto Sans" w:hAnsi="Noto Sans"/>
-                        <w:color w:val="606060"/>
-                        <w:spacing w:val="-2"/>
-                        <w:sz w:val="14"/>
-                      </w:rPr>
-                      <w:t>.</w:t>
-                    </w:r>
-                  </w:p>
-                </w:txbxContent>
-              </v:textbox>
-              <w10:wrap anchorx="page" anchory="page"/>
-            </v:shape>
-          </w:pict>
-        </mc:Fallback>
-      </mc:AlternateContent>
-    </w:r>
-    <w:r>
-      <w:rPr>
-        <w:noProof/>
-      </w:rPr>
-      <mc:AlternateContent>
-        <mc:Choice Requires="wps">
-          <w:drawing>
-            <wp:anchor distT="0" distB="0" distL="0" distR="0" simplePos="0" relativeHeight="251658243" behindDoc="1" locked="0" layoutInCell="1" allowOverlap="1" wp14:anchorId="4C74FA5F" wp14:editId="4C74FA60">
-              <wp:simplePos x="0" y="0"/>
-              <wp:positionH relativeFrom="page">
-                <wp:posOffset>6504875</wp:posOffset>
-              </wp:positionH>
-              <wp:positionV relativeFrom="page">
-                <wp:posOffset>9573676</wp:posOffset>
-              </wp:positionV>
-              <wp:extent cx="678815" cy="146685"/>
-              <wp:effectExtent l="0" t="0" r="0" b="0"/>
-              <wp:wrapNone/>
-              <wp:docPr id="4" name="Textbox 4"/>
-              <wp:cNvGraphicFramePr>
-                <a:graphicFrameLocks xmlns:a="http://schemas.openxmlformats.org/drawingml/2006/main"/>
-              </wp:cNvGraphicFramePr>
-              <a:graphic xmlns:a="http://schemas.openxmlformats.org/drawingml/2006/main">
-                <a:graphicData uri="http://schemas.microsoft.com/office/word/2010/wordprocessingShape">
-                  <wps:wsp>
-                    <wps:cNvSpPr txBox="1">
-                      <a:spLocks/>
-                    </wps:cNvSpPr>
-                    <wps:spPr>
-                      <a:xfrm>
-                        <a:off x="0" y="0"/>
-                        <a:ext cx="678815" cy="146685"/>
-                      </a:xfrm>
-                      <a:prstGeom prst="rect">
-                        <a:avLst/>
-                      </a:prstGeom>
-                    </wps:spPr>
-                    <wps:txbx>
-                      <w:txbxContent>
-                        <w:p>
-                          <w:pPr>
-                            <w:spacing w:before="20"/>
-                            <w:ind w:left="20"/>
-                            <w:rPr>
-                              <w:rFonts w:ascii="Noto Sans"/>
-                              <w:sz w:val="14"/>
-                            </w:rPr>
-                          </w:pPr>
-                          <w:r>
-                            <w:rPr>
-                              <w:rFonts w:ascii="Noto Sans"/>
-                              <w:color w:val="606060"/>
-                              <w:sz w:val="14"/>
-                            </w:rPr>
-                            <w:t>P1</w:t>
-                          </w:r>
-                          <w:r>
-                            <w:rPr>
-                              <w:rFonts w:ascii="Noto Sans"/>
-                              <w:color w:val="606060"/>
-                              <w:spacing w:val="37"/>
-                              <w:sz w:val="14"/>
-                            </w:rPr>
-                            <w:t xml:space="preserve"> </w:t>
-                          </w:r>
-                          <w:r>
-                            <w:rPr>
-                              <w:rFonts w:ascii="Noto Sans"/>
-                              <w:color w:val="606060"/>
-                              <w:sz w:val="14"/>
-                            </w:rPr>
-                            <w:t>Page 1</w:t>
-                          </w:r>
-                          <w:r>
-                            <w:rPr>
-                              <w:rFonts w:ascii="Noto Sans"/>
-                              <w:color w:val="606060"/>
-                              <w:spacing w:val="1"/>
-                              <w:sz w:val="14"/>
-                            </w:rPr>
-                            <w:t xml:space="preserve"> </w:t>
-                          </w:r>
-                          <w:r>
-                            <w:rPr>
-                              <w:rFonts w:ascii="Noto Sans"/>
-                              <w:color w:val="606060"/>
-                              <w:sz w:val="14"/>
-                            </w:rPr>
-                            <w:t xml:space="preserve">of </w:t>
-                          </w:r>
-                          <w:r>
-                            <w:rPr>
-                              <w:rFonts w:ascii="Noto Sans"/>
-                              <w:color w:val="606060"/>
-                              <w:spacing w:val="-10"/>
-                              <w:sz w:val="14"/>
-                            </w:rPr>
-                            <w:fldChar w:fldCharType="begin"/>
-                          </w:r>
-                          <w:r>
-                            <w:rPr>
-                              <w:rFonts w:ascii="Noto Sans"/>
-                              <w:color w:val="606060"/>
-                              <w:spacing w:val="-10"/>
-                              <w:sz w:val="14"/>
-                            </w:rPr>
-                            <w:instrText xml:space="preserve"> PAGE </w:instrText>
-                          </w:r>
-                          <w:r>
-                            <w:rPr>
-                              <w:rFonts w:ascii="Noto Sans"/>
-                              <w:color w:val="606060"/>
-                              <w:spacing w:val="-10"/>
-                              <w:sz w:val="14"/>
-                            </w:rPr>
-                            <w:fldChar w:fldCharType="separate"/>
-                          </w:r>
-                          <w:r>
-                            <w:rPr>
-                              <w:rFonts w:ascii="Noto Sans"/>
-                              <w:color w:val="606060"/>
-                              <w:spacing w:val="-10"/>
-                              <w:sz w:val="14"/>
-                            </w:rPr>
-                            <w:t>2</w:t>
-                          </w:r>
-                          <w:r>
-                            <w:rPr>
-                              <w:rFonts w:ascii="Noto Sans"/>
-                              <w:color w:val="606060"/>
-                              <w:spacing w:val="-10"/>
-                              <w:sz w:val="14"/>
-                            </w:rPr>
-                            <w:fldChar w:fldCharType="end"/>
-                          </w:r>
-                        </w:p>
-                      </w:txbxContent>
-                    </wps:txbx>
-                    <wps:bodyPr wrap="square" lIns="0" tIns="0" rIns="0" bIns="0" rtlCol="0">
-                      <a:noAutofit/>
-                    </wps:bodyPr>
-                  </wps:wsp>
-                </a:graphicData>
-              </a:graphic>
-            </wp:anchor>
-          </w:drawing>
-        </mc:Choice>
-        <mc:Fallback xmlns:arto="http://schemas.microsoft.com/office/word/2006/arto" xmlns:a="http://schemas.openxmlformats.org/drawingml/2006/main">
-          <w:pict>
-            <v:shape id="Textbox 4" style="position:absolute;margin-left:512.2pt;margin-top:753.85pt;width:53.45pt;height:11.55pt;z-index:-251658237;visibility:visible;mso-wrap-style:square;mso-wrap-distance-left:0;mso-wrap-distance-top:0;mso-wrap-distance-right:0;mso-wrap-distance-bottom:0;mso-position-horizontal:absolute;mso-position-horizontal-relative:page;mso-position-vertical:absolute;mso-position-vertical-relative:page;v-text-anchor:top" o:spid="_x0000_s1029" filled="f" stroked="f" type="#_x0000_t202" o:gfxdata="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" w14:anchorId="4C74FA5F">
-              <v:textbox inset="0,0,0,0">
-                <w:txbxContent>
-                  <w:p>
-                    <w:pPr>
-                      <w:spacing w:before="20"/>
-                      <w:ind w:left="20"/>
-                      <w:rPr>
-                        <w:rFonts w:ascii="Noto Sans"/>
-                        <w:sz w:val="14"/>
-                      </w:rPr>
-                    </w:pPr>
-                    <w:r>
-                      <w:rPr>
-                        <w:rFonts w:ascii="Noto Sans"/>
-                        <w:color w:val="606060"/>
-                        <w:sz w:val="14"/>
-                      </w:rPr>
-                      <w:t>P1</w:t>
-                    </w:r>
-                    <w:r>
-                      <w:rPr>
-                        <w:rFonts w:ascii="Noto Sans"/>
-                        <w:color w:val="606060"/>
-                        <w:spacing w:val="37"/>
-                        <w:sz w:val="14"/>
-                      </w:rPr>
-                      <w:t xml:space="preserve"> </w:t>
-                    </w:r>
-                    <w:r>
-                      <w:rPr>
-                        <w:rFonts w:ascii="Noto Sans"/>
-                        <w:color w:val="606060"/>
-                        <w:sz w:val="14"/>
-                      </w:rPr>
-                      <w:t>Page 1</w:t>
-                    </w:r>
-                    <w:r>
-                      <w:rPr>
-                        <w:rFonts w:ascii="Noto Sans"/>
-                        <w:color w:val="606060"/>
-                        <w:spacing w:val="1"/>
-                        <w:sz w:val="14"/>
-                      </w:rPr>
-                      <w:t xml:space="preserve"> </w:t>
-                    </w:r>
-                    <w:r>
-                      <w:rPr>
-                        <w:rFonts w:ascii="Noto Sans"/>
-                        <w:color w:val="606060"/>
-                        <w:sz w:val="14"/>
-                      </w:rPr>
-                      <w:t xml:space="preserve">of </w:t>
-                    </w:r>
-                    <w:r>
-                      <w:rPr>
-                        <w:rFonts w:ascii="Noto Sans"/>
-                        <w:color w:val="606060"/>
-                        <w:spacing w:val="-10"/>
-                        <w:sz w:val="14"/>
-                      </w:rPr>
-                      <w:fldChar w:fldCharType="begin"/>
-                    </w:r>
-                    <w:r>
-                      <w:rPr>
-                        <w:rFonts w:ascii="Noto Sans"/>
-                        <w:color w:val="606060"/>
-                        <w:spacing w:val="-10"/>
-                        <w:sz w:val="14"/>
-                      </w:rPr>
-                      <w:instrText xml:space="preserve"> PAGE </w:instrText>
-                    </w:r>
-                    <w:r>
-                      <w:rPr>
-                        <w:rFonts w:ascii="Noto Sans"/>
-                        <w:color w:val="606060"/>
-                        <w:spacing w:val="-10"/>
-                        <w:sz w:val="14"/>
-                      </w:rPr>
-                      <w:fldChar w:fldCharType="separate"/>
-                    </w:r>
-                    <w:r>
-                      <w:rPr>
-                        <w:rFonts w:ascii="Noto Sans"/>
-                        <w:color w:val="606060"/>
-                        <w:spacing w:val="-10"/>
-                        <w:sz w:val="14"/>
-                      </w:rPr>
-                      <w:t>2</w:t>
-                    </w:r>
-                    <w:r>
-                      <w:rPr>
-                        <w:rFonts w:ascii="Noto Sans"/>
-                        <w:color w:val="606060"/>
-                        <w:spacing w:val="-10"/>
-                        <w:sz w:val="14"/>
-                      </w:rPr>
-                      <w:fldChar w:fldCharType="end"/>
-                    </w:r>
-                  </w:p>
-                </w:txbxContent>
-              </v:textbox>
-              <w10:wrap anchorx="page" anchory="page"/>
-            </v:shape>
-          </w:pict>
-        </mc:Fallback>
-      </mc:AlternateContent>
-    </w:r>
+  </w:p>
+  <w:p>
+    <w:pPr>
+      <w:pStyle w:val="Footer"/>
+      <w:jc w:val="right"/>
+    </w:pPr>
   </w:p>
 </w:ftr>
 </file>
 
 <file path=word/footer3.xml><?xml version="1.0" encoding="utf-8"?>
-<w:ftr xmlns:wpc="http://schemas.microsoft.com/office/word/2010/wordprocessingCanvas" xmlns:cx="http://schemas.microsoft.com/office/drawing/2014/chartex" xmlns:cx1="http://schemas.microsoft.com/office/drawing/2015/9/8/chartex" xmlns:cx2="http://schemas.microsoft.com/office/drawing/2015/10/21/chartex" xmlns:cx3="http://schemas.microsoft.com/office/drawing/2016/5/9/chartex" xmlns:cx4="http://schemas.microsoft.com/office/drawing/2016/5/10/chartex" xmlns:cx5="http://schemas.microsoft.com/office/drawing/2016/5/11/chartex" xmlns:cx6="http://schemas.microsoft.com/office/drawing/2016/5/12/chartex" xmlns:cx7="http://schemas.microsoft.com/office/drawing/2016/5/13/chartex" xmlns:cx8="http://schemas.microsoft.com/office/drawing/2016/5/14/chartex" xmlns:mc="http://schemas.openxmlformats.org/markup-compatibility/2006" xmlns:aink="http://schemas.microsoft.com/office/drawing/2016/ink" xmlns:am3d="http://schemas.microsoft.com/office/drawing/2017/model3d" xmlns:o="urn:schemas-microsoft-com:office:office" xmlns:oel="http://schemas.microsoft.com/office/2019/extlst" xmlns:r="http://schemas.openxmlformats.org/officeDocument/2006/relationships" xmlns:m="http://schemas.openxmlformats.org/officeDocument/2006/math" xmlns:v="urn:schemas-microsoft-com:vml" xmlns:wp14="http://schemas.microsoft.com/office/word/2010/wordprocessingDrawing" xmlns:wp="http://schemas.openxmlformats.org/drawingml/2006/wordprocessingDrawing" xmlns:w10="urn:schemas-microsoft-com:office:word" xmlns:w="http://schemas.openxmlformats.org/wordprocessingml/2006/main" xmlns:w14="http://schemas.microsoft.com/office/word/2010/wordml" xmlns:w15="http://schemas.microsoft.com/office/word/2012/wordml" xmlns:w16cei="http://schemas.microsoft.com/office/word/2026/wordml/cei" xmlns:w16cex="http://schemas.microsoft.com/office/word/2018/wordml/cex" xmlns:w16cid="http://schemas.microsoft.com/office/word/2016/wordml/cid" xmlns:w16="http://schemas.microsoft.com/office/word/2018/wordml" xmlns:w16du="http://schemas.microsoft.com/office/word/2023/wordml/word16du" xmlns:w16sdtdh="http://schemas.microsoft.com/office/word/2020/wordml/sdtdatahash" xmlns:w16sdtfl="http://schemas.microsoft.com/office/word/2024/wordml/sdtformatlock" xmlns:w16se="http://schemas.microsoft.com/office/word/2015/wordml/symex" xmlns:wpg="http://schemas.microsoft.com/office/word/2010/wordprocessingGroup" xmlns:wpi="http://schemas.microsoft.com/office/word/2010/wordprocessingInk" xmlns:wne="http://schemas.microsoft.com/office/word/2006/wordml" xmlns:wps="http://schemas.microsoft.com/office/word/2010/wordprocessingShape" mc:Ignorable="w14 w15 w16se w16cid w16 w16cex w16sdtdh w16sdtfl w16du wp14">
+<w:ftr xmlns:wpc="http://schemas.microsoft.com/office/word/2010/wordprocessingCanvas" xmlns:cx="http://schemas.microsoft.com/office/drawing/2014/chartex" xmlns:cx1="http://schemas.microsoft.com/office/drawing/2015/9/8/chartex" xmlns:cx2="http://schemas.microsoft.com/office/drawing/2015/10/21/chartex" xmlns:cx3="http://schemas.microsoft.com/office/drawing/2016/5/9/chartex" xmlns:cx4="http://schemas.microsoft.com/office/drawing/2016/5/10/chartex" xmlns:cx5="http://schemas.microsoft.com/office/drawing/2016/5/11/chartex" xmlns:cx6="http://schemas.microsoft.com/office/drawing/2016/5/12/chartex" xmlns:cx7="http://schemas.microsoft.com/office/drawing/2016/5/13/chartex" xmlns:cx8="http://schemas.microsoft.com/office/drawing/2016/5/14/chartex" xmlns:mc="http://schemas.openxmlformats.org/markup-compatibility/2006" xmlns:aink="http://schemas.microsoft.com/office/drawing/2016/ink" xmlns:am3d="http://schemas.microsoft.com/office/drawing/2017/model3d" xmlns:o="urn:schemas-microsoft-com:office:office" xmlns:oel="http://schemas.microsoft.com/office/2019/extlst" xmlns:r="http://schemas.openxmlformats.org/officeDocument/2006/relationships" xmlns:m="http://schemas.openxmlformats.org/officeDocument/2006/math" xmlns:v="urn:schemas-microsoft-com:vml" xmlns:wp14="http://schemas.microsoft.com/office/word/2010/wordprocessingDrawing" xmlns:wp="http://schemas.openxmlformats.org/drawingml/2006/wordprocessingDrawing" xmlns:w10="urn:schemas-microsoft-com:office:word" xmlns:w="http://schemas.openxmlformats.org/wordprocessingml/2006/main" xmlns:w14="http://schemas.microsoft.com/office/word/2010/wordml" xmlns:w15="http://schemas.microsoft.com/office/word/2012/wordml" xmlns:w16cei="http://schemas.microsoft.com/office/word/2026/wordml/cei" xmlns:w16cex="http://schemas.microsoft.com/office/word/2018/wordml/cex" xmlns:w16cid="http://schemas.microsoft.com/office/word/2016/wordml/cid" xmlns:w16="http://schemas.microsoft.com/office/word/2018/wordml" xmlns:w16du="http://schemas.microsoft.com/office/word/2023/wordml/word16du" xmlns:w16sdtdh="http://schemas.microsoft.com/office/word/2020/wordml/sdtdatahash" xmlns:w16sdtfl="http://schemas.microsoft.com/office/word/2024/wordml/sdtformatlock" xmlns:w16se="http://schemas.microsoft.com/office/word/2015/wordml/symex" xmlns:wpg="http://schemas.microsoft.com/office/word/2010/wordprocessingGroup" xmlns:wpi="http://schemas.microsoft.com/office/word/2010/wordprocessingInk" xmlns:wne="http://schemas.microsoft.com/office/word/2006/wordml" xmlns:wps="http://schemas.microsoft.com/office/word/2010/wordprocessingShape" xmlns:a="http://schemas.openxmlformats.org/drawingml/2006/main" mc:Ignorable="w14 w15 w16se w16cid w16 w16cex w16sdtdh w16sdtfl w16du wp14">
+  <w:p>
+    <w:pPr>
+      <w:pStyle w:val="BodyText"/>
+      <w:jc w:val="right"/>
+    </w:pPr>
+    <w:r>
+      <w:rPr>
+        <w:rFonts w:ascii="Segoe UI" w:hAnsi="Segoe UI" w:eastAsia="Segoe UI" w:cs="Segoe UI"/>
+        <w:b w:val="0"/>
+        <w:bCs w:val="0"/>
+        <w:i w:val="0"/>
+        <w:iCs w:val="0"/>
+        <w:caps w:val="0"/>
+        <w:smallCaps w:val="0"/>
+        <w:noProof w:val="0"/>
+        <w:color w:val="000000" w:themeColor="text1" w:themeTint="FF" w:themeShade="FF"/>
+        <w:sz w:val="16"/>
+        <w:szCs w:val="16"/>
+        <w:lang w:val="en-US"/>
+      </w:rPr>
+      <w:t xml:space="preserve">Generated </w:t>
+    </w:r>
+    <w:r>
+      <w:rPr>
+        <w:rFonts w:ascii="Segoe UI" w:hAnsi="Segoe UI" w:eastAsia="Segoe UI" w:cs="Segoe UI"/>
+        <w:b w:val="0"/>
+        <w:bCs w:val="0"/>
+        <w:i w:val="0"/>
+        <w:iCs w:val="0"/>
+        <w:caps w:val="0"/>
+        <w:smallCaps w:val="0"/>
+        <w:noProof w:val="0"/>
+        <w:color w:val="000000" w:themeColor="text1" w:themeTint="FF" w:themeShade="FF"/>
+        <w:sz w:val="16"/>
+        <w:szCs w:val="16"/>
+        <w:lang w:val="en-US"/>
+      </w:rPr>
+      <w:t>by ”Probate</w:t>
+    </w:r>
+    <w:r>
+      <w:rPr>
+        <w:rFonts w:ascii="Segoe UI" w:hAnsi="Segoe UI" w:eastAsia="Segoe UI" w:cs="Segoe UI"/>
+        <w:b w:val="0"/>
+        <w:bCs w:val="0"/>
+        <w:i w:val="0"/>
+        <w:iCs w:val="0"/>
+        <w:caps w:val="0"/>
+        <w:smallCaps w:val="0"/>
+        <w:noProof w:val="0"/>
+        <w:color w:val="000000" w:themeColor="text1" w:themeTint="FF" w:themeShade="FF"/>
+        <w:sz w:val="16"/>
+        <w:szCs w:val="16"/>
+        <w:lang w:val="en-US"/>
+      </w:rPr>
+      <w:t xml:space="preserve"> Application” on {</w:t>
+    </w:r>
+    <w:r>
+      <w:rPr>
+        <w:rFonts w:ascii="Segoe UI" w:hAnsi="Segoe UI" w:eastAsia="Segoe UI" w:cs="Segoe UI"/>
+        <w:b w:val="0"/>
+        <w:bCs w:val="0"/>
+        <w:i w:val="0"/>
+        <w:iCs w:val="0"/>
+        <w:caps w:val="0"/>
+        <w:smallCaps w:val="0"/>
+        <w:noProof w:val="0"/>
+        <w:color w:val="000000" w:themeColor="text1" w:themeTint="FF" w:themeShade="FF"/>
+        <w:sz w:val="16"/>
+        <w:szCs w:val="16"/>
+        <w:lang w:val="en-US"/>
+      </w:rPr>
+      <w:t>d.applicationDate</w:t>
+    </w:r>
+    <w:r>
+      <w:rPr>
+        <w:rFonts w:ascii="Segoe UI" w:hAnsi="Segoe UI" w:eastAsia="Segoe UI" w:cs="Segoe UI"/>
+        <w:b w:val="0"/>
+        <w:bCs w:val="0"/>
+        <w:i w:val="0"/>
+        <w:iCs w:val="0"/>
+        <w:caps w:val="0"/>
+        <w:smallCaps w:val="0"/>
+        <w:noProof w:val="0"/>
+        <w:color w:val="000000" w:themeColor="text1" w:themeTint="FF" w:themeShade="FF"/>
+        <w:sz w:val="16"/>
+        <w:szCs w:val="16"/>
+        <w:lang w:val="en-US"/>
+      </w:rPr>
+      <w:t>}</w:t>
+    </w:r>
+    <w:r>
+      <w:tab/>
+    </w:r>
+    <w:r>
+      <w:tab/>
+    </w:r>
+    <w:r>
+      <w:tab/>
+    </w:r>
+    <w:r>
+      <w:tab/>
+    </w:r>
+    <w:r>
+      <w:tab/>
+    </w:r>
+    <w:r>
+      <w:tab/>
+    </w:r>
+    <w:r>
+      <w:tab/>
+    </w:r>
+    <w:r>
+      <w:rPr>
+        <w:rFonts w:ascii="Segoe UI" w:hAnsi="Segoe UI" w:eastAsia="Segoe UI" w:cs="Segoe UI"/>
+        <w:b w:val="0"/>
+        <w:bCs w:val="0"/>
+        <w:i w:val="0"/>
+        <w:iCs w:val="0"/>
+        <w:caps w:val="0"/>
+        <w:smallCaps w:val="0"/>
+        <w:noProof w:val="0"/>
+        <w:color w:val="000000" w:themeColor="text1" w:themeTint="FF" w:themeShade="FF"/>
+        <w:sz w:val="16"/>
+        <w:szCs w:val="16"/>
+        <w:lang w:val="en-US"/>
+      </w:rPr>
+      <w:t xml:space="preserve">PGT Page </w:t>
+    </w:r>
+    <w:r>
+      <w:fldChar w:fldCharType="begin"/>
+    </w:r>
+    <w:r>
+      <w:instrText xml:space="preserve">PAGE</w:instrText>
+    </w:r>
+    <w:r>
+      <w:fldChar w:fldCharType="separate"/>
+    </w:r>
+    <w:r>
+      <w:fldChar w:fldCharType="end"/>
+    </w:r>
+    <w:r>
+      <w:rPr/>
+      <w:t xml:space="preserve"> of </w:t>
+    </w:r>
+    <w:r>
+      <w:fldChar w:fldCharType="begin"/>
+    </w:r>
+    <w:r>
+      <w:instrText xml:space="preserve">NUMPAGES</w:instrText>
+    </w:r>
+    <w:r>
+      <w:fldChar w:fldCharType="separate"/>
+    </w:r>
+    <w:r>
+      <w:fldChar w:fldCharType="end"/>
+    </w:r>
+  </w:p>
+  <w:p>
+    <w:pPr>
+      <w:spacing w:line="14" w:lineRule="auto"/>
+      <w:rPr>
+        <w:rFonts w:ascii="Segoe UI" w:hAnsi="Segoe UI" w:eastAsia="Segoe UI" w:cs="Segoe UI"/>
+        <w:b w:val="0"/>
+        <w:bCs w:val="0"/>
+        <w:i w:val="0"/>
+        <w:iCs w:val="0"/>
+        <w:caps w:val="0"/>
+        <w:smallCaps w:val="0"/>
+        <w:noProof w:val="0"/>
+        <w:color w:val="000000" w:themeColor="text1" w:themeTint="FF" w:themeShade="FF"/>
+        <w:sz w:val="16"/>
+        <w:szCs w:val="16"/>
+        <w:lang w:val="en-US"/>
+      </w:rPr>
+    </w:pPr>
+  </w:p>
   <w:p>
     <w:pPr>
       <w:pStyle w:val="BodyText"/>
       <w:spacing w:line="14" w:lineRule="auto"/>
     </w:pPr>
-    <w:r>
-      <w:rPr>
-        <w:noProof/>
-      </w:rPr>
-      <mc:AlternateContent>
-        <mc:Choice Requires="wps">
-          <w:drawing>
-            <wp:anchor distT="0" distB="0" distL="0" distR="0" simplePos="0" relativeHeight="251658244" behindDoc="1" locked="0" layoutInCell="1" allowOverlap="1" wp14:anchorId="4C74FA61" wp14:editId="4C74FA62">
-              <wp:simplePos x="0" y="0"/>
-              <wp:positionH relativeFrom="page">
-                <wp:posOffset>627380</wp:posOffset>
-              </wp:positionH>
-              <wp:positionV relativeFrom="page">
-                <wp:posOffset>9573676</wp:posOffset>
-              </wp:positionV>
-              <wp:extent cx="2313940" cy="146685"/>
-              <wp:effectExtent l="0" t="0" r="0" b="0"/>
-              <wp:wrapNone/>
-              <wp:docPr id="5" name="Textbox 5"/>
-              <wp:cNvGraphicFramePr>
-                <a:graphicFrameLocks xmlns:a="http://schemas.openxmlformats.org/drawingml/2006/main"/>
-              </wp:cNvGraphicFramePr>
-              <a:graphic xmlns:a="http://schemas.openxmlformats.org/drawingml/2006/main">
-                <a:graphicData uri="http://schemas.microsoft.com/office/word/2010/wordprocessingShape">
-                  <wps:wsp>
-                    <wps:cNvSpPr txBox="1">
-                      <a:spLocks/>
-                    </wps:cNvSpPr>
-                    <wps:spPr>
-                      <a:xfrm>
-                        <a:off x="0" y="0"/>
-                        <a:ext cx="2313940" cy="146685"/>
-                      </a:xfrm>
-                      <a:prstGeom prst="rect">
-                        <a:avLst/>
-                      </a:prstGeom>
-                    </wps:spPr>
-                    <wps:txbx>
-                      <w:txbxContent>
-                        <w:p>
-                          <w:pPr>
-                            <w:spacing w:before="20"/>
-                            <w:ind w:left="20"/>
-                            <w:rPr>
-                              <w:rFonts w:ascii="Noto Sans" w:hAnsi="Noto Sans"/>
-                              <w:sz w:val="14"/>
-                            </w:rPr>
-                          </w:pPr>
-                          <w:r>
-                            <w:rPr>
-                              <w:rFonts w:ascii="Noto Sans" w:hAnsi="Noto Sans"/>
-                              <w:color w:val="606060"/>
-                              <w:sz w:val="14"/>
-                            </w:rPr>
-                            <w:t>Generated</w:t>
-                          </w:r>
-                          <w:r>
-                            <w:rPr>
-                              <w:rFonts w:ascii="Noto Sans" w:hAnsi="Noto Sans"/>
-                              <w:color w:val="606060"/>
-                              <w:spacing w:val="-10"/>
-                              <w:sz w:val="14"/>
-                            </w:rPr>
-                            <w:t xml:space="preserve"> </w:t>
-                          </w:r>
-                          <w:r>
-                            <w:rPr>
-                              <w:rFonts w:ascii="Noto Sans" w:hAnsi="Noto Sans"/>
-                              <w:color w:val="606060"/>
-                              <w:sz w:val="14"/>
-                            </w:rPr>
-                            <w:t>by</w:t>
-                          </w:r>
-                          <w:r>
-                            <w:rPr>
-                              <w:rFonts w:ascii="Noto Sans" w:hAnsi="Noto Sans"/>
-                              <w:color w:val="606060"/>
-                              <w:spacing w:val="-8"/>
-                              <w:sz w:val="14"/>
-                            </w:rPr>
-                            <w:t xml:space="preserve"> </w:t>
-                          </w:r>
-                          <w:r>
-                            <w:rPr>
-                              <w:rFonts w:ascii="Noto Sans" w:hAnsi="Noto Sans"/>
-                              <w:color w:val="606060"/>
-                              <w:sz w:val="14"/>
-                            </w:rPr>
-                            <w:t>“</w:t>
-                          </w:r>
-                          <w:r>
-                            <w:rPr>
-                              <w:rFonts w:ascii="Noto Sans" w:hAnsi="Noto Sans"/>
-                              <w:color w:val="606060"/>
-                              <w:sz w:val="14"/>
-                            </w:rPr>
-                            <w:t>Probate Application</w:t>
-                          </w:r>
-                          <w:r>
-                            <w:rPr>
-                              <w:rFonts w:ascii="Noto Sans" w:hAnsi="Noto Sans"/>
-                              <w:color w:val="606060"/>
-                              <w:sz w:val="14"/>
-                            </w:rPr>
-                            <w:t>”</w:t>
-                          </w:r>
-                          <w:r>
-                            <w:rPr>
-                              <w:rFonts w:ascii="Noto Sans" w:hAnsi="Noto Sans"/>
-                              <w:color w:val="606060"/>
-                              <w:spacing w:val="-9"/>
-                              <w:sz w:val="14"/>
-                            </w:rPr>
-                            <w:t xml:space="preserve"> </w:t>
-                          </w:r>
-                          <w:r>
-                            <w:rPr>
-                              <w:rFonts w:ascii="Noto Sans" w:hAnsi="Noto Sans"/>
-                              <w:color w:val="606060"/>
-                              <w:sz w:val="14"/>
-                            </w:rPr>
-                            <w:t>on</w:t>
-                          </w:r>
-                          <w:r>
-                            <w:rPr>
-                              <w:rFonts w:ascii="Noto Sans" w:hAnsi="Noto Sans"/>
-                              <w:color w:val="606060"/>
-                              <w:spacing w:val="-9"/>
-                              <w:sz w:val="14"/>
-                            </w:rPr>
-                            <w:t xml:space="preserve"> </w:t>
-                          </w:r>
-                          <w:r>
-                            <w:rPr>
-                              <w:rFonts w:ascii="Noto Sans" w:hAnsi="Noto Sans"/>
-                              <w:b/>
-                              <w:color w:val="606060"/>
-                              <w:spacing w:val="-9"/>
-                              <w:sz w:val="14"/>
-                              <w:u w:val="single"/>
-                            </w:rPr>
-                            <w:tab/>
-                          </w:r>
-                          <w:r>
-                            <w:rPr>
-                              <w:rFonts w:ascii="Noto Sans" w:hAnsi="Noto Sans"/>
-                              <w:b/>
-                              <w:color w:val="606060"/>
-                              <w:spacing w:val="-9"/>
-                              <w:sz w:val="14"/>
-                              <w:u w:val="single"/>
-                            </w:rPr>
-                            <w:tab/>
-                          </w:r>
-                          <w:r>
-                            <w:rPr>
-                              <w:rFonts w:ascii="Noto Sans" w:hAnsi="Noto Sans"/>
-                              <w:color w:val="606060"/>
-                              <w:spacing w:val="-2"/>
-                              <w:sz w:val="14"/>
-                            </w:rPr>
-                            <w:t>.</w:t>
-                          </w:r>
-                        </w:p>
-                      </w:txbxContent>
-                    </wps:txbx>
-                    <wps:bodyPr wrap="square" lIns="0" tIns="0" rIns="0" bIns="0" rtlCol="0">
-                      <a:noAutofit/>
-                    </wps:bodyPr>
-                  </wps:wsp>
-                </a:graphicData>
-              </a:graphic>
-            </wp:anchor>
-          </w:drawing>
-        </mc:Choice>
-        <mc:Fallback xmlns:arto="http://schemas.microsoft.com/office/word/2006/arto" xmlns:a="http://schemas.openxmlformats.org/drawingml/2006/main">
-          <w:pict>
-            <v:shapetype id="_x0000_t202" coordsize="21600,21600" o:spt="202" path="m,l,21600r21600,l21600,xe" w14:anchorId="4C74FA61">
-              <v:stroke joinstyle="miter"/>
-              <v:path gradientshapeok="t" o:connecttype="rect"/>
-            </v:shapetype>
-            <v:shape id="Textbox 5" style="position:absolute;margin-left:49.4pt;margin-top:753.85pt;width:182.2pt;height:11.55pt;z-index:-251658236;visibility:visible;mso-wrap-style:square;mso-wrap-distance-left:0;mso-wrap-distance-top:0;mso-wrap-distance-right:0;mso-wrap-distance-bottom:0;mso-position-horizontal:absolute;mso-position-horizontal-relative:page;mso-position-vertical:absolute;mso-position-vertical-relative:page;v-text-anchor:top" o:spid="_x0000_s1030" filled="f" stroked="f" type="#_x0000_t202" o:gfxdata="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">
-              <v:textbox inset="0,0,0,0">
-                <w:txbxContent>
-                  <w:p>
-                    <w:pPr>
-                      <w:spacing w:before="20"/>
-                      <w:ind w:left="20"/>
-                      <w:rPr>
-                        <w:rFonts w:ascii="Noto Sans" w:hAnsi="Noto Sans"/>
-                        <w:sz w:val="14"/>
-                      </w:rPr>
-                    </w:pPr>
-                    <w:r>
-                      <w:rPr>
-                        <w:rFonts w:ascii="Noto Sans" w:hAnsi="Noto Sans"/>
-                        <w:color w:val="606060"/>
-                        <w:sz w:val="14"/>
-                      </w:rPr>
-                      <w:t>Generated</w:t>
-                    </w:r>
-                    <w:r>
-                      <w:rPr>
-                        <w:rFonts w:ascii="Noto Sans" w:hAnsi="Noto Sans"/>
-                        <w:color w:val="606060"/>
-                        <w:spacing w:val="-10"/>
-                        <w:sz w:val="14"/>
-                      </w:rPr>
-                      <w:t xml:space="preserve"> </w:t>
-                    </w:r>
-                    <w:r>
-                      <w:rPr>
-                        <w:rFonts w:ascii="Noto Sans" w:hAnsi="Noto Sans"/>
-                        <w:color w:val="606060"/>
-                        <w:sz w:val="14"/>
-                      </w:rPr>
-                      <w:t>by</w:t>
-                    </w:r>
-                    <w:r>
-                      <w:rPr>
-                        <w:rFonts w:ascii="Noto Sans" w:hAnsi="Noto Sans"/>
-                        <w:color w:val="606060"/>
-                        <w:spacing w:val="-8"/>
-                        <w:sz w:val="14"/>
-                      </w:rPr>
-                      <w:t xml:space="preserve"> </w:t>
-                    </w:r>
-                    <w:r>
-                      <w:rPr>
-                        <w:rFonts w:ascii="Noto Sans" w:hAnsi="Noto Sans"/>
-                        <w:color w:val="606060"/>
-                        <w:sz w:val="14"/>
-                      </w:rPr>
-                      <w:t>“</w:t>
-                    </w:r>
-                    <w:r>
-                      <w:rPr>
-                        <w:rFonts w:ascii="Noto Sans" w:hAnsi="Noto Sans"/>
-                        <w:color w:val="606060"/>
-                        <w:sz w:val="14"/>
-                      </w:rPr>
-                      <w:t>Probate Application</w:t>
-                    </w:r>
-                    <w:r>
-                      <w:rPr>
-                        <w:rFonts w:ascii="Noto Sans" w:hAnsi="Noto Sans"/>
-                        <w:color w:val="606060"/>
-                        <w:sz w:val="14"/>
-                      </w:rPr>
-                      <w:t>”</w:t>
-                    </w:r>
-                    <w:r>
-                      <w:rPr>
-                        <w:rFonts w:ascii="Noto Sans" w:hAnsi="Noto Sans"/>
-                        <w:color w:val="606060"/>
-                        <w:spacing w:val="-9"/>
-                        <w:sz w:val="14"/>
-                      </w:rPr>
-                      <w:t xml:space="preserve"> </w:t>
-                    </w:r>
-                    <w:r>
-                      <w:rPr>
-                        <w:rFonts w:ascii="Noto Sans" w:hAnsi="Noto Sans"/>
-                        <w:color w:val="606060"/>
-                        <w:sz w:val="14"/>
-                      </w:rPr>
-                      <w:t>on</w:t>
-                    </w:r>
-                    <w:r>
-                      <w:rPr>
-                        <w:rFonts w:ascii="Noto Sans" w:hAnsi="Noto Sans"/>
-                        <w:color w:val="606060"/>
-                        <w:spacing w:val="-9"/>
-                        <w:sz w:val="14"/>
-                      </w:rPr>
-                      <w:t xml:space="preserve"> </w:t>
-                    </w:r>
-                    <w:r>
-                      <w:rPr>
-                        <w:rFonts w:ascii="Noto Sans" w:hAnsi="Noto Sans"/>
-                        <w:b/>
-                        <w:color w:val="606060"/>
-                        <w:spacing w:val="-9"/>
-                        <w:sz w:val="14"/>
-                        <w:u w:val="single"/>
-                      </w:rPr>
-                      <w:tab/>
-                    </w:r>
-                    <w:r>
-                      <w:rPr>
-                        <w:rFonts w:ascii="Noto Sans" w:hAnsi="Noto Sans"/>
-                        <w:b/>
-                        <w:color w:val="606060"/>
-                        <w:spacing w:val="-9"/>
-                        <w:sz w:val="14"/>
-                        <w:u w:val="single"/>
-                      </w:rPr>
-                      <w:tab/>
-                    </w:r>
-                    <w:r>
-                      <w:rPr>
-                        <w:rFonts w:ascii="Noto Sans" w:hAnsi="Noto Sans"/>
-                        <w:color w:val="606060"/>
-                        <w:spacing w:val="-2"/>
-                        <w:sz w:val="14"/>
-                      </w:rPr>
-                      <w:t>.</w:t>
-                    </w:r>
-                  </w:p>
-                </w:txbxContent>
-              </v:textbox>
-              <w10:wrap anchorx="page" anchory="page"/>
-            </v:shape>
-          </w:pict>
-        </mc:Fallback>
-      </mc:AlternateContent>
-    </w:r>
-    <w:r>
-      <w:rPr>
-        <w:noProof/>
-      </w:rPr>
-      <mc:AlternateContent>
-        <mc:Choice Requires="wps">
-          <w:drawing>
-            <wp:anchor distT="0" distB="0" distL="0" distR="0" simplePos="0" relativeHeight="251658245" behindDoc="1" locked="0" layoutInCell="1" allowOverlap="1" wp14:anchorId="4C74FA63" wp14:editId="4C74FA64">
-              <wp:simplePos x="0" y="0"/>
-              <wp:positionH relativeFrom="page">
-                <wp:posOffset>6504875</wp:posOffset>
-              </wp:positionH>
-              <wp:positionV relativeFrom="page">
-                <wp:posOffset>9573676</wp:posOffset>
-              </wp:positionV>
-              <wp:extent cx="640715" cy="146685"/>
-              <wp:effectExtent l="0" t="0" r="0" b="0"/>
-              <wp:wrapNone/>
-              <wp:docPr id="6" name="Textbox 6"/>
-              <wp:cNvGraphicFramePr>
-                <a:graphicFrameLocks xmlns:a="http://schemas.openxmlformats.org/drawingml/2006/main"/>
-              </wp:cNvGraphicFramePr>
-              <a:graphic xmlns:a="http://schemas.openxmlformats.org/drawingml/2006/main">
-                <a:graphicData uri="http://schemas.microsoft.com/office/word/2010/wordprocessingShape">
-                  <wps:wsp>
-                    <wps:cNvSpPr txBox="1">
-                      <a:spLocks/>
-                    </wps:cNvSpPr>
-                    <wps:spPr>
-                      <a:xfrm>
-                        <a:off x="0" y="0"/>
-                        <a:ext cx="640715" cy="146685"/>
-                      </a:xfrm>
-                      <a:prstGeom prst="rect">
-                        <a:avLst/>
-                      </a:prstGeom>
-                    </wps:spPr>
-                    <wps:txbx>
-                      <w:txbxContent>
-                        <w:p>
-                          <w:pPr>
-                            <w:spacing w:before="20"/>
-                            <w:ind w:left="20"/>
-                            <w:rPr>
-                              <w:rFonts w:ascii="Noto Sans"/>
-                              <w:sz w:val="14"/>
-                            </w:rPr>
-                          </w:pPr>
-                          <w:r>
-                            <w:rPr>
-                              <w:rFonts w:ascii="Noto Sans"/>
-                              <w:color w:val="606060"/>
-                              <w:sz w:val="14"/>
-                            </w:rPr>
-                            <w:t>P1</w:t>
-                          </w:r>
-                          <w:r>
-                            <w:rPr>
-                              <w:rFonts w:ascii="Noto Sans"/>
-                              <w:color w:val="606060"/>
-                              <w:spacing w:val="37"/>
-                              <w:sz w:val="14"/>
-                            </w:rPr>
-                            <w:t xml:space="preserve"> </w:t>
-                          </w:r>
-                          <w:r>
-                            <w:rPr>
-                              <w:rFonts w:ascii="Noto Sans"/>
-                              <w:color w:val="606060"/>
-                              <w:sz w:val="14"/>
-                            </w:rPr>
-                            <w:t>Page 2</w:t>
-                          </w:r>
-                          <w:r>
-                            <w:rPr>
-                              <w:rFonts w:ascii="Noto Sans"/>
-                              <w:color w:val="606060"/>
-                              <w:spacing w:val="1"/>
-                              <w:sz w:val="14"/>
-                            </w:rPr>
-                            <w:t xml:space="preserve"> </w:t>
-                          </w:r>
-                          <w:r>
-                            <w:rPr>
-                              <w:rFonts w:ascii="Noto Sans"/>
-                              <w:color w:val="606060"/>
-                              <w:sz w:val="14"/>
-                            </w:rPr>
-                            <w:t xml:space="preserve">of </w:t>
-                          </w:r>
-                          <w:r>
-                            <w:rPr>
-                              <w:rFonts w:ascii="Noto Sans"/>
-                              <w:color w:val="606060"/>
-                              <w:spacing w:val="-10"/>
-                              <w:sz w:val="14"/>
-                            </w:rPr>
-                            <w:t>2</w:t>
-                          </w:r>
-                        </w:p>
-                      </w:txbxContent>
-                    </wps:txbx>
-                    <wps:bodyPr wrap="square" lIns="0" tIns="0" rIns="0" bIns="0" rtlCol="0">
-                      <a:noAutofit/>
-                    </wps:bodyPr>
-                  </wps:wsp>
-                </a:graphicData>
-              </a:graphic>
-            </wp:anchor>
-          </w:drawing>
-        </mc:Choice>
-        <mc:Fallback xmlns:arto="http://schemas.microsoft.com/office/word/2006/arto" xmlns:a="http://schemas.openxmlformats.org/drawingml/2006/main">
-          <w:pict>
-            <v:shape id="Textbox 6" style="position:absolute;margin-left:512.2pt;margin-top:753.85pt;width:50.45pt;height:11.55pt;z-index:-251658235;visibility:visible;mso-wrap-style:square;mso-wrap-distance-left:0;mso-wrap-distance-top:0;mso-wrap-distance-right:0;mso-wrap-distance-bottom:0;mso-position-horizontal:absolute;mso-position-horizontal-relative:page;mso-position-vertical:absolute;mso-position-vertical-relative:page;v-text-anchor:top" o:spid="_x0000_s1031" filled="f" stroked="f" type="#_x0000_t202" o:gfxdata="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" w14:anchorId="4C74FA63">
-              <v:textbox inset="0,0,0,0">
-                <w:txbxContent>
-                  <w:p>
-                    <w:pPr>
-                      <w:spacing w:before="20"/>
-                      <w:ind w:left="20"/>
-                      <w:rPr>
-                        <w:rFonts w:ascii="Noto Sans"/>
-                        <w:sz w:val="14"/>
-                      </w:rPr>
-                    </w:pPr>
-                    <w:r>
-                      <w:rPr>
-                        <w:rFonts w:ascii="Noto Sans"/>
-                        <w:color w:val="606060"/>
-                        <w:sz w:val="14"/>
-                      </w:rPr>
-                      <w:t>P1</w:t>
-                    </w:r>
-                    <w:r>
-                      <w:rPr>
-                        <w:rFonts w:ascii="Noto Sans"/>
-                        <w:color w:val="606060"/>
-                        <w:spacing w:val="37"/>
-                        <w:sz w:val="14"/>
-                      </w:rPr>
-                      <w:t xml:space="preserve"> </w:t>
-                    </w:r>
-                    <w:r>
-                      <w:rPr>
-                        <w:rFonts w:ascii="Noto Sans"/>
-                        <w:color w:val="606060"/>
-                        <w:sz w:val="14"/>
-                      </w:rPr>
-                      <w:t>Page 2</w:t>
-                    </w:r>
-                    <w:r>
-                      <w:rPr>
-                        <w:rFonts w:ascii="Noto Sans"/>
-                        <w:color w:val="606060"/>
-                        <w:spacing w:val="1"/>
-                        <w:sz w:val="14"/>
-                      </w:rPr>
-                      <w:t xml:space="preserve"> </w:t>
-                    </w:r>
-                    <w:r>
-                      <w:rPr>
-                        <w:rFonts w:ascii="Noto Sans"/>
-                        <w:color w:val="606060"/>
-                        <w:sz w:val="14"/>
-                      </w:rPr>
-                      <w:t xml:space="preserve">of </w:t>
-                    </w:r>
-                    <w:r>
-                      <w:rPr>
-                        <w:rFonts w:ascii="Noto Sans"/>
-                        <w:color w:val="606060"/>
-                        <w:spacing w:val="-10"/>
-                        <w:sz w:val="14"/>
-                      </w:rPr>
-                      <w:t>2</w:t>
-                    </w:r>
-                  </w:p>
-                </w:txbxContent>
-              </v:textbox>
-              <w10:wrap anchorx="page" anchory="page"/>
-            </v:shape>
-          </w:pict>
-        </mc:Fallback>
-      </mc:AlternateContent>
-    </w:r>
+  </w:p>
+  <w:p>
+    <w:pPr>
+      <w:pStyle w:val="BodyText"/>
+      <w:spacing w:line="14" w:lineRule="auto"/>
+    </w:pPr>
   </w:p>
 </w:ftr>
 </file>
@@ -5359,8 +6622,476 @@
 </w:footnotes>
 </file>
 
+<file path=word/header.xml><?xml version="1.0" encoding="utf-8"?>
+<w:hdr xmlns:w14="http://schemas.microsoft.com/office/word/2010/wordml" xmlns:w="http://schemas.openxmlformats.org/wordprocessingml/2006/main">
+  <w:tbl>
+    <w:tblPr>
+      <w:tblStyle w:val="TableNormal"/>
+      <w:bidiVisual w:val="0"/>
+      <w:tblW w:w="0" w:type="auto"/>
+      <w:tblLook w:val="06A0" w:firstRow="1" w:lastRow="0" w:firstColumn="1" w:lastColumn="0" w:noHBand="1" w:noVBand="1"/>
+    </w:tblPr>
+    <w:tblGrid>
+      <w:gridCol w:w="3600"/>
+      <w:gridCol w:w="3600"/>
+      <w:gridCol w:w="3600"/>
+    </w:tblGrid>
+    <w:tr>
+      <w:trPr>
+        <w:trHeight w:val="300"/>
+      </w:trPr>
+      <w:tc>
+        <w:tcPr>
+          <w:tcW w:w="3600" w:type="dxa"/>
+          <w:tcMar/>
+        </w:tcPr>
+        <w:p>
+          <w:pPr>
+            <w:pStyle w:val="Header"/>
+            <w:bidi w:val="0"/>
+            <w:ind w:left="-115"/>
+            <w:jc w:val="left"/>
+          </w:pPr>
+        </w:p>
+      </w:tc>
+      <w:tc>
+        <w:tcPr>
+          <w:tcW w:w="3600" w:type="dxa"/>
+          <w:tcMar/>
+        </w:tcPr>
+        <w:p>
+          <w:pPr>
+            <w:pStyle w:val="Header"/>
+            <w:bidi w:val="0"/>
+            <w:jc w:val="center"/>
+          </w:pPr>
+        </w:p>
+      </w:tc>
+      <w:tc>
+        <w:tcPr>
+          <w:tcW w:w="3600" w:type="dxa"/>
+          <w:tcMar/>
+        </w:tcPr>
+        <w:p>
+          <w:pPr>
+            <w:pStyle w:val="Header"/>
+            <w:bidi w:val="0"/>
+            <w:ind w:right="-115"/>
+            <w:jc w:val="right"/>
+          </w:pPr>
+        </w:p>
+      </w:tc>
+    </w:tr>
+  </w:tbl>
+  <w:p>
+    <w:pPr>
+      <w:pStyle w:val="Header"/>
+      <w:bidi w:val="0"/>
+    </w:pPr>
+  </w:p>
+</w:hdr>
+</file>
+
+<file path=word/header2.xml><?xml version="1.0" encoding="utf-8"?>
+<w:hdr xmlns:w14="http://schemas.microsoft.com/office/word/2010/wordml" xmlns:w="http://schemas.openxmlformats.org/wordprocessingml/2006/main">
+  <w:tbl>
+    <w:tblPr>
+      <w:tblStyle w:val="TableNormal"/>
+      <w:bidiVisual w:val="0"/>
+      <w:tblW w:w="0" w:type="auto"/>
+      <w:tblLook w:val="06A0" w:firstRow="1" w:lastRow="0" w:firstColumn="1" w:lastColumn="0" w:noHBand="1" w:noVBand="1"/>
+    </w:tblPr>
+    <w:tblGrid>
+      <w:gridCol w:w="3600"/>
+      <w:gridCol w:w="3600"/>
+      <w:gridCol w:w="3600"/>
+    </w:tblGrid>
+    <w:tr>
+      <w:trPr>
+        <w:trHeight w:val="300"/>
+      </w:trPr>
+      <w:tc>
+        <w:tcPr>
+          <w:tcW w:w="3600" w:type="dxa"/>
+          <w:tcMar/>
+        </w:tcPr>
+        <w:p>
+          <w:pPr>
+            <w:pStyle w:val="Header"/>
+            <w:bidi w:val="0"/>
+            <w:ind w:left="-115"/>
+            <w:jc w:val="left"/>
+          </w:pPr>
+        </w:p>
+      </w:tc>
+      <w:tc>
+        <w:tcPr>
+          <w:tcW w:w="3600" w:type="dxa"/>
+          <w:tcMar/>
+        </w:tcPr>
+        <w:p>
+          <w:pPr>
+            <w:pStyle w:val="Header"/>
+            <w:bidi w:val="0"/>
+            <w:jc w:val="center"/>
+          </w:pPr>
+        </w:p>
+      </w:tc>
+      <w:tc>
+        <w:tcPr>
+          <w:tcW w:w="3600" w:type="dxa"/>
+          <w:tcMar/>
+        </w:tcPr>
+        <w:p>
+          <w:pPr>
+            <w:pStyle w:val="Header"/>
+            <w:bidi w:val="0"/>
+            <w:ind w:right="-115"/>
+            <w:jc w:val="right"/>
+          </w:pPr>
+        </w:p>
+      </w:tc>
+    </w:tr>
+  </w:tbl>
+  <w:p>
+    <w:pPr>
+      <w:pStyle w:val="Header"/>
+      <w:bidi w:val="0"/>
+    </w:pPr>
+  </w:p>
+</w:hdr>
+</file>
+
+<file path=word/header3.xml><?xml version="1.0" encoding="utf-8"?>
+<w:hdr xmlns:w14="http://schemas.microsoft.com/office/word/2010/wordml" xmlns:w="http://schemas.openxmlformats.org/wordprocessingml/2006/main">
+  <w:tbl>
+    <w:tblPr>
+      <w:tblStyle w:val="TableNormal"/>
+      <w:bidiVisual w:val="0"/>
+      <w:tblW w:w="0" w:type="auto"/>
+      <w:tblLook w:val="06A0" w:firstRow="1" w:lastRow="0" w:firstColumn="1" w:lastColumn="0" w:noHBand="1" w:noVBand="1"/>
+    </w:tblPr>
+    <w:tblGrid>
+      <w:gridCol w:w="3600"/>
+      <w:gridCol w:w="3600"/>
+      <w:gridCol w:w="3600"/>
+    </w:tblGrid>
+    <w:tr>
+      <w:trPr>
+        <w:trHeight w:val="300"/>
+      </w:trPr>
+      <w:tc>
+        <w:tcPr>
+          <w:tcW w:w="3600" w:type="dxa"/>
+          <w:tcMar/>
+        </w:tcPr>
+        <w:p>
+          <w:pPr>
+            <w:pStyle w:val="Header"/>
+            <w:bidi w:val="0"/>
+            <w:ind w:left="-115"/>
+            <w:jc w:val="left"/>
+          </w:pPr>
+        </w:p>
+      </w:tc>
+      <w:tc>
+        <w:tcPr>
+          <w:tcW w:w="3600" w:type="dxa"/>
+          <w:tcMar/>
+        </w:tcPr>
+        <w:p>
+          <w:pPr>
+            <w:pStyle w:val="Header"/>
+            <w:bidi w:val="0"/>
+            <w:jc w:val="center"/>
+          </w:pPr>
+        </w:p>
+      </w:tc>
+      <w:tc>
+        <w:tcPr>
+          <w:tcW w:w="3600" w:type="dxa"/>
+          <w:tcMar/>
+        </w:tcPr>
+        <w:p>
+          <w:pPr>
+            <w:pStyle w:val="Header"/>
+            <w:bidi w:val="0"/>
+            <w:ind w:right="-115"/>
+            <w:jc w:val="right"/>
+          </w:pPr>
+        </w:p>
+      </w:tc>
+    </w:tr>
+  </w:tbl>
+  <w:p>
+    <w:pPr>
+      <w:pStyle w:val="Header"/>
+      <w:bidi w:val="0"/>
+    </w:pPr>
+  </w:p>
+</w:hdr>
+</file>
+
 <file path=word/numbering.xml><?xml version="1.0" encoding="utf-8"?>
 <w:numbering xmlns:wpc="http://schemas.microsoft.com/office/word/2010/wordprocessingCanvas" xmlns:cx="http://schemas.microsoft.com/office/drawing/2014/chartex" xmlns:cx1="http://schemas.microsoft.com/office/drawing/2015/9/8/chartex" xmlns:cx2="http://schemas.microsoft.com/office/drawing/2015/10/21/chartex" xmlns:cx3="http://schemas.microsoft.com/office/drawing/2016/5/9/chartex" xmlns:cx4="http://schemas.microsoft.com/office/drawing/2016/5/10/chartex" xmlns:cx5="http://schemas.microsoft.com/office/drawing/2016/5/11/chartex" xmlns:cx6="http://schemas.microsoft.com/office/drawing/2016/5/12/chartex" xmlns:cx7="http://schemas.microsoft.com/office/drawing/2016/5/13/chartex" xmlns:cx8="http://schemas.microsoft.com/office/drawing/2016/5/14/chartex" xmlns:mc="http://schemas.openxmlformats.org/markup-compatibility/2006" xmlns:aink="http://schemas.microsoft.com/office/drawing/2016/ink" xmlns:am3d="http://schemas.microsoft.com/office/drawing/2017/model3d" xmlns:o="urn:schemas-microsoft-com:office:office" xmlns:oel="http://schemas.microsoft.com/office/2019/extlst" xmlns:r="http://schemas.openxmlformats.org/officeDocument/2006/relationships" xmlns:m="http://schemas.openxmlformats.org/officeDocument/2006/math" xmlns:v="urn:schemas-microsoft-com:vml" xmlns:wp14="http://schemas.microsoft.com/office/word/2010/wordprocessingDrawing" xmlns:wp="http://schemas.openxmlformats.org/drawingml/2006/wordprocessingDrawing" xmlns:w10="urn:schemas-microsoft-com:office:word" xmlns:w="http://schemas.openxmlformats.org/wordprocessingml/2006/main" xmlns:w14="http://schemas.microsoft.com/office/word/2010/wordml" xmlns:w15="http://schemas.microsoft.com/office/word/2012/wordml" xmlns:w16cei="http://schemas.microsoft.com/office/word/2026/wordml/cei" xmlns:w16cex="http://schemas.microsoft.com/office/word/2018/wordml/cex" xmlns:w16cid="http://schemas.microsoft.com/office/word/2016/wordml/cid" xmlns:w16="http://schemas.microsoft.com/office/word/2018/wordml" xmlns:w16du="http://schemas.microsoft.com/office/word/2023/wordml/word16du" xmlns:w16sdtdh="http://schemas.microsoft.com/office/word/2020/wordml/sdtdatahash" xmlns:w16sdtfl="http://schemas.microsoft.com/office/word/2024/wordml/sdtformatlock" xmlns:w16se="http://schemas.microsoft.com/office/word/2015/wordml/symex" xmlns:wpg="http://schemas.microsoft.com/office/word/2010/wordprocessingGroup" xmlns:wpi="http://schemas.microsoft.com/office/word/2010/wordprocessingInk" xmlns:wne="http://schemas.microsoft.com/office/word/2006/wordml" xmlns:wps="http://schemas.microsoft.com/office/word/2010/wordprocessingShape" mc:Ignorable="w14 w15 w16se w16cid w16 w16cex w16sdtdh w16sdtfl w16du wp14">
+  <w:abstractNum xmlns:w="http://schemas.openxmlformats.org/wordprocessingml/2006/main" w:abstractNumId="8">
+    <w:nsid w:val="50e8c3e1"/>
+    <w:multiLevelType xmlns:w="http://schemas.openxmlformats.org/wordprocessingml/2006/main" w:val="hybridMultilevel"/>
+    <w:lvl xmlns:w="http://schemas.openxmlformats.org/wordprocessingml/2006/main" w:ilvl="0">
+      <w:start w:val="8"/>
+      <w:numFmt w:val="decimal"/>
+      <w:lvlText w:val="(%1)"/>
+      <w:lvlJc w:val="left"/>
+      <w:pPr>
+        <w:ind w:left="888" w:hanging="311"/>
+      </w:pPr>
+      <w:rPr>
+        <w:rFonts w:hint="default" w:ascii="BC Sans" w:hAnsi="BC Sans"/>
+      </w:rPr>
+    </w:lvl>
+    <w:lvl xmlns:w="http://schemas.openxmlformats.org/wordprocessingml/2006/main" w:ilvl="1">
+      <w:start w:val="1"/>
+      <w:numFmt w:val="lowerLetter"/>
+      <w:lvlText w:val="%2."/>
+      <w:lvlJc w:val="left"/>
+      <w:pPr>
+        <w:ind w:left="1440" w:hanging="360"/>
+      </w:pPr>
+    </w:lvl>
+    <w:lvl xmlns:w="http://schemas.openxmlformats.org/wordprocessingml/2006/main" w:ilvl="2">
+      <w:start w:val="1"/>
+      <w:numFmt w:val="lowerRoman"/>
+      <w:lvlText w:val="%3."/>
+      <w:lvlJc w:val="right"/>
+      <w:pPr>
+        <w:ind w:left="2160" w:hanging="180"/>
+      </w:pPr>
+    </w:lvl>
+    <w:lvl xmlns:w="http://schemas.openxmlformats.org/wordprocessingml/2006/main" w:ilvl="3">
+      <w:start w:val="1"/>
+      <w:numFmt w:val="decimal"/>
+      <w:lvlText w:val="%4."/>
+      <w:lvlJc w:val="left"/>
+      <w:pPr>
+        <w:ind w:left="2880" w:hanging="360"/>
+      </w:pPr>
+    </w:lvl>
+    <w:lvl xmlns:w="http://schemas.openxmlformats.org/wordprocessingml/2006/main" w:ilvl="4">
+      <w:start w:val="1"/>
+      <w:numFmt w:val="lowerLetter"/>
+      <w:lvlText w:val="%5."/>
+      <w:lvlJc w:val="left"/>
+      <w:pPr>
+        <w:ind w:left="3600" w:hanging="360"/>
+      </w:pPr>
+    </w:lvl>
+    <w:lvl xmlns:w="http://schemas.openxmlformats.org/wordprocessingml/2006/main" w:ilvl="5">
+      <w:start w:val="1"/>
+      <w:numFmt w:val="lowerRoman"/>
+      <w:lvlText w:val="%6."/>
+      <w:lvlJc w:val="right"/>
+      <w:pPr>
+        <w:ind w:left="4320" w:hanging="180"/>
+      </w:pPr>
+    </w:lvl>
+    <w:lvl xmlns:w="http://schemas.openxmlformats.org/wordprocessingml/2006/main" w:ilvl="6">
+      <w:start w:val="1"/>
+      <w:numFmt w:val="decimal"/>
+      <w:lvlText w:val="%7."/>
+      <w:lvlJc w:val="left"/>
+      <w:pPr>
+        <w:ind w:left="5040" w:hanging="360"/>
+      </w:pPr>
+    </w:lvl>
+    <w:lvl xmlns:w="http://schemas.openxmlformats.org/wordprocessingml/2006/main" w:ilvl="7">
+      <w:start w:val="1"/>
+      <w:numFmt w:val="lowerLetter"/>
+      <w:lvlText w:val="%8."/>
+      <w:lvlJc w:val="left"/>
+      <w:pPr>
+        <w:ind w:left="5760" w:hanging="360"/>
+      </w:pPr>
+    </w:lvl>
+    <w:lvl xmlns:w="http://schemas.openxmlformats.org/wordprocessingml/2006/main" w:ilvl="8">
+      <w:start w:val="1"/>
+      <w:numFmt w:val="lowerRoman"/>
+      <w:lvlText w:val="%9."/>
+      <w:lvlJc w:val="right"/>
+      <w:pPr>
+        <w:ind w:left="6480" w:hanging="180"/>
+      </w:pPr>
+    </w:lvl>
+  </w:abstractNum>
+  <w:abstractNum xmlns:w="http://schemas.openxmlformats.org/wordprocessingml/2006/main" w:abstractNumId="7">
+    <w:nsid w:val="6eac4188"/>
+    <w:multiLevelType xmlns:w="http://schemas.openxmlformats.org/wordprocessingml/2006/main" w:val="hybridMultilevel"/>
+    <w:lvl xmlns:w="http://schemas.openxmlformats.org/wordprocessingml/2006/main" w:ilvl="0">
+      <w:start w:val="1"/>
+      <w:numFmt w:val="decimal"/>
+      <w:lvlText w:val="(%1)"/>
+      <w:lvlJc w:val="left"/>
+      <w:pPr>
+        <w:ind w:left="888" w:hanging="311"/>
+      </w:pPr>
+    </w:lvl>
+    <w:lvl xmlns:w="http://schemas.openxmlformats.org/wordprocessingml/2006/main" w:ilvl="1">
+      <w:start w:val="1"/>
+      <w:numFmt w:val="lowerLetter"/>
+      <w:lvlText w:val="%2."/>
+      <w:lvlJc w:val="left"/>
+      <w:pPr>
+        <w:ind w:left="1278" w:hanging="248"/>
+      </w:pPr>
+    </w:lvl>
+    <w:lvl xmlns:w="http://schemas.openxmlformats.org/wordprocessingml/2006/main" w:ilvl="2">
+      <w:start w:val="1"/>
+      <w:numFmt w:val="lowerRoman"/>
+      <w:lvlText w:val="%3."/>
+      <w:lvlJc w:val="right"/>
+      <w:pPr>
+        <w:ind w:left="2160" w:hanging="180"/>
+      </w:pPr>
+    </w:lvl>
+    <w:lvl xmlns:w="http://schemas.openxmlformats.org/wordprocessingml/2006/main" w:ilvl="3">
+      <w:start w:val="1"/>
+      <w:numFmt w:val="decimal"/>
+      <w:lvlText w:val="%4."/>
+      <w:lvlJc w:val="left"/>
+      <w:pPr>
+        <w:ind w:left="2880" w:hanging="360"/>
+      </w:pPr>
+    </w:lvl>
+    <w:lvl xmlns:w="http://schemas.openxmlformats.org/wordprocessingml/2006/main" w:ilvl="4">
+      <w:start w:val="1"/>
+      <w:numFmt w:val="lowerLetter"/>
+      <w:lvlText w:val="%5."/>
+      <w:lvlJc w:val="left"/>
+      <w:pPr>
+        <w:ind w:left="3600" w:hanging="360"/>
+      </w:pPr>
+    </w:lvl>
+    <w:lvl xmlns:w="http://schemas.openxmlformats.org/wordprocessingml/2006/main" w:ilvl="5">
+      <w:start w:val="1"/>
+      <w:numFmt w:val="lowerRoman"/>
+      <w:lvlText w:val="%6."/>
+      <w:lvlJc w:val="right"/>
+      <w:pPr>
+        <w:ind w:left="4320" w:hanging="180"/>
+      </w:pPr>
+    </w:lvl>
+    <w:lvl xmlns:w="http://schemas.openxmlformats.org/wordprocessingml/2006/main" w:ilvl="6">
+      <w:start w:val="1"/>
+      <w:numFmt w:val="decimal"/>
+      <w:lvlText w:val="%7."/>
+      <w:lvlJc w:val="left"/>
+      <w:pPr>
+        <w:ind w:left="5040" w:hanging="360"/>
+      </w:pPr>
+    </w:lvl>
+    <w:lvl xmlns:w="http://schemas.openxmlformats.org/wordprocessingml/2006/main" w:ilvl="7">
+      <w:start w:val="1"/>
+      <w:numFmt w:val="lowerLetter"/>
+      <w:lvlText w:val="%8."/>
+      <w:lvlJc w:val="left"/>
+      <w:pPr>
+        <w:ind w:left="5760" w:hanging="360"/>
+      </w:pPr>
+    </w:lvl>
+    <w:lvl xmlns:w="http://schemas.openxmlformats.org/wordprocessingml/2006/main" w:ilvl="8">
+      <w:start w:val="1"/>
+      <w:numFmt w:val="lowerRoman"/>
+      <w:lvlText w:val="%9."/>
+      <w:lvlJc w:val="right"/>
+      <w:pPr>
+        <w:ind w:left="6480" w:hanging="180"/>
+      </w:pPr>
+    </w:lvl>
+  </w:abstractNum>
+  <w:abstractNum xmlns:w="http://schemas.openxmlformats.org/wordprocessingml/2006/main" w:abstractNumId="6">
+    <w:nsid w:val="5884403c"/>
+    <w:multiLevelType xmlns:w="http://schemas.openxmlformats.org/wordprocessingml/2006/main" w:val="hybridMultilevel"/>
+    <w:lvl xmlns:w="http://schemas.openxmlformats.org/wordprocessingml/2006/main" w:ilvl="0">
+      <w:start w:val="1"/>
+      <w:numFmt w:val="decimal"/>
+      <w:lvlText w:val="(%1)"/>
+      <w:lvlJc w:val="left"/>
+      <w:pPr>
+        <w:ind w:left="888" w:hanging="311"/>
+      </w:pPr>
+    </w:lvl>
+    <w:lvl xmlns:w="http://schemas.openxmlformats.org/wordprocessingml/2006/main" w:ilvl="1">
+      <w:start w:val="1"/>
+      <w:numFmt w:val="lowerLetter"/>
+      <w:lvlText w:val="%2."/>
+      <w:lvlJc w:val="left"/>
+      <w:pPr>
+        <w:ind w:left="1278" w:hanging="248"/>
+      </w:pPr>
+    </w:lvl>
+    <w:lvl xmlns:w="http://schemas.openxmlformats.org/wordprocessingml/2006/main" w:ilvl="2">
+      <w:start w:val="1"/>
+      <w:numFmt w:val="lowerRoman"/>
+      <w:lvlText w:val="%3."/>
+      <w:lvlJc w:val="right"/>
+      <w:pPr>
+        <w:ind w:left="2160" w:hanging="180"/>
+      </w:pPr>
+    </w:lvl>
+    <w:lvl xmlns:w="http://schemas.openxmlformats.org/wordprocessingml/2006/main" w:ilvl="3">
+      <w:start w:val="1"/>
+      <w:numFmt w:val="decimal"/>
+      <w:lvlText w:val="%4."/>
+      <w:lvlJc w:val="left"/>
+      <w:pPr>
+        <w:ind w:left="2880" w:hanging="360"/>
+      </w:pPr>
+    </w:lvl>
+    <w:lvl xmlns:w="http://schemas.openxmlformats.org/wordprocessingml/2006/main" w:ilvl="4">
+      <w:start w:val="1"/>
+      <w:numFmt w:val="lowerLetter"/>
+      <w:lvlText w:val="%5."/>
+      <w:lvlJc w:val="left"/>
+      <w:pPr>
+        <w:ind w:left="3600" w:hanging="360"/>
+      </w:pPr>
+    </w:lvl>
+    <w:lvl xmlns:w="http://schemas.openxmlformats.org/wordprocessingml/2006/main" w:ilvl="5">
+      <w:start w:val="1"/>
+      <w:numFmt w:val="lowerRoman"/>
+      <w:lvlText w:val="%6."/>
+      <w:lvlJc w:val="right"/>
+      <w:pPr>
+        <w:ind w:left="4320" w:hanging="180"/>
+      </w:pPr>
+    </w:lvl>
+    <w:lvl xmlns:w="http://schemas.openxmlformats.org/wordprocessingml/2006/main" w:ilvl="6">
+      <w:start w:val="1"/>
+      <w:numFmt w:val="decimal"/>
+      <w:lvlText w:val="%7."/>
+      <w:lvlJc w:val="left"/>
+      <w:pPr>
+        <w:ind w:left="5040" w:hanging="360"/>
+      </w:pPr>
+    </w:lvl>
+    <w:lvl xmlns:w="http://schemas.openxmlformats.org/wordprocessingml/2006/main" w:ilvl="7">
+      <w:start w:val="1"/>
+      <w:numFmt w:val="lowerLetter"/>
+      <w:lvlText w:val="%8."/>
+      <w:lvlJc w:val="left"/>
+      <w:pPr>
+        <w:ind w:left="5760" w:hanging="360"/>
+      </w:pPr>
+    </w:lvl>
+    <w:lvl xmlns:w="http://schemas.openxmlformats.org/wordprocessingml/2006/main" w:ilvl="8">
+      <w:start w:val="1"/>
+      <w:numFmt w:val="lowerRoman"/>
+      <w:lvlText w:val="%9."/>
+      <w:lvlJc w:val="right"/>
+      <w:pPr>
+        <w:ind w:left="6480" w:hanging="180"/>
+      </w:pPr>
+    </w:lvl>
+  </w:abstractNum>
   <w:abstractNum w:abstractNumId="0" w15:restartNumberingAfterBreak="0">
     <w:nsid w:val="077E8574"/>
     <w:multiLevelType w:val="hybridMultilevel"/>
@@ -5460,7 +7191,7 @@
         <w:ind w:left="888" w:hanging="311"/>
       </w:pPr>
       <w:rPr>
-        <w:rFonts w:ascii="BC Sans" w:hAnsi="BC Sans" w:hint="default"/>
+        <w:rFonts w:hint="default" w:ascii="BC Sans" w:hAnsi="BC Sans"/>
       </w:rPr>
     </w:lvl>
     <w:lvl w:ilvl="1" w:tplc="D9D0A6DA">
@@ -5635,7 +7366,7 @@
         <w:ind w:left="888" w:hanging="128"/>
       </w:pPr>
       <w:rPr>
-        <w:rFonts w:ascii="BC Sans" w:hAnsi="BC Sans" w:hint="default"/>
+        <w:rFonts w:hint="default" w:ascii="BC Sans" w:hAnsi="BC Sans"/>
         <w:b w:val="0"/>
         <w:bCs w:val="0"/>
         <w:i w:val="0"/>
@@ -5657,7 +7388,7 @@
         <w:ind w:left="1488" w:hanging="110"/>
       </w:pPr>
       <w:rPr>
-        <w:rFonts w:ascii="Arial" w:eastAsia="Arial" w:hAnsi="Arial" w:cs="Arial" w:hint="default"/>
+        <w:rFonts w:hint="default" w:ascii="Arial" w:hAnsi="Arial" w:eastAsia="Arial" w:cs="Arial"/>
         <w:b w:val="0"/>
         <w:bCs w:val="0"/>
         <w:i w:val="0"/>
@@ -5679,7 +7410,7 @@
         <w:ind w:left="2088" w:hanging="153"/>
       </w:pPr>
       <w:rPr>
-        <w:rFonts w:ascii="Arial" w:eastAsia="Arial" w:hAnsi="Arial" w:cs="Arial" w:hint="default"/>
+        <w:rFonts w:hint="default" w:ascii="Arial" w:hAnsi="Arial" w:eastAsia="Arial" w:cs="Arial"/>
         <w:b w:val="0"/>
         <w:bCs w:val="0"/>
         <w:i w:val="0"/>
@@ -5779,7 +7510,7 @@
         <w:ind w:left="888" w:hanging="311"/>
       </w:pPr>
       <w:rPr>
-        <w:rFonts w:ascii="BC Sans" w:eastAsia="BC Sans" w:hAnsi="BC Sans" w:cs="BC Sans" w:hint="default"/>
+        <w:rFonts w:hint="default" w:ascii="BC Sans" w:hAnsi="BC Sans" w:eastAsia="BC Sans" w:cs="BC Sans"/>
         <w:b/>
         <w:bCs/>
         <w:i w:val="0"/>
@@ -5801,7 +7532,7 @@
         <w:ind w:left="1278" w:hanging="248"/>
       </w:pPr>
       <w:rPr>
-        <w:rFonts w:ascii="BC Sans" w:eastAsia="BC Sans" w:hAnsi="BC Sans" w:cs="BC Sans" w:hint="default"/>
+        <w:rFonts w:hint="default" w:ascii="BC Sans" w:hAnsi="BC Sans" w:eastAsia="BC Sans" w:cs="BC Sans"/>
         <w:b w:val="0"/>
         <w:bCs w:val="0"/>
         <w:i w:val="0"/>
@@ -5912,7 +7643,7 @@
         <w:ind w:left="888" w:hanging="311"/>
       </w:pPr>
       <w:rPr>
-        <w:rFonts w:ascii="BC Sans" w:hAnsi="BC Sans" w:hint="default"/>
+        <w:rFonts w:hint="default" w:ascii="BC Sans" w:hAnsi="BC Sans"/>
       </w:rPr>
     </w:lvl>
     <w:lvl w:ilvl="1" w:tplc="9D8C77FC">
@@ -5988,6 +7719,15 @@
       </w:pPr>
     </w:lvl>
   </w:abstractNum>
+  <w:num w:numId="9">
+    <w:abstractNumId w:val="8"/>
+  </w:num>
+  <w:num w:numId="8">
+    <w:abstractNumId w:val="7"/>
+  </w:num>
+  <w:num w:numId="7">
+    <w:abstractNumId w:val="6"/>
+  </w:num>
   <w:num w:numId="1" w16cid:durableId="139540127">
     <w:abstractNumId w:val="5"/>
   </w:num>
@@ -6014,7 +7754,7 @@
   <w:docDefaults>
     <w:rPrDefault>
       <w:rPr>
-        <w:rFonts w:asciiTheme="minorHAnsi" w:eastAsiaTheme="minorHAnsi" w:hAnsiTheme="minorHAnsi" w:cstheme="minorBidi"/>
+        <w:rFonts w:asciiTheme="minorHAnsi" w:hAnsiTheme="minorHAnsi" w:eastAsiaTheme="minorHAnsi" w:cstheme="minorBidi"/>
         <w:sz w:val="22"/>
         <w:szCs w:val="22"/>
         <w:lang w:val="en-US" w:eastAsia="en-US" w:bidi="ar-SA"/>
@@ -6031,14 +7771,14 @@
   <w:latentStyles w:defLockedState="0" w:defUIPriority="99" w:defSemiHidden="0" w:defUnhideWhenUsed="0" w:defQFormat="0" w:count="376">
     <w:lsdException w:name="Normal" w:uiPriority="0" w:qFormat="1"/>
     <w:lsdException w:name="heading 1" w:uiPriority="9" w:qFormat="1"/>
-    <w:lsdException w:name="heading 2" w:semiHidden="1" w:uiPriority="9" w:unhideWhenUsed="1" w:qFormat="1"/>
-    <w:lsdException w:name="heading 3" w:semiHidden="1" w:uiPriority="9" w:unhideWhenUsed="1" w:qFormat="1"/>
-    <w:lsdException w:name="heading 4" w:semiHidden="1" w:uiPriority="9" w:unhideWhenUsed="1" w:qFormat="1"/>
-    <w:lsdException w:name="heading 5" w:semiHidden="1" w:uiPriority="9" w:unhideWhenUsed="1" w:qFormat="1"/>
-    <w:lsdException w:name="heading 6" w:semiHidden="1" w:uiPriority="9" w:unhideWhenUsed="1" w:qFormat="1"/>
-    <w:lsdException w:name="heading 7" w:semiHidden="1" w:uiPriority="9" w:unhideWhenUsed="1" w:qFormat="1"/>
-    <w:lsdException w:name="heading 8" w:semiHidden="1" w:uiPriority="9" w:unhideWhenUsed="1" w:qFormat="1"/>
-    <w:lsdException w:name="heading 9" w:semiHidden="1" w:uiPriority="9" w:unhideWhenUsed="1" w:qFormat="1"/>
+    <w:lsdException w:name="heading 2" w:uiPriority="9" w:semiHidden="1" w:unhideWhenUsed="1" w:qFormat="1"/>
+    <w:lsdException w:name="heading 3" w:uiPriority="9" w:semiHidden="1" w:unhideWhenUsed="1" w:qFormat="1"/>
+    <w:lsdException w:name="heading 4" w:uiPriority="9" w:semiHidden="1" w:unhideWhenUsed="1" w:qFormat="1"/>
+    <w:lsdException w:name="heading 5" w:uiPriority="9" w:semiHidden="1" w:unhideWhenUsed="1" w:qFormat="1"/>
+    <w:lsdException w:name="heading 6" w:uiPriority="9" w:semiHidden="1" w:unhideWhenUsed="1" w:qFormat="1"/>
+    <w:lsdException w:name="heading 7" w:uiPriority="9" w:semiHidden="1" w:unhideWhenUsed="1" w:qFormat="1"/>
+    <w:lsdException w:name="heading 8" w:uiPriority="9" w:semiHidden="1" w:unhideWhenUsed="1" w:qFormat="1"/>
+    <w:lsdException w:name="heading 9" w:uiPriority="9" w:semiHidden="1" w:unhideWhenUsed="1" w:qFormat="1"/>
     <w:lsdException w:name="index 1" w:semiHidden="1" w:unhideWhenUsed="1"/>
     <w:lsdException w:name="index 2" w:semiHidden="1" w:unhideWhenUsed="1"/>
     <w:lsdException w:name="index 3" w:semiHidden="1" w:unhideWhenUsed="1"/>
@@ -6048,22 +7788,22 @@
     <w:lsdException w:name="index 7" w:semiHidden="1" w:unhideWhenUsed="1"/>
     <w:lsdException w:name="index 8" w:semiHidden="1" w:unhideWhenUsed="1"/>
     <w:lsdException w:name="index 9" w:semiHidden="1" w:unhideWhenUsed="1"/>
-    <w:lsdException w:name="toc 1" w:semiHidden="1" w:uiPriority="39" w:unhideWhenUsed="1"/>
-    <w:lsdException w:name="toc 2" w:semiHidden="1" w:uiPriority="39" w:unhideWhenUsed="1"/>
-    <w:lsdException w:name="toc 3" w:semiHidden="1" w:uiPriority="39" w:unhideWhenUsed="1"/>
-    <w:lsdException w:name="toc 4" w:semiHidden="1" w:uiPriority="39" w:unhideWhenUsed="1"/>
-    <w:lsdException w:name="toc 5" w:semiHidden="1" w:uiPriority="39" w:unhideWhenUsed="1"/>
-    <w:lsdException w:name="toc 6" w:semiHidden="1" w:uiPriority="39" w:unhideWhenUsed="1"/>
-    <w:lsdException w:name="toc 7" w:semiHidden="1" w:uiPriority="39" w:unhideWhenUsed="1"/>
-    <w:lsdException w:name="toc 8" w:semiHidden="1" w:uiPriority="39" w:unhideWhenUsed="1"/>
-    <w:lsdException w:name="toc 9" w:semiHidden="1" w:uiPriority="39" w:unhideWhenUsed="1"/>
+    <w:lsdException w:name="toc 1" w:uiPriority="39" w:semiHidden="1" w:unhideWhenUsed="1"/>
+    <w:lsdException w:name="toc 2" w:uiPriority="39" w:semiHidden="1" w:unhideWhenUsed="1"/>
+    <w:lsdException w:name="toc 3" w:uiPriority="39" w:semiHidden="1" w:unhideWhenUsed="1"/>
+    <w:lsdException w:name="toc 4" w:uiPriority="39" w:semiHidden="1" w:unhideWhenUsed="1"/>
+    <w:lsdException w:name="toc 5" w:uiPriority="39" w:semiHidden="1" w:unhideWhenUsed="1"/>
+    <w:lsdException w:name="toc 6" w:uiPriority="39" w:semiHidden="1" w:unhideWhenUsed="1"/>
+    <w:lsdException w:name="toc 7" w:uiPriority="39" w:semiHidden="1" w:unhideWhenUsed="1"/>
+    <w:lsdException w:name="toc 8" w:uiPriority="39" w:semiHidden="1" w:unhideWhenUsed="1"/>
+    <w:lsdException w:name="toc 9" w:uiPriority="39" w:semiHidden="1" w:unhideWhenUsed="1"/>
     <w:lsdException w:name="Normal Indent" w:semiHidden="1" w:unhideWhenUsed="1"/>
     <w:lsdException w:name="footnote text" w:semiHidden="1" w:unhideWhenUsed="1"/>
     <w:lsdException w:name="annotation text" w:semiHidden="1" w:unhideWhenUsed="1"/>
     <w:lsdException w:name="header" w:semiHidden="1" w:unhideWhenUsed="1"/>
     <w:lsdException w:name="footer" w:semiHidden="1" w:unhideWhenUsed="1"/>
     <w:lsdException w:name="index heading" w:semiHidden="1" w:unhideWhenUsed="1"/>
-    <w:lsdException w:name="caption" w:semiHidden="1" w:uiPriority="35" w:unhideWhenUsed="1" w:qFormat="1"/>
+    <w:lsdException w:name="caption" w:uiPriority="35" w:semiHidden="1" w:unhideWhenUsed="1" w:qFormat="1"/>
     <w:lsdException w:name="table of figures" w:semiHidden="1" w:unhideWhenUsed="1"/>
     <w:lsdException w:name="envelope address" w:semiHidden="1" w:unhideWhenUsed="1"/>
     <w:lsdException w:name="envelope return" w:semiHidden="1" w:unhideWhenUsed="1"/>
@@ -6094,7 +7834,7 @@
     <w:lsdException w:name="Title" w:uiPriority="10" w:qFormat="1"/>
     <w:lsdException w:name="Closing" w:semiHidden="1" w:unhideWhenUsed="1"/>
     <w:lsdException w:name="Signature" w:semiHidden="1" w:unhideWhenUsed="1"/>
-    <w:lsdException w:name="Default Paragraph Font" w:semiHidden="1" w:uiPriority="1" w:unhideWhenUsed="1"/>
+    <w:lsdException w:name="Default Paragraph Font" w:uiPriority="1" w:semiHidden="1" w:unhideWhenUsed="1"/>
     <w:lsdException w:name="Body Text" w:semiHidden="1" w:unhideWhenUsed="1"/>
     <w:lsdException w:name="Body Text Indent" w:semiHidden="1" w:unhideWhenUsed="1"/>
     <w:lsdException w:name="List Continue" w:semiHidden="1" w:unhideWhenUsed="1"/>
@@ -6294,8 +8034,8 @@
     <w:lsdException w:name="Subtle Reference" w:uiPriority="31" w:qFormat="1"/>
     <w:lsdException w:name="Intense Reference" w:uiPriority="32" w:qFormat="1"/>
     <w:lsdException w:name="Book Title" w:uiPriority="33" w:qFormat="1"/>
-    <w:lsdException w:name="Bibliography" w:semiHidden="1" w:uiPriority="37" w:unhideWhenUsed="1"/>
-    <w:lsdException w:name="TOC Heading" w:semiHidden="1" w:uiPriority="39" w:unhideWhenUsed="1" w:qFormat="1"/>
+    <w:lsdException w:name="Bibliography" w:uiPriority="37" w:semiHidden="1" w:unhideWhenUsed="1"/>
+    <w:lsdException w:name="TOC Heading" w:uiPriority="39" w:semiHidden="1" w:unhideWhenUsed="1" w:qFormat="1"/>
     <w:lsdException w:name="Plain Table 1" w:uiPriority="41"/>
     <w:lsdException w:name="Plain Table 2" w:uiPriority="42"/>
     <w:lsdException w:name="Plain Table 3" w:uiPriority="43"/>
@@ -6406,11 +8146,11 @@
     <w:lsdException w:name="Unresolved Mention" w:semiHidden="1" w:unhideWhenUsed="1"/>
     <w:lsdException w:name="Smart Link" w:semiHidden="1" w:unhideWhenUsed="1"/>
   </w:latentStyles>
-  <w:style w:type="paragraph" w:default="1" w:styleId="Normal">
+  <w:style w:type="paragraph" w:styleId="Normal" w:default="1">
     <w:name w:val="Normal"/>
     <w:qFormat/>
     <w:rPr>
-      <w:rFonts w:ascii="BC Sans" w:eastAsia="BC Sans" w:hAnsi="BC Sans" w:cs="BC Sans"/>
+      <w:rFonts w:ascii="BC Sans" w:hAnsi="BC Sans" w:eastAsia="BC Sans" w:cs="BC Sans"/>
     </w:rPr>
   </w:style>
   <w:style w:type="paragraph" w:styleId="Heading1">
@@ -6483,13 +8223,13 @@
       <w:color w:val="365F91" w:themeColor="accent1" w:themeShade="BF"/>
     </w:rPr>
   </w:style>
-  <w:style w:type="character" w:default="1" w:styleId="DefaultParagraphFont">
+  <w:style w:type="character" w:styleId="DefaultParagraphFont" w:default="1">
     <w:name w:val="Default Paragraph Font"/>
     <w:uiPriority w:val="1"/>
     <w:semiHidden/>
     <w:unhideWhenUsed/>
   </w:style>
-  <w:style w:type="table" w:default="1" w:styleId="TableNormal">
+  <w:style w:type="table" w:styleId="TableNormal" w:default="1">
     <w:name w:val="Normal Table"/>
     <w:uiPriority w:val="99"/>
     <w:semiHidden/>
@@ -6504,7 +8244,7 @@
       </w:tblCellMar>
     </w:tblPr>
   </w:style>
-  <w:style w:type="numbering" w:default="1" w:styleId="NoList">
+  <w:style w:type="numbering" w:styleId="NoList" w:default="1">
     <w:name w:val="No List"/>
     <w:uiPriority w:val="99"/>
     <w:semiHidden/>
@@ -6530,7 +8270,7 @@
       <w:ind w:left="1487" w:hanging="109"/>
     </w:pPr>
   </w:style>
-  <w:style w:type="paragraph" w:customStyle="1" w:styleId="TableParagraph">
+  <w:style w:type="paragraph" w:styleId="TableParagraph" w:customStyle="1">
     <w:name w:val="Table Paragraph"/>
     <w:basedOn w:val="Normal"/>
     <w:uiPriority w:val="1"/>
@@ -6573,14 +8313,14 @@
       </w:tabs>
     </w:pPr>
   </w:style>
-  <w:style w:type="character" w:customStyle="1" w:styleId="HeaderChar">
+  <w:style w:type="character" w:styleId="HeaderChar" w:customStyle="1">
     <w:name w:val="Header Char"/>
     <w:basedOn w:val="DefaultParagraphFont"/>
     <w:link w:val="Header"/>
     <w:uiPriority w:val="99"/>
     <w:rsid w:val="007E024F"/>
     <w:rPr>
-      <w:rFonts w:ascii="BC Sans" w:eastAsia="BC Sans" w:hAnsi="BC Sans" w:cs="BC Sans"/>
+      <w:rFonts w:ascii="BC Sans" w:hAnsi="BC Sans" w:eastAsia="BC Sans" w:cs="BC Sans"/>
     </w:rPr>
   </w:style>
   <w:style w:type="paragraph" w:styleId="Footer">
@@ -6597,15 +8337,41 @@
       </w:tabs>
     </w:pPr>
   </w:style>
-  <w:style w:type="character" w:customStyle="1" w:styleId="FooterChar">
+  <w:style w:type="character" w:styleId="FooterChar" w:customStyle="1">
     <w:name w:val="Footer Char"/>
     <w:basedOn w:val="DefaultParagraphFont"/>
     <w:link w:val="Footer"/>
     <w:uiPriority w:val="99"/>
     <w:rsid w:val="007E024F"/>
     <w:rPr>
-      <w:rFonts w:ascii="BC Sans" w:eastAsia="BC Sans" w:hAnsi="BC Sans" w:cs="BC Sans"/>
+      <w:rFonts w:ascii="BC Sans" w:hAnsi="BC Sans" w:eastAsia="BC Sans" w:cs="BC Sans"/>
     </w:rPr>
+  </w:style>
+  <w:style xmlns:w="http://schemas.openxmlformats.org/wordprocessingml/2006/main" w:type="table" w:styleId="TableGrid">
+    <w:name xmlns:w="http://schemas.openxmlformats.org/wordprocessingml/2006/main" w:val="Table Grid"/>
+    <w:basedOn xmlns:w="http://schemas.openxmlformats.org/wordprocessingml/2006/main" w:val="TableNormal"/>
+    <w:uiPriority xmlns:w="http://schemas.openxmlformats.org/wordprocessingml/2006/main" w:val="59"/>
+    <w:rsid xmlns:w="http://schemas.openxmlformats.org/wordprocessingml/2006/main" w:val="00FB4123"/>
+    <w:pPr xmlns:w="http://schemas.openxmlformats.org/wordprocessingml/2006/main">
+      <w:spacing w:after="0" w:line="240" w:lineRule="auto"/>
+    </w:pPr>
+    <w:tblPr xmlns:w="http://schemas.openxmlformats.org/wordprocessingml/2006/main">
+      <w:tblInd w:w="0" w:type="dxa"/>
+      <w:tblBorders>
+        <w:top w:val="single" w:color="000000" w:themeColor="text1" w:sz="4" w:space="0"/>
+        <w:left w:val="single" w:color="000000" w:themeColor="text1" w:sz="4" w:space="0"/>
+        <w:bottom w:val="single" w:color="000000" w:themeColor="text1" w:sz="4" w:space="0"/>
+        <w:right w:val="single" w:color="000000" w:themeColor="text1" w:sz="4" w:space="0"/>
+        <w:insideH w:val="single" w:color="000000" w:themeColor="text1" w:sz="4" w:space="0"/>
+        <w:insideV w:val="single" w:color="000000" w:themeColor="text1" w:sz="4" w:space="0"/>
+      </w:tblBorders>
+      <w:tblCellMar>
+        <w:top w:w="0" w:type="dxa"/>
+        <w:left w:w="108" w:type="dxa"/>
+        <w:bottom w:w="0" w:type="dxa"/>
+        <w:right w:w="108" w:type="dxa"/>
+      </w:tblCellMar>
+    </w:tblPr>
   </w:style>
 </w:styles>
 </file>

--- a/api/Templates/PGT.docx
+++ b/api/Templates/PGT.docx
@@ -1,6 +1,6 @@
 
 <file path=word/document.xml><?xml version="1.0" encoding="utf-8"?>
-<w:document xmlns:wpc="http://schemas.microsoft.com/office/word/2010/wordprocessingCanvas" xmlns:cx="http://schemas.microsoft.com/office/drawing/2014/chartex" xmlns:cx1="http://schemas.microsoft.com/office/drawing/2015/9/8/chartex" xmlns:cx2="http://schemas.microsoft.com/office/drawing/2015/10/21/chartex" xmlns:cx3="http://schemas.microsoft.com/office/drawing/2016/5/9/chartex" xmlns:cx4="http://schemas.microsoft.com/office/drawing/2016/5/10/chartex" xmlns:cx5="http://schemas.microsoft.com/office/drawing/2016/5/11/chartex" xmlns:cx6="http://schemas.microsoft.com/office/drawing/2016/5/12/chartex" xmlns:cx7="http://schemas.microsoft.com/office/drawing/2016/5/13/chartex" xmlns:cx8="http://schemas.microsoft.com/office/drawing/2016/5/14/chartex" xmlns:mc="http://schemas.openxmlformats.org/markup-compatibility/2006" xmlns:aink="http://schemas.microsoft.com/office/drawing/2016/ink" xmlns:am3d="http://schemas.microsoft.com/office/drawing/2017/model3d" xmlns:o="urn:schemas-microsoft-com:office:office" xmlns:oel="http://schemas.microsoft.com/office/2019/extlst" xmlns:r="http://schemas.openxmlformats.org/officeDocument/2006/relationships" xmlns:m="http://schemas.openxmlformats.org/officeDocument/2006/math" xmlns:v="urn:schemas-microsoft-com:vml" xmlns:wp14="http://schemas.microsoft.com/office/word/2010/wordprocessingDrawing" xmlns:wp="http://schemas.openxmlformats.org/drawingml/2006/wordprocessingDrawing" xmlns:w10="urn:schemas-microsoft-com:office:word" xmlns:w="http://schemas.openxmlformats.org/wordprocessingml/2006/main" xmlns:w14="http://schemas.microsoft.com/office/word/2010/wordml" xmlns:w15="http://schemas.microsoft.com/office/word/2012/wordml" xmlns:w16cei="http://schemas.microsoft.com/office/word/2026/wordml/cei" xmlns:w16cex="http://schemas.microsoft.com/office/word/2018/wordml/cex" xmlns:w16cid="http://schemas.microsoft.com/office/word/2016/wordml/cid" xmlns:w16="http://schemas.microsoft.com/office/word/2018/wordml" xmlns:w16du="http://schemas.microsoft.com/office/word/2023/wordml/word16du" xmlns:w16sdtdh="http://schemas.microsoft.com/office/word/2020/wordml/sdtdatahash" xmlns:w16sdtfl="http://schemas.microsoft.com/office/word/2024/wordml/sdtformatlock" xmlns:w16se="http://schemas.microsoft.com/office/word/2015/wordml/symex" xmlns:wpg="http://schemas.microsoft.com/office/word/2010/wordprocessingGroup" xmlns:wpi="http://schemas.microsoft.com/office/word/2010/wordprocessingInk" xmlns:wne="http://schemas.microsoft.com/office/word/2006/wordml" xmlns:wps="http://schemas.microsoft.com/office/word/2010/wordprocessingShape" mc:Ignorable="w14 w15 w16se w16cid w16 w16cex w16sdtdh w16sdtfl w16du wp14">
+<w:document xmlns:wpc="http://schemas.microsoft.com/office/word/2010/wordprocessingCanvas" xmlns:cx="http://schemas.microsoft.com/office/drawing/2014/chartex" xmlns:cx1="http://schemas.microsoft.com/office/drawing/2015/9/8/chartex" xmlns:cx2="http://schemas.microsoft.com/office/drawing/2015/10/21/chartex" xmlns:cx3="http://schemas.microsoft.com/office/drawing/2016/5/9/chartex" xmlns:cx4="http://schemas.microsoft.com/office/drawing/2016/5/10/chartex" xmlns:cx5="http://schemas.microsoft.com/office/drawing/2016/5/11/chartex" xmlns:cx6="http://schemas.microsoft.com/office/drawing/2016/5/12/chartex" xmlns:cx7="http://schemas.microsoft.com/office/drawing/2016/5/13/chartex" xmlns:cx8="http://schemas.microsoft.com/office/drawing/2016/5/14/chartex" xmlns:mc="http://schemas.openxmlformats.org/markup-compatibility/2006" xmlns:m="http://schemas.openxmlformats.org/officeDocument/2006/math" xmlns:aink="http://schemas.microsoft.com/office/drawing/2016/ink" xmlns:am3d="http://schemas.microsoft.com/office/drawing/2017/model3d" xmlns:oel="http://schemas.microsoft.com/office/2019/extlst" xmlns:r="http://schemas.openxmlformats.org/officeDocument/2006/relationships" xmlns:wp14="http://schemas.microsoft.com/office/word/2010/wordprocessingDrawing" xmlns:wp="http://schemas.openxmlformats.org/drawingml/2006/wordprocessingDrawing" xmlns:wpg="http://schemas.microsoft.com/office/word/2010/wordprocessingGroup" xmlns:wpi="http://schemas.microsoft.com/office/word/2010/wordprocessingInk" xmlns:wps="http://schemas.microsoft.com/office/word/2010/wordprocessingShape" xmlns:o="urn:schemas-microsoft-com:office:office" xmlns:v="urn:schemas-microsoft-com:vml" xmlns:w10="urn:schemas-microsoft-com:office:word" xmlns:w="http://schemas.openxmlformats.org/wordprocessingml/2006/main" xmlns:w14="http://schemas.microsoft.com/office/word/2010/wordml" xmlns:w15="http://schemas.microsoft.com/office/word/2012/wordml" xmlns:w16cei="http://schemas.microsoft.com/office/word/2026/wordml/cei" xmlns:w16cex="http://schemas.microsoft.com/office/word/2018/wordml/cex" xmlns:w16cid="http://schemas.microsoft.com/office/word/2016/wordml/cid" xmlns:w16="http://schemas.microsoft.com/office/word/2018/wordml" xmlns:w16sdtdh="http://schemas.microsoft.com/office/word/2020/wordml/sdtdatahash" xmlns:w16sdtfl="http://schemas.microsoft.com/office/word/2024/wordml/sdtformatlock" xmlns:w16se="http://schemas.microsoft.com/office/word/2015/wordml/symex" xmlns:w16du="http://schemas.microsoft.com/office/word/2023/wordml/word16du" xmlns:wne="http://schemas.microsoft.com/office/word/2006/wordml" mc:Ignorable="w14 w15 w16se w16cid w16 w16cex w16sdtdh w16sdtfl w16du wp14">
   <w:body>
     <w:p>
       <w:pPr>
@@ -205,7 +205,6 @@
         <w:pStyle w:val="BodyText"/>
         <w:ind w:left="288"/>
       </w:pPr>
-      <w:proofErr w:type="gramStart"/>
       <w:r>
         <w:rPr>
           <w:color w:val="313131"/>
@@ -214,37 +213,49 @@
       </w:r>
       <w:r>
         <w:rPr>
-          <w:b/>
-          <w:bCs/>
           <w:color w:val="000000" w:themeColor="text1"/>
           <w:sz w:val="22"/>
           <w:szCs w:val="22"/>
-          <w:u w:val="single"/>
         </w:rPr>
         <w:t>{</w:t>
       </w:r>
       <w:proofErr w:type="spellStart"/>
-      <w:r>
-        <w:rPr>
-          <w:b/>
-          <w:bCs/>
+      <w:proofErr w:type="gramStart"/>
+      <w:r>
+        <w:rPr>
           <w:color w:val="000000" w:themeColor="text1"/>
           <w:sz w:val="22"/>
           <w:szCs w:val="22"/>
-          <w:u w:val="single"/>
-        </w:rPr>
-        <w:t>d.applicationDate</w:t>
-      </w:r>
-      <w:proofErr w:type="spellEnd"/>
-      <w:proofErr w:type="gramEnd"/>
-      <w:r>
-        <w:rPr>
-          <w:b/>
-          <w:bCs/>
+        </w:rPr>
+        <w:t>d.</w:t>
+      </w:r>
+      <w:r>
+        <w:rPr>
           <w:color w:val="000000" w:themeColor="text1"/>
           <w:sz w:val="22"/>
           <w:szCs w:val="22"/>
-          <w:u w:val="single"/>
+        </w:rPr>
+        <w:t>now</w:t>
+      </w:r>
+      <w:r>
+        <w:rPr>
+          <w:color w:val="313131"/>
+        </w:rPr>
+        <w:t>:formatD</w:t>
+      </w:r>
+      <w:proofErr w:type="spellEnd"/>
+      <w:proofErr w:type="gramEnd"/>
+      <w:r>
+        <w:rPr>
+          <w:color w:val="313131"/>
+        </w:rPr>
+        <w:t>(LL)</w:t>
+      </w:r>
+      <w:r>
+        <w:rPr>
+          <w:color w:val="000000" w:themeColor="text1"/>
+          <w:sz w:val="22"/>
+          <w:szCs w:val="22"/>
         </w:rPr>
         <w:t>}</w:t>
       </w:r>
@@ -441,7 +452,14 @@
           <w:sz w:val="20"/>
           <w:szCs w:val="20"/>
         </w:rPr>
-        <w:t>d.applicantRelationship</w:t>
+        <w:t>d.</w:t>
+      </w:r>
+      <w:r>
+        <w:rPr>
+          <w:b/>
+          <w:bCs/>
+        </w:rPr>
+        <w:t>deceasedName</w:t>
       </w:r>
       <w:proofErr w:type="spellEnd"/>
       <w:proofErr w:type="gramEnd"/>
@@ -471,22 +489,30 @@
           <w:sz w:val="20"/>
           <w:szCs w:val="20"/>
         </w:rPr>
-        <w:t>{</w:t>
-      </w:r>
-      <w:proofErr w:type="spellStart"/>
-      <w:proofErr w:type="gramStart"/>
-      <w:r>
-        <w:rPr>
-          <w:b/>
-          <w:bCs/>
-          <w:color w:val="313131"/>
-          <w:sz w:val="20"/>
-          <w:szCs w:val="20"/>
-        </w:rPr>
-        <w:t>d.applicantRole</w:t>
-      </w:r>
-      <w:proofErr w:type="spellEnd"/>
-      <w:proofErr w:type="gramEnd"/>
+        <w:t>{d.</w:t>
+      </w:r>
+      <w:r>
+        <w:rPr>
+          <w:b/>
+          <w:bCs/>
+          <w:color w:val="313131"/>
+          <w:sz w:val="20"/>
+          <w:szCs w:val="20"/>
+        </w:rPr>
+        <w:t xml:space="preserve"> </w:t>
+      </w:r>
+      <w:proofErr w:type="spellStart"/>
+      <w:r>
+        <w:rPr>
+          <w:b/>
+          <w:bCs/>
+          <w:color w:val="313131"/>
+          <w:sz w:val="20"/>
+          <w:szCs w:val="20"/>
+        </w:rPr>
+        <w:t>applicantRelationship</w:t>
+      </w:r>
+      <w:proofErr w:type="spellEnd"/>
       <w:r>
         <w:rPr>
           <w:b/>
@@ -869,7 +895,7 @@
         <w:rPr>
           <w:color w:val="313131"/>
         </w:rPr>
-        <w:t xml:space="preserve">} </w:t>
+        <w:t>}</w:t>
       </w:r>
       <w:r>
         <w:rPr>
@@ -1141,16 +1167,7 @@
           <w:sz w:val="20"/>
           <w:szCs w:val="20"/>
         </w:rPr>
-        <w:t xml:space="preserve">Date of </w:t>
-      </w:r>
-      <w:proofErr w:type="gramStart"/>
-      <w:r>
-        <w:rPr>
-          <w:color w:val="313131"/>
-          <w:sz w:val="20"/>
-          <w:szCs w:val="20"/>
-        </w:rPr>
-        <w:t>Birth:</w:t>
+        <w:t>Date of Birth:</w:t>
       </w:r>
       <w:r>
         <w:rPr>
@@ -1169,6 +1186,7 @@
         <w:t>{</w:t>
       </w:r>
       <w:proofErr w:type="spellStart"/>
+      <w:proofErr w:type="gramStart"/>
       <w:r>
         <w:rPr>
           <w:b/>
@@ -1277,7 +1295,6 @@
         </w:rPr>
         <w:t xml:space="preserve"> </w:t>
       </w:r>
-      <w:proofErr w:type="gramStart"/>
       <w:r>
         <w:rPr>
           <w:color w:val="313131"/>
@@ -1303,6 +1320,7 @@
         <w:t>{</w:t>
       </w:r>
       <w:proofErr w:type="spellStart"/>
+      <w:proofErr w:type="gramStart"/>
       <w:r>
         <w:rPr>
           <w:b/>
@@ -1409,7 +1427,6 @@
         </w:rPr>
         <w:t xml:space="preserve"> </w:t>
       </w:r>
-      <w:proofErr w:type="gramStart"/>
       <w:r>
         <w:rPr>
           <w:color w:val="313131"/>
@@ -1435,6 +1452,7 @@
         <w:t>{</w:t>
       </w:r>
       <w:proofErr w:type="spellStart"/>
+      <w:proofErr w:type="gramStart"/>
       <w:r>
         <w:rPr>
           <w:b/>
@@ -1518,7 +1536,6 @@
           <w:bCs/>
         </w:rPr>
       </w:pPr>
-      <w:proofErr w:type="gramStart"/>
       <w:r>
         <w:rPr>
           <w:color w:val="313131"/>
@@ -1544,6 +1561,7 @@
         <w:t>{</w:t>
       </w:r>
       <w:proofErr w:type="spellStart"/>
+      <w:proofErr w:type="gramStart"/>
       <w:r>
         <w:rPr>
           <w:b/>
@@ -1626,7 +1644,6 @@
           <w:bCs/>
         </w:rPr>
       </w:pPr>
-      <w:proofErr w:type="gramStart"/>
       <w:r>
         <w:rPr>
           <w:color w:val="313131"/>
@@ -1653,6 +1670,7 @@
         <w:t>{</w:t>
       </w:r>
       <w:proofErr w:type="spellStart"/>
+      <w:proofErr w:type="gramStart"/>
       <w:r>
         <w:rPr>
           <w:b/>
@@ -1738,7 +1756,6 @@
           <w:bCs/>
         </w:rPr>
       </w:pPr>
-      <w:proofErr w:type="gramStart"/>
       <w:r>
         <w:rPr>
           <w:color w:val="313131"/>
@@ -1764,6 +1781,7 @@
         <w:t>{</w:t>
       </w:r>
       <w:proofErr w:type="spellStart"/>
+      <w:proofErr w:type="gramStart"/>
       <w:r>
         <w:rPr>
           <w:b/>
@@ -1865,7 +1883,6 @@
         </w:rPr>
         <w:t xml:space="preserve"> </w:t>
       </w:r>
-      <w:proofErr w:type="gramStart"/>
       <w:r>
         <w:rPr>
           <w:color w:val="313131"/>
@@ -1891,6 +1908,7 @@
         <w:t>{</w:t>
       </w:r>
       <w:proofErr w:type="spellStart"/>
+      <w:proofErr w:type="gramStart"/>
       <w:r>
         <w:rPr>
           <w:b/>
@@ -1999,7 +2017,6 @@
         </w:rPr>
         <w:t xml:space="preserve"> </w:t>
       </w:r>
-      <w:proofErr w:type="gramStart"/>
       <w:r>
         <w:rPr>
           <w:color w:val="313131"/>
@@ -2025,6 +2042,7 @@
         <w:t>{</w:t>
       </w:r>
       <w:proofErr w:type="spellStart"/>
+      <w:proofErr w:type="gramStart"/>
       <w:r>
         <w:rPr>
           <w:b/>
@@ -2108,7 +2126,6 @@
           <w:bCs/>
         </w:rPr>
       </w:pPr>
-      <w:proofErr w:type="gramStart"/>
       <w:r>
         <w:rPr>
           <w:color w:val="313131"/>
@@ -2134,6 +2151,7 @@
         <w:t>{</w:t>
       </w:r>
       <w:proofErr w:type="spellStart"/>
+      <w:proofErr w:type="gramStart"/>
       <w:r>
         <w:rPr>
           <w:b/>
@@ -2217,7 +2235,6 @@
           <w:bCs/>
         </w:rPr>
       </w:pPr>
-      <w:proofErr w:type="gramStart"/>
       <w:r>
         <w:rPr>
           <w:color w:val="313131"/>
@@ -2244,6 +2261,7 @@
         <w:t>{</w:t>
       </w:r>
       <w:proofErr w:type="spellStart"/>
+      <w:proofErr w:type="gramStart"/>
       <w:r>
         <w:rPr>
           <w:b/>
@@ -2410,12 +2428,6 @@
           <w:color w:val="313131"/>
         </w:rPr>
         <w:t>}</w:t>
-      </w:r>
-      <w:r>
-        <w:rPr>
-          <w:color w:val="313131"/>
-        </w:rPr>
-        <w:t xml:space="preserve"> </w:t>
       </w:r>
       <w:r>
         <w:rPr>
@@ -2682,16 +2694,7 @@
           <w:sz w:val="20"/>
           <w:szCs w:val="20"/>
         </w:rPr>
-        <w:t xml:space="preserve">Date of </w:t>
-      </w:r>
-      <w:proofErr w:type="gramStart"/>
-      <w:r>
-        <w:rPr>
-          <w:color w:val="313131"/>
-          <w:sz w:val="20"/>
-          <w:szCs w:val="20"/>
-        </w:rPr>
-        <w:t xml:space="preserve">Birth: </w:t>
+        <w:t xml:space="preserve">Date of Birth: </w:t>
       </w:r>
       <w:r>
         <w:rPr>
@@ -2701,6 +2704,7 @@
         <w:t>{</w:t>
       </w:r>
       <w:proofErr w:type="spellStart"/>
+      <w:proofErr w:type="gramStart"/>
       <w:r>
         <w:rPr>
           <w:b/>
@@ -2782,16 +2786,7 @@
           <w:sz w:val="20"/>
           <w:szCs w:val="20"/>
         </w:rPr>
-        <w:t xml:space="preserve">Residential </w:t>
-      </w:r>
-      <w:proofErr w:type="gramStart"/>
-      <w:r>
-        <w:rPr>
-          <w:color w:val="313131"/>
-          <w:sz w:val="20"/>
-          <w:szCs w:val="20"/>
-        </w:rPr>
-        <w:t xml:space="preserve">Address: </w:t>
+        <w:t xml:space="preserve">Residential Address: </w:t>
       </w:r>
       <w:r>
         <w:rPr>
@@ -2801,6 +2796,7 @@
         <w:t>{</w:t>
       </w:r>
       <w:proofErr w:type="spellStart"/>
+      <w:proofErr w:type="gramStart"/>
       <w:r>
         <w:rPr>
           <w:b/>
@@ -2984,7 +2980,6 @@
           <w:bCs/>
         </w:rPr>
       </w:pPr>
-      <w:proofErr w:type="gramStart"/>
       <w:r>
         <w:rPr>
           <w:color w:val="313131"/>
@@ -3001,6 +2996,7 @@
         <w:t>{</w:t>
       </w:r>
       <w:proofErr w:type="spellStart"/>
+      <w:proofErr w:type="gramStart"/>
       <w:r>
         <w:rPr>
           <w:b/>
@@ -3083,7 +3079,6 @@
           <w:bCs/>
         </w:rPr>
       </w:pPr>
-      <w:proofErr w:type="gramStart"/>
       <w:r>
         <w:rPr>
           <w:color w:val="313131"/>
@@ -3100,6 +3095,7 @@
         <w:t>{</w:t>
       </w:r>
       <w:proofErr w:type="spellStart"/>
+      <w:proofErr w:type="gramStart"/>
       <w:r>
         <w:rPr>
           <w:b/>
@@ -3727,7 +3723,33 @@
         </w:rPr>
         <w:t>}</w:t>
       </w:r>
-      <w:r>
+    </w:p>
+    <w:p>
+      <w:pPr>
+        <w:rPr>
+          <w:color w:val="313131"/>
+          <w:sz w:val="20"/>
+          <w:szCs w:val="20"/>
+        </w:rPr>
+      </w:pPr>
+      <w:r>
+        <w:rPr>
+          <w:color w:val="313131"/>
+        </w:rPr>
+        <w:br w:type="page"/>
+      </w:r>
+    </w:p>
+    <w:p>
+      <w:pPr>
+        <w:pStyle w:val="BodyText"/>
+        <w:spacing w:before="269"/>
+        <w:ind w:left="288"/>
+        <w:rPr>
+          <w:color w:val="313131"/>
+        </w:rPr>
+      </w:pPr>
+      <w:r>
+        <w:lastRenderedPageBreak/>
         <w:br/>
       </w:r>
       <w:r>
@@ -3789,16 +3811,98 @@
           <w:bCs/>
           <w:color w:val="000000" w:themeColor="text1"/>
         </w:rPr>
-        <w:t xml:space="preserve">}, </w:t>
-      </w:r>
-      <w:r>
-        <w:rPr>
-          <w:rFonts w:ascii="Segoe UI" w:eastAsia="Segoe UI" w:hAnsi="Segoe UI" w:cs="Segoe UI"/>
-          <w:b/>
-          <w:bCs/>
-          <w:color w:val="000000" w:themeColor="text1"/>
-        </w:rPr>
-        <w:lastRenderedPageBreak/>
+        <w:t>}, {</w:t>
+      </w:r>
+      <w:proofErr w:type="spellStart"/>
+      <w:r>
+        <w:rPr>
+          <w:rFonts w:ascii="Segoe UI" w:eastAsia="Segoe UI" w:hAnsi="Segoe UI" w:cs="Segoe UI"/>
+          <w:b/>
+          <w:bCs/>
+          <w:color w:val="000000" w:themeColor="text1"/>
+        </w:rPr>
+        <w:t>d.applicant.applicantServiceAddressCity</w:t>
+      </w:r>
+      <w:proofErr w:type="spellEnd"/>
+      <w:r>
+        <w:rPr>
+          <w:rFonts w:ascii="Segoe UI" w:eastAsia="Segoe UI" w:hAnsi="Segoe UI" w:cs="Segoe UI"/>
+          <w:b/>
+          <w:bCs/>
+          <w:color w:val="000000" w:themeColor="text1"/>
+        </w:rPr>
+        <w:t>}, {d.applicant.applicantServiceAddressProvince</w:t>
+      </w:r>
+      <w:r>
+        <w:rPr>
+          <w:rFonts w:ascii="Segoe UI" w:eastAsia="Segoe UI" w:hAnsi="Segoe UI" w:cs="Segoe UI"/>
+          <w:b/>
+          <w:bCs/>
+          <w:color w:val="000000" w:themeColor="text1"/>
+        </w:rPr>
+        <w:t>}</w:t>
+      </w:r>
+      <w:r>
+        <w:rPr>
+          <w:rFonts w:ascii="Segoe UI" w:eastAsia="Segoe UI" w:hAnsi="Segoe UI" w:cs="Segoe UI"/>
+          <w:b/>
+          <w:bCs/>
+          <w:color w:val="000000" w:themeColor="text1"/>
+        </w:rPr>
+        <w:t>{d.applicant.applicantServiceAddressState}</w:t>
+      </w:r>
+      <w:r>
+        <w:rPr>
+          <w:rFonts w:ascii="Segoe UI" w:eastAsia="Segoe UI" w:hAnsi="Segoe UI" w:cs="Segoe UI"/>
+          <w:b/>
+          <w:bCs/>
+          <w:color w:val="000000" w:themeColor="text1"/>
+        </w:rPr>
+        <w:t>{d.applicant.applicantServiceAddress</w:t>
+      </w:r>
+      <w:r>
+        <w:rPr>
+          <w:rFonts w:ascii="Segoe UI" w:eastAsia="Segoe UI" w:hAnsi="Segoe UI" w:cs="Segoe UI"/>
+          <w:b/>
+          <w:bCs/>
+          <w:color w:val="000000" w:themeColor="text1"/>
+        </w:rPr>
+        <w:t>ProvinceText</w:t>
+      </w:r>
+      <w:r>
+        <w:rPr>
+          <w:rFonts w:ascii="Segoe UI" w:eastAsia="Segoe UI" w:hAnsi="Segoe UI" w:cs="Segoe UI"/>
+          <w:b/>
+          <w:bCs/>
+          <w:color w:val="000000" w:themeColor="text1"/>
+        </w:rPr>
+        <w:t>}</w:t>
+      </w:r>
+      <w:r>
+        <w:rPr>
+          <w:rFonts w:ascii="Segoe UI" w:eastAsia="Segoe UI" w:hAnsi="Segoe UI" w:cs="Segoe UI"/>
+          <w:b/>
+          <w:bCs/>
+          <w:color w:val="000000" w:themeColor="text1"/>
+        </w:rPr>
+        <w:t>,</w:t>
+      </w:r>
+      <w:r>
+        <w:rPr>
+          <w:rFonts w:ascii="Segoe UI" w:eastAsia="Segoe UI" w:hAnsi="Segoe UI" w:cs="Segoe UI"/>
+          <w:b/>
+          <w:bCs/>
+          <w:color w:val="000000" w:themeColor="text1"/>
+        </w:rPr>
+        <w:t xml:space="preserve"> </w:t>
+      </w:r>
+      <w:r>
+        <w:rPr>
+          <w:rFonts w:ascii="Segoe UI" w:eastAsia="Segoe UI" w:hAnsi="Segoe UI" w:cs="Segoe UI"/>
+          <w:b/>
+          <w:bCs/>
+          <w:color w:val="000000" w:themeColor="text1"/>
+        </w:rPr>
         <w:t>{</w:t>
       </w:r>
       <w:proofErr w:type="spellStart"/>
@@ -3809,18 +3913,29 @@
           <w:bCs/>
           <w:color w:val="000000" w:themeColor="text1"/>
         </w:rPr>
-        <w:t>d.applicant.applicantServiceAddressCity</w:t>
-      </w:r>
-      <w:proofErr w:type="spellEnd"/>
-      <w:r>
-        <w:rPr>
-          <w:rFonts w:ascii="Segoe UI" w:eastAsia="Segoe UI" w:hAnsi="Segoe UI" w:cs="Segoe UI"/>
-          <w:b/>
-          <w:bCs/>
-          <w:color w:val="000000" w:themeColor="text1"/>
-        </w:rPr>
-        <w:t>}, {d.applicant.applicantServiceAddressProvince</w:t>
-      </w:r>
+        <w:t>d.applicant.applicantServiceAddressPostalCode</w:t>
+      </w:r>
+      <w:proofErr w:type="spellEnd"/>
+      <w:r>
+        <w:rPr>
+          <w:rFonts w:ascii="Segoe UI" w:eastAsia="Segoe UI" w:hAnsi="Segoe UI" w:cs="Segoe UI"/>
+          <w:b/>
+          <w:bCs/>
+          <w:color w:val="000000" w:themeColor="text1"/>
+        </w:rPr>
+        <w:t>}, {</w:t>
+      </w:r>
+      <w:proofErr w:type="spellStart"/>
+      <w:r>
+        <w:rPr>
+          <w:rFonts w:ascii="Segoe UI" w:eastAsia="Segoe UI" w:hAnsi="Segoe UI" w:cs="Segoe UI"/>
+          <w:b/>
+          <w:bCs/>
+          <w:color w:val="000000" w:themeColor="text1"/>
+        </w:rPr>
+        <w:t>d.applicant.applicantServiceAddressCountry</w:t>
+      </w:r>
+      <w:proofErr w:type="spellEnd"/>
       <w:r>
         <w:rPr>
           <w:rFonts w:ascii="Segoe UI" w:eastAsia="Segoe UI" w:hAnsi="Segoe UI" w:cs="Segoe UI"/>
@@ -3831,32 +3946,40 @@
         <w:t>}</w:t>
       </w:r>
       <w:r>
-        <w:rPr>
-          <w:rFonts w:ascii="Segoe UI" w:eastAsia="Segoe UI" w:hAnsi="Segoe UI" w:cs="Segoe UI"/>
-          <w:b/>
-          <w:bCs/>
-          <w:color w:val="000000" w:themeColor="text1"/>
-        </w:rPr>
-        <w:t>{d.applicant.applicantServiceAddressState}</w:t>
-      </w:r>
-      <w:r>
-        <w:rPr>
-          <w:rFonts w:ascii="Segoe UI" w:eastAsia="Segoe UI" w:hAnsi="Segoe UI" w:cs="Segoe UI"/>
-          <w:b/>
-          <w:bCs/>
-          <w:color w:val="000000" w:themeColor="text1"/>
-        </w:rPr>
-        <w:t>{d.applicant.applicantServiceAddress</w:t>
-      </w:r>
-      <w:r>
-        <w:rPr>
-          <w:rFonts w:ascii="Segoe UI" w:eastAsia="Segoe UI" w:hAnsi="Segoe UI" w:cs="Segoe UI"/>
-          <w:b/>
-          <w:bCs/>
-          <w:color w:val="000000" w:themeColor="text1"/>
-        </w:rPr>
-        <w:t>ProvinceText</w:t>
-      </w:r>
+        <w:br/>
+      </w:r>
+      <w:r>
+        <w:br/>
+      </w:r>
+      <w:r>
+        <w:rPr>
+          <w:rFonts w:ascii="Segoe UI" w:eastAsia="Segoe UI" w:hAnsi="Segoe UI" w:cs="Segoe UI"/>
+          <w:color w:val="313131"/>
+          <w:sz w:val="20"/>
+          <w:szCs w:val="20"/>
+        </w:rPr>
+        <w:t xml:space="preserve">Telephone number: </w:t>
+      </w:r>
+      <w:r>
+        <w:rPr>
+          <w:rFonts w:ascii="Segoe UI" w:eastAsia="Segoe UI" w:hAnsi="Segoe UI" w:cs="Segoe UI"/>
+          <w:b/>
+          <w:bCs/>
+          <w:color w:val="000000" w:themeColor="text1"/>
+        </w:rPr>
+        <w:t>{</w:t>
+      </w:r>
+      <w:proofErr w:type="spellStart"/>
+      <w:r>
+        <w:rPr>
+          <w:rFonts w:ascii="Segoe UI" w:eastAsia="Segoe UI" w:hAnsi="Segoe UI" w:cs="Segoe UI"/>
+          <w:b/>
+          <w:bCs/>
+          <w:color w:val="000000" w:themeColor="text1"/>
+        </w:rPr>
+        <w:t>d.applicant.applicantServicePhone</w:t>
+      </w:r>
+      <w:proofErr w:type="spellEnd"/>
       <w:r>
         <w:rPr>
           <w:rFonts w:ascii="Segoe UI" w:eastAsia="Segoe UI" w:hAnsi="Segoe UI" w:cs="Segoe UI"/>
@@ -3867,127 +3990,25 @@
         <w:t>}</w:t>
       </w:r>
       <w:r>
-        <w:rPr>
-          <w:rFonts w:ascii="Segoe UI" w:eastAsia="Segoe UI" w:hAnsi="Segoe UI" w:cs="Segoe UI"/>
-          <w:b/>
-          <w:bCs/>
-          <w:color w:val="000000" w:themeColor="text1"/>
-        </w:rPr>
-        <w:t>,</w:t>
-      </w:r>
-      <w:r>
-        <w:rPr>
-          <w:rFonts w:ascii="Segoe UI" w:eastAsia="Segoe UI" w:hAnsi="Segoe UI" w:cs="Segoe UI"/>
-          <w:b/>
-          <w:bCs/>
-          <w:color w:val="000000" w:themeColor="text1"/>
+        <w:br/>
+      </w:r>
+      <w:r>
+        <w:rPr>
+          <w:rFonts w:ascii="Segoe UI" w:eastAsia="Segoe UI" w:hAnsi="Segoe UI" w:cs="Segoe UI"/>
+          <w:color w:val="313131"/>
+          <w:sz w:val="20"/>
+          <w:szCs w:val="20"/>
+        </w:rPr>
+        <w:t>E-mail address:</w:t>
+      </w:r>
+      <w:r>
+        <w:rPr>
+          <w:rFonts w:ascii="Segoe UI" w:eastAsia="Segoe UI" w:hAnsi="Segoe UI" w:cs="Segoe UI"/>
+          <w:color w:val="313131"/>
+          <w:sz w:val="20"/>
+          <w:szCs w:val="20"/>
         </w:rPr>
         <w:t xml:space="preserve"> </w:t>
-      </w:r>
-      <w:r>
-        <w:rPr>
-          <w:rFonts w:ascii="Segoe UI" w:eastAsia="Segoe UI" w:hAnsi="Segoe UI" w:cs="Segoe UI"/>
-          <w:b/>
-          <w:bCs/>
-          <w:color w:val="000000" w:themeColor="text1"/>
-        </w:rPr>
-        <w:t>{</w:t>
-      </w:r>
-      <w:proofErr w:type="spellStart"/>
-      <w:r>
-        <w:rPr>
-          <w:rFonts w:ascii="Segoe UI" w:eastAsia="Segoe UI" w:hAnsi="Segoe UI" w:cs="Segoe UI"/>
-          <w:b/>
-          <w:bCs/>
-          <w:color w:val="000000" w:themeColor="text1"/>
-        </w:rPr>
-        <w:t>d.applicant.applicantServiceAddressPostalCode</w:t>
-      </w:r>
-      <w:proofErr w:type="spellEnd"/>
-      <w:r>
-        <w:rPr>
-          <w:rFonts w:ascii="Segoe UI" w:eastAsia="Segoe UI" w:hAnsi="Segoe UI" w:cs="Segoe UI"/>
-          <w:b/>
-          <w:bCs/>
-          <w:color w:val="000000" w:themeColor="text1"/>
-        </w:rPr>
-        <w:t>}, {</w:t>
-      </w:r>
-      <w:proofErr w:type="spellStart"/>
-      <w:r>
-        <w:rPr>
-          <w:rFonts w:ascii="Segoe UI" w:eastAsia="Segoe UI" w:hAnsi="Segoe UI" w:cs="Segoe UI"/>
-          <w:b/>
-          <w:bCs/>
-          <w:color w:val="000000" w:themeColor="text1"/>
-        </w:rPr>
-        <w:t>d.applicant.applicantServiceAddressCountry</w:t>
-      </w:r>
-      <w:proofErr w:type="spellEnd"/>
-      <w:r>
-        <w:rPr>
-          <w:rFonts w:ascii="Segoe UI" w:eastAsia="Segoe UI" w:hAnsi="Segoe UI" w:cs="Segoe UI"/>
-          <w:b/>
-          <w:bCs/>
-          <w:color w:val="000000" w:themeColor="text1"/>
-        </w:rPr>
-        <w:t>}</w:t>
-      </w:r>
-      <w:r>
-        <w:br/>
-      </w:r>
-      <w:r>
-        <w:br/>
-      </w:r>
-      <w:r>
-        <w:rPr>
-          <w:rFonts w:ascii="Segoe UI" w:eastAsia="Segoe UI" w:hAnsi="Segoe UI" w:cs="Segoe UI"/>
-          <w:color w:val="313131"/>
-          <w:sz w:val="20"/>
-          <w:szCs w:val="20"/>
-        </w:rPr>
-        <w:t xml:space="preserve">Telephone number: </w:t>
-      </w:r>
-      <w:r>
-        <w:rPr>
-          <w:rFonts w:ascii="Segoe UI" w:eastAsia="Segoe UI" w:hAnsi="Segoe UI" w:cs="Segoe UI"/>
-          <w:b/>
-          <w:bCs/>
-          <w:color w:val="000000" w:themeColor="text1"/>
-        </w:rPr>
-        <w:t>{</w:t>
-      </w:r>
-      <w:proofErr w:type="spellStart"/>
-      <w:r>
-        <w:rPr>
-          <w:rFonts w:ascii="Segoe UI" w:eastAsia="Segoe UI" w:hAnsi="Segoe UI" w:cs="Segoe UI"/>
-          <w:b/>
-          <w:bCs/>
-          <w:color w:val="000000" w:themeColor="text1"/>
-        </w:rPr>
-        <w:t>d.applicant.applicantServicePhone</w:t>
-      </w:r>
-      <w:proofErr w:type="spellEnd"/>
-      <w:r>
-        <w:rPr>
-          <w:rFonts w:ascii="Segoe UI" w:eastAsia="Segoe UI" w:hAnsi="Segoe UI" w:cs="Segoe UI"/>
-          <w:b/>
-          <w:bCs/>
-          <w:color w:val="000000" w:themeColor="text1"/>
-        </w:rPr>
-        <w:t>}</w:t>
-      </w:r>
-      <w:r>
-        <w:br/>
-      </w:r>
-      <w:r>
-        <w:rPr>
-          <w:rFonts w:ascii="Segoe UI" w:eastAsia="Segoe UI" w:hAnsi="Segoe UI" w:cs="Segoe UI"/>
-          <w:color w:val="313131"/>
-          <w:sz w:val="20"/>
-          <w:szCs w:val="20"/>
-        </w:rPr>
-        <w:t xml:space="preserve">E-mail address: </w:t>
       </w:r>
       <w:r>
         <w:rPr>
@@ -5120,27 +5141,7 @@
           <w:sz w:val="20"/>
           <w:szCs w:val="20"/>
         </w:rPr>
-        <w:t xml:space="preserve">You may consult with your own lawyer concerning your interest in, or rights against, the </w:t>
-      </w:r>
-      <w:proofErr w:type="gramStart"/>
-      <w:r>
-        <w:rPr>
-          <w:rFonts w:ascii="Segoe UI" w:eastAsia="Segoe UI" w:hAnsi="Segoe UI" w:cs="Segoe UI"/>
-          <w:color w:val="313131"/>
-          <w:sz w:val="20"/>
-          <w:szCs w:val="20"/>
-        </w:rPr>
-        <w:t>estate</w:t>
-      </w:r>
-      <w:proofErr w:type="gramEnd"/>
-      <w:r>
-        <w:rPr>
-          <w:rFonts w:ascii="Segoe UI" w:eastAsia="Segoe UI" w:hAnsi="Segoe UI" w:cs="Segoe UI"/>
-          <w:color w:val="313131"/>
-          <w:sz w:val="20"/>
-          <w:szCs w:val="20"/>
-        </w:rPr>
-        <w:t>.</w:t>
+        <w:t>You may consult with your own lawyer concerning your interest in, or rights against, the estate.</w:t>
       </w:r>
     </w:p>
     <w:p>
@@ -5183,9 +5184,9 @@
         </w:numPr>
         <w:tabs>
           <w:tab w:val="left" w:pos="888"/>
-          <w:tab w:val="left" w:pos="892"/>
+          <w:tab w:val="left" w:pos="905"/>
         </w:tabs>
-        <w:spacing w:before="241" w:line="264" w:lineRule="auto"/>
+        <w:spacing w:before="268" w:line="264" w:lineRule="auto"/>
         <w:ind w:right="310" w:hanging="300"/>
         <w:jc w:val="both"/>
         <w:rPr>
@@ -5202,27 +5203,7 @@
           <w:sz w:val="20"/>
           <w:szCs w:val="20"/>
         </w:rPr>
-        <w:t xml:space="preserve">An authorization to obtain estate information or a grant may </w:t>
-      </w:r>
-      <w:proofErr w:type="gramStart"/>
-      <w:r>
-        <w:rPr>
-          <w:rFonts w:ascii="Segoe UI" w:eastAsia="Segoe UI" w:hAnsi="Segoe UI" w:cs="Segoe UI"/>
-          <w:color w:val="313131"/>
-          <w:sz w:val="20"/>
-          <w:szCs w:val="20"/>
-        </w:rPr>
-        <w:t>issue</w:t>
-      </w:r>
-      <w:proofErr w:type="gramEnd"/>
-      <w:r>
-        <w:rPr>
-          <w:rFonts w:ascii="Segoe UI" w:eastAsia="Segoe UI" w:hAnsi="Segoe UI" w:cs="Segoe UI"/>
-          <w:color w:val="313131"/>
-          <w:sz w:val="20"/>
-          <w:szCs w:val="20"/>
-        </w:rPr>
-        <w:t xml:space="preserve"> to the applicant on any date that is at </w:t>
+        <w:t xml:space="preserve">An authorization to obtain estate information or a grant may issue to the applicant on any date that is at </w:t>
       </w:r>
       <w:r>
         <w:rPr>
@@ -5254,49 +5235,8 @@
           <w:sz w:val="20"/>
           <w:szCs w:val="20"/>
         </w:rPr>
-        <w:t xml:space="preserve">after the date on which this notice is delivered to you or on any earlier date ordered by the </w:t>
-      </w:r>
-      <w:r>
-        <w:rPr>
-          <w:rFonts w:ascii="Segoe UI" w:eastAsia="Segoe UI" w:hAnsi="Segoe UI" w:cs="Segoe UI"/>
-          <w:color w:val="313131"/>
-          <w:sz w:val="20"/>
-          <w:szCs w:val="20"/>
-        </w:rPr>
-        <w:lastRenderedPageBreak/>
-        <w:t>court.</w:t>
-      </w:r>
-    </w:p>
-    <w:p>
-      <w:pPr>
-        <w:spacing w:before="241" w:line="264" w:lineRule="auto"/>
-        <w:ind w:left="888" w:hanging="300"/>
-        <w:jc w:val="both"/>
-        <w:rPr>
-          <w:rFonts w:ascii="Segoe UI" w:eastAsia="Segoe UI" w:hAnsi="Segoe UI" w:cs="Segoe UI"/>
-          <w:color w:val="000000" w:themeColor="text1"/>
-          <w:sz w:val="20"/>
-          <w:szCs w:val="20"/>
-        </w:rPr>
-      </w:pPr>
-    </w:p>
-    <w:p>
-      <w:pPr>
-        <w:pStyle w:val="ListParagraph"/>
-        <w:spacing w:line="264" w:lineRule="auto"/>
-        <w:jc w:val="both"/>
-        <w:rPr>
-          <w:sz w:val="20"/>
-          <w:szCs w:val="20"/>
-        </w:rPr>
-        <w:sectPr>
-          <w:headerReference w:type="default" r:id="rId13"/>
-          <w:footerReference w:type="default" r:id="rId14"/>
-          <w:pgSz w:w="12240" w:h="15840"/>
-          <w:pgMar w:top="940" w:right="720" w:bottom="740" w:left="720" w:header="0" w:footer="543" w:gutter="0"/>
-          <w:cols w:space="720"/>
-        </w:sectPr>
-      </w:pPr>
+        <w:t>after the date on which this notice is delivered to you or on any earlier date ordered by the court.</w:t>
+      </w:r>
     </w:p>
     <w:p>
       <w:pPr>
@@ -5311,6 +5251,7 @@
         </w:tabs>
         <w:spacing w:before="82" w:line="264" w:lineRule="auto"/>
         <w:ind w:right="310" w:hanging="300"/>
+        <w:jc w:val="both"/>
         <w:rPr>
           <w:rFonts w:ascii="Segoe UI" w:eastAsia="Segoe UI" w:hAnsi="Segoe UI" w:cs="Segoe UI"/>
           <w:color w:val="313131"/>
@@ -5326,47 +5267,7 @@
           <w:szCs w:val="20"/>
         </w:rPr>
         <w:lastRenderedPageBreak/>
-        <w:t xml:space="preserve">If an authorization </w:t>
-      </w:r>
-      <w:proofErr w:type="gramStart"/>
-      <w:r>
-        <w:rPr>
-          <w:rFonts w:ascii="Segoe UI" w:eastAsia="Segoe UI" w:hAnsi="Segoe UI" w:cs="Segoe UI"/>
-          <w:color w:val="313131"/>
-          <w:sz w:val="20"/>
-          <w:szCs w:val="20"/>
-        </w:rPr>
-        <w:t>to obtain</w:t>
-      </w:r>
-      <w:proofErr w:type="gramEnd"/>
-      <w:r>
-        <w:rPr>
-          <w:rFonts w:ascii="Segoe UI" w:eastAsia="Segoe UI" w:hAnsi="Segoe UI" w:cs="Segoe UI"/>
-          <w:color w:val="313131"/>
-          <w:sz w:val="20"/>
-          <w:szCs w:val="20"/>
-        </w:rPr>
-        <w:t xml:space="preserve"> estate information </w:t>
-      </w:r>
-      <w:proofErr w:type="gramStart"/>
-      <w:r>
-        <w:rPr>
-          <w:rFonts w:ascii="Segoe UI" w:eastAsia="Segoe UI" w:hAnsi="Segoe UI" w:cs="Segoe UI"/>
-          <w:color w:val="313131"/>
-          <w:sz w:val="20"/>
-          <w:szCs w:val="20"/>
-        </w:rPr>
-        <w:t>issues</w:t>
-      </w:r>
-      <w:proofErr w:type="gramEnd"/>
-      <w:r>
-        <w:rPr>
-          <w:rFonts w:ascii="Segoe UI" w:eastAsia="Segoe UI" w:hAnsi="Segoe UI" w:cs="Segoe UI"/>
-          <w:color w:val="313131"/>
-          <w:sz w:val="20"/>
-          <w:szCs w:val="20"/>
-        </w:rPr>
-        <w:t xml:space="preserve"> to the applicant, the applicant may apply for a grant without further notice.</w:t>
+        <w:t>If an authorization to obtain estate information issues to the applicant, the applicant may apply for a grant without further notice.</w:t>
       </w:r>
     </w:p>
     <w:p>
@@ -5396,27 +5297,7 @@
           <w:sz w:val="20"/>
           <w:szCs w:val="20"/>
         </w:rPr>
-        <w:t xml:space="preserve">If a grant </w:t>
-      </w:r>
-      <w:proofErr w:type="gramStart"/>
-      <w:r>
-        <w:rPr>
-          <w:rFonts w:ascii="Segoe UI" w:eastAsia="Segoe UI" w:hAnsi="Segoe UI" w:cs="Segoe UI"/>
-          <w:color w:val="313131"/>
-          <w:sz w:val="20"/>
-          <w:szCs w:val="20"/>
-        </w:rPr>
-        <w:t>issues</w:t>
-      </w:r>
-      <w:proofErr w:type="gramEnd"/>
-      <w:r>
-        <w:rPr>
-          <w:rFonts w:ascii="Segoe UI" w:eastAsia="Segoe UI" w:hAnsi="Segoe UI" w:cs="Segoe UI"/>
-          <w:color w:val="313131"/>
-          <w:sz w:val="20"/>
-          <w:szCs w:val="20"/>
-        </w:rPr>
-        <w:t xml:space="preserve"> to the applicant, the applicant must provide, to intestate successors of the deceased, an accounting as to how the estate was administered and how the estate assets were distributed.</w:t>
+        <w:t>If a grant issues to the applicant, the applicant must provide, to intestate successors of the deceased, an accounting as to how the estate was administered and how the estate assets were distributed.</w:t>
       </w:r>
     </w:p>
     <w:p>
@@ -5920,6 +5801,25 @@
     </w:p>
     <w:p>
       <w:pPr>
+        <w:rPr>
+          <w:rFonts w:ascii="Segoe UI" w:eastAsia="Segoe UI" w:hAnsi="Segoe UI" w:cs="Segoe UI"/>
+          <w:b/>
+          <w:bCs/>
+          <w:color w:val="313131"/>
+          <w:sz w:val="24"/>
+          <w:szCs w:val="24"/>
+        </w:rPr>
+      </w:pPr>
+      <w:r>
+        <w:rPr>
+          <w:rFonts w:ascii="Segoe UI" w:eastAsia="Segoe UI" w:hAnsi="Segoe UI" w:cs="Segoe UI"/>
+          <w:color w:val="313131"/>
+        </w:rPr>
+        <w:br w:type="page"/>
+      </w:r>
+    </w:p>
+    <w:p>
+      <w:pPr>
         <w:pStyle w:val="Heading2"/>
         <w:rPr>
           <w:rFonts w:ascii="Segoe UI" w:eastAsia="Segoe UI" w:hAnsi="Segoe UI" w:cs="Segoe UI"/>
@@ -5931,6 +5831,7 @@
           <w:rFonts w:ascii="Segoe UI" w:eastAsia="Segoe UI" w:hAnsi="Segoe UI" w:cs="Segoe UI"/>
           <w:color w:val="313131"/>
         </w:rPr>
+        <w:lastRenderedPageBreak/>
         <w:t>INFORMATION FOR SERVICE</w:t>
       </w:r>
     </w:p>
@@ -6185,17 +6086,7 @@
           <w:sz w:val="20"/>
           <w:szCs w:val="20"/>
         </w:rPr>
-        <w:t xml:space="preserve">Telephone </w:t>
-      </w:r>
-      <w:proofErr w:type="gramStart"/>
-      <w:r>
-        <w:rPr>
-          <w:rFonts w:ascii="Segoe UI" w:eastAsia="Segoe UI" w:hAnsi="Segoe UI" w:cs="Segoe UI"/>
-          <w:color w:val="313131"/>
-          <w:sz w:val="20"/>
-          <w:szCs w:val="20"/>
-        </w:rPr>
-        <w:t xml:space="preserve">number: </w:t>
+        <w:t xml:space="preserve">Telephone number: </w:t>
       </w:r>
       <w:r>
         <w:rPr>
@@ -6207,6 +6098,7 @@
         <w:t>{</w:t>
       </w:r>
       <w:proofErr w:type="spellStart"/>
+      <w:proofErr w:type="gramStart"/>
       <w:r>
         <w:rPr>
           <w:rFonts w:ascii="Segoe UI" w:eastAsia="Segoe UI" w:hAnsi="Segoe UI" w:cs="Segoe UI"/>
@@ -6239,39 +6131,372 @@
     </w:p>
     <w:p>
       <w:pPr>
+        <w:pStyle w:val="BodyText"/>
+        <w:ind w:left="288"/>
+      </w:pPr>
+      <w:r>
+        <w:rPr>
+          <w:rFonts w:ascii="Segoe UI" w:eastAsia="Segoe UI" w:hAnsi="Segoe UI" w:cs="Segoe UI"/>
+          <w:color w:val="313131"/>
+        </w:rPr>
+        <w:t xml:space="preserve">E-mail address: </w:t>
+      </w:r>
+      <w:r>
+        <w:rPr>
+          <w:rFonts w:ascii="Segoe UI" w:eastAsia="Segoe UI" w:hAnsi="Segoe UI" w:cs="Segoe UI"/>
+          <w:b/>
+          <w:bCs/>
+          <w:color w:val="000000" w:themeColor="text1"/>
+        </w:rPr>
+        <w:t>{</w:t>
+      </w:r>
+      <w:proofErr w:type="spellStart"/>
+      <w:proofErr w:type="gramStart"/>
+      <w:r>
+        <w:rPr>
+          <w:rFonts w:ascii="Segoe UI" w:eastAsia="Segoe UI" w:hAnsi="Segoe UI" w:cs="Segoe UI"/>
+          <w:b/>
+          <w:bCs/>
+          <w:color w:val="000000" w:themeColor="text1"/>
+        </w:rPr>
+        <w:t>d.applicant</w:t>
+      </w:r>
+      <w:proofErr w:type="gramEnd"/>
+      <w:r>
+        <w:rPr>
+          <w:rFonts w:ascii="Segoe UI" w:eastAsia="Segoe UI" w:hAnsi="Segoe UI" w:cs="Segoe UI"/>
+          <w:b/>
+          <w:bCs/>
+          <w:color w:val="000000" w:themeColor="text1"/>
+        </w:rPr>
+        <w:t>.applicantServiceEmail</w:t>
+      </w:r>
+      <w:proofErr w:type="spellEnd"/>
+      <w:r>
+        <w:rPr>
+          <w:rFonts w:ascii="Segoe UI" w:eastAsia="Segoe UI" w:hAnsi="Segoe UI" w:cs="Segoe UI"/>
+          <w:b/>
+          <w:bCs/>
+          <w:color w:val="000000" w:themeColor="text1"/>
+        </w:rPr>
+        <w:t>}</w:t>
+      </w:r>
+      <w:r>
+        <w:br/>
+      </w:r>
+      <w:r>
+        <w:rPr>
+          <w:rFonts w:ascii="Segoe UI" w:eastAsia="Segoe UI" w:hAnsi="Segoe UI" w:cs="Segoe UI"/>
+          <w:b/>
+          <w:bCs/>
+          <w:color w:val="000000" w:themeColor="text1"/>
+        </w:rPr>
+        <w:t>{</w:t>
+      </w:r>
+      <w:proofErr w:type="spellStart"/>
+      <w:proofErr w:type="gramStart"/>
+      <w:r>
+        <w:rPr>
+          <w:rFonts w:ascii="Segoe UI" w:eastAsia="Segoe UI" w:hAnsi="Segoe UI" w:cs="Segoe UI"/>
+          <w:b/>
+          <w:bCs/>
+          <w:color w:val="000000" w:themeColor="text1"/>
+        </w:rPr>
+        <w:t>d.applicant</w:t>
+      </w:r>
+      <w:proofErr w:type="gramEnd"/>
+      <w:r>
+        <w:rPr>
+          <w:rFonts w:ascii="Segoe UI" w:eastAsia="Segoe UI" w:hAnsi="Segoe UI" w:cs="Segoe UI"/>
+          <w:b/>
+          <w:bCs/>
+          <w:color w:val="000000" w:themeColor="text1"/>
+        </w:rPr>
+        <w:t>.</w:t>
+      </w:r>
+      <w:proofErr w:type="gramStart"/>
+      <w:r>
+        <w:rPr>
+          <w:rFonts w:ascii="Segoe UI" w:eastAsia="Segoe UI" w:hAnsi="Segoe UI" w:cs="Segoe UI"/>
+          <w:b/>
+          <w:bCs/>
+          <w:color w:val="000000" w:themeColor="text1"/>
+        </w:rPr>
+        <w:t>applicantHasFax:ifEQ</w:t>
+      </w:r>
+      <w:proofErr w:type="spellEnd"/>
+      <w:proofErr w:type="gramEnd"/>
+      <w:r>
+        <w:rPr>
+          <w:rFonts w:ascii="Segoe UI" w:eastAsia="Segoe UI" w:hAnsi="Segoe UI" w:cs="Segoe UI"/>
+          <w:b/>
+          <w:bCs/>
+          <w:color w:val="000000" w:themeColor="text1"/>
+        </w:rPr>
+        <w:t>('</w:t>
+      </w:r>
+      <w:proofErr w:type="spellStart"/>
+      <w:r>
+        <w:rPr>
+          <w:rFonts w:ascii="Segoe UI" w:eastAsia="Segoe UI" w:hAnsi="Segoe UI" w:cs="Segoe UI"/>
+          <w:b/>
+          <w:bCs/>
+          <w:color w:val="000000" w:themeColor="text1"/>
+        </w:rPr>
+        <w:t>yes'</w:t>
+      </w:r>
+      <w:proofErr w:type="spellEnd"/>
+      <w:proofErr w:type="gramStart"/>
+      <w:r>
+        <w:rPr>
+          <w:rFonts w:ascii="Segoe UI" w:eastAsia="Segoe UI" w:hAnsi="Segoe UI" w:cs="Segoe UI"/>
+          <w:b/>
+          <w:bCs/>
+          <w:color w:val="000000" w:themeColor="text1"/>
+        </w:rPr>
+        <w:t>):</w:t>
+      </w:r>
+      <w:proofErr w:type="spellStart"/>
+      <w:r>
+        <w:rPr>
+          <w:rFonts w:ascii="Segoe UI" w:eastAsia="Segoe UI" w:hAnsi="Segoe UI" w:cs="Segoe UI"/>
+          <w:b/>
+          <w:bCs/>
+          <w:color w:val="000000" w:themeColor="text1"/>
+        </w:rPr>
+        <w:t>showBegin</w:t>
+      </w:r>
+      <w:proofErr w:type="spellEnd"/>
+      <w:proofErr w:type="gramEnd"/>
+      <w:r>
+        <w:rPr>
+          <w:rFonts w:ascii="Segoe UI" w:eastAsia="Segoe UI" w:hAnsi="Segoe UI" w:cs="Segoe UI"/>
+          <w:b/>
+          <w:bCs/>
+          <w:color w:val="000000" w:themeColor="text1"/>
+        </w:rPr>
+        <w:t>}</w:t>
+      </w:r>
+      <w:r>
+        <w:br/>
+      </w:r>
+      <w:r>
+        <w:rPr>
+          <w:rFonts w:ascii="Segoe UI" w:eastAsia="Segoe UI" w:hAnsi="Segoe UI" w:cs="Segoe UI"/>
+          <w:color w:val="313131"/>
+        </w:rPr>
+        <w:t xml:space="preserve">Fax number: </w:t>
+      </w:r>
+      <w:r>
+        <w:rPr>
+          <w:rFonts w:ascii="Segoe UI" w:eastAsia="Segoe UI" w:hAnsi="Segoe UI" w:cs="Segoe UI"/>
+          <w:b/>
+          <w:bCs/>
+          <w:color w:val="000000" w:themeColor="text1"/>
+        </w:rPr>
+        <w:t>{</w:t>
+      </w:r>
+      <w:proofErr w:type="spellStart"/>
+      <w:proofErr w:type="gramStart"/>
+      <w:r>
+        <w:rPr>
+          <w:rFonts w:ascii="Segoe UI" w:eastAsia="Segoe UI" w:hAnsi="Segoe UI" w:cs="Segoe UI"/>
+          <w:b/>
+          <w:bCs/>
+          <w:color w:val="000000" w:themeColor="text1"/>
+        </w:rPr>
+        <w:t>d.applicant</w:t>
+      </w:r>
+      <w:proofErr w:type="gramEnd"/>
+      <w:r>
+        <w:rPr>
+          <w:rFonts w:ascii="Segoe UI" w:eastAsia="Segoe UI" w:hAnsi="Segoe UI" w:cs="Segoe UI"/>
+          <w:b/>
+          <w:bCs/>
+          <w:color w:val="000000" w:themeColor="text1"/>
+        </w:rPr>
+        <w:t>.applicantServiceFax</w:t>
+      </w:r>
+      <w:proofErr w:type="spellEnd"/>
+      <w:r>
+        <w:rPr>
+          <w:rFonts w:ascii="Segoe UI" w:eastAsia="Segoe UI" w:hAnsi="Segoe UI" w:cs="Segoe UI"/>
+          <w:b/>
+          <w:bCs/>
+          <w:color w:val="000000" w:themeColor="text1"/>
+        </w:rPr>
+        <w:t>}</w:t>
+      </w:r>
+      <w:r>
+        <w:br/>
+      </w:r>
+      <w:r>
+        <w:rPr>
+          <w:rFonts w:ascii="Segoe UI" w:eastAsia="Segoe UI" w:hAnsi="Segoe UI" w:cs="Segoe UI"/>
+          <w:b/>
+          <w:bCs/>
+          <w:color w:val="000000" w:themeColor="text1"/>
+        </w:rPr>
+        <w:t>{</w:t>
+      </w:r>
+      <w:proofErr w:type="spellStart"/>
+      <w:proofErr w:type="gramStart"/>
+      <w:r>
+        <w:rPr>
+          <w:rFonts w:ascii="Segoe UI" w:eastAsia="Segoe UI" w:hAnsi="Segoe UI" w:cs="Segoe UI"/>
+          <w:b/>
+          <w:bCs/>
+          <w:color w:val="000000" w:themeColor="text1"/>
+        </w:rPr>
+        <w:t>d.applicant</w:t>
+      </w:r>
+      <w:proofErr w:type="gramEnd"/>
+      <w:r>
+        <w:rPr>
+          <w:rFonts w:ascii="Segoe UI" w:eastAsia="Segoe UI" w:hAnsi="Segoe UI" w:cs="Segoe UI"/>
+          <w:b/>
+          <w:bCs/>
+          <w:color w:val="000000" w:themeColor="text1"/>
+        </w:rPr>
+        <w:t>.</w:t>
+      </w:r>
+      <w:proofErr w:type="gramStart"/>
+      <w:r>
+        <w:rPr>
+          <w:rFonts w:ascii="Segoe UI" w:eastAsia="Segoe UI" w:hAnsi="Segoe UI" w:cs="Segoe UI"/>
+          <w:b/>
+          <w:bCs/>
+          <w:color w:val="000000" w:themeColor="text1"/>
+        </w:rPr>
+        <w:t>applicantHasFax:showEnd</w:t>
+      </w:r>
+      <w:proofErr w:type="spellEnd"/>
+      <w:proofErr w:type="gramEnd"/>
+      <w:r>
+        <w:rPr>
+          <w:rFonts w:ascii="Segoe UI" w:eastAsia="Segoe UI" w:hAnsi="Segoe UI" w:cs="Segoe UI"/>
+          <w:b/>
+          <w:bCs/>
+          <w:color w:val="000000" w:themeColor="text1"/>
+        </w:rPr>
+        <w:t>}</w:t>
+      </w:r>
+      <w:r>
+        <w:br/>
+      </w:r>
+      <w:r>
+        <w:rPr>
+          <w:rFonts w:ascii="Segoe UI" w:eastAsia="Segoe UI" w:hAnsi="Segoe UI" w:cs="Segoe UI"/>
+          <w:color w:val="313131"/>
+        </w:rPr>
+        <w:t>Date:</w:t>
+      </w:r>
+      <w:r>
+        <w:rPr>
+          <w:color w:val="000000" w:themeColor="text1"/>
+          <w:sz w:val="22"/>
+          <w:szCs w:val="22"/>
+        </w:rPr>
+        <w:t xml:space="preserve"> </w:t>
+      </w:r>
+      <w:r>
+        <w:rPr>
+          <w:color w:val="000000" w:themeColor="text1"/>
+          <w:sz w:val="22"/>
+          <w:szCs w:val="22"/>
+        </w:rPr>
+        <w:t>{</w:t>
+      </w:r>
+      <w:proofErr w:type="spellStart"/>
+      <w:proofErr w:type="gramStart"/>
+      <w:r>
+        <w:rPr>
+          <w:color w:val="000000" w:themeColor="text1"/>
+          <w:sz w:val="22"/>
+          <w:szCs w:val="22"/>
+        </w:rPr>
+        <w:t>d.now</w:t>
+      </w:r>
+      <w:r>
+        <w:rPr>
+          <w:color w:val="313131"/>
+        </w:rPr>
+        <w:t>:formatD</w:t>
+      </w:r>
+      <w:proofErr w:type="spellEnd"/>
+      <w:proofErr w:type="gramEnd"/>
+      <w:r>
+        <w:rPr>
+          <w:color w:val="313131"/>
+        </w:rPr>
+        <w:t>(LL)</w:t>
+      </w:r>
+      <w:r>
+        <w:rPr>
+          <w:color w:val="000000" w:themeColor="text1"/>
+          <w:sz w:val="22"/>
+          <w:szCs w:val="22"/>
+        </w:rPr>
+        <w:t>}</w:t>
+      </w:r>
+    </w:p>
+    <w:p>
+      <w:pPr>
         <w:spacing w:before="54"/>
         <w:ind w:left="288"/>
         <w:rPr>
           <w:rFonts w:ascii="Segoe UI" w:eastAsia="Segoe UI" w:hAnsi="Segoe UI" w:cs="Segoe UI"/>
-          <w:color w:val="000000" w:themeColor="text1"/>
-        </w:rPr>
-      </w:pPr>
-      <w:r>
-        <w:rPr>
-          <w:rFonts w:ascii="Segoe UI" w:eastAsia="Segoe UI" w:hAnsi="Segoe UI" w:cs="Segoe UI"/>
-          <w:color w:val="313131"/>
-          <w:sz w:val="20"/>
-          <w:szCs w:val="20"/>
-        </w:rPr>
-        <w:t xml:space="preserve">E-mail address: </w:t>
-      </w:r>
-      <w:r>
-        <w:rPr>
-          <w:rFonts w:ascii="Segoe UI" w:eastAsia="Segoe UI" w:hAnsi="Segoe UI" w:cs="Segoe UI"/>
-          <w:b/>
-          <w:bCs/>
-          <w:color w:val="000000" w:themeColor="text1"/>
-        </w:rPr>
-        <w:t>{</w:t>
-      </w:r>
-      <w:proofErr w:type="spellStart"/>
-      <w:proofErr w:type="gramStart"/>
-      <w:r>
-        <w:rPr>
-          <w:rFonts w:ascii="Segoe UI" w:eastAsia="Segoe UI" w:hAnsi="Segoe UI" w:cs="Segoe UI"/>
-          <w:b/>
-          <w:bCs/>
-          <w:color w:val="000000" w:themeColor="text1"/>
+          <w:b/>
+          <w:bCs/>
+          <w:color w:val="000000" w:themeColor="text1"/>
+          <w:u w:val="single"/>
+        </w:rPr>
+      </w:pPr>
+    </w:p>
+    <w:p>
+      <w:pPr>
+        <w:spacing w:before="54"/>
+        <w:ind w:left="288"/>
+        <w:rPr>
+          <w:rFonts w:ascii="Segoe UI" w:eastAsia="Segoe UI" w:hAnsi="Segoe UI" w:cs="Segoe UI"/>
+          <w:b/>
+          <w:bCs/>
+          <w:color w:val="000000" w:themeColor="text1"/>
+          <w:u w:val="single"/>
+        </w:rPr>
+      </w:pPr>
+    </w:p>
+    <w:p>
+      <w:pPr>
+        <w:spacing w:before="54"/>
+        <w:ind w:left="288"/>
+        <w:rPr>
+          <w:rFonts w:ascii="Segoe UI" w:eastAsia="Segoe UI" w:hAnsi="Segoe UI" w:cs="Segoe UI"/>
+          <w:b/>
+          <w:bCs/>
+          <w:color w:val="000000" w:themeColor="text1"/>
+          <w:u w:val="single"/>
+        </w:rPr>
+      </w:pPr>
+      <w:r>
+        <w:rPr>
+          <w:rFonts w:ascii="Segoe UI" w:eastAsia="Segoe UI" w:hAnsi="Segoe UI" w:cs="Segoe UI"/>
+          <w:b/>
+          <w:bCs/>
+          <w:color w:val="000000" w:themeColor="text1"/>
+          <w:u w:val="single"/>
+        </w:rPr>
+        <w:t>Signed Electronically by {</w:t>
+      </w:r>
+      <w:proofErr w:type="spellStart"/>
+      <w:proofErr w:type="gramStart"/>
+      <w:r>
+        <w:rPr>
+          <w:rFonts w:ascii="Segoe UI" w:eastAsia="Segoe UI" w:hAnsi="Segoe UI" w:cs="Segoe UI"/>
+          <w:b/>
+          <w:bCs/>
+          <w:color w:val="000000" w:themeColor="text1"/>
+          <w:u w:val="single"/>
         </w:rPr>
         <w:t>d.applicant</w:t>
       </w:r>
@@ -6282,39 +6507,55 @@
           <w:b/>
           <w:bCs/>
           <w:color w:val="000000" w:themeColor="text1"/>
-        </w:rPr>
-        <w:t>.applicantServiceEmail</w:t>
-      </w:r>
-      <w:proofErr w:type="spellEnd"/>
-      <w:r>
-        <w:rPr>
-          <w:rFonts w:ascii="Segoe UI" w:eastAsia="Segoe UI" w:hAnsi="Segoe UI" w:cs="Segoe UI"/>
-          <w:b/>
-          <w:bCs/>
-          <w:color w:val="000000" w:themeColor="text1"/>
+          <w:u w:val="single"/>
+        </w:rPr>
+        <w:t>.applicantName</w:t>
+      </w:r>
+      <w:proofErr w:type="spellEnd"/>
+      <w:r>
+        <w:rPr>
+          <w:rFonts w:ascii="Segoe UI" w:eastAsia="Segoe UI" w:hAnsi="Segoe UI" w:cs="Segoe UI"/>
+          <w:b/>
+          <w:bCs/>
+          <w:color w:val="000000" w:themeColor="text1"/>
+          <w:u w:val="single"/>
         </w:rPr>
         <w:t>}</w:t>
       </w:r>
-      <w:r>
-        <w:br/>
-      </w:r>
-      <w:r>
-        <w:rPr>
-          <w:rFonts w:ascii="Segoe UI" w:eastAsia="Segoe UI" w:hAnsi="Segoe UI" w:cs="Segoe UI"/>
-          <w:b/>
-          <w:bCs/>
-          <w:color w:val="000000" w:themeColor="text1"/>
-        </w:rPr>
-        <w:t>{</w:t>
-      </w:r>
-      <w:proofErr w:type="spellStart"/>
-      <w:proofErr w:type="gramStart"/>
-      <w:r>
-        <w:rPr>
-          <w:rFonts w:ascii="Segoe UI" w:eastAsia="Segoe UI" w:hAnsi="Segoe UI" w:cs="Segoe UI"/>
-          <w:b/>
-          <w:bCs/>
-          <w:color w:val="000000" w:themeColor="text1"/>
+    </w:p>
+    <w:p>
+      <w:pPr>
+        <w:spacing w:before="54"/>
+        <w:ind w:left="288"/>
+        <w:rPr>
+          <w:rFonts w:ascii="Segoe UI" w:eastAsia="Segoe UI" w:hAnsi="Segoe UI" w:cs="Segoe UI"/>
+          <w:color w:val="000000" w:themeColor="text1"/>
+        </w:rPr>
+      </w:pPr>
+    </w:p>
+    <w:p>
+      <w:pPr>
+        <w:pStyle w:val="BodyText"/>
+        <w:spacing w:before="28"/>
+        <w:ind w:left="288"/>
+        <w:rPr>
+          <w:rFonts w:ascii="Segoe UI" w:eastAsia="Segoe UI" w:hAnsi="Segoe UI" w:cs="Segoe UI"/>
+          <w:color w:val="313131"/>
+        </w:rPr>
+      </w:pPr>
+      <w:r>
+        <w:rPr>
+          <w:rFonts w:ascii="Segoe UI" w:eastAsia="Segoe UI" w:hAnsi="Segoe UI" w:cs="Segoe UI"/>
+          <w:color w:val="313131"/>
+        </w:rPr>
+        <w:t>Signature of {</w:t>
+      </w:r>
+      <w:proofErr w:type="spellStart"/>
+      <w:proofErr w:type="gramStart"/>
+      <w:r>
+        <w:rPr>
+          <w:rFonts w:ascii="Segoe UI" w:eastAsia="Segoe UI" w:hAnsi="Segoe UI" w:cs="Segoe UI"/>
+          <w:color w:val="313131"/>
         </w:rPr>
         <w:t>d.applicant</w:t>
       </w:r>
@@ -6322,272 +6563,30 @@
       <w:r>
         <w:rPr>
           <w:rFonts w:ascii="Segoe UI" w:eastAsia="Segoe UI" w:hAnsi="Segoe UI" w:cs="Segoe UI"/>
-          <w:b/>
-          <w:bCs/>
-          <w:color w:val="000000" w:themeColor="text1"/>
-        </w:rPr>
-        <w:t>.</w:t>
-      </w:r>
-      <w:proofErr w:type="gramStart"/>
-      <w:r>
-        <w:rPr>
-          <w:rFonts w:ascii="Segoe UI" w:eastAsia="Segoe UI" w:hAnsi="Segoe UI" w:cs="Segoe UI"/>
-          <w:b/>
-          <w:bCs/>
-          <w:color w:val="000000" w:themeColor="text1"/>
-        </w:rPr>
-        <w:t>applicantHasFax:ifEQ</w:t>
-      </w:r>
-      <w:proofErr w:type="spellEnd"/>
-      <w:proofErr w:type="gramEnd"/>
-      <w:r>
-        <w:rPr>
-          <w:rFonts w:ascii="Segoe UI" w:eastAsia="Segoe UI" w:hAnsi="Segoe UI" w:cs="Segoe UI"/>
-          <w:b/>
-          <w:bCs/>
-          <w:color w:val="000000" w:themeColor="text1"/>
-        </w:rPr>
-        <w:t>('</w:t>
-      </w:r>
-      <w:proofErr w:type="spellStart"/>
-      <w:r>
-        <w:rPr>
-          <w:rFonts w:ascii="Segoe UI" w:eastAsia="Segoe UI" w:hAnsi="Segoe UI" w:cs="Segoe UI"/>
-          <w:b/>
-          <w:bCs/>
-          <w:color w:val="000000" w:themeColor="text1"/>
-        </w:rPr>
-        <w:t>yes'</w:t>
-      </w:r>
-      <w:proofErr w:type="spellEnd"/>
-      <w:proofErr w:type="gramStart"/>
-      <w:r>
-        <w:rPr>
-          <w:rFonts w:ascii="Segoe UI" w:eastAsia="Segoe UI" w:hAnsi="Segoe UI" w:cs="Segoe UI"/>
-          <w:b/>
-          <w:bCs/>
-          <w:color w:val="000000" w:themeColor="text1"/>
-        </w:rPr>
-        <w:t>):</w:t>
-      </w:r>
-      <w:proofErr w:type="spellStart"/>
-      <w:r>
-        <w:rPr>
-          <w:rFonts w:ascii="Segoe UI" w:eastAsia="Segoe UI" w:hAnsi="Segoe UI" w:cs="Segoe UI"/>
-          <w:b/>
-          <w:bCs/>
-          <w:color w:val="000000" w:themeColor="text1"/>
-        </w:rPr>
-        <w:t>showBegin</w:t>
-      </w:r>
-      <w:proofErr w:type="spellEnd"/>
-      <w:proofErr w:type="gramEnd"/>
-      <w:r>
-        <w:rPr>
-          <w:rFonts w:ascii="Segoe UI" w:eastAsia="Segoe UI" w:hAnsi="Segoe UI" w:cs="Segoe UI"/>
-          <w:b/>
-          <w:bCs/>
-          <w:color w:val="000000" w:themeColor="text1"/>
+          <w:color w:val="313131"/>
+        </w:rPr>
+        <w:t>.applicantName</w:t>
+      </w:r>
+      <w:proofErr w:type="spellEnd"/>
+      <w:r>
+        <w:rPr>
+          <w:rFonts w:ascii="Segoe UI" w:eastAsia="Segoe UI" w:hAnsi="Segoe UI" w:cs="Segoe UI"/>
+          <w:color w:val="313131"/>
         </w:rPr>
         <w:t>}</w:t>
       </w:r>
-      <w:r>
-        <w:br/>
-      </w:r>
-      <w:r>
-        <w:rPr>
-          <w:rFonts w:ascii="Segoe UI" w:eastAsia="Segoe UI" w:hAnsi="Segoe UI" w:cs="Segoe UI"/>
-          <w:color w:val="313131"/>
-          <w:sz w:val="20"/>
-          <w:szCs w:val="20"/>
-        </w:rPr>
-        <w:t xml:space="preserve">Fax number: </w:t>
-      </w:r>
-      <w:r>
-        <w:rPr>
-          <w:rFonts w:ascii="Segoe UI" w:eastAsia="Segoe UI" w:hAnsi="Segoe UI" w:cs="Segoe UI"/>
-          <w:b/>
-          <w:bCs/>
-          <w:color w:val="000000" w:themeColor="text1"/>
-        </w:rPr>
-        <w:t>{</w:t>
-      </w:r>
-      <w:proofErr w:type="spellStart"/>
-      <w:proofErr w:type="gramStart"/>
-      <w:r>
-        <w:rPr>
-          <w:rFonts w:ascii="Segoe UI" w:eastAsia="Segoe UI" w:hAnsi="Segoe UI" w:cs="Segoe UI"/>
-          <w:b/>
-          <w:bCs/>
-          <w:color w:val="000000" w:themeColor="text1"/>
-        </w:rPr>
-        <w:t>d.applicant</w:t>
-      </w:r>
-      <w:proofErr w:type="gramEnd"/>
-      <w:r>
-        <w:rPr>
-          <w:rFonts w:ascii="Segoe UI" w:eastAsia="Segoe UI" w:hAnsi="Segoe UI" w:cs="Segoe UI"/>
-          <w:b/>
-          <w:bCs/>
-          <w:color w:val="000000" w:themeColor="text1"/>
-        </w:rPr>
-        <w:t>.applicantServiceFax</w:t>
-      </w:r>
-      <w:proofErr w:type="spellEnd"/>
-      <w:r>
-        <w:rPr>
-          <w:rFonts w:ascii="Segoe UI" w:eastAsia="Segoe UI" w:hAnsi="Segoe UI" w:cs="Segoe UI"/>
-          <w:b/>
-          <w:bCs/>
-          <w:color w:val="000000" w:themeColor="text1"/>
-        </w:rPr>
-        <w:t>}</w:t>
-      </w:r>
-      <w:r>
-        <w:br/>
-      </w:r>
-      <w:r>
-        <w:rPr>
-          <w:rFonts w:ascii="Segoe UI" w:eastAsia="Segoe UI" w:hAnsi="Segoe UI" w:cs="Segoe UI"/>
-          <w:b/>
-          <w:bCs/>
-          <w:color w:val="000000" w:themeColor="text1"/>
-        </w:rPr>
-        <w:t>{</w:t>
-      </w:r>
-      <w:proofErr w:type="spellStart"/>
-      <w:proofErr w:type="gramStart"/>
-      <w:r>
-        <w:rPr>
-          <w:rFonts w:ascii="Segoe UI" w:eastAsia="Segoe UI" w:hAnsi="Segoe UI" w:cs="Segoe UI"/>
-          <w:b/>
-          <w:bCs/>
-          <w:color w:val="000000" w:themeColor="text1"/>
-        </w:rPr>
-        <w:t>d.applicant</w:t>
-      </w:r>
-      <w:proofErr w:type="gramEnd"/>
-      <w:r>
-        <w:rPr>
-          <w:rFonts w:ascii="Segoe UI" w:eastAsia="Segoe UI" w:hAnsi="Segoe UI" w:cs="Segoe UI"/>
-          <w:b/>
-          <w:bCs/>
-          <w:color w:val="000000" w:themeColor="text1"/>
-        </w:rPr>
-        <w:t>.</w:t>
-      </w:r>
-      <w:proofErr w:type="gramStart"/>
-      <w:r>
-        <w:rPr>
-          <w:rFonts w:ascii="Segoe UI" w:eastAsia="Segoe UI" w:hAnsi="Segoe UI" w:cs="Segoe UI"/>
-          <w:b/>
-          <w:bCs/>
-          <w:color w:val="000000" w:themeColor="text1"/>
-        </w:rPr>
-        <w:t>applicantHasFax:showEnd</w:t>
-      </w:r>
-      <w:proofErr w:type="spellEnd"/>
-      <w:proofErr w:type="gramEnd"/>
-      <w:r>
-        <w:rPr>
-          <w:rFonts w:ascii="Segoe UI" w:eastAsia="Segoe UI" w:hAnsi="Segoe UI" w:cs="Segoe UI"/>
-          <w:b/>
-          <w:bCs/>
-          <w:color w:val="000000" w:themeColor="text1"/>
-        </w:rPr>
-        <w:t>}</w:t>
-      </w:r>
-      <w:r>
-        <w:br/>
-      </w:r>
-      <w:r>
-        <w:rPr>
-          <w:rFonts w:ascii="Segoe UI" w:eastAsia="Segoe UI" w:hAnsi="Segoe UI" w:cs="Segoe UI"/>
-          <w:color w:val="313131"/>
-          <w:sz w:val="20"/>
-          <w:szCs w:val="20"/>
-        </w:rPr>
-        <w:lastRenderedPageBreak/>
-        <w:t xml:space="preserve">Date: </w:t>
-      </w:r>
-      <w:r>
-        <w:rPr>
-          <w:rFonts w:ascii="Segoe UI" w:eastAsia="Segoe UI" w:hAnsi="Segoe UI" w:cs="Segoe UI"/>
-          <w:b/>
-          <w:bCs/>
-          <w:color w:val="000000" w:themeColor="text1"/>
-        </w:rPr>
-        <w:t>{</w:t>
-      </w:r>
-      <w:proofErr w:type="spellStart"/>
-      <w:proofErr w:type="gramStart"/>
-      <w:r>
-        <w:rPr>
-          <w:rFonts w:ascii="Segoe UI" w:eastAsia="Segoe UI" w:hAnsi="Segoe UI" w:cs="Segoe UI"/>
-          <w:b/>
-          <w:bCs/>
-          <w:color w:val="000000" w:themeColor="text1"/>
-        </w:rPr>
-        <w:t>d.applicationDate</w:t>
-      </w:r>
-      <w:proofErr w:type="spellEnd"/>
-      <w:proofErr w:type="gramEnd"/>
-      <w:r>
-        <w:rPr>
-          <w:rFonts w:ascii="Segoe UI" w:eastAsia="Segoe UI" w:hAnsi="Segoe UI" w:cs="Segoe UI"/>
-          <w:b/>
-          <w:bCs/>
-          <w:color w:val="000000" w:themeColor="text1"/>
-        </w:rPr>
-        <w:t>}</w:t>
-      </w:r>
-      <w:r>
-        <w:tab/>
-      </w:r>
-      <w:r>
-        <w:rPr>
-          <w:rFonts w:ascii="Segoe UI" w:eastAsia="Segoe UI" w:hAnsi="Segoe UI" w:cs="Segoe UI"/>
-          <w:b/>
-          <w:bCs/>
-          <w:color w:val="000000" w:themeColor="text1"/>
-          <w:u w:val="single"/>
-        </w:rPr>
-        <w:t>Signed Electronically by {</w:t>
-      </w:r>
-      <w:proofErr w:type="spellStart"/>
-      <w:proofErr w:type="gramStart"/>
-      <w:r>
-        <w:rPr>
-          <w:rFonts w:ascii="Segoe UI" w:eastAsia="Segoe UI" w:hAnsi="Segoe UI" w:cs="Segoe UI"/>
-          <w:b/>
-          <w:bCs/>
-          <w:color w:val="000000" w:themeColor="text1"/>
-          <w:u w:val="single"/>
-        </w:rPr>
-        <w:t>d.applicant</w:t>
-      </w:r>
-      <w:proofErr w:type="gramEnd"/>
-      <w:r>
-        <w:rPr>
-          <w:rFonts w:ascii="Segoe UI" w:eastAsia="Segoe UI" w:hAnsi="Segoe UI" w:cs="Segoe UI"/>
-          <w:b/>
-          <w:bCs/>
-          <w:color w:val="000000" w:themeColor="text1"/>
-          <w:u w:val="single"/>
-        </w:rPr>
-        <w:t>.applicantName</w:t>
-      </w:r>
-      <w:proofErr w:type="spellEnd"/>
-      <w:r>
-        <w:rPr>
-          <w:rFonts w:ascii="Segoe UI" w:eastAsia="Segoe UI" w:hAnsi="Segoe UI" w:cs="Segoe UI"/>
-          <w:b/>
-          <w:bCs/>
-          <w:color w:val="000000" w:themeColor="text1"/>
-          <w:u w:val="single"/>
-        </w:rPr>
-        <w:t>}</w:t>
-      </w:r>
+    </w:p>
+    <w:p>
+      <w:pPr>
+        <w:spacing w:before="28"/>
+        <w:ind w:left="2940"/>
+        <w:rPr>
+          <w:rFonts w:ascii="Segoe UI" w:eastAsia="Segoe UI" w:hAnsi="Segoe UI" w:cs="Segoe UI"/>
+          <w:color w:val="313131"/>
+          <w:sz w:val="20"/>
+          <w:szCs w:val="20"/>
+        </w:rPr>
+      </w:pPr>
     </w:p>
     <w:p>
       <w:pPr>
@@ -6595,61 +6594,6 @@
         <w:spacing w:before="28"/>
         <w:ind w:left="2940"/>
         <w:rPr>
-          <w:rFonts w:ascii="Segoe UI" w:eastAsia="Segoe UI" w:hAnsi="Segoe UI" w:cs="Segoe UI"/>
-          <w:color w:val="313131"/>
-        </w:rPr>
-      </w:pPr>
-      <w:r>
-        <w:rPr>
-          <w:rFonts w:ascii="Segoe UI" w:eastAsia="Segoe UI" w:hAnsi="Segoe UI" w:cs="Segoe UI"/>
-          <w:color w:val="313131"/>
-        </w:rPr>
-        <w:t>Signature of {</w:t>
-      </w:r>
-      <w:proofErr w:type="spellStart"/>
-      <w:proofErr w:type="gramStart"/>
-      <w:r>
-        <w:rPr>
-          <w:rFonts w:ascii="Segoe UI" w:eastAsia="Segoe UI" w:hAnsi="Segoe UI" w:cs="Segoe UI"/>
-          <w:color w:val="313131"/>
-        </w:rPr>
-        <w:t>d.applicant</w:t>
-      </w:r>
-      <w:proofErr w:type="gramEnd"/>
-      <w:r>
-        <w:rPr>
-          <w:rFonts w:ascii="Segoe UI" w:eastAsia="Segoe UI" w:hAnsi="Segoe UI" w:cs="Segoe UI"/>
-          <w:color w:val="313131"/>
-        </w:rPr>
-        <w:t>.applicantName</w:t>
-      </w:r>
-      <w:proofErr w:type="spellEnd"/>
-      <w:r>
-        <w:rPr>
-          <w:rFonts w:ascii="Segoe UI" w:eastAsia="Segoe UI" w:hAnsi="Segoe UI" w:cs="Segoe UI"/>
-          <w:color w:val="313131"/>
-        </w:rPr>
-        <w:t>}</w:t>
-      </w:r>
-    </w:p>
-    <w:p>
-      <w:pPr>
-        <w:spacing w:before="28"/>
-        <w:ind w:left="2940"/>
-        <w:rPr>
-          <w:rFonts w:ascii="Segoe UI" w:eastAsia="Segoe UI" w:hAnsi="Segoe UI" w:cs="Segoe UI"/>
-          <w:color w:val="313131"/>
-          <w:sz w:val="20"/>
-          <w:szCs w:val="20"/>
-        </w:rPr>
-      </w:pPr>
-    </w:p>
-    <w:p>
-      <w:pPr>
-        <w:pStyle w:val="BodyText"/>
-        <w:spacing w:before="28"/>
-        <w:ind w:left="2940"/>
-        <w:rPr>
           <w:b/>
           <w:bCs/>
           <w:color w:val="313131"/>
@@ -6658,8 +6602,8 @@
       </w:pPr>
     </w:p>
     <w:sectPr>
-      <w:headerReference w:type="default" r:id="rId15"/>
-      <w:footerReference w:type="default" r:id="rId16"/>
+      <w:headerReference w:type="default" r:id="rId13"/>
+      <w:footerReference w:type="default" r:id="rId14"/>
       <w:pgSz w:w="12240" w:h="15840"/>
       <w:pgMar w:top="940" w:right="720" w:bottom="740" w:left="720" w:header="0" w:footer="543" w:gutter="0"/>
       <w:cols w:space="720"/>
@@ -6669,7 +6613,7 @@
 </file>
 
 <file path=word/endnotes.xml><?xml version="1.0" encoding="utf-8"?>
-<w:endnotes xmlns:wpc="http://schemas.microsoft.com/office/word/2010/wordprocessingCanvas" xmlns:cx="http://schemas.microsoft.com/office/drawing/2014/chartex" xmlns:cx1="http://schemas.microsoft.com/office/drawing/2015/9/8/chartex" xmlns:cx2="http://schemas.microsoft.com/office/drawing/2015/10/21/chartex" xmlns:cx3="http://schemas.microsoft.com/office/drawing/2016/5/9/chartex" xmlns:cx4="http://schemas.microsoft.com/office/drawing/2016/5/10/chartex" xmlns:cx5="http://schemas.microsoft.com/office/drawing/2016/5/11/chartex" xmlns:cx6="http://schemas.microsoft.com/office/drawing/2016/5/12/chartex" xmlns:cx7="http://schemas.microsoft.com/office/drawing/2016/5/13/chartex" xmlns:cx8="http://schemas.microsoft.com/office/drawing/2016/5/14/chartex" xmlns:mc="http://schemas.openxmlformats.org/markup-compatibility/2006" xmlns:aink="http://schemas.microsoft.com/office/drawing/2016/ink" xmlns:am3d="http://schemas.microsoft.com/office/drawing/2017/model3d" xmlns:o="urn:schemas-microsoft-com:office:office" xmlns:oel="http://schemas.microsoft.com/office/2019/extlst" xmlns:r="http://schemas.openxmlformats.org/officeDocument/2006/relationships" xmlns:m="http://schemas.openxmlformats.org/officeDocument/2006/math" xmlns:v="urn:schemas-microsoft-com:vml" xmlns:wp14="http://schemas.microsoft.com/office/word/2010/wordprocessingDrawing" xmlns:wp="http://schemas.openxmlformats.org/drawingml/2006/wordprocessingDrawing" xmlns:w10="urn:schemas-microsoft-com:office:word" xmlns:w="http://schemas.openxmlformats.org/wordprocessingml/2006/main" xmlns:w14="http://schemas.microsoft.com/office/word/2010/wordml" xmlns:w15="http://schemas.microsoft.com/office/word/2012/wordml" xmlns:w16cei="http://schemas.microsoft.com/office/word/2026/wordml/cei" xmlns:w16cex="http://schemas.microsoft.com/office/word/2018/wordml/cex" xmlns:w16cid="http://schemas.microsoft.com/office/word/2016/wordml/cid" xmlns:w16="http://schemas.microsoft.com/office/word/2018/wordml" xmlns:w16du="http://schemas.microsoft.com/office/word/2023/wordml/word16du" xmlns:w16sdtdh="http://schemas.microsoft.com/office/word/2020/wordml/sdtdatahash" xmlns:w16sdtfl="http://schemas.microsoft.com/office/word/2024/wordml/sdtformatlock" xmlns:w16se="http://schemas.microsoft.com/office/word/2015/wordml/symex" xmlns:wpg="http://schemas.microsoft.com/office/word/2010/wordprocessingGroup" xmlns:wpi="http://schemas.microsoft.com/office/word/2010/wordprocessingInk" xmlns:wne="http://schemas.microsoft.com/office/word/2006/wordml" xmlns:wps="http://schemas.microsoft.com/office/word/2010/wordprocessingShape" mc:Ignorable="w14 w15 w16se w16cid w16 w16cex w16sdtdh w16sdtfl w16du wp14">
+<w:endnotes xmlns:wpc="http://schemas.microsoft.com/office/word/2010/wordprocessingCanvas" xmlns:cx="http://schemas.microsoft.com/office/drawing/2014/chartex" xmlns:cx1="http://schemas.microsoft.com/office/drawing/2015/9/8/chartex" xmlns:cx2="http://schemas.microsoft.com/office/drawing/2015/10/21/chartex" xmlns:cx3="http://schemas.microsoft.com/office/drawing/2016/5/9/chartex" xmlns:cx4="http://schemas.microsoft.com/office/drawing/2016/5/10/chartex" xmlns:cx5="http://schemas.microsoft.com/office/drawing/2016/5/11/chartex" xmlns:cx6="http://schemas.microsoft.com/office/drawing/2016/5/12/chartex" xmlns:cx7="http://schemas.microsoft.com/office/drawing/2016/5/13/chartex" xmlns:cx8="http://schemas.microsoft.com/office/drawing/2016/5/14/chartex" xmlns:mc="http://schemas.openxmlformats.org/markup-compatibility/2006" xmlns:m="http://schemas.openxmlformats.org/officeDocument/2006/math" xmlns:aink="http://schemas.microsoft.com/office/drawing/2016/ink" xmlns:am3d="http://schemas.microsoft.com/office/drawing/2017/model3d" xmlns:oel="http://schemas.microsoft.com/office/2019/extlst" xmlns:r="http://schemas.openxmlformats.org/officeDocument/2006/relationships" xmlns:wp14="http://schemas.microsoft.com/office/word/2010/wordprocessingDrawing" xmlns:wp="http://schemas.openxmlformats.org/drawingml/2006/wordprocessingDrawing" xmlns:wpg="http://schemas.microsoft.com/office/word/2010/wordprocessingGroup" xmlns:wpi="http://schemas.microsoft.com/office/word/2010/wordprocessingInk" xmlns:wps="http://schemas.microsoft.com/office/word/2010/wordprocessingShape" xmlns:o="urn:schemas-microsoft-com:office:office" xmlns:v="urn:schemas-microsoft-com:vml" xmlns:w10="urn:schemas-microsoft-com:office:word" xmlns:w="http://schemas.openxmlformats.org/wordprocessingml/2006/main" xmlns:w14="http://schemas.microsoft.com/office/word/2010/wordml" xmlns:w15="http://schemas.microsoft.com/office/word/2012/wordml" xmlns:w16cei="http://schemas.microsoft.com/office/word/2026/wordml/cei" xmlns:w16cex="http://schemas.microsoft.com/office/word/2018/wordml/cex" xmlns:w16cid="http://schemas.microsoft.com/office/word/2016/wordml/cid" xmlns:w16="http://schemas.microsoft.com/office/word/2018/wordml" xmlns:w16sdtdh="http://schemas.microsoft.com/office/word/2020/wordml/sdtdatahash" xmlns:w16sdtfl="http://schemas.microsoft.com/office/word/2024/wordml/sdtformatlock" xmlns:w16se="http://schemas.microsoft.com/office/word/2015/wordml/symex" xmlns:w16du="http://schemas.microsoft.com/office/word/2023/wordml/word16du" xmlns:wne="http://schemas.microsoft.com/office/word/2006/wordml" mc:Ignorable="w14 w15 w16se w16cid w16 w16cex w16sdtdh w16sdtfl w16du wp14">
   <w:endnote w:type="separator" w:id="-1">
     <w:p>
       <w:r>
@@ -6688,12 +6632,18 @@
 </file>
 
 <file path=word/footer1.xml><?xml version="1.0" encoding="utf-8"?>
-<w:ftr xmlns:wpc="http://schemas.microsoft.com/office/word/2010/wordprocessingCanvas" xmlns:cx="http://schemas.microsoft.com/office/drawing/2014/chartex" xmlns:cx1="http://schemas.microsoft.com/office/drawing/2015/9/8/chartex" xmlns:cx2="http://schemas.microsoft.com/office/drawing/2015/10/21/chartex" xmlns:cx3="http://schemas.microsoft.com/office/drawing/2016/5/9/chartex" xmlns:cx4="http://schemas.microsoft.com/office/drawing/2016/5/10/chartex" xmlns:cx5="http://schemas.microsoft.com/office/drawing/2016/5/11/chartex" xmlns:cx6="http://schemas.microsoft.com/office/drawing/2016/5/12/chartex" xmlns:cx7="http://schemas.microsoft.com/office/drawing/2016/5/13/chartex" xmlns:cx8="http://schemas.microsoft.com/office/drawing/2016/5/14/chartex" xmlns:mc="http://schemas.openxmlformats.org/markup-compatibility/2006" xmlns:aink="http://schemas.microsoft.com/office/drawing/2016/ink" xmlns:am3d="http://schemas.microsoft.com/office/drawing/2017/model3d" xmlns:o="urn:schemas-microsoft-com:office:office" xmlns:oel="http://schemas.microsoft.com/office/2019/extlst" xmlns:r="http://schemas.openxmlformats.org/officeDocument/2006/relationships" xmlns:m="http://schemas.openxmlformats.org/officeDocument/2006/math" xmlns:v="urn:schemas-microsoft-com:vml" xmlns:wp14="http://schemas.microsoft.com/office/word/2010/wordprocessingDrawing" xmlns:wp="http://schemas.openxmlformats.org/drawingml/2006/wordprocessingDrawing" xmlns:w10="urn:schemas-microsoft-com:office:word" xmlns:w="http://schemas.openxmlformats.org/wordprocessingml/2006/main" xmlns:w14="http://schemas.microsoft.com/office/word/2010/wordml" xmlns:w15="http://schemas.microsoft.com/office/word/2012/wordml" xmlns:w16cei="http://schemas.microsoft.com/office/word/2026/wordml/cei" xmlns:w16cex="http://schemas.microsoft.com/office/word/2018/wordml/cex" xmlns:w16cid="http://schemas.microsoft.com/office/word/2016/wordml/cid" xmlns:w16="http://schemas.microsoft.com/office/word/2018/wordml" xmlns:w16du="http://schemas.microsoft.com/office/word/2023/wordml/word16du" xmlns:w16sdtdh="http://schemas.microsoft.com/office/word/2020/wordml/sdtdatahash" xmlns:w16sdtfl="http://schemas.microsoft.com/office/word/2024/wordml/sdtformatlock" xmlns:w16se="http://schemas.microsoft.com/office/word/2015/wordml/symex" xmlns:wpg="http://schemas.microsoft.com/office/word/2010/wordprocessingGroup" xmlns:wpi="http://schemas.microsoft.com/office/word/2010/wordprocessingInk" xmlns:wne="http://schemas.microsoft.com/office/word/2006/wordml" xmlns:wps="http://schemas.microsoft.com/office/word/2010/wordprocessingShape" mc:Ignorable="w14 w15 w16se w16cid w16 w16cex w16sdtdh w16sdtfl w16du wp14">
+<w:ftr xmlns:wpc="http://schemas.microsoft.com/office/word/2010/wordprocessingCanvas" xmlns:cx="http://schemas.microsoft.com/office/drawing/2014/chartex" xmlns:cx1="http://schemas.microsoft.com/office/drawing/2015/9/8/chartex" xmlns:cx2="http://schemas.microsoft.com/office/drawing/2015/10/21/chartex" xmlns:cx3="http://schemas.microsoft.com/office/drawing/2016/5/9/chartex" xmlns:cx4="http://schemas.microsoft.com/office/drawing/2016/5/10/chartex" xmlns:cx5="http://schemas.microsoft.com/office/drawing/2016/5/11/chartex" xmlns:cx6="http://schemas.microsoft.com/office/drawing/2016/5/12/chartex" xmlns:cx7="http://schemas.microsoft.com/office/drawing/2016/5/13/chartex" xmlns:cx8="http://schemas.microsoft.com/office/drawing/2016/5/14/chartex" xmlns:mc="http://schemas.openxmlformats.org/markup-compatibility/2006" xmlns:m="http://schemas.openxmlformats.org/officeDocument/2006/math" xmlns:aink="http://schemas.microsoft.com/office/drawing/2016/ink" xmlns:am3d="http://schemas.microsoft.com/office/drawing/2017/model3d" xmlns:oel="http://schemas.microsoft.com/office/2019/extlst" xmlns:r="http://schemas.openxmlformats.org/officeDocument/2006/relationships" xmlns:wp14="http://schemas.microsoft.com/office/word/2010/wordprocessingDrawing" xmlns:wp="http://schemas.openxmlformats.org/drawingml/2006/wordprocessingDrawing" xmlns:wpg="http://schemas.microsoft.com/office/word/2010/wordprocessingGroup" xmlns:wpi="http://schemas.microsoft.com/office/word/2010/wordprocessingInk" xmlns:wps="http://schemas.microsoft.com/office/word/2010/wordprocessingShape" xmlns:o="urn:schemas-microsoft-com:office:office" xmlns:v="urn:schemas-microsoft-com:vml" xmlns:w10="urn:schemas-microsoft-com:office:word" xmlns:w="http://schemas.openxmlformats.org/wordprocessingml/2006/main" xmlns:w14="http://schemas.microsoft.com/office/word/2010/wordml" xmlns:w15="http://schemas.microsoft.com/office/word/2012/wordml" xmlns:w16cei="http://schemas.microsoft.com/office/word/2026/wordml/cei" xmlns:w16cex="http://schemas.microsoft.com/office/word/2018/wordml/cex" xmlns:w16cid="http://schemas.microsoft.com/office/word/2016/wordml/cid" xmlns:w16="http://schemas.microsoft.com/office/word/2018/wordml" xmlns:w16sdtdh="http://schemas.microsoft.com/office/word/2020/wordml/sdtdatahash" xmlns:w16sdtfl="http://schemas.microsoft.com/office/word/2024/wordml/sdtformatlock" xmlns:w16se="http://schemas.microsoft.com/office/word/2015/wordml/symex" xmlns:w16du="http://schemas.microsoft.com/office/word/2023/wordml/word16du" xmlns:wne="http://schemas.microsoft.com/office/word/2006/wordml" mc:Ignorable="w14 w15 w16se w16cid w16 w16cex w16sdtdh w16sdtfl w16du wp14">
   <w:p>
     <w:pPr>
       <w:pStyle w:val="BodyText"/>
       <w:spacing w:line="14" w:lineRule="auto"/>
       <w:jc w:val="right"/>
+      <w:rPr>
+        <w:rFonts w:ascii="Segoe UI" w:eastAsia="Segoe UI" w:hAnsi="Segoe UI" w:cs="Segoe UI"/>
+        <w:color w:val="000000" w:themeColor="text1"/>
+        <w:sz w:val="16"/>
+        <w:szCs w:val="16"/>
+      </w:rPr>
     </w:pPr>
     <w:r>
       <w:rPr>
@@ -6722,10 +6672,8 @@
         <w:sz w:val="16"/>
         <w:szCs w:val="16"/>
       </w:rPr>
-      <w:t xml:space="preserve"> Application” on {</w:t>
+      <w:t xml:space="preserve"> </w:t>
     </w:r>
-    <w:proofErr w:type="spellStart"/>
-    <w:proofErr w:type="gramStart"/>
     <w:r>
       <w:rPr>
         <w:rFonts w:ascii="Segoe UI" w:eastAsia="Segoe UI" w:hAnsi="Segoe UI" w:cs="Segoe UI"/>
@@ -6733,10 +6681,87 @@
         <w:sz w:val="16"/>
         <w:szCs w:val="16"/>
       </w:rPr>
-      <w:t>d.applicationDate</w:t>
+      <w:t>Da</w:t>
+    </w:r>
+    <w:r>
+      <w:rPr>
+        <w:rFonts w:ascii="Segoe UI" w:eastAsia="Segoe UI" w:hAnsi="Segoe UI" w:cs="Segoe UI"/>
+        <w:color w:val="000000" w:themeColor="text1"/>
+        <w:sz w:val="16"/>
+        <w:szCs w:val="16"/>
+      </w:rPr>
+      <w:t>” on {</w:t>
+    </w:r>
+    <w:proofErr w:type="spellStart"/>
+    <w:r>
+      <w:rPr>
+        <w:rFonts w:ascii="Segoe UI" w:eastAsia="Segoe UI" w:hAnsi="Segoe UI" w:cs="Segoe UI"/>
+        <w:color w:val="000000" w:themeColor="text1"/>
+        <w:sz w:val="16"/>
+        <w:szCs w:val="16"/>
+      </w:rPr>
+      <w:t>d.application</w:t>
     </w:r>
     <w:proofErr w:type="spellEnd"/>
-    <w:proofErr w:type="gramEnd"/>
+  </w:p>
+  <w:p>
+    <w:pPr>
+      <w:pStyle w:val="BodyText"/>
+      <w:spacing w:line="14" w:lineRule="auto"/>
+      <w:jc w:val="right"/>
+      <w:rPr>
+        <w:rFonts w:ascii="Segoe UI" w:eastAsia="Segoe UI" w:hAnsi="Segoe UI" w:cs="Segoe UI"/>
+        <w:color w:val="000000" w:themeColor="text1"/>
+        <w:sz w:val="16"/>
+        <w:szCs w:val="16"/>
+      </w:rPr>
+    </w:pPr>
+  </w:p>
+  <w:p>
+    <w:pPr>
+      <w:pStyle w:val="BodyText"/>
+      <w:spacing w:line="14" w:lineRule="auto"/>
+      <w:jc w:val="right"/>
+      <w:rPr>
+        <w:rFonts w:ascii="Segoe UI" w:eastAsia="Segoe UI" w:hAnsi="Segoe UI" w:cs="Segoe UI"/>
+        <w:color w:val="000000" w:themeColor="text1"/>
+        <w:sz w:val="16"/>
+        <w:szCs w:val="16"/>
+      </w:rPr>
+    </w:pPr>
+  </w:p>
+  <w:p>
+    <w:pPr>
+      <w:pStyle w:val="BodyText"/>
+      <w:spacing w:line="14" w:lineRule="auto"/>
+      <w:jc w:val="right"/>
+      <w:rPr>
+        <w:rFonts w:ascii="Segoe UI" w:eastAsia="Segoe UI" w:hAnsi="Segoe UI" w:cs="Segoe UI"/>
+        <w:color w:val="000000" w:themeColor="text1"/>
+        <w:sz w:val="16"/>
+        <w:szCs w:val="16"/>
+      </w:rPr>
+    </w:pPr>
+  </w:p>
+  <w:p>
+    <w:pPr>
+      <w:pStyle w:val="BodyText"/>
+      <w:spacing w:line="14" w:lineRule="auto"/>
+      <w:jc w:val="right"/>
+      <w:rPr>
+        <w:rFonts w:ascii="Segoe UI" w:eastAsia="Segoe UI" w:hAnsi="Segoe UI" w:cs="Segoe UI"/>
+        <w:color w:val="000000" w:themeColor="text1"/>
+        <w:sz w:val="16"/>
+        <w:szCs w:val="16"/>
+      </w:rPr>
+    </w:pPr>
+  </w:p>
+  <w:p>
+    <w:pPr>
+      <w:pStyle w:val="BodyText"/>
+      <w:spacing w:line="14" w:lineRule="auto"/>
+      <w:jc w:val="right"/>
+    </w:pPr>
     <w:r>
       <w:rPr>
         <w:rFonts w:ascii="Segoe UI" w:eastAsia="Segoe UI" w:hAnsi="Segoe UI" w:cs="Segoe UI"/>
@@ -6837,11 +6862,11 @@
 </file>
 
 <file path=word/footer2.xml><?xml version="1.0" encoding="utf-8"?>
-<w:ftr xmlns:wpc="http://schemas.microsoft.com/office/word/2010/wordprocessingCanvas" xmlns:cx="http://schemas.microsoft.com/office/drawing/2014/chartex" xmlns:cx1="http://schemas.microsoft.com/office/drawing/2015/9/8/chartex" xmlns:cx2="http://schemas.microsoft.com/office/drawing/2015/10/21/chartex" xmlns:cx3="http://schemas.microsoft.com/office/drawing/2016/5/9/chartex" xmlns:cx4="http://schemas.microsoft.com/office/drawing/2016/5/10/chartex" xmlns:cx5="http://schemas.microsoft.com/office/drawing/2016/5/11/chartex" xmlns:cx6="http://schemas.microsoft.com/office/drawing/2016/5/12/chartex" xmlns:cx7="http://schemas.microsoft.com/office/drawing/2016/5/13/chartex" xmlns:cx8="http://schemas.microsoft.com/office/drawing/2016/5/14/chartex" xmlns:mc="http://schemas.openxmlformats.org/markup-compatibility/2006" xmlns:aink="http://schemas.microsoft.com/office/drawing/2016/ink" xmlns:am3d="http://schemas.microsoft.com/office/drawing/2017/model3d" xmlns:o="urn:schemas-microsoft-com:office:office" xmlns:oel="http://schemas.microsoft.com/office/2019/extlst" xmlns:r="http://schemas.openxmlformats.org/officeDocument/2006/relationships" xmlns:m="http://schemas.openxmlformats.org/officeDocument/2006/math" xmlns:v="urn:schemas-microsoft-com:vml" xmlns:wp14="http://schemas.microsoft.com/office/word/2010/wordprocessingDrawing" xmlns:wp="http://schemas.openxmlformats.org/drawingml/2006/wordprocessingDrawing" xmlns:w10="urn:schemas-microsoft-com:office:word" xmlns:w="http://schemas.openxmlformats.org/wordprocessingml/2006/main" xmlns:w14="http://schemas.microsoft.com/office/word/2010/wordml" xmlns:w15="http://schemas.microsoft.com/office/word/2012/wordml" xmlns:w16cei="http://schemas.microsoft.com/office/word/2026/wordml/cei" xmlns:w16cex="http://schemas.microsoft.com/office/word/2018/wordml/cex" xmlns:w16cid="http://schemas.microsoft.com/office/word/2016/wordml/cid" xmlns:w16="http://schemas.microsoft.com/office/word/2018/wordml" xmlns:w16du="http://schemas.microsoft.com/office/word/2023/wordml/word16du" xmlns:w16sdtdh="http://schemas.microsoft.com/office/word/2020/wordml/sdtdatahash" xmlns:w16sdtfl="http://schemas.microsoft.com/office/word/2024/wordml/sdtformatlock" xmlns:w16se="http://schemas.microsoft.com/office/word/2015/wordml/symex" xmlns:wpg="http://schemas.microsoft.com/office/word/2010/wordprocessingGroup" xmlns:wpi="http://schemas.microsoft.com/office/word/2010/wordprocessingInk" xmlns:wne="http://schemas.microsoft.com/office/word/2006/wordml" xmlns:wps="http://schemas.microsoft.com/office/word/2010/wordprocessingShape" mc:Ignorable="w14 w15 w16se w16cid w16 w16cex w16sdtdh w16sdtfl w16du wp14">
+<w:ftr xmlns:wpc="http://schemas.microsoft.com/office/word/2010/wordprocessingCanvas" xmlns:cx="http://schemas.microsoft.com/office/drawing/2014/chartex" xmlns:cx1="http://schemas.microsoft.com/office/drawing/2015/9/8/chartex" xmlns:cx2="http://schemas.microsoft.com/office/drawing/2015/10/21/chartex" xmlns:cx3="http://schemas.microsoft.com/office/drawing/2016/5/9/chartex" xmlns:cx4="http://schemas.microsoft.com/office/drawing/2016/5/10/chartex" xmlns:cx5="http://schemas.microsoft.com/office/drawing/2016/5/11/chartex" xmlns:cx6="http://schemas.microsoft.com/office/drawing/2016/5/12/chartex" xmlns:cx7="http://schemas.microsoft.com/office/drawing/2016/5/13/chartex" xmlns:cx8="http://schemas.microsoft.com/office/drawing/2016/5/14/chartex" xmlns:mc="http://schemas.openxmlformats.org/markup-compatibility/2006" xmlns:m="http://schemas.openxmlformats.org/officeDocument/2006/math" xmlns:aink="http://schemas.microsoft.com/office/drawing/2016/ink" xmlns:am3d="http://schemas.microsoft.com/office/drawing/2017/model3d" xmlns:oel="http://schemas.microsoft.com/office/2019/extlst" xmlns:r="http://schemas.openxmlformats.org/officeDocument/2006/relationships" xmlns:wp14="http://schemas.microsoft.com/office/word/2010/wordprocessingDrawing" xmlns:wp="http://schemas.openxmlformats.org/drawingml/2006/wordprocessingDrawing" xmlns:wpg="http://schemas.microsoft.com/office/word/2010/wordprocessingGroup" xmlns:wpi="http://schemas.microsoft.com/office/word/2010/wordprocessingInk" xmlns:wps="http://schemas.microsoft.com/office/word/2010/wordprocessingShape" xmlns:o="urn:schemas-microsoft-com:office:office" xmlns:v="urn:schemas-microsoft-com:vml" xmlns:w10="urn:schemas-microsoft-com:office:word" xmlns:w="http://schemas.openxmlformats.org/wordprocessingml/2006/main" xmlns:w14="http://schemas.microsoft.com/office/word/2010/wordml" xmlns:w15="http://schemas.microsoft.com/office/word/2012/wordml" xmlns:w16cei="http://schemas.microsoft.com/office/word/2026/wordml/cei" xmlns:w16cex="http://schemas.microsoft.com/office/word/2018/wordml/cex" xmlns:w16cid="http://schemas.microsoft.com/office/word/2016/wordml/cid" xmlns:w16="http://schemas.microsoft.com/office/word/2018/wordml" xmlns:w16sdtdh="http://schemas.microsoft.com/office/word/2020/wordml/sdtdatahash" xmlns:w16sdtfl="http://schemas.microsoft.com/office/word/2024/wordml/sdtformatlock" xmlns:w16se="http://schemas.microsoft.com/office/word/2015/wordml/symex" xmlns:w16du="http://schemas.microsoft.com/office/word/2023/wordml/word16du" xmlns:wne="http://schemas.microsoft.com/office/word/2006/wordml" mc:Ignorable="w14 w15 w16se w16cid w16 w16cex w16sdtdh w16sdtfl w16du wp14">
   <w:p>
     <w:pPr>
       <w:pStyle w:val="BodyText"/>
-      <w:jc w:val="right"/>
+      <w:ind w:left="288"/>
     </w:pPr>
     <w:r>
       <w:rPr>
@@ -6870,181 +6895,45 @@
         <w:sz w:val="16"/>
         <w:szCs w:val="16"/>
       </w:rPr>
-      <w:t xml:space="preserve"> Application” on {</w:t>
+      <w:t xml:space="preserve"> Application” on </w:t>
+    </w:r>
+    <w:r>
+      <w:rPr>
+        <w:color w:val="000000" w:themeColor="text1"/>
+        <w:sz w:val="22"/>
+        <w:szCs w:val="22"/>
+      </w:rPr>
+      <w:t>{</w:t>
     </w:r>
     <w:proofErr w:type="spellStart"/>
     <w:proofErr w:type="gramStart"/>
     <w:r>
       <w:rPr>
-        <w:rFonts w:ascii="Segoe UI" w:eastAsia="Segoe UI" w:hAnsi="Segoe UI" w:cs="Segoe UI"/>
         <w:color w:val="000000" w:themeColor="text1"/>
-        <w:sz w:val="16"/>
-        <w:szCs w:val="16"/>
+        <w:sz w:val="22"/>
+        <w:szCs w:val="22"/>
       </w:rPr>
-      <w:t>d.applicationDate</w:t>
+      <w:t>d.now</w:t>
+    </w:r>
+    <w:r>
+      <w:rPr>
+        <w:color w:val="313131"/>
+      </w:rPr>
+      <w:t>:formatD</w:t>
     </w:r>
     <w:proofErr w:type="spellEnd"/>
     <w:proofErr w:type="gramEnd"/>
     <w:r>
       <w:rPr>
-        <w:rFonts w:ascii="Segoe UI" w:eastAsia="Segoe UI" w:hAnsi="Segoe UI" w:cs="Segoe UI"/>
-        <w:color w:val="000000" w:themeColor="text1"/>
-        <w:sz w:val="16"/>
-        <w:szCs w:val="16"/>
+        <w:color w:val="313131"/>
       </w:rPr>
-      <w:t>}</w:t>
-    </w:r>
-    <w:r>
-      <w:tab/>
-    </w:r>
-    <w:r>
-      <w:tab/>
-    </w:r>
-    <w:r>
-      <w:tab/>
-    </w:r>
-    <w:r>
-      <w:tab/>
-    </w:r>
-    <w:r>
-      <w:tab/>
-    </w:r>
-    <w:r>
-      <w:tab/>
-    </w:r>
-    <w:r>
-      <w:tab/>
+      <w:t>(LL)</w:t>
     </w:r>
     <w:r>
       <w:rPr>
-        <w:rFonts w:ascii="Segoe UI" w:eastAsia="Segoe UI" w:hAnsi="Segoe UI" w:cs="Segoe UI"/>
         <w:color w:val="000000" w:themeColor="text1"/>
-        <w:sz w:val="16"/>
-        <w:szCs w:val="16"/>
-      </w:rPr>
-      <w:t xml:space="preserve">PGT Page </w:t>
-    </w:r>
-    <w:r>
-      <w:fldChar w:fldCharType="begin"/>
-    </w:r>
-    <w:r>
-      <w:instrText>PAGE</w:instrText>
-    </w:r>
-    <w:r>
-      <w:fldChar w:fldCharType="separate"/>
-    </w:r>
-    <w:r>
-      <w:rPr>
-        <w:noProof/>
-      </w:rPr>
-      <w:t>3</w:t>
-    </w:r>
-    <w:r>
-      <w:fldChar w:fldCharType="end"/>
-    </w:r>
-    <w:r>
-      <w:t xml:space="preserve"> of </w:t>
-    </w:r>
-    <w:r>
-      <w:fldChar w:fldCharType="begin"/>
-    </w:r>
-    <w:r>
-      <w:instrText>NUMPAGES</w:instrText>
-    </w:r>
-    <w:r>
-      <w:fldChar w:fldCharType="separate"/>
-    </w:r>
-    <w:r>
-      <w:rPr>
-        <w:noProof/>
-      </w:rPr>
-      <w:t>4</w:t>
-    </w:r>
-    <w:r>
-      <w:fldChar w:fldCharType="end"/>
-    </w:r>
-  </w:p>
-  <w:p>
-    <w:pPr>
-      <w:spacing w:line="14" w:lineRule="auto"/>
-      <w:rPr>
-        <w:rFonts w:ascii="Segoe UI" w:eastAsia="Segoe UI" w:hAnsi="Segoe UI" w:cs="Segoe UI"/>
-        <w:color w:val="000000" w:themeColor="text1"/>
-        <w:sz w:val="16"/>
-        <w:szCs w:val="16"/>
-      </w:rPr>
-    </w:pPr>
-  </w:p>
-  <w:p>
-    <w:pPr>
-      <w:pStyle w:val="BodyText"/>
-      <w:spacing w:line="14" w:lineRule="auto"/>
-    </w:pPr>
-  </w:p>
-  <w:p>
-    <w:pPr>
-      <w:pStyle w:val="Footer"/>
-      <w:jc w:val="right"/>
-    </w:pPr>
-  </w:p>
-</w:ftr>
-</file>
-
-<file path=word/footer3.xml><?xml version="1.0" encoding="utf-8"?>
-<w:ftr xmlns:wpc="http://schemas.microsoft.com/office/word/2010/wordprocessingCanvas" xmlns:cx="http://schemas.microsoft.com/office/drawing/2014/chartex" xmlns:cx1="http://schemas.microsoft.com/office/drawing/2015/9/8/chartex" xmlns:cx2="http://schemas.microsoft.com/office/drawing/2015/10/21/chartex" xmlns:cx3="http://schemas.microsoft.com/office/drawing/2016/5/9/chartex" xmlns:cx4="http://schemas.microsoft.com/office/drawing/2016/5/10/chartex" xmlns:cx5="http://schemas.microsoft.com/office/drawing/2016/5/11/chartex" xmlns:cx6="http://schemas.microsoft.com/office/drawing/2016/5/12/chartex" xmlns:cx7="http://schemas.microsoft.com/office/drawing/2016/5/13/chartex" xmlns:cx8="http://schemas.microsoft.com/office/drawing/2016/5/14/chartex" xmlns:mc="http://schemas.openxmlformats.org/markup-compatibility/2006" xmlns:aink="http://schemas.microsoft.com/office/drawing/2016/ink" xmlns:am3d="http://schemas.microsoft.com/office/drawing/2017/model3d" xmlns:o="urn:schemas-microsoft-com:office:office" xmlns:oel="http://schemas.microsoft.com/office/2019/extlst" xmlns:r="http://schemas.openxmlformats.org/officeDocument/2006/relationships" xmlns:m="http://schemas.openxmlformats.org/officeDocument/2006/math" xmlns:v="urn:schemas-microsoft-com:vml" xmlns:wp14="http://schemas.microsoft.com/office/word/2010/wordprocessingDrawing" xmlns:wp="http://schemas.openxmlformats.org/drawingml/2006/wordprocessingDrawing" xmlns:w10="urn:schemas-microsoft-com:office:word" xmlns:w="http://schemas.openxmlformats.org/wordprocessingml/2006/main" xmlns:w14="http://schemas.microsoft.com/office/word/2010/wordml" xmlns:w15="http://schemas.microsoft.com/office/word/2012/wordml" xmlns:w16cei="http://schemas.microsoft.com/office/word/2026/wordml/cei" xmlns:w16cex="http://schemas.microsoft.com/office/word/2018/wordml/cex" xmlns:w16cid="http://schemas.microsoft.com/office/word/2016/wordml/cid" xmlns:w16="http://schemas.microsoft.com/office/word/2018/wordml" xmlns:w16du="http://schemas.microsoft.com/office/word/2023/wordml/word16du" xmlns:w16sdtdh="http://schemas.microsoft.com/office/word/2020/wordml/sdtdatahash" xmlns:w16sdtfl="http://schemas.microsoft.com/office/word/2024/wordml/sdtformatlock" xmlns:w16se="http://schemas.microsoft.com/office/word/2015/wordml/symex" xmlns:wpg="http://schemas.microsoft.com/office/word/2010/wordprocessingGroup" xmlns:wpi="http://schemas.microsoft.com/office/word/2010/wordprocessingInk" xmlns:wne="http://schemas.microsoft.com/office/word/2006/wordml" xmlns:wps="http://schemas.microsoft.com/office/word/2010/wordprocessingShape" mc:Ignorable="w14 w15 w16se w16cid w16 w16cex w16sdtdh w16sdtfl w16du wp14">
-  <w:p>
-    <w:pPr>
-      <w:pStyle w:val="BodyText"/>
-      <w:jc w:val="right"/>
-    </w:pPr>
-    <w:r>
-      <w:rPr>
-        <w:rFonts w:ascii="Segoe UI" w:eastAsia="Segoe UI" w:hAnsi="Segoe UI" w:cs="Segoe UI"/>
-        <w:color w:val="000000" w:themeColor="text1"/>
-        <w:sz w:val="16"/>
-        <w:szCs w:val="16"/>
-      </w:rPr>
-      <w:t xml:space="preserve">Generated </w:t>
-    </w:r>
-    <w:proofErr w:type="gramStart"/>
-    <w:r>
-      <w:rPr>
-        <w:rFonts w:ascii="Segoe UI" w:eastAsia="Segoe UI" w:hAnsi="Segoe UI" w:cs="Segoe UI"/>
-        <w:color w:val="000000" w:themeColor="text1"/>
-        <w:sz w:val="16"/>
-        <w:szCs w:val="16"/>
-      </w:rPr>
-      <w:t>by ”Probate</w:t>
-    </w:r>
-    <w:proofErr w:type="gramEnd"/>
-    <w:r>
-      <w:rPr>
-        <w:rFonts w:ascii="Segoe UI" w:eastAsia="Segoe UI" w:hAnsi="Segoe UI" w:cs="Segoe UI"/>
-        <w:color w:val="000000" w:themeColor="text1"/>
-        <w:sz w:val="16"/>
-        <w:szCs w:val="16"/>
-      </w:rPr>
-      <w:t xml:space="preserve"> Application” on {</w:t>
-    </w:r>
-    <w:proofErr w:type="spellStart"/>
-    <w:proofErr w:type="gramStart"/>
-    <w:r>
-      <w:rPr>
-        <w:rFonts w:ascii="Segoe UI" w:eastAsia="Segoe UI" w:hAnsi="Segoe UI" w:cs="Segoe UI"/>
-        <w:color w:val="000000" w:themeColor="text1"/>
-        <w:sz w:val="16"/>
-        <w:szCs w:val="16"/>
-      </w:rPr>
-      <w:t>d.applicationDate</w:t>
-    </w:r>
-    <w:proofErr w:type="spellEnd"/>
-    <w:proofErr w:type="gramEnd"/>
-    <w:r>
-      <w:rPr>
-        <w:rFonts w:ascii="Segoe UI" w:eastAsia="Segoe UI" w:hAnsi="Segoe UI" w:cs="Segoe UI"/>
-        <w:color w:val="000000" w:themeColor="text1"/>
-        <w:sz w:val="16"/>
-        <w:szCs w:val="16"/>
+        <w:sz w:val="22"/>
+        <w:szCs w:val="22"/>
       </w:rPr>
       <w:t>}</w:t>
     </w:r>
@@ -7145,7 +7034,7 @@
 </file>
 
 <file path=word/footnotes.xml><?xml version="1.0" encoding="utf-8"?>
-<w:footnotes xmlns:wpc="http://schemas.microsoft.com/office/word/2010/wordprocessingCanvas" xmlns:cx="http://schemas.microsoft.com/office/drawing/2014/chartex" xmlns:cx1="http://schemas.microsoft.com/office/drawing/2015/9/8/chartex" xmlns:cx2="http://schemas.microsoft.com/office/drawing/2015/10/21/chartex" xmlns:cx3="http://schemas.microsoft.com/office/drawing/2016/5/9/chartex" xmlns:cx4="http://schemas.microsoft.com/office/drawing/2016/5/10/chartex" xmlns:cx5="http://schemas.microsoft.com/office/drawing/2016/5/11/chartex" xmlns:cx6="http://schemas.microsoft.com/office/drawing/2016/5/12/chartex" xmlns:cx7="http://schemas.microsoft.com/office/drawing/2016/5/13/chartex" xmlns:cx8="http://schemas.microsoft.com/office/drawing/2016/5/14/chartex" xmlns:mc="http://schemas.openxmlformats.org/markup-compatibility/2006" xmlns:aink="http://schemas.microsoft.com/office/drawing/2016/ink" xmlns:am3d="http://schemas.microsoft.com/office/drawing/2017/model3d" xmlns:o="urn:schemas-microsoft-com:office:office" xmlns:oel="http://schemas.microsoft.com/office/2019/extlst" xmlns:r="http://schemas.openxmlformats.org/officeDocument/2006/relationships" xmlns:m="http://schemas.openxmlformats.org/officeDocument/2006/math" xmlns:v="urn:schemas-microsoft-com:vml" xmlns:wp14="http://schemas.microsoft.com/office/word/2010/wordprocessingDrawing" xmlns:wp="http://schemas.openxmlformats.org/drawingml/2006/wordprocessingDrawing" xmlns:w10="urn:schemas-microsoft-com:office:word" xmlns:w="http://schemas.openxmlformats.org/wordprocessingml/2006/main" xmlns:w14="http://schemas.microsoft.com/office/word/2010/wordml" xmlns:w15="http://schemas.microsoft.com/office/word/2012/wordml" xmlns:w16cei="http://schemas.microsoft.com/office/word/2026/wordml/cei" xmlns:w16cex="http://schemas.microsoft.com/office/word/2018/wordml/cex" xmlns:w16cid="http://schemas.microsoft.com/office/word/2016/wordml/cid" xmlns:w16="http://schemas.microsoft.com/office/word/2018/wordml" xmlns:w16du="http://schemas.microsoft.com/office/word/2023/wordml/word16du" xmlns:w16sdtdh="http://schemas.microsoft.com/office/word/2020/wordml/sdtdatahash" xmlns:w16sdtfl="http://schemas.microsoft.com/office/word/2024/wordml/sdtformatlock" xmlns:w16se="http://schemas.microsoft.com/office/word/2015/wordml/symex" xmlns:wpg="http://schemas.microsoft.com/office/word/2010/wordprocessingGroup" xmlns:wpi="http://schemas.microsoft.com/office/word/2010/wordprocessingInk" xmlns:wne="http://schemas.microsoft.com/office/word/2006/wordml" xmlns:wps="http://schemas.microsoft.com/office/word/2010/wordprocessingShape" mc:Ignorable="w14 w15 w16se w16cid w16 w16cex w16sdtdh w16sdtfl w16du wp14">
+<w:footnotes xmlns:wpc="http://schemas.microsoft.com/office/word/2010/wordprocessingCanvas" xmlns:cx="http://schemas.microsoft.com/office/drawing/2014/chartex" xmlns:cx1="http://schemas.microsoft.com/office/drawing/2015/9/8/chartex" xmlns:cx2="http://schemas.microsoft.com/office/drawing/2015/10/21/chartex" xmlns:cx3="http://schemas.microsoft.com/office/drawing/2016/5/9/chartex" xmlns:cx4="http://schemas.microsoft.com/office/drawing/2016/5/10/chartex" xmlns:cx5="http://schemas.microsoft.com/office/drawing/2016/5/11/chartex" xmlns:cx6="http://schemas.microsoft.com/office/drawing/2016/5/12/chartex" xmlns:cx7="http://schemas.microsoft.com/office/drawing/2016/5/13/chartex" xmlns:cx8="http://schemas.microsoft.com/office/drawing/2016/5/14/chartex" xmlns:mc="http://schemas.openxmlformats.org/markup-compatibility/2006" xmlns:m="http://schemas.openxmlformats.org/officeDocument/2006/math" xmlns:aink="http://schemas.microsoft.com/office/drawing/2016/ink" xmlns:am3d="http://schemas.microsoft.com/office/drawing/2017/model3d" xmlns:oel="http://schemas.microsoft.com/office/2019/extlst" xmlns:r="http://schemas.openxmlformats.org/officeDocument/2006/relationships" xmlns:wp14="http://schemas.microsoft.com/office/word/2010/wordprocessingDrawing" xmlns:wp="http://schemas.openxmlformats.org/drawingml/2006/wordprocessingDrawing" xmlns:wpg="http://schemas.microsoft.com/office/word/2010/wordprocessingGroup" xmlns:wpi="http://schemas.microsoft.com/office/word/2010/wordprocessingInk" xmlns:wps="http://schemas.microsoft.com/office/word/2010/wordprocessingShape" xmlns:o="urn:schemas-microsoft-com:office:office" xmlns:v="urn:schemas-microsoft-com:vml" xmlns:w10="urn:schemas-microsoft-com:office:word" xmlns:w="http://schemas.openxmlformats.org/wordprocessingml/2006/main" xmlns:w14="http://schemas.microsoft.com/office/word/2010/wordml" xmlns:w15="http://schemas.microsoft.com/office/word/2012/wordml" xmlns:w16cei="http://schemas.microsoft.com/office/word/2026/wordml/cei" xmlns:w16cex="http://schemas.microsoft.com/office/word/2018/wordml/cex" xmlns:w16cid="http://schemas.microsoft.com/office/word/2016/wordml/cid" xmlns:w16="http://schemas.microsoft.com/office/word/2018/wordml" xmlns:w16sdtdh="http://schemas.microsoft.com/office/word/2020/wordml/sdtdatahash" xmlns:w16sdtfl="http://schemas.microsoft.com/office/word/2024/wordml/sdtformatlock" xmlns:w16se="http://schemas.microsoft.com/office/word/2015/wordml/symex" xmlns:w16du="http://schemas.microsoft.com/office/word/2023/wordml/word16du" xmlns:wne="http://schemas.microsoft.com/office/word/2006/wordml" mc:Ignorable="w14 w15 w16se w16cid w16 w16cex w16sdtdh w16sdtfl w16du wp14">
   <w:footnote w:type="separator" w:id="-1">
     <w:p>
       <w:r>
@@ -7164,7 +7053,7 @@
 </file>
 
 <file path=word/header1.xml><?xml version="1.0" encoding="utf-8"?>
-<w:hdr xmlns:wpc="http://schemas.microsoft.com/office/word/2010/wordprocessingCanvas" xmlns:cx="http://schemas.microsoft.com/office/drawing/2014/chartex" xmlns:cx1="http://schemas.microsoft.com/office/drawing/2015/9/8/chartex" xmlns:cx2="http://schemas.microsoft.com/office/drawing/2015/10/21/chartex" xmlns:cx3="http://schemas.microsoft.com/office/drawing/2016/5/9/chartex" xmlns:cx4="http://schemas.microsoft.com/office/drawing/2016/5/10/chartex" xmlns:cx5="http://schemas.microsoft.com/office/drawing/2016/5/11/chartex" xmlns:cx6="http://schemas.microsoft.com/office/drawing/2016/5/12/chartex" xmlns:cx7="http://schemas.microsoft.com/office/drawing/2016/5/13/chartex" xmlns:cx8="http://schemas.microsoft.com/office/drawing/2016/5/14/chartex" xmlns:mc="http://schemas.openxmlformats.org/markup-compatibility/2006" xmlns:aink="http://schemas.microsoft.com/office/drawing/2016/ink" xmlns:am3d="http://schemas.microsoft.com/office/drawing/2017/model3d" xmlns:o="urn:schemas-microsoft-com:office:office" xmlns:oel="http://schemas.microsoft.com/office/2019/extlst" xmlns:r="http://schemas.openxmlformats.org/officeDocument/2006/relationships" xmlns:m="http://schemas.openxmlformats.org/officeDocument/2006/math" xmlns:v="urn:schemas-microsoft-com:vml" xmlns:wp14="http://schemas.microsoft.com/office/word/2010/wordprocessingDrawing" xmlns:wp="http://schemas.openxmlformats.org/drawingml/2006/wordprocessingDrawing" xmlns:w10="urn:schemas-microsoft-com:office:word" xmlns:w="http://schemas.openxmlformats.org/wordprocessingml/2006/main" xmlns:w14="http://schemas.microsoft.com/office/word/2010/wordml" xmlns:w15="http://schemas.microsoft.com/office/word/2012/wordml" xmlns:w16cei="http://schemas.microsoft.com/office/word/2026/wordml/cei" xmlns:w16cex="http://schemas.microsoft.com/office/word/2018/wordml/cex" xmlns:w16cid="http://schemas.microsoft.com/office/word/2016/wordml/cid" xmlns:w16="http://schemas.microsoft.com/office/word/2018/wordml" xmlns:w16du="http://schemas.microsoft.com/office/word/2023/wordml/word16du" xmlns:w16sdtdh="http://schemas.microsoft.com/office/word/2020/wordml/sdtdatahash" xmlns:w16sdtfl="http://schemas.microsoft.com/office/word/2024/wordml/sdtformatlock" xmlns:w16se="http://schemas.microsoft.com/office/word/2015/wordml/symex" xmlns:wpg="http://schemas.microsoft.com/office/word/2010/wordprocessingGroup" xmlns:wpi="http://schemas.microsoft.com/office/word/2010/wordprocessingInk" xmlns:wne="http://schemas.microsoft.com/office/word/2006/wordml" xmlns:wps="http://schemas.microsoft.com/office/word/2010/wordprocessingShape" mc:Ignorable="w14 w15 w16se w16cid w16 w16cex w16sdtdh w16sdtfl w16du wp14">
+<w:hdr xmlns:wpc="http://schemas.microsoft.com/office/word/2010/wordprocessingCanvas" xmlns:cx="http://schemas.microsoft.com/office/drawing/2014/chartex" xmlns:cx1="http://schemas.microsoft.com/office/drawing/2015/9/8/chartex" xmlns:cx2="http://schemas.microsoft.com/office/drawing/2015/10/21/chartex" xmlns:cx3="http://schemas.microsoft.com/office/drawing/2016/5/9/chartex" xmlns:cx4="http://schemas.microsoft.com/office/drawing/2016/5/10/chartex" xmlns:cx5="http://schemas.microsoft.com/office/drawing/2016/5/11/chartex" xmlns:cx6="http://schemas.microsoft.com/office/drawing/2016/5/12/chartex" xmlns:cx7="http://schemas.microsoft.com/office/drawing/2016/5/13/chartex" xmlns:cx8="http://schemas.microsoft.com/office/drawing/2016/5/14/chartex" xmlns:mc="http://schemas.openxmlformats.org/markup-compatibility/2006" xmlns:m="http://schemas.openxmlformats.org/officeDocument/2006/math" xmlns:aink="http://schemas.microsoft.com/office/drawing/2016/ink" xmlns:am3d="http://schemas.microsoft.com/office/drawing/2017/model3d" xmlns:oel="http://schemas.microsoft.com/office/2019/extlst" xmlns:r="http://schemas.openxmlformats.org/officeDocument/2006/relationships" xmlns:wp14="http://schemas.microsoft.com/office/word/2010/wordprocessingDrawing" xmlns:wp="http://schemas.openxmlformats.org/drawingml/2006/wordprocessingDrawing" xmlns:wpg="http://schemas.microsoft.com/office/word/2010/wordprocessingGroup" xmlns:wpi="http://schemas.microsoft.com/office/word/2010/wordprocessingInk" xmlns:wps="http://schemas.microsoft.com/office/word/2010/wordprocessingShape" xmlns:o="urn:schemas-microsoft-com:office:office" xmlns:v="urn:schemas-microsoft-com:vml" xmlns:w10="urn:schemas-microsoft-com:office:word" xmlns:w="http://schemas.openxmlformats.org/wordprocessingml/2006/main" xmlns:w14="http://schemas.microsoft.com/office/word/2010/wordml" xmlns:w15="http://schemas.microsoft.com/office/word/2012/wordml" xmlns:w16cei="http://schemas.microsoft.com/office/word/2026/wordml/cei" xmlns:w16cex="http://schemas.microsoft.com/office/word/2018/wordml/cex" xmlns:w16cid="http://schemas.microsoft.com/office/word/2016/wordml/cid" xmlns:w16="http://schemas.microsoft.com/office/word/2018/wordml" xmlns:w16sdtdh="http://schemas.microsoft.com/office/word/2020/wordml/sdtdatahash" xmlns:w16sdtfl="http://schemas.microsoft.com/office/word/2024/wordml/sdtformatlock" xmlns:w16se="http://schemas.microsoft.com/office/word/2015/wordml/symex" xmlns:w16du="http://schemas.microsoft.com/office/word/2023/wordml/word16du" xmlns:wne="http://schemas.microsoft.com/office/word/2006/wordml" mc:Ignorable="w14 w15 w16se w16cid w16 w16cex w16sdtdh w16sdtfl w16du wp14">
   <w:tbl>
     <w:tblPr>
       <w:tblW w:w="0" w:type="auto"/>
@@ -7224,67 +7113,7 @@
 </file>
 
 <file path=word/header2.xml><?xml version="1.0" encoding="utf-8"?>
-<w:hdr xmlns:wpc="http://schemas.microsoft.com/office/word/2010/wordprocessingCanvas" xmlns:cx="http://schemas.microsoft.com/office/drawing/2014/chartex" xmlns:cx1="http://schemas.microsoft.com/office/drawing/2015/9/8/chartex" xmlns:cx2="http://schemas.microsoft.com/office/drawing/2015/10/21/chartex" xmlns:cx3="http://schemas.microsoft.com/office/drawing/2016/5/9/chartex" xmlns:cx4="http://schemas.microsoft.com/office/drawing/2016/5/10/chartex" xmlns:cx5="http://schemas.microsoft.com/office/drawing/2016/5/11/chartex" xmlns:cx6="http://schemas.microsoft.com/office/drawing/2016/5/12/chartex" xmlns:cx7="http://schemas.microsoft.com/office/drawing/2016/5/13/chartex" xmlns:cx8="http://schemas.microsoft.com/office/drawing/2016/5/14/chartex" xmlns:mc="http://schemas.openxmlformats.org/markup-compatibility/2006" xmlns:aink="http://schemas.microsoft.com/office/drawing/2016/ink" xmlns:am3d="http://schemas.microsoft.com/office/drawing/2017/model3d" xmlns:o="urn:schemas-microsoft-com:office:office" xmlns:oel="http://schemas.microsoft.com/office/2019/extlst" xmlns:r="http://schemas.openxmlformats.org/officeDocument/2006/relationships" xmlns:m="http://schemas.openxmlformats.org/officeDocument/2006/math" xmlns:v="urn:schemas-microsoft-com:vml" xmlns:wp14="http://schemas.microsoft.com/office/word/2010/wordprocessingDrawing" xmlns:wp="http://schemas.openxmlformats.org/drawingml/2006/wordprocessingDrawing" xmlns:w10="urn:schemas-microsoft-com:office:word" xmlns:w="http://schemas.openxmlformats.org/wordprocessingml/2006/main" xmlns:w14="http://schemas.microsoft.com/office/word/2010/wordml" xmlns:w15="http://schemas.microsoft.com/office/word/2012/wordml" xmlns:w16cei="http://schemas.microsoft.com/office/word/2026/wordml/cei" xmlns:w16cex="http://schemas.microsoft.com/office/word/2018/wordml/cex" xmlns:w16cid="http://schemas.microsoft.com/office/word/2016/wordml/cid" xmlns:w16="http://schemas.microsoft.com/office/word/2018/wordml" xmlns:w16du="http://schemas.microsoft.com/office/word/2023/wordml/word16du" xmlns:w16sdtdh="http://schemas.microsoft.com/office/word/2020/wordml/sdtdatahash" xmlns:w16sdtfl="http://schemas.microsoft.com/office/word/2024/wordml/sdtformatlock" xmlns:w16se="http://schemas.microsoft.com/office/word/2015/wordml/symex" xmlns:wpg="http://schemas.microsoft.com/office/word/2010/wordprocessingGroup" xmlns:wpi="http://schemas.microsoft.com/office/word/2010/wordprocessingInk" xmlns:wne="http://schemas.microsoft.com/office/word/2006/wordml" xmlns:wps="http://schemas.microsoft.com/office/word/2010/wordprocessingShape" mc:Ignorable="w14 w15 w16se w16cid w16 w16cex w16sdtdh w16sdtfl w16du wp14">
-  <w:tbl>
-    <w:tblPr>
-      <w:tblW w:w="0" w:type="auto"/>
-      <w:tblLook w:val="06A0" w:firstRow="1" w:lastRow="0" w:firstColumn="1" w:lastColumn="0" w:noHBand="1" w:noVBand="1"/>
-    </w:tblPr>
-    <w:tblGrid>
-      <w:gridCol w:w="3600"/>
-      <w:gridCol w:w="3600"/>
-      <w:gridCol w:w="3600"/>
-    </w:tblGrid>
-    <w:tr>
-      <w:trPr>
-        <w:trHeight w:val="300"/>
-      </w:trPr>
-      <w:tc>
-        <w:tcPr>
-          <w:tcW w:w="3600" w:type="dxa"/>
-        </w:tcPr>
-        <w:p>
-          <w:pPr>
-            <w:pStyle w:val="Header"/>
-            <w:ind w:left="-115"/>
-          </w:pPr>
-        </w:p>
-      </w:tc>
-      <w:tc>
-        <w:tcPr>
-          <w:tcW w:w="3600" w:type="dxa"/>
-        </w:tcPr>
-        <w:p>
-          <w:pPr>
-            <w:pStyle w:val="Header"/>
-            <w:jc w:val="center"/>
-          </w:pPr>
-        </w:p>
-      </w:tc>
-      <w:tc>
-        <w:tcPr>
-          <w:tcW w:w="3600" w:type="dxa"/>
-        </w:tcPr>
-        <w:p>
-          <w:pPr>
-            <w:pStyle w:val="Header"/>
-            <w:ind w:right="-115"/>
-            <w:jc w:val="right"/>
-          </w:pPr>
-        </w:p>
-      </w:tc>
-    </w:tr>
-  </w:tbl>
-  <w:p>
-    <w:pPr>
-      <w:pStyle w:val="Header"/>
-    </w:pPr>
-  </w:p>
-</w:hdr>
-</file>
-
-<file path=word/header3.xml><?xml version="1.0" encoding="utf-8"?>
-<w:hdr xmlns:wpc="http://schemas.microsoft.com/office/word/2010/wordprocessingCanvas" xmlns:cx="http://schemas.microsoft.com/office/drawing/2014/chartex" xmlns:cx1="http://schemas.microsoft.com/office/drawing/2015/9/8/chartex" xmlns:cx2="http://schemas.microsoft.com/office/drawing/2015/10/21/chartex" xmlns:cx3="http://schemas.microsoft.com/office/drawing/2016/5/9/chartex" xmlns:cx4="http://schemas.microsoft.com/office/drawing/2016/5/10/chartex" xmlns:cx5="http://schemas.microsoft.com/office/drawing/2016/5/11/chartex" xmlns:cx6="http://schemas.microsoft.com/office/drawing/2016/5/12/chartex" xmlns:cx7="http://schemas.microsoft.com/office/drawing/2016/5/13/chartex" xmlns:cx8="http://schemas.microsoft.com/office/drawing/2016/5/14/chartex" xmlns:mc="http://schemas.openxmlformats.org/markup-compatibility/2006" xmlns:aink="http://schemas.microsoft.com/office/drawing/2016/ink" xmlns:am3d="http://schemas.microsoft.com/office/drawing/2017/model3d" xmlns:o="urn:schemas-microsoft-com:office:office" xmlns:oel="http://schemas.microsoft.com/office/2019/extlst" xmlns:r="http://schemas.openxmlformats.org/officeDocument/2006/relationships" xmlns:m="http://schemas.openxmlformats.org/officeDocument/2006/math" xmlns:v="urn:schemas-microsoft-com:vml" xmlns:wp14="http://schemas.microsoft.com/office/word/2010/wordprocessingDrawing" xmlns:wp="http://schemas.openxmlformats.org/drawingml/2006/wordprocessingDrawing" xmlns:w10="urn:schemas-microsoft-com:office:word" xmlns:w="http://schemas.openxmlformats.org/wordprocessingml/2006/main" xmlns:w14="http://schemas.microsoft.com/office/word/2010/wordml" xmlns:w15="http://schemas.microsoft.com/office/word/2012/wordml" xmlns:w16cei="http://schemas.microsoft.com/office/word/2026/wordml/cei" xmlns:w16cex="http://schemas.microsoft.com/office/word/2018/wordml/cex" xmlns:w16cid="http://schemas.microsoft.com/office/word/2016/wordml/cid" xmlns:w16="http://schemas.microsoft.com/office/word/2018/wordml" xmlns:w16du="http://schemas.microsoft.com/office/word/2023/wordml/word16du" xmlns:w16sdtdh="http://schemas.microsoft.com/office/word/2020/wordml/sdtdatahash" xmlns:w16sdtfl="http://schemas.microsoft.com/office/word/2024/wordml/sdtformatlock" xmlns:w16se="http://schemas.microsoft.com/office/word/2015/wordml/symex" xmlns:wpg="http://schemas.microsoft.com/office/word/2010/wordprocessingGroup" xmlns:wpi="http://schemas.microsoft.com/office/word/2010/wordprocessingInk" xmlns:wne="http://schemas.microsoft.com/office/word/2006/wordml" xmlns:wps="http://schemas.microsoft.com/office/word/2010/wordprocessingShape" mc:Ignorable="w14 w15 w16se w16cid w16 w16cex w16sdtdh w16sdtfl w16du wp14">
+<w:hdr xmlns:wpc="http://schemas.microsoft.com/office/word/2010/wordprocessingCanvas" xmlns:cx="http://schemas.microsoft.com/office/drawing/2014/chartex" xmlns:cx1="http://schemas.microsoft.com/office/drawing/2015/9/8/chartex" xmlns:cx2="http://schemas.microsoft.com/office/drawing/2015/10/21/chartex" xmlns:cx3="http://schemas.microsoft.com/office/drawing/2016/5/9/chartex" xmlns:cx4="http://schemas.microsoft.com/office/drawing/2016/5/10/chartex" xmlns:cx5="http://schemas.microsoft.com/office/drawing/2016/5/11/chartex" xmlns:cx6="http://schemas.microsoft.com/office/drawing/2016/5/12/chartex" xmlns:cx7="http://schemas.microsoft.com/office/drawing/2016/5/13/chartex" xmlns:cx8="http://schemas.microsoft.com/office/drawing/2016/5/14/chartex" xmlns:mc="http://schemas.openxmlformats.org/markup-compatibility/2006" xmlns:m="http://schemas.openxmlformats.org/officeDocument/2006/math" xmlns:aink="http://schemas.microsoft.com/office/drawing/2016/ink" xmlns:am3d="http://schemas.microsoft.com/office/drawing/2017/model3d" xmlns:oel="http://schemas.microsoft.com/office/2019/extlst" xmlns:r="http://schemas.openxmlformats.org/officeDocument/2006/relationships" xmlns:wp14="http://schemas.microsoft.com/office/word/2010/wordprocessingDrawing" xmlns:wp="http://schemas.openxmlformats.org/drawingml/2006/wordprocessingDrawing" xmlns:wpg="http://schemas.microsoft.com/office/word/2010/wordprocessingGroup" xmlns:wpi="http://schemas.microsoft.com/office/word/2010/wordprocessingInk" xmlns:wps="http://schemas.microsoft.com/office/word/2010/wordprocessingShape" xmlns:o="urn:schemas-microsoft-com:office:office" xmlns:v="urn:schemas-microsoft-com:vml" xmlns:w10="urn:schemas-microsoft-com:office:word" xmlns:w="http://schemas.openxmlformats.org/wordprocessingml/2006/main" xmlns:w14="http://schemas.microsoft.com/office/word/2010/wordml" xmlns:w15="http://schemas.microsoft.com/office/word/2012/wordml" xmlns:w16cei="http://schemas.microsoft.com/office/word/2026/wordml/cei" xmlns:w16cex="http://schemas.microsoft.com/office/word/2018/wordml/cex" xmlns:w16cid="http://schemas.microsoft.com/office/word/2016/wordml/cid" xmlns:w16="http://schemas.microsoft.com/office/word/2018/wordml" xmlns:w16sdtdh="http://schemas.microsoft.com/office/word/2020/wordml/sdtdatahash" xmlns:w16sdtfl="http://schemas.microsoft.com/office/word/2024/wordml/sdtformatlock" xmlns:w16se="http://schemas.microsoft.com/office/word/2015/wordml/symex" xmlns:w16du="http://schemas.microsoft.com/office/word/2023/wordml/word16du" xmlns:wne="http://schemas.microsoft.com/office/word/2006/wordml" mc:Ignorable="w14 w15 w16se w16cid w16 w16cex w16sdtdh w16sdtfl w16du wp14">
   <w:tbl>
     <w:tblPr>
       <w:tblW w:w="0" w:type="auto"/>
@@ -7344,7 +7173,7 @@
 </file>
 
 <file path=word/numbering.xml><?xml version="1.0" encoding="utf-8"?>
-<w:numbering xmlns:wpc="http://schemas.microsoft.com/office/word/2010/wordprocessingCanvas" xmlns:cx="http://schemas.microsoft.com/office/drawing/2014/chartex" xmlns:cx1="http://schemas.microsoft.com/office/drawing/2015/9/8/chartex" xmlns:cx2="http://schemas.microsoft.com/office/drawing/2015/10/21/chartex" xmlns:cx3="http://schemas.microsoft.com/office/drawing/2016/5/9/chartex" xmlns:cx4="http://schemas.microsoft.com/office/drawing/2016/5/10/chartex" xmlns:cx5="http://schemas.microsoft.com/office/drawing/2016/5/11/chartex" xmlns:cx6="http://schemas.microsoft.com/office/drawing/2016/5/12/chartex" xmlns:cx7="http://schemas.microsoft.com/office/drawing/2016/5/13/chartex" xmlns:cx8="http://schemas.microsoft.com/office/drawing/2016/5/14/chartex" xmlns:mc="http://schemas.openxmlformats.org/markup-compatibility/2006" xmlns:aink="http://schemas.microsoft.com/office/drawing/2016/ink" xmlns:am3d="http://schemas.microsoft.com/office/drawing/2017/model3d" xmlns:o="urn:schemas-microsoft-com:office:office" xmlns:oel="http://schemas.microsoft.com/office/2019/extlst" xmlns:r="http://schemas.openxmlformats.org/officeDocument/2006/relationships" xmlns:m="http://schemas.openxmlformats.org/officeDocument/2006/math" xmlns:v="urn:schemas-microsoft-com:vml" xmlns:wp14="http://schemas.microsoft.com/office/word/2010/wordprocessingDrawing" xmlns:wp="http://schemas.openxmlformats.org/drawingml/2006/wordprocessingDrawing" xmlns:w10="urn:schemas-microsoft-com:office:word" xmlns:w="http://schemas.openxmlformats.org/wordprocessingml/2006/main" xmlns:w14="http://schemas.microsoft.com/office/word/2010/wordml" xmlns:w15="http://schemas.microsoft.com/office/word/2012/wordml" xmlns:w16cei="http://schemas.microsoft.com/office/word/2026/wordml/cei" xmlns:w16cex="http://schemas.microsoft.com/office/word/2018/wordml/cex" xmlns:w16cid="http://schemas.microsoft.com/office/word/2016/wordml/cid" xmlns:w16="http://schemas.microsoft.com/office/word/2018/wordml" xmlns:w16du="http://schemas.microsoft.com/office/word/2023/wordml/word16du" xmlns:w16sdtdh="http://schemas.microsoft.com/office/word/2020/wordml/sdtdatahash" xmlns:w16sdtfl="http://schemas.microsoft.com/office/word/2024/wordml/sdtformatlock" xmlns:w16se="http://schemas.microsoft.com/office/word/2015/wordml/symex" xmlns:wpg="http://schemas.microsoft.com/office/word/2010/wordprocessingGroup" xmlns:wpi="http://schemas.microsoft.com/office/word/2010/wordprocessingInk" xmlns:wne="http://schemas.microsoft.com/office/word/2006/wordml" xmlns:wps="http://schemas.microsoft.com/office/word/2010/wordprocessingShape" mc:Ignorable="w14 w15 w16se w16cid w16 w16cex w16sdtdh w16sdtfl w16du wp14">
+<w:numbering xmlns:wpc="http://schemas.microsoft.com/office/word/2010/wordprocessingCanvas" xmlns:cx="http://schemas.microsoft.com/office/drawing/2014/chartex" xmlns:cx1="http://schemas.microsoft.com/office/drawing/2015/9/8/chartex" xmlns:cx2="http://schemas.microsoft.com/office/drawing/2015/10/21/chartex" xmlns:cx3="http://schemas.microsoft.com/office/drawing/2016/5/9/chartex" xmlns:cx4="http://schemas.microsoft.com/office/drawing/2016/5/10/chartex" xmlns:cx5="http://schemas.microsoft.com/office/drawing/2016/5/11/chartex" xmlns:cx6="http://schemas.microsoft.com/office/drawing/2016/5/12/chartex" xmlns:cx7="http://schemas.microsoft.com/office/drawing/2016/5/13/chartex" xmlns:cx8="http://schemas.microsoft.com/office/drawing/2016/5/14/chartex" xmlns:mc="http://schemas.openxmlformats.org/markup-compatibility/2006" xmlns:m="http://schemas.openxmlformats.org/officeDocument/2006/math" xmlns:aink="http://schemas.microsoft.com/office/drawing/2016/ink" xmlns:am3d="http://schemas.microsoft.com/office/drawing/2017/model3d" xmlns:oel="http://schemas.microsoft.com/office/2019/extlst" xmlns:r="http://schemas.openxmlformats.org/officeDocument/2006/relationships" xmlns:wp14="http://schemas.microsoft.com/office/word/2010/wordprocessingDrawing" xmlns:wp="http://schemas.openxmlformats.org/drawingml/2006/wordprocessingDrawing" xmlns:wpg="http://schemas.microsoft.com/office/word/2010/wordprocessingGroup" xmlns:wpi="http://schemas.microsoft.com/office/word/2010/wordprocessingInk" xmlns:wps="http://schemas.microsoft.com/office/word/2010/wordprocessingShape" xmlns:o="urn:schemas-microsoft-com:office:office" xmlns:v="urn:schemas-microsoft-com:vml" xmlns:w10="urn:schemas-microsoft-com:office:word" xmlns:w="http://schemas.openxmlformats.org/wordprocessingml/2006/main" xmlns:w14="http://schemas.microsoft.com/office/word/2010/wordml" xmlns:w15="http://schemas.microsoft.com/office/word/2012/wordml" xmlns:w16cei="http://schemas.microsoft.com/office/word/2026/wordml/cei" xmlns:w16cex="http://schemas.microsoft.com/office/word/2018/wordml/cex" xmlns:w16cid="http://schemas.microsoft.com/office/word/2016/wordml/cid" xmlns:w16="http://schemas.microsoft.com/office/word/2018/wordml" xmlns:w16sdtdh="http://schemas.microsoft.com/office/word/2020/wordml/sdtdatahash" xmlns:w16sdtfl="http://schemas.microsoft.com/office/word/2024/wordml/sdtformatlock" xmlns:w16se="http://schemas.microsoft.com/office/word/2015/wordml/symex" xmlns:w16du="http://schemas.microsoft.com/office/word/2023/wordml/word16du" xmlns:wne="http://schemas.microsoft.com/office/word/2006/wordml" mc:Ignorable="w14 w15 w16se w16cid w16 w16cex w16sdtdh w16sdtfl w16du wp14">
   <w:abstractNum w:abstractNumId="0" w15:restartNumberingAfterBreak="0">
     <w:nsid w:val="077E8574"/>
     <w:multiLevelType w:val="hybridMultilevel"/>
@@ -8264,7 +8093,7 @@
 </file>
 
 <file path=word/styles.xml><?xml version="1.0" encoding="utf-8"?>
-<w:styles xmlns:mc="http://schemas.openxmlformats.org/markup-compatibility/2006" xmlns:r="http://schemas.openxmlformats.org/officeDocument/2006/relationships" xmlns:w="http://schemas.openxmlformats.org/wordprocessingml/2006/main" xmlns:w14="http://schemas.microsoft.com/office/word/2010/wordml" xmlns:w15="http://schemas.microsoft.com/office/word/2012/wordml" xmlns:w16cex="http://schemas.microsoft.com/office/word/2018/wordml/cex" xmlns:w16cid="http://schemas.microsoft.com/office/word/2016/wordml/cid" xmlns:w16="http://schemas.microsoft.com/office/word/2018/wordml" xmlns:w16du="http://schemas.microsoft.com/office/word/2023/wordml/word16du" xmlns:w16sdtdh="http://schemas.microsoft.com/office/word/2020/wordml/sdtdatahash" xmlns:w16sdtfl="http://schemas.microsoft.com/office/word/2024/wordml/sdtformatlock" xmlns:w16se="http://schemas.microsoft.com/office/word/2015/wordml/symex" mc:Ignorable="w14 w15 w16se w16cid w16 w16cex w16sdtdh w16sdtfl w16du">
+<w:styles xmlns:mc="http://schemas.openxmlformats.org/markup-compatibility/2006" xmlns:r="http://schemas.openxmlformats.org/officeDocument/2006/relationships" xmlns:w="http://schemas.openxmlformats.org/wordprocessingml/2006/main" xmlns:w14="http://schemas.microsoft.com/office/word/2010/wordml" xmlns:w15="http://schemas.microsoft.com/office/word/2012/wordml" xmlns:w16cex="http://schemas.microsoft.com/office/word/2018/wordml/cex" xmlns:w16cid="http://schemas.microsoft.com/office/word/2016/wordml/cid" xmlns:w16="http://schemas.microsoft.com/office/word/2018/wordml" xmlns:w16sdtdh="http://schemas.microsoft.com/office/word/2020/wordml/sdtdatahash" xmlns:w16sdtfl="http://schemas.microsoft.com/office/word/2024/wordml/sdtformatlock" xmlns:w16se="http://schemas.microsoft.com/office/word/2015/wordml/symex" xmlns:w16du="http://schemas.microsoft.com/office/word/2023/wordml/word16du" mc:Ignorable="w14 w15 w16se w16cid w16 w16cex w16sdtdh w16sdtfl w16du">
   <w:docDefaults>
     <w:rPrDefault>
       <w:rPr>
@@ -9164,25 +8993,10 @@
 </file>
 
 <file path=customXml/item1.xml><?xml version="1.0" encoding="utf-8"?>
-<?mso-contentType ?>
-<FormTemplates xmlns="http://schemas.microsoft.com/sharepoint/v3/contenttype/forms">
-  <Display>DocumentLibraryForm</Display>
-  <Edit>DocumentLibraryForm</Edit>
-  <New>DocumentLibraryForm</New>
-</FormTemplates>
+<b:Sources xmlns:b="http://schemas.openxmlformats.org/officeDocument/2006/bibliography" xmlns="http://schemas.openxmlformats.org/officeDocument/2006/bibliography" SelectedStyle="\APASixthEditionOfficeOnline.xsl" StyleName="APA" Version="6"/>
 </file>
 
 <file path=customXml/item2.xml><?xml version="1.0" encoding="utf-8"?>
-<p:properties xmlns:p="http://schemas.microsoft.com/office/2006/metadata/properties" xmlns:xsi="http://www.w3.org/2001/XMLSchema-instance" xmlns:pc="http://schemas.microsoft.com/office/infopath/2007/PartnerControls">
-  <documentManagement/>
-</p:properties>
-</file>
-
-<file path=customXml/item3.xml><?xml version="1.0" encoding="utf-8"?>
-<b:Sources xmlns:b="http://schemas.openxmlformats.org/officeDocument/2006/bibliography" xmlns="http://schemas.openxmlformats.org/officeDocument/2006/bibliography" SelectedStyle="\APASixthEditionOfficeOnline.xsl" StyleName="APA" Version="6"/>
-</file>
-
-<file path=customXml/item4.xml><?xml version="1.0" encoding="utf-8"?>
 <ct:contentTypeSchema xmlns:ct="http://schemas.microsoft.com/office/2006/metadata/contentType" xmlns:ma="http://schemas.microsoft.com/office/2006/metadata/properties/metaAttributes" ct:_="" ma:_="" ma:contentTypeName="Document" ma:contentTypeID="0x010100509BE9200A38E64D9D18C153BE6F8B4F" ma:contentTypeVersion="0" ma:contentTypeDescription="Create a new document." ma:contentTypeScope="" ma:versionID="79c98fc595304801d9eb0d157ee3dcb0">
   <xsd:schema xmlns:xsd="http://www.w3.org/2001/XMLSchema" xmlns:xs="http://www.w3.org/2001/XMLSchema" xmlns:p="http://schemas.microsoft.com/office/2006/metadata/properties" targetNamespace="http://schemas.microsoft.com/office/2006/metadata/properties" ma:root="true" ma:fieldsID="500c6692915ba10984c0aabd49f31b22">
     <xsd:element name="properties">
@@ -9296,24 +9110,22 @@
 </ct:contentTypeSchema>
 </file>
 
-<file path=customXml/itemProps1.xml><?xml version="1.0" encoding="utf-8"?>
-<ds:datastoreItem xmlns:ds="http://schemas.openxmlformats.org/officeDocument/2006/customXml" ds:itemID="{E2F072FD-22F1-413F-8926-512F3CF2D606}">
-  <ds:schemaRefs>
-    <ds:schemaRef ds:uri="http://schemas.microsoft.com/sharepoint/v3/contenttype/forms"/>
-  </ds:schemaRefs>
-</ds:datastoreItem>
+<file path=customXml/item3.xml><?xml version="1.0" encoding="utf-8"?>
+<?mso-contentType ?>
+<FormTemplates xmlns="http://schemas.microsoft.com/sharepoint/v3/contenttype/forms">
+  <Display>DocumentLibraryForm</Display>
+  <Edit>DocumentLibraryForm</Edit>
+  <New>DocumentLibraryForm</New>
+</FormTemplates>
 </file>
 
-<file path=customXml/itemProps2.xml><?xml version="1.0" encoding="utf-8"?>
-<ds:datastoreItem xmlns:ds="http://schemas.openxmlformats.org/officeDocument/2006/customXml" ds:itemID="{02850EF8-BF44-4B96-8D92-ECEA3D467646}">
-  <ds:schemaRefs>
-    <ds:schemaRef ds:uri="http://schemas.microsoft.com/office/2006/metadata/properties"/>
-    <ds:schemaRef ds:uri="http://schemas.microsoft.com/office/infopath/2007/PartnerControls"/>
-  </ds:schemaRefs>
-</ds:datastoreItem>
+<file path=customXml/item4.xml><?xml version="1.0" encoding="utf-8"?>
+<p:properties xmlns:p="http://schemas.microsoft.com/office/2006/metadata/properties" xmlns:xsi="http://www.w3.org/2001/XMLSchema-instance" xmlns:pc="http://schemas.microsoft.com/office/infopath/2007/PartnerControls">
+  <documentManagement/>
+</p:properties>
 </file>
 
-<file path=customXml/itemProps3.xml><?xml version="1.0" encoding="utf-8"?>
+<file path=customXml/itemProps1.xml><?xml version="1.0" encoding="utf-8"?>
 <ds:datastoreItem xmlns:ds="http://schemas.openxmlformats.org/officeDocument/2006/customXml" ds:itemID="{03A27EF8-5F6F-43DA-AF9C-6CAC057903FD}">
   <ds:schemaRefs>
     <ds:schemaRef ds:uri="http://schemas.openxmlformats.org/officeDocument/2006/bibliography"/>
@@ -9321,7 +9133,7 @@
 </ds:datastoreItem>
 </file>
 
-<file path=customXml/itemProps4.xml><?xml version="1.0" encoding="utf-8"?>
+<file path=customXml/itemProps2.xml><?xml version="1.0" encoding="utf-8"?>
 <ds:datastoreItem xmlns:ds="http://schemas.openxmlformats.org/officeDocument/2006/customXml" ds:itemID="{67CA8721-44C7-4C05-A868-008583A5FFD2}">
   <ds:schemaRefs>
     <ds:schemaRef ds:uri="http://schemas.microsoft.com/office/2006/metadata/contentType"/>
@@ -9335,4 +9147,21 @@
     <ds:schemaRef ds:uri="http://schemas.microsoft.com/office/infopath/2007/PartnerControls"/>
   </ds:schemaRefs>
 </ds:datastoreItem>
+</file>
+
+<file path=customXml/itemProps3.xml><?xml version="1.0" encoding="utf-8"?>
+<ds:datastoreItem xmlns:ds="http://schemas.openxmlformats.org/officeDocument/2006/customXml" ds:itemID="{E2F072FD-22F1-413F-8926-512F3CF2D606}">
+  <ds:schemaRefs>
+    <ds:schemaRef ds:uri="http://schemas.microsoft.com/sharepoint/v3/contenttype/forms"/>
+  </ds:schemaRefs>
+</ds:datastoreItem>
+</file>
+
+<file path=customXml/itemProps4.xml><?xml version="1.0" encoding="utf-8"?>
+<ds:datastoreItem xmlns:ds="http://schemas.openxmlformats.org/officeDocument/2006/customXml" ds:itemID="{02850EF8-BF44-4B96-8D92-ECEA3D467646}">
+  <ds:schemaRefs>
+    <ds:schemaRef ds:uri="http://schemas.microsoft.com/office/2006/metadata/properties"/>
+    <ds:schemaRef ds:uri="http://schemas.microsoft.com/office/infopath/2007/PartnerControls"/>
+  </ds:schemaRefs>
+</ds:datastoreItem>
 </file>
--- a/api/Templates/PGT.docx
+++ b/api/Templates/PGT.docx
@@ -5,12 +5,20 @@
     <w:p>
       <w:pPr>
         <w:spacing w:before="88"/>
-        <w:ind w:left="6273"/>
+        <w:ind w:left="5760"/>
         <w:rPr>
           <w:rFonts w:ascii="Noto Sans"/>
           <w:sz w:val="14"/>
         </w:rPr>
       </w:pPr>
+      <w:r>
+        <w:rPr>
+          <w:rFonts w:ascii="Noto Sans"/>
+          <w:color w:val="606060"/>
+          <w:sz w:val="14"/>
+        </w:rPr>
+        <w:t xml:space="preserve">     </w:t>
+      </w:r>
       <w:r>
         <w:rPr>
           <w:rFonts w:ascii="Noto Sans"/>
@@ -227,28 +235,16 @@
           <w:sz w:val="22"/>
           <w:szCs w:val="22"/>
         </w:rPr>
-        <w:t>d.</w:t>
-      </w:r>
+        <w:t>c.now:formatD</w:t>
+      </w:r>
+      <w:proofErr w:type="spellEnd"/>
+      <w:proofErr w:type="gramEnd"/>
       <w:r>
         <w:rPr>
           <w:color w:val="000000" w:themeColor="text1"/>
           <w:sz w:val="22"/>
           <w:szCs w:val="22"/>
         </w:rPr>
-        <w:t>now</w:t>
-      </w:r>
-      <w:r>
-        <w:rPr>
-          <w:color w:val="313131"/>
-        </w:rPr>
-        <w:t>:formatD</w:t>
-      </w:r>
-      <w:proofErr w:type="spellEnd"/>
-      <w:proofErr w:type="gramEnd"/>
-      <w:r>
-        <w:rPr>
-          <w:color w:val="313131"/>
-        </w:rPr>
         <w:t>(LL)</w:t>
       </w:r>
       <w:r>
@@ -619,7 +615,21 @@
           <w:b/>
           <w:bCs/>
         </w:rPr>
-        <w:t>}, {</w:t>
+        <w:t>},</w:t>
+      </w:r>
+      <w:r>
+        <w:rPr>
+          <w:b/>
+          <w:bCs/>
+        </w:rPr>
+        <w:t xml:space="preserve"> </w:t>
+      </w:r>
+      <w:r>
+        <w:rPr>
+          <w:b/>
+          <w:bCs/>
+        </w:rPr>
+        <w:t>{</w:t>
       </w:r>
       <w:proofErr w:type="spellStart"/>
       <w:proofErr w:type="gramStart"/>
@@ -736,7 +746,27 @@
           <w:color w:val="000000" w:themeColor="text1"/>
           <w:lang w:val="fr-FR"/>
         </w:rPr>
-        <w:t xml:space="preserve">} </w:t>
+        <w:t>}</w:t>
+      </w:r>
+      <w:r>
+        <w:rPr>
+          <w:rFonts w:ascii="Segoe UI" w:eastAsia="Segoe UI" w:hAnsi="Segoe UI" w:cs="Segoe UI"/>
+          <w:b/>
+          <w:bCs/>
+          <w:color w:val="000000" w:themeColor="text1"/>
+          <w:lang w:val="fr-FR"/>
+        </w:rPr>
+        <w:t>,</w:t>
+      </w:r>
+      <w:r>
+        <w:rPr>
+          <w:rFonts w:ascii="Segoe UI" w:eastAsia="Segoe UI" w:hAnsi="Segoe UI" w:cs="Segoe UI"/>
+          <w:b/>
+          <w:bCs/>
+          <w:color w:val="000000" w:themeColor="text1"/>
+          <w:lang w:val="fr-FR"/>
+        </w:rPr>
+        <w:t xml:space="preserve"> </w:t>
       </w:r>
       <w:r>
         <w:rPr>
@@ -2288,8 +2318,19 @@
           <w:sz w:val="20"/>
           <w:szCs w:val="20"/>
         </w:rPr>
-        <w:t>[i+1</w:t>
-      </w:r>
+        <w:t>[</w:t>
+      </w:r>
+      <w:proofErr w:type="spellStart"/>
+      <w:r>
+        <w:rPr>
+          <w:b/>
+          <w:bCs/>
+          <w:sz w:val="20"/>
+          <w:szCs w:val="20"/>
+        </w:rPr>
+        <w:t>i</w:t>
+      </w:r>
+      <w:proofErr w:type="spellEnd"/>
       <w:proofErr w:type="gramStart"/>
       <w:r>
         <w:rPr>
@@ -2328,64 +2369,89 @@
       </w:pPr>
       <w:r>
         <w:rPr>
-          <w:color w:val="313131"/>
+          <w:b/>
+          <w:bCs/>
         </w:rPr>
         <w:t>{</w:t>
       </w:r>
-      <w:proofErr w:type="spellStart"/>
       <w:proofErr w:type="gramStart"/>
       <w:r>
         <w:rPr>
-          <w:color w:val="313131"/>
-        </w:rPr>
-        <w:t>d.hasMinors</w:t>
+          <w:b/>
+          <w:bCs/>
+        </w:rPr>
+        <w:t>d.computed</w:t>
+      </w:r>
+      <w:r>
+        <w:rPr>
+          <w:b/>
+          <w:bCs/>
+        </w:rPr>
+        <w:t>Minors</w:t>
       </w:r>
       <w:proofErr w:type="gramEnd"/>
       <w:r>
         <w:rPr>
-          <w:color w:val="313131"/>
-        </w:rPr>
-        <w:t>:ifEQ</w:t>
-      </w:r>
-      <w:proofErr w:type="spellEnd"/>
-      <w:r>
-        <w:rPr>
-          <w:color w:val="313131"/>
-        </w:rPr>
-        <w:t>(true</w:t>
+          <w:b/>
+          <w:bCs/>
+        </w:rPr>
+        <w:t>[i</w:t>
+      </w:r>
+      <w:r>
+        <w:rPr>
+          <w:b/>
+          <w:bCs/>
+        </w:rPr>
+        <w:t>+1</w:t>
       </w:r>
       <w:proofErr w:type="gramStart"/>
       <w:r>
         <w:rPr>
-          <w:color w:val="313131"/>
-        </w:rPr>
-        <w:t>):</w:t>
-      </w:r>
-      <w:proofErr w:type="spellStart"/>
-      <w:r>
-        <w:rPr>
-          <w:color w:val="313131"/>
-        </w:rPr>
-        <w:t>showEnd</w:t>
-      </w:r>
-      <w:proofErr w:type="spellEnd"/>
+          <w:b/>
+          <w:bCs/>
+        </w:rPr>
+        <w:t>]</w:t>
+      </w:r>
+      <w:r>
+        <w:rPr>
+          <w:b/>
+          <w:bCs/>
+        </w:rPr>
+        <w:t>}</w:t>
+      </w:r>
+      <w:r>
+        <w:rPr>
+          <w:color w:val="313131"/>
+        </w:rPr>
+        <w:t>{d.hasMinors</w:t>
+      </w:r>
       <w:proofErr w:type="gramEnd"/>
       <w:r>
         <w:rPr>
           <w:color w:val="313131"/>
         </w:rPr>
+        <w:t>:ifEQ(true</w:t>
+      </w:r>
+      <w:proofErr w:type="gramStart"/>
+      <w:r>
+        <w:rPr>
+          <w:color w:val="313131"/>
+        </w:rPr>
+        <w:t>):showEnd</w:t>
+      </w:r>
+      <w:proofErr w:type="gramEnd"/>
+      <w:r>
+        <w:rPr>
+          <w:color w:val="313131"/>
+        </w:rPr>
         <w:t>}</w:t>
       </w:r>
       <w:r>
-        <w:br/>
-      </w:r>
-      <w:r>
         <w:rPr>
           <w:color w:val="313131"/>
         </w:rPr>
         <w:t>{</w:t>
       </w:r>
-      <w:proofErr w:type="spellStart"/>
       <w:proofErr w:type="gramStart"/>
       <w:r>
         <w:rPr>
@@ -2398,30 +2464,15 @@
         <w:rPr>
           <w:color w:val="313131"/>
         </w:rPr>
-        <w:t>:ifEQ</w:t>
-      </w:r>
-      <w:proofErr w:type="spellEnd"/>
-      <w:r>
-        <w:rPr>
-          <w:color w:val="313131"/>
-        </w:rPr>
-        <w:t>(true</w:t>
+        <w:t>:ifEQ(true</w:t>
       </w:r>
       <w:proofErr w:type="gramStart"/>
       <w:r>
         <w:rPr>
           <w:color w:val="313131"/>
         </w:rPr>
-        <w:t>):</w:t>
-      </w:r>
-      <w:proofErr w:type="spellStart"/>
-      <w:r>
-        <w:rPr>
-          <w:color w:val="313131"/>
-        </w:rPr>
-        <w:t>showBegin</w:t>
-      </w:r>
-      <w:proofErr w:type="spellEnd"/>
+        <w:t>):showBegin</w:t>
+      </w:r>
       <w:proofErr w:type="gramEnd"/>
       <w:r>
         <w:rPr>
@@ -3184,7 +3235,15 @@
           <w:sz w:val="20"/>
           <w:szCs w:val="20"/>
         </w:rPr>
-        <w:t xml:space="preserve">Guardian: </w:t>
+        <w:t>Nominee</w:t>
+      </w:r>
+      <w:r>
+        <w:rPr>
+          <w:color w:val="313131"/>
+          <w:sz w:val="20"/>
+          <w:szCs w:val="20"/>
+        </w:rPr>
+        <w:t xml:space="preserve">: </w:t>
       </w:r>
       <w:r>
         <w:rPr>
@@ -3616,8 +3675,19 @@
           <w:sz w:val="20"/>
           <w:szCs w:val="20"/>
         </w:rPr>
-        <w:t>[i+1</w:t>
-      </w:r>
+        <w:t>[</w:t>
+      </w:r>
+      <w:proofErr w:type="spellStart"/>
+      <w:r>
+        <w:rPr>
+          <w:b/>
+          <w:bCs/>
+          <w:sz w:val="20"/>
+          <w:szCs w:val="20"/>
+        </w:rPr>
+        <w:t>i</w:t>
+      </w:r>
+      <w:proofErr w:type="spellEnd"/>
       <w:proofErr w:type="gramStart"/>
       <w:r>
         <w:rPr>
@@ -3666,56 +3736,82 @@
     </w:p>
     <w:p>
       <w:pPr>
-        <w:pStyle w:val="BodyText"/>
-        <w:spacing w:before="269"/>
-        <w:ind w:left="288"/>
-        <w:rPr>
-          <w:color w:val="313131"/>
-        </w:rPr>
-      </w:pPr>
-      <w:r>
-        <w:rPr>
-          <w:color w:val="313131"/>
+        <w:pStyle w:val="ListParagraph"/>
+        <w:tabs>
+          <w:tab w:val="left" w:pos="2086"/>
+        </w:tabs>
+        <w:spacing w:before="31"/>
+        <w:ind w:left="1488" w:firstLine="0"/>
+        <w:rPr>
+          <w:b/>
+          <w:bCs/>
+        </w:rPr>
+      </w:pPr>
+      <w:r>
+        <w:rPr>
+          <w:b/>
+          <w:bCs/>
         </w:rPr>
         <w:t>{</w:t>
       </w:r>
-      <w:proofErr w:type="spellStart"/>
       <w:proofErr w:type="gramStart"/>
       <w:r>
         <w:rPr>
-          <w:color w:val="313131"/>
-        </w:rPr>
-        <w:t>d.hasIncapableAdults</w:t>
+          <w:b/>
+          <w:bCs/>
+        </w:rPr>
+        <w:t>d.computedIncapableAdults</w:t>
       </w:r>
       <w:proofErr w:type="gramEnd"/>
       <w:r>
         <w:rPr>
-          <w:color w:val="313131"/>
-        </w:rPr>
-        <w:t>:ifEQ</w:t>
-      </w:r>
-      <w:proofErr w:type="spellEnd"/>
-      <w:r>
-        <w:rPr>
-          <w:color w:val="313131"/>
-        </w:rPr>
-        <w:t>(true</w:t>
+          <w:b/>
+          <w:bCs/>
+        </w:rPr>
+        <w:t>[i</w:t>
+      </w:r>
+      <w:r>
+        <w:rPr>
+          <w:b/>
+          <w:bCs/>
+        </w:rPr>
+        <w:t>+</w:t>
       </w:r>
       <w:proofErr w:type="gramStart"/>
       <w:r>
         <w:rPr>
-          <w:color w:val="313131"/>
-        </w:rPr>
-        <w:t>):</w:t>
-      </w:r>
-      <w:proofErr w:type="spellStart"/>
-      <w:r>
-        <w:rPr>
-          <w:color w:val="313131"/>
-        </w:rPr>
-        <w:t>showEnd</w:t>
-      </w:r>
-      <w:proofErr w:type="spellEnd"/>
+          <w:b/>
+          <w:bCs/>
+        </w:rPr>
+        <w:t>1</w:t>
+      </w:r>
+      <w:r>
+        <w:rPr>
+          <w:b/>
+          <w:bCs/>
+        </w:rPr>
+        <w:t>]</w:t>
+      </w:r>
+      <w:r>
+        <w:rPr>
+          <w:color w:val="313131"/>
+        </w:rPr>
+        <w:t>{d.hasIncapableAdults</w:t>
+      </w:r>
+      <w:proofErr w:type="gramEnd"/>
+      <w:r>
+        <w:rPr>
+          <w:color w:val="313131"/>
+        </w:rPr>
+        <w:t>:ifEQ(true</w:t>
+      </w:r>
+      <w:proofErr w:type="gramStart"/>
+      <w:r>
+        <w:rPr>
+          <w:color w:val="313131"/>
+        </w:rPr>
+        <w:t>):showEnd</w:t>
+      </w:r>
       <w:proofErr w:type="gramEnd"/>
       <w:r>
         <w:rPr>
@@ -3726,35 +3822,13 @@
     </w:p>
     <w:p>
       <w:pPr>
-        <w:rPr>
-          <w:color w:val="313131"/>
-          <w:sz w:val="20"/>
-          <w:szCs w:val="20"/>
-        </w:rPr>
-      </w:pPr>
-      <w:r>
-        <w:rPr>
-          <w:color w:val="313131"/>
-        </w:rPr>
-        <w:br w:type="page"/>
-      </w:r>
-    </w:p>
-    <w:p>
-      <w:pPr>
-        <w:pStyle w:val="BodyText"/>
-        <w:spacing w:before="269"/>
-        <w:ind w:left="288"/>
-        <w:rPr>
-          <w:color w:val="313131"/>
-        </w:rPr>
-      </w:pPr>
-      <w:r>
-        <w:lastRenderedPageBreak/>
-        <w:br/>
-      </w:r>
-      <w:r>
-        <w:br/>
-      </w:r>
+        <w:ind w:firstLine="288"/>
+        <w:rPr>
+          <w:color w:val="313131"/>
+          <w:sz w:val="20"/>
+          <w:szCs w:val="20"/>
+        </w:rPr>
+      </w:pPr>
       <w:r>
         <w:rPr>
           <w:color w:val="313131"/>
@@ -3769,7 +3843,7 @@
           <w:tab w:val="left" w:pos="887"/>
         </w:tabs>
         <w:spacing w:before="31"/>
-        <w:ind w:left="887" w:hanging="127"/>
+        <w:ind w:left="415" w:hanging="127"/>
         <w:rPr>
           <w:rFonts w:ascii="Segoe UI" w:eastAsia="Segoe UI" w:hAnsi="Segoe UI" w:cs="Segoe UI"/>
           <w:color w:val="000000" w:themeColor="text1"/>
@@ -3782,6 +3856,16 @@
           <w:sz w:val="20"/>
           <w:szCs w:val="20"/>
         </w:rPr>
+        <w:lastRenderedPageBreak/>
+        <w:tab/>
+      </w:r>
+      <w:r>
+        <w:rPr>
+          <w:rFonts w:ascii="Segoe UI" w:eastAsia="Segoe UI" w:hAnsi="Segoe UI" w:cs="Segoe UI"/>
+          <w:color w:val="313131"/>
+          <w:sz w:val="20"/>
+          <w:szCs w:val="20"/>
+        </w:rPr>
         <w:t xml:space="preserve">Street address: </w:t>
       </w:r>
       <w:r>
@@ -3944,9 +4028,6 @@
           <w:color w:val="000000" w:themeColor="text1"/>
         </w:rPr>
         <w:t>}</w:t>
-      </w:r>
-      <w:r>
-        <w:br/>
       </w:r>
       <w:r>
         <w:br/>
@@ -4183,15 +4264,20 @@
     </w:p>
     <w:p>
       <w:pPr>
-        <w:pStyle w:val="BodyText"/>
+        <w:spacing w:before="29"/>
+        <w:ind w:left="288"/>
         <w:sectPr>
-          <w:headerReference w:type="default" r:id="rId11"/>
-          <w:footerReference w:type="default" r:id="rId12"/>
-          <w:type w:val="continuous"/>
+          <w:headerReference w:type="even" r:id="rId11"/>
+          <w:headerReference w:type="default" r:id="rId12"/>
+          <w:footerReference w:type="even" r:id="rId13"/>
+          <w:footerReference w:type="default" r:id="rId14"/>
+          <w:headerReference w:type="first" r:id="rId15"/>
+          <w:footerReference w:type="first" r:id="rId16"/>
           <w:pgSz w:w="12240" w:h="15840"/>
-          <w:pgMar w:top="320" w:right="720" w:bottom="740" w:left="720" w:header="0" w:footer="543" w:gutter="0"/>
+          <w:pgMar w:top="940" w:right="720" w:bottom="740" w:left="720" w:header="0" w:footer="510" w:gutter="0"/>
           <w:pgNumType w:start="1"/>
           <w:cols w:space="720"/>
+          <w:docGrid w:linePitch="299"/>
         </w:sectPr>
       </w:pPr>
     </w:p>
@@ -4201,15 +4287,12 @@
         <w:ind w:right="21"/>
         <w:jc w:val="center"/>
         <w:rPr>
-          <w:rFonts w:ascii="Segoe UI" w:eastAsia="Segoe UI" w:hAnsi="Segoe UI" w:cs="Segoe UI"/>
-          <w:color w:val="313131"/>
           <w:sz w:val="21"/>
           <w:szCs w:val="21"/>
         </w:rPr>
       </w:pPr>
       <w:r>
         <w:rPr>
-          <w:rFonts w:ascii="Segoe UI" w:eastAsia="Segoe UI" w:hAnsi="Segoe UI" w:cs="Segoe UI"/>
           <w:b/>
           <w:bCs/>
           <w:color w:val="313131"/>
@@ -4217,16 +4300,35 @@
           <w:szCs w:val="21"/>
         </w:rPr>
         <w:lastRenderedPageBreak/>
-        <w:t xml:space="preserve">FORM P1 </w:t>
-      </w:r>
-      <w:r>
-        <w:rPr>
-          <w:rFonts w:ascii="Segoe UI" w:eastAsia="Segoe UI" w:hAnsi="Segoe UI" w:cs="Segoe UI"/>
-          <w:color w:val="313131"/>
+        <w:t>FORM P1</w:t>
+      </w:r>
+      <w:r>
+        <w:rPr>
+          <w:b/>
+          <w:bCs/>
+          <w:color w:val="313131"/>
+          <w:spacing w:val="-1"/>
           <w:sz w:val="21"/>
           <w:szCs w:val="21"/>
         </w:rPr>
-        <w:t>(RULE 25-2 (3))</w:t>
+        <w:t xml:space="preserve"> </w:t>
+      </w:r>
+      <w:r>
+        <w:rPr>
+          <w:color w:val="313131"/>
+          <w:sz w:val="21"/>
+          <w:szCs w:val="21"/>
+        </w:rPr>
+        <w:t>(RULE 25-2 (3)</w:t>
+      </w:r>
+      <w:r>
+        <w:rPr>
+          <w:color w:val="313131"/>
+          <w:spacing w:val="-10"/>
+          <w:sz w:val="21"/>
+          <w:szCs w:val="21"/>
+        </w:rPr>
+        <w:t>)</w:t>
       </w:r>
     </w:p>
     <w:p>
@@ -4235,39 +4337,113 @@
         <w:spacing w:before="269"/>
         <w:ind w:right="21"/>
         <w:jc w:val="center"/>
-        <w:rPr>
-          <w:rFonts w:ascii="Segoe UI" w:eastAsia="Segoe UI" w:hAnsi="Segoe UI" w:cs="Segoe UI"/>
-          <w:b/>
-          <w:bCs/>
-          <w:i w:val="0"/>
-          <w:iCs w:val="0"/>
-          <w:color w:val="313131"/>
-          <w:sz w:val="21"/>
-          <w:szCs w:val="21"/>
-        </w:rPr>
-      </w:pPr>
-      <w:r>
-        <w:rPr>
-          <w:rFonts w:ascii="Segoe UI" w:eastAsia="Segoe UI" w:hAnsi="Segoe UI" w:cs="Segoe UI"/>
-          <w:b/>
-          <w:bCs/>
-          <w:i w:val="0"/>
-          <w:iCs w:val="0"/>
-          <w:color w:val="313131"/>
-          <w:sz w:val="21"/>
-          <w:szCs w:val="21"/>
-        </w:rPr>
-        <w:t>NOTICE OF PROPOSED APPLICATION IN RELATION TO ESTATE</w:t>
+      </w:pPr>
+      <w:r>
+        <w:rPr>
+          <w:color w:val="313131"/>
+        </w:rPr>
+        <w:t>NOTICE</w:t>
+      </w:r>
+      <w:r>
+        <w:rPr>
+          <w:color w:val="313131"/>
+          <w:spacing w:val="-6"/>
+        </w:rPr>
+        <w:t xml:space="preserve"> </w:t>
+      </w:r>
+      <w:r>
+        <w:rPr>
+          <w:color w:val="313131"/>
+        </w:rPr>
+        <w:t>OF</w:t>
+      </w:r>
+      <w:r>
+        <w:rPr>
+          <w:color w:val="313131"/>
+          <w:spacing w:val="-6"/>
+        </w:rPr>
+        <w:t xml:space="preserve"> </w:t>
+      </w:r>
+      <w:r>
+        <w:rPr>
+          <w:color w:val="313131"/>
+        </w:rPr>
+        <w:t>PROPOSED</w:t>
+      </w:r>
+      <w:r>
+        <w:rPr>
+          <w:color w:val="313131"/>
+          <w:spacing w:val="-6"/>
+        </w:rPr>
+        <w:t xml:space="preserve"> </w:t>
+      </w:r>
+      <w:r>
+        <w:rPr>
+          <w:color w:val="313131"/>
+        </w:rPr>
+        <w:t>APPLICATION</w:t>
+      </w:r>
+      <w:r>
+        <w:rPr>
+          <w:color w:val="313131"/>
+          <w:spacing w:val="-6"/>
+        </w:rPr>
+        <w:t xml:space="preserve"> </w:t>
+      </w:r>
+      <w:r>
+        <w:rPr>
+          <w:color w:val="313131"/>
+        </w:rPr>
+        <w:t>IN</w:t>
+      </w:r>
+      <w:r>
+        <w:rPr>
+          <w:color w:val="313131"/>
+          <w:spacing w:val="-6"/>
+        </w:rPr>
+        <w:t xml:space="preserve"> </w:t>
+      </w:r>
+      <w:r>
+        <w:rPr>
+          <w:color w:val="313131"/>
+        </w:rPr>
+        <w:t>RELATION</w:t>
+      </w:r>
+      <w:r>
+        <w:rPr>
+          <w:color w:val="313131"/>
+          <w:spacing w:val="-6"/>
+        </w:rPr>
+        <w:t xml:space="preserve"> </w:t>
+      </w:r>
+      <w:r>
+        <w:rPr>
+          <w:color w:val="313131"/>
+        </w:rPr>
+        <w:t>TO</w:t>
+      </w:r>
+      <w:r>
+        <w:rPr>
+          <w:color w:val="313131"/>
+          <w:spacing w:val="-5"/>
+        </w:rPr>
+        <w:t xml:space="preserve"> </w:t>
+      </w:r>
+      <w:r>
+        <w:rPr>
+          <w:color w:val="313131"/>
+          <w:spacing w:val="-2"/>
+        </w:rPr>
+        <w:t>ESTATE</w:t>
       </w:r>
     </w:p>
     <w:p>
       <w:pPr>
+        <w:pStyle w:val="BodyText"/>
         <w:spacing w:before="103"/>
         <w:rPr>
-          <w:rFonts w:ascii="Segoe UI" w:eastAsia="Segoe UI" w:hAnsi="Segoe UI" w:cs="Segoe UI"/>
-          <w:color w:val="000000" w:themeColor="text1"/>
+          <w:b/>
           <w:sz w:val="21"/>
-          <w:szCs w:val="21"/>
         </w:rPr>
       </w:pPr>
     </w:p>
@@ -4275,22 +4451,52 @@
       <w:pPr>
         <w:ind w:left="288"/>
         <w:rPr>
-          <w:rFonts w:ascii="Segoe UI" w:eastAsia="Segoe UI" w:hAnsi="Segoe UI" w:cs="Segoe UI"/>
-          <w:color w:val="313131"/>
+          <w:b/>
           <w:sz w:val="21"/>
-          <w:szCs w:val="21"/>
-        </w:rPr>
-      </w:pPr>
-      <w:r>
-        <w:rPr>
-          <w:rFonts w:ascii="Segoe UI" w:eastAsia="Segoe UI" w:hAnsi="Segoe UI" w:cs="Segoe UI"/>
-          <w:b/>
-          <w:bCs/>
+        </w:rPr>
+      </w:pPr>
+      <w:r>
+        <w:rPr>
+          <w:b/>
           <w:color w:val="313131"/>
           <w:sz w:val="21"/>
-          <w:szCs w:val="21"/>
-        </w:rPr>
-        <w:t>TAKE NOTICE THAT:</w:t>
+        </w:rPr>
+        <w:t>TAKE</w:t>
+      </w:r>
+      <w:r>
+        <w:rPr>
+          <w:b/>
+          <w:color w:val="313131"/>
+          <w:spacing w:val="-11"/>
+          <w:sz w:val="21"/>
+        </w:rPr>
+        <w:t xml:space="preserve"> </w:t>
+      </w:r>
+      <w:r>
+        <w:rPr>
+          <w:b/>
+          <w:color w:val="313131"/>
+          <w:sz w:val="21"/>
+        </w:rPr>
+        <w:t>NOTICE</w:t>
+      </w:r>
+      <w:r>
+        <w:rPr>
+          <w:b/>
+          <w:color w:val="313131"/>
+          <w:spacing w:val="-11"/>
+          <w:sz w:val="21"/>
+        </w:rPr>
+        <w:t xml:space="preserve"> </w:t>
+      </w:r>
+      <w:r>
+        <w:rPr>
+          <w:b/>
+          <w:color w:val="313131"/>
+          <w:spacing w:val="-2"/>
+          <w:sz w:val="21"/>
+        </w:rPr>
+        <w:t>THAT:</w:t>
       </w:r>
     </w:p>
     <w:p>
@@ -4298,27 +4504,48 @@
         <w:spacing w:before="270" w:line="264" w:lineRule="auto"/>
         <w:ind w:left="288" w:right="325"/>
         <w:rPr>
-          <w:rFonts w:ascii="Segoe UI" w:eastAsia="Segoe UI" w:hAnsi="Segoe UI" w:cs="Segoe UI"/>
-          <w:color w:val="313131"/>
-          <w:sz w:val="20"/>
-          <w:szCs w:val="20"/>
-        </w:rPr>
-      </w:pPr>
-      <w:r>
-        <w:rPr>
-          <w:rFonts w:ascii="Segoe UI" w:eastAsia="Segoe UI" w:hAnsi="Segoe UI" w:cs="Segoe UI"/>
-          <w:color w:val="313131"/>
-          <w:sz w:val="20"/>
-          <w:szCs w:val="20"/>
-        </w:rPr>
-        <w:t xml:space="preserve">The applicant </w:t>
-      </w:r>
-      <w:r>
-        <w:rPr>
-          <w:rFonts w:ascii="Segoe UI" w:eastAsia="Segoe UI" w:hAnsi="Segoe UI" w:cs="Segoe UI"/>
-          <w:b/>
-          <w:bCs/>
-          <w:color w:val="000000" w:themeColor="text1"/>
+          <w:sz w:val="20"/>
+          <w:szCs w:val="20"/>
+        </w:rPr>
+      </w:pPr>
+      <w:r>
+        <w:rPr>
+          <w:color w:val="313131"/>
+          <w:sz w:val="20"/>
+          <w:szCs w:val="20"/>
+        </w:rPr>
+        <w:t>The</w:t>
+      </w:r>
+      <w:r>
+        <w:rPr>
+          <w:color w:val="313131"/>
+          <w:spacing w:val="-5"/>
+          <w:sz w:val="20"/>
+          <w:szCs w:val="20"/>
+        </w:rPr>
+        <w:t xml:space="preserve"> </w:t>
+      </w:r>
+      <w:r>
+        <w:rPr>
+          <w:color w:val="313131"/>
+          <w:sz w:val="20"/>
+          <w:szCs w:val="20"/>
+        </w:rPr>
+        <w:t>applicant</w:t>
+      </w:r>
+      <w:r>
+        <w:rPr>
+          <w:color w:val="313131"/>
+          <w:spacing w:val="-5"/>
+          <w:sz w:val="20"/>
+          <w:szCs w:val="20"/>
+        </w:rPr>
+        <w:t xml:space="preserve"> </w:t>
+      </w:r>
+      <w:r>
+        <w:rPr>
+          <w:b/>
+          <w:bCs/>
         </w:rPr>
         <w:t>{</w:t>
       </w:r>
@@ -4326,48 +4553,124 @@
       <w:proofErr w:type="gramStart"/>
       <w:r>
         <w:rPr>
-          <w:rFonts w:ascii="Segoe UI" w:eastAsia="Segoe UI" w:hAnsi="Segoe UI" w:cs="Segoe UI"/>
-          <w:b/>
-          <w:bCs/>
-          <w:color w:val="000000" w:themeColor="text1"/>
+          <w:b/>
+          <w:bCs/>
         </w:rPr>
         <w:t>d.applicant</w:t>
       </w:r>
       <w:proofErr w:type="gramEnd"/>
       <w:r>
         <w:rPr>
-          <w:rFonts w:ascii="Segoe UI" w:eastAsia="Segoe UI" w:hAnsi="Segoe UI" w:cs="Segoe UI"/>
-          <w:b/>
-          <w:bCs/>
-          <w:color w:val="000000" w:themeColor="text1"/>
+          <w:b/>
+          <w:bCs/>
         </w:rPr>
         <w:t>.applicantName</w:t>
       </w:r>
       <w:proofErr w:type="spellEnd"/>
       <w:r>
         <w:rPr>
-          <w:rFonts w:ascii="Segoe UI" w:eastAsia="Segoe UI" w:hAnsi="Segoe UI" w:cs="Segoe UI"/>
-          <w:b/>
-          <w:bCs/>
-          <w:color w:val="000000" w:themeColor="text1"/>
-        </w:rPr>
-        <w:t xml:space="preserve">} </w:t>
-      </w:r>
-      <w:r>
-        <w:rPr>
-          <w:rFonts w:ascii="Segoe UI" w:eastAsia="Segoe UI" w:hAnsi="Segoe UI" w:cs="Segoe UI"/>
-          <w:color w:val="313131"/>
-          <w:sz w:val="20"/>
-          <w:szCs w:val="20"/>
-        </w:rPr>
-        <w:t xml:space="preserve">proposes to apply, in the </w:t>
-      </w:r>
-      <w:r>
-        <w:rPr>
-          <w:rFonts w:ascii="Segoe UI" w:eastAsia="Segoe UI" w:hAnsi="Segoe UI" w:cs="Segoe UI"/>
-          <w:b/>
-          <w:bCs/>
-          <w:color w:val="000000" w:themeColor="text1"/>
+          <w:b/>
+          <w:bCs/>
+        </w:rPr>
+        <w:t>}</w:t>
+      </w:r>
+      <w:r>
+        <w:rPr>
+          <w:b/>
+          <w:bCs/>
+          <w:spacing w:val="-10"/>
+        </w:rPr>
+        <w:t xml:space="preserve"> </w:t>
+      </w:r>
+      <w:r>
+        <w:rPr>
+          <w:color w:val="313131"/>
+          <w:sz w:val="20"/>
+          <w:szCs w:val="20"/>
+        </w:rPr>
+        <w:t>proposes</w:t>
+      </w:r>
+      <w:r>
+        <w:rPr>
+          <w:color w:val="313131"/>
+          <w:spacing w:val="-5"/>
+          <w:sz w:val="20"/>
+          <w:szCs w:val="20"/>
+        </w:rPr>
+        <w:t xml:space="preserve"> </w:t>
+      </w:r>
+      <w:r>
+        <w:rPr>
+          <w:color w:val="313131"/>
+          <w:sz w:val="20"/>
+          <w:szCs w:val="20"/>
+        </w:rPr>
+        <w:t>to</w:t>
+      </w:r>
+      <w:r>
+        <w:rPr>
+          <w:color w:val="313131"/>
+          <w:spacing w:val="-5"/>
+          <w:sz w:val="20"/>
+          <w:szCs w:val="20"/>
+        </w:rPr>
+        <w:t xml:space="preserve"> </w:t>
+      </w:r>
+      <w:r>
+        <w:rPr>
+          <w:color w:val="313131"/>
+          <w:sz w:val="20"/>
+          <w:szCs w:val="20"/>
+        </w:rPr>
+        <w:t>apply,</w:t>
+      </w:r>
+      <w:r>
+        <w:rPr>
+          <w:color w:val="313131"/>
+          <w:spacing w:val="-5"/>
+          <w:sz w:val="20"/>
+          <w:szCs w:val="20"/>
+        </w:rPr>
+        <w:t xml:space="preserve"> </w:t>
+      </w:r>
+      <w:r>
+        <w:rPr>
+          <w:color w:val="313131"/>
+          <w:sz w:val="20"/>
+          <w:szCs w:val="20"/>
+        </w:rPr>
+        <w:t>in</w:t>
+      </w:r>
+      <w:r>
+        <w:rPr>
+          <w:color w:val="313131"/>
+          <w:spacing w:val="-5"/>
+          <w:sz w:val="20"/>
+          <w:szCs w:val="20"/>
+        </w:rPr>
+        <w:t xml:space="preserve"> </w:t>
+      </w:r>
+      <w:r>
+        <w:rPr>
+          <w:color w:val="313131"/>
+          <w:sz w:val="20"/>
+          <w:szCs w:val="20"/>
+        </w:rPr>
+        <w:t>the</w:t>
+      </w:r>
+      <w:r>
+        <w:rPr>
+          <w:color w:val="313131"/>
+          <w:spacing w:val="-5"/>
+          <w:sz w:val="20"/>
+          <w:szCs w:val="20"/>
+        </w:rPr>
+        <w:t xml:space="preserve"> </w:t>
+      </w:r>
+      <w:r>
+        <w:rPr>
+          <w:b/>
+          <w:bCs/>
         </w:rPr>
         <w:t>{</w:t>
       </w:r>
@@ -4375,65 +4678,128 @@
       <w:proofErr w:type="gramStart"/>
       <w:r>
         <w:rPr>
-          <w:rFonts w:ascii="Segoe UI" w:eastAsia="Segoe UI" w:hAnsi="Segoe UI" w:cs="Segoe UI"/>
-          <w:b/>
-          <w:bCs/>
-          <w:color w:val="000000" w:themeColor="text1"/>
+          <w:b/>
+          <w:bCs/>
         </w:rPr>
         <w:t>d.applicant</w:t>
       </w:r>
       <w:proofErr w:type="gramEnd"/>
       <w:r>
         <w:rPr>
-          <w:rFonts w:ascii="Segoe UI" w:eastAsia="Segoe UI" w:hAnsi="Segoe UI" w:cs="Segoe UI"/>
-          <w:b/>
-          <w:bCs/>
-          <w:color w:val="000000" w:themeColor="text1"/>
+          <w:b/>
+          <w:bCs/>
         </w:rPr>
         <w:t>.applicantCourthouseName</w:t>
       </w:r>
       <w:proofErr w:type="spellEnd"/>
       <w:r>
         <w:rPr>
-          <w:rFonts w:ascii="Segoe UI" w:eastAsia="Segoe UI" w:hAnsi="Segoe UI" w:cs="Segoe UI"/>
-          <w:b/>
-          <w:bCs/>
-          <w:color w:val="000000" w:themeColor="text1"/>
-        </w:rPr>
-        <w:t xml:space="preserve">} </w:t>
-      </w:r>
-      <w:r>
-        <w:rPr>
-          <w:rFonts w:ascii="Segoe UI" w:eastAsia="Segoe UI" w:hAnsi="Segoe UI" w:cs="Segoe UI"/>
-          <w:color w:val="313131"/>
-          <w:sz w:val="20"/>
-          <w:szCs w:val="20"/>
-        </w:rPr>
-        <w:t xml:space="preserve">registry, for a </w:t>
-      </w:r>
-      <w:r>
-        <w:rPr>
-          <w:rFonts w:ascii="Segoe UI" w:eastAsia="Segoe UI" w:hAnsi="Segoe UI" w:cs="Segoe UI"/>
-          <w:b/>
-          <w:bCs/>
-          <w:color w:val="000000" w:themeColor="text1"/>
-        </w:rPr>
-        <w:t xml:space="preserve">Grant of Administration Without Will Annexed </w:t>
-      </w:r>
-      <w:r>
-        <w:rPr>
-          <w:rFonts w:ascii="Segoe UI" w:eastAsia="Segoe UI" w:hAnsi="Segoe UI" w:cs="Segoe UI"/>
-          <w:color w:val="313131"/>
-          <w:sz w:val="20"/>
-          <w:szCs w:val="20"/>
-        </w:rPr>
-        <w:t>in relation to the estate of the deceased described below who died on {</w:t>
+          <w:b/>
+          <w:bCs/>
+        </w:rPr>
+        <w:t>}</w:t>
+      </w:r>
+      <w:r>
+        <w:rPr>
+          <w:b/>
+          <w:bCs/>
+          <w:spacing w:val="-10"/>
+        </w:rPr>
+        <w:t xml:space="preserve"> </w:t>
+      </w:r>
+      <w:r>
+        <w:rPr>
+          <w:color w:val="313131"/>
+          <w:sz w:val="20"/>
+          <w:szCs w:val="20"/>
+        </w:rPr>
+        <w:t>registry,</w:t>
+      </w:r>
+      <w:r>
+        <w:rPr>
+          <w:color w:val="313131"/>
+          <w:spacing w:val="-5"/>
+          <w:sz w:val="20"/>
+          <w:szCs w:val="20"/>
+        </w:rPr>
+        <w:t xml:space="preserve"> </w:t>
+      </w:r>
+      <w:r>
+        <w:rPr>
+          <w:color w:val="313131"/>
+          <w:sz w:val="20"/>
+          <w:szCs w:val="20"/>
+        </w:rPr>
+        <w:t>for</w:t>
+      </w:r>
+      <w:r>
+        <w:rPr>
+          <w:color w:val="313131"/>
+          <w:spacing w:val="-5"/>
+          <w:sz w:val="20"/>
+          <w:szCs w:val="20"/>
+        </w:rPr>
+        <w:t xml:space="preserve"> </w:t>
+      </w:r>
+      <w:r>
+        <w:rPr>
+          <w:color w:val="313131"/>
+          <w:sz w:val="20"/>
+          <w:szCs w:val="20"/>
+        </w:rPr>
+        <w:t>a</w:t>
+      </w:r>
+      <w:r>
+        <w:rPr>
+          <w:color w:val="313131"/>
+          <w:spacing w:val="-5"/>
+          <w:sz w:val="20"/>
+          <w:szCs w:val="20"/>
+        </w:rPr>
+        <w:t xml:space="preserve"> </w:t>
+      </w:r>
+      <w:r>
+        <w:rPr>
+          <w:b/>
+          <w:bCs/>
+        </w:rPr>
+        <w:t>Grant</w:t>
+      </w:r>
+      <w:r>
+        <w:rPr>
+          <w:b/>
+          <w:bCs/>
+          <w:spacing w:val="-5"/>
+        </w:rPr>
+        <w:t xml:space="preserve"> </w:t>
+      </w:r>
+      <w:r>
+        <w:rPr>
+          <w:b/>
+          <w:bCs/>
+        </w:rPr>
+        <w:t xml:space="preserve">of Administration Without Will Annexed </w:t>
+      </w:r>
+      <w:r>
+        <w:rPr>
+          <w:color w:val="313131"/>
+          <w:sz w:val="20"/>
+          <w:szCs w:val="20"/>
+        </w:rPr>
+        <w:t>in relation to the estate of the deceased described below who died on</w:t>
+      </w:r>
+      <w:r>
+        <w:rPr>
+          <w:color w:val="313131"/>
+          <w:sz w:val="20"/>
+          <w:szCs w:val="20"/>
+        </w:rPr>
+        <w:t xml:space="preserve"> {</w:t>
       </w:r>
       <w:proofErr w:type="spellStart"/>
       <w:proofErr w:type="gramStart"/>
       <w:r>
         <w:rPr>
-          <w:rFonts w:ascii="Segoe UI" w:eastAsia="Segoe UI" w:hAnsi="Segoe UI" w:cs="Segoe UI"/>
           <w:color w:val="313131"/>
           <w:sz w:val="20"/>
           <w:szCs w:val="20"/>
@@ -4443,7 +4809,6 @@
       <w:proofErr w:type="gramEnd"/>
       <w:r>
         <w:rPr>
-          <w:rFonts w:ascii="Segoe UI" w:eastAsia="Segoe UI" w:hAnsi="Segoe UI" w:cs="Segoe UI"/>
           <w:color w:val="313131"/>
           <w:sz w:val="20"/>
           <w:szCs w:val="20"/>
@@ -4453,7 +4818,6 @@
       <w:proofErr w:type="gramStart"/>
       <w:r>
         <w:rPr>
-          <w:rFonts w:ascii="Segoe UI" w:eastAsia="Segoe UI" w:hAnsi="Segoe UI" w:cs="Segoe UI"/>
           <w:color w:val="313131"/>
           <w:sz w:val="20"/>
           <w:szCs w:val="20"/>
@@ -4463,7 +4827,6 @@
       <w:proofErr w:type="spellEnd"/>
       <w:r>
         <w:rPr>
-          <w:rFonts w:ascii="Segoe UI" w:eastAsia="Segoe UI" w:hAnsi="Segoe UI" w:cs="Segoe UI"/>
           <w:color w:val="313131"/>
           <w:sz w:val="20"/>
           <w:szCs w:val="20"/>
@@ -4473,7 +4836,6 @@
       <w:proofErr w:type="gramEnd"/>
       <w:r>
         <w:rPr>
-          <w:rFonts w:ascii="Segoe UI" w:eastAsia="Segoe UI" w:hAnsi="Segoe UI" w:cs="Segoe UI"/>
           <w:color w:val="313131"/>
           <w:sz w:val="20"/>
           <w:szCs w:val="20"/>
@@ -4486,37 +4848,158 @@
         <w:pStyle w:val="BodyText"/>
         <w:spacing w:before="240"/>
         <w:ind w:left="288"/>
-        <w:rPr>
-          <w:rFonts w:ascii="Segoe UI" w:eastAsia="Segoe UI" w:hAnsi="Segoe UI" w:cs="Segoe UI"/>
-          <w:color w:val="313131"/>
-        </w:rPr>
-      </w:pPr>
-      <w:r>
-        <w:rPr>
-          <w:rFonts w:ascii="Segoe UI" w:eastAsia="Segoe UI" w:hAnsi="Segoe UI" w:cs="Segoe UI"/>
-          <w:color w:val="313131"/>
-        </w:rPr>
-        <w:t>Full legal name of deceased:</w:t>
+      </w:pPr>
+      <w:r>
+        <w:rPr>
+          <w:color w:val="313131"/>
+        </w:rPr>
+        <w:t xml:space="preserve">Full legal name of </w:t>
+      </w:r>
+      <w:r>
+        <w:rPr>
+          <w:color w:val="313131"/>
+          <w:spacing w:val="-2"/>
+        </w:rPr>
+        <w:t>deceased:</w:t>
       </w:r>
     </w:p>
     <w:p>
       <w:pPr>
-        <w:pStyle w:val="Heading3"/>
+        <w:pStyle w:val="BodyText"/>
+        <w:ind w:firstLine="288"/>
+        <w:rPr>
+          <w:b/>
+          <w:sz w:val="22"/>
+        </w:rPr>
+      </w:pPr>
+      <w:r>
+        <w:rPr>
+          <w:b/>
+          <w:sz w:val="22"/>
+        </w:rPr>
+        <w:t>{</w:t>
+      </w:r>
+      <w:proofErr w:type="spellStart"/>
+      <w:proofErr w:type="gramStart"/>
+      <w:r>
+        <w:rPr>
+          <w:b/>
+          <w:sz w:val="22"/>
+        </w:rPr>
+        <w:t>d.deceasedName</w:t>
+      </w:r>
+      <w:proofErr w:type="spellEnd"/>
+      <w:proofErr w:type="gramEnd"/>
+      <w:r>
+        <w:rPr>
+          <w:b/>
+          <w:sz w:val="22"/>
+        </w:rPr>
+        <w:t>}</w:t>
+      </w:r>
+    </w:p>
+    <w:p>
+      <w:pPr>
+        <w:pStyle w:val="BodyText"/>
+        <w:ind w:firstLine="288"/>
+        <w:rPr>
+          <w:b/>
+          <w:sz w:val="22"/>
+        </w:rPr>
+      </w:pPr>
+    </w:p>
+    <w:p>
+      <w:pPr>
+        <w:pStyle w:val="BodyText"/>
+        <w:ind w:firstLine="288"/>
+      </w:pPr>
+      <w:r>
+        <w:rPr>
+          <w:color w:val="313131"/>
+        </w:rPr>
+        <w:t>Last</w:t>
+      </w:r>
+      <w:r>
+        <w:rPr>
+          <w:color w:val="313131"/>
+          <w:spacing w:val="-4"/>
+        </w:rPr>
+        <w:t xml:space="preserve"> </w:t>
+      </w:r>
+      <w:r>
+        <w:rPr>
+          <w:color w:val="313131"/>
+        </w:rPr>
+        <w:t>residential</w:t>
+      </w:r>
+      <w:r>
+        <w:rPr>
+          <w:color w:val="313131"/>
+          <w:spacing w:val="-2"/>
+        </w:rPr>
+        <w:t xml:space="preserve"> </w:t>
+      </w:r>
+      <w:r>
+        <w:rPr>
+          <w:color w:val="313131"/>
+        </w:rPr>
+        <w:t>address</w:t>
+      </w:r>
+      <w:r>
+        <w:rPr>
+          <w:color w:val="313131"/>
+          <w:spacing w:val="-1"/>
+        </w:rPr>
+        <w:t xml:space="preserve"> </w:t>
+      </w:r>
+      <w:r>
+        <w:rPr>
+          <w:color w:val="313131"/>
+        </w:rPr>
+        <w:t>of</w:t>
+      </w:r>
+      <w:r>
+        <w:rPr>
+          <w:color w:val="313131"/>
+          <w:spacing w:val="-2"/>
+        </w:rPr>
+        <w:t xml:space="preserve"> </w:t>
+      </w:r>
+      <w:r>
+        <w:rPr>
+          <w:color w:val="313131"/>
+        </w:rPr>
+        <w:t>the</w:t>
+      </w:r>
+      <w:r>
+        <w:rPr>
+          <w:color w:val="313131"/>
+          <w:spacing w:val="-1"/>
+        </w:rPr>
+        <w:t xml:space="preserve"> </w:t>
+      </w:r>
+      <w:r>
+        <w:rPr>
+          <w:color w:val="313131"/>
+          <w:spacing w:val="-2"/>
+        </w:rPr>
+        <w:t>deceased:</w:t>
+      </w:r>
+    </w:p>
+    <w:p>
+      <w:pPr>
         <w:spacing w:before="29"/>
         <w:ind w:left="288"/>
         <w:rPr>
-          <w:rFonts w:ascii="Segoe UI" w:eastAsia="Segoe UI" w:hAnsi="Segoe UI" w:cs="Segoe UI"/>
-          <w:color w:val="000000" w:themeColor="text1"/>
-          <w:sz w:val="22"/>
-          <w:szCs w:val="22"/>
-        </w:rPr>
-      </w:pPr>
-      <w:r>
-        <w:rPr>
-          <w:rFonts w:ascii="Segoe UI" w:eastAsia="Segoe UI" w:hAnsi="Segoe UI" w:cs="Segoe UI"/>
-          <w:color w:val="000000" w:themeColor="text1"/>
-          <w:sz w:val="22"/>
-          <w:szCs w:val="22"/>
+          <w:b/>
+          <w:bCs/>
+          <w:u w:val="single"/>
+        </w:rPr>
+      </w:pPr>
+      <w:r>
+        <w:rPr>
+          <w:b/>
+          <w:bCs/>
           <w:lang w:val="fr-FR"/>
         </w:rPr>
         <w:t>{</w:t>
@@ -4525,383 +5008,423 @@
       <w:proofErr w:type="gramStart"/>
       <w:r>
         <w:rPr>
-          <w:rFonts w:ascii="Segoe UI" w:eastAsia="Segoe UI" w:hAnsi="Segoe UI" w:cs="Segoe UI"/>
-          <w:color w:val="000000" w:themeColor="text1"/>
-          <w:sz w:val="22"/>
-          <w:szCs w:val="22"/>
+          <w:b/>
+          <w:bCs/>
           <w:lang w:val="fr-FR"/>
         </w:rPr>
-        <w:t>d.firstNameGivenName</w:t>
+        <w:t>d.deceasedAddressStreet</w:t>
       </w:r>
       <w:proofErr w:type="spellEnd"/>
       <w:proofErr w:type="gramEnd"/>
       <w:r>
         <w:rPr>
-          <w:rFonts w:ascii="Segoe UI" w:eastAsia="Segoe UI" w:hAnsi="Segoe UI" w:cs="Segoe UI"/>
-          <w:color w:val="000000" w:themeColor="text1"/>
-          <w:sz w:val="22"/>
-          <w:szCs w:val="22"/>
+          <w:b/>
+          <w:bCs/>
           <w:lang w:val="fr-FR"/>
         </w:rPr>
-        <w:t>} {</w:t>
+        <w:t>}, {</w:t>
       </w:r>
       <w:proofErr w:type="spellStart"/>
       <w:proofErr w:type="gramStart"/>
       <w:r>
         <w:rPr>
-          <w:rFonts w:ascii="Segoe UI" w:eastAsia="Segoe UI" w:hAnsi="Segoe UI" w:cs="Segoe UI"/>
-          <w:color w:val="000000" w:themeColor="text1"/>
-          <w:sz w:val="22"/>
-          <w:szCs w:val="22"/>
+          <w:b/>
+          <w:bCs/>
           <w:lang w:val="fr-FR"/>
         </w:rPr>
-        <w:t>d.middleNameS</w:t>
+        <w:t>d.deceasedAddressCity</w:t>
       </w:r>
       <w:proofErr w:type="spellEnd"/>
       <w:proofErr w:type="gramEnd"/>
       <w:r>
         <w:rPr>
-          <w:rFonts w:ascii="Segoe UI" w:eastAsia="Segoe UI" w:hAnsi="Segoe UI" w:cs="Segoe UI"/>
-          <w:color w:val="000000" w:themeColor="text1"/>
-          <w:sz w:val="22"/>
-          <w:szCs w:val="22"/>
+          <w:b/>
+          <w:bCs/>
           <w:lang w:val="fr-FR"/>
         </w:rPr>
-        <w:t>} {</w:t>
+        <w:t>},</w:t>
+      </w:r>
+      <w:r>
+        <w:rPr>
+          <w:b/>
+          <w:bCs/>
+          <w:lang w:val="fr-FR"/>
+        </w:rPr>
+        <w:t xml:space="preserve"> </w:t>
+      </w:r>
+      <w:r>
+        <w:rPr>
+          <w:b/>
+          <w:bCs/>
+          <w:lang w:val="fr-FR"/>
+        </w:rPr>
+        <w:t>{</w:t>
       </w:r>
       <w:proofErr w:type="spellStart"/>
       <w:proofErr w:type="gramStart"/>
       <w:r>
         <w:rPr>
-          <w:rFonts w:ascii="Segoe UI" w:eastAsia="Segoe UI" w:hAnsi="Segoe UI" w:cs="Segoe UI"/>
-          <w:color w:val="000000" w:themeColor="text1"/>
-          <w:sz w:val="22"/>
-          <w:szCs w:val="22"/>
+          <w:b/>
+          <w:bCs/>
           <w:lang w:val="fr-FR"/>
         </w:rPr>
-        <w:t>d.lastNameFamilyNameOrSurname</w:t>
-      </w:r>
-      <w:proofErr w:type="spellEnd"/>
+        <w:t>d.deceasedAddressProvince</w:t>
+      </w:r>
+      <w:proofErr w:type="spellEnd"/>
+      <w:r>
+        <w:rPr>
+          <w:b/>
+          <w:bCs/>
+          <w:lang w:val="fr-FR"/>
+        </w:rPr>
+        <w:t>}{</w:t>
+      </w:r>
       <w:proofErr w:type="gramEnd"/>
       <w:r>
         <w:rPr>
-          <w:rFonts w:ascii="Segoe UI" w:eastAsia="Segoe UI" w:hAnsi="Segoe UI" w:cs="Segoe UI"/>
-          <w:color w:val="000000" w:themeColor="text1"/>
-          <w:sz w:val="22"/>
-          <w:szCs w:val="22"/>
+          <w:b/>
+          <w:bCs/>
           <w:lang w:val="fr-FR"/>
+        </w:rPr>
+        <w:t xml:space="preserve">d. </w:t>
+      </w:r>
+      <w:proofErr w:type="spellStart"/>
+      <w:proofErr w:type="gramStart"/>
+      <w:r>
+        <w:rPr>
+          <w:b/>
+          <w:bCs/>
+          <w:lang w:val="fr-FR"/>
+        </w:rPr>
+        <w:t>deceasedAddressState</w:t>
+      </w:r>
+      <w:proofErr w:type="spellEnd"/>
+      <w:r>
+        <w:rPr>
+          <w:b/>
+          <w:bCs/>
+          <w:lang w:val="fr-FR"/>
+        </w:rPr>
+        <w:t>}</w:t>
+      </w:r>
+      <w:r>
+        <w:rPr>
+          <w:b/>
+          <w:bCs/>
+          <w:lang w:val="fr-FR"/>
+        </w:rPr>
+        <w:t>{</w:t>
+      </w:r>
+      <w:proofErr w:type="spellStart"/>
+      <w:r>
+        <w:rPr>
+          <w:b/>
+          <w:bCs/>
+          <w:lang w:val="fr-FR"/>
+        </w:rPr>
+        <w:t>d.</w:t>
+      </w:r>
+      <w:r>
+        <w:rPr>
+          <w:b/>
+          <w:bCs/>
+          <w:lang w:val="fr-FR"/>
+        </w:rPr>
+        <w:t>deceasedAddressProvinceText</w:t>
+      </w:r>
+      <w:proofErr w:type="spellEnd"/>
+      <w:proofErr w:type="gramEnd"/>
+      <w:r>
+        <w:rPr>
+          <w:b/>
+          <w:bCs/>
+          <w:lang w:val="fr-FR"/>
+        </w:rPr>
+        <w:t>}</w:t>
+      </w:r>
+      <w:r>
+        <w:rPr>
+          <w:b/>
+          <w:bCs/>
+          <w:lang w:val="fr-FR"/>
+        </w:rPr>
+        <w:t>, {</w:t>
+      </w:r>
+      <w:proofErr w:type="spellStart"/>
+      <w:proofErr w:type="gramStart"/>
+      <w:r>
+        <w:rPr>
+          <w:b/>
+          <w:bCs/>
+          <w:lang w:val="fr-FR"/>
+        </w:rPr>
+        <w:t>d.deceasedAddressPostalCode</w:t>
+      </w:r>
+      <w:proofErr w:type="spellEnd"/>
+      <w:proofErr w:type="gramEnd"/>
+      <w:r>
+        <w:rPr>
+          <w:b/>
+          <w:bCs/>
+          <w:lang w:val="fr-FR"/>
+        </w:rPr>
+        <w:t>}</w:t>
+      </w:r>
+      <w:r>
+        <w:rPr>
+          <w:b/>
+          <w:bCs/>
+          <w:lang w:val="fr-FR"/>
+        </w:rPr>
+        <w:t xml:space="preserve">, </w:t>
+      </w:r>
+      <w:r>
+        <w:rPr>
+          <w:b/>
+          <w:bCs/>
+        </w:rPr>
+        <w:t>{</w:t>
+      </w:r>
+      <w:proofErr w:type="spellStart"/>
+      <w:proofErr w:type="gramStart"/>
+      <w:r>
+        <w:rPr>
+          <w:b/>
+          <w:bCs/>
+        </w:rPr>
+        <w:t>d.deceasedAddressCountry</w:t>
+      </w:r>
+      <w:proofErr w:type="spellEnd"/>
+      <w:proofErr w:type="gramEnd"/>
+      <w:r>
+        <w:rPr>
+          <w:b/>
+          <w:bCs/>
         </w:rPr>
         <w:t>}</w:t>
       </w:r>
     </w:p>
     <w:p>
       <w:pPr>
-        <w:spacing w:before="89"/>
-        <w:rPr>
-          <w:rFonts w:ascii="Segoe UI" w:eastAsia="Segoe UI" w:hAnsi="Segoe UI" w:cs="Segoe UI"/>
-          <w:color w:val="000000" w:themeColor="text1"/>
+        <w:pStyle w:val="BodyText"/>
+        <w:spacing w:before="90"/>
+        <w:rPr>
+          <w:b/>
+          <w:sz w:val="22"/>
         </w:rPr>
       </w:pPr>
     </w:p>
     <w:p>
       <w:pPr>
-        <w:pStyle w:val="BodyText"/>
+        <w:spacing w:before="1"/>
         <w:ind w:left="288"/>
         <w:rPr>
-          <w:rFonts w:ascii="Segoe UI" w:eastAsia="Segoe UI" w:hAnsi="Segoe UI" w:cs="Segoe UI"/>
-          <w:color w:val="313131"/>
-        </w:rPr>
-      </w:pPr>
-      <w:r>
-        <w:rPr>
-          <w:rFonts w:ascii="Segoe UI" w:eastAsia="Segoe UI" w:hAnsi="Segoe UI" w:cs="Segoe UI"/>
-          <w:color w:val="313131"/>
-        </w:rPr>
-        <w:t>Last residential address of the deceased:</w:t>
+          <w:b/>
+        </w:rPr>
+      </w:pPr>
+      <w:r>
+        <w:rPr>
+          <w:b/>
+        </w:rPr>
+        <w:t>This</w:t>
+      </w:r>
+      <w:r>
+        <w:rPr>
+          <w:b/>
+          <w:spacing w:val="-1"/>
+        </w:rPr>
+        <w:t xml:space="preserve"> </w:t>
+      </w:r>
+      <w:r>
+        <w:rPr>
+          <w:b/>
+        </w:rPr>
+        <w:t>application</w:t>
+      </w:r>
+      <w:r>
+        <w:rPr>
+          <w:b/>
+          <w:spacing w:val="-1"/>
+        </w:rPr>
+        <w:t xml:space="preserve"> </w:t>
+      </w:r>
+      <w:r>
+        <w:rPr>
+          <w:b/>
+        </w:rPr>
+        <w:t>does</w:t>
+      </w:r>
+      <w:r>
+        <w:rPr>
+          <w:b/>
+          <w:spacing w:val="-1"/>
+        </w:rPr>
+        <w:t xml:space="preserve"> </w:t>
+      </w:r>
+      <w:r>
+        <w:rPr>
+          <w:b/>
+        </w:rPr>
+        <w:t>not</w:t>
+      </w:r>
+      <w:r>
+        <w:rPr>
+          <w:b/>
+          <w:spacing w:val="-1"/>
+        </w:rPr>
+        <w:t xml:space="preserve"> </w:t>
+      </w:r>
+      <w:r>
+        <w:rPr>
+          <w:b/>
+        </w:rPr>
+        <w:t>relate</w:t>
+      </w:r>
+      <w:r>
+        <w:rPr>
+          <w:b/>
+          <w:spacing w:val="-1"/>
+        </w:rPr>
+        <w:t xml:space="preserve"> </w:t>
+      </w:r>
+      <w:r>
+        <w:rPr>
+          <w:b/>
+        </w:rPr>
+        <w:t>to</w:t>
+      </w:r>
+      <w:r>
+        <w:rPr>
+          <w:b/>
+          <w:spacing w:val="-1"/>
+        </w:rPr>
+        <w:t xml:space="preserve"> </w:t>
+      </w:r>
+      <w:r>
+        <w:rPr>
+          <w:b/>
+        </w:rPr>
+        <w:t>a</w:t>
+      </w:r>
+      <w:r>
+        <w:rPr>
+          <w:b/>
+          <w:spacing w:val="-1"/>
+        </w:rPr>
+        <w:t xml:space="preserve"> </w:t>
+      </w:r>
+      <w:r>
+        <w:rPr>
+          <w:b/>
+        </w:rPr>
+        <w:t>will</w:t>
+      </w:r>
+      <w:r>
+        <w:rPr>
+          <w:b/>
+          <w:spacing w:val="-1"/>
+        </w:rPr>
+        <w:t xml:space="preserve"> </w:t>
+      </w:r>
+      <w:r>
+        <w:rPr>
+          <w:b/>
+        </w:rPr>
+        <w:t>or</w:t>
+      </w:r>
+      <w:r>
+        <w:rPr>
+          <w:b/>
+          <w:spacing w:val="-1"/>
+        </w:rPr>
+        <w:t xml:space="preserve"> </w:t>
+      </w:r>
+      <w:r>
+        <w:rPr>
+          <w:b/>
+        </w:rPr>
+        <w:t>a</w:t>
+      </w:r>
+      <w:r>
+        <w:rPr>
+          <w:b/>
+          <w:spacing w:val="-1"/>
+        </w:rPr>
+        <w:t xml:space="preserve"> </w:t>
+      </w:r>
+      <w:r>
+        <w:rPr>
+          <w:b/>
+        </w:rPr>
+        <w:t xml:space="preserve">foreign </w:t>
+      </w:r>
+      <w:r>
+        <w:rPr>
+          <w:b/>
+          <w:spacing w:val="-2"/>
+        </w:rPr>
+        <w:t>grant.</w:t>
       </w:r>
     </w:p>
     <w:p>
       <w:pPr>
-        <w:spacing w:before="29"/>
-        <w:ind w:left="288"/>
-        <w:rPr>
-          <w:rFonts w:ascii="Segoe UI" w:eastAsia="Segoe UI" w:hAnsi="Segoe UI" w:cs="Segoe UI"/>
-          <w:color w:val="000000" w:themeColor="text1"/>
-        </w:rPr>
-      </w:pPr>
-      <w:r>
-        <w:rPr>
-          <w:rFonts w:ascii="Segoe UI" w:eastAsia="Segoe UI" w:hAnsi="Segoe UI" w:cs="Segoe UI"/>
-          <w:b/>
-          <w:bCs/>
-          <w:color w:val="000000" w:themeColor="text1"/>
-          <w:lang w:val="fr-FR"/>
-        </w:rPr>
-        <w:t>{</w:t>
-      </w:r>
-      <w:proofErr w:type="spellStart"/>
-      <w:proofErr w:type="gramStart"/>
-      <w:r>
-        <w:rPr>
-          <w:rFonts w:ascii="Segoe UI" w:eastAsia="Segoe UI" w:hAnsi="Segoe UI" w:cs="Segoe UI"/>
-          <w:b/>
-          <w:bCs/>
-          <w:color w:val="000000" w:themeColor="text1"/>
-          <w:lang w:val="fr-FR"/>
-        </w:rPr>
-        <w:t>d.deceasedAddressStreet</w:t>
-      </w:r>
-      <w:proofErr w:type="spellEnd"/>
-      <w:proofErr w:type="gramEnd"/>
-      <w:r>
-        <w:rPr>
-          <w:rFonts w:ascii="Segoe UI" w:eastAsia="Segoe UI" w:hAnsi="Segoe UI" w:cs="Segoe UI"/>
-          <w:b/>
-          <w:bCs/>
-          <w:color w:val="000000" w:themeColor="text1"/>
-          <w:lang w:val="fr-FR"/>
-        </w:rPr>
-        <w:t>}, {</w:t>
-      </w:r>
-      <w:proofErr w:type="spellStart"/>
-      <w:proofErr w:type="gramStart"/>
-      <w:r>
-        <w:rPr>
-          <w:rFonts w:ascii="Segoe UI" w:eastAsia="Segoe UI" w:hAnsi="Segoe UI" w:cs="Segoe UI"/>
-          <w:b/>
-          <w:bCs/>
-          <w:color w:val="000000" w:themeColor="text1"/>
-          <w:lang w:val="fr-FR"/>
-        </w:rPr>
-        <w:t>d.deceasedAddressCity</w:t>
-      </w:r>
-      <w:proofErr w:type="spellEnd"/>
-      <w:proofErr w:type="gramEnd"/>
-      <w:r>
-        <w:rPr>
-          <w:rFonts w:ascii="Segoe UI" w:eastAsia="Segoe UI" w:hAnsi="Segoe UI" w:cs="Segoe UI"/>
-          <w:b/>
-          <w:bCs/>
-          <w:color w:val="000000" w:themeColor="text1"/>
-          <w:lang w:val="fr-FR"/>
-        </w:rPr>
-        <w:t>}, {</w:t>
-      </w:r>
-      <w:proofErr w:type="spellStart"/>
-      <w:proofErr w:type="gramStart"/>
-      <w:r>
-        <w:rPr>
-          <w:rFonts w:ascii="Segoe UI" w:eastAsia="Segoe UI" w:hAnsi="Segoe UI" w:cs="Segoe UI"/>
-          <w:b/>
-          <w:bCs/>
-          <w:color w:val="000000" w:themeColor="text1"/>
-          <w:lang w:val="fr-FR"/>
-        </w:rPr>
-        <w:t>d.deceasedAddressProvince</w:t>
-      </w:r>
-      <w:proofErr w:type="spellEnd"/>
-      <w:r>
-        <w:rPr>
-          <w:rFonts w:ascii="Segoe UI" w:eastAsia="Segoe UI" w:hAnsi="Segoe UI" w:cs="Segoe UI"/>
-          <w:b/>
-          <w:bCs/>
-          <w:color w:val="000000" w:themeColor="text1"/>
-          <w:lang w:val="fr-FR"/>
-        </w:rPr>
-        <w:t>}{</w:t>
-      </w:r>
-      <w:proofErr w:type="gramEnd"/>
-      <w:r>
-        <w:rPr>
-          <w:rFonts w:ascii="Segoe UI" w:eastAsia="Segoe UI" w:hAnsi="Segoe UI" w:cs="Segoe UI"/>
-          <w:b/>
-          <w:bCs/>
-          <w:color w:val="000000" w:themeColor="text1"/>
-          <w:lang w:val="fr-FR"/>
-        </w:rPr>
-        <w:t xml:space="preserve">d. </w:t>
-      </w:r>
-      <w:proofErr w:type="spellStart"/>
-      <w:proofErr w:type="gramStart"/>
-      <w:r>
-        <w:rPr>
-          <w:rFonts w:ascii="Segoe UI" w:eastAsia="Segoe UI" w:hAnsi="Segoe UI" w:cs="Segoe UI"/>
-          <w:b/>
-          <w:bCs/>
-          <w:color w:val="000000" w:themeColor="text1"/>
-          <w:lang w:val="fr-FR"/>
-        </w:rPr>
-        <w:t>deceasedAddressState</w:t>
-      </w:r>
-      <w:proofErr w:type="spellEnd"/>
-      <w:r>
-        <w:rPr>
-          <w:rFonts w:ascii="Segoe UI" w:eastAsia="Segoe UI" w:hAnsi="Segoe UI" w:cs="Segoe UI"/>
-          <w:b/>
-          <w:bCs/>
-          <w:color w:val="000000" w:themeColor="text1"/>
-          <w:lang w:val="fr-FR"/>
-        </w:rPr>
-        <w:t>}</w:t>
-      </w:r>
-      <w:r>
-        <w:rPr>
-          <w:rFonts w:ascii="Segoe UI" w:eastAsia="Segoe UI" w:hAnsi="Segoe UI" w:cs="Segoe UI"/>
-          <w:b/>
-          <w:bCs/>
-          <w:color w:val="000000" w:themeColor="text1"/>
-          <w:lang w:val="fr-FR"/>
-        </w:rPr>
-        <w:t>{</w:t>
-      </w:r>
-      <w:proofErr w:type="spellStart"/>
-      <w:r>
-        <w:rPr>
-          <w:rFonts w:ascii="Segoe UI" w:eastAsia="Segoe UI" w:hAnsi="Segoe UI" w:cs="Segoe UI"/>
-          <w:b/>
-          <w:bCs/>
-          <w:color w:val="000000" w:themeColor="text1"/>
-          <w:lang w:val="fr-FR"/>
-        </w:rPr>
-        <w:t>d.deceasedAddressProvinceText</w:t>
-      </w:r>
-      <w:proofErr w:type="spellEnd"/>
-      <w:proofErr w:type="gramEnd"/>
-      <w:r>
-        <w:rPr>
-          <w:rFonts w:ascii="Segoe UI" w:eastAsia="Segoe UI" w:hAnsi="Segoe UI" w:cs="Segoe UI"/>
-          <w:b/>
-          <w:bCs/>
-          <w:color w:val="000000" w:themeColor="text1"/>
-          <w:lang w:val="fr-FR"/>
-        </w:rPr>
-        <w:t>}</w:t>
-      </w:r>
-      <w:r>
-        <w:rPr>
-          <w:rFonts w:ascii="Segoe UI" w:eastAsia="Segoe UI" w:hAnsi="Segoe UI" w:cs="Segoe UI"/>
-          <w:b/>
-          <w:bCs/>
-          <w:color w:val="000000" w:themeColor="text1"/>
-          <w:lang w:val="fr-FR"/>
-        </w:rPr>
-        <w:t>, {</w:t>
-      </w:r>
-      <w:proofErr w:type="spellStart"/>
-      <w:proofErr w:type="gramStart"/>
-      <w:r>
-        <w:rPr>
-          <w:rFonts w:ascii="Segoe UI" w:eastAsia="Segoe UI" w:hAnsi="Segoe UI" w:cs="Segoe UI"/>
-          <w:b/>
-          <w:bCs/>
-          <w:color w:val="000000" w:themeColor="text1"/>
-          <w:lang w:val="fr-FR"/>
-        </w:rPr>
-        <w:t>d.deceasedAddressPostalCode</w:t>
-      </w:r>
-      <w:proofErr w:type="spellEnd"/>
-      <w:proofErr w:type="gramEnd"/>
-      <w:r>
-        <w:rPr>
-          <w:rFonts w:ascii="Segoe UI" w:eastAsia="Segoe UI" w:hAnsi="Segoe UI" w:cs="Segoe UI"/>
-          <w:b/>
-          <w:bCs/>
-          <w:color w:val="000000" w:themeColor="text1"/>
-          <w:lang w:val="fr-FR"/>
-        </w:rPr>
-        <w:t xml:space="preserve">} </w:t>
-      </w:r>
-      <w:r>
-        <w:rPr>
-          <w:rFonts w:ascii="Segoe UI" w:eastAsia="Segoe UI" w:hAnsi="Segoe UI" w:cs="Segoe UI"/>
-          <w:b/>
-          <w:bCs/>
-          <w:color w:val="000000" w:themeColor="text1"/>
-        </w:rPr>
-        <w:t>{</w:t>
-      </w:r>
-      <w:proofErr w:type="spellStart"/>
-      <w:proofErr w:type="gramStart"/>
-      <w:r>
-        <w:rPr>
-          <w:rFonts w:ascii="Segoe UI" w:eastAsia="Segoe UI" w:hAnsi="Segoe UI" w:cs="Segoe UI"/>
-          <w:b/>
-          <w:bCs/>
-          <w:color w:val="000000" w:themeColor="text1"/>
-        </w:rPr>
-        <w:t>d.deceasedAddressCountry</w:t>
-      </w:r>
-      <w:proofErr w:type="spellEnd"/>
-      <w:proofErr w:type="gramEnd"/>
-      <w:r>
-        <w:rPr>
-          <w:rFonts w:ascii="Segoe UI" w:eastAsia="Segoe UI" w:hAnsi="Segoe UI" w:cs="Segoe UI"/>
-          <w:b/>
-          <w:bCs/>
-          <w:color w:val="000000" w:themeColor="text1"/>
-        </w:rPr>
-        <w:t>}</w:t>
-      </w:r>
+        <w:pStyle w:val="BodyText"/>
+        <w:spacing w:before="154"/>
+        <w:rPr>
+          <w:b/>
+          <w:sz w:val="22"/>
+        </w:rPr>
+      </w:pPr>
     </w:p>
     <w:p>
       <w:pPr>
-        <w:spacing w:before="90"/>
-        <w:rPr>
-          <w:rFonts w:ascii="Segoe UI" w:eastAsia="Segoe UI" w:hAnsi="Segoe UI" w:cs="Segoe UI"/>
-          <w:color w:val="000000" w:themeColor="text1"/>
-        </w:rPr>
-      </w:pPr>
-    </w:p>
-    <w:p>
-      <w:pPr>
-        <w:spacing w:before="1"/>
-        <w:ind w:left="288"/>
-        <w:rPr>
-          <w:rFonts w:ascii="Segoe UI" w:eastAsia="Segoe UI" w:hAnsi="Segoe UI" w:cs="Segoe UI"/>
-          <w:color w:val="000000" w:themeColor="text1"/>
-        </w:rPr>
-      </w:pPr>
-      <w:r>
-        <w:rPr>
-          <w:rFonts w:ascii="Segoe UI" w:eastAsia="Segoe UI" w:hAnsi="Segoe UI" w:cs="Segoe UI"/>
-          <w:b/>
-          <w:bCs/>
-          <w:color w:val="000000" w:themeColor="text1"/>
-        </w:rPr>
-        <w:t>This application does not relate to a will or a foreign grant.</w:t>
-      </w:r>
-    </w:p>
-    <w:p>
-      <w:pPr>
-        <w:rPr>
-          <w:rFonts w:ascii="Segoe UI" w:eastAsia="Segoe UI" w:hAnsi="Segoe UI" w:cs="Segoe UI"/>
-          <w:color w:val="000000" w:themeColor="text1"/>
-        </w:rPr>
-      </w:pPr>
-    </w:p>
-    <w:p>
-      <w:pPr>
-        <w:spacing w:before="154"/>
-        <w:rPr>
-          <w:rFonts w:ascii="Segoe UI" w:eastAsia="Segoe UI" w:hAnsi="Segoe UI" w:cs="Segoe UI"/>
-          <w:color w:val="000000" w:themeColor="text1"/>
-        </w:rPr>
-      </w:pPr>
-    </w:p>
-    <w:p>
-      <w:pPr>
         <w:pStyle w:val="Heading1"/>
-        <w:rPr>
-          <w:rFonts w:ascii="Segoe UI" w:eastAsia="Segoe UI" w:hAnsi="Segoe UI" w:cs="Segoe UI"/>
-          <w:color w:val="313131"/>
-        </w:rPr>
-      </w:pPr>
-      <w:r>
-        <w:rPr>
-          <w:rFonts w:ascii="Segoe UI" w:eastAsia="Segoe UI" w:hAnsi="Segoe UI" w:cs="Segoe UI"/>
-          <w:color w:val="313131"/>
-        </w:rPr>
-        <w:t>AND TAKE NOTICE THAT:</w:t>
+      </w:pPr>
+      <w:r>
+        <w:rPr>
+          <w:color w:val="313131"/>
+        </w:rPr>
+        <w:t>AND</w:t>
+      </w:r>
+      <w:r>
+        <w:rPr>
+          <w:color w:val="313131"/>
+          <w:spacing w:val="-9"/>
+        </w:rPr>
+        <w:t xml:space="preserve"> </w:t>
+      </w:r>
+      <w:r>
+        <w:rPr>
+          <w:color w:val="313131"/>
+        </w:rPr>
+        <w:t>TAKE</w:t>
+      </w:r>
+      <w:r>
+        <w:rPr>
+          <w:color w:val="313131"/>
+          <w:spacing w:val="-9"/>
+        </w:rPr>
+        <w:t xml:space="preserve"> </w:t>
+      </w:r>
+      <w:r>
+        <w:rPr>
+          <w:color w:val="313131"/>
+        </w:rPr>
+        <w:t>NOTICE</w:t>
+      </w:r>
+      <w:r>
+        <w:rPr>
+          <w:color w:val="313131"/>
+          <w:spacing w:val="-9"/>
+        </w:rPr>
+        <w:t xml:space="preserve"> </w:t>
+      </w:r>
+      <w:r>
+        <w:rPr>
+          <w:color w:val="313131"/>
+          <w:spacing w:val="-4"/>
+        </w:rPr>
+        <w:t>THAT:</w:t>
       </w:r>
     </w:p>
     <w:p>
@@ -4909,7 +5432,7 @@
         <w:pStyle w:val="ListParagraph"/>
         <w:numPr>
           <w:ilvl w:val="0"/>
-          <w:numId w:val="2"/>
+          <w:numId w:val="10"/>
         </w:numPr>
         <w:tabs>
           <w:tab w:val="left" w:pos="888"/>
@@ -4919,18 +5442,13 @@
         <w:ind w:right="310" w:hanging="300"/>
         <w:jc w:val="both"/>
         <w:rPr>
-          <w:rFonts w:ascii="Segoe UI" w:eastAsia="Segoe UI" w:hAnsi="Segoe UI" w:cs="Segoe UI"/>
-          <w:color w:val="313131"/>
-          <w:sz w:val="20"/>
-          <w:szCs w:val="20"/>
-        </w:rPr>
-      </w:pPr>
-      <w:r>
-        <w:rPr>
-          <w:rFonts w:ascii="Segoe UI" w:eastAsia="Segoe UI" w:hAnsi="Segoe UI" w:cs="Segoe UI"/>
-          <w:color w:val="313131"/>
-          <w:sz w:val="20"/>
-          <w:szCs w:val="20"/>
+          <w:sz w:val="20"/>
+        </w:rPr>
+      </w:pPr>
+      <w:r>
+        <w:rPr>
+          <w:color w:val="313131"/>
+          <w:sz w:val="20"/>
         </w:rPr>
         <w:t>Before obtaining the foregoing grant, the applicant may be granted an authorization to obtain estate information in relation to that grant for the purposes of obtaining financial information in relation to the grant.</w:t>
       </w:r>
@@ -4940,7 +5458,7 @@
         <w:pStyle w:val="ListParagraph"/>
         <w:numPr>
           <w:ilvl w:val="0"/>
-          <w:numId w:val="2"/>
+          <w:numId w:val="10"/>
         </w:numPr>
         <w:tabs>
           <w:tab w:val="left" w:pos="888"/>
@@ -4950,20 +5468,285 @@
         <w:ind w:right="311" w:hanging="300"/>
         <w:jc w:val="both"/>
         <w:rPr>
-          <w:rFonts w:ascii="Segoe UI" w:eastAsia="Segoe UI" w:hAnsi="Segoe UI" w:cs="Segoe UI"/>
-          <w:color w:val="313131"/>
-          <w:sz w:val="20"/>
-          <w:szCs w:val="20"/>
-        </w:rPr>
-      </w:pPr>
-      <w:r>
-        <w:rPr>
-          <w:rFonts w:ascii="Segoe UI" w:eastAsia="Segoe UI" w:hAnsi="Segoe UI" w:cs="Segoe UI"/>
-          <w:color w:val="313131"/>
-          <w:sz w:val="20"/>
-          <w:szCs w:val="20"/>
-        </w:rPr>
-        <w:t>You have a right to oppose, by filing a notice of dispute in accordance with Rule 25-10 (1), the granting of either or both of an authorization to obtain estate information and the estate grant.</w:t>
+          <w:sz w:val="20"/>
+        </w:rPr>
+      </w:pPr>
+      <w:r>
+        <w:rPr>
+          <w:color w:val="313131"/>
+          <w:sz w:val="20"/>
+        </w:rPr>
+        <w:t>You have</w:t>
+      </w:r>
+      <w:r>
+        <w:rPr>
+          <w:color w:val="313131"/>
+          <w:spacing w:val="-2"/>
+          <w:sz w:val="20"/>
+        </w:rPr>
+        <w:t xml:space="preserve"> </w:t>
+      </w:r>
+      <w:r>
+        <w:rPr>
+          <w:color w:val="313131"/>
+          <w:sz w:val="20"/>
+        </w:rPr>
+        <w:t>a</w:t>
+      </w:r>
+      <w:r>
+        <w:rPr>
+          <w:color w:val="313131"/>
+          <w:spacing w:val="-2"/>
+          <w:sz w:val="20"/>
+        </w:rPr>
+        <w:t xml:space="preserve"> </w:t>
+      </w:r>
+      <w:r>
+        <w:rPr>
+          <w:color w:val="313131"/>
+          <w:sz w:val="20"/>
+        </w:rPr>
+        <w:t>right</w:t>
+      </w:r>
+      <w:r>
+        <w:rPr>
+          <w:color w:val="313131"/>
+          <w:spacing w:val="-2"/>
+          <w:sz w:val="20"/>
+        </w:rPr>
+        <w:t xml:space="preserve"> </w:t>
+      </w:r>
+      <w:r>
+        <w:rPr>
+          <w:color w:val="313131"/>
+          <w:sz w:val="20"/>
+        </w:rPr>
+        <w:t>to</w:t>
+      </w:r>
+      <w:r>
+        <w:rPr>
+          <w:color w:val="313131"/>
+          <w:spacing w:val="-2"/>
+          <w:sz w:val="20"/>
+        </w:rPr>
+        <w:t xml:space="preserve"> </w:t>
+      </w:r>
+      <w:r>
+        <w:rPr>
+          <w:color w:val="313131"/>
+          <w:sz w:val="20"/>
+        </w:rPr>
+        <w:t>oppose,</w:t>
+      </w:r>
+      <w:r>
+        <w:rPr>
+          <w:color w:val="313131"/>
+          <w:spacing w:val="-2"/>
+          <w:sz w:val="20"/>
+        </w:rPr>
+        <w:t xml:space="preserve"> </w:t>
+      </w:r>
+      <w:r>
+        <w:rPr>
+          <w:color w:val="313131"/>
+          <w:sz w:val="20"/>
+        </w:rPr>
+        <w:t>by</w:t>
+      </w:r>
+      <w:r>
+        <w:rPr>
+          <w:color w:val="313131"/>
+          <w:spacing w:val="-2"/>
+          <w:sz w:val="20"/>
+        </w:rPr>
+        <w:t xml:space="preserve"> </w:t>
+      </w:r>
+      <w:r>
+        <w:rPr>
+          <w:color w:val="313131"/>
+          <w:sz w:val="20"/>
+        </w:rPr>
+        <w:t>filing</w:t>
+      </w:r>
+      <w:r>
+        <w:rPr>
+          <w:color w:val="313131"/>
+          <w:spacing w:val="-2"/>
+          <w:sz w:val="20"/>
+        </w:rPr>
+        <w:t xml:space="preserve"> </w:t>
+      </w:r>
+      <w:r>
+        <w:rPr>
+          <w:color w:val="313131"/>
+          <w:sz w:val="20"/>
+        </w:rPr>
+        <w:t>a</w:t>
+      </w:r>
+      <w:r>
+        <w:rPr>
+          <w:color w:val="313131"/>
+          <w:spacing w:val="-2"/>
+          <w:sz w:val="20"/>
+        </w:rPr>
+        <w:t xml:space="preserve"> </w:t>
+      </w:r>
+      <w:r>
+        <w:rPr>
+          <w:color w:val="313131"/>
+          <w:sz w:val="20"/>
+        </w:rPr>
+        <w:t>notice</w:t>
+      </w:r>
+      <w:r>
+        <w:rPr>
+          <w:color w:val="313131"/>
+          <w:spacing w:val="-2"/>
+          <w:sz w:val="20"/>
+        </w:rPr>
+        <w:t xml:space="preserve"> </w:t>
+      </w:r>
+      <w:r>
+        <w:rPr>
+          <w:color w:val="313131"/>
+          <w:sz w:val="20"/>
+        </w:rPr>
+        <w:t>of</w:t>
+      </w:r>
+      <w:r>
+        <w:rPr>
+          <w:color w:val="313131"/>
+          <w:spacing w:val="-2"/>
+          <w:sz w:val="20"/>
+        </w:rPr>
+        <w:t xml:space="preserve"> </w:t>
+      </w:r>
+      <w:r>
+        <w:rPr>
+          <w:color w:val="313131"/>
+          <w:sz w:val="20"/>
+        </w:rPr>
+        <w:t>dispute</w:t>
+      </w:r>
+      <w:r>
+        <w:rPr>
+          <w:color w:val="313131"/>
+          <w:spacing w:val="-2"/>
+          <w:sz w:val="20"/>
+        </w:rPr>
+        <w:t xml:space="preserve"> </w:t>
+      </w:r>
+      <w:r>
+        <w:rPr>
+          <w:color w:val="313131"/>
+          <w:sz w:val="20"/>
+        </w:rPr>
+        <w:t>in</w:t>
+      </w:r>
+      <w:r>
+        <w:rPr>
+          <w:color w:val="313131"/>
+          <w:spacing w:val="-2"/>
+          <w:sz w:val="20"/>
+        </w:rPr>
+        <w:t xml:space="preserve"> </w:t>
+      </w:r>
+      <w:r>
+        <w:rPr>
+          <w:color w:val="313131"/>
+          <w:sz w:val="20"/>
+        </w:rPr>
+        <w:t>accordance</w:t>
+      </w:r>
+      <w:r>
+        <w:rPr>
+          <w:color w:val="313131"/>
+          <w:spacing w:val="-2"/>
+          <w:sz w:val="20"/>
+        </w:rPr>
+        <w:t xml:space="preserve"> </w:t>
+      </w:r>
+      <w:r>
+        <w:rPr>
+          <w:color w:val="313131"/>
+          <w:sz w:val="20"/>
+        </w:rPr>
+        <w:t>with</w:t>
+      </w:r>
+      <w:r>
+        <w:rPr>
+          <w:color w:val="313131"/>
+          <w:spacing w:val="-2"/>
+          <w:sz w:val="20"/>
+        </w:rPr>
+        <w:t xml:space="preserve"> </w:t>
+      </w:r>
+      <w:r>
+        <w:rPr>
+          <w:color w:val="313131"/>
+          <w:sz w:val="20"/>
+        </w:rPr>
+        <w:t>Rule</w:t>
+      </w:r>
+      <w:r>
+        <w:rPr>
+          <w:color w:val="313131"/>
+          <w:spacing w:val="-2"/>
+          <w:sz w:val="20"/>
+        </w:rPr>
+        <w:t xml:space="preserve"> </w:t>
+      </w:r>
+      <w:r>
+        <w:rPr>
+          <w:color w:val="313131"/>
+          <w:sz w:val="20"/>
+        </w:rPr>
+        <w:t>25-10</w:t>
+      </w:r>
+      <w:r>
+        <w:rPr>
+          <w:color w:val="313131"/>
+          <w:spacing w:val="-2"/>
+          <w:sz w:val="20"/>
+        </w:rPr>
+        <w:t xml:space="preserve"> </w:t>
+      </w:r>
+      <w:r>
+        <w:rPr>
+          <w:color w:val="313131"/>
+          <w:sz w:val="20"/>
+        </w:rPr>
+        <w:t>(1),</w:t>
+      </w:r>
+      <w:r>
+        <w:rPr>
+          <w:color w:val="313131"/>
+          <w:spacing w:val="-2"/>
+          <w:sz w:val="20"/>
+        </w:rPr>
+        <w:t xml:space="preserve"> </w:t>
+      </w:r>
+      <w:r>
+        <w:rPr>
+          <w:color w:val="313131"/>
+          <w:sz w:val="20"/>
+        </w:rPr>
+        <w:t>the</w:t>
+      </w:r>
+      <w:r>
+        <w:rPr>
+          <w:color w:val="313131"/>
+          <w:spacing w:val="-2"/>
+          <w:sz w:val="20"/>
+        </w:rPr>
+        <w:t xml:space="preserve"> </w:t>
+      </w:r>
+      <w:r>
+        <w:rPr>
+          <w:color w:val="313131"/>
+          <w:sz w:val="20"/>
+        </w:rPr>
+        <w:t>granting of either or both of an authorization to obtain estate information and the estate grant.</w:t>
       </w:r>
     </w:p>
     <w:p>
@@ -4971,7 +5754,7 @@
         <w:pStyle w:val="ListParagraph"/>
         <w:numPr>
           <w:ilvl w:val="0"/>
-          <w:numId w:val="2"/>
+          <w:numId w:val="10"/>
         </w:numPr>
         <w:tabs>
           <w:tab w:val="left" w:pos="890"/>
@@ -4979,20 +5762,271 @@
         <w:spacing w:before="240"/>
         <w:ind w:left="890" w:hanging="302"/>
         <w:rPr>
-          <w:rFonts w:ascii="Segoe UI" w:eastAsia="Segoe UI" w:hAnsi="Segoe UI" w:cs="Segoe UI"/>
-          <w:color w:val="313131"/>
-          <w:sz w:val="20"/>
-          <w:szCs w:val="20"/>
-        </w:rPr>
-      </w:pPr>
-      <w:r>
-        <w:rPr>
-          <w:rFonts w:ascii="Segoe UI" w:eastAsia="Segoe UI" w:hAnsi="Segoe UI" w:cs="Segoe UI"/>
-          <w:color w:val="313131"/>
-          <w:sz w:val="20"/>
-          <w:szCs w:val="20"/>
-        </w:rPr>
-        <w:t>You may or may not be entitled to claim against the estate for relief, including a claim under</w:t>
+          <w:sz w:val="20"/>
+        </w:rPr>
+      </w:pPr>
+      <w:r>
+        <w:rPr>
+          <w:color w:val="313131"/>
+          <w:sz w:val="20"/>
+        </w:rPr>
+        <w:t>You</w:t>
+      </w:r>
+      <w:r>
+        <w:rPr>
+          <w:color w:val="313131"/>
+          <w:spacing w:val="-4"/>
+          <w:sz w:val="20"/>
+        </w:rPr>
+        <w:t xml:space="preserve"> </w:t>
+      </w:r>
+      <w:r>
+        <w:rPr>
+          <w:color w:val="313131"/>
+          <w:sz w:val="20"/>
+        </w:rPr>
+        <w:t>may</w:t>
+      </w:r>
+      <w:r>
+        <w:rPr>
+          <w:color w:val="313131"/>
+          <w:spacing w:val="-1"/>
+          <w:sz w:val="20"/>
+        </w:rPr>
+        <w:t xml:space="preserve"> </w:t>
+      </w:r>
+      <w:r>
+        <w:rPr>
+          <w:color w:val="313131"/>
+          <w:sz w:val="20"/>
+        </w:rPr>
+        <w:t>or</w:t>
+      </w:r>
+      <w:r>
+        <w:rPr>
+          <w:color w:val="313131"/>
+          <w:spacing w:val="-1"/>
+          <w:sz w:val="20"/>
+        </w:rPr>
+        <w:t xml:space="preserve"> </w:t>
+      </w:r>
+      <w:r>
+        <w:rPr>
+          <w:color w:val="313131"/>
+          <w:sz w:val="20"/>
+        </w:rPr>
+        <w:t>may</w:t>
+      </w:r>
+      <w:r>
+        <w:rPr>
+          <w:color w:val="313131"/>
+          <w:spacing w:val="-1"/>
+          <w:sz w:val="20"/>
+        </w:rPr>
+        <w:t xml:space="preserve"> </w:t>
+      </w:r>
+      <w:r>
+        <w:rPr>
+          <w:color w:val="313131"/>
+          <w:sz w:val="20"/>
+        </w:rPr>
+        <w:t>not</w:t>
+      </w:r>
+      <w:r>
+        <w:rPr>
+          <w:color w:val="313131"/>
+          <w:spacing w:val="-1"/>
+          <w:sz w:val="20"/>
+        </w:rPr>
+        <w:t xml:space="preserve"> </w:t>
+      </w:r>
+      <w:r>
+        <w:rPr>
+          <w:color w:val="313131"/>
+          <w:sz w:val="20"/>
+        </w:rPr>
+        <w:t>be</w:t>
+      </w:r>
+      <w:r>
+        <w:rPr>
+          <w:color w:val="313131"/>
+          <w:spacing w:val="-1"/>
+          <w:sz w:val="20"/>
+        </w:rPr>
+        <w:t xml:space="preserve"> </w:t>
+      </w:r>
+      <w:r>
+        <w:rPr>
+          <w:color w:val="313131"/>
+          <w:sz w:val="20"/>
+        </w:rPr>
+        <w:t>entitled</w:t>
+      </w:r>
+      <w:r>
+        <w:rPr>
+          <w:color w:val="313131"/>
+          <w:spacing w:val="-1"/>
+          <w:sz w:val="20"/>
+        </w:rPr>
+        <w:t xml:space="preserve"> </w:t>
+      </w:r>
+      <w:r>
+        <w:rPr>
+          <w:color w:val="313131"/>
+          <w:sz w:val="20"/>
+        </w:rPr>
+        <w:t>to</w:t>
+      </w:r>
+      <w:r>
+        <w:rPr>
+          <w:color w:val="313131"/>
+          <w:spacing w:val="-1"/>
+          <w:sz w:val="20"/>
+        </w:rPr>
+        <w:t xml:space="preserve"> </w:t>
+      </w:r>
+      <w:r>
+        <w:rPr>
+          <w:color w:val="313131"/>
+          <w:sz w:val="20"/>
+        </w:rPr>
+        <w:t>claim</w:t>
+      </w:r>
+      <w:r>
+        <w:rPr>
+          <w:color w:val="313131"/>
+          <w:spacing w:val="-1"/>
+          <w:sz w:val="20"/>
+        </w:rPr>
+        <w:t xml:space="preserve"> </w:t>
+      </w:r>
+      <w:r>
+        <w:rPr>
+          <w:color w:val="313131"/>
+          <w:sz w:val="20"/>
+        </w:rPr>
+        <w:t>against</w:t>
+      </w:r>
+      <w:r>
+        <w:rPr>
+          <w:color w:val="313131"/>
+          <w:spacing w:val="-1"/>
+          <w:sz w:val="20"/>
+        </w:rPr>
+        <w:t xml:space="preserve"> </w:t>
+      </w:r>
+      <w:r>
+        <w:rPr>
+          <w:color w:val="313131"/>
+          <w:sz w:val="20"/>
+        </w:rPr>
+        <w:t>the</w:t>
+      </w:r>
+      <w:r>
+        <w:rPr>
+          <w:color w:val="313131"/>
+          <w:spacing w:val="-1"/>
+          <w:sz w:val="20"/>
+        </w:rPr>
+        <w:t xml:space="preserve"> </w:t>
+      </w:r>
+      <w:r>
+        <w:rPr>
+          <w:color w:val="313131"/>
+          <w:sz w:val="20"/>
+        </w:rPr>
+        <w:t>estate</w:t>
+      </w:r>
+      <w:r>
+        <w:rPr>
+          <w:color w:val="313131"/>
+          <w:spacing w:val="-1"/>
+          <w:sz w:val="20"/>
+        </w:rPr>
+        <w:t xml:space="preserve"> </w:t>
+      </w:r>
+      <w:r>
+        <w:rPr>
+          <w:color w:val="313131"/>
+          <w:sz w:val="20"/>
+        </w:rPr>
+        <w:t>for</w:t>
+      </w:r>
+      <w:r>
+        <w:rPr>
+          <w:color w:val="313131"/>
+          <w:spacing w:val="-1"/>
+          <w:sz w:val="20"/>
+        </w:rPr>
+        <w:t xml:space="preserve"> </w:t>
+      </w:r>
+      <w:r>
+        <w:rPr>
+          <w:color w:val="313131"/>
+          <w:sz w:val="20"/>
+        </w:rPr>
+        <w:t>relief,</w:t>
+      </w:r>
+      <w:r>
+        <w:rPr>
+          <w:color w:val="313131"/>
+          <w:spacing w:val="-1"/>
+          <w:sz w:val="20"/>
+        </w:rPr>
+        <w:t xml:space="preserve"> </w:t>
+      </w:r>
+      <w:r>
+        <w:rPr>
+          <w:color w:val="313131"/>
+          <w:sz w:val="20"/>
+        </w:rPr>
+        <w:t>including</w:t>
+      </w:r>
+      <w:r>
+        <w:rPr>
+          <w:color w:val="313131"/>
+          <w:spacing w:val="-1"/>
+          <w:sz w:val="20"/>
+        </w:rPr>
+        <w:t xml:space="preserve"> </w:t>
+      </w:r>
+      <w:r>
+        <w:rPr>
+          <w:color w:val="313131"/>
+          <w:sz w:val="20"/>
+        </w:rPr>
+        <w:t>a</w:t>
+      </w:r>
+      <w:r>
+        <w:rPr>
+          <w:color w:val="313131"/>
+          <w:spacing w:val="-1"/>
+          <w:sz w:val="20"/>
+        </w:rPr>
+        <w:t xml:space="preserve"> </w:t>
+      </w:r>
+      <w:r>
+        <w:rPr>
+          <w:color w:val="313131"/>
+          <w:sz w:val="20"/>
+        </w:rPr>
+        <w:t>claim</w:t>
+      </w:r>
+      <w:r>
+        <w:rPr>
+          <w:color w:val="313131"/>
+          <w:spacing w:val="-1"/>
+          <w:sz w:val="20"/>
+        </w:rPr>
+        <w:t xml:space="preserve"> </w:t>
+      </w:r>
+      <w:r>
+        <w:rPr>
+          <w:color w:val="313131"/>
+          <w:spacing w:val="-4"/>
+          <w:sz w:val="20"/>
+        </w:rPr>
+        <w:t>under</w:t>
       </w:r>
     </w:p>
     <w:p>
@@ -5000,7 +6034,7 @@
         <w:pStyle w:val="ListParagraph"/>
         <w:numPr>
           <w:ilvl w:val="1"/>
-          <w:numId w:val="2"/>
+          <w:numId w:val="10"/>
         </w:numPr>
         <w:tabs>
           <w:tab w:val="left" w:pos="1277"/>
@@ -5008,38 +6042,38 @@
         <w:spacing w:before="28"/>
         <w:ind w:left="1277" w:hanging="247"/>
         <w:rPr>
-          <w:rFonts w:ascii="Segoe UI" w:eastAsia="Segoe UI" w:hAnsi="Segoe UI" w:cs="Segoe UI"/>
-          <w:color w:val="313131"/>
-          <w:sz w:val="20"/>
-          <w:szCs w:val="20"/>
-        </w:rPr>
-      </w:pPr>
-      <w:r>
-        <w:rPr>
-          <w:rFonts w:ascii="Segoe UI" w:eastAsia="Segoe UI" w:hAnsi="Segoe UI" w:cs="Segoe UI"/>
-          <w:color w:val="313131"/>
-          <w:sz w:val="20"/>
-          <w:szCs w:val="20"/>
+          <w:sz w:val="20"/>
+        </w:rPr>
+      </w:pPr>
+      <w:r>
+        <w:rPr>
+          <w:color w:val="313131"/>
+          <w:sz w:val="20"/>
         </w:rPr>
         <w:t xml:space="preserve">the </w:t>
       </w:r>
       <w:r>
         <w:rPr>
-          <w:rFonts w:ascii="Segoe UI" w:eastAsia="Segoe UI" w:hAnsi="Segoe UI" w:cs="Segoe UI"/>
           <w:i/>
-          <w:iCs/>
-          <w:color w:val="313131"/>
-          <w:sz w:val="20"/>
-          <w:szCs w:val="20"/>
-        </w:rPr>
-        <w:t xml:space="preserve">Family Law Act, </w:t>
-      </w:r>
-      <w:r>
-        <w:rPr>
-          <w:rFonts w:ascii="Segoe UI" w:eastAsia="Segoe UI" w:hAnsi="Segoe UI" w:cs="Segoe UI"/>
-          <w:color w:val="313131"/>
-          <w:sz w:val="20"/>
-          <w:szCs w:val="20"/>
+          <w:color w:val="313131"/>
+          <w:sz w:val="20"/>
+        </w:rPr>
+        <w:t>Family Law Act,</w:t>
+      </w:r>
+      <w:r>
+        <w:rPr>
+          <w:i/>
+          <w:color w:val="313131"/>
+          <w:spacing w:val="-1"/>
+          <w:sz w:val="20"/>
+        </w:rPr>
+        <w:t xml:space="preserve"> </w:t>
+      </w:r>
+      <w:r>
+        <w:rPr>
+          <w:color w:val="313131"/>
+          <w:spacing w:val="-5"/>
+          <w:sz w:val="20"/>
         </w:rPr>
         <w:t>or</w:t>
       </w:r>
@@ -5049,7 +6083,7 @@
         <w:pStyle w:val="ListParagraph"/>
         <w:numPr>
           <w:ilvl w:val="1"/>
-          <w:numId w:val="2"/>
+          <w:numId w:val="10"/>
         </w:numPr>
         <w:tabs>
           <w:tab w:val="left" w:pos="1277"/>
@@ -5057,31 +6091,33 @@
         <w:spacing w:before="28"/>
         <w:ind w:left="1277" w:hanging="258"/>
         <w:rPr>
-          <w:rFonts w:ascii="Segoe UI" w:eastAsia="Segoe UI" w:hAnsi="Segoe UI" w:cs="Segoe UI"/>
-          <w:color w:val="313131"/>
-          <w:sz w:val="20"/>
-          <w:szCs w:val="20"/>
-        </w:rPr>
-      </w:pPr>
-      <w:r>
-        <w:rPr>
-          <w:rFonts w:ascii="Segoe UI" w:eastAsia="Segoe UI" w:hAnsi="Segoe UI" w:cs="Segoe UI"/>
-          <w:color w:val="313131"/>
-          <w:sz w:val="20"/>
-          <w:szCs w:val="20"/>
+          <w:i/>
+          <w:sz w:val="20"/>
+        </w:rPr>
+      </w:pPr>
+      <w:r>
+        <w:rPr>
+          <w:color w:val="313131"/>
+          <w:sz w:val="20"/>
         </w:rPr>
         <w:t xml:space="preserve">Division 6 of Part 4 of the </w:t>
       </w:r>
       <w:r>
         <w:rPr>
-          <w:rFonts w:ascii="Segoe UI" w:eastAsia="Segoe UI" w:hAnsi="Segoe UI" w:cs="Segoe UI"/>
           <w:i/>
-          <w:iCs/>
-          <w:color w:val="313131"/>
-          <w:sz w:val="20"/>
-          <w:szCs w:val="20"/>
-        </w:rPr>
-        <w:t>Wills, Estates and Succession Act.</w:t>
+          <w:color w:val="313131"/>
+          <w:sz w:val="20"/>
+        </w:rPr>
+        <w:t xml:space="preserve">Wills, Estates and Succession </w:t>
+      </w:r>
+      <w:r>
+        <w:rPr>
+          <w:i/>
+          <w:color w:val="313131"/>
+          <w:spacing w:val="-4"/>
+          <w:sz w:val="20"/>
+        </w:rPr>
+        <w:t>Act.</w:t>
       </w:r>
     </w:p>
     <w:p>
@@ -5089,7 +6125,7 @@
         <w:pStyle w:val="ListParagraph"/>
         <w:numPr>
           <w:ilvl w:val="0"/>
-          <w:numId w:val="2"/>
+          <w:numId w:val="10"/>
         </w:numPr>
         <w:tabs>
           <w:tab w:val="left" w:pos="888"/>
@@ -5099,18 +6135,13 @@
         <w:ind w:right="311" w:hanging="300"/>
         <w:jc w:val="both"/>
         <w:rPr>
-          <w:rFonts w:ascii="Segoe UI" w:eastAsia="Segoe UI" w:hAnsi="Segoe UI" w:cs="Segoe UI"/>
-          <w:color w:val="313131"/>
-          <w:sz w:val="20"/>
-          <w:szCs w:val="20"/>
-        </w:rPr>
-      </w:pPr>
-      <w:r>
-        <w:rPr>
-          <w:rFonts w:ascii="Segoe UI" w:eastAsia="Segoe UI" w:hAnsi="Segoe UI" w:cs="Segoe UI"/>
-          <w:color w:val="313131"/>
-          <w:sz w:val="20"/>
-          <w:szCs w:val="20"/>
+          <w:sz w:val="20"/>
+        </w:rPr>
+      </w:pPr>
+      <w:r>
+        <w:rPr>
+          <w:color w:val="313131"/>
+          <w:sz w:val="20"/>
         </w:rPr>
         <w:t>If you choose to take a step referred to in paragraph (2) or (3), you must do so within the time limited by any relevant rule of court or other enactment.</w:t>
       </w:r>
@@ -5120,7 +6151,7 @@
         <w:pStyle w:val="ListParagraph"/>
         <w:numPr>
           <w:ilvl w:val="0"/>
-          <w:numId w:val="2"/>
+          <w:numId w:val="10"/>
         </w:numPr>
         <w:tabs>
           <w:tab w:val="left" w:pos="890"/>
@@ -5128,20 +6159,233 @@
         <w:spacing w:before="241"/>
         <w:ind w:left="890" w:hanging="302"/>
         <w:rPr>
-          <w:rFonts w:ascii="Segoe UI" w:eastAsia="Segoe UI" w:hAnsi="Segoe UI" w:cs="Segoe UI"/>
-          <w:color w:val="313131"/>
-          <w:sz w:val="20"/>
-          <w:szCs w:val="20"/>
-        </w:rPr>
-      </w:pPr>
-      <w:r>
-        <w:rPr>
-          <w:rFonts w:ascii="Segoe UI" w:eastAsia="Segoe UI" w:hAnsi="Segoe UI" w:cs="Segoe UI"/>
-          <w:color w:val="313131"/>
-          <w:sz w:val="20"/>
-          <w:szCs w:val="20"/>
-        </w:rPr>
-        <w:t>You may consult with your own lawyer concerning your interest in, or rights against, the estate.</w:t>
+          <w:sz w:val="20"/>
+        </w:rPr>
+      </w:pPr>
+      <w:r>
+        <w:rPr>
+          <w:color w:val="313131"/>
+          <w:sz w:val="20"/>
+        </w:rPr>
+        <w:t>You</w:t>
+      </w:r>
+      <w:r>
+        <w:rPr>
+          <w:color w:val="313131"/>
+          <w:spacing w:val="-1"/>
+          <w:sz w:val="20"/>
+        </w:rPr>
+        <w:t xml:space="preserve"> </w:t>
+      </w:r>
+      <w:r>
+        <w:rPr>
+          <w:color w:val="313131"/>
+          <w:sz w:val="20"/>
+        </w:rPr>
+        <w:t>may</w:t>
+      </w:r>
+      <w:r>
+        <w:rPr>
+          <w:color w:val="313131"/>
+          <w:spacing w:val="-1"/>
+          <w:sz w:val="20"/>
+        </w:rPr>
+        <w:t xml:space="preserve"> </w:t>
+      </w:r>
+      <w:r>
+        <w:rPr>
+          <w:color w:val="313131"/>
+          <w:sz w:val="20"/>
+        </w:rPr>
+        <w:t>consult</w:t>
+      </w:r>
+      <w:r>
+        <w:rPr>
+          <w:color w:val="313131"/>
+          <w:spacing w:val="-1"/>
+          <w:sz w:val="20"/>
+        </w:rPr>
+        <w:t xml:space="preserve"> </w:t>
+      </w:r>
+      <w:r>
+        <w:rPr>
+          <w:color w:val="313131"/>
+          <w:sz w:val="20"/>
+        </w:rPr>
+        <w:t>with</w:t>
+      </w:r>
+      <w:r>
+        <w:rPr>
+          <w:color w:val="313131"/>
+          <w:spacing w:val="-1"/>
+          <w:sz w:val="20"/>
+        </w:rPr>
+        <w:t xml:space="preserve"> </w:t>
+      </w:r>
+      <w:r>
+        <w:rPr>
+          <w:color w:val="313131"/>
+          <w:sz w:val="20"/>
+        </w:rPr>
+        <w:t>your</w:t>
+      </w:r>
+      <w:r>
+        <w:rPr>
+          <w:color w:val="313131"/>
+          <w:spacing w:val="-1"/>
+          <w:sz w:val="20"/>
+        </w:rPr>
+        <w:t xml:space="preserve"> </w:t>
+      </w:r>
+      <w:r>
+        <w:rPr>
+          <w:color w:val="313131"/>
+          <w:sz w:val="20"/>
+        </w:rPr>
+        <w:t>own</w:t>
+      </w:r>
+      <w:r>
+        <w:rPr>
+          <w:color w:val="313131"/>
+          <w:spacing w:val="-1"/>
+          <w:sz w:val="20"/>
+        </w:rPr>
+        <w:t xml:space="preserve"> </w:t>
+      </w:r>
+      <w:r>
+        <w:rPr>
+          <w:color w:val="313131"/>
+          <w:sz w:val="20"/>
+        </w:rPr>
+        <w:t>lawyer</w:t>
+      </w:r>
+      <w:r>
+        <w:rPr>
+          <w:color w:val="313131"/>
+          <w:spacing w:val="-1"/>
+          <w:sz w:val="20"/>
+        </w:rPr>
+        <w:t xml:space="preserve"> </w:t>
+      </w:r>
+      <w:r>
+        <w:rPr>
+          <w:color w:val="313131"/>
+          <w:sz w:val="20"/>
+        </w:rPr>
+        <w:t>concerning</w:t>
+      </w:r>
+      <w:r>
+        <w:rPr>
+          <w:color w:val="313131"/>
+          <w:spacing w:val="-1"/>
+          <w:sz w:val="20"/>
+        </w:rPr>
+        <w:t xml:space="preserve"> </w:t>
+      </w:r>
+      <w:r>
+        <w:rPr>
+          <w:color w:val="313131"/>
+          <w:sz w:val="20"/>
+        </w:rPr>
+        <w:t>your</w:t>
+      </w:r>
+      <w:r>
+        <w:rPr>
+          <w:color w:val="313131"/>
+          <w:spacing w:val="-1"/>
+          <w:sz w:val="20"/>
+        </w:rPr>
+        <w:t xml:space="preserve"> </w:t>
+      </w:r>
+      <w:r>
+        <w:rPr>
+          <w:color w:val="313131"/>
+          <w:sz w:val="20"/>
+        </w:rPr>
+        <w:t>interest</w:t>
+      </w:r>
+      <w:r>
+        <w:rPr>
+          <w:color w:val="313131"/>
+          <w:spacing w:val="-1"/>
+          <w:sz w:val="20"/>
+        </w:rPr>
+        <w:t xml:space="preserve"> </w:t>
+      </w:r>
+      <w:r>
+        <w:rPr>
+          <w:color w:val="313131"/>
+          <w:sz w:val="20"/>
+        </w:rPr>
+        <w:t>in,</w:t>
+      </w:r>
+      <w:r>
+        <w:rPr>
+          <w:color w:val="313131"/>
+          <w:spacing w:val="-1"/>
+          <w:sz w:val="20"/>
+        </w:rPr>
+        <w:t xml:space="preserve"> </w:t>
+      </w:r>
+      <w:r>
+        <w:rPr>
+          <w:color w:val="313131"/>
+          <w:sz w:val="20"/>
+        </w:rPr>
+        <w:t>or</w:t>
+      </w:r>
+      <w:r>
+        <w:rPr>
+          <w:color w:val="313131"/>
+          <w:spacing w:val="-1"/>
+          <w:sz w:val="20"/>
+        </w:rPr>
+        <w:t xml:space="preserve"> </w:t>
+      </w:r>
+      <w:r>
+        <w:rPr>
+          <w:color w:val="313131"/>
+          <w:sz w:val="20"/>
+        </w:rPr>
+        <w:t>rights</w:t>
+      </w:r>
+      <w:r>
+        <w:rPr>
+          <w:color w:val="313131"/>
+          <w:spacing w:val="-1"/>
+          <w:sz w:val="20"/>
+        </w:rPr>
+        <w:t xml:space="preserve"> </w:t>
+      </w:r>
+      <w:r>
+        <w:rPr>
+          <w:color w:val="313131"/>
+          <w:sz w:val="20"/>
+        </w:rPr>
+        <w:t>against,</w:t>
+      </w:r>
+      <w:r>
+        <w:rPr>
+          <w:color w:val="313131"/>
+          <w:spacing w:val="-1"/>
+          <w:sz w:val="20"/>
+        </w:rPr>
+        <w:t xml:space="preserve"> </w:t>
+      </w:r>
+      <w:r>
+        <w:rPr>
+          <w:color w:val="313131"/>
+          <w:sz w:val="20"/>
+        </w:rPr>
+        <w:t xml:space="preserve">the </w:t>
+      </w:r>
+      <w:r>
+        <w:rPr>
+          <w:color w:val="313131"/>
+          <w:spacing w:val="-2"/>
+          <w:sz w:val="20"/>
+        </w:rPr>
+        <w:t>estate.</w:t>
       </w:r>
     </w:p>
     <w:p>
@@ -5149,7 +6393,7 @@
         <w:pStyle w:val="ListParagraph"/>
         <w:numPr>
           <w:ilvl w:val="0"/>
-          <w:numId w:val="2"/>
+          <w:numId w:val="10"/>
         </w:numPr>
         <w:tabs>
           <w:tab w:val="left" w:pos="888"/>
@@ -5159,20 +6403,23 @@
         <w:ind w:right="310" w:hanging="300"/>
         <w:jc w:val="both"/>
         <w:rPr>
-          <w:rFonts w:ascii="Segoe UI" w:eastAsia="Segoe UI" w:hAnsi="Segoe UI" w:cs="Segoe UI"/>
-          <w:color w:val="313131"/>
-          <w:sz w:val="20"/>
-          <w:szCs w:val="20"/>
-        </w:rPr>
-      </w:pPr>
-      <w:r>
-        <w:rPr>
-          <w:rFonts w:ascii="Segoe UI" w:eastAsia="Segoe UI" w:hAnsi="Segoe UI" w:cs="Segoe UI"/>
-          <w:color w:val="313131"/>
-          <w:sz w:val="20"/>
-          <w:szCs w:val="20"/>
-        </w:rPr>
-        <w:t>After the applicant has filed a submission for estate grant, you may apply for an order requiring the applicant to provide security unless the applicant is the Public Guardian and Trustee. Filing a notice of dispute will prevent a grant from being issued before you are able to apply for the order requiring security.</w:t>
+          <w:sz w:val="20"/>
+        </w:rPr>
+      </w:pPr>
+      <w:r>
+        <w:rPr>
+          <w:color w:val="313131"/>
+          <w:sz w:val="20"/>
+        </w:rPr>
+        <w:t xml:space="preserve">After the applicant has filed a submission for estate grant, you may apply for an order requiring the applicant to provide security unless the applicant is the Public Guardian and Trustee. Filing a notice of dispute will prevent a grant from being issued before you are able to apply for the order requiring </w:t>
+      </w:r>
+      <w:r>
+        <w:rPr>
+          <w:color w:val="313131"/>
+          <w:spacing w:val="-2"/>
+          <w:sz w:val="20"/>
+        </w:rPr>
+        <w:t>security.</w:t>
       </w:r>
     </w:p>
     <w:p>
@@ -5180,62 +6427,350 @@
         <w:pStyle w:val="ListParagraph"/>
         <w:numPr>
           <w:ilvl w:val="0"/>
-          <w:numId w:val="2"/>
+          <w:numId w:val="10"/>
         </w:numPr>
         <w:tabs>
           <w:tab w:val="left" w:pos="888"/>
-          <w:tab w:val="left" w:pos="905"/>
+          <w:tab w:val="left" w:pos="892"/>
         </w:tabs>
-        <w:spacing w:before="268" w:line="264" w:lineRule="auto"/>
+        <w:spacing w:before="241" w:line="264" w:lineRule="auto"/>
         <w:ind w:right="310" w:hanging="300"/>
         <w:jc w:val="both"/>
         <w:rPr>
-          <w:rFonts w:ascii="Segoe UI" w:eastAsia="Segoe UI" w:hAnsi="Segoe UI" w:cs="Segoe UI"/>
-          <w:color w:val="313131"/>
-          <w:sz w:val="20"/>
-          <w:szCs w:val="20"/>
-        </w:rPr>
-      </w:pPr>
-      <w:r>
-        <w:rPr>
-          <w:rFonts w:ascii="Segoe UI" w:eastAsia="Segoe UI" w:hAnsi="Segoe UI" w:cs="Segoe UI"/>
-          <w:color w:val="313131"/>
-          <w:sz w:val="20"/>
-          <w:szCs w:val="20"/>
-        </w:rPr>
-        <w:t xml:space="preserve">An authorization to obtain estate information or a grant may issue to the applicant on any date that is at </w:t>
-      </w:r>
-      <w:r>
-        <w:rPr>
-          <w:rFonts w:ascii="Segoe UI" w:eastAsia="Segoe UI" w:hAnsi="Segoe UI" w:cs="Segoe UI"/>
+          <w:sz w:val="20"/>
+        </w:rPr>
+      </w:pPr>
+      <w:r>
+        <w:rPr>
+          <w:color w:val="313131"/>
+          <w:sz w:val="20"/>
+        </w:rPr>
+        <w:t>An authorization to obtain estate information or a grant may issue to the applicant on any date that is at</w:t>
+      </w:r>
+      <w:r>
+        <w:rPr>
+          <w:color w:val="313131"/>
+          <w:spacing w:val="-1"/>
+          <w:sz w:val="20"/>
+        </w:rPr>
+        <w:t xml:space="preserve"> </w:t>
+      </w:r>
+      <w:r>
+        <w:rPr>
           <w:i/>
-          <w:iCs/>
-          <w:color w:val="313131"/>
-          <w:sz w:val="20"/>
-          <w:szCs w:val="20"/>
-          <w:u w:val="single"/>
-        </w:rPr>
-        <w:t>least 21 days</w:t>
-      </w:r>
-      <w:r>
-        <w:rPr>
-          <w:rFonts w:ascii="Segoe UI" w:eastAsia="Segoe UI" w:hAnsi="Segoe UI" w:cs="Segoe UI"/>
+          <w:color w:val="313131"/>
+          <w:sz w:val="20"/>
+          <w:u w:val="single" w:color="313131"/>
+        </w:rPr>
+        <w:t>least</w:t>
+      </w:r>
+      <w:r>
+        <w:rPr>
           <w:i/>
-          <w:iCs/>
-          <w:color w:val="313131"/>
-          <w:sz w:val="20"/>
-          <w:szCs w:val="20"/>
-        </w:rPr>
-        <w:t xml:space="preserve"> </w:t>
-      </w:r>
-      <w:r>
-        <w:rPr>
-          <w:rFonts w:ascii="Segoe UI" w:eastAsia="Segoe UI" w:hAnsi="Segoe UI" w:cs="Segoe UI"/>
-          <w:color w:val="313131"/>
-          <w:sz w:val="20"/>
-          <w:szCs w:val="20"/>
-        </w:rPr>
-        <w:t>after the date on which this notice is delivered to you or on any earlier date ordered by the court.</w:t>
+          <w:color w:val="313131"/>
+          <w:spacing w:val="-1"/>
+          <w:sz w:val="20"/>
+          <w:u w:val="single" w:color="313131"/>
+        </w:rPr>
+        <w:t xml:space="preserve"> </w:t>
+      </w:r>
+      <w:r>
+        <w:rPr>
+          <w:i/>
+          <w:color w:val="313131"/>
+          <w:sz w:val="20"/>
+          <w:u w:val="single" w:color="313131"/>
+        </w:rPr>
+        <w:t>21</w:t>
+      </w:r>
+      <w:r>
+        <w:rPr>
+          <w:i/>
+          <w:color w:val="313131"/>
+          <w:spacing w:val="-1"/>
+          <w:sz w:val="20"/>
+          <w:u w:val="single" w:color="313131"/>
+        </w:rPr>
+        <w:t xml:space="preserve"> </w:t>
+      </w:r>
+      <w:r>
+        <w:rPr>
+          <w:i/>
+          <w:color w:val="313131"/>
+          <w:sz w:val="20"/>
+          <w:u w:val="single" w:color="313131"/>
+        </w:rPr>
+        <w:t>days</w:t>
+      </w:r>
+      <w:r>
+        <w:rPr>
+          <w:i/>
+          <w:color w:val="313131"/>
+          <w:sz w:val="20"/>
+        </w:rPr>
+        <w:t xml:space="preserve"> </w:t>
+      </w:r>
+      <w:r>
+        <w:rPr>
+          <w:color w:val="313131"/>
+          <w:sz w:val="20"/>
+        </w:rPr>
+        <w:t>after</w:t>
+      </w:r>
+      <w:r>
+        <w:rPr>
+          <w:color w:val="313131"/>
+          <w:spacing w:val="-1"/>
+          <w:sz w:val="20"/>
+        </w:rPr>
+        <w:t xml:space="preserve"> </w:t>
+      </w:r>
+      <w:r>
+        <w:rPr>
+          <w:color w:val="313131"/>
+          <w:sz w:val="20"/>
+        </w:rPr>
+        <w:t>the</w:t>
+      </w:r>
+      <w:r>
+        <w:rPr>
+          <w:color w:val="313131"/>
+          <w:spacing w:val="-1"/>
+          <w:sz w:val="20"/>
+        </w:rPr>
+        <w:t xml:space="preserve"> </w:t>
+      </w:r>
+      <w:r>
+        <w:rPr>
+          <w:color w:val="313131"/>
+          <w:sz w:val="20"/>
+        </w:rPr>
+        <w:t>date</w:t>
+      </w:r>
+      <w:r>
+        <w:rPr>
+          <w:color w:val="313131"/>
+          <w:spacing w:val="-1"/>
+          <w:sz w:val="20"/>
+        </w:rPr>
+        <w:t xml:space="preserve"> </w:t>
+      </w:r>
+      <w:r>
+        <w:rPr>
+          <w:color w:val="313131"/>
+          <w:sz w:val="20"/>
+        </w:rPr>
+        <w:t>on</w:t>
+      </w:r>
+      <w:r>
+        <w:rPr>
+          <w:color w:val="313131"/>
+          <w:spacing w:val="-1"/>
+          <w:sz w:val="20"/>
+        </w:rPr>
+        <w:t xml:space="preserve"> </w:t>
+      </w:r>
+      <w:r>
+        <w:rPr>
+          <w:color w:val="313131"/>
+          <w:sz w:val="20"/>
+        </w:rPr>
+        <w:t>which</w:t>
+      </w:r>
+      <w:r>
+        <w:rPr>
+          <w:color w:val="313131"/>
+          <w:spacing w:val="-1"/>
+          <w:sz w:val="20"/>
+        </w:rPr>
+        <w:t xml:space="preserve"> </w:t>
+      </w:r>
+      <w:r>
+        <w:rPr>
+          <w:color w:val="313131"/>
+          <w:sz w:val="20"/>
+        </w:rPr>
+        <w:t>this</w:t>
+      </w:r>
+      <w:r>
+        <w:rPr>
+          <w:color w:val="313131"/>
+          <w:spacing w:val="-1"/>
+          <w:sz w:val="20"/>
+        </w:rPr>
+        <w:t xml:space="preserve"> </w:t>
+      </w:r>
+      <w:r>
+        <w:rPr>
+          <w:color w:val="313131"/>
+          <w:sz w:val="20"/>
+        </w:rPr>
+        <w:t>notice</w:t>
+      </w:r>
+      <w:r>
+        <w:rPr>
+          <w:color w:val="313131"/>
+          <w:spacing w:val="-1"/>
+          <w:sz w:val="20"/>
+        </w:rPr>
+        <w:t xml:space="preserve"> </w:t>
+      </w:r>
+      <w:r>
+        <w:rPr>
+          <w:color w:val="313131"/>
+          <w:sz w:val="20"/>
+        </w:rPr>
+        <w:t>is</w:t>
+      </w:r>
+      <w:r>
+        <w:rPr>
+          <w:color w:val="313131"/>
+          <w:spacing w:val="-1"/>
+          <w:sz w:val="20"/>
+        </w:rPr>
+        <w:t xml:space="preserve"> </w:t>
+      </w:r>
+      <w:r>
+        <w:rPr>
+          <w:color w:val="313131"/>
+          <w:sz w:val="20"/>
+        </w:rPr>
+        <w:t>delivered</w:t>
+      </w:r>
+      <w:r>
+        <w:rPr>
+          <w:color w:val="313131"/>
+          <w:spacing w:val="-1"/>
+          <w:sz w:val="20"/>
+        </w:rPr>
+        <w:t xml:space="preserve"> </w:t>
+      </w:r>
+      <w:r>
+        <w:rPr>
+          <w:color w:val="313131"/>
+          <w:sz w:val="20"/>
+        </w:rPr>
+        <w:t>to</w:t>
+      </w:r>
+      <w:r>
+        <w:rPr>
+          <w:color w:val="313131"/>
+          <w:spacing w:val="-1"/>
+          <w:sz w:val="20"/>
+        </w:rPr>
+        <w:t xml:space="preserve"> </w:t>
+      </w:r>
+      <w:r>
+        <w:rPr>
+          <w:color w:val="313131"/>
+          <w:sz w:val="20"/>
+        </w:rPr>
+        <w:t>you</w:t>
+      </w:r>
+      <w:r>
+        <w:rPr>
+          <w:color w:val="313131"/>
+          <w:spacing w:val="-1"/>
+          <w:sz w:val="20"/>
+        </w:rPr>
+        <w:t xml:space="preserve"> </w:t>
+      </w:r>
+      <w:r>
+        <w:rPr>
+          <w:color w:val="313131"/>
+          <w:sz w:val="20"/>
+        </w:rPr>
+        <w:t>or</w:t>
+      </w:r>
+      <w:r>
+        <w:rPr>
+          <w:color w:val="313131"/>
+          <w:spacing w:val="-1"/>
+          <w:sz w:val="20"/>
+        </w:rPr>
+        <w:t xml:space="preserve"> </w:t>
+      </w:r>
+      <w:r>
+        <w:rPr>
+          <w:color w:val="313131"/>
+          <w:sz w:val="20"/>
+        </w:rPr>
+        <w:t>on</w:t>
+      </w:r>
+      <w:r>
+        <w:rPr>
+          <w:color w:val="313131"/>
+          <w:spacing w:val="-1"/>
+          <w:sz w:val="20"/>
+        </w:rPr>
+        <w:t xml:space="preserve"> </w:t>
+      </w:r>
+      <w:r>
+        <w:rPr>
+          <w:color w:val="313131"/>
+          <w:sz w:val="20"/>
+        </w:rPr>
+        <w:t>any</w:t>
+      </w:r>
+      <w:r>
+        <w:rPr>
+          <w:color w:val="313131"/>
+          <w:spacing w:val="-1"/>
+          <w:sz w:val="20"/>
+        </w:rPr>
+        <w:t xml:space="preserve"> </w:t>
+      </w:r>
+      <w:r>
+        <w:rPr>
+          <w:color w:val="313131"/>
+          <w:sz w:val="20"/>
+        </w:rPr>
+        <w:t>earlier</w:t>
+      </w:r>
+      <w:r>
+        <w:rPr>
+          <w:color w:val="313131"/>
+          <w:spacing w:val="-1"/>
+          <w:sz w:val="20"/>
+        </w:rPr>
+        <w:t xml:space="preserve"> </w:t>
+      </w:r>
+      <w:r>
+        <w:rPr>
+          <w:color w:val="313131"/>
+          <w:sz w:val="20"/>
+        </w:rPr>
+        <w:t>date</w:t>
+      </w:r>
+      <w:r>
+        <w:rPr>
+          <w:color w:val="313131"/>
+          <w:spacing w:val="-1"/>
+          <w:sz w:val="20"/>
+        </w:rPr>
+        <w:t xml:space="preserve"> </w:t>
+      </w:r>
+      <w:r>
+        <w:rPr>
+          <w:color w:val="313131"/>
+          <w:sz w:val="20"/>
+        </w:rPr>
+        <w:t>ordered</w:t>
+      </w:r>
+      <w:r>
+        <w:rPr>
+          <w:color w:val="313131"/>
+          <w:spacing w:val="-1"/>
+          <w:sz w:val="20"/>
+        </w:rPr>
+        <w:t xml:space="preserve"> </w:t>
+      </w:r>
+      <w:r>
+        <w:rPr>
+          <w:color w:val="313131"/>
+          <w:sz w:val="20"/>
+        </w:rPr>
+        <w:t>by the court.</w:t>
       </w:r>
     </w:p>
     <w:p>
@@ -5243,7 +6778,7 @@
         <w:pStyle w:val="ListParagraph"/>
         <w:numPr>
           <w:ilvl w:val="0"/>
-          <w:numId w:val="1"/>
+          <w:numId w:val="10"/>
         </w:numPr>
         <w:tabs>
           <w:tab w:val="left" w:pos="888"/>
@@ -5251,20 +6786,14 @@
         </w:tabs>
         <w:spacing w:before="82" w:line="264" w:lineRule="auto"/>
         <w:ind w:right="310" w:hanging="300"/>
-        <w:jc w:val="both"/>
-        <w:rPr>
-          <w:rFonts w:ascii="Segoe UI" w:eastAsia="Segoe UI" w:hAnsi="Segoe UI" w:cs="Segoe UI"/>
-          <w:color w:val="313131"/>
-          <w:sz w:val="20"/>
-          <w:szCs w:val="20"/>
-        </w:rPr>
-      </w:pPr>
-      <w:r>
-        <w:rPr>
-          <w:rFonts w:ascii="Segoe UI" w:eastAsia="Segoe UI" w:hAnsi="Segoe UI" w:cs="Segoe UI"/>
-          <w:color w:val="313131"/>
-          <w:sz w:val="20"/>
-          <w:szCs w:val="20"/>
+        <w:rPr>
+          <w:sz w:val="20"/>
+        </w:rPr>
+      </w:pPr>
+      <w:r>
+        <w:rPr>
+          <w:color w:val="313131"/>
+          <w:sz w:val="20"/>
         </w:rPr>
         <w:lastRenderedPageBreak/>
         <w:t>If an authorization to obtain estate information issues to the applicant, the applicant may apply for a grant without further notice.</w:t>
@@ -5275,7 +6804,7 @@
         <w:pStyle w:val="ListParagraph"/>
         <w:numPr>
           <w:ilvl w:val="0"/>
-          <w:numId w:val="1"/>
+          <w:numId w:val="10"/>
         </w:numPr>
         <w:tabs>
           <w:tab w:val="left" w:pos="888"/>
@@ -5284,47 +6813,72 @@
         <w:spacing w:before="240" w:line="264" w:lineRule="auto"/>
         <w:ind w:right="309" w:hanging="300"/>
         <w:rPr>
-          <w:rFonts w:ascii="Segoe UI" w:eastAsia="Segoe UI" w:hAnsi="Segoe UI" w:cs="Segoe UI"/>
-          <w:color w:val="313131"/>
-          <w:sz w:val="20"/>
-          <w:szCs w:val="20"/>
-        </w:rPr>
-      </w:pPr>
-      <w:r>
-        <w:rPr>
-          <w:rFonts w:ascii="Segoe UI" w:eastAsia="Segoe UI" w:hAnsi="Segoe UI" w:cs="Segoe UI"/>
-          <w:color w:val="313131"/>
-          <w:sz w:val="20"/>
-          <w:szCs w:val="20"/>
+          <w:sz w:val="20"/>
+        </w:rPr>
+      </w:pPr>
+      <w:r>
+        <w:rPr>
+          <w:color w:val="313131"/>
+          <w:sz w:val="20"/>
         </w:rPr>
         <w:t>If a grant issues to the applicant, the applicant must provide, to intestate successors of the deceased, an accounting as to how the estate was administered and how the estate assets were distributed.</w:t>
       </w:r>
     </w:p>
     <w:p>
       <w:pPr>
+        <w:pStyle w:val="BodyText"/>
         <w:spacing w:before="211"/>
-        <w:rPr>
-          <w:rFonts w:ascii="Segoe UI" w:eastAsia="Segoe UI" w:hAnsi="Segoe UI" w:cs="Segoe UI"/>
-          <w:color w:val="000000" w:themeColor="text1"/>
-          <w:sz w:val="20"/>
-          <w:szCs w:val="20"/>
-        </w:rPr>
       </w:pPr>
     </w:p>
     <w:p>
       <w:pPr>
         <w:pStyle w:val="Heading2"/>
-        <w:rPr>
-          <w:rFonts w:ascii="Segoe UI" w:eastAsia="Segoe UI" w:hAnsi="Segoe UI" w:cs="Segoe UI"/>
-          <w:color w:val="313131"/>
-        </w:rPr>
-      </w:pPr>
-      <w:r>
-        <w:rPr>
-          <w:rFonts w:ascii="Segoe UI" w:eastAsia="Segoe UI" w:hAnsi="Segoe UI" w:cs="Segoe UI"/>
-          <w:color w:val="313131"/>
-        </w:rPr>
-        <w:t>INFORMATION ABOUT EACH APPLICANT</w:t>
+      </w:pPr>
+      <w:r>
+        <w:rPr>
+          <w:color w:val="313131"/>
+        </w:rPr>
+        <w:t>INFORMATION</w:t>
+      </w:r>
+      <w:r>
+        <w:rPr>
+          <w:color w:val="313131"/>
+          <w:spacing w:val="-8"/>
+        </w:rPr>
+        <w:t xml:space="preserve"> </w:t>
+      </w:r>
+      <w:r>
+        <w:rPr>
+          <w:color w:val="313131"/>
+        </w:rPr>
+        <w:t>ABOUT</w:t>
+      </w:r>
+      <w:r>
+        <w:rPr>
+          <w:color w:val="313131"/>
+          <w:spacing w:val="-7"/>
+        </w:rPr>
+        <w:t xml:space="preserve"> </w:t>
+      </w:r>
+      <w:r>
+        <w:rPr>
+          <w:color w:val="313131"/>
+        </w:rPr>
+        <w:t>EACH</w:t>
+      </w:r>
+      <w:r>
+        <w:rPr>
+          <w:color w:val="313131"/>
+          <w:spacing w:val="-7"/>
+        </w:rPr>
+        <w:t xml:space="preserve"> </w:t>
+      </w:r>
+      <w:r>
+        <w:rPr>
+          <w:color w:val="313131"/>
+          <w:spacing w:val="-2"/>
+        </w:rPr>
+        <w:t>APPLICANT</w:t>
       </w:r>
     </w:p>
     <w:p>
@@ -5332,45 +6886,47 @@
         <w:spacing w:before="272"/>
         <w:ind w:left="288"/>
         <w:rPr>
-          <w:rFonts w:ascii="Segoe UI" w:eastAsia="Segoe UI" w:hAnsi="Segoe UI" w:cs="Segoe UI"/>
-          <w:color w:val="000000" w:themeColor="text1"/>
-        </w:rPr>
-      </w:pPr>
-      <w:r>
-        <w:rPr>
-          <w:rFonts w:ascii="Segoe UI" w:eastAsia="Segoe UI" w:hAnsi="Segoe UI" w:cs="Segoe UI"/>
-          <w:color w:val="313131"/>
-          <w:sz w:val="20"/>
-          <w:szCs w:val="20"/>
-        </w:rPr>
-        <w:t xml:space="preserve">Name: </w:t>
-      </w:r>
-      <w:r>
-        <w:rPr>
-          <w:rFonts w:ascii="Segoe UI" w:eastAsia="Segoe UI" w:hAnsi="Segoe UI" w:cs="Segoe UI"/>
-          <w:b/>
-          <w:bCs/>
-          <w:color w:val="000000" w:themeColor="text1"/>
+          <w:b/>
+          <w:bCs/>
+        </w:rPr>
+      </w:pPr>
+      <w:r>
+        <w:rPr>
+          <w:color w:val="313131"/>
+          <w:sz w:val="20"/>
+          <w:szCs w:val="20"/>
+        </w:rPr>
+        <w:t>Name:</w:t>
+      </w:r>
+      <w:r>
+        <w:rPr>
+          <w:color w:val="313131"/>
+          <w:spacing w:val="-1"/>
+          <w:sz w:val="20"/>
+          <w:szCs w:val="20"/>
+        </w:rPr>
+        <w:t xml:space="preserve"> </w:t>
+      </w:r>
+      <w:r>
+        <w:rPr>
+          <w:b/>
+          <w:bCs/>
         </w:rPr>
         <w:t>{</w:t>
       </w:r>
       <w:proofErr w:type="spellStart"/>
       <w:r>
         <w:rPr>
-          <w:rFonts w:ascii="Segoe UI" w:eastAsia="Segoe UI" w:hAnsi="Segoe UI" w:cs="Segoe UI"/>
-          <w:b/>
-          <w:bCs/>
-          <w:color w:val="000000" w:themeColor="text1"/>
+          <w:b/>
+          <w:bCs/>
         </w:rPr>
         <w:t>d.applicant.applicantName</w:t>
       </w:r>
       <w:proofErr w:type="spellEnd"/>
       <w:r>
         <w:rPr>
-          <w:rFonts w:ascii="Segoe UI" w:eastAsia="Segoe UI" w:hAnsi="Segoe UI" w:cs="Segoe UI"/>
-          <w:b/>
-          <w:bCs/>
-          <w:color w:val="000000" w:themeColor="text1"/>
+          <w:b/>
+          <w:bCs/>
         </w:rPr>
         <w:t>}</w:t>
       </w:r>
@@ -5379,19 +6935,117 @@
       </w:r>
       <w:r>
         <w:rPr>
-          <w:rFonts w:ascii="Segoe UI" w:eastAsia="Segoe UI" w:hAnsi="Segoe UI" w:cs="Segoe UI"/>
-          <w:b/>
-          <w:bCs/>
-          <w:color w:val="000000" w:themeColor="text1"/>
+          <w:b/>
+          <w:bCs/>
         </w:rPr>
         <w:t>{d.applicant.applicantOrdinaryAddressReceiveMail:ifEQ('yes'):showBegin}</w:t>
       </w:r>
       <w:r>
+        <w:rPr>
+          <w:color w:val="313131"/>
+          <w:sz w:val="20"/>
+          <w:szCs w:val="20"/>
+        </w:rPr>
+        <w:t xml:space="preserve">Mailing address: </w:t>
+      </w:r>
+      <w:r>
+        <w:rPr>
+          <w:b/>
+          <w:bCs/>
+        </w:rPr>
+        <w:t>{</w:t>
+      </w:r>
+      <w:proofErr w:type="spellStart"/>
+      <w:r>
+        <w:rPr>
+          <w:b/>
+          <w:bCs/>
+        </w:rPr>
+        <w:t>d.applicant.applicantOrdinaryAddressStreet</w:t>
+      </w:r>
+      <w:proofErr w:type="spellEnd"/>
+      <w:r>
+        <w:rPr>
+          <w:b/>
+          <w:bCs/>
+        </w:rPr>
+        <w:t>}, {</w:t>
+      </w:r>
+      <w:proofErr w:type="spellStart"/>
+      <w:r>
+        <w:rPr>
+          <w:b/>
+          <w:bCs/>
+        </w:rPr>
+        <w:t>d.applicant.applicantOrdinaryAddressCity</w:t>
+      </w:r>
+      <w:proofErr w:type="spellEnd"/>
+      <w:r>
+        <w:rPr>
+          <w:b/>
+          <w:bCs/>
+        </w:rPr>
+        <w:t>}, {d.applicant.applicantOrdinaryAddressProvince}{d.applicant.applicantOrdinaryAddressState}</w:t>
+      </w:r>
+      <w:r>
+        <w:rPr>
+          <w:b/>
+          <w:bCs/>
+        </w:rPr>
+        <w:t>{d.applicant.</w:t>
+      </w:r>
+      <w:r>
+        <w:rPr>
+          <w:b/>
+          <w:bCs/>
+        </w:rPr>
+        <w:t xml:space="preserve">applicantOrdinaryAddressProvinceText </w:t>
+      </w:r>
+      <w:r>
+        <w:rPr>
+          <w:b/>
+          <w:bCs/>
+        </w:rPr>
+        <w:t>}</w:t>
+      </w:r>
+      <w:r>
+        <w:rPr>
+          <w:b/>
+          <w:bCs/>
+        </w:rPr>
+        <w:t>, {</w:t>
+      </w:r>
+      <w:proofErr w:type="spellStart"/>
+      <w:r>
+        <w:rPr>
+          <w:b/>
+          <w:bCs/>
+        </w:rPr>
+        <w:t>d.applicant.applicantOrdinaryAddressPostalCode</w:t>
+      </w:r>
+      <w:proofErr w:type="spellEnd"/>
+      <w:r>
+        <w:rPr>
+          <w:b/>
+          <w:bCs/>
+        </w:rPr>
+        <w:t>}, {d.applicant.applicantOrdinaryAddressCountry}{d.applicant.applicantOrdinaryAddressReceiveMail:showEnd}</w:t>
+      </w:r>
+      <w:r>
         <w:br/>
       </w:r>
       <w:r>
         <w:rPr>
-          <w:rFonts w:ascii="Segoe UI" w:eastAsia="Segoe UI" w:hAnsi="Segoe UI" w:cs="Segoe UI"/>
+          <w:b/>
+          <w:bCs/>
+        </w:rPr>
+        <w:t>{d.applicant.applicantOrdinaryAddressReceiveMail:ifEQ('yes'):hideBegin}</w:t>
+      </w:r>
+      <w:r>
+        <w:br/>
+      </w:r>
+      <w:r>
+        <w:rPr>
           <w:color w:val="313131"/>
           <w:sz w:val="20"/>
           <w:szCs w:val="20"/>
@@ -5400,249 +7054,86 @@
       </w:r>
       <w:r>
         <w:rPr>
-          <w:rFonts w:ascii="Segoe UI" w:eastAsia="Segoe UI" w:hAnsi="Segoe UI" w:cs="Segoe UI"/>
-          <w:b/>
-          <w:bCs/>
-          <w:color w:val="000000" w:themeColor="text1"/>
+          <w:b/>
+          <w:bCs/>
         </w:rPr>
         <w:t>{</w:t>
       </w:r>
       <w:proofErr w:type="spellStart"/>
       <w:r>
         <w:rPr>
-          <w:rFonts w:ascii="Segoe UI" w:eastAsia="Segoe UI" w:hAnsi="Segoe UI" w:cs="Segoe UI"/>
-          <w:b/>
-          <w:bCs/>
-          <w:color w:val="000000" w:themeColor="text1"/>
-        </w:rPr>
-        <w:t>d.applicant.applicantOrdinaryAddressStreet</w:t>
-      </w:r>
-      <w:proofErr w:type="spellEnd"/>
-      <w:r>
-        <w:rPr>
-          <w:rFonts w:ascii="Segoe UI" w:eastAsia="Segoe UI" w:hAnsi="Segoe UI" w:cs="Segoe UI"/>
-          <w:b/>
-          <w:bCs/>
-          <w:color w:val="000000" w:themeColor="text1"/>
+          <w:b/>
+          <w:bCs/>
+        </w:rPr>
+        <w:t>d.applicant.applicantMailingAddressStreet</w:t>
+      </w:r>
+      <w:proofErr w:type="spellEnd"/>
+      <w:r>
+        <w:rPr>
+          <w:b/>
+          <w:bCs/>
         </w:rPr>
         <w:t>}, {</w:t>
       </w:r>
       <w:proofErr w:type="spellStart"/>
       <w:r>
         <w:rPr>
-          <w:rFonts w:ascii="Segoe UI" w:eastAsia="Segoe UI" w:hAnsi="Segoe UI" w:cs="Segoe UI"/>
-          <w:b/>
-          <w:bCs/>
-          <w:color w:val="000000" w:themeColor="text1"/>
-        </w:rPr>
-        <w:t>d.applicant.applicantOrdinaryAddressCity</w:t>
-      </w:r>
-      <w:proofErr w:type="spellEnd"/>
-      <w:r>
-        <w:rPr>
-          <w:rFonts w:ascii="Segoe UI" w:eastAsia="Segoe UI" w:hAnsi="Segoe UI" w:cs="Segoe UI"/>
-          <w:b/>
-          <w:bCs/>
-          <w:color w:val="000000" w:themeColor="text1"/>
-        </w:rPr>
-        <w:t>}, {d.applicant.applicantOrdinaryAddressProvince}{d.applicant.applicantOrdinaryAddressState}</w:t>
-      </w:r>
-      <w:r>
-        <w:rPr>
-          <w:rFonts w:ascii="Segoe UI" w:eastAsia="Segoe UI" w:hAnsi="Segoe UI" w:cs="Segoe UI"/>
-          <w:b/>
-          <w:bCs/>
-          <w:color w:val="000000" w:themeColor="text1"/>
-        </w:rPr>
-        <w:t>{d.applicant.applicantOrdinaryAddressProvince</w:t>
-      </w:r>
-      <w:r>
-        <w:rPr>
-          <w:rFonts w:ascii="Segoe UI" w:eastAsia="Segoe UI" w:hAnsi="Segoe UI" w:cs="Segoe UI"/>
-          <w:b/>
-          <w:bCs/>
-          <w:color w:val="000000" w:themeColor="text1"/>
-        </w:rPr>
-        <w:t>Text</w:t>
-      </w:r>
-      <w:r>
-        <w:rPr>
-          <w:rFonts w:ascii="Segoe UI" w:eastAsia="Segoe UI" w:hAnsi="Segoe UI" w:cs="Segoe UI"/>
-          <w:b/>
-          <w:bCs/>
-          <w:color w:val="000000" w:themeColor="text1"/>
-        </w:rPr>
-        <w:t>}</w:t>
-      </w:r>
-      <w:r>
-        <w:rPr>
-          <w:rFonts w:ascii="Segoe UI" w:eastAsia="Segoe UI" w:hAnsi="Segoe UI" w:cs="Segoe UI"/>
-          <w:b/>
-          <w:bCs/>
-          <w:color w:val="000000" w:themeColor="text1"/>
-        </w:rPr>
-        <w:t>, {</w:t>
-      </w:r>
-      <w:proofErr w:type="spellStart"/>
-      <w:r>
-        <w:rPr>
-          <w:rFonts w:ascii="Segoe UI" w:eastAsia="Segoe UI" w:hAnsi="Segoe UI" w:cs="Segoe UI"/>
-          <w:b/>
-          <w:bCs/>
-          <w:color w:val="000000" w:themeColor="text1"/>
-        </w:rPr>
-        <w:t>d.applicant.applicantOrdinaryAddressPostalCode</w:t>
-      </w:r>
-      <w:proofErr w:type="spellEnd"/>
-      <w:r>
-        <w:rPr>
-          <w:rFonts w:ascii="Segoe UI" w:eastAsia="Segoe UI" w:hAnsi="Segoe UI" w:cs="Segoe UI"/>
-          <w:b/>
-          <w:bCs/>
-          <w:color w:val="000000" w:themeColor="text1"/>
-        </w:rPr>
-        <w:t>}, {d.applicant.applicantOrdinaryAddressCountry}{d.applicant.applicantOrdinaryAddressReceiveMail:showEnd}</w:t>
-      </w:r>
-      <w:r>
-        <w:br/>
-      </w:r>
-      <w:r>
-        <w:rPr>
-          <w:rFonts w:ascii="Segoe UI" w:eastAsia="Segoe UI" w:hAnsi="Segoe UI" w:cs="Segoe UI"/>
-          <w:b/>
-          <w:bCs/>
-          <w:color w:val="000000" w:themeColor="text1"/>
-        </w:rPr>
-        <w:t>{d.applicant.applicantOrdinaryAddressReceiveMail:ifEQ('yes'):hideBegin}</w:t>
-      </w:r>
-      <w:r>
-        <w:br/>
-      </w:r>
-      <w:r>
-        <w:rPr>
-          <w:rFonts w:ascii="Segoe UI" w:eastAsia="Segoe UI" w:hAnsi="Segoe UI" w:cs="Segoe UI"/>
-          <w:color w:val="313131"/>
-          <w:sz w:val="20"/>
-          <w:szCs w:val="20"/>
-        </w:rPr>
-        <w:t xml:space="preserve">Mailing address: </w:t>
-      </w:r>
-      <w:r>
-        <w:rPr>
-          <w:rFonts w:ascii="Segoe UI" w:eastAsia="Segoe UI" w:hAnsi="Segoe UI" w:cs="Segoe UI"/>
-          <w:b/>
-          <w:bCs/>
-          <w:color w:val="000000" w:themeColor="text1"/>
-        </w:rPr>
-        <w:t>{</w:t>
-      </w:r>
-      <w:proofErr w:type="spellStart"/>
-      <w:r>
-        <w:rPr>
-          <w:rFonts w:ascii="Segoe UI" w:eastAsia="Segoe UI" w:hAnsi="Segoe UI" w:cs="Segoe UI"/>
-          <w:b/>
-          <w:bCs/>
-          <w:color w:val="000000" w:themeColor="text1"/>
-        </w:rPr>
-        <w:t>d.applicant.applicantMailingAddressStreet</w:t>
-      </w:r>
-      <w:proofErr w:type="spellEnd"/>
-      <w:r>
-        <w:rPr>
-          <w:rFonts w:ascii="Segoe UI" w:eastAsia="Segoe UI" w:hAnsi="Segoe UI" w:cs="Segoe UI"/>
-          <w:b/>
-          <w:bCs/>
-          <w:color w:val="000000" w:themeColor="text1"/>
-        </w:rPr>
-        <w:t>}, {</w:t>
-      </w:r>
-      <w:proofErr w:type="spellStart"/>
-      <w:r>
-        <w:rPr>
-          <w:rFonts w:ascii="Segoe UI" w:eastAsia="Segoe UI" w:hAnsi="Segoe UI" w:cs="Segoe UI"/>
-          <w:b/>
-          <w:bCs/>
-          <w:color w:val="000000" w:themeColor="text1"/>
+          <w:b/>
+          <w:bCs/>
         </w:rPr>
         <w:t>d.applicant.applicantMailingAddressCity</w:t>
       </w:r>
       <w:proofErr w:type="spellEnd"/>
       <w:r>
         <w:rPr>
-          <w:rFonts w:ascii="Segoe UI" w:eastAsia="Segoe UI" w:hAnsi="Segoe UI" w:cs="Segoe UI"/>
-          <w:b/>
-          <w:bCs/>
-          <w:color w:val="000000" w:themeColor="text1"/>
+          <w:b/>
+          <w:bCs/>
         </w:rPr>
         <w:t>}, {d.applicant.applicantMailingAddressProvince}{d.applicant.applicantMailingAddressState}</w:t>
       </w:r>
       <w:r>
         <w:rPr>
-          <w:rFonts w:ascii="Segoe UI" w:eastAsia="Segoe UI" w:hAnsi="Segoe UI" w:cs="Segoe UI"/>
-          <w:b/>
-          <w:bCs/>
-          <w:color w:val="000000" w:themeColor="text1"/>
-        </w:rPr>
-        <w:t>{d.applicant.applicantMailingAddressProvince</w:t>
-      </w:r>
-      <w:r>
-        <w:rPr>
-          <w:rFonts w:ascii="Segoe UI" w:eastAsia="Segoe UI" w:hAnsi="Segoe UI" w:cs="Segoe UI"/>
-          <w:b/>
-          <w:bCs/>
-          <w:color w:val="000000" w:themeColor="text1"/>
-        </w:rPr>
-        <w:t>Text</w:t>
-      </w:r>
-      <w:r>
-        <w:rPr>
-          <w:rFonts w:ascii="Segoe UI" w:eastAsia="Segoe UI" w:hAnsi="Segoe UI" w:cs="Segoe UI"/>
-          <w:b/>
-          <w:bCs/>
-          <w:color w:val="000000" w:themeColor="text1"/>
-        </w:rPr>
-        <w:t>}</w:t>
-      </w:r>
-      <w:r>
-        <w:rPr>
-          <w:rFonts w:ascii="Segoe UI" w:eastAsia="Segoe UI" w:hAnsi="Segoe UI" w:cs="Segoe UI"/>
-          <w:b/>
-          <w:bCs/>
-          <w:color w:val="000000" w:themeColor="text1"/>
-        </w:rPr>
-        <w:t xml:space="preserve">, </w:t>
-      </w:r>
-      <w:r>
-        <w:rPr>
-          <w:rFonts w:ascii="Segoe UI" w:eastAsia="Segoe UI" w:hAnsi="Segoe UI" w:cs="Segoe UI"/>
-          <w:b/>
-          <w:bCs/>
-          <w:color w:val="000000" w:themeColor="text1"/>
-        </w:rPr>
-        <w:t>{</w:t>
-      </w:r>
-      <w:proofErr w:type="spellStart"/>
-      <w:r>
-        <w:rPr>
-          <w:rFonts w:ascii="Segoe UI" w:eastAsia="Segoe UI" w:hAnsi="Segoe UI" w:cs="Segoe UI"/>
-          <w:b/>
-          <w:bCs/>
-          <w:color w:val="000000" w:themeColor="text1"/>
+          <w:b/>
+          <w:bCs/>
+        </w:rPr>
+        <w:t>{d.applicant.</w:t>
+      </w:r>
+      <w:r>
+        <w:rPr>
+          <w:b/>
+          <w:bCs/>
+        </w:rPr>
+        <w:t xml:space="preserve">applicantMailingAddressProvinceText </w:t>
+      </w:r>
+      <w:r>
+        <w:rPr>
+          <w:b/>
+          <w:bCs/>
+        </w:rPr>
+        <w:t>},</w:t>
+      </w:r>
+      <w:r>
+        <w:rPr>
+          <w:b/>
+          <w:bCs/>
+        </w:rPr>
+        <w:t xml:space="preserve"> {</w:t>
+      </w:r>
+      <w:proofErr w:type="spellStart"/>
+      <w:r>
+        <w:rPr>
+          <w:b/>
+          <w:bCs/>
         </w:rPr>
         <w:t>d.applicant.applicantMailingAddressPostalCode</w:t>
       </w:r>
       <w:proofErr w:type="spellEnd"/>
       <w:r>
         <w:rPr>
-          <w:rFonts w:ascii="Segoe UI" w:eastAsia="Segoe UI" w:hAnsi="Segoe UI" w:cs="Segoe UI"/>
-          <w:b/>
-          <w:bCs/>
-          <w:color w:val="000000" w:themeColor="text1"/>
+          <w:b/>
+          <w:bCs/>
         </w:rPr>
         <w:t>}, {d.applicant.applicantMailingAddressCountry}{d.applicant.applicantOrdinaryAddressReceiveMail:hideEnd}</w:t>
-      </w:r>
-      <w:r>
-        <w:br/>
       </w:r>
     </w:p>
     <w:p>
@@ -5650,13 +7141,11 @@
         <w:spacing w:before="54"/>
         <w:ind w:left="288"/>
         <w:rPr>
-          <w:rFonts w:ascii="Segoe UI" w:eastAsia="Segoe UI" w:hAnsi="Segoe UI" w:cs="Segoe UI"/>
-          <w:color w:val="313131"/>
-        </w:rPr>
-      </w:pPr>
-      <w:r>
-        <w:rPr>
-          <w:rFonts w:ascii="Segoe UI" w:eastAsia="Segoe UI" w:hAnsi="Segoe UI" w:cs="Segoe UI"/>
+          <w:color w:val="313131"/>
+        </w:rPr>
+      </w:pPr>
+      <w:r>
+        <w:rPr>
           <w:color w:val="313131"/>
         </w:rPr>
         <w:t>{</w:t>
@@ -5664,7 +7153,6 @@
       <w:proofErr w:type="spellStart"/>
       <w:r>
         <w:rPr>
-          <w:rFonts w:ascii="Segoe UI" w:eastAsia="Segoe UI" w:hAnsi="Segoe UI" w:cs="Segoe UI"/>
           <w:color w:val="313131"/>
         </w:rPr>
         <w:t>d.isApplicantOrg:ifEQ</w:t>
@@ -5672,7 +7160,6 @@
       <w:proofErr w:type="spellEnd"/>
       <w:r>
         <w:rPr>
-          <w:rFonts w:ascii="Segoe UI" w:eastAsia="Segoe UI" w:hAnsi="Segoe UI" w:cs="Segoe UI"/>
           <w:color w:val="313131"/>
         </w:rPr>
         <w:t>('</w:t>
@@ -5680,7 +7167,6 @@
       <w:proofErr w:type="spellStart"/>
       <w:r>
         <w:rPr>
-          <w:rFonts w:ascii="Segoe UI" w:eastAsia="Segoe UI" w:hAnsi="Segoe UI" w:cs="Segoe UI"/>
           <w:color w:val="313131"/>
         </w:rPr>
         <w:t>yes'</w:t>
@@ -5688,7 +7174,6 @@
       <w:proofErr w:type="spellEnd"/>
       <w:r>
         <w:rPr>
-          <w:rFonts w:ascii="Segoe UI" w:eastAsia="Segoe UI" w:hAnsi="Segoe UI" w:cs="Segoe UI"/>
           <w:color w:val="313131"/>
         </w:rPr>
         <w:t>):</w:t>
@@ -5696,7 +7181,6 @@
       <w:proofErr w:type="spellStart"/>
       <w:r>
         <w:rPr>
-          <w:rFonts w:ascii="Segoe UI" w:eastAsia="Segoe UI" w:hAnsi="Segoe UI" w:cs="Segoe UI"/>
           <w:color w:val="313131"/>
         </w:rPr>
         <w:t>showBegin</w:t>
@@ -5704,7 +7188,6 @@
       <w:proofErr w:type="spellEnd"/>
       <w:r>
         <w:rPr>
-          <w:rFonts w:ascii="Segoe UI" w:eastAsia="Segoe UI" w:hAnsi="Segoe UI" w:cs="Segoe UI"/>
           <w:color w:val="313131"/>
         </w:rPr>
         <w:t>}This applicant is not an individual.{</w:t>
@@ -5712,7 +7195,6 @@
       <w:proofErr w:type="spellStart"/>
       <w:r>
         <w:rPr>
-          <w:rFonts w:ascii="Segoe UI" w:eastAsia="Segoe UI" w:hAnsi="Segoe UI" w:cs="Segoe UI"/>
           <w:color w:val="313131"/>
         </w:rPr>
         <w:t>d.isApplicantOrg:showEnd</w:t>
@@ -5720,7 +7202,6 @@
       <w:proofErr w:type="spellEnd"/>
       <w:r>
         <w:rPr>
-          <w:rFonts w:ascii="Segoe UI" w:eastAsia="Segoe UI" w:hAnsi="Segoe UI" w:cs="Segoe UI"/>
           <w:color w:val="313131"/>
         </w:rPr>
         <w:t>}</w:t>
@@ -5730,7 +7211,6 @@
       </w:r>
       <w:r>
         <w:rPr>
-          <w:rFonts w:ascii="Segoe UI" w:eastAsia="Segoe UI" w:hAnsi="Segoe UI" w:cs="Segoe UI"/>
           <w:color w:val="313131"/>
         </w:rPr>
         <w:t>{d.isApplicantOrg:ifEQ('yes'):hideBegin}{d.applicant.applicantOrdinaryAddressReceiveMail:ifEQ('yes'):showBegin}This applicant is an individual and ordinarily lives at the mailing address noted above.{</w:t>
@@ -5738,7 +7218,6 @@
       <w:proofErr w:type="spellStart"/>
       <w:r>
         <w:rPr>
-          <w:rFonts w:ascii="Segoe UI" w:eastAsia="Segoe UI" w:hAnsi="Segoe UI" w:cs="Segoe UI"/>
           <w:color w:val="313131"/>
         </w:rPr>
         <w:t>d.applicant.applicantOrdinaryAddressReceiveMail:showEnd</w:t>
@@ -5746,7 +7225,6 @@
       <w:proofErr w:type="spellEnd"/>
       <w:r>
         <w:rPr>
-          <w:rFonts w:ascii="Segoe UI" w:eastAsia="Segoe UI" w:hAnsi="Segoe UI" w:cs="Segoe UI"/>
           <w:color w:val="313131"/>
         </w:rPr>
         <w:t>}</w:t>
@@ -5756,7 +7234,6 @@
       </w:r>
       <w:r>
         <w:rPr>
-          <w:rFonts w:ascii="Segoe UI" w:eastAsia="Segoe UI" w:hAnsi="Segoe UI" w:cs="Segoe UI"/>
           <w:color w:val="313131"/>
         </w:rPr>
         <w:t>{d.applicant.applicantOrdinaryAddressReceiveMail:ifEQ('yes'):hideBegin}</w:t>
@@ -5766,7 +7243,6 @@
       </w:r>
       <w:r>
         <w:rPr>
-          <w:rFonts w:ascii="Segoe UI" w:eastAsia="Segoe UI" w:hAnsi="Segoe UI" w:cs="Segoe UI"/>
           <w:color w:val="313131"/>
         </w:rPr>
         <w:t>This applicant is an individual and lives in the following city and country: {</w:t>
@@ -5774,7 +7250,6 @@
       <w:proofErr w:type="spellStart"/>
       <w:r>
         <w:rPr>
-          <w:rFonts w:ascii="Segoe UI" w:eastAsia="Segoe UI" w:hAnsi="Segoe UI" w:cs="Segoe UI"/>
           <w:color w:val="313131"/>
         </w:rPr>
         <w:t>d.applicant.applicantOrdinaryAddressCity</w:t>
@@ -5782,7 +7257,6 @@
       <w:proofErr w:type="spellEnd"/>
       <w:r>
         <w:rPr>
-          <w:rFonts w:ascii="Segoe UI" w:eastAsia="Segoe UI" w:hAnsi="Segoe UI" w:cs="Segoe UI"/>
           <w:color w:val="313131"/>
         </w:rPr>
         <w:t>}, {d.applicant.applicantOrdinaryAddressCountry}{d.applicant.applicantOrdinaryAddressReceiveMail:hideEnd}{d.isApplicantOrg:hideEnd}</w:t>
@@ -5790,49 +7264,51 @@
     </w:p>
     <w:p>
       <w:pPr>
-        <w:spacing w:before="238"/>
-        <w:rPr>
-          <w:rFonts w:ascii="Segoe UI" w:eastAsia="Segoe UI" w:hAnsi="Segoe UI" w:cs="Segoe UI"/>
-          <w:color w:val="000000" w:themeColor="text1"/>
-          <w:sz w:val="20"/>
-          <w:szCs w:val="20"/>
+        <w:rPr>
+          <w:b/>
+          <w:bCs/>
+          <w:color w:val="313131"/>
+          <w:sz w:val="24"/>
+          <w:szCs w:val="24"/>
         </w:rPr>
       </w:pPr>
     </w:p>
     <w:p>
       <w:pPr>
-        <w:rPr>
-          <w:rFonts w:ascii="Segoe UI" w:eastAsia="Segoe UI" w:hAnsi="Segoe UI" w:cs="Segoe UI"/>
-          <w:b/>
-          <w:bCs/>
-          <w:color w:val="313131"/>
-          <w:sz w:val="24"/>
-          <w:szCs w:val="24"/>
-        </w:rPr>
-      </w:pPr>
-      <w:r>
-        <w:rPr>
-          <w:rFonts w:ascii="Segoe UI" w:eastAsia="Segoe UI" w:hAnsi="Segoe UI" w:cs="Segoe UI"/>
-          <w:color w:val="313131"/>
-        </w:rPr>
-        <w:br w:type="page"/>
-      </w:r>
-    </w:p>
-    <w:p>
-      <w:pPr>
         <w:pStyle w:val="Heading2"/>
-        <w:rPr>
-          <w:rFonts w:ascii="Segoe UI" w:eastAsia="Segoe UI" w:hAnsi="Segoe UI" w:cs="Segoe UI"/>
-          <w:color w:val="313131"/>
-        </w:rPr>
-      </w:pPr>
-      <w:r>
-        <w:rPr>
-          <w:rFonts w:ascii="Segoe UI" w:eastAsia="Segoe UI" w:hAnsi="Segoe UI" w:cs="Segoe UI"/>
-          <w:color w:val="313131"/>
-        </w:rPr>
-        <w:lastRenderedPageBreak/>
-        <w:t>INFORMATION FOR SERVICE</w:t>
+      </w:pPr>
+      <w:r>
+        <w:rPr>
+          <w:color w:val="313131"/>
+        </w:rPr>
+        <w:t>INFORMATION</w:t>
+      </w:r>
+      <w:r>
+        <w:rPr>
+          <w:color w:val="313131"/>
+          <w:spacing w:val="-9"/>
+        </w:rPr>
+        <w:t xml:space="preserve"> </w:t>
+      </w:r>
+      <w:r>
+        <w:rPr>
+          <w:color w:val="313131"/>
+        </w:rPr>
+        <w:t>FOR</w:t>
+      </w:r>
+      <w:r>
+        <w:rPr>
+          <w:color w:val="313131"/>
+          <w:spacing w:val="-8"/>
+        </w:rPr>
+        <w:t xml:space="preserve"> </w:t>
+      </w:r>
+      <w:r>
+        <w:rPr>
+          <w:color w:val="313131"/>
+          <w:spacing w:val="-2"/>
+        </w:rPr>
+        <w:t>SERVICE</w:t>
       </w:r>
     </w:p>
     <w:p>
@@ -5840,233 +7316,150 @@
         <w:pStyle w:val="Heading3"/>
         <w:spacing w:before="272"/>
         <w:ind w:left="288"/>
-        <w:rPr>
-          <w:rFonts w:ascii="Segoe UI" w:eastAsia="Segoe UI" w:hAnsi="Segoe UI" w:cs="Segoe UI"/>
-          <w:color w:val="000000" w:themeColor="text1"/>
-          <w:sz w:val="22"/>
-          <w:szCs w:val="22"/>
-        </w:rPr>
-      </w:pPr>
-      <w:r>
-        <w:rPr>
-          <w:rFonts w:ascii="Segoe UI" w:eastAsia="Segoe UI" w:hAnsi="Segoe UI" w:cs="Segoe UI"/>
+      </w:pPr>
+      <w:r>
+        <w:rPr>
           <w:b w:val="0"/>
           <w:bCs w:val="0"/>
           <w:color w:val="313131"/>
           <w:sz w:val="20"/>
           <w:szCs w:val="20"/>
         </w:rPr>
-        <w:t xml:space="preserve">Street address: </w:t>
-      </w:r>
-      <w:r>
-        <w:rPr>
-          <w:rFonts w:ascii="Segoe UI" w:eastAsia="Segoe UI" w:hAnsi="Segoe UI" w:cs="Segoe UI"/>
-          <w:color w:val="000000" w:themeColor="text1"/>
-          <w:sz w:val="22"/>
-          <w:szCs w:val="22"/>
-        </w:rPr>
+        <w:t>Street</w:t>
+      </w:r>
+      <w:r>
+        <w:rPr>
+          <w:b w:val="0"/>
+          <w:bCs w:val="0"/>
+          <w:color w:val="313131"/>
+          <w:spacing w:val="-2"/>
+          <w:sz w:val="20"/>
+          <w:szCs w:val="20"/>
+        </w:rPr>
+        <w:t xml:space="preserve"> </w:t>
+      </w:r>
+      <w:r>
+        <w:rPr>
+          <w:b w:val="0"/>
+          <w:bCs w:val="0"/>
+          <w:color w:val="313131"/>
+          <w:sz w:val="20"/>
+          <w:szCs w:val="20"/>
+        </w:rPr>
+        <w:t>address:</w:t>
+      </w:r>
+      <w:r>
+        <w:rPr>
+          <w:b w:val="0"/>
+          <w:bCs w:val="0"/>
+          <w:color w:val="313131"/>
+          <w:spacing w:val="-3"/>
+          <w:sz w:val="20"/>
+          <w:szCs w:val="20"/>
+        </w:rPr>
+        <w:t xml:space="preserve"> </w:t>
+      </w:r>
+      <w:r>
         <w:t>{</w:t>
       </w:r>
       <w:proofErr w:type="spellStart"/>
       <w:proofErr w:type="gramStart"/>
       <w:r>
-        <w:rPr>
-          <w:rFonts w:ascii="Segoe UI" w:eastAsia="Segoe UI" w:hAnsi="Segoe UI" w:cs="Segoe UI"/>
-          <w:color w:val="000000" w:themeColor="text1"/>
-          <w:sz w:val="22"/>
-          <w:szCs w:val="22"/>
-        </w:rPr>
         <w:t>d.applicant</w:t>
       </w:r>
       <w:proofErr w:type="gramEnd"/>
       <w:r>
-        <w:rPr>
-          <w:rFonts w:ascii="Segoe UI" w:eastAsia="Segoe UI" w:hAnsi="Segoe UI" w:cs="Segoe UI"/>
-          <w:color w:val="000000" w:themeColor="text1"/>
-          <w:sz w:val="22"/>
-          <w:szCs w:val="22"/>
-        </w:rPr>
         <w:t>.applicantServiceAddressStreet</w:t>
       </w:r>
       <w:proofErr w:type="spellEnd"/>
       <w:r>
-        <w:rPr>
-          <w:rFonts w:ascii="Segoe UI" w:eastAsia="Segoe UI" w:hAnsi="Segoe UI" w:cs="Segoe UI"/>
-          <w:color w:val="000000" w:themeColor="text1"/>
-          <w:sz w:val="22"/>
-          <w:szCs w:val="22"/>
-        </w:rPr>
         <w:t>}, {</w:t>
       </w:r>
       <w:proofErr w:type="spellStart"/>
       <w:proofErr w:type="gramStart"/>
       <w:r>
-        <w:rPr>
-          <w:rFonts w:ascii="Segoe UI" w:eastAsia="Segoe UI" w:hAnsi="Segoe UI" w:cs="Segoe UI"/>
-          <w:color w:val="000000" w:themeColor="text1"/>
-          <w:sz w:val="22"/>
-          <w:szCs w:val="22"/>
-        </w:rPr>
         <w:t>d.applicant</w:t>
       </w:r>
       <w:proofErr w:type="gramEnd"/>
       <w:r>
-        <w:rPr>
-          <w:rFonts w:ascii="Segoe UI" w:eastAsia="Segoe UI" w:hAnsi="Segoe UI" w:cs="Segoe UI"/>
-          <w:color w:val="000000" w:themeColor="text1"/>
-          <w:sz w:val="22"/>
-          <w:szCs w:val="22"/>
-        </w:rPr>
         <w:t>.applicantServiceAddressCity</w:t>
       </w:r>
       <w:proofErr w:type="spellEnd"/>
       <w:r>
-        <w:rPr>
-          <w:rFonts w:ascii="Segoe UI" w:eastAsia="Segoe UI" w:hAnsi="Segoe UI" w:cs="Segoe UI"/>
-          <w:color w:val="000000" w:themeColor="text1"/>
-          <w:sz w:val="22"/>
-          <w:szCs w:val="22"/>
-        </w:rPr>
-        <w:t xml:space="preserve">}, </w:t>
-      </w:r>
-      <w:r>
-        <w:rPr>
-          <w:rFonts w:ascii="Segoe UI" w:eastAsia="Segoe UI" w:hAnsi="Segoe UI" w:cs="Segoe UI"/>
-          <w:color w:val="000000" w:themeColor="text1"/>
-          <w:sz w:val="22"/>
-          <w:szCs w:val="22"/>
-        </w:rPr>
+        <w:t>},</w:t>
+      </w:r>
+      <w:r>
+        <w:t xml:space="preserve"> </w:t>
+      </w:r>
+      <w:r>
         <w:t>{</w:t>
       </w:r>
       <w:proofErr w:type="gramStart"/>
       <w:r>
-        <w:rPr>
-          <w:rFonts w:ascii="Segoe UI" w:eastAsia="Segoe UI" w:hAnsi="Segoe UI" w:cs="Segoe UI"/>
-          <w:color w:val="000000" w:themeColor="text1"/>
-          <w:sz w:val="22"/>
-          <w:szCs w:val="22"/>
-        </w:rPr>
         <w:t>d.applicant</w:t>
       </w:r>
       <w:proofErr w:type="gramEnd"/>
       <w:r>
-        <w:rPr>
-          <w:rFonts w:ascii="Segoe UI" w:eastAsia="Segoe UI" w:hAnsi="Segoe UI" w:cs="Segoe UI"/>
-          <w:color w:val="000000" w:themeColor="text1"/>
-          <w:sz w:val="22"/>
-          <w:szCs w:val="22"/>
-        </w:rPr>
         <w:t>.</w:t>
       </w:r>
       <w:proofErr w:type="gramStart"/>
       <w:r>
-        <w:rPr>
-          <w:rFonts w:ascii="Segoe UI" w:eastAsia="Segoe UI" w:hAnsi="Segoe UI" w:cs="Segoe UI"/>
-          <w:color w:val="000000" w:themeColor="text1"/>
-          <w:sz w:val="22"/>
-          <w:szCs w:val="22"/>
-        </w:rPr>
         <w:t>applicantServiceAddressProvince}{d.applicant</w:t>
       </w:r>
       <w:proofErr w:type="gramEnd"/>
       <w:r>
-        <w:rPr>
-          <w:rFonts w:ascii="Segoe UI" w:eastAsia="Segoe UI" w:hAnsi="Segoe UI" w:cs="Segoe UI"/>
-          <w:color w:val="000000" w:themeColor="text1"/>
-          <w:sz w:val="22"/>
-          <w:szCs w:val="22"/>
-        </w:rPr>
         <w:t>.</w:t>
       </w:r>
       <w:proofErr w:type="gramStart"/>
       <w:r>
-        <w:rPr>
-          <w:rFonts w:ascii="Segoe UI" w:eastAsia="Segoe UI" w:hAnsi="Segoe UI" w:cs="Segoe UI"/>
-          <w:color w:val="000000" w:themeColor="text1"/>
-          <w:sz w:val="22"/>
-          <w:szCs w:val="22"/>
-        </w:rPr>
-        <w:t>applicantServiceAddressState}{d.applicant</w:t>
+        <w:t>applicantServiceAddressState}</w:t>
+      </w:r>
+      <w:r>
+        <w:t>{d.applicant</w:t>
       </w:r>
       <w:proofErr w:type="gramEnd"/>
       <w:r>
-        <w:rPr>
-          <w:rFonts w:ascii="Segoe UI" w:eastAsia="Segoe UI" w:hAnsi="Segoe UI" w:cs="Segoe UI"/>
-          <w:color w:val="000000" w:themeColor="text1"/>
-          <w:sz w:val="22"/>
-          <w:szCs w:val="22"/>
-        </w:rPr>
-        <w:t>.applicantServiceAddressProvinceText}</w:t>
-      </w:r>
-      <w:r>
-        <w:rPr>
-          <w:rFonts w:ascii="Segoe UI" w:eastAsia="Segoe UI" w:hAnsi="Segoe UI" w:cs="Segoe UI"/>
-          <w:color w:val="000000" w:themeColor="text1"/>
-          <w:sz w:val="22"/>
-          <w:szCs w:val="22"/>
-        </w:rPr>
+        <w:t>.</w:t>
+      </w:r>
+      <w:r>
+        <w:t>applicantServiceAddressProvinceText</w:t>
+      </w:r>
+      <w:r>
+        <w:t>}</w:t>
+      </w:r>
+      <w:r>
         <w:t>, {</w:t>
       </w:r>
       <w:proofErr w:type="spellStart"/>
       <w:proofErr w:type="gramStart"/>
       <w:r>
-        <w:rPr>
-          <w:rFonts w:ascii="Segoe UI" w:eastAsia="Segoe UI" w:hAnsi="Segoe UI" w:cs="Segoe UI"/>
-          <w:color w:val="000000" w:themeColor="text1"/>
-          <w:sz w:val="22"/>
-          <w:szCs w:val="22"/>
-        </w:rPr>
         <w:t>d.applicant</w:t>
       </w:r>
       <w:proofErr w:type="gramEnd"/>
       <w:r>
-        <w:rPr>
-          <w:rFonts w:ascii="Segoe UI" w:eastAsia="Segoe UI" w:hAnsi="Segoe UI" w:cs="Segoe UI"/>
-          <w:color w:val="000000" w:themeColor="text1"/>
-          <w:sz w:val="22"/>
-          <w:szCs w:val="22"/>
-        </w:rPr>
         <w:t>.applicantServiceAddressPostalCode</w:t>
       </w:r>
       <w:proofErr w:type="spellEnd"/>
       <w:r>
-        <w:rPr>
-          <w:rFonts w:ascii="Segoe UI" w:eastAsia="Segoe UI" w:hAnsi="Segoe UI" w:cs="Segoe UI"/>
-          <w:color w:val="000000" w:themeColor="text1"/>
-          <w:sz w:val="22"/>
-          <w:szCs w:val="22"/>
-        </w:rPr>
-        <w:t>}, {</w:t>
+        <w:t>},</w:t>
+      </w:r>
+      <w:r>
+        <w:t xml:space="preserve"> </w:t>
+      </w:r>
+      <w:r>
+        <w:t>{</w:t>
       </w:r>
       <w:proofErr w:type="spellStart"/>
       <w:proofErr w:type="gramStart"/>
       <w:r>
-        <w:rPr>
-          <w:rFonts w:ascii="Segoe UI" w:eastAsia="Segoe UI" w:hAnsi="Segoe UI" w:cs="Segoe UI"/>
-          <w:color w:val="000000" w:themeColor="text1"/>
-          <w:sz w:val="22"/>
-          <w:szCs w:val="22"/>
-        </w:rPr>
         <w:t>d.applicant</w:t>
       </w:r>
       <w:proofErr w:type="gramEnd"/>
       <w:r>
-        <w:rPr>
-          <w:rFonts w:ascii="Segoe UI" w:eastAsia="Segoe UI" w:hAnsi="Segoe UI" w:cs="Segoe UI"/>
-          <w:color w:val="000000" w:themeColor="text1"/>
-          <w:sz w:val="22"/>
-          <w:szCs w:val="22"/>
-        </w:rPr>
         <w:t>.applicantServiceAddressCountry</w:t>
       </w:r>
       <w:proofErr w:type="spellEnd"/>
       <w:r>
-        <w:rPr>
-          <w:rFonts w:ascii="Segoe UI" w:eastAsia="Segoe UI" w:hAnsi="Segoe UI" w:cs="Segoe UI"/>
-          <w:color w:val="000000" w:themeColor="text1"/>
-          <w:sz w:val="22"/>
-          <w:szCs w:val="22"/>
-        </w:rPr>
         <w:t>}</w:t>
       </w:r>
     </w:p>
@@ -6075,25 +7468,48 @@
         <w:spacing w:before="54"/>
         <w:ind w:left="288"/>
         <w:rPr>
-          <w:rFonts w:ascii="Segoe UI" w:eastAsia="Segoe UI" w:hAnsi="Segoe UI" w:cs="Segoe UI"/>
-          <w:color w:val="000000" w:themeColor="text1"/>
-        </w:rPr>
-      </w:pPr>
-      <w:r>
-        <w:rPr>
-          <w:rFonts w:ascii="Segoe UI" w:eastAsia="Segoe UI" w:hAnsi="Segoe UI" w:cs="Segoe UI"/>
-          <w:color w:val="313131"/>
-          <w:sz w:val="20"/>
-          <w:szCs w:val="20"/>
-        </w:rPr>
-        <w:t xml:space="preserve">Telephone number: </w:t>
-      </w:r>
-      <w:r>
-        <w:rPr>
-          <w:rFonts w:ascii="Segoe UI" w:eastAsia="Segoe UI" w:hAnsi="Segoe UI" w:cs="Segoe UI"/>
-          <w:b/>
-          <w:bCs/>
-          <w:color w:val="000000" w:themeColor="text1"/>
+          <w:b/>
+          <w:bCs/>
+        </w:rPr>
+      </w:pPr>
+      <w:r>
+        <w:rPr>
+          <w:color w:val="313131"/>
+          <w:sz w:val="20"/>
+          <w:szCs w:val="20"/>
+        </w:rPr>
+        <w:t>Telephone</w:t>
+      </w:r>
+      <w:r>
+        <w:rPr>
+          <w:color w:val="313131"/>
+          <w:spacing w:val="-8"/>
+          <w:sz w:val="20"/>
+          <w:szCs w:val="20"/>
+        </w:rPr>
+        <w:t xml:space="preserve"> </w:t>
+      </w:r>
+      <w:r>
+        <w:rPr>
+          <w:color w:val="313131"/>
+          <w:sz w:val="20"/>
+          <w:szCs w:val="20"/>
+        </w:rPr>
+        <w:t>number:</w:t>
+      </w:r>
+      <w:r>
+        <w:rPr>
+          <w:color w:val="313131"/>
+          <w:spacing w:val="-1"/>
+          <w:sz w:val="20"/>
+          <w:szCs w:val="20"/>
+        </w:rPr>
+        <w:t xml:space="preserve"> </w:t>
+      </w:r>
+      <w:r>
+        <w:rPr>
+          <w:b/>
+          <w:bCs/>
         </w:rPr>
         <w:t>{</w:t>
       </w:r>
@@ -6101,52 +7517,75 @@
       <w:proofErr w:type="gramStart"/>
       <w:r>
         <w:rPr>
-          <w:rFonts w:ascii="Segoe UI" w:eastAsia="Segoe UI" w:hAnsi="Segoe UI" w:cs="Segoe UI"/>
-          <w:b/>
-          <w:bCs/>
-          <w:color w:val="000000" w:themeColor="text1"/>
+          <w:b/>
+          <w:bCs/>
         </w:rPr>
         <w:t>d.applicant</w:t>
       </w:r>
       <w:proofErr w:type="gramEnd"/>
       <w:r>
         <w:rPr>
-          <w:rFonts w:ascii="Segoe UI" w:eastAsia="Segoe UI" w:hAnsi="Segoe UI" w:cs="Segoe UI"/>
-          <w:b/>
-          <w:bCs/>
-          <w:color w:val="000000" w:themeColor="text1"/>
+          <w:b/>
+          <w:bCs/>
         </w:rPr>
         <w:t>.applicantServicePhone</w:t>
       </w:r>
       <w:proofErr w:type="spellEnd"/>
       <w:r>
         <w:rPr>
-          <w:rFonts w:ascii="Segoe UI" w:eastAsia="Segoe UI" w:hAnsi="Segoe UI" w:cs="Segoe UI"/>
-          <w:b/>
-          <w:bCs/>
-          <w:color w:val="000000" w:themeColor="text1"/>
+          <w:b/>
+          <w:bCs/>
         </w:rPr>
         <w:t>}</w:t>
       </w:r>
     </w:p>
     <w:p>
       <w:pPr>
-        <w:pStyle w:val="BodyText"/>
+        <w:spacing w:before="54"/>
         <w:ind w:left="288"/>
-      </w:pPr>
-      <w:r>
-        <w:rPr>
-          <w:rFonts w:ascii="Segoe UI" w:eastAsia="Segoe UI" w:hAnsi="Segoe UI" w:cs="Segoe UI"/>
-          <w:color w:val="313131"/>
-        </w:rPr>
-        <w:t xml:space="preserve">E-mail address: </w:t>
-      </w:r>
-      <w:r>
-        <w:rPr>
-          <w:rFonts w:ascii="Segoe UI" w:eastAsia="Segoe UI" w:hAnsi="Segoe UI" w:cs="Segoe UI"/>
-          <w:b/>
-          <w:bCs/>
-          <w:color w:val="000000" w:themeColor="text1"/>
+        <w:rPr>
+          <w:b/>
+          <w:bCs/>
+        </w:rPr>
+      </w:pPr>
+      <w:r>
+        <w:rPr>
+          <w:color w:val="313131"/>
+          <w:sz w:val="20"/>
+          <w:szCs w:val="20"/>
+        </w:rPr>
+        <w:t>E-mail</w:t>
+      </w:r>
+      <w:r>
+        <w:rPr>
+          <w:color w:val="313131"/>
+          <w:spacing w:val="-3"/>
+          <w:sz w:val="20"/>
+          <w:szCs w:val="20"/>
+        </w:rPr>
+        <w:t xml:space="preserve"> </w:t>
+      </w:r>
+      <w:r>
+        <w:rPr>
+          <w:color w:val="313131"/>
+          <w:sz w:val="20"/>
+          <w:szCs w:val="20"/>
+        </w:rPr>
+        <w:t>address:</w:t>
+      </w:r>
+      <w:r>
+        <w:rPr>
+          <w:color w:val="313131"/>
+          <w:spacing w:val="-2"/>
+          <w:sz w:val="20"/>
+          <w:szCs w:val="20"/>
+        </w:rPr>
+        <w:t xml:space="preserve"> </w:t>
+      </w:r>
+      <w:r>
+        <w:rPr>
+          <w:b/>
+          <w:bCs/>
         </w:rPr>
         <w:t>{</w:t>
       </w:r>
@@ -6154,30 +7593,24 @@
       <w:proofErr w:type="gramStart"/>
       <w:r>
         <w:rPr>
-          <w:rFonts w:ascii="Segoe UI" w:eastAsia="Segoe UI" w:hAnsi="Segoe UI" w:cs="Segoe UI"/>
-          <w:b/>
-          <w:bCs/>
-          <w:color w:val="000000" w:themeColor="text1"/>
+          <w:b/>
+          <w:bCs/>
         </w:rPr>
         <w:t>d.applicant</w:t>
       </w:r>
       <w:proofErr w:type="gramEnd"/>
       <w:r>
         <w:rPr>
-          <w:rFonts w:ascii="Segoe UI" w:eastAsia="Segoe UI" w:hAnsi="Segoe UI" w:cs="Segoe UI"/>
-          <w:b/>
-          <w:bCs/>
-          <w:color w:val="000000" w:themeColor="text1"/>
+          <w:b/>
+          <w:bCs/>
         </w:rPr>
         <w:t>.applicantServiceEmail</w:t>
       </w:r>
       <w:proofErr w:type="spellEnd"/>
       <w:r>
         <w:rPr>
-          <w:rFonts w:ascii="Segoe UI" w:eastAsia="Segoe UI" w:hAnsi="Segoe UI" w:cs="Segoe UI"/>
-          <w:b/>
-          <w:bCs/>
-          <w:color w:val="000000" w:themeColor="text1"/>
+          <w:b/>
+          <w:bCs/>
         </w:rPr>
         <w:t>}</w:t>
       </w:r>
@@ -6186,10 +7619,8 @@
       </w:r>
       <w:r>
         <w:rPr>
-          <w:rFonts w:ascii="Segoe UI" w:eastAsia="Segoe UI" w:hAnsi="Segoe UI" w:cs="Segoe UI"/>
-          <w:b/>
-          <w:bCs/>
-          <w:color w:val="000000" w:themeColor="text1"/>
+          <w:b/>
+          <w:bCs/>
         </w:rPr>
         <w:t>{</w:t>
       </w:r>
@@ -6197,30 +7628,24 @@
       <w:proofErr w:type="gramStart"/>
       <w:r>
         <w:rPr>
-          <w:rFonts w:ascii="Segoe UI" w:eastAsia="Segoe UI" w:hAnsi="Segoe UI" w:cs="Segoe UI"/>
-          <w:b/>
-          <w:bCs/>
-          <w:color w:val="000000" w:themeColor="text1"/>
+          <w:b/>
+          <w:bCs/>
         </w:rPr>
         <w:t>d.applicant</w:t>
       </w:r>
       <w:proofErr w:type="gramEnd"/>
       <w:r>
         <w:rPr>
-          <w:rFonts w:ascii="Segoe UI" w:eastAsia="Segoe UI" w:hAnsi="Segoe UI" w:cs="Segoe UI"/>
-          <w:b/>
-          <w:bCs/>
-          <w:color w:val="000000" w:themeColor="text1"/>
+          <w:b/>
+          <w:bCs/>
         </w:rPr>
         <w:t>.</w:t>
       </w:r>
       <w:proofErr w:type="gramStart"/>
       <w:r>
         <w:rPr>
-          <w:rFonts w:ascii="Segoe UI" w:eastAsia="Segoe UI" w:hAnsi="Segoe UI" w:cs="Segoe UI"/>
-          <w:b/>
-          <w:bCs/>
-          <w:color w:val="000000" w:themeColor="text1"/>
+          <w:b/>
+          <w:bCs/>
         </w:rPr>
         <w:t>applicantHasFax:ifEQ</w:t>
       </w:r>
@@ -6228,20 +7653,16 @@
       <w:proofErr w:type="gramEnd"/>
       <w:r>
         <w:rPr>
-          <w:rFonts w:ascii="Segoe UI" w:eastAsia="Segoe UI" w:hAnsi="Segoe UI" w:cs="Segoe UI"/>
-          <w:b/>
-          <w:bCs/>
-          <w:color w:val="000000" w:themeColor="text1"/>
+          <w:b/>
+          <w:bCs/>
         </w:rPr>
         <w:t>('</w:t>
       </w:r>
       <w:proofErr w:type="spellStart"/>
       <w:r>
         <w:rPr>
-          <w:rFonts w:ascii="Segoe UI" w:eastAsia="Segoe UI" w:hAnsi="Segoe UI" w:cs="Segoe UI"/>
-          <w:b/>
-          <w:bCs/>
-          <w:color w:val="000000" w:themeColor="text1"/>
+          <w:b/>
+          <w:bCs/>
         </w:rPr>
         <w:t>yes'</w:t>
       </w:r>
@@ -6249,20 +7670,16 @@
       <w:proofErr w:type="gramStart"/>
       <w:r>
         <w:rPr>
-          <w:rFonts w:ascii="Segoe UI" w:eastAsia="Segoe UI" w:hAnsi="Segoe UI" w:cs="Segoe UI"/>
-          <w:b/>
-          <w:bCs/>
-          <w:color w:val="000000" w:themeColor="text1"/>
+          <w:b/>
+          <w:bCs/>
         </w:rPr>
         <w:t>):</w:t>
       </w:r>
       <w:proofErr w:type="spellStart"/>
       <w:r>
         <w:rPr>
-          <w:rFonts w:ascii="Segoe UI" w:eastAsia="Segoe UI" w:hAnsi="Segoe UI" w:cs="Segoe UI"/>
-          <w:b/>
-          <w:bCs/>
-          <w:color w:val="000000" w:themeColor="text1"/>
+          <w:b/>
+          <w:bCs/>
         </w:rPr>
         <w:t>showBegin</w:t>
       </w:r>
@@ -6270,172 +7687,71 @@
       <w:proofErr w:type="gramEnd"/>
       <w:r>
         <w:rPr>
-          <w:rFonts w:ascii="Segoe UI" w:eastAsia="Segoe UI" w:hAnsi="Segoe UI" w:cs="Segoe UI"/>
-          <w:b/>
-          <w:bCs/>
-          <w:color w:val="000000" w:themeColor="text1"/>
+          <w:b/>
+          <w:bCs/>
         </w:rPr>
         <w:t>}</w:t>
       </w:r>
       <w:r>
-        <w:br/>
-      </w:r>
-      <w:r>
-        <w:rPr>
-          <w:rFonts w:ascii="Segoe UI" w:eastAsia="Segoe UI" w:hAnsi="Segoe UI" w:cs="Segoe UI"/>
-          <w:color w:val="313131"/>
+        <w:rPr>
+          <w:color w:val="313131"/>
+          <w:sz w:val="20"/>
+          <w:szCs w:val="20"/>
         </w:rPr>
         <w:t xml:space="preserve">Fax number: </w:t>
       </w:r>
       <w:r>
         <w:rPr>
-          <w:rFonts w:ascii="Segoe UI" w:eastAsia="Segoe UI" w:hAnsi="Segoe UI" w:cs="Segoe UI"/>
-          <w:b/>
-          <w:bCs/>
-          <w:color w:val="000000" w:themeColor="text1"/>
+          <w:b/>
+          <w:bCs/>
         </w:rPr>
         <w:t>{</w:t>
       </w:r>
-      <w:proofErr w:type="spellStart"/>
       <w:proofErr w:type="gramStart"/>
       <w:r>
         <w:rPr>
-          <w:rFonts w:ascii="Segoe UI" w:eastAsia="Segoe UI" w:hAnsi="Segoe UI" w:cs="Segoe UI"/>
-          <w:b/>
-          <w:bCs/>
-          <w:color w:val="000000" w:themeColor="text1"/>
+          <w:b/>
+          <w:bCs/>
         </w:rPr>
         <w:t>d.applicant</w:t>
       </w:r>
       <w:proofErr w:type="gramEnd"/>
       <w:r>
         <w:rPr>
-          <w:rFonts w:ascii="Segoe UI" w:eastAsia="Segoe UI" w:hAnsi="Segoe UI" w:cs="Segoe UI"/>
-          <w:b/>
-          <w:bCs/>
-          <w:color w:val="000000" w:themeColor="text1"/>
-        </w:rPr>
-        <w:t>.applicantServiceFax</w:t>
-      </w:r>
-      <w:proofErr w:type="spellEnd"/>
-      <w:r>
-        <w:rPr>
-          <w:rFonts w:ascii="Segoe UI" w:eastAsia="Segoe UI" w:hAnsi="Segoe UI" w:cs="Segoe UI"/>
-          <w:b/>
-          <w:bCs/>
-          <w:color w:val="000000" w:themeColor="text1"/>
-        </w:rPr>
-        <w:t>}</w:t>
-      </w:r>
-      <w:r>
-        <w:br/>
-      </w:r>
-      <w:r>
-        <w:rPr>
-          <w:rFonts w:ascii="Segoe UI" w:eastAsia="Segoe UI" w:hAnsi="Segoe UI" w:cs="Segoe UI"/>
-          <w:b/>
-          <w:bCs/>
-          <w:color w:val="000000" w:themeColor="text1"/>
-        </w:rPr>
-        <w:t>{</w:t>
-      </w:r>
-      <w:proofErr w:type="spellStart"/>
+          <w:b/>
+          <w:bCs/>
+        </w:rPr>
+        <w:t>.</w:t>
+      </w:r>
       <w:proofErr w:type="gramStart"/>
       <w:r>
         <w:rPr>
-          <w:rFonts w:ascii="Segoe UI" w:eastAsia="Segoe UI" w:hAnsi="Segoe UI" w:cs="Segoe UI"/>
-          <w:b/>
-          <w:bCs/>
-          <w:color w:val="000000" w:themeColor="text1"/>
-        </w:rPr>
-        <w:t>d.applicant</w:t>
+          <w:b/>
+          <w:bCs/>
+        </w:rPr>
+        <w:t>applicantServiceFax}{d.applicant</w:t>
       </w:r>
       <w:proofErr w:type="gramEnd"/>
       <w:r>
         <w:rPr>
-          <w:rFonts w:ascii="Segoe UI" w:eastAsia="Segoe UI" w:hAnsi="Segoe UI" w:cs="Segoe UI"/>
-          <w:b/>
-          <w:bCs/>
-          <w:color w:val="000000" w:themeColor="text1"/>
+          <w:b/>
+          <w:bCs/>
         </w:rPr>
         <w:t>.</w:t>
       </w:r>
       <w:proofErr w:type="gramStart"/>
       <w:r>
         <w:rPr>
-          <w:rFonts w:ascii="Segoe UI" w:eastAsia="Segoe UI" w:hAnsi="Segoe UI" w:cs="Segoe UI"/>
-          <w:b/>
-          <w:bCs/>
-          <w:color w:val="000000" w:themeColor="text1"/>
+          <w:b/>
+          <w:bCs/>
         </w:rPr>
         <w:t>applicantHasFax:showEnd</w:t>
       </w:r>
-      <w:proofErr w:type="spellEnd"/>
       <w:proofErr w:type="gramEnd"/>
       <w:r>
         <w:rPr>
-          <w:rFonts w:ascii="Segoe UI" w:eastAsia="Segoe UI" w:hAnsi="Segoe UI" w:cs="Segoe UI"/>
-          <w:b/>
-          <w:bCs/>
-          <w:color w:val="000000" w:themeColor="text1"/>
-        </w:rPr>
-        <w:t>}</w:t>
-      </w:r>
-      <w:r>
-        <w:br/>
-      </w:r>
-      <w:r>
-        <w:rPr>
-          <w:rFonts w:ascii="Segoe UI" w:eastAsia="Segoe UI" w:hAnsi="Segoe UI" w:cs="Segoe UI"/>
-          <w:color w:val="313131"/>
-        </w:rPr>
-        <w:t>Date:</w:t>
-      </w:r>
-      <w:r>
-        <w:rPr>
-          <w:color w:val="000000" w:themeColor="text1"/>
-          <w:sz w:val="22"/>
-          <w:szCs w:val="22"/>
-        </w:rPr>
-        <w:t xml:space="preserve"> </w:t>
-      </w:r>
-      <w:r>
-        <w:rPr>
-          <w:color w:val="000000" w:themeColor="text1"/>
-          <w:sz w:val="22"/>
-          <w:szCs w:val="22"/>
-        </w:rPr>
-        <w:t>{</w:t>
-      </w:r>
-      <w:proofErr w:type="spellStart"/>
-      <w:proofErr w:type="gramStart"/>
-      <w:r>
-        <w:rPr>
-          <w:color w:val="000000" w:themeColor="text1"/>
-          <w:sz w:val="22"/>
-          <w:szCs w:val="22"/>
-        </w:rPr>
-        <w:t>d.now</w:t>
-      </w:r>
-      <w:r>
-        <w:rPr>
-          <w:color w:val="313131"/>
-        </w:rPr>
-        <w:t>:formatD</w:t>
-      </w:r>
-      <w:proofErr w:type="spellEnd"/>
-      <w:proofErr w:type="gramEnd"/>
-      <w:r>
-        <w:rPr>
-          <w:color w:val="313131"/>
-        </w:rPr>
-        <w:t>(LL)</w:t>
-      </w:r>
-      <w:r>
-        <w:rPr>
-          <w:color w:val="000000" w:themeColor="text1"/>
-          <w:sz w:val="22"/>
-          <w:szCs w:val="22"/>
+          <w:b/>
+          <w:bCs/>
         </w:rPr>
         <w:t>}</w:t>
       </w:r>
@@ -6445,154 +7761,214 @@
         <w:spacing w:before="54"/>
         <w:ind w:left="288"/>
         <w:rPr>
-          <w:rFonts w:ascii="Segoe UI" w:eastAsia="Segoe UI" w:hAnsi="Segoe UI" w:cs="Segoe UI"/>
-          <w:b/>
-          <w:bCs/>
-          <w:color w:val="000000" w:themeColor="text1"/>
-          <w:u w:val="single"/>
-        </w:rPr>
+          <w:b/>
+          <w:bCs/>
+        </w:rPr>
+      </w:pPr>
+    </w:p>
+    <w:tbl>
+      <w:tblPr>
+        <w:tblStyle w:val="TableGrid"/>
+        <w:tblW w:w="0" w:type="auto"/>
+        <w:tblInd w:w="288" w:type="dxa"/>
+        <w:tblCellMar>
+          <w:left w:w="0" w:type="dxa"/>
+          <w:right w:w="0" w:type="dxa"/>
+        </w:tblCellMar>
+        <w:tblLook w:val="04A0" w:firstRow="1" w:lastRow="0" w:firstColumn="1" w:lastColumn="0" w:noHBand="0" w:noVBand="1"/>
+      </w:tblPr>
+      <w:tblGrid>
+        <w:gridCol w:w="3402"/>
+        <w:gridCol w:w="6804"/>
+      </w:tblGrid>
+      <w:tr>
+        <w:tc>
+          <w:tcPr>
+            <w:tcW w:w="3402" w:type="dxa"/>
+            <w:tcBorders>
+              <w:top w:val="nil"/>
+              <w:left w:val="nil"/>
+              <w:bottom w:val="nil"/>
+              <w:right w:val="nil"/>
+            </w:tcBorders>
+          </w:tcPr>
+          <w:p>
+            <w:pPr>
+              <w:spacing w:before="54"/>
+            </w:pPr>
+            <w:r>
+              <w:t xml:space="preserve">Date: </w:t>
+            </w:r>
+            <w:r>
+              <w:rPr>
+                <w:b/>
+                <w:bCs/>
+                <w:u w:val="single"/>
+              </w:rPr>
+              <w:t>{</w:t>
+            </w:r>
+            <w:proofErr w:type="spellStart"/>
+            <w:proofErr w:type="gramStart"/>
+            <w:r>
+              <w:rPr>
+                <w:b/>
+                <w:bCs/>
+                <w:u w:val="single"/>
+              </w:rPr>
+              <w:t>c.now:formatD</w:t>
+            </w:r>
+            <w:proofErr w:type="spellEnd"/>
+            <w:proofErr w:type="gramEnd"/>
+            <w:r>
+              <w:rPr>
+                <w:b/>
+                <w:bCs/>
+                <w:u w:val="single"/>
+              </w:rPr>
+              <w:t>(LL)}</w:t>
+            </w:r>
+          </w:p>
+        </w:tc>
+        <w:tc>
+          <w:tcPr>
+            <w:tcW w:w="6804" w:type="dxa"/>
+            <w:tcBorders>
+              <w:top w:val="nil"/>
+              <w:left w:val="nil"/>
+              <w:bottom w:val="nil"/>
+              <w:right w:val="nil"/>
+            </w:tcBorders>
+          </w:tcPr>
+          <w:p>
+            <w:pPr>
+              <w:spacing w:before="54"/>
+            </w:pPr>
+            <w:r>
+              <w:rPr>
+                <w:b/>
+                <w:bCs/>
+                <w:u w:val="single"/>
+              </w:rPr>
+              <w:t>Signed Electronically by</w:t>
+            </w:r>
+            <w:r>
+              <w:rPr>
+                <w:b/>
+                <w:bCs/>
+                <w:u w:val="single"/>
+              </w:rPr>
+              <w:t xml:space="preserve"> </w:t>
+            </w:r>
+            <w:r>
+              <w:rPr>
+                <w:b/>
+                <w:bCs/>
+                <w:u w:val="single"/>
+              </w:rPr>
+              <w:t>{</w:t>
+            </w:r>
+            <w:proofErr w:type="spellStart"/>
+            <w:proofErr w:type="gramStart"/>
+            <w:r>
+              <w:rPr>
+                <w:b/>
+                <w:bCs/>
+                <w:u w:val="single"/>
+              </w:rPr>
+              <w:t>d.applicant</w:t>
+            </w:r>
+            <w:proofErr w:type="gramEnd"/>
+            <w:r>
+              <w:rPr>
+                <w:b/>
+                <w:bCs/>
+                <w:u w:val="single"/>
+              </w:rPr>
+              <w:t>.applicantName</w:t>
+            </w:r>
+            <w:proofErr w:type="spellEnd"/>
+            <w:r>
+              <w:rPr>
+                <w:b/>
+                <w:bCs/>
+                <w:u w:val="single"/>
+              </w:rPr>
+              <w:t>}</w:t>
+            </w:r>
+          </w:p>
+          <w:p>
+            <w:pPr>
+              <w:pStyle w:val="BodyText"/>
+              <w:spacing w:before="28"/>
+            </w:pPr>
+            <w:r>
+              <w:rPr>
+                <w:color w:val="313131"/>
+              </w:rPr>
+              <w:t>Signature</w:t>
+            </w:r>
+            <w:r>
+              <w:rPr>
+                <w:color w:val="313131"/>
+                <w:spacing w:val="-2"/>
+              </w:rPr>
+              <w:t xml:space="preserve"> </w:t>
+            </w:r>
+            <w:r>
+              <w:rPr>
+                <w:color w:val="313131"/>
+              </w:rPr>
+              <w:t>of</w:t>
+            </w:r>
+            <w:r>
+              <w:rPr>
+                <w:color w:val="313131"/>
+                <w:spacing w:val="-1"/>
+              </w:rPr>
+              <w:t xml:space="preserve"> </w:t>
+            </w:r>
+            <w:r>
+              <w:rPr>
+                <w:color w:val="313131"/>
+              </w:rPr>
+              <w:t>{</w:t>
+            </w:r>
+            <w:proofErr w:type="spellStart"/>
+            <w:proofErr w:type="gramStart"/>
+            <w:r>
+              <w:rPr>
+                <w:color w:val="313131"/>
+              </w:rPr>
+              <w:t>d.applicant</w:t>
+            </w:r>
+            <w:proofErr w:type="gramEnd"/>
+            <w:r>
+              <w:rPr>
+                <w:color w:val="313131"/>
+              </w:rPr>
+              <w:t>.applicantName</w:t>
+            </w:r>
+            <w:proofErr w:type="spellEnd"/>
+            <w:r>
+              <w:rPr>
+                <w:color w:val="313131"/>
+              </w:rPr>
+              <w:t>}</w:t>
+            </w:r>
+          </w:p>
+        </w:tc>
+      </w:tr>
+    </w:tbl>
+    <w:p>
+      <w:pPr>
+        <w:pStyle w:val="BodyText"/>
+        <w:spacing w:before="28"/>
       </w:pPr>
     </w:p>
     <w:p>
       <w:pPr>
-        <w:spacing w:before="54"/>
+        <w:spacing w:before="29"/>
         <w:ind w:left="288"/>
-        <w:rPr>
-          <w:rFonts w:ascii="Segoe UI" w:eastAsia="Segoe UI" w:hAnsi="Segoe UI" w:cs="Segoe UI"/>
-          <w:b/>
-          <w:bCs/>
-          <w:color w:val="000000" w:themeColor="text1"/>
-          <w:u w:val="single"/>
-        </w:rPr>
-      </w:pPr>
-    </w:p>
-    <w:p>
-      <w:pPr>
-        <w:spacing w:before="54"/>
-        <w:ind w:left="288"/>
-        <w:rPr>
-          <w:rFonts w:ascii="Segoe UI" w:eastAsia="Segoe UI" w:hAnsi="Segoe UI" w:cs="Segoe UI"/>
-          <w:b/>
-          <w:bCs/>
-          <w:color w:val="000000" w:themeColor="text1"/>
-          <w:u w:val="single"/>
-        </w:rPr>
-      </w:pPr>
-      <w:r>
-        <w:rPr>
-          <w:rFonts w:ascii="Segoe UI" w:eastAsia="Segoe UI" w:hAnsi="Segoe UI" w:cs="Segoe UI"/>
-          <w:b/>
-          <w:bCs/>
-          <w:color w:val="000000" w:themeColor="text1"/>
-          <w:u w:val="single"/>
-        </w:rPr>
-        <w:t>Signed Electronically by {</w:t>
-      </w:r>
-      <w:proofErr w:type="spellStart"/>
-      <w:proofErr w:type="gramStart"/>
-      <w:r>
-        <w:rPr>
-          <w:rFonts w:ascii="Segoe UI" w:eastAsia="Segoe UI" w:hAnsi="Segoe UI" w:cs="Segoe UI"/>
-          <w:b/>
-          <w:bCs/>
-          <w:color w:val="000000" w:themeColor="text1"/>
-          <w:u w:val="single"/>
-        </w:rPr>
-        <w:t>d.applicant</w:t>
-      </w:r>
-      <w:proofErr w:type="gramEnd"/>
-      <w:r>
-        <w:rPr>
-          <w:rFonts w:ascii="Segoe UI" w:eastAsia="Segoe UI" w:hAnsi="Segoe UI" w:cs="Segoe UI"/>
-          <w:b/>
-          <w:bCs/>
-          <w:color w:val="000000" w:themeColor="text1"/>
-          <w:u w:val="single"/>
-        </w:rPr>
-        <w:t>.applicantName</w:t>
-      </w:r>
-      <w:proofErr w:type="spellEnd"/>
-      <w:r>
-        <w:rPr>
-          <w:rFonts w:ascii="Segoe UI" w:eastAsia="Segoe UI" w:hAnsi="Segoe UI" w:cs="Segoe UI"/>
-          <w:b/>
-          <w:bCs/>
-          <w:color w:val="000000" w:themeColor="text1"/>
-          <w:u w:val="single"/>
-        </w:rPr>
-        <w:t>}</w:t>
-      </w:r>
-    </w:p>
-    <w:p>
-      <w:pPr>
-        <w:spacing w:before="54"/>
-        <w:ind w:left="288"/>
-        <w:rPr>
-          <w:rFonts w:ascii="Segoe UI" w:eastAsia="Segoe UI" w:hAnsi="Segoe UI" w:cs="Segoe UI"/>
-          <w:color w:val="000000" w:themeColor="text1"/>
-        </w:rPr>
-      </w:pPr>
-    </w:p>
-    <w:p>
-      <w:pPr>
-        <w:pStyle w:val="BodyText"/>
-        <w:spacing w:before="28"/>
-        <w:ind w:left="288"/>
-        <w:rPr>
-          <w:rFonts w:ascii="Segoe UI" w:eastAsia="Segoe UI" w:hAnsi="Segoe UI" w:cs="Segoe UI"/>
-          <w:color w:val="313131"/>
-        </w:rPr>
-      </w:pPr>
-      <w:r>
-        <w:rPr>
-          <w:rFonts w:ascii="Segoe UI" w:eastAsia="Segoe UI" w:hAnsi="Segoe UI" w:cs="Segoe UI"/>
-          <w:color w:val="313131"/>
-        </w:rPr>
-        <w:t>Signature of {</w:t>
-      </w:r>
-      <w:proofErr w:type="spellStart"/>
-      <w:proofErr w:type="gramStart"/>
-      <w:r>
-        <w:rPr>
-          <w:rFonts w:ascii="Segoe UI" w:eastAsia="Segoe UI" w:hAnsi="Segoe UI" w:cs="Segoe UI"/>
-          <w:color w:val="313131"/>
-        </w:rPr>
-        <w:t>d.applicant</w:t>
-      </w:r>
-      <w:proofErr w:type="gramEnd"/>
-      <w:r>
-        <w:rPr>
-          <w:rFonts w:ascii="Segoe UI" w:eastAsia="Segoe UI" w:hAnsi="Segoe UI" w:cs="Segoe UI"/>
-          <w:color w:val="313131"/>
-        </w:rPr>
-        <w:t>.applicantName</w:t>
-      </w:r>
-      <w:proofErr w:type="spellEnd"/>
-      <w:r>
-        <w:rPr>
-          <w:rFonts w:ascii="Segoe UI" w:eastAsia="Segoe UI" w:hAnsi="Segoe UI" w:cs="Segoe UI"/>
-          <w:color w:val="313131"/>
-        </w:rPr>
-        <w:t>}</w:t>
-      </w:r>
-    </w:p>
-    <w:p>
-      <w:pPr>
-        <w:spacing w:before="28"/>
-        <w:ind w:left="2940"/>
-        <w:rPr>
-          <w:rFonts w:ascii="Segoe UI" w:eastAsia="Segoe UI" w:hAnsi="Segoe UI" w:cs="Segoe UI"/>
-          <w:color w:val="313131"/>
-          <w:sz w:val="20"/>
-          <w:szCs w:val="20"/>
-        </w:rPr>
-      </w:pPr>
-    </w:p>
-    <w:p>
-      <w:pPr>
-        <w:pStyle w:val="BodyText"/>
-        <w:spacing w:before="28"/>
-        <w:ind w:left="2940"/>
         <w:rPr>
           <w:b/>
           <w:bCs/>
@@ -6602,8 +7978,11 @@
       </w:pPr>
     </w:p>
     <w:sectPr>
-      <w:headerReference w:type="default" r:id="rId13"/>
-      <w:footerReference w:type="default" r:id="rId14"/>
+      <w:headerReference w:type="even" r:id="rId17"/>
+      <w:headerReference w:type="default" r:id="rId18"/>
+      <w:footerReference w:type="even" r:id="rId19"/>
+      <w:headerReference w:type="first" r:id="rId20"/>
+      <w:footerReference w:type="first" r:id="rId21"/>
       <w:pgSz w:w="12240" w:h="15840"/>
       <w:pgMar w:top="940" w:right="720" w:bottom="740" w:left="720" w:header="0" w:footer="543" w:gutter="0"/>
       <w:cols w:space="720"/>
@@ -6633,229 +8012,64 @@
 
 <file path=word/footer1.xml><?xml version="1.0" encoding="utf-8"?>
 <w:ftr xmlns:wpc="http://schemas.microsoft.com/office/word/2010/wordprocessingCanvas" xmlns:cx="http://schemas.microsoft.com/office/drawing/2014/chartex" xmlns:cx1="http://schemas.microsoft.com/office/drawing/2015/9/8/chartex" xmlns:cx2="http://schemas.microsoft.com/office/drawing/2015/10/21/chartex" xmlns:cx3="http://schemas.microsoft.com/office/drawing/2016/5/9/chartex" xmlns:cx4="http://schemas.microsoft.com/office/drawing/2016/5/10/chartex" xmlns:cx5="http://schemas.microsoft.com/office/drawing/2016/5/11/chartex" xmlns:cx6="http://schemas.microsoft.com/office/drawing/2016/5/12/chartex" xmlns:cx7="http://schemas.microsoft.com/office/drawing/2016/5/13/chartex" xmlns:cx8="http://schemas.microsoft.com/office/drawing/2016/5/14/chartex" xmlns:mc="http://schemas.openxmlformats.org/markup-compatibility/2006" xmlns:m="http://schemas.openxmlformats.org/officeDocument/2006/math" xmlns:aink="http://schemas.microsoft.com/office/drawing/2016/ink" xmlns:am3d="http://schemas.microsoft.com/office/drawing/2017/model3d" xmlns:oel="http://schemas.microsoft.com/office/2019/extlst" xmlns:r="http://schemas.openxmlformats.org/officeDocument/2006/relationships" xmlns:wp14="http://schemas.microsoft.com/office/word/2010/wordprocessingDrawing" xmlns:wp="http://schemas.openxmlformats.org/drawingml/2006/wordprocessingDrawing" xmlns:wpg="http://schemas.microsoft.com/office/word/2010/wordprocessingGroup" xmlns:wpi="http://schemas.microsoft.com/office/word/2010/wordprocessingInk" xmlns:wps="http://schemas.microsoft.com/office/word/2010/wordprocessingShape" xmlns:o="urn:schemas-microsoft-com:office:office" xmlns:v="urn:schemas-microsoft-com:vml" xmlns:w10="urn:schemas-microsoft-com:office:word" xmlns:w="http://schemas.openxmlformats.org/wordprocessingml/2006/main" xmlns:w14="http://schemas.microsoft.com/office/word/2010/wordml" xmlns:w15="http://schemas.microsoft.com/office/word/2012/wordml" xmlns:w16cei="http://schemas.microsoft.com/office/word/2026/wordml/cei" xmlns:w16cex="http://schemas.microsoft.com/office/word/2018/wordml/cex" xmlns:w16cid="http://schemas.microsoft.com/office/word/2016/wordml/cid" xmlns:w16="http://schemas.microsoft.com/office/word/2018/wordml" xmlns:w16sdtdh="http://schemas.microsoft.com/office/word/2020/wordml/sdtdatahash" xmlns:w16sdtfl="http://schemas.microsoft.com/office/word/2024/wordml/sdtformatlock" xmlns:w16se="http://schemas.microsoft.com/office/word/2015/wordml/symex" xmlns:w16du="http://schemas.microsoft.com/office/word/2023/wordml/word16du" xmlns:wne="http://schemas.microsoft.com/office/word/2006/wordml" mc:Ignorable="w14 w15 w16se w16cid w16 w16cex w16sdtdh w16sdtfl w16du wp14">
+  <w:sdt>
+    <w:sdtPr>
+      <w:rPr>
+        <w:rStyle w:val="PageNumber"/>
+      </w:rPr>
+      <w:id w:val="-711962965"/>
+      <w:docPartObj>
+        <w:docPartGallery w:val="Page Numbers (Bottom of Page)"/>
+        <w:docPartUnique/>
+      </w:docPartObj>
+    </w:sdtPr>
+    <w:sdtContent>
+      <w:p>
+        <w:pPr>
+          <w:pStyle w:val="Footer"/>
+          <w:framePr w:wrap="none" w:vAnchor="text" w:hAnchor="margin" w:xAlign="right" w:y="1"/>
+          <w:rPr>
+            <w:rStyle w:val="PageNumber"/>
+          </w:rPr>
+        </w:pPr>
+        <w:r>
+          <w:rPr>
+            <w:rStyle w:val="PageNumber"/>
+          </w:rPr>
+          <w:fldChar w:fldCharType="begin"/>
+        </w:r>
+        <w:r>
+          <w:rPr>
+            <w:rStyle w:val="PageNumber"/>
+          </w:rPr>
+          <w:instrText xml:space="preserve"> PAGE </w:instrText>
+        </w:r>
+        <w:r>
+          <w:rPr>
+            <w:rStyle w:val="PageNumber"/>
+          </w:rPr>
+          <w:fldChar w:fldCharType="separate"/>
+        </w:r>
+        <w:r>
+          <w:rPr>
+            <w:rStyle w:val="PageNumber"/>
+            <w:noProof/>
+          </w:rPr>
+          <w:t>2</w:t>
+        </w:r>
+        <w:r>
+          <w:rPr>
+            <w:rStyle w:val="PageNumber"/>
+          </w:rPr>
+          <w:fldChar w:fldCharType="end"/>
+        </w:r>
+      </w:p>
+    </w:sdtContent>
+  </w:sdt>
   <w:p>
     <w:pPr>
-      <w:pStyle w:val="BodyText"/>
-      <w:spacing w:line="14" w:lineRule="auto"/>
-      <w:jc w:val="right"/>
-      <w:rPr>
-        <w:rFonts w:ascii="Segoe UI" w:eastAsia="Segoe UI" w:hAnsi="Segoe UI" w:cs="Segoe UI"/>
-        <w:color w:val="000000" w:themeColor="text1"/>
-        <w:sz w:val="16"/>
-        <w:szCs w:val="16"/>
-      </w:rPr>
-    </w:pPr>
-    <w:r>
-      <w:rPr>
-        <w:rFonts w:ascii="Segoe UI" w:eastAsia="Segoe UI" w:hAnsi="Segoe UI" w:cs="Segoe UI"/>
-        <w:color w:val="000000" w:themeColor="text1"/>
-        <w:sz w:val="16"/>
-        <w:szCs w:val="16"/>
-      </w:rPr>
-      <w:t xml:space="preserve">Generated </w:t>
-    </w:r>
-    <w:proofErr w:type="gramStart"/>
-    <w:r>
-      <w:rPr>
-        <w:rFonts w:ascii="Segoe UI" w:eastAsia="Segoe UI" w:hAnsi="Segoe UI" w:cs="Segoe UI"/>
-        <w:color w:val="000000" w:themeColor="text1"/>
-        <w:sz w:val="16"/>
-        <w:szCs w:val="16"/>
-      </w:rPr>
-      <w:t>by ”Probate</w:t>
-    </w:r>
-    <w:proofErr w:type="gramEnd"/>
-    <w:r>
-      <w:rPr>
-        <w:rFonts w:ascii="Segoe UI" w:eastAsia="Segoe UI" w:hAnsi="Segoe UI" w:cs="Segoe UI"/>
-        <w:color w:val="000000" w:themeColor="text1"/>
-        <w:sz w:val="16"/>
-        <w:szCs w:val="16"/>
-      </w:rPr>
-      <w:t xml:space="preserve"> </w:t>
-    </w:r>
-    <w:r>
-      <w:rPr>
-        <w:rFonts w:ascii="Segoe UI" w:eastAsia="Segoe UI" w:hAnsi="Segoe UI" w:cs="Segoe UI"/>
-        <w:color w:val="000000" w:themeColor="text1"/>
-        <w:sz w:val="16"/>
-        <w:szCs w:val="16"/>
-      </w:rPr>
-      <w:t>Da</w:t>
-    </w:r>
-    <w:r>
-      <w:rPr>
-        <w:rFonts w:ascii="Segoe UI" w:eastAsia="Segoe UI" w:hAnsi="Segoe UI" w:cs="Segoe UI"/>
-        <w:color w:val="000000" w:themeColor="text1"/>
-        <w:sz w:val="16"/>
-        <w:szCs w:val="16"/>
-      </w:rPr>
-      <w:t>” on {</w:t>
-    </w:r>
-    <w:proofErr w:type="spellStart"/>
-    <w:r>
-      <w:rPr>
-        <w:rFonts w:ascii="Segoe UI" w:eastAsia="Segoe UI" w:hAnsi="Segoe UI" w:cs="Segoe UI"/>
-        <w:color w:val="000000" w:themeColor="text1"/>
-        <w:sz w:val="16"/>
-        <w:szCs w:val="16"/>
-      </w:rPr>
-      <w:t>d.application</w:t>
-    </w:r>
-    <w:proofErr w:type="spellEnd"/>
-  </w:p>
-  <w:p>
-    <w:pPr>
-      <w:pStyle w:val="BodyText"/>
-      <w:spacing w:line="14" w:lineRule="auto"/>
-      <w:jc w:val="right"/>
-      <w:rPr>
-        <w:rFonts w:ascii="Segoe UI" w:eastAsia="Segoe UI" w:hAnsi="Segoe UI" w:cs="Segoe UI"/>
-        <w:color w:val="000000" w:themeColor="text1"/>
-        <w:sz w:val="16"/>
-        <w:szCs w:val="16"/>
-      </w:rPr>
-    </w:pPr>
-  </w:p>
-  <w:p>
-    <w:pPr>
-      <w:pStyle w:val="BodyText"/>
-      <w:spacing w:line="14" w:lineRule="auto"/>
-      <w:jc w:val="right"/>
-      <w:rPr>
-        <w:rFonts w:ascii="Segoe UI" w:eastAsia="Segoe UI" w:hAnsi="Segoe UI" w:cs="Segoe UI"/>
-        <w:color w:val="000000" w:themeColor="text1"/>
-        <w:sz w:val="16"/>
-        <w:szCs w:val="16"/>
-      </w:rPr>
-    </w:pPr>
-  </w:p>
-  <w:p>
-    <w:pPr>
-      <w:pStyle w:val="BodyText"/>
-      <w:spacing w:line="14" w:lineRule="auto"/>
-      <w:jc w:val="right"/>
-      <w:rPr>
-        <w:rFonts w:ascii="Segoe UI" w:eastAsia="Segoe UI" w:hAnsi="Segoe UI" w:cs="Segoe UI"/>
-        <w:color w:val="000000" w:themeColor="text1"/>
-        <w:sz w:val="16"/>
-        <w:szCs w:val="16"/>
-      </w:rPr>
-    </w:pPr>
-  </w:p>
-  <w:p>
-    <w:pPr>
-      <w:pStyle w:val="BodyText"/>
-      <w:spacing w:line="14" w:lineRule="auto"/>
-      <w:jc w:val="right"/>
-      <w:rPr>
-        <w:rFonts w:ascii="Segoe UI" w:eastAsia="Segoe UI" w:hAnsi="Segoe UI" w:cs="Segoe UI"/>
-        <w:color w:val="000000" w:themeColor="text1"/>
-        <w:sz w:val="16"/>
-        <w:szCs w:val="16"/>
-      </w:rPr>
-    </w:pPr>
-  </w:p>
-  <w:p>
-    <w:pPr>
-      <w:pStyle w:val="BodyText"/>
-      <w:spacing w:line="14" w:lineRule="auto"/>
-      <w:jc w:val="right"/>
-    </w:pPr>
-    <w:r>
-      <w:rPr>
-        <w:rFonts w:ascii="Segoe UI" w:eastAsia="Segoe UI" w:hAnsi="Segoe UI" w:cs="Segoe UI"/>
-        <w:color w:val="000000" w:themeColor="text1"/>
-        <w:sz w:val="16"/>
-        <w:szCs w:val="16"/>
-      </w:rPr>
-      <w:t>}</w:t>
-    </w:r>
-    <w:r>
-      <w:tab/>
-    </w:r>
-    <w:r>
-      <w:tab/>
-    </w:r>
-    <w:r>
-      <w:tab/>
-    </w:r>
-    <w:r>
-      <w:tab/>
-    </w:r>
-    <w:r>
-      <w:tab/>
-    </w:r>
-    <w:r>
-      <w:tab/>
-    </w:r>
-    <w:r>
-      <w:tab/>
-    </w:r>
-    <w:r>
-      <w:rPr>
-        <w:rFonts w:ascii="Segoe UI" w:eastAsia="Segoe UI" w:hAnsi="Segoe UI" w:cs="Segoe UI"/>
-        <w:color w:val="000000" w:themeColor="text1"/>
-        <w:sz w:val="16"/>
-        <w:szCs w:val="16"/>
-      </w:rPr>
-      <w:t xml:space="preserve">PGT Page </w:t>
-    </w:r>
-    <w:r>
-      <w:fldChar w:fldCharType="begin"/>
-    </w:r>
-    <w:r>
-      <w:instrText>PAGE</w:instrText>
-    </w:r>
-    <w:r>
-      <w:fldChar w:fldCharType="separate"/>
-    </w:r>
-    <w:r>
-      <w:rPr>
-        <w:noProof/>
-      </w:rPr>
-      <w:t>1</w:t>
-    </w:r>
-    <w:r>
-      <w:fldChar w:fldCharType="end"/>
-    </w:r>
-    <w:r>
-      <w:t xml:space="preserve"> of </w:t>
-    </w:r>
-    <w:r>
-      <w:fldChar w:fldCharType="begin"/>
-    </w:r>
-    <w:r>
-      <w:instrText>NUMPAGES</w:instrText>
-    </w:r>
-    <w:r>
-      <w:fldChar w:fldCharType="separate"/>
-    </w:r>
-    <w:r>
-      <w:rPr>
-        <w:noProof/>
-      </w:rPr>
-      <w:t>2</w:t>
-    </w:r>
-    <w:r>
-      <w:fldChar w:fldCharType="end"/>
-    </w:r>
-  </w:p>
-  <w:p>
-    <w:pPr>
-      <w:spacing w:line="14" w:lineRule="auto"/>
-      <w:rPr>
-        <w:rFonts w:ascii="Segoe UI" w:eastAsia="Segoe UI" w:hAnsi="Segoe UI" w:cs="Segoe UI"/>
-        <w:color w:val="000000" w:themeColor="text1"/>
-        <w:sz w:val="16"/>
-        <w:szCs w:val="16"/>
-      </w:rPr>
-    </w:pPr>
-  </w:p>
-  <w:p>
-    <w:pPr>
-      <w:pStyle w:val="BodyText"/>
-      <w:spacing w:line="14" w:lineRule="auto"/>
+      <w:pStyle w:val="Footer"/>
+      <w:ind w:right="360"/>
     </w:pPr>
   </w:p>
 </w:ftr>
@@ -6863,171 +8077,308 @@
 
 <file path=word/footer2.xml><?xml version="1.0" encoding="utf-8"?>
 <w:ftr xmlns:wpc="http://schemas.microsoft.com/office/word/2010/wordprocessingCanvas" xmlns:cx="http://schemas.microsoft.com/office/drawing/2014/chartex" xmlns:cx1="http://schemas.microsoft.com/office/drawing/2015/9/8/chartex" xmlns:cx2="http://schemas.microsoft.com/office/drawing/2015/10/21/chartex" xmlns:cx3="http://schemas.microsoft.com/office/drawing/2016/5/9/chartex" xmlns:cx4="http://schemas.microsoft.com/office/drawing/2016/5/10/chartex" xmlns:cx5="http://schemas.microsoft.com/office/drawing/2016/5/11/chartex" xmlns:cx6="http://schemas.microsoft.com/office/drawing/2016/5/12/chartex" xmlns:cx7="http://schemas.microsoft.com/office/drawing/2016/5/13/chartex" xmlns:cx8="http://schemas.microsoft.com/office/drawing/2016/5/14/chartex" xmlns:mc="http://schemas.openxmlformats.org/markup-compatibility/2006" xmlns:m="http://schemas.openxmlformats.org/officeDocument/2006/math" xmlns:aink="http://schemas.microsoft.com/office/drawing/2016/ink" xmlns:am3d="http://schemas.microsoft.com/office/drawing/2017/model3d" xmlns:oel="http://schemas.microsoft.com/office/2019/extlst" xmlns:r="http://schemas.openxmlformats.org/officeDocument/2006/relationships" xmlns:wp14="http://schemas.microsoft.com/office/word/2010/wordprocessingDrawing" xmlns:wp="http://schemas.openxmlformats.org/drawingml/2006/wordprocessingDrawing" xmlns:wpg="http://schemas.microsoft.com/office/word/2010/wordprocessingGroup" xmlns:wpi="http://schemas.microsoft.com/office/word/2010/wordprocessingInk" xmlns:wps="http://schemas.microsoft.com/office/word/2010/wordprocessingShape" xmlns:o="urn:schemas-microsoft-com:office:office" xmlns:v="urn:schemas-microsoft-com:vml" xmlns:w10="urn:schemas-microsoft-com:office:word" xmlns:w="http://schemas.openxmlformats.org/wordprocessingml/2006/main" xmlns:w14="http://schemas.microsoft.com/office/word/2010/wordml" xmlns:w15="http://schemas.microsoft.com/office/word/2012/wordml" xmlns:w16cei="http://schemas.microsoft.com/office/word/2026/wordml/cei" xmlns:w16cex="http://schemas.microsoft.com/office/word/2018/wordml/cex" xmlns:w16cid="http://schemas.microsoft.com/office/word/2016/wordml/cid" xmlns:w16="http://schemas.microsoft.com/office/word/2018/wordml" xmlns:w16sdtdh="http://schemas.microsoft.com/office/word/2020/wordml/sdtdatahash" xmlns:w16sdtfl="http://schemas.microsoft.com/office/word/2024/wordml/sdtformatlock" xmlns:w16se="http://schemas.microsoft.com/office/word/2015/wordml/symex" xmlns:w16du="http://schemas.microsoft.com/office/word/2023/wordml/word16du" xmlns:wne="http://schemas.microsoft.com/office/word/2006/wordml" mc:Ignorable="w14 w15 w16se w16cid w16 w16cex w16sdtdh w16sdtfl w16du wp14">
+  <w:tbl>
+    <w:tblPr>
+      <w:tblStyle w:val="TableGrid"/>
+      <w:tblW w:w="0" w:type="auto"/>
+      <w:tblLayout w:type="fixed"/>
+      <w:tblLook w:val="04A0" w:firstRow="1" w:lastRow="0" w:firstColumn="1" w:lastColumn="0" w:noHBand="0" w:noVBand="1"/>
+    </w:tblPr>
+    <w:tblGrid>
+      <w:gridCol w:w="5954"/>
+      <w:gridCol w:w="5103"/>
+    </w:tblGrid>
+    <w:tr>
+      <w:tc>
+        <w:tcPr>
+          <w:tcW w:w="5954" w:type="dxa"/>
+          <w:tcBorders>
+            <w:top w:val="nil"/>
+            <w:left w:val="nil"/>
+            <w:bottom w:val="nil"/>
+            <w:right w:val="nil"/>
+          </w:tcBorders>
+        </w:tcPr>
+        <w:p>
+          <w:pPr>
+            <w:ind w:right="360"/>
+            <w:rPr>
+              <w:sz w:val="20"/>
+              <w:szCs w:val="20"/>
+              <w:lang w:val="en-CA"/>
+            </w:rPr>
+          </w:pPr>
+          <w:r>
+            <w:rPr>
+              <w:sz w:val="20"/>
+              <w:szCs w:val="20"/>
+              <w:lang w:val="en-CA"/>
+            </w:rPr>
+            <w:t xml:space="preserve">Generated by “Probate Application” on </w:t>
+          </w:r>
+          <w:r>
+            <w:rPr>
+              <w:sz w:val="20"/>
+              <w:szCs w:val="20"/>
+              <w:lang w:val="en-CA"/>
+            </w:rPr>
+            <w:t>{</w:t>
+          </w:r>
+          <w:proofErr w:type="spellStart"/>
+          <w:proofErr w:type="gramStart"/>
+          <w:r>
+            <w:rPr>
+              <w:sz w:val="20"/>
+              <w:szCs w:val="20"/>
+              <w:lang w:val="en-CA"/>
+            </w:rPr>
+            <w:t>c.now:formatD</w:t>
+          </w:r>
+          <w:proofErr w:type="spellEnd"/>
+          <w:proofErr w:type="gramEnd"/>
+          <w:r>
+            <w:rPr>
+              <w:sz w:val="20"/>
+              <w:szCs w:val="20"/>
+              <w:lang w:val="en-CA"/>
+            </w:rPr>
+            <w:t>(LL)}</w:t>
+          </w:r>
+        </w:p>
+      </w:tc>
+      <w:tc>
+        <w:tcPr>
+          <w:tcW w:w="5103" w:type="dxa"/>
+          <w:tcBorders>
+            <w:top w:val="nil"/>
+            <w:left w:val="nil"/>
+            <w:bottom w:val="nil"/>
+            <w:right w:val="nil"/>
+          </w:tcBorders>
+        </w:tcPr>
+        <w:p>
+          <w:pPr>
+            <w:ind w:right="360"/>
+            <w:jc w:val="right"/>
+            <w:rPr>
+              <w:sz w:val="20"/>
+              <w:szCs w:val="20"/>
+              <w:lang w:val="en-CA"/>
+            </w:rPr>
+          </w:pPr>
+          <w:r>
+            <w:rPr>
+              <w:sz w:val="20"/>
+              <w:szCs w:val="20"/>
+              <w:lang w:val="en-CA"/>
+            </w:rPr>
+            <w:t>P</w:t>
+          </w:r>
+          <w:r>
+            <w:rPr>
+              <w:sz w:val="20"/>
+              <w:szCs w:val="20"/>
+              <w:lang w:val="en-CA"/>
+            </w:rPr>
+            <w:t>GT</w:t>
+          </w:r>
+          <w:r>
+            <w:rPr>
+              <w:sz w:val="20"/>
+              <w:szCs w:val="20"/>
+              <w:lang w:val="en-CA"/>
+            </w:rPr>
+            <w:t xml:space="preserve"> Letter</w:t>
+          </w:r>
+          <w:r>
+            <w:rPr>
+              <w:sz w:val="20"/>
+              <w:szCs w:val="20"/>
+              <w:lang w:val="en-CA"/>
+            </w:rPr>
+            <w:t xml:space="preserve"> Page </w:t>
+          </w:r>
+          <w:r>
+            <w:rPr>
+              <w:sz w:val="20"/>
+              <w:szCs w:val="20"/>
+              <w:lang w:val="en-CA"/>
+            </w:rPr>
+            <w:fldChar w:fldCharType="begin"/>
+          </w:r>
+          <w:r>
+            <w:rPr>
+              <w:sz w:val="20"/>
+              <w:szCs w:val="20"/>
+              <w:lang w:val="en-CA"/>
+            </w:rPr>
+            <w:instrText xml:space="preserve"> PAGE </w:instrText>
+          </w:r>
+          <w:r>
+            <w:rPr>
+              <w:sz w:val="20"/>
+              <w:szCs w:val="20"/>
+              <w:lang w:val="en-CA"/>
+            </w:rPr>
+            <w:fldChar w:fldCharType="separate"/>
+          </w:r>
+          <w:r>
+            <w:rPr>
+              <w:sz w:val="20"/>
+              <w:szCs w:val="20"/>
+              <w:lang w:val="en-CA"/>
+            </w:rPr>
+            <w:t>1</w:t>
+          </w:r>
+          <w:r>
+            <w:rPr>
+              <w:sz w:val="20"/>
+              <w:szCs w:val="20"/>
+              <w:lang w:val="en-CA"/>
+            </w:rPr>
+            <w:fldChar w:fldCharType="end"/>
+          </w:r>
+          <w:r>
+            <w:rPr>
+              <w:sz w:val="20"/>
+              <w:szCs w:val="20"/>
+              <w:lang w:val="en-CA"/>
+            </w:rPr>
+            <w:t xml:space="preserve"> of </w:t>
+          </w:r>
+          <w:r>
+            <w:rPr>
+              <w:sz w:val="20"/>
+              <w:szCs w:val="20"/>
+              <w:lang w:val="en-CA"/>
+            </w:rPr>
+            <w:fldChar w:fldCharType="begin"/>
+          </w:r>
+          <w:r>
+            <w:rPr>
+              <w:sz w:val="20"/>
+              <w:szCs w:val="20"/>
+              <w:lang w:val="en-CA"/>
+            </w:rPr>
+            <w:instrText xml:space="preserve"> NUMPAGES </w:instrText>
+          </w:r>
+          <w:r>
+            <w:rPr>
+              <w:sz w:val="20"/>
+              <w:szCs w:val="20"/>
+              <w:lang w:val="en-CA"/>
+            </w:rPr>
+            <w:fldChar w:fldCharType="separate"/>
+          </w:r>
+          <w:r>
+            <w:rPr>
+              <w:noProof/>
+              <w:sz w:val="20"/>
+              <w:szCs w:val="20"/>
+              <w:lang w:val="en-CA"/>
+            </w:rPr>
+            <w:t>5</w:t>
+          </w:r>
+          <w:r>
+            <w:rPr>
+              <w:sz w:val="20"/>
+              <w:szCs w:val="20"/>
+              <w:lang w:val="en-CA"/>
+            </w:rPr>
+            <w:fldChar w:fldCharType="end"/>
+          </w:r>
+        </w:p>
+      </w:tc>
+    </w:tr>
+  </w:tbl>
   <w:p>
     <w:pPr>
-      <w:pStyle w:val="BodyText"/>
-      <w:ind w:left="288"/>
+      <w:pStyle w:val="Footer"/>
     </w:pPr>
-    <w:r>
-      <w:rPr>
-        <w:rFonts w:ascii="Segoe UI" w:eastAsia="Segoe UI" w:hAnsi="Segoe UI" w:cs="Segoe UI"/>
-        <w:color w:val="000000" w:themeColor="text1"/>
-        <w:sz w:val="16"/>
-        <w:szCs w:val="16"/>
-      </w:rPr>
-      <w:t xml:space="preserve">Generated </w:t>
-    </w:r>
-    <w:proofErr w:type="gramStart"/>
-    <w:r>
-      <w:rPr>
-        <w:rFonts w:ascii="Segoe UI" w:eastAsia="Segoe UI" w:hAnsi="Segoe UI" w:cs="Segoe UI"/>
-        <w:color w:val="000000" w:themeColor="text1"/>
-        <w:sz w:val="16"/>
-        <w:szCs w:val="16"/>
-      </w:rPr>
-      <w:t>by ”Probate</w:t>
-    </w:r>
-    <w:proofErr w:type="gramEnd"/>
-    <w:r>
-      <w:rPr>
-        <w:rFonts w:ascii="Segoe UI" w:eastAsia="Segoe UI" w:hAnsi="Segoe UI" w:cs="Segoe UI"/>
-        <w:color w:val="000000" w:themeColor="text1"/>
-        <w:sz w:val="16"/>
-        <w:szCs w:val="16"/>
-      </w:rPr>
-      <w:t xml:space="preserve"> Application” on </w:t>
-    </w:r>
-    <w:r>
-      <w:rPr>
-        <w:color w:val="000000" w:themeColor="text1"/>
-        <w:sz w:val="22"/>
-        <w:szCs w:val="22"/>
-      </w:rPr>
-      <w:t>{</w:t>
-    </w:r>
-    <w:proofErr w:type="spellStart"/>
-    <w:proofErr w:type="gramStart"/>
-    <w:r>
-      <w:rPr>
-        <w:color w:val="000000" w:themeColor="text1"/>
-        <w:sz w:val="22"/>
-        <w:szCs w:val="22"/>
-      </w:rPr>
-      <w:t>d.now</w:t>
-    </w:r>
-    <w:r>
-      <w:rPr>
-        <w:color w:val="313131"/>
-      </w:rPr>
-      <w:t>:formatD</w:t>
-    </w:r>
-    <w:proofErr w:type="spellEnd"/>
-    <w:proofErr w:type="gramEnd"/>
-    <w:r>
-      <w:rPr>
-        <w:color w:val="313131"/>
-      </w:rPr>
-      <w:t>(LL)</w:t>
-    </w:r>
-    <w:r>
-      <w:rPr>
-        <w:color w:val="000000" w:themeColor="text1"/>
-        <w:sz w:val="22"/>
-        <w:szCs w:val="22"/>
-      </w:rPr>
-      <w:t>}</w:t>
-    </w:r>
-    <w:r>
-      <w:tab/>
-    </w:r>
-    <w:r>
-      <w:tab/>
-    </w:r>
-    <w:r>
-      <w:tab/>
-    </w:r>
-    <w:r>
-      <w:tab/>
-    </w:r>
-    <w:r>
-      <w:tab/>
-    </w:r>
-    <w:r>
-      <w:tab/>
-    </w:r>
-    <w:r>
-      <w:tab/>
-    </w:r>
-    <w:r>
-      <w:rPr>
-        <w:rFonts w:ascii="Segoe UI" w:eastAsia="Segoe UI" w:hAnsi="Segoe UI" w:cs="Segoe UI"/>
-        <w:color w:val="000000" w:themeColor="text1"/>
-        <w:sz w:val="16"/>
-        <w:szCs w:val="16"/>
-      </w:rPr>
-      <w:t xml:space="preserve">PGT Page </w:t>
-    </w:r>
-    <w:r>
-      <w:fldChar w:fldCharType="begin"/>
-    </w:r>
-    <w:r>
-      <w:instrText>PAGE</w:instrText>
-    </w:r>
-    <w:r>
-      <w:fldChar w:fldCharType="separate"/>
-    </w:r>
-    <w:r>
-      <w:rPr>
-        <w:noProof/>
-      </w:rPr>
-      <w:t>5</w:t>
-    </w:r>
-    <w:r>
-      <w:fldChar w:fldCharType="end"/>
-    </w:r>
-    <w:r>
-      <w:t xml:space="preserve"> of </w:t>
-    </w:r>
-    <w:r>
-      <w:fldChar w:fldCharType="begin"/>
-    </w:r>
-    <w:r>
-      <w:instrText>NUMPAGES</w:instrText>
-    </w:r>
-    <w:r>
-      <w:fldChar w:fldCharType="separate"/>
-    </w:r>
-    <w:r>
-      <w:rPr>
-        <w:noProof/>
-      </w:rPr>
-      <w:t>6</w:t>
-    </w:r>
-    <w:r>
-      <w:fldChar w:fldCharType="end"/>
-    </w:r>
   </w:p>
+</w:ftr>
+</file>
+
+<file path=word/footer3.xml><?xml version="1.0" encoding="utf-8"?>
+<w:ftr xmlns:wpc="http://schemas.microsoft.com/office/word/2010/wordprocessingCanvas" xmlns:cx="http://schemas.microsoft.com/office/drawing/2014/chartex" xmlns:cx1="http://schemas.microsoft.com/office/drawing/2015/9/8/chartex" xmlns:cx2="http://schemas.microsoft.com/office/drawing/2015/10/21/chartex" xmlns:cx3="http://schemas.microsoft.com/office/drawing/2016/5/9/chartex" xmlns:cx4="http://schemas.microsoft.com/office/drawing/2016/5/10/chartex" xmlns:cx5="http://schemas.microsoft.com/office/drawing/2016/5/11/chartex" xmlns:cx6="http://schemas.microsoft.com/office/drawing/2016/5/12/chartex" xmlns:cx7="http://schemas.microsoft.com/office/drawing/2016/5/13/chartex" xmlns:cx8="http://schemas.microsoft.com/office/drawing/2016/5/14/chartex" xmlns:mc="http://schemas.openxmlformats.org/markup-compatibility/2006" xmlns:m="http://schemas.openxmlformats.org/officeDocument/2006/math" xmlns:aink="http://schemas.microsoft.com/office/drawing/2016/ink" xmlns:am3d="http://schemas.microsoft.com/office/drawing/2017/model3d" xmlns:oel="http://schemas.microsoft.com/office/2019/extlst" xmlns:r="http://schemas.openxmlformats.org/officeDocument/2006/relationships" xmlns:wp14="http://schemas.microsoft.com/office/word/2010/wordprocessingDrawing" xmlns:wp="http://schemas.openxmlformats.org/drawingml/2006/wordprocessingDrawing" xmlns:wpg="http://schemas.microsoft.com/office/word/2010/wordprocessingGroup" xmlns:wpi="http://schemas.microsoft.com/office/word/2010/wordprocessingInk" xmlns:wps="http://schemas.microsoft.com/office/word/2010/wordprocessingShape" xmlns:o="urn:schemas-microsoft-com:office:office" xmlns:v="urn:schemas-microsoft-com:vml" xmlns:w10="urn:schemas-microsoft-com:office:word" xmlns:w="http://schemas.openxmlformats.org/wordprocessingml/2006/main" xmlns:w14="http://schemas.microsoft.com/office/word/2010/wordml" xmlns:w15="http://schemas.microsoft.com/office/word/2012/wordml" xmlns:w16cei="http://schemas.microsoft.com/office/word/2026/wordml/cei" xmlns:w16cex="http://schemas.microsoft.com/office/word/2018/wordml/cex" xmlns:w16cid="http://schemas.microsoft.com/office/word/2016/wordml/cid" xmlns:w16="http://schemas.microsoft.com/office/word/2018/wordml" xmlns:w16sdtdh="http://schemas.microsoft.com/office/word/2020/wordml/sdtdatahash" xmlns:w16sdtfl="http://schemas.microsoft.com/office/word/2024/wordml/sdtformatlock" xmlns:w16se="http://schemas.microsoft.com/office/word/2015/wordml/symex" xmlns:w16du="http://schemas.microsoft.com/office/word/2023/wordml/word16du" xmlns:wne="http://schemas.microsoft.com/office/word/2006/wordml" mc:Ignorable="w14 w15 w16se w16cid w16 w16cex w16sdtdh w16sdtfl w16du wp14">
   <w:p>
     <w:pPr>
-      <w:spacing w:line="14" w:lineRule="auto"/>
-      <w:rPr>
-        <w:rFonts w:ascii="Segoe UI" w:eastAsia="Segoe UI" w:hAnsi="Segoe UI" w:cs="Segoe UI"/>
-        <w:color w:val="000000" w:themeColor="text1"/>
-        <w:sz w:val="16"/>
-        <w:szCs w:val="16"/>
-      </w:rPr>
+      <w:pStyle w:val="Footer"/>
     </w:pPr>
   </w:p>
+</w:ftr>
+</file>
+
+<file path=word/footer4.xml><?xml version="1.0" encoding="utf-8"?>
+<w:ftr xmlns:wpc="http://schemas.microsoft.com/office/word/2010/wordprocessingCanvas" xmlns:cx="http://schemas.microsoft.com/office/drawing/2014/chartex" xmlns:cx1="http://schemas.microsoft.com/office/drawing/2015/9/8/chartex" xmlns:cx2="http://schemas.microsoft.com/office/drawing/2015/10/21/chartex" xmlns:cx3="http://schemas.microsoft.com/office/drawing/2016/5/9/chartex" xmlns:cx4="http://schemas.microsoft.com/office/drawing/2016/5/10/chartex" xmlns:cx5="http://schemas.microsoft.com/office/drawing/2016/5/11/chartex" xmlns:cx6="http://schemas.microsoft.com/office/drawing/2016/5/12/chartex" xmlns:cx7="http://schemas.microsoft.com/office/drawing/2016/5/13/chartex" xmlns:cx8="http://schemas.microsoft.com/office/drawing/2016/5/14/chartex" xmlns:mc="http://schemas.openxmlformats.org/markup-compatibility/2006" xmlns:m="http://schemas.openxmlformats.org/officeDocument/2006/math" xmlns:aink="http://schemas.microsoft.com/office/drawing/2016/ink" xmlns:am3d="http://schemas.microsoft.com/office/drawing/2017/model3d" xmlns:oel="http://schemas.microsoft.com/office/2019/extlst" xmlns:r="http://schemas.openxmlformats.org/officeDocument/2006/relationships" xmlns:wp14="http://schemas.microsoft.com/office/word/2010/wordprocessingDrawing" xmlns:wp="http://schemas.openxmlformats.org/drawingml/2006/wordprocessingDrawing" xmlns:wpg="http://schemas.microsoft.com/office/word/2010/wordprocessingGroup" xmlns:wpi="http://schemas.microsoft.com/office/word/2010/wordprocessingInk" xmlns:wps="http://schemas.microsoft.com/office/word/2010/wordprocessingShape" xmlns:o="urn:schemas-microsoft-com:office:office" xmlns:v="urn:schemas-microsoft-com:vml" xmlns:w10="urn:schemas-microsoft-com:office:word" xmlns:w="http://schemas.openxmlformats.org/wordprocessingml/2006/main" xmlns:w14="http://schemas.microsoft.com/office/word/2010/wordml" xmlns:w15="http://schemas.microsoft.com/office/word/2012/wordml" xmlns:w16cei="http://schemas.microsoft.com/office/word/2026/wordml/cei" xmlns:w16cex="http://schemas.microsoft.com/office/word/2018/wordml/cex" xmlns:w16cid="http://schemas.microsoft.com/office/word/2016/wordml/cid" xmlns:w16="http://schemas.microsoft.com/office/word/2018/wordml" xmlns:w16sdtdh="http://schemas.microsoft.com/office/word/2020/wordml/sdtdatahash" xmlns:w16sdtfl="http://schemas.microsoft.com/office/word/2024/wordml/sdtformatlock" xmlns:w16se="http://schemas.microsoft.com/office/word/2015/wordml/symex" xmlns:w16du="http://schemas.microsoft.com/office/word/2023/wordml/word16du" xmlns:wne="http://schemas.microsoft.com/office/word/2006/wordml" mc:Ignorable="w14 w15 w16se w16cid w16 w16cex w16sdtdh w16sdtfl w16du wp14">
+  <w:sdt>
+    <w:sdtPr>
+      <w:rPr>
+        <w:rStyle w:val="PageNumber"/>
+      </w:rPr>
+      <w:id w:val="48733469"/>
+      <w:docPartObj>
+        <w:docPartGallery w:val="Page Numbers (Bottom of Page)"/>
+        <w:docPartUnique/>
+      </w:docPartObj>
+    </w:sdtPr>
+    <w:sdtContent>
+      <w:p>
+        <w:pPr>
+          <w:pStyle w:val="Footer"/>
+          <w:framePr w:wrap="none" w:vAnchor="text" w:hAnchor="margin" w:xAlign="right" w:y="1"/>
+          <w:rPr>
+            <w:rStyle w:val="PageNumber"/>
+          </w:rPr>
+        </w:pPr>
+        <w:r>
+          <w:rPr>
+            <w:rStyle w:val="PageNumber"/>
+          </w:rPr>
+          <w:fldChar w:fldCharType="begin"/>
+        </w:r>
+        <w:r>
+          <w:rPr>
+            <w:rStyle w:val="PageNumber"/>
+          </w:rPr>
+          <w:instrText xml:space="preserve"> PAGE </w:instrText>
+        </w:r>
+        <w:r>
+          <w:rPr>
+            <w:rStyle w:val="PageNumber"/>
+          </w:rPr>
+          <w:fldChar w:fldCharType="separate"/>
+        </w:r>
+        <w:r>
+          <w:rPr>
+            <w:rStyle w:val="PageNumber"/>
+            <w:noProof/>
+          </w:rPr>
+          <w:t>2</w:t>
+        </w:r>
+        <w:r>
+          <w:rPr>
+            <w:rStyle w:val="PageNumber"/>
+          </w:rPr>
+          <w:fldChar w:fldCharType="end"/>
+        </w:r>
+      </w:p>
+    </w:sdtContent>
+  </w:sdt>
   <w:p>
     <w:pPr>
-      <w:pStyle w:val="BodyText"/>
-      <w:spacing w:line="14" w:lineRule="auto"/>
+      <w:pStyle w:val="Footer"/>
+      <w:ind w:right="360"/>
     </w:pPr>
   </w:p>
+</w:ftr>
+</file>
+
+<file path=word/footer5.xml><?xml version="1.0" encoding="utf-8"?>
+<w:ftr xmlns:wpc="http://schemas.microsoft.com/office/word/2010/wordprocessingCanvas" xmlns:cx="http://schemas.microsoft.com/office/drawing/2014/chartex" xmlns:cx1="http://schemas.microsoft.com/office/drawing/2015/9/8/chartex" xmlns:cx2="http://schemas.microsoft.com/office/drawing/2015/10/21/chartex" xmlns:cx3="http://schemas.microsoft.com/office/drawing/2016/5/9/chartex" xmlns:cx4="http://schemas.microsoft.com/office/drawing/2016/5/10/chartex" xmlns:cx5="http://schemas.microsoft.com/office/drawing/2016/5/11/chartex" xmlns:cx6="http://schemas.microsoft.com/office/drawing/2016/5/12/chartex" xmlns:cx7="http://schemas.microsoft.com/office/drawing/2016/5/13/chartex" xmlns:cx8="http://schemas.microsoft.com/office/drawing/2016/5/14/chartex" xmlns:mc="http://schemas.openxmlformats.org/markup-compatibility/2006" xmlns:m="http://schemas.openxmlformats.org/officeDocument/2006/math" xmlns:aink="http://schemas.microsoft.com/office/drawing/2016/ink" xmlns:am3d="http://schemas.microsoft.com/office/drawing/2017/model3d" xmlns:oel="http://schemas.microsoft.com/office/2019/extlst" xmlns:r="http://schemas.openxmlformats.org/officeDocument/2006/relationships" xmlns:wp14="http://schemas.microsoft.com/office/word/2010/wordprocessingDrawing" xmlns:wp="http://schemas.openxmlformats.org/drawingml/2006/wordprocessingDrawing" xmlns:wpg="http://schemas.microsoft.com/office/word/2010/wordprocessingGroup" xmlns:wpi="http://schemas.microsoft.com/office/word/2010/wordprocessingInk" xmlns:wps="http://schemas.microsoft.com/office/word/2010/wordprocessingShape" xmlns:o="urn:schemas-microsoft-com:office:office" xmlns:v="urn:schemas-microsoft-com:vml" xmlns:w10="urn:schemas-microsoft-com:office:word" xmlns:w="http://schemas.openxmlformats.org/wordprocessingml/2006/main" xmlns:w14="http://schemas.microsoft.com/office/word/2010/wordml" xmlns:w15="http://schemas.microsoft.com/office/word/2012/wordml" xmlns:w16cei="http://schemas.microsoft.com/office/word/2026/wordml/cei" xmlns:w16cex="http://schemas.microsoft.com/office/word/2018/wordml/cex" xmlns:w16cid="http://schemas.microsoft.com/office/word/2016/wordml/cid" xmlns:w16="http://schemas.microsoft.com/office/word/2018/wordml" xmlns:w16sdtdh="http://schemas.microsoft.com/office/word/2020/wordml/sdtdatahash" xmlns:w16sdtfl="http://schemas.microsoft.com/office/word/2024/wordml/sdtformatlock" xmlns:w16se="http://schemas.microsoft.com/office/word/2015/wordml/symex" xmlns:w16du="http://schemas.microsoft.com/office/word/2023/wordml/word16du" xmlns:wne="http://schemas.microsoft.com/office/word/2006/wordml" mc:Ignorable="w14 w15 w16se w16cid w16 w16cex w16sdtdh w16sdtfl w16du wp14">
   <w:p>
     <w:pPr>
-      <w:pStyle w:val="BodyText"/>
-      <w:spacing w:line="14" w:lineRule="auto"/>
+      <w:pStyle w:val="Footer"/>
     </w:pPr>
   </w:p>
 </w:ftr>
@@ -7054,56 +8405,6 @@
 
 <file path=word/header1.xml><?xml version="1.0" encoding="utf-8"?>
 <w:hdr xmlns:wpc="http://schemas.microsoft.com/office/word/2010/wordprocessingCanvas" xmlns:cx="http://schemas.microsoft.com/office/drawing/2014/chartex" xmlns:cx1="http://schemas.microsoft.com/office/drawing/2015/9/8/chartex" xmlns:cx2="http://schemas.microsoft.com/office/drawing/2015/10/21/chartex" xmlns:cx3="http://schemas.microsoft.com/office/drawing/2016/5/9/chartex" xmlns:cx4="http://schemas.microsoft.com/office/drawing/2016/5/10/chartex" xmlns:cx5="http://schemas.microsoft.com/office/drawing/2016/5/11/chartex" xmlns:cx6="http://schemas.microsoft.com/office/drawing/2016/5/12/chartex" xmlns:cx7="http://schemas.microsoft.com/office/drawing/2016/5/13/chartex" xmlns:cx8="http://schemas.microsoft.com/office/drawing/2016/5/14/chartex" xmlns:mc="http://schemas.openxmlformats.org/markup-compatibility/2006" xmlns:m="http://schemas.openxmlformats.org/officeDocument/2006/math" xmlns:aink="http://schemas.microsoft.com/office/drawing/2016/ink" xmlns:am3d="http://schemas.microsoft.com/office/drawing/2017/model3d" xmlns:oel="http://schemas.microsoft.com/office/2019/extlst" xmlns:r="http://schemas.openxmlformats.org/officeDocument/2006/relationships" xmlns:wp14="http://schemas.microsoft.com/office/word/2010/wordprocessingDrawing" xmlns:wp="http://schemas.openxmlformats.org/drawingml/2006/wordprocessingDrawing" xmlns:wpg="http://schemas.microsoft.com/office/word/2010/wordprocessingGroup" xmlns:wpi="http://schemas.microsoft.com/office/word/2010/wordprocessingInk" xmlns:wps="http://schemas.microsoft.com/office/word/2010/wordprocessingShape" xmlns:o="urn:schemas-microsoft-com:office:office" xmlns:v="urn:schemas-microsoft-com:vml" xmlns:w10="urn:schemas-microsoft-com:office:word" xmlns:w="http://schemas.openxmlformats.org/wordprocessingml/2006/main" xmlns:w14="http://schemas.microsoft.com/office/word/2010/wordml" xmlns:w15="http://schemas.microsoft.com/office/word/2012/wordml" xmlns:w16cei="http://schemas.microsoft.com/office/word/2026/wordml/cei" xmlns:w16cex="http://schemas.microsoft.com/office/word/2018/wordml/cex" xmlns:w16cid="http://schemas.microsoft.com/office/word/2016/wordml/cid" xmlns:w16="http://schemas.microsoft.com/office/word/2018/wordml" xmlns:w16sdtdh="http://schemas.microsoft.com/office/word/2020/wordml/sdtdatahash" xmlns:w16sdtfl="http://schemas.microsoft.com/office/word/2024/wordml/sdtformatlock" xmlns:w16se="http://schemas.microsoft.com/office/word/2015/wordml/symex" xmlns:w16du="http://schemas.microsoft.com/office/word/2023/wordml/word16du" xmlns:wne="http://schemas.microsoft.com/office/word/2006/wordml" mc:Ignorable="w14 w15 w16se w16cid w16 w16cex w16sdtdh w16sdtfl w16du wp14">
-  <w:tbl>
-    <w:tblPr>
-      <w:tblW w:w="0" w:type="auto"/>
-      <w:tblLook w:val="06A0" w:firstRow="1" w:lastRow="0" w:firstColumn="1" w:lastColumn="0" w:noHBand="1" w:noVBand="1"/>
-    </w:tblPr>
-    <w:tblGrid>
-      <w:gridCol w:w="3600"/>
-      <w:gridCol w:w="3600"/>
-      <w:gridCol w:w="3600"/>
-    </w:tblGrid>
-    <w:tr>
-      <w:trPr>
-        <w:trHeight w:val="300"/>
-      </w:trPr>
-      <w:tc>
-        <w:tcPr>
-          <w:tcW w:w="3600" w:type="dxa"/>
-        </w:tcPr>
-        <w:p>
-          <w:pPr>
-            <w:pStyle w:val="Header"/>
-            <w:ind w:left="-115"/>
-          </w:pPr>
-        </w:p>
-      </w:tc>
-      <w:tc>
-        <w:tcPr>
-          <w:tcW w:w="3600" w:type="dxa"/>
-        </w:tcPr>
-        <w:p>
-          <w:pPr>
-            <w:pStyle w:val="Header"/>
-            <w:jc w:val="center"/>
-          </w:pPr>
-        </w:p>
-      </w:tc>
-      <w:tc>
-        <w:tcPr>
-          <w:tcW w:w="3600" w:type="dxa"/>
-        </w:tcPr>
-        <w:p>
-          <w:pPr>
-            <w:pStyle w:val="Header"/>
-            <w:ind w:right="-115"/>
-            <w:jc w:val="right"/>
-          </w:pPr>
-        </w:p>
-      </w:tc>
-    </w:tr>
-  </w:tbl>
   <w:p>
     <w:pPr>
       <w:pStyle w:val="Header"/>
@@ -7114,56 +8415,46 @@
 
 <file path=word/header2.xml><?xml version="1.0" encoding="utf-8"?>
 <w:hdr xmlns:wpc="http://schemas.microsoft.com/office/word/2010/wordprocessingCanvas" xmlns:cx="http://schemas.microsoft.com/office/drawing/2014/chartex" xmlns:cx1="http://schemas.microsoft.com/office/drawing/2015/9/8/chartex" xmlns:cx2="http://schemas.microsoft.com/office/drawing/2015/10/21/chartex" xmlns:cx3="http://schemas.microsoft.com/office/drawing/2016/5/9/chartex" xmlns:cx4="http://schemas.microsoft.com/office/drawing/2016/5/10/chartex" xmlns:cx5="http://schemas.microsoft.com/office/drawing/2016/5/11/chartex" xmlns:cx6="http://schemas.microsoft.com/office/drawing/2016/5/12/chartex" xmlns:cx7="http://schemas.microsoft.com/office/drawing/2016/5/13/chartex" xmlns:cx8="http://schemas.microsoft.com/office/drawing/2016/5/14/chartex" xmlns:mc="http://schemas.openxmlformats.org/markup-compatibility/2006" xmlns:m="http://schemas.openxmlformats.org/officeDocument/2006/math" xmlns:aink="http://schemas.microsoft.com/office/drawing/2016/ink" xmlns:am3d="http://schemas.microsoft.com/office/drawing/2017/model3d" xmlns:oel="http://schemas.microsoft.com/office/2019/extlst" xmlns:r="http://schemas.openxmlformats.org/officeDocument/2006/relationships" xmlns:wp14="http://schemas.microsoft.com/office/word/2010/wordprocessingDrawing" xmlns:wp="http://schemas.openxmlformats.org/drawingml/2006/wordprocessingDrawing" xmlns:wpg="http://schemas.microsoft.com/office/word/2010/wordprocessingGroup" xmlns:wpi="http://schemas.microsoft.com/office/word/2010/wordprocessingInk" xmlns:wps="http://schemas.microsoft.com/office/word/2010/wordprocessingShape" xmlns:o="urn:schemas-microsoft-com:office:office" xmlns:v="urn:schemas-microsoft-com:vml" xmlns:w10="urn:schemas-microsoft-com:office:word" xmlns:w="http://schemas.openxmlformats.org/wordprocessingml/2006/main" xmlns:w14="http://schemas.microsoft.com/office/word/2010/wordml" xmlns:w15="http://schemas.microsoft.com/office/word/2012/wordml" xmlns:w16cei="http://schemas.microsoft.com/office/word/2026/wordml/cei" xmlns:w16cex="http://schemas.microsoft.com/office/word/2018/wordml/cex" xmlns:w16cid="http://schemas.microsoft.com/office/word/2016/wordml/cid" xmlns:w16="http://schemas.microsoft.com/office/word/2018/wordml" xmlns:w16sdtdh="http://schemas.microsoft.com/office/word/2020/wordml/sdtdatahash" xmlns:w16sdtfl="http://schemas.microsoft.com/office/word/2024/wordml/sdtformatlock" xmlns:w16se="http://schemas.microsoft.com/office/word/2015/wordml/symex" xmlns:w16du="http://schemas.microsoft.com/office/word/2023/wordml/word16du" xmlns:wne="http://schemas.microsoft.com/office/word/2006/wordml" mc:Ignorable="w14 w15 w16se w16cid w16 w16cex w16sdtdh w16sdtfl w16du wp14">
-  <w:tbl>
-    <w:tblPr>
-      <w:tblW w:w="0" w:type="auto"/>
-      <w:tblLook w:val="06A0" w:firstRow="1" w:lastRow="0" w:firstColumn="1" w:lastColumn="0" w:noHBand="1" w:noVBand="1"/>
-    </w:tblPr>
-    <w:tblGrid>
-      <w:gridCol w:w="3600"/>
-      <w:gridCol w:w="3600"/>
-      <w:gridCol w:w="3600"/>
-    </w:tblGrid>
-    <w:tr>
-      <w:trPr>
-        <w:trHeight w:val="300"/>
-      </w:trPr>
-      <w:tc>
-        <w:tcPr>
-          <w:tcW w:w="3600" w:type="dxa"/>
-        </w:tcPr>
-        <w:p>
-          <w:pPr>
-            <w:pStyle w:val="Header"/>
-            <w:ind w:left="-115"/>
-          </w:pPr>
-        </w:p>
-      </w:tc>
-      <w:tc>
-        <w:tcPr>
-          <w:tcW w:w="3600" w:type="dxa"/>
-        </w:tcPr>
-        <w:p>
-          <w:pPr>
-            <w:pStyle w:val="Header"/>
-            <w:jc w:val="center"/>
-          </w:pPr>
-        </w:p>
-      </w:tc>
-      <w:tc>
-        <w:tcPr>
-          <w:tcW w:w="3600" w:type="dxa"/>
-        </w:tcPr>
-        <w:p>
-          <w:pPr>
-            <w:pStyle w:val="Header"/>
-            <w:ind w:right="-115"/>
-            <w:jc w:val="right"/>
-          </w:pPr>
-        </w:p>
-      </w:tc>
-    </w:tr>
-  </w:tbl>
+  <w:p>
+    <w:pPr>
+      <w:pStyle w:val="Header"/>
+    </w:pPr>
+  </w:p>
+</w:hdr>
+</file>
+
+<file path=word/header3.xml><?xml version="1.0" encoding="utf-8"?>
+<w:hdr xmlns:wpc="http://schemas.microsoft.com/office/word/2010/wordprocessingCanvas" xmlns:cx="http://schemas.microsoft.com/office/drawing/2014/chartex" xmlns:cx1="http://schemas.microsoft.com/office/drawing/2015/9/8/chartex" xmlns:cx2="http://schemas.microsoft.com/office/drawing/2015/10/21/chartex" xmlns:cx3="http://schemas.microsoft.com/office/drawing/2016/5/9/chartex" xmlns:cx4="http://schemas.microsoft.com/office/drawing/2016/5/10/chartex" xmlns:cx5="http://schemas.microsoft.com/office/drawing/2016/5/11/chartex" xmlns:cx6="http://schemas.microsoft.com/office/drawing/2016/5/12/chartex" xmlns:cx7="http://schemas.microsoft.com/office/drawing/2016/5/13/chartex" xmlns:cx8="http://schemas.microsoft.com/office/drawing/2016/5/14/chartex" xmlns:mc="http://schemas.openxmlformats.org/markup-compatibility/2006" xmlns:m="http://schemas.openxmlformats.org/officeDocument/2006/math" xmlns:aink="http://schemas.microsoft.com/office/drawing/2016/ink" xmlns:am3d="http://schemas.microsoft.com/office/drawing/2017/model3d" xmlns:oel="http://schemas.microsoft.com/office/2019/extlst" xmlns:r="http://schemas.openxmlformats.org/officeDocument/2006/relationships" xmlns:wp14="http://schemas.microsoft.com/office/word/2010/wordprocessingDrawing" xmlns:wp="http://schemas.openxmlformats.org/drawingml/2006/wordprocessingDrawing" xmlns:wpg="http://schemas.microsoft.com/office/word/2010/wordprocessingGroup" xmlns:wpi="http://schemas.microsoft.com/office/word/2010/wordprocessingInk" xmlns:wps="http://schemas.microsoft.com/office/word/2010/wordprocessingShape" xmlns:o="urn:schemas-microsoft-com:office:office" xmlns:v="urn:schemas-microsoft-com:vml" xmlns:w10="urn:schemas-microsoft-com:office:word" xmlns:w="http://schemas.openxmlformats.org/wordprocessingml/2006/main" xmlns:w14="http://schemas.microsoft.com/office/word/2010/wordml" xmlns:w15="http://schemas.microsoft.com/office/word/2012/wordml" xmlns:w16cei="http://schemas.microsoft.com/office/word/2026/wordml/cei" xmlns:w16cex="http://schemas.microsoft.com/office/word/2018/wordml/cex" xmlns:w16cid="http://schemas.microsoft.com/office/word/2016/wordml/cid" xmlns:w16="http://schemas.microsoft.com/office/word/2018/wordml" xmlns:w16sdtdh="http://schemas.microsoft.com/office/word/2020/wordml/sdtdatahash" xmlns:w16sdtfl="http://schemas.microsoft.com/office/word/2024/wordml/sdtformatlock" xmlns:w16se="http://schemas.microsoft.com/office/word/2015/wordml/symex" xmlns:w16du="http://schemas.microsoft.com/office/word/2023/wordml/word16du" xmlns:wne="http://schemas.microsoft.com/office/word/2006/wordml" mc:Ignorable="w14 w15 w16se w16cid w16 w16cex w16sdtdh w16sdtfl w16du wp14">
+  <w:p>
+    <w:pPr>
+      <w:pStyle w:val="Header"/>
+    </w:pPr>
+  </w:p>
+</w:hdr>
+</file>
+
+<file path=word/header4.xml><?xml version="1.0" encoding="utf-8"?>
+<w:hdr xmlns:wpc="http://schemas.microsoft.com/office/word/2010/wordprocessingCanvas" xmlns:cx="http://schemas.microsoft.com/office/drawing/2014/chartex" xmlns:cx1="http://schemas.microsoft.com/office/drawing/2015/9/8/chartex" xmlns:cx2="http://schemas.microsoft.com/office/drawing/2015/10/21/chartex" xmlns:cx3="http://schemas.microsoft.com/office/drawing/2016/5/9/chartex" xmlns:cx4="http://schemas.microsoft.com/office/drawing/2016/5/10/chartex" xmlns:cx5="http://schemas.microsoft.com/office/drawing/2016/5/11/chartex" xmlns:cx6="http://schemas.microsoft.com/office/drawing/2016/5/12/chartex" xmlns:cx7="http://schemas.microsoft.com/office/drawing/2016/5/13/chartex" xmlns:cx8="http://schemas.microsoft.com/office/drawing/2016/5/14/chartex" xmlns:mc="http://schemas.openxmlformats.org/markup-compatibility/2006" xmlns:m="http://schemas.openxmlformats.org/officeDocument/2006/math" xmlns:aink="http://schemas.microsoft.com/office/drawing/2016/ink" xmlns:am3d="http://schemas.microsoft.com/office/drawing/2017/model3d" xmlns:oel="http://schemas.microsoft.com/office/2019/extlst" xmlns:r="http://schemas.openxmlformats.org/officeDocument/2006/relationships" xmlns:wp14="http://schemas.microsoft.com/office/word/2010/wordprocessingDrawing" xmlns:wp="http://schemas.openxmlformats.org/drawingml/2006/wordprocessingDrawing" xmlns:wpg="http://schemas.microsoft.com/office/word/2010/wordprocessingGroup" xmlns:wpi="http://schemas.microsoft.com/office/word/2010/wordprocessingInk" xmlns:wps="http://schemas.microsoft.com/office/word/2010/wordprocessingShape" xmlns:o="urn:schemas-microsoft-com:office:office" xmlns:v="urn:schemas-microsoft-com:vml" xmlns:w10="urn:schemas-microsoft-com:office:word" xmlns:w="http://schemas.openxmlformats.org/wordprocessingml/2006/main" xmlns:w14="http://schemas.microsoft.com/office/word/2010/wordml" xmlns:w15="http://schemas.microsoft.com/office/word/2012/wordml" xmlns:w16cei="http://schemas.microsoft.com/office/word/2026/wordml/cei" xmlns:w16cex="http://schemas.microsoft.com/office/word/2018/wordml/cex" xmlns:w16cid="http://schemas.microsoft.com/office/word/2016/wordml/cid" xmlns:w16="http://schemas.microsoft.com/office/word/2018/wordml" xmlns:w16sdtdh="http://schemas.microsoft.com/office/word/2020/wordml/sdtdatahash" xmlns:w16sdtfl="http://schemas.microsoft.com/office/word/2024/wordml/sdtformatlock" xmlns:w16se="http://schemas.microsoft.com/office/word/2015/wordml/symex" xmlns:w16du="http://schemas.microsoft.com/office/word/2023/wordml/word16du" xmlns:wne="http://schemas.microsoft.com/office/word/2006/wordml" mc:Ignorable="w14 w15 w16se w16cid w16 w16cex w16sdtdh w16sdtfl w16du wp14">
+  <w:p>
+    <w:pPr>
+      <w:pStyle w:val="Header"/>
+    </w:pPr>
+  </w:p>
+</w:hdr>
+</file>
+
+<file path=word/header5.xml><?xml version="1.0" encoding="utf-8"?>
+<w:hdr xmlns:wpc="http://schemas.microsoft.com/office/word/2010/wordprocessingCanvas" xmlns:cx="http://schemas.microsoft.com/office/drawing/2014/chartex" xmlns:cx1="http://schemas.microsoft.com/office/drawing/2015/9/8/chartex" xmlns:cx2="http://schemas.microsoft.com/office/drawing/2015/10/21/chartex" xmlns:cx3="http://schemas.microsoft.com/office/drawing/2016/5/9/chartex" xmlns:cx4="http://schemas.microsoft.com/office/drawing/2016/5/10/chartex" xmlns:cx5="http://schemas.microsoft.com/office/drawing/2016/5/11/chartex" xmlns:cx6="http://schemas.microsoft.com/office/drawing/2016/5/12/chartex" xmlns:cx7="http://schemas.microsoft.com/office/drawing/2016/5/13/chartex" xmlns:cx8="http://schemas.microsoft.com/office/drawing/2016/5/14/chartex" xmlns:mc="http://schemas.openxmlformats.org/markup-compatibility/2006" xmlns:m="http://schemas.openxmlformats.org/officeDocument/2006/math" xmlns:aink="http://schemas.microsoft.com/office/drawing/2016/ink" xmlns:am3d="http://schemas.microsoft.com/office/drawing/2017/model3d" xmlns:oel="http://schemas.microsoft.com/office/2019/extlst" xmlns:r="http://schemas.openxmlformats.org/officeDocument/2006/relationships" xmlns:wp14="http://schemas.microsoft.com/office/word/2010/wordprocessingDrawing" xmlns:wp="http://schemas.openxmlformats.org/drawingml/2006/wordprocessingDrawing" xmlns:wpg="http://schemas.microsoft.com/office/word/2010/wordprocessingGroup" xmlns:wpi="http://schemas.microsoft.com/office/word/2010/wordprocessingInk" xmlns:wps="http://schemas.microsoft.com/office/word/2010/wordprocessingShape" xmlns:o="urn:schemas-microsoft-com:office:office" xmlns:v="urn:schemas-microsoft-com:vml" xmlns:w10="urn:schemas-microsoft-com:office:word" xmlns:w="http://schemas.openxmlformats.org/wordprocessingml/2006/main" xmlns:w14="http://schemas.microsoft.com/office/word/2010/wordml" xmlns:w15="http://schemas.microsoft.com/office/word/2012/wordml" xmlns:w16cei="http://schemas.microsoft.com/office/word/2026/wordml/cei" xmlns:w16cex="http://schemas.microsoft.com/office/word/2018/wordml/cex" xmlns:w16cid="http://schemas.microsoft.com/office/word/2016/wordml/cid" xmlns:w16="http://schemas.microsoft.com/office/word/2018/wordml" xmlns:w16sdtdh="http://schemas.microsoft.com/office/word/2020/wordml/sdtdatahash" xmlns:w16sdtfl="http://schemas.microsoft.com/office/word/2024/wordml/sdtformatlock" xmlns:w16se="http://schemas.microsoft.com/office/word/2015/wordml/symex" xmlns:w16du="http://schemas.microsoft.com/office/word/2023/wordml/word16du" xmlns:wne="http://schemas.microsoft.com/office/word/2006/wordml" mc:Ignorable="w14 w15 w16se w16cid w16 w16cex w16sdtdh w16sdtfl w16du wp14">
+  <w:p>
+    <w:pPr>
+      <w:pStyle w:val="Header"/>
+    </w:pPr>
+  </w:p>
+</w:hdr>
+</file>
+
+<file path=word/header6.xml><?xml version="1.0" encoding="utf-8"?>
+<w:hdr xmlns:wpc="http://schemas.microsoft.com/office/word/2010/wordprocessingCanvas" xmlns:cx="http://schemas.microsoft.com/office/drawing/2014/chartex" xmlns:cx1="http://schemas.microsoft.com/office/drawing/2015/9/8/chartex" xmlns:cx2="http://schemas.microsoft.com/office/drawing/2015/10/21/chartex" xmlns:cx3="http://schemas.microsoft.com/office/drawing/2016/5/9/chartex" xmlns:cx4="http://schemas.microsoft.com/office/drawing/2016/5/10/chartex" xmlns:cx5="http://schemas.microsoft.com/office/drawing/2016/5/11/chartex" xmlns:cx6="http://schemas.microsoft.com/office/drawing/2016/5/12/chartex" xmlns:cx7="http://schemas.microsoft.com/office/drawing/2016/5/13/chartex" xmlns:cx8="http://schemas.microsoft.com/office/drawing/2016/5/14/chartex" xmlns:mc="http://schemas.openxmlformats.org/markup-compatibility/2006" xmlns:m="http://schemas.openxmlformats.org/officeDocument/2006/math" xmlns:aink="http://schemas.microsoft.com/office/drawing/2016/ink" xmlns:am3d="http://schemas.microsoft.com/office/drawing/2017/model3d" xmlns:oel="http://schemas.microsoft.com/office/2019/extlst" xmlns:r="http://schemas.openxmlformats.org/officeDocument/2006/relationships" xmlns:wp14="http://schemas.microsoft.com/office/word/2010/wordprocessingDrawing" xmlns:wp="http://schemas.openxmlformats.org/drawingml/2006/wordprocessingDrawing" xmlns:wpg="http://schemas.microsoft.com/office/word/2010/wordprocessingGroup" xmlns:wpi="http://schemas.microsoft.com/office/word/2010/wordprocessingInk" xmlns:wps="http://schemas.microsoft.com/office/word/2010/wordprocessingShape" xmlns:o="urn:schemas-microsoft-com:office:office" xmlns:v="urn:schemas-microsoft-com:vml" xmlns:w10="urn:schemas-microsoft-com:office:word" xmlns:w="http://schemas.openxmlformats.org/wordprocessingml/2006/main" xmlns:w14="http://schemas.microsoft.com/office/word/2010/wordml" xmlns:w15="http://schemas.microsoft.com/office/word/2012/wordml" xmlns:w16cei="http://schemas.microsoft.com/office/word/2026/wordml/cei" xmlns:w16cex="http://schemas.microsoft.com/office/word/2018/wordml/cex" xmlns:w16cid="http://schemas.microsoft.com/office/word/2016/wordml/cid" xmlns:w16="http://schemas.microsoft.com/office/word/2018/wordml" xmlns:w16sdtdh="http://schemas.microsoft.com/office/word/2020/wordml/sdtdatahash" xmlns:w16sdtfl="http://schemas.microsoft.com/office/word/2024/wordml/sdtformatlock" xmlns:w16se="http://schemas.microsoft.com/office/word/2015/wordml/symex" xmlns:w16du="http://schemas.microsoft.com/office/word/2023/wordml/word16du" xmlns:wne="http://schemas.microsoft.com/office/word/2006/wordml" mc:Ignorable="w14 w15 w16se w16cid w16 w16cex w16sdtdh w16sdtfl w16du wp14">
   <w:p>
     <w:pPr>
       <w:pStyle w:val="Header"/>
@@ -7891,6 +9182,141 @@
     </w:lvl>
   </w:abstractNum>
   <w:abstractNum w:abstractNumId="7" w15:restartNumberingAfterBreak="0">
+    <w:nsid w:val="56246D06"/>
+    <w:multiLevelType w:val="hybridMultilevel"/>
+    <w:tmpl w:val="B8D207C6"/>
+    <w:lvl w:ilvl="0" w:tplc="9E1E91EA">
+      <w:start w:val="1"/>
+      <w:numFmt w:val="decimal"/>
+      <w:lvlText w:val="(%1)"/>
+      <w:lvlJc w:val="left"/>
+      <w:pPr>
+        <w:ind w:left="888" w:hanging="311"/>
+        <w:jc w:val="left"/>
+      </w:pPr>
+      <w:rPr>
+        <w:rFonts w:ascii="BC Sans" w:eastAsia="BC Sans" w:hAnsi="BC Sans" w:cs="BC Sans" w:hint="default"/>
+        <w:b/>
+        <w:bCs/>
+        <w:i w:val="0"/>
+        <w:iCs w:val="0"/>
+        <w:color w:val="313131"/>
+        <w:spacing w:val="0"/>
+        <w:w w:val="100"/>
+        <w:sz w:val="20"/>
+        <w:szCs w:val="20"/>
+        <w:lang w:val="en-US" w:eastAsia="en-US" w:bidi="ar-SA"/>
+      </w:rPr>
+    </w:lvl>
+    <w:lvl w:ilvl="1" w:tplc="5E4C00E0">
+      <w:start w:val="1"/>
+      <w:numFmt w:val="lowerLetter"/>
+      <w:lvlText w:val="%2."/>
+      <w:lvlJc w:val="left"/>
+      <w:pPr>
+        <w:ind w:left="1278" w:hanging="248"/>
+        <w:jc w:val="left"/>
+      </w:pPr>
+      <w:rPr>
+        <w:rFonts w:ascii="BC Sans" w:eastAsia="BC Sans" w:hAnsi="BC Sans" w:cs="BC Sans" w:hint="default"/>
+        <w:b w:val="0"/>
+        <w:bCs w:val="0"/>
+        <w:i w:val="0"/>
+        <w:iCs w:val="0"/>
+        <w:color w:val="313131"/>
+        <w:spacing w:val="0"/>
+        <w:w w:val="100"/>
+        <w:sz w:val="20"/>
+        <w:szCs w:val="20"/>
+        <w:lang w:val="en-US" w:eastAsia="en-US" w:bidi="ar-SA"/>
+      </w:rPr>
+    </w:lvl>
+    <w:lvl w:ilvl="2" w:tplc="CAD04ABE">
+      <w:numFmt w:val="bullet"/>
+      <w:lvlText w:val="•"/>
+      <w:lvlJc w:val="left"/>
+      <w:pPr>
+        <w:ind w:left="2337" w:hanging="248"/>
+      </w:pPr>
+      <w:rPr>
+        <w:rFonts w:hint="default"/>
+        <w:lang w:val="en-US" w:eastAsia="en-US" w:bidi="ar-SA"/>
+      </w:rPr>
+    </w:lvl>
+    <w:lvl w:ilvl="3" w:tplc="D9F053A8">
+      <w:numFmt w:val="bullet"/>
+      <w:lvlText w:val="•"/>
+      <w:lvlJc w:val="left"/>
+      <w:pPr>
+        <w:ind w:left="3395" w:hanging="248"/>
+      </w:pPr>
+      <w:rPr>
+        <w:rFonts w:hint="default"/>
+        <w:lang w:val="en-US" w:eastAsia="en-US" w:bidi="ar-SA"/>
+      </w:rPr>
+    </w:lvl>
+    <w:lvl w:ilvl="4" w:tplc="B0F40CF6">
+      <w:numFmt w:val="bullet"/>
+      <w:lvlText w:val="•"/>
+      <w:lvlJc w:val="left"/>
+      <w:pPr>
+        <w:ind w:left="4453" w:hanging="248"/>
+      </w:pPr>
+      <w:rPr>
+        <w:rFonts w:hint="default"/>
+        <w:lang w:val="en-US" w:eastAsia="en-US" w:bidi="ar-SA"/>
+      </w:rPr>
+    </w:lvl>
+    <w:lvl w:ilvl="5" w:tplc="A55C5F16">
+      <w:numFmt w:val="bullet"/>
+      <w:lvlText w:val="•"/>
+      <w:lvlJc w:val="left"/>
+      <w:pPr>
+        <w:ind w:left="5511" w:hanging="248"/>
+      </w:pPr>
+      <w:rPr>
+        <w:rFonts w:hint="default"/>
+        <w:lang w:val="en-US" w:eastAsia="en-US" w:bidi="ar-SA"/>
+      </w:rPr>
+    </w:lvl>
+    <w:lvl w:ilvl="6" w:tplc="28628D06">
+      <w:numFmt w:val="bullet"/>
+      <w:lvlText w:val="•"/>
+      <w:lvlJc w:val="left"/>
+      <w:pPr>
+        <w:ind w:left="6568" w:hanging="248"/>
+      </w:pPr>
+      <w:rPr>
+        <w:rFonts w:hint="default"/>
+        <w:lang w:val="en-US" w:eastAsia="en-US" w:bidi="ar-SA"/>
+      </w:rPr>
+    </w:lvl>
+    <w:lvl w:ilvl="7" w:tplc="8258D672">
+      <w:numFmt w:val="bullet"/>
+      <w:lvlText w:val="•"/>
+      <w:lvlJc w:val="left"/>
+      <w:pPr>
+        <w:ind w:left="7626" w:hanging="248"/>
+      </w:pPr>
+      <w:rPr>
+        <w:rFonts w:hint="default"/>
+        <w:lang w:val="en-US" w:eastAsia="en-US" w:bidi="ar-SA"/>
+      </w:rPr>
+    </w:lvl>
+    <w:lvl w:ilvl="8" w:tplc="84263FC4">
+      <w:numFmt w:val="bullet"/>
+      <w:lvlText w:val="•"/>
+      <w:lvlJc w:val="left"/>
+      <w:pPr>
+        <w:ind w:left="8684" w:hanging="248"/>
+      </w:pPr>
+      <w:rPr>
+        <w:rFonts w:hint="default"/>
+        <w:lang w:val="en-US" w:eastAsia="en-US" w:bidi="ar-SA"/>
+      </w:rPr>
+    </w:lvl>
+  </w:abstractNum>
+  <w:abstractNum w:abstractNumId="8" w15:restartNumberingAfterBreak="0">
     <w:nsid w:val="5884403C"/>
     <w:multiLevelType w:val="hybridMultilevel"/>
     <w:tmpl w:val="55D0A1D8"/>
@@ -7976,7 +9402,7 @@
       </w:pPr>
     </w:lvl>
   </w:abstractNum>
-  <w:abstractNum w:abstractNumId="8" w15:restartNumberingAfterBreak="0">
+  <w:abstractNum w:abstractNumId="9" w15:restartNumberingAfterBreak="0">
     <w:nsid w:val="6EAC4188"/>
     <w:multiLevelType w:val="hybridMultilevel"/>
     <w:tmpl w:val="F32806A4"/>
@@ -8066,10 +9492,10 @@
     <w:abstractNumId w:val="6"/>
   </w:num>
   <w:num w:numId="2" w16cid:durableId="765347017">
-    <w:abstractNumId w:val="8"/>
+    <w:abstractNumId w:val="9"/>
   </w:num>
   <w:num w:numId="3" w16cid:durableId="1188520183">
-    <w:abstractNumId w:val="7"/>
+    <w:abstractNumId w:val="8"/>
   </w:num>
   <w:num w:numId="4" w16cid:durableId="139540127">
     <w:abstractNumId w:val="5"/>
@@ -8088,6 +9514,9 @@
   </w:num>
   <w:num w:numId="9" w16cid:durableId="1091320090">
     <w:abstractNumId w:val="3"/>
+  </w:num>
+  <w:num w:numId="10" w16cid:durableId="295185169">
+    <w:abstractNumId w:val="7"/>
   </w:num>
 </w:numbering>
 </file>
@@ -8693,7 +10122,7 @@
   <w:style w:type="table" w:styleId="TableGrid">
     <w:name w:val="Table Grid"/>
     <w:basedOn w:val="TableNormal"/>
-    <w:uiPriority w:val="59"/>
+    <w:uiPriority w:val="39"/>
     <w:rsid w:val="00FB4123"/>
     <w:tblPr>
       <w:tblBorders>
@@ -8705,6 +10134,14 @@
         <w:insideV w:val="single" w:sz="4" w:space="0" w:color="000000" w:themeColor="text1"/>
       </w:tblBorders>
     </w:tblPr>
+  </w:style>
+  <w:style w:type="character" w:styleId="PageNumber">
+    <w:name w:val="page number"/>
+    <w:basedOn w:val="DefaultParagraphFont"/>
+    <w:uiPriority w:val="99"/>
+    <w:semiHidden/>
+    <w:unhideWhenUsed/>
+    <w:rsid w:val="00AE573A"/>
   </w:style>
 </w:styles>
 </file>
@@ -8993,10 +10430,16 @@
 </file>
 
 <file path=customXml/item1.xml><?xml version="1.0" encoding="utf-8"?>
+<p:properties xmlns:p="http://schemas.microsoft.com/office/2006/metadata/properties" xmlns:xsi="http://www.w3.org/2001/XMLSchema-instance" xmlns:pc="http://schemas.microsoft.com/office/infopath/2007/PartnerControls">
+  <documentManagement/>
+</p:properties>
+</file>
+
+<file path=customXml/item2.xml><?xml version="1.0" encoding="utf-8"?>
 <b:Sources xmlns:b="http://schemas.openxmlformats.org/officeDocument/2006/bibliography" xmlns="http://schemas.openxmlformats.org/officeDocument/2006/bibliography" SelectedStyle="\APASixthEditionOfficeOnline.xsl" StyleName="APA" Version="6"/>
 </file>
 
-<file path=customXml/item2.xml><?xml version="1.0" encoding="utf-8"?>
+<file path=customXml/item3.xml><?xml version="1.0" encoding="utf-8"?>
 <ct:contentTypeSchema xmlns:ct="http://schemas.microsoft.com/office/2006/metadata/contentType" xmlns:ma="http://schemas.microsoft.com/office/2006/metadata/properties/metaAttributes" ct:_="" ma:_="" ma:contentTypeName="Document" ma:contentTypeID="0x010100509BE9200A38E64D9D18C153BE6F8B4F" ma:contentTypeVersion="0" ma:contentTypeDescription="Create a new document." ma:contentTypeScope="" ma:versionID="79c98fc595304801d9eb0d157ee3dcb0">
   <xsd:schema xmlns:xsd="http://www.w3.org/2001/XMLSchema" xmlns:xs="http://www.w3.org/2001/XMLSchema" xmlns:p="http://schemas.microsoft.com/office/2006/metadata/properties" targetNamespace="http://schemas.microsoft.com/office/2006/metadata/properties" ma:root="true" ma:fieldsID="500c6692915ba10984c0aabd49f31b22">
     <xsd:element name="properties">
@@ -9110,7 +10553,7 @@
 </ct:contentTypeSchema>
 </file>
 
-<file path=customXml/item3.xml><?xml version="1.0" encoding="utf-8"?>
+<file path=customXml/item4.xml><?xml version="1.0" encoding="utf-8"?>
 <?mso-contentType ?>
 <FormTemplates xmlns="http://schemas.microsoft.com/sharepoint/v3/contenttype/forms">
   <Display>DocumentLibraryForm</Display>
@@ -9119,13 +10562,16 @@
 </FormTemplates>
 </file>
 
-<file path=customXml/item4.xml><?xml version="1.0" encoding="utf-8"?>
-<p:properties xmlns:p="http://schemas.microsoft.com/office/2006/metadata/properties" xmlns:xsi="http://www.w3.org/2001/XMLSchema-instance" xmlns:pc="http://schemas.microsoft.com/office/infopath/2007/PartnerControls">
-  <documentManagement/>
-</p:properties>
+<file path=customXml/itemProps1.xml><?xml version="1.0" encoding="utf-8"?>
+<ds:datastoreItem xmlns:ds="http://schemas.openxmlformats.org/officeDocument/2006/customXml" ds:itemID="{02850EF8-BF44-4B96-8D92-ECEA3D467646}">
+  <ds:schemaRefs>
+    <ds:schemaRef ds:uri="http://schemas.microsoft.com/office/2006/metadata/properties"/>
+    <ds:schemaRef ds:uri="http://schemas.microsoft.com/office/infopath/2007/PartnerControls"/>
+  </ds:schemaRefs>
+</ds:datastoreItem>
 </file>
 
-<file path=customXml/itemProps1.xml><?xml version="1.0" encoding="utf-8"?>
+<file path=customXml/itemProps2.xml><?xml version="1.0" encoding="utf-8"?>
 <ds:datastoreItem xmlns:ds="http://schemas.openxmlformats.org/officeDocument/2006/customXml" ds:itemID="{03A27EF8-5F6F-43DA-AF9C-6CAC057903FD}">
   <ds:schemaRefs>
     <ds:schemaRef ds:uri="http://schemas.openxmlformats.org/officeDocument/2006/bibliography"/>
@@ -9133,7 +10579,7 @@
 </ds:datastoreItem>
 </file>
 
-<file path=customXml/itemProps2.xml><?xml version="1.0" encoding="utf-8"?>
+<file path=customXml/itemProps3.xml><?xml version="1.0" encoding="utf-8"?>
 <ds:datastoreItem xmlns:ds="http://schemas.openxmlformats.org/officeDocument/2006/customXml" ds:itemID="{67CA8721-44C7-4C05-A868-008583A5FFD2}">
   <ds:schemaRefs>
     <ds:schemaRef ds:uri="http://schemas.microsoft.com/office/2006/metadata/contentType"/>
@@ -9149,19 +10595,10 @@
 </ds:datastoreItem>
 </file>
 
-<file path=customXml/itemProps3.xml><?xml version="1.0" encoding="utf-8"?>
+<file path=customXml/itemProps4.xml><?xml version="1.0" encoding="utf-8"?>
 <ds:datastoreItem xmlns:ds="http://schemas.openxmlformats.org/officeDocument/2006/customXml" ds:itemID="{E2F072FD-22F1-413F-8926-512F3CF2D606}">
   <ds:schemaRefs>
     <ds:schemaRef ds:uri="http://schemas.microsoft.com/sharepoint/v3/contenttype/forms"/>
   </ds:schemaRefs>
 </ds:datastoreItem>
-</file>
-
-<file path=customXml/itemProps4.xml><?xml version="1.0" encoding="utf-8"?>
-<ds:datastoreItem xmlns:ds="http://schemas.openxmlformats.org/officeDocument/2006/customXml" ds:itemID="{02850EF8-BF44-4B96-8D92-ECEA3D467646}">
-  <ds:schemaRefs>
-    <ds:schemaRef ds:uri="http://schemas.microsoft.com/office/2006/metadata/properties"/>
-    <ds:schemaRef ds:uri="http://schemas.microsoft.com/office/infopath/2007/PartnerControls"/>
-  </ds:schemaRefs>
-</ds:datastoreItem>
 </file>
--- a/api/Templates/PGT.docx
+++ b/api/Templates/PGT.docx
@@ -1,6 +1,6 @@
 
 <file path=word/document.xml><?xml version="1.0" encoding="utf-8"?>
-<w:document xmlns:wpc="http://schemas.microsoft.com/office/word/2010/wordprocessingCanvas" xmlns:cx="http://schemas.microsoft.com/office/drawing/2014/chartex" xmlns:cx1="http://schemas.microsoft.com/office/drawing/2015/9/8/chartex" xmlns:cx2="http://schemas.microsoft.com/office/drawing/2015/10/21/chartex" xmlns:cx3="http://schemas.microsoft.com/office/drawing/2016/5/9/chartex" xmlns:cx4="http://schemas.microsoft.com/office/drawing/2016/5/10/chartex" xmlns:cx5="http://schemas.microsoft.com/office/drawing/2016/5/11/chartex" xmlns:cx6="http://schemas.microsoft.com/office/drawing/2016/5/12/chartex" xmlns:cx7="http://schemas.microsoft.com/office/drawing/2016/5/13/chartex" xmlns:cx8="http://schemas.microsoft.com/office/drawing/2016/5/14/chartex" xmlns:mc="http://schemas.openxmlformats.org/markup-compatibility/2006" xmlns:m="http://schemas.openxmlformats.org/officeDocument/2006/math" xmlns:aink="http://schemas.microsoft.com/office/drawing/2016/ink" xmlns:am3d="http://schemas.microsoft.com/office/drawing/2017/model3d" xmlns:oel="http://schemas.microsoft.com/office/2019/extlst" xmlns:r="http://schemas.openxmlformats.org/officeDocument/2006/relationships" xmlns:wp14="http://schemas.microsoft.com/office/word/2010/wordprocessingDrawing" xmlns:wp="http://schemas.openxmlformats.org/drawingml/2006/wordprocessingDrawing" xmlns:wpg="http://schemas.microsoft.com/office/word/2010/wordprocessingGroup" xmlns:wpi="http://schemas.microsoft.com/office/word/2010/wordprocessingInk" xmlns:wps="http://schemas.microsoft.com/office/word/2010/wordprocessingShape" xmlns:o="urn:schemas-microsoft-com:office:office" xmlns:v="urn:schemas-microsoft-com:vml" xmlns:w10="urn:schemas-microsoft-com:office:word" xmlns:w="http://schemas.openxmlformats.org/wordprocessingml/2006/main" xmlns:w14="http://schemas.microsoft.com/office/word/2010/wordml" xmlns:w15="http://schemas.microsoft.com/office/word/2012/wordml" xmlns:w16cei="http://schemas.microsoft.com/office/word/2026/wordml/cei" xmlns:w16cex="http://schemas.microsoft.com/office/word/2018/wordml/cex" xmlns:w16cid="http://schemas.microsoft.com/office/word/2016/wordml/cid" xmlns:w16="http://schemas.microsoft.com/office/word/2018/wordml" xmlns:w16sdtdh="http://schemas.microsoft.com/office/word/2020/wordml/sdtdatahash" xmlns:w16sdtfl="http://schemas.microsoft.com/office/word/2024/wordml/sdtformatlock" xmlns:w16se="http://schemas.microsoft.com/office/word/2015/wordml/symex" xmlns:w16du="http://schemas.microsoft.com/office/word/2023/wordml/word16du" xmlns:wne="http://schemas.microsoft.com/office/word/2006/wordml" mc:Ignorable="w14 w15 w16se w16cid w16 w16cex w16sdtdh w16sdtfl w16du wp14">
+<w:document xmlns:wpc="http://schemas.microsoft.com/office/word/2010/wordprocessingCanvas" xmlns:cx="http://schemas.microsoft.com/office/drawing/2014/chartex" xmlns:cx1="http://schemas.microsoft.com/office/drawing/2015/9/8/chartex" xmlns:cx2="http://schemas.microsoft.com/office/drawing/2015/10/21/chartex" xmlns:cx3="http://schemas.microsoft.com/office/drawing/2016/5/9/chartex" xmlns:cx4="http://schemas.microsoft.com/office/drawing/2016/5/10/chartex" xmlns:cx5="http://schemas.microsoft.com/office/drawing/2016/5/11/chartex" xmlns:cx6="http://schemas.microsoft.com/office/drawing/2016/5/12/chartex" xmlns:cx7="http://schemas.microsoft.com/office/drawing/2016/5/13/chartex" xmlns:cx8="http://schemas.microsoft.com/office/drawing/2016/5/14/chartex" xmlns:mc="http://schemas.openxmlformats.org/markup-compatibility/2006" xmlns:aink="http://schemas.microsoft.com/office/drawing/2016/ink" xmlns:am3d="http://schemas.microsoft.com/office/drawing/2017/model3d" xmlns:o="urn:schemas-microsoft-com:office:office" xmlns:oel="http://schemas.microsoft.com/office/2019/extlst" xmlns:r="http://schemas.openxmlformats.org/officeDocument/2006/relationships" xmlns:m="http://schemas.openxmlformats.org/officeDocument/2006/math" xmlns:v="urn:schemas-microsoft-com:vml" xmlns:wp14="http://schemas.microsoft.com/office/word/2010/wordprocessingDrawing" xmlns:wp="http://schemas.openxmlformats.org/drawingml/2006/wordprocessingDrawing" xmlns:w10="urn:schemas-microsoft-com:office:word" xmlns:w="http://schemas.openxmlformats.org/wordprocessingml/2006/main" xmlns:w14="http://schemas.microsoft.com/office/word/2010/wordml" xmlns:w15="http://schemas.microsoft.com/office/word/2012/wordml" xmlns:w16cei="http://schemas.microsoft.com/office/word/2026/wordml/cei" xmlns:w16cex="http://schemas.microsoft.com/office/word/2018/wordml/cex" xmlns:w16cid="http://schemas.microsoft.com/office/word/2016/wordml/cid" xmlns:w16="http://schemas.microsoft.com/office/word/2018/wordml" xmlns:w16du="http://schemas.microsoft.com/office/word/2023/wordml/word16du" xmlns:w16sdtdh="http://schemas.microsoft.com/office/word/2020/wordml/sdtdatahash" xmlns:w16sdtfl="http://schemas.microsoft.com/office/word/2024/wordml/sdtformatlock" xmlns:w16se="http://schemas.microsoft.com/office/word/2015/wordml/symex" xmlns:wpg="http://schemas.microsoft.com/office/word/2010/wordprocessingGroup" xmlns:wpi="http://schemas.microsoft.com/office/word/2010/wordprocessingInk" xmlns:wne="http://schemas.microsoft.com/office/word/2006/wordml" xmlns:wps="http://schemas.microsoft.com/office/word/2010/wordprocessingShape" mc:Ignorable="w14 w15 w16se w16cid w16 w16cex w16sdtdh w16sdtfl w16du wp14">
   <w:body>
     <w:p>
       <w:pPr>
@@ -213,6 +213,7 @@
         <w:pStyle w:val="BodyText"/>
         <w:ind w:left="288"/>
       </w:pPr>
+      <w:proofErr w:type="gramStart"/>
       <w:r>
         <w:rPr>
           <w:color w:val="313131"/>
@@ -228,7 +229,6 @@
         <w:t>{</w:t>
       </w:r>
       <w:proofErr w:type="spellStart"/>
-      <w:proofErr w:type="gramStart"/>
       <w:r>
         <w:rPr>
           <w:color w:val="000000" w:themeColor="text1"/>
@@ -245,16 +245,26 @@
           <w:sz w:val="22"/>
           <w:szCs w:val="22"/>
         </w:rPr>
-        <w:t>(LL)</w:t>
-      </w:r>
+        <w:t>(</w:t>
+      </w:r>
+      <w:proofErr w:type="gramStart"/>
       <w:r>
         <w:rPr>
           <w:color w:val="000000" w:themeColor="text1"/>
           <w:sz w:val="22"/>
           <w:szCs w:val="22"/>
         </w:rPr>
+        <w:t>LL)</w:t>
+      </w:r>
+      <w:r>
+        <w:rPr>
+          <w:color w:val="000000" w:themeColor="text1"/>
+          <w:sz w:val="22"/>
+          <w:szCs w:val="22"/>
+        </w:rPr>
         <w:t>}</w:t>
       </w:r>
+      <w:proofErr w:type="gramEnd"/>
     </w:p>
     <w:p>
       <w:pPr>
@@ -1018,19 +1028,8 @@
           <w:sz w:val="20"/>
           <w:szCs w:val="20"/>
         </w:rPr>
-        <w:t>[</w:t>
-      </w:r>
-      <w:proofErr w:type="spellStart"/>
-      <w:r>
-        <w:rPr>
-          <w:b/>
-          <w:bCs/>
-          <w:sz w:val="20"/>
-          <w:szCs w:val="20"/>
-        </w:rPr>
-        <w:t>i</w:t>
-      </w:r>
-      <w:proofErr w:type="spellEnd"/>
+        <w:t>[i</w:t>
+      </w:r>
       <w:proofErr w:type="gramStart"/>
       <w:r>
         <w:rPr>
@@ -1085,17 +1084,8 @@
           <w:sz w:val="20"/>
           <w:szCs w:val="20"/>
         </w:rPr>
-        <w:t>[</w:t>
-      </w:r>
-      <w:proofErr w:type="spellStart"/>
-      <w:r>
-        <w:rPr>
-          <w:sz w:val="20"/>
-          <w:szCs w:val="20"/>
-        </w:rPr>
-        <w:t>i</w:t>
-      </w:r>
-      <w:proofErr w:type="spellEnd"/>
+        <w:t>[i</w:t>
+      </w:r>
       <w:proofErr w:type="gramStart"/>
       <w:r>
         <w:rPr>
@@ -1137,17 +1127,8 @@
           <w:sz w:val="20"/>
           <w:szCs w:val="20"/>
         </w:rPr>
-        <w:t>[</w:t>
-      </w:r>
-      <w:proofErr w:type="spellStart"/>
-      <w:r>
-        <w:rPr>
-          <w:sz w:val="20"/>
-          <w:szCs w:val="20"/>
-        </w:rPr>
-        <w:t>i</w:t>
-      </w:r>
-      <w:proofErr w:type="spellEnd"/>
+        <w:t>[i</w:t>
+      </w:r>
       <w:proofErr w:type="gramStart"/>
       <w:r>
         <w:rPr>
@@ -1197,7 +1178,16 @@
           <w:sz w:val="20"/>
           <w:szCs w:val="20"/>
         </w:rPr>
-        <w:t>Date of Birth:</w:t>
+        <w:t xml:space="preserve">Date of </w:t>
+      </w:r>
+      <w:proofErr w:type="gramStart"/>
+      <w:r>
+        <w:rPr>
+          <w:color w:val="313131"/>
+          <w:sz w:val="20"/>
+          <w:szCs w:val="20"/>
+        </w:rPr>
+        <w:t>Birth:</w:t>
       </w:r>
       <w:r>
         <w:rPr>
@@ -1216,7 +1206,6 @@
         <w:t>{</w:t>
       </w:r>
       <w:proofErr w:type="spellStart"/>
-      <w:proofErr w:type="gramStart"/>
       <w:r>
         <w:rPr>
           <w:b/>
@@ -1242,19 +1231,8 @@
           <w:sz w:val="20"/>
           <w:szCs w:val="20"/>
         </w:rPr>
-        <w:t>[</w:t>
-      </w:r>
-      <w:proofErr w:type="spellStart"/>
-      <w:r>
-        <w:rPr>
-          <w:b/>
-          <w:bCs/>
-          <w:sz w:val="20"/>
-          <w:szCs w:val="20"/>
-        </w:rPr>
-        <w:t>i</w:t>
-      </w:r>
-      <w:proofErr w:type="spellEnd"/>
+        <w:t>[i</w:t>
+      </w:r>
       <w:proofErr w:type="gramStart"/>
       <w:r>
         <w:rPr>
@@ -1325,6 +1303,7 @@
         </w:rPr>
         <w:t xml:space="preserve"> </w:t>
       </w:r>
+      <w:proofErr w:type="gramStart"/>
       <w:r>
         <w:rPr>
           <w:color w:val="313131"/>
@@ -1350,7 +1329,6 @@
         <w:t>{</w:t>
       </w:r>
       <w:proofErr w:type="spellStart"/>
-      <w:proofErr w:type="gramStart"/>
       <w:r>
         <w:rPr>
           <w:b/>
@@ -1376,19 +1354,8 @@
           <w:sz w:val="20"/>
           <w:szCs w:val="20"/>
         </w:rPr>
-        <w:t>[</w:t>
-      </w:r>
-      <w:proofErr w:type="spellStart"/>
-      <w:r>
-        <w:rPr>
-          <w:b/>
-          <w:bCs/>
-          <w:sz w:val="20"/>
-          <w:szCs w:val="20"/>
-        </w:rPr>
-        <w:t>i</w:t>
-      </w:r>
-      <w:proofErr w:type="spellEnd"/>
+        <w:t>[i</w:t>
+      </w:r>
       <w:proofErr w:type="gramStart"/>
       <w:r>
         <w:rPr>
@@ -1457,6 +1424,7 @@
         </w:rPr>
         <w:t xml:space="preserve"> </w:t>
       </w:r>
+      <w:proofErr w:type="gramStart"/>
       <w:r>
         <w:rPr>
           <w:color w:val="313131"/>
@@ -1482,7 +1450,6 @@
         <w:t>{</w:t>
       </w:r>
       <w:proofErr w:type="spellStart"/>
-      <w:proofErr w:type="gramStart"/>
       <w:r>
         <w:rPr>
           <w:b/>
@@ -1508,19 +1475,8 @@
           <w:sz w:val="20"/>
           <w:szCs w:val="20"/>
         </w:rPr>
-        <w:t>[</w:t>
-      </w:r>
-      <w:proofErr w:type="spellStart"/>
-      <w:r>
-        <w:rPr>
-          <w:b/>
-          <w:bCs/>
-          <w:sz w:val="20"/>
-          <w:szCs w:val="20"/>
-        </w:rPr>
-        <w:t>i</w:t>
-      </w:r>
-      <w:proofErr w:type="spellEnd"/>
+        <w:t>[i</w:t>
+      </w:r>
       <w:proofErr w:type="gramStart"/>
       <w:r>
         <w:rPr>
@@ -1566,6 +1522,7 @@
           <w:bCs/>
         </w:rPr>
       </w:pPr>
+      <w:proofErr w:type="gramStart"/>
       <w:r>
         <w:rPr>
           <w:color w:val="313131"/>
@@ -1591,7 +1548,6 @@
         <w:t>{</w:t>
       </w:r>
       <w:proofErr w:type="spellStart"/>
-      <w:proofErr w:type="gramStart"/>
       <w:r>
         <w:rPr>
           <w:b/>
@@ -1617,19 +1573,8 @@
           <w:sz w:val="20"/>
           <w:szCs w:val="20"/>
         </w:rPr>
-        <w:t>[</w:t>
-      </w:r>
-      <w:proofErr w:type="spellStart"/>
-      <w:r>
-        <w:rPr>
-          <w:b/>
-          <w:bCs/>
-          <w:sz w:val="20"/>
-          <w:szCs w:val="20"/>
-        </w:rPr>
-        <w:t>i</w:t>
-      </w:r>
-      <w:proofErr w:type="spellEnd"/>
+        <w:t>[i</w:t>
+      </w:r>
       <w:proofErr w:type="gramStart"/>
       <w:r>
         <w:rPr>
@@ -1674,6 +1619,7 @@
           <w:bCs/>
         </w:rPr>
       </w:pPr>
+      <w:proofErr w:type="gramStart"/>
       <w:r>
         <w:rPr>
           <w:color w:val="313131"/>
@@ -1700,7 +1646,6 @@
         <w:t>{</w:t>
       </w:r>
       <w:proofErr w:type="spellStart"/>
-      <w:proofErr w:type="gramStart"/>
       <w:r>
         <w:rPr>
           <w:b/>
@@ -1727,19 +1672,8 @@
           <w:sz w:val="20"/>
           <w:szCs w:val="20"/>
         </w:rPr>
-        <w:t>[</w:t>
-      </w:r>
-      <w:proofErr w:type="spellStart"/>
-      <w:r>
-        <w:rPr>
-          <w:b/>
-          <w:bCs/>
-          <w:sz w:val="20"/>
-          <w:szCs w:val="20"/>
-        </w:rPr>
-        <w:t>i</w:t>
-      </w:r>
-      <w:proofErr w:type="spellEnd"/>
+        <w:t>[i</w:t>
+      </w:r>
       <w:proofErr w:type="gramStart"/>
       <w:r>
         <w:rPr>
@@ -1786,6 +1720,7 @@
           <w:bCs/>
         </w:rPr>
       </w:pPr>
+      <w:proofErr w:type="gramStart"/>
       <w:r>
         <w:rPr>
           <w:color w:val="313131"/>
@@ -1811,7 +1746,6 @@
         <w:t>{</w:t>
       </w:r>
       <w:proofErr w:type="spellStart"/>
-      <w:proofErr w:type="gramStart"/>
       <w:r>
         <w:rPr>
           <w:b/>
@@ -1837,19 +1771,8 @@
           <w:sz w:val="20"/>
           <w:szCs w:val="20"/>
         </w:rPr>
-        <w:t>[</w:t>
-      </w:r>
-      <w:proofErr w:type="spellStart"/>
-      <w:r>
-        <w:rPr>
-          <w:b/>
-          <w:bCs/>
-          <w:sz w:val="20"/>
-          <w:szCs w:val="20"/>
-        </w:rPr>
-        <w:t>i</w:t>
-      </w:r>
-      <w:proofErr w:type="spellEnd"/>
+        <w:t>[i</w:t>
+      </w:r>
       <w:proofErr w:type="gramStart"/>
       <w:r>
         <w:rPr>
@@ -1913,6 +1836,7 @@
         </w:rPr>
         <w:t xml:space="preserve"> </w:t>
       </w:r>
+      <w:proofErr w:type="gramStart"/>
       <w:r>
         <w:rPr>
           <w:color w:val="313131"/>
@@ -1938,7 +1862,6 @@
         <w:t>{</w:t>
       </w:r>
       <w:proofErr w:type="spellStart"/>
-      <w:proofErr w:type="gramStart"/>
       <w:r>
         <w:rPr>
           <w:b/>
@@ -1964,19 +1887,8 @@
           <w:sz w:val="20"/>
           <w:szCs w:val="20"/>
         </w:rPr>
-        <w:t>[</w:t>
-      </w:r>
-      <w:proofErr w:type="spellStart"/>
-      <w:r>
-        <w:rPr>
-          <w:b/>
-          <w:bCs/>
-          <w:sz w:val="20"/>
-          <w:szCs w:val="20"/>
-        </w:rPr>
-        <w:t>i</w:t>
-      </w:r>
-      <w:proofErr w:type="spellEnd"/>
+        <w:t>[i</w:t>
+      </w:r>
       <w:proofErr w:type="gramStart"/>
       <w:r>
         <w:rPr>
@@ -2047,6 +1959,7 @@
         </w:rPr>
         <w:t xml:space="preserve"> </w:t>
       </w:r>
+      <w:proofErr w:type="gramStart"/>
       <w:r>
         <w:rPr>
           <w:color w:val="313131"/>
@@ -2072,7 +1985,6 @@
         <w:t>{</w:t>
       </w:r>
       <w:proofErr w:type="spellStart"/>
-      <w:proofErr w:type="gramStart"/>
       <w:r>
         <w:rPr>
           <w:b/>
@@ -2098,19 +2010,8 @@
           <w:sz w:val="20"/>
           <w:szCs w:val="20"/>
         </w:rPr>
-        <w:t>[</w:t>
-      </w:r>
-      <w:proofErr w:type="spellStart"/>
-      <w:r>
-        <w:rPr>
-          <w:b/>
-          <w:bCs/>
-          <w:sz w:val="20"/>
-          <w:szCs w:val="20"/>
-        </w:rPr>
-        <w:t>i</w:t>
-      </w:r>
-      <w:proofErr w:type="spellEnd"/>
+        <w:t>[i</w:t>
+      </w:r>
       <w:proofErr w:type="gramStart"/>
       <w:r>
         <w:rPr>
@@ -2156,6 +2057,7 @@
           <w:bCs/>
         </w:rPr>
       </w:pPr>
+      <w:proofErr w:type="gramStart"/>
       <w:r>
         <w:rPr>
           <w:color w:val="313131"/>
@@ -2181,7 +2083,6 @@
         <w:t>{</w:t>
       </w:r>
       <w:proofErr w:type="spellStart"/>
-      <w:proofErr w:type="gramStart"/>
       <w:r>
         <w:rPr>
           <w:b/>
@@ -2207,19 +2108,8 @@
           <w:sz w:val="20"/>
           <w:szCs w:val="20"/>
         </w:rPr>
-        <w:t>[</w:t>
-      </w:r>
-      <w:proofErr w:type="spellStart"/>
-      <w:r>
-        <w:rPr>
-          <w:b/>
-          <w:bCs/>
-          <w:sz w:val="20"/>
-          <w:szCs w:val="20"/>
-        </w:rPr>
-        <w:t>i</w:t>
-      </w:r>
-      <w:proofErr w:type="spellEnd"/>
+        <w:t>[i</w:t>
+      </w:r>
       <w:proofErr w:type="gramStart"/>
       <w:r>
         <w:rPr>
@@ -2265,6 +2155,7 @@
           <w:bCs/>
         </w:rPr>
       </w:pPr>
+      <w:proofErr w:type="gramStart"/>
       <w:r>
         <w:rPr>
           <w:color w:val="313131"/>
@@ -2291,7 +2182,6 @@
         <w:t>{</w:t>
       </w:r>
       <w:proofErr w:type="spellStart"/>
-      <w:proofErr w:type="gramStart"/>
       <w:r>
         <w:rPr>
           <w:b/>
@@ -2318,19 +2208,8 @@
           <w:sz w:val="20"/>
           <w:szCs w:val="20"/>
         </w:rPr>
-        <w:t>[</w:t>
-      </w:r>
-      <w:proofErr w:type="spellStart"/>
-      <w:r>
-        <w:rPr>
-          <w:b/>
-          <w:bCs/>
-          <w:sz w:val="20"/>
-          <w:szCs w:val="20"/>
-        </w:rPr>
-        <w:t>i</w:t>
-      </w:r>
-      <w:proofErr w:type="spellEnd"/>
+        <w:t>[i</w:t>
+      </w:r>
       <w:proofErr w:type="gramStart"/>
       <w:r>
         <w:rPr>
@@ -2567,19 +2446,8 @@
           <w:sz w:val="20"/>
           <w:szCs w:val="20"/>
         </w:rPr>
-        <w:t>[</w:t>
-      </w:r>
-      <w:proofErr w:type="spellStart"/>
-      <w:r>
-        <w:rPr>
-          <w:b/>
-          <w:bCs/>
-          <w:sz w:val="20"/>
-          <w:szCs w:val="20"/>
-        </w:rPr>
-        <w:t>i</w:t>
-      </w:r>
-      <w:proofErr w:type="spellEnd"/>
+        <w:t>[i</w:t>
+      </w:r>
       <w:proofErr w:type="gramStart"/>
       <w:r>
         <w:rPr>
@@ -2634,17 +2502,8 @@
           <w:sz w:val="20"/>
           <w:szCs w:val="20"/>
         </w:rPr>
-        <w:t>[</w:t>
-      </w:r>
-      <w:proofErr w:type="spellStart"/>
-      <w:r>
-        <w:rPr>
-          <w:sz w:val="20"/>
-          <w:szCs w:val="20"/>
-        </w:rPr>
-        <w:t>i</w:t>
-      </w:r>
-      <w:proofErr w:type="spellEnd"/>
+        <w:t>[i</w:t>
+      </w:r>
       <w:proofErr w:type="gramStart"/>
       <w:r>
         <w:rPr>
@@ -2686,17 +2545,8 @@
           <w:sz w:val="20"/>
           <w:szCs w:val="20"/>
         </w:rPr>
-        <w:t>[</w:t>
-      </w:r>
-      <w:proofErr w:type="spellStart"/>
-      <w:r>
-        <w:rPr>
-          <w:sz w:val="20"/>
-          <w:szCs w:val="20"/>
-        </w:rPr>
-        <w:t>i</w:t>
-      </w:r>
-      <w:proofErr w:type="spellEnd"/>
+        <w:t>[i</w:t>
+      </w:r>
       <w:proofErr w:type="gramStart"/>
       <w:r>
         <w:rPr>
@@ -2745,7 +2595,16 @@
           <w:sz w:val="20"/>
           <w:szCs w:val="20"/>
         </w:rPr>
-        <w:t xml:space="preserve">Date of Birth: </w:t>
+        <w:t xml:space="preserve">Date of </w:t>
+      </w:r>
+      <w:proofErr w:type="gramStart"/>
+      <w:r>
+        <w:rPr>
+          <w:color w:val="313131"/>
+          <w:sz w:val="20"/>
+          <w:szCs w:val="20"/>
+        </w:rPr>
+        <w:t xml:space="preserve">Birth: </w:t>
       </w:r>
       <w:r>
         <w:rPr>
@@ -2755,7 +2614,6 @@
         <w:t>{</w:t>
       </w:r>
       <w:proofErr w:type="spellStart"/>
-      <w:proofErr w:type="gramStart"/>
       <w:r>
         <w:rPr>
           <w:b/>
@@ -2772,19 +2630,8 @@
           <w:sz w:val="20"/>
           <w:szCs w:val="20"/>
         </w:rPr>
-        <w:t>[</w:t>
-      </w:r>
-      <w:proofErr w:type="spellStart"/>
-      <w:r>
-        <w:rPr>
-          <w:b/>
-          <w:bCs/>
-          <w:sz w:val="20"/>
-          <w:szCs w:val="20"/>
-        </w:rPr>
-        <w:t>i</w:t>
-      </w:r>
-      <w:proofErr w:type="spellEnd"/>
+        <w:t>[i</w:t>
+      </w:r>
       <w:proofErr w:type="gramStart"/>
       <w:r>
         <w:rPr>
@@ -2837,7 +2684,16 @@
           <w:sz w:val="20"/>
           <w:szCs w:val="20"/>
         </w:rPr>
-        <w:t xml:space="preserve">Residential Address: </w:t>
+        <w:t xml:space="preserve">Residential </w:t>
+      </w:r>
+      <w:proofErr w:type="gramStart"/>
+      <w:r>
+        <w:rPr>
+          <w:color w:val="313131"/>
+          <w:sz w:val="20"/>
+          <w:szCs w:val="20"/>
+        </w:rPr>
+        <w:t xml:space="preserve">Address: </w:t>
       </w:r>
       <w:r>
         <w:rPr>
@@ -2847,7 +2703,6 @@
         <w:t>{</w:t>
       </w:r>
       <w:proofErr w:type="spellStart"/>
-      <w:proofErr w:type="gramStart"/>
       <w:r>
         <w:rPr>
           <w:b/>
@@ -2864,19 +2719,8 @@
           <w:sz w:val="20"/>
           <w:szCs w:val="20"/>
         </w:rPr>
-        <w:t>[</w:t>
-      </w:r>
-      <w:proofErr w:type="spellStart"/>
-      <w:r>
-        <w:rPr>
-          <w:b/>
-          <w:bCs/>
-          <w:sz w:val="20"/>
-          <w:szCs w:val="20"/>
-        </w:rPr>
-        <w:t>i</w:t>
-      </w:r>
-      <w:proofErr w:type="spellEnd"/>
+        <w:t>[i</w:t>
+      </w:r>
       <w:proofErr w:type="gramStart"/>
       <w:r>
         <w:rPr>
@@ -2956,19 +2800,8 @@
           <w:sz w:val="20"/>
           <w:szCs w:val="20"/>
         </w:rPr>
-        <w:t>[</w:t>
-      </w:r>
-      <w:proofErr w:type="spellStart"/>
-      <w:r>
-        <w:rPr>
-          <w:b/>
-          <w:bCs/>
-          <w:sz w:val="20"/>
-          <w:szCs w:val="20"/>
-        </w:rPr>
-        <w:t>i</w:t>
-      </w:r>
-      <w:proofErr w:type="spellEnd"/>
+        <w:t>[i</w:t>
+      </w:r>
       <w:proofErr w:type="gramStart"/>
       <w:r>
         <w:rPr>
@@ -3031,6 +2864,7 @@
           <w:bCs/>
         </w:rPr>
       </w:pPr>
+      <w:proofErr w:type="gramStart"/>
       <w:r>
         <w:rPr>
           <w:color w:val="313131"/>
@@ -3047,7 +2881,6 @@
         <w:t>{</w:t>
       </w:r>
       <w:proofErr w:type="spellStart"/>
-      <w:proofErr w:type="gramStart"/>
       <w:r>
         <w:rPr>
           <w:b/>
@@ -3064,19 +2897,8 @@
           <w:sz w:val="20"/>
           <w:szCs w:val="20"/>
         </w:rPr>
-        <w:t>[</w:t>
-      </w:r>
-      <w:proofErr w:type="spellStart"/>
-      <w:r>
-        <w:rPr>
-          <w:b/>
-          <w:bCs/>
-          <w:sz w:val="20"/>
-          <w:szCs w:val="20"/>
-        </w:rPr>
-        <w:t>i</w:t>
-      </w:r>
-      <w:proofErr w:type="spellEnd"/>
+        <w:t>[i</w:t>
+      </w:r>
       <w:proofErr w:type="gramStart"/>
       <w:r>
         <w:rPr>
@@ -3130,6 +2952,7 @@
           <w:bCs/>
         </w:rPr>
       </w:pPr>
+      <w:proofErr w:type="gramStart"/>
       <w:r>
         <w:rPr>
           <w:color w:val="313131"/>
@@ -3146,7 +2969,6 @@
         <w:t>{</w:t>
       </w:r>
       <w:proofErr w:type="spellStart"/>
-      <w:proofErr w:type="gramStart"/>
       <w:r>
         <w:rPr>
           <w:b/>
@@ -3163,19 +2985,8 @@
           <w:sz w:val="20"/>
           <w:szCs w:val="20"/>
         </w:rPr>
-        <w:t>[</w:t>
-      </w:r>
-      <w:proofErr w:type="spellStart"/>
-      <w:r>
-        <w:rPr>
-          <w:b/>
-          <w:bCs/>
-          <w:sz w:val="20"/>
-          <w:szCs w:val="20"/>
-        </w:rPr>
-        <w:t>i</w:t>
-      </w:r>
-      <w:proofErr w:type="spellEnd"/>
+        <w:t>[i</w:t>
+      </w:r>
       <w:proofErr w:type="gramStart"/>
       <w:r>
         <w:rPr>
@@ -3270,19 +3081,8 @@
           <w:sz w:val="20"/>
           <w:szCs w:val="20"/>
         </w:rPr>
-        <w:t>[</w:t>
-      </w:r>
-      <w:proofErr w:type="spellStart"/>
-      <w:r>
-        <w:rPr>
-          <w:b/>
-          <w:bCs/>
-          <w:sz w:val="20"/>
-          <w:szCs w:val="20"/>
-        </w:rPr>
-        <w:t>i</w:t>
-      </w:r>
-      <w:proofErr w:type="spellEnd"/>
+        <w:t>[i</w:t>
+      </w:r>
       <w:proofErr w:type="gramStart"/>
       <w:r>
         <w:rPr>
@@ -3364,19 +3164,8 @@
           <w:sz w:val="20"/>
           <w:szCs w:val="20"/>
         </w:rPr>
-        <w:t>[</w:t>
-      </w:r>
-      <w:proofErr w:type="spellStart"/>
-      <w:r>
-        <w:rPr>
-          <w:b/>
-          <w:bCs/>
-          <w:sz w:val="20"/>
-          <w:szCs w:val="20"/>
-        </w:rPr>
-        <w:t>i</w:t>
-      </w:r>
-      <w:proofErr w:type="spellEnd"/>
+        <w:t>[i</w:t>
+      </w:r>
       <w:proofErr w:type="gramStart"/>
       <w:r>
         <w:rPr>
@@ -3567,19 +3356,8 @@
           <w:sz w:val="20"/>
           <w:szCs w:val="20"/>
         </w:rPr>
-        <w:t>[</w:t>
-      </w:r>
-      <w:proofErr w:type="spellStart"/>
-      <w:r>
-        <w:rPr>
-          <w:b/>
-          <w:bCs/>
-          <w:sz w:val="20"/>
-          <w:szCs w:val="20"/>
-        </w:rPr>
-        <w:t>i</w:t>
-      </w:r>
-      <w:proofErr w:type="spellEnd"/>
+        <w:t>[i</w:t>
+      </w:r>
       <w:proofErr w:type="gramStart"/>
       <w:r>
         <w:rPr>
@@ -3675,19 +3453,8 @@
           <w:sz w:val="20"/>
           <w:szCs w:val="20"/>
         </w:rPr>
-        <w:t>[</w:t>
-      </w:r>
-      <w:proofErr w:type="spellStart"/>
-      <w:r>
-        <w:rPr>
-          <w:b/>
-          <w:bCs/>
-          <w:sz w:val="20"/>
-          <w:szCs w:val="20"/>
-        </w:rPr>
-        <w:t>i</w:t>
-      </w:r>
-      <w:proofErr w:type="spellEnd"/>
+        <w:t>[i</w:t>
+      </w:r>
       <w:proofErr w:type="gramStart"/>
       <w:r>
         <w:rPr>
@@ -3775,7 +3542,7 @@
           <w:b/>
           <w:bCs/>
         </w:rPr>
-        <w:t>+</w:t>
+        <w:t>+1</w:t>
       </w:r>
       <w:proofErr w:type="gramStart"/>
       <w:r>
@@ -3783,14 +3550,14 @@
           <w:b/>
           <w:bCs/>
         </w:rPr>
-        <w:t>1</w:t>
-      </w:r>
-      <w:r>
-        <w:rPr>
-          <w:b/>
-          <w:bCs/>
-        </w:rPr>
         <w:t>]</w:t>
+      </w:r>
+      <w:r>
+        <w:rPr>
+          <w:b/>
+          <w:bCs/>
+        </w:rPr>
+        <w:t>}</w:t>
       </w:r>
       <w:r>
         <w:rPr>
@@ -3833,6 +3600,7 @@
         <w:rPr>
           <w:color w:val="313131"/>
         </w:rPr>
+        <w:lastRenderedPageBreak/>
         <w:t>I can be contacted at the following:</w:t>
       </w:r>
     </w:p>
@@ -3856,7 +3624,6 @@
           <w:sz w:val="20"/>
           <w:szCs w:val="20"/>
         </w:rPr>
-        <w:lastRenderedPageBreak/>
         <w:tab/>
       </w:r>
       <w:r>
@@ -4334,107 +4101,24 @@
     <w:p>
       <w:pPr>
         <w:pStyle w:val="Heading4"/>
-        <w:spacing w:before="269"/>
+        <w:keepNext w:val="0"/>
+        <w:keepLines w:val="0"/>
+        <w:spacing w:before="269" w:after="0"/>
         <w:ind w:right="21"/>
         <w:jc w:val="center"/>
       </w:pPr>
       <w:r>
         <w:rPr>
-          <w:color w:val="313131"/>
-        </w:rPr>
-        <w:t>NOTICE</w:t>
-      </w:r>
-      <w:r>
-        <w:rPr>
-          <w:color w:val="313131"/>
-          <w:spacing w:val="-6"/>
-        </w:rPr>
-        <w:t xml:space="preserve"> </w:t>
-      </w:r>
-      <w:r>
-        <w:rPr>
-          <w:color w:val="313131"/>
-        </w:rPr>
-        <w:t>OF</w:t>
-      </w:r>
-      <w:r>
-        <w:rPr>
-          <w:color w:val="313131"/>
-          <w:spacing w:val="-6"/>
-        </w:rPr>
-        <w:t xml:space="preserve"> </w:t>
-      </w:r>
-      <w:r>
-        <w:rPr>
-          <w:color w:val="313131"/>
-        </w:rPr>
-        <w:t>PROPOSED</w:t>
-      </w:r>
-      <w:r>
-        <w:rPr>
-          <w:color w:val="313131"/>
-          <w:spacing w:val="-6"/>
-        </w:rPr>
-        <w:t xml:space="preserve"> </w:t>
-      </w:r>
-      <w:r>
-        <w:rPr>
-          <w:color w:val="313131"/>
-        </w:rPr>
-        <w:t>APPLICATION</w:t>
-      </w:r>
-      <w:r>
-        <w:rPr>
-          <w:color w:val="313131"/>
-          <w:spacing w:val="-6"/>
-        </w:rPr>
-        <w:t xml:space="preserve"> </w:t>
-      </w:r>
-      <w:r>
-        <w:rPr>
-          <w:color w:val="313131"/>
-        </w:rPr>
-        <w:t>IN</w:t>
-      </w:r>
-      <w:r>
-        <w:rPr>
-          <w:color w:val="313131"/>
-          <w:spacing w:val="-6"/>
-        </w:rPr>
-        <w:t xml:space="preserve"> </w:t>
-      </w:r>
-      <w:r>
-        <w:rPr>
-          <w:color w:val="313131"/>
-        </w:rPr>
-        <w:t>RELATION</w:t>
-      </w:r>
-      <w:r>
-        <w:rPr>
-          <w:color w:val="313131"/>
-          <w:spacing w:val="-6"/>
-        </w:rPr>
-        <w:t xml:space="preserve"> </w:t>
-      </w:r>
-      <w:r>
-        <w:rPr>
-          <w:color w:val="313131"/>
-        </w:rPr>
-        <w:t>TO</w:t>
-      </w:r>
-      <w:r>
-        <w:rPr>
-          <w:color w:val="313131"/>
-          <w:spacing w:val="-5"/>
-        </w:rPr>
-        <w:t xml:space="preserve"> </w:t>
-      </w:r>
-      <w:r>
-        <w:rPr>
-          <w:color w:val="313131"/>
-          <w:spacing w:val="-2"/>
-        </w:rPr>
-        <w:t>ESTATE</w:t>
+          <w:rFonts w:eastAsia="BC Sans" w:cs="BC Sans"/>
+          <w:b/>
+          <w:bCs/>
+          <w:i w:val="0"/>
+          <w:iCs w:val="0"/>
+          <w:color w:val="313131"/>
+          <w:sz w:val="21"/>
+          <w:szCs w:val="21"/>
+        </w:rPr>
+        <w:t>NOTICE OF PROPOSED APPLICATION IN RELATION TO ESTATE</w:t>
       </w:r>
     </w:p>
     <w:p>
@@ -6445,7 +6129,15 @@
           <w:color w:val="313131"/>
           <w:sz w:val="20"/>
         </w:rPr>
-        <w:t>An authorization to obtain estate information or a grant may issue to the applicant on any date that is at</w:t>
+        <w:t xml:space="preserve">An authorization to obtain estate information or a grant may issue to the applicant on any date that is </w:t>
+      </w:r>
+      <w:r>
+        <w:rPr>
+          <w:color w:val="313131"/>
+          <w:sz w:val="20"/>
+        </w:rPr>
+        <w:lastRenderedPageBreak/>
+        <w:t>at</w:t>
       </w:r>
       <w:r>
         <w:rPr>
@@ -6795,7 +6487,6 @@
           <w:color w:val="313131"/>
           <w:sz w:val="20"/>
         </w:rPr>
-        <w:lastRenderedPageBreak/>
         <w:t>If an authorization to obtain estate information issues to the applicant, the applicant may apply for a grant without further notice.</w:t>
       </w:r>
     </w:p>
@@ -6833,10 +6524,16 @@
     <w:p>
       <w:pPr>
         <w:pStyle w:val="Heading2"/>
-      </w:pPr>
-      <w:r>
-        <w:rPr>
-          <w:color w:val="313131"/>
+        <w:rPr>
+          <w:sz w:val="27"/>
+          <w:szCs w:val="27"/>
+        </w:rPr>
+      </w:pPr>
+      <w:r>
+        <w:rPr>
+          <w:color w:val="313131"/>
+          <w:sz w:val="27"/>
+          <w:szCs w:val="27"/>
         </w:rPr>
         <w:t>INFORMATION</w:t>
       </w:r>
@@ -6844,12 +6541,16 @@
         <w:rPr>
           <w:color w:val="313131"/>
           <w:spacing w:val="-8"/>
-        </w:rPr>
-        <w:t xml:space="preserve"> </w:t>
-      </w:r>
-      <w:r>
-        <w:rPr>
-          <w:color w:val="313131"/>
+          <w:sz w:val="27"/>
+          <w:szCs w:val="27"/>
+        </w:rPr>
+        <w:t xml:space="preserve"> </w:t>
+      </w:r>
+      <w:r>
+        <w:rPr>
+          <w:color w:val="313131"/>
+          <w:sz w:val="27"/>
+          <w:szCs w:val="27"/>
         </w:rPr>
         <w:t>ABOUT</w:t>
       </w:r>
@@ -6857,12 +6558,16 @@
         <w:rPr>
           <w:color w:val="313131"/>
           <w:spacing w:val="-7"/>
-        </w:rPr>
-        <w:t xml:space="preserve"> </w:t>
-      </w:r>
-      <w:r>
-        <w:rPr>
-          <w:color w:val="313131"/>
+          <w:sz w:val="27"/>
+          <w:szCs w:val="27"/>
+        </w:rPr>
+        <w:t xml:space="preserve"> </w:t>
+      </w:r>
+      <w:r>
+        <w:rPr>
+          <w:color w:val="313131"/>
+          <w:sz w:val="27"/>
+          <w:szCs w:val="27"/>
         </w:rPr>
         <w:t>EACH</w:t>
       </w:r>
@@ -6870,6 +6575,8 @@
         <w:rPr>
           <w:color w:val="313131"/>
           <w:spacing w:val="-7"/>
+          <w:sz w:val="27"/>
+          <w:szCs w:val="27"/>
         </w:rPr>
         <w:t xml:space="preserve"> </w:t>
       </w:r>
@@ -6877,6 +6584,8 @@
         <w:rPr>
           <w:color w:val="313131"/>
           <w:spacing w:val="-2"/>
+          <w:sz w:val="27"/>
+          <w:szCs w:val="27"/>
         </w:rPr>
         <w:t>APPLICANT</w:t>
       </w:r>
@@ -7276,10 +6985,16 @@
     <w:p>
       <w:pPr>
         <w:pStyle w:val="Heading2"/>
-      </w:pPr>
-      <w:r>
-        <w:rPr>
-          <w:color w:val="313131"/>
+        <w:rPr>
+          <w:sz w:val="27"/>
+          <w:szCs w:val="27"/>
+        </w:rPr>
+      </w:pPr>
+      <w:r>
+        <w:rPr>
+          <w:color w:val="313131"/>
+          <w:sz w:val="27"/>
+          <w:szCs w:val="27"/>
         </w:rPr>
         <w:t>INFORMATION</w:t>
       </w:r>
@@ -7287,12 +7002,16 @@
         <w:rPr>
           <w:color w:val="313131"/>
           <w:spacing w:val="-9"/>
-        </w:rPr>
-        <w:t xml:space="preserve"> </w:t>
-      </w:r>
-      <w:r>
-        <w:rPr>
-          <w:color w:val="313131"/>
+          <w:sz w:val="27"/>
+          <w:szCs w:val="27"/>
+        </w:rPr>
+        <w:t xml:space="preserve"> </w:t>
+      </w:r>
+      <w:r>
+        <w:rPr>
+          <w:color w:val="313131"/>
+          <w:sz w:val="27"/>
+          <w:szCs w:val="27"/>
         </w:rPr>
         <w:t>FOR</w:t>
       </w:r>
@@ -7300,6 +7019,8 @@
         <w:rPr>
           <w:color w:val="313131"/>
           <w:spacing w:val="-8"/>
+          <w:sz w:val="27"/>
+          <w:szCs w:val="27"/>
         </w:rPr>
         <w:t xml:space="preserve"> </w:t>
       </w:r>
@@ -7307,6 +7028,8 @@
         <w:rPr>
           <w:color w:val="313131"/>
           <w:spacing w:val="-2"/>
+          <w:sz w:val="27"/>
+          <w:szCs w:val="27"/>
         </w:rPr>
         <w:t>SERVICE</w:t>
       </w:r>
@@ -7478,6 +7201,7 @@
           <w:sz w:val="20"/>
           <w:szCs w:val="20"/>
         </w:rPr>
+        <w:lastRenderedPageBreak/>
         <w:t>Telephone</w:t>
       </w:r>
       <w:r>
@@ -7489,6 +7213,7 @@
         </w:rPr>
         <w:t xml:space="preserve"> </w:t>
       </w:r>
+      <w:proofErr w:type="gramStart"/>
       <w:r>
         <w:rPr>
           <w:color w:val="313131"/>
@@ -7514,7 +7239,6 @@
         <w:t>{</w:t>
       </w:r>
       <w:proofErr w:type="spellStart"/>
-      <w:proofErr w:type="gramStart"/>
       <w:r>
         <w:rPr>
           <w:b/>
@@ -7796,6 +7520,7 @@
             <w:pPr>
               <w:spacing w:before="54"/>
             </w:pPr>
+            <w:proofErr w:type="gramStart"/>
             <w:r>
               <w:t xml:space="preserve">Date: </w:t>
             </w:r>
@@ -7808,7 +7533,6 @@
               <w:t>{</w:t>
             </w:r>
             <w:proofErr w:type="spellStart"/>
-            <w:proofErr w:type="gramStart"/>
             <w:r>
               <w:rPr>
                 <w:b/>
@@ -7992,7 +7716,7 @@
 </file>
 
 <file path=word/endnotes.xml><?xml version="1.0" encoding="utf-8"?>
-<w:endnotes xmlns:wpc="http://schemas.microsoft.com/office/word/2010/wordprocessingCanvas" xmlns:cx="http://schemas.microsoft.com/office/drawing/2014/chartex" xmlns:cx1="http://schemas.microsoft.com/office/drawing/2015/9/8/chartex" xmlns:cx2="http://schemas.microsoft.com/office/drawing/2015/10/21/chartex" xmlns:cx3="http://schemas.microsoft.com/office/drawing/2016/5/9/chartex" xmlns:cx4="http://schemas.microsoft.com/office/drawing/2016/5/10/chartex" xmlns:cx5="http://schemas.microsoft.com/office/drawing/2016/5/11/chartex" xmlns:cx6="http://schemas.microsoft.com/office/drawing/2016/5/12/chartex" xmlns:cx7="http://schemas.microsoft.com/office/drawing/2016/5/13/chartex" xmlns:cx8="http://schemas.microsoft.com/office/drawing/2016/5/14/chartex" xmlns:mc="http://schemas.openxmlformats.org/markup-compatibility/2006" xmlns:m="http://schemas.openxmlformats.org/officeDocument/2006/math" xmlns:aink="http://schemas.microsoft.com/office/drawing/2016/ink" xmlns:am3d="http://schemas.microsoft.com/office/drawing/2017/model3d" xmlns:oel="http://schemas.microsoft.com/office/2019/extlst" xmlns:r="http://schemas.openxmlformats.org/officeDocument/2006/relationships" xmlns:wp14="http://schemas.microsoft.com/office/word/2010/wordprocessingDrawing" xmlns:wp="http://schemas.openxmlformats.org/drawingml/2006/wordprocessingDrawing" xmlns:wpg="http://schemas.microsoft.com/office/word/2010/wordprocessingGroup" xmlns:wpi="http://schemas.microsoft.com/office/word/2010/wordprocessingInk" xmlns:wps="http://schemas.microsoft.com/office/word/2010/wordprocessingShape" xmlns:o="urn:schemas-microsoft-com:office:office" xmlns:v="urn:schemas-microsoft-com:vml" xmlns:w10="urn:schemas-microsoft-com:office:word" xmlns:w="http://schemas.openxmlformats.org/wordprocessingml/2006/main" xmlns:w14="http://schemas.microsoft.com/office/word/2010/wordml" xmlns:w15="http://schemas.microsoft.com/office/word/2012/wordml" xmlns:w16cei="http://schemas.microsoft.com/office/word/2026/wordml/cei" xmlns:w16cex="http://schemas.microsoft.com/office/word/2018/wordml/cex" xmlns:w16cid="http://schemas.microsoft.com/office/word/2016/wordml/cid" xmlns:w16="http://schemas.microsoft.com/office/word/2018/wordml" xmlns:w16sdtdh="http://schemas.microsoft.com/office/word/2020/wordml/sdtdatahash" xmlns:w16sdtfl="http://schemas.microsoft.com/office/word/2024/wordml/sdtformatlock" xmlns:w16se="http://schemas.microsoft.com/office/word/2015/wordml/symex" xmlns:w16du="http://schemas.microsoft.com/office/word/2023/wordml/word16du" xmlns:wne="http://schemas.microsoft.com/office/word/2006/wordml" mc:Ignorable="w14 w15 w16se w16cid w16 w16cex w16sdtdh w16sdtfl w16du wp14">
+<w:endnotes xmlns:wpc="http://schemas.microsoft.com/office/word/2010/wordprocessingCanvas" xmlns:cx="http://schemas.microsoft.com/office/drawing/2014/chartex" xmlns:cx1="http://schemas.microsoft.com/office/drawing/2015/9/8/chartex" xmlns:cx2="http://schemas.microsoft.com/office/drawing/2015/10/21/chartex" xmlns:cx3="http://schemas.microsoft.com/office/drawing/2016/5/9/chartex" xmlns:cx4="http://schemas.microsoft.com/office/drawing/2016/5/10/chartex" xmlns:cx5="http://schemas.microsoft.com/office/drawing/2016/5/11/chartex" xmlns:cx6="http://schemas.microsoft.com/office/drawing/2016/5/12/chartex" xmlns:cx7="http://schemas.microsoft.com/office/drawing/2016/5/13/chartex" xmlns:cx8="http://schemas.microsoft.com/office/drawing/2016/5/14/chartex" xmlns:mc="http://schemas.openxmlformats.org/markup-compatibility/2006" xmlns:aink="http://schemas.microsoft.com/office/drawing/2016/ink" xmlns:am3d="http://schemas.microsoft.com/office/drawing/2017/model3d" xmlns:o="urn:schemas-microsoft-com:office:office" xmlns:oel="http://schemas.microsoft.com/office/2019/extlst" xmlns:r="http://schemas.openxmlformats.org/officeDocument/2006/relationships" xmlns:m="http://schemas.openxmlformats.org/officeDocument/2006/math" xmlns:v="urn:schemas-microsoft-com:vml" xmlns:wp14="http://schemas.microsoft.com/office/word/2010/wordprocessingDrawing" xmlns:wp="http://schemas.openxmlformats.org/drawingml/2006/wordprocessingDrawing" xmlns:w10="urn:schemas-microsoft-com:office:word" xmlns:w="http://schemas.openxmlformats.org/wordprocessingml/2006/main" xmlns:w14="http://schemas.microsoft.com/office/word/2010/wordml" xmlns:w15="http://schemas.microsoft.com/office/word/2012/wordml" xmlns:w16cei="http://schemas.microsoft.com/office/word/2026/wordml/cei" xmlns:w16cex="http://schemas.microsoft.com/office/word/2018/wordml/cex" xmlns:w16cid="http://schemas.microsoft.com/office/word/2016/wordml/cid" xmlns:w16="http://schemas.microsoft.com/office/word/2018/wordml" xmlns:w16du="http://schemas.microsoft.com/office/word/2023/wordml/word16du" xmlns:w16sdtdh="http://schemas.microsoft.com/office/word/2020/wordml/sdtdatahash" xmlns:w16sdtfl="http://schemas.microsoft.com/office/word/2024/wordml/sdtformatlock" xmlns:w16se="http://schemas.microsoft.com/office/word/2015/wordml/symex" xmlns:wpg="http://schemas.microsoft.com/office/word/2010/wordprocessingGroup" xmlns:wpi="http://schemas.microsoft.com/office/word/2010/wordprocessingInk" xmlns:wne="http://schemas.microsoft.com/office/word/2006/wordml" xmlns:wps="http://schemas.microsoft.com/office/word/2010/wordprocessingShape" mc:Ignorable="w14 w15 w16se w16cid w16 w16cex w16sdtdh w16sdtfl w16du wp14">
   <w:endnote w:type="separator" w:id="-1">
     <w:p>
       <w:r>
@@ -8011,7 +7735,7 @@
 </file>
 
 <file path=word/footer1.xml><?xml version="1.0" encoding="utf-8"?>
-<w:ftr xmlns:wpc="http://schemas.microsoft.com/office/word/2010/wordprocessingCanvas" xmlns:cx="http://schemas.microsoft.com/office/drawing/2014/chartex" xmlns:cx1="http://schemas.microsoft.com/office/drawing/2015/9/8/chartex" xmlns:cx2="http://schemas.microsoft.com/office/drawing/2015/10/21/chartex" xmlns:cx3="http://schemas.microsoft.com/office/drawing/2016/5/9/chartex" xmlns:cx4="http://schemas.microsoft.com/office/drawing/2016/5/10/chartex" xmlns:cx5="http://schemas.microsoft.com/office/drawing/2016/5/11/chartex" xmlns:cx6="http://schemas.microsoft.com/office/drawing/2016/5/12/chartex" xmlns:cx7="http://schemas.microsoft.com/office/drawing/2016/5/13/chartex" xmlns:cx8="http://schemas.microsoft.com/office/drawing/2016/5/14/chartex" xmlns:mc="http://schemas.openxmlformats.org/markup-compatibility/2006" xmlns:m="http://schemas.openxmlformats.org/officeDocument/2006/math" xmlns:aink="http://schemas.microsoft.com/office/drawing/2016/ink" xmlns:am3d="http://schemas.microsoft.com/office/drawing/2017/model3d" xmlns:oel="http://schemas.microsoft.com/office/2019/extlst" xmlns:r="http://schemas.openxmlformats.org/officeDocument/2006/relationships" xmlns:wp14="http://schemas.microsoft.com/office/word/2010/wordprocessingDrawing" xmlns:wp="http://schemas.openxmlformats.org/drawingml/2006/wordprocessingDrawing" xmlns:wpg="http://schemas.microsoft.com/office/word/2010/wordprocessingGroup" xmlns:wpi="http://schemas.microsoft.com/office/word/2010/wordprocessingInk" xmlns:wps="http://schemas.microsoft.com/office/word/2010/wordprocessingShape" xmlns:o="urn:schemas-microsoft-com:office:office" xmlns:v="urn:schemas-microsoft-com:vml" xmlns:w10="urn:schemas-microsoft-com:office:word" xmlns:w="http://schemas.openxmlformats.org/wordprocessingml/2006/main" xmlns:w14="http://schemas.microsoft.com/office/word/2010/wordml" xmlns:w15="http://schemas.microsoft.com/office/word/2012/wordml" xmlns:w16cei="http://schemas.microsoft.com/office/word/2026/wordml/cei" xmlns:w16cex="http://schemas.microsoft.com/office/word/2018/wordml/cex" xmlns:w16cid="http://schemas.microsoft.com/office/word/2016/wordml/cid" xmlns:w16="http://schemas.microsoft.com/office/word/2018/wordml" xmlns:w16sdtdh="http://schemas.microsoft.com/office/word/2020/wordml/sdtdatahash" xmlns:w16sdtfl="http://schemas.microsoft.com/office/word/2024/wordml/sdtformatlock" xmlns:w16se="http://schemas.microsoft.com/office/word/2015/wordml/symex" xmlns:w16du="http://schemas.microsoft.com/office/word/2023/wordml/word16du" xmlns:wne="http://schemas.microsoft.com/office/word/2006/wordml" mc:Ignorable="w14 w15 w16se w16cid w16 w16cex w16sdtdh w16sdtfl w16du wp14">
+<w:ftr xmlns:wpc="http://schemas.microsoft.com/office/word/2010/wordprocessingCanvas" xmlns:cx="http://schemas.microsoft.com/office/drawing/2014/chartex" xmlns:cx1="http://schemas.microsoft.com/office/drawing/2015/9/8/chartex" xmlns:cx2="http://schemas.microsoft.com/office/drawing/2015/10/21/chartex" xmlns:cx3="http://schemas.microsoft.com/office/drawing/2016/5/9/chartex" xmlns:cx4="http://schemas.microsoft.com/office/drawing/2016/5/10/chartex" xmlns:cx5="http://schemas.microsoft.com/office/drawing/2016/5/11/chartex" xmlns:cx6="http://schemas.microsoft.com/office/drawing/2016/5/12/chartex" xmlns:cx7="http://schemas.microsoft.com/office/drawing/2016/5/13/chartex" xmlns:cx8="http://schemas.microsoft.com/office/drawing/2016/5/14/chartex" xmlns:mc="http://schemas.openxmlformats.org/markup-compatibility/2006" xmlns:aink="http://schemas.microsoft.com/office/drawing/2016/ink" xmlns:am3d="http://schemas.microsoft.com/office/drawing/2017/model3d" xmlns:o="urn:schemas-microsoft-com:office:office" xmlns:oel="http://schemas.microsoft.com/office/2019/extlst" xmlns:r="http://schemas.openxmlformats.org/officeDocument/2006/relationships" xmlns:m="http://schemas.openxmlformats.org/officeDocument/2006/math" xmlns:v="urn:schemas-microsoft-com:vml" xmlns:wp14="http://schemas.microsoft.com/office/word/2010/wordprocessingDrawing" xmlns:wp="http://schemas.openxmlformats.org/drawingml/2006/wordprocessingDrawing" xmlns:w10="urn:schemas-microsoft-com:office:word" xmlns:w="http://schemas.openxmlformats.org/wordprocessingml/2006/main" xmlns:w14="http://schemas.microsoft.com/office/word/2010/wordml" xmlns:w15="http://schemas.microsoft.com/office/word/2012/wordml" xmlns:w16cei="http://schemas.microsoft.com/office/word/2026/wordml/cei" xmlns:w16cex="http://schemas.microsoft.com/office/word/2018/wordml/cex" xmlns:w16cid="http://schemas.microsoft.com/office/word/2016/wordml/cid" xmlns:w16="http://schemas.microsoft.com/office/word/2018/wordml" xmlns:w16du="http://schemas.microsoft.com/office/word/2023/wordml/word16du" xmlns:w16sdtdh="http://schemas.microsoft.com/office/word/2020/wordml/sdtdatahash" xmlns:w16sdtfl="http://schemas.microsoft.com/office/word/2024/wordml/sdtformatlock" xmlns:w16se="http://schemas.microsoft.com/office/word/2015/wordml/symex" xmlns:wpg="http://schemas.microsoft.com/office/word/2010/wordprocessingGroup" xmlns:wpi="http://schemas.microsoft.com/office/word/2010/wordprocessingInk" xmlns:wne="http://schemas.microsoft.com/office/word/2006/wordml" xmlns:wps="http://schemas.microsoft.com/office/word/2010/wordprocessingShape" mc:Ignorable="w14 w15 w16se w16cid w16 w16cex w16sdtdh w16sdtfl w16du wp14">
   <w:sdt>
     <w:sdtPr>
       <w:rPr>
@@ -8076,7 +7800,7 @@
 </file>
 
 <file path=word/footer2.xml><?xml version="1.0" encoding="utf-8"?>
-<w:ftr xmlns:wpc="http://schemas.microsoft.com/office/word/2010/wordprocessingCanvas" xmlns:cx="http://schemas.microsoft.com/office/drawing/2014/chartex" xmlns:cx1="http://schemas.microsoft.com/office/drawing/2015/9/8/chartex" xmlns:cx2="http://schemas.microsoft.com/office/drawing/2015/10/21/chartex" xmlns:cx3="http://schemas.microsoft.com/office/drawing/2016/5/9/chartex" xmlns:cx4="http://schemas.microsoft.com/office/drawing/2016/5/10/chartex" xmlns:cx5="http://schemas.microsoft.com/office/drawing/2016/5/11/chartex" xmlns:cx6="http://schemas.microsoft.com/office/drawing/2016/5/12/chartex" xmlns:cx7="http://schemas.microsoft.com/office/drawing/2016/5/13/chartex" xmlns:cx8="http://schemas.microsoft.com/office/drawing/2016/5/14/chartex" xmlns:mc="http://schemas.openxmlformats.org/markup-compatibility/2006" xmlns:m="http://schemas.openxmlformats.org/officeDocument/2006/math" xmlns:aink="http://schemas.microsoft.com/office/drawing/2016/ink" xmlns:am3d="http://schemas.microsoft.com/office/drawing/2017/model3d" xmlns:oel="http://schemas.microsoft.com/office/2019/extlst" xmlns:r="http://schemas.openxmlformats.org/officeDocument/2006/relationships" xmlns:wp14="http://schemas.microsoft.com/office/word/2010/wordprocessingDrawing" xmlns:wp="http://schemas.openxmlformats.org/drawingml/2006/wordprocessingDrawing" xmlns:wpg="http://schemas.microsoft.com/office/word/2010/wordprocessingGroup" xmlns:wpi="http://schemas.microsoft.com/office/word/2010/wordprocessingInk" xmlns:wps="http://schemas.microsoft.com/office/word/2010/wordprocessingShape" xmlns:o="urn:schemas-microsoft-com:office:office" xmlns:v="urn:schemas-microsoft-com:vml" xmlns:w10="urn:schemas-microsoft-com:office:word" xmlns:w="http://schemas.openxmlformats.org/wordprocessingml/2006/main" xmlns:w14="http://schemas.microsoft.com/office/word/2010/wordml" xmlns:w15="http://schemas.microsoft.com/office/word/2012/wordml" xmlns:w16cei="http://schemas.microsoft.com/office/word/2026/wordml/cei" xmlns:w16cex="http://schemas.microsoft.com/office/word/2018/wordml/cex" xmlns:w16cid="http://schemas.microsoft.com/office/word/2016/wordml/cid" xmlns:w16="http://schemas.microsoft.com/office/word/2018/wordml" xmlns:w16sdtdh="http://schemas.microsoft.com/office/word/2020/wordml/sdtdatahash" xmlns:w16sdtfl="http://schemas.microsoft.com/office/word/2024/wordml/sdtformatlock" xmlns:w16se="http://schemas.microsoft.com/office/word/2015/wordml/symex" xmlns:w16du="http://schemas.microsoft.com/office/word/2023/wordml/word16du" xmlns:wne="http://schemas.microsoft.com/office/word/2006/wordml" mc:Ignorable="w14 w15 w16se w16cid w16 w16cex w16sdtdh w16sdtfl w16du wp14">
+<w:ftr xmlns:wpc="http://schemas.microsoft.com/office/word/2010/wordprocessingCanvas" xmlns:cx="http://schemas.microsoft.com/office/drawing/2014/chartex" xmlns:cx1="http://schemas.microsoft.com/office/drawing/2015/9/8/chartex" xmlns:cx2="http://schemas.microsoft.com/office/drawing/2015/10/21/chartex" xmlns:cx3="http://schemas.microsoft.com/office/drawing/2016/5/9/chartex" xmlns:cx4="http://schemas.microsoft.com/office/drawing/2016/5/10/chartex" xmlns:cx5="http://schemas.microsoft.com/office/drawing/2016/5/11/chartex" xmlns:cx6="http://schemas.microsoft.com/office/drawing/2016/5/12/chartex" xmlns:cx7="http://schemas.microsoft.com/office/drawing/2016/5/13/chartex" xmlns:cx8="http://schemas.microsoft.com/office/drawing/2016/5/14/chartex" xmlns:mc="http://schemas.openxmlformats.org/markup-compatibility/2006" xmlns:aink="http://schemas.microsoft.com/office/drawing/2016/ink" xmlns:am3d="http://schemas.microsoft.com/office/drawing/2017/model3d" xmlns:o="urn:schemas-microsoft-com:office:office" xmlns:oel="http://schemas.microsoft.com/office/2019/extlst" xmlns:r="http://schemas.openxmlformats.org/officeDocument/2006/relationships" xmlns:m="http://schemas.openxmlformats.org/officeDocument/2006/math" xmlns:v="urn:schemas-microsoft-com:vml" xmlns:wp14="http://schemas.microsoft.com/office/word/2010/wordprocessingDrawing" xmlns:wp="http://schemas.openxmlformats.org/drawingml/2006/wordprocessingDrawing" xmlns:w10="urn:schemas-microsoft-com:office:word" xmlns:w="http://schemas.openxmlformats.org/wordprocessingml/2006/main" xmlns:w14="http://schemas.microsoft.com/office/word/2010/wordml" xmlns:w15="http://schemas.microsoft.com/office/word/2012/wordml" xmlns:w16cei="http://schemas.microsoft.com/office/word/2026/wordml/cei" xmlns:w16cex="http://schemas.microsoft.com/office/word/2018/wordml/cex" xmlns:w16cid="http://schemas.microsoft.com/office/word/2016/wordml/cid" xmlns:w16="http://schemas.microsoft.com/office/word/2018/wordml" xmlns:w16du="http://schemas.microsoft.com/office/word/2023/wordml/word16du" xmlns:w16sdtdh="http://schemas.microsoft.com/office/word/2020/wordml/sdtdatahash" xmlns:w16sdtfl="http://schemas.microsoft.com/office/word/2024/wordml/sdtformatlock" xmlns:w16se="http://schemas.microsoft.com/office/word/2015/wordml/symex" xmlns:wpg="http://schemas.microsoft.com/office/word/2010/wordprocessingGroup" xmlns:wpi="http://schemas.microsoft.com/office/word/2010/wordprocessingInk" xmlns:wne="http://schemas.microsoft.com/office/word/2006/wordml" xmlns:wps="http://schemas.microsoft.com/office/word/2010/wordprocessingShape" mc:Ignorable="w14 w15 w16se w16cid w16 w16cex w16sdtdh w16sdtfl w16du wp14">
   <w:tbl>
     <w:tblPr>
       <w:tblStyle w:val="TableGrid"/>
@@ -8300,7 +8024,7 @@
 </file>
 
 <file path=word/footer3.xml><?xml version="1.0" encoding="utf-8"?>
-<w:ftr xmlns:wpc="http://schemas.microsoft.com/office/word/2010/wordprocessingCanvas" xmlns:cx="http://schemas.microsoft.com/office/drawing/2014/chartex" xmlns:cx1="http://schemas.microsoft.com/office/drawing/2015/9/8/chartex" xmlns:cx2="http://schemas.microsoft.com/office/drawing/2015/10/21/chartex" xmlns:cx3="http://schemas.microsoft.com/office/drawing/2016/5/9/chartex" xmlns:cx4="http://schemas.microsoft.com/office/drawing/2016/5/10/chartex" xmlns:cx5="http://schemas.microsoft.com/office/drawing/2016/5/11/chartex" xmlns:cx6="http://schemas.microsoft.com/office/drawing/2016/5/12/chartex" xmlns:cx7="http://schemas.microsoft.com/office/drawing/2016/5/13/chartex" xmlns:cx8="http://schemas.microsoft.com/office/drawing/2016/5/14/chartex" xmlns:mc="http://schemas.openxmlformats.org/markup-compatibility/2006" xmlns:m="http://schemas.openxmlformats.org/officeDocument/2006/math" xmlns:aink="http://schemas.microsoft.com/office/drawing/2016/ink" xmlns:am3d="http://schemas.microsoft.com/office/drawing/2017/model3d" xmlns:oel="http://schemas.microsoft.com/office/2019/extlst" xmlns:r="http://schemas.openxmlformats.org/officeDocument/2006/relationships" xmlns:wp14="http://schemas.microsoft.com/office/word/2010/wordprocessingDrawing" xmlns:wp="http://schemas.openxmlformats.org/drawingml/2006/wordprocessingDrawing" xmlns:wpg="http://schemas.microsoft.com/office/word/2010/wordprocessingGroup" xmlns:wpi="http://schemas.microsoft.com/office/word/2010/wordprocessingInk" xmlns:wps="http://schemas.microsoft.com/office/word/2010/wordprocessingShape" xmlns:o="urn:schemas-microsoft-com:office:office" xmlns:v="urn:schemas-microsoft-com:vml" xmlns:w10="urn:schemas-microsoft-com:office:word" xmlns:w="http://schemas.openxmlformats.org/wordprocessingml/2006/main" xmlns:w14="http://schemas.microsoft.com/office/word/2010/wordml" xmlns:w15="http://schemas.microsoft.com/office/word/2012/wordml" xmlns:w16cei="http://schemas.microsoft.com/office/word/2026/wordml/cei" xmlns:w16cex="http://schemas.microsoft.com/office/word/2018/wordml/cex" xmlns:w16cid="http://schemas.microsoft.com/office/word/2016/wordml/cid" xmlns:w16="http://schemas.microsoft.com/office/word/2018/wordml" xmlns:w16sdtdh="http://schemas.microsoft.com/office/word/2020/wordml/sdtdatahash" xmlns:w16sdtfl="http://schemas.microsoft.com/office/word/2024/wordml/sdtformatlock" xmlns:w16se="http://schemas.microsoft.com/office/word/2015/wordml/symex" xmlns:w16du="http://schemas.microsoft.com/office/word/2023/wordml/word16du" xmlns:wne="http://schemas.microsoft.com/office/word/2006/wordml" mc:Ignorable="w14 w15 w16se w16cid w16 w16cex w16sdtdh w16sdtfl w16du wp14">
+<w:ftr xmlns:wpc="http://schemas.microsoft.com/office/word/2010/wordprocessingCanvas" xmlns:cx="http://schemas.microsoft.com/office/drawing/2014/chartex" xmlns:cx1="http://schemas.microsoft.com/office/drawing/2015/9/8/chartex" xmlns:cx2="http://schemas.microsoft.com/office/drawing/2015/10/21/chartex" xmlns:cx3="http://schemas.microsoft.com/office/drawing/2016/5/9/chartex" xmlns:cx4="http://schemas.microsoft.com/office/drawing/2016/5/10/chartex" xmlns:cx5="http://schemas.microsoft.com/office/drawing/2016/5/11/chartex" xmlns:cx6="http://schemas.microsoft.com/office/drawing/2016/5/12/chartex" xmlns:cx7="http://schemas.microsoft.com/office/drawing/2016/5/13/chartex" xmlns:cx8="http://schemas.microsoft.com/office/drawing/2016/5/14/chartex" xmlns:mc="http://schemas.openxmlformats.org/markup-compatibility/2006" xmlns:aink="http://schemas.microsoft.com/office/drawing/2016/ink" xmlns:am3d="http://schemas.microsoft.com/office/drawing/2017/model3d" xmlns:o="urn:schemas-microsoft-com:office:office" xmlns:oel="http://schemas.microsoft.com/office/2019/extlst" xmlns:r="http://schemas.openxmlformats.org/officeDocument/2006/relationships" xmlns:m="http://schemas.openxmlformats.org/officeDocument/2006/math" xmlns:v="urn:schemas-microsoft-com:vml" xmlns:wp14="http://schemas.microsoft.com/office/word/2010/wordprocessingDrawing" xmlns:wp="http://schemas.openxmlformats.org/drawingml/2006/wordprocessingDrawing" xmlns:w10="urn:schemas-microsoft-com:office:word" xmlns:w="http://schemas.openxmlformats.org/wordprocessingml/2006/main" xmlns:w14="http://schemas.microsoft.com/office/word/2010/wordml" xmlns:w15="http://schemas.microsoft.com/office/word/2012/wordml" xmlns:w16cei="http://schemas.microsoft.com/office/word/2026/wordml/cei" xmlns:w16cex="http://schemas.microsoft.com/office/word/2018/wordml/cex" xmlns:w16cid="http://schemas.microsoft.com/office/word/2016/wordml/cid" xmlns:w16="http://schemas.microsoft.com/office/word/2018/wordml" xmlns:w16du="http://schemas.microsoft.com/office/word/2023/wordml/word16du" xmlns:w16sdtdh="http://schemas.microsoft.com/office/word/2020/wordml/sdtdatahash" xmlns:w16sdtfl="http://schemas.microsoft.com/office/word/2024/wordml/sdtformatlock" xmlns:w16se="http://schemas.microsoft.com/office/word/2015/wordml/symex" xmlns:wpg="http://schemas.microsoft.com/office/word/2010/wordprocessingGroup" xmlns:wpi="http://schemas.microsoft.com/office/word/2010/wordprocessingInk" xmlns:wne="http://schemas.microsoft.com/office/word/2006/wordml" xmlns:wps="http://schemas.microsoft.com/office/word/2010/wordprocessingShape" mc:Ignorable="w14 w15 w16se w16cid w16 w16cex w16sdtdh w16sdtfl w16du wp14">
   <w:p>
     <w:pPr>
       <w:pStyle w:val="Footer"/>
@@ -8310,7 +8034,7 @@
 </file>
 
 <file path=word/footer4.xml><?xml version="1.0" encoding="utf-8"?>
-<w:ftr xmlns:wpc="http://schemas.microsoft.com/office/word/2010/wordprocessingCanvas" xmlns:cx="http://schemas.microsoft.com/office/drawing/2014/chartex" xmlns:cx1="http://schemas.microsoft.com/office/drawing/2015/9/8/chartex" xmlns:cx2="http://schemas.microsoft.com/office/drawing/2015/10/21/chartex" xmlns:cx3="http://schemas.microsoft.com/office/drawing/2016/5/9/chartex" xmlns:cx4="http://schemas.microsoft.com/office/drawing/2016/5/10/chartex" xmlns:cx5="http://schemas.microsoft.com/office/drawing/2016/5/11/chartex" xmlns:cx6="http://schemas.microsoft.com/office/drawing/2016/5/12/chartex" xmlns:cx7="http://schemas.microsoft.com/office/drawing/2016/5/13/chartex" xmlns:cx8="http://schemas.microsoft.com/office/drawing/2016/5/14/chartex" xmlns:mc="http://schemas.openxmlformats.org/markup-compatibility/2006" xmlns:m="http://schemas.openxmlformats.org/officeDocument/2006/math" xmlns:aink="http://schemas.microsoft.com/office/drawing/2016/ink" xmlns:am3d="http://schemas.microsoft.com/office/drawing/2017/model3d" xmlns:oel="http://schemas.microsoft.com/office/2019/extlst" xmlns:r="http://schemas.openxmlformats.org/officeDocument/2006/relationships" xmlns:wp14="http://schemas.microsoft.com/office/word/2010/wordprocessingDrawing" xmlns:wp="http://schemas.openxmlformats.org/drawingml/2006/wordprocessingDrawing" xmlns:wpg="http://schemas.microsoft.com/office/word/2010/wordprocessingGroup" xmlns:wpi="http://schemas.microsoft.com/office/word/2010/wordprocessingInk" xmlns:wps="http://schemas.microsoft.com/office/word/2010/wordprocessingShape" xmlns:o="urn:schemas-microsoft-com:office:office" xmlns:v="urn:schemas-microsoft-com:vml" xmlns:w10="urn:schemas-microsoft-com:office:word" xmlns:w="http://schemas.openxmlformats.org/wordprocessingml/2006/main" xmlns:w14="http://schemas.microsoft.com/office/word/2010/wordml" xmlns:w15="http://schemas.microsoft.com/office/word/2012/wordml" xmlns:w16cei="http://schemas.microsoft.com/office/word/2026/wordml/cei" xmlns:w16cex="http://schemas.microsoft.com/office/word/2018/wordml/cex" xmlns:w16cid="http://schemas.microsoft.com/office/word/2016/wordml/cid" xmlns:w16="http://schemas.microsoft.com/office/word/2018/wordml" xmlns:w16sdtdh="http://schemas.microsoft.com/office/word/2020/wordml/sdtdatahash" xmlns:w16sdtfl="http://schemas.microsoft.com/office/word/2024/wordml/sdtformatlock" xmlns:w16se="http://schemas.microsoft.com/office/word/2015/wordml/symex" xmlns:w16du="http://schemas.microsoft.com/office/word/2023/wordml/word16du" xmlns:wne="http://schemas.microsoft.com/office/word/2006/wordml" mc:Ignorable="w14 w15 w16se w16cid w16 w16cex w16sdtdh w16sdtfl w16du wp14">
+<w:ftr xmlns:wpc="http://schemas.microsoft.com/office/word/2010/wordprocessingCanvas" xmlns:cx="http://schemas.microsoft.com/office/drawing/2014/chartex" xmlns:cx1="http://schemas.microsoft.com/office/drawing/2015/9/8/chartex" xmlns:cx2="http://schemas.microsoft.com/office/drawing/2015/10/21/chartex" xmlns:cx3="http://schemas.microsoft.com/office/drawing/2016/5/9/chartex" xmlns:cx4="http://schemas.microsoft.com/office/drawing/2016/5/10/chartex" xmlns:cx5="http://schemas.microsoft.com/office/drawing/2016/5/11/chartex" xmlns:cx6="http://schemas.microsoft.com/office/drawing/2016/5/12/chartex" xmlns:cx7="http://schemas.microsoft.com/office/drawing/2016/5/13/chartex" xmlns:cx8="http://schemas.microsoft.com/office/drawing/2016/5/14/chartex" xmlns:mc="http://schemas.openxmlformats.org/markup-compatibility/2006" xmlns:aink="http://schemas.microsoft.com/office/drawing/2016/ink" xmlns:am3d="http://schemas.microsoft.com/office/drawing/2017/model3d" xmlns:o="urn:schemas-microsoft-com:office:office" xmlns:oel="http://schemas.microsoft.com/office/2019/extlst" xmlns:r="http://schemas.openxmlformats.org/officeDocument/2006/relationships" xmlns:m="http://schemas.openxmlformats.org/officeDocument/2006/math" xmlns:v="urn:schemas-microsoft-com:vml" xmlns:wp14="http://schemas.microsoft.com/office/word/2010/wordprocessingDrawing" xmlns:wp="http://schemas.openxmlformats.org/drawingml/2006/wordprocessingDrawing" xmlns:w10="urn:schemas-microsoft-com:office:word" xmlns:w="http://schemas.openxmlformats.org/wordprocessingml/2006/main" xmlns:w14="http://schemas.microsoft.com/office/word/2010/wordml" xmlns:w15="http://schemas.microsoft.com/office/word/2012/wordml" xmlns:w16cei="http://schemas.microsoft.com/office/word/2026/wordml/cei" xmlns:w16cex="http://schemas.microsoft.com/office/word/2018/wordml/cex" xmlns:w16cid="http://schemas.microsoft.com/office/word/2016/wordml/cid" xmlns:w16="http://schemas.microsoft.com/office/word/2018/wordml" xmlns:w16du="http://schemas.microsoft.com/office/word/2023/wordml/word16du" xmlns:w16sdtdh="http://schemas.microsoft.com/office/word/2020/wordml/sdtdatahash" xmlns:w16sdtfl="http://schemas.microsoft.com/office/word/2024/wordml/sdtformatlock" xmlns:w16se="http://schemas.microsoft.com/office/word/2015/wordml/symex" xmlns:wpg="http://schemas.microsoft.com/office/word/2010/wordprocessingGroup" xmlns:wpi="http://schemas.microsoft.com/office/word/2010/wordprocessingInk" xmlns:wne="http://schemas.microsoft.com/office/word/2006/wordml" xmlns:wps="http://schemas.microsoft.com/office/word/2010/wordprocessingShape" mc:Ignorable="w14 w15 w16se w16cid w16 w16cex w16sdtdh w16sdtfl w16du wp14">
   <w:sdt>
     <w:sdtPr>
       <w:rPr>
@@ -8375,7 +8099,7 @@
 </file>
 
 <file path=word/footer5.xml><?xml version="1.0" encoding="utf-8"?>
-<w:ftr xmlns:wpc="http://schemas.microsoft.com/office/word/2010/wordprocessingCanvas" xmlns:cx="http://schemas.microsoft.com/office/drawing/2014/chartex" xmlns:cx1="http://schemas.microsoft.com/office/drawing/2015/9/8/chartex" xmlns:cx2="http://schemas.microsoft.com/office/drawing/2015/10/21/chartex" xmlns:cx3="http://schemas.microsoft.com/office/drawing/2016/5/9/chartex" xmlns:cx4="http://schemas.microsoft.com/office/drawing/2016/5/10/chartex" xmlns:cx5="http://schemas.microsoft.com/office/drawing/2016/5/11/chartex" xmlns:cx6="http://schemas.microsoft.com/office/drawing/2016/5/12/chartex" xmlns:cx7="http://schemas.microsoft.com/office/drawing/2016/5/13/chartex" xmlns:cx8="http://schemas.microsoft.com/office/drawing/2016/5/14/chartex" xmlns:mc="http://schemas.openxmlformats.org/markup-compatibility/2006" xmlns:m="http://schemas.openxmlformats.org/officeDocument/2006/math" xmlns:aink="http://schemas.microsoft.com/office/drawing/2016/ink" xmlns:am3d="http://schemas.microsoft.com/office/drawing/2017/model3d" xmlns:oel="http://schemas.microsoft.com/office/2019/extlst" xmlns:r="http://schemas.openxmlformats.org/officeDocument/2006/relationships" xmlns:wp14="http://schemas.microsoft.com/office/word/2010/wordprocessingDrawing" xmlns:wp="http://schemas.openxmlformats.org/drawingml/2006/wordprocessingDrawing" xmlns:wpg="http://schemas.microsoft.com/office/word/2010/wordprocessingGroup" xmlns:wpi="http://schemas.microsoft.com/office/word/2010/wordprocessingInk" xmlns:wps="http://schemas.microsoft.com/office/word/2010/wordprocessingShape" xmlns:o="urn:schemas-microsoft-com:office:office" xmlns:v="urn:schemas-microsoft-com:vml" xmlns:w10="urn:schemas-microsoft-com:office:word" xmlns:w="http://schemas.openxmlformats.org/wordprocessingml/2006/main" xmlns:w14="http://schemas.microsoft.com/office/word/2010/wordml" xmlns:w15="http://schemas.microsoft.com/office/word/2012/wordml" xmlns:w16cei="http://schemas.microsoft.com/office/word/2026/wordml/cei" xmlns:w16cex="http://schemas.microsoft.com/office/word/2018/wordml/cex" xmlns:w16cid="http://schemas.microsoft.com/office/word/2016/wordml/cid" xmlns:w16="http://schemas.microsoft.com/office/word/2018/wordml" xmlns:w16sdtdh="http://schemas.microsoft.com/office/word/2020/wordml/sdtdatahash" xmlns:w16sdtfl="http://schemas.microsoft.com/office/word/2024/wordml/sdtformatlock" xmlns:w16se="http://schemas.microsoft.com/office/word/2015/wordml/symex" xmlns:w16du="http://schemas.microsoft.com/office/word/2023/wordml/word16du" xmlns:wne="http://schemas.microsoft.com/office/word/2006/wordml" mc:Ignorable="w14 w15 w16se w16cid w16 w16cex w16sdtdh w16sdtfl w16du wp14">
+<w:ftr xmlns:wpc="http://schemas.microsoft.com/office/word/2010/wordprocessingCanvas" xmlns:cx="http://schemas.microsoft.com/office/drawing/2014/chartex" xmlns:cx1="http://schemas.microsoft.com/office/drawing/2015/9/8/chartex" xmlns:cx2="http://schemas.microsoft.com/office/drawing/2015/10/21/chartex" xmlns:cx3="http://schemas.microsoft.com/office/drawing/2016/5/9/chartex" xmlns:cx4="http://schemas.microsoft.com/office/drawing/2016/5/10/chartex" xmlns:cx5="http://schemas.microsoft.com/office/drawing/2016/5/11/chartex" xmlns:cx6="http://schemas.microsoft.com/office/drawing/2016/5/12/chartex" xmlns:cx7="http://schemas.microsoft.com/office/drawing/2016/5/13/chartex" xmlns:cx8="http://schemas.microsoft.com/office/drawing/2016/5/14/chartex" xmlns:mc="http://schemas.openxmlformats.org/markup-compatibility/2006" xmlns:aink="http://schemas.microsoft.com/office/drawing/2016/ink" xmlns:am3d="http://schemas.microsoft.com/office/drawing/2017/model3d" xmlns:o="urn:schemas-microsoft-com:office:office" xmlns:oel="http://schemas.microsoft.com/office/2019/extlst" xmlns:r="http://schemas.openxmlformats.org/officeDocument/2006/relationships" xmlns:m="http://schemas.openxmlformats.org/officeDocument/2006/math" xmlns:v="urn:schemas-microsoft-com:vml" xmlns:wp14="http://schemas.microsoft.com/office/word/2010/wordprocessingDrawing" xmlns:wp="http://schemas.openxmlformats.org/drawingml/2006/wordprocessingDrawing" xmlns:w10="urn:schemas-microsoft-com:office:word" xmlns:w="http://schemas.openxmlformats.org/wordprocessingml/2006/main" xmlns:w14="http://schemas.microsoft.com/office/word/2010/wordml" xmlns:w15="http://schemas.microsoft.com/office/word/2012/wordml" xmlns:w16cei="http://schemas.microsoft.com/office/word/2026/wordml/cei" xmlns:w16cex="http://schemas.microsoft.com/office/word/2018/wordml/cex" xmlns:w16cid="http://schemas.microsoft.com/office/word/2016/wordml/cid" xmlns:w16="http://schemas.microsoft.com/office/word/2018/wordml" xmlns:w16du="http://schemas.microsoft.com/office/word/2023/wordml/word16du" xmlns:w16sdtdh="http://schemas.microsoft.com/office/word/2020/wordml/sdtdatahash" xmlns:w16sdtfl="http://schemas.microsoft.com/office/word/2024/wordml/sdtformatlock" xmlns:w16se="http://schemas.microsoft.com/office/word/2015/wordml/symex" xmlns:wpg="http://schemas.microsoft.com/office/word/2010/wordprocessingGroup" xmlns:wpi="http://schemas.microsoft.com/office/word/2010/wordprocessingInk" xmlns:wne="http://schemas.microsoft.com/office/word/2006/wordml" xmlns:wps="http://schemas.microsoft.com/office/word/2010/wordprocessingShape" mc:Ignorable="w14 w15 w16se w16cid w16 w16cex w16sdtdh w16sdtfl w16du wp14">
   <w:p>
     <w:pPr>
       <w:pStyle w:val="Footer"/>
@@ -8385,7 +8109,7 @@
 </file>
 
 <file path=word/footnotes.xml><?xml version="1.0" encoding="utf-8"?>
-<w:footnotes xmlns:wpc="http://schemas.microsoft.com/office/word/2010/wordprocessingCanvas" xmlns:cx="http://schemas.microsoft.com/office/drawing/2014/chartex" xmlns:cx1="http://schemas.microsoft.com/office/drawing/2015/9/8/chartex" xmlns:cx2="http://schemas.microsoft.com/office/drawing/2015/10/21/chartex" xmlns:cx3="http://schemas.microsoft.com/office/drawing/2016/5/9/chartex" xmlns:cx4="http://schemas.microsoft.com/office/drawing/2016/5/10/chartex" xmlns:cx5="http://schemas.microsoft.com/office/drawing/2016/5/11/chartex" xmlns:cx6="http://schemas.microsoft.com/office/drawing/2016/5/12/chartex" xmlns:cx7="http://schemas.microsoft.com/office/drawing/2016/5/13/chartex" xmlns:cx8="http://schemas.microsoft.com/office/drawing/2016/5/14/chartex" xmlns:mc="http://schemas.openxmlformats.org/markup-compatibility/2006" xmlns:m="http://schemas.openxmlformats.org/officeDocument/2006/math" xmlns:aink="http://schemas.microsoft.com/office/drawing/2016/ink" xmlns:am3d="http://schemas.microsoft.com/office/drawing/2017/model3d" xmlns:oel="http://schemas.microsoft.com/office/2019/extlst" xmlns:r="http://schemas.openxmlformats.org/officeDocument/2006/relationships" xmlns:wp14="http://schemas.microsoft.com/office/word/2010/wordprocessingDrawing" xmlns:wp="http://schemas.openxmlformats.org/drawingml/2006/wordprocessingDrawing" xmlns:wpg="http://schemas.microsoft.com/office/word/2010/wordprocessingGroup" xmlns:wpi="http://schemas.microsoft.com/office/word/2010/wordprocessingInk" xmlns:wps="http://schemas.microsoft.com/office/word/2010/wordprocessingShape" xmlns:o="urn:schemas-microsoft-com:office:office" xmlns:v="urn:schemas-microsoft-com:vml" xmlns:w10="urn:schemas-microsoft-com:office:word" xmlns:w="http://schemas.openxmlformats.org/wordprocessingml/2006/main" xmlns:w14="http://schemas.microsoft.com/office/word/2010/wordml" xmlns:w15="http://schemas.microsoft.com/office/word/2012/wordml" xmlns:w16cei="http://schemas.microsoft.com/office/word/2026/wordml/cei" xmlns:w16cex="http://schemas.microsoft.com/office/word/2018/wordml/cex" xmlns:w16cid="http://schemas.microsoft.com/office/word/2016/wordml/cid" xmlns:w16="http://schemas.microsoft.com/office/word/2018/wordml" xmlns:w16sdtdh="http://schemas.microsoft.com/office/word/2020/wordml/sdtdatahash" xmlns:w16sdtfl="http://schemas.microsoft.com/office/word/2024/wordml/sdtformatlock" xmlns:w16se="http://schemas.microsoft.com/office/word/2015/wordml/symex" xmlns:w16du="http://schemas.microsoft.com/office/word/2023/wordml/word16du" xmlns:wne="http://schemas.microsoft.com/office/word/2006/wordml" mc:Ignorable="w14 w15 w16se w16cid w16 w16cex w16sdtdh w16sdtfl w16du wp14">
+<w:footnotes xmlns:wpc="http://schemas.microsoft.com/office/word/2010/wordprocessingCanvas" xmlns:cx="http://schemas.microsoft.com/office/drawing/2014/chartex" xmlns:cx1="http://schemas.microsoft.com/office/drawing/2015/9/8/chartex" xmlns:cx2="http://schemas.microsoft.com/office/drawing/2015/10/21/chartex" xmlns:cx3="http://schemas.microsoft.com/office/drawing/2016/5/9/chartex" xmlns:cx4="http://schemas.microsoft.com/office/drawing/2016/5/10/chartex" xmlns:cx5="http://schemas.microsoft.com/office/drawing/2016/5/11/chartex" xmlns:cx6="http://schemas.microsoft.com/office/drawing/2016/5/12/chartex" xmlns:cx7="http://schemas.microsoft.com/office/drawing/2016/5/13/chartex" xmlns:cx8="http://schemas.microsoft.com/office/drawing/2016/5/14/chartex" xmlns:mc="http://schemas.openxmlformats.org/markup-compatibility/2006" xmlns:aink="http://schemas.microsoft.com/office/drawing/2016/ink" xmlns:am3d="http://schemas.microsoft.com/office/drawing/2017/model3d" xmlns:o="urn:schemas-microsoft-com:office:office" xmlns:oel="http://schemas.microsoft.com/office/2019/extlst" xmlns:r="http://schemas.openxmlformats.org/officeDocument/2006/relationships" xmlns:m="http://schemas.openxmlformats.org/officeDocument/2006/math" xmlns:v="urn:schemas-microsoft-com:vml" xmlns:wp14="http://schemas.microsoft.com/office/word/2010/wordprocessingDrawing" xmlns:wp="http://schemas.openxmlformats.org/drawingml/2006/wordprocessingDrawing" xmlns:w10="urn:schemas-microsoft-com:office:word" xmlns:w="http://schemas.openxmlformats.org/wordprocessingml/2006/main" xmlns:w14="http://schemas.microsoft.com/office/word/2010/wordml" xmlns:w15="http://schemas.microsoft.com/office/word/2012/wordml" xmlns:w16cei="http://schemas.microsoft.com/office/word/2026/wordml/cei" xmlns:w16cex="http://schemas.microsoft.com/office/word/2018/wordml/cex" xmlns:w16cid="http://schemas.microsoft.com/office/word/2016/wordml/cid" xmlns:w16="http://schemas.microsoft.com/office/word/2018/wordml" xmlns:w16du="http://schemas.microsoft.com/office/word/2023/wordml/word16du" xmlns:w16sdtdh="http://schemas.microsoft.com/office/word/2020/wordml/sdtdatahash" xmlns:w16sdtfl="http://schemas.microsoft.com/office/word/2024/wordml/sdtformatlock" xmlns:w16se="http://schemas.microsoft.com/office/word/2015/wordml/symex" xmlns:wpg="http://schemas.microsoft.com/office/word/2010/wordprocessingGroup" xmlns:wpi="http://schemas.microsoft.com/office/word/2010/wordprocessingInk" xmlns:wne="http://schemas.microsoft.com/office/word/2006/wordml" xmlns:wps="http://schemas.microsoft.com/office/word/2010/wordprocessingShape" mc:Ignorable="w14 w15 w16se w16cid w16 w16cex w16sdtdh w16sdtfl w16du wp14">
   <w:footnote w:type="separator" w:id="-1">
     <w:p>
       <w:r>
@@ -8404,7 +8128,7 @@
 </file>
 
 <file path=word/header1.xml><?xml version="1.0" encoding="utf-8"?>
-<w:hdr xmlns:wpc="http://schemas.microsoft.com/office/word/2010/wordprocessingCanvas" xmlns:cx="http://schemas.microsoft.com/office/drawing/2014/chartex" xmlns:cx1="http://schemas.microsoft.com/office/drawing/2015/9/8/chartex" xmlns:cx2="http://schemas.microsoft.com/office/drawing/2015/10/21/chartex" xmlns:cx3="http://schemas.microsoft.com/office/drawing/2016/5/9/chartex" xmlns:cx4="http://schemas.microsoft.com/office/drawing/2016/5/10/chartex" xmlns:cx5="http://schemas.microsoft.com/office/drawing/2016/5/11/chartex" xmlns:cx6="http://schemas.microsoft.com/office/drawing/2016/5/12/chartex" xmlns:cx7="http://schemas.microsoft.com/office/drawing/2016/5/13/chartex" xmlns:cx8="http://schemas.microsoft.com/office/drawing/2016/5/14/chartex" xmlns:mc="http://schemas.openxmlformats.org/markup-compatibility/2006" xmlns:m="http://schemas.openxmlformats.org/officeDocument/2006/math" xmlns:aink="http://schemas.microsoft.com/office/drawing/2016/ink" xmlns:am3d="http://schemas.microsoft.com/office/drawing/2017/model3d" xmlns:oel="http://schemas.microsoft.com/office/2019/extlst" xmlns:r="http://schemas.openxmlformats.org/officeDocument/2006/relationships" xmlns:wp14="http://schemas.microsoft.com/office/word/2010/wordprocessingDrawing" xmlns:wp="http://schemas.openxmlformats.org/drawingml/2006/wordprocessingDrawing" xmlns:wpg="http://schemas.microsoft.com/office/word/2010/wordprocessingGroup" xmlns:wpi="http://schemas.microsoft.com/office/word/2010/wordprocessingInk" xmlns:wps="http://schemas.microsoft.com/office/word/2010/wordprocessingShape" xmlns:o="urn:schemas-microsoft-com:office:office" xmlns:v="urn:schemas-microsoft-com:vml" xmlns:w10="urn:schemas-microsoft-com:office:word" xmlns:w="http://schemas.openxmlformats.org/wordprocessingml/2006/main" xmlns:w14="http://schemas.microsoft.com/office/word/2010/wordml" xmlns:w15="http://schemas.microsoft.com/office/word/2012/wordml" xmlns:w16cei="http://schemas.microsoft.com/office/word/2026/wordml/cei" xmlns:w16cex="http://schemas.microsoft.com/office/word/2018/wordml/cex" xmlns:w16cid="http://schemas.microsoft.com/office/word/2016/wordml/cid" xmlns:w16="http://schemas.microsoft.com/office/word/2018/wordml" xmlns:w16sdtdh="http://schemas.microsoft.com/office/word/2020/wordml/sdtdatahash" xmlns:w16sdtfl="http://schemas.microsoft.com/office/word/2024/wordml/sdtformatlock" xmlns:w16se="http://schemas.microsoft.com/office/word/2015/wordml/symex" xmlns:w16du="http://schemas.microsoft.com/office/word/2023/wordml/word16du" xmlns:wne="http://schemas.microsoft.com/office/word/2006/wordml" mc:Ignorable="w14 w15 w16se w16cid w16 w16cex w16sdtdh w16sdtfl w16du wp14">
+<w:hdr xmlns:wpc="http://schemas.microsoft.com/office/word/2010/wordprocessingCanvas" xmlns:cx="http://schemas.microsoft.com/office/drawing/2014/chartex" xmlns:cx1="http://schemas.microsoft.com/office/drawing/2015/9/8/chartex" xmlns:cx2="http://schemas.microsoft.com/office/drawing/2015/10/21/chartex" xmlns:cx3="http://schemas.microsoft.com/office/drawing/2016/5/9/chartex" xmlns:cx4="http://schemas.microsoft.com/office/drawing/2016/5/10/chartex" xmlns:cx5="http://schemas.microsoft.com/office/drawing/2016/5/11/chartex" xmlns:cx6="http://schemas.microsoft.com/office/drawing/2016/5/12/chartex" xmlns:cx7="http://schemas.microsoft.com/office/drawing/2016/5/13/chartex" xmlns:cx8="http://schemas.microsoft.com/office/drawing/2016/5/14/chartex" xmlns:mc="http://schemas.openxmlformats.org/markup-compatibility/2006" xmlns:aink="http://schemas.microsoft.com/office/drawing/2016/ink" xmlns:am3d="http://schemas.microsoft.com/office/drawing/2017/model3d" xmlns:o="urn:schemas-microsoft-com:office:office" xmlns:oel="http://schemas.microsoft.com/office/2019/extlst" xmlns:r="http://schemas.openxmlformats.org/officeDocument/2006/relationships" xmlns:m="http://schemas.openxmlformats.org/officeDocument/2006/math" xmlns:v="urn:schemas-microsoft-com:vml" xmlns:wp14="http://schemas.microsoft.com/office/word/2010/wordprocessingDrawing" xmlns:wp="http://schemas.openxmlformats.org/drawingml/2006/wordprocessingDrawing" xmlns:w10="urn:schemas-microsoft-com:office:word" xmlns:w="http://schemas.openxmlformats.org/wordprocessingml/2006/main" xmlns:w14="http://schemas.microsoft.com/office/word/2010/wordml" xmlns:w15="http://schemas.microsoft.com/office/word/2012/wordml" xmlns:w16cei="http://schemas.microsoft.com/office/word/2026/wordml/cei" xmlns:w16cex="http://schemas.microsoft.com/office/word/2018/wordml/cex" xmlns:w16cid="http://schemas.microsoft.com/office/word/2016/wordml/cid" xmlns:w16="http://schemas.microsoft.com/office/word/2018/wordml" xmlns:w16du="http://schemas.microsoft.com/office/word/2023/wordml/word16du" xmlns:w16sdtdh="http://schemas.microsoft.com/office/word/2020/wordml/sdtdatahash" xmlns:w16sdtfl="http://schemas.microsoft.com/office/word/2024/wordml/sdtformatlock" xmlns:w16se="http://schemas.microsoft.com/office/word/2015/wordml/symex" xmlns:wpg="http://schemas.microsoft.com/office/word/2010/wordprocessingGroup" xmlns:wpi="http://schemas.microsoft.com/office/word/2010/wordprocessingInk" xmlns:wne="http://schemas.microsoft.com/office/word/2006/wordml" xmlns:wps="http://schemas.microsoft.com/office/word/2010/wordprocessingShape" mc:Ignorable="w14 w15 w16se w16cid w16 w16cex w16sdtdh w16sdtfl w16du wp14">
   <w:p>
     <w:pPr>
       <w:pStyle w:val="Header"/>
@@ -8414,7 +8138,7 @@
 </file>
 
 <file path=word/header2.xml><?xml version="1.0" encoding="utf-8"?>
-<w:hdr xmlns:wpc="http://schemas.microsoft.com/office/word/2010/wordprocessingCanvas" xmlns:cx="http://schemas.microsoft.com/office/drawing/2014/chartex" xmlns:cx1="http://schemas.microsoft.com/office/drawing/2015/9/8/chartex" xmlns:cx2="http://schemas.microsoft.com/office/drawing/2015/10/21/chartex" xmlns:cx3="http://schemas.microsoft.com/office/drawing/2016/5/9/chartex" xmlns:cx4="http://schemas.microsoft.com/office/drawing/2016/5/10/chartex" xmlns:cx5="http://schemas.microsoft.com/office/drawing/2016/5/11/chartex" xmlns:cx6="http://schemas.microsoft.com/office/drawing/2016/5/12/chartex" xmlns:cx7="http://schemas.microsoft.com/office/drawing/2016/5/13/chartex" xmlns:cx8="http://schemas.microsoft.com/office/drawing/2016/5/14/chartex" xmlns:mc="http://schemas.openxmlformats.org/markup-compatibility/2006" xmlns:m="http://schemas.openxmlformats.org/officeDocument/2006/math" xmlns:aink="http://schemas.microsoft.com/office/drawing/2016/ink" xmlns:am3d="http://schemas.microsoft.com/office/drawing/2017/model3d" xmlns:oel="http://schemas.microsoft.com/office/2019/extlst" xmlns:r="http://schemas.openxmlformats.org/officeDocument/2006/relationships" xmlns:wp14="http://schemas.microsoft.com/office/word/2010/wordprocessingDrawing" xmlns:wp="http://schemas.openxmlformats.org/drawingml/2006/wordprocessingDrawing" xmlns:wpg="http://schemas.microsoft.com/office/word/2010/wordprocessingGroup" xmlns:wpi="http://schemas.microsoft.com/office/word/2010/wordprocessingInk" xmlns:wps="http://schemas.microsoft.com/office/word/2010/wordprocessingShape" xmlns:o="urn:schemas-microsoft-com:office:office" xmlns:v="urn:schemas-microsoft-com:vml" xmlns:w10="urn:schemas-microsoft-com:office:word" xmlns:w="http://schemas.openxmlformats.org/wordprocessingml/2006/main" xmlns:w14="http://schemas.microsoft.com/office/word/2010/wordml" xmlns:w15="http://schemas.microsoft.com/office/word/2012/wordml" xmlns:w16cei="http://schemas.microsoft.com/office/word/2026/wordml/cei" xmlns:w16cex="http://schemas.microsoft.com/office/word/2018/wordml/cex" xmlns:w16cid="http://schemas.microsoft.com/office/word/2016/wordml/cid" xmlns:w16="http://schemas.microsoft.com/office/word/2018/wordml" xmlns:w16sdtdh="http://schemas.microsoft.com/office/word/2020/wordml/sdtdatahash" xmlns:w16sdtfl="http://schemas.microsoft.com/office/word/2024/wordml/sdtformatlock" xmlns:w16se="http://schemas.microsoft.com/office/word/2015/wordml/symex" xmlns:w16du="http://schemas.microsoft.com/office/word/2023/wordml/word16du" xmlns:wne="http://schemas.microsoft.com/office/word/2006/wordml" mc:Ignorable="w14 w15 w16se w16cid w16 w16cex w16sdtdh w16sdtfl w16du wp14">
+<w:hdr xmlns:wpc="http://schemas.microsoft.com/office/word/2010/wordprocessingCanvas" xmlns:cx="http://schemas.microsoft.com/office/drawing/2014/chartex" xmlns:cx1="http://schemas.microsoft.com/office/drawing/2015/9/8/chartex" xmlns:cx2="http://schemas.microsoft.com/office/drawing/2015/10/21/chartex" xmlns:cx3="http://schemas.microsoft.com/office/drawing/2016/5/9/chartex" xmlns:cx4="http://schemas.microsoft.com/office/drawing/2016/5/10/chartex" xmlns:cx5="http://schemas.microsoft.com/office/drawing/2016/5/11/chartex" xmlns:cx6="http://schemas.microsoft.com/office/drawing/2016/5/12/chartex" xmlns:cx7="http://schemas.microsoft.com/office/drawing/2016/5/13/chartex" xmlns:cx8="http://schemas.microsoft.com/office/drawing/2016/5/14/chartex" xmlns:mc="http://schemas.openxmlformats.org/markup-compatibility/2006" xmlns:aink="http://schemas.microsoft.com/office/drawing/2016/ink" xmlns:am3d="http://schemas.microsoft.com/office/drawing/2017/model3d" xmlns:o="urn:schemas-microsoft-com:office:office" xmlns:oel="http://schemas.microsoft.com/office/2019/extlst" xmlns:r="http://schemas.openxmlformats.org/officeDocument/2006/relationships" xmlns:m="http://schemas.openxmlformats.org/officeDocument/2006/math" xmlns:v="urn:schemas-microsoft-com:vml" xmlns:wp14="http://schemas.microsoft.com/office/word/2010/wordprocessingDrawing" xmlns:wp="http://schemas.openxmlformats.org/drawingml/2006/wordprocessingDrawing" xmlns:w10="urn:schemas-microsoft-com:office:word" xmlns:w="http://schemas.openxmlformats.org/wordprocessingml/2006/main" xmlns:w14="http://schemas.microsoft.com/office/word/2010/wordml" xmlns:w15="http://schemas.microsoft.com/office/word/2012/wordml" xmlns:w16cei="http://schemas.microsoft.com/office/word/2026/wordml/cei" xmlns:w16cex="http://schemas.microsoft.com/office/word/2018/wordml/cex" xmlns:w16cid="http://schemas.microsoft.com/office/word/2016/wordml/cid" xmlns:w16="http://schemas.microsoft.com/office/word/2018/wordml" xmlns:w16du="http://schemas.microsoft.com/office/word/2023/wordml/word16du" xmlns:w16sdtdh="http://schemas.microsoft.com/office/word/2020/wordml/sdtdatahash" xmlns:w16sdtfl="http://schemas.microsoft.com/office/word/2024/wordml/sdtformatlock" xmlns:w16se="http://schemas.microsoft.com/office/word/2015/wordml/symex" xmlns:wpg="http://schemas.microsoft.com/office/word/2010/wordprocessingGroup" xmlns:wpi="http://schemas.microsoft.com/office/word/2010/wordprocessingInk" xmlns:wne="http://schemas.microsoft.com/office/word/2006/wordml" xmlns:wps="http://schemas.microsoft.com/office/word/2010/wordprocessingShape" mc:Ignorable="w14 w15 w16se w16cid w16 w16cex w16sdtdh w16sdtfl w16du wp14">
   <w:p>
     <w:pPr>
       <w:pStyle w:val="Header"/>
@@ -8424,7 +8148,7 @@
 </file>
 
 <file path=word/header3.xml><?xml version="1.0" encoding="utf-8"?>
-<w:hdr xmlns:wpc="http://schemas.microsoft.com/office/word/2010/wordprocessingCanvas" xmlns:cx="http://schemas.microsoft.com/office/drawing/2014/chartex" xmlns:cx1="http://schemas.microsoft.com/office/drawing/2015/9/8/chartex" xmlns:cx2="http://schemas.microsoft.com/office/drawing/2015/10/21/chartex" xmlns:cx3="http://schemas.microsoft.com/office/drawing/2016/5/9/chartex" xmlns:cx4="http://schemas.microsoft.com/office/drawing/2016/5/10/chartex" xmlns:cx5="http://schemas.microsoft.com/office/drawing/2016/5/11/chartex" xmlns:cx6="http://schemas.microsoft.com/office/drawing/2016/5/12/chartex" xmlns:cx7="http://schemas.microsoft.com/office/drawing/2016/5/13/chartex" xmlns:cx8="http://schemas.microsoft.com/office/drawing/2016/5/14/chartex" xmlns:mc="http://schemas.openxmlformats.org/markup-compatibility/2006" xmlns:m="http://schemas.openxmlformats.org/officeDocument/2006/math" xmlns:aink="http://schemas.microsoft.com/office/drawing/2016/ink" xmlns:am3d="http://schemas.microsoft.com/office/drawing/2017/model3d" xmlns:oel="http://schemas.microsoft.com/office/2019/extlst" xmlns:r="http://schemas.openxmlformats.org/officeDocument/2006/relationships" xmlns:wp14="http://schemas.microsoft.com/office/word/2010/wordprocessingDrawing" xmlns:wp="http://schemas.openxmlformats.org/drawingml/2006/wordprocessingDrawing" xmlns:wpg="http://schemas.microsoft.com/office/word/2010/wordprocessingGroup" xmlns:wpi="http://schemas.microsoft.com/office/word/2010/wordprocessingInk" xmlns:wps="http://schemas.microsoft.com/office/word/2010/wordprocessingShape" xmlns:o="urn:schemas-microsoft-com:office:office" xmlns:v="urn:schemas-microsoft-com:vml" xmlns:w10="urn:schemas-microsoft-com:office:word" xmlns:w="http://schemas.openxmlformats.org/wordprocessingml/2006/main" xmlns:w14="http://schemas.microsoft.com/office/word/2010/wordml" xmlns:w15="http://schemas.microsoft.com/office/word/2012/wordml" xmlns:w16cei="http://schemas.microsoft.com/office/word/2026/wordml/cei" xmlns:w16cex="http://schemas.microsoft.com/office/word/2018/wordml/cex" xmlns:w16cid="http://schemas.microsoft.com/office/word/2016/wordml/cid" xmlns:w16="http://schemas.microsoft.com/office/word/2018/wordml" xmlns:w16sdtdh="http://schemas.microsoft.com/office/word/2020/wordml/sdtdatahash" xmlns:w16sdtfl="http://schemas.microsoft.com/office/word/2024/wordml/sdtformatlock" xmlns:w16se="http://schemas.microsoft.com/office/word/2015/wordml/symex" xmlns:w16du="http://schemas.microsoft.com/office/word/2023/wordml/word16du" xmlns:wne="http://schemas.microsoft.com/office/word/2006/wordml" mc:Ignorable="w14 w15 w16se w16cid w16 w16cex w16sdtdh w16sdtfl w16du wp14">
+<w:hdr xmlns:wpc="http://schemas.microsoft.com/office/word/2010/wordprocessingCanvas" xmlns:cx="http://schemas.microsoft.com/office/drawing/2014/chartex" xmlns:cx1="http://schemas.microsoft.com/office/drawing/2015/9/8/chartex" xmlns:cx2="http://schemas.microsoft.com/office/drawing/2015/10/21/chartex" xmlns:cx3="http://schemas.microsoft.com/office/drawing/2016/5/9/chartex" xmlns:cx4="http://schemas.microsoft.com/office/drawing/2016/5/10/chartex" xmlns:cx5="http://schemas.microsoft.com/office/drawing/2016/5/11/chartex" xmlns:cx6="http://schemas.microsoft.com/office/drawing/2016/5/12/chartex" xmlns:cx7="http://schemas.microsoft.com/office/drawing/2016/5/13/chartex" xmlns:cx8="http://schemas.microsoft.com/office/drawing/2016/5/14/chartex" xmlns:mc="http://schemas.openxmlformats.org/markup-compatibility/2006" xmlns:aink="http://schemas.microsoft.com/office/drawing/2016/ink" xmlns:am3d="http://schemas.microsoft.com/office/drawing/2017/model3d" xmlns:o="urn:schemas-microsoft-com:office:office" xmlns:oel="http://schemas.microsoft.com/office/2019/extlst" xmlns:r="http://schemas.openxmlformats.org/officeDocument/2006/relationships" xmlns:m="http://schemas.openxmlformats.org/officeDocument/2006/math" xmlns:v="urn:schemas-microsoft-com:vml" xmlns:wp14="http://schemas.microsoft.com/office/word/2010/wordprocessingDrawing" xmlns:wp="http://schemas.openxmlformats.org/drawingml/2006/wordprocessingDrawing" xmlns:w10="urn:schemas-microsoft-com:office:word" xmlns:w="http://schemas.openxmlformats.org/wordprocessingml/2006/main" xmlns:w14="http://schemas.microsoft.com/office/word/2010/wordml" xmlns:w15="http://schemas.microsoft.com/office/word/2012/wordml" xmlns:w16cei="http://schemas.microsoft.com/office/word/2026/wordml/cei" xmlns:w16cex="http://schemas.microsoft.com/office/word/2018/wordml/cex" xmlns:w16cid="http://schemas.microsoft.com/office/word/2016/wordml/cid" xmlns:w16="http://schemas.microsoft.com/office/word/2018/wordml" xmlns:w16du="http://schemas.microsoft.com/office/word/2023/wordml/word16du" xmlns:w16sdtdh="http://schemas.microsoft.com/office/word/2020/wordml/sdtdatahash" xmlns:w16sdtfl="http://schemas.microsoft.com/office/word/2024/wordml/sdtformatlock" xmlns:w16se="http://schemas.microsoft.com/office/word/2015/wordml/symex" xmlns:wpg="http://schemas.microsoft.com/office/word/2010/wordprocessingGroup" xmlns:wpi="http://schemas.microsoft.com/office/word/2010/wordprocessingInk" xmlns:wne="http://schemas.microsoft.com/office/word/2006/wordml" xmlns:wps="http://schemas.microsoft.com/office/word/2010/wordprocessingShape" mc:Ignorable="w14 w15 w16se w16cid w16 w16cex w16sdtdh w16sdtfl w16du wp14">
   <w:p>
     <w:pPr>
       <w:pStyle w:val="Header"/>
@@ -8434,7 +8158,7 @@
 </file>
 
 <file path=word/header4.xml><?xml version="1.0" encoding="utf-8"?>
-<w:hdr xmlns:wpc="http://schemas.microsoft.com/office/word/2010/wordprocessingCanvas" xmlns:cx="http://schemas.microsoft.com/office/drawing/2014/chartex" xmlns:cx1="http://schemas.microsoft.com/office/drawing/2015/9/8/chartex" xmlns:cx2="http://schemas.microsoft.com/office/drawing/2015/10/21/chartex" xmlns:cx3="http://schemas.microsoft.com/office/drawing/2016/5/9/chartex" xmlns:cx4="http://schemas.microsoft.com/office/drawing/2016/5/10/chartex" xmlns:cx5="http://schemas.microsoft.com/office/drawing/2016/5/11/chartex" xmlns:cx6="http://schemas.microsoft.com/office/drawing/2016/5/12/chartex" xmlns:cx7="http://schemas.microsoft.com/office/drawing/2016/5/13/chartex" xmlns:cx8="http://schemas.microsoft.com/office/drawing/2016/5/14/chartex" xmlns:mc="http://schemas.openxmlformats.org/markup-compatibility/2006" xmlns:m="http://schemas.openxmlformats.org/officeDocument/2006/math" xmlns:aink="http://schemas.microsoft.com/office/drawing/2016/ink" xmlns:am3d="http://schemas.microsoft.com/office/drawing/2017/model3d" xmlns:oel="http://schemas.microsoft.com/office/2019/extlst" xmlns:r="http://schemas.openxmlformats.org/officeDocument/2006/relationships" xmlns:wp14="http://schemas.microsoft.com/office/word/2010/wordprocessingDrawing" xmlns:wp="http://schemas.openxmlformats.org/drawingml/2006/wordprocessingDrawing" xmlns:wpg="http://schemas.microsoft.com/office/word/2010/wordprocessingGroup" xmlns:wpi="http://schemas.microsoft.com/office/word/2010/wordprocessingInk" xmlns:wps="http://schemas.microsoft.com/office/word/2010/wordprocessingShape" xmlns:o="urn:schemas-microsoft-com:office:office" xmlns:v="urn:schemas-microsoft-com:vml" xmlns:w10="urn:schemas-microsoft-com:office:word" xmlns:w="http://schemas.openxmlformats.org/wordprocessingml/2006/main" xmlns:w14="http://schemas.microsoft.com/office/word/2010/wordml" xmlns:w15="http://schemas.microsoft.com/office/word/2012/wordml" xmlns:w16cei="http://schemas.microsoft.com/office/word/2026/wordml/cei" xmlns:w16cex="http://schemas.microsoft.com/office/word/2018/wordml/cex" xmlns:w16cid="http://schemas.microsoft.com/office/word/2016/wordml/cid" xmlns:w16="http://schemas.microsoft.com/office/word/2018/wordml" xmlns:w16sdtdh="http://schemas.microsoft.com/office/word/2020/wordml/sdtdatahash" xmlns:w16sdtfl="http://schemas.microsoft.com/office/word/2024/wordml/sdtformatlock" xmlns:w16se="http://schemas.microsoft.com/office/word/2015/wordml/symex" xmlns:w16du="http://schemas.microsoft.com/office/word/2023/wordml/word16du" xmlns:wne="http://schemas.microsoft.com/office/word/2006/wordml" mc:Ignorable="w14 w15 w16se w16cid w16 w16cex w16sdtdh w16sdtfl w16du wp14">
+<w:hdr xmlns:wpc="http://schemas.microsoft.com/office/word/2010/wordprocessingCanvas" xmlns:cx="http://schemas.microsoft.com/office/drawing/2014/chartex" xmlns:cx1="http://schemas.microsoft.com/office/drawing/2015/9/8/chartex" xmlns:cx2="http://schemas.microsoft.com/office/drawing/2015/10/21/chartex" xmlns:cx3="http://schemas.microsoft.com/office/drawing/2016/5/9/chartex" xmlns:cx4="http://schemas.microsoft.com/office/drawing/2016/5/10/chartex" xmlns:cx5="http://schemas.microsoft.com/office/drawing/2016/5/11/chartex" xmlns:cx6="http://schemas.microsoft.com/office/drawing/2016/5/12/chartex" xmlns:cx7="http://schemas.microsoft.com/office/drawing/2016/5/13/chartex" xmlns:cx8="http://schemas.microsoft.com/office/drawing/2016/5/14/chartex" xmlns:mc="http://schemas.openxmlformats.org/markup-compatibility/2006" xmlns:aink="http://schemas.microsoft.com/office/drawing/2016/ink" xmlns:am3d="http://schemas.microsoft.com/office/drawing/2017/model3d" xmlns:o="urn:schemas-microsoft-com:office:office" xmlns:oel="http://schemas.microsoft.com/office/2019/extlst" xmlns:r="http://schemas.openxmlformats.org/officeDocument/2006/relationships" xmlns:m="http://schemas.openxmlformats.org/officeDocument/2006/math" xmlns:v="urn:schemas-microsoft-com:vml" xmlns:wp14="http://schemas.microsoft.com/office/word/2010/wordprocessingDrawing" xmlns:wp="http://schemas.openxmlformats.org/drawingml/2006/wordprocessingDrawing" xmlns:w10="urn:schemas-microsoft-com:office:word" xmlns:w="http://schemas.openxmlformats.org/wordprocessingml/2006/main" xmlns:w14="http://schemas.microsoft.com/office/word/2010/wordml" xmlns:w15="http://schemas.microsoft.com/office/word/2012/wordml" xmlns:w16cei="http://schemas.microsoft.com/office/word/2026/wordml/cei" xmlns:w16cex="http://schemas.microsoft.com/office/word/2018/wordml/cex" xmlns:w16cid="http://schemas.microsoft.com/office/word/2016/wordml/cid" xmlns:w16="http://schemas.microsoft.com/office/word/2018/wordml" xmlns:w16du="http://schemas.microsoft.com/office/word/2023/wordml/word16du" xmlns:w16sdtdh="http://schemas.microsoft.com/office/word/2020/wordml/sdtdatahash" xmlns:w16sdtfl="http://schemas.microsoft.com/office/word/2024/wordml/sdtformatlock" xmlns:w16se="http://schemas.microsoft.com/office/word/2015/wordml/symex" xmlns:wpg="http://schemas.microsoft.com/office/word/2010/wordprocessingGroup" xmlns:wpi="http://schemas.microsoft.com/office/word/2010/wordprocessingInk" xmlns:wne="http://schemas.microsoft.com/office/word/2006/wordml" xmlns:wps="http://schemas.microsoft.com/office/word/2010/wordprocessingShape" mc:Ignorable="w14 w15 w16se w16cid w16 w16cex w16sdtdh w16sdtfl w16du wp14">
   <w:p>
     <w:pPr>
       <w:pStyle w:val="Header"/>
@@ -8444,7 +8168,7 @@
 </file>
 
 <file path=word/header5.xml><?xml version="1.0" encoding="utf-8"?>
-<w:hdr xmlns:wpc="http://schemas.microsoft.com/office/word/2010/wordprocessingCanvas" xmlns:cx="http://schemas.microsoft.com/office/drawing/2014/chartex" xmlns:cx1="http://schemas.microsoft.com/office/drawing/2015/9/8/chartex" xmlns:cx2="http://schemas.microsoft.com/office/drawing/2015/10/21/chartex" xmlns:cx3="http://schemas.microsoft.com/office/drawing/2016/5/9/chartex" xmlns:cx4="http://schemas.microsoft.com/office/drawing/2016/5/10/chartex" xmlns:cx5="http://schemas.microsoft.com/office/drawing/2016/5/11/chartex" xmlns:cx6="http://schemas.microsoft.com/office/drawing/2016/5/12/chartex" xmlns:cx7="http://schemas.microsoft.com/office/drawing/2016/5/13/chartex" xmlns:cx8="http://schemas.microsoft.com/office/drawing/2016/5/14/chartex" xmlns:mc="http://schemas.openxmlformats.org/markup-compatibility/2006" xmlns:m="http://schemas.openxmlformats.org/officeDocument/2006/math" xmlns:aink="http://schemas.microsoft.com/office/drawing/2016/ink" xmlns:am3d="http://schemas.microsoft.com/office/drawing/2017/model3d" xmlns:oel="http://schemas.microsoft.com/office/2019/extlst" xmlns:r="http://schemas.openxmlformats.org/officeDocument/2006/relationships" xmlns:wp14="http://schemas.microsoft.com/office/word/2010/wordprocessingDrawing" xmlns:wp="http://schemas.openxmlformats.org/drawingml/2006/wordprocessingDrawing" xmlns:wpg="http://schemas.microsoft.com/office/word/2010/wordprocessingGroup" xmlns:wpi="http://schemas.microsoft.com/office/word/2010/wordprocessingInk" xmlns:wps="http://schemas.microsoft.com/office/word/2010/wordprocessingShape" xmlns:o="urn:schemas-microsoft-com:office:office" xmlns:v="urn:schemas-microsoft-com:vml" xmlns:w10="urn:schemas-microsoft-com:office:word" xmlns:w="http://schemas.openxmlformats.org/wordprocessingml/2006/main" xmlns:w14="http://schemas.microsoft.com/office/word/2010/wordml" xmlns:w15="http://schemas.microsoft.com/office/word/2012/wordml" xmlns:w16cei="http://schemas.microsoft.com/office/word/2026/wordml/cei" xmlns:w16cex="http://schemas.microsoft.com/office/word/2018/wordml/cex" xmlns:w16cid="http://schemas.microsoft.com/office/word/2016/wordml/cid" xmlns:w16="http://schemas.microsoft.com/office/word/2018/wordml" xmlns:w16sdtdh="http://schemas.microsoft.com/office/word/2020/wordml/sdtdatahash" xmlns:w16sdtfl="http://schemas.microsoft.com/office/word/2024/wordml/sdtformatlock" xmlns:w16se="http://schemas.microsoft.com/office/word/2015/wordml/symex" xmlns:w16du="http://schemas.microsoft.com/office/word/2023/wordml/word16du" xmlns:wne="http://schemas.microsoft.com/office/word/2006/wordml" mc:Ignorable="w14 w15 w16se w16cid w16 w16cex w16sdtdh w16sdtfl w16du wp14">
+<w:hdr xmlns:wpc="http://schemas.microsoft.com/office/word/2010/wordprocessingCanvas" xmlns:cx="http://schemas.microsoft.com/office/drawing/2014/chartex" xmlns:cx1="http://schemas.microsoft.com/office/drawing/2015/9/8/chartex" xmlns:cx2="http://schemas.microsoft.com/office/drawing/2015/10/21/chartex" xmlns:cx3="http://schemas.microsoft.com/office/drawing/2016/5/9/chartex" xmlns:cx4="http://schemas.microsoft.com/office/drawing/2016/5/10/chartex" xmlns:cx5="http://schemas.microsoft.com/office/drawing/2016/5/11/chartex" xmlns:cx6="http://schemas.microsoft.com/office/drawing/2016/5/12/chartex" xmlns:cx7="http://schemas.microsoft.com/office/drawing/2016/5/13/chartex" xmlns:cx8="http://schemas.microsoft.com/office/drawing/2016/5/14/chartex" xmlns:mc="http://schemas.openxmlformats.org/markup-compatibility/2006" xmlns:aink="http://schemas.microsoft.com/office/drawing/2016/ink" xmlns:am3d="http://schemas.microsoft.com/office/drawing/2017/model3d" xmlns:o="urn:schemas-microsoft-com:office:office" xmlns:oel="http://schemas.microsoft.com/office/2019/extlst" xmlns:r="http://schemas.openxmlformats.org/officeDocument/2006/relationships" xmlns:m="http://schemas.openxmlformats.org/officeDocument/2006/math" xmlns:v="urn:schemas-microsoft-com:vml" xmlns:wp14="http://schemas.microsoft.com/office/word/2010/wordprocessingDrawing" xmlns:wp="http://schemas.openxmlformats.org/drawingml/2006/wordprocessingDrawing" xmlns:w10="urn:schemas-microsoft-com:office:word" xmlns:w="http://schemas.openxmlformats.org/wordprocessingml/2006/main" xmlns:w14="http://schemas.microsoft.com/office/word/2010/wordml" xmlns:w15="http://schemas.microsoft.com/office/word/2012/wordml" xmlns:w16cei="http://schemas.microsoft.com/office/word/2026/wordml/cei" xmlns:w16cex="http://schemas.microsoft.com/office/word/2018/wordml/cex" xmlns:w16cid="http://schemas.microsoft.com/office/word/2016/wordml/cid" xmlns:w16="http://schemas.microsoft.com/office/word/2018/wordml" xmlns:w16du="http://schemas.microsoft.com/office/word/2023/wordml/word16du" xmlns:w16sdtdh="http://schemas.microsoft.com/office/word/2020/wordml/sdtdatahash" xmlns:w16sdtfl="http://schemas.microsoft.com/office/word/2024/wordml/sdtformatlock" xmlns:w16se="http://schemas.microsoft.com/office/word/2015/wordml/symex" xmlns:wpg="http://schemas.microsoft.com/office/word/2010/wordprocessingGroup" xmlns:wpi="http://schemas.microsoft.com/office/word/2010/wordprocessingInk" xmlns:wne="http://schemas.microsoft.com/office/word/2006/wordml" xmlns:wps="http://schemas.microsoft.com/office/word/2010/wordprocessingShape" mc:Ignorable="w14 w15 w16se w16cid w16 w16cex w16sdtdh w16sdtfl w16du wp14">
   <w:p>
     <w:pPr>
       <w:pStyle w:val="Header"/>
@@ -8454,7 +8178,7 @@
 </file>
 
 <file path=word/header6.xml><?xml version="1.0" encoding="utf-8"?>
-<w:hdr xmlns:wpc="http://schemas.microsoft.com/office/word/2010/wordprocessingCanvas" xmlns:cx="http://schemas.microsoft.com/office/drawing/2014/chartex" xmlns:cx1="http://schemas.microsoft.com/office/drawing/2015/9/8/chartex" xmlns:cx2="http://schemas.microsoft.com/office/drawing/2015/10/21/chartex" xmlns:cx3="http://schemas.microsoft.com/office/drawing/2016/5/9/chartex" xmlns:cx4="http://schemas.microsoft.com/office/drawing/2016/5/10/chartex" xmlns:cx5="http://schemas.microsoft.com/office/drawing/2016/5/11/chartex" xmlns:cx6="http://schemas.microsoft.com/office/drawing/2016/5/12/chartex" xmlns:cx7="http://schemas.microsoft.com/office/drawing/2016/5/13/chartex" xmlns:cx8="http://schemas.microsoft.com/office/drawing/2016/5/14/chartex" xmlns:mc="http://schemas.openxmlformats.org/markup-compatibility/2006" xmlns:m="http://schemas.openxmlformats.org/officeDocument/2006/math" xmlns:aink="http://schemas.microsoft.com/office/drawing/2016/ink" xmlns:am3d="http://schemas.microsoft.com/office/drawing/2017/model3d" xmlns:oel="http://schemas.microsoft.com/office/2019/extlst" xmlns:r="http://schemas.openxmlformats.org/officeDocument/2006/relationships" xmlns:wp14="http://schemas.microsoft.com/office/word/2010/wordprocessingDrawing" xmlns:wp="http://schemas.openxmlformats.org/drawingml/2006/wordprocessingDrawing" xmlns:wpg="http://schemas.microsoft.com/office/word/2010/wordprocessingGroup" xmlns:wpi="http://schemas.microsoft.com/office/word/2010/wordprocessingInk" xmlns:wps="http://schemas.microsoft.com/office/word/2010/wordprocessingShape" xmlns:o="urn:schemas-microsoft-com:office:office" xmlns:v="urn:schemas-microsoft-com:vml" xmlns:w10="urn:schemas-microsoft-com:office:word" xmlns:w="http://schemas.openxmlformats.org/wordprocessingml/2006/main" xmlns:w14="http://schemas.microsoft.com/office/word/2010/wordml" xmlns:w15="http://schemas.microsoft.com/office/word/2012/wordml" xmlns:w16cei="http://schemas.microsoft.com/office/word/2026/wordml/cei" xmlns:w16cex="http://schemas.microsoft.com/office/word/2018/wordml/cex" xmlns:w16cid="http://schemas.microsoft.com/office/word/2016/wordml/cid" xmlns:w16="http://schemas.microsoft.com/office/word/2018/wordml" xmlns:w16sdtdh="http://schemas.microsoft.com/office/word/2020/wordml/sdtdatahash" xmlns:w16sdtfl="http://schemas.microsoft.com/office/word/2024/wordml/sdtformatlock" xmlns:w16se="http://schemas.microsoft.com/office/word/2015/wordml/symex" xmlns:w16du="http://schemas.microsoft.com/office/word/2023/wordml/word16du" xmlns:wne="http://schemas.microsoft.com/office/word/2006/wordml" mc:Ignorable="w14 w15 w16se w16cid w16 w16cex w16sdtdh w16sdtfl w16du wp14">
+<w:hdr xmlns:wpc="http://schemas.microsoft.com/office/word/2010/wordprocessingCanvas" xmlns:cx="http://schemas.microsoft.com/office/drawing/2014/chartex" xmlns:cx1="http://schemas.microsoft.com/office/drawing/2015/9/8/chartex" xmlns:cx2="http://schemas.microsoft.com/office/drawing/2015/10/21/chartex" xmlns:cx3="http://schemas.microsoft.com/office/drawing/2016/5/9/chartex" xmlns:cx4="http://schemas.microsoft.com/office/drawing/2016/5/10/chartex" xmlns:cx5="http://schemas.microsoft.com/office/drawing/2016/5/11/chartex" xmlns:cx6="http://schemas.microsoft.com/office/drawing/2016/5/12/chartex" xmlns:cx7="http://schemas.microsoft.com/office/drawing/2016/5/13/chartex" xmlns:cx8="http://schemas.microsoft.com/office/drawing/2016/5/14/chartex" xmlns:mc="http://schemas.openxmlformats.org/markup-compatibility/2006" xmlns:aink="http://schemas.microsoft.com/office/drawing/2016/ink" xmlns:am3d="http://schemas.microsoft.com/office/drawing/2017/model3d" xmlns:o="urn:schemas-microsoft-com:office:office" xmlns:oel="http://schemas.microsoft.com/office/2019/extlst" xmlns:r="http://schemas.openxmlformats.org/officeDocument/2006/relationships" xmlns:m="http://schemas.openxmlformats.org/officeDocument/2006/math" xmlns:v="urn:schemas-microsoft-com:vml" xmlns:wp14="http://schemas.microsoft.com/office/word/2010/wordprocessingDrawing" xmlns:wp="http://schemas.openxmlformats.org/drawingml/2006/wordprocessingDrawing" xmlns:w10="urn:schemas-microsoft-com:office:word" xmlns:w="http://schemas.openxmlformats.org/wordprocessingml/2006/main" xmlns:w14="http://schemas.microsoft.com/office/word/2010/wordml" xmlns:w15="http://schemas.microsoft.com/office/word/2012/wordml" xmlns:w16cei="http://schemas.microsoft.com/office/word/2026/wordml/cei" xmlns:w16cex="http://schemas.microsoft.com/office/word/2018/wordml/cex" xmlns:w16cid="http://schemas.microsoft.com/office/word/2016/wordml/cid" xmlns:w16="http://schemas.microsoft.com/office/word/2018/wordml" xmlns:w16du="http://schemas.microsoft.com/office/word/2023/wordml/word16du" xmlns:w16sdtdh="http://schemas.microsoft.com/office/word/2020/wordml/sdtdatahash" xmlns:w16sdtfl="http://schemas.microsoft.com/office/word/2024/wordml/sdtformatlock" xmlns:w16se="http://schemas.microsoft.com/office/word/2015/wordml/symex" xmlns:wpg="http://schemas.microsoft.com/office/word/2010/wordprocessingGroup" xmlns:wpi="http://schemas.microsoft.com/office/word/2010/wordprocessingInk" xmlns:wne="http://schemas.microsoft.com/office/word/2006/wordml" xmlns:wps="http://schemas.microsoft.com/office/word/2010/wordprocessingShape" mc:Ignorable="w14 w15 w16se w16cid w16 w16cex w16sdtdh w16sdtfl w16du wp14">
   <w:p>
     <w:pPr>
       <w:pStyle w:val="Header"/>
@@ -8464,7 +8188,7 @@
 </file>
 
 <file path=word/numbering.xml><?xml version="1.0" encoding="utf-8"?>
-<w:numbering xmlns:wpc="http://schemas.microsoft.com/office/word/2010/wordprocessingCanvas" xmlns:cx="http://schemas.microsoft.com/office/drawing/2014/chartex" xmlns:cx1="http://schemas.microsoft.com/office/drawing/2015/9/8/chartex" xmlns:cx2="http://schemas.microsoft.com/office/drawing/2015/10/21/chartex" xmlns:cx3="http://schemas.microsoft.com/office/drawing/2016/5/9/chartex" xmlns:cx4="http://schemas.microsoft.com/office/drawing/2016/5/10/chartex" xmlns:cx5="http://schemas.microsoft.com/office/drawing/2016/5/11/chartex" xmlns:cx6="http://schemas.microsoft.com/office/drawing/2016/5/12/chartex" xmlns:cx7="http://schemas.microsoft.com/office/drawing/2016/5/13/chartex" xmlns:cx8="http://schemas.microsoft.com/office/drawing/2016/5/14/chartex" xmlns:mc="http://schemas.openxmlformats.org/markup-compatibility/2006" xmlns:m="http://schemas.openxmlformats.org/officeDocument/2006/math" xmlns:aink="http://schemas.microsoft.com/office/drawing/2016/ink" xmlns:am3d="http://schemas.microsoft.com/office/drawing/2017/model3d" xmlns:oel="http://schemas.microsoft.com/office/2019/extlst" xmlns:r="http://schemas.openxmlformats.org/officeDocument/2006/relationships" xmlns:wp14="http://schemas.microsoft.com/office/word/2010/wordprocessingDrawing" xmlns:wp="http://schemas.openxmlformats.org/drawingml/2006/wordprocessingDrawing" xmlns:wpg="http://schemas.microsoft.com/office/word/2010/wordprocessingGroup" xmlns:wpi="http://schemas.microsoft.com/office/word/2010/wordprocessingInk" xmlns:wps="http://schemas.microsoft.com/office/word/2010/wordprocessingShape" xmlns:o="urn:schemas-microsoft-com:office:office" xmlns:v="urn:schemas-microsoft-com:vml" xmlns:w10="urn:schemas-microsoft-com:office:word" xmlns:w="http://schemas.openxmlformats.org/wordprocessingml/2006/main" xmlns:w14="http://schemas.microsoft.com/office/word/2010/wordml" xmlns:w15="http://schemas.microsoft.com/office/word/2012/wordml" xmlns:w16cei="http://schemas.microsoft.com/office/word/2026/wordml/cei" xmlns:w16cex="http://schemas.microsoft.com/office/word/2018/wordml/cex" xmlns:w16cid="http://schemas.microsoft.com/office/word/2016/wordml/cid" xmlns:w16="http://schemas.microsoft.com/office/word/2018/wordml" xmlns:w16sdtdh="http://schemas.microsoft.com/office/word/2020/wordml/sdtdatahash" xmlns:w16sdtfl="http://schemas.microsoft.com/office/word/2024/wordml/sdtformatlock" xmlns:w16se="http://schemas.microsoft.com/office/word/2015/wordml/symex" xmlns:w16du="http://schemas.microsoft.com/office/word/2023/wordml/word16du" xmlns:wne="http://schemas.microsoft.com/office/word/2006/wordml" mc:Ignorable="w14 w15 w16se w16cid w16 w16cex w16sdtdh w16sdtfl w16du wp14">
+<w:numbering xmlns:wpc="http://schemas.microsoft.com/office/word/2010/wordprocessingCanvas" xmlns:cx="http://schemas.microsoft.com/office/drawing/2014/chartex" xmlns:cx1="http://schemas.microsoft.com/office/drawing/2015/9/8/chartex" xmlns:cx2="http://schemas.microsoft.com/office/drawing/2015/10/21/chartex" xmlns:cx3="http://schemas.microsoft.com/office/drawing/2016/5/9/chartex" xmlns:cx4="http://schemas.microsoft.com/office/drawing/2016/5/10/chartex" xmlns:cx5="http://schemas.microsoft.com/office/drawing/2016/5/11/chartex" xmlns:cx6="http://schemas.microsoft.com/office/drawing/2016/5/12/chartex" xmlns:cx7="http://schemas.microsoft.com/office/drawing/2016/5/13/chartex" xmlns:cx8="http://schemas.microsoft.com/office/drawing/2016/5/14/chartex" xmlns:mc="http://schemas.openxmlformats.org/markup-compatibility/2006" xmlns:aink="http://schemas.microsoft.com/office/drawing/2016/ink" xmlns:am3d="http://schemas.microsoft.com/office/drawing/2017/model3d" xmlns:o="urn:schemas-microsoft-com:office:office" xmlns:oel="http://schemas.microsoft.com/office/2019/extlst" xmlns:r="http://schemas.openxmlformats.org/officeDocument/2006/relationships" xmlns:m="http://schemas.openxmlformats.org/officeDocument/2006/math" xmlns:v="urn:schemas-microsoft-com:vml" xmlns:wp14="http://schemas.microsoft.com/office/word/2010/wordprocessingDrawing" xmlns:wp="http://schemas.openxmlformats.org/drawingml/2006/wordprocessingDrawing" xmlns:w10="urn:schemas-microsoft-com:office:word" xmlns:w="http://schemas.openxmlformats.org/wordprocessingml/2006/main" xmlns:w14="http://schemas.microsoft.com/office/word/2010/wordml" xmlns:w15="http://schemas.microsoft.com/office/word/2012/wordml" xmlns:w16cei="http://schemas.microsoft.com/office/word/2026/wordml/cei" xmlns:w16cex="http://schemas.microsoft.com/office/word/2018/wordml/cex" xmlns:w16cid="http://schemas.microsoft.com/office/word/2016/wordml/cid" xmlns:w16="http://schemas.microsoft.com/office/word/2018/wordml" xmlns:w16du="http://schemas.microsoft.com/office/word/2023/wordml/word16du" xmlns:w16sdtdh="http://schemas.microsoft.com/office/word/2020/wordml/sdtdatahash" xmlns:w16sdtfl="http://schemas.microsoft.com/office/word/2024/wordml/sdtformatlock" xmlns:w16se="http://schemas.microsoft.com/office/word/2015/wordml/symex" xmlns:wpg="http://schemas.microsoft.com/office/word/2010/wordprocessingGroup" xmlns:wpi="http://schemas.microsoft.com/office/word/2010/wordprocessingInk" xmlns:wne="http://schemas.microsoft.com/office/word/2006/wordml" xmlns:wps="http://schemas.microsoft.com/office/word/2010/wordprocessingShape" mc:Ignorable="w14 w15 w16se w16cid w16 w16cex w16sdtdh w16sdtfl w16du wp14">
   <w:abstractNum w:abstractNumId="0" w15:restartNumberingAfterBreak="0">
     <w:nsid w:val="077E8574"/>
     <w:multiLevelType w:val="hybridMultilevel"/>
@@ -9522,7 +9246,7 @@
 </file>
 
 <file path=word/styles.xml><?xml version="1.0" encoding="utf-8"?>
-<w:styles xmlns:mc="http://schemas.openxmlformats.org/markup-compatibility/2006" xmlns:r="http://schemas.openxmlformats.org/officeDocument/2006/relationships" xmlns:w="http://schemas.openxmlformats.org/wordprocessingml/2006/main" xmlns:w14="http://schemas.microsoft.com/office/word/2010/wordml" xmlns:w15="http://schemas.microsoft.com/office/word/2012/wordml" xmlns:w16cex="http://schemas.microsoft.com/office/word/2018/wordml/cex" xmlns:w16cid="http://schemas.microsoft.com/office/word/2016/wordml/cid" xmlns:w16="http://schemas.microsoft.com/office/word/2018/wordml" xmlns:w16sdtdh="http://schemas.microsoft.com/office/word/2020/wordml/sdtdatahash" xmlns:w16sdtfl="http://schemas.microsoft.com/office/word/2024/wordml/sdtformatlock" xmlns:w16se="http://schemas.microsoft.com/office/word/2015/wordml/symex" xmlns:w16du="http://schemas.microsoft.com/office/word/2023/wordml/word16du" mc:Ignorable="w14 w15 w16se w16cid w16 w16cex w16sdtdh w16sdtfl w16du">
+<w:styles xmlns:mc="http://schemas.openxmlformats.org/markup-compatibility/2006" xmlns:r="http://schemas.openxmlformats.org/officeDocument/2006/relationships" xmlns:w="http://schemas.openxmlformats.org/wordprocessingml/2006/main" xmlns:w14="http://schemas.microsoft.com/office/word/2010/wordml" xmlns:w15="http://schemas.microsoft.com/office/word/2012/wordml" xmlns:w16cex="http://schemas.microsoft.com/office/word/2018/wordml/cex" xmlns:w16cid="http://schemas.microsoft.com/office/word/2016/wordml/cid" xmlns:w16="http://schemas.microsoft.com/office/word/2018/wordml" xmlns:w16du="http://schemas.microsoft.com/office/word/2023/wordml/word16du" xmlns:w16sdtdh="http://schemas.microsoft.com/office/word/2020/wordml/sdtdatahash" xmlns:w16sdtfl="http://schemas.microsoft.com/office/word/2024/wordml/sdtformatlock" xmlns:w16se="http://schemas.microsoft.com/office/word/2015/wordml/symex" mc:Ignorable="w14 w15 w16se w16cid w16 w16cex w16sdtdh w16sdtfl w16du">
   <w:docDefaults>
     <w:rPrDefault>
       <w:rPr>
@@ -10430,16 +10154,25 @@
 </file>
 
 <file path=customXml/item1.xml><?xml version="1.0" encoding="utf-8"?>
+<b:Sources xmlns:b="http://schemas.openxmlformats.org/officeDocument/2006/bibliography" xmlns="http://schemas.openxmlformats.org/officeDocument/2006/bibliography" SelectedStyle="\APASixthEditionOfficeOnline.xsl" StyleName="APA" Version="6"/>
+</file>
+
+<file path=customXml/item2.xml><?xml version="1.0" encoding="utf-8"?>
 <p:properties xmlns:p="http://schemas.microsoft.com/office/2006/metadata/properties" xmlns:xsi="http://www.w3.org/2001/XMLSchema-instance" xmlns:pc="http://schemas.microsoft.com/office/infopath/2007/PartnerControls">
   <documentManagement/>
 </p:properties>
 </file>
 
-<file path=customXml/item2.xml><?xml version="1.0" encoding="utf-8"?>
-<b:Sources xmlns:b="http://schemas.openxmlformats.org/officeDocument/2006/bibliography" xmlns="http://schemas.openxmlformats.org/officeDocument/2006/bibliography" SelectedStyle="\APASixthEditionOfficeOnline.xsl" StyleName="APA" Version="6"/>
+<file path=customXml/item3.xml><?xml version="1.0" encoding="utf-8"?>
+<?mso-contentType ?>
+<FormTemplates xmlns="http://schemas.microsoft.com/sharepoint/v3/contenttype/forms">
+  <Display>DocumentLibraryForm</Display>
+  <Edit>DocumentLibraryForm</Edit>
+  <New>DocumentLibraryForm</New>
+</FormTemplates>
 </file>
 
-<file path=customXml/item3.xml><?xml version="1.0" encoding="utf-8"?>
+<file path=customXml/item4.xml><?xml version="1.0" encoding="utf-8"?>
 <ct:contentTypeSchema xmlns:ct="http://schemas.microsoft.com/office/2006/metadata/contentType" xmlns:ma="http://schemas.microsoft.com/office/2006/metadata/properties/metaAttributes" ct:_="" ma:_="" ma:contentTypeName="Document" ma:contentTypeID="0x010100509BE9200A38E64D9D18C153BE6F8B4F" ma:contentTypeVersion="0" ma:contentTypeDescription="Create a new document." ma:contentTypeScope="" ma:versionID="79c98fc595304801d9eb0d157ee3dcb0">
   <xsd:schema xmlns:xsd="http://www.w3.org/2001/XMLSchema" xmlns:xs="http://www.w3.org/2001/XMLSchema" xmlns:p="http://schemas.microsoft.com/office/2006/metadata/properties" targetNamespace="http://schemas.microsoft.com/office/2006/metadata/properties" ma:root="true" ma:fieldsID="500c6692915ba10984c0aabd49f31b22">
     <xsd:element name="properties">
@@ -10553,16 +10286,15 @@
 </ct:contentTypeSchema>
 </file>
 
-<file path=customXml/item4.xml><?xml version="1.0" encoding="utf-8"?>
-<?mso-contentType ?>
-<FormTemplates xmlns="http://schemas.microsoft.com/sharepoint/v3/contenttype/forms">
-  <Display>DocumentLibraryForm</Display>
-  <Edit>DocumentLibraryForm</Edit>
-  <New>DocumentLibraryForm</New>
-</FormTemplates>
+<file path=customXml/itemProps1.xml><?xml version="1.0" encoding="utf-8"?>
+<ds:datastoreItem xmlns:ds="http://schemas.openxmlformats.org/officeDocument/2006/customXml" ds:itemID="{03A27EF8-5F6F-43DA-AF9C-6CAC057903FD}">
+  <ds:schemaRefs>
+    <ds:schemaRef ds:uri="http://schemas.openxmlformats.org/officeDocument/2006/bibliography"/>
+  </ds:schemaRefs>
+</ds:datastoreItem>
 </file>
 
-<file path=customXml/itemProps1.xml><?xml version="1.0" encoding="utf-8"?>
+<file path=customXml/itemProps2.xml><?xml version="1.0" encoding="utf-8"?>
 <ds:datastoreItem xmlns:ds="http://schemas.openxmlformats.org/officeDocument/2006/customXml" ds:itemID="{02850EF8-BF44-4B96-8D92-ECEA3D467646}">
   <ds:schemaRefs>
     <ds:schemaRef ds:uri="http://schemas.microsoft.com/office/2006/metadata/properties"/>
@@ -10571,15 +10303,15 @@
 </ds:datastoreItem>
 </file>
 
-<file path=customXml/itemProps2.xml><?xml version="1.0" encoding="utf-8"?>
-<ds:datastoreItem xmlns:ds="http://schemas.openxmlformats.org/officeDocument/2006/customXml" ds:itemID="{03A27EF8-5F6F-43DA-AF9C-6CAC057903FD}">
+<file path=customXml/itemProps3.xml><?xml version="1.0" encoding="utf-8"?>
+<ds:datastoreItem xmlns:ds="http://schemas.openxmlformats.org/officeDocument/2006/customXml" ds:itemID="{E2F072FD-22F1-413F-8926-512F3CF2D606}">
   <ds:schemaRefs>
-    <ds:schemaRef ds:uri="http://schemas.openxmlformats.org/officeDocument/2006/bibliography"/>
+    <ds:schemaRef ds:uri="http://schemas.microsoft.com/sharepoint/v3/contenttype/forms"/>
   </ds:schemaRefs>
 </ds:datastoreItem>
 </file>
 
-<file path=customXml/itemProps3.xml><?xml version="1.0" encoding="utf-8"?>
+<file path=customXml/itemProps4.xml><?xml version="1.0" encoding="utf-8"?>
 <ds:datastoreItem xmlns:ds="http://schemas.openxmlformats.org/officeDocument/2006/customXml" ds:itemID="{67CA8721-44C7-4C05-A868-008583A5FFD2}">
   <ds:schemaRefs>
     <ds:schemaRef ds:uri="http://schemas.microsoft.com/office/2006/metadata/contentType"/>
@@ -10593,12 +10325,4 @@
     <ds:schemaRef ds:uri="http://schemas.microsoft.com/office/infopath/2007/PartnerControls"/>
   </ds:schemaRefs>
 </ds:datastoreItem>
-</file>
-
-<file path=customXml/itemProps4.xml><?xml version="1.0" encoding="utf-8"?>
-<ds:datastoreItem xmlns:ds="http://schemas.openxmlformats.org/officeDocument/2006/customXml" ds:itemID="{E2F072FD-22F1-413F-8926-512F3CF2D606}">
-  <ds:schemaRefs>
-    <ds:schemaRef ds:uri="http://schemas.microsoft.com/sharepoint/v3/contenttype/forms"/>
-  </ds:schemaRefs>
-</ds:datastoreItem>
 </file>
--- a/api/Templates/PGT.docx
+++ b/api/Templates/PGT.docx
@@ -1,6 +1,6 @@
 
 <file path=word/document.xml><?xml version="1.0" encoding="utf-8"?>
-<w:document xmlns:wpc="http://schemas.microsoft.com/office/word/2010/wordprocessingCanvas" xmlns:cx="http://schemas.microsoft.com/office/drawing/2014/chartex" xmlns:cx1="http://schemas.microsoft.com/office/drawing/2015/9/8/chartex" xmlns:cx2="http://schemas.microsoft.com/office/drawing/2015/10/21/chartex" xmlns:cx3="http://schemas.microsoft.com/office/drawing/2016/5/9/chartex" xmlns:cx4="http://schemas.microsoft.com/office/drawing/2016/5/10/chartex" xmlns:cx5="http://schemas.microsoft.com/office/drawing/2016/5/11/chartex" xmlns:cx6="http://schemas.microsoft.com/office/drawing/2016/5/12/chartex" xmlns:cx7="http://schemas.microsoft.com/office/drawing/2016/5/13/chartex" xmlns:cx8="http://schemas.microsoft.com/office/drawing/2016/5/14/chartex" xmlns:mc="http://schemas.openxmlformats.org/markup-compatibility/2006" xmlns:aink="http://schemas.microsoft.com/office/drawing/2016/ink" xmlns:am3d="http://schemas.microsoft.com/office/drawing/2017/model3d" xmlns:o="urn:schemas-microsoft-com:office:office" xmlns:oel="http://schemas.microsoft.com/office/2019/extlst" xmlns:r="http://schemas.openxmlformats.org/officeDocument/2006/relationships" xmlns:m="http://schemas.openxmlformats.org/officeDocument/2006/math" xmlns:v="urn:schemas-microsoft-com:vml" xmlns:wp14="http://schemas.microsoft.com/office/word/2010/wordprocessingDrawing" xmlns:wp="http://schemas.openxmlformats.org/drawingml/2006/wordprocessingDrawing" xmlns:w10="urn:schemas-microsoft-com:office:word" xmlns:w="http://schemas.openxmlformats.org/wordprocessingml/2006/main" xmlns:w14="http://schemas.microsoft.com/office/word/2010/wordml" xmlns:w15="http://schemas.microsoft.com/office/word/2012/wordml" xmlns:w16cei="http://schemas.microsoft.com/office/word/2026/wordml/cei" xmlns:w16cex="http://schemas.microsoft.com/office/word/2018/wordml/cex" xmlns:w16cid="http://schemas.microsoft.com/office/word/2016/wordml/cid" xmlns:w16="http://schemas.microsoft.com/office/word/2018/wordml" xmlns:w16du="http://schemas.microsoft.com/office/word/2023/wordml/word16du" xmlns:w16sdtdh="http://schemas.microsoft.com/office/word/2020/wordml/sdtdatahash" xmlns:w16sdtfl="http://schemas.microsoft.com/office/word/2024/wordml/sdtformatlock" xmlns:w16se="http://schemas.microsoft.com/office/word/2015/wordml/symex" xmlns:wpg="http://schemas.microsoft.com/office/word/2010/wordprocessingGroup" xmlns:wpi="http://schemas.microsoft.com/office/word/2010/wordprocessingInk" xmlns:wne="http://schemas.microsoft.com/office/word/2006/wordml" xmlns:wps="http://schemas.microsoft.com/office/word/2010/wordprocessingShape" mc:Ignorable="w14 w15 w16se w16cid w16 w16cex w16sdtdh w16sdtfl w16du wp14">
+<w:document xmlns:wpc="http://schemas.microsoft.com/office/word/2010/wordprocessingCanvas" xmlns:cx="http://schemas.microsoft.com/office/drawing/2014/chartex" xmlns:cx1="http://schemas.microsoft.com/office/drawing/2015/9/8/chartex" xmlns:cx2="http://schemas.microsoft.com/office/drawing/2015/10/21/chartex" xmlns:cx3="http://schemas.microsoft.com/office/drawing/2016/5/9/chartex" xmlns:cx4="http://schemas.microsoft.com/office/drawing/2016/5/10/chartex" xmlns:cx5="http://schemas.microsoft.com/office/drawing/2016/5/11/chartex" xmlns:cx6="http://schemas.microsoft.com/office/drawing/2016/5/12/chartex" xmlns:cx7="http://schemas.microsoft.com/office/drawing/2016/5/13/chartex" xmlns:cx8="http://schemas.microsoft.com/office/drawing/2016/5/14/chartex" xmlns:mc="http://schemas.openxmlformats.org/markup-compatibility/2006" xmlns:m="http://schemas.openxmlformats.org/officeDocument/2006/math" xmlns:aink="http://schemas.microsoft.com/office/drawing/2016/ink" xmlns:am3d="http://schemas.microsoft.com/office/drawing/2017/model3d" xmlns:oel="http://schemas.microsoft.com/office/2019/extlst" xmlns:r="http://schemas.openxmlformats.org/officeDocument/2006/relationships" xmlns:wp14="http://schemas.microsoft.com/office/word/2010/wordprocessingDrawing" xmlns:wp="http://schemas.openxmlformats.org/drawingml/2006/wordprocessingDrawing" xmlns:wpg="http://schemas.microsoft.com/office/word/2010/wordprocessingGroup" xmlns:wpi="http://schemas.microsoft.com/office/word/2010/wordprocessingInk" xmlns:wps="http://schemas.microsoft.com/office/word/2010/wordprocessingShape" xmlns:o="urn:schemas-microsoft-com:office:office" xmlns:v="urn:schemas-microsoft-com:vml" xmlns:w10="urn:schemas-microsoft-com:office:word" xmlns:w="http://schemas.openxmlformats.org/wordprocessingml/2006/main" xmlns:w14="http://schemas.microsoft.com/office/word/2010/wordml" xmlns:w15="http://schemas.microsoft.com/office/word/2012/wordml" xmlns:w16cei="http://schemas.microsoft.com/office/word/2026/wordml/cei" xmlns:w16cex="http://schemas.microsoft.com/office/word/2018/wordml/cex" xmlns:w16cid="http://schemas.microsoft.com/office/word/2016/wordml/cid" xmlns:w16="http://schemas.microsoft.com/office/word/2018/wordml" xmlns:w16sdtdh="http://schemas.microsoft.com/office/word/2020/wordml/sdtdatahash" xmlns:w16sdtfl="http://schemas.microsoft.com/office/word/2024/wordml/sdtformatlock" xmlns:w16se="http://schemas.microsoft.com/office/word/2015/wordml/symex" xmlns:w16du="http://schemas.microsoft.com/office/word/2023/wordml/word16du" xmlns:wne="http://schemas.microsoft.com/office/word/2006/wordml" mc:Ignorable="w14 w15 w16se w16cid w16 w16cex w16sdtdh w16sdtfl w16du wp14">
   <w:body>
     <w:p>
       <w:pPr>
@@ -213,7 +213,6 @@
         <w:pStyle w:val="BodyText"/>
         <w:ind w:left="288"/>
       </w:pPr>
-      <w:proofErr w:type="gramStart"/>
       <w:r>
         <w:rPr>
           <w:color w:val="313131"/>
@@ -229,6 +228,7 @@
         <w:t>{</w:t>
       </w:r>
       <w:proofErr w:type="spellStart"/>
+      <w:proofErr w:type="gramStart"/>
       <w:r>
         <w:rPr>
           <w:color w:val="000000" w:themeColor="text1"/>
@@ -245,26 +245,16 @@
           <w:sz w:val="22"/>
           <w:szCs w:val="22"/>
         </w:rPr>
-        <w:t>(</w:t>
-      </w:r>
-      <w:proofErr w:type="gramStart"/>
+        <w:t>(LL)</w:t>
+      </w:r>
       <w:r>
         <w:rPr>
           <w:color w:val="000000" w:themeColor="text1"/>
           <w:sz w:val="22"/>
           <w:szCs w:val="22"/>
         </w:rPr>
-        <w:t>LL)</w:t>
-      </w:r>
-      <w:r>
-        <w:rPr>
-          <w:color w:val="000000" w:themeColor="text1"/>
-          <w:sz w:val="22"/>
-          <w:szCs w:val="22"/>
-        </w:rPr>
         <w:t>}</w:t>
       </w:r>
-      <w:proofErr w:type="gramEnd"/>
     </w:p>
     <w:p>
       <w:pPr>
@@ -406,21 +396,12 @@
         <w:t>{</w:t>
       </w:r>
       <w:proofErr w:type="spellStart"/>
-      <w:proofErr w:type="gramStart"/>
-      <w:r>
-        <w:rPr>
-          <w:b/>
-          <w:bCs/>
-        </w:rPr>
-        <w:t>d.applicant</w:t>
-      </w:r>
-      <w:proofErr w:type="gramEnd"/>
-      <w:r>
-        <w:rPr>
-          <w:b/>
-          <w:bCs/>
-        </w:rPr>
-        <w:t>.applicantName</w:t>
+      <w:r>
+        <w:rPr>
+          <w:b/>
+          <w:bCs/>
+        </w:rPr>
+        <w:t>d.applicant.applicantName</w:t>
       </w:r>
       <w:proofErr w:type="spellEnd"/>
       <w:r>
@@ -433,49 +414,74 @@
       <w:r>
         <w:rPr>
           <w:color w:val="313131"/>
-          <w:sz w:val="20"/>
-          <w:szCs w:val="20"/>
-        </w:rPr>
-        <w:t>(</w:t>
-      </w:r>
-      <w:r>
-        <w:rPr>
-          <w:b/>
-          <w:bCs/>
-          <w:color w:val="313131"/>
-          <w:sz w:val="20"/>
-          <w:szCs w:val="20"/>
+        </w:rPr>
+        <w:t>({</w:t>
+      </w:r>
+      <w:proofErr w:type="spellStart"/>
+      <w:r>
+        <w:rPr>
+          <w:color w:val="313131"/>
+        </w:rPr>
+        <w:t>d.</w:t>
+      </w:r>
+      <w:r>
+        <w:t>deceasedName</w:t>
+      </w:r>
+      <w:proofErr w:type="spellEnd"/>
+      <w:r>
+        <w:rPr>
+          <w:color w:val="313131"/>
+        </w:rPr>
+        <w:t>}'s {d.</w:t>
+      </w:r>
+      <w:r>
+        <w:rPr>
+          <w:color w:val="313131"/>
+        </w:rPr>
+        <w:t xml:space="preserve"> </w:t>
+      </w:r>
+      <w:proofErr w:type="spellStart"/>
+      <w:r>
+        <w:rPr>
+          <w:color w:val="313131"/>
+        </w:rPr>
+        <w:t>applicantRelationship</w:t>
+      </w:r>
+      <w:proofErr w:type="spellEnd"/>
+      <w:r>
+        <w:rPr>
+          <w:color w:val="313131"/>
+        </w:rPr>
+        <w:t>})</w:t>
+      </w:r>
+      <w:r>
+        <w:rPr>
+          <w:color w:val="313131"/>
+          <w:sz w:val="20"/>
+          <w:szCs w:val="20"/>
+        </w:rPr>
+        <w:t xml:space="preserve">, am requesting you review my application for a Representation Grant for </w:t>
+      </w:r>
+      <w:r>
+        <w:rPr>
+          <w:b/>
+          <w:bCs/>
         </w:rPr>
         <w:t>{</w:t>
       </w:r>
       <w:proofErr w:type="spellStart"/>
-      <w:proofErr w:type="gramStart"/>
-      <w:r>
-        <w:rPr>
-          <w:b/>
-          <w:bCs/>
-          <w:color w:val="313131"/>
-          <w:sz w:val="20"/>
-          <w:szCs w:val="20"/>
-        </w:rPr>
-        <w:t>d.</w:t>
-      </w:r>
-      <w:r>
-        <w:rPr>
-          <w:b/>
-          <w:bCs/>
-        </w:rPr>
-        <w:t>deceasedName</w:t>
-      </w:r>
-      <w:proofErr w:type="spellEnd"/>
-      <w:proofErr w:type="gramEnd"/>
-      <w:r>
-        <w:rPr>
-          <w:b/>
-          <w:bCs/>
-          <w:color w:val="313131"/>
-          <w:sz w:val="20"/>
-          <w:szCs w:val="20"/>
+      <w:r>
+        <w:rPr>
+          <w:b/>
+          <w:bCs/>
+        </w:rPr>
+        <w:t>d.deceasedName</w:t>
+      </w:r>
+      <w:proofErr w:type="spellEnd"/>
+      <w:r>
+        <w:rPr>
+          <w:b/>
+          <w:bCs/>
         </w:rPr>
         <w:t>}</w:t>
       </w:r>
@@ -485,223 +491,124 @@
           <w:sz w:val="20"/>
           <w:szCs w:val="20"/>
         </w:rPr>
-        <w:t xml:space="preserve">'s </w:t>
-      </w:r>
-      <w:r>
-        <w:rPr>
-          <w:b/>
-          <w:bCs/>
-          <w:color w:val="313131"/>
-          <w:sz w:val="20"/>
-          <w:szCs w:val="20"/>
+        <w:t xml:space="preserve">, of </w:t>
+      </w:r>
+      <w:r>
+        <w:rPr>
+          <w:b/>
+          <w:bCs/>
+        </w:rPr>
+        <w:t>{</w:t>
+      </w:r>
+      <w:proofErr w:type="spellStart"/>
+      <w:r>
+        <w:rPr>
+          <w:b/>
+          <w:bCs/>
+        </w:rPr>
+        <w:t>d.deceasedAddressStreet</w:t>
+      </w:r>
+      <w:proofErr w:type="spellEnd"/>
+      <w:r>
+        <w:rPr>
+          <w:b/>
+          <w:bCs/>
+        </w:rPr>
+        <w:t>}</w:t>
+      </w:r>
+      <w:r>
+        <w:rPr>
+          <w:b/>
+          <w:bCs/>
+        </w:rPr>
+        <w:t>,</w:t>
+      </w:r>
+      <w:r>
+        <w:rPr>
+          <w:b/>
+          <w:bCs/>
+        </w:rPr>
+        <w:t xml:space="preserve"> {</w:t>
+      </w:r>
+      <w:proofErr w:type="spellStart"/>
+      <w:r>
+        <w:rPr>
+          <w:b/>
+          <w:bCs/>
+        </w:rPr>
+        <w:t>d.deceasedAddressCity</w:t>
+      </w:r>
+      <w:proofErr w:type="spellEnd"/>
+      <w:r>
+        <w:rPr>
+          <w:b/>
+          <w:bCs/>
+        </w:rPr>
+        <w:t>},</w:t>
+      </w:r>
+      <w:r>
+        <w:rPr>
+          <w:b/>
+          <w:bCs/>
+        </w:rPr>
+        <w:t xml:space="preserve"> </w:t>
+      </w:r>
+      <w:r>
+        <w:rPr>
+          <w:b/>
+          <w:bCs/>
+        </w:rPr>
+        <w:t>{</w:t>
+      </w:r>
+      <w:proofErr w:type="spellStart"/>
+      <w:r>
+        <w:rPr>
+          <w:b/>
+          <w:bCs/>
+        </w:rPr>
+        <w:t>d.deceasedAddressProvince</w:t>
+      </w:r>
+      <w:proofErr w:type="spellEnd"/>
+      <w:r>
+        <w:rPr>
+          <w:b/>
+          <w:bCs/>
+        </w:rPr>
+        <w:t>}</w:t>
+      </w:r>
+      <w:r>
+        <w:rPr>
+          <w:b/>
+          <w:bCs/>
+          <w:color w:val="000000" w:themeColor="text1"/>
+        </w:rPr>
+        <w:t>{</w:t>
+      </w:r>
+      <w:proofErr w:type="spellStart"/>
+      <w:r>
+        <w:rPr>
+          <w:b/>
+          <w:bCs/>
+          <w:color w:val="000000" w:themeColor="text1"/>
+        </w:rPr>
+        <w:t>d.deceasedAddressState</w:t>
+      </w:r>
+      <w:proofErr w:type="spellEnd"/>
+      <w:r>
+        <w:rPr>
+          <w:b/>
+          <w:bCs/>
+          <w:color w:val="000000" w:themeColor="text1"/>
+        </w:rPr>
+        <w:t>}</w:t>
+      </w:r>
+      <w:r>
+        <w:rPr>
+          <w:b/>
+          <w:bCs/>
+          <w:color w:val="000000" w:themeColor="text1"/>
         </w:rPr>
         <w:t>{d.</w:t>
-      </w:r>
-      <w:r>
-        <w:rPr>
-          <w:b/>
-          <w:bCs/>
-          <w:color w:val="313131"/>
-          <w:sz w:val="20"/>
-          <w:szCs w:val="20"/>
-        </w:rPr>
-        <w:t xml:space="preserve"> </w:t>
-      </w:r>
-      <w:proofErr w:type="spellStart"/>
-      <w:r>
-        <w:rPr>
-          <w:b/>
-          <w:bCs/>
-          <w:color w:val="313131"/>
-          <w:sz w:val="20"/>
-          <w:szCs w:val="20"/>
-        </w:rPr>
-        <w:t>applicantRelationship</w:t>
-      </w:r>
-      <w:proofErr w:type="spellEnd"/>
-      <w:r>
-        <w:rPr>
-          <w:b/>
-          <w:bCs/>
-          <w:color w:val="313131"/>
-          <w:sz w:val="20"/>
-          <w:szCs w:val="20"/>
-        </w:rPr>
-        <w:t>}</w:t>
-      </w:r>
-      <w:r>
-        <w:rPr>
-          <w:color w:val="313131"/>
-          <w:sz w:val="20"/>
-          <w:szCs w:val="20"/>
-        </w:rPr>
-        <w:t xml:space="preserve">), am requesting you review my application for a Representation Grant for </w:t>
-      </w:r>
-      <w:r>
-        <w:rPr>
-          <w:b/>
-          <w:bCs/>
-        </w:rPr>
-        <w:t>{</w:t>
-      </w:r>
-      <w:proofErr w:type="spellStart"/>
-      <w:proofErr w:type="gramStart"/>
-      <w:r>
-        <w:rPr>
-          <w:b/>
-          <w:bCs/>
-        </w:rPr>
-        <w:t>d.deceasedName</w:t>
-      </w:r>
-      <w:proofErr w:type="spellEnd"/>
-      <w:proofErr w:type="gramEnd"/>
-      <w:r>
-        <w:rPr>
-          <w:b/>
-          <w:bCs/>
-        </w:rPr>
-        <w:t>}</w:t>
-      </w:r>
-      <w:r>
-        <w:rPr>
-          <w:color w:val="313131"/>
-          <w:sz w:val="20"/>
-          <w:szCs w:val="20"/>
-        </w:rPr>
-        <w:t xml:space="preserve">, of </w:t>
-      </w:r>
-      <w:r>
-        <w:rPr>
-          <w:b/>
-          <w:bCs/>
-        </w:rPr>
-        <w:t>{</w:t>
-      </w:r>
-      <w:proofErr w:type="spellStart"/>
-      <w:proofErr w:type="gramStart"/>
-      <w:r>
-        <w:rPr>
-          <w:b/>
-          <w:bCs/>
-        </w:rPr>
-        <w:t>d.deceasedAddressStreet</w:t>
-      </w:r>
-      <w:proofErr w:type="spellEnd"/>
-      <w:proofErr w:type="gramEnd"/>
-      <w:r>
-        <w:rPr>
-          <w:b/>
-          <w:bCs/>
-        </w:rPr>
-        <w:t>}</w:t>
-      </w:r>
-      <w:r>
-        <w:rPr>
-          <w:b/>
-          <w:bCs/>
-        </w:rPr>
-        <w:t>,</w:t>
-      </w:r>
-      <w:r>
-        <w:rPr>
-          <w:b/>
-          <w:bCs/>
-        </w:rPr>
-        <w:t xml:space="preserve"> {</w:t>
-      </w:r>
-      <w:proofErr w:type="spellStart"/>
-      <w:proofErr w:type="gramStart"/>
-      <w:r>
-        <w:rPr>
-          <w:b/>
-          <w:bCs/>
-        </w:rPr>
-        <w:t>d.deceasedAddressCity</w:t>
-      </w:r>
-      <w:proofErr w:type="spellEnd"/>
-      <w:proofErr w:type="gramEnd"/>
-      <w:r>
-        <w:rPr>
-          <w:b/>
-          <w:bCs/>
-        </w:rPr>
-        <w:t>},</w:t>
-      </w:r>
-      <w:r>
-        <w:rPr>
-          <w:b/>
-          <w:bCs/>
-        </w:rPr>
-        <w:t xml:space="preserve"> </w:t>
-      </w:r>
-      <w:r>
-        <w:rPr>
-          <w:b/>
-          <w:bCs/>
-        </w:rPr>
-        <w:t>{</w:t>
-      </w:r>
-      <w:proofErr w:type="spellStart"/>
-      <w:proofErr w:type="gramStart"/>
-      <w:r>
-        <w:rPr>
-          <w:b/>
-          <w:bCs/>
-        </w:rPr>
-        <w:t>d.deceasedAddressProvince</w:t>
-      </w:r>
-      <w:proofErr w:type="spellEnd"/>
-      <w:proofErr w:type="gramEnd"/>
-      <w:r>
-        <w:rPr>
-          <w:b/>
-          <w:bCs/>
-        </w:rPr>
-        <w:t>}</w:t>
-      </w:r>
-      <w:r>
-        <w:rPr>
-          <w:b/>
-          <w:bCs/>
-          <w:color w:val="000000" w:themeColor="text1"/>
-        </w:rPr>
-        <w:t>{</w:t>
-      </w:r>
-      <w:proofErr w:type="spellStart"/>
-      <w:proofErr w:type="gramStart"/>
-      <w:r>
-        <w:rPr>
-          <w:b/>
-          <w:bCs/>
-          <w:color w:val="000000" w:themeColor="text1"/>
-        </w:rPr>
-        <w:t>d.deceasedAddressState</w:t>
-      </w:r>
-      <w:proofErr w:type="spellEnd"/>
-      <w:r>
-        <w:rPr>
-          <w:b/>
-          <w:bCs/>
-          <w:color w:val="000000" w:themeColor="text1"/>
-        </w:rPr>
-        <w:t>}</w:t>
-      </w:r>
-      <w:r>
-        <w:rPr>
-          <w:b/>
-          <w:bCs/>
-          <w:color w:val="000000" w:themeColor="text1"/>
-        </w:rPr>
-        <w:t>{</w:t>
-      </w:r>
-      <w:proofErr w:type="gramEnd"/>
-      <w:r>
-        <w:rPr>
-          <w:b/>
-          <w:bCs/>
-          <w:color w:val="000000" w:themeColor="text1"/>
-        </w:rPr>
-        <w:t>d.</w:t>
       </w:r>
       <w:r>
         <w:t xml:space="preserve"> </w:t>
@@ -1028,8 +935,19 @@
           <w:sz w:val="20"/>
           <w:szCs w:val="20"/>
         </w:rPr>
-        <w:t>[i</w:t>
-      </w:r>
+        <w:t>[</w:t>
+      </w:r>
+      <w:proofErr w:type="spellStart"/>
+      <w:r>
+        <w:rPr>
+          <w:b/>
+          <w:bCs/>
+          <w:sz w:val="20"/>
+          <w:szCs w:val="20"/>
+        </w:rPr>
+        <w:t>i</w:t>
+      </w:r>
+      <w:proofErr w:type="spellEnd"/>
       <w:proofErr w:type="gramStart"/>
       <w:r>
         <w:rPr>
@@ -1084,8 +1002,17 @@
           <w:sz w:val="20"/>
           <w:szCs w:val="20"/>
         </w:rPr>
-        <w:t>[i</w:t>
-      </w:r>
+        <w:t>[</w:t>
+      </w:r>
+      <w:proofErr w:type="spellStart"/>
+      <w:r>
+        <w:rPr>
+          <w:sz w:val="20"/>
+          <w:szCs w:val="20"/>
+        </w:rPr>
+        <w:t>i</w:t>
+      </w:r>
+      <w:proofErr w:type="spellEnd"/>
       <w:proofErr w:type="gramStart"/>
       <w:r>
         <w:rPr>
@@ -1127,8 +1054,17 @@
           <w:sz w:val="20"/>
           <w:szCs w:val="20"/>
         </w:rPr>
-        <w:t>[i</w:t>
-      </w:r>
+        <w:t>[</w:t>
+      </w:r>
+      <w:proofErr w:type="spellStart"/>
+      <w:r>
+        <w:rPr>
+          <w:sz w:val="20"/>
+          <w:szCs w:val="20"/>
+        </w:rPr>
+        <w:t>i</w:t>
+      </w:r>
+      <w:proofErr w:type="spellEnd"/>
       <w:proofErr w:type="gramStart"/>
       <w:r>
         <w:rPr>
@@ -1178,36 +1114,28 @@
           <w:sz w:val="20"/>
           <w:szCs w:val="20"/>
         </w:rPr>
-        <w:t xml:space="preserve">Date of </w:t>
-      </w:r>
+        <w:t>Date of Birth:</w:t>
+      </w:r>
+      <w:r>
+        <w:rPr>
+          <w:color w:val="313131"/>
+          <w:spacing w:val="-1"/>
+          <w:sz w:val="20"/>
+          <w:szCs w:val="20"/>
+        </w:rPr>
+        <w:t xml:space="preserve"> </w:t>
+      </w:r>
+      <w:r>
+        <w:rPr>
+          <w:b/>
+          <w:bCs/>
+        </w:rPr>
+        <w:t>{</w:t>
+      </w:r>
+      <w:proofErr w:type="spellStart"/>
       <w:proofErr w:type="gramStart"/>
       <w:r>
         <w:rPr>
-          <w:color w:val="313131"/>
-          <w:sz w:val="20"/>
-          <w:szCs w:val="20"/>
-        </w:rPr>
-        <w:t>Birth:</w:t>
-      </w:r>
-      <w:r>
-        <w:rPr>
-          <w:color w:val="313131"/>
-          <w:spacing w:val="-1"/>
-          <w:sz w:val="20"/>
-          <w:szCs w:val="20"/>
-        </w:rPr>
-        <w:t xml:space="preserve"> </w:t>
-      </w:r>
-      <w:r>
-        <w:rPr>
-          <w:b/>
-          <w:bCs/>
-        </w:rPr>
-        <w:t>{</w:t>
-      </w:r>
-      <w:proofErr w:type="spellStart"/>
-      <w:r>
-        <w:rPr>
           <w:b/>
           <w:bCs/>
         </w:rPr>
@@ -1231,8 +1159,19 @@
           <w:sz w:val="20"/>
           <w:szCs w:val="20"/>
         </w:rPr>
-        <w:t>[i</w:t>
-      </w:r>
+        <w:t>[</w:t>
+      </w:r>
+      <w:proofErr w:type="spellStart"/>
+      <w:r>
+        <w:rPr>
+          <w:b/>
+          <w:bCs/>
+          <w:sz w:val="20"/>
+          <w:szCs w:val="20"/>
+        </w:rPr>
+        <w:t>i</w:t>
+      </w:r>
+      <w:proofErr w:type="spellEnd"/>
       <w:proofErr w:type="gramStart"/>
       <w:r>
         <w:rPr>
@@ -1303,34 +1242,34 @@
         </w:rPr>
         <w:t xml:space="preserve"> </w:t>
       </w:r>
+      <w:r>
+        <w:rPr>
+          <w:color w:val="313131"/>
+          <w:sz w:val="20"/>
+          <w:szCs w:val="20"/>
+        </w:rPr>
+        <w:t>Address:</w:t>
+      </w:r>
+      <w:r>
+        <w:rPr>
+          <w:color w:val="313131"/>
+          <w:spacing w:val="-3"/>
+          <w:sz w:val="20"/>
+          <w:szCs w:val="20"/>
+        </w:rPr>
+        <w:t xml:space="preserve"> </w:t>
+      </w:r>
+      <w:r>
+        <w:rPr>
+          <w:b/>
+          <w:bCs/>
+        </w:rPr>
+        <w:t>{</w:t>
+      </w:r>
+      <w:proofErr w:type="spellStart"/>
       <w:proofErr w:type="gramStart"/>
       <w:r>
         <w:rPr>
-          <w:color w:val="313131"/>
-          <w:sz w:val="20"/>
-          <w:szCs w:val="20"/>
-        </w:rPr>
-        <w:t>Address:</w:t>
-      </w:r>
-      <w:r>
-        <w:rPr>
-          <w:color w:val="313131"/>
-          <w:spacing w:val="-3"/>
-          <w:sz w:val="20"/>
-          <w:szCs w:val="20"/>
-        </w:rPr>
-        <w:t xml:space="preserve"> </w:t>
-      </w:r>
-      <w:r>
-        <w:rPr>
-          <w:b/>
-          <w:bCs/>
-        </w:rPr>
-        <w:t>{</w:t>
-      </w:r>
-      <w:proofErr w:type="spellStart"/>
-      <w:r>
-        <w:rPr>
           <w:b/>
           <w:bCs/>
         </w:rPr>
@@ -1354,8 +1293,19 @@
           <w:sz w:val="20"/>
           <w:szCs w:val="20"/>
         </w:rPr>
-        <w:t>[i</w:t>
-      </w:r>
+        <w:t>[</w:t>
+      </w:r>
+      <w:proofErr w:type="spellStart"/>
+      <w:r>
+        <w:rPr>
+          <w:b/>
+          <w:bCs/>
+          <w:sz w:val="20"/>
+          <w:szCs w:val="20"/>
+        </w:rPr>
+        <w:t>i</w:t>
+      </w:r>
+      <w:proofErr w:type="spellEnd"/>
       <w:proofErr w:type="gramStart"/>
       <w:r>
         <w:rPr>
@@ -1424,34 +1374,34 @@
         </w:rPr>
         <w:t xml:space="preserve"> </w:t>
       </w:r>
+      <w:r>
+        <w:rPr>
+          <w:color w:val="313131"/>
+          <w:sz w:val="20"/>
+          <w:szCs w:val="20"/>
+        </w:rPr>
+        <w:t>Address:</w:t>
+      </w:r>
+      <w:r>
+        <w:rPr>
+          <w:color w:val="313131"/>
+          <w:spacing w:val="-2"/>
+          <w:sz w:val="20"/>
+          <w:szCs w:val="20"/>
+        </w:rPr>
+        <w:t xml:space="preserve"> </w:t>
+      </w:r>
+      <w:r>
+        <w:rPr>
+          <w:b/>
+          <w:bCs/>
+        </w:rPr>
+        <w:t>{</w:t>
+      </w:r>
+      <w:proofErr w:type="spellStart"/>
       <w:proofErr w:type="gramStart"/>
       <w:r>
         <w:rPr>
-          <w:color w:val="313131"/>
-          <w:sz w:val="20"/>
-          <w:szCs w:val="20"/>
-        </w:rPr>
-        <w:t>Address:</w:t>
-      </w:r>
-      <w:r>
-        <w:rPr>
-          <w:color w:val="313131"/>
-          <w:spacing w:val="-2"/>
-          <w:sz w:val="20"/>
-          <w:szCs w:val="20"/>
-        </w:rPr>
-        <w:t xml:space="preserve"> </w:t>
-      </w:r>
-      <w:r>
-        <w:rPr>
-          <w:b/>
-          <w:bCs/>
-        </w:rPr>
-        <w:t>{</w:t>
-      </w:r>
-      <w:proofErr w:type="spellStart"/>
-      <w:r>
-        <w:rPr>
           <w:b/>
           <w:bCs/>
         </w:rPr>
@@ -1475,8 +1425,19 @@
           <w:sz w:val="20"/>
           <w:szCs w:val="20"/>
         </w:rPr>
-        <w:t>[i</w:t>
-      </w:r>
+        <w:t>[</w:t>
+      </w:r>
+      <w:proofErr w:type="spellStart"/>
+      <w:r>
+        <w:rPr>
+          <w:b/>
+          <w:bCs/>
+          <w:sz w:val="20"/>
+          <w:szCs w:val="20"/>
+        </w:rPr>
+        <w:t>i</w:t>
+      </w:r>
+      <w:proofErr w:type="spellEnd"/>
       <w:proofErr w:type="gramStart"/>
       <w:r>
         <w:rPr>
@@ -1522,34 +1483,34 @@
           <w:bCs/>
         </w:rPr>
       </w:pPr>
+      <w:r>
+        <w:rPr>
+          <w:color w:val="313131"/>
+          <w:sz w:val="20"/>
+          <w:szCs w:val="20"/>
+        </w:rPr>
+        <w:t>Email:</w:t>
+      </w:r>
+      <w:r>
+        <w:rPr>
+          <w:color w:val="313131"/>
+          <w:spacing w:val="-3"/>
+          <w:sz w:val="20"/>
+          <w:szCs w:val="20"/>
+        </w:rPr>
+        <w:t xml:space="preserve"> </w:t>
+      </w:r>
+      <w:r>
+        <w:rPr>
+          <w:b/>
+          <w:bCs/>
+        </w:rPr>
+        <w:t>{</w:t>
+      </w:r>
+      <w:proofErr w:type="spellStart"/>
       <w:proofErr w:type="gramStart"/>
       <w:r>
         <w:rPr>
-          <w:color w:val="313131"/>
-          <w:sz w:val="20"/>
-          <w:szCs w:val="20"/>
-        </w:rPr>
-        <w:t>Email:</w:t>
-      </w:r>
-      <w:r>
-        <w:rPr>
-          <w:color w:val="313131"/>
-          <w:spacing w:val="-3"/>
-          <w:sz w:val="20"/>
-          <w:szCs w:val="20"/>
-        </w:rPr>
-        <w:t xml:space="preserve"> </w:t>
-      </w:r>
-      <w:r>
-        <w:rPr>
-          <w:b/>
-          <w:bCs/>
-        </w:rPr>
-        <w:t>{</w:t>
-      </w:r>
-      <w:proofErr w:type="spellStart"/>
-      <w:r>
-        <w:rPr>
           <w:b/>
           <w:bCs/>
         </w:rPr>
@@ -1573,8 +1534,19 @@
           <w:sz w:val="20"/>
           <w:szCs w:val="20"/>
         </w:rPr>
-        <w:t>[i</w:t>
-      </w:r>
+        <w:t>[</w:t>
+      </w:r>
+      <w:proofErr w:type="spellStart"/>
+      <w:r>
+        <w:rPr>
+          <w:b/>
+          <w:bCs/>
+          <w:sz w:val="20"/>
+          <w:szCs w:val="20"/>
+        </w:rPr>
+        <w:t>i</w:t>
+      </w:r>
+      <w:proofErr w:type="spellEnd"/>
       <w:proofErr w:type="gramStart"/>
       <w:r>
         <w:rPr>
@@ -1619,39 +1591,39 @@
           <w:bCs/>
         </w:rPr>
       </w:pPr>
+      <w:r>
+        <w:rPr>
+          <w:color w:val="313131"/>
+          <w:sz w:val="20"/>
+          <w:szCs w:val="20"/>
+        </w:rPr>
+        <w:t>Fax:</w:t>
+      </w:r>
+      <w:r>
+        <w:rPr>
+          <w:color w:val="313131"/>
+          <w:spacing w:val="-1"/>
+          <w:sz w:val="20"/>
+          <w:szCs w:val="20"/>
+        </w:rPr>
+        <w:t xml:space="preserve"> </w:t>
+      </w:r>
+      <w:r>
+        <w:rPr>
+          <w:b/>
+          <w:bCs/>
+          <w:spacing w:val="-2"/>
+        </w:rPr>
+        <w:t>{</w:t>
+      </w:r>
+      <w:proofErr w:type="spellStart"/>
       <w:proofErr w:type="gramStart"/>
       <w:r>
         <w:rPr>
-          <w:color w:val="313131"/>
-          <w:sz w:val="20"/>
-          <w:szCs w:val="20"/>
-        </w:rPr>
-        <w:t>Fax:</w:t>
-      </w:r>
-      <w:r>
-        <w:rPr>
-          <w:color w:val="313131"/>
-          <w:spacing w:val="-1"/>
-          <w:sz w:val="20"/>
-          <w:szCs w:val="20"/>
-        </w:rPr>
-        <w:t xml:space="preserve"> </w:t>
-      </w:r>
-      <w:r>
-        <w:rPr>
           <w:b/>
           <w:bCs/>
           <w:spacing w:val="-2"/>
         </w:rPr>
-        <w:t>{</w:t>
-      </w:r>
-      <w:proofErr w:type="spellStart"/>
-      <w:r>
-        <w:rPr>
-          <w:b/>
-          <w:bCs/>
-          <w:spacing w:val="-2"/>
-        </w:rPr>
         <w:t>d.</w:t>
       </w:r>
       <w:r>
@@ -1672,8 +1644,19 @@
           <w:sz w:val="20"/>
           <w:szCs w:val="20"/>
         </w:rPr>
-        <w:t>[i</w:t>
-      </w:r>
+        <w:t>[</w:t>
+      </w:r>
+      <w:proofErr w:type="spellStart"/>
+      <w:r>
+        <w:rPr>
+          <w:b/>
+          <w:bCs/>
+          <w:sz w:val="20"/>
+          <w:szCs w:val="20"/>
+        </w:rPr>
+        <w:t>i</w:t>
+      </w:r>
+      <w:proofErr w:type="spellEnd"/>
       <w:proofErr w:type="gramStart"/>
       <w:r>
         <w:rPr>
@@ -1720,34 +1703,34 @@
           <w:bCs/>
         </w:rPr>
       </w:pPr>
+      <w:r>
+        <w:rPr>
+          <w:color w:val="313131"/>
+          <w:sz w:val="20"/>
+          <w:szCs w:val="20"/>
+        </w:rPr>
+        <w:t>Guardian:</w:t>
+      </w:r>
+      <w:r>
+        <w:rPr>
+          <w:color w:val="313131"/>
+          <w:spacing w:val="-3"/>
+          <w:sz w:val="20"/>
+          <w:szCs w:val="20"/>
+        </w:rPr>
+        <w:t xml:space="preserve"> </w:t>
+      </w:r>
+      <w:r>
+        <w:rPr>
+          <w:b/>
+          <w:bCs/>
+        </w:rPr>
+        <w:t>{</w:t>
+      </w:r>
+      <w:proofErr w:type="spellStart"/>
       <w:proofErr w:type="gramStart"/>
       <w:r>
         <w:rPr>
-          <w:color w:val="313131"/>
-          <w:sz w:val="20"/>
-          <w:szCs w:val="20"/>
-        </w:rPr>
-        <w:t>Guardian:</w:t>
-      </w:r>
-      <w:r>
-        <w:rPr>
-          <w:color w:val="313131"/>
-          <w:spacing w:val="-3"/>
-          <w:sz w:val="20"/>
-          <w:szCs w:val="20"/>
-        </w:rPr>
-        <w:t xml:space="preserve"> </w:t>
-      </w:r>
-      <w:r>
-        <w:rPr>
-          <w:b/>
-          <w:bCs/>
-        </w:rPr>
-        <w:t>{</w:t>
-      </w:r>
-      <w:proofErr w:type="spellStart"/>
-      <w:r>
-        <w:rPr>
           <w:b/>
           <w:bCs/>
         </w:rPr>
@@ -1771,8 +1754,19 @@
           <w:sz w:val="20"/>
           <w:szCs w:val="20"/>
         </w:rPr>
-        <w:t>[i</w:t>
-      </w:r>
+        <w:t>[</w:t>
+      </w:r>
+      <w:proofErr w:type="spellStart"/>
+      <w:r>
+        <w:rPr>
+          <w:b/>
+          <w:bCs/>
+          <w:sz w:val="20"/>
+          <w:szCs w:val="20"/>
+        </w:rPr>
+        <w:t>i</w:t>
+      </w:r>
+      <w:proofErr w:type="spellEnd"/>
       <w:proofErr w:type="gramStart"/>
       <w:r>
         <w:rPr>
@@ -1836,34 +1830,34 @@
         </w:rPr>
         <w:t xml:space="preserve"> </w:t>
       </w:r>
+      <w:r>
+        <w:rPr>
+          <w:color w:val="313131"/>
+          <w:sz w:val="20"/>
+          <w:szCs w:val="20"/>
+        </w:rPr>
+        <w:t>Address:</w:t>
+      </w:r>
+      <w:r>
+        <w:rPr>
+          <w:color w:val="313131"/>
+          <w:spacing w:val="-7"/>
+          <w:sz w:val="20"/>
+          <w:szCs w:val="20"/>
+        </w:rPr>
+        <w:t xml:space="preserve"> </w:t>
+      </w:r>
+      <w:r>
+        <w:rPr>
+          <w:b/>
+          <w:bCs/>
+        </w:rPr>
+        <w:t>{</w:t>
+      </w:r>
+      <w:proofErr w:type="spellStart"/>
       <w:proofErr w:type="gramStart"/>
       <w:r>
         <w:rPr>
-          <w:color w:val="313131"/>
-          <w:sz w:val="20"/>
-          <w:szCs w:val="20"/>
-        </w:rPr>
-        <w:t>Address:</w:t>
-      </w:r>
-      <w:r>
-        <w:rPr>
-          <w:color w:val="313131"/>
-          <w:spacing w:val="-7"/>
-          <w:sz w:val="20"/>
-          <w:szCs w:val="20"/>
-        </w:rPr>
-        <w:t xml:space="preserve"> </w:t>
-      </w:r>
-      <w:r>
-        <w:rPr>
-          <w:b/>
-          <w:bCs/>
-        </w:rPr>
-        <w:t>{</w:t>
-      </w:r>
-      <w:proofErr w:type="spellStart"/>
-      <w:r>
-        <w:rPr>
           <w:b/>
           <w:bCs/>
         </w:rPr>
@@ -1887,8 +1881,19 @@
           <w:sz w:val="20"/>
           <w:szCs w:val="20"/>
         </w:rPr>
-        <w:t>[i</w:t>
-      </w:r>
+        <w:t>[</w:t>
+      </w:r>
+      <w:proofErr w:type="spellStart"/>
+      <w:r>
+        <w:rPr>
+          <w:b/>
+          <w:bCs/>
+          <w:sz w:val="20"/>
+          <w:szCs w:val="20"/>
+        </w:rPr>
+        <w:t>i</w:t>
+      </w:r>
+      <w:proofErr w:type="spellEnd"/>
       <w:proofErr w:type="gramStart"/>
       <w:r>
         <w:rPr>
@@ -1959,34 +1964,34 @@
         </w:rPr>
         <w:t xml:space="preserve"> </w:t>
       </w:r>
+      <w:r>
+        <w:rPr>
+          <w:color w:val="313131"/>
+          <w:sz w:val="20"/>
+          <w:szCs w:val="20"/>
+        </w:rPr>
+        <w:t>Address:</w:t>
+      </w:r>
+      <w:r>
+        <w:rPr>
+          <w:color w:val="313131"/>
+          <w:spacing w:val="-6"/>
+          <w:sz w:val="20"/>
+          <w:szCs w:val="20"/>
+        </w:rPr>
+        <w:t xml:space="preserve"> </w:t>
+      </w:r>
+      <w:r>
+        <w:rPr>
+          <w:b/>
+          <w:bCs/>
+        </w:rPr>
+        <w:t>{</w:t>
+      </w:r>
+      <w:proofErr w:type="spellStart"/>
       <w:proofErr w:type="gramStart"/>
       <w:r>
         <w:rPr>
-          <w:color w:val="313131"/>
-          <w:sz w:val="20"/>
-          <w:szCs w:val="20"/>
-        </w:rPr>
-        <w:t>Address:</w:t>
-      </w:r>
-      <w:r>
-        <w:rPr>
-          <w:color w:val="313131"/>
-          <w:spacing w:val="-6"/>
-          <w:sz w:val="20"/>
-          <w:szCs w:val="20"/>
-        </w:rPr>
-        <w:t xml:space="preserve"> </w:t>
-      </w:r>
-      <w:r>
-        <w:rPr>
-          <w:b/>
-          <w:bCs/>
-        </w:rPr>
-        <w:t>{</w:t>
-      </w:r>
-      <w:proofErr w:type="spellStart"/>
-      <w:r>
-        <w:rPr>
           <w:b/>
           <w:bCs/>
         </w:rPr>
@@ -2010,8 +2015,19 @@
           <w:sz w:val="20"/>
           <w:szCs w:val="20"/>
         </w:rPr>
-        <w:t>[i</w:t>
-      </w:r>
+        <w:t>[</w:t>
+      </w:r>
+      <w:proofErr w:type="spellStart"/>
+      <w:r>
+        <w:rPr>
+          <w:b/>
+          <w:bCs/>
+          <w:sz w:val="20"/>
+          <w:szCs w:val="20"/>
+        </w:rPr>
+        <w:t>i</w:t>
+      </w:r>
+      <w:proofErr w:type="spellEnd"/>
       <w:proofErr w:type="gramStart"/>
       <w:r>
         <w:rPr>
@@ -2057,34 +2073,34 @@
           <w:bCs/>
         </w:rPr>
       </w:pPr>
+      <w:r>
+        <w:rPr>
+          <w:color w:val="313131"/>
+          <w:sz w:val="20"/>
+          <w:szCs w:val="20"/>
+        </w:rPr>
+        <w:t>Email:</w:t>
+      </w:r>
+      <w:r>
+        <w:rPr>
+          <w:color w:val="313131"/>
+          <w:spacing w:val="-1"/>
+          <w:sz w:val="20"/>
+          <w:szCs w:val="20"/>
+        </w:rPr>
+        <w:t xml:space="preserve"> </w:t>
+      </w:r>
+      <w:r>
+        <w:rPr>
+          <w:b/>
+          <w:bCs/>
+        </w:rPr>
+        <w:t>{</w:t>
+      </w:r>
+      <w:proofErr w:type="spellStart"/>
       <w:proofErr w:type="gramStart"/>
       <w:r>
         <w:rPr>
-          <w:color w:val="313131"/>
-          <w:sz w:val="20"/>
-          <w:szCs w:val="20"/>
-        </w:rPr>
-        <w:t>Email:</w:t>
-      </w:r>
-      <w:r>
-        <w:rPr>
-          <w:color w:val="313131"/>
-          <w:spacing w:val="-1"/>
-          <w:sz w:val="20"/>
-          <w:szCs w:val="20"/>
-        </w:rPr>
-        <w:t xml:space="preserve"> </w:t>
-      </w:r>
-      <w:r>
-        <w:rPr>
-          <w:b/>
-          <w:bCs/>
-        </w:rPr>
-        <w:t>{</w:t>
-      </w:r>
-      <w:proofErr w:type="spellStart"/>
-      <w:r>
-        <w:rPr>
           <w:b/>
           <w:bCs/>
         </w:rPr>
@@ -2108,8 +2124,19 @@
           <w:sz w:val="20"/>
           <w:szCs w:val="20"/>
         </w:rPr>
-        <w:t>[i</w:t>
-      </w:r>
+        <w:t>[</w:t>
+      </w:r>
+      <w:proofErr w:type="spellStart"/>
+      <w:r>
+        <w:rPr>
+          <w:b/>
+          <w:bCs/>
+          <w:sz w:val="20"/>
+          <w:szCs w:val="20"/>
+        </w:rPr>
+        <w:t>i</w:t>
+      </w:r>
+      <w:proofErr w:type="spellEnd"/>
       <w:proofErr w:type="gramStart"/>
       <w:r>
         <w:rPr>
@@ -2155,39 +2182,39 @@
           <w:bCs/>
         </w:rPr>
       </w:pPr>
+      <w:r>
+        <w:rPr>
+          <w:color w:val="313131"/>
+          <w:sz w:val="20"/>
+          <w:szCs w:val="20"/>
+        </w:rPr>
+        <w:t>Fax:</w:t>
+      </w:r>
+      <w:r>
+        <w:rPr>
+          <w:color w:val="313131"/>
+          <w:spacing w:val="-1"/>
+          <w:sz w:val="20"/>
+          <w:szCs w:val="20"/>
+        </w:rPr>
+        <w:t xml:space="preserve"> </w:t>
+      </w:r>
+      <w:r>
+        <w:rPr>
+          <w:b/>
+          <w:bCs/>
+          <w:spacing w:val="-2"/>
+        </w:rPr>
+        <w:t>{</w:t>
+      </w:r>
+      <w:proofErr w:type="spellStart"/>
       <w:proofErr w:type="gramStart"/>
       <w:r>
         <w:rPr>
-          <w:color w:val="313131"/>
-          <w:sz w:val="20"/>
-          <w:szCs w:val="20"/>
-        </w:rPr>
-        <w:t>Fax:</w:t>
-      </w:r>
-      <w:r>
-        <w:rPr>
-          <w:color w:val="313131"/>
-          <w:spacing w:val="-1"/>
-          <w:sz w:val="20"/>
-          <w:szCs w:val="20"/>
-        </w:rPr>
-        <w:t xml:space="preserve"> </w:t>
-      </w:r>
-      <w:r>
-        <w:rPr>
           <w:b/>
           <w:bCs/>
           <w:spacing w:val="-2"/>
         </w:rPr>
-        <w:t>{</w:t>
-      </w:r>
-      <w:proofErr w:type="spellStart"/>
-      <w:r>
-        <w:rPr>
-          <w:b/>
-          <w:bCs/>
-          <w:spacing w:val="-2"/>
-        </w:rPr>
         <w:t>d.</w:t>
       </w:r>
       <w:r>
@@ -2208,8 +2235,19 @@
           <w:sz w:val="20"/>
           <w:szCs w:val="20"/>
         </w:rPr>
-        <w:t>[i</w:t>
-      </w:r>
+        <w:t>[</w:t>
+      </w:r>
+      <w:proofErr w:type="spellStart"/>
+      <w:r>
+        <w:rPr>
+          <w:b/>
+          <w:bCs/>
+          <w:sz w:val="20"/>
+          <w:szCs w:val="20"/>
+        </w:rPr>
+        <w:t>i</w:t>
+      </w:r>
+      <w:proofErr w:type="spellEnd"/>
       <w:proofErr w:type="gramStart"/>
       <w:r>
         <w:rPr>
@@ -2243,8 +2281,10 @@
     <w:p>
       <w:pPr>
         <w:pStyle w:val="BodyText"/>
-        <w:spacing w:before="269"/>
-        <w:ind w:left="288"/>
+        <w:ind w:left="289"/>
+        <w:rPr>
+          <w:color w:val="313131"/>
+        </w:rPr>
       </w:pPr>
       <w:r>
         <w:rPr>
@@ -2325,12 +2365,22 @@
         </w:rPr>
         <w:t>}</w:t>
       </w:r>
+    </w:p>
+    <w:p>
+      <w:pPr>
+        <w:pStyle w:val="BodyText"/>
+        <w:ind w:left="289"/>
+        <w:rPr>
+          <w:color w:val="313131"/>
+        </w:rPr>
+      </w:pPr>
       <w:r>
         <w:rPr>
           <w:color w:val="313131"/>
         </w:rPr>
         <w:t>{</w:t>
       </w:r>
+      <w:proofErr w:type="spellStart"/>
       <w:proofErr w:type="gramStart"/>
       <w:r>
         <w:rPr>
@@ -2343,15 +2393,30 @@
         <w:rPr>
           <w:color w:val="313131"/>
         </w:rPr>
-        <w:t>:ifEQ(true</w:t>
+        <w:t>:ifEQ</w:t>
+      </w:r>
+      <w:proofErr w:type="spellEnd"/>
+      <w:r>
+        <w:rPr>
+          <w:color w:val="313131"/>
+        </w:rPr>
+        <w:t>(true</w:t>
       </w:r>
       <w:proofErr w:type="gramStart"/>
       <w:r>
         <w:rPr>
           <w:color w:val="313131"/>
         </w:rPr>
-        <w:t>):showBegin</w:t>
-      </w:r>
+        <w:t>):</w:t>
+      </w:r>
+      <w:proofErr w:type="spellStart"/>
+      <w:r>
+        <w:rPr>
+          <w:color w:val="313131"/>
+        </w:rPr>
+        <w:t>showBegin</w:t>
+      </w:r>
+      <w:proofErr w:type="spellEnd"/>
       <w:proofErr w:type="gramEnd"/>
       <w:r>
         <w:rPr>
@@ -2359,6 +2424,12 @@
         </w:rPr>
         <w:t>}</w:t>
       </w:r>
+    </w:p>
+    <w:p>
+      <w:pPr>
+        <w:pStyle w:val="BodyText"/>
+        <w:ind w:left="289"/>
+      </w:pPr>
       <w:r>
         <w:rPr>
           <w:color w:val="313131"/>
@@ -2446,8 +2517,19 @@
           <w:sz w:val="20"/>
           <w:szCs w:val="20"/>
         </w:rPr>
-        <w:t>[i</w:t>
-      </w:r>
+        <w:t>[</w:t>
+      </w:r>
+      <w:proofErr w:type="spellStart"/>
+      <w:r>
+        <w:rPr>
+          <w:b/>
+          <w:bCs/>
+          <w:sz w:val="20"/>
+          <w:szCs w:val="20"/>
+        </w:rPr>
+        <w:t>i</w:t>
+      </w:r>
+      <w:proofErr w:type="spellEnd"/>
       <w:proofErr w:type="gramStart"/>
       <w:r>
         <w:rPr>
@@ -2502,8 +2584,17 @@
           <w:sz w:val="20"/>
           <w:szCs w:val="20"/>
         </w:rPr>
-        <w:t>[i</w:t>
-      </w:r>
+        <w:t>[</w:t>
+      </w:r>
+      <w:proofErr w:type="spellStart"/>
+      <w:r>
+        <w:rPr>
+          <w:sz w:val="20"/>
+          <w:szCs w:val="20"/>
+        </w:rPr>
+        <w:t>i</w:t>
+      </w:r>
+      <w:proofErr w:type="spellEnd"/>
       <w:proofErr w:type="gramStart"/>
       <w:r>
         <w:rPr>
@@ -2545,8 +2636,17 @@
           <w:sz w:val="20"/>
           <w:szCs w:val="20"/>
         </w:rPr>
-        <w:t>[i</w:t>
-      </w:r>
+        <w:t>[</w:t>
+      </w:r>
+      <w:proofErr w:type="spellStart"/>
+      <w:r>
+        <w:rPr>
+          <w:sz w:val="20"/>
+          <w:szCs w:val="20"/>
+        </w:rPr>
+        <w:t>i</w:t>
+      </w:r>
+      <w:proofErr w:type="spellEnd"/>
       <w:proofErr w:type="gramStart"/>
       <w:r>
         <w:rPr>
@@ -2595,27 +2695,19 @@
           <w:sz w:val="20"/>
           <w:szCs w:val="20"/>
         </w:rPr>
-        <w:t xml:space="preserve">Date of </w:t>
-      </w:r>
+        <w:t xml:space="preserve">Date of Birth: </w:t>
+      </w:r>
+      <w:r>
+        <w:rPr>
+          <w:b/>
+          <w:bCs/>
+        </w:rPr>
+        <w:t>{</w:t>
+      </w:r>
+      <w:proofErr w:type="spellStart"/>
       <w:proofErr w:type="gramStart"/>
       <w:r>
         <w:rPr>
-          <w:color w:val="313131"/>
-          <w:sz w:val="20"/>
-          <w:szCs w:val="20"/>
-        </w:rPr>
-        <w:t xml:space="preserve">Birth: </w:t>
-      </w:r>
-      <w:r>
-        <w:rPr>
-          <w:b/>
-          <w:bCs/>
-        </w:rPr>
-        <w:t>{</w:t>
-      </w:r>
-      <w:proofErr w:type="spellStart"/>
-      <w:r>
-        <w:rPr>
           <w:b/>
           <w:bCs/>
         </w:rPr>
@@ -2630,8 +2722,19 @@
           <w:sz w:val="20"/>
           <w:szCs w:val="20"/>
         </w:rPr>
-        <w:t>[i</w:t>
-      </w:r>
+        <w:t>[</w:t>
+      </w:r>
+      <w:proofErr w:type="spellStart"/>
+      <w:r>
+        <w:rPr>
+          <w:b/>
+          <w:bCs/>
+          <w:sz w:val="20"/>
+          <w:szCs w:val="20"/>
+        </w:rPr>
+        <w:t>i</w:t>
+      </w:r>
+      <w:proofErr w:type="spellEnd"/>
       <w:proofErr w:type="gramStart"/>
       <w:r>
         <w:rPr>
@@ -2684,27 +2787,19 @@
           <w:sz w:val="20"/>
           <w:szCs w:val="20"/>
         </w:rPr>
-        <w:t xml:space="preserve">Residential </w:t>
-      </w:r>
+        <w:t xml:space="preserve">Residential Address: </w:t>
+      </w:r>
+      <w:r>
+        <w:rPr>
+          <w:b/>
+          <w:bCs/>
+        </w:rPr>
+        <w:t>{</w:t>
+      </w:r>
+      <w:proofErr w:type="spellStart"/>
       <w:proofErr w:type="gramStart"/>
       <w:r>
         <w:rPr>
-          <w:color w:val="313131"/>
-          <w:sz w:val="20"/>
-          <w:szCs w:val="20"/>
-        </w:rPr>
-        <w:t xml:space="preserve">Address: </w:t>
-      </w:r>
-      <w:r>
-        <w:rPr>
-          <w:b/>
-          <w:bCs/>
-        </w:rPr>
-        <w:t>{</w:t>
-      </w:r>
-      <w:proofErr w:type="spellStart"/>
-      <w:r>
-        <w:rPr>
           <w:b/>
           <w:bCs/>
         </w:rPr>
@@ -2719,8 +2814,19 @@
           <w:sz w:val="20"/>
           <w:szCs w:val="20"/>
         </w:rPr>
-        <w:t>[i</w:t>
-      </w:r>
+        <w:t>[</w:t>
+      </w:r>
+      <w:proofErr w:type="spellStart"/>
+      <w:r>
+        <w:rPr>
+          <w:b/>
+          <w:bCs/>
+          <w:sz w:val="20"/>
+          <w:szCs w:val="20"/>
+        </w:rPr>
+        <w:t>i</w:t>
+      </w:r>
+      <w:proofErr w:type="spellEnd"/>
       <w:proofErr w:type="gramStart"/>
       <w:r>
         <w:rPr>
@@ -2800,8 +2906,19 @@
           <w:sz w:val="20"/>
           <w:szCs w:val="20"/>
         </w:rPr>
-        <w:t>[i</w:t>
-      </w:r>
+        <w:t>[</w:t>
+      </w:r>
+      <w:proofErr w:type="spellStart"/>
+      <w:r>
+        <w:rPr>
+          <w:b/>
+          <w:bCs/>
+          <w:sz w:val="20"/>
+          <w:szCs w:val="20"/>
+        </w:rPr>
+        <w:t>i</w:t>
+      </w:r>
+      <w:proofErr w:type="spellEnd"/>
       <w:proofErr w:type="gramStart"/>
       <w:r>
         <w:rPr>
@@ -2864,25 +2981,25 @@
           <w:bCs/>
         </w:rPr>
       </w:pPr>
+      <w:r>
+        <w:rPr>
+          <w:color w:val="313131"/>
+          <w:sz w:val="20"/>
+          <w:szCs w:val="20"/>
+        </w:rPr>
+        <w:t xml:space="preserve">Email: </w:t>
+      </w:r>
+      <w:r>
+        <w:rPr>
+          <w:b/>
+          <w:bCs/>
+        </w:rPr>
+        <w:t>{</w:t>
+      </w:r>
+      <w:proofErr w:type="spellStart"/>
       <w:proofErr w:type="gramStart"/>
       <w:r>
         <w:rPr>
-          <w:color w:val="313131"/>
-          <w:sz w:val="20"/>
-          <w:szCs w:val="20"/>
-        </w:rPr>
-        <w:t xml:space="preserve">Email: </w:t>
-      </w:r>
-      <w:r>
-        <w:rPr>
-          <w:b/>
-          <w:bCs/>
-        </w:rPr>
-        <w:t>{</w:t>
-      </w:r>
-      <w:proofErr w:type="spellStart"/>
-      <w:r>
-        <w:rPr>
           <w:b/>
           <w:bCs/>
         </w:rPr>
@@ -2897,8 +3014,19 @@
           <w:sz w:val="20"/>
           <w:szCs w:val="20"/>
         </w:rPr>
-        <w:t>[i</w:t>
-      </w:r>
+        <w:t>[</w:t>
+      </w:r>
+      <w:proofErr w:type="spellStart"/>
+      <w:r>
+        <w:rPr>
+          <w:b/>
+          <w:bCs/>
+          <w:sz w:val="20"/>
+          <w:szCs w:val="20"/>
+        </w:rPr>
+        <w:t>i</w:t>
+      </w:r>
+      <w:proofErr w:type="spellEnd"/>
       <w:proofErr w:type="gramStart"/>
       <w:r>
         <w:rPr>
@@ -2952,25 +3080,25 @@
           <w:bCs/>
         </w:rPr>
       </w:pPr>
+      <w:r>
+        <w:rPr>
+          <w:color w:val="313131"/>
+          <w:sz w:val="20"/>
+          <w:szCs w:val="20"/>
+        </w:rPr>
+        <w:t xml:space="preserve">Fax: </w:t>
+      </w:r>
+      <w:r>
+        <w:rPr>
+          <w:b/>
+          <w:bCs/>
+        </w:rPr>
+        <w:t>{</w:t>
+      </w:r>
+      <w:proofErr w:type="spellStart"/>
       <w:proofErr w:type="gramStart"/>
       <w:r>
         <w:rPr>
-          <w:color w:val="313131"/>
-          <w:sz w:val="20"/>
-          <w:szCs w:val="20"/>
-        </w:rPr>
-        <w:t xml:space="preserve">Fax: </w:t>
-      </w:r>
-      <w:r>
-        <w:rPr>
-          <w:b/>
-          <w:bCs/>
-        </w:rPr>
-        <w:t>{</w:t>
-      </w:r>
-      <w:proofErr w:type="spellStart"/>
-      <w:r>
-        <w:rPr>
           <w:b/>
           <w:bCs/>
         </w:rPr>
@@ -2985,8 +3113,19 @@
           <w:sz w:val="20"/>
           <w:szCs w:val="20"/>
         </w:rPr>
-        <w:t>[i</w:t>
-      </w:r>
+        <w:t>[</w:t>
+      </w:r>
+      <w:proofErr w:type="spellStart"/>
+      <w:r>
+        <w:rPr>
+          <w:b/>
+          <w:bCs/>
+          <w:sz w:val="20"/>
+          <w:szCs w:val="20"/>
+        </w:rPr>
+        <w:t>i</w:t>
+      </w:r>
+      <w:proofErr w:type="spellEnd"/>
       <w:proofErr w:type="gramStart"/>
       <w:r>
         <w:rPr>
@@ -3081,8 +3220,19 @@
           <w:sz w:val="20"/>
           <w:szCs w:val="20"/>
         </w:rPr>
-        <w:t>[i</w:t>
-      </w:r>
+        <w:t>[</w:t>
+      </w:r>
+      <w:proofErr w:type="spellStart"/>
+      <w:r>
+        <w:rPr>
+          <w:b/>
+          <w:bCs/>
+          <w:sz w:val="20"/>
+          <w:szCs w:val="20"/>
+        </w:rPr>
+        <w:t>i</w:t>
+      </w:r>
+      <w:proofErr w:type="spellEnd"/>
       <w:proofErr w:type="gramStart"/>
       <w:r>
         <w:rPr>
@@ -3164,8 +3314,19 @@
           <w:sz w:val="20"/>
           <w:szCs w:val="20"/>
         </w:rPr>
-        <w:t>[i</w:t>
-      </w:r>
+        <w:t>[</w:t>
+      </w:r>
+      <w:proofErr w:type="spellStart"/>
+      <w:r>
+        <w:rPr>
+          <w:b/>
+          <w:bCs/>
+          <w:sz w:val="20"/>
+          <w:szCs w:val="20"/>
+        </w:rPr>
+        <w:t>i</w:t>
+      </w:r>
+      <w:proofErr w:type="spellEnd"/>
       <w:proofErr w:type="gramStart"/>
       <w:r>
         <w:rPr>
@@ -3356,8 +3517,19 @@
           <w:sz w:val="20"/>
           <w:szCs w:val="20"/>
         </w:rPr>
-        <w:t>[i</w:t>
-      </w:r>
+        <w:t>[</w:t>
+      </w:r>
+      <w:proofErr w:type="spellStart"/>
+      <w:r>
+        <w:rPr>
+          <w:b/>
+          <w:bCs/>
+          <w:sz w:val="20"/>
+          <w:szCs w:val="20"/>
+        </w:rPr>
+        <w:t>i</w:t>
+      </w:r>
+      <w:proofErr w:type="spellEnd"/>
       <w:proofErr w:type="gramStart"/>
       <w:r>
         <w:rPr>
@@ -3453,8 +3625,19 @@
           <w:sz w:val="20"/>
           <w:szCs w:val="20"/>
         </w:rPr>
-        <w:t>[i</w:t>
-      </w:r>
+        <w:t>[</w:t>
+      </w:r>
+      <w:proofErr w:type="spellStart"/>
+      <w:r>
+        <w:rPr>
+          <w:b/>
+          <w:bCs/>
+          <w:sz w:val="20"/>
+          <w:szCs w:val="20"/>
+        </w:rPr>
+        <w:t>i</w:t>
+      </w:r>
+      <w:proofErr w:type="spellEnd"/>
       <w:proofErr w:type="gramStart"/>
       <w:r>
         <w:rPr>
@@ -3600,7 +3783,6 @@
         <w:rPr>
           <w:color w:val="313131"/>
         </w:rPr>
-        <w:lastRenderedPageBreak/>
         <w:t>I can be contacted at the following:</w:t>
       </w:r>
     </w:p>
@@ -3624,6 +3806,7 @@
           <w:sz w:val="20"/>
           <w:szCs w:val="20"/>
         </w:rPr>
+        <w:lastRenderedPageBreak/>
         <w:tab/>
       </w:r>
       <w:r>
@@ -6129,15 +6312,7 @@
           <w:color w:val="313131"/>
           <w:sz w:val="20"/>
         </w:rPr>
-        <w:t xml:space="preserve">An authorization to obtain estate information or a grant may issue to the applicant on any date that is </w:t>
-      </w:r>
-      <w:r>
-        <w:rPr>
-          <w:color w:val="313131"/>
-          <w:sz w:val="20"/>
-        </w:rPr>
-        <w:lastRenderedPageBreak/>
-        <w:t>at</w:t>
+        <w:t>An authorization to obtain estate information or a grant may issue to the applicant on any date that is at</w:t>
       </w:r>
       <w:r>
         <w:rPr>
@@ -6487,6 +6662,7 @@
           <w:color w:val="313131"/>
           <w:sz w:val="20"/>
         </w:rPr>
+        <w:lastRenderedPageBreak/>
         <w:t>If an authorization to obtain estate information issues to the applicant, the applicant may apply for a grant without further notice.</w:t>
       </w:r>
     </w:p>
@@ -7201,7 +7377,6 @@
           <w:sz w:val="20"/>
           <w:szCs w:val="20"/>
         </w:rPr>
-        <w:lastRenderedPageBreak/>
         <w:t>Telephone</w:t>
       </w:r>
       <w:r>
@@ -7213,32 +7388,32 @@
         </w:rPr>
         <w:t xml:space="preserve"> </w:t>
       </w:r>
+      <w:r>
+        <w:rPr>
+          <w:color w:val="313131"/>
+          <w:sz w:val="20"/>
+          <w:szCs w:val="20"/>
+        </w:rPr>
+        <w:t>number:</w:t>
+      </w:r>
+      <w:r>
+        <w:rPr>
+          <w:color w:val="313131"/>
+          <w:spacing w:val="-1"/>
+          <w:sz w:val="20"/>
+          <w:szCs w:val="20"/>
+        </w:rPr>
+        <w:t xml:space="preserve"> </w:t>
+      </w:r>
+      <w:r>
+        <w:rPr>
+          <w:b/>
+          <w:bCs/>
+        </w:rPr>
+        <w:t>{</w:t>
+      </w:r>
+      <w:proofErr w:type="spellStart"/>
       <w:proofErr w:type="gramStart"/>
-      <w:r>
-        <w:rPr>
-          <w:color w:val="313131"/>
-          <w:sz w:val="20"/>
-          <w:szCs w:val="20"/>
-        </w:rPr>
-        <w:t>number:</w:t>
-      </w:r>
-      <w:r>
-        <w:rPr>
-          <w:color w:val="313131"/>
-          <w:spacing w:val="-1"/>
-          <w:sz w:val="20"/>
-          <w:szCs w:val="20"/>
-        </w:rPr>
-        <w:t xml:space="preserve"> </w:t>
-      </w:r>
-      <w:r>
-        <w:rPr>
-          <w:b/>
-          <w:bCs/>
-        </w:rPr>
-        <w:t>{</w:t>
-      </w:r>
-      <w:proofErr w:type="spellStart"/>
       <w:r>
         <w:rPr>
           <w:b/>
@@ -7520,7 +7695,6 @@
             <w:pPr>
               <w:spacing w:before="54"/>
             </w:pPr>
-            <w:proofErr w:type="gramStart"/>
             <w:r>
               <w:t xml:space="preserve">Date: </w:t>
             </w:r>
@@ -7533,6 +7707,7 @@
               <w:t>{</w:t>
             </w:r>
             <w:proofErr w:type="spellStart"/>
+            <w:proofErr w:type="gramStart"/>
             <w:r>
               <w:rPr>
                 <w:b/>
@@ -7716,7 +7891,7 @@
 </file>
 
 <file path=word/endnotes.xml><?xml version="1.0" encoding="utf-8"?>
-<w:endnotes xmlns:wpc="http://schemas.microsoft.com/office/word/2010/wordprocessingCanvas" xmlns:cx="http://schemas.microsoft.com/office/drawing/2014/chartex" xmlns:cx1="http://schemas.microsoft.com/office/drawing/2015/9/8/chartex" xmlns:cx2="http://schemas.microsoft.com/office/drawing/2015/10/21/chartex" xmlns:cx3="http://schemas.microsoft.com/office/drawing/2016/5/9/chartex" xmlns:cx4="http://schemas.microsoft.com/office/drawing/2016/5/10/chartex" xmlns:cx5="http://schemas.microsoft.com/office/drawing/2016/5/11/chartex" xmlns:cx6="http://schemas.microsoft.com/office/drawing/2016/5/12/chartex" xmlns:cx7="http://schemas.microsoft.com/office/drawing/2016/5/13/chartex" xmlns:cx8="http://schemas.microsoft.com/office/drawing/2016/5/14/chartex" xmlns:mc="http://schemas.openxmlformats.org/markup-compatibility/2006" xmlns:aink="http://schemas.microsoft.com/office/drawing/2016/ink" xmlns:am3d="http://schemas.microsoft.com/office/drawing/2017/model3d" xmlns:o="urn:schemas-microsoft-com:office:office" xmlns:oel="http://schemas.microsoft.com/office/2019/extlst" xmlns:r="http://schemas.openxmlformats.org/officeDocument/2006/relationships" xmlns:m="http://schemas.openxmlformats.org/officeDocument/2006/math" xmlns:v="urn:schemas-microsoft-com:vml" xmlns:wp14="http://schemas.microsoft.com/office/word/2010/wordprocessingDrawing" xmlns:wp="http://schemas.openxmlformats.org/drawingml/2006/wordprocessingDrawing" xmlns:w10="urn:schemas-microsoft-com:office:word" xmlns:w="http://schemas.openxmlformats.org/wordprocessingml/2006/main" xmlns:w14="http://schemas.microsoft.com/office/word/2010/wordml" xmlns:w15="http://schemas.microsoft.com/office/word/2012/wordml" xmlns:w16cei="http://schemas.microsoft.com/office/word/2026/wordml/cei" xmlns:w16cex="http://schemas.microsoft.com/office/word/2018/wordml/cex" xmlns:w16cid="http://schemas.microsoft.com/office/word/2016/wordml/cid" xmlns:w16="http://schemas.microsoft.com/office/word/2018/wordml" xmlns:w16du="http://schemas.microsoft.com/office/word/2023/wordml/word16du" xmlns:w16sdtdh="http://schemas.microsoft.com/office/word/2020/wordml/sdtdatahash" xmlns:w16sdtfl="http://schemas.microsoft.com/office/word/2024/wordml/sdtformatlock" xmlns:w16se="http://schemas.microsoft.com/office/word/2015/wordml/symex" xmlns:wpg="http://schemas.microsoft.com/office/word/2010/wordprocessingGroup" xmlns:wpi="http://schemas.microsoft.com/office/word/2010/wordprocessingInk" xmlns:wne="http://schemas.microsoft.com/office/word/2006/wordml" xmlns:wps="http://schemas.microsoft.com/office/word/2010/wordprocessingShape" mc:Ignorable="w14 w15 w16se w16cid w16 w16cex w16sdtdh w16sdtfl w16du wp14">
+<w:endnotes xmlns:wpc="http://schemas.microsoft.com/office/word/2010/wordprocessingCanvas" xmlns:cx="http://schemas.microsoft.com/office/drawing/2014/chartex" xmlns:cx1="http://schemas.microsoft.com/office/drawing/2015/9/8/chartex" xmlns:cx2="http://schemas.microsoft.com/office/drawing/2015/10/21/chartex" xmlns:cx3="http://schemas.microsoft.com/office/drawing/2016/5/9/chartex" xmlns:cx4="http://schemas.microsoft.com/office/drawing/2016/5/10/chartex" xmlns:cx5="http://schemas.microsoft.com/office/drawing/2016/5/11/chartex" xmlns:cx6="http://schemas.microsoft.com/office/drawing/2016/5/12/chartex" xmlns:cx7="http://schemas.microsoft.com/office/drawing/2016/5/13/chartex" xmlns:cx8="http://schemas.microsoft.com/office/drawing/2016/5/14/chartex" xmlns:mc="http://schemas.openxmlformats.org/markup-compatibility/2006" xmlns:m="http://schemas.openxmlformats.org/officeDocument/2006/math" xmlns:aink="http://schemas.microsoft.com/office/drawing/2016/ink" xmlns:am3d="http://schemas.microsoft.com/office/drawing/2017/model3d" xmlns:oel="http://schemas.microsoft.com/office/2019/extlst" xmlns:r="http://schemas.openxmlformats.org/officeDocument/2006/relationships" xmlns:wp14="http://schemas.microsoft.com/office/word/2010/wordprocessingDrawing" xmlns:wp="http://schemas.openxmlformats.org/drawingml/2006/wordprocessingDrawing" xmlns:wpg="http://schemas.microsoft.com/office/word/2010/wordprocessingGroup" xmlns:wpi="http://schemas.microsoft.com/office/word/2010/wordprocessingInk" xmlns:wps="http://schemas.microsoft.com/office/word/2010/wordprocessingShape" xmlns:o="urn:schemas-microsoft-com:office:office" xmlns:v="urn:schemas-microsoft-com:vml" xmlns:w10="urn:schemas-microsoft-com:office:word" xmlns:w="http://schemas.openxmlformats.org/wordprocessingml/2006/main" xmlns:w14="http://schemas.microsoft.com/office/word/2010/wordml" xmlns:w15="http://schemas.microsoft.com/office/word/2012/wordml" xmlns:w16cei="http://schemas.microsoft.com/office/word/2026/wordml/cei" xmlns:w16cex="http://schemas.microsoft.com/office/word/2018/wordml/cex" xmlns:w16cid="http://schemas.microsoft.com/office/word/2016/wordml/cid" xmlns:w16="http://schemas.microsoft.com/office/word/2018/wordml" xmlns:w16sdtdh="http://schemas.microsoft.com/office/word/2020/wordml/sdtdatahash" xmlns:w16sdtfl="http://schemas.microsoft.com/office/word/2024/wordml/sdtformatlock" xmlns:w16se="http://schemas.microsoft.com/office/word/2015/wordml/symex" xmlns:w16du="http://schemas.microsoft.com/office/word/2023/wordml/word16du" xmlns:wne="http://schemas.microsoft.com/office/word/2006/wordml" mc:Ignorable="w14 w15 w16se w16cid w16 w16cex w16sdtdh w16sdtfl w16du wp14">
   <w:endnote w:type="separator" w:id="-1">
     <w:p>
       <w:r>
@@ -7735,7 +7910,7 @@
 </file>
 
 <file path=word/footer1.xml><?xml version="1.0" encoding="utf-8"?>
-<w:ftr xmlns:wpc="http://schemas.microsoft.com/office/word/2010/wordprocessingCanvas" xmlns:cx="http://schemas.microsoft.com/office/drawing/2014/chartex" xmlns:cx1="http://schemas.microsoft.com/office/drawing/2015/9/8/chartex" xmlns:cx2="http://schemas.microsoft.com/office/drawing/2015/10/21/chartex" xmlns:cx3="http://schemas.microsoft.com/office/drawing/2016/5/9/chartex" xmlns:cx4="http://schemas.microsoft.com/office/drawing/2016/5/10/chartex" xmlns:cx5="http://schemas.microsoft.com/office/drawing/2016/5/11/chartex" xmlns:cx6="http://schemas.microsoft.com/office/drawing/2016/5/12/chartex" xmlns:cx7="http://schemas.microsoft.com/office/drawing/2016/5/13/chartex" xmlns:cx8="http://schemas.microsoft.com/office/drawing/2016/5/14/chartex" xmlns:mc="http://schemas.openxmlformats.org/markup-compatibility/2006" xmlns:aink="http://schemas.microsoft.com/office/drawing/2016/ink" xmlns:am3d="http://schemas.microsoft.com/office/drawing/2017/model3d" xmlns:o="urn:schemas-microsoft-com:office:office" xmlns:oel="http://schemas.microsoft.com/office/2019/extlst" xmlns:r="http://schemas.openxmlformats.org/officeDocument/2006/relationships" xmlns:m="http://schemas.openxmlformats.org/officeDocument/2006/math" xmlns:v="urn:schemas-microsoft-com:vml" xmlns:wp14="http://schemas.microsoft.com/office/word/2010/wordprocessingDrawing" xmlns:wp="http://schemas.openxmlformats.org/drawingml/2006/wordprocessingDrawing" xmlns:w10="urn:schemas-microsoft-com:office:word" xmlns:w="http://schemas.openxmlformats.org/wordprocessingml/2006/main" xmlns:w14="http://schemas.microsoft.com/office/word/2010/wordml" xmlns:w15="http://schemas.microsoft.com/office/word/2012/wordml" xmlns:w16cei="http://schemas.microsoft.com/office/word/2026/wordml/cei" xmlns:w16cex="http://schemas.microsoft.com/office/word/2018/wordml/cex" xmlns:w16cid="http://schemas.microsoft.com/office/word/2016/wordml/cid" xmlns:w16="http://schemas.microsoft.com/office/word/2018/wordml" xmlns:w16du="http://schemas.microsoft.com/office/word/2023/wordml/word16du" xmlns:w16sdtdh="http://schemas.microsoft.com/office/word/2020/wordml/sdtdatahash" xmlns:w16sdtfl="http://schemas.microsoft.com/office/word/2024/wordml/sdtformatlock" xmlns:w16se="http://schemas.microsoft.com/office/word/2015/wordml/symex" xmlns:wpg="http://schemas.microsoft.com/office/word/2010/wordprocessingGroup" xmlns:wpi="http://schemas.microsoft.com/office/word/2010/wordprocessingInk" xmlns:wne="http://schemas.microsoft.com/office/word/2006/wordml" xmlns:wps="http://schemas.microsoft.com/office/word/2010/wordprocessingShape" mc:Ignorable="w14 w15 w16se w16cid w16 w16cex w16sdtdh w16sdtfl w16du wp14">
+<w:ftr xmlns:wpc="http://schemas.microsoft.com/office/word/2010/wordprocessingCanvas" xmlns:cx="http://schemas.microsoft.com/office/drawing/2014/chartex" xmlns:cx1="http://schemas.microsoft.com/office/drawing/2015/9/8/chartex" xmlns:cx2="http://schemas.microsoft.com/office/drawing/2015/10/21/chartex" xmlns:cx3="http://schemas.microsoft.com/office/drawing/2016/5/9/chartex" xmlns:cx4="http://schemas.microsoft.com/office/drawing/2016/5/10/chartex" xmlns:cx5="http://schemas.microsoft.com/office/drawing/2016/5/11/chartex" xmlns:cx6="http://schemas.microsoft.com/office/drawing/2016/5/12/chartex" xmlns:cx7="http://schemas.microsoft.com/office/drawing/2016/5/13/chartex" xmlns:cx8="http://schemas.microsoft.com/office/drawing/2016/5/14/chartex" xmlns:mc="http://schemas.openxmlformats.org/markup-compatibility/2006" xmlns:m="http://schemas.openxmlformats.org/officeDocument/2006/math" xmlns:aink="http://schemas.microsoft.com/office/drawing/2016/ink" xmlns:am3d="http://schemas.microsoft.com/office/drawing/2017/model3d" xmlns:oel="http://schemas.microsoft.com/office/2019/extlst" xmlns:r="http://schemas.openxmlformats.org/officeDocument/2006/relationships" xmlns:wp14="http://schemas.microsoft.com/office/word/2010/wordprocessingDrawing" xmlns:wp="http://schemas.openxmlformats.org/drawingml/2006/wordprocessingDrawing" xmlns:wpg="http://schemas.microsoft.com/office/word/2010/wordprocessingGroup" xmlns:wpi="http://schemas.microsoft.com/office/word/2010/wordprocessingInk" xmlns:wps="http://schemas.microsoft.com/office/word/2010/wordprocessingShape" xmlns:o="urn:schemas-microsoft-com:office:office" xmlns:v="urn:schemas-microsoft-com:vml" xmlns:w10="urn:schemas-microsoft-com:office:word" xmlns:w="http://schemas.openxmlformats.org/wordprocessingml/2006/main" xmlns:w14="http://schemas.microsoft.com/office/word/2010/wordml" xmlns:w15="http://schemas.microsoft.com/office/word/2012/wordml" xmlns:w16cei="http://schemas.microsoft.com/office/word/2026/wordml/cei" xmlns:w16cex="http://schemas.microsoft.com/office/word/2018/wordml/cex" xmlns:w16cid="http://schemas.microsoft.com/office/word/2016/wordml/cid" xmlns:w16="http://schemas.microsoft.com/office/word/2018/wordml" xmlns:w16sdtdh="http://schemas.microsoft.com/office/word/2020/wordml/sdtdatahash" xmlns:w16sdtfl="http://schemas.microsoft.com/office/word/2024/wordml/sdtformatlock" xmlns:w16se="http://schemas.microsoft.com/office/word/2015/wordml/symex" xmlns:w16du="http://schemas.microsoft.com/office/word/2023/wordml/word16du" xmlns:wne="http://schemas.microsoft.com/office/word/2006/wordml" mc:Ignorable="w14 w15 w16se w16cid w16 w16cex w16sdtdh w16sdtfl w16du wp14">
   <w:sdt>
     <w:sdtPr>
       <w:rPr>
@@ -7800,7 +7975,7 @@
 </file>
 
 <file path=word/footer2.xml><?xml version="1.0" encoding="utf-8"?>
-<w:ftr xmlns:wpc="http://schemas.microsoft.com/office/word/2010/wordprocessingCanvas" xmlns:cx="http://schemas.microsoft.com/office/drawing/2014/chartex" xmlns:cx1="http://schemas.microsoft.com/office/drawing/2015/9/8/chartex" xmlns:cx2="http://schemas.microsoft.com/office/drawing/2015/10/21/chartex" xmlns:cx3="http://schemas.microsoft.com/office/drawing/2016/5/9/chartex" xmlns:cx4="http://schemas.microsoft.com/office/drawing/2016/5/10/chartex" xmlns:cx5="http://schemas.microsoft.com/office/drawing/2016/5/11/chartex" xmlns:cx6="http://schemas.microsoft.com/office/drawing/2016/5/12/chartex" xmlns:cx7="http://schemas.microsoft.com/office/drawing/2016/5/13/chartex" xmlns:cx8="http://schemas.microsoft.com/office/drawing/2016/5/14/chartex" xmlns:mc="http://schemas.openxmlformats.org/markup-compatibility/2006" xmlns:aink="http://schemas.microsoft.com/office/drawing/2016/ink" xmlns:am3d="http://schemas.microsoft.com/office/drawing/2017/model3d" xmlns:o="urn:schemas-microsoft-com:office:office" xmlns:oel="http://schemas.microsoft.com/office/2019/extlst" xmlns:r="http://schemas.openxmlformats.org/officeDocument/2006/relationships" xmlns:m="http://schemas.openxmlformats.org/officeDocument/2006/math" xmlns:v="urn:schemas-microsoft-com:vml" xmlns:wp14="http://schemas.microsoft.com/office/word/2010/wordprocessingDrawing" xmlns:wp="http://schemas.openxmlformats.org/drawingml/2006/wordprocessingDrawing" xmlns:w10="urn:schemas-microsoft-com:office:word" xmlns:w="http://schemas.openxmlformats.org/wordprocessingml/2006/main" xmlns:w14="http://schemas.microsoft.com/office/word/2010/wordml" xmlns:w15="http://schemas.microsoft.com/office/word/2012/wordml" xmlns:w16cei="http://schemas.microsoft.com/office/word/2026/wordml/cei" xmlns:w16cex="http://schemas.microsoft.com/office/word/2018/wordml/cex" xmlns:w16cid="http://schemas.microsoft.com/office/word/2016/wordml/cid" xmlns:w16="http://schemas.microsoft.com/office/word/2018/wordml" xmlns:w16du="http://schemas.microsoft.com/office/word/2023/wordml/word16du" xmlns:w16sdtdh="http://schemas.microsoft.com/office/word/2020/wordml/sdtdatahash" xmlns:w16sdtfl="http://schemas.microsoft.com/office/word/2024/wordml/sdtformatlock" xmlns:w16se="http://schemas.microsoft.com/office/word/2015/wordml/symex" xmlns:wpg="http://schemas.microsoft.com/office/word/2010/wordprocessingGroup" xmlns:wpi="http://schemas.microsoft.com/office/word/2010/wordprocessingInk" xmlns:wne="http://schemas.microsoft.com/office/word/2006/wordml" xmlns:wps="http://schemas.microsoft.com/office/word/2010/wordprocessingShape" mc:Ignorable="w14 w15 w16se w16cid w16 w16cex w16sdtdh w16sdtfl w16du wp14">
+<w:ftr xmlns:wpc="http://schemas.microsoft.com/office/word/2010/wordprocessingCanvas" xmlns:cx="http://schemas.microsoft.com/office/drawing/2014/chartex" xmlns:cx1="http://schemas.microsoft.com/office/drawing/2015/9/8/chartex" xmlns:cx2="http://schemas.microsoft.com/office/drawing/2015/10/21/chartex" xmlns:cx3="http://schemas.microsoft.com/office/drawing/2016/5/9/chartex" xmlns:cx4="http://schemas.microsoft.com/office/drawing/2016/5/10/chartex" xmlns:cx5="http://schemas.microsoft.com/office/drawing/2016/5/11/chartex" xmlns:cx6="http://schemas.microsoft.com/office/drawing/2016/5/12/chartex" xmlns:cx7="http://schemas.microsoft.com/office/drawing/2016/5/13/chartex" xmlns:cx8="http://schemas.microsoft.com/office/drawing/2016/5/14/chartex" xmlns:mc="http://schemas.openxmlformats.org/markup-compatibility/2006" xmlns:m="http://schemas.openxmlformats.org/officeDocument/2006/math" xmlns:aink="http://schemas.microsoft.com/office/drawing/2016/ink" xmlns:am3d="http://schemas.microsoft.com/office/drawing/2017/model3d" xmlns:oel="http://schemas.microsoft.com/office/2019/extlst" xmlns:r="http://schemas.openxmlformats.org/officeDocument/2006/relationships" xmlns:wp14="http://schemas.microsoft.com/office/word/2010/wordprocessingDrawing" xmlns:wp="http://schemas.openxmlformats.org/drawingml/2006/wordprocessingDrawing" xmlns:wpg="http://schemas.microsoft.com/office/word/2010/wordprocessingGroup" xmlns:wpi="http://schemas.microsoft.com/office/word/2010/wordprocessingInk" xmlns:wps="http://schemas.microsoft.com/office/word/2010/wordprocessingShape" xmlns:o="urn:schemas-microsoft-com:office:office" xmlns:v="urn:schemas-microsoft-com:vml" xmlns:w10="urn:schemas-microsoft-com:office:word" xmlns:w="http://schemas.openxmlformats.org/wordprocessingml/2006/main" xmlns:w14="http://schemas.microsoft.com/office/word/2010/wordml" xmlns:w15="http://schemas.microsoft.com/office/word/2012/wordml" xmlns:w16cei="http://schemas.microsoft.com/office/word/2026/wordml/cei" xmlns:w16cex="http://schemas.microsoft.com/office/word/2018/wordml/cex" xmlns:w16cid="http://schemas.microsoft.com/office/word/2016/wordml/cid" xmlns:w16="http://schemas.microsoft.com/office/word/2018/wordml" xmlns:w16sdtdh="http://schemas.microsoft.com/office/word/2020/wordml/sdtdatahash" xmlns:w16sdtfl="http://schemas.microsoft.com/office/word/2024/wordml/sdtformatlock" xmlns:w16se="http://schemas.microsoft.com/office/word/2015/wordml/symex" xmlns:w16du="http://schemas.microsoft.com/office/word/2023/wordml/word16du" xmlns:wne="http://schemas.microsoft.com/office/word/2006/wordml" mc:Ignorable="w14 w15 w16se w16cid w16 w16cex w16sdtdh w16sdtfl w16du wp14">
   <w:tbl>
     <w:tblPr>
       <w:tblStyle w:val="TableGrid"/>
@@ -8024,7 +8199,7 @@
 </file>
 
 <file path=word/footer3.xml><?xml version="1.0" encoding="utf-8"?>
-<w:ftr xmlns:wpc="http://schemas.microsoft.com/office/word/2010/wordprocessingCanvas" xmlns:cx="http://schemas.microsoft.com/office/drawing/2014/chartex" xmlns:cx1="http://schemas.microsoft.com/office/drawing/2015/9/8/chartex" xmlns:cx2="http://schemas.microsoft.com/office/drawing/2015/10/21/chartex" xmlns:cx3="http://schemas.microsoft.com/office/drawing/2016/5/9/chartex" xmlns:cx4="http://schemas.microsoft.com/office/drawing/2016/5/10/chartex" xmlns:cx5="http://schemas.microsoft.com/office/drawing/2016/5/11/chartex" xmlns:cx6="http://schemas.microsoft.com/office/drawing/2016/5/12/chartex" xmlns:cx7="http://schemas.microsoft.com/office/drawing/2016/5/13/chartex" xmlns:cx8="http://schemas.microsoft.com/office/drawing/2016/5/14/chartex" xmlns:mc="http://schemas.openxmlformats.org/markup-compatibility/2006" xmlns:aink="http://schemas.microsoft.com/office/drawing/2016/ink" xmlns:am3d="http://schemas.microsoft.com/office/drawing/2017/model3d" xmlns:o="urn:schemas-microsoft-com:office:office" xmlns:oel="http://schemas.microsoft.com/office/2019/extlst" xmlns:r="http://schemas.openxmlformats.org/officeDocument/2006/relationships" xmlns:m="http://schemas.openxmlformats.org/officeDocument/2006/math" xmlns:v="urn:schemas-microsoft-com:vml" xmlns:wp14="http://schemas.microsoft.com/office/word/2010/wordprocessingDrawing" xmlns:wp="http://schemas.openxmlformats.org/drawingml/2006/wordprocessingDrawing" xmlns:w10="urn:schemas-microsoft-com:office:word" xmlns:w="http://schemas.openxmlformats.org/wordprocessingml/2006/main" xmlns:w14="http://schemas.microsoft.com/office/word/2010/wordml" xmlns:w15="http://schemas.microsoft.com/office/word/2012/wordml" xmlns:w16cei="http://schemas.microsoft.com/office/word/2026/wordml/cei" xmlns:w16cex="http://schemas.microsoft.com/office/word/2018/wordml/cex" xmlns:w16cid="http://schemas.microsoft.com/office/word/2016/wordml/cid" xmlns:w16="http://schemas.microsoft.com/office/word/2018/wordml" xmlns:w16du="http://schemas.microsoft.com/office/word/2023/wordml/word16du" xmlns:w16sdtdh="http://schemas.microsoft.com/office/word/2020/wordml/sdtdatahash" xmlns:w16sdtfl="http://schemas.microsoft.com/office/word/2024/wordml/sdtformatlock" xmlns:w16se="http://schemas.microsoft.com/office/word/2015/wordml/symex" xmlns:wpg="http://schemas.microsoft.com/office/word/2010/wordprocessingGroup" xmlns:wpi="http://schemas.microsoft.com/office/word/2010/wordprocessingInk" xmlns:wne="http://schemas.microsoft.com/office/word/2006/wordml" xmlns:wps="http://schemas.microsoft.com/office/word/2010/wordprocessingShape" mc:Ignorable="w14 w15 w16se w16cid w16 w16cex w16sdtdh w16sdtfl w16du wp14">
+<w:ftr xmlns:wpc="http://schemas.microsoft.com/office/word/2010/wordprocessingCanvas" xmlns:cx="http://schemas.microsoft.com/office/drawing/2014/chartex" xmlns:cx1="http://schemas.microsoft.com/office/drawing/2015/9/8/chartex" xmlns:cx2="http://schemas.microsoft.com/office/drawing/2015/10/21/chartex" xmlns:cx3="http://schemas.microsoft.com/office/drawing/2016/5/9/chartex" xmlns:cx4="http://schemas.microsoft.com/office/drawing/2016/5/10/chartex" xmlns:cx5="http://schemas.microsoft.com/office/drawing/2016/5/11/chartex" xmlns:cx6="http://schemas.microsoft.com/office/drawing/2016/5/12/chartex" xmlns:cx7="http://schemas.microsoft.com/office/drawing/2016/5/13/chartex" xmlns:cx8="http://schemas.microsoft.com/office/drawing/2016/5/14/chartex" xmlns:mc="http://schemas.openxmlformats.org/markup-compatibility/2006" xmlns:m="http://schemas.openxmlformats.org/officeDocument/2006/math" xmlns:aink="http://schemas.microsoft.com/office/drawing/2016/ink" xmlns:am3d="http://schemas.microsoft.com/office/drawing/2017/model3d" xmlns:oel="http://schemas.microsoft.com/office/2019/extlst" xmlns:r="http://schemas.openxmlformats.org/officeDocument/2006/relationships" xmlns:wp14="http://schemas.microsoft.com/office/word/2010/wordprocessingDrawing" xmlns:wp="http://schemas.openxmlformats.org/drawingml/2006/wordprocessingDrawing" xmlns:wpg="http://schemas.microsoft.com/office/word/2010/wordprocessingGroup" xmlns:wpi="http://schemas.microsoft.com/office/word/2010/wordprocessingInk" xmlns:wps="http://schemas.microsoft.com/office/word/2010/wordprocessingShape" xmlns:o="urn:schemas-microsoft-com:office:office" xmlns:v="urn:schemas-microsoft-com:vml" xmlns:w10="urn:schemas-microsoft-com:office:word" xmlns:w="http://schemas.openxmlformats.org/wordprocessingml/2006/main" xmlns:w14="http://schemas.microsoft.com/office/word/2010/wordml" xmlns:w15="http://schemas.microsoft.com/office/word/2012/wordml" xmlns:w16cei="http://schemas.microsoft.com/office/word/2026/wordml/cei" xmlns:w16cex="http://schemas.microsoft.com/office/word/2018/wordml/cex" xmlns:w16cid="http://schemas.microsoft.com/office/word/2016/wordml/cid" xmlns:w16="http://schemas.microsoft.com/office/word/2018/wordml" xmlns:w16sdtdh="http://schemas.microsoft.com/office/word/2020/wordml/sdtdatahash" xmlns:w16sdtfl="http://schemas.microsoft.com/office/word/2024/wordml/sdtformatlock" xmlns:w16se="http://schemas.microsoft.com/office/word/2015/wordml/symex" xmlns:w16du="http://schemas.microsoft.com/office/word/2023/wordml/word16du" xmlns:wne="http://schemas.microsoft.com/office/word/2006/wordml" mc:Ignorable="w14 w15 w16se w16cid w16 w16cex w16sdtdh w16sdtfl w16du wp14">
   <w:p>
     <w:pPr>
       <w:pStyle w:val="Footer"/>
@@ -8034,7 +8209,7 @@
 </file>
 
 <file path=word/footer4.xml><?xml version="1.0" encoding="utf-8"?>
-<w:ftr xmlns:wpc="http://schemas.microsoft.com/office/word/2010/wordprocessingCanvas" xmlns:cx="http://schemas.microsoft.com/office/drawing/2014/chartex" xmlns:cx1="http://schemas.microsoft.com/office/drawing/2015/9/8/chartex" xmlns:cx2="http://schemas.microsoft.com/office/drawing/2015/10/21/chartex" xmlns:cx3="http://schemas.microsoft.com/office/drawing/2016/5/9/chartex" xmlns:cx4="http://schemas.microsoft.com/office/drawing/2016/5/10/chartex" xmlns:cx5="http://schemas.microsoft.com/office/drawing/2016/5/11/chartex" xmlns:cx6="http://schemas.microsoft.com/office/drawing/2016/5/12/chartex" xmlns:cx7="http://schemas.microsoft.com/office/drawing/2016/5/13/chartex" xmlns:cx8="http://schemas.microsoft.com/office/drawing/2016/5/14/chartex" xmlns:mc="http://schemas.openxmlformats.org/markup-compatibility/2006" xmlns:aink="http://schemas.microsoft.com/office/drawing/2016/ink" xmlns:am3d="http://schemas.microsoft.com/office/drawing/2017/model3d" xmlns:o="urn:schemas-microsoft-com:office:office" xmlns:oel="http://schemas.microsoft.com/office/2019/extlst" xmlns:r="http://schemas.openxmlformats.org/officeDocument/2006/relationships" xmlns:m="http://schemas.openxmlformats.org/officeDocument/2006/math" xmlns:v="urn:schemas-microsoft-com:vml" xmlns:wp14="http://schemas.microsoft.com/office/word/2010/wordprocessingDrawing" xmlns:wp="http://schemas.openxmlformats.org/drawingml/2006/wordprocessingDrawing" xmlns:w10="urn:schemas-microsoft-com:office:word" xmlns:w="http://schemas.openxmlformats.org/wordprocessingml/2006/main" xmlns:w14="http://schemas.microsoft.com/office/word/2010/wordml" xmlns:w15="http://schemas.microsoft.com/office/word/2012/wordml" xmlns:w16cei="http://schemas.microsoft.com/office/word/2026/wordml/cei" xmlns:w16cex="http://schemas.microsoft.com/office/word/2018/wordml/cex" xmlns:w16cid="http://schemas.microsoft.com/office/word/2016/wordml/cid" xmlns:w16="http://schemas.microsoft.com/office/word/2018/wordml" xmlns:w16du="http://schemas.microsoft.com/office/word/2023/wordml/word16du" xmlns:w16sdtdh="http://schemas.microsoft.com/office/word/2020/wordml/sdtdatahash" xmlns:w16sdtfl="http://schemas.microsoft.com/office/word/2024/wordml/sdtformatlock" xmlns:w16se="http://schemas.microsoft.com/office/word/2015/wordml/symex" xmlns:wpg="http://schemas.microsoft.com/office/word/2010/wordprocessingGroup" xmlns:wpi="http://schemas.microsoft.com/office/word/2010/wordprocessingInk" xmlns:wne="http://schemas.microsoft.com/office/word/2006/wordml" xmlns:wps="http://schemas.microsoft.com/office/word/2010/wordprocessingShape" mc:Ignorable="w14 w15 w16se w16cid w16 w16cex w16sdtdh w16sdtfl w16du wp14">
+<w:ftr xmlns:wpc="http://schemas.microsoft.com/office/word/2010/wordprocessingCanvas" xmlns:cx="http://schemas.microsoft.com/office/drawing/2014/chartex" xmlns:cx1="http://schemas.microsoft.com/office/drawing/2015/9/8/chartex" xmlns:cx2="http://schemas.microsoft.com/office/drawing/2015/10/21/chartex" xmlns:cx3="http://schemas.microsoft.com/office/drawing/2016/5/9/chartex" xmlns:cx4="http://schemas.microsoft.com/office/drawing/2016/5/10/chartex" xmlns:cx5="http://schemas.microsoft.com/office/drawing/2016/5/11/chartex" xmlns:cx6="http://schemas.microsoft.com/office/drawing/2016/5/12/chartex" xmlns:cx7="http://schemas.microsoft.com/office/drawing/2016/5/13/chartex" xmlns:cx8="http://schemas.microsoft.com/office/drawing/2016/5/14/chartex" xmlns:mc="http://schemas.openxmlformats.org/markup-compatibility/2006" xmlns:m="http://schemas.openxmlformats.org/officeDocument/2006/math" xmlns:aink="http://schemas.microsoft.com/office/drawing/2016/ink" xmlns:am3d="http://schemas.microsoft.com/office/drawing/2017/model3d" xmlns:oel="http://schemas.microsoft.com/office/2019/extlst" xmlns:r="http://schemas.openxmlformats.org/officeDocument/2006/relationships" xmlns:wp14="http://schemas.microsoft.com/office/word/2010/wordprocessingDrawing" xmlns:wp="http://schemas.openxmlformats.org/drawingml/2006/wordprocessingDrawing" xmlns:wpg="http://schemas.microsoft.com/office/word/2010/wordprocessingGroup" xmlns:wpi="http://schemas.microsoft.com/office/word/2010/wordprocessingInk" xmlns:wps="http://schemas.microsoft.com/office/word/2010/wordprocessingShape" xmlns:o="urn:schemas-microsoft-com:office:office" xmlns:v="urn:schemas-microsoft-com:vml" xmlns:w10="urn:schemas-microsoft-com:office:word" xmlns:w="http://schemas.openxmlformats.org/wordprocessingml/2006/main" xmlns:w14="http://schemas.microsoft.com/office/word/2010/wordml" xmlns:w15="http://schemas.microsoft.com/office/word/2012/wordml" xmlns:w16cei="http://schemas.microsoft.com/office/word/2026/wordml/cei" xmlns:w16cex="http://schemas.microsoft.com/office/word/2018/wordml/cex" xmlns:w16cid="http://schemas.microsoft.com/office/word/2016/wordml/cid" xmlns:w16="http://schemas.microsoft.com/office/word/2018/wordml" xmlns:w16sdtdh="http://schemas.microsoft.com/office/word/2020/wordml/sdtdatahash" xmlns:w16sdtfl="http://schemas.microsoft.com/office/word/2024/wordml/sdtformatlock" xmlns:w16se="http://schemas.microsoft.com/office/word/2015/wordml/symex" xmlns:w16du="http://schemas.microsoft.com/office/word/2023/wordml/word16du" xmlns:wne="http://schemas.microsoft.com/office/word/2006/wordml" mc:Ignorable="w14 w15 w16se w16cid w16 w16cex w16sdtdh w16sdtfl w16du wp14">
   <w:sdt>
     <w:sdtPr>
       <w:rPr>
@@ -8099,7 +8274,7 @@
 </file>
 
 <file path=word/footer5.xml><?xml version="1.0" encoding="utf-8"?>
-<w:ftr xmlns:wpc="http://schemas.microsoft.com/office/word/2010/wordprocessingCanvas" xmlns:cx="http://schemas.microsoft.com/office/drawing/2014/chartex" xmlns:cx1="http://schemas.microsoft.com/office/drawing/2015/9/8/chartex" xmlns:cx2="http://schemas.microsoft.com/office/drawing/2015/10/21/chartex" xmlns:cx3="http://schemas.microsoft.com/office/drawing/2016/5/9/chartex" xmlns:cx4="http://schemas.microsoft.com/office/drawing/2016/5/10/chartex" xmlns:cx5="http://schemas.microsoft.com/office/drawing/2016/5/11/chartex" xmlns:cx6="http://schemas.microsoft.com/office/drawing/2016/5/12/chartex" xmlns:cx7="http://schemas.microsoft.com/office/drawing/2016/5/13/chartex" xmlns:cx8="http://schemas.microsoft.com/office/drawing/2016/5/14/chartex" xmlns:mc="http://schemas.openxmlformats.org/markup-compatibility/2006" xmlns:aink="http://schemas.microsoft.com/office/drawing/2016/ink" xmlns:am3d="http://schemas.microsoft.com/office/drawing/2017/model3d" xmlns:o="urn:schemas-microsoft-com:office:office" xmlns:oel="http://schemas.microsoft.com/office/2019/extlst" xmlns:r="http://schemas.openxmlformats.org/officeDocument/2006/relationships" xmlns:m="http://schemas.openxmlformats.org/officeDocument/2006/math" xmlns:v="urn:schemas-microsoft-com:vml" xmlns:wp14="http://schemas.microsoft.com/office/word/2010/wordprocessingDrawing" xmlns:wp="http://schemas.openxmlformats.org/drawingml/2006/wordprocessingDrawing" xmlns:w10="urn:schemas-microsoft-com:office:word" xmlns:w="http://schemas.openxmlformats.org/wordprocessingml/2006/main" xmlns:w14="http://schemas.microsoft.com/office/word/2010/wordml" xmlns:w15="http://schemas.microsoft.com/office/word/2012/wordml" xmlns:w16cei="http://schemas.microsoft.com/office/word/2026/wordml/cei" xmlns:w16cex="http://schemas.microsoft.com/office/word/2018/wordml/cex" xmlns:w16cid="http://schemas.microsoft.com/office/word/2016/wordml/cid" xmlns:w16="http://schemas.microsoft.com/office/word/2018/wordml" xmlns:w16du="http://schemas.microsoft.com/office/word/2023/wordml/word16du" xmlns:w16sdtdh="http://schemas.microsoft.com/office/word/2020/wordml/sdtdatahash" xmlns:w16sdtfl="http://schemas.microsoft.com/office/word/2024/wordml/sdtformatlock" xmlns:w16se="http://schemas.microsoft.com/office/word/2015/wordml/symex" xmlns:wpg="http://schemas.microsoft.com/office/word/2010/wordprocessingGroup" xmlns:wpi="http://schemas.microsoft.com/office/word/2010/wordprocessingInk" xmlns:wne="http://schemas.microsoft.com/office/word/2006/wordml" xmlns:wps="http://schemas.microsoft.com/office/word/2010/wordprocessingShape" mc:Ignorable="w14 w15 w16se w16cid w16 w16cex w16sdtdh w16sdtfl w16du wp14">
+<w:ftr xmlns:wpc="http://schemas.microsoft.com/office/word/2010/wordprocessingCanvas" xmlns:cx="http://schemas.microsoft.com/office/drawing/2014/chartex" xmlns:cx1="http://schemas.microsoft.com/office/drawing/2015/9/8/chartex" xmlns:cx2="http://schemas.microsoft.com/office/drawing/2015/10/21/chartex" xmlns:cx3="http://schemas.microsoft.com/office/drawing/2016/5/9/chartex" xmlns:cx4="http://schemas.microsoft.com/office/drawing/2016/5/10/chartex" xmlns:cx5="http://schemas.microsoft.com/office/drawing/2016/5/11/chartex" xmlns:cx6="http://schemas.microsoft.com/office/drawing/2016/5/12/chartex" xmlns:cx7="http://schemas.microsoft.com/office/drawing/2016/5/13/chartex" xmlns:cx8="http://schemas.microsoft.com/office/drawing/2016/5/14/chartex" xmlns:mc="http://schemas.openxmlformats.org/markup-compatibility/2006" xmlns:m="http://schemas.openxmlformats.org/officeDocument/2006/math" xmlns:aink="http://schemas.microsoft.com/office/drawing/2016/ink" xmlns:am3d="http://schemas.microsoft.com/office/drawing/2017/model3d" xmlns:oel="http://schemas.microsoft.com/office/2019/extlst" xmlns:r="http://schemas.openxmlformats.org/officeDocument/2006/relationships" xmlns:wp14="http://schemas.microsoft.com/office/word/2010/wordprocessingDrawing" xmlns:wp="http://schemas.openxmlformats.org/drawingml/2006/wordprocessingDrawing" xmlns:wpg="http://schemas.microsoft.com/office/word/2010/wordprocessingGroup" xmlns:wpi="http://schemas.microsoft.com/office/word/2010/wordprocessingInk" xmlns:wps="http://schemas.microsoft.com/office/word/2010/wordprocessingShape" xmlns:o="urn:schemas-microsoft-com:office:office" xmlns:v="urn:schemas-microsoft-com:vml" xmlns:w10="urn:schemas-microsoft-com:office:word" xmlns:w="http://schemas.openxmlformats.org/wordprocessingml/2006/main" xmlns:w14="http://schemas.microsoft.com/office/word/2010/wordml" xmlns:w15="http://schemas.microsoft.com/office/word/2012/wordml" xmlns:w16cei="http://schemas.microsoft.com/office/word/2026/wordml/cei" xmlns:w16cex="http://schemas.microsoft.com/office/word/2018/wordml/cex" xmlns:w16cid="http://schemas.microsoft.com/office/word/2016/wordml/cid" xmlns:w16="http://schemas.microsoft.com/office/word/2018/wordml" xmlns:w16sdtdh="http://schemas.microsoft.com/office/word/2020/wordml/sdtdatahash" xmlns:w16sdtfl="http://schemas.microsoft.com/office/word/2024/wordml/sdtformatlock" xmlns:w16se="http://schemas.microsoft.com/office/word/2015/wordml/symex" xmlns:w16du="http://schemas.microsoft.com/office/word/2023/wordml/word16du" xmlns:wne="http://schemas.microsoft.com/office/word/2006/wordml" mc:Ignorable="w14 w15 w16se w16cid w16 w16cex w16sdtdh w16sdtfl w16du wp14">
   <w:p>
     <w:pPr>
       <w:pStyle w:val="Footer"/>
@@ -8109,7 +8284,7 @@
 </file>
 
 <file path=word/footnotes.xml><?xml version="1.0" encoding="utf-8"?>
-<w:footnotes xmlns:wpc="http://schemas.microsoft.com/office/word/2010/wordprocessingCanvas" xmlns:cx="http://schemas.microsoft.com/office/drawing/2014/chartex" xmlns:cx1="http://schemas.microsoft.com/office/drawing/2015/9/8/chartex" xmlns:cx2="http://schemas.microsoft.com/office/drawing/2015/10/21/chartex" xmlns:cx3="http://schemas.microsoft.com/office/drawing/2016/5/9/chartex" xmlns:cx4="http://schemas.microsoft.com/office/drawing/2016/5/10/chartex" xmlns:cx5="http://schemas.microsoft.com/office/drawing/2016/5/11/chartex" xmlns:cx6="http://schemas.microsoft.com/office/drawing/2016/5/12/chartex" xmlns:cx7="http://schemas.microsoft.com/office/drawing/2016/5/13/chartex" xmlns:cx8="http://schemas.microsoft.com/office/drawing/2016/5/14/chartex" xmlns:mc="http://schemas.openxmlformats.org/markup-compatibility/2006" xmlns:aink="http://schemas.microsoft.com/office/drawing/2016/ink" xmlns:am3d="http://schemas.microsoft.com/office/drawing/2017/model3d" xmlns:o="urn:schemas-microsoft-com:office:office" xmlns:oel="http://schemas.microsoft.com/office/2019/extlst" xmlns:r="http://schemas.openxmlformats.org/officeDocument/2006/relationships" xmlns:m="http://schemas.openxmlformats.org/officeDocument/2006/math" xmlns:v="urn:schemas-microsoft-com:vml" xmlns:wp14="http://schemas.microsoft.com/office/word/2010/wordprocessingDrawing" xmlns:wp="http://schemas.openxmlformats.org/drawingml/2006/wordprocessingDrawing" xmlns:w10="urn:schemas-microsoft-com:office:word" xmlns:w="http://schemas.openxmlformats.org/wordprocessingml/2006/main" xmlns:w14="http://schemas.microsoft.com/office/word/2010/wordml" xmlns:w15="http://schemas.microsoft.com/office/word/2012/wordml" xmlns:w16cei="http://schemas.microsoft.com/office/word/2026/wordml/cei" xmlns:w16cex="http://schemas.microsoft.com/office/word/2018/wordml/cex" xmlns:w16cid="http://schemas.microsoft.com/office/word/2016/wordml/cid" xmlns:w16="http://schemas.microsoft.com/office/word/2018/wordml" xmlns:w16du="http://schemas.microsoft.com/office/word/2023/wordml/word16du" xmlns:w16sdtdh="http://schemas.microsoft.com/office/word/2020/wordml/sdtdatahash" xmlns:w16sdtfl="http://schemas.microsoft.com/office/word/2024/wordml/sdtformatlock" xmlns:w16se="http://schemas.microsoft.com/office/word/2015/wordml/symex" xmlns:wpg="http://schemas.microsoft.com/office/word/2010/wordprocessingGroup" xmlns:wpi="http://schemas.microsoft.com/office/word/2010/wordprocessingInk" xmlns:wne="http://schemas.microsoft.com/office/word/2006/wordml" xmlns:wps="http://schemas.microsoft.com/office/word/2010/wordprocessingShape" mc:Ignorable="w14 w15 w16se w16cid w16 w16cex w16sdtdh w16sdtfl w16du wp14">
+<w:footnotes xmlns:wpc="http://schemas.microsoft.com/office/word/2010/wordprocessingCanvas" xmlns:cx="http://schemas.microsoft.com/office/drawing/2014/chartex" xmlns:cx1="http://schemas.microsoft.com/office/drawing/2015/9/8/chartex" xmlns:cx2="http://schemas.microsoft.com/office/drawing/2015/10/21/chartex" xmlns:cx3="http://schemas.microsoft.com/office/drawing/2016/5/9/chartex" xmlns:cx4="http://schemas.microsoft.com/office/drawing/2016/5/10/chartex" xmlns:cx5="http://schemas.microsoft.com/office/drawing/2016/5/11/chartex" xmlns:cx6="http://schemas.microsoft.com/office/drawing/2016/5/12/chartex" xmlns:cx7="http://schemas.microsoft.com/office/drawing/2016/5/13/chartex" xmlns:cx8="http://schemas.microsoft.com/office/drawing/2016/5/14/chartex" xmlns:mc="http://schemas.openxmlformats.org/markup-compatibility/2006" xmlns:m="http://schemas.openxmlformats.org/officeDocument/2006/math" xmlns:aink="http://schemas.microsoft.com/office/drawing/2016/ink" xmlns:am3d="http://schemas.microsoft.com/office/drawing/2017/model3d" xmlns:oel="http://schemas.microsoft.com/office/2019/extlst" xmlns:r="http://schemas.openxmlformats.org/officeDocument/2006/relationships" xmlns:wp14="http://schemas.microsoft.com/office/word/2010/wordprocessingDrawing" xmlns:wp="http://schemas.openxmlformats.org/drawingml/2006/wordprocessingDrawing" xmlns:wpg="http://schemas.microsoft.com/office/word/2010/wordprocessingGroup" xmlns:wpi="http://schemas.microsoft.com/office/word/2010/wordprocessingInk" xmlns:wps="http://schemas.microsoft.com/office/word/2010/wordprocessingShape" xmlns:o="urn:schemas-microsoft-com:office:office" xmlns:v="urn:schemas-microsoft-com:vml" xmlns:w10="urn:schemas-microsoft-com:office:word" xmlns:w="http://schemas.openxmlformats.org/wordprocessingml/2006/main" xmlns:w14="http://schemas.microsoft.com/office/word/2010/wordml" xmlns:w15="http://schemas.microsoft.com/office/word/2012/wordml" xmlns:w16cei="http://schemas.microsoft.com/office/word/2026/wordml/cei" xmlns:w16cex="http://schemas.microsoft.com/office/word/2018/wordml/cex" xmlns:w16cid="http://schemas.microsoft.com/office/word/2016/wordml/cid" xmlns:w16="http://schemas.microsoft.com/office/word/2018/wordml" xmlns:w16sdtdh="http://schemas.microsoft.com/office/word/2020/wordml/sdtdatahash" xmlns:w16sdtfl="http://schemas.microsoft.com/office/word/2024/wordml/sdtformatlock" xmlns:w16se="http://schemas.microsoft.com/office/word/2015/wordml/symex" xmlns:w16du="http://schemas.microsoft.com/office/word/2023/wordml/word16du" xmlns:wne="http://schemas.microsoft.com/office/word/2006/wordml" mc:Ignorable="w14 w15 w16se w16cid w16 w16cex w16sdtdh w16sdtfl w16du wp14">
   <w:footnote w:type="separator" w:id="-1">
     <w:p>
       <w:r>
@@ -8128,7 +8303,7 @@
 </file>
 
 <file path=word/header1.xml><?xml version="1.0" encoding="utf-8"?>
-<w:hdr xmlns:wpc="http://schemas.microsoft.com/office/word/2010/wordprocessingCanvas" xmlns:cx="http://schemas.microsoft.com/office/drawing/2014/chartex" xmlns:cx1="http://schemas.microsoft.com/office/drawing/2015/9/8/chartex" xmlns:cx2="http://schemas.microsoft.com/office/drawing/2015/10/21/chartex" xmlns:cx3="http://schemas.microsoft.com/office/drawing/2016/5/9/chartex" xmlns:cx4="http://schemas.microsoft.com/office/drawing/2016/5/10/chartex" xmlns:cx5="http://schemas.microsoft.com/office/drawing/2016/5/11/chartex" xmlns:cx6="http://schemas.microsoft.com/office/drawing/2016/5/12/chartex" xmlns:cx7="http://schemas.microsoft.com/office/drawing/2016/5/13/chartex" xmlns:cx8="http://schemas.microsoft.com/office/drawing/2016/5/14/chartex" xmlns:mc="http://schemas.openxmlformats.org/markup-compatibility/2006" xmlns:aink="http://schemas.microsoft.com/office/drawing/2016/ink" xmlns:am3d="http://schemas.microsoft.com/office/drawing/2017/model3d" xmlns:o="urn:schemas-microsoft-com:office:office" xmlns:oel="http://schemas.microsoft.com/office/2019/extlst" xmlns:r="http://schemas.openxmlformats.org/officeDocument/2006/relationships" xmlns:m="http://schemas.openxmlformats.org/officeDocument/2006/math" xmlns:v="urn:schemas-microsoft-com:vml" xmlns:wp14="http://schemas.microsoft.com/office/word/2010/wordprocessingDrawing" xmlns:wp="http://schemas.openxmlformats.org/drawingml/2006/wordprocessingDrawing" xmlns:w10="urn:schemas-microsoft-com:office:word" xmlns:w="http://schemas.openxmlformats.org/wordprocessingml/2006/main" xmlns:w14="http://schemas.microsoft.com/office/word/2010/wordml" xmlns:w15="http://schemas.microsoft.com/office/word/2012/wordml" xmlns:w16cei="http://schemas.microsoft.com/office/word/2026/wordml/cei" xmlns:w16cex="http://schemas.microsoft.com/office/word/2018/wordml/cex" xmlns:w16cid="http://schemas.microsoft.com/office/word/2016/wordml/cid" xmlns:w16="http://schemas.microsoft.com/office/word/2018/wordml" xmlns:w16du="http://schemas.microsoft.com/office/word/2023/wordml/word16du" xmlns:w16sdtdh="http://schemas.microsoft.com/office/word/2020/wordml/sdtdatahash" xmlns:w16sdtfl="http://schemas.microsoft.com/office/word/2024/wordml/sdtformatlock" xmlns:w16se="http://schemas.microsoft.com/office/word/2015/wordml/symex" xmlns:wpg="http://schemas.microsoft.com/office/word/2010/wordprocessingGroup" xmlns:wpi="http://schemas.microsoft.com/office/word/2010/wordprocessingInk" xmlns:wne="http://schemas.microsoft.com/office/word/2006/wordml" xmlns:wps="http://schemas.microsoft.com/office/word/2010/wordprocessingShape" mc:Ignorable="w14 w15 w16se w16cid w16 w16cex w16sdtdh w16sdtfl w16du wp14">
+<w:hdr xmlns:wpc="http://schemas.microsoft.com/office/word/2010/wordprocessingCanvas" xmlns:cx="http://schemas.microsoft.com/office/drawing/2014/chartex" xmlns:cx1="http://schemas.microsoft.com/office/drawing/2015/9/8/chartex" xmlns:cx2="http://schemas.microsoft.com/office/drawing/2015/10/21/chartex" xmlns:cx3="http://schemas.microsoft.com/office/drawing/2016/5/9/chartex" xmlns:cx4="http://schemas.microsoft.com/office/drawing/2016/5/10/chartex" xmlns:cx5="http://schemas.microsoft.com/office/drawing/2016/5/11/chartex" xmlns:cx6="http://schemas.microsoft.com/office/drawing/2016/5/12/chartex" xmlns:cx7="http://schemas.microsoft.com/office/drawing/2016/5/13/chartex" xmlns:cx8="http://schemas.microsoft.com/office/drawing/2016/5/14/chartex" xmlns:mc="http://schemas.openxmlformats.org/markup-compatibility/2006" xmlns:m="http://schemas.openxmlformats.org/officeDocument/2006/math" xmlns:aink="http://schemas.microsoft.com/office/drawing/2016/ink" xmlns:am3d="http://schemas.microsoft.com/office/drawing/2017/model3d" xmlns:oel="http://schemas.microsoft.com/office/2019/extlst" xmlns:r="http://schemas.openxmlformats.org/officeDocument/2006/relationships" xmlns:wp14="http://schemas.microsoft.com/office/word/2010/wordprocessingDrawing" xmlns:wp="http://schemas.openxmlformats.org/drawingml/2006/wordprocessingDrawing" xmlns:wpg="http://schemas.microsoft.com/office/word/2010/wordprocessingGroup" xmlns:wpi="http://schemas.microsoft.com/office/word/2010/wordprocessingInk" xmlns:wps="http://schemas.microsoft.com/office/word/2010/wordprocessingShape" xmlns:o="urn:schemas-microsoft-com:office:office" xmlns:v="urn:schemas-microsoft-com:vml" xmlns:w10="urn:schemas-microsoft-com:office:word" xmlns:w="http://schemas.openxmlformats.org/wordprocessingml/2006/main" xmlns:w14="http://schemas.microsoft.com/office/word/2010/wordml" xmlns:w15="http://schemas.microsoft.com/office/word/2012/wordml" xmlns:w16cei="http://schemas.microsoft.com/office/word/2026/wordml/cei" xmlns:w16cex="http://schemas.microsoft.com/office/word/2018/wordml/cex" xmlns:w16cid="http://schemas.microsoft.com/office/word/2016/wordml/cid" xmlns:w16="http://schemas.microsoft.com/office/word/2018/wordml" xmlns:w16sdtdh="http://schemas.microsoft.com/office/word/2020/wordml/sdtdatahash" xmlns:w16sdtfl="http://schemas.microsoft.com/office/word/2024/wordml/sdtformatlock" xmlns:w16se="http://schemas.microsoft.com/office/word/2015/wordml/symex" xmlns:w16du="http://schemas.microsoft.com/office/word/2023/wordml/word16du" xmlns:wne="http://schemas.microsoft.com/office/word/2006/wordml" mc:Ignorable="w14 w15 w16se w16cid w16 w16cex w16sdtdh w16sdtfl w16du wp14">
   <w:p>
     <w:pPr>
       <w:pStyle w:val="Header"/>
@@ -8138,7 +8313,7 @@
 </file>
 
 <file path=word/header2.xml><?xml version="1.0" encoding="utf-8"?>
-<w:hdr xmlns:wpc="http://schemas.microsoft.com/office/word/2010/wordprocessingCanvas" xmlns:cx="http://schemas.microsoft.com/office/drawing/2014/chartex" xmlns:cx1="http://schemas.microsoft.com/office/drawing/2015/9/8/chartex" xmlns:cx2="http://schemas.microsoft.com/office/drawing/2015/10/21/chartex" xmlns:cx3="http://schemas.microsoft.com/office/drawing/2016/5/9/chartex" xmlns:cx4="http://schemas.microsoft.com/office/drawing/2016/5/10/chartex" xmlns:cx5="http://schemas.microsoft.com/office/drawing/2016/5/11/chartex" xmlns:cx6="http://schemas.microsoft.com/office/drawing/2016/5/12/chartex" xmlns:cx7="http://schemas.microsoft.com/office/drawing/2016/5/13/chartex" xmlns:cx8="http://schemas.microsoft.com/office/drawing/2016/5/14/chartex" xmlns:mc="http://schemas.openxmlformats.org/markup-compatibility/2006" xmlns:aink="http://schemas.microsoft.com/office/drawing/2016/ink" xmlns:am3d="http://schemas.microsoft.com/office/drawing/2017/model3d" xmlns:o="urn:schemas-microsoft-com:office:office" xmlns:oel="http://schemas.microsoft.com/office/2019/extlst" xmlns:r="http://schemas.openxmlformats.org/officeDocument/2006/relationships" xmlns:m="http://schemas.openxmlformats.org/officeDocument/2006/math" xmlns:v="urn:schemas-microsoft-com:vml" xmlns:wp14="http://schemas.microsoft.com/office/word/2010/wordprocessingDrawing" xmlns:wp="http://schemas.openxmlformats.org/drawingml/2006/wordprocessingDrawing" xmlns:w10="urn:schemas-microsoft-com:office:word" xmlns:w="http://schemas.openxmlformats.org/wordprocessingml/2006/main" xmlns:w14="http://schemas.microsoft.com/office/word/2010/wordml" xmlns:w15="http://schemas.microsoft.com/office/word/2012/wordml" xmlns:w16cei="http://schemas.microsoft.com/office/word/2026/wordml/cei" xmlns:w16cex="http://schemas.microsoft.com/office/word/2018/wordml/cex" xmlns:w16cid="http://schemas.microsoft.com/office/word/2016/wordml/cid" xmlns:w16="http://schemas.microsoft.com/office/word/2018/wordml" xmlns:w16du="http://schemas.microsoft.com/office/word/2023/wordml/word16du" xmlns:w16sdtdh="http://schemas.microsoft.com/office/word/2020/wordml/sdtdatahash" xmlns:w16sdtfl="http://schemas.microsoft.com/office/word/2024/wordml/sdtformatlock" xmlns:w16se="http://schemas.microsoft.com/office/word/2015/wordml/symex" xmlns:wpg="http://schemas.microsoft.com/office/word/2010/wordprocessingGroup" xmlns:wpi="http://schemas.microsoft.com/office/word/2010/wordprocessingInk" xmlns:wne="http://schemas.microsoft.com/office/word/2006/wordml" xmlns:wps="http://schemas.microsoft.com/office/word/2010/wordprocessingShape" mc:Ignorable="w14 w15 w16se w16cid w16 w16cex w16sdtdh w16sdtfl w16du wp14">
+<w:hdr xmlns:wpc="http://schemas.microsoft.com/office/word/2010/wordprocessingCanvas" xmlns:cx="http://schemas.microsoft.com/office/drawing/2014/chartex" xmlns:cx1="http://schemas.microsoft.com/office/drawing/2015/9/8/chartex" xmlns:cx2="http://schemas.microsoft.com/office/drawing/2015/10/21/chartex" xmlns:cx3="http://schemas.microsoft.com/office/drawing/2016/5/9/chartex" xmlns:cx4="http://schemas.microsoft.com/office/drawing/2016/5/10/chartex" xmlns:cx5="http://schemas.microsoft.com/office/drawing/2016/5/11/chartex" xmlns:cx6="http://schemas.microsoft.com/office/drawing/2016/5/12/chartex" xmlns:cx7="http://schemas.microsoft.com/office/drawing/2016/5/13/chartex" xmlns:cx8="http://schemas.microsoft.com/office/drawing/2016/5/14/chartex" xmlns:mc="http://schemas.openxmlformats.org/markup-compatibility/2006" xmlns:m="http://schemas.openxmlformats.org/officeDocument/2006/math" xmlns:aink="http://schemas.microsoft.com/office/drawing/2016/ink" xmlns:am3d="http://schemas.microsoft.com/office/drawing/2017/model3d" xmlns:oel="http://schemas.microsoft.com/office/2019/extlst" xmlns:r="http://schemas.openxmlformats.org/officeDocument/2006/relationships" xmlns:wp14="http://schemas.microsoft.com/office/word/2010/wordprocessingDrawing" xmlns:wp="http://schemas.openxmlformats.org/drawingml/2006/wordprocessingDrawing" xmlns:wpg="http://schemas.microsoft.com/office/word/2010/wordprocessingGroup" xmlns:wpi="http://schemas.microsoft.com/office/word/2010/wordprocessingInk" xmlns:wps="http://schemas.microsoft.com/office/word/2010/wordprocessingShape" xmlns:o="urn:schemas-microsoft-com:office:office" xmlns:v="urn:schemas-microsoft-com:vml" xmlns:w10="urn:schemas-microsoft-com:office:word" xmlns:w="http://schemas.openxmlformats.org/wordprocessingml/2006/main" xmlns:w14="http://schemas.microsoft.com/office/word/2010/wordml" xmlns:w15="http://schemas.microsoft.com/office/word/2012/wordml" xmlns:w16cei="http://schemas.microsoft.com/office/word/2026/wordml/cei" xmlns:w16cex="http://schemas.microsoft.com/office/word/2018/wordml/cex" xmlns:w16cid="http://schemas.microsoft.com/office/word/2016/wordml/cid" xmlns:w16="http://schemas.microsoft.com/office/word/2018/wordml" xmlns:w16sdtdh="http://schemas.microsoft.com/office/word/2020/wordml/sdtdatahash" xmlns:w16sdtfl="http://schemas.microsoft.com/office/word/2024/wordml/sdtformatlock" xmlns:w16se="http://schemas.microsoft.com/office/word/2015/wordml/symex" xmlns:w16du="http://schemas.microsoft.com/office/word/2023/wordml/word16du" xmlns:wne="http://schemas.microsoft.com/office/word/2006/wordml" mc:Ignorable="w14 w15 w16se w16cid w16 w16cex w16sdtdh w16sdtfl w16du wp14">
   <w:p>
     <w:pPr>
       <w:pStyle w:val="Header"/>
@@ -8148,7 +8323,7 @@
 </file>
 
 <file path=word/header3.xml><?xml version="1.0" encoding="utf-8"?>
-<w:hdr xmlns:wpc="http://schemas.microsoft.com/office/word/2010/wordprocessingCanvas" xmlns:cx="http://schemas.microsoft.com/office/drawing/2014/chartex" xmlns:cx1="http://schemas.microsoft.com/office/drawing/2015/9/8/chartex" xmlns:cx2="http://schemas.microsoft.com/office/drawing/2015/10/21/chartex" xmlns:cx3="http://schemas.microsoft.com/office/drawing/2016/5/9/chartex" xmlns:cx4="http://schemas.microsoft.com/office/drawing/2016/5/10/chartex" xmlns:cx5="http://schemas.microsoft.com/office/drawing/2016/5/11/chartex" xmlns:cx6="http://schemas.microsoft.com/office/drawing/2016/5/12/chartex" xmlns:cx7="http://schemas.microsoft.com/office/drawing/2016/5/13/chartex" xmlns:cx8="http://schemas.microsoft.com/office/drawing/2016/5/14/chartex" xmlns:mc="http://schemas.openxmlformats.org/markup-compatibility/2006" xmlns:aink="http://schemas.microsoft.com/office/drawing/2016/ink" xmlns:am3d="http://schemas.microsoft.com/office/drawing/2017/model3d" xmlns:o="urn:schemas-microsoft-com:office:office" xmlns:oel="http://schemas.microsoft.com/office/2019/extlst" xmlns:r="http://schemas.openxmlformats.org/officeDocument/2006/relationships" xmlns:m="http://schemas.openxmlformats.org/officeDocument/2006/math" xmlns:v="urn:schemas-microsoft-com:vml" xmlns:wp14="http://schemas.microsoft.com/office/word/2010/wordprocessingDrawing" xmlns:wp="http://schemas.openxmlformats.org/drawingml/2006/wordprocessingDrawing" xmlns:w10="urn:schemas-microsoft-com:office:word" xmlns:w="http://schemas.openxmlformats.org/wordprocessingml/2006/main" xmlns:w14="http://schemas.microsoft.com/office/word/2010/wordml" xmlns:w15="http://schemas.microsoft.com/office/word/2012/wordml" xmlns:w16cei="http://schemas.microsoft.com/office/word/2026/wordml/cei" xmlns:w16cex="http://schemas.microsoft.com/office/word/2018/wordml/cex" xmlns:w16cid="http://schemas.microsoft.com/office/word/2016/wordml/cid" xmlns:w16="http://schemas.microsoft.com/office/word/2018/wordml" xmlns:w16du="http://schemas.microsoft.com/office/word/2023/wordml/word16du" xmlns:w16sdtdh="http://schemas.microsoft.com/office/word/2020/wordml/sdtdatahash" xmlns:w16sdtfl="http://schemas.microsoft.com/office/word/2024/wordml/sdtformatlock" xmlns:w16se="http://schemas.microsoft.com/office/word/2015/wordml/symex" xmlns:wpg="http://schemas.microsoft.com/office/word/2010/wordprocessingGroup" xmlns:wpi="http://schemas.microsoft.com/office/word/2010/wordprocessingInk" xmlns:wne="http://schemas.microsoft.com/office/word/2006/wordml" xmlns:wps="http://schemas.microsoft.com/office/word/2010/wordprocessingShape" mc:Ignorable="w14 w15 w16se w16cid w16 w16cex w16sdtdh w16sdtfl w16du wp14">
+<w:hdr xmlns:wpc="http://schemas.microsoft.com/office/word/2010/wordprocessingCanvas" xmlns:cx="http://schemas.microsoft.com/office/drawing/2014/chartex" xmlns:cx1="http://schemas.microsoft.com/office/drawing/2015/9/8/chartex" xmlns:cx2="http://schemas.microsoft.com/office/drawing/2015/10/21/chartex" xmlns:cx3="http://schemas.microsoft.com/office/drawing/2016/5/9/chartex" xmlns:cx4="http://schemas.microsoft.com/office/drawing/2016/5/10/chartex" xmlns:cx5="http://schemas.microsoft.com/office/drawing/2016/5/11/chartex" xmlns:cx6="http://schemas.microsoft.com/office/drawing/2016/5/12/chartex" xmlns:cx7="http://schemas.microsoft.com/office/drawing/2016/5/13/chartex" xmlns:cx8="http://schemas.microsoft.com/office/drawing/2016/5/14/chartex" xmlns:mc="http://schemas.openxmlformats.org/markup-compatibility/2006" xmlns:m="http://schemas.openxmlformats.org/officeDocument/2006/math" xmlns:aink="http://schemas.microsoft.com/office/drawing/2016/ink" xmlns:am3d="http://schemas.microsoft.com/office/drawing/2017/model3d" xmlns:oel="http://schemas.microsoft.com/office/2019/extlst" xmlns:r="http://schemas.openxmlformats.org/officeDocument/2006/relationships" xmlns:wp14="http://schemas.microsoft.com/office/word/2010/wordprocessingDrawing" xmlns:wp="http://schemas.openxmlformats.org/drawingml/2006/wordprocessingDrawing" xmlns:wpg="http://schemas.microsoft.com/office/word/2010/wordprocessingGroup" xmlns:wpi="http://schemas.microsoft.com/office/word/2010/wordprocessingInk" xmlns:wps="http://schemas.microsoft.com/office/word/2010/wordprocessingShape" xmlns:o="urn:schemas-microsoft-com:office:office" xmlns:v="urn:schemas-microsoft-com:vml" xmlns:w10="urn:schemas-microsoft-com:office:word" xmlns:w="http://schemas.openxmlformats.org/wordprocessingml/2006/main" xmlns:w14="http://schemas.microsoft.com/office/word/2010/wordml" xmlns:w15="http://schemas.microsoft.com/office/word/2012/wordml" xmlns:w16cei="http://schemas.microsoft.com/office/word/2026/wordml/cei" xmlns:w16cex="http://schemas.microsoft.com/office/word/2018/wordml/cex" xmlns:w16cid="http://schemas.microsoft.com/office/word/2016/wordml/cid" xmlns:w16="http://schemas.microsoft.com/office/word/2018/wordml" xmlns:w16sdtdh="http://schemas.microsoft.com/office/word/2020/wordml/sdtdatahash" xmlns:w16sdtfl="http://schemas.microsoft.com/office/word/2024/wordml/sdtformatlock" xmlns:w16se="http://schemas.microsoft.com/office/word/2015/wordml/symex" xmlns:w16du="http://schemas.microsoft.com/office/word/2023/wordml/word16du" xmlns:wne="http://schemas.microsoft.com/office/word/2006/wordml" mc:Ignorable="w14 w15 w16se w16cid w16 w16cex w16sdtdh w16sdtfl w16du wp14">
   <w:p>
     <w:pPr>
       <w:pStyle w:val="Header"/>
@@ -8158,7 +8333,7 @@
 </file>
 
 <file path=word/header4.xml><?xml version="1.0" encoding="utf-8"?>
-<w:hdr xmlns:wpc="http://schemas.microsoft.com/office/word/2010/wordprocessingCanvas" xmlns:cx="http://schemas.microsoft.com/office/drawing/2014/chartex" xmlns:cx1="http://schemas.microsoft.com/office/drawing/2015/9/8/chartex" xmlns:cx2="http://schemas.microsoft.com/office/drawing/2015/10/21/chartex" xmlns:cx3="http://schemas.microsoft.com/office/drawing/2016/5/9/chartex" xmlns:cx4="http://schemas.microsoft.com/office/drawing/2016/5/10/chartex" xmlns:cx5="http://schemas.microsoft.com/office/drawing/2016/5/11/chartex" xmlns:cx6="http://schemas.microsoft.com/office/drawing/2016/5/12/chartex" xmlns:cx7="http://schemas.microsoft.com/office/drawing/2016/5/13/chartex" xmlns:cx8="http://schemas.microsoft.com/office/drawing/2016/5/14/chartex" xmlns:mc="http://schemas.openxmlformats.org/markup-compatibility/2006" xmlns:aink="http://schemas.microsoft.com/office/drawing/2016/ink" xmlns:am3d="http://schemas.microsoft.com/office/drawing/2017/model3d" xmlns:o="urn:schemas-microsoft-com:office:office" xmlns:oel="http://schemas.microsoft.com/office/2019/extlst" xmlns:r="http://schemas.openxmlformats.org/officeDocument/2006/relationships" xmlns:m="http://schemas.openxmlformats.org/officeDocument/2006/math" xmlns:v="urn:schemas-microsoft-com:vml" xmlns:wp14="http://schemas.microsoft.com/office/word/2010/wordprocessingDrawing" xmlns:wp="http://schemas.openxmlformats.org/drawingml/2006/wordprocessingDrawing" xmlns:w10="urn:schemas-microsoft-com:office:word" xmlns:w="http://schemas.openxmlformats.org/wordprocessingml/2006/main" xmlns:w14="http://schemas.microsoft.com/office/word/2010/wordml" xmlns:w15="http://schemas.microsoft.com/office/word/2012/wordml" xmlns:w16cei="http://schemas.microsoft.com/office/word/2026/wordml/cei" xmlns:w16cex="http://schemas.microsoft.com/office/word/2018/wordml/cex" xmlns:w16cid="http://schemas.microsoft.com/office/word/2016/wordml/cid" xmlns:w16="http://schemas.microsoft.com/office/word/2018/wordml" xmlns:w16du="http://schemas.microsoft.com/office/word/2023/wordml/word16du" xmlns:w16sdtdh="http://schemas.microsoft.com/office/word/2020/wordml/sdtdatahash" xmlns:w16sdtfl="http://schemas.microsoft.com/office/word/2024/wordml/sdtformatlock" xmlns:w16se="http://schemas.microsoft.com/office/word/2015/wordml/symex" xmlns:wpg="http://schemas.microsoft.com/office/word/2010/wordprocessingGroup" xmlns:wpi="http://schemas.microsoft.com/office/word/2010/wordprocessingInk" xmlns:wne="http://schemas.microsoft.com/office/word/2006/wordml" xmlns:wps="http://schemas.microsoft.com/office/word/2010/wordprocessingShape" mc:Ignorable="w14 w15 w16se w16cid w16 w16cex w16sdtdh w16sdtfl w16du wp14">
+<w:hdr xmlns:wpc="http://schemas.microsoft.com/office/word/2010/wordprocessingCanvas" xmlns:cx="http://schemas.microsoft.com/office/drawing/2014/chartex" xmlns:cx1="http://schemas.microsoft.com/office/drawing/2015/9/8/chartex" xmlns:cx2="http://schemas.microsoft.com/office/drawing/2015/10/21/chartex" xmlns:cx3="http://schemas.microsoft.com/office/drawing/2016/5/9/chartex" xmlns:cx4="http://schemas.microsoft.com/office/drawing/2016/5/10/chartex" xmlns:cx5="http://schemas.microsoft.com/office/drawing/2016/5/11/chartex" xmlns:cx6="http://schemas.microsoft.com/office/drawing/2016/5/12/chartex" xmlns:cx7="http://schemas.microsoft.com/office/drawing/2016/5/13/chartex" xmlns:cx8="http://schemas.microsoft.com/office/drawing/2016/5/14/chartex" xmlns:mc="http://schemas.openxmlformats.org/markup-compatibility/2006" xmlns:m="http://schemas.openxmlformats.org/officeDocument/2006/math" xmlns:aink="http://schemas.microsoft.com/office/drawing/2016/ink" xmlns:am3d="http://schemas.microsoft.com/office/drawing/2017/model3d" xmlns:oel="http://schemas.microsoft.com/office/2019/extlst" xmlns:r="http://schemas.openxmlformats.org/officeDocument/2006/relationships" xmlns:wp14="http://schemas.microsoft.com/office/word/2010/wordprocessingDrawing" xmlns:wp="http://schemas.openxmlformats.org/drawingml/2006/wordprocessingDrawing" xmlns:wpg="http://schemas.microsoft.com/office/word/2010/wordprocessingGroup" xmlns:wpi="http://schemas.microsoft.com/office/word/2010/wordprocessingInk" xmlns:wps="http://schemas.microsoft.com/office/word/2010/wordprocessingShape" xmlns:o="urn:schemas-microsoft-com:office:office" xmlns:v="urn:schemas-microsoft-com:vml" xmlns:w10="urn:schemas-microsoft-com:office:word" xmlns:w="http://schemas.openxmlformats.org/wordprocessingml/2006/main" xmlns:w14="http://schemas.microsoft.com/office/word/2010/wordml" xmlns:w15="http://schemas.microsoft.com/office/word/2012/wordml" xmlns:w16cei="http://schemas.microsoft.com/office/word/2026/wordml/cei" xmlns:w16cex="http://schemas.microsoft.com/office/word/2018/wordml/cex" xmlns:w16cid="http://schemas.microsoft.com/office/word/2016/wordml/cid" xmlns:w16="http://schemas.microsoft.com/office/word/2018/wordml" xmlns:w16sdtdh="http://schemas.microsoft.com/office/word/2020/wordml/sdtdatahash" xmlns:w16sdtfl="http://schemas.microsoft.com/office/word/2024/wordml/sdtformatlock" xmlns:w16se="http://schemas.microsoft.com/office/word/2015/wordml/symex" xmlns:w16du="http://schemas.microsoft.com/office/word/2023/wordml/word16du" xmlns:wne="http://schemas.microsoft.com/office/word/2006/wordml" mc:Ignorable="w14 w15 w16se w16cid w16 w16cex w16sdtdh w16sdtfl w16du wp14">
   <w:p>
     <w:pPr>
       <w:pStyle w:val="Header"/>
@@ -8168,7 +8343,7 @@
 </file>
 
 <file path=word/header5.xml><?xml version="1.0" encoding="utf-8"?>
-<w:hdr xmlns:wpc="http://schemas.microsoft.com/office/word/2010/wordprocessingCanvas" xmlns:cx="http://schemas.microsoft.com/office/drawing/2014/chartex" xmlns:cx1="http://schemas.microsoft.com/office/drawing/2015/9/8/chartex" xmlns:cx2="http://schemas.microsoft.com/office/drawing/2015/10/21/chartex" xmlns:cx3="http://schemas.microsoft.com/office/drawing/2016/5/9/chartex" xmlns:cx4="http://schemas.microsoft.com/office/drawing/2016/5/10/chartex" xmlns:cx5="http://schemas.microsoft.com/office/drawing/2016/5/11/chartex" xmlns:cx6="http://schemas.microsoft.com/office/drawing/2016/5/12/chartex" xmlns:cx7="http://schemas.microsoft.com/office/drawing/2016/5/13/chartex" xmlns:cx8="http://schemas.microsoft.com/office/drawing/2016/5/14/chartex" xmlns:mc="http://schemas.openxmlformats.org/markup-compatibility/2006" xmlns:aink="http://schemas.microsoft.com/office/drawing/2016/ink" xmlns:am3d="http://schemas.microsoft.com/office/drawing/2017/model3d" xmlns:o="urn:schemas-microsoft-com:office:office" xmlns:oel="http://schemas.microsoft.com/office/2019/extlst" xmlns:r="http://schemas.openxmlformats.org/officeDocument/2006/relationships" xmlns:m="http://schemas.openxmlformats.org/officeDocument/2006/math" xmlns:v="urn:schemas-microsoft-com:vml" xmlns:wp14="http://schemas.microsoft.com/office/word/2010/wordprocessingDrawing" xmlns:wp="http://schemas.openxmlformats.org/drawingml/2006/wordprocessingDrawing" xmlns:w10="urn:schemas-microsoft-com:office:word" xmlns:w="http://schemas.openxmlformats.org/wordprocessingml/2006/main" xmlns:w14="http://schemas.microsoft.com/office/word/2010/wordml" xmlns:w15="http://schemas.microsoft.com/office/word/2012/wordml" xmlns:w16cei="http://schemas.microsoft.com/office/word/2026/wordml/cei" xmlns:w16cex="http://schemas.microsoft.com/office/word/2018/wordml/cex" xmlns:w16cid="http://schemas.microsoft.com/office/word/2016/wordml/cid" xmlns:w16="http://schemas.microsoft.com/office/word/2018/wordml" xmlns:w16du="http://schemas.microsoft.com/office/word/2023/wordml/word16du" xmlns:w16sdtdh="http://schemas.microsoft.com/office/word/2020/wordml/sdtdatahash" xmlns:w16sdtfl="http://schemas.microsoft.com/office/word/2024/wordml/sdtformatlock" xmlns:w16se="http://schemas.microsoft.com/office/word/2015/wordml/symex" xmlns:wpg="http://schemas.microsoft.com/office/word/2010/wordprocessingGroup" xmlns:wpi="http://schemas.microsoft.com/office/word/2010/wordprocessingInk" xmlns:wne="http://schemas.microsoft.com/office/word/2006/wordml" xmlns:wps="http://schemas.microsoft.com/office/word/2010/wordprocessingShape" mc:Ignorable="w14 w15 w16se w16cid w16 w16cex w16sdtdh w16sdtfl w16du wp14">
+<w:hdr xmlns:wpc="http://schemas.microsoft.com/office/word/2010/wordprocessingCanvas" xmlns:cx="http://schemas.microsoft.com/office/drawing/2014/chartex" xmlns:cx1="http://schemas.microsoft.com/office/drawing/2015/9/8/chartex" xmlns:cx2="http://schemas.microsoft.com/office/drawing/2015/10/21/chartex" xmlns:cx3="http://schemas.microsoft.com/office/drawing/2016/5/9/chartex" xmlns:cx4="http://schemas.microsoft.com/office/drawing/2016/5/10/chartex" xmlns:cx5="http://schemas.microsoft.com/office/drawing/2016/5/11/chartex" xmlns:cx6="http://schemas.microsoft.com/office/drawing/2016/5/12/chartex" xmlns:cx7="http://schemas.microsoft.com/office/drawing/2016/5/13/chartex" xmlns:cx8="http://schemas.microsoft.com/office/drawing/2016/5/14/chartex" xmlns:mc="http://schemas.openxmlformats.org/markup-compatibility/2006" xmlns:m="http://schemas.openxmlformats.org/officeDocument/2006/math" xmlns:aink="http://schemas.microsoft.com/office/drawing/2016/ink" xmlns:am3d="http://schemas.microsoft.com/office/drawing/2017/model3d" xmlns:oel="http://schemas.microsoft.com/office/2019/extlst" xmlns:r="http://schemas.openxmlformats.org/officeDocument/2006/relationships" xmlns:wp14="http://schemas.microsoft.com/office/word/2010/wordprocessingDrawing" xmlns:wp="http://schemas.openxmlformats.org/drawingml/2006/wordprocessingDrawing" xmlns:wpg="http://schemas.microsoft.com/office/word/2010/wordprocessingGroup" xmlns:wpi="http://schemas.microsoft.com/office/word/2010/wordprocessingInk" xmlns:wps="http://schemas.microsoft.com/office/word/2010/wordprocessingShape" xmlns:o="urn:schemas-microsoft-com:office:office" xmlns:v="urn:schemas-microsoft-com:vml" xmlns:w10="urn:schemas-microsoft-com:office:word" xmlns:w="http://schemas.openxmlformats.org/wordprocessingml/2006/main" xmlns:w14="http://schemas.microsoft.com/office/word/2010/wordml" xmlns:w15="http://schemas.microsoft.com/office/word/2012/wordml" xmlns:w16cei="http://schemas.microsoft.com/office/word/2026/wordml/cei" xmlns:w16cex="http://schemas.microsoft.com/office/word/2018/wordml/cex" xmlns:w16cid="http://schemas.microsoft.com/office/word/2016/wordml/cid" xmlns:w16="http://schemas.microsoft.com/office/word/2018/wordml" xmlns:w16sdtdh="http://schemas.microsoft.com/office/word/2020/wordml/sdtdatahash" xmlns:w16sdtfl="http://schemas.microsoft.com/office/word/2024/wordml/sdtformatlock" xmlns:w16se="http://schemas.microsoft.com/office/word/2015/wordml/symex" xmlns:w16du="http://schemas.microsoft.com/office/word/2023/wordml/word16du" xmlns:wne="http://schemas.microsoft.com/office/word/2006/wordml" mc:Ignorable="w14 w15 w16se w16cid w16 w16cex w16sdtdh w16sdtfl w16du wp14">
   <w:p>
     <w:pPr>
       <w:pStyle w:val="Header"/>
@@ -8178,7 +8353,7 @@
 </file>
 
 <file path=word/header6.xml><?xml version="1.0" encoding="utf-8"?>
-<w:hdr xmlns:wpc="http://schemas.microsoft.com/office/word/2010/wordprocessingCanvas" xmlns:cx="http://schemas.microsoft.com/office/drawing/2014/chartex" xmlns:cx1="http://schemas.microsoft.com/office/drawing/2015/9/8/chartex" xmlns:cx2="http://schemas.microsoft.com/office/drawing/2015/10/21/chartex" xmlns:cx3="http://schemas.microsoft.com/office/drawing/2016/5/9/chartex" xmlns:cx4="http://schemas.microsoft.com/office/drawing/2016/5/10/chartex" xmlns:cx5="http://schemas.microsoft.com/office/drawing/2016/5/11/chartex" xmlns:cx6="http://schemas.microsoft.com/office/drawing/2016/5/12/chartex" xmlns:cx7="http://schemas.microsoft.com/office/drawing/2016/5/13/chartex" xmlns:cx8="http://schemas.microsoft.com/office/drawing/2016/5/14/chartex" xmlns:mc="http://schemas.openxmlformats.org/markup-compatibility/2006" xmlns:aink="http://schemas.microsoft.com/office/drawing/2016/ink" xmlns:am3d="http://schemas.microsoft.com/office/drawing/2017/model3d" xmlns:o="urn:schemas-microsoft-com:office:office" xmlns:oel="http://schemas.microsoft.com/office/2019/extlst" xmlns:r="http://schemas.openxmlformats.org/officeDocument/2006/relationships" xmlns:m="http://schemas.openxmlformats.org/officeDocument/2006/math" xmlns:v="urn:schemas-microsoft-com:vml" xmlns:wp14="http://schemas.microsoft.com/office/word/2010/wordprocessingDrawing" xmlns:wp="http://schemas.openxmlformats.org/drawingml/2006/wordprocessingDrawing" xmlns:w10="urn:schemas-microsoft-com:office:word" xmlns:w="http://schemas.openxmlformats.org/wordprocessingml/2006/main" xmlns:w14="http://schemas.microsoft.com/office/word/2010/wordml" xmlns:w15="http://schemas.microsoft.com/office/word/2012/wordml" xmlns:w16cei="http://schemas.microsoft.com/office/word/2026/wordml/cei" xmlns:w16cex="http://schemas.microsoft.com/office/word/2018/wordml/cex" xmlns:w16cid="http://schemas.microsoft.com/office/word/2016/wordml/cid" xmlns:w16="http://schemas.microsoft.com/office/word/2018/wordml" xmlns:w16du="http://schemas.microsoft.com/office/word/2023/wordml/word16du" xmlns:w16sdtdh="http://schemas.microsoft.com/office/word/2020/wordml/sdtdatahash" xmlns:w16sdtfl="http://schemas.microsoft.com/office/word/2024/wordml/sdtformatlock" xmlns:w16se="http://schemas.microsoft.com/office/word/2015/wordml/symex" xmlns:wpg="http://schemas.microsoft.com/office/word/2010/wordprocessingGroup" xmlns:wpi="http://schemas.microsoft.com/office/word/2010/wordprocessingInk" xmlns:wne="http://schemas.microsoft.com/office/word/2006/wordml" xmlns:wps="http://schemas.microsoft.com/office/word/2010/wordprocessingShape" mc:Ignorable="w14 w15 w16se w16cid w16 w16cex w16sdtdh w16sdtfl w16du wp14">
+<w:hdr xmlns:wpc="http://schemas.microsoft.com/office/word/2010/wordprocessingCanvas" xmlns:cx="http://schemas.microsoft.com/office/drawing/2014/chartex" xmlns:cx1="http://schemas.microsoft.com/office/drawing/2015/9/8/chartex" xmlns:cx2="http://schemas.microsoft.com/office/drawing/2015/10/21/chartex" xmlns:cx3="http://schemas.microsoft.com/office/drawing/2016/5/9/chartex" xmlns:cx4="http://schemas.microsoft.com/office/drawing/2016/5/10/chartex" xmlns:cx5="http://schemas.microsoft.com/office/drawing/2016/5/11/chartex" xmlns:cx6="http://schemas.microsoft.com/office/drawing/2016/5/12/chartex" xmlns:cx7="http://schemas.microsoft.com/office/drawing/2016/5/13/chartex" xmlns:cx8="http://schemas.microsoft.com/office/drawing/2016/5/14/chartex" xmlns:mc="http://schemas.openxmlformats.org/markup-compatibility/2006" xmlns:m="http://schemas.openxmlformats.org/officeDocument/2006/math" xmlns:aink="http://schemas.microsoft.com/office/drawing/2016/ink" xmlns:am3d="http://schemas.microsoft.com/office/drawing/2017/model3d" xmlns:oel="http://schemas.microsoft.com/office/2019/extlst" xmlns:r="http://schemas.openxmlformats.org/officeDocument/2006/relationships" xmlns:wp14="http://schemas.microsoft.com/office/word/2010/wordprocessingDrawing" xmlns:wp="http://schemas.openxmlformats.org/drawingml/2006/wordprocessingDrawing" xmlns:wpg="http://schemas.microsoft.com/office/word/2010/wordprocessingGroup" xmlns:wpi="http://schemas.microsoft.com/office/word/2010/wordprocessingInk" xmlns:wps="http://schemas.microsoft.com/office/word/2010/wordprocessingShape" xmlns:o="urn:schemas-microsoft-com:office:office" xmlns:v="urn:schemas-microsoft-com:vml" xmlns:w10="urn:schemas-microsoft-com:office:word" xmlns:w="http://schemas.openxmlformats.org/wordprocessingml/2006/main" xmlns:w14="http://schemas.microsoft.com/office/word/2010/wordml" xmlns:w15="http://schemas.microsoft.com/office/word/2012/wordml" xmlns:w16cei="http://schemas.microsoft.com/office/word/2026/wordml/cei" xmlns:w16cex="http://schemas.microsoft.com/office/word/2018/wordml/cex" xmlns:w16cid="http://schemas.microsoft.com/office/word/2016/wordml/cid" xmlns:w16="http://schemas.microsoft.com/office/word/2018/wordml" xmlns:w16sdtdh="http://schemas.microsoft.com/office/word/2020/wordml/sdtdatahash" xmlns:w16sdtfl="http://schemas.microsoft.com/office/word/2024/wordml/sdtformatlock" xmlns:w16se="http://schemas.microsoft.com/office/word/2015/wordml/symex" xmlns:w16du="http://schemas.microsoft.com/office/word/2023/wordml/word16du" xmlns:wne="http://schemas.microsoft.com/office/word/2006/wordml" mc:Ignorable="w14 w15 w16se w16cid w16 w16cex w16sdtdh w16sdtfl w16du wp14">
   <w:p>
     <w:pPr>
       <w:pStyle w:val="Header"/>
@@ -8188,7 +8363,7 @@
 </file>
 
 <file path=word/numbering.xml><?xml version="1.0" encoding="utf-8"?>
-<w:numbering xmlns:wpc="http://schemas.microsoft.com/office/word/2010/wordprocessingCanvas" xmlns:cx="http://schemas.microsoft.com/office/drawing/2014/chartex" xmlns:cx1="http://schemas.microsoft.com/office/drawing/2015/9/8/chartex" xmlns:cx2="http://schemas.microsoft.com/office/drawing/2015/10/21/chartex" xmlns:cx3="http://schemas.microsoft.com/office/drawing/2016/5/9/chartex" xmlns:cx4="http://schemas.microsoft.com/office/drawing/2016/5/10/chartex" xmlns:cx5="http://schemas.microsoft.com/office/drawing/2016/5/11/chartex" xmlns:cx6="http://schemas.microsoft.com/office/drawing/2016/5/12/chartex" xmlns:cx7="http://schemas.microsoft.com/office/drawing/2016/5/13/chartex" xmlns:cx8="http://schemas.microsoft.com/office/drawing/2016/5/14/chartex" xmlns:mc="http://schemas.openxmlformats.org/markup-compatibility/2006" xmlns:aink="http://schemas.microsoft.com/office/drawing/2016/ink" xmlns:am3d="http://schemas.microsoft.com/office/drawing/2017/model3d" xmlns:o="urn:schemas-microsoft-com:office:office" xmlns:oel="http://schemas.microsoft.com/office/2019/extlst" xmlns:r="http://schemas.openxmlformats.org/officeDocument/2006/relationships" xmlns:m="http://schemas.openxmlformats.org/officeDocument/2006/math" xmlns:v="urn:schemas-microsoft-com:vml" xmlns:wp14="http://schemas.microsoft.com/office/word/2010/wordprocessingDrawing" xmlns:wp="http://schemas.openxmlformats.org/drawingml/2006/wordprocessingDrawing" xmlns:w10="urn:schemas-microsoft-com:office:word" xmlns:w="http://schemas.openxmlformats.org/wordprocessingml/2006/main" xmlns:w14="http://schemas.microsoft.com/office/word/2010/wordml" xmlns:w15="http://schemas.microsoft.com/office/word/2012/wordml" xmlns:w16cei="http://schemas.microsoft.com/office/word/2026/wordml/cei" xmlns:w16cex="http://schemas.microsoft.com/office/word/2018/wordml/cex" xmlns:w16cid="http://schemas.microsoft.com/office/word/2016/wordml/cid" xmlns:w16="http://schemas.microsoft.com/office/word/2018/wordml" xmlns:w16du="http://schemas.microsoft.com/office/word/2023/wordml/word16du" xmlns:w16sdtdh="http://schemas.microsoft.com/office/word/2020/wordml/sdtdatahash" xmlns:w16sdtfl="http://schemas.microsoft.com/office/word/2024/wordml/sdtformatlock" xmlns:w16se="http://schemas.microsoft.com/office/word/2015/wordml/symex" xmlns:wpg="http://schemas.microsoft.com/office/word/2010/wordprocessingGroup" xmlns:wpi="http://schemas.microsoft.com/office/word/2010/wordprocessingInk" xmlns:wne="http://schemas.microsoft.com/office/word/2006/wordml" xmlns:wps="http://schemas.microsoft.com/office/word/2010/wordprocessingShape" mc:Ignorable="w14 w15 w16se w16cid w16 w16cex w16sdtdh w16sdtfl w16du wp14">
+<w:numbering xmlns:wpc="http://schemas.microsoft.com/office/word/2010/wordprocessingCanvas" xmlns:cx="http://schemas.microsoft.com/office/drawing/2014/chartex" xmlns:cx1="http://schemas.microsoft.com/office/drawing/2015/9/8/chartex" xmlns:cx2="http://schemas.microsoft.com/office/drawing/2015/10/21/chartex" xmlns:cx3="http://schemas.microsoft.com/office/drawing/2016/5/9/chartex" xmlns:cx4="http://schemas.microsoft.com/office/drawing/2016/5/10/chartex" xmlns:cx5="http://schemas.microsoft.com/office/drawing/2016/5/11/chartex" xmlns:cx6="http://schemas.microsoft.com/office/drawing/2016/5/12/chartex" xmlns:cx7="http://schemas.microsoft.com/office/drawing/2016/5/13/chartex" xmlns:cx8="http://schemas.microsoft.com/office/drawing/2016/5/14/chartex" xmlns:mc="http://schemas.openxmlformats.org/markup-compatibility/2006" xmlns:m="http://schemas.openxmlformats.org/officeDocument/2006/math" xmlns:aink="http://schemas.microsoft.com/office/drawing/2016/ink" xmlns:am3d="http://schemas.microsoft.com/office/drawing/2017/model3d" xmlns:oel="http://schemas.microsoft.com/office/2019/extlst" xmlns:r="http://schemas.openxmlformats.org/officeDocument/2006/relationships" xmlns:wp14="http://schemas.microsoft.com/office/word/2010/wordprocessingDrawing" xmlns:wp="http://schemas.openxmlformats.org/drawingml/2006/wordprocessingDrawing" xmlns:wpg="http://schemas.microsoft.com/office/word/2010/wordprocessingGroup" xmlns:wpi="http://schemas.microsoft.com/office/word/2010/wordprocessingInk" xmlns:wps="http://schemas.microsoft.com/office/word/2010/wordprocessingShape" xmlns:o="urn:schemas-microsoft-com:office:office" xmlns:v="urn:schemas-microsoft-com:vml" xmlns:w10="urn:schemas-microsoft-com:office:word" xmlns:w="http://schemas.openxmlformats.org/wordprocessingml/2006/main" xmlns:w14="http://schemas.microsoft.com/office/word/2010/wordml" xmlns:w15="http://schemas.microsoft.com/office/word/2012/wordml" xmlns:w16cei="http://schemas.microsoft.com/office/word/2026/wordml/cei" xmlns:w16cex="http://schemas.microsoft.com/office/word/2018/wordml/cex" xmlns:w16cid="http://schemas.microsoft.com/office/word/2016/wordml/cid" xmlns:w16="http://schemas.microsoft.com/office/word/2018/wordml" xmlns:w16sdtdh="http://schemas.microsoft.com/office/word/2020/wordml/sdtdatahash" xmlns:w16sdtfl="http://schemas.microsoft.com/office/word/2024/wordml/sdtformatlock" xmlns:w16se="http://schemas.microsoft.com/office/word/2015/wordml/symex" xmlns:w16du="http://schemas.microsoft.com/office/word/2023/wordml/word16du" xmlns:wne="http://schemas.microsoft.com/office/word/2006/wordml" mc:Ignorable="w14 w15 w16se w16cid w16 w16cex w16sdtdh w16sdtfl w16du wp14">
   <w:abstractNum w:abstractNumId="0" w15:restartNumberingAfterBreak="0">
     <w:nsid w:val="077E8574"/>
     <w:multiLevelType w:val="hybridMultilevel"/>
@@ -9246,7 +9421,7 @@
 </file>
 
 <file path=word/styles.xml><?xml version="1.0" encoding="utf-8"?>
-<w:styles xmlns:mc="http://schemas.openxmlformats.org/markup-compatibility/2006" xmlns:r="http://schemas.openxmlformats.org/officeDocument/2006/relationships" xmlns:w="http://schemas.openxmlformats.org/wordprocessingml/2006/main" xmlns:w14="http://schemas.microsoft.com/office/word/2010/wordml" xmlns:w15="http://schemas.microsoft.com/office/word/2012/wordml" xmlns:w16cex="http://schemas.microsoft.com/office/word/2018/wordml/cex" xmlns:w16cid="http://schemas.microsoft.com/office/word/2016/wordml/cid" xmlns:w16="http://schemas.microsoft.com/office/word/2018/wordml" xmlns:w16du="http://schemas.microsoft.com/office/word/2023/wordml/word16du" xmlns:w16sdtdh="http://schemas.microsoft.com/office/word/2020/wordml/sdtdatahash" xmlns:w16sdtfl="http://schemas.microsoft.com/office/word/2024/wordml/sdtformatlock" xmlns:w16se="http://schemas.microsoft.com/office/word/2015/wordml/symex" mc:Ignorable="w14 w15 w16se w16cid w16 w16cex w16sdtdh w16sdtfl w16du">
+<w:styles xmlns:mc="http://schemas.openxmlformats.org/markup-compatibility/2006" xmlns:r="http://schemas.openxmlformats.org/officeDocument/2006/relationships" xmlns:w="http://schemas.openxmlformats.org/wordprocessingml/2006/main" xmlns:w14="http://schemas.microsoft.com/office/word/2010/wordml" xmlns:w15="http://schemas.microsoft.com/office/word/2012/wordml" xmlns:w16cex="http://schemas.microsoft.com/office/word/2018/wordml/cex" xmlns:w16cid="http://schemas.microsoft.com/office/word/2016/wordml/cid" xmlns:w16="http://schemas.microsoft.com/office/word/2018/wordml" xmlns:w16sdtdh="http://schemas.microsoft.com/office/word/2020/wordml/sdtdatahash" xmlns:w16sdtfl="http://schemas.microsoft.com/office/word/2024/wordml/sdtformatlock" xmlns:w16se="http://schemas.microsoft.com/office/word/2015/wordml/symex" xmlns:w16du="http://schemas.microsoft.com/office/word/2023/wordml/word16du" mc:Ignorable="w14 w15 w16se w16cid w16 w16cex w16sdtdh w16sdtfl w16du">
   <w:docDefaults>
     <w:rPrDefault>
       <w:rPr>
@@ -10154,25 +10329,6 @@
 </file>
 
 <file path=customXml/item1.xml><?xml version="1.0" encoding="utf-8"?>
-<b:Sources xmlns:b="http://schemas.openxmlformats.org/officeDocument/2006/bibliography" xmlns="http://schemas.openxmlformats.org/officeDocument/2006/bibliography" SelectedStyle="\APASixthEditionOfficeOnline.xsl" StyleName="APA" Version="6"/>
-</file>
-
-<file path=customXml/item2.xml><?xml version="1.0" encoding="utf-8"?>
-<p:properties xmlns:p="http://schemas.microsoft.com/office/2006/metadata/properties" xmlns:xsi="http://www.w3.org/2001/XMLSchema-instance" xmlns:pc="http://schemas.microsoft.com/office/infopath/2007/PartnerControls">
-  <documentManagement/>
-</p:properties>
-</file>
-
-<file path=customXml/item3.xml><?xml version="1.0" encoding="utf-8"?>
-<?mso-contentType ?>
-<FormTemplates xmlns="http://schemas.microsoft.com/sharepoint/v3/contenttype/forms">
-  <Display>DocumentLibraryForm</Display>
-  <Edit>DocumentLibraryForm</Edit>
-  <New>DocumentLibraryForm</New>
-</FormTemplates>
-</file>
-
-<file path=customXml/item4.xml><?xml version="1.0" encoding="utf-8"?>
 <ct:contentTypeSchema xmlns:ct="http://schemas.microsoft.com/office/2006/metadata/contentType" xmlns:ma="http://schemas.microsoft.com/office/2006/metadata/properties/metaAttributes" ct:_="" ma:_="" ma:contentTypeName="Document" ma:contentTypeID="0x010100509BE9200A38E64D9D18C153BE6F8B4F" ma:contentTypeVersion="0" ma:contentTypeDescription="Create a new document." ma:contentTypeScope="" ma:versionID="79c98fc595304801d9eb0d157ee3dcb0">
   <xsd:schema xmlns:xsd="http://www.w3.org/2001/XMLSchema" xmlns:xs="http://www.w3.org/2001/XMLSchema" xmlns:p="http://schemas.microsoft.com/office/2006/metadata/properties" targetNamespace="http://schemas.microsoft.com/office/2006/metadata/properties" ma:root="true" ma:fieldsID="500c6692915ba10984c0aabd49f31b22">
     <xsd:element name="properties">
@@ -10286,32 +10442,26 @@
 </ct:contentTypeSchema>
 </file>
 
-<file path=customXml/itemProps1.xml><?xml version="1.0" encoding="utf-8"?>
-<ds:datastoreItem xmlns:ds="http://schemas.openxmlformats.org/officeDocument/2006/customXml" ds:itemID="{03A27EF8-5F6F-43DA-AF9C-6CAC057903FD}">
-  <ds:schemaRefs>
-    <ds:schemaRef ds:uri="http://schemas.openxmlformats.org/officeDocument/2006/bibliography"/>
-  </ds:schemaRefs>
-</ds:datastoreItem>
+<file path=customXml/item2.xml><?xml version="1.0" encoding="utf-8"?>
+<?mso-contentType ?>
+<FormTemplates xmlns="http://schemas.microsoft.com/sharepoint/v3/contenttype/forms">
+  <Display>DocumentLibraryForm</Display>
+  <Edit>DocumentLibraryForm</Edit>
+  <New>DocumentLibraryForm</New>
+</FormTemplates>
 </file>
 
-<file path=customXml/itemProps2.xml><?xml version="1.0" encoding="utf-8"?>
-<ds:datastoreItem xmlns:ds="http://schemas.openxmlformats.org/officeDocument/2006/customXml" ds:itemID="{02850EF8-BF44-4B96-8D92-ECEA3D467646}">
-  <ds:schemaRefs>
-    <ds:schemaRef ds:uri="http://schemas.microsoft.com/office/2006/metadata/properties"/>
-    <ds:schemaRef ds:uri="http://schemas.microsoft.com/office/infopath/2007/PartnerControls"/>
-  </ds:schemaRefs>
-</ds:datastoreItem>
+<file path=customXml/item3.xml><?xml version="1.0" encoding="utf-8"?>
+<p:properties xmlns:p="http://schemas.microsoft.com/office/2006/metadata/properties" xmlns:xsi="http://www.w3.org/2001/XMLSchema-instance" xmlns:pc="http://schemas.microsoft.com/office/infopath/2007/PartnerControls">
+  <documentManagement/>
+</p:properties>
 </file>
 
-<file path=customXml/itemProps3.xml><?xml version="1.0" encoding="utf-8"?>
-<ds:datastoreItem xmlns:ds="http://schemas.openxmlformats.org/officeDocument/2006/customXml" ds:itemID="{E2F072FD-22F1-413F-8926-512F3CF2D606}">
-  <ds:schemaRefs>
-    <ds:schemaRef ds:uri="http://schemas.microsoft.com/sharepoint/v3/contenttype/forms"/>
-  </ds:schemaRefs>
-</ds:datastoreItem>
+<file path=customXml/item4.xml><?xml version="1.0" encoding="utf-8"?>
+<b:Sources xmlns:b="http://schemas.openxmlformats.org/officeDocument/2006/bibliography" xmlns="http://schemas.openxmlformats.org/officeDocument/2006/bibliography" SelectedStyle="\APASixthEditionOfficeOnline.xsl" StyleName="APA" Version="6"/>
 </file>
 
-<file path=customXml/itemProps4.xml><?xml version="1.0" encoding="utf-8"?>
+<file path=customXml/itemProps1.xml><?xml version="1.0" encoding="utf-8"?>
 <ds:datastoreItem xmlns:ds="http://schemas.openxmlformats.org/officeDocument/2006/customXml" ds:itemID="{67CA8721-44C7-4C05-A868-008583A5FFD2}">
   <ds:schemaRefs>
     <ds:schemaRef ds:uri="http://schemas.microsoft.com/office/2006/metadata/contentType"/>
@@ -10325,4 +10475,29 @@
     <ds:schemaRef ds:uri="http://schemas.microsoft.com/office/infopath/2007/PartnerControls"/>
   </ds:schemaRefs>
 </ds:datastoreItem>
+</file>
+
+<file path=customXml/itemProps2.xml><?xml version="1.0" encoding="utf-8"?>
+<ds:datastoreItem xmlns:ds="http://schemas.openxmlformats.org/officeDocument/2006/customXml" ds:itemID="{E2F072FD-22F1-413F-8926-512F3CF2D606}">
+  <ds:schemaRefs>
+    <ds:schemaRef ds:uri="http://schemas.microsoft.com/sharepoint/v3/contenttype/forms"/>
+  </ds:schemaRefs>
+</ds:datastoreItem>
+</file>
+
+<file path=customXml/itemProps3.xml><?xml version="1.0" encoding="utf-8"?>
+<ds:datastoreItem xmlns:ds="http://schemas.openxmlformats.org/officeDocument/2006/customXml" ds:itemID="{02850EF8-BF44-4B96-8D92-ECEA3D467646}">
+  <ds:schemaRefs>
+    <ds:schemaRef ds:uri="http://schemas.microsoft.com/office/2006/metadata/properties"/>
+    <ds:schemaRef ds:uri="http://schemas.microsoft.com/office/infopath/2007/PartnerControls"/>
+  </ds:schemaRefs>
+</ds:datastoreItem>
+</file>
+
+<file path=customXml/itemProps4.xml><?xml version="1.0" encoding="utf-8"?>
+<ds:datastoreItem xmlns:ds="http://schemas.openxmlformats.org/officeDocument/2006/customXml" ds:itemID="{03A27EF8-5F6F-43DA-AF9C-6CAC057903FD}">
+  <ds:schemaRefs>
+    <ds:schemaRef ds:uri="http://schemas.openxmlformats.org/officeDocument/2006/bibliography"/>
+  </ds:schemaRefs>
+</ds:datastoreItem>
 </file>
--- a/api/Templates/PGT.docx
+++ b/api/Templates/PGT.docx
@@ -396,21 +396,12 @@
         <w:t>{</w:t>
       </w:r>
       <w:proofErr w:type="spellStart"/>
-      <w:proofErr w:type="gramStart"/>
-      <w:r>
-        <w:rPr>
-          <w:b/>
-          <w:bCs/>
-        </w:rPr>
-        <w:t>d.applicant</w:t>
-      </w:r>
-      <w:proofErr w:type="gramEnd"/>
-      <w:r>
-        <w:rPr>
-          <w:b/>
-          <w:bCs/>
-        </w:rPr>
-        <w:t>.applicantName</w:t>
+      <w:r>
+        <w:rPr>
+          <w:b/>
+          <w:bCs/>
+        </w:rPr>
+        <w:t>d.applicant.applicantName</w:t>
       </w:r>
       <w:proofErr w:type="spellEnd"/>
       <w:r>
@@ -423,49 +414,74 @@
       <w:r>
         <w:rPr>
           <w:color w:val="313131"/>
-          <w:sz w:val="20"/>
-          <w:szCs w:val="20"/>
-        </w:rPr>
-        <w:t>(</w:t>
-      </w:r>
-      <w:r>
-        <w:rPr>
-          <w:b/>
-          <w:bCs/>
-          <w:color w:val="313131"/>
-          <w:sz w:val="20"/>
-          <w:szCs w:val="20"/>
+        </w:rPr>
+        <w:t>({</w:t>
+      </w:r>
+      <w:proofErr w:type="spellStart"/>
+      <w:r>
+        <w:rPr>
+          <w:color w:val="313131"/>
+        </w:rPr>
+        <w:t>d.</w:t>
+      </w:r>
+      <w:r>
+        <w:t>deceasedName</w:t>
+      </w:r>
+      <w:proofErr w:type="spellEnd"/>
+      <w:r>
+        <w:rPr>
+          <w:color w:val="313131"/>
+        </w:rPr>
+        <w:t>}'s {d.</w:t>
+      </w:r>
+      <w:r>
+        <w:rPr>
+          <w:color w:val="313131"/>
+        </w:rPr>
+        <w:t xml:space="preserve"> </w:t>
+      </w:r>
+      <w:proofErr w:type="spellStart"/>
+      <w:r>
+        <w:rPr>
+          <w:color w:val="313131"/>
+        </w:rPr>
+        <w:t>applicantRelationship</w:t>
+      </w:r>
+      <w:proofErr w:type="spellEnd"/>
+      <w:r>
+        <w:rPr>
+          <w:color w:val="313131"/>
+        </w:rPr>
+        <w:t>})</w:t>
+      </w:r>
+      <w:r>
+        <w:rPr>
+          <w:color w:val="313131"/>
+          <w:sz w:val="20"/>
+          <w:szCs w:val="20"/>
+        </w:rPr>
+        <w:t xml:space="preserve">, am requesting you review my application for a Representation Grant for </w:t>
+      </w:r>
+      <w:r>
+        <w:rPr>
+          <w:b/>
+          <w:bCs/>
         </w:rPr>
         <w:t>{</w:t>
       </w:r>
       <w:proofErr w:type="spellStart"/>
-      <w:proofErr w:type="gramStart"/>
-      <w:r>
-        <w:rPr>
-          <w:b/>
-          <w:bCs/>
-          <w:color w:val="313131"/>
-          <w:sz w:val="20"/>
-          <w:szCs w:val="20"/>
-        </w:rPr>
-        <w:t>d.</w:t>
-      </w:r>
-      <w:r>
-        <w:rPr>
-          <w:b/>
-          <w:bCs/>
-        </w:rPr>
-        <w:t>deceasedName</w:t>
-      </w:r>
-      <w:proofErr w:type="spellEnd"/>
-      <w:proofErr w:type="gramEnd"/>
-      <w:r>
-        <w:rPr>
-          <w:b/>
-          <w:bCs/>
-          <w:color w:val="313131"/>
-          <w:sz w:val="20"/>
-          <w:szCs w:val="20"/>
+      <w:r>
+        <w:rPr>
+          <w:b/>
+          <w:bCs/>
+        </w:rPr>
+        <w:t>d.deceasedName</w:t>
+      </w:r>
+      <w:proofErr w:type="spellEnd"/>
+      <w:r>
+        <w:rPr>
+          <w:b/>
+          <w:bCs/>
         </w:rPr>
         <w:t>}</w:t>
       </w:r>
@@ -475,223 +491,124 @@
           <w:sz w:val="20"/>
           <w:szCs w:val="20"/>
         </w:rPr>
-        <w:t xml:space="preserve">'s </w:t>
-      </w:r>
-      <w:r>
-        <w:rPr>
-          <w:b/>
-          <w:bCs/>
-          <w:color w:val="313131"/>
-          <w:sz w:val="20"/>
-          <w:szCs w:val="20"/>
+        <w:t xml:space="preserve">, of </w:t>
+      </w:r>
+      <w:r>
+        <w:rPr>
+          <w:b/>
+          <w:bCs/>
+        </w:rPr>
+        <w:t>{</w:t>
+      </w:r>
+      <w:proofErr w:type="spellStart"/>
+      <w:r>
+        <w:rPr>
+          <w:b/>
+          <w:bCs/>
+        </w:rPr>
+        <w:t>d.deceasedAddressStreet</w:t>
+      </w:r>
+      <w:proofErr w:type="spellEnd"/>
+      <w:r>
+        <w:rPr>
+          <w:b/>
+          <w:bCs/>
+        </w:rPr>
+        <w:t>}</w:t>
+      </w:r>
+      <w:r>
+        <w:rPr>
+          <w:b/>
+          <w:bCs/>
+        </w:rPr>
+        <w:t>,</w:t>
+      </w:r>
+      <w:r>
+        <w:rPr>
+          <w:b/>
+          <w:bCs/>
+        </w:rPr>
+        <w:t xml:space="preserve"> {</w:t>
+      </w:r>
+      <w:proofErr w:type="spellStart"/>
+      <w:r>
+        <w:rPr>
+          <w:b/>
+          <w:bCs/>
+        </w:rPr>
+        <w:t>d.deceasedAddressCity</w:t>
+      </w:r>
+      <w:proofErr w:type="spellEnd"/>
+      <w:r>
+        <w:rPr>
+          <w:b/>
+          <w:bCs/>
+        </w:rPr>
+        <w:t>},</w:t>
+      </w:r>
+      <w:r>
+        <w:rPr>
+          <w:b/>
+          <w:bCs/>
+        </w:rPr>
+        <w:t xml:space="preserve"> </w:t>
+      </w:r>
+      <w:r>
+        <w:rPr>
+          <w:b/>
+          <w:bCs/>
+        </w:rPr>
+        <w:t>{</w:t>
+      </w:r>
+      <w:proofErr w:type="spellStart"/>
+      <w:r>
+        <w:rPr>
+          <w:b/>
+          <w:bCs/>
+        </w:rPr>
+        <w:t>d.deceasedAddressProvince</w:t>
+      </w:r>
+      <w:proofErr w:type="spellEnd"/>
+      <w:r>
+        <w:rPr>
+          <w:b/>
+          <w:bCs/>
+        </w:rPr>
+        <w:t>}</w:t>
+      </w:r>
+      <w:r>
+        <w:rPr>
+          <w:b/>
+          <w:bCs/>
+          <w:color w:val="000000" w:themeColor="text1"/>
+        </w:rPr>
+        <w:t>{</w:t>
+      </w:r>
+      <w:proofErr w:type="spellStart"/>
+      <w:r>
+        <w:rPr>
+          <w:b/>
+          <w:bCs/>
+          <w:color w:val="000000" w:themeColor="text1"/>
+        </w:rPr>
+        <w:t>d.deceasedAddressState</w:t>
+      </w:r>
+      <w:proofErr w:type="spellEnd"/>
+      <w:r>
+        <w:rPr>
+          <w:b/>
+          <w:bCs/>
+          <w:color w:val="000000" w:themeColor="text1"/>
+        </w:rPr>
+        <w:t>}</w:t>
+      </w:r>
+      <w:r>
+        <w:rPr>
+          <w:b/>
+          <w:bCs/>
+          <w:color w:val="000000" w:themeColor="text1"/>
         </w:rPr>
         <w:t>{d.</w:t>
-      </w:r>
-      <w:r>
-        <w:rPr>
-          <w:b/>
-          <w:bCs/>
-          <w:color w:val="313131"/>
-          <w:sz w:val="20"/>
-          <w:szCs w:val="20"/>
-        </w:rPr>
-        <w:t xml:space="preserve"> </w:t>
-      </w:r>
-      <w:proofErr w:type="spellStart"/>
-      <w:r>
-        <w:rPr>
-          <w:b/>
-          <w:bCs/>
-          <w:color w:val="313131"/>
-          <w:sz w:val="20"/>
-          <w:szCs w:val="20"/>
-        </w:rPr>
-        <w:t>applicantRelationship</w:t>
-      </w:r>
-      <w:proofErr w:type="spellEnd"/>
-      <w:r>
-        <w:rPr>
-          <w:b/>
-          <w:bCs/>
-          <w:color w:val="313131"/>
-          <w:sz w:val="20"/>
-          <w:szCs w:val="20"/>
-        </w:rPr>
-        <w:t>}</w:t>
-      </w:r>
-      <w:r>
-        <w:rPr>
-          <w:color w:val="313131"/>
-          <w:sz w:val="20"/>
-          <w:szCs w:val="20"/>
-        </w:rPr>
-        <w:t xml:space="preserve">), am requesting you review my application for a Representation Grant for </w:t>
-      </w:r>
-      <w:r>
-        <w:rPr>
-          <w:b/>
-          <w:bCs/>
-        </w:rPr>
-        <w:t>{</w:t>
-      </w:r>
-      <w:proofErr w:type="spellStart"/>
-      <w:proofErr w:type="gramStart"/>
-      <w:r>
-        <w:rPr>
-          <w:b/>
-          <w:bCs/>
-        </w:rPr>
-        <w:t>d.deceasedName</w:t>
-      </w:r>
-      <w:proofErr w:type="spellEnd"/>
-      <w:proofErr w:type="gramEnd"/>
-      <w:r>
-        <w:rPr>
-          <w:b/>
-          <w:bCs/>
-        </w:rPr>
-        <w:t>}</w:t>
-      </w:r>
-      <w:r>
-        <w:rPr>
-          <w:color w:val="313131"/>
-          <w:sz w:val="20"/>
-          <w:szCs w:val="20"/>
-        </w:rPr>
-        <w:t xml:space="preserve">, of </w:t>
-      </w:r>
-      <w:r>
-        <w:rPr>
-          <w:b/>
-          <w:bCs/>
-        </w:rPr>
-        <w:t>{</w:t>
-      </w:r>
-      <w:proofErr w:type="spellStart"/>
-      <w:proofErr w:type="gramStart"/>
-      <w:r>
-        <w:rPr>
-          <w:b/>
-          <w:bCs/>
-        </w:rPr>
-        <w:t>d.deceasedAddressStreet</w:t>
-      </w:r>
-      <w:proofErr w:type="spellEnd"/>
-      <w:proofErr w:type="gramEnd"/>
-      <w:r>
-        <w:rPr>
-          <w:b/>
-          <w:bCs/>
-        </w:rPr>
-        <w:t>}</w:t>
-      </w:r>
-      <w:r>
-        <w:rPr>
-          <w:b/>
-          <w:bCs/>
-        </w:rPr>
-        <w:t>,</w:t>
-      </w:r>
-      <w:r>
-        <w:rPr>
-          <w:b/>
-          <w:bCs/>
-        </w:rPr>
-        <w:t xml:space="preserve"> {</w:t>
-      </w:r>
-      <w:proofErr w:type="spellStart"/>
-      <w:proofErr w:type="gramStart"/>
-      <w:r>
-        <w:rPr>
-          <w:b/>
-          <w:bCs/>
-        </w:rPr>
-        <w:t>d.deceasedAddressCity</w:t>
-      </w:r>
-      <w:proofErr w:type="spellEnd"/>
-      <w:proofErr w:type="gramEnd"/>
-      <w:r>
-        <w:rPr>
-          <w:b/>
-          <w:bCs/>
-        </w:rPr>
-        <w:t>},</w:t>
-      </w:r>
-      <w:r>
-        <w:rPr>
-          <w:b/>
-          <w:bCs/>
-        </w:rPr>
-        <w:t xml:space="preserve"> </w:t>
-      </w:r>
-      <w:r>
-        <w:rPr>
-          <w:b/>
-          <w:bCs/>
-        </w:rPr>
-        <w:t>{</w:t>
-      </w:r>
-      <w:proofErr w:type="spellStart"/>
-      <w:proofErr w:type="gramStart"/>
-      <w:r>
-        <w:rPr>
-          <w:b/>
-          <w:bCs/>
-        </w:rPr>
-        <w:t>d.deceasedAddressProvince</w:t>
-      </w:r>
-      <w:proofErr w:type="spellEnd"/>
-      <w:proofErr w:type="gramEnd"/>
-      <w:r>
-        <w:rPr>
-          <w:b/>
-          <w:bCs/>
-        </w:rPr>
-        <w:t>}</w:t>
-      </w:r>
-      <w:r>
-        <w:rPr>
-          <w:b/>
-          <w:bCs/>
-          <w:color w:val="000000" w:themeColor="text1"/>
-        </w:rPr>
-        <w:t>{</w:t>
-      </w:r>
-      <w:proofErr w:type="spellStart"/>
-      <w:proofErr w:type="gramStart"/>
-      <w:r>
-        <w:rPr>
-          <w:b/>
-          <w:bCs/>
-          <w:color w:val="000000" w:themeColor="text1"/>
-        </w:rPr>
-        <w:t>d.deceasedAddressState</w:t>
-      </w:r>
-      <w:proofErr w:type="spellEnd"/>
-      <w:r>
-        <w:rPr>
-          <w:b/>
-          <w:bCs/>
-          <w:color w:val="000000" w:themeColor="text1"/>
-        </w:rPr>
-        <w:t>}</w:t>
-      </w:r>
-      <w:r>
-        <w:rPr>
-          <w:b/>
-          <w:bCs/>
-          <w:color w:val="000000" w:themeColor="text1"/>
-        </w:rPr>
-        <w:t>{</w:t>
-      </w:r>
-      <w:proofErr w:type="gramEnd"/>
-      <w:r>
-        <w:rPr>
-          <w:b/>
-          <w:bCs/>
-          <w:color w:val="000000" w:themeColor="text1"/>
-        </w:rPr>
-        <w:t>d.</w:t>
       </w:r>
       <w:r>
         <w:t xml:space="preserve"> </w:t>
@@ -2364,8 +2281,10 @@
     <w:p>
       <w:pPr>
         <w:pStyle w:val="BodyText"/>
-        <w:spacing w:before="269"/>
-        <w:ind w:left="288"/>
+        <w:ind w:left="289"/>
+        <w:rPr>
+          <w:color w:val="313131"/>
+        </w:rPr>
       </w:pPr>
       <w:r>
         <w:rPr>
@@ -2446,12 +2365,22 @@
         </w:rPr>
         <w:t>}</w:t>
       </w:r>
+    </w:p>
+    <w:p>
+      <w:pPr>
+        <w:pStyle w:val="BodyText"/>
+        <w:ind w:left="289"/>
+        <w:rPr>
+          <w:color w:val="313131"/>
+        </w:rPr>
+      </w:pPr>
       <w:r>
         <w:rPr>
           <w:color w:val="313131"/>
         </w:rPr>
         <w:t>{</w:t>
       </w:r>
+      <w:proofErr w:type="spellStart"/>
       <w:proofErr w:type="gramStart"/>
       <w:r>
         <w:rPr>
@@ -2464,15 +2393,30 @@
         <w:rPr>
           <w:color w:val="313131"/>
         </w:rPr>
-        <w:t>:ifEQ(true</w:t>
+        <w:t>:ifEQ</w:t>
+      </w:r>
+      <w:proofErr w:type="spellEnd"/>
+      <w:r>
+        <w:rPr>
+          <w:color w:val="313131"/>
+        </w:rPr>
+        <w:t>(true</w:t>
       </w:r>
       <w:proofErr w:type="gramStart"/>
       <w:r>
         <w:rPr>
           <w:color w:val="313131"/>
         </w:rPr>
-        <w:t>):showBegin</w:t>
-      </w:r>
+        <w:t>):</w:t>
+      </w:r>
+      <w:proofErr w:type="spellStart"/>
+      <w:r>
+        <w:rPr>
+          <w:color w:val="313131"/>
+        </w:rPr>
+        <w:t>showBegin</w:t>
+      </w:r>
+      <w:proofErr w:type="spellEnd"/>
       <w:proofErr w:type="gramEnd"/>
       <w:r>
         <w:rPr>
@@ -2480,6 +2424,12 @@
         </w:rPr>
         <w:t>}</w:t>
       </w:r>
+    </w:p>
+    <w:p>
+      <w:pPr>
+        <w:pStyle w:val="BodyText"/>
+        <w:ind w:left="289"/>
+      </w:pPr>
       <w:r>
         <w:rPr>
           <w:color w:val="313131"/>
@@ -3775,7 +3725,7 @@
           <w:b/>
           <w:bCs/>
         </w:rPr>
-        <w:t>+</w:t>
+        <w:t>+1</w:t>
       </w:r>
       <w:proofErr w:type="gramStart"/>
       <w:r>
@@ -3783,14 +3733,14 @@
           <w:b/>
           <w:bCs/>
         </w:rPr>
-        <w:t>1</w:t>
-      </w:r>
-      <w:r>
-        <w:rPr>
-          <w:b/>
-          <w:bCs/>
-        </w:rPr>
         <w:t>]</w:t>
+      </w:r>
+      <w:r>
+        <w:rPr>
+          <w:b/>
+          <w:bCs/>
+        </w:rPr>
+        <w:t>}</w:t>
       </w:r>
       <w:r>
         <w:rPr>
@@ -4334,107 +4284,24 @@
     <w:p>
       <w:pPr>
         <w:pStyle w:val="Heading4"/>
-        <w:spacing w:before="269"/>
+        <w:keepNext w:val="0"/>
+        <w:keepLines w:val="0"/>
+        <w:spacing w:before="269" w:after="0"/>
         <w:ind w:right="21"/>
         <w:jc w:val="center"/>
       </w:pPr>
       <w:r>
         <w:rPr>
-          <w:color w:val="313131"/>
-        </w:rPr>
-        <w:t>NOTICE</w:t>
-      </w:r>
-      <w:r>
-        <w:rPr>
-          <w:color w:val="313131"/>
-          <w:spacing w:val="-6"/>
-        </w:rPr>
-        <w:t xml:space="preserve"> </w:t>
-      </w:r>
-      <w:r>
-        <w:rPr>
-          <w:color w:val="313131"/>
-        </w:rPr>
-        <w:t>OF</w:t>
-      </w:r>
-      <w:r>
-        <w:rPr>
-          <w:color w:val="313131"/>
-          <w:spacing w:val="-6"/>
-        </w:rPr>
-        <w:t xml:space="preserve"> </w:t>
-      </w:r>
-      <w:r>
-        <w:rPr>
-          <w:color w:val="313131"/>
-        </w:rPr>
-        <w:t>PROPOSED</w:t>
-      </w:r>
-      <w:r>
-        <w:rPr>
-          <w:color w:val="313131"/>
-          <w:spacing w:val="-6"/>
-        </w:rPr>
-        <w:t xml:space="preserve"> </w:t>
-      </w:r>
-      <w:r>
-        <w:rPr>
-          <w:color w:val="313131"/>
-        </w:rPr>
-        <w:t>APPLICATION</w:t>
-      </w:r>
-      <w:r>
-        <w:rPr>
-          <w:color w:val="313131"/>
-          <w:spacing w:val="-6"/>
-        </w:rPr>
-        <w:t xml:space="preserve"> </w:t>
-      </w:r>
-      <w:r>
-        <w:rPr>
-          <w:color w:val="313131"/>
-        </w:rPr>
-        <w:t>IN</w:t>
-      </w:r>
-      <w:r>
-        <w:rPr>
-          <w:color w:val="313131"/>
-          <w:spacing w:val="-6"/>
-        </w:rPr>
-        <w:t xml:space="preserve"> </w:t>
-      </w:r>
-      <w:r>
-        <w:rPr>
-          <w:color w:val="313131"/>
-        </w:rPr>
-        <w:t>RELATION</w:t>
-      </w:r>
-      <w:r>
-        <w:rPr>
-          <w:color w:val="313131"/>
-          <w:spacing w:val="-6"/>
-        </w:rPr>
-        <w:t xml:space="preserve"> </w:t>
-      </w:r>
-      <w:r>
-        <w:rPr>
-          <w:color w:val="313131"/>
-        </w:rPr>
-        <w:t>TO</w:t>
-      </w:r>
-      <w:r>
-        <w:rPr>
-          <w:color w:val="313131"/>
-          <w:spacing w:val="-5"/>
-        </w:rPr>
-        <w:t xml:space="preserve"> </w:t>
-      </w:r>
-      <w:r>
-        <w:rPr>
-          <w:color w:val="313131"/>
-          <w:spacing w:val="-2"/>
-        </w:rPr>
-        <w:t>ESTATE</w:t>
+          <w:rFonts w:eastAsia="BC Sans" w:cs="BC Sans"/>
+          <w:b/>
+          <w:bCs/>
+          <w:i w:val="0"/>
+          <w:iCs w:val="0"/>
+          <w:color w:val="313131"/>
+          <w:sz w:val="21"/>
+          <w:szCs w:val="21"/>
+        </w:rPr>
+        <w:t>NOTICE OF PROPOSED APPLICATION IN RELATION TO ESTATE</w:t>
       </w:r>
     </w:p>
     <w:p>
@@ -6833,10 +6700,16 @@
     <w:p>
       <w:pPr>
         <w:pStyle w:val="Heading2"/>
-      </w:pPr>
-      <w:r>
-        <w:rPr>
-          <w:color w:val="313131"/>
+        <w:rPr>
+          <w:sz w:val="27"/>
+          <w:szCs w:val="27"/>
+        </w:rPr>
+      </w:pPr>
+      <w:r>
+        <w:rPr>
+          <w:color w:val="313131"/>
+          <w:sz w:val="27"/>
+          <w:szCs w:val="27"/>
         </w:rPr>
         <w:t>INFORMATION</w:t>
       </w:r>
@@ -6844,12 +6717,16 @@
         <w:rPr>
           <w:color w:val="313131"/>
           <w:spacing w:val="-8"/>
-        </w:rPr>
-        <w:t xml:space="preserve"> </w:t>
-      </w:r>
-      <w:r>
-        <w:rPr>
-          <w:color w:val="313131"/>
+          <w:sz w:val="27"/>
+          <w:szCs w:val="27"/>
+        </w:rPr>
+        <w:t xml:space="preserve"> </w:t>
+      </w:r>
+      <w:r>
+        <w:rPr>
+          <w:color w:val="313131"/>
+          <w:sz w:val="27"/>
+          <w:szCs w:val="27"/>
         </w:rPr>
         <w:t>ABOUT</w:t>
       </w:r>
@@ -6857,12 +6734,16 @@
         <w:rPr>
           <w:color w:val="313131"/>
           <w:spacing w:val="-7"/>
-        </w:rPr>
-        <w:t xml:space="preserve"> </w:t>
-      </w:r>
-      <w:r>
-        <w:rPr>
-          <w:color w:val="313131"/>
+          <w:sz w:val="27"/>
+          <w:szCs w:val="27"/>
+        </w:rPr>
+        <w:t xml:space="preserve"> </w:t>
+      </w:r>
+      <w:r>
+        <w:rPr>
+          <w:color w:val="313131"/>
+          <w:sz w:val="27"/>
+          <w:szCs w:val="27"/>
         </w:rPr>
         <w:t>EACH</w:t>
       </w:r>
@@ -6870,6 +6751,8 @@
         <w:rPr>
           <w:color w:val="313131"/>
           <w:spacing w:val="-7"/>
+          <w:sz w:val="27"/>
+          <w:szCs w:val="27"/>
         </w:rPr>
         <w:t xml:space="preserve"> </w:t>
       </w:r>
@@ -6877,6 +6760,8 @@
         <w:rPr>
           <w:color w:val="313131"/>
           <w:spacing w:val="-2"/>
+          <w:sz w:val="27"/>
+          <w:szCs w:val="27"/>
         </w:rPr>
         <w:t>APPLICANT</w:t>
       </w:r>
@@ -7276,10 +7161,16 @@
     <w:p>
       <w:pPr>
         <w:pStyle w:val="Heading2"/>
-      </w:pPr>
-      <w:r>
-        <w:rPr>
-          <w:color w:val="313131"/>
+        <w:rPr>
+          <w:sz w:val="27"/>
+          <w:szCs w:val="27"/>
+        </w:rPr>
+      </w:pPr>
+      <w:r>
+        <w:rPr>
+          <w:color w:val="313131"/>
+          <w:sz w:val="27"/>
+          <w:szCs w:val="27"/>
         </w:rPr>
         <w:t>INFORMATION</w:t>
       </w:r>
@@ -7287,12 +7178,16 @@
         <w:rPr>
           <w:color w:val="313131"/>
           <w:spacing w:val="-9"/>
-        </w:rPr>
-        <w:t xml:space="preserve"> </w:t>
-      </w:r>
-      <w:r>
-        <w:rPr>
-          <w:color w:val="313131"/>
+          <w:sz w:val="27"/>
+          <w:szCs w:val="27"/>
+        </w:rPr>
+        <w:t xml:space="preserve"> </w:t>
+      </w:r>
+      <w:r>
+        <w:rPr>
+          <w:color w:val="313131"/>
+          <w:sz w:val="27"/>
+          <w:szCs w:val="27"/>
         </w:rPr>
         <w:t>FOR</w:t>
       </w:r>
@@ -7300,6 +7195,8 @@
         <w:rPr>
           <w:color w:val="313131"/>
           <w:spacing w:val="-8"/>
+          <w:sz w:val="27"/>
+          <w:szCs w:val="27"/>
         </w:rPr>
         <w:t xml:space="preserve"> </w:t>
       </w:r>
@@ -7307,6 +7204,8 @@
         <w:rPr>
           <w:color w:val="313131"/>
           <w:spacing w:val="-2"/>
+          <w:sz w:val="27"/>
+          <w:szCs w:val="27"/>
         </w:rPr>
         <w:t>SERVICE</w:t>
       </w:r>
@@ -10430,16 +10329,6 @@
 </file>
 
 <file path=customXml/item1.xml><?xml version="1.0" encoding="utf-8"?>
-<p:properties xmlns:p="http://schemas.microsoft.com/office/2006/metadata/properties" xmlns:xsi="http://www.w3.org/2001/XMLSchema-instance" xmlns:pc="http://schemas.microsoft.com/office/infopath/2007/PartnerControls">
-  <documentManagement/>
-</p:properties>
-</file>
-
-<file path=customXml/item2.xml><?xml version="1.0" encoding="utf-8"?>
-<b:Sources xmlns:b="http://schemas.openxmlformats.org/officeDocument/2006/bibliography" xmlns="http://schemas.openxmlformats.org/officeDocument/2006/bibliography" SelectedStyle="\APASixthEditionOfficeOnline.xsl" StyleName="APA" Version="6"/>
-</file>
-
-<file path=customXml/item3.xml><?xml version="1.0" encoding="utf-8"?>
 <ct:contentTypeSchema xmlns:ct="http://schemas.microsoft.com/office/2006/metadata/contentType" xmlns:ma="http://schemas.microsoft.com/office/2006/metadata/properties/metaAttributes" ct:_="" ma:_="" ma:contentTypeName="Document" ma:contentTypeID="0x010100509BE9200A38E64D9D18C153BE6F8B4F" ma:contentTypeVersion="0" ma:contentTypeDescription="Create a new document." ma:contentTypeScope="" ma:versionID="79c98fc595304801d9eb0d157ee3dcb0">
   <xsd:schema xmlns:xsd="http://www.w3.org/2001/XMLSchema" xmlns:xs="http://www.w3.org/2001/XMLSchema" xmlns:p="http://schemas.microsoft.com/office/2006/metadata/properties" targetNamespace="http://schemas.microsoft.com/office/2006/metadata/properties" ma:root="true" ma:fieldsID="500c6692915ba10984c0aabd49f31b22">
     <xsd:element name="properties">
@@ -10553,7 +10442,7 @@
 </ct:contentTypeSchema>
 </file>
 
-<file path=customXml/item4.xml><?xml version="1.0" encoding="utf-8"?>
+<file path=customXml/item2.xml><?xml version="1.0" encoding="utf-8"?>
 <?mso-contentType ?>
 <FormTemplates xmlns="http://schemas.microsoft.com/sharepoint/v3/contenttype/forms">
   <Display>DocumentLibraryForm</Display>
@@ -10562,24 +10451,17 @@
 </FormTemplates>
 </file>
 
-<file path=customXml/itemProps1.xml><?xml version="1.0" encoding="utf-8"?>
-<ds:datastoreItem xmlns:ds="http://schemas.openxmlformats.org/officeDocument/2006/customXml" ds:itemID="{02850EF8-BF44-4B96-8D92-ECEA3D467646}">
-  <ds:schemaRefs>
-    <ds:schemaRef ds:uri="http://schemas.microsoft.com/office/2006/metadata/properties"/>
-    <ds:schemaRef ds:uri="http://schemas.microsoft.com/office/infopath/2007/PartnerControls"/>
-  </ds:schemaRefs>
-</ds:datastoreItem>
+<file path=customXml/item3.xml><?xml version="1.0" encoding="utf-8"?>
+<p:properties xmlns:p="http://schemas.microsoft.com/office/2006/metadata/properties" xmlns:xsi="http://www.w3.org/2001/XMLSchema-instance" xmlns:pc="http://schemas.microsoft.com/office/infopath/2007/PartnerControls">
+  <documentManagement/>
+</p:properties>
 </file>
 
-<file path=customXml/itemProps2.xml><?xml version="1.0" encoding="utf-8"?>
-<ds:datastoreItem xmlns:ds="http://schemas.openxmlformats.org/officeDocument/2006/customXml" ds:itemID="{03A27EF8-5F6F-43DA-AF9C-6CAC057903FD}">
-  <ds:schemaRefs>
-    <ds:schemaRef ds:uri="http://schemas.openxmlformats.org/officeDocument/2006/bibliography"/>
-  </ds:schemaRefs>
-</ds:datastoreItem>
+<file path=customXml/item4.xml><?xml version="1.0" encoding="utf-8"?>
+<b:Sources xmlns:b="http://schemas.openxmlformats.org/officeDocument/2006/bibliography" xmlns="http://schemas.openxmlformats.org/officeDocument/2006/bibliography" SelectedStyle="\APASixthEditionOfficeOnline.xsl" StyleName="APA" Version="6"/>
 </file>
 
-<file path=customXml/itemProps3.xml><?xml version="1.0" encoding="utf-8"?>
+<file path=customXml/itemProps1.xml><?xml version="1.0" encoding="utf-8"?>
 <ds:datastoreItem xmlns:ds="http://schemas.openxmlformats.org/officeDocument/2006/customXml" ds:itemID="{67CA8721-44C7-4C05-A868-008583A5FFD2}">
   <ds:schemaRefs>
     <ds:schemaRef ds:uri="http://schemas.microsoft.com/office/2006/metadata/contentType"/>
@@ -10595,10 +10477,27 @@
 </ds:datastoreItem>
 </file>
 
-<file path=customXml/itemProps4.xml><?xml version="1.0" encoding="utf-8"?>
+<file path=customXml/itemProps2.xml><?xml version="1.0" encoding="utf-8"?>
 <ds:datastoreItem xmlns:ds="http://schemas.openxmlformats.org/officeDocument/2006/customXml" ds:itemID="{E2F072FD-22F1-413F-8926-512F3CF2D606}">
   <ds:schemaRefs>
     <ds:schemaRef ds:uri="http://schemas.microsoft.com/sharepoint/v3/contenttype/forms"/>
   </ds:schemaRefs>
 </ds:datastoreItem>
+</file>
+
+<file path=customXml/itemProps3.xml><?xml version="1.0" encoding="utf-8"?>
+<ds:datastoreItem xmlns:ds="http://schemas.openxmlformats.org/officeDocument/2006/customXml" ds:itemID="{02850EF8-BF44-4B96-8D92-ECEA3D467646}">
+  <ds:schemaRefs>
+    <ds:schemaRef ds:uri="http://schemas.microsoft.com/office/2006/metadata/properties"/>
+    <ds:schemaRef ds:uri="http://schemas.microsoft.com/office/infopath/2007/PartnerControls"/>
+  </ds:schemaRefs>
+</ds:datastoreItem>
+</file>
+
+<file path=customXml/itemProps4.xml><?xml version="1.0" encoding="utf-8"?>
+<ds:datastoreItem xmlns:ds="http://schemas.openxmlformats.org/officeDocument/2006/customXml" ds:itemID="{03A27EF8-5F6F-43DA-AF9C-6CAC057903FD}">
+  <ds:schemaRefs>
+    <ds:schemaRef ds:uri="http://schemas.openxmlformats.org/officeDocument/2006/bibliography"/>
+  </ds:schemaRefs>
+</ds:datastoreItem>
 </file>